--- a/高中数学/高中数学同步/人教B版选必1 第1章 空间向量与立体几何·衔接件（29题）.docx
+++ b/高中数学/高中数学同步/人教B版选必1 第1章 空间向量与立体几何·衔接件（29题）.docx
@@ -70,11 +70,9 @@
       <w:r>
         <w:rPr>
           <w:rFonts w:ascii="Times New Roman" w:eastAsia="宋体" w:hAnsi="Times New Roman" w:cs="Times New Roman"/>
-          <w:strike w:val="0"/>
           <w:kern w:val="0"/>
           <w:sz w:val="21"/>
           <w:szCs w:val="21"/>
-          <w:u w:val="none"/>
         </w:rPr>
         <w:drawing>
           <wp:inline>
@@ -407,11 +405,9 @@
       <w:r>
         <w:rPr>
           <w:rFonts w:ascii="Times New Roman" w:eastAsia="宋体" w:hAnsi="Times New Roman" w:cs="Times New Roman"/>
-          <w:strike w:val="0"/>
           <w:kern w:val="0"/>
           <w:sz w:val="21"/>
           <w:szCs w:val="21"/>
-          <w:u w:val="none"/>
         </w:rPr>
         <w:drawing>
           <wp:inline>
@@ -516,11 +512,9 @@
       <w:r>
         <w:rPr>
           <w:rFonts w:ascii="Times New Roman" w:eastAsia="宋体" w:hAnsi="Times New Roman" w:cs="Times New Roman"/>
-          <w:strike w:val="0"/>
           <w:kern w:val="0"/>
           <w:sz w:val="21"/>
           <w:szCs w:val="21"/>
-          <w:u w:val="none"/>
         </w:rPr>
         <w:drawing>
           <wp:inline>
@@ -771,11 +765,9 @@
       <w:r>
         <w:rPr>
           <w:rFonts w:ascii="Times New Roman" w:eastAsia="宋体" w:hAnsi="Times New Roman" w:cs="Times New Roman"/>
-          <w:strike w:val="0"/>
           <w:kern w:val="0"/>
           <w:sz w:val="21"/>
           <w:szCs w:val="21"/>
-          <w:u w:val="none"/>
         </w:rPr>
         <w:drawing>
           <wp:inline>
@@ -857,11 +849,9 @@
       <w:r>
         <w:rPr>
           <w:rFonts w:ascii="Times New Roman" w:eastAsia="宋体" w:hAnsi="Times New Roman" w:cs="Times New Roman"/>
-          <w:strike w:val="0"/>
           <w:kern w:val="0"/>
           <w:sz w:val="21"/>
           <w:szCs w:val="21"/>
-          <w:u w:val="none"/>
         </w:rPr>
         <w:drawing>
           <wp:inline>
@@ -1254,11 +1244,9 @@
       <w:r>
         <w:rPr>
           <w:rFonts w:ascii="Times New Roman" w:eastAsia="宋体" w:hAnsi="Times New Roman" w:cs="Times New Roman"/>
-          <w:strike w:val="0"/>
           <w:kern w:val="0"/>
           <w:sz w:val="21"/>
           <w:szCs w:val="21"/>
-          <w:u w:val="none"/>
         </w:rPr>
         <w:drawing>
           <wp:inline>
@@ -2122,11 +2110,9 @@
       <w:r>
         <w:rPr>
           <w:rFonts w:ascii="Times New Roman" w:eastAsia="宋体" w:hAnsi="Times New Roman" w:cs="Times New Roman"/>
-          <w:strike w:val="0"/>
           <w:kern w:val="0"/>
           <w:sz w:val="21"/>
           <w:szCs w:val="21"/>
-          <w:u w:val="none"/>
         </w:rPr>
         <w:drawing>
           <wp:inline>
@@ -2759,11 +2745,9 @@
       <w:r>
         <w:rPr>
           <w:rFonts w:ascii="Times New Roman" w:eastAsia="宋体" w:hAnsi="Times New Roman" w:cs="Times New Roman"/>
-          <w:strike w:val="0"/>
           <w:kern w:val="0"/>
           <w:sz w:val="21"/>
           <w:szCs w:val="21"/>
-          <w:u w:val="none"/>
         </w:rPr>
         <w:drawing>
           <wp:inline>
@@ -3066,11 +3050,9 @@
       <w:r>
         <w:rPr>
           <w:rFonts w:ascii="Times New Roman" w:eastAsia="宋体" w:hAnsi="Times New Roman" w:cs="Times New Roman"/>
-          <w:strike w:val="0"/>
           <w:kern w:val="0"/>
           <w:sz w:val="21"/>
           <w:szCs w:val="21"/>
-          <w:u w:val="none"/>
         </w:rPr>
         <w:drawing>
           <wp:inline>
@@ -3119,11 +3101,9 @@
       <w:r>
         <w:rPr>
           <w:rFonts w:ascii="Times New Roman" w:eastAsia="宋体" w:hAnsi="Times New Roman" w:cs="Times New Roman"/>
-          <w:strike w:val="0"/>
           <w:kern w:val="0"/>
           <w:sz w:val="21"/>
           <w:szCs w:val="21"/>
-          <w:u w:val="none"/>
         </w:rPr>
         <w:drawing>
           <wp:inline>
@@ -3486,7 +3466,7 @@
       <w:r>
         <w:rPr>
           <w:sz w:val="21"/>
-          <w:u w:val="single"/>
+          <w:bdr w:val="single" w:sz="8" w:space="0" w:color="auto"/>
         </w:rPr>
         <w:t xml:space="preserve"/>
       </w:r>
@@ -3506,11 +3486,9 @@
       <w:r>
         <w:rPr>
           <w:rFonts w:ascii="Times New Roman" w:eastAsia="宋体" w:hAnsi="Times New Roman" w:cs="Times New Roman"/>
-          <w:strike w:val="0"/>
           <w:kern w:val="0"/>
           <w:sz w:val="21"/>
           <w:szCs w:val="21"/>
-          <w:u w:val="none"/>
         </w:rPr>
         <w:drawing>
           <wp:inline>
@@ -3759,11 +3737,9 @@
       <w:r>
         <w:rPr>
           <w:rFonts w:ascii="Times New Roman" w:eastAsia="宋体" w:hAnsi="Times New Roman" w:cs="Times New Roman"/>
-          <w:strike w:val="0"/>
           <w:kern w:val="0"/>
           <w:sz w:val="21"/>
           <w:szCs w:val="21"/>
-          <w:u w:val="none"/>
         </w:rPr>
         <w:drawing>
           <wp:inline>
@@ -5199,7 +5175,7 @@
       <w:r>
         <w:rPr>
           <w:sz w:val="21"/>
-          <w:u w:val="single"/>
+          <w:bdr w:val="single" w:sz="8" w:space="0" w:color="auto"/>
         </w:rPr>
         <w:t xml:space="preserve"/>
       </w:r>
@@ -5219,11 +5195,9 @@
       <w:r>
         <w:rPr>
           <w:rFonts w:ascii="Times New Roman" w:eastAsia="宋体" w:hAnsi="Times New Roman" w:cs="Times New Roman"/>
-          <w:strike w:val="0"/>
           <w:kern w:val="0"/>
           <w:sz w:val="21"/>
           <w:szCs w:val="21"/>
-          <w:u w:val="none"/>
         </w:rPr>
         <w:drawing>
           <wp:inline>
@@ -7131,11 +7105,9 @@
       <w:r>
         <w:rPr>
           <w:rFonts w:ascii="Times New Roman" w:eastAsia="宋体" w:hAnsi="Times New Roman" w:cs="Times New Roman"/>
-          <w:strike w:val="0"/>
           <w:kern w:val="0"/>
           <w:sz w:val="21"/>
           <w:szCs w:val="21"/>
-          <w:u w:val="none"/>
         </w:rPr>
         <w:drawing>
           <wp:inline>
@@ -7894,11 +7866,9 @@
       <w:r>
         <w:rPr>
           <w:rFonts w:ascii="Times New Roman" w:eastAsia="宋体" w:hAnsi="Times New Roman" w:cs="Times New Roman"/>
-          <w:strike w:val="0"/>
           <w:kern w:val="0"/>
           <w:sz w:val="21"/>
           <w:szCs w:val="21"/>
-          <w:u w:val="none"/>
         </w:rPr>
         <w:drawing>
           <wp:inline>
@@ -8223,11 +8193,9 @@
       <w:r>
         <w:rPr>
           <w:rFonts w:ascii="Times New Roman" w:eastAsia="宋体" w:hAnsi="Times New Roman" w:cs="Times New Roman"/>
-          <w:strike w:val="0"/>
           <w:kern w:val="0"/>
           <w:sz w:val="21"/>
           <w:szCs w:val="21"/>
-          <w:u w:val="none"/>
         </w:rPr>
         <w:drawing>
           <wp:inline>
@@ -8742,11 +8710,9 @@
       <w:r>
         <w:rPr>
           <w:rFonts w:ascii="Times New Roman" w:eastAsia="宋体" w:hAnsi="Times New Roman" w:cs="Times New Roman"/>
-          <w:strike w:val="0"/>
           <w:kern w:val="0"/>
           <w:sz w:val="21"/>
           <w:szCs w:val="21"/>
-          <w:u w:val="none"/>
         </w:rPr>
         <w:drawing>
           <wp:inline>
@@ -9986,11 +9952,9 @@
       <w:r>
         <w:rPr>
           <w:rFonts w:ascii="Times New Roman" w:eastAsia="宋体" w:hAnsi="Times New Roman" w:cs="Times New Roman"/>
-          <w:strike w:val="0"/>
           <w:kern w:val="0"/>
           <w:sz w:val="21"/>
           <w:szCs w:val="21"/>
-          <w:u w:val="none"/>
         </w:rPr>
         <w:drawing>
           <wp:inline>
@@ -11389,7 +11353,7 @@
       <w:r>
         <w:rPr>
           <w:sz w:val="21"/>
-          <w:u w:val="single"/>
+          <w:bdr w:val="single" w:sz="8" w:space="0" w:color="auto"/>
         </w:rPr>
         <w:t xml:space="preserve"/>
       </w:r>
@@ -11445,7 +11409,7 @@
       <w:r>
         <w:rPr>
           <w:sz w:val="21"/>
-          <w:u w:val="single"/>
+          <w:bdr w:val="single" w:sz="8" w:space="0" w:color="auto"/>
         </w:rPr>
         <w:t xml:space="preserve"/>
       </w:r>
@@ -11468,11 +11432,9 @@
       <w:r>
         <w:rPr>
           <w:rFonts w:ascii="Times New Roman" w:eastAsia="宋体" w:hAnsi="Times New Roman" w:cs="Times New Roman"/>
-          <w:strike w:val="0"/>
           <w:kern w:val="0"/>
           <w:sz w:val="21"/>
           <w:szCs w:val="21"/>
-          <w:u w:val="none"/>
         </w:rPr>
         <w:drawing>
           <wp:inline>
@@ -12776,11 +12738,9 @@
       <w:r>
         <w:rPr>
           <w:rFonts w:ascii="Times New Roman" w:eastAsia="宋体" w:hAnsi="Times New Roman" w:cs="Times New Roman"/>
-          <w:strike w:val="0"/>
           <w:kern w:val="0"/>
           <w:sz w:val="21"/>
           <w:szCs w:val="21"/>
-          <w:u w:val="none"/>
         </w:rPr>
         <w:drawing>
           <wp:inline>
@@ -14301,11 +14261,9 @@
       <w:r>
         <w:rPr>
           <w:rFonts w:ascii="Times New Roman" w:eastAsia="宋体" w:hAnsi="Times New Roman" w:cs="Times New Roman"/>
-          <w:strike w:val="0"/>
           <w:kern w:val="0"/>
           <w:sz w:val="21"/>
           <w:szCs w:val="21"/>
-          <w:u w:val="none"/>
         </w:rPr>
         <w:drawing>
           <wp:inline>
@@ -14641,11 +14599,9 @@
       <w:r>
         <w:rPr>
           <w:rFonts w:ascii="Times New Roman" w:eastAsia="宋体" w:hAnsi="Times New Roman" w:cs="Times New Roman"/>
-          <w:strike w:val="0"/>
           <w:kern w:val="0"/>
           <w:sz w:val="21"/>
           <w:szCs w:val="21"/>
-          <w:u w:val="none"/>
         </w:rPr>
         <w:drawing>
           <wp:inline>
@@ -16010,11 +15966,9 @@
       <w:r>
         <w:rPr>
           <w:rFonts w:ascii="Times New Roman" w:eastAsia="宋体" w:hAnsi="Times New Roman" w:cs="Times New Roman"/>
-          <w:strike w:val="0"/>
           <w:kern w:val="0"/>
           <w:sz w:val="21"/>
           <w:szCs w:val="21"/>
-          <w:u w:val="none"/>
         </w:rPr>
         <w:drawing>
           <wp:inline>
@@ -17486,11 +17440,9 @@
       <w:r>
         <w:rPr>
           <w:rFonts w:ascii="Times New Roman" w:eastAsia="宋体" w:hAnsi="Times New Roman" w:cs="Times New Roman"/>
-          <w:strike w:val="0"/>
           <w:kern w:val="0"/>
           <w:sz w:val="21"/>
           <w:szCs w:val="21"/>
-          <w:u w:val="none"/>
         </w:rPr>
         <w:drawing>
           <wp:inline>
@@ -18443,11 +18395,9 @@
       <w:r>
         <w:rPr>
           <w:rFonts w:ascii="Times New Roman" w:eastAsia="宋体" w:hAnsi="Times New Roman" w:cs="Times New Roman"/>
-          <w:strike w:val="0"/>
           <w:kern w:val="0"/>
           <w:sz w:val="21"/>
           <w:szCs w:val="21"/>
-          <w:u w:val="none"/>
         </w:rPr>
         <w:drawing>
           <wp:inline>
@@ -20013,11 +19963,9 @@
       <w:r>
         <w:rPr>
           <w:rFonts w:ascii="Times New Roman" w:eastAsia="宋体" w:hAnsi="Times New Roman" w:cs="Times New Roman"/>
-          <w:strike w:val="0"/>
           <w:kern w:val="0"/>
           <w:sz w:val="21"/>
           <w:szCs w:val="21"/>
-          <w:u w:val="none"/>
         </w:rPr>
         <w:drawing>
           <wp:inline>
@@ -20374,11 +20322,9 @@
       <w:r>
         <w:rPr>
           <w:rFonts w:ascii="Times New Roman" w:eastAsia="宋体" w:hAnsi="Times New Roman" w:cs="Times New Roman"/>
-          <w:strike w:val="0"/>
           <w:kern w:val="0"/>
           <w:sz w:val="21"/>
           <w:szCs w:val="21"/>
-          <w:u w:val="none"/>
         </w:rPr>
         <w:drawing>
           <wp:inline>
@@ -21049,11 +20995,9 @@
       <w:r>
         <w:rPr>
           <w:rFonts w:ascii="Times New Roman" w:eastAsia="宋体" w:hAnsi="Times New Roman" w:cs="Times New Roman"/>
-          <w:strike w:val="0"/>
           <w:kern w:val="0"/>
           <w:sz w:val="21"/>
           <w:szCs w:val="21"/>
-          <w:u w:val="none"/>
         </w:rPr>
         <w:drawing>
           <wp:inline>
@@ -21960,11 +21904,9 @@
       <w:r>
         <w:rPr>
           <w:rFonts w:ascii="Times New Roman" w:eastAsia="宋体" w:hAnsi="Times New Roman" w:cs="Times New Roman"/>
-          <w:strike w:val="0"/>
           <w:kern w:val="0"/>
           <w:sz w:val="21"/>
           <w:szCs w:val="21"/>
-          <w:u w:val="none"/>
         </w:rPr>
         <w:drawing>
           <wp:inline>
@@ -22650,11 +22592,9 @@
       <w:r>
         <w:rPr>
           <w:rFonts w:ascii="Times New Roman" w:eastAsia="宋体" w:hAnsi="Times New Roman" w:cs="Times New Roman"/>
-          <w:strike w:val="0"/>
           <w:kern w:val="0"/>
           <w:sz w:val="21"/>
           <w:szCs w:val="21"/>
-          <w:u w:val="none"/>
         </w:rPr>
         <w:drawing>
           <wp:inline>
@@ -23252,11 +23192,9 @@
       <w:r>
         <w:rPr>
           <w:rFonts w:ascii="Times New Roman" w:eastAsia="宋体" w:hAnsi="Times New Roman" w:cs="Times New Roman"/>
-          <w:strike w:val="0"/>
           <w:kern w:val="0"/>
           <w:sz w:val="21"/>
           <w:szCs w:val="21"/>
-          <w:u w:val="none"/>
         </w:rPr>
         <w:drawing>
           <wp:inline>
@@ -24048,11 +23986,9 @@
       <w:r>
         <w:rPr>
           <w:rFonts w:ascii="Times New Roman" w:eastAsia="宋体" w:hAnsi="Times New Roman" w:cs="Times New Roman"/>
-          <w:strike w:val="0"/>
           <w:kern w:val="0"/>
           <w:sz w:val="21"/>
           <w:szCs w:val="21"/>
-          <w:u w:val="none"/>
         </w:rPr>
         <w:drawing>
           <wp:inline>
@@ -24741,11 +24677,9 @@
       <w:r>
         <w:rPr>
           <w:rFonts w:ascii="Times New Roman" w:eastAsia="宋体" w:hAnsi="Times New Roman" w:cs="Times New Roman"/>
-          <w:strike w:val="0"/>
           <w:kern w:val="0"/>
           <w:sz w:val="21"/>
           <w:szCs w:val="21"/>
-          <w:u w:val="none"/>
         </w:rPr>
         <w:drawing>
           <wp:inline>
@@ -24849,11 +24783,9 @@
       <w:r>
         <w:rPr>
           <w:rFonts w:ascii="Times New Roman" w:eastAsia="宋体" w:hAnsi="Times New Roman" w:cs="Times New Roman"/>
-          <w:strike w:val="0"/>
           <w:kern w:val="0"/>
           <w:sz w:val="21"/>
           <w:szCs w:val="21"/>
-          <w:u w:val="none"/>
         </w:rPr>
         <w:drawing>
           <wp:inline>
@@ -25057,11 +24989,9 @@
       <w:r>
         <w:rPr>
           <w:rFonts w:ascii="Times New Roman" w:eastAsia="宋体" w:hAnsi="Times New Roman" w:cs="Times New Roman"/>
-          <w:strike w:val="0"/>
           <w:kern w:val="0"/>
           <w:sz w:val="21"/>
           <w:szCs w:val="21"/>
-          <w:u w:val="none"/>
         </w:rPr>
         <w:drawing>
           <wp:inline>
@@ -25154,11 +25084,9 @@
       <w:r>
         <w:rPr>
           <w:rFonts w:ascii="Times New Roman" w:eastAsia="宋体" w:hAnsi="Times New Roman" w:cs="Times New Roman"/>
-          <w:strike w:val="0"/>
           <w:kern w:val="0"/>
           <w:sz w:val="21"/>
           <w:szCs w:val="21"/>
-          <w:u w:val="none"/>
         </w:rPr>
         <w:drawing>
           <wp:inline>
@@ -25550,11 +25478,9 @@
       <w:r>
         <w:rPr>
           <w:rFonts w:ascii="Times New Roman" w:eastAsia="宋体" w:hAnsi="Times New Roman" w:cs="Times New Roman"/>
-          <w:strike w:val="0"/>
           <w:kern w:val="0"/>
           <w:sz w:val="21"/>
           <w:szCs w:val="21"/>
-          <w:u w:val="none"/>
         </w:rPr>
         <w:drawing>
           <wp:inline>
@@ -25767,11 +25693,9 @@
       <w:r>
         <w:rPr>
           <w:rFonts w:ascii="Times New Roman" w:eastAsia="宋体" w:hAnsi="Times New Roman" w:cs="Times New Roman"/>
-          <w:strike w:val="0"/>
           <w:kern w:val="0"/>
           <w:sz w:val="21"/>
           <w:szCs w:val="21"/>
-          <w:u w:val="none"/>
         </w:rPr>
         <w:drawing>
           <wp:inline>
@@ -25870,11 +25794,9 @@
       <w:r>
         <w:rPr>
           <w:rFonts w:ascii="Times New Roman" w:eastAsia="宋体" w:hAnsi="Times New Roman" w:cs="Times New Roman"/>
-          <w:strike w:val="0"/>
           <w:kern w:val="0"/>
           <w:sz w:val="21"/>
           <w:szCs w:val="21"/>
-          <w:u w:val="none"/>
         </w:rPr>
         <w:drawing>
           <wp:inline>
@@ -25954,11 +25876,9 @@
       <w:r>
         <w:rPr>
           <w:rFonts w:ascii="Times New Roman" w:eastAsia="宋体" w:hAnsi="Times New Roman" w:cs="Times New Roman"/>
-          <w:strike w:val="0"/>
           <w:kern w:val="0"/>
           <w:sz w:val="21"/>
           <w:szCs w:val="21"/>
-          <w:u w:val="none"/>
         </w:rPr>
         <w:drawing>
           <wp:inline>
@@ -26057,11 +25977,9 @@
       <w:r>
         <w:rPr>
           <w:rFonts w:ascii="Times New Roman" w:eastAsia="宋体" w:hAnsi="Times New Roman" w:cs="Times New Roman"/>
-          <w:strike w:val="0"/>
           <w:kern w:val="0"/>
           <w:sz w:val="21"/>
           <w:szCs w:val="21"/>
-          <w:u w:val="none"/>
         </w:rPr>
         <w:drawing>
           <wp:inline>
@@ -26301,11 +26219,9 @@
       <w:r>
         <w:rPr>
           <w:rFonts w:ascii="Times New Roman" w:eastAsia="宋体" w:hAnsi="Times New Roman" w:cs="Times New Roman"/>
-          <w:strike w:val="0"/>
           <w:kern w:val="0"/>
           <w:sz w:val="21"/>
           <w:szCs w:val="21"/>
-          <w:u w:val="none"/>
         </w:rPr>
         <w:drawing>
           <wp:inline>
@@ -26517,11 +26433,9 @@
       <w:r>
         <w:rPr>
           <w:rFonts w:ascii="Times New Roman" w:eastAsia="宋体" w:hAnsi="Times New Roman" w:cs="Times New Roman"/>
-          <w:strike w:val="0"/>
           <w:kern w:val="0"/>
           <w:sz w:val="21"/>
           <w:szCs w:val="21"/>
-          <w:u w:val="none"/>
         </w:rPr>
         <w:drawing>
           <wp:inline>
@@ -26869,11 +26783,9 @@
       <w:r>
         <w:rPr>
           <w:rFonts w:ascii="Times New Roman" w:eastAsia="宋体" w:hAnsi="Times New Roman" w:cs="Times New Roman"/>
-          <w:strike w:val="0"/>
           <w:kern w:val="0"/>
           <w:sz w:val="21"/>
           <w:szCs w:val="21"/>
-          <w:u w:val="none"/>
         </w:rPr>
         <w:drawing>
           <wp:inline>
@@ -28203,11 +28115,9 @@
       <w:r>
         <w:rPr>
           <w:rFonts w:ascii="Times New Roman" w:eastAsia="宋体" w:hAnsi="Times New Roman" w:cs="Times New Roman"/>
-          <w:strike w:val="0"/>
           <w:kern w:val="0"/>
           <w:sz w:val="21"/>
           <w:szCs w:val="21"/>
-          <w:u w:val="none"/>
         </w:rPr>
         <w:drawing>
           <wp:inline>
@@ -29760,11 +29670,9 @@
       <w:r>
         <w:rPr>
           <w:rFonts w:ascii="Times New Roman" w:eastAsia="宋体" w:hAnsi="Times New Roman" w:cs="Times New Roman"/>
-          <w:strike w:val="0"/>
           <w:kern w:val="0"/>
           <w:sz w:val="21"/>
           <w:szCs w:val="21"/>
-          <w:u w:val="none"/>
         </w:rPr>
         <w:drawing>
           <wp:inline>
@@ -31209,11 +31117,9 @@
       <w:r>
         <w:rPr>
           <w:rFonts w:ascii="Times New Roman" w:eastAsia="宋体" w:hAnsi="Times New Roman" w:cs="Times New Roman"/>
-          <w:strike w:val="0"/>
           <w:kern w:val="0"/>
           <w:sz w:val="21"/>
           <w:szCs w:val="21"/>
-          <w:u w:val="none"/>
         </w:rPr>
         <w:drawing>
           <wp:inline>
@@ -33391,11 +33297,9 @@
       <w:r>
         <w:rPr>
           <w:rFonts w:ascii="Times New Roman" w:eastAsia="宋体" w:hAnsi="Times New Roman" w:cs="Times New Roman"/>
-          <w:strike w:val="0"/>
           <w:kern w:val="0"/>
           <w:sz w:val="21"/>
           <w:szCs w:val="21"/>
-          <w:u w:val="none"/>
         </w:rPr>
         <w:drawing>
           <wp:inline>
@@ -34264,11 +34168,9 @@
       <w:r>
         <w:rPr>
           <w:rFonts w:ascii="Times New Roman" w:eastAsia="宋体" w:hAnsi="Times New Roman" w:cs="Times New Roman"/>
-          <w:strike w:val="0"/>
           <w:kern w:val="0"/>
           <w:sz w:val="21"/>
           <w:szCs w:val="21"/>
-          <w:u w:val="none"/>
         </w:rPr>
         <w:drawing>
           <wp:inline>
@@ -35417,11 +35319,9 @@
       <w:r>
         <w:rPr>
           <w:rFonts w:ascii="Times New Roman" w:eastAsia="宋体" w:hAnsi="Times New Roman" w:cs="Times New Roman"/>
-          <w:strike w:val="0"/>
           <w:kern w:val="0"/>
           <w:sz w:val="21"/>
           <w:szCs w:val="21"/>
-          <w:u w:val="none"/>
         </w:rPr>
         <w:drawing>
           <wp:inline>
@@ -35616,11 +35516,9 @@
       <w:r>
         <w:rPr>
           <w:rFonts w:ascii="Times New Roman" w:eastAsia="宋体" w:hAnsi="Times New Roman" w:cs="Times New Roman"/>
-          <w:strike w:val="0"/>
           <w:kern w:val="0"/>
           <w:sz w:val="21"/>
           <w:szCs w:val="21"/>
-          <w:u w:val="none"/>
         </w:rPr>
         <w:drawing>
           <wp:inline>
@@ -37022,11 +36920,9 @@
       <w:r>
         <w:rPr>
           <w:rFonts w:ascii="Times New Roman" w:eastAsia="宋体" w:hAnsi="Times New Roman" w:cs="Times New Roman"/>
-          <w:strike w:val="0"/>
           <w:kern w:val="0"/>
           <w:sz w:val="21"/>
           <w:szCs w:val="21"/>
-          <w:u w:val="none"/>
         </w:rPr>
         <w:drawing>
           <wp:inline>
@@ -37725,11 +37621,9 @@
       <w:r>
         <w:rPr>
           <w:rFonts w:ascii="Times New Roman" w:eastAsia="宋体" w:hAnsi="Times New Roman" w:cs="Times New Roman"/>
-          <w:strike w:val="0"/>
           <w:kern w:val="0"/>
           <w:sz w:val="21"/>
           <w:szCs w:val="21"/>
-          <w:u w:val="none"/>
         </w:rPr>
         <w:drawing>
           <wp:inline>
@@ -38846,11 +38740,9 @@
       <w:r>
         <w:rPr>
           <w:rFonts w:ascii="Times New Roman" w:eastAsia="宋体" w:hAnsi="Times New Roman" w:cs="Times New Roman"/>
-          <w:strike w:val="0"/>
           <w:kern w:val="0"/>
           <w:sz w:val="21"/>
           <w:szCs w:val="21"/>
-          <w:u w:val="none"/>
         </w:rPr>
         <w:drawing>
           <wp:inline>
@@ -39229,11 +39121,9 @@
       <w:r>
         <w:rPr>
           <w:rFonts w:ascii="Times New Roman" w:eastAsia="宋体" w:hAnsi="Times New Roman" w:cs="Times New Roman"/>
-          <w:strike w:val="0"/>
           <w:kern w:val="0"/>
           <w:sz w:val="21"/>
           <w:szCs w:val="21"/>
-          <w:u w:val="none"/>
         </w:rPr>
         <w:drawing>
           <wp:inline>
@@ -39706,11 +39596,9 @@
       <w:r>
         <w:rPr>
           <w:rFonts w:ascii="Times New Roman" w:eastAsia="宋体" w:hAnsi="Times New Roman" w:cs="Times New Roman"/>
-          <w:strike w:val="0"/>
           <w:kern w:val="0"/>
           <w:sz w:val="21"/>
           <w:szCs w:val="21"/>
-          <w:u w:val="none"/>
         </w:rPr>
         <w:drawing>
           <wp:inline>
@@ -43627,11 +43515,9 @@
       <w:r>
         <w:rPr>
           <w:rFonts w:ascii="Times New Roman" w:eastAsia="宋体" w:hAnsi="Times New Roman" w:cs="Times New Roman"/>
-          <w:strike w:val="0"/>
           <w:kern w:val="0"/>
           <w:sz w:val="21"/>
           <w:szCs w:val="21"/>
-          <w:u w:val="none"/>
         </w:rPr>
         <w:drawing>
           <wp:inline>
@@ -45177,11 +45063,9 @@
       <w:r>
         <w:rPr>
           <w:rFonts w:ascii="Times New Roman" w:eastAsia="宋体" w:hAnsi="Times New Roman" w:cs="Times New Roman"/>
-          <w:strike w:val="0"/>
           <w:kern w:val="0"/>
           <w:sz w:val="21"/>
           <w:szCs w:val="21"/>
-          <w:u w:val="none"/>
         </w:rPr>
         <w:drawing>
           <wp:inline>
@@ -47497,11 +47381,9 @@
       <w:r>
         <w:rPr>
           <w:rFonts w:ascii="Times New Roman" w:eastAsia="宋体" w:hAnsi="Times New Roman" w:cs="Times New Roman"/>
-          <w:strike w:val="0"/>
           <w:kern w:val="0"/>
           <w:sz w:val="21"/>
           <w:szCs w:val="21"/>
-          <w:u w:val="none"/>
         </w:rPr>
         <w:drawing>
           <wp:inline>
@@ -47796,11 +47678,9 @@
       <w:r>
         <w:rPr>
           <w:rFonts w:ascii="Times New Roman" w:eastAsia="宋体" w:hAnsi="Times New Roman" w:cs="Times New Roman"/>
-          <w:strike w:val="0"/>
           <w:kern w:val="0"/>
           <w:sz w:val="21"/>
           <w:szCs w:val="21"/>
-          <w:u w:val="none"/>
         </w:rPr>
         <w:drawing>
           <wp:inline>
@@ -48647,11 +48527,9 @@
       <w:r>
         <w:rPr>
           <w:rFonts w:ascii="Times New Roman" w:eastAsia="宋体" w:hAnsi="Times New Roman" w:cs="Times New Roman"/>
-          <w:strike w:val="0"/>
           <w:kern w:val="0"/>
           <w:sz w:val="21"/>
           <w:szCs w:val="21"/>
-          <w:u w:val="none"/>
         </w:rPr>
         <w:drawing>
           <wp:inline>
@@ -48784,11 +48662,9 @@
       <w:r>
         <w:rPr>
           <w:rFonts w:ascii="Times New Roman" w:eastAsia="宋体" w:hAnsi="Times New Roman" w:cs="Times New Roman"/>
-          <w:strike w:val="0"/>
           <w:kern w:val="0"/>
           <w:sz w:val="21"/>
           <w:szCs w:val="21"/>
-          <w:u w:val="none"/>
         </w:rPr>
         <w:drawing>
           <wp:inline>
@@ -49581,11 +49457,9 @@
       <w:r>
         <w:rPr>
           <w:rFonts w:ascii="Times New Roman" w:eastAsia="宋体" w:hAnsi="Times New Roman" w:cs="Times New Roman"/>
-          <w:strike w:val="0"/>
           <w:kern w:val="0"/>
           <w:sz w:val="21"/>
           <w:szCs w:val="21"/>
-          <w:u w:val="none"/>
         </w:rPr>
         <w:drawing>
           <wp:inline>
@@ -52612,11 +52486,9 @@
       <w:r>
         <w:rPr>
           <w:rFonts w:ascii="Times New Roman" w:eastAsia="宋体" w:hAnsi="Times New Roman" w:cs="Times New Roman"/>
-          <w:strike w:val="0"/>
           <w:kern w:val="0"/>
           <w:sz w:val="21"/>
           <w:szCs w:val="21"/>
-          <w:u w:val="none"/>
         </w:rPr>
         <w:drawing>
           <wp:inline>

--- a/高中数学/高中数学同步/人教B版选必1 第1章 空间向量与立体几何·衔接件（29题）.docx
+++ b/高中数学/高中数学同步/人教B版选必1 第1章 空间向量与立体几何·衔接件（29题）.docx
@@ -16292,7 +16292,7 @@
         <w:rPr>
           <w:sz w:val="21"/>
         </w:rPr>
-        <w:t>（1）如图，设</w:t>
+        <w:t>（1）设</w:t>
       </w:r>
       <m:oMathPara>
         <m:oMathParaPr>
@@ -42646,7 +42646,7 @@
         <w:rPr>
           <w:sz w:val="21"/>
         </w:rPr>
-        <w:t>【详解】如图：</w:t>
+        <w:t>【详解】</w:t>
       </w:r>
       <m:oMathPara>
         <m:oMathParaPr>
@@ -44050,7 +44050,7 @@
         <w:rPr>
           <w:sz w:val="21"/>
         </w:rPr>
-        <w:t>【详解】解析：如图，</w:t>
+        <w:t>【详解】解析：</w:t>
       </w:r>
       <m:oMathPara>
         <m:oMathParaPr>
@@ -49856,7 +49856,7 @@
         <w:rPr>
           <w:sz w:val="21"/>
         </w:rPr>
-        <w:t>，如图所示：设</w:t>
+        <w:t>，设</w:t>
       </w:r>
       <m:oMathPara>
         <m:oMathParaPr>
@@ -50473,7 +50473,7 @@
         <w:rPr>
           <w:sz w:val="21"/>
         </w:rPr>
-        <w:t>，如图所示：设</w:t>
+        <w:t>，设</w:t>
       </w:r>
       <m:oMathPara>
         <m:oMathParaPr>

--- a/高中数学/高中数学同步/人教B版选必1 第1章 空间向量与立体几何·衔接件（29题）.docx
+++ b/高中数学/高中数学同步/人教B版选必1 第1章 空间向量与立体几何·衔接件（29题）.docx
@@ -4,6 +4,9 @@
   <!-- Generated by Aspose.Words for Java 24.11.0 -->
   <w:body>
     <w:p>
+      <w:pPr>
+        <w:spacing w:before="0" w:after="0" w:line="300" w:lineRule="auto"/>
+      </w:pPr>
       <w:r>
         <w:rPr>
           <w:b/>
@@ -12,6 +15,9 @@
       </w:r>
     </w:p>
     <w:p>
+      <w:pPr>
+        <w:spacing w:before="0" w:after="0" w:line="300" w:lineRule="auto"/>
+      </w:pPr>
       <w:r>
         <w:rPr>
           <w:b/>
@@ -20,6 +26,9 @@
       </w:r>
     </w:p>
     <w:p>
+      <w:pPr>
+        <w:spacing w:before="0" w:after="0" w:line="300" w:lineRule="auto"/>
+      </w:pPr>
       <w:r>
         <w:drawing>
           <wp:inline>
@@ -64,7 +73,7 @@
     <w:p>
       <w:pPr>
         <w:shd w:val="clear" w:color="auto" w:fill="auto"/>
-        <w:spacing w:line="300" w:lineRule="auto"/>
+        <w:spacing w:line="300" w:lineRule="auto" w:before="0" w:after="0"/>
         <w:jc w:val="left"/>
       </w:pPr>
       <w:r>
@@ -160,7 +169,7 @@
           <w:p>
             <w:pPr>
               <w:shd w:val="clear" w:color="auto" w:fill="auto"/>
-              <w:spacing w:line="300" w:lineRule="auto"/>
+              <w:spacing w:line="300" w:lineRule="auto" w:before="0" w:after="0"/>
               <w:jc w:val="left"/>
             </w:pPr>
             <w:r>
@@ -189,7 +198,7 @@
           <w:p>
             <w:pPr>
               <w:shd w:val="clear" w:color="auto" w:fill="auto"/>
-              <w:spacing w:line="300" w:lineRule="auto"/>
+              <w:spacing w:line="300" w:lineRule="auto" w:before="0" w:after="0"/>
               <w:jc w:val="left"/>
             </w:pPr>
             <w:r>
@@ -232,7 +241,7 @@
           <w:p>
             <w:pPr>
               <w:shd w:val="clear" w:color="auto" w:fill="auto"/>
-              <w:spacing w:line="300" w:lineRule="auto"/>
+              <w:spacing w:line="300" w:lineRule="auto" w:before="0" w:after="0"/>
               <w:jc w:val="left"/>
             </w:pPr>
             <w:r>
@@ -281,7 +290,7 @@
           <w:p>
             <w:pPr>
               <w:shd w:val="clear" w:color="auto" w:fill="auto"/>
-              <w:spacing w:line="300" w:lineRule="auto"/>
+              <w:spacing w:line="300" w:lineRule="auto" w:before="0" w:after="0"/>
               <w:jc w:val="left"/>
             </w:pPr>
             <w:r>
@@ -330,7 +339,7 @@
           <w:p>
             <w:pPr>
               <w:shd w:val="clear" w:color="auto" w:fill="auto"/>
-              <w:spacing w:line="300" w:lineRule="auto"/>
+              <w:spacing w:line="300" w:lineRule="auto" w:before="0" w:after="0"/>
               <w:jc w:val="left"/>
             </w:pPr>
             <w:r>
@@ -359,7 +368,7 @@
           <w:p>
             <w:pPr>
               <w:shd w:val="clear" w:color="auto" w:fill="auto"/>
-              <w:spacing w:line="300" w:lineRule="auto"/>
+              <w:spacing w:line="300" w:lineRule="auto" w:before="0" w:after="0"/>
               <w:jc w:val="left"/>
             </w:pPr>
             <w:r>
@@ -399,7 +408,7 @@
     <w:p>
       <w:pPr>
         <w:shd w:val="clear" w:color="auto" w:fill="auto"/>
-        <w:spacing w:line="300" w:lineRule="auto"/>
+        <w:spacing w:line="300" w:lineRule="auto" w:before="0" w:after="0"/>
         <w:jc w:val="left"/>
       </w:pPr>
       <w:r>
@@ -450,7 +459,7 @@
     <w:p>
       <w:pPr>
         <w:shd w:val="clear" w:color="auto" w:fill="auto"/>
-        <w:spacing w:line="300" w:lineRule="auto"/>
+        <w:spacing w:line="300" w:lineRule="auto" w:before="0" w:after="0"/>
         <w:jc w:val="left"/>
       </w:pPr>
       <w:r>
@@ -469,7 +478,7 @@
     <w:p>
       <w:pPr>
         <w:shd w:val="clear" w:color="auto" w:fill="auto"/>
-        <w:spacing w:line="300" w:lineRule="auto"/>
+        <w:spacing w:line="300" w:lineRule="auto" w:before="0" w:after="0"/>
         <w:jc w:val="left"/>
       </w:pPr>
       <w:r>
@@ -500,7 +509,7 @@
     <w:p>
       <w:pPr>
         <w:shd w:val="clear" w:color="auto" w:fill="auto"/>
-        <w:spacing w:line="300" w:lineRule="auto"/>
+        <w:spacing w:line="300" w:lineRule="auto" w:before="0" w:after="0"/>
         <w:jc w:val="left"/>
       </w:pPr>
       <w:r>
@@ -557,7 +566,7 @@
     <w:p>
       <w:pPr>
         <w:shd w:val="clear" w:color="auto" w:fill="auto"/>
-        <w:spacing w:line="300" w:lineRule="auto"/>
+        <w:spacing w:line="300" w:lineRule="auto" w:before="0" w:after="0"/>
         <w:jc w:val="left"/>
       </w:pPr>
       <w:r>
@@ -740,7 +749,7 @@
     <w:p>
       <w:pPr>
         <w:shd w:val="clear" w:color="auto" w:fill="auto"/>
-        <w:spacing w:line="300" w:lineRule="auto"/>
+        <w:spacing w:line="300" w:lineRule="auto" w:before="0" w:after="0"/>
         <w:jc w:val="left"/>
       </w:pPr>
       <w:r>
@@ -759,7 +768,7 @@
     <w:p>
       <w:pPr>
         <w:shd w:val="clear" w:color="auto" w:fill="auto"/>
-        <w:spacing w:line="300" w:lineRule="auto"/>
+        <w:spacing w:line="300" w:lineRule="auto" w:before="0" w:after="0"/>
         <w:jc w:val="left"/>
       </w:pPr>
       <w:r>
@@ -925,7 +934,7 @@
     <w:p>
       <w:pPr>
         <w:shd w:val="clear" w:color="auto" w:fill="auto"/>
-        <w:spacing w:line="300" w:lineRule="auto"/>
+        <w:spacing w:line="300" w:lineRule="auto" w:before="0" w:after="0"/>
         <w:jc w:val="left"/>
       </w:pPr>
       <w:r>
@@ -987,7 +996,7 @@
     <w:p>
       <w:pPr>
         <w:shd w:val="clear" w:color="auto" w:fill="auto"/>
-        <w:spacing w:line="300" w:lineRule="auto"/>
+        <w:spacing w:line="300" w:lineRule="auto" w:before="0" w:after="0"/>
         <w:jc w:val="left"/>
       </w:pPr>
       <w:r>
@@ -1006,7 +1015,7 @@
     <w:p>
       <w:pPr>
         <w:shd w:val="clear" w:color="auto" w:fill="auto"/>
-        <w:spacing w:line="300" w:lineRule="auto"/>
+        <w:spacing w:line="300" w:lineRule="auto" w:before="0" w:after="0"/>
         <w:jc w:val="left"/>
       </w:pPr>
       <w:r>
@@ -1025,7 +1034,7 @@
     <w:p>
       <w:pPr>
         <w:shd w:val="clear" w:color="auto" w:fill="auto"/>
-        <w:spacing w:line="300" w:lineRule="auto"/>
+        <w:spacing w:line="300" w:lineRule="auto" w:before="0" w:after="0"/>
         <w:jc w:val="left"/>
       </w:pPr>
       <w:r>
@@ -1050,7 +1059,7 @@
     <w:p>
       <w:pPr>
         <w:shd w:val="clear" w:color="auto" w:fill="auto"/>
-        <w:spacing w:line="300" w:lineRule="auto"/>
+        <w:spacing w:line="300" w:lineRule="auto" w:before="0" w:after="0"/>
         <w:jc w:val="left"/>
       </w:pPr>
       <w:r>
@@ -1075,7 +1084,7 @@
     <w:p>
       <w:pPr>
         <w:shd w:val="clear" w:color="auto" w:fill="auto"/>
-        <w:spacing w:line="300" w:lineRule="auto"/>
+        <w:spacing w:line="300" w:lineRule="auto" w:before="0" w:after="0"/>
         <w:jc w:val="left"/>
       </w:pPr>
       <w:r>
@@ -1100,7 +1109,7 @@
     <w:p>
       <w:pPr>
         <w:shd w:val="clear" w:color="auto" w:fill="auto"/>
-        <w:spacing w:line="300" w:lineRule="auto"/>
+        <w:spacing w:line="300" w:lineRule="auto" w:before="0" w:after="0"/>
         <w:jc w:val="left"/>
       </w:pPr>
       <w:r>
@@ -1119,7 +1128,7 @@
     <w:p>
       <w:pPr>
         <w:shd w:val="clear" w:color="auto" w:fill="auto"/>
-        <w:spacing w:line="300" w:lineRule="auto"/>
+        <w:spacing w:line="300" w:lineRule="auto" w:before="0" w:after="0"/>
         <w:jc w:val="left"/>
       </w:pPr>
       <w:r>
@@ -1144,7 +1153,7 @@
     <w:p>
       <w:pPr>
         <w:shd w:val="clear" w:color="auto" w:fill="auto"/>
-        <w:spacing w:line="300" w:lineRule="auto"/>
+        <w:spacing w:line="300" w:lineRule="auto" w:before="0" w:after="0"/>
         <w:jc w:val="left"/>
       </w:pPr>
       <w:r>
@@ -1169,7 +1178,7 @@
     <w:p>
       <w:pPr>
         <w:shd w:val="clear" w:color="auto" w:fill="auto"/>
-        <w:spacing w:line="300" w:lineRule="auto"/>
+        <w:spacing w:line="300" w:lineRule="auto" w:before="0" w:after="0"/>
         <w:jc w:val="left"/>
       </w:pPr>
       <w:r>
@@ -1194,7 +1203,7 @@
     <w:p>
       <w:pPr>
         <w:shd w:val="clear" w:color="auto" w:fill="auto"/>
-        <w:spacing w:line="300" w:lineRule="auto"/>
+        <w:spacing w:line="300" w:lineRule="auto" w:before="0" w:after="0"/>
         <w:jc w:val="left"/>
       </w:pPr>
       <w:r>
@@ -1219,7 +1228,7 @@
     <w:p>
       <w:pPr>
         <w:shd w:val="clear" w:color="auto" w:fill="auto"/>
-        <w:spacing w:line="300" w:lineRule="auto"/>
+        <w:spacing w:line="300" w:lineRule="auto" w:before="0" w:after="0"/>
         <w:jc w:val="left"/>
       </w:pPr>
       <w:r>
@@ -1238,7 +1247,7 @@
     <w:p>
       <w:pPr>
         <w:shd w:val="clear" w:color="auto" w:fill="auto"/>
-        <w:spacing w:line="300" w:lineRule="auto"/>
+        <w:spacing w:line="300" w:lineRule="auto" w:before="0" w:after="0"/>
         <w:jc w:val="left"/>
       </w:pPr>
       <w:r>
@@ -1289,7 +1298,7 @@
     <w:p>
       <w:pPr>
         <w:shd w:val="clear" w:color="auto" w:fill="auto"/>
-        <w:spacing w:line="300" w:lineRule="auto"/>
+        <w:spacing w:line="300" w:lineRule="auto" w:before="0" w:after="0"/>
         <w:jc w:val="left"/>
       </w:pPr>
       <w:r>
@@ -1308,7 +1317,7 @@
     <w:p>
       <w:pPr>
         <w:shd w:val="clear" w:color="auto" w:fill="auto"/>
-        <w:spacing w:line="300" w:lineRule="auto"/>
+        <w:spacing w:line="300" w:lineRule="auto" w:before="0" w:after="0"/>
         <w:jc w:val="left"/>
       </w:pPr>
       <w:r>
@@ -1415,7 +1424,7 @@
     <w:p>
       <w:pPr>
         <w:shd w:val="clear" w:color="auto" w:fill="auto"/>
-        <w:spacing w:line="300" w:lineRule="auto"/>
+        <w:spacing w:line="300" w:lineRule="auto" w:before="0" w:after="0"/>
         <w:jc w:val="left"/>
       </w:pPr>
       <w:r>
@@ -1555,7 +1564,7 @@
     <w:p>
       <w:pPr>
         <w:shd w:val="clear" w:color="auto" w:fill="auto"/>
-        <w:spacing w:line="300" w:lineRule="auto"/>
+        <w:spacing w:line="300" w:lineRule="auto" w:before="0" w:after="0"/>
         <w:jc w:val="left"/>
       </w:pPr>
       <w:r>
@@ -1809,7 +1818,7 @@
     <w:p>
       <w:pPr>
         <w:shd w:val="clear" w:color="auto" w:fill="auto"/>
-        <w:spacing w:line="300" w:lineRule="auto"/>
+        <w:spacing w:line="300" w:lineRule="auto" w:before="0" w:after="0"/>
         <w:jc w:val="left"/>
       </w:pPr>
       <w:r>
@@ -1828,7 +1837,7 @@
     <w:p>
       <w:pPr>
         <w:shd w:val="clear" w:color="auto" w:fill="auto"/>
-        <w:spacing w:line="300" w:lineRule="auto"/>
+        <w:spacing w:line="300" w:lineRule="auto" w:before="0" w:after="0"/>
         <w:jc w:val="left"/>
       </w:pPr>
       <w:r>
@@ -1974,7 +1983,7 @@
     <w:p>
       <w:pPr>
         <w:shd w:val="clear" w:color="auto" w:fill="auto"/>
-        <w:spacing w:line="300" w:lineRule="auto"/>
+        <w:spacing w:line="300" w:lineRule="auto" w:before="0" w:after="0"/>
         <w:jc w:val="left"/>
       </w:pPr>
       <w:r>
@@ -2104,7 +2113,7 @@
     <w:p>
       <w:pPr>
         <w:shd w:val="clear" w:color="auto" w:fill="auto"/>
-        <w:spacing w:line="300" w:lineRule="auto"/>
+        <w:spacing w:line="300" w:lineRule="auto" w:before="0" w:after="0"/>
         <w:jc w:val="left"/>
       </w:pPr>
       <w:r>
@@ -2155,7 +2164,7 @@
     <w:p>
       <w:pPr>
         <w:shd w:val="clear" w:color="auto" w:fill="auto"/>
-        <w:spacing w:line="300" w:lineRule="auto"/>
+        <w:spacing w:line="300" w:lineRule="auto" w:before="0" w:after="0"/>
         <w:jc w:val="left"/>
       </w:pPr>
       <w:r>
@@ -2174,7 +2183,7 @@
     <w:p>
       <w:pPr>
         <w:shd w:val="clear" w:color="auto" w:fill="auto"/>
-        <w:spacing w:line="300" w:lineRule="auto"/>
+        <w:spacing w:line="300" w:lineRule="auto" w:before="0" w:after="0"/>
         <w:jc w:val="left"/>
       </w:pPr>
       <w:r>
@@ -2504,7 +2513,7 @@
     <w:p>
       <w:pPr>
         <w:shd w:val="clear" w:color="auto" w:fill="auto"/>
-        <w:spacing w:line="300" w:lineRule="auto"/>
+        <w:spacing w:line="300" w:lineRule="auto" w:before="0" w:after="0"/>
         <w:jc w:val="left"/>
       </w:pPr>
       <w:r>
@@ -2523,7 +2532,7 @@
     <w:p>
       <w:pPr>
         <w:shd w:val="clear" w:color="auto" w:fill="auto"/>
-        <w:spacing w:line="300" w:lineRule="auto"/>
+        <w:spacing w:line="300" w:lineRule="auto" w:before="0" w:after="0"/>
         <w:jc w:val="left"/>
       </w:pPr>
       <w:r>
@@ -2548,7 +2557,7 @@
     <w:p>
       <w:pPr>
         <w:shd w:val="clear" w:color="auto" w:fill="auto"/>
-        <w:spacing w:line="300" w:lineRule="auto"/>
+        <w:spacing w:line="300" w:lineRule="auto" w:before="0" w:after="0"/>
         <w:jc w:val="left"/>
       </w:pPr>
       <w:r>
@@ -2739,7 +2748,7 @@
     <w:p>
       <w:pPr>
         <w:shd w:val="clear" w:color="auto" w:fill="auto"/>
-        <w:spacing w:line="300" w:lineRule="auto"/>
+        <w:spacing w:line="300" w:lineRule="auto" w:before="0" w:after="0"/>
         <w:jc w:val="left"/>
       </w:pPr>
       <w:r>
@@ -2790,7 +2799,7 @@
     <w:p>
       <w:pPr>
         <w:shd w:val="clear" w:color="auto" w:fill="auto"/>
-        <w:spacing w:line="300" w:lineRule="auto"/>
+        <w:spacing w:line="300" w:lineRule="auto" w:before="0" w:after="0"/>
         <w:jc w:val="left"/>
       </w:pPr>
       <w:r>
@@ -2815,7 +2824,7 @@
     <w:p>
       <w:pPr>
         <w:shd w:val="clear" w:color="auto" w:fill="auto"/>
-        <w:spacing w:line="300" w:lineRule="auto"/>
+        <w:spacing w:line="300" w:lineRule="auto" w:before="0" w:after="0"/>
         <w:jc w:val="left"/>
       </w:pPr>
       <w:r>
@@ -3043,7 +3052,7 @@
     <w:p>
       <w:pPr>
         <w:shd w:val="clear" w:color="auto" w:fill="auto"/>
-        <w:spacing w:line="300" w:lineRule="auto"/>
+        <w:spacing w:line="300" w:lineRule="auto" w:before="0" w:after="0"/>
         <w:ind w:left="360"/>
         <w:jc w:val="left"/>
       </w:pPr>
@@ -3095,7 +3104,7 @@
     <w:p>
       <w:pPr>
         <w:shd w:val="clear" w:color="auto" w:fill="auto"/>
-        <w:spacing w:line="300" w:lineRule="auto"/>
+        <w:spacing w:line="300" w:lineRule="auto" w:before="0" w:after="0"/>
         <w:jc w:val="left"/>
       </w:pPr>
       <w:r>
@@ -3145,10 +3154,14 @@
     </w:p>
     <w:p>
       <w:pPr>
+        <w:spacing w:before="0" w:after="0" w:line="300" w:lineRule="auto"/>
         <w:jc w:val="left"/>
       </w:pPr>
     </w:p>
     <w:p>
+      <w:pPr>
+        <w:spacing w:before="0" w:after="0" w:line="300" w:lineRule="auto"/>
+      </w:pPr>
       <w:r>
         <w:rPr>
           <w:b/>
@@ -3159,7 +3172,7 @@
     <w:p>
       <w:pPr>
         <w:shd w:val="clear" w:color="auto" w:fill="auto"/>
-        <w:spacing w:line="300" w:lineRule="auto"/>
+        <w:spacing w:line="300" w:lineRule="auto" w:before="0" w:after="0"/>
         <w:jc w:val="left"/>
       </w:pPr>
       <w:r>
@@ -3480,7 +3493,7 @@
     <w:p>
       <w:pPr>
         <w:shd w:val="clear" w:color="auto" w:fill="auto"/>
-        <w:spacing w:line="300" w:lineRule="auto"/>
+        <w:spacing w:line="300" w:lineRule="auto" w:before="0" w:after="0"/>
         <w:jc w:val="left"/>
       </w:pPr>
       <w:r>
@@ -3530,6 +3543,7 @@
     </w:p>
     <w:p>
       <w:pPr>
+        <w:spacing w:before="0" w:after="0" w:line="300" w:lineRule="auto"/>
         <w:jc w:val="left"/>
       </w:pPr>
       <w:r>
@@ -3587,7 +3601,7 @@
     <w:p>
       <w:pPr>
         <w:shd w:val="clear" w:color="auto" w:fill="auto"/>
-        <w:spacing w:line="300" w:lineRule="auto"/>
+        <w:spacing w:line="300" w:lineRule="auto" w:before="0" w:after="0"/>
         <w:jc w:val="left"/>
         <w:rPr>
           <w:sz w:val="21"/>
@@ -3728,7 +3742,7 @@
     <w:p>
       <w:pPr>
         <w:shd w:val="clear" w:color="auto" w:fill="auto"/>
-        <w:spacing w:line="300" w:lineRule="auto"/>
+        <w:spacing w:line="300" w:lineRule="auto" w:before="0" w:after="0"/>
         <w:jc w:val="left"/>
         <w:rPr>
           <w:sz w:val="21"/>
@@ -3782,7 +3796,7 @@
     <w:p>
       <w:pPr>
         <w:shd w:val="clear" w:color="auto" w:fill="auto"/>
-        <w:spacing w:line="300" w:lineRule="auto"/>
+        <w:spacing w:line="300" w:lineRule="auto" w:before="0" w:after="0"/>
         <w:jc w:val="left"/>
         <w:rPr>
           <w:sz w:val="21"/>
@@ -4011,7 +4025,7 @@
     <w:p>
       <w:pPr>
         <w:shd w:val="clear" w:color="auto" w:fill="auto"/>
-        <w:spacing w:line="300" w:lineRule="auto"/>
+        <w:spacing w:line="300" w:lineRule="auto" w:before="0" w:after="0"/>
         <w:jc w:val="left"/>
         <w:rPr>
           <w:sz w:val="21"/>
@@ -4224,7 +4238,7 @@
     <w:p>
       <w:pPr>
         <w:shd w:val="clear" w:color="auto" w:fill="auto"/>
-        <w:spacing w:line="300" w:lineRule="auto"/>
+        <w:spacing w:line="300" w:lineRule="auto" w:before="0" w:after="0"/>
         <w:jc w:val="left"/>
         <w:rPr>
           <w:sz w:val="21"/>
@@ -4380,7 +4394,7 @@
     <w:p>
       <w:pPr>
         <w:shd w:val="clear" w:color="auto" w:fill="auto"/>
-        <w:spacing w:line="300" w:lineRule="auto"/>
+        <w:spacing w:line="300" w:lineRule="auto" w:before="0" w:after="0"/>
         <w:jc w:val="left"/>
         <w:rPr>
           <w:sz w:val="21"/>
@@ -4402,7 +4416,7 @@
     <w:p>
       <w:pPr>
         <w:shd w:val="clear" w:color="auto" w:fill="auto"/>
-        <w:spacing w:line="300" w:lineRule="auto"/>
+        <w:spacing w:line="300" w:lineRule="auto" w:before="0" w:after="0"/>
         <w:jc w:val="left"/>
         <w:rPr>
           <w:sz w:val="21"/>
@@ -4462,7 +4476,7 @@
     <w:p>
       <w:pPr>
         <w:shd w:val="clear" w:color="auto" w:fill="auto"/>
-        <w:spacing w:line="300" w:lineRule="auto"/>
+        <w:spacing w:line="300" w:lineRule="auto" w:before="0" w:after="0"/>
         <w:jc w:val="left"/>
         <w:rPr>
           <w:sz w:val="21"/>
@@ -4946,13 +4960,14 @@
     </w:p>
     <w:p>
       <w:pPr>
+        <w:spacing w:before="0" w:after="0" w:line="300" w:lineRule="auto"/>
         <w:jc w:val="left"/>
       </w:pPr>
     </w:p>
     <w:p>
       <w:pPr>
         <w:shd w:val="clear" w:color="auto" w:fill="auto"/>
-        <w:spacing w:line="300" w:lineRule="auto"/>
+        <w:spacing w:line="300" w:lineRule="auto" w:before="0" w:after="0"/>
         <w:jc w:val="left"/>
       </w:pPr>
       <w:r>
@@ -5189,7 +5204,7 @@
     <w:p>
       <w:pPr>
         <w:shd w:val="clear" w:color="auto" w:fill="auto"/>
-        <w:spacing w:line="300" w:lineRule="auto"/>
+        <w:spacing w:line="300" w:lineRule="auto" w:before="0" w:after="0"/>
         <w:jc w:val="left"/>
       </w:pPr>
       <w:r>
@@ -5239,6 +5254,7 @@
     </w:p>
     <w:p>
       <w:pPr>
+        <w:spacing w:before="0" w:after="0" w:line="300" w:lineRule="auto"/>
         <w:jc w:val="left"/>
       </w:pPr>
       <w:r>
@@ -5296,7 +5312,7 @@
     <w:p>
       <w:pPr>
         <w:shd w:val="clear" w:color="auto" w:fill="auto"/>
-        <w:spacing w:line="300" w:lineRule="auto"/>
+        <w:spacing w:line="300" w:lineRule="auto" w:before="0" w:after="0"/>
         <w:jc w:val="left"/>
         <w:rPr>
           <w:sz w:val="21"/>
@@ -5528,7 +5544,7 @@
     <w:p>
       <w:pPr>
         <w:shd w:val="clear" w:color="auto" w:fill="auto"/>
-        <w:spacing w:line="300" w:lineRule="auto"/>
+        <w:spacing w:line="300" w:lineRule="auto" w:before="0" w:after="0"/>
         <w:jc w:val="left"/>
         <w:rPr>
           <w:sz w:val="21"/>
@@ -5685,7 +5701,7 @@
     <w:p>
       <w:pPr>
         <w:shd w:val="clear" w:color="auto" w:fill="auto"/>
-        <w:spacing w:line="300" w:lineRule="auto"/>
+        <w:spacing w:line="300" w:lineRule="auto" w:before="0" w:after="0"/>
         <w:jc w:val="left"/>
         <w:rPr>
           <w:sz w:val="21"/>
@@ -5799,7 +5815,7 @@
     <w:p>
       <w:pPr>
         <w:shd w:val="clear" w:color="auto" w:fill="auto"/>
-        <w:spacing w:line="300" w:lineRule="auto"/>
+        <w:spacing w:line="300" w:lineRule="auto" w:before="0" w:after="0"/>
         <w:jc w:val="left"/>
         <w:rPr>
           <w:sz w:val="21"/>
@@ -6184,7 +6200,7 @@
     <w:p>
       <w:pPr>
         <w:shd w:val="clear" w:color="auto" w:fill="auto"/>
-        <w:spacing w:line="300" w:lineRule="auto"/>
+        <w:spacing w:line="300" w:lineRule="auto" w:before="0" w:after="0"/>
         <w:jc w:val="left"/>
         <w:rPr>
           <w:sz w:val="21"/>
@@ -6261,7 +6277,7 @@
     <w:p>
       <w:pPr>
         <w:shd w:val="clear" w:color="auto" w:fill="auto"/>
-        <w:spacing w:line="300" w:lineRule="auto"/>
+        <w:spacing w:line="300" w:lineRule="auto" w:before="0" w:after="0"/>
         <w:jc w:val="left"/>
         <w:rPr>
           <w:sz w:val="21"/>
@@ -6522,7 +6538,7 @@
     <w:p>
       <w:pPr>
         <w:shd w:val="clear" w:color="auto" w:fill="auto"/>
-        <w:spacing w:line="300" w:lineRule="auto"/>
+        <w:spacing w:line="300" w:lineRule="auto" w:before="0" w:after="0"/>
         <w:jc w:val="left"/>
         <w:rPr>
           <w:sz w:val="21"/>
@@ -6692,7 +6708,7 @@
     <w:p>
       <w:pPr>
         <w:shd w:val="clear" w:color="auto" w:fill="auto"/>
-        <w:spacing w:line="300" w:lineRule="auto"/>
+        <w:spacing w:line="300" w:lineRule="auto" w:before="0" w:after="0"/>
         <w:jc w:val="left"/>
         <w:rPr>
           <w:sz w:val="21"/>
@@ -6864,7 +6880,7 @@
     <w:p>
       <w:pPr>
         <w:shd w:val="clear" w:color="auto" w:fill="auto"/>
-        <w:spacing w:line="300" w:lineRule="auto"/>
+        <w:spacing w:line="300" w:lineRule="auto" w:before="0" w:after="0"/>
         <w:jc w:val="left"/>
         <w:rPr>
           <w:sz w:val="21"/>
@@ -6888,7 +6904,7 @@
     <w:p>
       <w:pPr>
         <w:shd w:val="clear" w:color="auto" w:fill="auto"/>
-        <w:spacing w:line="300" w:lineRule="auto"/>
+        <w:spacing w:line="300" w:lineRule="auto" w:before="0" w:after="0"/>
         <w:jc w:val="left"/>
         <w:rPr>
           <w:sz w:val="21"/>
@@ -6910,7 +6926,7 @@
     <w:p>
       <w:pPr>
         <w:shd w:val="clear" w:color="auto" w:fill="auto"/>
-        <w:spacing w:line="300" w:lineRule="auto"/>
+        <w:spacing w:line="300" w:lineRule="auto" w:before="0" w:after="0"/>
         <w:jc w:val="left"/>
         <w:rPr>
           <w:sz w:val="21"/>
@@ -6937,13 +6953,14 @@
     </w:p>
     <w:p>
       <w:pPr>
+        <w:spacing w:before="0" w:after="0" w:line="300" w:lineRule="auto"/>
         <w:jc w:val="left"/>
       </w:pPr>
     </w:p>
     <w:p>
       <w:pPr>
         <w:shd w:val="clear" w:color="auto" w:fill="auto"/>
-        <w:spacing w:line="300" w:lineRule="auto"/>
+        <w:spacing w:line="300" w:lineRule="auto" w:before="0" w:after="0"/>
         <w:jc w:val="left"/>
         <w:rPr>
           <w:sz w:val="21"/>
@@ -7096,7 +7113,7 @@
     <w:p>
       <w:pPr>
         <w:shd w:val="clear" w:color="auto" w:fill="auto"/>
-        <w:spacing w:line="300" w:lineRule="auto"/>
+        <w:spacing w:line="300" w:lineRule="auto" w:before="0" w:after="0"/>
         <w:jc w:val="left"/>
         <w:rPr>
           <w:sz w:val="21"/>
@@ -7150,7 +7167,7 @@
     <w:p>
       <w:pPr>
         <w:shd w:val="clear" w:color="auto" w:fill="auto"/>
-        <w:spacing w:line="300" w:lineRule="auto"/>
+        <w:spacing w:line="300" w:lineRule="auto" w:before="0" w:after="0"/>
         <w:jc w:val="left"/>
         <w:rPr>
           <w:sz w:val="21"/>
@@ -7203,7 +7220,7 @@
     <w:p>
       <w:pPr>
         <w:shd w:val="clear" w:color="auto" w:fill="auto"/>
-        <w:spacing w:line="300" w:lineRule="auto"/>
+        <w:spacing w:line="300" w:lineRule="auto" w:before="0" w:after="0"/>
         <w:jc w:val="left"/>
         <w:rPr>
           <w:sz w:val="21"/>
@@ -7284,7 +7301,7 @@
     <w:p>
       <w:pPr>
         <w:shd w:val="clear" w:color="auto" w:fill="auto"/>
-        <w:spacing w:line="300" w:lineRule="auto"/>
+        <w:spacing w:line="300" w:lineRule="auto" w:before="0" w:after="0"/>
         <w:jc w:val="left"/>
         <w:rPr>
           <w:sz w:val="21"/>
@@ -7365,7 +7382,7 @@
     <w:p>
       <w:pPr>
         <w:shd w:val="clear" w:color="auto" w:fill="auto"/>
-        <w:spacing w:line="300" w:lineRule="auto"/>
+        <w:spacing w:line="300" w:lineRule="auto" w:before="0" w:after="0"/>
         <w:jc w:val="left"/>
         <w:rPr>
           <w:sz w:val="21"/>
@@ -7572,7 +7589,7 @@
     <w:p>
       <w:pPr>
         <w:shd w:val="clear" w:color="auto" w:fill="auto"/>
-        <w:spacing w:line="300" w:lineRule="auto"/>
+        <w:spacing w:line="300" w:lineRule="auto" w:before="0" w:after="0"/>
         <w:jc w:val="left"/>
         <w:rPr>
           <w:sz w:val="21"/>
@@ -7655,7 +7672,7 @@
     <w:p>
       <w:pPr>
         <w:shd w:val="clear" w:color="auto" w:fill="auto"/>
-        <w:spacing w:line="300" w:lineRule="auto"/>
+        <w:spacing w:line="300" w:lineRule="auto" w:before="0" w:after="0"/>
         <w:jc w:val="left"/>
         <w:rPr>
           <w:sz w:val="21"/>
@@ -7768,7 +7785,7 @@
     <w:p>
       <w:pPr>
         <w:shd w:val="clear" w:color="auto" w:fill="auto"/>
-        <w:spacing w:line="300" w:lineRule="auto"/>
+        <w:spacing w:line="300" w:lineRule="auto" w:before="0" w:after="0"/>
         <w:jc w:val="left"/>
         <w:rPr>
           <w:sz w:val="21"/>
@@ -7851,7 +7868,7 @@
     <w:p>
       <w:pPr>
         <w:shd w:val="clear" w:color="auto" w:fill="auto"/>
-        <w:spacing w:line="300" w:lineRule="auto"/>
+        <w:spacing w:line="300" w:lineRule="auto" w:before="0" w:after="0"/>
         <w:jc w:val="left"/>
         <w:rPr>
           <w:sz w:val="21"/>
@@ -7911,7 +7928,7 @@
     <w:p>
       <w:pPr>
         <w:shd w:val="clear" w:color="auto" w:fill="auto"/>
-        <w:spacing w:line="300" w:lineRule="auto"/>
+        <w:spacing w:line="300" w:lineRule="auto" w:before="0" w:after="0"/>
         <w:jc w:val="left"/>
         <w:rPr>
           <w:sz w:val="21"/>
@@ -7951,13 +7968,14 @@
     </w:p>
     <w:p>
       <w:pPr>
+        <w:spacing w:before="0" w:after="0" w:line="300" w:lineRule="auto"/>
         <w:jc w:val="left"/>
       </w:pPr>
     </w:p>
     <w:p>
       <w:pPr>
         <w:shd w:val="clear" w:color="auto" w:fill="auto"/>
-        <w:spacing w:line="300" w:lineRule="auto"/>
+        <w:spacing w:line="300" w:lineRule="auto" w:before="0" w:after="0"/>
         <w:jc w:val="left"/>
         <w:rPr>
           <w:sz w:val="21"/>
@@ -8184,7 +8202,7 @@
     <w:p>
       <w:pPr>
         <w:shd w:val="clear" w:color="auto" w:fill="auto"/>
-        <w:spacing w:line="300" w:lineRule="auto"/>
+        <w:spacing w:line="300" w:lineRule="auto" w:before="0" w:after="0"/>
         <w:jc w:val="left"/>
         <w:rPr>
           <w:sz w:val="21"/>
@@ -8238,7 +8256,7 @@
     <w:p>
       <w:pPr>
         <w:shd w:val="clear" w:color="auto" w:fill="auto"/>
-        <w:spacing w:line="300" w:lineRule="auto"/>
+        <w:spacing w:line="300" w:lineRule="auto" w:before="0" w:after="0"/>
         <w:jc w:val="left"/>
         <w:rPr>
           <w:sz w:val="21"/>
@@ -8291,7 +8309,7 @@
     <w:p>
       <w:pPr>
         <w:shd w:val="clear" w:color="auto" w:fill="auto"/>
-        <w:spacing w:line="300" w:lineRule="auto"/>
+        <w:spacing w:line="300" w:lineRule="auto" w:before="0" w:after="0"/>
         <w:jc w:val="left"/>
         <w:rPr>
           <w:sz w:val="21"/>
@@ -8419,7 +8437,7 @@
     <w:p>
       <w:pPr>
         <w:shd w:val="clear" w:color="auto" w:fill="auto"/>
-        <w:spacing w:line="300" w:lineRule="auto"/>
+        <w:spacing w:line="300" w:lineRule="auto" w:before="0" w:after="0"/>
         <w:jc w:val="left"/>
         <w:rPr>
           <w:sz w:val="21"/>
@@ -8701,7 +8719,7 @@
     <w:p>
       <w:pPr>
         <w:shd w:val="clear" w:color="auto" w:fill="auto"/>
-        <w:spacing w:line="300" w:lineRule="auto"/>
+        <w:spacing w:line="300" w:lineRule="auto" w:before="0" w:after="0"/>
         <w:jc w:val="left"/>
         <w:rPr>
           <w:sz w:val="21"/>
@@ -8755,7 +8773,7 @@
     <w:p>
       <w:pPr>
         <w:shd w:val="clear" w:color="auto" w:fill="auto"/>
-        <w:spacing w:line="300" w:lineRule="auto"/>
+        <w:spacing w:line="300" w:lineRule="auto" w:before="0" w:after="0"/>
         <w:jc w:val="left"/>
         <w:rPr>
           <w:sz w:val="21"/>
@@ -9132,7 +9150,7 @@
     <w:p>
       <w:pPr>
         <w:shd w:val="clear" w:color="auto" w:fill="auto"/>
-        <w:spacing w:line="300" w:lineRule="auto"/>
+        <w:spacing w:line="300" w:lineRule="auto" w:before="0" w:after="0"/>
         <w:jc w:val="left"/>
         <w:rPr>
           <w:sz w:val="21"/>
@@ -9438,7 +9456,7 @@
     <w:p>
       <w:pPr>
         <w:shd w:val="clear" w:color="auto" w:fill="auto"/>
-        <w:spacing w:line="300" w:lineRule="auto"/>
+        <w:spacing w:line="300" w:lineRule="auto" w:before="0" w:after="0"/>
         <w:jc w:val="left"/>
         <w:rPr>
           <w:sz w:val="21"/>
@@ -9690,7 +9708,7 @@
     <w:p>
       <w:pPr>
         <w:shd w:val="clear" w:color="auto" w:fill="auto"/>
-        <w:spacing w:line="300" w:lineRule="auto"/>
+        <w:spacing w:line="300" w:lineRule="auto" w:before="0" w:after="0"/>
         <w:jc w:val="left"/>
         <w:rPr>
           <w:sz w:val="21"/>
@@ -9730,13 +9748,14 @@
     </w:p>
     <w:p>
       <w:pPr>
+        <w:spacing w:before="0" w:after="0" w:line="300" w:lineRule="auto"/>
         <w:jc w:val="left"/>
       </w:pPr>
     </w:p>
     <w:p>
       <w:pPr>
         <w:shd w:val="clear" w:color="auto" w:fill="auto"/>
-        <w:spacing w:line="300" w:lineRule="auto"/>
+        <w:spacing w:line="300" w:lineRule="auto" w:before="0" w:after="0"/>
         <w:jc w:val="left"/>
         <w:rPr>
           <w:sz w:val="21"/>
@@ -9942,7 +9961,7 @@
     <w:p>
       <w:pPr>
         <w:shd w:val="clear" w:color="auto" w:fill="auto"/>
-        <w:spacing w:line="300" w:lineRule="auto"/>
+        <w:spacing w:line="300" w:lineRule="auto" w:before="0" w:after="0"/>
         <w:ind w:firstLine="560"/>
         <w:jc w:val="left"/>
         <w:rPr>
@@ -9997,7 +10016,7 @@
     <w:p>
       <w:pPr>
         <w:shd w:val="clear" w:color="auto" w:fill="auto"/>
-        <w:spacing w:line="300" w:lineRule="auto"/>
+        <w:spacing w:line="300" w:lineRule="auto" w:before="0" w:after="0"/>
         <w:jc w:val="left"/>
         <w:rPr>
           <w:sz w:val="21"/>
@@ -10025,7 +10044,7 @@
     <w:p>
       <w:pPr>
         <w:shd w:val="clear" w:color="auto" w:fill="auto"/>
-        <w:spacing w:line="300" w:lineRule="auto"/>
+        <w:spacing w:line="300" w:lineRule="auto" w:before="0" w:after="0"/>
         <w:jc w:val="left"/>
         <w:rPr>
           <w:sz w:val="21"/>
@@ -10254,7 +10273,7 @@
     <w:p>
       <w:pPr>
         <w:shd w:val="clear" w:color="auto" w:fill="auto"/>
-        <w:spacing w:line="300" w:lineRule="auto"/>
+        <w:spacing w:line="300" w:lineRule="auto" w:before="0" w:after="0"/>
         <w:jc w:val="left"/>
         <w:rPr>
           <w:sz w:val="21"/>
@@ -10551,7 +10570,7 @@
     <w:p>
       <w:pPr>
         <w:shd w:val="clear" w:color="auto" w:fill="auto"/>
-        <w:spacing w:line="300" w:lineRule="auto"/>
+        <w:spacing w:line="300" w:lineRule="auto" w:before="0" w:after="0"/>
         <w:jc w:val="left"/>
         <w:rPr>
           <w:sz w:val="21"/>
@@ -10866,7 +10885,7 @@
     <w:p>
       <w:pPr>
         <w:shd w:val="clear" w:color="auto" w:fill="auto"/>
-        <w:spacing w:line="300" w:lineRule="auto"/>
+        <w:spacing w:line="300" w:lineRule="auto" w:before="0" w:after="0"/>
         <w:jc w:val="left"/>
         <w:rPr>
           <w:sz w:val="21"/>
@@ -11021,10 +11040,14 @@
     </w:p>
     <w:p>
       <w:pPr>
+        <w:spacing w:before="0" w:after="0" w:line="300" w:lineRule="auto"/>
         <w:jc w:val="left"/>
       </w:pPr>
     </w:p>
     <w:p>
+      <w:pPr>
+        <w:spacing w:before="0" w:after="0" w:line="300" w:lineRule="auto"/>
+      </w:pPr>
       <w:r>
         <w:rPr>
           <w:b/>
@@ -11035,7 +11058,7 @@
     <w:p>
       <w:pPr>
         <w:shd w:val="clear" w:color="auto" w:fill="auto"/>
-        <w:spacing w:line="300" w:lineRule="auto"/>
+        <w:spacing w:line="300" w:lineRule="auto" w:before="0" w:after="0"/>
         <w:jc w:val="left"/>
         <w:rPr>
           <w:sz w:val="21"/>
@@ -11423,7 +11446,7 @@
     <w:p>
       <w:pPr>
         <w:shd w:val="clear" w:color="auto" w:fill="auto"/>
-        <w:spacing w:line="300" w:lineRule="auto"/>
+        <w:spacing w:line="300" w:lineRule="auto" w:before="0" w:after="0"/>
         <w:jc w:val="left"/>
         <w:rPr>
           <w:sz w:val="21"/>
@@ -11476,6 +11499,7 @@
     </w:p>
     <w:p>
       <w:pPr>
+        <w:spacing w:before="0" w:after="0" w:line="300" w:lineRule="auto"/>
         <w:jc w:val="left"/>
       </w:pPr>
       <w:r>
@@ -11533,7 +11557,7 @@
     <w:p>
       <w:pPr>
         <w:shd w:val="clear" w:color="auto" w:fill="auto"/>
-        <w:spacing w:line="300" w:lineRule="auto"/>
+        <w:spacing w:line="300" w:lineRule="auto" w:before="0" w:after="0"/>
         <w:jc w:val="left"/>
         <w:rPr>
           <w:sz w:val="21"/>
@@ -11673,7 +11697,7 @@
     <w:p>
       <w:pPr>
         <w:shd w:val="clear" w:color="auto" w:fill="auto"/>
-        <w:spacing w:line="300" w:lineRule="auto"/>
+        <w:spacing w:line="300" w:lineRule="auto" w:before="0" w:after="0"/>
         <w:jc w:val="left"/>
         <w:rPr>
           <w:sz w:val="21"/>
@@ -11877,7 +11901,7 @@
     <w:p>
       <w:pPr>
         <w:shd w:val="clear" w:color="auto" w:fill="auto"/>
-        <w:spacing w:line="300" w:lineRule="auto"/>
+        <w:spacing w:line="300" w:lineRule="auto" w:before="0" w:after="0"/>
         <w:jc w:val="left"/>
         <w:rPr>
           <w:sz w:val="21"/>
@@ -11984,7 +12008,7 @@
     <w:p>
       <w:pPr>
         <w:shd w:val="clear" w:color="auto" w:fill="auto"/>
-        <w:spacing w:line="300" w:lineRule="auto"/>
+        <w:spacing w:line="300" w:lineRule="auto" w:before="0" w:after="0"/>
         <w:jc w:val="left"/>
         <w:rPr>
           <w:sz w:val="21"/>
@@ -12230,7 +12254,7 @@
     <w:p>
       <w:pPr>
         <w:shd w:val="clear" w:color="auto" w:fill="auto"/>
-        <w:spacing w:line="300" w:lineRule="auto"/>
+        <w:spacing w:line="300" w:lineRule="auto" w:before="0" w:after="0"/>
         <w:jc w:val="left"/>
         <w:rPr>
           <w:sz w:val="21"/>
@@ -12313,7 +12337,7 @@
     <w:p>
       <w:pPr>
         <w:shd w:val="clear" w:color="auto" w:fill="auto"/>
-        <w:spacing w:line="300" w:lineRule="auto"/>
+        <w:spacing w:line="300" w:lineRule="auto" w:before="0" w:after="0"/>
         <w:jc w:val="left"/>
         <w:rPr>
           <w:sz w:val="21"/>
@@ -12385,13 +12409,14 @@
     </w:p>
     <w:p>
       <w:pPr>
+        <w:spacing w:before="0" w:after="0" w:line="300" w:lineRule="auto"/>
         <w:jc w:val="left"/>
       </w:pPr>
     </w:p>
     <w:p>
       <w:pPr>
         <w:shd w:val="clear" w:color="auto" w:fill="auto"/>
-        <w:spacing w:line="300" w:lineRule="auto"/>
+        <w:spacing w:line="300" w:lineRule="auto" w:before="0" w:after="0"/>
         <w:jc w:val="left"/>
         <w:rPr>
           <w:sz w:val="21"/>
@@ -12636,7 +12661,7 @@
     <w:p>
       <w:pPr>
         <w:shd w:val="clear" w:color="auto" w:fill="auto"/>
-        <w:spacing w:line="300" w:lineRule="auto"/>
+        <w:spacing w:line="300" w:lineRule="auto" w:before="0" w:after="0"/>
         <w:jc w:val="left"/>
         <w:rPr>
           <w:sz w:val="21"/>
@@ -12729,7 +12754,7 @@
     <w:p>
       <w:pPr>
         <w:shd w:val="clear" w:color="auto" w:fill="auto"/>
-        <w:spacing w:line="300" w:lineRule="auto"/>
+        <w:spacing w:line="300" w:lineRule="auto" w:before="0" w:after="0"/>
         <w:jc w:val="left"/>
         <w:rPr>
           <w:sz w:val="21"/>
@@ -12782,6 +12807,7 @@
     </w:p>
     <w:p>
       <w:pPr>
+        <w:spacing w:before="0" w:after="0" w:line="300" w:lineRule="auto"/>
         <w:jc w:val="left"/>
       </w:pPr>
       <w:r>
@@ -12839,7 +12865,7 @@
     <w:p>
       <w:pPr>
         <w:shd w:val="clear" w:color="auto" w:fill="auto"/>
-        <w:spacing w:line="300" w:lineRule="auto"/>
+        <w:spacing w:line="300" w:lineRule="auto" w:before="0" w:after="0"/>
         <w:jc w:val="left"/>
         <w:rPr>
           <w:sz w:val="21"/>
@@ -12926,7 +12952,7 @@
     <w:p>
       <w:pPr>
         <w:shd w:val="clear" w:color="auto" w:fill="auto"/>
-        <w:spacing w:line="300" w:lineRule="auto"/>
+        <w:spacing w:line="300" w:lineRule="auto" w:before="0" w:after="0"/>
         <w:jc w:val="left"/>
         <w:rPr>
           <w:sz w:val="21"/>
@@ -13023,7 +13049,7 @@
     <w:p>
       <w:pPr>
         <w:shd w:val="clear" w:color="auto" w:fill="auto"/>
-        <w:spacing w:line="300" w:lineRule="auto"/>
+        <w:spacing w:line="300" w:lineRule="auto" w:before="0" w:after="0"/>
         <w:jc w:val="left"/>
         <w:rPr>
           <w:sz w:val="21"/>
@@ -13228,7 +13254,7 @@
     <w:p>
       <w:pPr>
         <w:shd w:val="clear" w:color="auto" w:fill="auto"/>
-        <w:spacing w:line="300" w:lineRule="auto"/>
+        <w:spacing w:line="300" w:lineRule="auto" w:before="0" w:after="0"/>
         <w:jc w:val="left"/>
         <w:rPr>
           <w:sz w:val="21"/>
@@ -13484,7 +13510,7 @@
     <w:p>
       <w:pPr>
         <w:shd w:val="clear" w:color="auto" w:fill="auto"/>
-        <w:spacing w:line="300" w:lineRule="auto"/>
+        <w:spacing w:line="300" w:lineRule="auto" w:before="0" w:after="0"/>
         <w:jc w:val="left"/>
         <w:rPr>
           <w:sz w:val="21"/>
@@ -13561,7 +13587,7 @@
     <w:p>
       <w:pPr>
         <w:shd w:val="clear" w:color="auto" w:fill="auto"/>
-        <w:spacing w:line="300" w:lineRule="auto"/>
+        <w:spacing w:line="300" w:lineRule="auto" w:before="0" w:after="0"/>
         <w:jc w:val="left"/>
         <w:rPr>
           <w:sz w:val="21"/>
@@ -13773,13 +13799,14 @@
     </w:p>
     <w:p>
       <w:pPr>
+        <w:spacing w:before="0" w:after="0" w:line="300" w:lineRule="auto"/>
         <w:jc w:val="left"/>
       </w:pPr>
     </w:p>
     <w:p>
       <w:pPr>
         <w:shd w:val="clear" w:color="auto" w:fill="auto"/>
-        <w:spacing w:line="300" w:lineRule="auto"/>
+        <w:spacing w:line="300" w:lineRule="auto" w:before="0" w:after="0"/>
         <w:jc w:val="left"/>
         <w:rPr>
           <w:sz w:val="21"/>
@@ -13853,7 +13880,7 @@
           <w:tab w:val="left" w:pos="4156"/>
           <w:tab w:val="left" w:pos="6234"/>
         </w:tabs>
-        <w:spacing w:line="300" w:lineRule="auto"/>
+        <w:spacing w:line="300" w:lineRule="auto" w:before="0" w:after="0"/>
         <w:jc w:val="left"/>
         <w:rPr>
           <w:sz w:val="21"/>
@@ -13905,7 +13932,7 @@
     <w:p>
       <w:pPr>
         <w:shd w:val="clear" w:color="auto" w:fill="auto"/>
-        <w:spacing w:line="300" w:lineRule="auto"/>
+        <w:spacing w:line="300" w:lineRule="auto" w:before="0" w:after="0"/>
         <w:jc w:val="left"/>
         <w:rPr>
           <w:sz w:val="21"/>
@@ -13933,7 +13960,7 @@
     <w:p>
       <w:pPr>
         <w:shd w:val="clear" w:color="auto" w:fill="auto"/>
-        <w:spacing w:line="300" w:lineRule="auto"/>
+        <w:spacing w:line="300" w:lineRule="auto" w:before="0" w:after="0"/>
         <w:jc w:val="left"/>
         <w:rPr>
           <w:sz w:val="21"/>
@@ -13968,7 +13995,7 @@
     <w:p>
       <w:pPr>
         <w:shd w:val="clear" w:color="auto" w:fill="auto"/>
-        <w:spacing w:line="300" w:lineRule="auto"/>
+        <w:spacing w:line="300" w:lineRule="auto" w:before="0" w:after="0"/>
         <w:jc w:val="left"/>
         <w:rPr>
           <w:sz w:val="21"/>
@@ -14078,7 +14105,7 @@
     <w:p>
       <w:pPr>
         <w:shd w:val="clear" w:color="auto" w:fill="auto"/>
-        <w:spacing w:line="300" w:lineRule="auto"/>
+        <w:spacing w:line="300" w:lineRule="auto" w:before="0" w:after="0"/>
         <w:jc w:val="left"/>
         <w:rPr>
           <w:sz w:val="21"/>
@@ -14235,7 +14262,7 @@
     <w:p>
       <w:pPr>
         <w:shd w:val="clear" w:color="auto" w:fill="auto"/>
-        <w:spacing w:line="300" w:lineRule="auto"/>
+        <w:spacing w:line="300" w:lineRule="auto" w:before="0" w:after="0"/>
         <w:jc w:val="left"/>
         <w:rPr>
           <w:sz w:val="21"/>
@@ -14251,7 +14278,7 @@
     <w:p>
       <w:pPr>
         <w:shd w:val="clear" w:color="auto" w:fill="auto"/>
-        <w:spacing w:line="300" w:lineRule="auto"/>
+        <w:spacing w:line="300" w:lineRule="auto" w:before="0" w:after="0"/>
         <w:ind w:firstLine="560"/>
         <w:jc w:val="left"/>
         <w:rPr>
@@ -14305,13 +14332,14 @@
     </w:p>
     <w:p>
       <w:pPr>
+        <w:spacing w:before="0" w:after="0" w:line="300" w:lineRule="auto"/>
         <w:jc w:val="left"/>
       </w:pPr>
     </w:p>
     <w:p>
       <w:pPr>
         <w:shd w:val="clear" w:color="auto" w:fill="auto"/>
-        <w:spacing w:line="300" w:lineRule="auto"/>
+        <w:spacing w:line="300" w:lineRule="auto" w:before="0" w:after="0"/>
         <w:jc w:val="left"/>
         <w:rPr>
           <w:sz w:val="21"/>
@@ -14590,7 +14618,7 @@
     <w:p>
       <w:pPr>
         <w:shd w:val="clear" w:color="auto" w:fill="auto"/>
-        <w:spacing w:line="300" w:lineRule="auto"/>
+        <w:spacing w:line="300" w:lineRule="auto" w:before="0" w:after="0"/>
         <w:jc w:val="left"/>
         <w:rPr>
           <w:sz w:val="21"/>
@@ -14644,7 +14672,7 @@
     <w:p>
       <w:pPr>
         <w:shd w:val="clear" w:color="auto" w:fill="auto"/>
-        <w:spacing w:line="300" w:lineRule="auto"/>
+        <w:spacing w:line="300" w:lineRule="auto" w:before="0" w:after="0"/>
         <w:jc w:val="left"/>
         <w:rPr>
           <w:sz w:val="21"/>
@@ -14716,7 +14744,7 @@
     <w:p>
       <w:pPr>
         <w:shd w:val="clear" w:color="auto" w:fill="auto"/>
-        <w:spacing w:line="300" w:lineRule="auto"/>
+        <w:spacing w:line="300" w:lineRule="auto" w:before="0" w:after="0"/>
         <w:jc w:val="left"/>
         <w:rPr>
           <w:sz w:val="21"/>
@@ -14867,7 +14895,7 @@
     <w:p>
       <w:pPr>
         <w:shd w:val="clear" w:color="auto" w:fill="auto"/>
-        <w:spacing w:line="300" w:lineRule="auto"/>
+        <w:spacing w:line="300" w:lineRule="auto" w:before="0" w:after="0"/>
         <w:jc w:val="left"/>
         <w:rPr>
           <w:sz w:val="21"/>
@@ -15114,7 +15142,7 @@
     <w:p>
       <w:pPr>
         <w:shd w:val="clear" w:color="auto" w:fill="auto"/>
-        <w:spacing w:line="300" w:lineRule="auto"/>
+        <w:spacing w:line="300" w:lineRule="auto" w:before="0" w:after="0"/>
         <w:jc w:val="left"/>
         <w:rPr>
           <w:sz w:val="21"/>
@@ -15334,7 +15362,7 @@
     <w:p>
       <w:pPr>
         <w:shd w:val="clear" w:color="auto" w:fill="auto"/>
-        <w:spacing w:line="300" w:lineRule="auto"/>
+        <w:spacing w:line="300" w:lineRule="auto" w:before="0" w:after="0"/>
         <w:jc w:val="left"/>
         <w:rPr>
           <w:sz w:val="21"/>
@@ -15678,7 +15706,7 @@
     <w:p>
       <w:pPr>
         <w:shd w:val="clear" w:color="auto" w:fill="auto"/>
-        <w:spacing w:line="300" w:lineRule="auto"/>
+        <w:spacing w:line="300" w:lineRule="auto" w:before="0" w:after="0"/>
         <w:jc w:val="left"/>
         <w:rPr>
           <w:sz w:val="21"/>
@@ -15858,7 +15886,7 @@
     <w:p>
       <w:pPr>
         <w:shd w:val="clear" w:color="auto" w:fill="auto"/>
-        <w:spacing w:line="300" w:lineRule="auto"/>
+        <w:spacing w:line="300" w:lineRule="auto" w:before="0" w:after="0"/>
         <w:jc w:val="left"/>
         <w:rPr>
           <w:sz w:val="21"/>
@@ -15904,13 +15932,14 @@
     </w:p>
     <w:p>
       <w:pPr>
+        <w:spacing w:before="0" w:after="0" w:line="300" w:lineRule="auto"/>
         <w:jc w:val="left"/>
       </w:pPr>
     </w:p>
     <w:p>
       <w:pPr>
         <w:shd w:val="clear" w:color="auto" w:fill="auto"/>
-        <w:spacing w:line="300" w:lineRule="auto"/>
+        <w:spacing w:line="300" w:lineRule="auto" w:before="0" w:after="0"/>
         <w:jc w:val="left"/>
         <w:rPr>
           <w:sz w:val="21"/>
@@ -15957,7 +15986,7 @@
     <w:p>
       <w:pPr>
         <w:shd w:val="clear" w:color="auto" w:fill="auto"/>
-        <w:spacing w:line="300" w:lineRule="auto"/>
+        <w:spacing w:line="300" w:lineRule="auto" w:before="0" w:after="0"/>
         <w:jc w:val="left"/>
         <w:rPr>
           <w:sz w:val="21"/>
@@ -16011,7 +16040,7 @@
     <w:p>
       <w:pPr>
         <w:shd w:val="clear" w:color="auto" w:fill="auto"/>
-        <w:spacing w:line="300" w:lineRule="auto"/>
+        <w:spacing w:line="300" w:lineRule="auto" w:before="0" w:after="0"/>
         <w:jc w:val="left"/>
         <w:rPr>
           <w:sz w:val="21"/>
@@ -16027,7 +16056,7 @@
     <w:p>
       <w:pPr>
         <w:shd w:val="clear" w:color="auto" w:fill="auto"/>
-        <w:spacing w:line="300" w:lineRule="auto"/>
+        <w:spacing w:line="300" w:lineRule="auto" w:before="0" w:after="0"/>
         <w:jc w:val="left"/>
         <w:rPr>
           <w:sz w:val="21"/>
@@ -16043,7 +16072,7 @@
     <w:p>
       <w:pPr>
         <w:shd w:val="clear" w:color="auto" w:fill="auto"/>
-        <w:spacing w:line="300" w:lineRule="auto"/>
+        <w:spacing w:line="300" w:lineRule="auto" w:before="0" w:after="0"/>
         <w:jc w:val="left"/>
         <w:rPr>
           <w:sz w:val="21"/>
@@ -16250,7 +16279,7 @@
     <w:p>
       <w:pPr>
         <w:shd w:val="clear" w:color="auto" w:fill="auto"/>
-        <w:spacing w:line="300" w:lineRule="auto"/>
+        <w:spacing w:line="300" w:lineRule="auto" w:before="0" w:after="0"/>
         <w:jc w:val="left"/>
         <w:rPr>
           <w:sz w:val="21"/>
@@ -16266,7 +16295,7 @@
     <w:p>
       <w:pPr>
         <w:shd w:val="clear" w:color="auto" w:fill="auto"/>
-        <w:spacing w:line="300" w:lineRule="auto"/>
+        <w:spacing w:line="300" w:lineRule="auto" w:before="0" w:after="0"/>
         <w:jc w:val="left"/>
         <w:rPr>
           <w:sz w:val="21"/>
@@ -16282,7 +16311,7 @@
     <w:p>
       <w:pPr>
         <w:shd w:val="clear" w:color="auto" w:fill="auto"/>
-        <w:spacing w:line="300" w:lineRule="auto"/>
+        <w:spacing w:line="300" w:lineRule="auto" w:before="0" w:after="0"/>
         <w:jc w:val="left"/>
         <w:rPr>
           <w:sz w:val="21"/>
@@ -16384,7 +16413,7 @@
     <w:p>
       <w:pPr>
         <w:shd w:val="clear" w:color="auto" w:fill="auto"/>
-        <w:spacing w:line="300" w:lineRule="auto"/>
+        <w:spacing w:line="300" w:lineRule="auto" w:before="0" w:after="0"/>
         <w:jc w:val="left"/>
         <w:rPr>
           <w:sz w:val="21"/>
@@ -16443,7 +16472,7 @@
     <w:p>
       <w:pPr>
         <w:shd w:val="clear" w:color="auto" w:fill="auto"/>
-        <w:spacing w:line="300" w:lineRule="auto"/>
+        <w:spacing w:line="300" w:lineRule="auto" w:before="0" w:after="0"/>
         <w:jc w:val="left"/>
         <w:rPr>
           <w:sz w:val="21"/>
@@ -16521,7 +16550,7 @@
     <w:p>
       <w:pPr>
         <w:shd w:val="clear" w:color="auto" w:fill="auto"/>
-        <w:spacing w:line="300" w:lineRule="auto"/>
+        <w:spacing w:line="300" w:lineRule="auto" w:before="0" w:after="0"/>
         <w:jc w:val="left"/>
         <w:rPr>
           <w:sz w:val="21"/>
@@ -16537,7 +16566,7 @@
     <w:p>
       <w:pPr>
         <w:shd w:val="clear" w:color="auto" w:fill="auto"/>
-        <w:spacing w:line="300" w:lineRule="auto"/>
+        <w:spacing w:line="300" w:lineRule="auto" w:before="0" w:after="0"/>
         <w:jc w:val="left"/>
         <w:rPr>
           <w:sz w:val="21"/>
@@ -16633,7 +16662,7 @@
     <w:p>
       <w:pPr>
         <w:shd w:val="clear" w:color="auto" w:fill="auto"/>
-        <w:spacing w:line="300" w:lineRule="auto"/>
+        <w:spacing w:line="300" w:lineRule="auto" w:before="0" w:after="0"/>
         <w:jc w:val="left"/>
         <w:rPr>
           <w:sz w:val="21"/>
@@ -16722,7 +16751,7 @@
     <w:p>
       <w:pPr>
         <w:shd w:val="clear" w:color="auto" w:fill="auto"/>
-        <w:spacing w:line="300" w:lineRule="auto"/>
+        <w:spacing w:line="300" w:lineRule="auto" w:before="0" w:after="0"/>
         <w:jc w:val="left"/>
         <w:rPr>
           <w:sz w:val="21"/>
@@ -16781,7 +16810,7 @@
     <w:p>
       <w:pPr>
         <w:shd w:val="clear" w:color="auto" w:fill="auto"/>
-        <w:spacing w:line="300" w:lineRule="auto"/>
+        <w:spacing w:line="300" w:lineRule="auto" w:before="0" w:after="0"/>
         <w:jc w:val="left"/>
         <w:rPr>
           <w:sz w:val="21"/>
@@ -16907,7 +16936,7 @@
     <w:p>
       <w:pPr>
         <w:shd w:val="clear" w:color="auto" w:fill="auto"/>
-        <w:spacing w:line="300" w:lineRule="auto"/>
+        <w:spacing w:line="300" w:lineRule="auto" w:before="0" w:after="0"/>
         <w:jc w:val="left"/>
         <w:rPr>
           <w:sz w:val="21"/>
@@ -17080,7 +17109,7 @@
     <w:p>
       <w:pPr>
         <w:shd w:val="clear" w:color="auto" w:fill="auto"/>
-        <w:spacing w:line="300" w:lineRule="auto"/>
+        <w:spacing w:line="300" w:lineRule="auto" w:before="0" w:after="0"/>
         <w:jc w:val="left"/>
         <w:rPr>
           <w:sz w:val="21"/>
@@ -17182,7 +17211,7 @@
     <w:p>
       <w:pPr>
         <w:shd w:val="clear" w:color="auto" w:fill="auto"/>
-        <w:spacing w:line="300" w:lineRule="auto"/>
+        <w:spacing w:line="300" w:lineRule="auto" w:before="0" w:after="0"/>
         <w:jc w:val="left"/>
         <w:rPr>
           <w:sz w:val="21"/>
@@ -17309,7 +17338,7 @@
     <w:p>
       <w:pPr>
         <w:shd w:val="clear" w:color="auto" w:fill="auto"/>
-        <w:spacing w:line="300" w:lineRule="auto"/>
+        <w:spacing w:line="300" w:lineRule="auto" w:before="0" w:after="0"/>
         <w:jc w:val="left"/>
         <w:rPr>
           <w:sz w:val="21"/>
@@ -17431,7 +17460,7 @@
     <w:p>
       <w:pPr>
         <w:shd w:val="clear" w:color="auto" w:fill="auto"/>
-        <w:spacing w:line="300" w:lineRule="auto"/>
+        <w:spacing w:line="300" w:lineRule="auto" w:before="0" w:after="0"/>
         <w:jc w:val="left"/>
         <w:rPr>
           <w:sz w:val="21"/>
@@ -17485,7 +17514,7 @@
     <w:p>
       <w:pPr>
         <w:shd w:val="clear" w:color="auto" w:fill="auto"/>
-        <w:spacing w:line="300" w:lineRule="auto"/>
+        <w:spacing w:line="300" w:lineRule="auto" w:before="0" w:after="0"/>
         <w:jc w:val="left"/>
         <w:rPr>
           <w:sz w:val="21"/>
@@ -17642,7 +17671,7 @@
     <w:p>
       <w:pPr>
         <w:shd w:val="clear" w:color="auto" w:fill="auto"/>
-        <w:spacing w:line="300" w:lineRule="auto"/>
+        <w:spacing w:line="300" w:lineRule="auto" w:before="0" w:after="0"/>
         <w:jc w:val="left"/>
         <w:rPr>
           <w:sz w:val="21"/>
@@ -17815,7 +17844,7 @@
     <w:p>
       <w:pPr>
         <w:shd w:val="clear" w:color="auto" w:fill="auto"/>
-        <w:spacing w:line="300" w:lineRule="auto"/>
+        <w:spacing w:line="300" w:lineRule="auto" w:before="0" w:after="0"/>
         <w:jc w:val="left"/>
         <w:rPr>
           <w:sz w:val="21"/>
@@ -17988,7 +18017,7 @@
     <w:p>
       <w:pPr>
         <w:shd w:val="clear" w:color="auto" w:fill="auto"/>
-        <w:spacing w:line="300" w:lineRule="auto"/>
+        <w:spacing w:line="300" w:lineRule="auto" w:before="0" w:after="0"/>
         <w:jc w:val="left"/>
         <w:rPr>
           <w:sz w:val="21"/>
@@ -18103,7 +18132,7 @@
     <w:p>
       <w:pPr>
         <w:shd w:val="clear" w:color="auto" w:fill="auto"/>
-        <w:spacing w:line="300" w:lineRule="auto"/>
+        <w:spacing w:line="300" w:lineRule="auto" w:before="0" w:after="0"/>
         <w:jc w:val="left"/>
         <w:rPr>
           <w:sz w:val="21"/>
@@ -18119,7 +18148,7 @@
     <w:p>
       <w:pPr>
         <w:shd w:val="clear" w:color="auto" w:fill="auto"/>
-        <w:spacing w:line="300" w:lineRule="auto"/>
+        <w:spacing w:line="300" w:lineRule="auto" w:before="0" w:after="0"/>
         <w:jc w:val="left"/>
         <w:rPr>
           <w:sz w:val="21"/>
@@ -18134,13 +18163,14 @@
     </w:p>
     <w:p>
       <w:pPr>
+        <w:spacing w:before="0" w:after="0" w:line="300" w:lineRule="auto"/>
         <w:jc w:val="left"/>
       </w:pPr>
     </w:p>
     <w:p>
       <w:pPr>
         <w:shd w:val="clear" w:color="auto" w:fill="auto"/>
-        <w:spacing w:line="300" w:lineRule="auto"/>
+        <w:spacing w:line="300" w:lineRule="auto" w:before="0" w:after="0"/>
         <w:jc w:val="left"/>
         <w:rPr>
           <w:sz w:val="21"/>
@@ -18386,7 +18416,7 @@
     <w:p>
       <w:pPr>
         <w:shd w:val="clear" w:color="auto" w:fill="auto"/>
-        <w:spacing w:line="300" w:lineRule="auto"/>
+        <w:spacing w:line="300" w:lineRule="auto" w:before="0" w:after="0"/>
         <w:jc w:val="left"/>
         <w:rPr>
           <w:sz w:val="21"/>
@@ -18440,7 +18470,7 @@
     <w:p>
       <w:pPr>
         <w:shd w:val="clear" w:color="auto" w:fill="auto"/>
-        <w:spacing w:line="300" w:lineRule="auto"/>
+        <w:spacing w:line="300" w:lineRule="auto" w:before="0" w:after="0"/>
         <w:jc w:val="left"/>
         <w:rPr>
           <w:sz w:val="21"/>
@@ -18535,7 +18565,7 @@
     <w:p>
       <w:pPr>
         <w:shd w:val="clear" w:color="auto" w:fill="auto"/>
-        <w:spacing w:line="300" w:lineRule="auto"/>
+        <w:spacing w:line="300" w:lineRule="auto" w:before="0" w:after="0"/>
         <w:jc w:val="left"/>
         <w:rPr>
           <w:sz w:val="21"/>
@@ -18618,7 +18648,7 @@
     <w:p>
       <w:pPr>
         <w:shd w:val="clear" w:color="auto" w:fill="auto"/>
-        <w:spacing w:line="300" w:lineRule="auto"/>
+        <w:spacing w:line="300" w:lineRule="auto" w:before="0" w:after="0"/>
         <w:jc w:val="left"/>
         <w:rPr>
           <w:sz w:val="21"/>
@@ -18634,7 +18664,7 @@
     <w:p>
       <w:pPr>
         <w:shd w:val="clear" w:color="auto" w:fill="auto"/>
-        <w:spacing w:line="300" w:lineRule="auto"/>
+        <w:spacing w:line="300" w:lineRule="auto" w:before="0" w:after="0"/>
         <w:jc w:val="left"/>
         <w:rPr>
           <w:sz w:val="21"/>
@@ -18662,7 +18692,7 @@
     <w:p>
       <w:pPr>
         <w:shd w:val="clear" w:color="auto" w:fill="auto"/>
-        <w:spacing w:line="300" w:lineRule="auto"/>
+        <w:spacing w:line="300" w:lineRule="auto" w:before="0" w:after="0"/>
         <w:jc w:val="left"/>
         <w:rPr>
           <w:sz w:val="21"/>
@@ -18824,7 +18854,7 @@
     <w:p>
       <w:pPr>
         <w:shd w:val="clear" w:color="auto" w:fill="auto"/>
-        <w:spacing w:line="300" w:lineRule="auto"/>
+        <w:spacing w:line="300" w:lineRule="auto" w:before="0" w:after="0"/>
         <w:jc w:val="left"/>
         <w:rPr>
           <w:sz w:val="21"/>
@@ -18871,7 +18901,7 @@
     <w:p>
       <w:pPr>
         <w:shd w:val="clear" w:color="auto" w:fill="auto"/>
-        <w:spacing w:line="300" w:lineRule="auto"/>
+        <w:spacing w:line="300" w:lineRule="auto" w:before="0" w:after="0"/>
         <w:jc w:val="left"/>
         <w:rPr>
           <w:sz w:val="21"/>
@@ -19022,7 +19052,7 @@
     <w:p>
       <w:pPr>
         <w:shd w:val="clear" w:color="auto" w:fill="auto"/>
-        <w:spacing w:line="300" w:lineRule="auto"/>
+        <w:spacing w:line="300" w:lineRule="auto" w:before="0" w:after="0"/>
         <w:jc w:val="left"/>
         <w:rPr>
           <w:sz w:val="21"/>
@@ -19157,7 +19187,7 @@
     <w:p>
       <w:pPr>
         <w:shd w:val="clear" w:color="auto" w:fill="auto"/>
-        <w:spacing w:line="300" w:lineRule="auto"/>
+        <w:spacing w:line="300" w:lineRule="auto" w:before="0" w:after="0"/>
         <w:jc w:val="left"/>
         <w:rPr>
           <w:sz w:val="21"/>
@@ -19292,7 +19322,7 @@
     <w:p>
       <w:pPr>
         <w:shd w:val="clear" w:color="auto" w:fill="auto"/>
-        <w:spacing w:line="300" w:lineRule="auto"/>
+        <w:spacing w:line="300" w:lineRule="auto" w:before="0" w:after="0"/>
         <w:jc w:val="left"/>
         <w:rPr>
           <w:sz w:val="21"/>
@@ -19387,7 +19417,7 @@
     <w:p>
       <w:pPr>
         <w:shd w:val="clear" w:color="auto" w:fill="auto"/>
-        <w:spacing w:line="300" w:lineRule="auto"/>
+        <w:spacing w:line="300" w:lineRule="auto" w:before="0" w:after="0"/>
         <w:jc w:val="left"/>
         <w:rPr>
           <w:sz w:val="21"/>
@@ -19573,7 +19603,7 @@
     <w:p>
       <w:pPr>
         <w:shd w:val="clear" w:color="auto" w:fill="auto"/>
-        <w:spacing w:line="300" w:lineRule="auto"/>
+        <w:spacing w:line="300" w:lineRule="auto" w:before="0" w:after="0"/>
         <w:jc w:val="left"/>
         <w:rPr>
           <w:sz w:val="21"/>
@@ -19734,10 +19764,14 @@
     </w:p>
     <w:p>
       <w:pPr>
+        <w:spacing w:before="0" w:after="0" w:line="300" w:lineRule="auto"/>
         <w:jc w:val="left"/>
       </w:pPr>
     </w:p>
     <w:p>
+      <w:pPr>
+        <w:spacing w:before="0" w:after="0" w:line="300" w:lineRule="auto"/>
+      </w:pPr>
       <w:r>
         <w:rPr>
           <w:b/>
@@ -19748,7 +19782,7 @@
     <w:p>
       <w:pPr>
         <w:shd w:val="clear" w:color="auto" w:fill="auto"/>
-        <w:spacing w:line="300" w:lineRule="auto"/>
+        <w:spacing w:line="300" w:lineRule="auto" w:before="0" w:after="0"/>
         <w:jc w:val="left"/>
         <w:rPr>
           <w:sz w:val="21"/>
@@ -19954,7 +19988,7 @@
     <w:p>
       <w:pPr>
         <w:shd w:val="clear" w:color="auto" w:fill="auto"/>
-        <w:spacing w:line="300" w:lineRule="auto"/>
+        <w:spacing w:line="300" w:lineRule="auto" w:before="0" w:after="0"/>
         <w:jc w:val="left"/>
         <w:rPr>
           <w:sz w:val="21"/>
@@ -20007,6 +20041,7 @@
     </w:p>
     <w:p>
       <w:pPr>
+        <w:spacing w:before="0" w:after="0" w:line="300" w:lineRule="auto"/>
         <w:jc w:val="left"/>
       </w:pPr>
       <w:r>
@@ -20064,7 +20099,7 @@
     <w:p>
       <w:pPr>
         <w:shd w:val="clear" w:color="auto" w:fill="auto"/>
-        <w:spacing w:line="300" w:lineRule="auto"/>
+        <w:spacing w:line="300" w:lineRule="auto" w:before="0" w:after="0"/>
         <w:jc w:val="left"/>
         <w:rPr>
           <w:sz w:val="21"/>
@@ -20212,7 +20247,7 @@
     <w:p>
       <w:pPr>
         <w:shd w:val="clear" w:color="auto" w:fill="auto"/>
-        <w:spacing w:line="300" w:lineRule="auto"/>
+        <w:spacing w:line="300" w:lineRule="auto" w:before="0" w:after="0"/>
         <w:jc w:val="left"/>
         <w:rPr>
           <w:sz w:val="21"/>
@@ -20313,7 +20348,7 @@
     <w:p>
       <w:pPr>
         <w:shd w:val="clear" w:color="auto" w:fill="auto"/>
-        <w:spacing w:line="300" w:lineRule="auto"/>
+        <w:spacing w:line="300" w:lineRule="auto" w:before="0" w:after="0"/>
         <w:jc w:val="left"/>
         <w:rPr>
           <w:sz w:val="21"/>
@@ -20367,7 +20402,7 @@
     <w:p>
       <w:pPr>
         <w:shd w:val="clear" w:color="auto" w:fill="auto"/>
-        <w:spacing w:line="300" w:lineRule="auto"/>
+        <w:spacing w:line="300" w:lineRule="auto" w:before="0" w:after="0"/>
         <w:jc w:val="left"/>
         <w:rPr>
           <w:sz w:val="21"/>
@@ -20592,7 +20627,7 @@
     <w:p>
       <w:pPr>
         <w:shd w:val="clear" w:color="auto" w:fill="auto"/>
-        <w:spacing w:line="300" w:lineRule="auto"/>
+        <w:spacing w:line="300" w:lineRule="auto" w:before="0" w:after="0"/>
         <w:jc w:val="left"/>
         <w:rPr>
           <w:sz w:val="21"/>
@@ -20720,7 +20755,7 @@
     <w:p>
       <w:pPr>
         <w:shd w:val="clear" w:color="auto" w:fill="auto"/>
-        <w:spacing w:line="300" w:lineRule="auto"/>
+        <w:spacing w:line="300" w:lineRule="auto" w:before="0" w:after="0"/>
         <w:jc w:val="left"/>
         <w:rPr>
           <w:sz w:val="21"/>
@@ -20815,7 +20850,7 @@
     <w:p>
       <w:pPr>
         <w:shd w:val="clear" w:color="auto" w:fill="auto"/>
-        <w:spacing w:line="300" w:lineRule="auto"/>
+        <w:spacing w:line="300" w:lineRule="auto" w:before="0" w:after="0"/>
         <w:jc w:val="left"/>
         <w:rPr>
           <w:sz w:val="21"/>
@@ -20986,7 +21021,7 @@
     <w:p>
       <w:pPr>
         <w:shd w:val="clear" w:color="auto" w:fill="auto"/>
-        <w:spacing w:line="300" w:lineRule="auto"/>
+        <w:spacing w:line="300" w:lineRule="auto" w:before="0" w:after="0"/>
         <w:jc w:val="left"/>
         <w:rPr>
           <w:sz w:val="21"/>
@@ -21040,7 +21075,7 @@
     <w:p>
       <w:pPr>
         <w:shd w:val="clear" w:color="auto" w:fill="auto"/>
-        <w:spacing w:line="300" w:lineRule="auto"/>
+        <w:spacing w:line="300" w:lineRule="auto" w:before="0" w:after="0"/>
         <w:jc w:val="left"/>
         <w:rPr>
           <w:sz w:val="21"/>
@@ -21172,7 +21207,7 @@
     <w:p>
       <w:pPr>
         <w:shd w:val="clear" w:color="auto" w:fill="auto"/>
-        <w:spacing w:line="300" w:lineRule="auto"/>
+        <w:spacing w:line="300" w:lineRule="auto" w:before="0" w:after="0"/>
         <w:jc w:val="left"/>
         <w:rPr>
           <w:sz w:val="21"/>
@@ -21448,7 +21483,7 @@
     <w:p>
       <w:pPr>
         <w:shd w:val="clear" w:color="auto" w:fill="auto"/>
-        <w:spacing w:line="300" w:lineRule="auto"/>
+        <w:spacing w:line="300" w:lineRule="auto" w:before="0" w:after="0"/>
         <w:jc w:val="left"/>
         <w:rPr>
           <w:sz w:val="21"/>
@@ -21543,7 +21578,7 @@
     <w:p>
       <w:pPr>
         <w:shd w:val="clear" w:color="auto" w:fill="auto"/>
-        <w:spacing w:line="300" w:lineRule="auto"/>
+        <w:spacing w:line="300" w:lineRule="auto" w:before="0" w:after="0"/>
         <w:jc w:val="left"/>
         <w:rPr>
           <w:sz w:val="21"/>
@@ -21578,13 +21613,14 @@
     </w:p>
     <w:p>
       <w:pPr>
+        <w:spacing w:before="0" w:after="0" w:line="300" w:lineRule="auto"/>
         <w:jc w:val="left"/>
       </w:pPr>
     </w:p>
     <w:p>
       <w:pPr>
         <w:shd w:val="clear" w:color="auto" w:fill="auto"/>
-        <w:spacing w:line="300" w:lineRule="auto"/>
+        <w:spacing w:line="300" w:lineRule="auto" w:before="0" w:after="0"/>
         <w:jc w:val="left"/>
         <w:rPr>
           <w:sz w:val="21"/>
@@ -21895,7 +21931,7 @@
     <w:p>
       <w:pPr>
         <w:shd w:val="clear" w:color="auto" w:fill="auto"/>
-        <w:spacing w:line="300" w:lineRule="auto"/>
+        <w:spacing w:line="300" w:lineRule="auto" w:before="0" w:after="0"/>
         <w:jc w:val="left"/>
         <w:rPr>
           <w:sz w:val="21"/>
@@ -21948,6 +21984,7 @@
     </w:p>
     <w:p>
       <w:pPr>
+        <w:spacing w:before="0" w:after="0" w:line="300" w:lineRule="auto"/>
         <w:jc w:val="left"/>
       </w:pPr>
       <w:r>
@@ -22005,7 +22042,7 @@
     <w:p>
       <w:pPr>
         <w:shd w:val="clear" w:color="auto" w:fill="auto"/>
-        <w:spacing w:line="300" w:lineRule="auto"/>
+        <w:spacing w:line="300" w:lineRule="auto" w:before="0" w:after="0"/>
         <w:jc w:val="left"/>
         <w:rPr>
           <w:sz w:val="21"/>
@@ -22199,7 +22236,7 @@
     <w:p>
       <w:pPr>
         <w:shd w:val="clear" w:color="auto" w:fill="auto"/>
-        <w:spacing w:line="300" w:lineRule="auto"/>
+        <w:spacing w:line="300" w:lineRule="auto" w:before="0" w:after="0"/>
         <w:jc w:val="left"/>
         <w:rPr>
           <w:sz w:val="21"/>
@@ -22340,13 +22377,14 @@
     </w:p>
     <w:p>
       <w:pPr>
+        <w:spacing w:before="0" w:after="0" w:line="300" w:lineRule="auto"/>
         <w:jc w:val="left"/>
       </w:pPr>
     </w:p>
     <w:p>
       <w:pPr>
         <w:shd w:val="clear" w:color="auto" w:fill="auto"/>
-        <w:spacing w:line="300" w:lineRule="auto"/>
+        <w:spacing w:line="300" w:lineRule="auto" w:before="0" w:after="0"/>
         <w:jc w:val="left"/>
         <w:rPr>
           <w:sz w:val="21"/>
@@ -22583,7 +22621,7 @@
     <w:p>
       <w:pPr>
         <w:shd w:val="clear" w:color="auto" w:fill="auto"/>
-        <w:spacing w:line="300" w:lineRule="auto"/>
+        <w:spacing w:line="300" w:lineRule="auto" w:before="0" w:after="0"/>
         <w:jc w:val="left"/>
         <w:rPr>
           <w:sz w:val="21"/>
@@ -22637,7 +22675,7 @@
     <w:p>
       <w:pPr>
         <w:shd w:val="clear" w:color="auto" w:fill="auto"/>
-        <w:spacing w:line="300" w:lineRule="auto"/>
+        <w:spacing w:line="300" w:lineRule="auto" w:before="0" w:after="0"/>
         <w:jc w:val="left"/>
         <w:rPr>
           <w:sz w:val="21"/>
@@ -22665,7 +22703,7 @@
     <w:p>
       <w:pPr>
         <w:shd w:val="clear" w:color="auto" w:fill="auto"/>
-        <w:spacing w:line="300" w:lineRule="auto"/>
+        <w:spacing w:line="300" w:lineRule="auto" w:before="0" w:after="0"/>
         <w:jc w:val="left"/>
         <w:rPr>
           <w:sz w:val="21"/>
@@ -22979,7 +23017,7 @@
     <w:p>
       <w:pPr>
         <w:shd w:val="clear" w:color="auto" w:fill="auto"/>
-        <w:spacing w:line="300" w:lineRule="auto"/>
+        <w:spacing w:line="300" w:lineRule="auto" w:before="0" w:after="0"/>
         <w:jc w:val="left"/>
         <w:rPr>
           <w:sz w:val="21"/>
@@ -23183,7 +23221,7 @@
     <w:p>
       <w:pPr>
         <w:shd w:val="clear" w:color="auto" w:fill="auto"/>
-        <w:spacing w:line="300" w:lineRule="auto"/>
+        <w:spacing w:line="300" w:lineRule="auto" w:before="0" w:after="0"/>
         <w:jc w:val="left"/>
         <w:rPr>
           <w:sz w:val="21"/>
@@ -23444,7 +23482,7 @@
     <w:p>
       <w:pPr>
         <w:shd w:val="clear" w:color="auto" w:fill="auto"/>
-        <w:spacing w:line="300" w:lineRule="auto"/>
+        <w:spacing w:line="300" w:lineRule="auto" w:before="0" w:after="0"/>
         <w:jc w:val="left"/>
         <w:rPr>
           <w:sz w:val="21"/>
@@ -23576,7 +23614,7 @@
     <w:p>
       <w:pPr>
         <w:shd w:val="clear" w:color="auto" w:fill="auto"/>
-        <w:spacing w:line="300" w:lineRule="auto"/>
+        <w:spacing w:line="300" w:lineRule="auto" w:before="0" w:after="0"/>
         <w:jc w:val="left"/>
         <w:rPr>
           <w:sz w:val="21"/>
@@ -23670,13 +23708,14 @@
     </w:p>
     <w:p>
       <w:pPr>
+        <w:spacing w:before="0" w:after="0" w:line="300" w:lineRule="auto"/>
         <w:jc w:val="left"/>
       </w:pPr>
     </w:p>
     <w:p>
       <w:pPr>
         <w:shd w:val="clear" w:color="auto" w:fill="auto"/>
-        <w:spacing w:line="300" w:lineRule="auto"/>
+        <w:spacing w:line="300" w:lineRule="auto" w:before="0" w:after="0"/>
         <w:jc w:val="left"/>
         <w:rPr>
           <w:sz w:val="21"/>
@@ -23977,7 +24016,7 @@
     <w:p>
       <w:pPr>
         <w:shd w:val="clear" w:color="auto" w:fill="auto"/>
-        <w:spacing w:line="300" w:lineRule="auto"/>
+        <w:spacing w:line="300" w:lineRule="auto" w:before="0" w:after="0"/>
         <w:jc w:val="left"/>
         <w:rPr>
           <w:sz w:val="21"/>
@@ -24031,7 +24070,7 @@
     <w:p>
       <w:pPr>
         <w:shd w:val="clear" w:color="auto" w:fill="auto"/>
-        <w:spacing w:line="300" w:lineRule="auto"/>
+        <w:spacing w:line="300" w:lineRule="auto" w:before="0" w:after="0"/>
         <w:jc w:val="left"/>
         <w:rPr>
           <w:sz w:val="21"/>
@@ -24121,7 +24160,7 @@
     <w:p>
       <w:pPr>
         <w:shd w:val="clear" w:color="auto" w:fill="auto"/>
-        <w:spacing w:line="300" w:lineRule="auto"/>
+        <w:spacing w:line="300" w:lineRule="auto" w:before="0" w:after="0"/>
         <w:jc w:val="left"/>
         <w:rPr>
           <w:sz w:val="21"/>
@@ -24137,7 +24176,7 @@
     <w:p>
       <w:pPr>
         <w:shd w:val="clear" w:color="auto" w:fill="auto"/>
-        <w:spacing w:line="300" w:lineRule="auto"/>
+        <w:spacing w:line="300" w:lineRule="auto" w:before="0" w:after="0"/>
         <w:jc w:val="left"/>
         <w:rPr>
           <w:sz w:val="21"/>
@@ -24294,7 +24333,7 @@
     <w:p>
       <w:pPr>
         <w:shd w:val="clear" w:color="auto" w:fill="auto"/>
-        <w:spacing w:line="300" w:lineRule="auto"/>
+        <w:spacing w:line="300" w:lineRule="auto" w:before="0" w:after="0"/>
         <w:jc w:val="left"/>
         <w:rPr>
           <w:sz w:val="21"/>
@@ -24481,7 +24520,7 @@
     <w:p>
       <w:pPr>
         <w:shd w:val="clear" w:color="auto" w:fill="auto"/>
-        <w:spacing w:line="300" w:lineRule="auto"/>
+        <w:spacing w:line="300" w:lineRule="auto" w:before="0" w:after="0"/>
         <w:jc w:val="left"/>
         <w:rPr>
           <w:sz w:val="21"/>
@@ -24621,7 +24660,7 @@
     <w:p>
       <w:pPr>
         <w:shd w:val="clear" w:color="auto" w:fill="auto"/>
-        <w:spacing w:line="300" w:lineRule="auto"/>
+        <w:spacing w:line="300" w:lineRule="auto" w:before="0" w:after="0"/>
         <w:jc w:val="left"/>
         <w:rPr>
           <w:sz w:val="21"/>
@@ -24668,7 +24707,7 @@
     <w:p>
       <w:pPr>
         <w:shd w:val="clear" w:color="auto" w:fill="auto"/>
-        <w:spacing w:line="300" w:lineRule="auto"/>
+        <w:spacing w:line="300" w:lineRule="auto" w:before="0" w:after="0"/>
         <w:jc w:val="left"/>
         <w:rPr>
           <w:sz w:val="21"/>
@@ -24721,10 +24760,14 @@
     </w:p>
     <w:p>
       <w:pPr>
+        <w:spacing w:before="0" w:after="0" w:line="300" w:lineRule="auto"/>
         <w:jc w:val="left"/>
       </w:pPr>
     </w:p>
     <w:p>
+      <w:pPr>
+        <w:spacing w:before="0" w:after="0" w:line="300" w:lineRule="auto"/>
+      </w:pPr>
       <w:r>
         <w:rPr>
           <w:b/>
@@ -24733,6 +24776,9 @@
       </w:r>
     </w:p>
     <w:p>
+      <w:pPr>
+        <w:spacing w:before="0" w:after="0" w:line="300" w:lineRule="auto"/>
+      </w:pPr>
       <w:r>
         <w:drawing>
           <wp:inline>
@@ -24777,7 +24823,7 @@
     <w:p>
       <w:pPr>
         <w:shd w:val="clear" w:color="auto" w:fill="auto"/>
-        <w:spacing w:line="300" w:lineRule="auto"/>
+        <w:spacing w:line="300" w:lineRule="auto" w:before="0" w:after="0"/>
         <w:jc w:val="left"/>
       </w:pPr>
       <w:r>
@@ -24869,7 +24915,7 @@
           <w:p>
             <w:pPr>
               <w:shd w:val="clear" w:color="auto" w:fill="auto"/>
-              <w:spacing w:line="300" w:lineRule="auto"/>
+              <w:spacing w:line="300" w:lineRule="auto" w:before="0" w:after="0"/>
               <w:jc w:val="left"/>
             </w:pPr>
             <w:r>
@@ -24898,7 +24944,7 @@
           <w:p>
             <w:pPr>
               <w:shd w:val="clear" w:color="auto" w:fill="auto"/>
-              <w:spacing w:line="300" w:lineRule="auto"/>
+              <w:spacing w:line="300" w:lineRule="auto" w:before="0" w:after="0"/>
               <w:jc w:val="left"/>
             </w:pPr>
             <w:r>
@@ -24932,7 +24978,7 @@
           <w:p>
             <w:pPr>
               <w:shd w:val="clear" w:color="auto" w:fill="auto"/>
-              <w:spacing w:line="300" w:lineRule="auto"/>
+              <w:spacing w:line="300" w:lineRule="auto" w:before="0" w:after="0"/>
               <w:jc w:val="left"/>
             </w:pPr>
             <w:r>
@@ -24961,7 +25007,7 @@
           <w:p>
             <w:pPr>
               <w:shd w:val="clear" w:color="auto" w:fill="auto"/>
-              <w:spacing w:line="300" w:lineRule="auto"/>
+              <w:spacing w:line="300" w:lineRule="auto" w:before="0" w:after="0"/>
               <w:jc w:val="left"/>
             </w:pPr>
             <w:r>
@@ -24983,7 +25029,7 @@
     <w:p>
       <w:pPr>
         <w:shd w:val="clear" w:color="auto" w:fill="auto"/>
-        <w:spacing w:line="300" w:lineRule="auto"/>
+        <w:spacing w:line="300" w:lineRule="auto" w:before="0" w:after="0"/>
         <w:jc w:val="left"/>
       </w:pPr>
       <w:r>
@@ -25034,7 +25080,7 @@
     <w:p>
       <w:pPr>
         <w:shd w:val="clear" w:color="auto" w:fill="auto"/>
-        <w:spacing w:line="300" w:lineRule="auto"/>
+        <w:spacing w:line="300" w:lineRule="auto" w:before="0" w:after="0"/>
         <w:jc w:val="left"/>
       </w:pPr>
       <w:r>
@@ -25053,7 +25099,7 @@
     <w:p>
       <w:pPr>
         <w:shd w:val="clear" w:color="auto" w:fill="auto"/>
-        <w:spacing w:line="300" w:lineRule="auto"/>
+        <w:spacing w:line="300" w:lineRule="auto" w:before="0" w:after="0"/>
         <w:jc w:val="left"/>
       </w:pPr>
       <w:r>
@@ -25078,7 +25124,7 @@
     <w:p>
       <w:pPr>
         <w:shd w:val="clear" w:color="auto" w:fill="auto"/>
-        <w:spacing w:line="300" w:lineRule="auto"/>
+        <w:spacing w:line="300" w:lineRule="auto" w:before="0" w:after="0"/>
         <w:jc w:val="left"/>
       </w:pPr>
       <w:r>
@@ -25129,7 +25175,7 @@
     <w:p>
       <w:pPr>
         <w:shd w:val="clear" w:color="auto" w:fill="auto"/>
-        <w:spacing w:line="300" w:lineRule="auto"/>
+        <w:spacing w:line="300" w:lineRule="auto" w:before="0" w:after="0"/>
         <w:jc w:val="left"/>
       </w:pPr>
       <w:r>
@@ -25250,7 +25296,7 @@
     <w:p>
       <w:pPr>
         <w:shd w:val="clear" w:color="auto" w:fill="auto"/>
-        <w:spacing w:line="300" w:lineRule="auto"/>
+        <w:spacing w:line="300" w:lineRule="auto" w:before="0" w:after="0"/>
         <w:jc w:val="left"/>
       </w:pPr>
       <w:r>
@@ -25422,7 +25468,7 @@
     <w:p>
       <w:pPr>
         <w:shd w:val="clear" w:color="auto" w:fill="auto"/>
-        <w:spacing w:line="300" w:lineRule="auto"/>
+        <w:spacing w:line="300" w:lineRule="auto" w:before="0" w:after="0"/>
         <w:jc w:val="left"/>
       </w:pPr>
       <w:r>
@@ -25441,7 +25487,7 @@
     <w:p>
       <w:pPr>
         <w:shd w:val="clear" w:color="auto" w:fill="auto"/>
-        <w:spacing w:line="300" w:lineRule="auto"/>
+        <w:spacing w:line="300" w:lineRule="auto" w:before="0" w:after="0"/>
         <w:jc w:val="left"/>
       </w:pPr>
       <w:r>
@@ -25472,7 +25518,7 @@
     <w:p>
       <w:pPr>
         <w:shd w:val="clear" w:color="auto" w:fill="auto"/>
-        <w:spacing w:line="300" w:lineRule="auto"/>
+        <w:spacing w:line="300" w:lineRule="auto" w:before="0" w:after="0"/>
         <w:jc w:val="left"/>
       </w:pPr>
       <w:r>
@@ -25523,7 +25569,7 @@
     <w:p>
       <w:pPr>
         <w:shd w:val="clear" w:color="auto" w:fill="auto"/>
-        <w:spacing w:line="300" w:lineRule="auto"/>
+        <w:spacing w:line="300" w:lineRule="auto" w:before="0" w:after="0"/>
         <w:jc w:val="left"/>
       </w:pPr>
       <m:oMathPara>
@@ -25656,7 +25702,7 @@
     <w:p>
       <w:pPr>
         <w:shd w:val="clear" w:color="auto" w:fill="auto"/>
-        <w:spacing w:line="300" w:lineRule="auto"/>
+        <w:spacing w:line="300" w:lineRule="auto" w:before="0" w:after="0"/>
         <w:jc w:val="left"/>
       </w:pPr>
       <w:r>
@@ -25687,7 +25733,7 @@
     <w:p>
       <w:pPr>
         <w:shd w:val="clear" w:color="auto" w:fill="auto"/>
-        <w:spacing w:line="300" w:lineRule="auto"/>
+        <w:spacing w:line="300" w:lineRule="auto" w:before="0" w:after="0"/>
         <w:jc w:val="left"/>
       </w:pPr>
       <w:r>
@@ -25738,7 +25784,7 @@
     <w:p>
       <w:pPr>
         <w:shd w:val="clear" w:color="auto" w:fill="auto"/>
-        <w:spacing w:line="300" w:lineRule="auto"/>
+        <w:spacing w:line="300" w:lineRule="auto" w:before="0" w:after="0"/>
         <w:jc w:val="left"/>
       </w:pPr>
       <w:r>
@@ -25757,7 +25803,7 @@
     <w:p>
       <w:pPr>
         <w:shd w:val="clear" w:color="auto" w:fill="auto"/>
-        <w:spacing w:line="300" w:lineRule="auto"/>
+        <w:spacing w:line="300" w:lineRule="auto" w:before="0" w:after="0"/>
         <w:jc w:val="left"/>
       </w:pPr>
       <w:r>
@@ -25788,7 +25834,7 @@
     <w:p>
       <w:pPr>
         <w:shd w:val="clear" w:color="auto" w:fill="auto"/>
-        <w:spacing w:line="300" w:lineRule="auto"/>
+        <w:spacing w:line="300" w:lineRule="auto" w:before="0" w:after="0"/>
         <w:jc w:val="left"/>
       </w:pPr>
       <w:r>
@@ -25839,7 +25885,7 @@
     <w:p>
       <w:pPr>
         <w:shd w:val="clear" w:color="auto" w:fill="auto"/>
-        <w:spacing w:line="300" w:lineRule="auto"/>
+        <w:spacing w:line="300" w:lineRule="auto" w:before="0" w:after="0"/>
         <w:jc w:val="left"/>
       </w:pPr>
       <w:r>
@@ -25870,7 +25916,7 @@
     <w:p>
       <w:pPr>
         <w:shd w:val="clear" w:color="auto" w:fill="auto"/>
-        <w:spacing w:line="300" w:lineRule="auto"/>
+        <w:spacing w:line="300" w:lineRule="auto" w:before="0" w:after="0"/>
         <w:jc w:val="left"/>
       </w:pPr>
       <w:r>
@@ -25921,7 +25967,7 @@
     <w:p>
       <w:pPr>
         <w:shd w:val="clear" w:color="auto" w:fill="auto"/>
-        <w:spacing w:line="300" w:lineRule="auto"/>
+        <w:spacing w:line="300" w:lineRule="auto" w:before="0" w:after="0"/>
         <w:jc w:val="left"/>
       </w:pPr>
       <w:r>
@@ -25940,7 +25986,7 @@
     <w:p>
       <w:pPr>
         <w:shd w:val="clear" w:color="auto" w:fill="auto"/>
-        <w:spacing w:line="300" w:lineRule="auto"/>
+        <w:spacing w:line="300" w:lineRule="auto" w:before="0" w:after="0"/>
         <w:jc w:val="left"/>
       </w:pPr>
       <w:r>
@@ -25971,7 +26017,7 @@
     <w:p>
       <w:pPr>
         <w:shd w:val="clear" w:color="auto" w:fill="auto"/>
-        <w:spacing w:line="300" w:lineRule="auto"/>
+        <w:spacing w:line="300" w:lineRule="auto" w:before="0" w:after="0"/>
         <w:jc w:val="left"/>
       </w:pPr>
       <w:r>
@@ -26022,7 +26068,7 @@
     <w:p>
       <w:pPr>
         <w:shd w:val="clear" w:color="auto" w:fill="auto"/>
-        <w:spacing w:line="300" w:lineRule="auto"/>
+        <w:spacing w:line="300" w:lineRule="auto" w:before="0" w:after="0"/>
         <w:jc w:val="left"/>
       </w:pPr>
       <m:oMathPara>
@@ -26176,7 +26222,7 @@
     <w:p>
       <w:pPr>
         <w:shd w:val="clear" w:color="auto" w:fill="auto"/>
-        <w:spacing w:line="300" w:lineRule="auto"/>
+        <w:spacing w:line="300" w:lineRule="auto" w:before="0" w:after="0"/>
         <w:jc w:val="left"/>
       </w:pPr>
       <w:r>
@@ -26207,7 +26253,7 @@
     <w:p>
       <w:pPr>
         <w:shd w:val="clear" w:color="auto" w:fill="auto"/>
-        <w:spacing w:line="300" w:lineRule="auto"/>
+        <w:spacing w:line="300" w:lineRule="auto" w:before="0" w:after="0"/>
         <w:jc w:val="left"/>
       </w:pPr>
       <w:r>
@@ -26264,7 +26310,7 @@
     <w:p>
       <w:pPr>
         <w:shd w:val="clear" w:color="auto" w:fill="auto"/>
-        <w:spacing w:line="300" w:lineRule="auto"/>
+        <w:spacing w:line="300" w:lineRule="auto" w:before="0" w:after="0"/>
         <w:jc w:val="left"/>
       </w:pPr>
       <w:r>
@@ -26283,7 +26329,7 @@
     <w:p>
       <w:pPr>
         <w:shd w:val="clear" w:color="auto" w:fill="auto"/>
-        <w:spacing w:line="300" w:lineRule="auto"/>
+        <w:spacing w:line="300" w:lineRule="auto" w:before="0" w:after="0"/>
         <w:jc w:val="left"/>
       </w:pPr>
       <w:r>
@@ -26396,7 +26442,7 @@
     <w:p>
       <w:pPr>
         <w:shd w:val="clear" w:color="auto" w:fill="auto"/>
-        <w:spacing w:line="300" w:lineRule="auto"/>
+        <w:spacing w:line="300" w:lineRule="auto" w:before="0" w:after="0"/>
         <w:jc w:val="left"/>
       </w:pPr>
       <w:r>
@@ -26427,7 +26473,7 @@
     <w:p>
       <w:pPr>
         <w:shd w:val="clear" w:color="auto" w:fill="auto"/>
-        <w:spacing w:line="300" w:lineRule="auto"/>
+        <w:spacing w:line="300" w:lineRule="auto" w:before="0" w:after="0"/>
         <w:jc w:val="left"/>
       </w:pPr>
       <w:r>
@@ -26477,10 +26523,14 @@
     </w:p>
     <w:p>
       <w:pPr>
+        <w:spacing w:before="0" w:after="0" w:line="300" w:lineRule="auto"/>
         <w:jc w:val="left"/>
       </w:pPr>
     </w:p>
     <w:p>
+      <w:pPr>
+        <w:spacing w:before="0" w:after="0" w:line="300" w:lineRule="auto"/>
+      </w:pPr>
       <w:r>
         <w:rPr>
           <w:b/>
@@ -26491,7 +26541,7 @@
     <w:p>
       <w:pPr>
         <w:shd w:val="clear" w:color="auto" w:fill="auto"/>
-        <w:spacing w:line="300" w:lineRule="auto"/>
+        <w:spacing w:line="300" w:lineRule="auto" w:before="0" w:after="0"/>
         <w:jc w:val="left"/>
       </w:pPr>
       <w:r>
@@ -26777,7 +26827,7 @@
     <w:p>
       <w:pPr>
         <w:shd w:val="clear" w:color="auto" w:fill="auto"/>
-        <w:spacing w:line="300" w:lineRule="auto"/>
+        <w:spacing w:line="300" w:lineRule="auto" w:before="0" w:after="0"/>
         <w:jc w:val="left"/>
       </w:pPr>
       <w:r>
@@ -26827,6 +26877,7 @@
     </w:p>
     <w:p>
       <w:pPr>
+        <w:spacing w:before="0" w:after="0" w:line="300" w:lineRule="auto"/>
         <w:jc w:val="left"/>
       </w:pPr>
       <w:r>
@@ -26884,7 +26935,7 @@
     <w:p>
       <w:pPr>
         <w:shd w:val="clear" w:color="auto" w:fill="auto"/>
-        <w:spacing w:line="300" w:lineRule="auto"/>
+        <w:spacing w:line="300" w:lineRule="auto" w:before="0" w:after="0"/>
         <w:jc w:val="left"/>
       </w:pPr>
       <w:r>
@@ -26991,7 +27042,7 @@
     <w:p>
       <w:pPr>
         <w:shd w:val="clear" w:color="auto" w:fill="auto"/>
-        <w:spacing w:line="300" w:lineRule="auto"/>
+        <w:spacing w:line="300" w:lineRule="auto" w:before="0" w:after="0"/>
         <w:jc w:val="left"/>
       </w:pPr>
       <m:oMathPara>
@@ -27188,7 +27239,7 @@
     <w:p>
       <w:pPr>
         <w:shd w:val="clear" w:color="auto" w:fill="auto"/>
-        <w:spacing w:line="300" w:lineRule="auto"/>
+        <w:spacing w:line="300" w:lineRule="auto" w:before="0" w:after="0"/>
         <w:jc w:val="left"/>
       </w:pPr>
       <m:oMathPara>
@@ -27299,7 +27350,7 @@
     <w:p>
       <w:pPr>
         <w:shd w:val="clear" w:color="auto" w:fill="auto"/>
-        <w:spacing w:line="300" w:lineRule="auto"/>
+        <w:spacing w:line="300" w:lineRule="auto" w:before="0" w:after="0"/>
         <w:jc w:val="left"/>
       </w:pPr>
       <m:oMathPara>
@@ -27403,7 +27454,7 @@
     <w:p>
       <w:pPr>
         <w:shd w:val="clear" w:color="auto" w:fill="auto"/>
-        <w:spacing w:line="300" w:lineRule="auto"/>
+        <w:spacing w:line="300" w:lineRule="auto" w:before="0" w:after="0"/>
         <w:jc w:val="left"/>
       </w:pPr>
       <w:r>
@@ -27629,7 +27680,7 @@
     <w:p>
       <w:pPr>
         <w:shd w:val="clear" w:color="auto" w:fill="auto"/>
-        <w:spacing w:line="300" w:lineRule="auto"/>
+        <w:spacing w:line="300" w:lineRule="auto" w:before="0" w:after="0"/>
         <w:jc w:val="left"/>
       </w:pPr>
       <w:r>
@@ -27692,7 +27743,7 @@
     <w:p>
       <w:pPr>
         <w:shd w:val="clear" w:color="auto" w:fill="auto"/>
-        <w:spacing w:line="300" w:lineRule="auto"/>
+        <w:spacing w:line="300" w:lineRule="auto" w:before="0" w:after="0"/>
         <w:jc w:val="left"/>
       </w:pPr>
       <m:oMathPara>
@@ -27796,13 +27847,14 @@
     </w:p>
     <w:p>
       <w:pPr>
+        <w:spacing w:before="0" w:after="0" w:line="300" w:lineRule="auto"/>
         <w:jc w:val="left"/>
       </w:pPr>
     </w:p>
     <w:p>
       <w:pPr>
         <w:shd w:val="clear" w:color="auto" w:fill="auto"/>
-        <w:spacing w:line="300" w:lineRule="auto"/>
+        <w:spacing w:line="300" w:lineRule="auto" w:before="0" w:after="0"/>
         <w:jc w:val="left"/>
       </w:pPr>
       <w:r>
@@ -28109,7 +28161,7 @@
     <w:p>
       <w:pPr>
         <w:shd w:val="clear" w:color="auto" w:fill="auto"/>
-        <w:spacing w:line="300" w:lineRule="auto"/>
+        <w:spacing w:line="300" w:lineRule="auto" w:before="0" w:after="0"/>
         <w:jc w:val="left"/>
       </w:pPr>
       <w:r>
@@ -28159,6 +28211,7 @@
     </w:p>
     <w:p>
       <w:pPr>
+        <w:spacing w:before="0" w:after="0" w:line="300" w:lineRule="auto"/>
         <w:jc w:val="left"/>
       </w:pPr>
       <w:r>
@@ -28216,7 +28269,7 @@
     <w:p>
       <w:pPr>
         <w:shd w:val="clear" w:color="auto" w:fill="auto"/>
-        <w:spacing w:line="300" w:lineRule="auto"/>
+        <w:spacing w:line="300" w:lineRule="auto" w:before="0" w:after="0"/>
         <w:jc w:val="left"/>
       </w:pPr>
       <w:r>
@@ -28305,7 +28358,7 @@
     <w:p>
       <w:pPr>
         <w:shd w:val="clear" w:color="auto" w:fill="auto"/>
-        <w:spacing w:line="300" w:lineRule="auto"/>
+        <w:spacing w:line="300" w:lineRule="auto" w:before="0" w:after="0"/>
         <w:jc w:val="left"/>
       </w:pPr>
       <m:oMathPara>
@@ -28494,7 +28547,7 @@
     <w:p>
       <w:pPr>
         <w:shd w:val="clear" w:color="auto" w:fill="auto"/>
-        <w:spacing w:line="300" w:lineRule="auto"/>
+        <w:spacing w:line="300" w:lineRule="auto" w:before="0" w:after="0"/>
         <w:jc w:val="left"/>
       </w:pPr>
       <m:oMathPara>
@@ -28563,7 +28616,7 @@
     <w:p>
       <w:pPr>
         <w:shd w:val="clear" w:color="auto" w:fill="auto"/>
-        <w:spacing w:line="300" w:lineRule="auto"/>
+        <w:spacing w:line="300" w:lineRule="auto" w:before="0" w:after="0"/>
         <w:jc w:val="left"/>
       </w:pPr>
       <m:oMathPara>
@@ -28643,7 +28696,7 @@
     <w:p>
       <w:pPr>
         <w:shd w:val="clear" w:color="auto" w:fill="auto"/>
-        <w:spacing w:line="300" w:lineRule="auto"/>
+        <w:spacing w:line="300" w:lineRule="auto" w:before="0" w:after="0"/>
         <w:jc w:val="left"/>
       </w:pPr>
       <w:r>
@@ -28779,7 +28832,7 @@
     <w:p>
       <w:pPr>
         <w:shd w:val="clear" w:color="auto" w:fill="auto"/>
-        <w:spacing w:line="300" w:lineRule="auto"/>
+        <w:spacing w:line="300" w:lineRule="auto" w:before="0" w:after="0"/>
         <w:jc w:val="left"/>
       </w:pPr>
       <m:oMathPara>
@@ -28859,7 +28912,7 @@
     <w:p>
       <w:pPr>
         <w:shd w:val="clear" w:color="auto" w:fill="auto"/>
-        <w:spacing w:line="300" w:lineRule="auto"/>
+        <w:spacing w:line="300" w:lineRule="auto" w:before="0" w:after="0"/>
         <w:jc w:val="left"/>
       </w:pPr>
       <w:r>
@@ -28983,7 +29036,7 @@
     <w:p>
       <w:pPr>
         <w:shd w:val="clear" w:color="auto" w:fill="auto"/>
-        <w:spacing w:line="300" w:lineRule="auto"/>
+        <w:spacing w:line="300" w:lineRule="auto" w:before="0" w:after="0"/>
         <w:jc w:val="left"/>
       </w:pPr>
       <m:oMathPara>
@@ -29130,7 +29183,7 @@
     <w:p>
       <w:pPr>
         <w:shd w:val="clear" w:color="auto" w:fill="auto"/>
-        <w:spacing w:line="300" w:lineRule="auto"/>
+        <w:spacing w:line="300" w:lineRule="auto" w:before="0" w:after="0"/>
         <w:jc w:val="left"/>
       </w:pPr>
       <w:r>
@@ -29168,13 +29221,14 @@
     </w:p>
     <w:p>
       <w:pPr>
+        <w:spacing w:before="0" w:after="0" w:line="300" w:lineRule="auto"/>
         <w:jc w:val="left"/>
       </w:pPr>
     </w:p>
     <w:p>
       <w:pPr>
         <w:shd w:val="clear" w:color="auto" w:fill="auto"/>
-        <w:spacing w:line="300" w:lineRule="auto"/>
+        <w:spacing w:line="300" w:lineRule="auto" w:before="0" w:after="0"/>
         <w:jc w:val="left"/>
         <w:rPr>
           <w:sz w:val="21"/>
@@ -29265,7 +29319,7 @@
     <w:p>
       <w:pPr>
         <w:shd w:val="clear" w:color="auto" w:fill="auto"/>
-        <w:spacing w:line="300" w:lineRule="auto"/>
+        <w:spacing w:line="300" w:lineRule="auto" w:before="0" w:after="0"/>
         <w:jc w:val="left"/>
         <w:rPr>
           <w:sz w:val="21"/>
@@ -29374,7 +29428,7 @@
     <w:p>
       <w:pPr>
         <w:shd w:val="clear" w:color="auto" w:fill="auto"/>
-        <w:spacing w:line="300" w:lineRule="auto"/>
+        <w:spacing w:line="300" w:lineRule="auto" w:before="0" w:after="0"/>
         <w:jc w:val="left"/>
         <w:rPr>
           <w:sz w:val="21"/>
@@ -29483,7 +29537,7 @@
     <w:p>
       <w:pPr>
         <w:shd w:val="clear" w:color="auto" w:fill="auto"/>
-        <w:spacing w:line="300" w:lineRule="auto"/>
+        <w:spacing w:line="300" w:lineRule="auto" w:before="0" w:after="0"/>
         <w:jc w:val="left"/>
         <w:rPr>
           <w:sz w:val="21"/>
@@ -29651,7 +29705,7 @@
     <w:p>
       <w:pPr>
         <w:shd w:val="clear" w:color="auto" w:fill="auto"/>
-        <w:spacing w:line="300" w:lineRule="auto"/>
+        <w:spacing w:line="300" w:lineRule="auto" w:before="0" w:after="0"/>
         <w:jc w:val="left"/>
         <w:rPr>
           <w:sz w:val="21"/>
@@ -29661,7 +29715,7 @@
     <w:p>
       <w:pPr>
         <w:shd w:val="clear" w:color="auto" w:fill="auto"/>
-        <w:spacing w:line="300" w:lineRule="auto"/>
+        <w:spacing w:line="300" w:lineRule="auto" w:before="0" w:after="0"/>
         <w:jc w:val="left"/>
         <w:rPr>
           <w:sz w:val="21"/>
@@ -29715,7 +29769,7 @@
     <w:p>
       <w:pPr>
         <w:shd w:val="clear" w:color="auto" w:fill="auto"/>
-        <w:spacing w:line="300" w:lineRule="auto"/>
+        <w:spacing w:line="300" w:lineRule="auto" w:before="0" w:after="0"/>
         <w:jc w:val="left"/>
         <w:rPr>
           <w:sz w:val="21"/>
@@ -29840,7 +29894,7 @@
     <w:p>
       <w:pPr>
         <w:shd w:val="clear" w:color="auto" w:fill="auto"/>
-        <w:spacing w:line="300" w:lineRule="auto"/>
+        <w:spacing w:line="300" w:lineRule="auto" w:before="0" w:after="0"/>
         <w:jc w:val="left"/>
         <w:rPr>
           <w:sz w:val="21"/>
@@ -29929,7 +29983,7 @@
     <w:p>
       <w:pPr>
         <w:shd w:val="clear" w:color="auto" w:fill="auto"/>
-        <w:spacing w:line="300" w:lineRule="auto"/>
+        <w:spacing w:line="300" w:lineRule="auto" w:before="0" w:after="0"/>
         <w:jc w:val="left"/>
         <w:rPr>
           <w:sz w:val="21"/>
@@ -30048,7 +30102,7 @@
     <w:p>
       <w:pPr>
         <w:shd w:val="clear" w:color="auto" w:fill="auto"/>
-        <w:spacing w:line="300" w:lineRule="auto"/>
+        <w:spacing w:line="300" w:lineRule="auto" w:before="0" w:after="0"/>
         <w:jc w:val="left"/>
         <w:rPr>
           <w:sz w:val="21"/>
@@ -30089,7 +30143,7 @@
     <w:p>
       <w:pPr>
         <w:shd w:val="clear" w:color="auto" w:fill="auto"/>
-        <w:spacing w:line="300" w:lineRule="auto"/>
+        <w:spacing w:line="300" w:lineRule="auto" w:before="0" w:after="0"/>
         <w:jc w:val="left"/>
         <w:rPr>
           <w:sz w:val="21"/>
@@ -30130,7 +30184,7 @@
     <w:p>
       <w:pPr>
         <w:shd w:val="clear" w:color="auto" w:fill="auto"/>
-        <w:spacing w:line="300" w:lineRule="auto"/>
+        <w:spacing w:line="300" w:lineRule="auto" w:before="0" w:after="0"/>
         <w:jc w:val="left"/>
         <w:rPr>
           <w:sz w:val="21"/>
@@ -30146,7 +30200,7 @@
     <w:p>
       <w:pPr>
         <w:shd w:val="clear" w:color="auto" w:fill="auto"/>
-        <w:spacing w:line="300" w:lineRule="auto"/>
+        <w:spacing w:line="300" w:lineRule="auto" w:before="0" w:after="0"/>
         <w:jc w:val="left"/>
         <w:rPr>
           <w:sz w:val="21"/>
@@ -30286,7 +30340,7 @@
     <w:p>
       <w:pPr>
         <w:shd w:val="clear" w:color="auto" w:fill="auto"/>
-        <w:spacing w:line="300" w:lineRule="auto"/>
+        <w:spacing w:line="300" w:lineRule="auto" w:before="0" w:after="0"/>
         <w:jc w:val="left"/>
         <w:rPr>
           <w:sz w:val="21"/>
@@ -30472,7 +30526,7 @@
     <w:p>
       <w:pPr>
         <w:shd w:val="clear" w:color="auto" w:fill="auto"/>
-        <w:spacing w:line="300" w:lineRule="auto"/>
+        <w:spacing w:line="300" w:lineRule="auto" w:before="0" w:after="0"/>
         <w:jc w:val="left"/>
         <w:rPr>
           <w:sz w:val="21"/>
@@ -30748,7 +30802,7 @@
     <w:p>
       <w:pPr>
         <w:shd w:val="clear" w:color="auto" w:fill="auto"/>
-        <w:spacing w:line="300" w:lineRule="auto"/>
+        <w:spacing w:line="300" w:lineRule="auto" w:before="0" w:after="0"/>
         <w:jc w:val="left"/>
         <w:rPr>
           <w:sz w:val="21"/>
@@ -31067,7 +31121,7 @@
     <w:p>
       <w:pPr>
         <w:shd w:val="clear" w:color="auto" w:fill="auto"/>
-        <w:spacing w:line="300" w:lineRule="auto"/>
+        <w:spacing w:line="300" w:lineRule="auto" w:before="0" w:after="0"/>
         <w:jc w:val="left"/>
         <w:rPr>
           <w:sz w:val="21"/>
@@ -31108,7 +31162,7 @@
     <w:p>
       <w:pPr>
         <w:shd w:val="clear" w:color="auto" w:fill="auto"/>
-        <w:spacing w:line="300" w:lineRule="auto"/>
+        <w:spacing w:line="300" w:lineRule="auto" w:before="0" w:after="0"/>
         <w:jc w:val="left"/>
         <w:rPr>
           <w:sz w:val="21"/>
@@ -31196,11 +31250,67 @@
         </w:rPr>
         <w:t>是这个三角形三边垂直平分线的交点</w:t>
       </w:r>
+      <m:oMath>
+        <m:r>
+          <w:rPr>
+            <w:rFonts w:ascii="Times New Roman" w:eastAsia="宋体" w:hAnsi="Times New Roman" w:cs="Cambria Math"/>
+          </w:rPr>
+          <m:t>∴</m:t>
+        </m:r>
+        <m:r>
+          <w:rPr>
+            <w:rFonts w:ascii="Times New Roman" w:eastAsia="宋体" w:hAnsi="Times New Roman" w:cs="Cambria Math"/>
+          </w:rPr>
+          <m:t>O</m:t>
+        </m:r>
+        <m:r>
+          <w:rPr>
+            <w:rFonts w:ascii="Times New Roman" w:eastAsia="宋体" w:hAnsi="Times New Roman" w:cs="Cambria Math"/>
+          </w:rPr>
+          <m:t>A</m:t>
+        </m:r>
+        <m:r>
+          <w:rPr>
+            <w:rFonts w:ascii="Times New Roman" w:eastAsia="宋体" w:hAnsi="Times New Roman" w:cs="Cambria Math"/>
+          </w:rPr>
+          <m:t>=</m:t>
+        </m:r>
+        <m:r>
+          <w:rPr>
+            <w:rFonts w:ascii="Times New Roman" w:eastAsia="宋体" w:hAnsi="Times New Roman" w:cs="Cambria Math"/>
+          </w:rPr>
+          <m:t>O</m:t>
+        </m:r>
+        <m:r>
+          <w:rPr>
+            <w:rFonts w:ascii="Times New Roman" w:eastAsia="宋体" w:hAnsi="Times New Roman" w:cs="Cambria Math"/>
+          </w:rPr>
+          <m:t>B</m:t>
+        </m:r>
+        <m:r>
+          <w:rPr>
+            <w:rFonts w:ascii="Times New Roman" w:eastAsia="宋体" w:hAnsi="Times New Roman" w:cs="Cambria Math"/>
+          </w:rPr>
+          <m:t>=</m:t>
+        </m:r>
+        <m:r>
+          <w:rPr>
+            <w:rFonts w:ascii="Times New Roman" w:eastAsia="宋体" w:hAnsi="Times New Roman" w:cs="Cambria Math"/>
+          </w:rPr>
+          <m:t>O</m:t>
+        </m:r>
+        <m:r>
+          <w:rPr>
+            <w:rFonts w:ascii="Times New Roman" w:eastAsia="宋体" w:hAnsi="Times New Roman" w:cs="Cambria Math"/>
+          </w:rPr>
+          <m:t>C</m:t>
+        </m:r>
+      </m:oMath>
     </w:p>
     <w:p>
       <w:pPr>
         <w:shd w:val="clear" w:color="auto" w:fill="auto"/>
-        <w:spacing w:line="300" w:lineRule="auto"/>
+        <w:spacing w:line="300" w:lineRule="auto" w:before="0" w:after="0"/>
         <w:jc w:val="left"/>
         <w:rPr>
           <w:sz w:val="21"/>
@@ -31221,6 +31331,12 @@
             <w:rPr>
               <w:rFonts w:ascii="Times New Roman" w:eastAsia="宋体" w:hAnsi="Times New Roman" w:cs="Cambria Math"/>
             </w:rPr>
+            <m:t>∠</m:t>
+          </m:r>
+          <m:r>
+            <w:rPr>
+              <w:rFonts w:ascii="Times New Roman" w:eastAsia="宋体" w:hAnsi="Times New Roman" w:cs="Cambria Math"/>
+            </w:rPr>
             <m:t>O</m:t>
           </m:r>
           <m:r>
@@ -31233,12 +31349,24 @@
             <w:rPr>
               <w:rFonts w:ascii="Times New Roman" w:eastAsia="宋体" w:hAnsi="Times New Roman" w:cs="Cambria Math"/>
             </w:rPr>
+            <m:t>B</m:t>
+          </m:r>
+          <m:r>
+            <w:rPr>
+              <w:rFonts w:ascii="Times New Roman" w:eastAsia="宋体" w:hAnsi="Times New Roman" w:cs="Cambria Math"/>
+            </w:rPr>
             <m:t>=</m:t>
           </m:r>
           <m:r>
             <w:rPr>
               <w:rFonts w:ascii="Times New Roman" w:eastAsia="宋体" w:hAnsi="Times New Roman" w:cs="Cambria Math"/>
             </w:rPr>
+            <m:t>∠</m:t>
+          </m:r>
+          <m:r>
+            <w:rPr>
+              <w:rFonts w:ascii="Times New Roman" w:eastAsia="宋体" w:hAnsi="Times New Roman" w:cs="Cambria Math"/>
+            </w:rPr>
             <m:t>O</m:t>
           </m:r>
           <m:r>
@@ -31251,12 +31379,61 @@
             <w:rPr>
               <w:rFonts w:ascii="Times New Roman" w:eastAsia="宋体" w:hAnsi="Times New Roman" w:cs="Cambria Math"/>
             </w:rPr>
+            <m:t>A</m:t>
+          </m:r>
+        </m:oMath>
+      </m:oMathPara>
+      <w:r>
+        <w:rPr>
+          <w:sz w:val="21"/>
+        </w:rPr>
+        <w:t>，</w:t>
+      </w:r>
+      <m:oMathPara>
+        <m:oMathParaPr>
+          <m:jc m:val="left"/>
+        </m:oMathParaPr>
+        <m:oMath>
+          <m:r>
+            <w:rPr>
+              <w:rFonts w:ascii="Times New Roman" w:eastAsia="宋体" w:hAnsi="Times New Roman" w:cs="Cambria Math"/>
+            </w:rPr>
+            <m:t>∠</m:t>
+          </m:r>
+          <m:r>
+            <w:rPr>
+              <w:rFonts w:ascii="Times New Roman" w:eastAsia="宋体" w:hAnsi="Times New Roman" w:cs="Cambria Math"/>
+            </w:rPr>
+            <m:t>O</m:t>
+          </m:r>
+          <m:r>
+            <w:rPr>
+              <w:rFonts w:ascii="Times New Roman" w:eastAsia="宋体" w:hAnsi="Times New Roman" w:cs="Cambria Math"/>
+            </w:rPr>
+            <m:t>A</m:t>
+          </m:r>
+          <m:r>
+            <w:rPr>
+              <w:rFonts w:ascii="Times New Roman" w:eastAsia="宋体" w:hAnsi="Times New Roman" w:cs="Cambria Math"/>
+            </w:rPr>
+            <m:t>C</m:t>
+          </m:r>
+          <m:r>
+            <w:rPr>
+              <w:rFonts w:ascii="Times New Roman" w:eastAsia="宋体" w:hAnsi="Times New Roman" w:cs="Cambria Math"/>
+            </w:rPr>
             <m:t>=</m:t>
           </m:r>
           <m:r>
             <w:rPr>
               <w:rFonts w:ascii="Times New Roman" w:eastAsia="宋体" w:hAnsi="Times New Roman" w:cs="Cambria Math"/>
             </w:rPr>
+            <m:t>∠</m:t>
+          </m:r>
+          <m:r>
+            <w:rPr>
+              <w:rFonts w:ascii="Times New Roman" w:eastAsia="宋体" w:hAnsi="Times New Roman" w:cs="Cambria Math"/>
+            </w:rPr>
             <m:t>O</m:t>
           </m:r>
           <m:r>
@@ -31265,13 +31442,92 @@
             </w:rPr>
             <m:t>C</m:t>
           </m:r>
-        </m:oMath>
-      </m:oMathPara>
+          <m:r>
+            <w:rPr>
+              <w:rFonts w:ascii="Times New Roman" w:eastAsia="宋体" w:hAnsi="Times New Roman" w:cs="Cambria Math"/>
+            </w:rPr>
+            <m:t>A</m:t>
+          </m:r>
+        </m:oMath>
+      </m:oMathPara>
+      <w:r>
+        <w:rPr>
+          <w:sz w:val="21"/>
+        </w:rPr>
+        <w:t>，</w:t>
+      </w:r>
+      <m:oMathPara>
+        <m:oMathParaPr>
+          <m:jc m:val="left"/>
+        </m:oMathParaPr>
+        <m:oMath>
+          <m:r>
+            <w:rPr>
+              <w:rFonts w:ascii="Times New Roman" w:eastAsia="宋体" w:hAnsi="Times New Roman" w:cs="Cambria Math"/>
+            </w:rPr>
+            <m:t>∠</m:t>
+          </m:r>
+          <m:r>
+            <w:rPr>
+              <w:rFonts w:ascii="Times New Roman" w:eastAsia="宋体" w:hAnsi="Times New Roman" w:cs="Cambria Math"/>
+            </w:rPr>
+            <m:t>O</m:t>
+          </m:r>
+          <m:r>
+            <w:rPr>
+              <w:rFonts w:ascii="Times New Roman" w:eastAsia="宋体" w:hAnsi="Times New Roman" w:cs="Cambria Math"/>
+            </w:rPr>
+            <m:t>B</m:t>
+          </m:r>
+          <m:r>
+            <w:rPr>
+              <w:rFonts w:ascii="Times New Roman" w:eastAsia="宋体" w:hAnsi="Times New Roman" w:cs="Cambria Math"/>
+            </w:rPr>
+            <m:t>C</m:t>
+          </m:r>
+          <m:r>
+            <w:rPr>
+              <w:rFonts w:ascii="Times New Roman" w:eastAsia="宋体" w:hAnsi="Times New Roman" w:cs="Cambria Math"/>
+            </w:rPr>
+            <m:t>=</m:t>
+          </m:r>
+          <m:r>
+            <w:rPr>
+              <w:rFonts w:ascii="Times New Roman" w:eastAsia="宋体" w:hAnsi="Times New Roman" w:cs="Cambria Math"/>
+            </w:rPr>
+            <m:t>∠</m:t>
+          </m:r>
+          <m:r>
+            <w:rPr>
+              <w:rFonts w:ascii="Times New Roman" w:eastAsia="宋体" w:hAnsi="Times New Roman" w:cs="Cambria Math"/>
+            </w:rPr>
+            <m:t>O</m:t>
+          </m:r>
+          <m:r>
+            <w:rPr>
+              <w:rFonts w:ascii="Times New Roman" w:eastAsia="宋体" w:hAnsi="Times New Roman" w:cs="Cambria Math"/>
+            </w:rPr>
+            <m:t>C</m:t>
+          </m:r>
+          <m:r>
+            <w:rPr>
+              <w:rFonts w:ascii="Times New Roman" w:eastAsia="宋体" w:hAnsi="Times New Roman" w:cs="Cambria Math"/>
+            </w:rPr>
+            <m:t>B</m:t>
+          </m:r>
+        </m:oMath>
+      </m:oMathPara>
+      <w:r>
+        <w:rPr>
+          <w:sz w:val="21"/>
+        </w:rPr>
+        <w:t>，</w:t>
+      </w:r>
     </w:p>
     <w:p>
       <w:pPr>
         <w:shd w:val="clear" w:color="auto" w:fill="auto"/>
-        <w:spacing w:line="300" w:lineRule="auto"/>
+        <w:spacing w:line="300" w:lineRule="auto" w:before="0" w:after="0"/>
         <w:jc w:val="left"/>
         <w:rPr>
           <w:sz w:val="21"/>
@@ -31298,12 +31554,66 @@
             <w:rPr>
               <w:rFonts w:ascii="Times New Roman" w:eastAsia="宋体" w:hAnsi="Times New Roman" w:cs="Cambria Math"/>
             </w:rPr>
+            <m:t>A</m:t>
+          </m:r>
+          <m:r>
+            <w:rPr>
+              <w:rFonts w:ascii="Times New Roman" w:eastAsia="宋体" w:hAnsi="Times New Roman" w:cs="Cambria Math"/>
+            </w:rPr>
             <m:t>O</m:t>
           </m:r>
           <m:r>
             <w:rPr>
               <w:rFonts w:ascii="Times New Roman" w:eastAsia="宋体" w:hAnsi="Times New Roman" w:cs="Cambria Math"/>
             </w:rPr>
+            <m:t>B</m:t>
+          </m:r>
+          <m:r>
+            <w:rPr>
+              <w:rFonts w:ascii="Times New Roman" w:eastAsia="宋体" w:hAnsi="Times New Roman" w:cs="Cambria Math"/>
+            </w:rPr>
+            <m:t>=</m:t>
+          </m:r>
+          <m:r>
+            <w:rPr>
+              <w:rFonts w:ascii="Times New Roman" w:eastAsia="宋体" w:hAnsi="Times New Roman" w:cs="Cambria Math"/>
+            </w:rPr>
+            <m:t>180</m:t>
+          </m:r>
+          <m:r>
+            <w:rPr>
+              <w:rFonts w:ascii="Times New Roman" w:eastAsia="宋体" w:hAnsi="Times New Roman" w:cs="Cambria Math"/>
+            </w:rPr>
+            <m:t>°</m:t>
+          </m:r>
+          <m:r>
+            <w:rPr>
+              <w:rFonts w:ascii="Times New Roman" w:eastAsia="宋体" w:hAnsi="Times New Roman" w:cs="Cambria Math"/>
+            </w:rPr>
+            <m:t>−</m:t>
+          </m:r>
+          <m:r>
+            <w:rPr>
+              <w:rFonts w:ascii="Times New Roman" w:eastAsia="宋体" w:hAnsi="Times New Roman" w:cs="Cambria Math"/>
+            </w:rPr>
+            <m:t>2</m:t>
+          </m:r>
+          <m:r>
+            <w:rPr>
+              <w:rFonts w:ascii="Times New Roman" w:eastAsia="宋体" w:hAnsi="Times New Roman" w:cs="Cambria Math"/>
+            </w:rPr>
+            <m:t>∠</m:t>
+          </m:r>
+          <m:r>
+            <w:rPr>
+              <w:rFonts w:ascii="Times New Roman" w:eastAsia="宋体" w:hAnsi="Times New Roman" w:cs="Cambria Math"/>
+            </w:rPr>
+            <m:t>O</m:t>
+          </m:r>
+          <m:r>
+            <w:rPr>
+              <w:rFonts w:ascii="Times New Roman" w:eastAsia="宋体" w:hAnsi="Times New Roman" w:cs="Cambria Math"/>
+            </w:rPr>
             <m:t>A</m:t>
           </m:r>
           <m:r>
@@ -31312,6 +31622,43 @@
             </w:rPr>
             <m:t>B</m:t>
           </m:r>
+        </m:oMath>
+      </m:oMathPara>
+      <w:r>
+        <w:rPr>
+          <w:sz w:val="21"/>
+        </w:rPr>
+        <w:t>，</w:t>
+      </w:r>
+      <m:oMathPara>
+        <m:oMathParaPr>
+          <m:jc m:val="left"/>
+        </m:oMathParaPr>
+        <m:oMath>
+          <m:r>
+            <w:rPr>
+              <w:rFonts w:ascii="Times New Roman" w:eastAsia="宋体" w:hAnsi="Times New Roman" w:cs="Cambria Math"/>
+            </w:rPr>
+            <m:t>∠</m:t>
+          </m:r>
+          <m:r>
+            <w:rPr>
+              <w:rFonts w:ascii="Times New Roman" w:eastAsia="宋体" w:hAnsi="Times New Roman" w:cs="Cambria Math"/>
+            </w:rPr>
+            <m:t>A</m:t>
+          </m:r>
+          <m:r>
+            <w:rPr>
+              <w:rFonts w:ascii="Times New Roman" w:eastAsia="宋体" w:hAnsi="Times New Roman" w:cs="Cambria Math"/>
+            </w:rPr>
+            <m:t>O</m:t>
+          </m:r>
+          <m:r>
+            <w:rPr>
+              <w:rFonts w:ascii="Times New Roman" w:eastAsia="宋体" w:hAnsi="Times New Roman" w:cs="Cambria Math"/>
+            </w:rPr>
+            <m:t>C</m:t>
+          </m:r>
           <m:r>
             <w:rPr>
               <w:rFonts w:ascii="Times New Roman" w:eastAsia="宋体" w:hAnsi="Times New Roman" w:cs="Cambria Math"/>
@@ -31322,6 +31669,30 @@
             <w:rPr>
               <w:rFonts w:ascii="Times New Roman" w:eastAsia="宋体" w:hAnsi="Times New Roman" w:cs="Cambria Math"/>
             </w:rPr>
+            <m:t>180</m:t>
+          </m:r>
+          <m:r>
+            <w:rPr>
+              <w:rFonts w:ascii="Times New Roman" w:eastAsia="宋体" w:hAnsi="Times New Roman" w:cs="Cambria Math"/>
+            </w:rPr>
+            <m:t>°</m:t>
+          </m:r>
+          <m:r>
+            <w:rPr>
+              <w:rFonts w:ascii="Times New Roman" w:eastAsia="宋体" w:hAnsi="Times New Roman" w:cs="Cambria Math"/>
+            </w:rPr>
+            <m:t>−</m:t>
+          </m:r>
+          <m:r>
+            <w:rPr>
+              <w:rFonts w:ascii="Times New Roman" w:eastAsia="宋体" w:hAnsi="Times New Roman" w:cs="Cambria Math"/>
+            </w:rPr>
+            <m:t>2</m:t>
+          </m:r>
+          <m:r>
+            <w:rPr>
+              <w:rFonts w:ascii="Times New Roman" w:eastAsia="宋体" w:hAnsi="Times New Roman" w:cs="Cambria Math"/>
+            </w:rPr>
             <m:t>∠</m:t>
           </m:r>
           <m:r>
@@ -31334,14 +31705,14 @@
             <w:rPr>
               <w:rFonts w:ascii="Times New Roman" w:eastAsia="宋体" w:hAnsi="Times New Roman" w:cs="Cambria Math"/>
             </w:rPr>
-            <m:t>B</m:t>
-          </m:r>
-          <m:r>
-            <w:rPr>
-              <w:rFonts w:ascii="Times New Roman" w:eastAsia="宋体" w:hAnsi="Times New Roman" w:cs="Cambria Math"/>
-            </w:rPr>
             <m:t>A</m:t>
           </m:r>
+          <m:r>
+            <w:rPr>
+              <w:rFonts w:ascii="Times New Roman" w:eastAsia="宋体" w:hAnsi="Times New Roman" w:cs="Cambria Math"/>
+            </w:rPr>
+            <m:t>C</m:t>
+          </m:r>
         </m:oMath>
       </m:oMathPara>
       <w:r>
@@ -31350,145 +31721,133 @@
         </w:rPr>
         <w:t>，</w:t>
       </w:r>
-      <m:oMathPara>
-        <m:oMathParaPr>
-          <m:jc m:val="left"/>
-        </m:oMathParaPr>
-        <m:oMath>
-          <m:r>
-            <w:rPr>
-              <w:rFonts w:ascii="Times New Roman" w:eastAsia="宋体" w:hAnsi="Times New Roman" w:cs="Cambria Math"/>
-            </w:rPr>
-            <m:t>∠</m:t>
-          </m:r>
-          <m:r>
-            <w:rPr>
-              <w:rFonts w:ascii="Times New Roman" w:eastAsia="宋体" w:hAnsi="Times New Roman" w:cs="Cambria Math"/>
-            </w:rPr>
-            <m:t>O</m:t>
-          </m:r>
-          <m:r>
-            <w:rPr>
-              <w:rFonts w:ascii="Times New Roman" w:eastAsia="宋体" w:hAnsi="Times New Roman" w:cs="Cambria Math"/>
-            </w:rPr>
-            <m:t>A</m:t>
-          </m:r>
-          <m:r>
-            <w:rPr>
-              <w:rFonts w:ascii="Times New Roman" w:eastAsia="宋体" w:hAnsi="Times New Roman" w:cs="Cambria Math"/>
-            </w:rPr>
-            <m:t>C</m:t>
-          </m:r>
-          <m:r>
-            <w:rPr>
-              <w:rFonts w:ascii="Times New Roman" w:eastAsia="宋体" w:hAnsi="Times New Roman" w:cs="Cambria Math"/>
-            </w:rPr>
-            <m:t>=</m:t>
-          </m:r>
-          <m:r>
-            <w:rPr>
-              <w:rFonts w:ascii="Times New Roman" w:eastAsia="宋体" w:hAnsi="Times New Roman" w:cs="Cambria Math"/>
-            </w:rPr>
-            <m:t>∠</m:t>
-          </m:r>
-          <m:r>
-            <w:rPr>
-              <w:rFonts w:ascii="Times New Roman" w:eastAsia="宋体" w:hAnsi="Times New Roman" w:cs="Cambria Math"/>
-            </w:rPr>
-            <m:t>O</m:t>
-          </m:r>
-          <m:r>
-            <w:rPr>
-              <w:rFonts w:ascii="Times New Roman" w:eastAsia="宋体" w:hAnsi="Times New Roman" w:cs="Cambria Math"/>
-            </w:rPr>
-            <m:t>C</m:t>
-          </m:r>
-          <m:r>
-            <w:rPr>
-              <w:rFonts w:ascii="Times New Roman" w:eastAsia="宋体" w:hAnsi="Times New Roman" w:cs="Cambria Math"/>
-            </w:rPr>
-            <m:t>A</m:t>
-          </m:r>
-        </m:oMath>
-      </m:oMathPara>
-      <w:r>
-        <w:rPr>
-          <w:sz w:val="21"/>
-        </w:rPr>
-        <w:t>，</w:t>
-      </w:r>
-      <m:oMathPara>
-        <m:oMathParaPr>
-          <m:jc m:val="left"/>
-        </m:oMathParaPr>
-        <m:oMath>
-          <m:r>
-            <w:rPr>
-              <w:rFonts w:ascii="Times New Roman" w:eastAsia="宋体" w:hAnsi="Times New Roman" w:cs="Cambria Math"/>
-            </w:rPr>
-            <m:t>∠</m:t>
-          </m:r>
-          <m:r>
-            <w:rPr>
-              <w:rFonts w:ascii="Times New Roman" w:eastAsia="宋体" w:hAnsi="Times New Roman" w:cs="Cambria Math"/>
-            </w:rPr>
-            <m:t>O</m:t>
-          </m:r>
-          <m:r>
-            <w:rPr>
-              <w:rFonts w:ascii="Times New Roman" w:eastAsia="宋体" w:hAnsi="Times New Roman" w:cs="Cambria Math"/>
-            </w:rPr>
-            <m:t>B</m:t>
-          </m:r>
-          <m:r>
-            <w:rPr>
-              <w:rFonts w:ascii="Times New Roman" w:eastAsia="宋体" w:hAnsi="Times New Roman" w:cs="Cambria Math"/>
-            </w:rPr>
-            <m:t>C</m:t>
-          </m:r>
-          <m:r>
-            <w:rPr>
-              <w:rFonts w:ascii="Times New Roman" w:eastAsia="宋体" w:hAnsi="Times New Roman" w:cs="Cambria Math"/>
-            </w:rPr>
-            <m:t>=</m:t>
-          </m:r>
-          <m:r>
-            <w:rPr>
-              <w:rFonts w:ascii="Times New Roman" w:eastAsia="宋体" w:hAnsi="Times New Roman" w:cs="Cambria Math"/>
-            </w:rPr>
-            <m:t>∠</m:t>
-          </m:r>
-          <m:r>
-            <w:rPr>
-              <w:rFonts w:ascii="Times New Roman" w:eastAsia="宋体" w:hAnsi="Times New Roman" w:cs="Cambria Math"/>
-            </w:rPr>
-            <m:t>O</m:t>
-          </m:r>
-          <m:r>
-            <w:rPr>
-              <w:rFonts w:ascii="Times New Roman" w:eastAsia="宋体" w:hAnsi="Times New Roman" w:cs="Cambria Math"/>
-            </w:rPr>
-            <m:t>C</m:t>
-          </m:r>
-          <m:r>
-            <w:rPr>
-              <w:rFonts w:ascii="Times New Roman" w:eastAsia="宋体" w:hAnsi="Times New Roman" w:cs="Cambria Math"/>
-            </w:rPr>
-            <m:t>B</m:t>
-          </m:r>
-        </m:oMath>
-      </m:oMathPara>
-      <w:r>
-        <w:rPr>
-          <w:sz w:val="21"/>
-        </w:rPr>
-        <w:t>，</w:t>
-      </w:r>
+      <m:oMath>
+        <m:r>
+          <w:rPr>
+            <w:rFonts w:ascii="Times New Roman" w:eastAsia="宋体" w:hAnsi="Times New Roman" w:cs="Cambria Math"/>
+          </w:rPr>
+          <m:t>∴</m:t>
+        </m:r>
+        <m:r>
+          <w:rPr>
+            <w:rFonts w:ascii="Times New Roman" w:eastAsia="宋体" w:hAnsi="Times New Roman" w:cs="Cambria Math"/>
+          </w:rPr>
+          <m:t>∠</m:t>
+        </m:r>
+        <m:r>
+          <w:rPr>
+            <w:rFonts w:ascii="Times New Roman" w:eastAsia="宋体" w:hAnsi="Times New Roman" w:cs="Cambria Math"/>
+          </w:rPr>
+          <m:t>B</m:t>
+        </m:r>
+        <m:r>
+          <w:rPr>
+            <w:rFonts w:ascii="Times New Roman" w:eastAsia="宋体" w:hAnsi="Times New Roman" w:cs="Cambria Math"/>
+          </w:rPr>
+          <m:t>O</m:t>
+        </m:r>
+        <m:r>
+          <w:rPr>
+            <w:rFonts w:ascii="Times New Roman" w:eastAsia="宋体" w:hAnsi="Times New Roman" w:cs="Cambria Math"/>
+          </w:rPr>
+          <m:t>C</m:t>
+        </m:r>
+        <m:r>
+          <w:rPr>
+            <w:rFonts w:ascii="Times New Roman" w:eastAsia="宋体" w:hAnsi="Times New Roman" w:cs="Cambria Math"/>
+          </w:rPr>
+          <m:t>=</m:t>
+        </m:r>
+        <m:r>
+          <w:rPr>
+            <w:rFonts w:ascii="Times New Roman" w:eastAsia="宋体" w:hAnsi="Times New Roman" w:cs="Cambria Math"/>
+          </w:rPr>
+          <m:t>360</m:t>
+        </m:r>
+        <m:r>
+          <w:rPr>
+            <w:rFonts w:ascii="Times New Roman" w:eastAsia="宋体" w:hAnsi="Times New Roman" w:cs="Cambria Math"/>
+          </w:rPr>
+          <m:t>°</m:t>
+        </m:r>
+        <m:r>
+          <w:rPr>
+            <w:rFonts w:ascii="Times New Roman" w:eastAsia="宋体" w:hAnsi="Times New Roman" w:cs="Cambria Math"/>
+          </w:rPr>
+          <m:t>−</m:t>
+        </m:r>
+        <m:r>
+          <w:rPr>
+            <w:rFonts w:ascii="Times New Roman" w:eastAsia="宋体" w:hAnsi="Times New Roman" w:cs="Cambria Math"/>
+          </w:rPr>
+          <m:t>(</m:t>
+        </m:r>
+        <m:r>
+          <w:rPr>
+            <w:rFonts w:ascii="Times New Roman" w:eastAsia="宋体" w:hAnsi="Times New Roman" w:cs="Cambria Math"/>
+          </w:rPr>
+          <m:t>∠</m:t>
+        </m:r>
+        <m:r>
+          <w:rPr>
+            <w:rFonts w:ascii="Times New Roman" w:eastAsia="宋体" w:hAnsi="Times New Roman" w:cs="Cambria Math"/>
+          </w:rPr>
+          <m:t>A</m:t>
+        </m:r>
+        <m:r>
+          <w:rPr>
+            <w:rFonts w:ascii="Times New Roman" w:eastAsia="宋体" w:hAnsi="Times New Roman" w:cs="Cambria Math"/>
+          </w:rPr>
+          <m:t>O</m:t>
+        </m:r>
+        <m:r>
+          <w:rPr>
+            <w:rFonts w:ascii="Times New Roman" w:eastAsia="宋体" w:hAnsi="Times New Roman" w:cs="Cambria Math"/>
+          </w:rPr>
+          <m:t>B</m:t>
+        </m:r>
+        <m:r>
+          <w:rPr>
+            <w:rFonts w:ascii="Times New Roman" w:eastAsia="宋体" w:hAnsi="Times New Roman" w:cs="Cambria Math"/>
+          </w:rPr>
+          <m:t>+</m:t>
+        </m:r>
+        <m:r>
+          <w:rPr>
+            <w:rFonts w:ascii="Times New Roman" w:eastAsia="宋体" w:hAnsi="Times New Roman" w:cs="Cambria Math"/>
+          </w:rPr>
+          <m:t>∠</m:t>
+        </m:r>
+        <m:r>
+          <w:rPr>
+            <w:rFonts w:ascii="Times New Roman" w:eastAsia="宋体" w:hAnsi="Times New Roman" w:cs="Cambria Math"/>
+          </w:rPr>
+          <m:t>A</m:t>
+        </m:r>
+        <m:r>
+          <w:rPr>
+            <w:rFonts w:ascii="Times New Roman" w:eastAsia="宋体" w:hAnsi="Times New Roman" w:cs="Cambria Math"/>
+          </w:rPr>
+          <m:t>O</m:t>
+        </m:r>
+        <m:r>
+          <w:rPr>
+            <w:rFonts w:ascii="Times New Roman" w:eastAsia="宋体" w:hAnsi="Times New Roman" w:cs="Cambria Math"/>
+          </w:rPr>
+          <m:t>C</m:t>
+        </m:r>
+        <m:r>
+          <w:rPr>
+            <w:rFonts w:ascii="Times New Roman" w:eastAsia="宋体" w:hAnsi="Times New Roman" w:cs="Cambria Math"/>
+          </w:rPr>
+          <m:t>)</m:t>
+        </m:r>
+      </m:oMath>
     </w:p>
     <w:p>
       <w:pPr>
         <w:shd w:val="clear" w:color="auto" w:fill="auto"/>
-        <w:spacing w:line="300" w:lineRule="auto"/>
+        <w:spacing w:line="300" w:lineRule="auto" w:before="0" w:after="0"/>
         <w:jc w:val="left"/>
         <w:rPr>
           <w:sz w:val="21"/>
@@ -31503,7 +31862,55 @@
             <w:rPr>
               <w:rFonts w:ascii="Times New Roman" w:eastAsia="宋体" w:hAnsi="Times New Roman" w:cs="Cambria Math"/>
             </w:rPr>
-            <m:t>∴</m:t>
+            <m:t>=</m:t>
+          </m:r>
+          <m:r>
+            <w:rPr>
+              <w:rFonts w:ascii="Times New Roman" w:eastAsia="宋体" w:hAnsi="Times New Roman" w:cs="Cambria Math"/>
+            </w:rPr>
+            <m:t>360</m:t>
+          </m:r>
+          <m:r>
+            <w:rPr>
+              <w:rFonts w:ascii="Times New Roman" w:eastAsia="宋体" w:hAnsi="Times New Roman" w:cs="Cambria Math"/>
+            </w:rPr>
+            <m:t>°</m:t>
+          </m:r>
+          <m:r>
+            <w:rPr>
+              <w:rFonts w:ascii="Times New Roman" w:eastAsia="宋体" w:hAnsi="Times New Roman" w:cs="Cambria Math"/>
+            </w:rPr>
+            <m:t>−</m:t>
+          </m:r>
+          <m:r>
+            <w:rPr>
+              <w:rFonts w:ascii="Times New Roman" w:eastAsia="宋体" w:hAnsi="Times New Roman" w:cs="Cambria Math"/>
+            </w:rPr>
+            <m:t>(</m:t>
+          </m:r>
+          <m:r>
+            <w:rPr>
+              <w:rFonts w:ascii="Times New Roman" w:eastAsia="宋体" w:hAnsi="Times New Roman" w:cs="Cambria Math"/>
+            </w:rPr>
+            <m:t>180</m:t>
+          </m:r>
+          <m:r>
+            <w:rPr>
+              <w:rFonts w:ascii="Times New Roman" w:eastAsia="宋体" w:hAnsi="Times New Roman" w:cs="Cambria Math"/>
+            </w:rPr>
+            <m:t>°</m:t>
+          </m:r>
+          <m:r>
+            <w:rPr>
+              <w:rFonts w:ascii="Times New Roman" w:eastAsia="宋体" w:hAnsi="Times New Roman" w:cs="Cambria Math"/>
+            </w:rPr>
+            <m:t>−</m:t>
+          </m:r>
+          <m:r>
+            <w:rPr>
+              <w:rFonts w:ascii="Times New Roman" w:eastAsia="宋体" w:hAnsi="Times New Roman" w:cs="Cambria Math"/>
+            </w:rPr>
+            <m:t>2</m:t>
           </m:r>
           <m:r>
             <w:rPr>
@@ -31515,164 +31922,79 @@
             <w:rPr>
               <w:rFonts w:ascii="Times New Roman" w:eastAsia="宋体" w:hAnsi="Times New Roman" w:cs="Cambria Math"/>
             </w:rPr>
+            <m:t>O</m:t>
+          </m:r>
+          <m:r>
+            <w:rPr>
+              <w:rFonts w:ascii="Times New Roman" w:eastAsia="宋体" w:hAnsi="Times New Roman" w:cs="Cambria Math"/>
+            </w:rPr>
             <m:t>A</m:t>
           </m:r>
           <m:r>
             <w:rPr>
               <w:rFonts w:ascii="Times New Roman" w:eastAsia="宋体" w:hAnsi="Times New Roman" w:cs="Cambria Math"/>
             </w:rPr>
+            <m:t>B</m:t>
+          </m:r>
+          <m:r>
+            <w:rPr>
+              <w:rFonts w:ascii="Times New Roman" w:eastAsia="宋体" w:hAnsi="Times New Roman" w:cs="Cambria Math"/>
+            </w:rPr>
+            <m:t>+</m:t>
+          </m:r>
+          <m:r>
+            <w:rPr>
+              <w:rFonts w:ascii="Times New Roman" w:eastAsia="宋体" w:hAnsi="Times New Roman" w:cs="Cambria Math"/>
+            </w:rPr>
+            <m:t>180</m:t>
+          </m:r>
+          <m:r>
+            <w:rPr>
+              <w:rFonts w:ascii="Times New Roman" w:eastAsia="宋体" w:hAnsi="Times New Roman" w:cs="Cambria Math"/>
+            </w:rPr>
+            <m:t>°</m:t>
+          </m:r>
+          <m:r>
+            <w:rPr>
+              <w:rFonts w:ascii="Times New Roman" w:eastAsia="宋体" w:hAnsi="Times New Roman" w:cs="Cambria Math"/>
+            </w:rPr>
+            <m:t>−</m:t>
+          </m:r>
+          <m:r>
+            <w:rPr>
+              <w:rFonts w:ascii="Times New Roman" w:eastAsia="宋体" w:hAnsi="Times New Roman" w:cs="Cambria Math"/>
+            </w:rPr>
+            <m:t>2</m:t>
+          </m:r>
+          <m:r>
+            <w:rPr>
+              <w:rFonts w:ascii="Times New Roman" w:eastAsia="宋体" w:hAnsi="Times New Roman" w:cs="Cambria Math"/>
+            </w:rPr>
+            <m:t>∠</m:t>
+          </m:r>
+          <m:r>
+            <w:rPr>
+              <w:rFonts w:ascii="Times New Roman" w:eastAsia="宋体" w:hAnsi="Times New Roman" w:cs="Cambria Math"/>
+            </w:rPr>
             <m:t>O</m:t>
           </m:r>
           <m:r>
             <w:rPr>
               <w:rFonts w:ascii="Times New Roman" w:eastAsia="宋体" w:hAnsi="Times New Roman" w:cs="Cambria Math"/>
             </w:rPr>
-            <m:t>B</m:t>
-          </m:r>
-          <m:r>
-            <w:rPr>
-              <w:rFonts w:ascii="Times New Roman" w:eastAsia="宋体" w:hAnsi="Times New Roman" w:cs="Cambria Math"/>
-            </w:rPr>
-            <m:t>=</m:t>
-          </m:r>
-          <m:r>
-            <w:rPr>
-              <w:rFonts w:ascii="Times New Roman" w:eastAsia="宋体" w:hAnsi="Times New Roman" w:cs="Cambria Math"/>
-            </w:rPr>
-            <m:t>180</m:t>
-          </m:r>
-          <m:r>
-            <w:rPr>
-              <w:rFonts w:ascii="Times New Roman" w:eastAsia="宋体" w:hAnsi="Times New Roman" w:cs="Cambria Math"/>
-            </w:rPr>
-            <m:t>°</m:t>
-          </m:r>
-          <m:r>
-            <w:rPr>
-              <w:rFonts w:ascii="Times New Roman" w:eastAsia="宋体" w:hAnsi="Times New Roman" w:cs="Cambria Math"/>
-            </w:rPr>
-            <m:t>−</m:t>
-          </m:r>
-          <m:r>
-            <w:rPr>
-              <w:rFonts w:ascii="Times New Roman" w:eastAsia="宋体" w:hAnsi="Times New Roman" w:cs="Cambria Math"/>
-            </w:rPr>
-            <m:t>2</m:t>
-          </m:r>
-          <m:r>
-            <w:rPr>
-              <w:rFonts w:ascii="Times New Roman" w:eastAsia="宋体" w:hAnsi="Times New Roman" w:cs="Cambria Math"/>
-            </w:rPr>
-            <m:t>∠</m:t>
-          </m:r>
-          <m:r>
-            <w:rPr>
-              <w:rFonts w:ascii="Times New Roman" w:eastAsia="宋体" w:hAnsi="Times New Roman" w:cs="Cambria Math"/>
-            </w:rPr>
-            <m:t>O</m:t>
-          </m:r>
-          <m:r>
-            <w:rPr>
-              <w:rFonts w:ascii="Times New Roman" w:eastAsia="宋体" w:hAnsi="Times New Roman" w:cs="Cambria Math"/>
-            </w:rPr>
             <m:t>A</m:t>
           </m:r>
           <m:r>
             <w:rPr>
               <w:rFonts w:ascii="Times New Roman" w:eastAsia="宋体" w:hAnsi="Times New Roman" w:cs="Cambria Math"/>
             </w:rPr>
-            <m:t>B</m:t>
-          </m:r>
-        </m:oMath>
-      </m:oMathPara>
-      <w:r>
-        <w:rPr>
-          <w:sz w:val="21"/>
-        </w:rPr>
-        <w:t>，</w:t>
-      </w:r>
-      <m:oMathPara>
-        <m:oMathParaPr>
-          <m:jc m:val="left"/>
-        </m:oMathParaPr>
-        <m:oMath>
-          <m:r>
-            <w:rPr>
-              <w:rFonts w:ascii="Times New Roman" w:eastAsia="宋体" w:hAnsi="Times New Roman" w:cs="Cambria Math"/>
-            </w:rPr>
-            <m:t>∠</m:t>
-          </m:r>
-          <m:r>
-            <w:rPr>
-              <w:rFonts w:ascii="Times New Roman" w:eastAsia="宋体" w:hAnsi="Times New Roman" w:cs="Cambria Math"/>
-            </w:rPr>
-            <m:t>A</m:t>
-          </m:r>
-          <m:r>
-            <w:rPr>
-              <w:rFonts w:ascii="Times New Roman" w:eastAsia="宋体" w:hAnsi="Times New Roman" w:cs="Cambria Math"/>
-            </w:rPr>
-            <m:t>O</m:t>
-          </m:r>
-          <m:r>
-            <w:rPr>
-              <w:rFonts w:ascii="Times New Roman" w:eastAsia="宋体" w:hAnsi="Times New Roman" w:cs="Cambria Math"/>
-            </w:rPr>
             <m:t>C</m:t>
           </m:r>
           <m:r>
             <w:rPr>
               <w:rFonts w:ascii="Times New Roman" w:eastAsia="宋体" w:hAnsi="Times New Roman" w:cs="Cambria Math"/>
             </w:rPr>
-            <m:t>=</m:t>
-          </m:r>
-          <m:r>
-            <w:rPr>
-              <w:rFonts w:ascii="Times New Roman" w:eastAsia="宋体" w:hAnsi="Times New Roman" w:cs="Cambria Math"/>
-            </w:rPr>
-            <m:t>180</m:t>
-          </m:r>
-          <m:r>
-            <w:rPr>
-              <w:rFonts w:ascii="Times New Roman" w:eastAsia="宋体" w:hAnsi="Times New Roman" w:cs="Cambria Math"/>
-            </w:rPr>
-            <m:t>°</m:t>
-          </m:r>
-          <m:r>
-            <w:rPr>
-              <w:rFonts w:ascii="Times New Roman" w:eastAsia="宋体" w:hAnsi="Times New Roman" w:cs="Cambria Math"/>
-            </w:rPr>
-            <m:t>−</m:t>
-          </m:r>
-          <m:r>
-            <w:rPr>
-              <w:rFonts w:ascii="Times New Roman" w:eastAsia="宋体" w:hAnsi="Times New Roman" w:cs="Cambria Math"/>
-            </w:rPr>
-            <m:t>2</m:t>
-          </m:r>
-          <m:r>
-            <w:rPr>
-              <w:rFonts w:ascii="Times New Roman" w:eastAsia="宋体" w:hAnsi="Times New Roman" w:cs="Cambria Math"/>
-            </w:rPr>
-            <m:t>∠</m:t>
-          </m:r>
-          <m:r>
-            <w:rPr>
-              <w:rFonts w:ascii="Times New Roman" w:eastAsia="宋体" w:hAnsi="Times New Roman" w:cs="Cambria Math"/>
-            </w:rPr>
-            <m:t>O</m:t>
-          </m:r>
-          <m:r>
-            <w:rPr>
-              <w:rFonts w:ascii="Times New Roman" w:eastAsia="宋体" w:hAnsi="Times New Roman" w:cs="Cambria Math"/>
-            </w:rPr>
-            <m:t>A</m:t>
-          </m:r>
-          <m:r>
-            <w:rPr>
-              <w:rFonts w:ascii="Times New Roman" w:eastAsia="宋体" w:hAnsi="Times New Roman" w:cs="Cambria Math"/>
-            </w:rPr>
-            <m:t>C</m:t>
+            <m:t>)</m:t>
           </m:r>
         </m:oMath>
       </m:oMathPara>
@@ -31686,7 +32008,7 @@
     <w:p>
       <w:pPr>
         <w:shd w:val="clear" w:color="auto" w:fill="auto"/>
-        <w:spacing w:line="300" w:lineRule="auto"/>
+        <w:spacing w:line="300" w:lineRule="auto" w:before="0" w:after="0"/>
         <w:jc w:val="left"/>
         <w:rPr>
           <w:sz w:val="21"/>
@@ -31701,7 +32023,13 @@
             <w:rPr>
               <w:rFonts w:ascii="Times New Roman" w:eastAsia="宋体" w:hAnsi="Times New Roman" w:cs="Cambria Math"/>
             </w:rPr>
-            <m:t>∴</m:t>
+            <m:t>=</m:t>
+          </m:r>
+          <m:r>
+            <w:rPr>
+              <w:rFonts w:ascii="Times New Roman" w:eastAsia="宋体" w:hAnsi="Times New Roman" w:cs="Cambria Math"/>
+            </w:rPr>
+            <m:t>2</m:t>
           </m:r>
           <m:r>
             <w:rPr>
@@ -31713,20 +32041,69 @@
             <w:rPr>
               <w:rFonts w:ascii="Times New Roman" w:eastAsia="宋体" w:hAnsi="Times New Roman" w:cs="Cambria Math"/>
             </w:rPr>
+            <m:t>O</m:t>
+          </m:r>
+          <m:r>
+            <w:rPr>
+              <w:rFonts w:ascii="Times New Roman" w:eastAsia="宋体" w:hAnsi="Times New Roman" w:cs="Cambria Math"/>
+            </w:rPr>
+            <m:t>A</m:t>
+          </m:r>
+          <m:r>
+            <w:rPr>
+              <w:rFonts w:ascii="Times New Roman" w:eastAsia="宋体" w:hAnsi="Times New Roman" w:cs="Cambria Math"/>
+            </w:rPr>
             <m:t>B</m:t>
           </m:r>
           <m:r>
             <w:rPr>
               <w:rFonts w:ascii="Times New Roman" w:eastAsia="宋体" w:hAnsi="Times New Roman" w:cs="Cambria Math"/>
             </w:rPr>
+            <m:t>+</m:t>
+          </m:r>
+          <m:r>
+            <w:rPr>
+              <w:rFonts w:ascii="Times New Roman" w:eastAsia="宋体" w:hAnsi="Times New Roman" w:cs="Cambria Math"/>
+            </w:rPr>
+            <m:t>2</m:t>
+          </m:r>
+          <m:r>
+            <w:rPr>
+              <w:rFonts w:ascii="Times New Roman" w:eastAsia="宋体" w:hAnsi="Times New Roman" w:cs="Cambria Math"/>
+            </w:rPr>
+            <m:t>∠</m:t>
+          </m:r>
+          <m:r>
+            <w:rPr>
+              <w:rFonts w:ascii="Times New Roman" w:eastAsia="宋体" w:hAnsi="Times New Roman" w:cs="Cambria Math"/>
+            </w:rPr>
             <m:t>O</m:t>
           </m:r>
           <m:r>
             <w:rPr>
               <w:rFonts w:ascii="Times New Roman" w:eastAsia="宋体" w:hAnsi="Times New Roman" w:cs="Cambria Math"/>
             </w:rPr>
+            <m:t>A</m:t>
+          </m:r>
+          <m:r>
+            <w:rPr>
+              <w:rFonts w:ascii="Times New Roman" w:eastAsia="宋体" w:hAnsi="Times New Roman" w:cs="Cambria Math"/>
+            </w:rPr>
             <m:t>C</m:t>
           </m:r>
+        </m:oMath>
+      </m:oMathPara>
+      <w:r>
+        <w:rPr>
+          <w:sz w:val="21"/>
+        </w:rPr>
+        <w:t xml:space="preserve"> </w:t>
+      </w:r>
+      <m:oMathPara>
+        <m:oMathParaPr>
+          <m:jc m:val="left"/>
+        </m:oMathParaPr>
+        <m:oMath>
           <m:r>
             <w:rPr>
               <w:rFonts w:ascii="Times New Roman" w:eastAsia="宋体" w:hAnsi="Times New Roman" w:cs="Cambria Math"/>
@@ -31737,25 +32114,7 @@
             <w:rPr>
               <w:rFonts w:ascii="Times New Roman" w:eastAsia="宋体" w:hAnsi="Times New Roman" w:cs="Cambria Math"/>
             </w:rPr>
-            <m:t>360</m:t>
-          </m:r>
-          <m:r>
-            <w:rPr>
-              <w:rFonts w:ascii="Times New Roman" w:eastAsia="宋体" w:hAnsi="Times New Roman" w:cs="Cambria Math"/>
-            </w:rPr>
-            <m:t>°</m:t>
-          </m:r>
-          <m:r>
-            <w:rPr>
-              <w:rFonts w:ascii="Times New Roman" w:eastAsia="宋体" w:hAnsi="Times New Roman" w:cs="Cambria Math"/>
-            </w:rPr>
-            <m:t>−</m:t>
-          </m:r>
-          <m:r>
-            <w:rPr>
-              <w:rFonts w:ascii="Times New Roman" w:eastAsia="宋体" w:hAnsi="Times New Roman" w:cs="Cambria Math"/>
-            </w:rPr>
-            <m:t>(</m:t>
+            <m:t>2</m:t>
           </m:r>
           <m:r>
             <w:rPr>
@@ -31767,55 +32126,19 @@
             <w:rPr>
               <w:rFonts w:ascii="Times New Roman" w:eastAsia="宋体" w:hAnsi="Times New Roman" w:cs="Cambria Math"/>
             </w:rPr>
+            <m:t>B</m:t>
+          </m:r>
+          <m:r>
+            <w:rPr>
+              <w:rFonts w:ascii="Times New Roman" w:eastAsia="宋体" w:hAnsi="Times New Roman" w:cs="Cambria Math"/>
+            </w:rPr>
             <m:t>A</m:t>
           </m:r>
           <m:r>
             <w:rPr>
               <w:rFonts w:ascii="Times New Roman" w:eastAsia="宋体" w:hAnsi="Times New Roman" w:cs="Cambria Math"/>
             </w:rPr>
-            <m:t>O</m:t>
-          </m:r>
-          <m:r>
-            <w:rPr>
-              <w:rFonts w:ascii="Times New Roman" w:eastAsia="宋体" w:hAnsi="Times New Roman" w:cs="Cambria Math"/>
-            </w:rPr>
-            <m:t>B</m:t>
-          </m:r>
-          <m:r>
-            <w:rPr>
-              <w:rFonts w:ascii="Times New Roman" w:eastAsia="宋体" w:hAnsi="Times New Roman" w:cs="Cambria Math"/>
-            </w:rPr>
-            <m:t>+</m:t>
-          </m:r>
-          <m:r>
-            <w:rPr>
-              <w:rFonts w:ascii="Times New Roman" w:eastAsia="宋体" w:hAnsi="Times New Roman" w:cs="Cambria Math"/>
-            </w:rPr>
-            <m:t>∠</m:t>
-          </m:r>
-          <m:r>
-            <w:rPr>
-              <w:rFonts w:ascii="Times New Roman" w:eastAsia="宋体" w:hAnsi="Times New Roman" w:cs="Cambria Math"/>
-            </w:rPr>
-            <m:t>A</m:t>
-          </m:r>
-          <m:r>
-            <w:rPr>
-              <w:rFonts w:ascii="Times New Roman" w:eastAsia="宋体" w:hAnsi="Times New Roman" w:cs="Cambria Math"/>
-            </w:rPr>
-            <m:t>O</m:t>
-          </m:r>
-          <m:r>
-            <w:rPr>
-              <w:rFonts w:ascii="Times New Roman" w:eastAsia="宋体" w:hAnsi="Times New Roman" w:cs="Cambria Math"/>
-            </w:rPr>
             <m:t>C</m:t>
-          </m:r>
-          <m:r>
-            <w:rPr>
-              <w:rFonts w:ascii="Times New Roman" w:eastAsia="宋体" w:hAnsi="Times New Roman" w:cs="Cambria Math"/>
-            </w:rPr>
-            <m:t>)</m:t>
           </m:r>
         </m:oMath>
       </m:oMathPara>
@@ -31823,178 +32146,199 @@
     <w:p>
       <w:pPr>
         <w:shd w:val="clear" w:color="auto" w:fill="auto"/>
-        <w:spacing w:line="300" w:lineRule="auto"/>
+        <w:spacing w:line="300" w:lineRule="auto" w:before="0" w:after="0"/>
         <w:jc w:val="left"/>
         <w:rPr>
           <w:sz w:val="21"/>
         </w:rPr>
       </w:pPr>
-      <m:oMathPara>
-        <m:oMathParaPr>
-          <m:jc m:val="left"/>
-        </m:oMathParaPr>
-        <m:oMath>
-          <m:r>
-            <w:rPr>
-              <w:rFonts w:ascii="Times New Roman" w:eastAsia="宋体" w:hAnsi="Times New Roman" w:cs="Cambria Math"/>
-            </w:rPr>
-            <m:t>=</m:t>
-          </m:r>
-          <m:r>
-            <w:rPr>
-              <w:rFonts w:ascii="Times New Roman" w:eastAsia="宋体" w:hAnsi="Times New Roman" w:cs="Cambria Math"/>
-            </w:rPr>
-            <m:t>360</m:t>
-          </m:r>
-          <m:r>
-            <w:rPr>
-              <w:rFonts w:ascii="Times New Roman" w:eastAsia="宋体" w:hAnsi="Times New Roman" w:cs="Cambria Math"/>
-            </w:rPr>
-            <m:t>°</m:t>
-          </m:r>
-          <m:r>
-            <w:rPr>
-              <w:rFonts w:ascii="Times New Roman" w:eastAsia="宋体" w:hAnsi="Times New Roman" w:cs="Cambria Math"/>
-            </w:rPr>
-            <m:t>−</m:t>
-          </m:r>
-          <m:r>
-            <w:rPr>
-              <w:rFonts w:ascii="Times New Roman" w:eastAsia="宋体" w:hAnsi="Times New Roman" w:cs="Cambria Math"/>
-            </w:rPr>
-            <m:t>(</m:t>
-          </m:r>
-          <m:r>
-            <w:rPr>
-              <w:rFonts w:ascii="Times New Roman" w:eastAsia="宋体" w:hAnsi="Times New Roman" w:cs="Cambria Math"/>
-            </w:rPr>
-            <m:t>180</m:t>
-          </m:r>
-          <m:r>
-            <w:rPr>
-              <w:rFonts w:ascii="Times New Roman" w:eastAsia="宋体" w:hAnsi="Times New Roman" w:cs="Cambria Math"/>
-            </w:rPr>
-            <m:t>°</m:t>
-          </m:r>
-          <m:r>
-            <w:rPr>
-              <w:rFonts w:ascii="Times New Roman" w:eastAsia="宋体" w:hAnsi="Times New Roman" w:cs="Cambria Math"/>
-            </w:rPr>
-            <m:t>−</m:t>
-          </m:r>
-          <m:r>
-            <w:rPr>
-              <w:rFonts w:ascii="Times New Roman" w:eastAsia="宋体" w:hAnsi="Times New Roman" w:cs="Cambria Math"/>
-            </w:rPr>
-            <m:t>2</m:t>
-          </m:r>
-          <m:r>
-            <w:rPr>
-              <w:rFonts w:ascii="Times New Roman" w:eastAsia="宋体" w:hAnsi="Times New Roman" w:cs="Cambria Math"/>
-            </w:rPr>
-            <m:t>∠</m:t>
-          </m:r>
-          <m:r>
-            <w:rPr>
-              <w:rFonts w:ascii="Times New Roman" w:eastAsia="宋体" w:hAnsi="Times New Roman" w:cs="Cambria Math"/>
-            </w:rPr>
-            <m:t>O</m:t>
-          </m:r>
-          <m:r>
-            <w:rPr>
-              <w:rFonts w:ascii="Times New Roman" w:eastAsia="宋体" w:hAnsi="Times New Roman" w:cs="Cambria Math"/>
-            </w:rPr>
-            <m:t>A</m:t>
-          </m:r>
-          <m:r>
-            <w:rPr>
-              <w:rFonts w:ascii="Times New Roman" w:eastAsia="宋体" w:hAnsi="Times New Roman" w:cs="Cambria Math"/>
-            </w:rPr>
-            <m:t>B</m:t>
-          </m:r>
-          <m:r>
-            <w:rPr>
-              <w:rFonts w:ascii="Times New Roman" w:eastAsia="宋体" w:hAnsi="Times New Roman" w:cs="Cambria Math"/>
-            </w:rPr>
-            <m:t>+</m:t>
-          </m:r>
-          <m:r>
-            <w:rPr>
-              <w:rFonts w:ascii="Times New Roman" w:eastAsia="宋体" w:hAnsi="Times New Roman" w:cs="Cambria Math"/>
-            </w:rPr>
-            <m:t>180</m:t>
-          </m:r>
-          <m:r>
-            <w:rPr>
-              <w:rFonts w:ascii="Times New Roman" w:eastAsia="宋体" w:hAnsi="Times New Roman" w:cs="Cambria Math"/>
-            </w:rPr>
-            <m:t>°</m:t>
-          </m:r>
-          <m:r>
-            <w:rPr>
-              <w:rFonts w:ascii="Times New Roman" w:eastAsia="宋体" w:hAnsi="Times New Roman" w:cs="Cambria Math"/>
-            </w:rPr>
-            <m:t>−</m:t>
-          </m:r>
-          <m:r>
-            <w:rPr>
-              <w:rFonts w:ascii="Times New Roman" w:eastAsia="宋体" w:hAnsi="Times New Roman" w:cs="Cambria Math"/>
-            </w:rPr>
-            <m:t>2</m:t>
-          </m:r>
-          <m:r>
-            <w:rPr>
-              <w:rFonts w:ascii="Times New Roman" w:eastAsia="宋体" w:hAnsi="Times New Roman" w:cs="Cambria Math"/>
-            </w:rPr>
-            <m:t>∠</m:t>
-          </m:r>
-          <m:r>
-            <w:rPr>
-              <w:rFonts w:ascii="Times New Roman" w:eastAsia="宋体" w:hAnsi="Times New Roman" w:cs="Cambria Math"/>
-            </w:rPr>
-            <m:t>O</m:t>
-          </m:r>
-          <m:r>
-            <w:rPr>
-              <w:rFonts w:ascii="Times New Roman" w:eastAsia="宋体" w:hAnsi="Times New Roman" w:cs="Cambria Math"/>
-            </w:rPr>
-            <m:t>A</m:t>
-          </m:r>
-          <m:r>
-            <w:rPr>
-              <w:rFonts w:ascii="Times New Roman" w:eastAsia="宋体" w:hAnsi="Times New Roman" w:cs="Cambria Math"/>
-            </w:rPr>
-            <m:t>C</m:t>
-          </m:r>
-          <m:r>
-            <w:rPr>
-              <w:rFonts w:ascii="Times New Roman" w:eastAsia="宋体" w:hAnsi="Times New Roman" w:cs="Cambria Math"/>
-            </w:rPr>
-            <m:t>)</m:t>
-          </m:r>
-        </m:oMath>
-      </m:oMathPara>
-      <w:r>
-        <w:rPr>
-          <w:sz w:val="21"/>
-        </w:rPr>
-        <w:t>，</w:t>
-      </w:r>
+      <w:r>
+        <w:rPr>
+          <w:sz w:val="21"/>
+        </w:rPr>
+        <w:t>（3）</w:t>
+      </w:r>
+      <m:oMathPara>
+        <m:oMathParaPr>
+          <m:jc m:val="left"/>
+        </m:oMathParaPr>
+        <m:oMath>
+          <m:r>
+            <w:rPr>
+              <w:rFonts w:ascii="Times New Roman" w:eastAsia="宋体" w:hAnsi="Times New Roman" w:cs="Cambria Math"/>
+            </w:rPr>
+            <m:t>∵</m:t>
+          </m:r>
+        </m:oMath>
+      </m:oMathPara>
+      <w:r>
+        <w:rPr>
+          <w:sz w:val="21"/>
+        </w:rPr>
+        <w:t>点</w:t>
+      </w:r>
+      <m:oMathPara>
+        <m:oMathParaPr>
+          <m:jc m:val="left"/>
+        </m:oMathParaPr>
+        <m:oMath>
+          <m:r>
+            <w:rPr>
+              <w:rFonts w:ascii="Times New Roman" w:eastAsia="宋体" w:hAnsi="Times New Roman" w:cs="Cambria Math"/>
+            </w:rPr>
+            <m:t>P</m:t>
+          </m:r>
+        </m:oMath>
+      </m:oMathPara>
+      <w:r>
+        <w:rPr>
+          <w:sz w:val="21"/>
+        </w:rPr>
+        <w:t>为三角形三个内角平分线的交点</w:t>
+      </w:r>
+      <m:oMath>
+        <m:r>
+          <w:rPr>
+            <w:rFonts w:ascii="Times New Roman" w:eastAsia="宋体" w:hAnsi="Times New Roman" w:cs="Cambria Math"/>
+          </w:rPr>
+          <m:t>∴</m:t>
+        </m:r>
+        <m:r>
+          <w:rPr>
+            <w:rFonts w:ascii="Times New Roman" w:eastAsia="宋体" w:hAnsi="Times New Roman" w:cs="Cambria Math"/>
+          </w:rPr>
+          <m:t>∠</m:t>
+        </m:r>
+        <m:r>
+          <w:rPr>
+            <w:rFonts w:ascii="Times New Roman" w:eastAsia="宋体" w:hAnsi="Times New Roman" w:cs="Cambria Math"/>
+          </w:rPr>
+          <m:t>B</m:t>
+        </m:r>
+        <m:r>
+          <w:rPr>
+            <w:rFonts w:ascii="Times New Roman" w:eastAsia="宋体" w:hAnsi="Times New Roman" w:cs="Cambria Math"/>
+          </w:rPr>
+          <m:t>P</m:t>
+        </m:r>
+        <m:r>
+          <w:rPr>
+            <w:rFonts w:ascii="Times New Roman" w:eastAsia="宋体" w:hAnsi="Times New Roman" w:cs="Cambria Math"/>
+          </w:rPr>
+          <m:t>C</m:t>
+        </m:r>
+        <m:r>
+          <w:rPr>
+            <w:rFonts w:ascii="Times New Roman" w:eastAsia="宋体" w:hAnsi="Times New Roman" w:cs="Cambria Math"/>
+          </w:rPr>
+          <m:t>=</m:t>
+        </m:r>
+        <m:r>
+          <w:rPr>
+            <w:rFonts w:ascii="Times New Roman" w:eastAsia="宋体" w:hAnsi="Times New Roman" w:cs="Cambria Math"/>
+          </w:rPr>
+          <m:t>90</m:t>
+        </m:r>
+        <m:r>
+          <w:rPr>
+            <w:rFonts w:ascii="Times New Roman" w:eastAsia="宋体" w:hAnsi="Times New Roman" w:cs="Cambria Math"/>
+          </w:rPr>
+          <m:t>°</m:t>
+        </m:r>
+        <m:r>
+          <w:rPr>
+            <w:rFonts w:ascii="Times New Roman" w:eastAsia="宋体" w:hAnsi="Times New Roman" w:cs="Cambria Math"/>
+          </w:rPr>
+          <m:t>+</m:t>
+        </m:r>
+        <m:f>
+          <m:num>
+            <m:r>
+              <w:rPr>
+                <w:rFonts w:ascii="Times New Roman" w:eastAsia="宋体" w:hAnsi="Times New Roman" w:cs="Cambria Math"/>
+              </w:rPr>
+              <m:t>1</m:t>
+            </m:r>
+          </m:num>
+          <m:den>
+            <m:r>
+              <w:rPr>
+                <w:rFonts w:ascii="Times New Roman" w:eastAsia="宋体" w:hAnsi="Times New Roman" w:cs="Cambria Math"/>
+              </w:rPr>
+              <m:t>2</m:t>
+            </m:r>
+          </m:den>
+        </m:f>
+        <m:r>
+          <w:rPr>
+            <w:rFonts w:ascii="Times New Roman" w:eastAsia="宋体" w:hAnsi="Times New Roman" w:cs="Cambria Math"/>
+          </w:rPr>
+          <m:t>∠</m:t>
+        </m:r>
+        <m:r>
+          <w:rPr>
+            <w:rFonts w:ascii="Times New Roman" w:eastAsia="宋体" w:hAnsi="Times New Roman" w:cs="Cambria Math"/>
+          </w:rPr>
+          <m:t>B</m:t>
+        </m:r>
+        <m:r>
+          <w:rPr>
+            <w:rFonts w:ascii="Times New Roman" w:eastAsia="宋体" w:hAnsi="Times New Roman" w:cs="Cambria Math"/>
+          </w:rPr>
+          <m:t>A</m:t>
+        </m:r>
+        <m:r>
+          <w:rPr>
+            <w:rFonts w:ascii="Times New Roman" w:eastAsia="宋体" w:hAnsi="Times New Roman" w:cs="Cambria Math"/>
+          </w:rPr>
+          <m:t>C</m:t>
+        </m:r>
+      </m:oMath>
     </w:p>
     <w:p>
       <w:pPr>
         <w:shd w:val="clear" w:color="auto" w:fill="auto"/>
-        <w:spacing w:line="300" w:lineRule="auto"/>
+        <w:spacing w:line="300" w:lineRule="auto" w:before="0" w:after="0"/>
         <w:jc w:val="left"/>
         <w:rPr>
           <w:sz w:val="21"/>
         </w:rPr>
       </w:pPr>
-      <m:oMathPara>
-        <m:oMathParaPr>
-          <m:jc m:val="left"/>
-        </m:oMathParaPr>
-        <m:oMath>
+      <w:r>
+        <w:rPr>
+          <w:sz w:val="21"/>
+        </w:rPr>
+        <w:t>由</w:t>
+      </w:r>
+      <m:oMathPara>
+        <m:oMathParaPr>
+          <m:jc m:val="left"/>
+        </m:oMathParaPr>
+        <m:oMath>
+          <m:r>
+            <w:rPr>
+              <w:rFonts w:ascii="Times New Roman" w:eastAsia="宋体" w:hAnsi="Times New Roman" w:cs="Cambria Math"/>
+            </w:rPr>
+            <m:t>∠</m:t>
+          </m:r>
+          <m:r>
+            <w:rPr>
+              <w:rFonts w:ascii="Times New Roman" w:eastAsia="宋体" w:hAnsi="Times New Roman" w:cs="Cambria Math"/>
+            </w:rPr>
+            <m:t>B</m:t>
+          </m:r>
+          <m:r>
+            <w:rPr>
+              <w:rFonts w:ascii="Times New Roman" w:eastAsia="宋体" w:hAnsi="Times New Roman" w:cs="Cambria Math"/>
+            </w:rPr>
+            <m:t>A</m:t>
+          </m:r>
+          <m:r>
+            <w:rPr>
+              <w:rFonts w:ascii="Times New Roman" w:eastAsia="宋体" w:hAnsi="Times New Roman" w:cs="Cambria Math"/>
+            </w:rPr>
+            <m:t>C</m:t>
+          </m:r>
           <m:r>
             <w:rPr>
               <w:rFonts w:ascii="Times New Roman" w:eastAsia="宋体" w:hAnsi="Times New Roman" w:cs="Cambria Math"/>
@@ -32017,49 +32361,13 @@
             <w:rPr>
               <w:rFonts w:ascii="Times New Roman" w:eastAsia="宋体" w:hAnsi="Times New Roman" w:cs="Cambria Math"/>
             </w:rPr>
-            <m:t>O</m:t>
-          </m:r>
-          <m:r>
-            <w:rPr>
-              <w:rFonts w:ascii="Times New Roman" w:eastAsia="宋体" w:hAnsi="Times New Roman" w:cs="Cambria Math"/>
-            </w:rPr>
-            <m:t>A</m:t>
-          </m:r>
-          <m:r>
-            <w:rPr>
-              <w:rFonts w:ascii="Times New Roman" w:eastAsia="宋体" w:hAnsi="Times New Roman" w:cs="Cambria Math"/>
-            </w:rPr>
             <m:t>B</m:t>
           </m:r>
           <m:r>
             <w:rPr>
               <w:rFonts w:ascii="Times New Roman" w:eastAsia="宋体" w:hAnsi="Times New Roman" w:cs="Cambria Math"/>
             </w:rPr>
-            <m:t>+</m:t>
-          </m:r>
-          <m:r>
-            <w:rPr>
-              <w:rFonts w:ascii="Times New Roman" w:eastAsia="宋体" w:hAnsi="Times New Roman" w:cs="Cambria Math"/>
-            </w:rPr>
-            <m:t>2</m:t>
-          </m:r>
-          <m:r>
-            <w:rPr>
-              <w:rFonts w:ascii="Times New Roman" w:eastAsia="宋体" w:hAnsi="Times New Roman" w:cs="Cambria Math"/>
-            </w:rPr>
-            <m:t>∠</m:t>
-          </m:r>
-          <m:r>
-            <w:rPr>
-              <w:rFonts w:ascii="Times New Roman" w:eastAsia="宋体" w:hAnsi="Times New Roman" w:cs="Cambria Math"/>
-            </w:rPr>
-            <m:t>O</m:t>
-          </m:r>
-          <m:r>
-            <w:rPr>
-              <w:rFonts w:ascii="Times New Roman" w:eastAsia="宋体" w:hAnsi="Times New Roman" w:cs="Cambria Math"/>
-            </w:rPr>
-            <m:t>A</m:t>
+            <m:t>P</m:t>
           </m:r>
           <m:r>
             <w:rPr>
@@ -32067,54 +32375,23 @@
             </w:rPr>
             <m:t>C</m:t>
           </m:r>
-        </m:oMath>
-      </m:oMathPara>
-      <w:r>
-        <w:rPr>
-          <w:sz w:val="21"/>
-        </w:rPr>
-        <w:t xml:space="preserve"> </w:t>
-      </w:r>
-      <m:oMathPara>
-        <m:oMathParaPr>
-          <m:jc m:val="left"/>
-        </m:oMathParaPr>
-        <m:oMath>
-          <m:r>
-            <w:rPr>
-              <w:rFonts w:ascii="Times New Roman" w:eastAsia="宋体" w:hAnsi="Times New Roman" w:cs="Cambria Math"/>
-            </w:rPr>
-            <m:t>=</m:t>
-          </m:r>
-          <m:r>
-            <w:rPr>
-              <w:rFonts w:ascii="Times New Roman" w:eastAsia="宋体" w:hAnsi="Times New Roman" w:cs="Cambria Math"/>
-            </w:rPr>
-            <m:t>2</m:t>
-          </m:r>
-          <m:r>
-            <w:rPr>
-              <w:rFonts w:ascii="Times New Roman" w:eastAsia="宋体" w:hAnsi="Times New Roman" w:cs="Cambria Math"/>
-            </w:rPr>
-            <m:t>∠</m:t>
-          </m:r>
-          <m:r>
-            <w:rPr>
-              <w:rFonts w:ascii="Times New Roman" w:eastAsia="宋体" w:hAnsi="Times New Roman" w:cs="Cambria Math"/>
-            </w:rPr>
-            <m:t>B</m:t>
-          </m:r>
-          <m:r>
-            <w:rPr>
-              <w:rFonts w:ascii="Times New Roman" w:eastAsia="宋体" w:hAnsi="Times New Roman" w:cs="Cambria Math"/>
-            </w:rPr>
-            <m:t>A</m:t>
-          </m:r>
-          <m:r>
-            <w:rPr>
-              <w:rFonts w:ascii="Times New Roman" w:eastAsia="宋体" w:hAnsi="Times New Roman" w:cs="Cambria Math"/>
-            </w:rPr>
-            <m:t>C</m:t>
+          <m:r>
+            <w:rPr>
+              <w:rFonts w:ascii="Times New Roman" w:eastAsia="宋体" w:hAnsi="Times New Roman" w:cs="Cambria Math"/>
+            </w:rPr>
+            <m:t>−</m:t>
+          </m:r>
+          <m:r>
+            <w:rPr>
+              <w:rFonts w:ascii="Times New Roman" w:eastAsia="宋体" w:hAnsi="Times New Roman" w:cs="Cambria Math"/>
+            </w:rPr>
+            <m:t>180</m:t>
+          </m:r>
+          <m:r>
+            <w:rPr>
+              <w:rFonts w:ascii="Times New Roman" w:eastAsia="宋体" w:hAnsi="Times New Roman" w:cs="Cambria Math"/>
+            </w:rPr>
+            <m:t>°</m:t>
           </m:r>
         </m:oMath>
       </m:oMathPara>
@@ -32122,18 +32399,12 @@
     <w:p>
       <w:pPr>
         <w:shd w:val="clear" w:color="auto" w:fill="auto"/>
-        <w:spacing w:line="300" w:lineRule="auto"/>
+        <w:spacing w:line="300" w:lineRule="auto" w:before="0" w:after="0"/>
         <w:jc w:val="left"/>
         <w:rPr>
           <w:sz w:val="21"/>
         </w:rPr>
       </w:pPr>
-      <w:r>
-        <w:rPr>
-          <w:sz w:val="21"/>
-        </w:rPr>
-        <w:t>（3）</w:t>
-      </w:r>
       <m:oMathPara>
         <m:oMathParaPr>
           <m:jc m:val="left"/>
@@ -32162,21 +32433,21 @@
             <w:rPr>
               <w:rFonts w:ascii="Times New Roman" w:eastAsia="宋体" w:hAnsi="Times New Roman" w:cs="Cambria Math"/>
             </w:rPr>
-            <m:t>P</m:t>
-          </m:r>
-        </m:oMath>
-      </m:oMathPara>
-      <w:r>
-        <w:rPr>
-          <w:sz w:val="21"/>
-        </w:rPr>
-        <w:t>为三角形三个内角平分线的交点</w:t>
+            <m:t>O</m:t>
+          </m:r>
+        </m:oMath>
+      </m:oMathPara>
+      <w:r>
+        <w:rPr>
+          <w:sz w:val="21"/>
+        </w:rPr>
+        <w:t>为三角形三边垂直平分线的交点</w:t>
       </w:r>
     </w:p>
     <w:p>
       <w:pPr>
         <w:shd w:val="clear" w:color="auto" w:fill="auto"/>
-        <w:spacing w:line="300" w:lineRule="auto"/>
+        <w:spacing w:line="300" w:lineRule="auto" w:before="0" w:after="0"/>
         <w:jc w:val="left"/>
         <w:rPr>
           <w:sz w:val="21"/>
@@ -32193,6 +32464,19 @@
             </w:rPr>
             <m:t>∴</m:t>
           </m:r>
+        </m:oMath>
+      </m:oMathPara>
+      <w:r>
+        <w:rPr>
+          <w:sz w:val="21"/>
+        </w:rPr>
+        <w:t xml:space="preserve"> </w:t>
+      </w:r>
+      <m:oMathPara>
+        <m:oMathParaPr>
+          <m:jc m:val="left"/>
+        </m:oMathParaPr>
+        <m:oMath>
           <m:r>
             <w:rPr>
               <w:rFonts w:ascii="Times New Roman" w:eastAsia="宋体" w:hAnsi="Times New Roman" w:cs="Cambria Math"/>
@@ -32209,7 +32493,7 @@
             <w:rPr>
               <w:rFonts w:ascii="Times New Roman" w:eastAsia="宋体" w:hAnsi="Times New Roman" w:cs="Cambria Math"/>
             </w:rPr>
-            <m:t>P</m:t>
+            <m:t>O</m:t>
           </m:r>
           <m:r>
             <w:rPr>
@@ -32227,38 +32511,8 @@
             <w:rPr>
               <w:rFonts w:ascii="Times New Roman" w:eastAsia="宋体" w:hAnsi="Times New Roman" w:cs="Cambria Math"/>
             </w:rPr>
-            <m:t>90</m:t>
-          </m:r>
-          <m:r>
-            <w:rPr>
-              <w:rFonts w:ascii="Times New Roman" w:eastAsia="宋体" w:hAnsi="Times New Roman" w:cs="Cambria Math"/>
-            </w:rPr>
-            <m:t>°</m:t>
-          </m:r>
-          <m:r>
-            <w:rPr>
-              <w:rFonts w:ascii="Times New Roman" w:eastAsia="宋体" w:hAnsi="Times New Roman" w:cs="Cambria Math"/>
-            </w:rPr>
-            <m:t>+</m:t>
-          </m:r>
-          <m:f>
-            <m:num>
-              <m:r>
-                <w:rPr>
-                  <w:rFonts w:ascii="Times New Roman" w:eastAsia="宋体" w:hAnsi="Times New Roman" w:cs="Cambria Math"/>
-                </w:rPr>
-                <m:t>1</m:t>
-              </m:r>
-            </m:num>
-            <m:den>
-              <m:r>
-                <w:rPr>
-                  <w:rFonts w:ascii="Times New Roman" w:eastAsia="宋体" w:hAnsi="Times New Roman" w:cs="Cambria Math"/>
-                </w:rPr>
-                <m:t>2</m:t>
-              </m:r>
-            </m:den>
-          </m:f>
+            <m:t>2</m:t>
+          </m:r>
           <m:r>
             <w:rPr>
               <w:rFonts w:ascii="Times New Roman" w:eastAsia="宋体" w:hAnsi="Times New Roman" w:cs="Cambria Math"/>
@@ -32285,27 +32539,33 @@
           </m:r>
         </m:oMath>
       </m:oMathPara>
+      <w:r>
+        <w:rPr>
+          <w:sz w:val="21"/>
+        </w:rPr>
+        <w:t>，</w:t>
+      </w:r>
     </w:p>
     <w:p>
       <w:pPr>
         <w:shd w:val="clear" w:color="auto" w:fill="auto"/>
-        <w:spacing w:line="300" w:lineRule="auto"/>
+        <w:spacing w:line="300" w:lineRule="auto" w:before="0" w:after="0"/>
         <w:jc w:val="left"/>
         <w:rPr>
           <w:sz w:val="21"/>
         </w:rPr>
       </w:pPr>
-      <w:r>
-        <w:rPr>
-          <w:sz w:val="21"/>
-        </w:rPr>
-        <w:t>由</w:t>
-      </w:r>
-      <m:oMathPara>
-        <m:oMathParaPr>
-          <m:jc m:val="left"/>
-        </m:oMathParaPr>
-        <m:oMath>
+      <m:oMathPara>
+        <m:oMathParaPr>
+          <m:jc m:val="left"/>
+        </m:oMathParaPr>
+        <m:oMath>
+          <m:r>
+            <w:rPr>
+              <w:rFonts w:ascii="Times New Roman" w:eastAsia="宋体" w:hAnsi="Times New Roman" w:cs="Cambria Math"/>
+            </w:rPr>
+            <m:t>∴</m:t>
+          </m:r>
           <m:r>
             <w:rPr>
               <w:rFonts w:ascii="Times New Roman" w:eastAsia="宋体" w:hAnsi="Times New Roman" w:cs="Cambria Math"/>
@@ -32322,7 +32582,7 @@
             <w:rPr>
               <w:rFonts w:ascii="Times New Roman" w:eastAsia="宋体" w:hAnsi="Times New Roman" w:cs="Cambria Math"/>
             </w:rPr>
-            <m:t>A</m:t>
+            <m:t>O</m:t>
           </m:r>
           <m:r>
             <w:rPr>
@@ -32346,6 +32606,18 @@
             <w:rPr>
               <w:rFonts w:ascii="Times New Roman" w:eastAsia="宋体" w:hAnsi="Times New Roman" w:cs="Cambria Math"/>
             </w:rPr>
+            <m:t>(</m:t>
+          </m:r>
+          <m:r>
+            <w:rPr>
+              <w:rFonts w:ascii="Times New Roman" w:eastAsia="宋体" w:hAnsi="Times New Roman" w:cs="Cambria Math"/>
+            </w:rPr>
+            <m:t>2</m:t>
+          </m:r>
+          <m:r>
+            <w:rPr>
+              <w:rFonts w:ascii="Times New Roman" w:eastAsia="宋体" w:hAnsi="Times New Roman" w:cs="Cambria Math"/>
+            </w:rPr>
             <m:t>∠</m:t>
           </m:r>
           <m:r>
@@ -32370,7 +32642,7 @@
             <w:rPr>
               <w:rFonts w:ascii="Times New Roman" w:eastAsia="宋体" w:hAnsi="Times New Roman" w:cs="Cambria Math"/>
             </w:rPr>
-            <m:t>−</m:t>
+            <m:t>-</m:t>
           </m:r>
           <m:r>
             <w:rPr>
@@ -32384,454 +32656,192 @@
             </w:rPr>
             <m:t>°</m:t>
           </m:r>
-        </m:oMath>
-      </m:oMathPara>
+          <m:r>
+            <w:rPr>
+              <w:rFonts w:ascii="Times New Roman" w:eastAsia="宋体" w:hAnsi="Times New Roman" w:cs="Cambria Math"/>
+            </w:rPr>
+            <m:t>)</m:t>
+          </m:r>
+          <m:r>
+            <w:rPr>
+              <w:rFonts w:ascii="Times New Roman" w:eastAsia="宋体" w:hAnsi="Times New Roman" w:cs="Cambria Math"/>
+            </w:rPr>
+            <m:t>=</m:t>
+          </m:r>
+          <m:r>
+            <w:rPr>
+              <w:rFonts w:ascii="Times New Roman" w:eastAsia="宋体" w:hAnsi="Times New Roman" w:cs="Cambria Math"/>
+            </w:rPr>
+            <m:t>4</m:t>
+          </m:r>
+          <m:r>
+            <w:rPr>
+              <w:rFonts w:ascii="Times New Roman" w:eastAsia="宋体" w:hAnsi="Times New Roman" w:cs="Cambria Math"/>
+            </w:rPr>
+            <m:t>∠</m:t>
+          </m:r>
+          <m:r>
+            <w:rPr>
+              <w:rFonts w:ascii="Times New Roman" w:eastAsia="宋体" w:hAnsi="Times New Roman" w:cs="Cambria Math"/>
+            </w:rPr>
+            <m:t>B</m:t>
+          </m:r>
+          <m:r>
+            <w:rPr>
+              <w:rFonts w:ascii="Times New Roman" w:eastAsia="宋体" w:hAnsi="Times New Roman" w:cs="Cambria Math"/>
+            </w:rPr>
+            <m:t>P</m:t>
+          </m:r>
+          <m:r>
+            <w:rPr>
+              <w:rFonts w:ascii="Times New Roman" w:eastAsia="宋体" w:hAnsi="Times New Roman" w:cs="Cambria Math"/>
+            </w:rPr>
+            <m:t>C</m:t>
+          </m:r>
+          <m:r>
+            <w:rPr>
+              <w:rFonts w:ascii="Times New Roman" w:eastAsia="宋体" w:hAnsi="Times New Roman" w:cs="Cambria Math"/>
+            </w:rPr>
+            <m:t>-</m:t>
+          </m:r>
+          <m:r>
+            <w:rPr>
+              <w:rFonts w:ascii="Times New Roman" w:eastAsia="宋体" w:hAnsi="Times New Roman" w:cs="Cambria Math"/>
+            </w:rPr>
+            <m:t>360</m:t>
+          </m:r>
+          <m:r>
+            <w:rPr>
+              <w:rFonts w:ascii="Times New Roman" w:eastAsia="宋体" w:hAnsi="Times New Roman" w:cs="Cambria Math"/>
+            </w:rPr>
+            <m:t>°</m:t>
+          </m:r>
+        </m:oMath>
+      </m:oMathPara>
+      <w:r>
+        <w:rPr>
+          <w:sz w:val="21"/>
+        </w:rPr>
+        <w:t>，</w:t>
+      </w:r>
     </w:p>
     <w:p>
       <w:pPr>
         <w:shd w:val="clear" w:color="auto" w:fill="auto"/>
-        <w:spacing w:line="300" w:lineRule="auto"/>
+        <w:spacing w:line="300" w:lineRule="auto" w:before="0" w:after="0"/>
         <w:jc w:val="left"/>
         <w:rPr>
           <w:sz w:val="21"/>
         </w:rPr>
       </w:pPr>
-      <m:oMathPara>
-        <m:oMathParaPr>
-          <m:jc m:val="left"/>
-        </m:oMathParaPr>
-        <m:oMath>
-          <m:r>
-            <w:rPr>
-              <w:rFonts w:ascii="Times New Roman" w:eastAsia="宋体" w:hAnsi="Times New Roman" w:cs="Cambria Math"/>
-            </w:rPr>
-            <m:t>∵</m:t>
-          </m:r>
-        </m:oMath>
-      </m:oMathPara>
-      <w:r>
-        <w:rPr>
-          <w:sz w:val="21"/>
-        </w:rPr>
-        <w:t>点</w:t>
-      </w:r>
-      <m:oMathPara>
-        <m:oMathParaPr>
-          <m:jc m:val="left"/>
-        </m:oMathParaPr>
-        <m:oMath>
+      <w:r>
+        <w:rPr>
+          <w:sz w:val="21"/>
+        </w:rPr>
+        <w:t>即</w:t>
+      </w:r>
+      <m:oMathPara>
+        <m:oMathParaPr>
+          <m:jc m:val="left"/>
+        </m:oMathParaPr>
+        <m:oMath>
+          <m:r>
+            <w:rPr>
+              <w:rFonts w:ascii="Times New Roman" w:eastAsia="宋体" w:hAnsi="Times New Roman" w:cs="Cambria Math"/>
+            </w:rPr>
+            <m:t>4</m:t>
+          </m:r>
+          <m:r>
+            <w:rPr>
+              <w:rFonts w:ascii="Times New Roman" w:eastAsia="宋体" w:hAnsi="Times New Roman" w:cs="Cambria Math"/>
+            </w:rPr>
+            <m:t>∠</m:t>
+          </m:r>
+          <m:r>
+            <w:rPr>
+              <w:rFonts w:ascii="Times New Roman" w:eastAsia="宋体" w:hAnsi="Times New Roman" w:cs="Cambria Math"/>
+            </w:rPr>
+            <m:t>B</m:t>
+          </m:r>
+          <m:r>
+            <w:rPr>
+              <w:rFonts w:ascii="Times New Roman" w:eastAsia="宋体" w:hAnsi="Times New Roman" w:cs="Cambria Math"/>
+            </w:rPr>
+            <m:t>P</m:t>
+          </m:r>
+          <m:r>
+            <w:rPr>
+              <w:rFonts w:ascii="Times New Roman" w:eastAsia="宋体" w:hAnsi="Times New Roman" w:cs="Cambria Math"/>
+            </w:rPr>
+            <m:t>C</m:t>
+          </m:r>
+          <m:r>
+            <w:rPr>
+              <w:rFonts w:ascii="Times New Roman" w:eastAsia="宋体" w:hAnsi="Times New Roman" w:cs="Cambria Math"/>
+            </w:rPr>
+            <m:t>−</m:t>
+          </m:r>
+          <m:r>
+            <w:rPr>
+              <w:rFonts w:ascii="Times New Roman" w:eastAsia="宋体" w:hAnsi="Times New Roman" w:cs="Cambria Math"/>
+            </w:rPr>
+            <m:t>∠</m:t>
+          </m:r>
+          <m:r>
+            <w:rPr>
+              <w:rFonts w:ascii="Times New Roman" w:eastAsia="宋体" w:hAnsi="Times New Roman" w:cs="Cambria Math"/>
+            </w:rPr>
+            <m:t>B</m:t>
+          </m:r>
           <m:r>
             <w:rPr>
               <w:rFonts w:ascii="Times New Roman" w:eastAsia="宋体" w:hAnsi="Times New Roman" w:cs="Cambria Math"/>
             </w:rPr>
             <m:t>O</m:t>
           </m:r>
-        </m:oMath>
-      </m:oMathPara>
-      <w:r>
-        <w:rPr>
-          <w:sz w:val="21"/>
-        </w:rPr>
-        <w:t>为三角形三边垂直平分线的交点</w:t>
+          <m:r>
+            <w:rPr>
+              <w:rFonts w:ascii="Times New Roman" w:eastAsia="宋体" w:hAnsi="Times New Roman" w:cs="Cambria Math"/>
+            </w:rPr>
+            <m:t>C</m:t>
+          </m:r>
+          <m:r>
+            <w:rPr>
+              <w:rFonts w:ascii="Times New Roman" w:eastAsia="宋体" w:hAnsi="Times New Roman" w:cs="Cambria Math"/>
+            </w:rPr>
+            <m:t>=</m:t>
+          </m:r>
+          <m:r>
+            <w:rPr>
+              <w:rFonts w:ascii="Times New Roman" w:eastAsia="宋体" w:hAnsi="Times New Roman" w:cs="Cambria Math"/>
+            </w:rPr>
+            <m:t>360</m:t>
+          </m:r>
+          <m:r>
+            <w:rPr>
+              <w:rFonts w:ascii="Times New Roman" w:eastAsia="宋体" w:hAnsi="Times New Roman" w:cs="Cambria Math"/>
+            </w:rPr>
+            <m:t>°</m:t>
+          </m:r>
+        </m:oMath>
+      </m:oMathPara>
+      <w:r>
+        <w:rPr>
+          <w:sz w:val="21"/>
+        </w:rPr>
+        <w:t>．</w:t>
       </w:r>
     </w:p>
     <w:p>
       <w:pPr>
-        <w:shd w:val="clear" w:color="auto" w:fill="auto"/>
-        <w:spacing w:line="300" w:lineRule="auto"/>
-        <w:jc w:val="left"/>
-        <w:rPr>
-          <w:sz w:val="21"/>
-        </w:rPr>
-      </w:pPr>
-      <m:oMathPara>
-        <m:oMathParaPr>
-          <m:jc m:val="left"/>
-        </m:oMathParaPr>
-        <m:oMath>
-          <m:r>
-            <w:rPr>
-              <w:rFonts w:ascii="Times New Roman" w:eastAsia="宋体" w:hAnsi="Times New Roman" w:cs="Cambria Math"/>
-            </w:rPr>
-            <m:t>∴</m:t>
-          </m:r>
-        </m:oMath>
-      </m:oMathPara>
-      <w:r>
-        <w:rPr>
-          <w:sz w:val="21"/>
-        </w:rPr>
-        <w:t xml:space="preserve"> </w:t>
-      </w:r>
-      <m:oMathPara>
-        <m:oMathParaPr>
-          <m:jc m:val="left"/>
-        </m:oMathParaPr>
-        <m:oMath>
-          <m:r>
-            <w:rPr>
-              <w:rFonts w:ascii="Times New Roman" w:eastAsia="宋体" w:hAnsi="Times New Roman" w:cs="Cambria Math"/>
-            </w:rPr>
-            <m:t>∠</m:t>
-          </m:r>
-          <m:r>
-            <w:rPr>
-              <w:rFonts w:ascii="Times New Roman" w:eastAsia="宋体" w:hAnsi="Times New Roman" w:cs="Cambria Math"/>
-            </w:rPr>
-            <m:t>B</m:t>
-          </m:r>
-          <m:r>
-            <w:rPr>
-              <w:rFonts w:ascii="Times New Roman" w:eastAsia="宋体" w:hAnsi="Times New Roman" w:cs="Cambria Math"/>
-            </w:rPr>
-            <m:t>O</m:t>
-          </m:r>
-          <m:r>
-            <w:rPr>
-              <w:rFonts w:ascii="Times New Roman" w:eastAsia="宋体" w:hAnsi="Times New Roman" w:cs="Cambria Math"/>
-            </w:rPr>
-            <m:t>C</m:t>
-          </m:r>
-          <m:r>
-            <w:rPr>
-              <w:rFonts w:ascii="Times New Roman" w:eastAsia="宋体" w:hAnsi="Times New Roman" w:cs="Cambria Math"/>
-            </w:rPr>
-            <m:t>=</m:t>
-          </m:r>
-          <m:r>
-            <w:rPr>
-              <w:rFonts w:ascii="Times New Roman" w:eastAsia="宋体" w:hAnsi="Times New Roman" w:cs="Cambria Math"/>
-            </w:rPr>
-            <m:t>2</m:t>
-          </m:r>
-          <m:r>
-            <w:rPr>
-              <w:rFonts w:ascii="Times New Roman" w:eastAsia="宋体" w:hAnsi="Times New Roman" w:cs="Cambria Math"/>
-            </w:rPr>
-            <m:t>∠</m:t>
-          </m:r>
-          <m:r>
-            <w:rPr>
-              <w:rFonts w:ascii="Times New Roman" w:eastAsia="宋体" w:hAnsi="Times New Roman" w:cs="Cambria Math"/>
-            </w:rPr>
-            <m:t>B</m:t>
-          </m:r>
-          <m:r>
-            <w:rPr>
-              <w:rFonts w:ascii="Times New Roman" w:eastAsia="宋体" w:hAnsi="Times New Roman" w:cs="Cambria Math"/>
-            </w:rPr>
-            <m:t>A</m:t>
-          </m:r>
-          <m:r>
-            <w:rPr>
-              <w:rFonts w:ascii="Times New Roman" w:eastAsia="宋体" w:hAnsi="Times New Roman" w:cs="Cambria Math"/>
-            </w:rPr>
-            <m:t>C</m:t>
-          </m:r>
-        </m:oMath>
-      </m:oMathPara>
-      <w:r>
-        <w:rPr>
-          <w:sz w:val="21"/>
-        </w:rPr>
-        <w:t>，</w:t>
-      </w:r>
-    </w:p>
-    <w:p>
-      <w:pPr>
-        <w:shd w:val="clear" w:color="auto" w:fill="auto"/>
-        <w:spacing w:line="300" w:lineRule="auto"/>
-        <w:jc w:val="left"/>
-        <w:rPr>
-          <w:sz w:val="21"/>
-        </w:rPr>
-      </w:pPr>
-      <m:oMathPara>
-        <m:oMathParaPr>
-          <m:jc m:val="left"/>
-        </m:oMathParaPr>
-        <m:oMath>
-          <m:r>
-            <w:rPr>
-              <w:rFonts w:ascii="Times New Roman" w:eastAsia="宋体" w:hAnsi="Times New Roman" w:cs="Cambria Math"/>
-            </w:rPr>
-            <m:t>∴</m:t>
-          </m:r>
-          <m:r>
-            <w:rPr>
-              <w:rFonts w:ascii="Times New Roman" w:eastAsia="宋体" w:hAnsi="Times New Roman" w:cs="Cambria Math"/>
-            </w:rPr>
-            <m:t>∠</m:t>
-          </m:r>
-          <m:r>
-            <w:rPr>
-              <w:rFonts w:ascii="Times New Roman" w:eastAsia="宋体" w:hAnsi="Times New Roman" w:cs="Cambria Math"/>
-            </w:rPr>
-            <m:t>B</m:t>
-          </m:r>
-          <m:r>
-            <w:rPr>
-              <w:rFonts w:ascii="Times New Roman" w:eastAsia="宋体" w:hAnsi="Times New Roman" w:cs="Cambria Math"/>
-            </w:rPr>
-            <m:t>O</m:t>
-          </m:r>
-          <m:r>
-            <w:rPr>
-              <w:rFonts w:ascii="Times New Roman" w:eastAsia="宋体" w:hAnsi="Times New Roman" w:cs="Cambria Math"/>
-            </w:rPr>
-            <m:t>C</m:t>
-          </m:r>
-          <m:r>
-            <w:rPr>
-              <w:rFonts w:ascii="Times New Roman" w:eastAsia="宋体" w:hAnsi="Times New Roman" w:cs="Cambria Math"/>
-            </w:rPr>
-            <m:t>=</m:t>
-          </m:r>
-          <m:r>
-            <w:rPr>
-              <w:rFonts w:ascii="Times New Roman" w:eastAsia="宋体" w:hAnsi="Times New Roman" w:cs="Cambria Math"/>
-            </w:rPr>
-            <m:t>2</m:t>
-          </m:r>
-          <m:r>
-            <w:rPr>
-              <w:rFonts w:ascii="Times New Roman" w:eastAsia="宋体" w:hAnsi="Times New Roman" w:cs="Cambria Math"/>
-            </w:rPr>
-            <m:t>(</m:t>
-          </m:r>
-          <m:r>
-            <w:rPr>
-              <w:rFonts w:ascii="Times New Roman" w:eastAsia="宋体" w:hAnsi="Times New Roman" w:cs="Cambria Math"/>
-            </w:rPr>
-            <m:t>2</m:t>
-          </m:r>
-          <m:r>
-            <w:rPr>
-              <w:rFonts w:ascii="Times New Roman" w:eastAsia="宋体" w:hAnsi="Times New Roman" w:cs="Cambria Math"/>
-            </w:rPr>
-            <m:t>∠</m:t>
-          </m:r>
-          <m:r>
-            <w:rPr>
-              <w:rFonts w:ascii="Times New Roman" w:eastAsia="宋体" w:hAnsi="Times New Roman" w:cs="Cambria Math"/>
-            </w:rPr>
-            <m:t>B</m:t>
-          </m:r>
-          <m:r>
-            <w:rPr>
-              <w:rFonts w:ascii="Times New Roman" w:eastAsia="宋体" w:hAnsi="Times New Roman" w:cs="Cambria Math"/>
-            </w:rPr>
-            <m:t>P</m:t>
-          </m:r>
-          <m:r>
-            <w:rPr>
-              <w:rFonts w:ascii="Times New Roman" w:eastAsia="宋体" w:hAnsi="Times New Roman" w:cs="Cambria Math"/>
-            </w:rPr>
-            <m:t>C</m:t>
-          </m:r>
-          <m:r>
-            <w:rPr>
-              <w:rFonts w:ascii="Times New Roman" w:eastAsia="宋体" w:hAnsi="Times New Roman" w:cs="Cambria Math"/>
-            </w:rPr>
-            <m:t>-</m:t>
-          </m:r>
-          <m:r>
-            <w:rPr>
-              <w:rFonts w:ascii="Times New Roman" w:eastAsia="宋体" w:hAnsi="Times New Roman" w:cs="Cambria Math"/>
-            </w:rPr>
-            <m:t>180</m:t>
-          </m:r>
-          <m:r>
-            <w:rPr>
-              <w:rFonts w:ascii="Times New Roman" w:eastAsia="宋体" w:hAnsi="Times New Roman" w:cs="Cambria Math"/>
-            </w:rPr>
-            <m:t>°</m:t>
-          </m:r>
-          <m:r>
-            <w:rPr>
-              <w:rFonts w:ascii="Times New Roman" w:eastAsia="宋体" w:hAnsi="Times New Roman" w:cs="Cambria Math"/>
-            </w:rPr>
-            <m:t>)</m:t>
-          </m:r>
-          <m:r>
-            <w:rPr>
-              <w:rFonts w:ascii="Times New Roman" w:eastAsia="宋体" w:hAnsi="Times New Roman" w:cs="Cambria Math"/>
-            </w:rPr>
-            <m:t>=</m:t>
-          </m:r>
-          <m:r>
-            <w:rPr>
-              <w:rFonts w:ascii="Times New Roman" w:eastAsia="宋体" w:hAnsi="Times New Roman" w:cs="Cambria Math"/>
-            </w:rPr>
-            <m:t>4</m:t>
-          </m:r>
-          <m:r>
-            <w:rPr>
-              <w:rFonts w:ascii="Times New Roman" w:eastAsia="宋体" w:hAnsi="Times New Roman" w:cs="Cambria Math"/>
-            </w:rPr>
-            <m:t>∠</m:t>
-          </m:r>
-          <m:r>
-            <w:rPr>
-              <w:rFonts w:ascii="Times New Roman" w:eastAsia="宋体" w:hAnsi="Times New Roman" w:cs="Cambria Math"/>
-            </w:rPr>
-            <m:t>B</m:t>
-          </m:r>
-          <m:r>
-            <w:rPr>
-              <w:rFonts w:ascii="Times New Roman" w:eastAsia="宋体" w:hAnsi="Times New Roman" w:cs="Cambria Math"/>
-            </w:rPr>
-            <m:t>P</m:t>
-          </m:r>
-          <m:r>
-            <w:rPr>
-              <w:rFonts w:ascii="Times New Roman" w:eastAsia="宋体" w:hAnsi="Times New Roman" w:cs="Cambria Math"/>
-            </w:rPr>
-            <m:t>C</m:t>
-          </m:r>
-          <m:r>
-            <w:rPr>
-              <w:rFonts w:ascii="Times New Roman" w:eastAsia="宋体" w:hAnsi="Times New Roman" w:cs="Cambria Math"/>
-            </w:rPr>
-            <m:t>-</m:t>
-          </m:r>
-          <m:r>
-            <w:rPr>
-              <w:rFonts w:ascii="Times New Roman" w:eastAsia="宋体" w:hAnsi="Times New Roman" w:cs="Cambria Math"/>
-            </w:rPr>
-            <m:t>360</m:t>
-          </m:r>
-          <m:r>
-            <w:rPr>
-              <w:rFonts w:ascii="Times New Roman" w:eastAsia="宋体" w:hAnsi="Times New Roman" w:cs="Cambria Math"/>
-            </w:rPr>
-            <m:t>°</m:t>
-          </m:r>
-        </m:oMath>
-      </m:oMathPara>
-      <w:r>
-        <w:rPr>
-          <w:sz w:val="21"/>
-        </w:rPr>
-        <w:t>，</w:t>
-      </w:r>
-    </w:p>
-    <w:p>
-      <w:pPr>
-        <w:shd w:val="clear" w:color="auto" w:fill="auto"/>
-        <w:spacing w:line="300" w:lineRule="auto"/>
-        <w:jc w:val="left"/>
-        <w:rPr>
-          <w:sz w:val="21"/>
-        </w:rPr>
-      </w:pPr>
-      <w:r>
-        <w:rPr>
-          <w:sz w:val="21"/>
-        </w:rPr>
-        <w:t>即</w:t>
-      </w:r>
-      <m:oMathPara>
-        <m:oMathParaPr>
-          <m:jc m:val="left"/>
-        </m:oMathParaPr>
-        <m:oMath>
-          <m:r>
-            <w:rPr>
-              <w:rFonts w:ascii="Times New Roman" w:eastAsia="宋体" w:hAnsi="Times New Roman" w:cs="Cambria Math"/>
-            </w:rPr>
-            <m:t>4</m:t>
-          </m:r>
-          <m:r>
-            <w:rPr>
-              <w:rFonts w:ascii="Times New Roman" w:eastAsia="宋体" w:hAnsi="Times New Roman" w:cs="Cambria Math"/>
-            </w:rPr>
-            <m:t>∠</m:t>
-          </m:r>
-          <m:r>
-            <w:rPr>
-              <w:rFonts w:ascii="Times New Roman" w:eastAsia="宋体" w:hAnsi="Times New Roman" w:cs="Cambria Math"/>
-            </w:rPr>
-            <m:t>B</m:t>
-          </m:r>
-          <m:r>
-            <w:rPr>
-              <w:rFonts w:ascii="Times New Roman" w:eastAsia="宋体" w:hAnsi="Times New Roman" w:cs="Cambria Math"/>
-            </w:rPr>
-            <m:t>P</m:t>
-          </m:r>
-          <m:r>
-            <w:rPr>
-              <w:rFonts w:ascii="Times New Roman" w:eastAsia="宋体" w:hAnsi="Times New Roman" w:cs="Cambria Math"/>
-            </w:rPr>
-            <m:t>C</m:t>
-          </m:r>
-          <m:r>
-            <w:rPr>
-              <w:rFonts w:ascii="Times New Roman" w:eastAsia="宋体" w:hAnsi="Times New Roman" w:cs="Cambria Math"/>
-            </w:rPr>
-            <m:t>−</m:t>
-          </m:r>
-          <m:r>
-            <w:rPr>
-              <w:rFonts w:ascii="Times New Roman" w:eastAsia="宋体" w:hAnsi="Times New Roman" w:cs="Cambria Math"/>
-            </w:rPr>
-            <m:t>∠</m:t>
-          </m:r>
-          <m:r>
-            <w:rPr>
-              <w:rFonts w:ascii="Times New Roman" w:eastAsia="宋体" w:hAnsi="Times New Roman" w:cs="Cambria Math"/>
-            </w:rPr>
-            <m:t>B</m:t>
-          </m:r>
-          <m:r>
-            <w:rPr>
-              <w:rFonts w:ascii="Times New Roman" w:eastAsia="宋体" w:hAnsi="Times New Roman" w:cs="Cambria Math"/>
-            </w:rPr>
-            <m:t>O</m:t>
-          </m:r>
-          <m:r>
-            <w:rPr>
-              <w:rFonts w:ascii="Times New Roman" w:eastAsia="宋体" w:hAnsi="Times New Roman" w:cs="Cambria Math"/>
-            </w:rPr>
-            <m:t>C</m:t>
-          </m:r>
-          <m:r>
-            <w:rPr>
-              <w:rFonts w:ascii="Times New Roman" w:eastAsia="宋体" w:hAnsi="Times New Roman" w:cs="Cambria Math"/>
-            </w:rPr>
-            <m:t>=</m:t>
-          </m:r>
-          <m:r>
-            <w:rPr>
-              <w:rFonts w:ascii="Times New Roman" w:eastAsia="宋体" w:hAnsi="Times New Roman" w:cs="Cambria Math"/>
-            </w:rPr>
-            <m:t>360</m:t>
-          </m:r>
-          <m:r>
-            <w:rPr>
-              <w:rFonts w:ascii="Times New Roman" w:eastAsia="宋体" w:hAnsi="Times New Roman" w:cs="Cambria Math"/>
-            </w:rPr>
-            <m:t>°</m:t>
-          </m:r>
-        </m:oMath>
-      </m:oMathPara>
-      <w:r>
-        <w:rPr>
-          <w:sz w:val="21"/>
-        </w:rPr>
-        <w:t>．</w:t>
-      </w:r>
-    </w:p>
-    <w:p>
-      <w:pPr>
+        <w:spacing w:before="0" w:after="0" w:line="300" w:lineRule="auto"/>
         <w:jc w:val="left"/>
       </w:pPr>
     </w:p>
     <w:p>
       <w:pPr>
         <w:shd w:val="clear" w:color="auto" w:fill="auto"/>
-        <w:spacing w:line="300" w:lineRule="auto"/>
+        <w:spacing w:line="300" w:lineRule="auto" w:before="0" w:after="0"/>
         <w:jc w:val="left"/>
         <w:rPr>
           <w:sz w:val="21"/>
@@ -33288,7 +33298,7 @@
     <w:p>
       <w:pPr>
         <w:shd w:val="clear" w:color="auto" w:fill="auto"/>
-        <w:spacing w:line="300" w:lineRule="auto"/>
+        <w:spacing w:line="300" w:lineRule="auto" w:before="0" w:after="0"/>
         <w:jc w:val="left"/>
         <w:rPr>
           <w:sz w:val="21"/>
@@ -33342,7 +33352,7 @@
     <w:p>
       <w:pPr>
         <w:shd w:val="clear" w:color="auto" w:fill="auto"/>
-        <w:spacing w:line="300" w:lineRule="auto"/>
+        <w:spacing w:line="300" w:lineRule="auto" w:before="0" w:after="0"/>
         <w:jc w:val="left"/>
         <w:rPr>
           <w:sz w:val="21"/>
@@ -33370,7 +33380,7 @@
     <w:p>
       <w:pPr>
         <w:shd w:val="clear" w:color="auto" w:fill="auto"/>
-        <w:spacing w:line="300" w:lineRule="auto"/>
+        <w:spacing w:line="300" w:lineRule="auto" w:before="0" w:after="0"/>
         <w:jc w:val="left"/>
         <w:rPr>
           <w:sz w:val="21"/>
@@ -33508,7 +33518,7 @@
     <w:p>
       <w:pPr>
         <w:shd w:val="clear" w:color="auto" w:fill="auto"/>
-        <w:spacing w:line="300" w:lineRule="auto"/>
+        <w:spacing w:line="300" w:lineRule="auto" w:before="0" w:after="0"/>
         <w:jc w:val="left"/>
         <w:rPr>
           <w:sz w:val="21"/>
@@ -33604,7 +33614,7 @@
     <w:p>
       <w:pPr>
         <w:shd w:val="clear" w:color="auto" w:fill="auto"/>
-        <w:spacing w:line="300" w:lineRule="auto"/>
+        <w:spacing w:line="300" w:lineRule="auto" w:before="0" w:after="0"/>
         <w:jc w:val="left"/>
         <w:rPr>
           <w:sz w:val="21"/>
@@ -33712,7 +33722,7 @@
     <w:p>
       <w:pPr>
         <w:shd w:val="clear" w:color="auto" w:fill="auto"/>
-        <w:spacing w:line="300" w:lineRule="auto"/>
+        <w:spacing w:line="300" w:lineRule="auto" w:before="0" w:after="0"/>
         <w:jc w:val="left"/>
         <w:rPr>
           <w:sz w:val="21"/>
@@ -33801,7 +33811,7 @@
     <w:p>
       <w:pPr>
         <w:shd w:val="clear" w:color="auto" w:fill="auto"/>
-        <w:spacing w:line="300" w:lineRule="auto"/>
+        <w:spacing w:line="300" w:lineRule="auto" w:before="0" w:after="0"/>
         <w:jc w:val="left"/>
         <w:rPr>
           <w:sz w:val="21"/>
@@ -34052,7 +34062,7 @@
     <w:p>
       <w:pPr>
         <w:shd w:val="clear" w:color="auto" w:fill="auto"/>
-        <w:spacing w:line="300" w:lineRule="auto"/>
+        <w:spacing w:line="300" w:lineRule="auto" w:before="0" w:after="0"/>
         <w:jc w:val="left"/>
         <w:rPr>
           <w:sz w:val="21"/>
@@ -34159,7 +34169,7 @@
     <w:p>
       <w:pPr>
         <w:shd w:val="clear" w:color="auto" w:fill="auto"/>
-        <w:spacing w:line="300" w:lineRule="auto"/>
+        <w:spacing w:line="300" w:lineRule="auto" w:before="0" w:after="0"/>
         <w:jc w:val="left"/>
         <w:rPr>
           <w:sz w:val="21"/>
@@ -34212,13 +34222,14 @@
     </w:p>
     <w:p>
       <w:pPr>
+        <w:spacing w:before="0" w:after="0" w:line="300" w:lineRule="auto"/>
         <w:jc w:val="left"/>
       </w:pPr>
     </w:p>
     <w:p>
       <w:pPr>
         <w:shd w:val="clear" w:color="auto" w:fill="auto"/>
-        <w:spacing w:line="300" w:lineRule="auto"/>
+        <w:spacing w:line="300" w:lineRule="auto" w:before="0" w:after="0"/>
         <w:jc w:val="left"/>
         <w:rPr>
           <w:sz w:val="21"/>
@@ -34327,7 +34338,7 @@
     <w:p>
       <w:pPr>
         <w:shd w:val="clear" w:color="auto" w:fill="auto"/>
-        <w:spacing w:line="300" w:lineRule="auto"/>
+        <w:spacing w:line="300" w:lineRule="auto" w:before="0" w:after="0"/>
         <w:jc w:val="left"/>
         <w:rPr>
           <w:sz w:val="21"/>
@@ -34422,7 +34433,7 @@
     <w:p>
       <w:pPr>
         <w:shd w:val="clear" w:color="auto" w:fill="auto"/>
-        <w:spacing w:line="300" w:lineRule="auto"/>
+        <w:spacing w:line="300" w:lineRule="auto" w:before="0" w:after="0"/>
         <w:jc w:val="left"/>
         <w:rPr>
           <w:sz w:val="21"/>
@@ -34651,7 +34662,7 @@
     <w:p>
       <w:pPr>
         <w:shd w:val="clear" w:color="auto" w:fill="auto"/>
-        <w:spacing w:line="300" w:lineRule="auto"/>
+        <w:spacing w:line="300" w:lineRule="auto" w:before="0" w:after="0"/>
         <w:jc w:val="left"/>
         <w:rPr>
           <w:sz w:val="21"/>
@@ -34701,616 +34712,586 @@
         </w:rPr>
         <w:t>，</w:t>
       </w:r>
+      <m:oMath>
+        <m:sSub>
+          <m:e>
+            <m:r>
+              <w:rPr>
+                <w:rFonts w:ascii="Times New Roman" w:eastAsia="宋体" w:hAnsi="Times New Roman" w:cs="Cambria Math"/>
+              </w:rPr>
+              <m:t>S</m:t>
+            </m:r>
+          </m:e>
+          <m:sub>
+            <m:r>
+              <w:rPr>
+                <w:rFonts w:ascii="Times New Roman" w:eastAsia="宋体" w:hAnsi="Times New Roman" w:cs="Cambria Math"/>
+              </w:rPr>
+              <m:t>△</m:t>
+            </m:r>
+            <m:r>
+              <w:rPr>
+                <w:rFonts w:ascii="Times New Roman" w:eastAsia="宋体" w:hAnsi="Times New Roman" w:cs="Cambria Math"/>
+              </w:rPr>
+              <m:t>A</m:t>
+            </m:r>
+            <m:r>
+              <w:rPr>
+                <w:rFonts w:ascii="Times New Roman" w:eastAsia="宋体" w:hAnsi="Times New Roman" w:cs="Cambria Math"/>
+              </w:rPr>
+              <m:t>B</m:t>
+            </m:r>
+            <m:r>
+              <w:rPr>
+                <w:rFonts w:ascii="Times New Roman" w:eastAsia="宋体" w:hAnsi="Times New Roman" w:cs="Cambria Math"/>
+              </w:rPr>
+              <m:t>C</m:t>
+            </m:r>
+          </m:sub>
+        </m:sSub>
+        <m:r>
+          <w:rPr>
+            <w:rFonts w:ascii="Times New Roman" w:eastAsia="宋体" w:hAnsi="Times New Roman" w:cs="Cambria Math"/>
+          </w:rPr>
+          <m:t>=</m:t>
+        </m:r>
+        <m:sSub>
+          <m:e>
+            <m:r>
+              <w:rPr>
+                <w:rFonts w:ascii="Times New Roman" w:eastAsia="宋体" w:hAnsi="Times New Roman" w:cs="Cambria Math"/>
+              </w:rPr>
+              <m:t>S</m:t>
+            </m:r>
+          </m:e>
+          <m:sub>
+            <m:r>
+              <w:rPr>
+                <w:rFonts w:ascii="Times New Roman" w:eastAsia="宋体" w:hAnsi="Times New Roman" w:cs="Cambria Math"/>
+              </w:rPr>
+              <m:t>△</m:t>
+            </m:r>
+            <m:r>
+              <w:rPr>
+                <w:rFonts w:ascii="Times New Roman" w:eastAsia="宋体" w:hAnsi="Times New Roman" w:cs="Cambria Math"/>
+              </w:rPr>
+              <m:t>A</m:t>
+            </m:r>
+            <m:r>
+              <w:rPr>
+                <w:rFonts w:ascii="Times New Roman" w:eastAsia="宋体" w:hAnsi="Times New Roman" w:cs="Cambria Math"/>
+              </w:rPr>
+              <m:t>B</m:t>
+            </m:r>
+            <m:r>
+              <w:rPr>
+                <w:rFonts w:ascii="Times New Roman" w:eastAsia="宋体" w:hAnsi="Times New Roman" w:cs="Cambria Math"/>
+              </w:rPr>
+              <m:t>I</m:t>
+            </m:r>
+          </m:sub>
+        </m:sSub>
+        <m:r>
+          <w:rPr>
+            <w:rFonts w:ascii="Times New Roman" w:eastAsia="宋体" w:hAnsi="Times New Roman" w:cs="Cambria Math"/>
+          </w:rPr>
+          <m:t>+</m:t>
+        </m:r>
+        <m:sSub>
+          <m:e>
+            <m:r>
+              <w:rPr>
+                <w:rFonts w:ascii="Times New Roman" w:eastAsia="宋体" w:hAnsi="Times New Roman" w:cs="Cambria Math"/>
+              </w:rPr>
+              <m:t>S</m:t>
+            </m:r>
+          </m:e>
+          <m:sub>
+            <m:r>
+              <w:rPr>
+                <w:rFonts w:ascii="Times New Roman" w:eastAsia="宋体" w:hAnsi="Times New Roman" w:cs="Cambria Math"/>
+              </w:rPr>
+              <m:t>△</m:t>
+            </m:r>
+            <m:r>
+              <w:rPr>
+                <w:rFonts w:ascii="Times New Roman" w:eastAsia="宋体" w:hAnsi="Times New Roman" w:cs="Cambria Math"/>
+              </w:rPr>
+              <m:t>A</m:t>
+            </m:r>
+            <m:r>
+              <w:rPr>
+                <w:rFonts w:ascii="Times New Roman" w:eastAsia="宋体" w:hAnsi="Times New Roman" w:cs="Cambria Math"/>
+              </w:rPr>
+              <m:t>C</m:t>
+            </m:r>
+            <m:r>
+              <w:rPr>
+                <w:rFonts w:ascii="Times New Roman" w:eastAsia="宋体" w:hAnsi="Times New Roman" w:cs="Cambria Math"/>
+              </w:rPr>
+              <m:t>I</m:t>
+            </m:r>
+          </m:sub>
+        </m:sSub>
+        <m:r>
+          <w:rPr>
+            <w:rFonts w:ascii="Times New Roman" w:eastAsia="宋体" w:hAnsi="Times New Roman" w:cs="Cambria Math"/>
+          </w:rPr>
+          <m:t>+</m:t>
+        </m:r>
+        <m:sSub>
+          <m:e>
+            <m:r>
+              <w:rPr>
+                <w:rFonts w:ascii="Times New Roman" w:eastAsia="宋体" w:hAnsi="Times New Roman" w:cs="Cambria Math"/>
+              </w:rPr>
+              <m:t>S</m:t>
+            </m:r>
+          </m:e>
+          <m:sub>
+            <m:r>
+              <w:rPr>
+                <w:rFonts w:ascii="Times New Roman" w:eastAsia="宋体" w:hAnsi="Times New Roman" w:cs="Cambria Math"/>
+              </w:rPr>
+              <m:t>△</m:t>
+            </m:r>
+            <m:r>
+              <w:rPr>
+                <w:rFonts w:ascii="Times New Roman" w:eastAsia="宋体" w:hAnsi="Times New Roman" w:cs="Cambria Math"/>
+              </w:rPr>
+              <m:t>B</m:t>
+            </m:r>
+            <m:r>
+              <w:rPr>
+                <w:rFonts w:ascii="Times New Roman" w:eastAsia="宋体" w:hAnsi="Times New Roman" w:cs="Cambria Math"/>
+              </w:rPr>
+              <m:t>C</m:t>
+            </m:r>
+            <m:r>
+              <w:rPr>
+                <w:rFonts w:ascii="Times New Roman" w:eastAsia="宋体" w:hAnsi="Times New Roman" w:cs="Cambria Math"/>
+              </w:rPr>
+              <m:t>I</m:t>
+            </m:r>
+          </m:sub>
+        </m:sSub>
+      </m:oMath>
+      <m:oMath>
+        <m:r>
+          <w:rPr>
+            <w:rFonts w:ascii="Times New Roman" w:eastAsia="宋体" w:hAnsi="Times New Roman" w:cs="Cambria Math"/>
+          </w:rPr>
+          <m:t>=</m:t>
+        </m:r>
+        <m:f>
+          <m:num>
+            <m:r>
+              <w:rPr>
+                <w:rFonts w:ascii="Times New Roman" w:eastAsia="宋体" w:hAnsi="Times New Roman" w:cs="Cambria Math"/>
+              </w:rPr>
+              <m:t>1</m:t>
+            </m:r>
+          </m:num>
+          <m:den>
+            <m:r>
+              <w:rPr>
+                <w:rFonts w:ascii="Times New Roman" w:eastAsia="宋体" w:hAnsi="Times New Roman" w:cs="Cambria Math"/>
+              </w:rPr>
+              <m:t>2</m:t>
+            </m:r>
+          </m:den>
+        </m:f>
+        <m:r>
+          <w:rPr>
+            <w:rFonts w:ascii="Times New Roman" w:eastAsia="宋体" w:hAnsi="Times New Roman" w:cs="Cambria Math"/>
+          </w:rPr>
+          <m:t>r</m:t>
+        </m:r>
+        <m:r>
+          <w:rPr>
+            <w:rFonts w:ascii="Times New Roman" w:eastAsia="宋体" w:hAnsi="Times New Roman" w:cs="Cambria Math"/>
+          </w:rPr>
+          <m:t>⋅</m:t>
+        </m:r>
+        <m:r>
+          <w:rPr>
+            <w:rFonts w:ascii="Times New Roman" w:eastAsia="宋体" w:hAnsi="Times New Roman" w:cs="Cambria Math"/>
+          </w:rPr>
+          <m:t>A</m:t>
+        </m:r>
+        <m:r>
+          <w:rPr>
+            <w:rFonts w:ascii="Times New Roman" w:eastAsia="宋体" w:hAnsi="Times New Roman" w:cs="Cambria Math"/>
+          </w:rPr>
+          <m:t>B</m:t>
+        </m:r>
+        <m:r>
+          <w:rPr>
+            <w:rFonts w:ascii="Times New Roman" w:eastAsia="宋体" w:hAnsi="Times New Roman" w:cs="Cambria Math"/>
+          </w:rPr>
+          <m:t>+</m:t>
+        </m:r>
+        <m:f>
+          <m:num>
+            <m:r>
+              <w:rPr>
+                <w:rFonts w:ascii="Times New Roman" w:eastAsia="宋体" w:hAnsi="Times New Roman" w:cs="Cambria Math"/>
+              </w:rPr>
+              <m:t>1</m:t>
+            </m:r>
+          </m:num>
+          <m:den>
+            <m:r>
+              <w:rPr>
+                <w:rFonts w:ascii="Times New Roman" w:eastAsia="宋体" w:hAnsi="Times New Roman" w:cs="Cambria Math"/>
+              </w:rPr>
+              <m:t>2</m:t>
+            </m:r>
+          </m:den>
+        </m:f>
+        <m:r>
+          <w:rPr>
+            <w:rFonts w:ascii="Times New Roman" w:eastAsia="宋体" w:hAnsi="Times New Roman" w:cs="Cambria Math"/>
+          </w:rPr>
+          <m:t>r</m:t>
+        </m:r>
+        <m:r>
+          <w:rPr>
+            <w:rFonts w:ascii="Times New Roman" w:eastAsia="宋体" w:hAnsi="Times New Roman" w:cs="Cambria Math"/>
+          </w:rPr>
+          <m:t>⋅</m:t>
+        </m:r>
+        <m:r>
+          <w:rPr>
+            <w:rFonts w:ascii="Times New Roman" w:eastAsia="宋体" w:hAnsi="Times New Roman" w:cs="Cambria Math"/>
+          </w:rPr>
+          <m:t>A</m:t>
+        </m:r>
+        <m:r>
+          <w:rPr>
+            <w:rFonts w:ascii="Times New Roman" w:eastAsia="宋体" w:hAnsi="Times New Roman" w:cs="Cambria Math"/>
+          </w:rPr>
+          <m:t>C</m:t>
+        </m:r>
+        <m:r>
+          <w:rPr>
+            <w:rFonts w:ascii="Times New Roman" w:eastAsia="宋体" w:hAnsi="Times New Roman" w:cs="Cambria Math"/>
+          </w:rPr>
+          <m:t>+</m:t>
+        </m:r>
+        <m:f>
+          <m:num>
+            <m:r>
+              <w:rPr>
+                <w:rFonts w:ascii="Times New Roman" w:eastAsia="宋体" w:hAnsi="Times New Roman" w:cs="Cambria Math"/>
+              </w:rPr>
+              <m:t>1</m:t>
+            </m:r>
+          </m:num>
+          <m:den>
+            <m:r>
+              <w:rPr>
+                <w:rFonts w:ascii="Times New Roman" w:eastAsia="宋体" w:hAnsi="Times New Roman" w:cs="Cambria Math"/>
+              </w:rPr>
+              <m:t>2</m:t>
+            </m:r>
+          </m:den>
+        </m:f>
+        <m:r>
+          <w:rPr>
+            <w:rFonts w:ascii="Times New Roman" w:eastAsia="宋体" w:hAnsi="Times New Roman" w:cs="Cambria Math"/>
+          </w:rPr>
+          <m:t>r</m:t>
+        </m:r>
+        <m:r>
+          <w:rPr>
+            <w:rFonts w:ascii="Times New Roman" w:eastAsia="宋体" w:hAnsi="Times New Roman" w:cs="Cambria Math"/>
+          </w:rPr>
+          <m:t>⋅</m:t>
+        </m:r>
+        <m:r>
+          <w:rPr>
+            <w:rFonts w:ascii="Times New Roman" w:eastAsia="宋体" w:hAnsi="Times New Roman" w:cs="Cambria Math"/>
+          </w:rPr>
+          <m:t>B</m:t>
+        </m:r>
+        <m:r>
+          <w:rPr>
+            <w:rFonts w:ascii="Times New Roman" w:eastAsia="宋体" w:hAnsi="Times New Roman" w:cs="Cambria Math"/>
+          </w:rPr>
+          <m:t>C</m:t>
+        </m:r>
+        <m:r>
+          <w:rPr>
+            <w:rFonts w:ascii="Times New Roman" w:eastAsia="宋体" w:hAnsi="Times New Roman" w:cs="Cambria Math"/>
+          </w:rPr>
+          <m:t>=</m:t>
+        </m:r>
+        <m:f>
+          <m:num>
+            <m:r>
+              <w:rPr>
+                <w:rFonts w:ascii="Times New Roman" w:eastAsia="宋体" w:hAnsi="Times New Roman" w:cs="Cambria Math"/>
+              </w:rPr>
+              <m:t>1</m:t>
+            </m:r>
+          </m:num>
+          <m:den>
+            <m:r>
+              <w:rPr>
+                <w:rFonts w:ascii="Times New Roman" w:eastAsia="宋体" w:hAnsi="Times New Roman" w:cs="Cambria Math"/>
+              </w:rPr>
+              <m:t>2</m:t>
+            </m:r>
+          </m:den>
+        </m:f>
+        <m:r>
+          <w:rPr>
+            <w:rFonts w:ascii="Times New Roman" w:eastAsia="宋体" w:hAnsi="Times New Roman" w:cs="Cambria Math"/>
+          </w:rPr>
+          <m:t>r</m:t>
+        </m:r>
+        <m:r>
+          <w:rPr>
+            <w:rFonts w:ascii="Times New Roman" w:eastAsia="宋体" w:hAnsi="Times New Roman" w:cs="Cambria Math"/>
+          </w:rPr>
+          <m:t>⋅</m:t>
+        </m:r>
+        <m:d>
+          <m:dPr>
+            <m:sepChr m:val=","/>
+          </m:dPr>
+          <m:e>
+            <m:r>
+              <w:rPr>
+                <w:rFonts w:ascii="Times New Roman" w:eastAsia="宋体" w:hAnsi="Times New Roman" w:cs="Cambria Math"/>
+              </w:rPr>
+              <m:t>A</m:t>
+            </m:r>
+            <m:r>
+              <w:rPr>
+                <w:rFonts w:ascii="Times New Roman" w:eastAsia="宋体" w:hAnsi="Times New Roman" w:cs="Cambria Math"/>
+              </w:rPr>
+              <m:t>B</m:t>
+            </m:r>
+            <m:r>
+              <w:rPr>
+                <w:rFonts w:ascii="Times New Roman" w:eastAsia="宋体" w:hAnsi="Times New Roman" w:cs="Cambria Math"/>
+              </w:rPr>
+              <m:t>+</m:t>
+            </m:r>
+            <m:r>
+              <w:rPr>
+                <w:rFonts w:ascii="Times New Roman" w:eastAsia="宋体" w:hAnsi="Times New Roman" w:cs="Cambria Math"/>
+              </w:rPr>
+              <m:t>A</m:t>
+            </m:r>
+            <m:r>
+              <w:rPr>
+                <w:rFonts w:ascii="Times New Roman" w:eastAsia="宋体" w:hAnsi="Times New Roman" w:cs="Cambria Math"/>
+              </w:rPr>
+              <m:t>C</m:t>
+            </m:r>
+            <m:r>
+              <w:rPr>
+                <w:rFonts w:ascii="Times New Roman" w:eastAsia="宋体" w:hAnsi="Times New Roman" w:cs="Cambria Math"/>
+              </w:rPr>
+              <m:t>+</m:t>
+            </m:r>
+            <m:r>
+              <w:rPr>
+                <w:rFonts w:ascii="Times New Roman" w:eastAsia="宋体" w:hAnsi="Times New Roman" w:cs="Cambria Math"/>
+              </w:rPr>
+              <m:t>B</m:t>
+            </m:r>
+            <m:r>
+              <w:rPr>
+                <w:rFonts w:ascii="Times New Roman" w:eastAsia="宋体" w:hAnsi="Times New Roman" w:cs="Cambria Math"/>
+              </w:rPr>
+              <m:t>C</m:t>
+            </m:r>
+          </m:e>
+        </m:d>
+        <m:r>
+          <w:rPr>
+            <w:rFonts w:ascii="Times New Roman" w:eastAsia="宋体" w:hAnsi="Times New Roman" w:cs="Cambria Math"/>
+          </w:rPr>
+          <m:t>=</m:t>
+        </m:r>
+        <m:f>
+          <m:num>
+            <m:r>
+              <w:rPr>
+                <w:rFonts w:ascii="Times New Roman" w:eastAsia="宋体" w:hAnsi="Times New Roman" w:cs="Cambria Math"/>
+              </w:rPr>
+              <m:t>1</m:t>
+            </m:r>
+          </m:num>
+          <m:den>
+            <m:r>
+              <w:rPr>
+                <w:rFonts w:ascii="Times New Roman" w:eastAsia="宋体" w:hAnsi="Times New Roman" w:cs="Cambria Math"/>
+              </w:rPr>
+              <m:t>2</m:t>
+            </m:r>
+          </m:den>
+        </m:f>
+        <m:r>
+          <w:rPr>
+            <w:rFonts w:ascii="Times New Roman" w:eastAsia="宋体" w:hAnsi="Times New Roman" w:cs="Cambria Math"/>
+          </w:rPr>
+          <m:t>r</m:t>
+        </m:r>
+        <m:r>
+          <w:rPr>
+            <w:rFonts w:ascii="Times New Roman" w:eastAsia="宋体" w:hAnsi="Times New Roman" w:cs="Cambria Math"/>
+          </w:rPr>
+          <m:t>⋅</m:t>
+        </m:r>
+        <m:d>
+          <m:dPr>
+            <m:sepChr m:val=","/>
+          </m:dPr>
+          <m:e>
+            <m:r>
+              <w:rPr>
+                <w:rFonts w:ascii="Times New Roman" w:eastAsia="宋体" w:hAnsi="Times New Roman" w:cs="Cambria Math"/>
+              </w:rPr>
+              <m:t>a</m:t>
+            </m:r>
+            <m:r>
+              <w:rPr>
+                <w:rFonts w:ascii="Times New Roman" w:eastAsia="宋体" w:hAnsi="Times New Roman" w:cs="Cambria Math"/>
+              </w:rPr>
+              <m:t>+</m:t>
+            </m:r>
+            <m:r>
+              <w:rPr>
+                <w:rFonts w:ascii="Times New Roman" w:eastAsia="宋体" w:hAnsi="Times New Roman" w:cs="Cambria Math"/>
+              </w:rPr>
+              <m:t>b</m:t>
+            </m:r>
+            <m:r>
+              <w:rPr>
+                <w:rFonts w:ascii="Times New Roman" w:eastAsia="宋体" w:hAnsi="Times New Roman" w:cs="Cambria Math"/>
+              </w:rPr>
+              <m:t>+</m:t>
+            </m:r>
+            <m:r>
+              <w:rPr>
+                <w:rFonts w:ascii="Times New Roman" w:eastAsia="宋体" w:hAnsi="Times New Roman" w:cs="Cambria Math"/>
+              </w:rPr>
+              <m:t>c</m:t>
+            </m:r>
+          </m:e>
+        </m:d>
+        <m:r>
+          <w:rPr>
+            <w:rFonts w:ascii="Times New Roman" w:eastAsia="宋体" w:hAnsi="Times New Roman" w:cs="Cambria Math"/>
+          </w:rPr>
+          <m:t>=</m:t>
+        </m:r>
+        <m:r>
+          <w:rPr>
+            <w:rFonts w:ascii="Times New Roman" w:eastAsia="宋体" w:hAnsi="Times New Roman" w:cs="Cambria Math"/>
+          </w:rPr>
+          <m:t>S</m:t>
+        </m:r>
+      </m:oMath>
     </w:p>
     <w:p>
       <w:pPr>
         <w:shd w:val="clear" w:color="auto" w:fill="auto"/>
-        <w:spacing w:line="300" w:lineRule="auto"/>
+        <w:spacing w:line="300" w:lineRule="auto" w:before="0" w:after="0"/>
         <w:jc w:val="left"/>
         <w:rPr>
           <w:sz w:val="21"/>
         </w:rPr>
       </w:pPr>
-      <m:oMathPara>
-        <m:oMathParaPr>
-          <m:jc m:val="left"/>
-        </m:oMathParaPr>
-        <m:oMath>
-          <m:sSub>
-            <m:e>
+      <w:r>
+        <w:rPr>
+          <w:sz w:val="21"/>
+        </w:rPr>
+        <w:t>所以</w:t>
+      </w:r>
+      <m:oMathPara>
+        <m:oMathParaPr>
+          <m:jc m:val="left"/>
+        </m:oMathParaPr>
+        <m:oMath>
+          <m:r>
+            <w:rPr>
+              <w:rFonts w:ascii="Times New Roman" w:eastAsia="宋体" w:hAnsi="Times New Roman" w:cs="Cambria Math"/>
+            </w:rPr>
+            <m:t>r</m:t>
+          </m:r>
+          <m:r>
+            <w:rPr>
+              <w:rFonts w:ascii="Times New Roman" w:eastAsia="宋体" w:hAnsi="Times New Roman" w:cs="Cambria Math"/>
+            </w:rPr>
+            <m:t>=</m:t>
+          </m:r>
+          <m:f>
+            <m:num>
+              <m:r>
+                <w:rPr>
+                  <w:rFonts w:ascii="Times New Roman" w:eastAsia="宋体" w:hAnsi="Times New Roman" w:cs="Cambria Math"/>
+                </w:rPr>
+                <m:t>2</m:t>
+              </m:r>
               <m:r>
                 <w:rPr>
                   <w:rFonts w:ascii="Times New Roman" w:eastAsia="宋体" w:hAnsi="Times New Roman" w:cs="Cambria Math"/>
                 </w:rPr>
                 <m:t>S</m:t>
               </m:r>
-            </m:e>
-            <m:sub>
-              <m:r>
-                <w:rPr>
-                  <w:rFonts w:ascii="Times New Roman" w:eastAsia="宋体" w:hAnsi="Times New Roman" w:cs="Cambria Math"/>
-                </w:rPr>
-                <m:t>△</m:t>
-              </m:r>
-              <m:r>
-                <w:rPr>
-                  <w:rFonts w:ascii="Times New Roman" w:eastAsia="宋体" w:hAnsi="Times New Roman" w:cs="Cambria Math"/>
-                </w:rPr>
-                <m:t>A</m:t>
-              </m:r>
-              <m:r>
-                <w:rPr>
-                  <w:rFonts w:ascii="Times New Roman" w:eastAsia="宋体" w:hAnsi="Times New Roman" w:cs="Cambria Math"/>
-                </w:rPr>
-                <m:t>B</m:t>
-              </m:r>
-              <m:r>
-                <w:rPr>
-                  <w:rFonts w:ascii="Times New Roman" w:eastAsia="宋体" w:hAnsi="Times New Roman" w:cs="Cambria Math"/>
-                </w:rPr>
-                <m:t>C</m:t>
-              </m:r>
-            </m:sub>
-          </m:sSub>
-          <m:r>
-            <w:rPr>
-              <w:rFonts w:ascii="Times New Roman" w:eastAsia="宋体" w:hAnsi="Times New Roman" w:cs="Cambria Math"/>
-            </w:rPr>
-            <m:t>=</m:t>
-          </m:r>
-          <m:sSub>
-            <m:e>
-              <m:r>
-                <w:rPr>
-                  <w:rFonts w:ascii="Times New Roman" w:eastAsia="宋体" w:hAnsi="Times New Roman" w:cs="Cambria Math"/>
-                </w:rPr>
-                <m:t>S</m:t>
-              </m:r>
-            </m:e>
-            <m:sub>
-              <m:r>
-                <w:rPr>
-                  <w:rFonts w:ascii="Times New Roman" w:eastAsia="宋体" w:hAnsi="Times New Roman" w:cs="Cambria Math"/>
-                </w:rPr>
-                <m:t>△</m:t>
-              </m:r>
-              <m:r>
-                <w:rPr>
-                  <w:rFonts w:ascii="Times New Roman" w:eastAsia="宋体" w:hAnsi="Times New Roman" w:cs="Cambria Math"/>
-                </w:rPr>
-                <m:t>A</m:t>
-              </m:r>
-              <m:r>
-                <w:rPr>
-                  <w:rFonts w:ascii="Times New Roman" w:eastAsia="宋体" w:hAnsi="Times New Roman" w:cs="Cambria Math"/>
-                </w:rPr>
-                <m:t>B</m:t>
-              </m:r>
-              <m:r>
-                <w:rPr>
-                  <w:rFonts w:ascii="Times New Roman" w:eastAsia="宋体" w:hAnsi="Times New Roman" w:cs="Cambria Math"/>
-                </w:rPr>
-                <m:t>I</m:t>
-              </m:r>
-            </m:sub>
-          </m:sSub>
-          <m:r>
-            <w:rPr>
-              <w:rFonts w:ascii="Times New Roman" w:eastAsia="宋体" w:hAnsi="Times New Roman" w:cs="Cambria Math"/>
-            </w:rPr>
-            <m:t>+</m:t>
-          </m:r>
-          <m:sSub>
-            <m:e>
-              <m:r>
-                <w:rPr>
-                  <w:rFonts w:ascii="Times New Roman" w:eastAsia="宋体" w:hAnsi="Times New Roman" w:cs="Cambria Math"/>
-                </w:rPr>
-                <m:t>S</m:t>
-              </m:r>
-            </m:e>
-            <m:sub>
-              <m:r>
-                <w:rPr>
-                  <w:rFonts w:ascii="Times New Roman" w:eastAsia="宋体" w:hAnsi="Times New Roman" w:cs="Cambria Math"/>
-                </w:rPr>
-                <m:t>△</m:t>
-              </m:r>
-              <m:r>
-                <w:rPr>
-                  <w:rFonts w:ascii="Times New Roman" w:eastAsia="宋体" w:hAnsi="Times New Roman" w:cs="Cambria Math"/>
-                </w:rPr>
-                <m:t>A</m:t>
-              </m:r>
-              <m:r>
-                <w:rPr>
-                  <w:rFonts w:ascii="Times New Roman" w:eastAsia="宋体" w:hAnsi="Times New Roman" w:cs="Cambria Math"/>
-                </w:rPr>
-                <m:t>C</m:t>
-              </m:r>
-              <m:r>
-                <w:rPr>
-                  <w:rFonts w:ascii="Times New Roman" w:eastAsia="宋体" w:hAnsi="Times New Roman" w:cs="Cambria Math"/>
-                </w:rPr>
-                <m:t>I</m:t>
-              </m:r>
-            </m:sub>
-          </m:sSub>
-          <m:r>
-            <w:rPr>
-              <w:rFonts w:ascii="Times New Roman" w:eastAsia="宋体" w:hAnsi="Times New Roman" w:cs="Cambria Math"/>
-            </w:rPr>
-            <m:t>+</m:t>
-          </m:r>
-          <m:sSub>
-            <m:e>
-              <m:r>
-                <w:rPr>
-                  <w:rFonts w:ascii="Times New Roman" w:eastAsia="宋体" w:hAnsi="Times New Roman" w:cs="Cambria Math"/>
-                </w:rPr>
-                <m:t>S</m:t>
-              </m:r>
-            </m:e>
-            <m:sub>
-              <m:r>
-                <w:rPr>
-                  <w:rFonts w:ascii="Times New Roman" w:eastAsia="宋体" w:hAnsi="Times New Roman" w:cs="Cambria Math"/>
-                </w:rPr>
-                <m:t>△</m:t>
-              </m:r>
-              <m:r>
-                <w:rPr>
-                  <w:rFonts w:ascii="Times New Roman" w:eastAsia="宋体" w:hAnsi="Times New Roman" w:cs="Cambria Math"/>
-                </w:rPr>
-                <m:t>B</m:t>
-              </m:r>
-              <m:r>
-                <w:rPr>
-                  <w:rFonts w:ascii="Times New Roman" w:eastAsia="宋体" w:hAnsi="Times New Roman" w:cs="Cambria Math"/>
-                </w:rPr>
-                <m:t>C</m:t>
-              </m:r>
-              <m:r>
-                <w:rPr>
-                  <w:rFonts w:ascii="Times New Roman" w:eastAsia="宋体" w:hAnsi="Times New Roman" w:cs="Cambria Math"/>
-                </w:rPr>
-                <m:t>I</m:t>
-              </m:r>
-            </m:sub>
-          </m:sSub>
-        </m:oMath>
-      </m:oMathPara>
+            </m:num>
+            <m:den>
+              <m:r>
+                <w:rPr>
+                  <w:rFonts w:ascii="Times New Roman" w:eastAsia="宋体" w:hAnsi="Times New Roman" w:cs="Cambria Math"/>
+                </w:rPr>
+                <m:t>a</m:t>
+              </m:r>
+              <m:r>
+                <w:rPr>
+                  <w:rFonts w:ascii="Times New Roman" w:eastAsia="宋体" w:hAnsi="Times New Roman" w:cs="Cambria Math"/>
+                </w:rPr>
+                <m:t>+</m:t>
+              </m:r>
+              <m:r>
+                <w:rPr>
+                  <w:rFonts w:ascii="Times New Roman" w:eastAsia="宋体" w:hAnsi="Times New Roman" w:cs="Cambria Math"/>
+                </w:rPr>
+                <m:t>b</m:t>
+              </m:r>
+              <m:r>
+                <w:rPr>
+                  <w:rFonts w:ascii="Times New Roman" w:eastAsia="宋体" w:hAnsi="Times New Roman" w:cs="Cambria Math"/>
+                </w:rPr>
+                <m:t>+</m:t>
+              </m:r>
+              <m:r>
+                <w:rPr>
+                  <w:rFonts w:ascii="Times New Roman" w:eastAsia="宋体" w:hAnsi="Times New Roman" w:cs="Cambria Math"/>
+                </w:rPr>
+                <m:t>c</m:t>
+              </m:r>
+            </m:den>
+          </m:f>
+        </m:oMath>
+      </m:oMathPara>
+      <w:r>
+        <w:rPr>
+          <w:sz w:val="21"/>
+        </w:rPr>
+        <w:t>.</w:t>
+      </w:r>
     </w:p>
     <w:p>
       <w:pPr>
         <w:shd w:val="clear" w:color="auto" w:fill="auto"/>
-        <w:spacing w:line="300" w:lineRule="auto"/>
-        <w:jc w:val="left"/>
-        <w:rPr>
-          <w:sz w:val="21"/>
-        </w:rPr>
-      </w:pPr>
-      <m:oMathPara>
-        <m:oMathParaPr>
-          <m:jc m:val="left"/>
-        </m:oMathParaPr>
-        <m:oMath>
-          <m:r>
-            <w:rPr>
-              <w:rFonts w:ascii="Times New Roman" w:eastAsia="宋体" w:hAnsi="Times New Roman" w:cs="Cambria Math"/>
-            </w:rPr>
-            <m:t>=</m:t>
-          </m:r>
-          <m:f>
-            <m:num>
-              <m:r>
-                <w:rPr>
-                  <w:rFonts w:ascii="Times New Roman" w:eastAsia="宋体" w:hAnsi="Times New Roman" w:cs="Cambria Math"/>
-                </w:rPr>
-                <m:t>1</m:t>
-              </m:r>
-            </m:num>
-            <m:den>
-              <m:r>
-                <w:rPr>
-                  <w:rFonts w:ascii="Times New Roman" w:eastAsia="宋体" w:hAnsi="Times New Roman" w:cs="Cambria Math"/>
-                </w:rPr>
-                <m:t>2</m:t>
-              </m:r>
-            </m:den>
-          </m:f>
-          <m:r>
-            <w:rPr>
-              <w:rFonts w:ascii="Times New Roman" w:eastAsia="宋体" w:hAnsi="Times New Roman" w:cs="Cambria Math"/>
-            </w:rPr>
-            <m:t>r</m:t>
-          </m:r>
-          <m:r>
-            <w:rPr>
-              <w:rFonts w:ascii="Times New Roman" w:eastAsia="宋体" w:hAnsi="Times New Roman" w:cs="Cambria Math"/>
-            </w:rPr>
-            <m:t>⋅</m:t>
-          </m:r>
-          <m:r>
-            <w:rPr>
-              <w:rFonts w:ascii="Times New Roman" w:eastAsia="宋体" w:hAnsi="Times New Roman" w:cs="Cambria Math"/>
-            </w:rPr>
-            <m:t>A</m:t>
-          </m:r>
-          <m:r>
-            <w:rPr>
-              <w:rFonts w:ascii="Times New Roman" w:eastAsia="宋体" w:hAnsi="Times New Roman" w:cs="Cambria Math"/>
-            </w:rPr>
-            <m:t>B</m:t>
-          </m:r>
-          <m:r>
-            <w:rPr>
-              <w:rFonts w:ascii="Times New Roman" w:eastAsia="宋体" w:hAnsi="Times New Roman" w:cs="Cambria Math"/>
-            </w:rPr>
-            <m:t>+</m:t>
-          </m:r>
-          <m:f>
-            <m:num>
-              <m:r>
-                <w:rPr>
-                  <w:rFonts w:ascii="Times New Roman" w:eastAsia="宋体" w:hAnsi="Times New Roman" w:cs="Cambria Math"/>
-                </w:rPr>
-                <m:t>1</m:t>
-              </m:r>
-            </m:num>
-            <m:den>
-              <m:r>
-                <w:rPr>
-                  <w:rFonts w:ascii="Times New Roman" w:eastAsia="宋体" w:hAnsi="Times New Roman" w:cs="Cambria Math"/>
-                </w:rPr>
-                <m:t>2</m:t>
-              </m:r>
-            </m:den>
-          </m:f>
-          <m:r>
-            <w:rPr>
-              <w:rFonts w:ascii="Times New Roman" w:eastAsia="宋体" w:hAnsi="Times New Roman" w:cs="Cambria Math"/>
-            </w:rPr>
-            <m:t>r</m:t>
-          </m:r>
-          <m:r>
-            <w:rPr>
-              <w:rFonts w:ascii="Times New Roman" w:eastAsia="宋体" w:hAnsi="Times New Roman" w:cs="Cambria Math"/>
-            </w:rPr>
-            <m:t>⋅</m:t>
-          </m:r>
-          <m:r>
-            <w:rPr>
-              <w:rFonts w:ascii="Times New Roman" w:eastAsia="宋体" w:hAnsi="Times New Roman" w:cs="Cambria Math"/>
-            </w:rPr>
-            <m:t>A</m:t>
-          </m:r>
-          <m:r>
-            <w:rPr>
-              <w:rFonts w:ascii="Times New Roman" w:eastAsia="宋体" w:hAnsi="Times New Roman" w:cs="Cambria Math"/>
-            </w:rPr>
-            <m:t>C</m:t>
-          </m:r>
-          <m:r>
-            <w:rPr>
-              <w:rFonts w:ascii="Times New Roman" w:eastAsia="宋体" w:hAnsi="Times New Roman" w:cs="Cambria Math"/>
-            </w:rPr>
-            <m:t>+</m:t>
-          </m:r>
-          <m:f>
-            <m:num>
-              <m:r>
-                <w:rPr>
-                  <w:rFonts w:ascii="Times New Roman" w:eastAsia="宋体" w:hAnsi="Times New Roman" w:cs="Cambria Math"/>
-                </w:rPr>
-                <m:t>1</m:t>
-              </m:r>
-            </m:num>
-            <m:den>
-              <m:r>
-                <w:rPr>
-                  <w:rFonts w:ascii="Times New Roman" w:eastAsia="宋体" w:hAnsi="Times New Roman" w:cs="Cambria Math"/>
-                </w:rPr>
-                <m:t>2</m:t>
-              </m:r>
-            </m:den>
-          </m:f>
-          <m:r>
-            <w:rPr>
-              <w:rFonts w:ascii="Times New Roman" w:eastAsia="宋体" w:hAnsi="Times New Roman" w:cs="Cambria Math"/>
-            </w:rPr>
-            <m:t>r</m:t>
-          </m:r>
-          <m:r>
-            <w:rPr>
-              <w:rFonts w:ascii="Times New Roman" w:eastAsia="宋体" w:hAnsi="Times New Roman" w:cs="Cambria Math"/>
-            </w:rPr>
-            <m:t>⋅</m:t>
-          </m:r>
-          <m:r>
-            <w:rPr>
-              <w:rFonts w:ascii="Times New Roman" w:eastAsia="宋体" w:hAnsi="Times New Roman" w:cs="Cambria Math"/>
-            </w:rPr>
-            <m:t>B</m:t>
-          </m:r>
-          <m:r>
-            <w:rPr>
-              <w:rFonts w:ascii="Times New Roman" w:eastAsia="宋体" w:hAnsi="Times New Roman" w:cs="Cambria Math"/>
-            </w:rPr>
-            <m:t>C</m:t>
-          </m:r>
-          <m:r>
-            <w:rPr>
-              <w:rFonts w:ascii="Times New Roman" w:eastAsia="宋体" w:hAnsi="Times New Roman" w:cs="Cambria Math"/>
-            </w:rPr>
-            <m:t>=</m:t>
-          </m:r>
-          <m:f>
-            <m:num>
-              <m:r>
-                <w:rPr>
-                  <w:rFonts w:ascii="Times New Roman" w:eastAsia="宋体" w:hAnsi="Times New Roman" w:cs="Cambria Math"/>
-                </w:rPr>
-                <m:t>1</m:t>
-              </m:r>
-            </m:num>
-            <m:den>
-              <m:r>
-                <w:rPr>
-                  <w:rFonts w:ascii="Times New Roman" w:eastAsia="宋体" w:hAnsi="Times New Roman" w:cs="Cambria Math"/>
-                </w:rPr>
-                <m:t>2</m:t>
-              </m:r>
-            </m:den>
-          </m:f>
-          <m:r>
-            <w:rPr>
-              <w:rFonts w:ascii="Times New Roman" w:eastAsia="宋体" w:hAnsi="Times New Roman" w:cs="Cambria Math"/>
-            </w:rPr>
-            <m:t>r</m:t>
-          </m:r>
-          <m:r>
-            <w:rPr>
-              <w:rFonts w:ascii="Times New Roman" w:eastAsia="宋体" w:hAnsi="Times New Roman" w:cs="Cambria Math"/>
-            </w:rPr>
-            <m:t>⋅</m:t>
-          </m:r>
-          <m:d>
-            <m:dPr>
-              <m:sepChr m:val=","/>
-            </m:dPr>
-            <m:e>
-              <m:r>
-                <w:rPr>
-                  <w:rFonts w:ascii="Times New Roman" w:eastAsia="宋体" w:hAnsi="Times New Roman" w:cs="Cambria Math"/>
-                </w:rPr>
-                <m:t>A</m:t>
-              </m:r>
-              <m:r>
-                <w:rPr>
-                  <w:rFonts w:ascii="Times New Roman" w:eastAsia="宋体" w:hAnsi="Times New Roman" w:cs="Cambria Math"/>
-                </w:rPr>
-                <m:t>B</m:t>
-              </m:r>
-              <m:r>
-                <w:rPr>
-                  <w:rFonts w:ascii="Times New Roman" w:eastAsia="宋体" w:hAnsi="Times New Roman" w:cs="Cambria Math"/>
-                </w:rPr>
-                <m:t>+</m:t>
-              </m:r>
-              <m:r>
-                <w:rPr>
-                  <w:rFonts w:ascii="Times New Roman" w:eastAsia="宋体" w:hAnsi="Times New Roman" w:cs="Cambria Math"/>
-                </w:rPr>
-                <m:t>A</m:t>
-              </m:r>
-              <m:r>
-                <w:rPr>
-                  <w:rFonts w:ascii="Times New Roman" w:eastAsia="宋体" w:hAnsi="Times New Roman" w:cs="Cambria Math"/>
-                </w:rPr>
-                <m:t>C</m:t>
-              </m:r>
-              <m:r>
-                <w:rPr>
-                  <w:rFonts w:ascii="Times New Roman" w:eastAsia="宋体" w:hAnsi="Times New Roman" w:cs="Cambria Math"/>
-                </w:rPr>
-                <m:t>+</m:t>
-              </m:r>
-              <m:r>
-                <w:rPr>
-                  <w:rFonts w:ascii="Times New Roman" w:eastAsia="宋体" w:hAnsi="Times New Roman" w:cs="Cambria Math"/>
-                </w:rPr>
-                <m:t>B</m:t>
-              </m:r>
-              <m:r>
-                <w:rPr>
-                  <w:rFonts w:ascii="Times New Roman" w:eastAsia="宋体" w:hAnsi="Times New Roman" w:cs="Cambria Math"/>
-                </w:rPr>
-                <m:t>C</m:t>
-              </m:r>
-            </m:e>
-          </m:d>
-          <m:r>
-            <w:rPr>
-              <w:rFonts w:ascii="Times New Roman" w:eastAsia="宋体" w:hAnsi="Times New Roman" w:cs="Cambria Math"/>
-            </w:rPr>
-            <m:t>=</m:t>
-          </m:r>
-          <m:f>
-            <m:num>
-              <m:r>
-                <w:rPr>
-                  <w:rFonts w:ascii="Times New Roman" w:eastAsia="宋体" w:hAnsi="Times New Roman" w:cs="Cambria Math"/>
-                </w:rPr>
-                <m:t>1</m:t>
-              </m:r>
-            </m:num>
-            <m:den>
-              <m:r>
-                <w:rPr>
-                  <w:rFonts w:ascii="Times New Roman" w:eastAsia="宋体" w:hAnsi="Times New Roman" w:cs="Cambria Math"/>
-                </w:rPr>
-                <m:t>2</m:t>
-              </m:r>
-            </m:den>
-          </m:f>
-          <m:r>
-            <w:rPr>
-              <w:rFonts w:ascii="Times New Roman" w:eastAsia="宋体" w:hAnsi="Times New Roman" w:cs="Cambria Math"/>
-            </w:rPr>
-            <m:t>r</m:t>
-          </m:r>
-          <m:r>
-            <w:rPr>
-              <w:rFonts w:ascii="Times New Roman" w:eastAsia="宋体" w:hAnsi="Times New Roman" w:cs="Cambria Math"/>
-            </w:rPr>
-            <m:t>⋅</m:t>
-          </m:r>
-          <m:d>
-            <m:dPr>
-              <m:sepChr m:val=","/>
-            </m:dPr>
-            <m:e>
-              <m:r>
-                <w:rPr>
-                  <w:rFonts w:ascii="Times New Roman" w:eastAsia="宋体" w:hAnsi="Times New Roman" w:cs="Cambria Math"/>
-                </w:rPr>
-                <m:t>a</m:t>
-              </m:r>
-              <m:r>
-                <w:rPr>
-                  <w:rFonts w:ascii="Times New Roman" w:eastAsia="宋体" w:hAnsi="Times New Roman" w:cs="Cambria Math"/>
-                </w:rPr>
-                <m:t>+</m:t>
-              </m:r>
-              <m:r>
-                <w:rPr>
-                  <w:rFonts w:ascii="Times New Roman" w:eastAsia="宋体" w:hAnsi="Times New Roman" w:cs="Cambria Math"/>
-                </w:rPr>
-                <m:t>b</m:t>
-              </m:r>
-              <m:r>
-                <w:rPr>
-                  <w:rFonts w:ascii="Times New Roman" w:eastAsia="宋体" w:hAnsi="Times New Roman" w:cs="Cambria Math"/>
-                </w:rPr>
-                <m:t>+</m:t>
-              </m:r>
-              <m:r>
-                <w:rPr>
-                  <w:rFonts w:ascii="Times New Roman" w:eastAsia="宋体" w:hAnsi="Times New Roman" w:cs="Cambria Math"/>
-                </w:rPr>
-                <m:t>c</m:t>
-              </m:r>
-            </m:e>
-          </m:d>
-          <m:r>
-            <w:rPr>
-              <w:rFonts w:ascii="Times New Roman" w:eastAsia="宋体" w:hAnsi="Times New Roman" w:cs="Cambria Math"/>
-            </w:rPr>
-            <m:t>=</m:t>
-          </m:r>
-          <m:r>
-            <w:rPr>
-              <w:rFonts w:ascii="Times New Roman" w:eastAsia="宋体" w:hAnsi="Times New Roman" w:cs="Cambria Math"/>
-            </w:rPr>
-            <m:t>S</m:t>
-          </m:r>
-        </m:oMath>
-      </m:oMathPara>
-    </w:p>
-    <w:p>
-      <w:pPr>
-        <w:shd w:val="clear" w:color="auto" w:fill="auto"/>
-        <w:spacing w:line="300" w:lineRule="auto"/>
-        <w:jc w:val="left"/>
-        <w:rPr>
-          <w:sz w:val="21"/>
-        </w:rPr>
-      </w:pPr>
-      <w:r>
-        <w:rPr>
-          <w:sz w:val="21"/>
-        </w:rPr>
-        <w:t>所以</w:t>
-      </w:r>
-      <m:oMathPara>
-        <m:oMathParaPr>
-          <m:jc m:val="left"/>
-        </m:oMathParaPr>
-        <m:oMath>
-          <m:r>
-            <w:rPr>
-              <w:rFonts w:ascii="Times New Roman" w:eastAsia="宋体" w:hAnsi="Times New Roman" w:cs="Cambria Math"/>
-            </w:rPr>
-            <m:t>r</m:t>
-          </m:r>
-          <m:r>
-            <w:rPr>
-              <w:rFonts w:ascii="Times New Roman" w:eastAsia="宋体" w:hAnsi="Times New Roman" w:cs="Cambria Math"/>
-            </w:rPr>
-            <m:t>=</m:t>
-          </m:r>
-          <m:f>
-            <m:num>
-              <m:r>
-                <w:rPr>
-                  <w:rFonts w:ascii="Times New Roman" w:eastAsia="宋体" w:hAnsi="Times New Roman" w:cs="Cambria Math"/>
-                </w:rPr>
-                <m:t>2</m:t>
-              </m:r>
-              <m:r>
-                <w:rPr>
-                  <w:rFonts w:ascii="Times New Roman" w:eastAsia="宋体" w:hAnsi="Times New Roman" w:cs="Cambria Math"/>
-                </w:rPr>
-                <m:t>S</m:t>
-              </m:r>
-            </m:num>
-            <m:den>
-              <m:r>
-                <w:rPr>
-                  <w:rFonts w:ascii="Times New Roman" w:eastAsia="宋体" w:hAnsi="Times New Roman" w:cs="Cambria Math"/>
-                </w:rPr>
-                <m:t>a</m:t>
-              </m:r>
-              <m:r>
-                <w:rPr>
-                  <w:rFonts w:ascii="Times New Roman" w:eastAsia="宋体" w:hAnsi="Times New Roman" w:cs="Cambria Math"/>
-                </w:rPr>
-                <m:t>+</m:t>
-              </m:r>
-              <m:r>
-                <w:rPr>
-                  <w:rFonts w:ascii="Times New Roman" w:eastAsia="宋体" w:hAnsi="Times New Roman" w:cs="Cambria Math"/>
-                </w:rPr>
-                <m:t>b</m:t>
-              </m:r>
-              <m:r>
-                <w:rPr>
-                  <w:rFonts w:ascii="Times New Roman" w:eastAsia="宋体" w:hAnsi="Times New Roman" w:cs="Cambria Math"/>
-                </w:rPr>
-                <m:t>+</m:t>
-              </m:r>
-              <m:r>
-                <w:rPr>
-                  <w:rFonts w:ascii="Times New Roman" w:eastAsia="宋体" w:hAnsi="Times New Roman" w:cs="Cambria Math"/>
-                </w:rPr>
-                <m:t>c</m:t>
-              </m:r>
-            </m:den>
-          </m:f>
-        </m:oMath>
-      </m:oMathPara>
-      <w:r>
-        <w:rPr>
-          <w:sz w:val="21"/>
-        </w:rPr>
-        <w:t>.</w:t>
-      </w:r>
-    </w:p>
-    <w:p>
-      <w:pPr>
-        <w:shd w:val="clear" w:color="auto" w:fill="auto"/>
-        <w:spacing w:line="300" w:lineRule="auto"/>
+        <w:spacing w:line="300" w:lineRule="auto" w:before="0" w:after="0"/>
         <w:jc w:val="left"/>
         <w:rPr>
           <w:sz w:val="21"/>
@@ -35363,10 +35344,14 @@
     </w:p>
     <w:p>
       <w:pPr>
+        <w:spacing w:before="0" w:after="0" w:line="300" w:lineRule="auto"/>
         <w:jc w:val="left"/>
       </w:pPr>
     </w:p>
     <w:p>
+      <w:pPr>
+        <w:spacing w:before="0" w:after="0" w:line="300" w:lineRule="auto"/>
+      </w:pPr>
       <w:r>
         <w:rPr>
           <w:b/>
@@ -35377,7 +35362,7 @@
     <w:p>
       <w:pPr>
         <w:shd w:val="clear" w:color="auto" w:fill="auto"/>
-        <w:spacing w:line="300" w:lineRule="auto"/>
+        <w:spacing w:line="300" w:lineRule="auto" w:before="0" w:after="0"/>
         <w:jc w:val="left"/>
         <w:rPr>
           <w:sz w:val="21"/>
@@ -35507,7 +35492,7 @@
     <w:p>
       <w:pPr>
         <w:shd w:val="clear" w:color="auto" w:fill="auto"/>
-        <w:spacing w:line="300" w:lineRule="auto"/>
+        <w:spacing w:line="300" w:lineRule="auto" w:before="0" w:after="0"/>
         <w:jc w:val="left"/>
         <w:rPr>
           <w:sz w:val="21"/>
@@ -35560,6 +35545,7 @@
     </w:p>
     <w:p>
       <w:pPr>
+        <w:spacing w:before="0" w:after="0" w:line="300" w:lineRule="auto"/>
         <w:jc w:val="left"/>
       </w:pPr>
       <w:r>
@@ -35617,7 +35603,7 @@
     <w:p>
       <w:pPr>
         <w:shd w:val="clear" w:color="auto" w:fill="auto"/>
-        <w:spacing w:line="300" w:lineRule="auto"/>
+        <w:spacing w:line="300" w:lineRule="auto" w:before="0" w:after="0"/>
         <w:jc w:val="left"/>
         <w:rPr>
           <w:sz w:val="21"/>
@@ -35709,7 +35695,7 @@
     <w:p>
       <w:pPr>
         <w:shd w:val="clear" w:color="auto" w:fill="auto"/>
-        <w:spacing w:line="300" w:lineRule="auto"/>
+        <w:spacing w:line="300" w:lineRule="auto" w:before="0" w:after="0"/>
         <w:jc w:val="left"/>
         <w:rPr>
           <w:sz w:val="21"/>
@@ -35806,7 +35792,7 @@
     <w:p>
       <w:pPr>
         <w:shd w:val="clear" w:color="auto" w:fill="auto"/>
-        <w:spacing w:line="300" w:lineRule="auto"/>
+        <w:spacing w:line="300" w:lineRule="auto" w:before="0" w:after="0"/>
         <w:jc w:val="left"/>
         <w:rPr>
           <w:sz w:val="21"/>
@@ -35901,7 +35887,7 @@
     <w:p>
       <w:pPr>
         <w:shd w:val="clear" w:color="auto" w:fill="auto"/>
-        <w:spacing w:line="300" w:lineRule="auto"/>
+        <w:spacing w:line="300" w:lineRule="auto" w:before="0" w:after="0"/>
         <w:jc w:val="left"/>
         <w:rPr>
           <w:sz w:val="21"/>
@@ -36023,7 +36009,7 @@
     <w:p>
       <w:pPr>
         <w:shd w:val="clear" w:color="auto" w:fill="auto"/>
-        <w:spacing w:line="300" w:lineRule="auto"/>
+        <w:spacing w:line="300" w:lineRule="auto" w:before="0" w:after="0"/>
         <w:jc w:val="left"/>
         <w:rPr>
           <w:sz w:val="21"/>
@@ -36137,7 +36123,7 @@
     <w:p>
       <w:pPr>
         <w:shd w:val="clear" w:color="auto" w:fill="auto"/>
-        <w:spacing w:line="300" w:lineRule="auto"/>
+        <w:spacing w:line="300" w:lineRule="auto" w:before="0" w:after="0"/>
         <w:jc w:val="left"/>
         <w:rPr>
           <w:sz w:val="21"/>
@@ -36196,7 +36182,7 @@
     <w:p>
       <w:pPr>
         <w:shd w:val="clear" w:color="auto" w:fill="auto"/>
-        <w:spacing w:line="300" w:lineRule="auto"/>
+        <w:spacing w:line="300" w:lineRule="auto" w:before="0" w:after="0"/>
         <w:jc w:val="left"/>
         <w:rPr>
           <w:sz w:val="21"/>
@@ -36254,13 +36240,14 @@
     </w:p>
     <w:p>
       <w:pPr>
+        <w:spacing w:before="0" w:after="0" w:line="300" w:lineRule="auto"/>
         <w:jc w:val="left"/>
       </w:pPr>
     </w:p>
     <w:p>
       <w:pPr>
         <w:shd w:val="clear" w:color="auto" w:fill="auto"/>
-        <w:spacing w:line="300" w:lineRule="auto"/>
+        <w:spacing w:line="300" w:lineRule="auto" w:before="0" w:after="0"/>
         <w:jc w:val="left"/>
         <w:rPr>
           <w:sz w:val="21"/>
@@ -36426,7 +36413,7 @@
     <w:p>
       <w:pPr>
         <w:shd w:val="clear" w:color="auto" w:fill="auto"/>
-        <w:spacing w:line="300" w:lineRule="auto"/>
+        <w:spacing w:line="300" w:lineRule="auto" w:before="0" w:after="0"/>
         <w:jc w:val="left"/>
         <w:rPr>
           <w:sz w:val="21"/>
@@ -36590,7 +36577,7 @@
     <w:p>
       <w:pPr>
         <w:shd w:val="clear" w:color="auto" w:fill="auto"/>
-        <w:spacing w:line="300" w:lineRule="auto"/>
+        <w:spacing w:line="300" w:lineRule="auto" w:before="0" w:after="0"/>
         <w:jc w:val="left"/>
         <w:rPr>
           <w:sz w:val="21"/>
@@ -36674,7 +36661,7 @@
     <w:p>
       <w:pPr>
         <w:shd w:val="clear" w:color="auto" w:fill="auto"/>
-        <w:spacing w:line="300" w:lineRule="auto"/>
+        <w:spacing w:line="300" w:lineRule="auto" w:before="0" w:after="0"/>
         <w:jc w:val="left"/>
         <w:rPr>
           <w:sz w:val="21"/>
@@ -36757,6 +36744,7 @@
     </w:p>
     <w:p>
       <w:pPr>
+        <w:spacing w:before="0" w:after="0" w:line="300" w:lineRule="auto"/>
         <w:jc w:val="left"/>
       </w:pPr>
       <w:r>
@@ -36814,7 +36802,7 @@
     <w:p>
       <w:pPr>
         <w:shd w:val="clear" w:color="auto" w:fill="auto"/>
-        <w:spacing w:line="300" w:lineRule="auto"/>
+        <w:spacing w:line="300" w:lineRule="auto" w:before="0" w:after="0"/>
         <w:jc w:val="left"/>
         <w:rPr>
           <w:sz w:val="21"/>
@@ -36911,7 +36899,7 @@
     <w:p>
       <w:pPr>
         <w:shd w:val="clear" w:color="auto" w:fill="auto"/>
-        <w:spacing w:line="300" w:lineRule="auto"/>
+        <w:spacing w:line="300" w:lineRule="auto" w:before="0" w:after="0"/>
         <w:jc w:val="left"/>
         <w:rPr>
           <w:sz w:val="21"/>
@@ -36965,7 +36953,7 @@
     <w:p>
       <w:pPr>
         <w:shd w:val="clear" w:color="auto" w:fill="auto"/>
-        <w:spacing w:line="300" w:lineRule="auto"/>
+        <w:spacing w:line="300" w:lineRule="auto" w:before="0" w:after="0"/>
         <w:jc w:val="left"/>
         <w:rPr>
           <w:sz w:val="21"/>
@@ -37192,7 +37180,7 @@
     <w:p>
       <w:pPr>
         <w:shd w:val="clear" w:color="auto" w:fill="auto"/>
-        <w:spacing w:line="300" w:lineRule="auto"/>
+        <w:spacing w:line="300" w:lineRule="auto" w:before="0" w:after="0"/>
         <w:jc w:val="left"/>
         <w:rPr>
           <w:sz w:val="21"/>
@@ -37345,7 +37333,7 @@
     <w:p>
       <w:pPr>
         <w:shd w:val="clear" w:color="auto" w:fill="auto"/>
-        <w:spacing w:line="300" w:lineRule="auto"/>
+        <w:spacing w:line="300" w:lineRule="auto" w:before="0" w:after="0"/>
         <w:jc w:val="left"/>
         <w:rPr>
           <w:sz w:val="21"/>
@@ -37527,7 +37515,7 @@
     <w:p>
       <w:pPr>
         <w:shd w:val="clear" w:color="auto" w:fill="auto"/>
-        <w:spacing w:line="300" w:lineRule="auto"/>
+        <w:spacing w:line="300" w:lineRule="auto" w:before="0" w:after="0"/>
         <w:jc w:val="left"/>
         <w:rPr>
           <w:sz w:val="21"/>
@@ -37612,7 +37600,7 @@
     <w:p>
       <w:pPr>
         <w:shd w:val="clear" w:color="auto" w:fill="auto"/>
-        <w:spacing w:line="300" w:lineRule="auto"/>
+        <w:spacing w:line="300" w:lineRule="auto" w:before="0" w:after="0"/>
         <w:jc w:val="left"/>
         <w:rPr>
           <w:sz w:val="21"/>
@@ -37666,7 +37654,7 @@
     <w:p>
       <w:pPr>
         <w:shd w:val="clear" w:color="auto" w:fill="auto"/>
-        <w:spacing w:line="300" w:lineRule="auto"/>
+        <w:spacing w:line="300" w:lineRule="auto" w:before="0" w:after="0"/>
         <w:jc w:val="left"/>
         <w:rPr>
           <w:sz w:val="21"/>
@@ -37924,7 +37912,7 @@
     <w:p>
       <w:pPr>
         <w:shd w:val="clear" w:color="auto" w:fill="auto"/>
-        <w:spacing w:line="300" w:lineRule="auto"/>
+        <w:spacing w:line="300" w:lineRule="auto" w:before="0" w:after="0"/>
         <w:jc w:val="left"/>
         <w:rPr>
           <w:sz w:val="21"/>
@@ -38168,7 +38156,7 @@
     <w:p>
       <w:pPr>
         <w:shd w:val="clear" w:color="auto" w:fill="auto"/>
-        <w:spacing w:line="300" w:lineRule="auto"/>
+        <w:spacing w:line="300" w:lineRule="auto" w:before="0" w:after="0"/>
         <w:jc w:val="left"/>
         <w:rPr>
           <w:sz w:val="21"/>
@@ -38327,7 +38315,7 @@
     <w:p>
       <w:pPr>
         <w:shd w:val="clear" w:color="auto" w:fill="auto"/>
-        <w:spacing w:line="300" w:lineRule="auto"/>
+        <w:spacing w:line="300" w:lineRule="auto" w:before="0" w:after="0"/>
         <w:jc w:val="left"/>
         <w:rPr>
           <w:sz w:val="21"/>
@@ -38541,7 +38529,7 @@
     <w:p>
       <w:pPr>
         <w:shd w:val="clear" w:color="auto" w:fill="auto"/>
-        <w:spacing w:line="300" w:lineRule="auto"/>
+        <w:spacing w:line="300" w:lineRule="auto" w:before="0" w:after="0"/>
         <w:jc w:val="left"/>
         <w:rPr>
           <w:sz w:val="21"/>
@@ -38731,7 +38719,7 @@
     <w:p>
       <w:pPr>
         <w:shd w:val="clear" w:color="auto" w:fill="auto"/>
-        <w:spacing w:line="300" w:lineRule="auto"/>
+        <w:spacing w:line="300" w:lineRule="auto" w:before="0" w:after="0"/>
         <w:jc w:val="left"/>
         <w:rPr>
           <w:sz w:val="21"/>
@@ -38784,13 +38772,14 @@
     </w:p>
     <w:p>
       <w:pPr>
+        <w:spacing w:before="0" w:after="0" w:line="300" w:lineRule="auto"/>
         <w:jc w:val="left"/>
       </w:pPr>
     </w:p>
     <w:p>
       <w:pPr>
         <w:shd w:val="clear" w:color="auto" w:fill="auto"/>
-        <w:spacing w:line="300" w:lineRule="auto"/>
+        <w:spacing w:line="300" w:lineRule="auto" w:before="0" w:after="0"/>
         <w:jc w:val="left"/>
         <w:rPr>
           <w:sz w:val="21"/>
@@ -39112,7 +39101,7 @@
     <w:p>
       <w:pPr>
         <w:shd w:val="clear" w:color="auto" w:fill="auto"/>
-        <w:spacing w:line="300" w:lineRule="auto"/>
+        <w:spacing w:line="300" w:lineRule="auto" w:before="0" w:after="0"/>
         <w:jc w:val="left"/>
         <w:rPr>
           <w:sz w:val="21"/>
@@ -39165,6 +39154,7 @@
     </w:p>
     <w:p>
       <w:pPr>
+        <w:spacing w:before="0" w:after="0" w:line="300" w:lineRule="auto"/>
         <w:jc w:val="left"/>
       </w:pPr>
       <w:r>
@@ -39222,7 +39212,7 @@
     <w:p>
       <w:pPr>
         <w:shd w:val="clear" w:color="auto" w:fill="auto"/>
-        <w:spacing w:line="300" w:lineRule="auto"/>
+        <w:spacing w:line="300" w:lineRule="auto" w:before="0" w:after="0"/>
         <w:jc w:val="left"/>
         <w:rPr>
           <w:sz w:val="21"/>
@@ -39379,7 +39369,7 @@
     <w:p>
       <w:pPr>
         <w:shd w:val="clear" w:color="auto" w:fill="auto"/>
-        <w:spacing w:line="300" w:lineRule="auto"/>
+        <w:spacing w:line="300" w:lineRule="auto" w:before="0" w:after="0"/>
         <w:jc w:val="left"/>
         <w:rPr>
           <w:sz w:val="21"/>
@@ -39502,7 +39492,7 @@
     <w:p>
       <w:pPr>
         <w:shd w:val="clear" w:color="auto" w:fill="auto"/>
-        <w:spacing w:line="300" w:lineRule="auto"/>
+        <w:spacing w:line="300" w:lineRule="auto" w:before="0" w:after="0"/>
         <w:jc w:val="left"/>
         <w:rPr>
           <w:sz w:val="21"/>
@@ -39587,7 +39577,7 @@
     <w:p>
       <w:pPr>
         <w:shd w:val="clear" w:color="auto" w:fill="auto"/>
-        <w:spacing w:line="300" w:lineRule="auto"/>
+        <w:spacing w:line="300" w:lineRule="auto" w:before="0" w:after="0"/>
         <w:jc w:val="left"/>
         <w:rPr>
           <w:sz w:val="21"/>
@@ -39641,7 +39631,7 @@
     <w:p>
       <w:pPr>
         <w:shd w:val="clear" w:color="auto" w:fill="auto"/>
-        <w:spacing w:line="300" w:lineRule="auto"/>
+        <w:spacing w:line="300" w:lineRule="auto" w:before="0" w:after="0"/>
         <w:jc w:val="left"/>
         <w:rPr>
           <w:sz w:val="21"/>
@@ -39765,7 +39755,7 @@
     <w:p>
       <w:pPr>
         <w:shd w:val="clear" w:color="auto" w:fill="auto"/>
-        <w:spacing w:line="300" w:lineRule="auto"/>
+        <w:spacing w:line="300" w:lineRule="auto" w:before="0" w:after="0"/>
         <w:jc w:val="left"/>
         <w:rPr>
           <w:sz w:val="21"/>
@@ -39926,7 +39916,7 @@
     <w:p>
       <w:pPr>
         <w:shd w:val="clear" w:color="auto" w:fill="auto"/>
-        <w:spacing w:line="300" w:lineRule="auto"/>
+        <w:spacing w:line="300" w:lineRule="auto" w:before="0" w:after="0"/>
         <w:jc w:val="left"/>
         <w:rPr>
           <w:sz w:val="21"/>
@@ -40009,7 +39999,7 @@
     <w:p>
       <w:pPr>
         <w:shd w:val="clear" w:color="auto" w:fill="auto"/>
-        <w:spacing w:line="300" w:lineRule="auto"/>
+        <w:spacing w:line="300" w:lineRule="auto" w:before="0" w:after="0"/>
         <w:jc w:val="left"/>
         <w:rPr>
           <w:sz w:val="21"/>
@@ -40226,7 +40216,7 @@
     <w:p>
       <w:pPr>
         <w:shd w:val="clear" w:color="auto" w:fill="auto"/>
-        <w:spacing w:line="300" w:lineRule="auto"/>
+        <w:spacing w:line="300" w:lineRule="auto" w:before="0" w:after="0"/>
         <w:jc w:val="left"/>
         <w:rPr>
           <w:sz w:val="21"/>
@@ -40340,7 +40330,7 @@
     <w:p>
       <w:pPr>
         <w:shd w:val="clear" w:color="auto" w:fill="auto"/>
-        <w:spacing w:line="300" w:lineRule="auto"/>
+        <w:spacing w:line="300" w:lineRule="auto" w:before="0" w:after="0"/>
         <w:jc w:val="left"/>
         <w:rPr>
           <w:sz w:val="21"/>
@@ -40468,7 +40458,7 @@
     <w:p>
       <w:pPr>
         <w:shd w:val="clear" w:color="auto" w:fill="auto"/>
-        <w:spacing w:line="300" w:lineRule="auto"/>
+        <w:spacing w:line="300" w:lineRule="auto" w:before="0" w:after="0"/>
         <w:jc w:val="left"/>
         <w:rPr>
           <w:sz w:val="21"/>
@@ -40577,7 +40567,7 @@
     <w:p>
       <w:pPr>
         <w:shd w:val="clear" w:color="auto" w:fill="auto"/>
-        <w:spacing w:line="300" w:lineRule="auto"/>
+        <w:spacing w:line="300" w:lineRule="auto" w:before="0" w:after="0"/>
         <w:jc w:val="left"/>
         <w:rPr>
           <w:sz w:val="21"/>
@@ -40749,7 +40739,7 @@
     <w:p>
       <w:pPr>
         <w:shd w:val="clear" w:color="auto" w:fill="auto"/>
-        <w:spacing w:line="300" w:lineRule="auto"/>
+        <w:spacing w:line="300" w:lineRule="auto" w:before="0" w:after="0"/>
         <w:jc w:val="left"/>
         <w:rPr>
           <w:sz w:val="21"/>
@@ -41005,7 +40995,7 @@
     <w:p>
       <w:pPr>
         <w:shd w:val="clear" w:color="auto" w:fill="auto"/>
-        <w:spacing w:line="300" w:lineRule="auto"/>
+        <w:spacing w:line="300" w:lineRule="auto" w:before="0" w:after="0"/>
         <w:jc w:val="left"/>
         <w:rPr>
           <w:sz w:val="21"/>
@@ -41223,7 +41213,7 @@
     <w:p>
       <w:pPr>
         <w:shd w:val="clear" w:color="auto" w:fill="auto"/>
-        <w:spacing w:line="300" w:lineRule="auto"/>
+        <w:spacing w:line="300" w:lineRule="auto" w:before="0" w:after="0"/>
         <w:jc w:val="left"/>
         <w:rPr>
           <w:sz w:val="21"/>
@@ -41421,7 +41411,7 @@
     <w:p>
       <w:pPr>
         <w:shd w:val="clear" w:color="auto" w:fill="auto"/>
-        <w:spacing w:line="300" w:lineRule="auto"/>
+        <w:spacing w:line="300" w:lineRule="auto" w:before="0" w:after="0"/>
         <w:jc w:val="left"/>
         <w:rPr>
           <w:sz w:val="21"/>
@@ -41569,7 +41559,7 @@
     <w:p>
       <w:pPr>
         <w:shd w:val="clear" w:color="auto" w:fill="auto"/>
-        <w:spacing w:line="300" w:lineRule="auto"/>
+        <w:spacing w:line="300" w:lineRule="auto" w:before="0" w:after="0"/>
         <w:jc w:val="left"/>
         <w:rPr>
           <w:sz w:val="21"/>
@@ -41886,7 +41876,7 @@
     <w:p>
       <w:pPr>
         <w:shd w:val="clear" w:color="auto" w:fill="auto"/>
-        <w:spacing w:line="300" w:lineRule="auto"/>
+        <w:spacing w:line="300" w:lineRule="auto" w:before="0" w:after="0"/>
         <w:jc w:val="left"/>
         <w:rPr>
           <w:sz w:val="21"/>
@@ -42048,7 +42038,7 @@
     <w:p>
       <w:pPr>
         <w:shd w:val="clear" w:color="auto" w:fill="auto"/>
-        <w:spacing w:line="300" w:lineRule="auto"/>
+        <w:spacing w:line="300" w:lineRule="auto" w:before="0" w:after="0"/>
         <w:jc w:val="left"/>
         <w:rPr>
           <w:sz w:val="21"/>
@@ -42206,13 +42196,14 @@
     </w:p>
     <w:p>
       <w:pPr>
+        <w:spacing w:before="0" w:after="0" w:line="300" w:lineRule="auto"/>
         <w:jc w:val="left"/>
       </w:pPr>
     </w:p>
     <w:p>
       <w:pPr>
         <w:shd w:val="clear" w:color="auto" w:fill="auto"/>
-        <w:spacing w:line="300" w:lineRule="auto"/>
+        <w:spacing w:line="300" w:lineRule="auto" w:before="0" w:after="0"/>
         <w:jc w:val="left"/>
         <w:rPr>
           <w:sz w:val="21"/>
@@ -42435,7 +42426,7 @@
     <w:p>
       <w:pPr>
         <w:shd w:val="clear" w:color="auto" w:fill="auto"/>
-        <w:spacing w:line="300" w:lineRule="auto"/>
+        <w:spacing w:line="300" w:lineRule="auto" w:before="0" w:after="0"/>
         <w:jc w:val="left"/>
         <w:rPr>
           <w:sz w:val="21"/>
@@ -42490,7 +42481,7 @@
     <w:p>
       <w:pPr>
         <w:shd w:val="clear" w:color="auto" w:fill="auto"/>
-        <w:spacing w:line="300" w:lineRule="auto"/>
+        <w:spacing w:line="300" w:lineRule="auto" w:before="0" w:after="0"/>
         <w:jc w:val="left"/>
         <w:rPr>
           <w:sz w:val="21"/>
@@ -42636,7 +42627,7 @@
     <w:p>
       <w:pPr>
         <w:shd w:val="clear" w:color="auto" w:fill="auto"/>
-        <w:spacing w:line="300" w:lineRule="auto"/>
+        <w:spacing w:line="300" w:lineRule="auto" w:before="0" w:after="0"/>
         <w:jc w:val="left"/>
         <w:rPr>
           <w:sz w:val="21"/>
@@ -42866,7 +42857,7 @@
     <w:p>
       <w:pPr>
         <w:shd w:val="clear" w:color="auto" w:fill="auto"/>
-        <w:spacing w:line="300" w:lineRule="auto"/>
+        <w:spacing w:line="300" w:lineRule="auto" w:before="0" w:after="0"/>
         <w:jc w:val="left"/>
         <w:rPr>
           <w:sz w:val="21"/>
@@ -43027,7 +43018,7 @@
     <w:p>
       <w:pPr>
         <w:shd w:val="clear" w:color="auto" w:fill="auto"/>
-        <w:spacing w:line="300" w:lineRule="auto"/>
+        <w:spacing w:line="300" w:lineRule="auto" w:before="0" w:after="0"/>
         <w:jc w:val="left"/>
         <w:rPr>
           <w:sz w:val="21"/>
@@ -43182,7 +43173,7 @@
     <w:p>
       <w:pPr>
         <w:shd w:val="clear" w:color="auto" w:fill="auto"/>
-        <w:spacing w:line="300" w:lineRule="auto"/>
+        <w:spacing w:line="300" w:lineRule="auto" w:before="0" w:after="0"/>
         <w:jc w:val="left"/>
         <w:rPr>
           <w:sz w:val="21"/>
@@ -43319,7 +43310,7 @@
     <w:p>
       <w:pPr>
         <w:shd w:val="clear" w:color="auto" w:fill="auto"/>
-        <w:spacing w:line="300" w:lineRule="auto"/>
+        <w:spacing w:line="300" w:lineRule="auto" w:before="0" w:after="0"/>
         <w:jc w:val="left"/>
         <w:rPr>
           <w:sz w:val="21"/>
@@ -43457,7 +43448,7 @@
     <w:p>
       <w:pPr>
         <w:shd w:val="clear" w:color="auto" w:fill="auto"/>
-        <w:spacing w:line="300" w:lineRule="auto"/>
+        <w:spacing w:line="300" w:lineRule="auto" w:before="0" w:after="0"/>
         <w:jc w:val="left"/>
         <w:rPr>
           <w:sz w:val="21"/>
@@ -43506,7 +43497,7 @@
     <w:p>
       <w:pPr>
         <w:shd w:val="clear" w:color="auto" w:fill="auto"/>
-        <w:spacing w:line="300" w:lineRule="auto"/>
+        <w:spacing w:line="300" w:lineRule="auto" w:before="0" w:after="0"/>
         <w:jc w:val="left"/>
         <w:rPr>
           <w:sz w:val="21"/>
@@ -43559,13 +43550,14 @@
     </w:p>
     <w:p>
       <w:pPr>
+        <w:spacing w:before="0" w:after="0" w:line="300" w:lineRule="auto"/>
         <w:jc w:val="left"/>
       </w:pPr>
     </w:p>
     <w:p>
       <w:pPr>
         <w:shd w:val="clear" w:color="auto" w:fill="auto"/>
-        <w:spacing w:line="300" w:lineRule="auto"/>
+        <w:spacing w:line="300" w:lineRule="auto" w:before="0" w:after="0"/>
         <w:jc w:val="left"/>
         <w:rPr>
           <w:sz w:val="21"/>
@@ -43775,7 +43767,7 @@
     <w:p>
       <w:pPr>
         <w:shd w:val="clear" w:color="auto" w:fill="auto"/>
-        <w:spacing w:line="300" w:lineRule="auto"/>
+        <w:spacing w:line="300" w:lineRule="auto" w:before="0" w:after="0"/>
         <w:jc w:val="left"/>
         <w:rPr>
           <w:sz w:val="21"/>
@@ -43853,7 +43845,7 @@
     <w:p>
       <w:pPr>
         <w:shd w:val="clear" w:color="auto" w:fill="auto"/>
-        <w:spacing w:line="300" w:lineRule="auto"/>
+        <w:spacing w:line="300" w:lineRule="auto" w:before="0" w:after="0"/>
         <w:jc w:val="left"/>
         <w:rPr>
           <w:sz w:val="21"/>
@@ -44040,7 +44032,7 @@
     <w:p>
       <w:pPr>
         <w:shd w:val="clear" w:color="auto" w:fill="auto"/>
-        <w:spacing w:line="300" w:lineRule="auto"/>
+        <w:spacing w:line="300" w:lineRule="auto" w:before="0" w:after="0"/>
         <w:jc w:val="left"/>
         <w:rPr>
           <w:sz w:val="21"/>
@@ -44206,7 +44198,7 @@
     <w:p>
       <w:pPr>
         <w:shd w:val="clear" w:color="auto" w:fill="auto"/>
-        <w:spacing w:line="300" w:lineRule="auto"/>
+        <w:spacing w:line="300" w:lineRule="auto" w:before="0" w:after="0"/>
         <w:jc w:val="left"/>
         <w:rPr>
           <w:sz w:val="21"/>
@@ -44492,7 +44484,7 @@
     <w:p>
       <w:pPr>
         <w:shd w:val="clear" w:color="auto" w:fill="auto"/>
-        <w:spacing w:line="300" w:lineRule="auto"/>
+        <w:spacing w:line="300" w:lineRule="auto" w:before="0" w:after="0"/>
         <w:jc w:val="left"/>
         <w:rPr>
           <w:sz w:val="21"/>
@@ -44830,7 +44822,7 @@
     <w:p>
       <w:pPr>
         <w:shd w:val="clear" w:color="auto" w:fill="auto"/>
-        <w:spacing w:line="300" w:lineRule="auto"/>
+        <w:spacing w:line="300" w:lineRule="auto" w:before="0" w:after="0"/>
         <w:jc w:val="left"/>
         <w:rPr>
           <w:sz w:val="21"/>
@@ -44889,7 +44881,7 @@
     <w:p>
       <w:pPr>
         <w:shd w:val="clear" w:color="auto" w:fill="auto"/>
-        <w:spacing w:line="300" w:lineRule="auto"/>
+        <w:spacing w:line="300" w:lineRule="auto" w:before="0" w:after="0"/>
         <w:jc w:val="left"/>
         <w:rPr>
           <w:sz w:val="21"/>
@@ -44942,7 +44934,7 @@
     <w:p>
       <w:pPr>
         <w:shd w:val="clear" w:color="auto" w:fill="auto"/>
-        <w:spacing w:line="300" w:lineRule="auto"/>
+        <w:spacing w:line="300" w:lineRule="auto" w:before="0" w:after="0"/>
         <w:jc w:val="left"/>
         <w:rPr>
           <w:sz w:val="21"/>
@@ -45013,7 +45005,7 @@
     <w:p>
       <w:pPr>
         <w:shd w:val="clear" w:color="auto" w:fill="auto"/>
-        <w:spacing w:line="300" w:lineRule="auto"/>
+        <w:spacing w:line="300" w:lineRule="auto" w:before="0" w:after="0"/>
         <w:jc w:val="left"/>
         <w:rPr>
           <w:sz w:val="21"/>
@@ -45054,7 +45046,7 @@
     <w:p>
       <w:pPr>
         <w:shd w:val="clear" w:color="auto" w:fill="auto"/>
-        <w:spacing w:line="300" w:lineRule="auto"/>
+        <w:spacing w:line="300" w:lineRule="auto" w:before="0" w:after="0"/>
         <w:jc w:val="left"/>
         <w:rPr>
           <w:sz w:val="21"/>
@@ -45113,13 +45105,14 @@
     </w:p>
     <w:p>
       <w:pPr>
+        <w:spacing w:before="0" w:after="0" w:line="300" w:lineRule="auto"/>
         <w:jc w:val="left"/>
       </w:pPr>
     </w:p>
     <w:p>
       <w:pPr>
         <w:shd w:val="clear" w:color="auto" w:fill="auto"/>
-        <w:spacing w:line="300" w:lineRule="auto"/>
+        <w:spacing w:line="300" w:lineRule="auto" w:before="0" w:after="0"/>
         <w:jc w:val="left"/>
         <w:rPr>
           <w:sz w:val="21"/>
@@ -45402,7 +45395,7 @@
     <w:p>
       <w:pPr>
         <w:shd w:val="clear" w:color="auto" w:fill="auto"/>
-        <w:spacing w:line="300" w:lineRule="auto"/>
+        <w:spacing w:line="300" w:lineRule="auto" w:before="0" w:after="0"/>
         <w:jc w:val="left"/>
         <w:rPr>
           <w:sz w:val="21"/>
@@ -45449,7 +45442,7 @@
     <w:p>
       <w:pPr>
         <w:shd w:val="clear" w:color="auto" w:fill="auto"/>
-        <w:spacing w:line="300" w:lineRule="auto"/>
+        <w:spacing w:line="300" w:lineRule="auto" w:before="0" w:after="0"/>
         <w:jc w:val="left"/>
         <w:rPr>
           <w:sz w:val="21"/>
@@ -45774,7 +45767,7 @@
     <w:p>
       <w:pPr>
         <w:shd w:val="clear" w:color="auto" w:fill="auto"/>
-        <w:spacing w:line="300" w:lineRule="auto"/>
+        <w:spacing w:line="300" w:lineRule="auto" w:before="0" w:after="0"/>
         <w:jc w:val="left"/>
         <w:rPr>
           <w:sz w:val="21"/>
@@ -45939,7 +45932,7 @@
     <w:p>
       <w:pPr>
         <w:shd w:val="clear" w:color="auto" w:fill="auto"/>
-        <w:spacing w:line="300" w:lineRule="auto"/>
+        <w:spacing w:line="300" w:lineRule="auto" w:before="0" w:after="0"/>
         <w:jc w:val="left"/>
         <w:rPr>
           <w:sz w:val="21"/>
@@ -46042,7 +46035,7 @@
     <w:p>
       <w:pPr>
         <w:shd w:val="clear" w:color="auto" w:fill="auto"/>
-        <w:spacing w:line="300" w:lineRule="auto"/>
+        <w:spacing w:line="300" w:lineRule="auto" w:before="0" w:after="0"/>
         <w:jc w:val="left"/>
         <w:rPr>
           <w:sz w:val="21"/>
@@ -46095,7 +46088,7 @@
     <w:p>
       <w:pPr>
         <w:shd w:val="clear" w:color="auto" w:fill="auto"/>
-        <w:spacing w:line="300" w:lineRule="auto"/>
+        <w:spacing w:line="300" w:lineRule="auto" w:before="0" w:after="0"/>
         <w:jc w:val="left"/>
         <w:rPr>
           <w:sz w:val="21"/>
@@ -46227,7 +46220,7 @@
     <w:p>
       <w:pPr>
         <w:shd w:val="clear" w:color="auto" w:fill="auto"/>
-        <w:spacing w:line="300" w:lineRule="auto"/>
+        <w:spacing w:line="300" w:lineRule="auto" w:before="0" w:after="0"/>
         <w:jc w:val="left"/>
         <w:rPr>
           <w:sz w:val="21"/>
@@ -46426,7 +46419,7 @@
     <w:p>
       <w:pPr>
         <w:shd w:val="clear" w:color="auto" w:fill="auto"/>
-        <w:spacing w:line="300" w:lineRule="auto"/>
+        <w:spacing w:line="300" w:lineRule="auto" w:before="0" w:after="0"/>
         <w:jc w:val="left"/>
         <w:rPr>
           <w:sz w:val="21"/>
@@ -46527,7 +46520,7 @@
     <w:p>
       <w:pPr>
         <w:shd w:val="clear" w:color="auto" w:fill="auto"/>
-        <w:spacing w:line="300" w:lineRule="auto"/>
+        <w:spacing w:line="300" w:lineRule="auto" w:before="0" w:after="0"/>
         <w:jc w:val="left"/>
         <w:rPr>
           <w:sz w:val="21"/>
@@ -46647,7 +46640,7 @@
     <w:p>
       <w:pPr>
         <w:shd w:val="clear" w:color="auto" w:fill="auto"/>
-        <w:spacing w:line="300" w:lineRule="auto"/>
+        <w:spacing w:line="300" w:lineRule="auto" w:before="0" w:after="0"/>
         <w:jc w:val="left"/>
         <w:rPr>
           <w:sz w:val="21"/>
@@ -46869,7 +46862,7 @@
     <w:p>
       <w:pPr>
         <w:shd w:val="clear" w:color="auto" w:fill="auto"/>
-        <w:spacing w:line="300" w:lineRule="auto"/>
+        <w:spacing w:line="300" w:lineRule="auto" w:before="0" w:after="0"/>
         <w:jc w:val="left"/>
         <w:rPr>
           <w:sz w:val="21"/>
@@ -47050,7 +47043,7 @@
     <w:p>
       <w:pPr>
         <w:shd w:val="clear" w:color="auto" w:fill="auto"/>
-        <w:spacing w:line="300" w:lineRule="auto"/>
+        <w:spacing w:line="300" w:lineRule="auto" w:before="0" w:after="0"/>
         <w:jc w:val="left"/>
         <w:rPr>
           <w:sz w:val="21"/>
@@ -47164,7 +47157,7 @@
     <w:p>
       <w:pPr>
         <w:shd w:val="clear" w:color="auto" w:fill="auto"/>
-        <w:spacing w:line="300" w:lineRule="auto"/>
+        <w:spacing w:line="300" w:lineRule="auto" w:before="0" w:after="0"/>
         <w:jc w:val="left"/>
         <w:rPr>
           <w:sz w:val="21"/>
@@ -47331,7 +47324,7 @@
     <w:p>
       <w:pPr>
         <w:shd w:val="clear" w:color="auto" w:fill="auto"/>
-        <w:spacing w:line="300" w:lineRule="auto"/>
+        <w:spacing w:line="300" w:lineRule="auto" w:before="0" w:after="0"/>
         <w:jc w:val="left"/>
         <w:rPr>
           <w:sz w:val="21"/>
@@ -47366,7 +47359,7 @@
     <w:p>
       <w:pPr>
         <w:shd w:val="clear" w:color="auto" w:fill="auto"/>
-        <w:spacing w:line="300" w:lineRule="auto"/>
+        <w:spacing w:line="300" w:lineRule="auto" w:before="0" w:after="0"/>
         <w:jc w:val="left"/>
         <w:rPr>
           <w:sz w:val="21"/>
@@ -47425,13 +47418,14 @@
     </w:p>
     <w:p>
       <w:pPr>
+        <w:spacing w:before="0" w:after="0" w:line="300" w:lineRule="auto"/>
         <w:jc w:val="left"/>
       </w:pPr>
     </w:p>
     <w:p>
       <w:pPr>
         <w:shd w:val="clear" w:color="auto" w:fill="auto"/>
-        <w:spacing w:line="300" w:lineRule="auto"/>
+        <w:spacing w:line="300" w:lineRule="auto" w:before="0" w:after="0"/>
         <w:jc w:val="left"/>
         <w:rPr>
           <w:sz w:val="21"/>
@@ -47669,7 +47663,7 @@
     <w:p>
       <w:pPr>
         <w:shd w:val="clear" w:color="auto" w:fill="auto"/>
-        <w:spacing w:line="300" w:lineRule="auto"/>
+        <w:spacing w:line="300" w:lineRule="auto" w:before="0" w:after="0"/>
         <w:jc w:val="left"/>
         <w:rPr>
           <w:sz w:val="21"/>
@@ -47723,7 +47717,7 @@
     <w:p>
       <w:pPr>
         <w:shd w:val="clear" w:color="auto" w:fill="auto"/>
-        <w:spacing w:line="300" w:lineRule="auto"/>
+        <w:spacing w:line="300" w:lineRule="auto" w:before="0" w:after="0"/>
         <w:jc w:val="left"/>
         <w:rPr>
           <w:sz w:val="21"/>
@@ -47772,7 +47766,7 @@
     <w:p>
       <w:pPr>
         <w:shd w:val="clear" w:color="auto" w:fill="auto"/>
-        <w:spacing w:line="300" w:lineRule="auto"/>
+        <w:spacing w:line="300" w:lineRule="auto" w:before="0" w:after="0"/>
         <w:jc w:val="left"/>
         <w:rPr>
           <w:sz w:val="21"/>
@@ -47925,7 +47919,7 @@
     <w:p>
       <w:pPr>
         <w:shd w:val="clear" w:color="auto" w:fill="auto"/>
-        <w:spacing w:line="300" w:lineRule="auto"/>
+        <w:spacing w:line="300" w:lineRule="auto" w:before="0" w:after="0"/>
         <w:jc w:val="left"/>
         <w:rPr>
           <w:sz w:val="21"/>
@@ -47966,7 +47960,7 @@
     <w:p>
       <w:pPr>
         <w:shd w:val="clear" w:color="auto" w:fill="auto"/>
-        <w:spacing w:line="300" w:lineRule="auto"/>
+        <w:spacing w:line="300" w:lineRule="auto" w:before="0" w:after="0"/>
         <w:jc w:val="left"/>
         <w:rPr>
           <w:sz w:val="21"/>
@@ -48087,7 +48081,7 @@
     <w:p>
       <w:pPr>
         <w:shd w:val="clear" w:color="auto" w:fill="auto"/>
-        <w:spacing w:line="300" w:lineRule="auto"/>
+        <w:spacing w:line="300" w:lineRule="auto" w:before="0" w:after="0"/>
         <w:jc w:val="left"/>
         <w:rPr>
           <w:sz w:val="21"/>
@@ -48414,7 +48408,7 @@
     <w:p>
       <w:pPr>
         <w:shd w:val="clear" w:color="auto" w:fill="auto"/>
-        <w:spacing w:line="300" w:lineRule="auto"/>
+        <w:spacing w:line="300" w:lineRule="auto" w:before="0" w:after="0"/>
         <w:jc w:val="left"/>
         <w:rPr>
           <w:sz w:val="21"/>
@@ -48475,7 +48469,7 @@
     <w:p>
       <w:pPr>
         <w:shd w:val="clear" w:color="auto" w:fill="auto"/>
-        <w:spacing w:line="300" w:lineRule="auto"/>
+        <w:spacing w:line="300" w:lineRule="auto" w:before="0" w:after="0"/>
         <w:jc w:val="left"/>
         <w:rPr>
           <w:sz w:val="21"/>
@@ -48518,7 +48512,7 @@
     <w:p>
       <w:pPr>
         <w:shd w:val="clear" w:color="auto" w:fill="auto"/>
-        <w:spacing w:line="300" w:lineRule="auto"/>
+        <w:spacing w:line="300" w:lineRule="auto" w:before="0" w:after="0"/>
         <w:jc w:val="left"/>
         <w:rPr>
           <w:sz w:val="21"/>
@@ -48571,13 +48565,14 @@
     </w:p>
     <w:p>
       <w:pPr>
+        <w:spacing w:before="0" w:after="0" w:line="300" w:lineRule="auto"/>
         <w:jc w:val="left"/>
       </w:pPr>
     </w:p>
     <w:p>
       <w:pPr>
         <w:shd w:val="clear" w:color="auto" w:fill="auto"/>
-        <w:spacing w:line="300" w:lineRule="auto"/>
+        <w:spacing w:line="300" w:lineRule="auto" w:before="0" w:after="0"/>
         <w:jc w:val="left"/>
         <w:rPr>
           <w:sz w:val="21"/>
@@ -48593,7 +48588,7 @@
     <w:p>
       <w:pPr>
         <w:shd w:val="clear" w:color="auto" w:fill="auto"/>
-        <w:spacing w:line="300" w:lineRule="auto"/>
+        <w:spacing w:line="300" w:lineRule="auto" w:before="0" w:after="0"/>
         <w:jc w:val="left"/>
         <w:rPr>
           <w:sz w:val="21"/>
@@ -48621,7 +48616,7 @@
     <w:p>
       <w:pPr>
         <w:shd w:val="clear" w:color="auto" w:fill="auto"/>
-        <w:spacing w:line="300" w:lineRule="auto"/>
+        <w:spacing w:line="300" w:lineRule="auto" w:before="0" w:after="0"/>
         <w:jc w:val="left"/>
         <w:rPr>
           <w:sz w:val="21"/>
@@ -48637,7 +48632,7 @@
     <w:p>
       <w:pPr>
         <w:shd w:val="clear" w:color="auto" w:fill="auto"/>
-        <w:spacing w:line="300" w:lineRule="auto"/>
+        <w:spacing w:line="300" w:lineRule="auto" w:before="0" w:after="0"/>
         <w:jc w:val="left"/>
         <w:rPr>
           <w:sz w:val="21"/>
@@ -48653,7 +48648,7 @@
     <w:p>
       <w:pPr>
         <w:shd w:val="clear" w:color="auto" w:fill="auto"/>
-        <w:spacing w:line="300" w:lineRule="auto"/>
+        <w:spacing w:line="300" w:lineRule="auto" w:before="0" w:after="0"/>
         <w:jc w:val="left"/>
         <w:rPr>
           <w:sz w:val="21"/>
@@ -48707,7 +48702,7 @@
     <w:p>
       <w:pPr>
         <w:shd w:val="clear" w:color="auto" w:fill="auto"/>
-        <w:spacing w:line="300" w:lineRule="auto"/>
+        <w:spacing w:line="300" w:lineRule="auto" w:before="0" w:after="0"/>
         <w:jc w:val="left"/>
         <w:rPr>
           <w:sz w:val="21"/>
@@ -48895,7 +48890,7 @@
     <w:p>
       <w:pPr>
         <w:shd w:val="clear" w:color="auto" w:fill="auto"/>
-        <w:spacing w:line="300" w:lineRule="auto"/>
+        <w:spacing w:line="300" w:lineRule="auto" w:before="0" w:after="0"/>
         <w:jc w:val="left"/>
         <w:rPr>
           <w:sz w:val="21"/>
@@ -48954,7 +48949,7 @@
     <w:p>
       <w:pPr>
         <w:shd w:val="clear" w:color="auto" w:fill="auto"/>
-        <w:spacing w:line="300" w:lineRule="auto"/>
+        <w:spacing w:line="300" w:lineRule="auto" w:before="0" w:after="0"/>
         <w:jc w:val="left"/>
         <w:rPr>
           <w:sz w:val="21"/>
@@ -49007,7 +49002,7 @@
     <w:p>
       <w:pPr>
         <w:shd w:val="clear" w:color="auto" w:fill="auto"/>
-        <w:spacing w:line="300" w:lineRule="auto"/>
+        <w:spacing w:line="300" w:lineRule="auto" w:before="0" w:after="0"/>
         <w:jc w:val="left"/>
         <w:rPr>
           <w:sz w:val="21"/>
@@ -49059,13 +49054,14 @@
     </w:p>
     <w:p>
       <w:pPr>
+        <w:spacing w:before="0" w:after="0" w:line="300" w:lineRule="auto"/>
         <w:jc w:val="left"/>
       </w:pPr>
     </w:p>
     <w:p>
       <w:pPr>
         <w:shd w:val="clear" w:color="auto" w:fill="auto"/>
-        <w:spacing w:line="300" w:lineRule="auto"/>
+        <w:spacing w:line="300" w:lineRule="auto" w:before="0" w:after="0"/>
         <w:jc w:val="left"/>
         <w:rPr>
           <w:sz w:val="21"/>
@@ -49282,7 +49278,7 @@
     <w:p>
       <w:pPr>
         <w:shd w:val="clear" w:color="auto" w:fill="auto"/>
-        <w:spacing w:line="300" w:lineRule="auto"/>
+        <w:spacing w:line="300" w:lineRule="auto" w:before="0" w:after="0"/>
         <w:jc w:val="left"/>
         <w:rPr>
           <w:sz w:val="21"/>
@@ -49365,7 +49361,7 @@
     <w:p>
       <w:pPr>
         <w:shd w:val="clear" w:color="auto" w:fill="auto"/>
-        <w:spacing w:line="300" w:lineRule="auto"/>
+        <w:spacing w:line="300" w:lineRule="auto" w:before="0" w:after="0"/>
         <w:jc w:val="left"/>
         <w:rPr>
           <w:sz w:val="21"/>
@@ -49448,7 +49444,7 @@
     <w:p>
       <w:pPr>
         <w:shd w:val="clear" w:color="auto" w:fill="auto"/>
-        <w:spacing w:line="300" w:lineRule="auto"/>
+        <w:spacing w:line="300" w:lineRule="auto" w:before="0" w:after="0"/>
         <w:jc w:val="left"/>
         <w:rPr>
           <w:sz w:val="21"/>
@@ -49502,7 +49498,7 @@
     <w:p>
       <w:pPr>
         <w:shd w:val="clear" w:color="auto" w:fill="auto"/>
-        <w:spacing w:line="300" w:lineRule="auto"/>
+        <w:spacing w:line="300" w:lineRule="auto" w:before="0" w:after="0"/>
         <w:jc w:val="left"/>
         <w:rPr>
           <w:sz w:val="21"/>
@@ -49518,7 +49514,7 @@
     <w:p>
       <w:pPr>
         <w:shd w:val="clear" w:color="auto" w:fill="auto"/>
-        <w:spacing w:line="300" w:lineRule="auto"/>
+        <w:spacing w:line="300" w:lineRule="auto" w:before="0" w:after="0"/>
         <w:jc w:val="left"/>
         <w:rPr>
           <w:sz w:val="21"/>
@@ -49546,7 +49542,7 @@
     <w:p>
       <w:pPr>
         <w:shd w:val="clear" w:color="auto" w:fill="auto"/>
-        <w:spacing w:line="300" w:lineRule="auto"/>
+        <w:spacing w:line="300" w:lineRule="auto" w:before="0" w:after="0"/>
         <w:jc w:val="left"/>
         <w:rPr>
           <w:sz w:val="21"/>
@@ -49978,7 +49974,7 @@
     <w:p>
       <w:pPr>
         <w:shd w:val="clear" w:color="auto" w:fill="auto"/>
-        <w:spacing w:line="300" w:lineRule="auto"/>
+        <w:spacing w:line="300" w:lineRule="auto" w:before="0" w:after="0"/>
         <w:jc w:val="left"/>
         <w:rPr>
           <w:sz w:val="21"/>
@@ -50163,7 +50159,7 @@
     <w:p>
       <w:pPr>
         <w:shd w:val="clear" w:color="auto" w:fill="auto"/>
-        <w:spacing w:line="300" w:lineRule="auto"/>
+        <w:spacing w:line="300" w:lineRule="auto" w:before="0" w:after="0"/>
         <w:jc w:val="left"/>
         <w:rPr>
           <w:sz w:val="21"/>
@@ -50595,7 +50591,7 @@
     <w:p>
       <w:pPr>
         <w:shd w:val="clear" w:color="auto" w:fill="auto"/>
-        <w:spacing w:line="300" w:lineRule="auto"/>
+        <w:spacing w:line="300" w:lineRule="auto" w:before="0" w:after="0"/>
         <w:jc w:val="left"/>
         <w:rPr>
           <w:sz w:val="21"/>
@@ -50708,7 +50704,7 @@
     <w:p>
       <w:pPr>
         <w:shd w:val="clear" w:color="auto" w:fill="auto"/>
-        <w:spacing w:line="300" w:lineRule="auto"/>
+        <w:spacing w:line="300" w:lineRule="auto" w:before="0" w:after="0"/>
         <w:jc w:val="left"/>
         <w:rPr>
           <w:sz w:val="21"/>
@@ -51002,7 +50998,7 @@
     <w:p>
       <w:pPr>
         <w:shd w:val="clear" w:color="auto" w:fill="auto"/>
-        <w:spacing w:line="300" w:lineRule="auto"/>
+        <w:spacing w:line="300" w:lineRule="auto" w:before="0" w:after="0"/>
         <w:jc w:val="left"/>
         <w:rPr>
           <w:sz w:val="21"/>
@@ -51230,7 +51226,7 @@
     <w:p>
       <w:pPr>
         <w:shd w:val="clear" w:color="auto" w:fill="auto"/>
-        <w:spacing w:line="300" w:lineRule="auto"/>
+        <w:spacing w:line="300" w:lineRule="auto" w:before="0" w:after="0"/>
         <w:jc w:val="left"/>
         <w:rPr>
           <w:sz w:val="21"/>
@@ -51361,7 +51357,7 @@
     <w:p>
       <w:pPr>
         <w:shd w:val="clear" w:color="auto" w:fill="auto"/>
-        <w:spacing w:line="300" w:lineRule="auto"/>
+        <w:spacing w:line="300" w:lineRule="auto" w:before="0" w:after="0"/>
         <w:jc w:val="left"/>
         <w:rPr>
           <w:sz w:val="21"/>
@@ -51575,7 +51571,7 @@
     <w:p>
       <w:pPr>
         <w:shd w:val="clear" w:color="auto" w:fill="auto"/>
-        <w:spacing w:line="300" w:lineRule="auto"/>
+        <w:spacing w:line="300" w:lineRule="auto" w:before="0" w:after="0"/>
         <w:jc w:val="left"/>
         <w:rPr>
           <w:sz w:val="21"/>
@@ -51858,7 +51854,7 @@
     <w:p>
       <w:pPr>
         <w:shd w:val="clear" w:color="auto" w:fill="auto"/>
-        <w:spacing w:line="300" w:lineRule="auto"/>
+        <w:spacing w:line="300" w:lineRule="auto" w:before="0" w:after="0"/>
         <w:jc w:val="left"/>
         <w:rPr>
           <w:sz w:val="21"/>
@@ -51941,7 +51937,7 @@
     <w:p>
       <w:pPr>
         <w:shd w:val="clear" w:color="auto" w:fill="auto"/>
-        <w:spacing w:line="300" w:lineRule="auto"/>
+        <w:spacing w:line="300" w:lineRule="auto" w:before="0" w:after="0"/>
         <w:jc w:val="left"/>
         <w:rPr>
           <w:sz w:val="21"/>
@@ -52126,7 +52122,7 @@
     <w:p>
       <w:pPr>
         <w:shd w:val="clear" w:color="auto" w:fill="auto"/>
-        <w:spacing w:line="300" w:lineRule="auto"/>
+        <w:spacing w:line="300" w:lineRule="auto" w:before="0" w:after="0"/>
         <w:jc w:val="left"/>
         <w:rPr>
           <w:sz w:val="21"/>
@@ -52209,7 +52205,7 @@
     <w:p>
       <w:pPr>
         <w:shd w:val="clear" w:color="auto" w:fill="auto"/>
-        <w:spacing w:line="300" w:lineRule="auto"/>
+        <w:spacing w:line="300" w:lineRule="auto" w:before="0" w:after="0"/>
         <w:jc w:val="left"/>
         <w:rPr>
           <w:sz w:val="21"/>
@@ -52394,7 +52390,7 @@
     <w:p>
       <w:pPr>
         <w:shd w:val="clear" w:color="auto" w:fill="auto"/>
-        <w:spacing w:line="300" w:lineRule="auto"/>
+        <w:spacing w:line="300" w:lineRule="auto" w:before="0" w:after="0"/>
         <w:jc w:val="left"/>
         <w:rPr>
           <w:sz w:val="21"/>
@@ -52477,7 +52473,7 @@
     <w:p>
       <w:pPr>
         <w:shd w:val="clear" w:color="auto" w:fill="auto"/>
-        <w:spacing w:line="300" w:lineRule="auto"/>
+        <w:spacing w:line="300" w:lineRule="auto" w:before="0" w:after="0"/>
         <w:jc w:val="left"/>
         <w:rPr>
           <w:sz w:val="21"/>
@@ -52541,54 +52537,122 @@
 </file>
 
 <file path=word/footer1.xml><?xml version="1.0" encoding="utf-8"?>
-<w:ftr xmlns:w="http://schemas.openxmlformats.org/wordprocessingml/2006/main" xmlns:r="http://schemas.openxmlformats.org/officeDocument/2006/relationships">
-  <w:p>
+<w:ftr xmlns:w="http://schemas.openxmlformats.org/wordprocessingml/2006/main">
+  <w:p xmlns:w="http://schemas.openxmlformats.org/wordprocessingml/2006/main">
     <w:pPr>
       <w:jc w:val="center"/>
     </w:pPr>
     <w:r>
       <w:rPr>
-        <w:rFonts w:ascii="Times New Roman" w:hAnsi="Times New Roman" w:eastAsia="宋体"/>
+        <w:rFonts w:ascii="Times New Roman" w:hAnsi="Times New Roman" w:eastAsia="宋体" w:cs="Times New Roman"/>
         <w:sz w:val="21"/>
         <w:szCs w:val="21"/>
       </w:rPr>
-      <w:t xml:space="preserve">第1章·衔接　第</w:t>
+      <w:t xml:space="preserve">第1章·衔接　</w:t>
     </w:r>
-    <w:fldSimple w:instr=" PAGE ">
-      <w:r>
-        <w:rPr>
-          <w:rFonts w:ascii="Times New Roman" w:hAnsi="Times New Roman" w:eastAsia="宋体"/>
-          <w:sz w:val="21"/>
-          <w:szCs w:val="21"/>
-        </w:rPr>
-        <w:t xml:space="preserve">1</w:t>
-      </w:r>
-    </w:fldSimple>
     <w:r>
       <w:rPr>
-        <w:rFonts w:ascii="Times New Roman" w:hAnsi="Times New Roman" w:eastAsia="宋体"/>
+        <w:rFonts w:ascii="Times New Roman" w:hAnsi="Times New Roman" w:eastAsia="宋体" w:cs="Times New Roman"/>
         <w:sz w:val="21"/>
         <w:szCs w:val="21"/>
       </w:rPr>
-      <w:t xml:space="preserve">页（共</w:t>
+      <w:t>第</w:t>
     </w:r>
-    <w:fldSimple w:instr=" NUMPAGES ">
-      <w:r>
-        <w:rPr>
-          <w:rFonts w:ascii="Times New Roman" w:hAnsi="Times New Roman" w:eastAsia="宋体"/>
-          <w:sz w:val="21"/>
-          <w:szCs w:val="21"/>
-        </w:rPr>
-        <w:t xml:space="preserve">1</w:t>
-      </w:r>
-    </w:fldSimple>
     <w:r>
       <w:rPr>
-        <w:rFonts w:ascii="Times New Roman" w:hAnsi="Times New Roman" w:eastAsia="宋体"/>
+        <w:rFonts w:ascii="Times New Roman" w:hAnsi="Times New Roman" w:eastAsia="宋体" w:cs="Times New Roman"/>
         <w:sz w:val="21"/>
         <w:szCs w:val="21"/>
       </w:rPr>
-      <w:t xml:space="preserve">页）</w:t>
+      <w:fldChar w:fldCharType="begin"/>
+    </w:r>
+    <w:r>
+      <w:rPr>
+        <w:rFonts w:ascii="Times New Roman" w:hAnsi="Times New Roman" w:eastAsia="宋体" w:cs="Times New Roman"/>
+        <w:sz w:val="21"/>
+        <w:szCs w:val="21"/>
+      </w:rPr>
+      <w:instrText xml:space="preserve"> PAGE </w:instrText>
+    </w:r>
+    <w:r>
+      <w:rPr>
+        <w:rFonts w:ascii="Times New Roman" w:hAnsi="Times New Roman" w:eastAsia="宋体" w:cs="Times New Roman"/>
+        <w:sz w:val="21"/>
+        <w:szCs w:val="21"/>
+      </w:rPr>
+      <w:fldChar w:fldCharType="separate"/>
+    </w:r>
+    <w:r>
+      <w:rPr>
+        <w:rFonts w:ascii="Times New Roman" w:hAnsi="Times New Roman" w:eastAsia="宋体" w:cs="Times New Roman"/>
+        <w:sz w:val="21"/>
+        <w:szCs w:val="21"/>
+      </w:rPr>
+      <w:t>1</w:t>
+    </w:r>
+    <w:r>
+      <w:rPr>
+        <w:rFonts w:ascii="Times New Roman" w:hAnsi="Times New Roman" w:eastAsia="宋体" w:cs="Times New Roman"/>
+        <w:sz w:val="21"/>
+        <w:szCs w:val="21"/>
+      </w:rPr>
+      <w:fldChar w:fldCharType="end"/>
+    </w:r>
+    <w:r>
+      <w:rPr>
+        <w:rFonts w:ascii="Times New Roman" w:hAnsi="Times New Roman" w:eastAsia="宋体" w:cs="Times New Roman"/>
+        <w:sz w:val="21"/>
+        <w:szCs w:val="21"/>
+      </w:rPr>
+      <w:t>页（共</w:t>
+    </w:r>
+    <w:r>
+      <w:rPr>
+        <w:rFonts w:ascii="Times New Roman" w:hAnsi="Times New Roman" w:eastAsia="宋体" w:cs="Times New Roman"/>
+        <w:sz w:val="21"/>
+        <w:szCs w:val="21"/>
+      </w:rPr>
+      <w:fldChar w:fldCharType="begin"/>
+    </w:r>
+    <w:r>
+      <w:rPr>
+        <w:rFonts w:ascii="Times New Roman" w:hAnsi="Times New Roman" w:eastAsia="宋体" w:cs="Times New Roman"/>
+        <w:sz w:val="21"/>
+        <w:szCs w:val="21"/>
+      </w:rPr>
+      <w:instrText xml:space="preserve"> NUMPAGES </w:instrText>
+    </w:r>
+    <w:r>
+      <w:rPr>
+        <w:rFonts w:ascii="Times New Roman" w:hAnsi="Times New Roman" w:eastAsia="宋体" w:cs="Times New Roman"/>
+        <w:sz w:val="21"/>
+        <w:szCs w:val="21"/>
+      </w:rPr>
+      <w:fldChar w:fldCharType="separate"/>
+    </w:r>
+    <w:r>
+      <w:rPr>
+        <w:rFonts w:ascii="Times New Roman" w:hAnsi="Times New Roman" w:eastAsia="宋体" w:cs="Times New Roman"/>
+        <w:sz w:val="21"/>
+        <w:szCs w:val="21"/>
+      </w:rPr>
+      <w:t>22</w:t>
+    </w:r>
+    <w:r>
+      <w:rPr>
+        <w:rFonts w:ascii="Times New Roman" w:hAnsi="Times New Roman" w:eastAsia="宋体" w:cs="Times New Roman"/>
+        <w:sz w:val="21"/>
+        <w:szCs w:val="21"/>
+      </w:rPr>
+      <w:fldChar w:fldCharType="end"/>
+    </w:r>
+    <w:r>
+      <w:rPr>
+        <w:rFonts w:ascii="Times New Roman" w:hAnsi="Times New Roman" w:eastAsia="宋体" w:cs="Times New Roman"/>
+        <w:sz w:val="21"/>
+        <w:szCs w:val="21"/>
+      </w:rPr>
+      <w:t>页）</w:t>
     </w:r>
   </w:p>
 </w:ftr>
@@ -52599,14 +52663,16 @@
   <w:docDefaults>
     <w:rPrDefault>
       <w:rPr>
-        <w:rFonts w:ascii="Times New Roman" w:eastAsia="宋体" w:hAnsi="Times New Roman" w:cs="Times New Roman"/>
-        <w:kern w:val="2"/>
+        <w:rFonts w:ascii="Times New Roman" w:hAnsi="Times New Roman" w:eastAsia="宋体" w:cs="Times New Roman"/>
         <w:sz w:val="21"/>
-        <w:szCs w:val="22"/>
-        <w:lang w:val="en-US" w:eastAsia="zh-CN" w:bidi="ar-SA"/>
+        <w:szCs w:val="21"/>
       </w:rPr>
     </w:rPrDefault>
-    <w:pPrDefault/>
+    <w:pPrDefault>
+      <w:pPr>
+        <w:spacing w:before="0" w:after="0" w:line="300" w:lineRule="auto"/>
+      </w:pPr>
+    </w:pPrDefault>
   </w:docDefaults>
   <w:latentStyles w:defLockedState="0" w:defUIPriority="99" w:defSemiHidden="1" w:defUnhideWhenUsed="1" w:defQFormat="0" w:count="267">
     <w:lsdException w:name="Normal" w:semiHidden="0" w:uiPriority="0" w:unhideWhenUsed="0" w:qFormat="1"/>

--- a/高中数学/高中数学同步/人教B版选必1 第1章 空间向量与立体几何·衔接件（29题）.docx
+++ b/高中数学/高中数学同步/人教B版选必1 第1章 空间向量与立体几何·衔接件（29题）.docx
@@ -3479,7 +3479,7 @@
       <w:r>
         <w:rPr>
           <w:sz w:val="21"/>
-          <w:bdr w:val="single" w:sz="8" w:space="0" w:color="auto"/>
+          <w:shd w:val="clear" w:color="auto" w:fill="D9D9D9"/>
         </w:rPr>
         <w:t xml:space="preserve"/>
       </w:r>
@@ -5190,7 +5190,7 @@
       <w:r>
         <w:rPr>
           <w:sz w:val="21"/>
-          <w:bdr w:val="single" w:sz="8" w:space="0" w:color="auto"/>
+          <w:shd w:val="clear" w:color="auto" w:fill="D9D9D9"/>
         </w:rPr>
         <w:t xml:space="preserve"/>
       </w:r>
@@ -11376,7 +11376,7 @@
       <w:r>
         <w:rPr>
           <w:sz w:val="21"/>
-          <w:bdr w:val="single" w:sz="8" w:space="0" w:color="auto"/>
+          <w:shd w:val="clear" w:color="auto" w:fill="D9D9D9"/>
         </w:rPr>
         <w:t xml:space="preserve"/>
       </w:r>
@@ -11432,7 +11432,7 @@
       <w:r>
         <w:rPr>
           <w:sz w:val="21"/>
-          <w:bdr w:val="single" w:sz="8" w:space="0" w:color="auto"/>
+          <w:shd w:val="clear" w:color="auto" w:fill="D9D9D9"/>
         </w:rPr>
         <w:t xml:space="preserve"/>
       </w:r>

--- a/高中数学/高中数学同步/人教B版选必1 第1章 空间向量与立体几何·衔接件（29题）.docx
+++ b/高中数学/高中数学同步/人教B版选必1 第1章 空间向量与立体几何·衔接件（29题）.docx
@@ -3479,7 +3479,7 @@
       <w:r>
         <w:rPr>
           <w:sz w:val="21"/>
-          <w:shd w:val="clear" w:color="auto" w:fill="D9D9D9"/>
+          <w:shd w:val="clear" w:color="auto" w:fill="A6A6A6"/>
         </w:rPr>
         <w:t xml:space="preserve"/>
       </w:r>
@@ -5190,7 +5190,7 @@
       <w:r>
         <w:rPr>
           <w:sz w:val="21"/>
-          <w:shd w:val="clear" w:color="auto" w:fill="D9D9D9"/>
+          <w:shd w:val="clear" w:color="auto" w:fill="A6A6A6"/>
         </w:rPr>
         <w:t xml:space="preserve"/>
       </w:r>
@@ -11376,7 +11376,7 @@
       <w:r>
         <w:rPr>
           <w:sz w:val="21"/>
-          <w:shd w:val="clear" w:color="auto" w:fill="D9D9D9"/>
+          <w:shd w:val="clear" w:color="auto" w:fill="A6A6A6"/>
         </w:rPr>
         <w:t xml:space="preserve"/>
       </w:r>
@@ -11432,7 +11432,7 @@
       <w:r>
         <w:rPr>
           <w:sz w:val="21"/>
-          <w:shd w:val="clear" w:color="auto" w:fill="D9D9D9"/>
+          <w:shd w:val="clear" w:color="auto" w:fill="A6A6A6"/>
         </w:rPr>
         <w:t xml:space="preserve"/>
       </w:r>

--- a/高中数学/高中数学同步/人教B版选必1 第1章 空间向量与立体几何·衔接件（29题）.docx
+++ b/高中数学/高中数学同步/人教B版选必1 第1章 空间向量与立体几何·衔接件（29题）.docx
@@ -3179,7 +3179,267 @@
         <w:rPr>
           <w:sz w:val="21"/>
         </w:rPr>
-        <w:t>1．如图，在中，，，和相交于点，则 .</w:t>
+        <w:t>1．</w:t>
+      </w:r>
+      <w:r>
+        <w:rPr>
+          <w:sz w:val="21"/>
+        </w:rPr>
+        <w:t>如图，在</w:t>
+      </w:r>
+      <m:oMath>
+        <m:r>
+          <w:rPr>
+            <w:rFonts w:ascii="Times New Roman" w:eastAsia="宋体" w:hAnsi="Times New Roman" w:cs="Cambria Math"/>
+          </w:rPr>
+          <m:t>△</m:t>
+        </m:r>
+        <m:r>
+          <w:rPr>
+            <w:rFonts w:ascii="Times New Roman" w:eastAsia="宋体" w:hAnsi="Times New Roman" w:cs="Cambria Math"/>
+          </w:rPr>
+          <m:t>A</m:t>
+        </m:r>
+        <m:r>
+          <w:rPr>
+            <w:rFonts w:ascii="Times New Roman" w:eastAsia="宋体" w:hAnsi="Times New Roman" w:cs="Cambria Math"/>
+          </w:rPr>
+          <m:t>B</m:t>
+        </m:r>
+        <m:r>
+          <w:rPr>
+            <w:rFonts w:ascii="Times New Roman" w:eastAsia="宋体" w:hAnsi="Times New Roman" w:cs="Cambria Math"/>
+          </w:rPr>
+          <m:t>C</m:t>
+        </m:r>
+      </m:oMath>
+      <w:r>
+        <w:rPr>
+          <w:sz w:val="21"/>
+        </w:rPr>
+        <w:t>中，</w:t>
+      </w:r>
+      <m:oMath>
+        <m:f>
+          <m:num>
+            <m:r>
+              <w:rPr>
+                <w:rFonts w:ascii="Times New Roman" w:eastAsia="宋体" w:hAnsi="Times New Roman" w:cs="Cambria Math"/>
+              </w:rPr>
+              <m:t>A</m:t>
+            </m:r>
+            <m:r>
+              <w:rPr>
+                <w:rFonts w:ascii="Times New Roman" w:eastAsia="宋体" w:hAnsi="Times New Roman" w:cs="Cambria Math"/>
+              </w:rPr>
+              <m:t>D</m:t>
+            </m:r>
+          </m:num>
+          <m:den>
+            <m:r>
+              <w:rPr>
+                <w:rFonts w:ascii="Times New Roman" w:eastAsia="宋体" w:hAnsi="Times New Roman" w:cs="Cambria Math"/>
+              </w:rPr>
+              <m:t>A</m:t>
+            </m:r>
+            <m:r>
+              <w:rPr>
+                <w:rFonts w:ascii="Times New Roman" w:eastAsia="宋体" w:hAnsi="Times New Roman" w:cs="Cambria Math"/>
+              </w:rPr>
+              <m:t>B</m:t>
+            </m:r>
+          </m:den>
+        </m:f>
+        <m:r>
+          <w:rPr>
+            <w:rFonts w:ascii="Times New Roman" w:eastAsia="宋体" w:hAnsi="Times New Roman" w:cs="Cambria Math"/>
+          </w:rPr>
+          <m:t>=</m:t>
+        </m:r>
+        <m:f>
+          <m:num>
+            <m:r>
+              <w:rPr>
+                <w:rFonts w:ascii="Times New Roman" w:eastAsia="宋体" w:hAnsi="Times New Roman" w:cs="Cambria Math"/>
+              </w:rPr>
+              <m:t>1</m:t>
+            </m:r>
+          </m:num>
+          <m:den>
+            <m:r>
+              <w:rPr>
+                <w:rFonts w:ascii="Times New Roman" w:eastAsia="宋体" w:hAnsi="Times New Roman" w:cs="Cambria Math"/>
+              </w:rPr>
+              <m:t>4</m:t>
+            </m:r>
+          </m:den>
+        </m:f>
+      </m:oMath>
+      <w:r>
+        <w:rPr>
+          <w:sz w:val="21"/>
+        </w:rPr>
+        <w:t>，</w:t>
+      </w:r>
+      <m:oMath>
+        <m:f>
+          <m:num>
+            <m:r>
+              <w:rPr>
+                <w:rFonts w:ascii="Times New Roman" w:eastAsia="宋体" w:hAnsi="Times New Roman" w:cs="Cambria Math"/>
+              </w:rPr>
+              <m:t>A</m:t>
+            </m:r>
+            <m:r>
+              <w:rPr>
+                <w:rFonts w:ascii="Times New Roman" w:eastAsia="宋体" w:hAnsi="Times New Roman" w:cs="Cambria Math"/>
+              </w:rPr>
+              <m:t>E</m:t>
+            </m:r>
+          </m:num>
+          <m:den>
+            <m:r>
+              <w:rPr>
+                <w:rFonts w:ascii="Times New Roman" w:eastAsia="宋体" w:hAnsi="Times New Roman" w:cs="Cambria Math"/>
+              </w:rPr>
+              <m:t>A</m:t>
+            </m:r>
+            <m:r>
+              <w:rPr>
+                <w:rFonts w:ascii="Times New Roman" w:eastAsia="宋体" w:hAnsi="Times New Roman" w:cs="Cambria Math"/>
+              </w:rPr>
+              <m:t>C</m:t>
+            </m:r>
+          </m:den>
+        </m:f>
+        <m:r>
+          <w:rPr>
+            <w:rFonts w:ascii="Times New Roman" w:eastAsia="宋体" w:hAnsi="Times New Roman" w:cs="Cambria Math"/>
+          </w:rPr>
+          <m:t>=</m:t>
+        </m:r>
+        <m:f>
+          <m:num>
+            <m:r>
+              <w:rPr>
+                <w:rFonts w:ascii="Times New Roman" w:eastAsia="宋体" w:hAnsi="Times New Roman" w:cs="Cambria Math"/>
+              </w:rPr>
+              <m:t>1</m:t>
+            </m:r>
+          </m:num>
+          <m:den>
+            <m:r>
+              <w:rPr>
+                <w:rFonts w:ascii="Times New Roman" w:eastAsia="宋体" w:hAnsi="Times New Roman" w:cs="Cambria Math"/>
+              </w:rPr>
+              <m:t>2</m:t>
+            </m:r>
+          </m:den>
+        </m:f>
+      </m:oMath>
+      <w:r>
+        <w:rPr>
+          <w:sz w:val="21"/>
+        </w:rPr>
+        <w:t>，</w:t>
+      </w:r>
+      <m:oMath>
+        <m:r>
+          <w:rPr>
+            <w:rFonts w:ascii="Times New Roman" w:eastAsia="宋体" w:hAnsi="Times New Roman" w:cs="Cambria Math"/>
+          </w:rPr>
+          <m:t>B</m:t>
+        </m:r>
+        <m:r>
+          <w:rPr>
+            <w:rFonts w:ascii="Times New Roman" w:eastAsia="宋体" w:hAnsi="Times New Roman" w:cs="Cambria Math"/>
+          </w:rPr>
+          <m:t>E</m:t>
+        </m:r>
+      </m:oMath>
+      <w:r>
+        <w:rPr>
+          <w:sz w:val="21"/>
+        </w:rPr>
+        <w:t>和</w:t>
+      </w:r>
+      <m:oMath>
+        <m:r>
+          <w:rPr>
+            <w:rFonts w:ascii="Times New Roman" w:eastAsia="宋体" w:hAnsi="Times New Roman" w:cs="Cambria Math"/>
+          </w:rPr>
+          <m:t>C</m:t>
+        </m:r>
+        <m:r>
+          <w:rPr>
+            <w:rFonts w:ascii="Times New Roman" w:eastAsia="宋体" w:hAnsi="Times New Roman" w:cs="Cambria Math"/>
+          </w:rPr>
+          <m:t>D</m:t>
+        </m:r>
+      </m:oMath>
+      <w:r>
+        <w:rPr>
+          <w:sz w:val="21"/>
+        </w:rPr>
+        <w:t>相交于点</w:t>
+      </w:r>
+      <m:oMath>
+        <m:r>
+          <w:rPr>
+            <w:rFonts w:ascii="Times New Roman" w:eastAsia="宋体" w:hAnsi="Times New Roman" w:cs="Cambria Math"/>
+          </w:rPr>
+          <m:t>F</m:t>
+        </m:r>
+      </m:oMath>
+      <w:r>
+        <w:rPr>
+          <w:sz w:val="21"/>
+        </w:rPr>
+        <w:t>，则</w:t>
+      </w:r>
+      <m:oMath>
+        <m:f>
+          <m:num>
+            <m:r>
+              <w:rPr>
+                <w:rFonts w:ascii="Times New Roman" w:eastAsia="宋体" w:hAnsi="Times New Roman" w:cs="Cambria Math"/>
+              </w:rPr>
+              <m:t>D</m:t>
+            </m:r>
+            <m:r>
+              <w:rPr>
+                <w:rFonts w:ascii="Times New Roman" w:eastAsia="宋体" w:hAnsi="Times New Roman" w:cs="Cambria Math"/>
+              </w:rPr>
+              <m:t>F</m:t>
+            </m:r>
+          </m:num>
+          <m:den>
+            <m:r>
+              <w:rPr>
+                <w:rFonts w:ascii="Times New Roman" w:eastAsia="宋体" w:hAnsi="Times New Roman" w:cs="Cambria Math"/>
+              </w:rPr>
+              <m:t>D</m:t>
+            </m:r>
+            <m:r>
+              <w:rPr>
+                <w:rFonts w:ascii="Times New Roman" w:eastAsia="宋体" w:hAnsi="Times New Roman" w:cs="Cambria Math"/>
+              </w:rPr>
+              <m:t>C</m:t>
+            </m:r>
+          </m:den>
+        </m:f>
+        <m:r>
+          <w:rPr>
+            <w:rFonts w:ascii="Times New Roman" w:eastAsia="宋体" w:hAnsi="Times New Roman" w:cs="Cambria Math"/>
+          </w:rPr>
+          <m:t>=</m:t>
+        </m:r>
+      </m:oMath>
+      <w:r>
+        <w:rPr>
+          <w:sz w:val="21"/>
+        </w:rPr>
+        <w:t> .</w:t>
       </w:r>
       <w:r>
         <w:rPr>
@@ -3193,289 +3453,42 @@
         </w:rPr>
         <w:t/>
       </w:r>
-      <m:oMathPara>
-        <m:oMathParaPr>
-          <m:jc m:val="left"/>
-        </m:oMathParaPr>
-        <m:oMath>
-          <m:r>
-            <w:rPr>
-              <w:rFonts w:ascii="Times New Roman" w:eastAsia="宋体" w:hAnsi="Times New Roman" w:cs="Cambria Math"/>
-            </w:rPr>
-            <m:t>△</m:t>
-          </m:r>
-          <m:r>
-            <w:rPr>
-              <w:rFonts w:ascii="Times New Roman" w:eastAsia="宋体" w:hAnsi="Times New Roman" w:cs="Cambria Math"/>
-            </w:rPr>
-            <m:t>A</m:t>
-          </m:r>
-          <m:r>
-            <w:rPr>
-              <w:rFonts w:ascii="Times New Roman" w:eastAsia="宋体" w:hAnsi="Times New Roman" w:cs="Cambria Math"/>
-            </w:rPr>
-            <m:t>B</m:t>
-          </m:r>
-          <m:r>
-            <w:rPr>
-              <w:rFonts w:ascii="Times New Roman" w:eastAsia="宋体" w:hAnsi="Times New Roman" w:cs="Cambria Math"/>
-            </w:rPr>
-            <m:t>C</m:t>
-          </m:r>
-        </m:oMath>
-      </m:oMathPara>
       <w:r>
         <w:rPr>
           <w:sz w:val="21"/>
         </w:rPr>
         <w:t/>
       </w:r>
-      <m:oMathPara>
-        <m:oMathParaPr>
-          <m:jc m:val="left"/>
-        </m:oMathParaPr>
-        <m:oMath>
-          <m:f>
-            <m:num>
-              <m:r>
-                <w:rPr>
-                  <w:rFonts w:ascii="Times New Roman" w:eastAsia="宋体" w:hAnsi="Times New Roman" w:cs="Cambria Math"/>
-                </w:rPr>
-                <m:t>A</m:t>
-              </m:r>
-              <m:r>
-                <w:rPr>
-                  <w:rFonts w:ascii="Times New Roman" w:eastAsia="宋体" w:hAnsi="Times New Roman" w:cs="Cambria Math"/>
-                </w:rPr>
-                <m:t>D</m:t>
-              </m:r>
-            </m:num>
-            <m:den>
-              <m:r>
-                <w:rPr>
-                  <w:rFonts w:ascii="Times New Roman" w:eastAsia="宋体" w:hAnsi="Times New Roman" w:cs="Cambria Math"/>
-                </w:rPr>
-                <m:t>A</m:t>
-              </m:r>
-              <m:r>
-                <w:rPr>
-                  <w:rFonts w:ascii="Times New Roman" w:eastAsia="宋体" w:hAnsi="Times New Roman" w:cs="Cambria Math"/>
-                </w:rPr>
-                <m:t>B</m:t>
-              </m:r>
-            </m:den>
-          </m:f>
-          <m:r>
-            <w:rPr>
-              <w:rFonts w:ascii="Times New Roman" w:eastAsia="宋体" w:hAnsi="Times New Roman" w:cs="Cambria Math"/>
-            </w:rPr>
-            <m:t>=</m:t>
-          </m:r>
-          <m:f>
-            <m:num>
-              <m:r>
-                <w:rPr>
-                  <w:rFonts w:ascii="Times New Roman" w:eastAsia="宋体" w:hAnsi="Times New Roman" w:cs="Cambria Math"/>
-                </w:rPr>
-                <m:t>1</m:t>
-              </m:r>
-            </m:num>
-            <m:den>
-              <m:r>
-                <w:rPr>
-                  <w:rFonts w:ascii="Times New Roman" w:eastAsia="宋体" w:hAnsi="Times New Roman" w:cs="Cambria Math"/>
-                </w:rPr>
-                <m:t>4</m:t>
-              </m:r>
-            </m:den>
-          </m:f>
-        </m:oMath>
-      </m:oMathPara>
       <w:r>
         <w:rPr>
           <w:sz w:val="21"/>
         </w:rPr>
         <w:t/>
       </w:r>
-      <m:oMathPara>
-        <m:oMathParaPr>
-          <m:jc m:val="left"/>
-        </m:oMathParaPr>
-        <m:oMath>
-          <m:f>
-            <m:num>
-              <m:r>
-                <w:rPr>
-                  <w:rFonts w:ascii="Times New Roman" w:eastAsia="宋体" w:hAnsi="Times New Roman" w:cs="Cambria Math"/>
-                </w:rPr>
-                <m:t>A</m:t>
-              </m:r>
-              <m:r>
-                <w:rPr>
-                  <w:rFonts w:ascii="Times New Roman" w:eastAsia="宋体" w:hAnsi="Times New Roman" w:cs="Cambria Math"/>
-                </w:rPr>
-                <m:t>E</m:t>
-              </m:r>
-            </m:num>
-            <m:den>
-              <m:r>
-                <w:rPr>
-                  <w:rFonts w:ascii="Times New Roman" w:eastAsia="宋体" w:hAnsi="Times New Roman" w:cs="Cambria Math"/>
-                </w:rPr>
-                <m:t>A</m:t>
-              </m:r>
-              <m:r>
-                <w:rPr>
-                  <w:rFonts w:ascii="Times New Roman" w:eastAsia="宋体" w:hAnsi="Times New Roman" w:cs="Cambria Math"/>
-                </w:rPr>
-                <m:t>C</m:t>
-              </m:r>
-            </m:den>
-          </m:f>
-          <m:r>
-            <w:rPr>
-              <w:rFonts w:ascii="Times New Roman" w:eastAsia="宋体" w:hAnsi="Times New Roman" w:cs="Cambria Math"/>
-            </w:rPr>
-            <m:t>=</m:t>
-          </m:r>
-          <m:f>
-            <m:num>
-              <m:r>
-                <w:rPr>
-                  <w:rFonts w:ascii="Times New Roman" w:eastAsia="宋体" w:hAnsi="Times New Roman" w:cs="Cambria Math"/>
-                </w:rPr>
-                <m:t>1</m:t>
-              </m:r>
-            </m:num>
-            <m:den>
-              <m:r>
-                <w:rPr>
-                  <w:rFonts w:ascii="Times New Roman" w:eastAsia="宋体" w:hAnsi="Times New Roman" w:cs="Cambria Math"/>
-                </w:rPr>
-                <m:t>2</m:t>
-              </m:r>
-            </m:den>
-          </m:f>
-        </m:oMath>
-      </m:oMathPara>
       <w:r>
         <w:rPr>
           <w:sz w:val="21"/>
         </w:rPr>
         <w:t/>
       </w:r>
-      <m:oMathPara>
-        <m:oMathParaPr>
-          <m:jc m:val="left"/>
-        </m:oMathParaPr>
-        <m:oMath>
-          <m:r>
-            <w:rPr>
-              <w:rFonts w:ascii="Times New Roman" w:eastAsia="宋体" w:hAnsi="Times New Roman" w:cs="Cambria Math"/>
-            </w:rPr>
-            <m:t>B</m:t>
-          </m:r>
-          <m:r>
-            <w:rPr>
-              <w:rFonts w:ascii="Times New Roman" w:eastAsia="宋体" w:hAnsi="Times New Roman" w:cs="Cambria Math"/>
-            </w:rPr>
-            <m:t>E</m:t>
-          </m:r>
-        </m:oMath>
-      </m:oMathPara>
       <w:r>
         <w:rPr>
           <w:sz w:val="21"/>
         </w:rPr>
         <w:t/>
       </w:r>
-      <m:oMathPara>
-        <m:oMathParaPr>
-          <m:jc m:val="left"/>
-        </m:oMathParaPr>
-        <m:oMath>
-          <m:r>
-            <w:rPr>
-              <w:rFonts w:ascii="Times New Roman" w:eastAsia="宋体" w:hAnsi="Times New Roman" w:cs="Cambria Math"/>
-            </w:rPr>
-            <m:t>C</m:t>
-          </m:r>
-          <m:r>
-            <w:rPr>
-              <w:rFonts w:ascii="Times New Roman" w:eastAsia="宋体" w:hAnsi="Times New Roman" w:cs="Cambria Math"/>
-            </w:rPr>
-            <m:t>D</m:t>
-          </m:r>
-        </m:oMath>
-      </m:oMathPara>
       <w:r>
         <w:rPr>
           <w:sz w:val="21"/>
         </w:rPr>
         <w:t/>
       </w:r>
-      <m:oMathPara>
-        <m:oMathParaPr>
-          <m:jc m:val="left"/>
-        </m:oMathParaPr>
-        <m:oMath>
-          <m:r>
-            <w:rPr>
-              <w:rFonts w:ascii="Times New Roman" w:eastAsia="宋体" w:hAnsi="Times New Roman" w:cs="Cambria Math"/>
-            </w:rPr>
-            <m:t>F</m:t>
-          </m:r>
-        </m:oMath>
-      </m:oMathPara>
       <w:r>
         <w:rPr>
           <w:sz w:val="21"/>
         </w:rPr>
         <w:t/>
       </w:r>
-      <m:oMathPara>
-        <m:oMathParaPr>
-          <m:jc m:val="left"/>
-        </m:oMathParaPr>
-        <m:oMath>
-          <m:f>
-            <m:num>
-              <m:r>
-                <w:rPr>
-                  <w:rFonts w:ascii="Times New Roman" w:eastAsia="宋体" w:hAnsi="Times New Roman" w:cs="Cambria Math"/>
-                </w:rPr>
-                <m:t>D</m:t>
-              </m:r>
-              <m:r>
-                <w:rPr>
-                  <w:rFonts w:ascii="Times New Roman" w:eastAsia="宋体" w:hAnsi="Times New Roman" w:cs="Cambria Math"/>
-                </w:rPr>
-                <m:t>F</m:t>
-              </m:r>
-            </m:num>
-            <m:den>
-              <m:r>
-                <w:rPr>
-                  <w:rFonts w:ascii="Times New Roman" w:eastAsia="宋体" w:hAnsi="Times New Roman" w:cs="Cambria Math"/>
-                </w:rPr>
-                <m:t>D</m:t>
-              </m:r>
-              <m:r>
-                <w:rPr>
-                  <w:rFonts w:ascii="Times New Roman" w:eastAsia="宋体" w:hAnsi="Times New Roman" w:cs="Cambria Math"/>
-                </w:rPr>
-                <m:t>C</m:t>
-              </m:r>
-            </m:den>
-          </m:f>
-          <m:r>
-            <w:rPr>
-              <w:rFonts w:ascii="Times New Roman" w:eastAsia="宋体" w:hAnsi="Times New Roman" w:cs="Cambria Math"/>
-            </w:rPr>
-            <m:t>=</m:t>
-          </m:r>
-        </m:oMath>
-      </m:oMathPara>
       <w:r>
         <w:rPr>
           <w:sz w:val="21"/>
@@ -9765,192 +9778,202 @@
         <w:rPr>
           <w:sz w:val="21"/>
         </w:rPr>
-        <w:t>5．如图，四边形的对角线相交于点，，求证：.</w:t>
-      </w:r>
-      <m:oMathPara>
-        <m:oMathParaPr>
-          <m:jc m:val="left"/>
-        </m:oMathParaPr>
-        <m:oMath>
-          <m:r>
-            <w:rPr>
-              <w:rFonts w:ascii="Times New Roman" w:eastAsia="宋体" w:hAnsi="Times New Roman" w:cs="Cambria Math"/>
-            </w:rPr>
-            <m:t>A</m:t>
-          </m:r>
-          <m:r>
-            <w:rPr>
-              <w:rFonts w:ascii="Times New Roman" w:eastAsia="宋体" w:hAnsi="Times New Roman" w:cs="Cambria Math"/>
-            </w:rPr>
-            <m:t>B</m:t>
-          </m:r>
-          <m:r>
-            <w:rPr>
-              <w:rFonts w:ascii="Times New Roman" w:eastAsia="宋体" w:hAnsi="Times New Roman" w:cs="Cambria Math"/>
-            </w:rPr>
-            <m:t>C</m:t>
-          </m:r>
-          <m:r>
-            <w:rPr>
-              <w:rFonts w:ascii="Times New Roman" w:eastAsia="宋体" w:hAnsi="Times New Roman" w:cs="Cambria Math"/>
-            </w:rPr>
-            <m:t>D</m:t>
-          </m:r>
-        </m:oMath>
-      </m:oMathPara>
+        <w:t>5．</w:t>
+      </w:r>
+      <w:r>
+        <w:rPr>
+          <w:sz w:val="21"/>
+        </w:rPr>
+        <w:t>如图，四边形</w:t>
+      </w:r>
+      <m:oMath>
+        <m:r>
+          <w:rPr>
+            <w:rFonts w:ascii="Times New Roman" w:eastAsia="宋体" w:hAnsi="Times New Roman" w:cs="Cambria Math"/>
+          </w:rPr>
+          <m:t>A</m:t>
+        </m:r>
+        <m:r>
+          <w:rPr>
+            <w:rFonts w:ascii="Times New Roman" w:eastAsia="宋体" w:hAnsi="Times New Roman" w:cs="Cambria Math"/>
+          </w:rPr>
+          <m:t>B</m:t>
+        </m:r>
+        <m:r>
+          <w:rPr>
+            <w:rFonts w:ascii="Times New Roman" w:eastAsia="宋体" w:hAnsi="Times New Roman" w:cs="Cambria Math"/>
+          </w:rPr>
+          <m:t>C</m:t>
+        </m:r>
+        <m:r>
+          <w:rPr>
+            <w:rFonts w:ascii="Times New Roman" w:eastAsia="宋体" w:hAnsi="Times New Roman" w:cs="Cambria Math"/>
+          </w:rPr>
+          <m:t>D</m:t>
+        </m:r>
+      </m:oMath>
+      <w:r>
+        <w:rPr>
+          <w:sz w:val="21"/>
+        </w:rPr>
+        <w:t>的对角线相交于点</w:t>
+      </w:r>
+      <m:oMath>
+        <m:r>
+          <w:rPr>
+            <w:rFonts w:ascii="Times New Roman" w:eastAsia="宋体" w:hAnsi="Times New Roman" w:cs="Cambria Math"/>
+          </w:rPr>
+          <m:t>O</m:t>
+        </m:r>
+      </m:oMath>
+      <w:r>
+        <w:rPr>
+          <w:sz w:val="21"/>
+        </w:rPr>
+        <w:t>，</w:t>
+      </w:r>
+      <m:oMath>
+        <m:r>
+          <w:rPr>
+            <w:rFonts w:ascii="Times New Roman" w:eastAsia="宋体" w:hAnsi="Times New Roman" w:cs="Cambria Math"/>
+          </w:rPr>
+          <m:t>∠</m:t>
+        </m:r>
+        <m:r>
+          <w:rPr>
+            <w:rFonts w:ascii="Times New Roman" w:eastAsia="宋体" w:hAnsi="Times New Roman" w:cs="Cambria Math"/>
+          </w:rPr>
+          <m:t>B</m:t>
+        </m:r>
+        <m:r>
+          <w:rPr>
+            <w:rFonts w:ascii="Times New Roman" w:eastAsia="宋体" w:hAnsi="Times New Roman" w:cs="Cambria Math"/>
+          </w:rPr>
+          <m:t>A</m:t>
+        </m:r>
+        <m:r>
+          <w:rPr>
+            <w:rFonts w:ascii="Times New Roman" w:eastAsia="宋体" w:hAnsi="Times New Roman" w:cs="Cambria Math"/>
+          </w:rPr>
+          <m:t>C</m:t>
+        </m:r>
+        <m:r>
+          <w:rPr>
+            <w:rFonts w:ascii="Times New Roman" w:eastAsia="宋体" w:hAnsi="Times New Roman" w:cs="Cambria Math"/>
+          </w:rPr>
+          <m:t>=</m:t>
+        </m:r>
+        <m:r>
+          <w:rPr>
+            <w:rFonts w:ascii="Times New Roman" w:eastAsia="宋体" w:hAnsi="Times New Roman" w:cs="Cambria Math"/>
+          </w:rPr>
+          <m:t>∠</m:t>
+        </m:r>
+        <m:r>
+          <w:rPr>
+            <w:rFonts w:ascii="Times New Roman" w:eastAsia="宋体" w:hAnsi="Times New Roman" w:cs="Cambria Math"/>
+          </w:rPr>
+          <m:t>C</m:t>
+        </m:r>
+        <m:r>
+          <w:rPr>
+            <w:rFonts w:ascii="Times New Roman" w:eastAsia="宋体" w:hAnsi="Times New Roman" w:cs="Cambria Math"/>
+          </w:rPr>
+          <m:t>D</m:t>
+        </m:r>
+        <m:r>
+          <w:rPr>
+            <w:rFonts w:ascii="Times New Roman" w:eastAsia="宋体" w:hAnsi="Times New Roman" w:cs="Cambria Math"/>
+          </w:rPr>
+          <m:t>B</m:t>
+        </m:r>
+      </m:oMath>
+      <w:r>
+        <w:rPr>
+          <w:sz w:val="21"/>
+        </w:rPr>
+        <w:t>，求证：</w:t>
+      </w:r>
+      <m:oMath>
+        <m:r>
+          <w:rPr>
+            <w:rFonts w:ascii="Times New Roman" w:eastAsia="宋体" w:hAnsi="Times New Roman" w:cs="Cambria Math"/>
+          </w:rPr>
+          <m:t>∠</m:t>
+        </m:r>
+        <m:r>
+          <w:rPr>
+            <w:rFonts w:ascii="Times New Roman" w:eastAsia="宋体" w:hAnsi="Times New Roman" w:cs="Cambria Math"/>
+          </w:rPr>
+          <m:t>D</m:t>
+        </m:r>
+        <m:r>
+          <w:rPr>
+            <w:rFonts w:ascii="Times New Roman" w:eastAsia="宋体" w:hAnsi="Times New Roman" w:cs="Cambria Math"/>
+          </w:rPr>
+          <m:t>A</m:t>
+        </m:r>
+        <m:r>
+          <w:rPr>
+            <w:rFonts w:ascii="Times New Roman" w:eastAsia="宋体" w:hAnsi="Times New Roman" w:cs="Cambria Math"/>
+          </w:rPr>
+          <m:t>C</m:t>
+        </m:r>
+        <m:r>
+          <w:rPr>
+            <w:rFonts w:ascii="Times New Roman" w:eastAsia="宋体" w:hAnsi="Times New Roman" w:cs="Cambria Math"/>
+          </w:rPr>
+          <m:t>=</m:t>
+        </m:r>
+        <m:r>
+          <w:rPr>
+            <w:rFonts w:ascii="Times New Roman" w:eastAsia="宋体" w:hAnsi="Times New Roman" w:cs="Cambria Math"/>
+          </w:rPr>
+          <m:t>∠</m:t>
+        </m:r>
+        <m:r>
+          <w:rPr>
+            <w:rFonts w:ascii="Times New Roman" w:eastAsia="宋体" w:hAnsi="Times New Roman" w:cs="Cambria Math"/>
+          </w:rPr>
+          <m:t>C</m:t>
+        </m:r>
+        <m:r>
+          <w:rPr>
+            <w:rFonts w:ascii="Times New Roman" w:eastAsia="宋体" w:hAnsi="Times New Roman" w:cs="Cambria Math"/>
+          </w:rPr>
+          <m:t>B</m:t>
+        </m:r>
+        <m:r>
+          <w:rPr>
+            <w:rFonts w:ascii="Times New Roman" w:eastAsia="宋体" w:hAnsi="Times New Roman" w:cs="Cambria Math"/>
+          </w:rPr>
+          <m:t>D</m:t>
+        </m:r>
+      </m:oMath>
+      <w:r>
+        <w:rPr>
+          <w:sz w:val="21"/>
+        </w:rPr>
+        <w:t>.</w:t>
+      </w:r>
       <w:r>
         <w:rPr>
           <w:sz w:val="21"/>
         </w:rPr>
         <w:t/>
       </w:r>
-      <m:oMathPara>
-        <m:oMathParaPr>
-          <m:jc m:val="left"/>
-        </m:oMathParaPr>
-        <m:oMath>
-          <m:r>
-            <w:rPr>
-              <w:rFonts w:ascii="Times New Roman" w:eastAsia="宋体" w:hAnsi="Times New Roman" w:cs="Cambria Math"/>
-            </w:rPr>
-            <m:t>O</m:t>
-          </m:r>
-        </m:oMath>
-      </m:oMathPara>
       <w:r>
         <w:rPr>
           <w:sz w:val="21"/>
         </w:rPr>
         <w:t/>
       </w:r>
-      <m:oMathPara>
-        <m:oMathParaPr>
-          <m:jc m:val="left"/>
-        </m:oMathParaPr>
-        <m:oMath>
-          <m:r>
-            <w:rPr>
-              <w:rFonts w:ascii="Times New Roman" w:eastAsia="宋体" w:hAnsi="Times New Roman" w:cs="Cambria Math"/>
-            </w:rPr>
-            <m:t>∠</m:t>
-          </m:r>
-          <m:r>
-            <w:rPr>
-              <w:rFonts w:ascii="Times New Roman" w:eastAsia="宋体" w:hAnsi="Times New Roman" w:cs="Cambria Math"/>
-            </w:rPr>
-            <m:t>B</m:t>
-          </m:r>
-          <m:r>
-            <w:rPr>
-              <w:rFonts w:ascii="Times New Roman" w:eastAsia="宋体" w:hAnsi="Times New Roman" w:cs="Cambria Math"/>
-            </w:rPr>
-            <m:t>A</m:t>
-          </m:r>
-          <m:r>
-            <w:rPr>
-              <w:rFonts w:ascii="Times New Roman" w:eastAsia="宋体" w:hAnsi="Times New Roman" w:cs="Cambria Math"/>
-            </w:rPr>
-            <m:t>C</m:t>
-          </m:r>
-          <m:r>
-            <w:rPr>
-              <w:rFonts w:ascii="Times New Roman" w:eastAsia="宋体" w:hAnsi="Times New Roman" w:cs="Cambria Math"/>
-            </w:rPr>
-            <m:t>=</m:t>
-          </m:r>
-          <m:r>
-            <w:rPr>
-              <w:rFonts w:ascii="Times New Roman" w:eastAsia="宋体" w:hAnsi="Times New Roman" w:cs="Cambria Math"/>
-            </w:rPr>
-            <m:t>∠</m:t>
-          </m:r>
-          <m:r>
-            <w:rPr>
-              <w:rFonts w:ascii="Times New Roman" w:eastAsia="宋体" w:hAnsi="Times New Roman" w:cs="Cambria Math"/>
-            </w:rPr>
-            <m:t>C</m:t>
-          </m:r>
-          <m:r>
-            <w:rPr>
-              <w:rFonts w:ascii="Times New Roman" w:eastAsia="宋体" w:hAnsi="Times New Roman" w:cs="Cambria Math"/>
-            </w:rPr>
-            <m:t>D</m:t>
-          </m:r>
-          <m:r>
-            <w:rPr>
-              <w:rFonts w:ascii="Times New Roman" w:eastAsia="宋体" w:hAnsi="Times New Roman" w:cs="Cambria Math"/>
-            </w:rPr>
-            <m:t>B</m:t>
-          </m:r>
-        </m:oMath>
-      </m:oMathPara>
       <w:r>
         <w:rPr>
           <w:sz w:val="21"/>
         </w:rPr>
         <w:t/>
       </w:r>
-      <m:oMathPara>
-        <m:oMathParaPr>
-          <m:jc m:val="left"/>
-        </m:oMathParaPr>
-        <m:oMath>
-          <m:r>
-            <w:rPr>
-              <w:rFonts w:ascii="Times New Roman" w:eastAsia="宋体" w:hAnsi="Times New Roman" w:cs="Cambria Math"/>
-            </w:rPr>
-            <m:t>∠</m:t>
-          </m:r>
-          <m:r>
-            <w:rPr>
-              <w:rFonts w:ascii="Times New Roman" w:eastAsia="宋体" w:hAnsi="Times New Roman" w:cs="Cambria Math"/>
-            </w:rPr>
-            <m:t>D</m:t>
-          </m:r>
-          <m:r>
-            <w:rPr>
-              <w:rFonts w:ascii="Times New Roman" w:eastAsia="宋体" w:hAnsi="Times New Roman" w:cs="Cambria Math"/>
-            </w:rPr>
-            <m:t>A</m:t>
-          </m:r>
-          <m:r>
-            <w:rPr>
-              <w:rFonts w:ascii="Times New Roman" w:eastAsia="宋体" w:hAnsi="Times New Roman" w:cs="Cambria Math"/>
-            </w:rPr>
-            <m:t>C</m:t>
-          </m:r>
-          <m:r>
-            <w:rPr>
-              <w:rFonts w:ascii="Times New Roman" w:eastAsia="宋体" w:hAnsi="Times New Roman" w:cs="Cambria Math"/>
-            </w:rPr>
-            <m:t>=</m:t>
-          </m:r>
-          <m:r>
-            <w:rPr>
-              <w:rFonts w:ascii="Times New Roman" w:eastAsia="宋体" w:hAnsi="Times New Roman" w:cs="Cambria Math"/>
-            </w:rPr>
-            <m:t>∠</m:t>
-          </m:r>
-          <m:r>
-            <w:rPr>
-              <w:rFonts w:ascii="Times New Roman" w:eastAsia="宋体" w:hAnsi="Times New Roman" w:cs="Cambria Math"/>
-            </w:rPr>
-            <m:t>C</m:t>
-          </m:r>
-          <m:r>
-            <w:rPr>
-              <w:rFonts w:ascii="Times New Roman" w:eastAsia="宋体" w:hAnsi="Times New Roman" w:cs="Cambria Math"/>
-            </w:rPr>
-            <m:t>B</m:t>
-          </m:r>
-          <m:r>
-            <w:rPr>
-              <w:rFonts w:ascii="Times New Roman" w:eastAsia="宋体" w:hAnsi="Times New Roman" w:cs="Cambria Math"/>
-            </w:rPr>
-            <m:t>D</m:t>
-          </m:r>
-        </m:oMath>
-      </m:oMathPara>
       <w:r>
         <w:rPr>
           <w:sz w:val="21"/>
@@ -11080,7 +11103,312 @@
         <w:rPr>
           <w:sz w:val="21"/>
         </w:rPr>
-        <w:t>6．在中，，于点，若，则 ， .</w:t>
+        <w:t>6．</w:t>
+      </w:r>
+      <w:r>
+        <w:rPr>
+          <w:sz w:val="21"/>
+        </w:rPr>
+        <w:t>在</w:t>
+      </w:r>
+      <m:oMath>
+        <m:r>
+          <m:rPr>
+            <m:nor/>
+          </m:rPr>
+          <w:rPr>
+            <w:rFonts w:ascii="Times New Roman" w:eastAsia="宋体" w:hAnsi="Times New Roman" w:cs="Cambria Math"/>
+          </w:rPr>
+          <m:t>Rt</m:t>
+        </m:r>
+        <m:r>
+          <w:rPr>
+            <w:rFonts w:ascii="Times New Roman" w:eastAsia="宋体" w:hAnsi="Times New Roman" w:cs="Cambria Math"/>
+          </w:rPr>
+          <m:t>△</m:t>
+        </m:r>
+        <m:r>
+          <w:rPr>
+            <w:rFonts w:ascii="Times New Roman" w:eastAsia="宋体" w:hAnsi="Times New Roman" w:cs="Cambria Math"/>
+          </w:rPr>
+          <m:t>A</m:t>
+        </m:r>
+        <m:r>
+          <w:rPr>
+            <w:rFonts w:ascii="Times New Roman" w:eastAsia="宋体" w:hAnsi="Times New Roman" w:cs="Cambria Math"/>
+          </w:rPr>
+          <m:t>B</m:t>
+        </m:r>
+        <m:r>
+          <w:rPr>
+            <w:rFonts w:ascii="Times New Roman" w:eastAsia="宋体" w:hAnsi="Times New Roman" w:cs="Cambria Math"/>
+          </w:rPr>
+          <m:t>C</m:t>
+        </m:r>
+      </m:oMath>
+      <w:r>
+        <w:rPr>
+          <w:sz w:val="21"/>
+        </w:rPr>
+        <w:t>中，</w:t>
+      </w:r>
+      <m:oMath>
+        <m:r>
+          <w:rPr>
+            <w:rFonts w:ascii="Times New Roman" w:eastAsia="宋体" w:hAnsi="Times New Roman" w:cs="Cambria Math"/>
+          </w:rPr>
+          <m:t>∠</m:t>
+        </m:r>
+        <m:r>
+          <w:rPr>
+            <w:rFonts w:ascii="Times New Roman" w:eastAsia="宋体" w:hAnsi="Times New Roman" w:cs="Cambria Math"/>
+          </w:rPr>
+          <m:t>B</m:t>
+        </m:r>
+        <m:r>
+          <w:rPr>
+            <w:rFonts w:ascii="Times New Roman" w:eastAsia="宋体" w:hAnsi="Times New Roman" w:cs="Cambria Math"/>
+          </w:rPr>
+          <m:t>A</m:t>
+        </m:r>
+        <m:r>
+          <w:rPr>
+            <w:rFonts w:ascii="Times New Roman" w:eastAsia="宋体" w:hAnsi="Times New Roman" w:cs="Cambria Math"/>
+          </w:rPr>
+          <m:t>C</m:t>
+        </m:r>
+        <m:r>
+          <w:rPr>
+            <w:rFonts w:ascii="Times New Roman" w:eastAsia="宋体" w:hAnsi="Times New Roman" w:cs="Cambria Math"/>
+          </w:rPr>
+          <m:t>=</m:t>
+        </m:r>
+        <m:sSup>
+          <m:e>
+            <m:r>
+              <w:rPr>
+                <w:rFonts w:ascii="Times New Roman" w:eastAsia="宋体" w:hAnsi="Times New Roman" w:cs="Cambria Math"/>
+              </w:rPr>
+              <m:t>90</m:t>
+            </m:r>
+          </m:e>
+          <m:sup>
+            <m:r>
+              <w:rPr>
+                <w:rFonts w:ascii="Times New Roman" w:eastAsia="宋体" w:hAnsi="Times New Roman" w:cs="Cambria Math"/>
+              </w:rPr>
+              <m:t>∘</m:t>
+            </m:r>
+          </m:sup>
+        </m:sSup>
+      </m:oMath>
+      <w:r>
+        <w:rPr>
+          <w:sz w:val="21"/>
+        </w:rPr>
+        <w:t>，</w:t>
+      </w:r>
+      <m:oMath>
+        <m:r>
+          <w:rPr>
+            <w:rFonts w:ascii="Times New Roman" w:eastAsia="宋体" w:hAnsi="Times New Roman" w:cs="Cambria Math"/>
+          </w:rPr>
+          <m:t>A</m:t>
+        </m:r>
+        <m:r>
+          <w:rPr>
+            <w:rFonts w:ascii="Times New Roman" w:eastAsia="宋体" w:hAnsi="Times New Roman" w:cs="Cambria Math"/>
+          </w:rPr>
+          <m:t>D</m:t>
+        </m:r>
+        <m:r>
+          <w:rPr>
+            <w:rFonts w:ascii="Times New Roman" w:eastAsia="宋体" w:hAnsi="Times New Roman" w:cs="Cambria Math"/>
+          </w:rPr>
+          <m:t>⊥</m:t>
+        </m:r>
+        <m:r>
+          <w:rPr>
+            <w:rFonts w:ascii="Times New Roman" w:eastAsia="宋体" w:hAnsi="Times New Roman" w:cs="Cambria Math"/>
+          </w:rPr>
+          <m:t>B</m:t>
+        </m:r>
+        <m:r>
+          <w:rPr>
+            <w:rFonts w:ascii="Times New Roman" w:eastAsia="宋体" w:hAnsi="Times New Roman" w:cs="Cambria Math"/>
+          </w:rPr>
+          <m:t>C</m:t>
+        </m:r>
+      </m:oMath>
+      <w:r>
+        <w:rPr>
+          <w:sz w:val="21"/>
+        </w:rPr>
+        <w:t>于点</w:t>
+      </w:r>
+      <m:oMath>
+        <m:r>
+          <w:rPr>
+            <w:rFonts w:ascii="Times New Roman" w:eastAsia="宋体" w:hAnsi="Times New Roman" w:cs="Cambria Math"/>
+          </w:rPr>
+          <m:t>D</m:t>
+        </m:r>
+      </m:oMath>
+      <w:r>
+        <w:rPr>
+          <w:sz w:val="21"/>
+        </w:rPr>
+        <w:t>，若</w:t>
+      </w:r>
+      <m:oMath>
+        <m:f>
+          <m:num>
+            <m:r>
+              <w:rPr>
+                <w:rFonts w:ascii="Times New Roman" w:eastAsia="宋体" w:hAnsi="Times New Roman" w:cs="Cambria Math"/>
+              </w:rPr>
+              <m:t>A</m:t>
+            </m:r>
+            <m:r>
+              <w:rPr>
+                <w:rFonts w:ascii="Times New Roman" w:eastAsia="宋体" w:hAnsi="Times New Roman" w:cs="Cambria Math"/>
+              </w:rPr>
+              <m:t>C</m:t>
+            </m:r>
+          </m:num>
+          <m:den>
+            <m:r>
+              <w:rPr>
+                <w:rFonts w:ascii="Times New Roman" w:eastAsia="宋体" w:hAnsi="Times New Roman" w:cs="Cambria Math"/>
+              </w:rPr>
+              <m:t>A</m:t>
+            </m:r>
+            <m:r>
+              <w:rPr>
+                <w:rFonts w:ascii="Times New Roman" w:eastAsia="宋体" w:hAnsi="Times New Roman" w:cs="Cambria Math"/>
+              </w:rPr>
+              <m:t>B</m:t>
+            </m:r>
+          </m:den>
+        </m:f>
+        <m:r>
+          <w:rPr>
+            <w:rFonts w:ascii="Times New Roman" w:eastAsia="宋体" w:hAnsi="Times New Roman" w:cs="Cambria Math"/>
+          </w:rPr>
+          <m:t>=</m:t>
+        </m:r>
+        <m:f>
+          <m:num>
+            <m:r>
+              <w:rPr>
+                <w:rFonts w:ascii="Times New Roman" w:eastAsia="宋体" w:hAnsi="Times New Roman" w:cs="Cambria Math"/>
+              </w:rPr>
+              <m:t>3</m:t>
+            </m:r>
+          </m:num>
+          <m:den>
+            <m:r>
+              <w:rPr>
+                <w:rFonts w:ascii="Times New Roman" w:eastAsia="宋体" w:hAnsi="Times New Roman" w:cs="Cambria Math"/>
+              </w:rPr>
+              <m:t>4</m:t>
+            </m:r>
+          </m:den>
+        </m:f>
+      </m:oMath>
+      <w:r>
+        <w:rPr>
+          <w:sz w:val="21"/>
+        </w:rPr>
+        <w:t>，则</w:t>
+      </w:r>
+      <m:oMath>
+        <m:f>
+          <m:num>
+            <m:r>
+              <w:rPr>
+                <w:rFonts w:ascii="Times New Roman" w:eastAsia="宋体" w:hAnsi="Times New Roman" w:cs="Cambria Math"/>
+              </w:rPr>
+              <m:t>A</m:t>
+            </m:r>
+            <m:r>
+              <w:rPr>
+                <w:rFonts w:ascii="Times New Roman" w:eastAsia="宋体" w:hAnsi="Times New Roman" w:cs="Cambria Math"/>
+              </w:rPr>
+              <m:t>D</m:t>
+            </m:r>
+          </m:num>
+          <m:den>
+            <m:r>
+              <w:rPr>
+                <w:rFonts w:ascii="Times New Roman" w:eastAsia="宋体" w:hAnsi="Times New Roman" w:cs="Cambria Math"/>
+              </w:rPr>
+              <m:t>A</m:t>
+            </m:r>
+            <m:r>
+              <w:rPr>
+                <w:rFonts w:ascii="Times New Roman" w:eastAsia="宋体" w:hAnsi="Times New Roman" w:cs="Cambria Math"/>
+              </w:rPr>
+              <m:t>C</m:t>
+            </m:r>
+          </m:den>
+        </m:f>
+        <m:r>
+          <w:rPr>
+            <w:rFonts w:ascii="Times New Roman" w:eastAsia="宋体" w:hAnsi="Times New Roman" w:cs="Cambria Math"/>
+          </w:rPr>
+          <m:t>=</m:t>
+        </m:r>
+      </m:oMath>
+      <w:r>
+        <w:rPr>
+          <w:sz w:val="21"/>
+        </w:rPr>
+        <w:t> ，</w:t>
+      </w:r>
+      <m:oMath>
+        <m:f>
+          <m:num>
+            <m:r>
+              <w:rPr>
+                <w:rFonts w:ascii="Times New Roman" w:eastAsia="宋体" w:hAnsi="Times New Roman" w:cs="Cambria Math"/>
+              </w:rPr>
+              <m:t>B</m:t>
+            </m:r>
+            <m:r>
+              <w:rPr>
+                <w:rFonts w:ascii="Times New Roman" w:eastAsia="宋体" w:hAnsi="Times New Roman" w:cs="Cambria Math"/>
+              </w:rPr>
+              <m:t>D</m:t>
+            </m:r>
+          </m:num>
+          <m:den>
+            <m:r>
+              <w:rPr>
+                <w:rFonts w:ascii="Times New Roman" w:eastAsia="宋体" w:hAnsi="Times New Roman" w:cs="Cambria Math"/>
+              </w:rPr>
+              <m:t>C</m:t>
+            </m:r>
+            <m:r>
+              <w:rPr>
+                <w:rFonts w:ascii="Times New Roman" w:eastAsia="宋体" w:hAnsi="Times New Roman" w:cs="Cambria Math"/>
+              </w:rPr>
+              <m:t>D</m:t>
+            </m:r>
+          </m:den>
+        </m:f>
+        <m:r>
+          <w:rPr>
+            <w:rFonts w:ascii="Times New Roman" w:eastAsia="宋体" w:hAnsi="Times New Roman" w:cs="Cambria Math"/>
+          </w:rPr>
+          <m:t>=</m:t>
+        </m:r>
+      </m:oMath>
+      <w:r>
+        <w:rPr>
+          <w:sz w:val="21"/>
+        </w:rPr>
+        <w:t> .</w:t>
       </w:r>
       <w:r>
         <w:rPr>
@@ -11094,285 +11422,36 @@
         </w:rPr>
         <w:t/>
       </w:r>
-      <m:oMathPara>
-        <m:oMathParaPr>
-          <m:jc m:val="left"/>
-        </m:oMathParaPr>
-        <m:oMath>
-          <m:r>
-            <m:rPr>
-              <m:nor/>
-            </m:rPr>
-            <w:rPr>
-              <w:rFonts w:ascii="Times New Roman" w:eastAsia="宋体" w:hAnsi="Times New Roman" w:cs="Cambria Math"/>
-            </w:rPr>
-            <m:t>Rt</m:t>
-          </m:r>
-          <m:r>
-            <w:rPr>
-              <w:rFonts w:ascii="Times New Roman" w:eastAsia="宋体" w:hAnsi="Times New Roman" w:cs="Cambria Math"/>
-            </w:rPr>
-            <m:t>△</m:t>
-          </m:r>
-          <m:r>
-            <w:rPr>
-              <w:rFonts w:ascii="Times New Roman" w:eastAsia="宋体" w:hAnsi="Times New Roman" w:cs="Cambria Math"/>
-            </w:rPr>
-            <m:t>A</m:t>
-          </m:r>
-          <m:r>
-            <w:rPr>
-              <w:rFonts w:ascii="Times New Roman" w:eastAsia="宋体" w:hAnsi="Times New Roman" w:cs="Cambria Math"/>
-            </w:rPr>
-            <m:t>B</m:t>
-          </m:r>
-          <m:r>
-            <w:rPr>
-              <w:rFonts w:ascii="Times New Roman" w:eastAsia="宋体" w:hAnsi="Times New Roman" w:cs="Cambria Math"/>
-            </w:rPr>
-            <m:t>C</m:t>
-          </m:r>
-        </m:oMath>
-      </m:oMathPara>
       <w:r>
         <w:rPr>
           <w:sz w:val="21"/>
         </w:rPr>
         <w:t/>
       </w:r>
-      <m:oMathPara>
-        <m:oMathParaPr>
-          <m:jc m:val="left"/>
-        </m:oMathParaPr>
-        <m:oMath>
-          <m:r>
-            <w:rPr>
-              <w:rFonts w:ascii="Times New Roman" w:eastAsia="宋体" w:hAnsi="Times New Roman" w:cs="Cambria Math"/>
-            </w:rPr>
-            <m:t>∠</m:t>
-          </m:r>
-          <m:r>
-            <w:rPr>
-              <w:rFonts w:ascii="Times New Roman" w:eastAsia="宋体" w:hAnsi="Times New Roman" w:cs="Cambria Math"/>
-            </w:rPr>
-            <m:t>B</m:t>
-          </m:r>
-          <m:r>
-            <w:rPr>
-              <w:rFonts w:ascii="Times New Roman" w:eastAsia="宋体" w:hAnsi="Times New Roman" w:cs="Cambria Math"/>
-            </w:rPr>
-            <m:t>A</m:t>
-          </m:r>
-          <m:r>
-            <w:rPr>
-              <w:rFonts w:ascii="Times New Roman" w:eastAsia="宋体" w:hAnsi="Times New Roman" w:cs="Cambria Math"/>
-            </w:rPr>
-            <m:t>C</m:t>
-          </m:r>
-          <m:r>
-            <w:rPr>
-              <w:rFonts w:ascii="Times New Roman" w:eastAsia="宋体" w:hAnsi="Times New Roman" w:cs="Cambria Math"/>
-            </w:rPr>
-            <m:t>=</m:t>
-          </m:r>
-          <m:sSup>
-            <m:e>
-              <m:r>
-                <w:rPr>
-                  <w:rFonts w:ascii="Times New Roman" w:eastAsia="宋体" w:hAnsi="Times New Roman" w:cs="Cambria Math"/>
-                </w:rPr>
-                <m:t>90</m:t>
-              </m:r>
-            </m:e>
-            <m:sup>
-              <m:r>
-                <w:rPr>
-                  <w:rFonts w:ascii="Times New Roman" w:eastAsia="宋体" w:hAnsi="Times New Roman" w:cs="Cambria Math"/>
-                </w:rPr>
-                <m:t>∘</m:t>
-              </m:r>
-            </m:sup>
-          </m:sSup>
-        </m:oMath>
-      </m:oMathPara>
       <w:r>
         <w:rPr>
           <w:sz w:val="21"/>
         </w:rPr>
         <w:t/>
       </w:r>
-      <m:oMathPara>
-        <m:oMathParaPr>
-          <m:jc m:val="left"/>
-        </m:oMathParaPr>
-        <m:oMath>
-          <m:r>
-            <w:rPr>
-              <w:rFonts w:ascii="Times New Roman" w:eastAsia="宋体" w:hAnsi="Times New Roman" w:cs="Cambria Math"/>
-            </w:rPr>
-            <m:t>A</m:t>
-          </m:r>
-          <m:r>
-            <w:rPr>
-              <w:rFonts w:ascii="Times New Roman" w:eastAsia="宋体" w:hAnsi="Times New Roman" w:cs="Cambria Math"/>
-            </w:rPr>
-            <m:t>D</m:t>
-          </m:r>
-          <m:r>
-            <w:rPr>
-              <w:rFonts w:ascii="Times New Roman" w:eastAsia="宋体" w:hAnsi="Times New Roman" w:cs="Cambria Math"/>
-            </w:rPr>
-            <m:t>⊥</m:t>
-          </m:r>
-          <m:r>
-            <w:rPr>
-              <w:rFonts w:ascii="Times New Roman" w:eastAsia="宋体" w:hAnsi="Times New Roman" w:cs="Cambria Math"/>
-            </w:rPr>
-            <m:t>B</m:t>
-          </m:r>
-          <m:r>
-            <w:rPr>
-              <w:rFonts w:ascii="Times New Roman" w:eastAsia="宋体" w:hAnsi="Times New Roman" w:cs="Cambria Math"/>
-            </w:rPr>
-            <m:t>C</m:t>
-          </m:r>
-        </m:oMath>
-      </m:oMathPara>
       <w:r>
         <w:rPr>
           <w:sz w:val="21"/>
         </w:rPr>
         <w:t/>
       </w:r>
-      <m:oMathPara>
-        <m:oMathParaPr>
-          <m:jc m:val="left"/>
-        </m:oMathParaPr>
-        <m:oMath>
-          <m:r>
-            <w:rPr>
-              <w:rFonts w:ascii="Times New Roman" w:eastAsia="宋体" w:hAnsi="Times New Roman" w:cs="Cambria Math"/>
-            </w:rPr>
-            <m:t>D</m:t>
-          </m:r>
-        </m:oMath>
-      </m:oMathPara>
       <w:r>
         <w:rPr>
           <w:sz w:val="21"/>
         </w:rPr>
         <w:t/>
       </w:r>
-      <m:oMathPara>
-        <m:oMathParaPr>
-          <m:jc m:val="left"/>
-        </m:oMathParaPr>
-        <m:oMath>
-          <m:f>
-            <m:num>
-              <m:r>
-                <w:rPr>
-                  <w:rFonts w:ascii="Times New Roman" w:eastAsia="宋体" w:hAnsi="Times New Roman" w:cs="Cambria Math"/>
-                </w:rPr>
-                <m:t>A</m:t>
-              </m:r>
-              <m:r>
-                <w:rPr>
-                  <w:rFonts w:ascii="Times New Roman" w:eastAsia="宋体" w:hAnsi="Times New Roman" w:cs="Cambria Math"/>
-                </w:rPr>
-                <m:t>C</m:t>
-              </m:r>
-            </m:num>
-            <m:den>
-              <m:r>
-                <w:rPr>
-                  <w:rFonts w:ascii="Times New Roman" w:eastAsia="宋体" w:hAnsi="Times New Roman" w:cs="Cambria Math"/>
-                </w:rPr>
-                <m:t>A</m:t>
-              </m:r>
-              <m:r>
-                <w:rPr>
-                  <w:rFonts w:ascii="Times New Roman" w:eastAsia="宋体" w:hAnsi="Times New Roman" w:cs="Cambria Math"/>
-                </w:rPr>
-                <m:t>B</m:t>
-              </m:r>
-            </m:den>
-          </m:f>
-          <m:r>
-            <w:rPr>
-              <w:rFonts w:ascii="Times New Roman" w:eastAsia="宋体" w:hAnsi="Times New Roman" w:cs="Cambria Math"/>
-            </w:rPr>
-            <m:t>=</m:t>
-          </m:r>
-          <m:f>
-            <m:num>
-              <m:r>
-                <w:rPr>
-                  <w:rFonts w:ascii="Times New Roman" w:eastAsia="宋体" w:hAnsi="Times New Roman" w:cs="Cambria Math"/>
-                </w:rPr>
-                <m:t>3</m:t>
-              </m:r>
-            </m:num>
-            <m:den>
-              <m:r>
-                <w:rPr>
-                  <w:rFonts w:ascii="Times New Roman" w:eastAsia="宋体" w:hAnsi="Times New Roman" w:cs="Cambria Math"/>
-                </w:rPr>
-                <m:t>4</m:t>
-              </m:r>
-            </m:den>
-          </m:f>
-        </m:oMath>
-      </m:oMathPara>
       <w:r>
         <w:rPr>
           <w:sz w:val="21"/>
         </w:rPr>
         <w:t/>
       </w:r>
-      <m:oMathPara>
-        <m:oMathParaPr>
-          <m:jc m:val="left"/>
-        </m:oMathParaPr>
-        <m:oMath>
-          <m:f>
-            <m:num>
-              <m:r>
-                <w:rPr>
-                  <w:rFonts w:ascii="Times New Roman" w:eastAsia="宋体" w:hAnsi="Times New Roman" w:cs="Cambria Math"/>
-                </w:rPr>
-                <m:t>A</m:t>
-              </m:r>
-              <m:r>
-                <w:rPr>
-                  <w:rFonts w:ascii="Times New Roman" w:eastAsia="宋体" w:hAnsi="Times New Roman" w:cs="Cambria Math"/>
-                </w:rPr>
-                <m:t>D</m:t>
-              </m:r>
-            </m:num>
-            <m:den>
-              <m:r>
-                <w:rPr>
-                  <w:rFonts w:ascii="Times New Roman" w:eastAsia="宋体" w:hAnsi="Times New Roman" w:cs="Cambria Math"/>
-                </w:rPr>
-                <m:t>A</m:t>
-              </m:r>
-              <m:r>
-                <w:rPr>
-                  <w:rFonts w:ascii="Times New Roman" w:eastAsia="宋体" w:hAnsi="Times New Roman" w:cs="Cambria Math"/>
-                </w:rPr>
-                <m:t>C</m:t>
-              </m:r>
-            </m:den>
-          </m:f>
-          <m:r>
-            <w:rPr>
-              <w:rFonts w:ascii="Times New Roman" w:eastAsia="宋体" w:hAnsi="Times New Roman" w:cs="Cambria Math"/>
-            </w:rPr>
-            <m:t>=</m:t>
-          </m:r>
-        </m:oMath>
-      </m:oMathPara>
       <w:r>
         <w:rPr>
           <w:sz w:val="21"/>
@@ -11386,49 +11465,6 @@
         </w:rPr>
         <w:t/>
       </w:r>
-      <m:oMathPara>
-        <m:oMathParaPr>
-          <m:jc m:val="left"/>
-        </m:oMathParaPr>
-        <m:oMath>
-          <m:f>
-            <m:num>
-              <m:r>
-                <w:rPr>
-                  <w:rFonts w:ascii="Times New Roman" w:eastAsia="宋体" w:hAnsi="Times New Roman" w:cs="Cambria Math"/>
-                </w:rPr>
-                <m:t>B</m:t>
-              </m:r>
-              <m:r>
-                <w:rPr>
-                  <w:rFonts w:ascii="Times New Roman" w:eastAsia="宋体" w:hAnsi="Times New Roman" w:cs="Cambria Math"/>
-                </w:rPr>
-                <m:t>D</m:t>
-              </m:r>
-            </m:num>
-            <m:den>
-              <m:r>
-                <w:rPr>
-                  <w:rFonts w:ascii="Times New Roman" w:eastAsia="宋体" w:hAnsi="Times New Roman" w:cs="Cambria Math"/>
-                </w:rPr>
-                <m:t>C</m:t>
-              </m:r>
-              <m:r>
-                <w:rPr>
-                  <w:rFonts w:ascii="Times New Roman" w:eastAsia="宋体" w:hAnsi="Times New Roman" w:cs="Cambria Math"/>
-                </w:rPr>
-                <m:t>D</m:t>
-              </m:r>
-            </m:den>
-          </m:f>
-          <m:r>
-            <w:rPr>
-              <w:rFonts w:ascii="Times New Roman" w:eastAsia="宋体" w:hAnsi="Times New Roman" w:cs="Cambria Math"/>
-            </w:rPr>
-            <m:t>=</m:t>
-          </m:r>
-        </m:oMath>
-      </m:oMathPara>
       <w:r>
         <w:rPr>
           <w:sz w:val="21"/>
@@ -12426,231 +12462,242 @@
         <w:rPr>
           <w:sz w:val="21"/>
         </w:rPr>
-        <w:t>7．如图，在中，，，，，求：</w:t>
-      </w:r>
-      <m:oMathPara>
-        <m:oMathParaPr>
-          <m:jc m:val="left"/>
-        </m:oMathParaPr>
-        <m:oMath>
-          <m:r>
-            <w:rPr>
-              <w:rFonts w:ascii="Times New Roman" w:eastAsia="宋体" w:hAnsi="Times New Roman" w:cs="Cambria Math"/>
-            </w:rPr>
-            <m:t>△</m:t>
-          </m:r>
-          <m:r>
-            <w:rPr>
-              <w:rFonts w:ascii="Times New Roman" w:eastAsia="宋体" w:hAnsi="Times New Roman" w:cs="Cambria Math"/>
-            </w:rPr>
-            <m:t>A</m:t>
-          </m:r>
-          <m:r>
-            <w:rPr>
-              <w:rFonts w:ascii="Times New Roman" w:eastAsia="宋体" w:hAnsi="Times New Roman" w:cs="Cambria Math"/>
-            </w:rPr>
-            <m:t>B</m:t>
-          </m:r>
-          <m:r>
-            <w:rPr>
-              <w:rFonts w:ascii="Times New Roman" w:eastAsia="宋体" w:hAnsi="Times New Roman" w:cs="Cambria Math"/>
-            </w:rPr>
-            <m:t>C</m:t>
-          </m:r>
-        </m:oMath>
-      </m:oMathPara>
+        <w:t>7．</w:t>
+      </w:r>
+      <w:r>
+        <w:rPr>
+          <w:sz w:val="21"/>
+        </w:rPr>
+        <w:t>如图，在</w:t>
+      </w:r>
+      <m:oMath>
+        <m:r>
+          <w:rPr>
+            <w:rFonts w:ascii="Times New Roman" w:eastAsia="宋体" w:hAnsi="Times New Roman" w:cs="Cambria Math"/>
+          </w:rPr>
+          <m:t>△</m:t>
+        </m:r>
+        <m:r>
+          <w:rPr>
+            <w:rFonts w:ascii="Times New Roman" w:eastAsia="宋体" w:hAnsi="Times New Roman" w:cs="Cambria Math"/>
+          </w:rPr>
+          <m:t>A</m:t>
+        </m:r>
+        <m:r>
+          <w:rPr>
+            <w:rFonts w:ascii="Times New Roman" w:eastAsia="宋体" w:hAnsi="Times New Roman" w:cs="Cambria Math"/>
+          </w:rPr>
+          <m:t>B</m:t>
+        </m:r>
+        <m:r>
+          <w:rPr>
+            <w:rFonts w:ascii="Times New Roman" w:eastAsia="宋体" w:hAnsi="Times New Roman" w:cs="Cambria Math"/>
+          </w:rPr>
+          <m:t>C</m:t>
+        </m:r>
+      </m:oMath>
+      <w:r>
+        <w:rPr>
+          <w:sz w:val="21"/>
+        </w:rPr>
+        <w:t>中，</w:t>
+      </w:r>
+      <m:oMath>
+        <m:r>
+          <w:rPr>
+            <w:rFonts w:ascii="Times New Roman" w:eastAsia="宋体" w:hAnsi="Times New Roman" w:cs="Cambria Math"/>
+          </w:rPr>
+          <m:t>∠</m:t>
+        </m:r>
+        <m:r>
+          <w:rPr>
+            <w:rFonts w:ascii="Times New Roman" w:eastAsia="宋体" w:hAnsi="Times New Roman" w:cs="Cambria Math"/>
+          </w:rPr>
+          <m:t>A</m:t>
+        </m:r>
+        <m:r>
+          <w:rPr>
+            <w:rFonts w:ascii="Times New Roman" w:eastAsia="宋体" w:hAnsi="Times New Roman" w:cs="Cambria Math"/>
+          </w:rPr>
+          <m:t>C</m:t>
+        </m:r>
+        <m:r>
+          <w:rPr>
+            <w:rFonts w:ascii="Times New Roman" w:eastAsia="宋体" w:hAnsi="Times New Roman" w:cs="Cambria Math"/>
+          </w:rPr>
+          <m:t>B</m:t>
+        </m:r>
+        <m:r>
+          <w:rPr>
+            <w:rFonts w:ascii="Times New Roman" w:eastAsia="宋体" w:hAnsi="Times New Roman" w:cs="Cambria Math"/>
+          </w:rPr>
+          <m:t>=</m:t>
+        </m:r>
+        <m:sSup>
+          <m:e>
+            <m:r>
+              <w:rPr>
+                <w:rFonts w:ascii="Times New Roman" w:eastAsia="宋体" w:hAnsi="Times New Roman" w:cs="Cambria Math"/>
+              </w:rPr>
+              <m:t>90</m:t>
+            </m:r>
+          </m:e>
+          <m:sup>
+            <m:r>
+              <w:rPr>
+                <w:rFonts w:ascii="Times New Roman" w:eastAsia="宋体" w:hAnsi="Times New Roman" w:cs="Cambria Math"/>
+              </w:rPr>
+              <m:t>∘</m:t>
+            </m:r>
+          </m:sup>
+        </m:sSup>
+      </m:oMath>
+      <w:r>
+        <w:rPr>
+          <w:sz w:val="21"/>
+        </w:rPr>
+        <w:t>，</w:t>
+      </w:r>
+      <m:oMath>
+        <m:r>
+          <w:rPr>
+            <w:rFonts w:ascii="Times New Roman" w:eastAsia="宋体" w:hAnsi="Times New Roman" w:cs="Cambria Math"/>
+          </w:rPr>
+          <m:t>C</m:t>
+        </m:r>
+        <m:r>
+          <w:rPr>
+            <w:rFonts w:ascii="Times New Roman" w:eastAsia="宋体" w:hAnsi="Times New Roman" w:cs="Cambria Math"/>
+          </w:rPr>
+          <m:t>D</m:t>
+        </m:r>
+        <m:r>
+          <w:rPr>
+            <w:rFonts w:ascii="Times New Roman" w:eastAsia="宋体" w:hAnsi="Times New Roman" w:cs="Cambria Math"/>
+          </w:rPr>
+          <m:t>⊥</m:t>
+        </m:r>
+        <m:r>
+          <w:rPr>
+            <w:rFonts w:ascii="Times New Roman" w:eastAsia="宋体" w:hAnsi="Times New Roman" w:cs="Cambria Math"/>
+          </w:rPr>
+          <m:t>A</m:t>
+        </m:r>
+        <m:r>
+          <w:rPr>
+            <w:rFonts w:ascii="Times New Roman" w:eastAsia="宋体" w:hAnsi="Times New Roman" w:cs="Cambria Math"/>
+          </w:rPr>
+          <m:t>B</m:t>
+        </m:r>
+      </m:oMath>
+      <w:r>
+        <w:rPr>
+          <w:sz w:val="21"/>
+        </w:rPr>
+        <w:t>，</w:t>
+      </w:r>
+      <m:oMath>
+        <m:r>
+          <w:rPr>
+            <w:rFonts w:ascii="Times New Roman" w:eastAsia="宋体" w:hAnsi="Times New Roman" w:cs="Cambria Math"/>
+          </w:rPr>
+          <m:t>A</m:t>
+        </m:r>
+        <m:r>
+          <w:rPr>
+            <w:rFonts w:ascii="Times New Roman" w:eastAsia="宋体" w:hAnsi="Times New Roman" w:cs="Cambria Math"/>
+          </w:rPr>
+          <m:t>D</m:t>
+        </m:r>
+        <m:r>
+          <w:rPr>
+            <w:rFonts w:ascii="Times New Roman" w:eastAsia="宋体" w:hAnsi="Times New Roman" w:cs="Cambria Math"/>
+          </w:rPr>
+          <m:t>=</m:t>
+        </m:r>
+        <m:r>
+          <w:rPr>
+            <w:rFonts w:ascii="Times New Roman" w:eastAsia="宋体" w:hAnsi="Times New Roman" w:cs="Cambria Math"/>
+          </w:rPr>
+          <m:t>6</m:t>
+        </m:r>
+      </m:oMath>
+      <w:r>
+        <w:rPr>
+          <w:sz w:val="21"/>
+        </w:rPr>
+        <w:t>，</w:t>
+      </w:r>
+      <m:oMath>
+        <m:r>
+          <w:rPr>
+            <w:rFonts w:ascii="Times New Roman" w:eastAsia="宋体" w:hAnsi="Times New Roman" w:cs="Cambria Math"/>
+          </w:rPr>
+          <m:t>C</m:t>
+        </m:r>
+        <m:r>
+          <w:rPr>
+            <w:rFonts w:ascii="Times New Roman" w:eastAsia="宋体" w:hAnsi="Times New Roman" w:cs="Cambria Math"/>
+          </w:rPr>
+          <m:t>D</m:t>
+        </m:r>
+        <m:r>
+          <w:rPr>
+            <w:rFonts w:ascii="Times New Roman" w:eastAsia="宋体" w:hAnsi="Times New Roman" w:cs="Cambria Math"/>
+          </w:rPr>
+          <m:t>=</m:t>
+        </m:r>
+        <m:r>
+          <w:rPr>
+            <w:rFonts w:ascii="Times New Roman" w:eastAsia="宋体" w:hAnsi="Times New Roman" w:cs="Cambria Math"/>
+          </w:rPr>
+          <m:t>2</m:t>
+        </m:r>
+        <m:rad>
+          <m:radPr>
+            <m:degHide/>
+          </m:radPr>
+          <m:deg/>
+          <m:e>
+            <m:r>
+              <w:rPr>
+                <w:rFonts w:ascii="Times New Roman" w:eastAsia="宋体" w:hAnsi="Times New Roman" w:cs="Cambria Math"/>
+              </w:rPr>
+              <m:t>3</m:t>
+            </m:r>
+          </m:e>
+        </m:rad>
+      </m:oMath>
+      <w:r>
+        <w:rPr>
+          <w:sz w:val="21"/>
+        </w:rPr>
+        <w:t>，求：</w:t>
+      </w:r>
       <w:r>
         <w:rPr>
           <w:sz w:val="21"/>
         </w:rPr>
         <w:t/>
       </w:r>
-      <m:oMathPara>
-        <m:oMathParaPr>
-          <m:jc m:val="left"/>
-        </m:oMathParaPr>
-        <m:oMath>
-          <m:r>
-            <w:rPr>
-              <w:rFonts w:ascii="Times New Roman" w:eastAsia="宋体" w:hAnsi="Times New Roman" w:cs="Cambria Math"/>
-            </w:rPr>
-            <m:t>∠</m:t>
-          </m:r>
-          <m:r>
-            <w:rPr>
-              <w:rFonts w:ascii="Times New Roman" w:eastAsia="宋体" w:hAnsi="Times New Roman" w:cs="Cambria Math"/>
-            </w:rPr>
-            <m:t>A</m:t>
-          </m:r>
-          <m:r>
-            <w:rPr>
-              <w:rFonts w:ascii="Times New Roman" w:eastAsia="宋体" w:hAnsi="Times New Roman" w:cs="Cambria Math"/>
-            </w:rPr>
-            <m:t>C</m:t>
-          </m:r>
-          <m:r>
-            <w:rPr>
-              <w:rFonts w:ascii="Times New Roman" w:eastAsia="宋体" w:hAnsi="Times New Roman" w:cs="Cambria Math"/>
-            </w:rPr>
-            <m:t>B</m:t>
-          </m:r>
-          <m:r>
-            <w:rPr>
-              <w:rFonts w:ascii="Times New Roman" w:eastAsia="宋体" w:hAnsi="Times New Roman" w:cs="Cambria Math"/>
-            </w:rPr>
-            <m:t>=</m:t>
-          </m:r>
-          <m:sSup>
-            <m:e>
-              <m:r>
-                <w:rPr>
-                  <w:rFonts w:ascii="Times New Roman" w:eastAsia="宋体" w:hAnsi="Times New Roman" w:cs="Cambria Math"/>
-                </w:rPr>
-                <m:t>90</m:t>
-              </m:r>
-            </m:e>
-            <m:sup>
-              <m:r>
-                <w:rPr>
-                  <w:rFonts w:ascii="Times New Roman" w:eastAsia="宋体" w:hAnsi="Times New Roman" w:cs="Cambria Math"/>
-                </w:rPr>
-                <m:t>∘</m:t>
-              </m:r>
-            </m:sup>
-          </m:sSup>
-        </m:oMath>
-      </m:oMathPara>
       <w:r>
         <w:rPr>
           <w:sz w:val="21"/>
         </w:rPr>
         <w:t/>
       </w:r>
-      <m:oMathPara>
-        <m:oMathParaPr>
-          <m:jc m:val="left"/>
-        </m:oMathParaPr>
-        <m:oMath>
-          <m:r>
-            <w:rPr>
-              <w:rFonts w:ascii="Times New Roman" w:eastAsia="宋体" w:hAnsi="Times New Roman" w:cs="Cambria Math"/>
-            </w:rPr>
-            <m:t>C</m:t>
-          </m:r>
-          <m:r>
-            <w:rPr>
-              <w:rFonts w:ascii="Times New Roman" w:eastAsia="宋体" w:hAnsi="Times New Roman" w:cs="Cambria Math"/>
-            </w:rPr>
-            <m:t>D</m:t>
-          </m:r>
-          <m:r>
-            <w:rPr>
-              <w:rFonts w:ascii="Times New Roman" w:eastAsia="宋体" w:hAnsi="Times New Roman" w:cs="Cambria Math"/>
-            </w:rPr>
-            <m:t>⊥</m:t>
-          </m:r>
-          <m:r>
-            <w:rPr>
-              <w:rFonts w:ascii="Times New Roman" w:eastAsia="宋体" w:hAnsi="Times New Roman" w:cs="Cambria Math"/>
-            </w:rPr>
-            <m:t>A</m:t>
-          </m:r>
-          <m:r>
-            <w:rPr>
-              <w:rFonts w:ascii="Times New Roman" w:eastAsia="宋体" w:hAnsi="Times New Roman" w:cs="Cambria Math"/>
-            </w:rPr>
-            <m:t>B</m:t>
-          </m:r>
-        </m:oMath>
-      </m:oMathPara>
       <w:r>
         <w:rPr>
           <w:sz w:val="21"/>
         </w:rPr>
         <w:t/>
       </w:r>
-      <m:oMathPara>
-        <m:oMathParaPr>
-          <m:jc m:val="left"/>
-        </m:oMathParaPr>
-        <m:oMath>
-          <m:r>
-            <w:rPr>
-              <w:rFonts w:ascii="Times New Roman" w:eastAsia="宋体" w:hAnsi="Times New Roman" w:cs="Cambria Math"/>
-            </w:rPr>
-            <m:t>A</m:t>
-          </m:r>
-          <m:r>
-            <w:rPr>
-              <w:rFonts w:ascii="Times New Roman" w:eastAsia="宋体" w:hAnsi="Times New Roman" w:cs="Cambria Math"/>
-            </w:rPr>
-            <m:t>D</m:t>
-          </m:r>
-          <m:r>
-            <w:rPr>
-              <w:rFonts w:ascii="Times New Roman" w:eastAsia="宋体" w:hAnsi="Times New Roman" w:cs="Cambria Math"/>
-            </w:rPr>
-            <m:t>=</m:t>
-          </m:r>
-          <m:r>
-            <w:rPr>
-              <w:rFonts w:ascii="Times New Roman" w:eastAsia="宋体" w:hAnsi="Times New Roman" w:cs="Cambria Math"/>
-            </w:rPr>
-            <m:t>6</m:t>
-          </m:r>
-        </m:oMath>
-      </m:oMathPara>
       <w:r>
         <w:rPr>
           <w:sz w:val="21"/>
         </w:rPr>
         <w:t/>
       </w:r>
-      <m:oMathPara>
-        <m:oMathParaPr>
-          <m:jc m:val="left"/>
-        </m:oMathParaPr>
-        <m:oMath>
-          <m:r>
-            <w:rPr>
-              <w:rFonts w:ascii="Times New Roman" w:eastAsia="宋体" w:hAnsi="Times New Roman" w:cs="Cambria Math"/>
-            </w:rPr>
-            <m:t>C</m:t>
-          </m:r>
-          <m:r>
-            <w:rPr>
-              <w:rFonts w:ascii="Times New Roman" w:eastAsia="宋体" w:hAnsi="Times New Roman" w:cs="Cambria Math"/>
-            </w:rPr>
-            <m:t>D</m:t>
-          </m:r>
-          <m:r>
-            <w:rPr>
-              <w:rFonts w:ascii="Times New Roman" w:eastAsia="宋体" w:hAnsi="Times New Roman" w:cs="Cambria Math"/>
-            </w:rPr>
-            <m:t>=</m:t>
-          </m:r>
-          <m:r>
-            <w:rPr>
-              <w:rFonts w:ascii="Times New Roman" w:eastAsia="宋体" w:hAnsi="Times New Roman" w:cs="Cambria Math"/>
-            </w:rPr>
-            <m:t>2</m:t>
-          </m:r>
-          <m:rad>
-            <m:radPr>
-              <m:degHide/>
-            </m:radPr>
-            <m:deg/>
-            <m:e>
-              <m:r>
-                <w:rPr>
-                  <w:rFonts w:ascii="Times New Roman" w:eastAsia="宋体" w:hAnsi="Times New Roman" w:cs="Cambria Math"/>
-                </w:rPr>
-                <m:t>3</m:t>
-              </m:r>
-            </m:e>
-          </m:rad>
-        </m:oMath>
-      </m:oMathPara>
       <w:r>
         <w:rPr>
           <w:sz w:val="21"/>
@@ -13816,40 +13863,48 @@
         <w:rPr>
           <w:sz w:val="21"/>
         </w:rPr>
-        <w:t>8．一个直角三角形的一条直角边为，斜边上的高为，则这个直角三角形的面积为（    ）</w:t>
-      </w:r>
-      <m:oMathPara>
-        <m:oMathParaPr>
-          <m:jc m:val="left"/>
-        </m:oMathParaPr>
-        <m:oMath>
-          <m:r>
-            <w:rPr>
-              <w:rFonts w:ascii="Times New Roman" w:eastAsia="宋体" w:hAnsi="Times New Roman" w:cs="Cambria Math"/>
-            </w:rPr>
-            <m:t>3</m:t>
-          </m:r>
-        </m:oMath>
-      </m:oMathPara>
+        <w:t>8．</w:t>
+      </w:r>
+      <w:r>
+        <w:rPr>
+          <w:sz w:val="21"/>
+        </w:rPr>
+        <w:t>一个直角三角形的一条直角边为</w:t>
+      </w:r>
+      <m:oMath>
+        <m:r>
+          <w:rPr>
+            <w:rFonts w:ascii="Times New Roman" w:eastAsia="宋体" w:hAnsi="Times New Roman" w:cs="Cambria Math"/>
+          </w:rPr>
+          <m:t>3</m:t>
+        </m:r>
+      </m:oMath>
+      <w:r>
+        <w:rPr>
+          <w:sz w:val="21"/>
+        </w:rPr>
+        <w:t>，斜边上的高为</w:t>
+      </w:r>
+      <m:oMath>
+        <m:r>
+          <w:rPr>
+            <w:rFonts w:ascii="Times New Roman" w:eastAsia="宋体" w:hAnsi="Times New Roman" w:cs="Cambria Math"/>
+          </w:rPr>
+          <m:t>2.4</m:t>
+        </m:r>
+      </m:oMath>
+      <w:r>
+        <w:rPr>
+          <w:sz w:val="21"/>
+        </w:rPr>
+        <w:t>，则这个直角三角形的面积为（    ）</w:t>
+      </w:r>
       <w:r>
         <w:rPr>
           <w:sz w:val="21"/>
         </w:rPr>
         <w:t/>
       </w:r>
-      <m:oMathPara>
-        <m:oMathParaPr>
-          <m:jc m:val="left"/>
-        </m:oMathParaPr>
-        <m:oMath>
-          <m:r>
-            <w:rPr>
-              <w:rFonts w:ascii="Times New Roman" w:eastAsia="宋体" w:hAnsi="Times New Roman" w:cs="Cambria Math"/>
-            </w:rPr>
-            <m:t>2.4</m:t>
-          </m:r>
-        </m:oMath>
-      </m:oMathPara>
       <w:r>
         <w:rPr>
           <w:sz w:val="21"/>
@@ -14349,251 +14404,263 @@
         <w:rPr>
           <w:sz w:val="21"/>
         </w:rPr>
-        <w:t>9．已知在梯形中，，，，，，则此梯形的面积为________．</w:t>
-      </w:r>
-      <m:oMathPara>
-        <m:oMathParaPr>
-          <m:jc m:val="left"/>
-        </m:oMathParaPr>
-        <m:oMath>
-          <m:r>
-            <w:rPr>
-              <w:rFonts w:ascii="Times New Roman" w:eastAsia="宋体" w:hAnsi="Times New Roman" w:cs="Cambria Math"/>
-            </w:rPr>
-            <m:t>A</m:t>
-          </m:r>
-          <m:r>
-            <w:rPr>
-              <w:rFonts w:ascii="Times New Roman" w:eastAsia="宋体" w:hAnsi="Times New Roman" w:cs="Cambria Math"/>
-            </w:rPr>
-            <m:t>B</m:t>
-          </m:r>
-          <m:r>
-            <w:rPr>
-              <w:rFonts w:ascii="Times New Roman" w:eastAsia="宋体" w:hAnsi="Times New Roman" w:cs="Cambria Math"/>
-            </w:rPr>
-            <m:t>C</m:t>
-          </m:r>
-          <m:r>
-            <w:rPr>
-              <w:rFonts w:ascii="Times New Roman" w:eastAsia="宋体" w:hAnsi="Times New Roman" w:cs="Cambria Math"/>
-            </w:rPr>
-            <m:t>D</m:t>
-          </m:r>
-        </m:oMath>
-      </m:oMathPara>
+        <w:t>9．</w:t>
+      </w:r>
+      <w:r>
+        <w:rPr>
+          <w:sz w:val="21"/>
+        </w:rPr>
+        <w:t>已知在梯形</w:t>
+      </w:r>
+      <m:oMath>
+        <m:r>
+          <w:rPr>
+            <w:rFonts w:ascii="Times New Roman" w:eastAsia="宋体" w:hAnsi="Times New Roman" w:cs="Cambria Math"/>
+          </w:rPr>
+          <m:t>A</m:t>
+        </m:r>
+        <m:r>
+          <w:rPr>
+            <w:rFonts w:ascii="Times New Roman" w:eastAsia="宋体" w:hAnsi="Times New Roman" w:cs="Cambria Math"/>
+          </w:rPr>
+          <m:t>B</m:t>
+        </m:r>
+        <m:r>
+          <w:rPr>
+            <w:rFonts w:ascii="Times New Roman" w:eastAsia="宋体" w:hAnsi="Times New Roman" w:cs="Cambria Math"/>
+          </w:rPr>
+          <m:t>C</m:t>
+        </m:r>
+        <m:r>
+          <w:rPr>
+            <w:rFonts w:ascii="Times New Roman" w:eastAsia="宋体" w:hAnsi="Times New Roman" w:cs="Cambria Math"/>
+          </w:rPr>
+          <m:t>D</m:t>
+        </m:r>
+      </m:oMath>
+      <w:r>
+        <w:rPr>
+          <w:sz w:val="21"/>
+        </w:rPr>
+        <w:t>中，</w:t>
+      </w:r>
+      <m:oMath>
+        <m:r>
+          <w:rPr>
+            <w:rFonts w:ascii="Times New Roman" w:eastAsia="宋体" w:hAnsi="Times New Roman" w:cs="Cambria Math"/>
+          </w:rPr>
+          <m:t>D</m:t>
+        </m:r>
+        <m:r>
+          <w:rPr>
+            <w:rFonts w:ascii="Times New Roman" w:eastAsia="宋体" w:hAnsi="Times New Roman" w:cs="Cambria Math"/>
+          </w:rPr>
+          <m:t>C</m:t>
+        </m:r>
+        <m:r>
+          <m:rPr>
+            <m:nor/>
+          </m:rPr>
+          <w:rPr>
+            <w:rFonts w:ascii="Times New Roman" w:eastAsia="宋体" w:hAnsi="Times New Roman" w:cs="Cambria Math"/>
+          </w:rPr>
+          <m:t>//</m:t>
+        </m:r>
+        <m:r>
+          <w:rPr>
+            <w:rFonts w:ascii="Times New Roman" w:eastAsia="宋体" w:hAnsi="Times New Roman" w:cs="Cambria Math"/>
+          </w:rPr>
+          <m:t>A</m:t>
+        </m:r>
+        <m:r>
+          <w:rPr>
+            <w:rFonts w:ascii="Times New Roman" w:eastAsia="宋体" w:hAnsi="Times New Roman" w:cs="Cambria Math"/>
+          </w:rPr>
+          <m:t>B</m:t>
+        </m:r>
+      </m:oMath>
+      <w:r>
+        <w:rPr>
+          <w:sz w:val="21"/>
+        </w:rPr>
+        <w:t>，</w:t>
+      </w:r>
+      <m:oMath>
+        <m:r>
+          <w:rPr>
+            <w:rFonts w:ascii="Times New Roman" w:eastAsia="宋体" w:hAnsi="Times New Roman" w:cs="Cambria Math"/>
+          </w:rPr>
+          <m:t>∠</m:t>
+        </m:r>
+        <m:r>
+          <w:rPr>
+            <w:rFonts w:ascii="Times New Roman" w:eastAsia="宋体" w:hAnsi="Times New Roman" w:cs="Cambria Math"/>
+          </w:rPr>
+          <m:t>D</m:t>
+        </m:r>
+        <m:r>
+          <w:rPr>
+            <w:rFonts w:ascii="Times New Roman" w:eastAsia="宋体" w:hAnsi="Times New Roman" w:cs="Cambria Math"/>
+          </w:rPr>
+          <m:t>=</m:t>
+        </m:r>
+        <m:sSup>
+          <m:e>
+            <m:r>
+              <w:rPr>
+                <w:rFonts w:ascii="Times New Roman" w:eastAsia="宋体" w:hAnsi="Times New Roman" w:cs="Cambria Math"/>
+              </w:rPr>
+              <m:t>90</m:t>
+            </m:r>
+          </m:e>
+          <m:sup>
+            <m:r>
+              <w:rPr>
+                <w:rFonts w:ascii="Times New Roman" w:eastAsia="宋体" w:hAnsi="Times New Roman" w:cs="Cambria Math"/>
+              </w:rPr>
+              <m:t>∘</m:t>
+            </m:r>
+          </m:sup>
+        </m:sSup>
+      </m:oMath>
+      <w:r>
+        <w:rPr>
+          <w:sz w:val="21"/>
+        </w:rPr>
+        <w:t>，</w:t>
+      </w:r>
+      <m:oMath>
+        <m:r>
+          <w:rPr>
+            <w:rFonts w:ascii="Times New Roman" w:eastAsia="宋体" w:hAnsi="Times New Roman" w:cs="Cambria Math"/>
+          </w:rPr>
+          <m:t>A</m:t>
+        </m:r>
+        <m:r>
+          <w:rPr>
+            <w:rFonts w:ascii="Times New Roman" w:eastAsia="宋体" w:hAnsi="Times New Roman" w:cs="Cambria Math"/>
+          </w:rPr>
+          <m:t>C</m:t>
+        </m:r>
+        <m:r>
+          <w:rPr>
+            <w:rFonts w:ascii="Times New Roman" w:eastAsia="宋体" w:hAnsi="Times New Roman" w:cs="Cambria Math"/>
+          </w:rPr>
+          <m:t>⊥</m:t>
+        </m:r>
+        <m:r>
+          <w:rPr>
+            <w:rFonts w:ascii="Times New Roman" w:eastAsia="宋体" w:hAnsi="Times New Roman" w:cs="Cambria Math"/>
+          </w:rPr>
+          <m:t>B</m:t>
+        </m:r>
+        <m:r>
+          <w:rPr>
+            <w:rFonts w:ascii="Times New Roman" w:eastAsia="宋体" w:hAnsi="Times New Roman" w:cs="Cambria Math"/>
+          </w:rPr>
+          <m:t>C</m:t>
+        </m:r>
+      </m:oMath>
+      <w:r>
+        <w:rPr>
+          <w:sz w:val="21"/>
+        </w:rPr>
+        <w:t>，</w:t>
+      </w:r>
+      <m:oMath>
+        <m:r>
+          <w:rPr>
+            <w:rFonts w:ascii="Times New Roman" w:eastAsia="宋体" w:hAnsi="Times New Roman" w:cs="Cambria Math"/>
+          </w:rPr>
+          <m:t>A</m:t>
+        </m:r>
+        <m:r>
+          <w:rPr>
+            <w:rFonts w:ascii="Times New Roman" w:eastAsia="宋体" w:hAnsi="Times New Roman" w:cs="Cambria Math"/>
+          </w:rPr>
+          <m:t>B</m:t>
+        </m:r>
+        <m:r>
+          <w:rPr>
+            <w:rFonts w:ascii="Times New Roman" w:eastAsia="宋体" w:hAnsi="Times New Roman" w:cs="Cambria Math"/>
+          </w:rPr>
+          <m:t>=</m:t>
+        </m:r>
+        <m:r>
+          <w:rPr>
+            <w:rFonts w:ascii="Times New Roman" w:eastAsia="宋体" w:hAnsi="Times New Roman" w:cs="Cambria Math"/>
+          </w:rPr>
+          <m:t>10</m:t>
+        </m:r>
+      </m:oMath>
+      <w:r>
+        <w:rPr>
+          <w:sz w:val="21"/>
+        </w:rPr>
+        <w:t>，</w:t>
+      </w:r>
+      <m:oMath>
+        <m:r>
+          <w:rPr>
+            <w:rFonts w:ascii="Times New Roman" w:eastAsia="宋体" w:hAnsi="Times New Roman" w:cs="Cambria Math"/>
+          </w:rPr>
+          <m:t>A</m:t>
+        </m:r>
+        <m:r>
+          <w:rPr>
+            <w:rFonts w:ascii="Times New Roman" w:eastAsia="宋体" w:hAnsi="Times New Roman" w:cs="Cambria Math"/>
+          </w:rPr>
+          <m:t>C</m:t>
+        </m:r>
+        <m:r>
+          <w:rPr>
+            <w:rFonts w:ascii="Times New Roman" w:eastAsia="宋体" w:hAnsi="Times New Roman" w:cs="Cambria Math"/>
+          </w:rPr>
+          <m:t>=</m:t>
+        </m:r>
+        <m:r>
+          <w:rPr>
+            <w:rFonts w:ascii="Times New Roman" w:eastAsia="宋体" w:hAnsi="Times New Roman" w:cs="Cambria Math"/>
+          </w:rPr>
+          <m:t>6</m:t>
+        </m:r>
+      </m:oMath>
+      <w:r>
+        <w:rPr>
+          <w:sz w:val="21"/>
+        </w:rPr>
+        <w:t>，则此梯形的面积为________．</w:t>
+      </w:r>
       <w:r>
         <w:rPr>
           <w:sz w:val="21"/>
         </w:rPr>
         <w:t/>
       </w:r>
-      <m:oMathPara>
-        <m:oMathParaPr>
-          <m:jc m:val="left"/>
-        </m:oMathParaPr>
-        <m:oMath>
-          <m:r>
-            <w:rPr>
-              <w:rFonts w:ascii="Times New Roman" w:eastAsia="宋体" w:hAnsi="Times New Roman" w:cs="Cambria Math"/>
-            </w:rPr>
-            <m:t>D</m:t>
-          </m:r>
-          <m:r>
-            <w:rPr>
-              <w:rFonts w:ascii="Times New Roman" w:eastAsia="宋体" w:hAnsi="Times New Roman" w:cs="Cambria Math"/>
-            </w:rPr>
-            <m:t>C</m:t>
-          </m:r>
-          <m:r>
-            <m:rPr>
-              <m:nor/>
-            </m:rPr>
-            <w:rPr>
-              <w:rFonts w:ascii="Times New Roman" w:eastAsia="宋体" w:hAnsi="Times New Roman" w:cs="Cambria Math"/>
-            </w:rPr>
-            <m:t>//</m:t>
-          </m:r>
-          <m:r>
-            <w:rPr>
-              <w:rFonts w:ascii="Times New Roman" w:eastAsia="宋体" w:hAnsi="Times New Roman" w:cs="Cambria Math"/>
-            </w:rPr>
-            <m:t>A</m:t>
-          </m:r>
-          <m:r>
-            <w:rPr>
-              <w:rFonts w:ascii="Times New Roman" w:eastAsia="宋体" w:hAnsi="Times New Roman" w:cs="Cambria Math"/>
-            </w:rPr>
-            <m:t>B</m:t>
-          </m:r>
-        </m:oMath>
-      </m:oMathPara>
       <w:r>
         <w:rPr>
           <w:sz w:val="21"/>
         </w:rPr>
         <w:t/>
       </w:r>
-      <m:oMathPara>
-        <m:oMathParaPr>
-          <m:jc m:val="left"/>
-        </m:oMathParaPr>
-        <m:oMath>
-          <m:r>
-            <w:rPr>
-              <w:rFonts w:ascii="Times New Roman" w:eastAsia="宋体" w:hAnsi="Times New Roman" w:cs="Cambria Math"/>
-            </w:rPr>
-            <m:t>∠</m:t>
-          </m:r>
-          <m:r>
-            <w:rPr>
-              <w:rFonts w:ascii="Times New Roman" w:eastAsia="宋体" w:hAnsi="Times New Roman" w:cs="Cambria Math"/>
-            </w:rPr>
-            <m:t>D</m:t>
-          </m:r>
-          <m:r>
-            <w:rPr>
-              <w:rFonts w:ascii="Times New Roman" w:eastAsia="宋体" w:hAnsi="Times New Roman" w:cs="Cambria Math"/>
-            </w:rPr>
-            <m:t>=</m:t>
-          </m:r>
-          <m:sSup>
-            <m:e>
-              <m:r>
-                <w:rPr>
-                  <w:rFonts w:ascii="Times New Roman" w:eastAsia="宋体" w:hAnsi="Times New Roman" w:cs="Cambria Math"/>
-                </w:rPr>
-                <m:t>90</m:t>
-              </m:r>
-            </m:e>
-            <m:sup>
-              <m:r>
-                <w:rPr>
-                  <w:rFonts w:ascii="Times New Roman" w:eastAsia="宋体" w:hAnsi="Times New Roman" w:cs="Cambria Math"/>
-                </w:rPr>
-                <m:t>∘</m:t>
-              </m:r>
-            </m:sup>
-          </m:sSup>
-        </m:oMath>
-      </m:oMathPara>
       <w:r>
         <w:rPr>
           <w:sz w:val="21"/>
         </w:rPr>
         <w:t/>
       </w:r>
-      <m:oMathPara>
-        <m:oMathParaPr>
-          <m:jc m:val="left"/>
-        </m:oMathParaPr>
-        <m:oMath>
-          <m:r>
-            <w:rPr>
-              <w:rFonts w:ascii="Times New Roman" w:eastAsia="宋体" w:hAnsi="Times New Roman" w:cs="Cambria Math"/>
-            </w:rPr>
-            <m:t>A</m:t>
-          </m:r>
-          <m:r>
-            <w:rPr>
-              <w:rFonts w:ascii="Times New Roman" w:eastAsia="宋体" w:hAnsi="Times New Roman" w:cs="Cambria Math"/>
-            </w:rPr>
-            <m:t>C</m:t>
-          </m:r>
-          <m:r>
-            <w:rPr>
-              <w:rFonts w:ascii="Times New Roman" w:eastAsia="宋体" w:hAnsi="Times New Roman" w:cs="Cambria Math"/>
-            </w:rPr>
-            <m:t>⊥</m:t>
-          </m:r>
-          <m:r>
-            <w:rPr>
-              <w:rFonts w:ascii="Times New Roman" w:eastAsia="宋体" w:hAnsi="Times New Roman" w:cs="Cambria Math"/>
-            </w:rPr>
-            <m:t>B</m:t>
-          </m:r>
-          <m:r>
-            <w:rPr>
-              <w:rFonts w:ascii="Times New Roman" w:eastAsia="宋体" w:hAnsi="Times New Roman" w:cs="Cambria Math"/>
-            </w:rPr>
-            <m:t>C</m:t>
-          </m:r>
-        </m:oMath>
-      </m:oMathPara>
       <w:r>
         <w:rPr>
           <w:sz w:val="21"/>
         </w:rPr>
         <w:t/>
       </w:r>
-      <m:oMathPara>
-        <m:oMathParaPr>
-          <m:jc m:val="left"/>
-        </m:oMathParaPr>
-        <m:oMath>
-          <m:r>
-            <w:rPr>
-              <w:rFonts w:ascii="Times New Roman" w:eastAsia="宋体" w:hAnsi="Times New Roman" w:cs="Cambria Math"/>
-            </w:rPr>
-            <m:t>A</m:t>
-          </m:r>
-          <m:r>
-            <w:rPr>
-              <w:rFonts w:ascii="Times New Roman" w:eastAsia="宋体" w:hAnsi="Times New Roman" w:cs="Cambria Math"/>
-            </w:rPr>
-            <m:t>B</m:t>
-          </m:r>
-          <m:r>
-            <w:rPr>
-              <w:rFonts w:ascii="Times New Roman" w:eastAsia="宋体" w:hAnsi="Times New Roman" w:cs="Cambria Math"/>
-            </w:rPr>
-            <m:t>=</m:t>
-          </m:r>
-          <m:r>
-            <w:rPr>
-              <w:rFonts w:ascii="Times New Roman" w:eastAsia="宋体" w:hAnsi="Times New Roman" w:cs="Cambria Math"/>
-            </w:rPr>
-            <m:t>10</m:t>
-          </m:r>
-        </m:oMath>
-      </m:oMathPara>
       <w:r>
         <w:rPr>
           <w:sz w:val="21"/>
         </w:rPr>
         <w:t/>
       </w:r>
-      <m:oMathPara>
-        <m:oMathParaPr>
-          <m:jc m:val="left"/>
-        </m:oMathParaPr>
-        <m:oMath>
-          <m:r>
-            <w:rPr>
-              <w:rFonts w:ascii="Times New Roman" w:eastAsia="宋体" w:hAnsi="Times New Roman" w:cs="Cambria Math"/>
-            </w:rPr>
-            <m:t>A</m:t>
-          </m:r>
-          <m:r>
-            <w:rPr>
-              <w:rFonts w:ascii="Times New Roman" w:eastAsia="宋体" w:hAnsi="Times New Roman" w:cs="Cambria Math"/>
-            </w:rPr>
-            <m:t>C</m:t>
-          </m:r>
-          <m:r>
-            <w:rPr>
-              <w:rFonts w:ascii="Times New Roman" w:eastAsia="宋体" w:hAnsi="Times New Roman" w:cs="Cambria Math"/>
-            </w:rPr>
-            <m:t>=</m:t>
-          </m:r>
-          <m:r>
-            <w:rPr>
-              <w:rFonts w:ascii="Times New Roman" w:eastAsia="宋体" w:hAnsi="Times New Roman" w:cs="Cambria Math"/>
-            </w:rPr>
-            <m:t>6</m:t>
-          </m:r>
-        </m:oMath>
-      </m:oMathPara>
       <w:r>
         <w:rPr>
           <w:sz w:val="21"/>
@@ -18180,232 +18247,246 @@
         <w:rPr>
           <w:sz w:val="21"/>
         </w:rPr>
-        <w:t>11．如图，在中，为边上的高，过作，，，为垂足．求证：</w:t>
-      </w:r>
-      <m:oMathPara>
-        <m:oMathParaPr>
-          <m:jc m:val="left"/>
-        </m:oMathParaPr>
-        <m:oMath>
-          <m:r>
-            <w:rPr>
-              <w:rFonts w:ascii="Times New Roman" w:eastAsia="宋体" w:hAnsi="Times New Roman" w:cs="Cambria Math"/>
-            </w:rPr>
-            <m:t>△</m:t>
-          </m:r>
-          <m:r>
-            <w:rPr>
-              <w:rFonts w:ascii="Times New Roman" w:eastAsia="宋体" w:hAnsi="Times New Roman" w:cs="Cambria Math"/>
-            </w:rPr>
-            <m:t>A</m:t>
-          </m:r>
-          <m:r>
-            <w:rPr>
-              <w:rFonts w:ascii="Times New Roman" w:eastAsia="宋体" w:hAnsi="Times New Roman" w:cs="Cambria Math"/>
-            </w:rPr>
-            <m:t>B</m:t>
-          </m:r>
-          <m:r>
-            <w:rPr>
-              <w:rFonts w:ascii="Times New Roman" w:eastAsia="宋体" w:hAnsi="Times New Roman" w:cs="Cambria Math"/>
-            </w:rPr>
-            <m:t>C</m:t>
-          </m:r>
-        </m:oMath>
-      </m:oMathPara>
+        <w:t>11．</w:t>
+      </w:r>
+      <w:r>
+        <w:rPr>
+          <w:sz w:val="21"/>
+        </w:rPr>
+        <w:t>如图，在</w:t>
+      </w:r>
+      <m:oMath>
+        <m:r>
+          <w:rPr>
+            <w:rFonts w:ascii="Times New Roman" w:eastAsia="宋体" w:hAnsi="Times New Roman" w:cs="Cambria Math"/>
+          </w:rPr>
+          <m:t>△</m:t>
+        </m:r>
+        <m:r>
+          <w:rPr>
+            <w:rFonts w:ascii="Times New Roman" w:eastAsia="宋体" w:hAnsi="Times New Roman" w:cs="Cambria Math"/>
+          </w:rPr>
+          <m:t>A</m:t>
+        </m:r>
+        <m:r>
+          <w:rPr>
+            <w:rFonts w:ascii="Times New Roman" w:eastAsia="宋体" w:hAnsi="Times New Roman" w:cs="Cambria Math"/>
+          </w:rPr>
+          <m:t>B</m:t>
+        </m:r>
+        <m:r>
+          <w:rPr>
+            <w:rFonts w:ascii="Times New Roman" w:eastAsia="宋体" w:hAnsi="Times New Roman" w:cs="Cambria Math"/>
+          </w:rPr>
+          <m:t>C</m:t>
+        </m:r>
+      </m:oMath>
+      <w:r>
+        <w:rPr>
+          <w:sz w:val="21"/>
+        </w:rPr>
+        <w:t>中，</w:t>
+      </w:r>
+      <m:oMath>
+        <m:r>
+          <w:rPr>
+            <w:rFonts w:ascii="Times New Roman" w:eastAsia="宋体" w:hAnsi="Times New Roman" w:cs="Cambria Math"/>
+          </w:rPr>
+          <m:t>A</m:t>
+        </m:r>
+        <m:r>
+          <w:rPr>
+            <w:rFonts w:ascii="Times New Roman" w:eastAsia="宋体" w:hAnsi="Times New Roman" w:cs="Cambria Math"/>
+          </w:rPr>
+          <m:t>D</m:t>
+        </m:r>
+      </m:oMath>
+      <w:r>
+        <w:rPr>
+          <w:sz w:val="21"/>
+        </w:rPr>
+        <w:t>为</w:t>
+      </w:r>
+      <m:oMath>
+        <m:r>
+          <w:rPr>
+            <w:rFonts w:ascii="Times New Roman" w:eastAsia="宋体" w:hAnsi="Times New Roman" w:cs="Cambria Math"/>
+          </w:rPr>
+          <m:t>B</m:t>
+        </m:r>
+        <m:r>
+          <w:rPr>
+            <w:rFonts w:ascii="Times New Roman" w:eastAsia="宋体" w:hAnsi="Times New Roman" w:cs="Cambria Math"/>
+          </w:rPr>
+          <m:t>C</m:t>
+        </m:r>
+      </m:oMath>
+      <w:r>
+        <w:rPr>
+          <w:sz w:val="21"/>
+        </w:rPr>
+        <w:t>边上的高，过</w:t>
+      </w:r>
+      <m:oMath>
+        <m:r>
+          <w:rPr>
+            <w:rFonts w:ascii="Times New Roman" w:eastAsia="宋体" w:hAnsi="Times New Roman" w:cs="Cambria Math"/>
+          </w:rPr>
+          <m:t>D</m:t>
+        </m:r>
+      </m:oMath>
+      <w:r>
+        <w:rPr>
+          <w:sz w:val="21"/>
+        </w:rPr>
+        <w:t>作</w:t>
+      </w:r>
+      <m:oMath>
+        <m:r>
+          <w:rPr>
+            <w:rFonts w:ascii="Times New Roman" w:eastAsia="宋体" w:hAnsi="Times New Roman" w:cs="Cambria Math"/>
+          </w:rPr>
+          <m:t>D</m:t>
+        </m:r>
+        <m:r>
+          <w:rPr>
+            <w:rFonts w:ascii="Times New Roman" w:eastAsia="宋体" w:hAnsi="Times New Roman" w:cs="Cambria Math"/>
+          </w:rPr>
+          <m:t>E</m:t>
+        </m:r>
+        <m:r>
+          <w:rPr>
+            <w:rFonts w:ascii="Times New Roman" w:eastAsia="宋体" w:hAnsi="Times New Roman" w:cs="Cambria Math"/>
+          </w:rPr>
+          <m:t>⊥</m:t>
+        </m:r>
+        <m:r>
+          <w:rPr>
+            <w:rFonts w:ascii="Times New Roman" w:eastAsia="宋体" w:hAnsi="Times New Roman" w:cs="Cambria Math"/>
+          </w:rPr>
+          <m:t>A</m:t>
+        </m:r>
+        <m:r>
+          <w:rPr>
+            <w:rFonts w:ascii="Times New Roman" w:eastAsia="宋体" w:hAnsi="Times New Roman" w:cs="Cambria Math"/>
+          </w:rPr>
+          <m:t>B</m:t>
+        </m:r>
+      </m:oMath>
+      <w:r>
+        <w:rPr>
+          <w:sz w:val="21"/>
+        </w:rPr>
+        <w:t>，</w:t>
+      </w:r>
+      <m:oMath>
+        <m:r>
+          <w:rPr>
+            <w:rFonts w:ascii="Times New Roman" w:eastAsia="宋体" w:hAnsi="Times New Roman" w:cs="Cambria Math"/>
+          </w:rPr>
+          <m:t>D</m:t>
+        </m:r>
+        <m:r>
+          <w:rPr>
+            <w:rFonts w:ascii="Times New Roman" w:eastAsia="宋体" w:hAnsi="Times New Roman" w:cs="Cambria Math"/>
+          </w:rPr>
+          <m:t>F</m:t>
+        </m:r>
+        <m:r>
+          <w:rPr>
+            <w:rFonts w:ascii="Times New Roman" w:eastAsia="宋体" w:hAnsi="Times New Roman" w:cs="Cambria Math"/>
+          </w:rPr>
+          <m:t>⊥</m:t>
+        </m:r>
+        <m:r>
+          <w:rPr>
+            <w:rFonts w:ascii="Times New Roman" w:eastAsia="宋体" w:hAnsi="Times New Roman" w:cs="Cambria Math"/>
+          </w:rPr>
+          <m:t>A</m:t>
+        </m:r>
+        <m:r>
+          <w:rPr>
+            <w:rFonts w:ascii="Times New Roman" w:eastAsia="宋体" w:hAnsi="Times New Roman" w:cs="Cambria Math"/>
+          </w:rPr>
+          <m:t>C</m:t>
+        </m:r>
+      </m:oMath>
+      <w:r>
+        <w:rPr>
+          <w:sz w:val="21"/>
+        </w:rPr>
+        <w:t>，</w:t>
+      </w:r>
+      <m:oMath>
+        <m:r>
+          <w:rPr>
+            <w:rFonts w:ascii="Times New Roman" w:eastAsia="宋体" w:hAnsi="Times New Roman" w:cs="Cambria Math"/>
+          </w:rPr>
+          <m:t>E</m:t>
+        </m:r>
+      </m:oMath>
+      <w:r>
+        <w:rPr>
+          <w:sz w:val="21"/>
+        </w:rPr>
+        <w:t>，</w:t>
+      </w:r>
+      <m:oMath>
+        <m:r>
+          <w:rPr>
+            <w:rFonts w:ascii="Times New Roman" w:eastAsia="宋体" w:hAnsi="Times New Roman" w:cs="Cambria Math"/>
+          </w:rPr>
+          <m:t>F</m:t>
+        </m:r>
+      </m:oMath>
+      <w:r>
+        <w:rPr>
+          <w:sz w:val="21"/>
+        </w:rPr>
+        <w:t>为垂足．求证：</w:t>
+      </w:r>
       <w:r>
         <w:rPr>
           <w:sz w:val="21"/>
         </w:rPr>
         <w:t/>
       </w:r>
-      <m:oMathPara>
-        <m:oMathParaPr>
-          <m:jc m:val="left"/>
-        </m:oMathParaPr>
-        <m:oMath>
-          <m:r>
-            <w:rPr>
-              <w:rFonts w:ascii="Times New Roman" w:eastAsia="宋体" w:hAnsi="Times New Roman" w:cs="Cambria Math"/>
-            </w:rPr>
-            <m:t>A</m:t>
-          </m:r>
-          <m:r>
-            <w:rPr>
-              <w:rFonts w:ascii="Times New Roman" w:eastAsia="宋体" w:hAnsi="Times New Roman" w:cs="Cambria Math"/>
-            </w:rPr>
-            <m:t>D</m:t>
-          </m:r>
-        </m:oMath>
-      </m:oMathPara>
       <w:r>
         <w:rPr>
           <w:sz w:val="21"/>
         </w:rPr>
         <w:t/>
       </w:r>
-      <m:oMathPara>
-        <m:oMathParaPr>
-          <m:jc m:val="left"/>
-        </m:oMathParaPr>
-        <m:oMath>
-          <m:r>
-            <w:rPr>
-              <w:rFonts w:ascii="Times New Roman" w:eastAsia="宋体" w:hAnsi="Times New Roman" w:cs="Cambria Math"/>
-            </w:rPr>
-            <m:t>B</m:t>
-          </m:r>
-          <m:r>
-            <w:rPr>
-              <w:rFonts w:ascii="Times New Roman" w:eastAsia="宋体" w:hAnsi="Times New Roman" w:cs="Cambria Math"/>
-            </w:rPr>
-            <m:t>C</m:t>
-          </m:r>
-        </m:oMath>
-      </m:oMathPara>
       <w:r>
         <w:rPr>
           <w:sz w:val="21"/>
         </w:rPr>
         <w:t/>
       </w:r>
-      <m:oMathPara>
-        <m:oMathParaPr>
-          <m:jc m:val="left"/>
-        </m:oMathParaPr>
-        <m:oMath>
-          <m:r>
-            <w:rPr>
-              <w:rFonts w:ascii="Times New Roman" w:eastAsia="宋体" w:hAnsi="Times New Roman" w:cs="Cambria Math"/>
-            </w:rPr>
-            <m:t>D</m:t>
-          </m:r>
-        </m:oMath>
-      </m:oMathPara>
       <w:r>
         <w:rPr>
           <w:sz w:val="21"/>
         </w:rPr>
         <w:t/>
       </w:r>
-      <m:oMathPara>
-        <m:oMathParaPr>
-          <m:jc m:val="left"/>
-        </m:oMathParaPr>
-        <m:oMath>
-          <m:r>
-            <w:rPr>
-              <w:rFonts w:ascii="Times New Roman" w:eastAsia="宋体" w:hAnsi="Times New Roman" w:cs="Cambria Math"/>
-            </w:rPr>
-            <m:t>D</m:t>
-          </m:r>
-          <m:r>
-            <w:rPr>
-              <w:rFonts w:ascii="Times New Roman" w:eastAsia="宋体" w:hAnsi="Times New Roman" w:cs="Cambria Math"/>
-            </w:rPr>
-            <m:t>E</m:t>
-          </m:r>
-          <m:r>
-            <w:rPr>
-              <w:rFonts w:ascii="Times New Roman" w:eastAsia="宋体" w:hAnsi="Times New Roman" w:cs="Cambria Math"/>
-            </w:rPr>
-            <m:t>⊥</m:t>
-          </m:r>
-          <m:r>
-            <w:rPr>
-              <w:rFonts w:ascii="Times New Roman" w:eastAsia="宋体" w:hAnsi="Times New Roman" w:cs="Cambria Math"/>
-            </w:rPr>
-            <m:t>A</m:t>
-          </m:r>
-          <m:r>
-            <w:rPr>
-              <w:rFonts w:ascii="Times New Roman" w:eastAsia="宋体" w:hAnsi="Times New Roman" w:cs="Cambria Math"/>
-            </w:rPr>
-            <m:t>B</m:t>
-          </m:r>
-        </m:oMath>
-      </m:oMathPara>
       <w:r>
         <w:rPr>
           <w:sz w:val="21"/>
         </w:rPr>
         <w:t/>
       </w:r>
-      <m:oMathPara>
-        <m:oMathParaPr>
-          <m:jc m:val="left"/>
-        </m:oMathParaPr>
-        <m:oMath>
-          <m:r>
-            <w:rPr>
-              <w:rFonts w:ascii="Times New Roman" w:eastAsia="宋体" w:hAnsi="Times New Roman" w:cs="Cambria Math"/>
-            </w:rPr>
-            <m:t>D</m:t>
-          </m:r>
-          <m:r>
-            <w:rPr>
-              <w:rFonts w:ascii="Times New Roman" w:eastAsia="宋体" w:hAnsi="Times New Roman" w:cs="Cambria Math"/>
-            </w:rPr>
-            <m:t>F</m:t>
-          </m:r>
-          <m:r>
-            <w:rPr>
-              <w:rFonts w:ascii="Times New Roman" w:eastAsia="宋体" w:hAnsi="Times New Roman" w:cs="Cambria Math"/>
-            </w:rPr>
-            <m:t>⊥</m:t>
-          </m:r>
-          <m:r>
-            <w:rPr>
-              <w:rFonts w:ascii="Times New Roman" w:eastAsia="宋体" w:hAnsi="Times New Roman" w:cs="Cambria Math"/>
-            </w:rPr>
-            <m:t>A</m:t>
-          </m:r>
-          <m:r>
-            <w:rPr>
-              <w:rFonts w:ascii="Times New Roman" w:eastAsia="宋体" w:hAnsi="Times New Roman" w:cs="Cambria Math"/>
-            </w:rPr>
-            <m:t>C</m:t>
-          </m:r>
-        </m:oMath>
-      </m:oMathPara>
       <w:r>
         <w:rPr>
           <w:sz w:val="21"/>
         </w:rPr>
         <w:t/>
       </w:r>
-      <m:oMathPara>
-        <m:oMathParaPr>
-          <m:jc m:val="left"/>
-        </m:oMathParaPr>
-        <m:oMath>
-          <m:r>
-            <w:rPr>
-              <w:rFonts w:ascii="Times New Roman" w:eastAsia="宋体" w:hAnsi="Times New Roman" w:cs="Cambria Math"/>
-            </w:rPr>
-            <m:t>E</m:t>
-          </m:r>
-        </m:oMath>
-      </m:oMathPara>
       <w:r>
         <w:rPr>
           <w:sz w:val="21"/>
         </w:rPr>
         <w:t/>
       </w:r>
-      <m:oMathPara>
-        <m:oMathParaPr>
-          <m:jc m:val="left"/>
-        </m:oMathParaPr>
-        <m:oMath>
-          <m:r>
-            <w:rPr>
-              <w:rFonts w:ascii="Times New Roman" w:eastAsia="宋体" w:hAnsi="Times New Roman" w:cs="Cambria Math"/>
-            </w:rPr>
-            <m:t>F</m:t>
-          </m:r>
-        </m:oMath>
-      </m:oMathPara>
       <w:r>
         <w:rPr>
           <w:sz w:val="21"/>
@@ -21630,7 +21711,243 @@
         <w:rPr>
           <w:sz w:val="21"/>
         </w:rPr>
-        <w:t>13． 如图，在中，是角的平分线，，，，求的长.</w:t>
+        <w:t>13． </w:t>
+      </w:r>
+      <w:r>
+        <w:rPr>
+          <w:sz w:val="21"/>
+        </w:rPr>
+        <w:t>如图，在</w:t>
+      </w:r>
+      <m:oMath>
+        <m:r>
+          <w:rPr>
+            <w:rFonts w:ascii="Times New Roman" w:eastAsia="宋体" w:hAnsi="Times New Roman" w:cs="Cambria Math"/>
+          </w:rPr>
+          <m:t>△</m:t>
+        </m:r>
+        <m:r>
+          <w:rPr>
+            <w:rFonts w:ascii="Times New Roman" w:eastAsia="宋体" w:hAnsi="Times New Roman" w:cs="Cambria Math"/>
+          </w:rPr>
+          <m:t>A</m:t>
+        </m:r>
+        <m:r>
+          <w:rPr>
+            <w:rFonts w:ascii="Times New Roman" w:eastAsia="宋体" w:hAnsi="Times New Roman" w:cs="Cambria Math"/>
+          </w:rPr>
+          <m:t>B</m:t>
+        </m:r>
+        <m:r>
+          <w:rPr>
+            <w:rFonts w:ascii="Times New Roman" w:eastAsia="宋体" w:hAnsi="Times New Roman" w:cs="Cambria Math"/>
+          </w:rPr>
+          <m:t>C</m:t>
+        </m:r>
+      </m:oMath>
+      <w:r>
+        <w:rPr>
+          <w:sz w:val="21"/>
+        </w:rPr>
+        <w:t>中，</w:t>
+      </w:r>
+      <m:oMath>
+        <m:r>
+          <w:rPr>
+            <w:rFonts w:ascii="Times New Roman" w:eastAsia="宋体" w:hAnsi="Times New Roman" w:cs="Cambria Math"/>
+          </w:rPr>
+          <m:t>A</m:t>
+        </m:r>
+        <m:r>
+          <w:rPr>
+            <w:rFonts w:ascii="Times New Roman" w:eastAsia="宋体" w:hAnsi="Times New Roman" w:cs="Cambria Math"/>
+          </w:rPr>
+          <m:t>D</m:t>
+        </m:r>
+      </m:oMath>
+      <w:r>
+        <w:rPr>
+          <w:sz w:val="21"/>
+        </w:rPr>
+        <w:t>是角</w:t>
+      </w:r>
+      <m:oMath>
+        <m:r>
+          <w:rPr>
+            <w:rFonts w:ascii="Times New Roman" w:eastAsia="宋体" w:hAnsi="Times New Roman" w:cs="Cambria Math"/>
+          </w:rPr>
+          <m:t>B</m:t>
+        </m:r>
+        <m:r>
+          <w:rPr>
+            <w:rFonts w:ascii="Times New Roman" w:eastAsia="宋体" w:hAnsi="Times New Roman" w:cs="Cambria Math"/>
+          </w:rPr>
+          <m:t>A</m:t>
+        </m:r>
+        <m:r>
+          <w:rPr>
+            <w:rFonts w:ascii="Times New Roman" w:eastAsia="宋体" w:hAnsi="Times New Roman" w:cs="Cambria Math"/>
+          </w:rPr>
+          <m:t>C</m:t>
+        </m:r>
+      </m:oMath>
+      <w:r>
+        <w:rPr>
+          <w:sz w:val="21"/>
+        </w:rPr>
+        <w:t>的平分线，</w:t>
+      </w:r>
+      <m:oMath>
+        <m:r>
+          <w:rPr>
+            <w:rFonts w:ascii="Times New Roman" w:eastAsia="宋体" w:hAnsi="Times New Roman" w:cs="Cambria Math"/>
+          </w:rPr>
+          <m:t>A</m:t>
+        </m:r>
+        <m:r>
+          <w:rPr>
+            <w:rFonts w:ascii="Times New Roman" w:eastAsia="宋体" w:hAnsi="Times New Roman" w:cs="Cambria Math"/>
+          </w:rPr>
+          <m:t>B</m:t>
+        </m:r>
+        <m:r>
+          <w:rPr>
+            <w:rFonts w:ascii="Times New Roman" w:eastAsia="宋体" w:hAnsi="Times New Roman" w:cs="Cambria Math"/>
+          </w:rPr>
+          <m:t>=</m:t>
+        </m:r>
+        <m:r>
+          <w:rPr>
+            <w:rFonts w:ascii="Times New Roman" w:eastAsia="宋体" w:hAnsi="Times New Roman" w:cs="Cambria Math"/>
+          </w:rPr>
+          <m:t>5</m:t>
+        </m:r>
+        <m:r>
+          <w:rPr>
+            <w:rFonts w:ascii="Times New Roman" w:eastAsia="宋体" w:hAnsi="Times New Roman" w:cs="Cambria Math"/>
+          </w:rPr>
+          <m:t>c</m:t>
+        </m:r>
+        <m:r>
+          <w:rPr>
+            <w:rFonts w:ascii="Times New Roman" w:eastAsia="宋体" w:hAnsi="Times New Roman" w:cs="Cambria Math"/>
+          </w:rPr>
+          <m:t>m</m:t>
+        </m:r>
+      </m:oMath>
+      <w:r>
+        <w:rPr>
+          <w:sz w:val="21"/>
+        </w:rPr>
+        <w:t>，</w:t>
+      </w:r>
+      <m:oMath>
+        <m:r>
+          <w:rPr>
+            <w:rFonts w:ascii="Times New Roman" w:eastAsia="宋体" w:hAnsi="Times New Roman" w:cs="Cambria Math"/>
+          </w:rPr>
+          <m:t>A</m:t>
+        </m:r>
+        <m:r>
+          <w:rPr>
+            <w:rFonts w:ascii="Times New Roman" w:eastAsia="宋体" w:hAnsi="Times New Roman" w:cs="Cambria Math"/>
+          </w:rPr>
+          <m:t>C</m:t>
+        </m:r>
+        <m:r>
+          <w:rPr>
+            <w:rFonts w:ascii="Times New Roman" w:eastAsia="宋体" w:hAnsi="Times New Roman" w:cs="Cambria Math"/>
+          </w:rPr>
+          <m:t>=</m:t>
+        </m:r>
+        <m:r>
+          <w:rPr>
+            <w:rFonts w:ascii="Times New Roman" w:eastAsia="宋体" w:hAnsi="Times New Roman" w:cs="Cambria Math"/>
+          </w:rPr>
+          <m:t>4</m:t>
+        </m:r>
+        <m:r>
+          <w:rPr>
+            <w:rFonts w:ascii="Times New Roman" w:eastAsia="宋体" w:hAnsi="Times New Roman" w:cs="Cambria Math"/>
+          </w:rPr>
+          <m:t>c</m:t>
+        </m:r>
+        <m:r>
+          <w:rPr>
+            <w:rFonts w:ascii="Times New Roman" w:eastAsia="宋体" w:hAnsi="Times New Roman" w:cs="Cambria Math"/>
+          </w:rPr>
+          <m:t>m</m:t>
+        </m:r>
+      </m:oMath>
+      <w:r>
+        <w:rPr>
+          <w:sz w:val="21"/>
+        </w:rPr>
+        <w:t>，</w:t>
+      </w:r>
+      <m:oMath>
+        <m:r>
+          <w:rPr>
+            <w:rFonts w:ascii="Times New Roman" w:eastAsia="宋体" w:hAnsi="Times New Roman" w:cs="Cambria Math"/>
+          </w:rPr>
+          <m:t>B</m:t>
+        </m:r>
+        <m:r>
+          <w:rPr>
+            <w:rFonts w:ascii="Times New Roman" w:eastAsia="宋体" w:hAnsi="Times New Roman" w:cs="Cambria Math"/>
+          </w:rPr>
+          <m:t>C</m:t>
+        </m:r>
+        <m:r>
+          <w:rPr>
+            <w:rFonts w:ascii="Times New Roman" w:eastAsia="宋体" w:hAnsi="Times New Roman" w:cs="Cambria Math"/>
+          </w:rPr>
+          <m:t>=</m:t>
+        </m:r>
+        <m:r>
+          <w:rPr>
+            <w:rFonts w:ascii="Times New Roman" w:eastAsia="宋体" w:hAnsi="Times New Roman" w:cs="Cambria Math"/>
+          </w:rPr>
+          <m:t>7</m:t>
+        </m:r>
+        <m:r>
+          <w:rPr>
+            <w:rFonts w:ascii="Times New Roman" w:eastAsia="宋体" w:hAnsi="Times New Roman" w:cs="Cambria Math"/>
+          </w:rPr>
+          <m:t>c</m:t>
+        </m:r>
+        <m:r>
+          <w:rPr>
+            <w:rFonts w:ascii="Times New Roman" w:eastAsia="宋体" w:hAnsi="Times New Roman" w:cs="Cambria Math"/>
+          </w:rPr>
+          <m:t>m</m:t>
+        </m:r>
+      </m:oMath>
+      <w:r>
+        <w:rPr>
+          <w:sz w:val="21"/>
+        </w:rPr>
+        <w:t>，求</w:t>
+      </w:r>
+      <m:oMath>
+        <m:r>
+          <w:rPr>
+            <w:rFonts w:ascii="Times New Roman" w:eastAsia="宋体" w:hAnsi="Times New Roman" w:cs="Cambria Math"/>
+          </w:rPr>
+          <m:t>B</m:t>
+        </m:r>
+        <m:r>
+          <w:rPr>
+            <w:rFonts w:ascii="Times New Roman" w:eastAsia="宋体" w:hAnsi="Times New Roman" w:cs="Cambria Math"/>
+          </w:rPr>
+          <m:t>D</m:t>
+        </m:r>
+      </m:oMath>
+      <w:r>
+        <w:rPr>
+          <w:sz w:val="21"/>
+        </w:rPr>
+        <w:t>的长.</w:t>
       </w:r>
       <w:r>
         <w:rPr>
@@ -21656,265 +21973,42 @@
         </w:rPr>
         <w:t/>
       </w:r>
-      <m:oMathPara>
-        <m:oMathParaPr>
-          <m:jc m:val="left"/>
-        </m:oMathParaPr>
-        <m:oMath>
-          <m:r>
-            <w:rPr>
-              <w:rFonts w:ascii="Times New Roman" w:eastAsia="宋体" w:hAnsi="Times New Roman" w:cs="Cambria Math"/>
-            </w:rPr>
-            <m:t>△</m:t>
-          </m:r>
-          <m:r>
-            <w:rPr>
-              <w:rFonts w:ascii="Times New Roman" w:eastAsia="宋体" w:hAnsi="Times New Roman" w:cs="Cambria Math"/>
-            </w:rPr>
-            <m:t>A</m:t>
-          </m:r>
-          <m:r>
-            <w:rPr>
-              <w:rFonts w:ascii="Times New Roman" w:eastAsia="宋体" w:hAnsi="Times New Roman" w:cs="Cambria Math"/>
-            </w:rPr>
-            <m:t>B</m:t>
-          </m:r>
-          <m:r>
-            <w:rPr>
-              <w:rFonts w:ascii="Times New Roman" w:eastAsia="宋体" w:hAnsi="Times New Roman" w:cs="Cambria Math"/>
-            </w:rPr>
-            <m:t>C</m:t>
-          </m:r>
-        </m:oMath>
-      </m:oMathPara>
       <w:r>
         <w:rPr>
           <w:sz w:val="21"/>
         </w:rPr>
         <w:t/>
       </w:r>
-      <m:oMathPara>
-        <m:oMathParaPr>
-          <m:jc m:val="left"/>
-        </m:oMathParaPr>
-        <m:oMath>
-          <m:r>
-            <w:rPr>
-              <w:rFonts w:ascii="Times New Roman" w:eastAsia="宋体" w:hAnsi="Times New Roman" w:cs="Cambria Math"/>
-            </w:rPr>
-            <m:t>A</m:t>
-          </m:r>
-          <m:r>
-            <w:rPr>
-              <w:rFonts w:ascii="Times New Roman" w:eastAsia="宋体" w:hAnsi="Times New Roman" w:cs="Cambria Math"/>
-            </w:rPr>
-            <m:t>D</m:t>
-          </m:r>
-        </m:oMath>
-      </m:oMathPara>
       <w:r>
         <w:rPr>
           <w:sz w:val="21"/>
         </w:rPr>
         <w:t/>
       </w:r>
-      <m:oMathPara>
-        <m:oMathParaPr>
-          <m:jc m:val="left"/>
-        </m:oMathParaPr>
-        <m:oMath>
-          <m:r>
-            <w:rPr>
-              <w:rFonts w:ascii="Times New Roman" w:eastAsia="宋体" w:hAnsi="Times New Roman" w:cs="Cambria Math"/>
-            </w:rPr>
-            <m:t>B</m:t>
-          </m:r>
-          <m:r>
-            <w:rPr>
-              <w:rFonts w:ascii="Times New Roman" w:eastAsia="宋体" w:hAnsi="Times New Roman" w:cs="Cambria Math"/>
-            </w:rPr>
-            <m:t>A</m:t>
-          </m:r>
-          <m:r>
-            <w:rPr>
-              <w:rFonts w:ascii="Times New Roman" w:eastAsia="宋体" w:hAnsi="Times New Roman" w:cs="Cambria Math"/>
-            </w:rPr>
-            <m:t>C</m:t>
-          </m:r>
-        </m:oMath>
-      </m:oMathPara>
       <w:r>
         <w:rPr>
           <w:sz w:val="21"/>
         </w:rPr>
         <w:t/>
       </w:r>
-      <m:oMathPara>
-        <m:oMathParaPr>
-          <m:jc m:val="left"/>
-        </m:oMathParaPr>
-        <m:oMath>
-          <m:r>
-            <w:rPr>
-              <w:rFonts w:ascii="Times New Roman" w:eastAsia="宋体" w:hAnsi="Times New Roman" w:cs="Cambria Math"/>
-            </w:rPr>
-            <m:t>A</m:t>
-          </m:r>
-          <m:r>
-            <w:rPr>
-              <w:rFonts w:ascii="Times New Roman" w:eastAsia="宋体" w:hAnsi="Times New Roman" w:cs="Cambria Math"/>
-            </w:rPr>
-            <m:t>B</m:t>
-          </m:r>
-          <m:r>
-            <w:rPr>
-              <w:rFonts w:ascii="Times New Roman" w:eastAsia="宋体" w:hAnsi="Times New Roman" w:cs="Cambria Math"/>
-            </w:rPr>
-            <m:t>=</m:t>
-          </m:r>
-          <m:r>
-            <w:rPr>
-              <w:rFonts w:ascii="Times New Roman" w:eastAsia="宋体" w:hAnsi="Times New Roman" w:cs="Cambria Math"/>
-            </w:rPr>
-            <m:t>5</m:t>
-          </m:r>
-          <m:r>
-            <w:rPr>
-              <w:rFonts w:ascii="Times New Roman" w:eastAsia="宋体" w:hAnsi="Times New Roman" w:cs="Cambria Math"/>
-            </w:rPr>
-            <m:t>c</m:t>
-          </m:r>
-          <m:r>
-            <w:rPr>
-              <w:rFonts w:ascii="Times New Roman" w:eastAsia="宋体" w:hAnsi="Times New Roman" w:cs="Cambria Math"/>
-            </w:rPr>
-            <m:t>m</m:t>
-          </m:r>
-        </m:oMath>
-      </m:oMathPara>
       <w:r>
         <w:rPr>
           <w:sz w:val="21"/>
         </w:rPr>
         <w:t/>
       </w:r>
-      <m:oMathPara>
-        <m:oMathParaPr>
-          <m:jc m:val="left"/>
-        </m:oMathParaPr>
-        <m:oMath>
-          <m:r>
-            <w:rPr>
-              <w:rFonts w:ascii="Times New Roman" w:eastAsia="宋体" w:hAnsi="Times New Roman" w:cs="Cambria Math"/>
-            </w:rPr>
-            <m:t>A</m:t>
-          </m:r>
-          <m:r>
-            <w:rPr>
-              <w:rFonts w:ascii="Times New Roman" w:eastAsia="宋体" w:hAnsi="Times New Roman" w:cs="Cambria Math"/>
-            </w:rPr>
-            <m:t>C</m:t>
-          </m:r>
-          <m:r>
-            <w:rPr>
-              <w:rFonts w:ascii="Times New Roman" w:eastAsia="宋体" w:hAnsi="Times New Roman" w:cs="Cambria Math"/>
-            </w:rPr>
-            <m:t>=</m:t>
-          </m:r>
-          <m:r>
-            <w:rPr>
-              <w:rFonts w:ascii="Times New Roman" w:eastAsia="宋体" w:hAnsi="Times New Roman" w:cs="Cambria Math"/>
-            </w:rPr>
-            <m:t>4</m:t>
-          </m:r>
-          <m:r>
-            <w:rPr>
-              <w:rFonts w:ascii="Times New Roman" w:eastAsia="宋体" w:hAnsi="Times New Roman" w:cs="Cambria Math"/>
-            </w:rPr>
-            <m:t>c</m:t>
-          </m:r>
-          <m:r>
-            <w:rPr>
-              <w:rFonts w:ascii="Times New Roman" w:eastAsia="宋体" w:hAnsi="Times New Roman" w:cs="Cambria Math"/>
-            </w:rPr>
-            <m:t>m</m:t>
-          </m:r>
-        </m:oMath>
-      </m:oMathPara>
       <w:r>
         <w:rPr>
           <w:sz w:val="21"/>
         </w:rPr>
         <w:t/>
       </w:r>
-      <m:oMathPara>
-        <m:oMathParaPr>
-          <m:jc m:val="left"/>
-        </m:oMathParaPr>
-        <m:oMath>
-          <m:r>
-            <w:rPr>
-              <w:rFonts w:ascii="Times New Roman" w:eastAsia="宋体" w:hAnsi="Times New Roman" w:cs="Cambria Math"/>
-            </w:rPr>
-            <m:t>B</m:t>
-          </m:r>
-          <m:r>
-            <w:rPr>
-              <w:rFonts w:ascii="Times New Roman" w:eastAsia="宋体" w:hAnsi="Times New Roman" w:cs="Cambria Math"/>
-            </w:rPr>
-            <m:t>C</m:t>
-          </m:r>
-          <m:r>
-            <w:rPr>
-              <w:rFonts w:ascii="Times New Roman" w:eastAsia="宋体" w:hAnsi="Times New Roman" w:cs="Cambria Math"/>
-            </w:rPr>
-            <m:t>=</m:t>
-          </m:r>
-          <m:r>
-            <w:rPr>
-              <w:rFonts w:ascii="Times New Roman" w:eastAsia="宋体" w:hAnsi="Times New Roman" w:cs="Cambria Math"/>
-            </w:rPr>
-            <m:t>7</m:t>
-          </m:r>
-          <m:r>
-            <w:rPr>
-              <w:rFonts w:ascii="Times New Roman" w:eastAsia="宋体" w:hAnsi="Times New Roman" w:cs="Cambria Math"/>
-            </w:rPr>
-            <m:t>c</m:t>
-          </m:r>
-          <m:r>
-            <w:rPr>
-              <w:rFonts w:ascii="Times New Roman" w:eastAsia="宋体" w:hAnsi="Times New Roman" w:cs="Cambria Math"/>
-            </w:rPr>
-            <m:t>m</m:t>
-          </m:r>
-        </m:oMath>
-      </m:oMathPara>
       <w:r>
         <w:rPr>
           <w:sz w:val="21"/>
         </w:rPr>
         <w:t/>
       </w:r>
-      <m:oMathPara>
-        <m:oMathParaPr>
-          <m:jc m:val="left"/>
-        </m:oMathParaPr>
-        <m:oMath>
-          <m:r>
-            <w:rPr>
-              <w:rFonts w:ascii="Times New Roman" w:eastAsia="宋体" w:hAnsi="Times New Roman" w:cs="Cambria Math"/>
-            </w:rPr>
-            <m:t>B</m:t>
-          </m:r>
-          <m:r>
-            <w:rPr>
-              <w:rFonts w:ascii="Times New Roman" w:eastAsia="宋体" w:hAnsi="Times New Roman" w:cs="Cambria Math"/>
-            </w:rPr>
-            <m:t>D</m:t>
-          </m:r>
-        </m:oMath>
-      </m:oMathPara>
       <w:r>
         <w:rPr>
           <w:sz w:val="21"/>
@@ -23725,279 +23819,298 @@
         <w:rPr>
           <w:sz w:val="21"/>
         </w:rPr>
-        <w:t>15．在中，是的平分线，，，，则____. </w:t>
-      </w:r>
-      <m:oMathPara>
-        <m:oMathParaPr>
-          <m:jc m:val="left"/>
-        </m:oMathParaPr>
-        <m:oMath>
-          <m:r>
-            <w:rPr>
-              <w:rFonts w:ascii="Times New Roman" w:eastAsia="宋体" w:hAnsi="Times New Roman" w:cs="Cambria Math"/>
-            </w:rPr>
-            <m:t>△</m:t>
-          </m:r>
-          <m:r>
-            <w:rPr>
-              <w:rFonts w:ascii="Times New Roman" w:eastAsia="宋体" w:hAnsi="Times New Roman" w:cs="Cambria Math"/>
-            </w:rPr>
-            <m:t>A</m:t>
-          </m:r>
-          <m:r>
-            <w:rPr>
-              <w:rFonts w:ascii="Times New Roman" w:eastAsia="宋体" w:hAnsi="Times New Roman" w:cs="Cambria Math"/>
-            </w:rPr>
-            <m:t>B</m:t>
-          </m:r>
-          <m:r>
-            <w:rPr>
-              <w:rFonts w:ascii="Times New Roman" w:eastAsia="宋体" w:hAnsi="Times New Roman" w:cs="Cambria Math"/>
-            </w:rPr>
-            <m:t>C</m:t>
-          </m:r>
-        </m:oMath>
-      </m:oMathPara>
+        <w:t>15．</w:t>
+      </w:r>
+      <w:r>
+        <w:rPr>
+          <w:sz w:val="21"/>
+        </w:rPr>
+        <w:t>在</w:t>
+      </w:r>
+      <m:oMath>
+        <m:r>
+          <w:rPr>
+            <w:rFonts w:ascii="Times New Roman" w:eastAsia="宋体" w:hAnsi="Times New Roman" w:cs="Cambria Math"/>
+          </w:rPr>
+          <m:t>△</m:t>
+        </m:r>
+        <m:r>
+          <w:rPr>
+            <w:rFonts w:ascii="Times New Roman" w:eastAsia="宋体" w:hAnsi="Times New Roman" w:cs="Cambria Math"/>
+          </w:rPr>
+          <m:t>A</m:t>
+        </m:r>
+        <m:r>
+          <w:rPr>
+            <w:rFonts w:ascii="Times New Roman" w:eastAsia="宋体" w:hAnsi="Times New Roman" w:cs="Cambria Math"/>
+          </w:rPr>
+          <m:t>B</m:t>
+        </m:r>
+        <m:r>
+          <w:rPr>
+            <w:rFonts w:ascii="Times New Roman" w:eastAsia="宋体" w:hAnsi="Times New Roman" w:cs="Cambria Math"/>
+          </w:rPr>
+          <m:t>C</m:t>
+        </m:r>
+      </m:oMath>
+      <w:r>
+        <w:rPr>
+          <w:sz w:val="21"/>
+        </w:rPr>
+        <w:t>中，</w:t>
+      </w:r>
+      <m:oMath>
+        <m:r>
+          <w:rPr>
+            <w:rFonts w:ascii="Times New Roman" w:eastAsia="宋体" w:hAnsi="Times New Roman" w:cs="Cambria Math"/>
+          </w:rPr>
+          <m:t>A</m:t>
+        </m:r>
+        <m:r>
+          <w:rPr>
+            <w:rFonts w:ascii="Times New Roman" w:eastAsia="宋体" w:hAnsi="Times New Roman" w:cs="Cambria Math"/>
+          </w:rPr>
+          <m:t>D</m:t>
+        </m:r>
+      </m:oMath>
+      <w:r>
+        <w:rPr>
+          <w:sz w:val="21"/>
+        </w:rPr>
+        <w:t>是</w:t>
+      </w:r>
+      <m:oMath>
+        <m:r>
+          <w:rPr>
+            <w:rFonts w:ascii="Times New Roman" w:eastAsia="宋体" w:hAnsi="Times New Roman" w:cs="Cambria Math"/>
+          </w:rPr>
+          <m:t>∠</m:t>
+        </m:r>
+        <m:r>
+          <w:rPr>
+            <w:rFonts w:ascii="Times New Roman" w:eastAsia="宋体" w:hAnsi="Times New Roman" w:cs="Cambria Math"/>
+          </w:rPr>
+          <m:t>B</m:t>
+        </m:r>
+        <m:r>
+          <w:rPr>
+            <w:rFonts w:ascii="Times New Roman" w:eastAsia="宋体" w:hAnsi="Times New Roman" w:cs="Cambria Math"/>
+          </w:rPr>
+          <m:t>A</m:t>
+        </m:r>
+        <m:r>
+          <w:rPr>
+            <w:rFonts w:ascii="Times New Roman" w:eastAsia="宋体" w:hAnsi="Times New Roman" w:cs="Cambria Math"/>
+          </w:rPr>
+          <m:t>C</m:t>
+        </m:r>
+      </m:oMath>
+      <w:r>
+        <w:rPr>
+          <w:sz w:val="21"/>
+        </w:rPr>
+        <w:t>的平分线，</w:t>
+      </w:r>
+      <m:oMath>
+        <m:r>
+          <w:rPr>
+            <w:rFonts w:ascii="Times New Roman" w:eastAsia="宋体" w:hAnsi="Times New Roman" w:cs="Cambria Math"/>
+          </w:rPr>
+          <m:t>A</m:t>
+        </m:r>
+        <m:r>
+          <w:rPr>
+            <w:rFonts w:ascii="Times New Roman" w:eastAsia="宋体" w:hAnsi="Times New Roman" w:cs="Cambria Math"/>
+          </w:rPr>
+          <m:t>B</m:t>
+        </m:r>
+        <m:r>
+          <w:rPr>
+            <w:rFonts w:ascii="Times New Roman" w:eastAsia="宋体" w:hAnsi="Times New Roman" w:cs="Cambria Math"/>
+          </w:rPr>
+          <m:t>−</m:t>
+        </m:r>
+        <m:r>
+          <w:rPr>
+            <w:rFonts w:ascii="Times New Roman" w:eastAsia="宋体" w:hAnsi="Times New Roman" w:cs="Cambria Math"/>
+          </w:rPr>
+          <m:t>A</m:t>
+        </m:r>
+        <m:r>
+          <w:rPr>
+            <w:rFonts w:ascii="Times New Roman" w:eastAsia="宋体" w:hAnsi="Times New Roman" w:cs="Cambria Math"/>
+          </w:rPr>
+          <m:t>C</m:t>
+        </m:r>
+        <m:r>
+          <w:rPr>
+            <w:rFonts w:ascii="Times New Roman" w:eastAsia="宋体" w:hAnsi="Times New Roman" w:cs="Cambria Math"/>
+          </w:rPr>
+          <m:t>=</m:t>
+        </m:r>
+        <m:r>
+          <w:rPr>
+            <w:rFonts w:ascii="Times New Roman" w:eastAsia="宋体" w:hAnsi="Times New Roman" w:cs="Cambria Math"/>
+          </w:rPr>
+          <m:t>5</m:t>
+        </m:r>
+      </m:oMath>
+      <w:r>
+        <w:rPr>
+          <w:sz w:val="21"/>
+        </w:rPr>
+        <w:t>，</w:t>
+      </w:r>
+      <m:oMath>
+        <m:r>
+          <w:rPr>
+            <w:rFonts w:ascii="Times New Roman" w:eastAsia="宋体" w:hAnsi="Times New Roman" w:cs="Cambria Math"/>
+          </w:rPr>
+          <m:t>B</m:t>
+        </m:r>
+        <m:r>
+          <w:rPr>
+            <w:rFonts w:ascii="Times New Roman" w:eastAsia="宋体" w:hAnsi="Times New Roman" w:cs="Cambria Math"/>
+          </w:rPr>
+          <m:t>D</m:t>
+        </m:r>
+        <m:r>
+          <w:rPr>
+            <w:rFonts w:ascii="Times New Roman" w:eastAsia="宋体" w:hAnsi="Times New Roman" w:cs="Cambria Math"/>
+          </w:rPr>
+          <m:t>−</m:t>
+        </m:r>
+        <m:r>
+          <w:rPr>
+            <w:rFonts w:ascii="Times New Roman" w:eastAsia="宋体" w:hAnsi="Times New Roman" w:cs="Cambria Math"/>
+          </w:rPr>
+          <m:t>C</m:t>
+        </m:r>
+        <m:r>
+          <w:rPr>
+            <w:rFonts w:ascii="Times New Roman" w:eastAsia="宋体" w:hAnsi="Times New Roman" w:cs="Cambria Math"/>
+          </w:rPr>
+          <m:t>D</m:t>
+        </m:r>
+        <m:r>
+          <w:rPr>
+            <w:rFonts w:ascii="Times New Roman" w:eastAsia="宋体" w:hAnsi="Times New Roman" w:cs="Cambria Math"/>
+          </w:rPr>
+          <m:t>=</m:t>
+        </m:r>
+        <m:r>
+          <w:rPr>
+            <w:rFonts w:ascii="Times New Roman" w:eastAsia="宋体" w:hAnsi="Times New Roman" w:cs="Cambria Math"/>
+          </w:rPr>
+          <m:t>3</m:t>
+        </m:r>
+      </m:oMath>
+      <w:r>
+        <w:rPr>
+          <w:sz w:val="21"/>
+        </w:rPr>
+        <w:t>，</w:t>
+      </w:r>
+      <m:oMath>
+        <m:r>
+          <w:rPr>
+            <w:rFonts w:ascii="Times New Roman" w:eastAsia="宋体" w:hAnsi="Times New Roman" w:cs="Cambria Math"/>
+          </w:rPr>
+          <m:t>D</m:t>
+        </m:r>
+        <m:r>
+          <w:rPr>
+            <w:rFonts w:ascii="Times New Roman" w:eastAsia="宋体" w:hAnsi="Times New Roman" w:cs="Cambria Math"/>
+          </w:rPr>
+          <m:t>C</m:t>
+        </m:r>
+        <m:r>
+          <w:rPr>
+            <w:rFonts w:ascii="Times New Roman" w:eastAsia="宋体" w:hAnsi="Times New Roman" w:cs="Cambria Math"/>
+          </w:rPr>
+          <m:t>=</m:t>
+        </m:r>
+        <m:r>
+          <w:rPr>
+            <w:rFonts w:ascii="Times New Roman" w:eastAsia="宋体" w:hAnsi="Times New Roman" w:cs="Cambria Math"/>
+          </w:rPr>
+          <m:t>8</m:t>
+        </m:r>
+      </m:oMath>
+      <w:r>
+        <w:rPr>
+          <w:sz w:val="21"/>
+        </w:rPr>
+        <w:t>，则</w:t>
+      </w:r>
+      <m:oMath>
+        <m:r>
+          <w:rPr>
+            <w:rFonts w:ascii="Times New Roman" w:eastAsia="宋体" w:hAnsi="Times New Roman" w:cs="Cambria Math"/>
+          </w:rPr>
+          <m:t>A</m:t>
+        </m:r>
+        <m:r>
+          <w:rPr>
+            <w:rFonts w:ascii="Times New Roman" w:eastAsia="宋体" w:hAnsi="Times New Roman" w:cs="Cambria Math"/>
+          </w:rPr>
+          <m:t>B</m:t>
+        </m:r>
+        <m:r>
+          <w:rPr>
+            <w:rFonts w:ascii="Times New Roman" w:eastAsia="宋体" w:hAnsi="Times New Roman" w:cs="Cambria Math"/>
+          </w:rPr>
+          <m:t>=</m:t>
+        </m:r>
+      </m:oMath>
+      <w:r>
+        <w:rPr>
+          <w:sz w:val="21"/>
+        </w:rPr>
+        <w:t>____.</w:t>
+      </w:r>
+      <w:r>
+        <w:rPr>
+          <w:sz w:val="21"/>
+        </w:rPr>
+        <w:t> </w:t>
+      </w:r>
       <w:r>
         <w:rPr>
           <w:sz w:val="21"/>
         </w:rPr>
         <w:t/>
       </w:r>
-      <m:oMathPara>
-        <m:oMathParaPr>
-          <m:jc m:val="left"/>
-        </m:oMathParaPr>
-        <m:oMath>
-          <m:r>
-            <w:rPr>
-              <w:rFonts w:ascii="Times New Roman" w:eastAsia="宋体" w:hAnsi="Times New Roman" w:cs="Cambria Math"/>
-            </w:rPr>
-            <m:t>A</m:t>
-          </m:r>
-          <m:r>
-            <w:rPr>
-              <w:rFonts w:ascii="Times New Roman" w:eastAsia="宋体" w:hAnsi="Times New Roman" w:cs="Cambria Math"/>
-            </w:rPr>
-            <m:t>D</m:t>
-          </m:r>
-        </m:oMath>
-      </m:oMathPara>
       <w:r>
         <w:rPr>
           <w:sz w:val="21"/>
         </w:rPr>
         <w:t/>
       </w:r>
-      <m:oMathPara>
-        <m:oMathParaPr>
-          <m:jc m:val="left"/>
-        </m:oMathParaPr>
-        <m:oMath>
-          <m:r>
-            <w:rPr>
-              <w:rFonts w:ascii="Times New Roman" w:eastAsia="宋体" w:hAnsi="Times New Roman" w:cs="Cambria Math"/>
-            </w:rPr>
-            <m:t>∠</m:t>
-          </m:r>
-          <m:r>
-            <w:rPr>
-              <w:rFonts w:ascii="Times New Roman" w:eastAsia="宋体" w:hAnsi="Times New Roman" w:cs="Cambria Math"/>
-            </w:rPr>
-            <m:t>B</m:t>
-          </m:r>
-          <m:r>
-            <w:rPr>
-              <w:rFonts w:ascii="Times New Roman" w:eastAsia="宋体" w:hAnsi="Times New Roman" w:cs="Cambria Math"/>
-            </w:rPr>
-            <m:t>A</m:t>
-          </m:r>
-          <m:r>
-            <w:rPr>
-              <w:rFonts w:ascii="Times New Roman" w:eastAsia="宋体" w:hAnsi="Times New Roman" w:cs="Cambria Math"/>
-            </w:rPr>
-            <m:t>C</m:t>
-          </m:r>
-        </m:oMath>
-      </m:oMathPara>
       <w:r>
         <w:rPr>
           <w:sz w:val="21"/>
         </w:rPr>
         <w:t/>
       </w:r>
-      <m:oMathPara>
-        <m:oMathParaPr>
-          <m:jc m:val="left"/>
-        </m:oMathParaPr>
-        <m:oMath>
-          <m:r>
-            <w:rPr>
-              <w:rFonts w:ascii="Times New Roman" w:eastAsia="宋体" w:hAnsi="Times New Roman" w:cs="Cambria Math"/>
-            </w:rPr>
-            <m:t>A</m:t>
-          </m:r>
-          <m:r>
-            <w:rPr>
-              <w:rFonts w:ascii="Times New Roman" w:eastAsia="宋体" w:hAnsi="Times New Roman" w:cs="Cambria Math"/>
-            </w:rPr>
-            <m:t>B</m:t>
-          </m:r>
-          <m:r>
-            <w:rPr>
-              <w:rFonts w:ascii="Times New Roman" w:eastAsia="宋体" w:hAnsi="Times New Roman" w:cs="Cambria Math"/>
-            </w:rPr>
-            <m:t>−</m:t>
-          </m:r>
-          <m:r>
-            <w:rPr>
-              <w:rFonts w:ascii="Times New Roman" w:eastAsia="宋体" w:hAnsi="Times New Roman" w:cs="Cambria Math"/>
-            </w:rPr>
-            <m:t>A</m:t>
-          </m:r>
-          <m:r>
-            <w:rPr>
-              <w:rFonts w:ascii="Times New Roman" w:eastAsia="宋体" w:hAnsi="Times New Roman" w:cs="Cambria Math"/>
-            </w:rPr>
-            <m:t>C</m:t>
-          </m:r>
-          <m:r>
-            <w:rPr>
-              <w:rFonts w:ascii="Times New Roman" w:eastAsia="宋体" w:hAnsi="Times New Roman" w:cs="Cambria Math"/>
-            </w:rPr>
-            <m:t>=</m:t>
-          </m:r>
-          <m:r>
-            <w:rPr>
-              <w:rFonts w:ascii="Times New Roman" w:eastAsia="宋体" w:hAnsi="Times New Roman" w:cs="Cambria Math"/>
-            </w:rPr>
-            <m:t>5</m:t>
-          </m:r>
-        </m:oMath>
-      </m:oMathPara>
       <w:r>
         <w:rPr>
           <w:sz w:val="21"/>
         </w:rPr>
         <w:t/>
       </w:r>
-      <m:oMathPara>
-        <m:oMathParaPr>
-          <m:jc m:val="left"/>
-        </m:oMathParaPr>
-        <m:oMath>
-          <m:r>
-            <w:rPr>
-              <w:rFonts w:ascii="Times New Roman" w:eastAsia="宋体" w:hAnsi="Times New Roman" w:cs="Cambria Math"/>
-            </w:rPr>
-            <m:t>B</m:t>
-          </m:r>
-          <m:r>
-            <w:rPr>
-              <w:rFonts w:ascii="Times New Roman" w:eastAsia="宋体" w:hAnsi="Times New Roman" w:cs="Cambria Math"/>
-            </w:rPr>
-            <m:t>D</m:t>
-          </m:r>
-          <m:r>
-            <w:rPr>
-              <w:rFonts w:ascii="Times New Roman" w:eastAsia="宋体" w:hAnsi="Times New Roman" w:cs="Cambria Math"/>
-            </w:rPr>
-            <m:t>−</m:t>
-          </m:r>
-          <m:r>
-            <w:rPr>
-              <w:rFonts w:ascii="Times New Roman" w:eastAsia="宋体" w:hAnsi="Times New Roman" w:cs="Cambria Math"/>
-            </w:rPr>
-            <m:t>C</m:t>
-          </m:r>
-          <m:r>
-            <w:rPr>
-              <w:rFonts w:ascii="Times New Roman" w:eastAsia="宋体" w:hAnsi="Times New Roman" w:cs="Cambria Math"/>
-            </w:rPr>
-            <m:t>D</m:t>
-          </m:r>
-          <m:r>
-            <w:rPr>
-              <w:rFonts w:ascii="Times New Roman" w:eastAsia="宋体" w:hAnsi="Times New Roman" w:cs="Cambria Math"/>
-            </w:rPr>
-            <m:t>=</m:t>
-          </m:r>
-          <m:r>
-            <w:rPr>
-              <w:rFonts w:ascii="Times New Roman" w:eastAsia="宋体" w:hAnsi="Times New Roman" w:cs="Cambria Math"/>
-            </w:rPr>
-            <m:t>3</m:t>
-          </m:r>
-        </m:oMath>
-      </m:oMathPara>
       <w:r>
         <w:rPr>
           <w:sz w:val="21"/>
         </w:rPr>
         <w:t/>
       </w:r>
-      <m:oMathPara>
-        <m:oMathParaPr>
-          <m:jc m:val="left"/>
-        </m:oMathParaPr>
-        <m:oMath>
-          <m:r>
-            <w:rPr>
-              <w:rFonts w:ascii="Times New Roman" w:eastAsia="宋体" w:hAnsi="Times New Roman" w:cs="Cambria Math"/>
-            </w:rPr>
-            <m:t>D</m:t>
-          </m:r>
-          <m:r>
-            <w:rPr>
-              <w:rFonts w:ascii="Times New Roman" w:eastAsia="宋体" w:hAnsi="Times New Roman" w:cs="Cambria Math"/>
-            </w:rPr>
-            <m:t>C</m:t>
-          </m:r>
-          <m:r>
-            <w:rPr>
-              <w:rFonts w:ascii="Times New Roman" w:eastAsia="宋体" w:hAnsi="Times New Roman" w:cs="Cambria Math"/>
-            </w:rPr>
-            <m:t>=</m:t>
-          </m:r>
-          <m:r>
-            <w:rPr>
-              <w:rFonts w:ascii="Times New Roman" w:eastAsia="宋体" w:hAnsi="Times New Roman" w:cs="Cambria Math"/>
-            </w:rPr>
-            <m:t>8</m:t>
-          </m:r>
-        </m:oMath>
-      </m:oMathPara>
       <w:r>
         <w:rPr>
           <w:sz w:val="21"/>
         </w:rPr>
         <w:t/>
       </w:r>
-      <m:oMathPara>
-        <m:oMathParaPr>
-          <m:jc m:val="left"/>
-        </m:oMathParaPr>
-        <m:oMath>
-          <m:r>
-            <w:rPr>
-              <w:rFonts w:ascii="Times New Roman" w:eastAsia="宋体" w:hAnsi="Times New Roman" w:cs="Cambria Math"/>
-            </w:rPr>
-            <m:t>A</m:t>
-          </m:r>
-          <m:r>
-            <w:rPr>
-              <w:rFonts w:ascii="Times New Roman" w:eastAsia="宋体" w:hAnsi="Times New Roman" w:cs="Cambria Math"/>
-            </w:rPr>
-            <m:t>B</m:t>
-          </m:r>
-          <m:r>
-            <w:rPr>
-              <w:rFonts w:ascii="Times New Roman" w:eastAsia="宋体" w:hAnsi="Times New Roman" w:cs="Cambria Math"/>
-            </w:rPr>
-            <m:t>=</m:t>
-          </m:r>
-        </m:oMath>
-      </m:oMathPara>
       <w:r>
         <w:rPr>
           <w:rFonts w:ascii="Times New Roman" w:eastAsia="宋体" w:hAnsi="Times New Roman" w:cs="Times New Roman"/>
@@ -36258,13 +36371,137 @@
           <w:b/>
           <w:sz w:val="21"/>
         </w:rPr>
-        <w:t>22．在中，，，求</w:t>
+        <w:t>22．</w:t>
       </w:r>
       <w:r>
         <w:rPr>
           <w:b/>
           <w:sz w:val="21"/>
         </w:rPr>
+        <w:t>在</w:t>
+      </w:r>
+      <m:oMath>
+        <m:r>
+          <w:rPr>
+            <w:rFonts w:ascii="Times New Roman" w:eastAsia="宋体" w:hAnsi="Times New Roman" w:cs="Cambria Math"/>
+          </w:rPr>
+          <m:t>△</m:t>
+        </m:r>
+        <m:r>
+          <w:rPr>
+            <w:rFonts w:ascii="Times New Roman" w:eastAsia="宋体" w:hAnsi="Times New Roman" w:cs="Cambria Math"/>
+          </w:rPr>
+          <m:t>A</m:t>
+        </m:r>
+        <m:r>
+          <w:rPr>
+            <w:rFonts w:ascii="Times New Roman" w:eastAsia="宋体" w:hAnsi="Times New Roman" w:cs="Cambria Math"/>
+          </w:rPr>
+          <m:t>B</m:t>
+        </m:r>
+        <m:r>
+          <w:rPr>
+            <w:rFonts w:ascii="Times New Roman" w:eastAsia="宋体" w:hAnsi="Times New Roman" w:cs="Cambria Math"/>
+          </w:rPr>
+          <m:t>C</m:t>
+        </m:r>
+      </m:oMath>
+      <w:r>
+        <w:rPr>
+          <w:b/>
+          <w:sz w:val="21"/>
+        </w:rPr>
+        <w:t>中，</w:t>
+      </w:r>
+      <m:oMath>
+        <m:r>
+          <w:rPr>
+            <w:rFonts w:ascii="Times New Roman" w:eastAsia="宋体" w:hAnsi="Times New Roman" w:cs="Cambria Math"/>
+          </w:rPr>
+          <m:t>A</m:t>
+        </m:r>
+        <m:r>
+          <w:rPr>
+            <w:rFonts w:ascii="Times New Roman" w:eastAsia="宋体" w:hAnsi="Times New Roman" w:cs="Cambria Math"/>
+          </w:rPr>
+          <m:t>B</m:t>
+        </m:r>
+        <m:r>
+          <w:rPr>
+            <w:rFonts w:ascii="Times New Roman" w:eastAsia="宋体" w:hAnsi="Times New Roman" w:cs="Cambria Math"/>
+          </w:rPr>
+          <m:t>=</m:t>
+        </m:r>
+        <m:r>
+          <w:rPr>
+            <w:rFonts w:ascii="Times New Roman" w:eastAsia="宋体" w:hAnsi="Times New Roman" w:cs="Cambria Math"/>
+          </w:rPr>
+          <m:t>A</m:t>
+        </m:r>
+        <m:r>
+          <w:rPr>
+            <w:rFonts w:ascii="Times New Roman" w:eastAsia="宋体" w:hAnsi="Times New Roman" w:cs="Cambria Math"/>
+          </w:rPr>
+          <m:t>C</m:t>
+        </m:r>
+        <m:r>
+          <w:rPr>
+            <w:rFonts w:ascii="Times New Roman" w:eastAsia="宋体" w:hAnsi="Times New Roman" w:cs="Cambria Math"/>
+          </w:rPr>
+          <m:t>=</m:t>
+        </m:r>
+        <m:r>
+          <w:rPr>
+            <w:rFonts w:ascii="Times New Roman" w:eastAsia="宋体" w:hAnsi="Times New Roman" w:cs="Cambria Math"/>
+          </w:rPr>
+          <m:t>3</m:t>
+        </m:r>
+      </m:oMath>
+      <w:r>
+        <w:rPr>
+          <w:b/>
+          <w:sz w:val="21"/>
+        </w:rPr>
+        <w:t>，</w:t>
+      </w:r>
+      <m:oMath>
+        <m:r>
+          <w:rPr>
+            <w:rFonts w:ascii="Times New Roman" w:eastAsia="宋体" w:hAnsi="Times New Roman" w:cs="Cambria Math"/>
+          </w:rPr>
+          <m:t>B</m:t>
+        </m:r>
+        <m:r>
+          <w:rPr>
+            <w:rFonts w:ascii="Times New Roman" w:eastAsia="宋体" w:hAnsi="Times New Roman" w:cs="Cambria Math"/>
+          </w:rPr>
+          <m:t>C</m:t>
+        </m:r>
+        <m:r>
+          <w:rPr>
+            <w:rFonts w:ascii="Times New Roman" w:eastAsia="宋体" w:hAnsi="Times New Roman" w:cs="Cambria Math"/>
+          </w:rPr>
+          <m:t>=</m:t>
+        </m:r>
+        <m:r>
+          <w:rPr>
+            <w:rFonts w:ascii="Times New Roman" w:eastAsia="宋体" w:hAnsi="Times New Roman" w:cs="Cambria Math"/>
+          </w:rPr>
+          <m:t>2</m:t>
+        </m:r>
+      </m:oMath>
+      <w:r>
+        <w:rPr>
+          <w:b/>
+          <w:sz w:val="21"/>
+        </w:rPr>
+        <w:t>，求</w:t>
+      </w:r>
+      <w:r>
+        <w:rPr>
+          <w:b/>
+          <w:sz w:val="21"/>
+        </w:rPr>
         <w:t/>
       </w:r>
       <w:r>
@@ -36280,129 +36517,18 @@
         </w:rPr>
         <w:t/>
       </w:r>
-      <m:oMathPara>
-        <m:oMathParaPr>
-          <m:jc m:val="left"/>
-        </m:oMathParaPr>
-        <m:oMath>
-          <m:r>
-            <w:rPr>
-              <w:rFonts w:ascii="Times New Roman" w:eastAsia="宋体" w:hAnsi="Times New Roman" w:cs="Cambria Math"/>
-            </w:rPr>
-            <m:t>△</m:t>
-          </m:r>
-          <m:r>
-            <w:rPr>
-              <w:rFonts w:ascii="Times New Roman" w:eastAsia="宋体" w:hAnsi="Times New Roman" w:cs="Cambria Math"/>
-            </w:rPr>
-            <m:t>A</m:t>
-          </m:r>
-          <m:r>
-            <w:rPr>
-              <w:rFonts w:ascii="Times New Roman" w:eastAsia="宋体" w:hAnsi="Times New Roman" w:cs="Cambria Math"/>
-            </w:rPr>
-            <m:t>B</m:t>
-          </m:r>
-          <m:r>
-            <w:rPr>
-              <w:rFonts w:ascii="Times New Roman" w:eastAsia="宋体" w:hAnsi="Times New Roman" w:cs="Cambria Math"/>
-            </w:rPr>
-            <m:t>C</m:t>
-          </m:r>
-        </m:oMath>
-      </m:oMathPara>
       <w:r>
         <w:rPr>
           <w:sz w:val="21"/>
         </w:rPr>
         <w:t/>
       </w:r>
-      <m:oMathPara>
-        <m:oMathParaPr>
-          <m:jc m:val="left"/>
-        </m:oMathParaPr>
-        <m:oMath>
-          <m:r>
-            <w:rPr>
-              <w:rFonts w:ascii="Times New Roman" w:eastAsia="宋体" w:hAnsi="Times New Roman" w:cs="Cambria Math"/>
-            </w:rPr>
-            <m:t>A</m:t>
-          </m:r>
-          <m:r>
-            <w:rPr>
-              <w:rFonts w:ascii="Times New Roman" w:eastAsia="宋体" w:hAnsi="Times New Roman" w:cs="Cambria Math"/>
-            </w:rPr>
-            <m:t>B</m:t>
-          </m:r>
-          <m:r>
-            <w:rPr>
-              <w:rFonts w:ascii="Times New Roman" w:eastAsia="宋体" w:hAnsi="Times New Roman" w:cs="Cambria Math"/>
-            </w:rPr>
-            <m:t>=</m:t>
-          </m:r>
-          <m:r>
-            <w:rPr>
-              <w:rFonts w:ascii="Times New Roman" w:eastAsia="宋体" w:hAnsi="Times New Roman" w:cs="Cambria Math"/>
-            </w:rPr>
-            <m:t>A</m:t>
-          </m:r>
-          <m:r>
-            <w:rPr>
-              <w:rFonts w:ascii="Times New Roman" w:eastAsia="宋体" w:hAnsi="Times New Roman" w:cs="Cambria Math"/>
-            </w:rPr>
-            <m:t>C</m:t>
-          </m:r>
-          <m:r>
-            <w:rPr>
-              <w:rFonts w:ascii="Times New Roman" w:eastAsia="宋体" w:hAnsi="Times New Roman" w:cs="Cambria Math"/>
-            </w:rPr>
-            <m:t>=</m:t>
-          </m:r>
-          <m:r>
-            <w:rPr>
-              <w:rFonts w:ascii="Times New Roman" w:eastAsia="宋体" w:hAnsi="Times New Roman" w:cs="Cambria Math"/>
-            </w:rPr>
-            <m:t>3</m:t>
-          </m:r>
-        </m:oMath>
-      </m:oMathPara>
       <w:r>
         <w:rPr>
           <w:sz w:val="21"/>
         </w:rPr>
         <w:t/>
       </w:r>
-      <m:oMathPara>
-        <m:oMathParaPr>
-          <m:jc m:val="left"/>
-        </m:oMathParaPr>
-        <m:oMath>
-          <m:r>
-            <w:rPr>
-              <w:rFonts w:ascii="Times New Roman" w:eastAsia="宋体" w:hAnsi="Times New Roman" w:cs="Cambria Math"/>
-            </w:rPr>
-            <m:t>B</m:t>
-          </m:r>
-          <m:r>
-            <w:rPr>
-              <w:rFonts w:ascii="Times New Roman" w:eastAsia="宋体" w:hAnsi="Times New Roman" w:cs="Cambria Math"/>
-            </w:rPr>
-            <m:t>C</m:t>
-          </m:r>
-          <m:r>
-            <w:rPr>
-              <w:rFonts w:ascii="Times New Roman" w:eastAsia="宋体" w:hAnsi="Times New Roman" w:cs="Cambria Math"/>
-            </w:rPr>
-            <m:t>=</m:t>
-          </m:r>
-          <m:r>
-            <w:rPr>
-              <w:rFonts w:ascii="Times New Roman" w:eastAsia="宋体" w:hAnsi="Times New Roman" w:cs="Cambria Math"/>
-            </w:rPr>
-            <m:t>2</m:t>
-          </m:r>
-        </m:oMath>
-      </m:oMathPara>
       <w:r>
         <w:rPr>
           <w:sz w:val="21"/>
@@ -38790,13 +38916,257 @@
           <w:b/>
           <w:sz w:val="21"/>
         </w:rPr>
-        <w:t>23．在中，，是边上的高，已知，点、分别是的垂心和外心，则的最小长度为_____．</w:t>
+        <w:t>23．</w:t>
       </w:r>
       <w:r>
         <w:rPr>
           <w:b/>
           <w:sz w:val="21"/>
         </w:rPr>
+        <w:t>在</w:t>
+      </w:r>
+      <m:oMath>
+        <m:r>
+          <m:rPr>
+            <m:sty m:val="p"/>
+          </m:rPr>
+          <w:rPr>
+            <w:rFonts w:ascii="Times New Roman" w:eastAsia="宋体" w:hAnsi="Times New Roman" w:cs="Cambria Math"/>
+          </w:rPr>
+          <m:t>Δ</m:t>
+        </m:r>
+        <m:r>
+          <w:rPr>
+            <w:rFonts w:ascii="Times New Roman" w:eastAsia="宋体" w:hAnsi="Times New Roman" w:cs="Cambria Math"/>
+          </w:rPr>
+          <m:t>A</m:t>
+        </m:r>
+        <m:r>
+          <w:rPr>
+            <w:rFonts w:ascii="Times New Roman" w:eastAsia="宋体" w:hAnsi="Times New Roman" w:cs="Cambria Math"/>
+          </w:rPr>
+          <m:t>B</m:t>
+        </m:r>
+        <m:r>
+          <w:rPr>
+            <w:rFonts w:ascii="Times New Roman" w:eastAsia="宋体" w:hAnsi="Times New Roman" w:cs="Cambria Math"/>
+          </w:rPr>
+          <m:t>C</m:t>
+        </m:r>
+      </m:oMath>
+      <w:r>
+        <w:rPr>
+          <w:b/>
+          <w:sz w:val="21"/>
+        </w:rPr>
+        <w:t>中，</w:t>
+      </w:r>
+      <m:oMath>
+        <m:r>
+          <w:rPr>
+            <w:rFonts w:ascii="Times New Roman" w:eastAsia="宋体" w:hAnsi="Times New Roman" w:cs="Cambria Math"/>
+          </w:rPr>
+          <m:t>A</m:t>
+        </m:r>
+        <m:r>
+          <w:rPr>
+            <w:rFonts w:ascii="Times New Roman" w:eastAsia="宋体" w:hAnsi="Times New Roman" w:cs="Cambria Math"/>
+          </w:rPr>
+          <m:t>B</m:t>
+        </m:r>
+        <m:r>
+          <w:rPr>
+            <w:rFonts w:ascii="Times New Roman" w:eastAsia="宋体" w:hAnsi="Times New Roman" w:cs="Cambria Math"/>
+          </w:rPr>
+          <m:t>=</m:t>
+        </m:r>
+        <m:r>
+          <w:rPr>
+            <w:rFonts w:ascii="Times New Roman" w:eastAsia="宋体" w:hAnsi="Times New Roman" w:cs="Cambria Math"/>
+          </w:rPr>
+          <m:t>10</m:t>
+        </m:r>
+      </m:oMath>
+      <w:r>
+        <w:rPr>
+          <w:b/>
+          <w:sz w:val="21"/>
+        </w:rPr>
+        <w:t>，</w:t>
+      </w:r>
+      <m:oMath>
+        <m:r>
+          <w:rPr>
+            <w:rFonts w:ascii="Times New Roman" w:eastAsia="宋体" w:hAnsi="Times New Roman" w:cs="Cambria Math"/>
+          </w:rPr>
+          <m:t>A</m:t>
+        </m:r>
+        <m:r>
+          <w:rPr>
+            <w:rFonts w:ascii="Times New Roman" w:eastAsia="宋体" w:hAnsi="Times New Roman" w:cs="Cambria Math"/>
+          </w:rPr>
+          <m:t>D</m:t>
+        </m:r>
+      </m:oMath>
+      <w:r>
+        <w:rPr>
+          <w:b/>
+          <w:sz w:val="21"/>
+        </w:rPr>
+        <w:t>是</w:t>
+      </w:r>
+      <m:oMath>
+        <m:r>
+          <w:rPr>
+            <w:rFonts w:ascii="Times New Roman" w:eastAsia="宋体" w:hAnsi="Times New Roman" w:cs="Cambria Math"/>
+          </w:rPr>
+          <m:t>B</m:t>
+        </m:r>
+        <m:r>
+          <w:rPr>
+            <w:rFonts w:ascii="Times New Roman" w:eastAsia="宋体" w:hAnsi="Times New Roman" w:cs="Cambria Math"/>
+          </w:rPr>
+          <m:t>C</m:t>
+        </m:r>
+      </m:oMath>
+      <w:r>
+        <w:rPr>
+          <w:b/>
+          <w:sz w:val="21"/>
+        </w:rPr>
+        <w:t>边上的高，已知</w:t>
+      </w:r>
+      <m:oMath>
+        <m:r>
+          <w:rPr>
+            <w:rFonts w:ascii="Times New Roman" w:eastAsia="宋体" w:hAnsi="Times New Roman" w:cs="Cambria Math"/>
+          </w:rPr>
+          <m:t>A</m:t>
+        </m:r>
+        <m:r>
+          <w:rPr>
+            <w:rFonts w:ascii="Times New Roman" w:eastAsia="宋体" w:hAnsi="Times New Roman" w:cs="Cambria Math"/>
+          </w:rPr>
+          <m:t>D</m:t>
+        </m:r>
+        <m:r>
+          <w:rPr>
+            <w:rFonts w:ascii="Times New Roman" w:eastAsia="宋体" w:hAnsi="Times New Roman" w:cs="Cambria Math"/>
+          </w:rPr>
+          <m:t>=</m:t>
+        </m:r>
+        <m:r>
+          <w:rPr>
+            <w:rFonts w:ascii="Times New Roman" w:eastAsia="宋体" w:hAnsi="Times New Roman" w:cs="Cambria Math"/>
+          </w:rPr>
+          <m:t>B</m:t>
+        </m:r>
+        <m:r>
+          <w:rPr>
+            <w:rFonts w:ascii="Times New Roman" w:eastAsia="宋体" w:hAnsi="Times New Roman" w:cs="Cambria Math"/>
+          </w:rPr>
+          <m:t>D</m:t>
+        </m:r>
+      </m:oMath>
+      <w:r>
+        <w:rPr>
+          <w:b/>
+          <w:sz w:val="21"/>
+        </w:rPr>
+        <w:t>，点</w:t>
+      </w:r>
+      <m:oMath>
+        <m:r>
+          <w:rPr>
+            <w:rFonts w:ascii="Times New Roman" w:eastAsia="宋体" w:hAnsi="Times New Roman" w:cs="Cambria Math"/>
+          </w:rPr>
+          <m:t>H</m:t>
+        </m:r>
+      </m:oMath>
+      <w:r>
+        <w:rPr>
+          <w:b/>
+          <w:sz w:val="21"/>
+        </w:rPr>
+        <w:t>、</w:t>
+      </w:r>
+      <m:oMath>
+        <m:r>
+          <w:rPr>
+            <w:rFonts w:ascii="Times New Roman" w:eastAsia="宋体" w:hAnsi="Times New Roman" w:cs="Cambria Math"/>
+          </w:rPr>
+          <m:t>O</m:t>
+        </m:r>
+      </m:oMath>
+      <w:r>
+        <w:rPr>
+          <w:b/>
+          <w:sz w:val="21"/>
+        </w:rPr>
+        <w:t>分别是</w:t>
+      </w:r>
+      <m:oMath>
+        <m:r>
+          <m:rPr>
+            <m:sty m:val="p"/>
+          </m:rPr>
+          <w:rPr>
+            <w:rFonts w:ascii="Times New Roman" w:eastAsia="宋体" w:hAnsi="Times New Roman" w:cs="Cambria Math"/>
+          </w:rPr>
+          <m:t>Δ</m:t>
+        </m:r>
+        <m:r>
+          <w:rPr>
+            <w:rFonts w:ascii="Times New Roman" w:eastAsia="宋体" w:hAnsi="Times New Roman" w:cs="Cambria Math"/>
+          </w:rPr>
+          <m:t>A</m:t>
+        </m:r>
+        <m:r>
+          <w:rPr>
+            <w:rFonts w:ascii="Times New Roman" w:eastAsia="宋体" w:hAnsi="Times New Roman" w:cs="Cambria Math"/>
+          </w:rPr>
+          <m:t>B</m:t>
+        </m:r>
+        <m:r>
+          <w:rPr>
+            <w:rFonts w:ascii="Times New Roman" w:eastAsia="宋体" w:hAnsi="Times New Roman" w:cs="Cambria Math"/>
+          </w:rPr>
+          <m:t>C</m:t>
+        </m:r>
+      </m:oMath>
+      <w:r>
+        <w:rPr>
+          <w:b/>
+          <w:sz w:val="21"/>
+        </w:rPr>
+        <w:t>的垂心和外心，则</w:t>
+      </w:r>
+      <m:oMath>
+        <m:r>
+          <w:rPr>
+            <w:rFonts w:ascii="Times New Roman" w:eastAsia="宋体" w:hAnsi="Times New Roman" w:cs="Cambria Math"/>
+          </w:rPr>
+          <m:t>H</m:t>
+        </m:r>
+        <m:r>
+          <w:rPr>
+            <w:rFonts w:ascii="Times New Roman" w:eastAsia="宋体" w:hAnsi="Times New Roman" w:cs="Cambria Math"/>
+          </w:rPr>
+          <m:t>O</m:t>
+        </m:r>
+      </m:oMath>
+      <w:r>
+        <w:rPr>
+          <w:b/>
+          <w:sz w:val="21"/>
+        </w:rPr>
+        <w:t>的最小长度为_____．</w:t>
+      </w:r>
+      <w:r>
+        <w:rPr>
+          <w:b/>
+          <w:sz w:val="21"/>
+        </w:rPr>
         <w:t/>
       </w:r>
       <w:r>
@@ -38812,273 +39182,54 @@
         </w:rPr>
         <w:t/>
       </w:r>
-      <m:oMathPara>
-        <m:oMathParaPr>
-          <m:jc m:val="left"/>
-        </m:oMathParaPr>
-        <m:oMath>
-          <m:r>
-            <m:rPr>
-              <m:sty m:val="p"/>
-            </m:rPr>
-            <w:rPr>
-              <w:rFonts w:ascii="Times New Roman" w:eastAsia="宋体" w:hAnsi="Times New Roman" w:cs="Cambria Math"/>
-            </w:rPr>
-            <m:t>Δ</m:t>
-          </m:r>
-          <m:r>
-            <w:rPr>
-              <w:rFonts w:ascii="Times New Roman" w:eastAsia="宋体" w:hAnsi="Times New Roman" w:cs="Cambria Math"/>
-            </w:rPr>
-            <m:t>A</m:t>
-          </m:r>
-          <m:r>
-            <w:rPr>
-              <w:rFonts w:ascii="Times New Roman" w:eastAsia="宋体" w:hAnsi="Times New Roman" w:cs="Cambria Math"/>
-            </w:rPr>
-            <m:t>B</m:t>
-          </m:r>
-          <m:r>
-            <w:rPr>
-              <w:rFonts w:ascii="Times New Roman" w:eastAsia="宋体" w:hAnsi="Times New Roman" w:cs="Cambria Math"/>
-            </w:rPr>
-            <m:t>C</m:t>
-          </m:r>
-        </m:oMath>
-      </m:oMathPara>
       <w:r>
         <w:rPr>
           <w:sz w:val="21"/>
         </w:rPr>
         <w:t/>
       </w:r>
-      <m:oMathPara>
-        <m:oMathParaPr>
-          <m:jc m:val="left"/>
-        </m:oMathParaPr>
-        <m:oMath>
-          <m:r>
-            <w:rPr>
-              <w:rFonts w:ascii="Times New Roman" w:eastAsia="宋体" w:hAnsi="Times New Roman" w:cs="Cambria Math"/>
-            </w:rPr>
-            <m:t>A</m:t>
-          </m:r>
-          <m:r>
-            <w:rPr>
-              <w:rFonts w:ascii="Times New Roman" w:eastAsia="宋体" w:hAnsi="Times New Roman" w:cs="Cambria Math"/>
-            </w:rPr>
-            <m:t>B</m:t>
-          </m:r>
-          <m:r>
-            <w:rPr>
-              <w:rFonts w:ascii="Times New Roman" w:eastAsia="宋体" w:hAnsi="Times New Roman" w:cs="Cambria Math"/>
-            </w:rPr>
-            <m:t>=</m:t>
-          </m:r>
-          <m:r>
-            <w:rPr>
-              <w:rFonts w:ascii="Times New Roman" w:eastAsia="宋体" w:hAnsi="Times New Roman" w:cs="Cambria Math"/>
-            </w:rPr>
-            <m:t>10</m:t>
-          </m:r>
-        </m:oMath>
-      </m:oMathPara>
       <w:r>
         <w:rPr>
           <w:sz w:val="21"/>
         </w:rPr>
         <w:t/>
       </w:r>
-      <m:oMathPara>
-        <m:oMathParaPr>
-          <m:jc m:val="left"/>
-        </m:oMathParaPr>
-        <m:oMath>
-          <m:r>
-            <w:rPr>
-              <w:rFonts w:ascii="Times New Roman" w:eastAsia="宋体" w:hAnsi="Times New Roman" w:cs="Cambria Math"/>
-            </w:rPr>
-            <m:t>A</m:t>
-          </m:r>
-          <m:r>
-            <w:rPr>
-              <w:rFonts w:ascii="Times New Roman" w:eastAsia="宋体" w:hAnsi="Times New Roman" w:cs="Cambria Math"/>
-            </w:rPr>
-            <m:t>D</m:t>
-          </m:r>
-        </m:oMath>
-      </m:oMathPara>
       <w:r>
         <w:rPr>
           <w:sz w:val="21"/>
         </w:rPr>
         <w:t/>
       </w:r>
-      <m:oMathPara>
-        <m:oMathParaPr>
-          <m:jc m:val="left"/>
-        </m:oMathParaPr>
-        <m:oMath>
-          <m:r>
-            <w:rPr>
-              <w:rFonts w:ascii="Times New Roman" w:eastAsia="宋体" w:hAnsi="Times New Roman" w:cs="Cambria Math"/>
-            </w:rPr>
-            <m:t>B</m:t>
-          </m:r>
-          <m:r>
-            <w:rPr>
-              <w:rFonts w:ascii="Times New Roman" w:eastAsia="宋体" w:hAnsi="Times New Roman" w:cs="Cambria Math"/>
-            </w:rPr>
-            <m:t>C</m:t>
-          </m:r>
-        </m:oMath>
-      </m:oMathPara>
       <w:r>
         <w:rPr>
           <w:sz w:val="21"/>
         </w:rPr>
         <w:t/>
       </w:r>
-      <m:oMathPara>
-        <m:oMathParaPr>
-          <m:jc m:val="left"/>
-        </m:oMathParaPr>
-        <m:oMath>
-          <m:r>
-            <w:rPr>
-              <w:rFonts w:ascii="Times New Roman" w:eastAsia="宋体" w:hAnsi="Times New Roman" w:cs="Cambria Math"/>
-            </w:rPr>
-            <m:t>A</m:t>
-          </m:r>
-          <m:r>
-            <w:rPr>
-              <w:rFonts w:ascii="Times New Roman" w:eastAsia="宋体" w:hAnsi="Times New Roman" w:cs="Cambria Math"/>
-            </w:rPr>
-            <m:t>D</m:t>
-          </m:r>
-          <m:r>
-            <w:rPr>
-              <w:rFonts w:ascii="Times New Roman" w:eastAsia="宋体" w:hAnsi="Times New Roman" w:cs="Cambria Math"/>
-            </w:rPr>
-            <m:t>=</m:t>
-          </m:r>
-          <m:r>
-            <w:rPr>
-              <w:rFonts w:ascii="Times New Roman" w:eastAsia="宋体" w:hAnsi="Times New Roman" w:cs="Cambria Math"/>
-            </w:rPr>
-            <m:t>B</m:t>
-          </m:r>
-          <m:r>
-            <w:rPr>
-              <w:rFonts w:ascii="Times New Roman" w:eastAsia="宋体" w:hAnsi="Times New Roman" w:cs="Cambria Math"/>
-            </w:rPr>
-            <m:t>D</m:t>
-          </m:r>
-        </m:oMath>
-      </m:oMathPara>
       <w:r>
         <w:rPr>
           <w:sz w:val="21"/>
         </w:rPr>
         <w:t/>
       </w:r>
-      <m:oMathPara>
-        <m:oMathParaPr>
-          <m:jc m:val="left"/>
-        </m:oMathParaPr>
-        <m:oMath>
-          <m:r>
-            <w:rPr>
-              <w:rFonts w:ascii="Times New Roman" w:eastAsia="宋体" w:hAnsi="Times New Roman" w:cs="Cambria Math"/>
-            </w:rPr>
-            <m:t>H</m:t>
-          </m:r>
-        </m:oMath>
-      </m:oMathPara>
       <w:r>
         <w:rPr>
           <w:sz w:val="21"/>
         </w:rPr>
         <w:t/>
       </w:r>
-      <m:oMathPara>
-        <m:oMathParaPr>
-          <m:jc m:val="left"/>
-        </m:oMathParaPr>
-        <m:oMath>
-          <m:r>
-            <w:rPr>
-              <w:rFonts w:ascii="Times New Roman" w:eastAsia="宋体" w:hAnsi="Times New Roman" w:cs="Cambria Math"/>
-            </w:rPr>
-            <m:t>O</m:t>
-          </m:r>
-        </m:oMath>
-      </m:oMathPara>
       <w:r>
         <w:rPr>
           <w:sz w:val="21"/>
         </w:rPr>
         <w:t/>
       </w:r>
-      <m:oMathPara>
-        <m:oMathParaPr>
-          <m:jc m:val="left"/>
-        </m:oMathParaPr>
-        <m:oMath>
-          <m:r>
-            <m:rPr>
-              <m:sty m:val="p"/>
-            </m:rPr>
-            <w:rPr>
-              <w:rFonts w:ascii="Times New Roman" w:eastAsia="宋体" w:hAnsi="Times New Roman" w:cs="Cambria Math"/>
-            </w:rPr>
-            <m:t>Δ</m:t>
-          </m:r>
-          <m:r>
-            <w:rPr>
-              <w:rFonts w:ascii="Times New Roman" w:eastAsia="宋体" w:hAnsi="Times New Roman" w:cs="Cambria Math"/>
-            </w:rPr>
-            <m:t>A</m:t>
-          </m:r>
-          <m:r>
-            <w:rPr>
-              <w:rFonts w:ascii="Times New Roman" w:eastAsia="宋体" w:hAnsi="Times New Roman" w:cs="Cambria Math"/>
-            </w:rPr>
-            <m:t>B</m:t>
-          </m:r>
-          <m:r>
-            <w:rPr>
-              <w:rFonts w:ascii="Times New Roman" w:eastAsia="宋体" w:hAnsi="Times New Roman" w:cs="Cambria Math"/>
-            </w:rPr>
-            <m:t>C</m:t>
-          </m:r>
-        </m:oMath>
-      </m:oMathPara>
       <w:r>
         <w:rPr>
           <w:sz w:val="21"/>
         </w:rPr>
         <w:t/>
       </w:r>
-      <m:oMathPara>
-        <m:oMathParaPr>
-          <m:jc m:val="left"/>
-        </m:oMathParaPr>
-        <m:oMath>
-          <m:r>
-            <w:rPr>
-              <w:rFonts w:ascii="Times New Roman" w:eastAsia="宋体" w:hAnsi="Times New Roman" w:cs="Cambria Math"/>
-            </w:rPr>
-            <m:t>H</m:t>
-          </m:r>
-          <m:r>
-            <w:rPr>
-              <w:rFonts w:ascii="Times New Roman" w:eastAsia="宋体" w:hAnsi="Times New Roman" w:cs="Cambria Math"/>
-            </w:rPr>
-            <m:t>O</m:t>
-          </m:r>
-        </m:oMath>
-      </m:oMathPara>
       <w:r>
         <w:rPr>
           <w:sz w:val="21"/>
@@ -42213,156 +42364,180 @@
         <w:rPr>
           <w:sz w:val="21"/>
         </w:rPr>
-        <w:t>24．是的内切圆圆心，，，BC=20cm，则长为____cm．</w:t>
-      </w:r>
-      <m:oMathPara>
-        <m:oMathParaPr>
-          <m:jc m:val="left"/>
-        </m:oMathParaPr>
-        <m:oMath>
-          <m:r>
-            <w:rPr>
-              <w:rFonts w:ascii="Times New Roman" w:eastAsia="宋体" w:hAnsi="Times New Roman" w:cs="Cambria Math"/>
-            </w:rPr>
-            <m:t>O</m:t>
-          </m:r>
-        </m:oMath>
-      </m:oMathPara>
+        <w:t>24．</w:t>
+      </w:r>
+      <m:oMath>
+        <m:r>
+          <w:rPr>
+            <w:rFonts w:ascii="Times New Roman" w:eastAsia="宋体" w:hAnsi="Times New Roman" w:cs="Cambria Math"/>
+          </w:rPr>
+          <m:t>O</m:t>
+        </m:r>
+      </m:oMath>
+      <w:r>
+        <w:rPr>
+          <w:sz w:val="21"/>
+        </w:rPr>
+        <w:t>是</w:t>
+      </w:r>
+      <m:oMath>
+        <m:r>
+          <w:rPr>
+            <w:rFonts w:ascii="Times New Roman" w:eastAsia="宋体" w:hAnsi="Times New Roman" w:cs="Cambria Math"/>
+          </w:rPr>
+          <m:t>△</m:t>
+        </m:r>
+        <m:r>
+          <w:rPr>
+            <w:rFonts w:ascii="Times New Roman" w:eastAsia="宋体" w:hAnsi="Times New Roman" w:cs="Cambria Math"/>
+          </w:rPr>
+          <m:t>A</m:t>
+        </m:r>
+        <m:r>
+          <w:rPr>
+            <w:rFonts w:ascii="Times New Roman" w:eastAsia="宋体" w:hAnsi="Times New Roman" w:cs="Cambria Math"/>
+          </w:rPr>
+          <m:t>B</m:t>
+        </m:r>
+        <m:r>
+          <w:rPr>
+            <w:rFonts w:ascii="Times New Roman" w:eastAsia="宋体" w:hAnsi="Times New Roman" w:cs="Cambria Math"/>
+          </w:rPr>
+          <m:t>C</m:t>
+        </m:r>
+      </m:oMath>
+      <w:r>
+        <w:rPr>
+          <w:sz w:val="21"/>
+        </w:rPr>
+        <w:t>的内切圆圆心，</w:t>
+      </w:r>
+      <m:oMath>
+        <m:r>
+          <w:rPr>
+            <w:rFonts w:ascii="Times New Roman" w:eastAsia="宋体" w:hAnsi="Times New Roman" w:cs="Cambria Math"/>
+          </w:rPr>
+          <m:t>∠</m:t>
+        </m:r>
+        <m:r>
+          <w:rPr>
+            <w:rFonts w:ascii="Times New Roman" w:eastAsia="宋体" w:hAnsi="Times New Roman" w:cs="Cambria Math"/>
+          </w:rPr>
+          <m:t>C</m:t>
+        </m:r>
+        <m:r>
+          <w:rPr>
+            <w:rFonts w:ascii="Times New Roman" w:eastAsia="宋体" w:hAnsi="Times New Roman" w:cs="Cambria Math"/>
+          </w:rPr>
+          <m:t>=</m:t>
+        </m:r>
+        <m:r>
+          <w:rPr>
+            <w:rFonts w:ascii="Times New Roman" w:eastAsia="宋体" w:hAnsi="Times New Roman" w:cs="Cambria Math"/>
+          </w:rPr>
+          <m:t>90</m:t>
+        </m:r>
+        <m:r>
+          <w:rPr>
+            <w:rFonts w:ascii="Times New Roman" w:eastAsia="宋体" w:hAnsi="Times New Roman" w:cs="Cambria Math"/>
+          </w:rPr>
+          <m:t>°</m:t>
+        </m:r>
+      </m:oMath>
+      <w:r>
+        <w:rPr>
+          <w:sz w:val="21"/>
+        </w:rPr>
+        <w:t>，</w:t>
+      </w:r>
+      <m:oMath>
+        <m:r>
+          <w:rPr>
+            <w:rFonts w:ascii="Times New Roman" w:eastAsia="宋体" w:hAnsi="Times New Roman" w:cs="Cambria Math"/>
+          </w:rPr>
+          <m:t>∠</m:t>
+        </m:r>
+        <m:r>
+          <w:rPr>
+            <w:rFonts w:ascii="Times New Roman" w:eastAsia="宋体" w:hAnsi="Times New Roman" w:cs="Cambria Math"/>
+          </w:rPr>
+          <m:t>B</m:t>
+        </m:r>
+        <m:r>
+          <w:rPr>
+            <w:rFonts w:ascii="Times New Roman" w:eastAsia="宋体" w:hAnsi="Times New Roman" w:cs="Cambria Math"/>
+          </w:rPr>
+          <m:t>O</m:t>
+        </m:r>
+        <m:r>
+          <w:rPr>
+            <w:rFonts w:ascii="Times New Roman" w:eastAsia="宋体" w:hAnsi="Times New Roman" w:cs="Cambria Math"/>
+          </w:rPr>
+          <m:t>C</m:t>
+        </m:r>
+        <m:r>
+          <w:rPr>
+            <w:rFonts w:ascii="Times New Roman" w:eastAsia="宋体" w:hAnsi="Times New Roman" w:cs="Cambria Math"/>
+          </w:rPr>
+          <m:t>=</m:t>
+        </m:r>
+        <m:r>
+          <w:rPr>
+            <w:rFonts w:ascii="Times New Roman" w:eastAsia="宋体" w:hAnsi="Times New Roman" w:cs="Cambria Math"/>
+          </w:rPr>
+          <m:t>105</m:t>
+        </m:r>
+        <m:r>
+          <w:rPr>
+            <w:rFonts w:ascii="Times New Roman" w:eastAsia="宋体" w:hAnsi="Times New Roman" w:cs="Cambria Math"/>
+          </w:rPr>
+          <m:t>°</m:t>
+        </m:r>
+      </m:oMath>
+      <w:r>
+        <w:rPr>
+          <w:sz w:val="21"/>
+        </w:rPr>
+        <w:t>，BC=20cm，则</w:t>
+      </w:r>
+      <m:oMath>
+        <m:r>
+          <w:rPr>
+            <w:rFonts w:ascii="Times New Roman" w:eastAsia="宋体" w:hAnsi="Times New Roman" w:cs="Cambria Math"/>
+          </w:rPr>
+          <m:t>A</m:t>
+        </m:r>
+        <m:r>
+          <w:rPr>
+            <w:rFonts w:ascii="Times New Roman" w:eastAsia="宋体" w:hAnsi="Times New Roman" w:cs="Cambria Math"/>
+          </w:rPr>
+          <m:t>C</m:t>
+        </m:r>
+      </m:oMath>
+      <w:r>
+        <w:rPr>
+          <w:sz w:val="21"/>
+        </w:rPr>
+        <w:t>长为____cm．</w:t>
+      </w:r>
       <w:r>
         <w:rPr>
           <w:sz w:val="21"/>
         </w:rPr>
         <w:t/>
       </w:r>
-      <m:oMathPara>
-        <m:oMathParaPr>
-          <m:jc m:val="left"/>
-        </m:oMathParaPr>
-        <m:oMath>
-          <m:r>
-            <w:rPr>
-              <w:rFonts w:ascii="Times New Roman" w:eastAsia="宋体" w:hAnsi="Times New Roman" w:cs="Cambria Math"/>
-            </w:rPr>
-            <m:t>△</m:t>
-          </m:r>
-          <m:r>
-            <w:rPr>
-              <w:rFonts w:ascii="Times New Roman" w:eastAsia="宋体" w:hAnsi="Times New Roman" w:cs="Cambria Math"/>
-            </w:rPr>
-            <m:t>A</m:t>
-          </m:r>
-          <m:r>
-            <w:rPr>
-              <w:rFonts w:ascii="Times New Roman" w:eastAsia="宋体" w:hAnsi="Times New Roman" w:cs="Cambria Math"/>
-            </w:rPr>
-            <m:t>B</m:t>
-          </m:r>
-          <m:r>
-            <w:rPr>
-              <w:rFonts w:ascii="Times New Roman" w:eastAsia="宋体" w:hAnsi="Times New Roman" w:cs="Cambria Math"/>
-            </w:rPr>
-            <m:t>C</m:t>
-          </m:r>
-        </m:oMath>
-      </m:oMathPara>
       <w:r>
         <w:rPr>
           <w:sz w:val="21"/>
         </w:rPr>
         <w:t/>
       </w:r>
-      <m:oMathPara>
-        <m:oMathParaPr>
-          <m:jc m:val="left"/>
-        </m:oMathParaPr>
-        <m:oMath>
-          <m:r>
-            <w:rPr>
-              <w:rFonts w:ascii="Times New Roman" w:eastAsia="宋体" w:hAnsi="Times New Roman" w:cs="Cambria Math"/>
-            </w:rPr>
-            <m:t>∠</m:t>
-          </m:r>
-          <m:r>
-            <w:rPr>
-              <w:rFonts w:ascii="Times New Roman" w:eastAsia="宋体" w:hAnsi="Times New Roman" w:cs="Cambria Math"/>
-            </w:rPr>
-            <m:t>C</m:t>
-          </m:r>
-          <m:r>
-            <w:rPr>
-              <w:rFonts w:ascii="Times New Roman" w:eastAsia="宋体" w:hAnsi="Times New Roman" w:cs="Cambria Math"/>
-            </w:rPr>
-            <m:t>=</m:t>
-          </m:r>
-          <m:r>
-            <w:rPr>
-              <w:rFonts w:ascii="Times New Roman" w:eastAsia="宋体" w:hAnsi="Times New Roman" w:cs="Cambria Math"/>
-            </w:rPr>
-            <m:t>90</m:t>
-          </m:r>
-          <m:r>
-            <w:rPr>
-              <w:rFonts w:ascii="Times New Roman" w:eastAsia="宋体" w:hAnsi="Times New Roman" w:cs="Cambria Math"/>
-            </w:rPr>
-            <m:t>°</m:t>
-          </m:r>
-        </m:oMath>
-      </m:oMathPara>
       <w:r>
         <w:rPr>
           <w:sz w:val="21"/>
         </w:rPr>
         <w:t/>
       </w:r>
-      <m:oMathPara>
-        <m:oMathParaPr>
-          <m:jc m:val="left"/>
-        </m:oMathParaPr>
-        <m:oMath>
-          <m:r>
-            <w:rPr>
-              <w:rFonts w:ascii="Times New Roman" w:eastAsia="宋体" w:hAnsi="Times New Roman" w:cs="Cambria Math"/>
-            </w:rPr>
-            <m:t>∠</m:t>
-          </m:r>
-          <m:r>
-            <w:rPr>
-              <w:rFonts w:ascii="Times New Roman" w:eastAsia="宋体" w:hAnsi="Times New Roman" w:cs="Cambria Math"/>
-            </w:rPr>
-            <m:t>B</m:t>
-          </m:r>
-          <m:r>
-            <w:rPr>
-              <w:rFonts w:ascii="Times New Roman" w:eastAsia="宋体" w:hAnsi="Times New Roman" w:cs="Cambria Math"/>
-            </w:rPr>
-            <m:t>O</m:t>
-          </m:r>
-          <m:r>
-            <w:rPr>
-              <w:rFonts w:ascii="Times New Roman" w:eastAsia="宋体" w:hAnsi="Times New Roman" w:cs="Cambria Math"/>
-            </w:rPr>
-            <m:t>C</m:t>
-          </m:r>
-          <m:r>
-            <w:rPr>
-              <w:rFonts w:ascii="Times New Roman" w:eastAsia="宋体" w:hAnsi="Times New Roman" w:cs="Cambria Math"/>
-            </w:rPr>
-            <m:t>=</m:t>
-          </m:r>
-          <m:r>
-            <w:rPr>
-              <w:rFonts w:ascii="Times New Roman" w:eastAsia="宋体" w:hAnsi="Times New Roman" w:cs="Cambria Math"/>
-            </w:rPr>
-            <m:t>105</m:t>
-          </m:r>
-          <m:r>
-            <w:rPr>
-              <w:rFonts w:ascii="Times New Roman" w:eastAsia="宋体" w:hAnsi="Times New Roman" w:cs="Cambria Math"/>
-            </w:rPr>
-            <m:t>°</m:t>
-          </m:r>
-        </m:oMath>
-      </m:oMathPara>
       <w:r>
         <w:rPr>
           <w:sz w:val="21"/>
@@ -42383,25 +42558,6 @@
         </w:rPr>
         <w:t/>
       </w:r>
-      <m:oMathPara>
-        <m:oMathParaPr>
-          <m:jc m:val="left"/>
-        </m:oMathParaPr>
-        <m:oMath>
-          <m:r>
-            <w:rPr>
-              <w:rFonts w:ascii="Times New Roman" w:eastAsia="宋体" w:hAnsi="Times New Roman" w:cs="Cambria Math"/>
-            </w:rPr>
-            <m:t>A</m:t>
-          </m:r>
-          <m:r>
-            <w:rPr>
-              <w:rFonts w:ascii="Times New Roman" w:eastAsia="宋体" w:hAnsi="Times New Roman" w:cs="Cambria Math"/>
-            </w:rPr>
-            <m:t>C</m:t>
-          </m:r>
-        </m:oMath>
-      </m:oMathPara>
       <w:r>
         <w:rPr>
           <w:sz w:val="21"/>
@@ -43567,182 +43723,188 @@
         <w:rPr>
           <w:sz w:val="21"/>
         </w:rPr>
-        <w:t>25．在中，是钝角，是垂心，，则  _____.</w:t>
-      </w:r>
-      <m:oMathPara>
-        <m:oMathParaPr>
-          <m:jc m:val="left"/>
-        </m:oMathParaPr>
-        <m:oMath>
-          <m:r>
-            <w:rPr>
-              <w:rFonts w:ascii="Times New Roman" w:eastAsia="宋体" w:hAnsi="Times New Roman" w:cs="Cambria Math"/>
-            </w:rPr>
-            <m:t>△</m:t>
-          </m:r>
-          <m:r>
-            <w:rPr>
-              <w:rFonts w:ascii="Times New Roman" w:eastAsia="宋体" w:hAnsi="Times New Roman" w:cs="Cambria Math"/>
-            </w:rPr>
-            <m:t>A</m:t>
-          </m:r>
-          <m:r>
-            <w:rPr>
-              <w:rFonts w:ascii="Times New Roman" w:eastAsia="宋体" w:hAnsi="Times New Roman" w:cs="Cambria Math"/>
-            </w:rPr>
-            <m:t>B</m:t>
-          </m:r>
-          <m:r>
-            <w:rPr>
-              <w:rFonts w:ascii="Times New Roman" w:eastAsia="宋体" w:hAnsi="Times New Roman" w:cs="Cambria Math"/>
-            </w:rPr>
-            <m:t>C</m:t>
-          </m:r>
-        </m:oMath>
-      </m:oMathPara>
+        <w:t>25．</w:t>
+      </w:r>
+      <w:r>
+        <w:rPr>
+          <w:sz w:val="21"/>
+        </w:rPr>
+        <w:t>在</w:t>
+      </w:r>
+      <m:oMath>
+        <m:r>
+          <w:rPr>
+            <w:rFonts w:ascii="Times New Roman" w:eastAsia="宋体" w:hAnsi="Times New Roman" w:cs="Cambria Math"/>
+          </w:rPr>
+          <m:t>△</m:t>
+        </m:r>
+        <m:r>
+          <w:rPr>
+            <w:rFonts w:ascii="Times New Roman" w:eastAsia="宋体" w:hAnsi="Times New Roman" w:cs="Cambria Math"/>
+          </w:rPr>
+          <m:t>A</m:t>
+        </m:r>
+        <m:r>
+          <w:rPr>
+            <w:rFonts w:ascii="Times New Roman" w:eastAsia="宋体" w:hAnsi="Times New Roman" w:cs="Cambria Math"/>
+          </w:rPr>
+          <m:t>B</m:t>
+        </m:r>
+        <m:r>
+          <w:rPr>
+            <w:rFonts w:ascii="Times New Roman" w:eastAsia="宋体" w:hAnsi="Times New Roman" w:cs="Cambria Math"/>
+          </w:rPr>
+          <m:t>C</m:t>
+        </m:r>
+      </m:oMath>
+      <w:r>
+        <w:rPr>
+          <w:sz w:val="21"/>
+        </w:rPr>
+        <w:t>中，</w:t>
+      </w:r>
+      <m:oMath>
+        <m:r>
+          <w:rPr>
+            <w:rFonts w:ascii="Times New Roman" w:eastAsia="宋体" w:hAnsi="Times New Roman" w:cs="Cambria Math"/>
+          </w:rPr>
+          <m:t>∠</m:t>
+        </m:r>
+        <m:r>
+          <w:rPr>
+            <w:rFonts w:ascii="Times New Roman" w:eastAsia="宋体" w:hAnsi="Times New Roman" w:cs="Cambria Math"/>
+          </w:rPr>
+          <m:t>A</m:t>
+        </m:r>
+      </m:oMath>
+      <w:r>
+        <w:rPr>
+          <w:sz w:val="21"/>
+        </w:rPr>
+        <w:t>是钝角，</w:t>
+      </w:r>
+      <m:oMath>
+        <m:r>
+          <w:rPr>
+            <w:rFonts w:ascii="Times New Roman" w:eastAsia="宋体" w:hAnsi="Times New Roman" w:cs="Cambria Math"/>
+          </w:rPr>
+          <m:t>H</m:t>
+        </m:r>
+      </m:oMath>
+      <w:r>
+        <w:rPr>
+          <w:sz w:val="21"/>
+        </w:rPr>
+        <w:t>是垂心，</w:t>
+      </w:r>
+      <m:oMath>
+        <m:r>
+          <w:rPr>
+            <w:rFonts w:ascii="Times New Roman" w:eastAsia="宋体" w:hAnsi="Times New Roman" w:cs="Cambria Math"/>
+          </w:rPr>
+          <m:t>A</m:t>
+        </m:r>
+        <m:r>
+          <w:rPr>
+            <w:rFonts w:ascii="Times New Roman" w:eastAsia="宋体" w:hAnsi="Times New Roman" w:cs="Cambria Math"/>
+          </w:rPr>
+          <m:t>H</m:t>
+        </m:r>
+        <m:r>
+          <w:rPr>
+            <w:rFonts w:ascii="Times New Roman" w:eastAsia="宋体" w:hAnsi="Times New Roman" w:cs="Cambria Math"/>
+          </w:rPr>
+          <m:t>=</m:t>
+        </m:r>
+        <m:r>
+          <w:rPr>
+            <w:rFonts w:ascii="Times New Roman" w:eastAsia="宋体" w:hAnsi="Times New Roman" w:cs="Cambria Math"/>
+          </w:rPr>
+          <m:t>B</m:t>
+        </m:r>
+        <m:r>
+          <w:rPr>
+            <w:rFonts w:ascii="Times New Roman" w:eastAsia="宋体" w:hAnsi="Times New Roman" w:cs="Cambria Math"/>
+          </w:rPr>
+          <m:t>C</m:t>
+        </m:r>
+      </m:oMath>
+      <w:r>
+        <w:rPr>
+          <w:sz w:val="21"/>
+        </w:rPr>
+        <w:t>，则</w:t>
+      </w:r>
+      <m:oMath>
+        <m:r>
+          <w:rPr>
+            <w:rFonts w:ascii="Times New Roman" w:eastAsia="宋体" w:hAnsi="Times New Roman" w:cs="Cambria Math"/>
+          </w:rPr>
+          <m:t>∠</m:t>
+        </m:r>
+        <m:r>
+          <w:rPr>
+            <w:rFonts w:ascii="Times New Roman" w:eastAsia="宋体" w:hAnsi="Times New Roman" w:cs="Cambria Math"/>
+          </w:rPr>
+          <m:t>B</m:t>
+        </m:r>
+        <m:r>
+          <w:rPr>
+            <w:rFonts w:ascii="Times New Roman" w:eastAsia="宋体" w:hAnsi="Times New Roman" w:cs="Cambria Math"/>
+          </w:rPr>
+          <m:t>H</m:t>
+        </m:r>
+        <m:r>
+          <w:rPr>
+            <w:rFonts w:ascii="Times New Roman" w:eastAsia="宋体" w:hAnsi="Times New Roman" w:cs="Cambria Math"/>
+          </w:rPr>
+          <m:t>C</m:t>
+        </m:r>
+      </m:oMath>
+      <m:oMath>
+        <m:r>
+          <w:rPr>
+            <w:rFonts w:ascii="Times New Roman" w:eastAsia="宋体" w:hAnsi="Times New Roman" w:cs="Cambria Math"/>
+          </w:rPr>
+          <m:t>=</m:t>
+        </m:r>
+      </m:oMath>
+      <w:r>
+        <w:rPr>
+          <w:sz w:val="21"/>
+        </w:rPr>
+        <w:t>  _____.</w:t>
+      </w:r>
       <w:r>
         <w:rPr>
           <w:sz w:val="21"/>
         </w:rPr>
         <w:t/>
       </w:r>
-      <m:oMathPara>
-        <m:oMathParaPr>
-          <m:jc m:val="left"/>
-        </m:oMathParaPr>
-        <m:oMath>
-          <m:r>
-            <w:rPr>
-              <w:rFonts w:ascii="Times New Roman" w:eastAsia="宋体" w:hAnsi="Times New Roman" w:cs="Cambria Math"/>
-            </w:rPr>
-            <m:t>∠</m:t>
-          </m:r>
-          <m:r>
-            <w:rPr>
-              <w:rFonts w:ascii="Times New Roman" w:eastAsia="宋体" w:hAnsi="Times New Roman" w:cs="Cambria Math"/>
-            </w:rPr>
-            <m:t>A</m:t>
-          </m:r>
-        </m:oMath>
-      </m:oMathPara>
       <w:r>
         <w:rPr>
           <w:sz w:val="21"/>
         </w:rPr>
         <w:t/>
       </w:r>
-      <m:oMathPara>
-        <m:oMathParaPr>
-          <m:jc m:val="left"/>
-        </m:oMathParaPr>
-        <m:oMath>
-          <m:r>
-            <w:rPr>
-              <w:rFonts w:ascii="Times New Roman" w:eastAsia="宋体" w:hAnsi="Times New Roman" w:cs="Cambria Math"/>
-            </w:rPr>
-            <m:t>H</m:t>
-          </m:r>
-        </m:oMath>
-      </m:oMathPara>
       <w:r>
         <w:rPr>
           <w:sz w:val="21"/>
         </w:rPr>
         <w:t/>
       </w:r>
-      <m:oMathPara>
-        <m:oMathParaPr>
-          <m:jc m:val="left"/>
-        </m:oMathParaPr>
-        <m:oMath>
-          <m:r>
-            <w:rPr>
-              <w:rFonts w:ascii="Times New Roman" w:eastAsia="宋体" w:hAnsi="Times New Roman" w:cs="Cambria Math"/>
-            </w:rPr>
-            <m:t>A</m:t>
-          </m:r>
-          <m:r>
-            <w:rPr>
-              <w:rFonts w:ascii="Times New Roman" w:eastAsia="宋体" w:hAnsi="Times New Roman" w:cs="Cambria Math"/>
-            </w:rPr>
-            <m:t>H</m:t>
-          </m:r>
-          <m:r>
-            <w:rPr>
-              <w:rFonts w:ascii="Times New Roman" w:eastAsia="宋体" w:hAnsi="Times New Roman" w:cs="Cambria Math"/>
-            </w:rPr>
-            <m:t>=</m:t>
-          </m:r>
-          <m:r>
-            <w:rPr>
-              <w:rFonts w:ascii="Times New Roman" w:eastAsia="宋体" w:hAnsi="Times New Roman" w:cs="Cambria Math"/>
-            </w:rPr>
-            <m:t>B</m:t>
-          </m:r>
-          <m:r>
-            <w:rPr>
-              <w:rFonts w:ascii="Times New Roman" w:eastAsia="宋体" w:hAnsi="Times New Roman" w:cs="Cambria Math"/>
-            </w:rPr>
-            <m:t>C</m:t>
-          </m:r>
-        </m:oMath>
-      </m:oMathPara>
       <w:r>
         <w:rPr>
           <w:sz w:val="21"/>
         </w:rPr>
         <w:t/>
       </w:r>
-      <m:oMathPara>
-        <m:oMathParaPr>
-          <m:jc m:val="left"/>
-        </m:oMathParaPr>
-        <m:oMath>
-          <m:r>
-            <w:rPr>
-              <w:rFonts w:ascii="Times New Roman" w:eastAsia="宋体" w:hAnsi="Times New Roman" w:cs="Cambria Math"/>
-            </w:rPr>
-            <m:t>∠</m:t>
-          </m:r>
-          <m:r>
-            <w:rPr>
-              <w:rFonts w:ascii="Times New Roman" w:eastAsia="宋体" w:hAnsi="Times New Roman" w:cs="Cambria Math"/>
-            </w:rPr>
-            <m:t>B</m:t>
-          </m:r>
-          <m:r>
-            <w:rPr>
-              <w:rFonts w:ascii="Times New Roman" w:eastAsia="宋体" w:hAnsi="Times New Roman" w:cs="Cambria Math"/>
-            </w:rPr>
-            <m:t>H</m:t>
-          </m:r>
-          <m:r>
-            <w:rPr>
-              <w:rFonts w:ascii="Times New Roman" w:eastAsia="宋体" w:hAnsi="Times New Roman" w:cs="Cambria Math"/>
-            </w:rPr>
-            <m:t>C</m:t>
-          </m:r>
-        </m:oMath>
-      </m:oMathPara>
       <w:r>
         <w:rPr>
           <w:sz w:val="21"/>
         </w:rPr>
         <w:t xml:space="preserve"/>
       </w:r>
-      <m:oMathPara>
-        <m:oMathParaPr>
-          <m:jc m:val="left"/>
-        </m:oMathParaPr>
-        <m:oMath>
-          <m:r>
-            <w:rPr>
-              <w:rFonts w:ascii="Times New Roman" w:eastAsia="宋体" w:hAnsi="Times New Roman" w:cs="Cambria Math"/>
-            </w:rPr>
-            <m:t>=</m:t>
-          </m:r>
-        </m:oMath>
-      </m:oMathPara>
       <w:r>
         <w:rPr>
           <w:sz w:val="21"/>
@@ -45122,255 +45284,268 @@
         <w:rPr>
           <w:sz w:val="21"/>
         </w:rPr>
-        <w:t>26．在中，两中线与相交于点，若，，则的度数为____.</w:t>
-      </w:r>
-      <m:oMathPara>
-        <m:oMathParaPr>
-          <m:jc m:val="left"/>
-        </m:oMathParaPr>
-        <m:oMath>
-          <m:r>
-            <w:rPr>
-              <w:rFonts w:ascii="Times New Roman" w:eastAsia="宋体" w:hAnsi="Times New Roman" w:cs="Cambria Math"/>
-            </w:rPr>
-            <m:t>△</m:t>
-          </m:r>
-          <m:r>
-            <w:rPr>
-              <w:rFonts w:ascii="Times New Roman" w:eastAsia="宋体" w:hAnsi="Times New Roman" w:cs="Cambria Math"/>
-            </w:rPr>
-            <m:t>A</m:t>
-          </m:r>
-          <m:r>
-            <w:rPr>
-              <w:rFonts w:ascii="Times New Roman" w:eastAsia="宋体" w:hAnsi="Times New Roman" w:cs="Cambria Math"/>
-            </w:rPr>
-            <m:t>B</m:t>
-          </m:r>
-          <m:r>
-            <w:rPr>
-              <w:rFonts w:ascii="Times New Roman" w:eastAsia="宋体" w:hAnsi="Times New Roman" w:cs="Cambria Math"/>
-            </w:rPr>
-            <m:t>C</m:t>
-          </m:r>
-        </m:oMath>
-      </m:oMathPara>
+        <w:t>26．</w:t>
+      </w:r>
+      <w:r>
+        <w:rPr>
+          <w:sz w:val="21"/>
+        </w:rPr>
+        <w:t>在</w:t>
+      </w:r>
+      <m:oMath>
+        <m:r>
+          <w:rPr>
+            <w:rFonts w:ascii="Times New Roman" w:eastAsia="宋体" w:hAnsi="Times New Roman" w:cs="Cambria Math"/>
+          </w:rPr>
+          <m:t>△</m:t>
+        </m:r>
+        <m:r>
+          <w:rPr>
+            <w:rFonts w:ascii="Times New Roman" w:eastAsia="宋体" w:hAnsi="Times New Roman" w:cs="Cambria Math"/>
+          </w:rPr>
+          <m:t>A</m:t>
+        </m:r>
+        <m:r>
+          <w:rPr>
+            <w:rFonts w:ascii="Times New Roman" w:eastAsia="宋体" w:hAnsi="Times New Roman" w:cs="Cambria Math"/>
+          </w:rPr>
+          <m:t>B</m:t>
+        </m:r>
+        <m:r>
+          <w:rPr>
+            <w:rFonts w:ascii="Times New Roman" w:eastAsia="宋体" w:hAnsi="Times New Roman" w:cs="Cambria Math"/>
+          </w:rPr>
+          <m:t>C</m:t>
+        </m:r>
+      </m:oMath>
+      <w:r>
+        <w:rPr>
+          <w:sz w:val="21"/>
+        </w:rPr>
+        <w:t>中，两中线</w:t>
+      </w:r>
+      <m:oMath>
+        <m:r>
+          <w:rPr>
+            <w:rFonts w:ascii="Times New Roman" w:eastAsia="宋体" w:hAnsi="Times New Roman" w:cs="Cambria Math"/>
+          </w:rPr>
+          <m:t>A</m:t>
+        </m:r>
+        <m:r>
+          <w:rPr>
+            <w:rFonts w:ascii="Times New Roman" w:eastAsia="宋体" w:hAnsi="Times New Roman" w:cs="Cambria Math"/>
+          </w:rPr>
+          <m:t>D</m:t>
+        </m:r>
+      </m:oMath>
+      <w:r>
+        <w:rPr>
+          <w:sz w:val="21"/>
+        </w:rPr>
+        <w:t>与</w:t>
+      </w:r>
+      <m:oMath>
+        <m:r>
+          <w:rPr>
+            <w:rFonts w:ascii="Times New Roman" w:eastAsia="宋体" w:hAnsi="Times New Roman" w:cs="Cambria Math"/>
+          </w:rPr>
+          <m:t>C</m:t>
+        </m:r>
+        <m:r>
+          <w:rPr>
+            <w:rFonts w:ascii="Times New Roman" w:eastAsia="宋体" w:hAnsi="Times New Roman" w:cs="Cambria Math"/>
+          </w:rPr>
+          <m:t>F</m:t>
+        </m:r>
+      </m:oMath>
+      <w:r>
+        <w:rPr>
+          <w:sz w:val="21"/>
+        </w:rPr>
+        <w:t>相交于点</w:t>
+      </w:r>
+      <m:oMath>
+        <m:r>
+          <w:rPr>
+            <w:rFonts w:ascii="Times New Roman" w:eastAsia="宋体" w:hAnsi="Times New Roman" w:cs="Cambria Math"/>
+          </w:rPr>
+          <m:t>G</m:t>
+        </m:r>
+      </m:oMath>
+      <w:r>
+        <w:rPr>
+          <w:sz w:val="21"/>
+        </w:rPr>
+        <w:t>，若</w:t>
+      </w:r>
+      <m:oMath>
+        <m:r>
+          <w:rPr>
+            <w:rFonts w:ascii="Times New Roman" w:eastAsia="宋体" w:hAnsi="Times New Roman" w:cs="Cambria Math"/>
+          </w:rPr>
+          <m:t>∠</m:t>
+        </m:r>
+        <m:r>
+          <w:rPr>
+            <w:rFonts w:ascii="Times New Roman" w:eastAsia="宋体" w:hAnsi="Times New Roman" w:cs="Cambria Math"/>
+          </w:rPr>
+          <m:t>A</m:t>
+        </m:r>
+        <m:r>
+          <w:rPr>
+            <w:rFonts w:ascii="Times New Roman" w:eastAsia="宋体" w:hAnsi="Times New Roman" w:cs="Cambria Math"/>
+          </w:rPr>
+          <m:t>F</m:t>
+        </m:r>
+        <m:r>
+          <w:rPr>
+            <w:rFonts w:ascii="Times New Roman" w:eastAsia="宋体" w:hAnsi="Times New Roman" w:cs="Cambria Math"/>
+          </w:rPr>
+          <m:t>C</m:t>
+        </m:r>
+        <m:r>
+          <w:rPr>
+            <w:rFonts w:ascii="Times New Roman" w:eastAsia="宋体" w:hAnsi="Times New Roman" w:cs="Cambria Math"/>
+          </w:rPr>
+          <m:t>=</m:t>
+        </m:r>
+        <m:r>
+          <w:rPr>
+            <w:rFonts w:ascii="Times New Roman" w:eastAsia="宋体" w:hAnsi="Times New Roman" w:cs="Cambria Math"/>
+          </w:rPr>
+          <m:t>45</m:t>
+        </m:r>
+        <m:r>
+          <w:rPr>
+            <w:rFonts w:ascii="Times New Roman" w:eastAsia="宋体" w:hAnsi="Times New Roman" w:cs="Cambria Math"/>
+          </w:rPr>
+          <m:t>°</m:t>
+        </m:r>
+      </m:oMath>
+      <w:r>
+        <w:rPr>
+          <w:sz w:val="21"/>
+        </w:rPr>
+        <w:t>，</w:t>
+      </w:r>
+      <m:oMath>
+        <m:r>
+          <w:rPr>
+            <w:rFonts w:ascii="Times New Roman" w:eastAsia="宋体" w:hAnsi="Times New Roman" w:cs="Cambria Math"/>
+          </w:rPr>
+          <m:t>∠</m:t>
+        </m:r>
+        <m:r>
+          <w:rPr>
+            <w:rFonts w:ascii="Times New Roman" w:eastAsia="宋体" w:hAnsi="Times New Roman" w:cs="Cambria Math"/>
+          </w:rPr>
+          <m:t>A</m:t>
+        </m:r>
+        <m:r>
+          <w:rPr>
+            <w:rFonts w:ascii="Times New Roman" w:eastAsia="宋体" w:hAnsi="Times New Roman" w:cs="Cambria Math"/>
+          </w:rPr>
+          <m:t>G</m:t>
+        </m:r>
+        <m:r>
+          <w:rPr>
+            <w:rFonts w:ascii="Times New Roman" w:eastAsia="宋体" w:hAnsi="Times New Roman" w:cs="Cambria Math"/>
+          </w:rPr>
+          <m:t>C</m:t>
+        </m:r>
+        <m:r>
+          <w:rPr>
+            <w:rFonts w:ascii="Times New Roman" w:eastAsia="宋体" w:hAnsi="Times New Roman" w:cs="Cambria Math"/>
+          </w:rPr>
+          <m:t>=</m:t>
+        </m:r>
+        <m:r>
+          <w:rPr>
+            <w:rFonts w:ascii="Times New Roman" w:eastAsia="宋体" w:hAnsi="Times New Roman" w:cs="Cambria Math"/>
+          </w:rPr>
+          <m:t>60</m:t>
+        </m:r>
+        <m:r>
+          <w:rPr>
+            <w:rFonts w:ascii="Times New Roman" w:eastAsia="宋体" w:hAnsi="Times New Roman" w:cs="Cambria Math"/>
+          </w:rPr>
+          <m:t>°</m:t>
+        </m:r>
+      </m:oMath>
+      <w:r>
+        <w:rPr>
+          <w:sz w:val="21"/>
+        </w:rPr>
+        <w:t>，则</w:t>
+      </w:r>
+      <m:oMath>
+        <m:r>
+          <w:rPr>
+            <w:rFonts w:ascii="Times New Roman" w:eastAsia="宋体" w:hAnsi="Times New Roman" w:cs="Cambria Math"/>
+          </w:rPr>
+          <m:t>∠</m:t>
+        </m:r>
+        <m:r>
+          <w:rPr>
+            <w:rFonts w:ascii="Times New Roman" w:eastAsia="宋体" w:hAnsi="Times New Roman" w:cs="Cambria Math"/>
+          </w:rPr>
+          <m:t>A</m:t>
+        </m:r>
+        <m:r>
+          <w:rPr>
+            <w:rFonts w:ascii="Times New Roman" w:eastAsia="宋体" w:hAnsi="Times New Roman" w:cs="Cambria Math"/>
+          </w:rPr>
+          <m:t>C</m:t>
+        </m:r>
+        <m:r>
+          <w:rPr>
+            <w:rFonts w:ascii="Times New Roman" w:eastAsia="宋体" w:hAnsi="Times New Roman" w:cs="Cambria Math"/>
+          </w:rPr>
+          <m:t>F</m:t>
+        </m:r>
+      </m:oMath>
+      <w:r>
+        <w:rPr>
+          <w:sz w:val="21"/>
+        </w:rPr>
+        <w:t>的度数为____.</w:t>
+      </w:r>
       <w:r>
         <w:rPr>
           <w:sz w:val="21"/>
         </w:rPr>
         <w:t/>
       </w:r>
-      <m:oMathPara>
-        <m:oMathParaPr>
-          <m:jc m:val="left"/>
-        </m:oMathParaPr>
-        <m:oMath>
-          <m:r>
-            <w:rPr>
-              <w:rFonts w:ascii="Times New Roman" w:eastAsia="宋体" w:hAnsi="Times New Roman" w:cs="Cambria Math"/>
-            </w:rPr>
-            <m:t>A</m:t>
-          </m:r>
-          <m:r>
-            <w:rPr>
-              <w:rFonts w:ascii="Times New Roman" w:eastAsia="宋体" w:hAnsi="Times New Roman" w:cs="Cambria Math"/>
-            </w:rPr>
-            <m:t>D</m:t>
-          </m:r>
-        </m:oMath>
-      </m:oMathPara>
       <w:r>
         <w:rPr>
           <w:sz w:val="21"/>
         </w:rPr>
         <w:t/>
       </w:r>
-      <m:oMathPara>
-        <m:oMathParaPr>
-          <m:jc m:val="left"/>
-        </m:oMathParaPr>
-        <m:oMath>
-          <m:r>
-            <w:rPr>
-              <w:rFonts w:ascii="Times New Roman" w:eastAsia="宋体" w:hAnsi="Times New Roman" w:cs="Cambria Math"/>
-            </w:rPr>
-            <m:t>C</m:t>
-          </m:r>
-          <m:r>
-            <w:rPr>
-              <w:rFonts w:ascii="Times New Roman" w:eastAsia="宋体" w:hAnsi="Times New Roman" w:cs="Cambria Math"/>
-            </w:rPr>
-            <m:t>F</m:t>
-          </m:r>
-        </m:oMath>
-      </m:oMathPara>
       <w:r>
         <w:rPr>
           <w:sz w:val="21"/>
         </w:rPr>
         <w:t/>
       </w:r>
-      <m:oMathPara>
-        <m:oMathParaPr>
-          <m:jc m:val="left"/>
-        </m:oMathParaPr>
-        <m:oMath>
-          <m:r>
-            <w:rPr>
-              <w:rFonts w:ascii="Times New Roman" w:eastAsia="宋体" w:hAnsi="Times New Roman" w:cs="Cambria Math"/>
-            </w:rPr>
-            <m:t>G</m:t>
-          </m:r>
-        </m:oMath>
-      </m:oMathPara>
       <w:r>
         <w:rPr>
           <w:sz w:val="21"/>
         </w:rPr>
         <w:t/>
       </w:r>
-      <m:oMathPara>
-        <m:oMathParaPr>
-          <m:jc m:val="left"/>
-        </m:oMathParaPr>
-        <m:oMath>
-          <m:r>
-            <w:rPr>
-              <w:rFonts w:ascii="Times New Roman" w:eastAsia="宋体" w:hAnsi="Times New Roman" w:cs="Cambria Math"/>
-            </w:rPr>
-            <m:t>∠</m:t>
-          </m:r>
-          <m:r>
-            <w:rPr>
-              <w:rFonts w:ascii="Times New Roman" w:eastAsia="宋体" w:hAnsi="Times New Roman" w:cs="Cambria Math"/>
-            </w:rPr>
-            <m:t>A</m:t>
-          </m:r>
-          <m:r>
-            <w:rPr>
-              <w:rFonts w:ascii="Times New Roman" w:eastAsia="宋体" w:hAnsi="Times New Roman" w:cs="Cambria Math"/>
-            </w:rPr>
-            <m:t>F</m:t>
-          </m:r>
-          <m:r>
-            <w:rPr>
-              <w:rFonts w:ascii="Times New Roman" w:eastAsia="宋体" w:hAnsi="Times New Roman" w:cs="Cambria Math"/>
-            </w:rPr>
-            <m:t>C</m:t>
-          </m:r>
-          <m:r>
-            <w:rPr>
-              <w:rFonts w:ascii="Times New Roman" w:eastAsia="宋体" w:hAnsi="Times New Roman" w:cs="Cambria Math"/>
-            </w:rPr>
-            <m:t>=</m:t>
-          </m:r>
-          <m:r>
-            <w:rPr>
-              <w:rFonts w:ascii="Times New Roman" w:eastAsia="宋体" w:hAnsi="Times New Roman" w:cs="Cambria Math"/>
-            </w:rPr>
-            <m:t>45</m:t>
-          </m:r>
-          <m:r>
-            <w:rPr>
-              <w:rFonts w:ascii="Times New Roman" w:eastAsia="宋体" w:hAnsi="Times New Roman" w:cs="Cambria Math"/>
-            </w:rPr>
-            <m:t>°</m:t>
-          </m:r>
-        </m:oMath>
-      </m:oMathPara>
       <w:r>
         <w:rPr>
           <w:sz w:val="21"/>
         </w:rPr>
         <w:t/>
       </w:r>
-      <m:oMathPara>
-        <m:oMathParaPr>
-          <m:jc m:val="left"/>
-        </m:oMathParaPr>
-        <m:oMath>
-          <m:r>
-            <w:rPr>
-              <w:rFonts w:ascii="Times New Roman" w:eastAsia="宋体" w:hAnsi="Times New Roman" w:cs="Cambria Math"/>
-            </w:rPr>
-            <m:t>∠</m:t>
-          </m:r>
-          <m:r>
-            <w:rPr>
-              <w:rFonts w:ascii="Times New Roman" w:eastAsia="宋体" w:hAnsi="Times New Roman" w:cs="Cambria Math"/>
-            </w:rPr>
-            <m:t>A</m:t>
-          </m:r>
-          <m:r>
-            <w:rPr>
-              <w:rFonts w:ascii="Times New Roman" w:eastAsia="宋体" w:hAnsi="Times New Roman" w:cs="Cambria Math"/>
-            </w:rPr>
-            <m:t>G</m:t>
-          </m:r>
-          <m:r>
-            <w:rPr>
-              <w:rFonts w:ascii="Times New Roman" w:eastAsia="宋体" w:hAnsi="Times New Roman" w:cs="Cambria Math"/>
-            </w:rPr>
-            <m:t>C</m:t>
-          </m:r>
-          <m:r>
-            <w:rPr>
-              <w:rFonts w:ascii="Times New Roman" w:eastAsia="宋体" w:hAnsi="Times New Roman" w:cs="Cambria Math"/>
-            </w:rPr>
-            <m:t>=</m:t>
-          </m:r>
-          <m:r>
-            <w:rPr>
-              <w:rFonts w:ascii="Times New Roman" w:eastAsia="宋体" w:hAnsi="Times New Roman" w:cs="Cambria Math"/>
-            </w:rPr>
-            <m:t>60</m:t>
-          </m:r>
-          <m:r>
-            <w:rPr>
-              <w:rFonts w:ascii="Times New Roman" w:eastAsia="宋体" w:hAnsi="Times New Roman" w:cs="Cambria Math"/>
-            </w:rPr>
-            <m:t>°</m:t>
-          </m:r>
-        </m:oMath>
-      </m:oMathPara>
       <w:r>
         <w:rPr>
           <w:sz w:val="21"/>
         </w:rPr>
         <w:t/>
       </w:r>
-      <m:oMathPara>
-        <m:oMathParaPr>
-          <m:jc m:val="left"/>
-        </m:oMathParaPr>
-        <m:oMath>
-          <m:r>
-            <w:rPr>
-              <w:rFonts w:ascii="Times New Roman" w:eastAsia="宋体" w:hAnsi="Times New Roman" w:cs="Cambria Math"/>
-            </w:rPr>
-            <m:t>∠</m:t>
-          </m:r>
-          <m:r>
-            <w:rPr>
-              <w:rFonts w:ascii="Times New Roman" w:eastAsia="宋体" w:hAnsi="Times New Roman" w:cs="Cambria Math"/>
-            </w:rPr>
-            <m:t>A</m:t>
-          </m:r>
-          <m:r>
-            <w:rPr>
-              <w:rFonts w:ascii="Times New Roman" w:eastAsia="宋体" w:hAnsi="Times New Roman" w:cs="Cambria Math"/>
-            </w:rPr>
-            <m:t>C</m:t>
-          </m:r>
-          <m:r>
-            <w:rPr>
-              <w:rFonts w:ascii="Times New Roman" w:eastAsia="宋体" w:hAnsi="Times New Roman" w:cs="Cambria Math"/>
-            </w:rPr>
-            <m:t>F</m:t>
-          </m:r>
-        </m:oMath>
-      </m:oMathPara>
       <w:r>
         <w:rPr>
           <w:sz w:val="21"/>
@@ -47435,224 +47610,236 @@
         <w:rPr>
           <w:sz w:val="21"/>
         </w:rPr>
-        <w:t>27．如图，在中，，中线垂直于中线，且,求的长.</w:t>
-      </w:r>
-      <m:oMathPara>
-        <m:oMathParaPr>
-          <m:jc m:val="left"/>
-        </m:oMathParaPr>
-        <m:oMath>
-          <m:r>
-            <w:rPr>
-              <w:rFonts w:ascii="Times New Roman" w:eastAsia="宋体" w:hAnsi="Times New Roman" w:cs="Cambria Math"/>
-            </w:rPr>
-            <m:t>R</m:t>
-          </m:r>
-          <m:r>
-            <w:rPr>
-              <w:rFonts w:ascii="Times New Roman" w:eastAsia="宋体" w:hAnsi="Times New Roman" w:cs="Cambria Math"/>
-            </w:rPr>
-            <m:t>t</m:t>
-          </m:r>
-          <m:r>
-            <w:rPr>
-              <w:rFonts w:ascii="Times New Roman" w:eastAsia="宋体" w:hAnsi="Times New Roman" w:cs="Cambria Math"/>
-            </w:rPr>
-            <m:t>△</m:t>
-          </m:r>
-          <m:r>
-            <w:rPr>
-              <w:rFonts w:ascii="Times New Roman" w:eastAsia="宋体" w:hAnsi="Times New Roman" w:cs="Cambria Math"/>
-            </w:rPr>
-            <m:t>A</m:t>
-          </m:r>
-          <m:r>
-            <w:rPr>
-              <w:rFonts w:ascii="Times New Roman" w:eastAsia="宋体" w:hAnsi="Times New Roman" w:cs="Cambria Math"/>
-            </w:rPr>
-            <m:t>B</m:t>
-          </m:r>
-          <m:r>
-            <w:rPr>
-              <w:rFonts w:ascii="Times New Roman" w:eastAsia="宋体" w:hAnsi="Times New Roman" w:cs="Cambria Math"/>
-            </w:rPr>
-            <m:t>C</m:t>
-          </m:r>
-        </m:oMath>
-      </m:oMathPara>
+        <w:t>27．</w:t>
+      </w:r>
+      <w:r>
+        <w:rPr>
+          <w:sz w:val="21"/>
+        </w:rPr>
+        <w:t>如图，在</w:t>
+      </w:r>
+      <m:oMath>
+        <m:r>
+          <w:rPr>
+            <w:rFonts w:ascii="Times New Roman" w:eastAsia="宋体" w:hAnsi="Times New Roman" w:cs="Cambria Math"/>
+          </w:rPr>
+          <m:t>R</m:t>
+        </m:r>
+        <m:r>
+          <w:rPr>
+            <w:rFonts w:ascii="Times New Roman" w:eastAsia="宋体" w:hAnsi="Times New Roman" w:cs="Cambria Math"/>
+          </w:rPr>
+          <m:t>t</m:t>
+        </m:r>
+        <m:r>
+          <w:rPr>
+            <w:rFonts w:ascii="Times New Roman" w:eastAsia="宋体" w:hAnsi="Times New Roman" w:cs="Cambria Math"/>
+          </w:rPr>
+          <m:t>△</m:t>
+        </m:r>
+        <m:r>
+          <w:rPr>
+            <w:rFonts w:ascii="Times New Roman" w:eastAsia="宋体" w:hAnsi="Times New Roman" w:cs="Cambria Math"/>
+          </w:rPr>
+          <m:t>A</m:t>
+        </m:r>
+        <m:r>
+          <w:rPr>
+            <w:rFonts w:ascii="Times New Roman" w:eastAsia="宋体" w:hAnsi="Times New Roman" w:cs="Cambria Math"/>
+          </w:rPr>
+          <m:t>B</m:t>
+        </m:r>
+        <m:r>
+          <w:rPr>
+            <w:rFonts w:ascii="Times New Roman" w:eastAsia="宋体" w:hAnsi="Times New Roman" w:cs="Cambria Math"/>
+          </w:rPr>
+          <m:t>C</m:t>
+        </m:r>
+      </m:oMath>
+      <w:r>
+        <w:rPr>
+          <w:sz w:val="21"/>
+        </w:rPr>
+        <w:t>中，</w:t>
+      </w:r>
+      <m:oMath>
+        <m:r>
+          <w:rPr>
+            <w:rFonts w:ascii="Times New Roman" w:eastAsia="宋体" w:hAnsi="Times New Roman" w:cs="Cambria Math"/>
+          </w:rPr>
+          <m:t>∠</m:t>
+        </m:r>
+        <m:r>
+          <w:rPr>
+            <w:rFonts w:ascii="Times New Roman" w:eastAsia="宋体" w:hAnsi="Times New Roman" w:cs="Cambria Math"/>
+          </w:rPr>
+          <m:t>B</m:t>
+        </m:r>
+        <m:r>
+          <w:rPr>
+            <w:rFonts w:ascii="Times New Roman" w:eastAsia="宋体" w:hAnsi="Times New Roman" w:cs="Cambria Math"/>
+          </w:rPr>
+          <m:t>C</m:t>
+        </m:r>
+        <m:r>
+          <w:rPr>
+            <w:rFonts w:ascii="Times New Roman" w:eastAsia="宋体" w:hAnsi="Times New Roman" w:cs="Cambria Math"/>
+          </w:rPr>
+          <m:t>A</m:t>
+        </m:r>
+        <m:r>
+          <w:rPr>
+            <w:rFonts w:ascii="Times New Roman" w:eastAsia="宋体" w:hAnsi="Times New Roman" w:cs="Cambria Math"/>
+          </w:rPr>
+          <m:t>=</m:t>
+        </m:r>
+        <m:sSup>
+          <m:e>
+            <m:r>
+              <w:rPr>
+                <w:rFonts w:ascii="Times New Roman" w:eastAsia="宋体" w:hAnsi="Times New Roman" w:cs="Cambria Math"/>
+              </w:rPr>
+              <m:t>90</m:t>
+            </m:r>
+          </m:e>
+          <m:sup>
+            <m:r>
+              <w:rPr>
+                <w:rFonts w:ascii="Times New Roman" w:eastAsia="宋体" w:hAnsi="Times New Roman" w:cs="Cambria Math"/>
+              </w:rPr>
+              <m:t>∘</m:t>
+            </m:r>
+          </m:sup>
+        </m:sSup>
+      </m:oMath>
+      <w:r>
+        <w:rPr>
+          <w:sz w:val="21"/>
+        </w:rPr>
+        <w:t>，中线</w:t>
+      </w:r>
+      <m:oMath>
+        <m:r>
+          <w:rPr>
+            <w:rFonts w:ascii="Times New Roman" w:eastAsia="宋体" w:hAnsi="Times New Roman" w:cs="Cambria Math"/>
+          </w:rPr>
+          <m:t>C</m:t>
+        </m:r>
+        <m:r>
+          <w:rPr>
+            <w:rFonts w:ascii="Times New Roman" w:eastAsia="宋体" w:hAnsi="Times New Roman" w:cs="Cambria Math"/>
+          </w:rPr>
+          <m:t>M</m:t>
+        </m:r>
+      </m:oMath>
+      <w:r>
+        <w:rPr>
+          <w:sz w:val="21"/>
+        </w:rPr>
+        <w:t>垂直于中线</w:t>
+      </w:r>
+      <m:oMath>
+        <m:r>
+          <w:rPr>
+            <w:rFonts w:ascii="Times New Roman" w:eastAsia="宋体" w:hAnsi="Times New Roman" w:cs="Cambria Math"/>
+          </w:rPr>
+          <m:t>B</m:t>
+        </m:r>
+        <m:r>
+          <w:rPr>
+            <w:rFonts w:ascii="Times New Roman" w:eastAsia="宋体" w:hAnsi="Times New Roman" w:cs="Cambria Math"/>
+          </w:rPr>
+          <m:t>N</m:t>
+        </m:r>
+      </m:oMath>
+      <w:r>
+        <w:rPr>
+          <w:sz w:val="21"/>
+        </w:rPr>
+        <w:t>，且</w:t>
+      </w:r>
+      <m:oMath>
+        <m:r>
+          <w:rPr>
+            <w:rFonts w:ascii="Times New Roman" w:eastAsia="宋体" w:hAnsi="Times New Roman" w:cs="Cambria Math"/>
+          </w:rPr>
+          <m:t>B</m:t>
+        </m:r>
+        <m:r>
+          <w:rPr>
+            <w:rFonts w:ascii="Times New Roman" w:eastAsia="宋体" w:hAnsi="Times New Roman" w:cs="Cambria Math"/>
+          </w:rPr>
+          <m:t>C</m:t>
+        </m:r>
+        <m:r>
+          <w:rPr>
+            <w:rFonts w:ascii="Times New Roman" w:eastAsia="宋体" w:hAnsi="Times New Roman" w:cs="Cambria Math"/>
+          </w:rPr>
+          <m:t>=</m:t>
+        </m:r>
+        <m:r>
+          <w:rPr>
+            <w:rFonts w:ascii="Times New Roman" w:eastAsia="宋体" w:hAnsi="Times New Roman" w:cs="Cambria Math"/>
+          </w:rPr>
+          <m:t>2</m:t>
+        </m:r>
+      </m:oMath>
+      <w:r>
+        <w:rPr>
+          <w:sz w:val="21"/>
+        </w:rPr>
+        <w:t>,求</w:t>
+      </w:r>
+      <m:oMath>
+        <m:r>
+          <w:rPr>
+            <w:rFonts w:ascii="Times New Roman" w:eastAsia="宋体" w:hAnsi="Times New Roman" w:cs="Cambria Math"/>
+          </w:rPr>
+          <m:t>B</m:t>
+        </m:r>
+        <m:r>
+          <w:rPr>
+            <w:rFonts w:ascii="Times New Roman" w:eastAsia="宋体" w:hAnsi="Times New Roman" w:cs="Cambria Math"/>
+          </w:rPr>
+          <m:t>N</m:t>
+        </m:r>
+      </m:oMath>
+      <w:r>
+        <w:rPr>
+          <w:sz w:val="21"/>
+        </w:rPr>
+        <w:t>的长.</w:t>
+      </w:r>
       <w:r>
         <w:rPr>
           <w:sz w:val="21"/>
         </w:rPr>
         <w:t/>
       </w:r>
-      <m:oMathPara>
-        <m:oMathParaPr>
-          <m:jc m:val="left"/>
-        </m:oMathParaPr>
-        <m:oMath>
-          <m:r>
-            <w:rPr>
-              <w:rFonts w:ascii="Times New Roman" w:eastAsia="宋体" w:hAnsi="Times New Roman" w:cs="Cambria Math"/>
-            </w:rPr>
-            <m:t>∠</m:t>
-          </m:r>
-          <m:r>
-            <w:rPr>
-              <w:rFonts w:ascii="Times New Roman" w:eastAsia="宋体" w:hAnsi="Times New Roman" w:cs="Cambria Math"/>
-            </w:rPr>
-            <m:t>B</m:t>
-          </m:r>
-          <m:r>
-            <w:rPr>
-              <w:rFonts w:ascii="Times New Roman" w:eastAsia="宋体" w:hAnsi="Times New Roman" w:cs="Cambria Math"/>
-            </w:rPr>
-            <m:t>C</m:t>
-          </m:r>
-          <m:r>
-            <w:rPr>
-              <w:rFonts w:ascii="Times New Roman" w:eastAsia="宋体" w:hAnsi="Times New Roman" w:cs="Cambria Math"/>
-            </w:rPr>
-            <m:t>A</m:t>
-          </m:r>
-          <m:r>
-            <w:rPr>
-              <w:rFonts w:ascii="Times New Roman" w:eastAsia="宋体" w:hAnsi="Times New Roman" w:cs="Cambria Math"/>
-            </w:rPr>
-            <m:t>=</m:t>
-          </m:r>
-          <m:sSup>
-            <m:e>
-              <m:r>
-                <w:rPr>
-                  <w:rFonts w:ascii="Times New Roman" w:eastAsia="宋体" w:hAnsi="Times New Roman" w:cs="Cambria Math"/>
-                </w:rPr>
-                <m:t>90</m:t>
-              </m:r>
-            </m:e>
-            <m:sup>
-              <m:r>
-                <w:rPr>
-                  <w:rFonts w:ascii="Times New Roman" w:eastAsia="宋体" w:hAnsi="Times New Roman" w:cs="Cambria Math"/>
-                </w:rPr>
-                <m:t>∘</m:t>
-              </m:r>
-            </m:sup>
-          </m:sSup>
-        </m:oMath>
-      </m:oMathPara>
       <w:r>
         <w:rPr>
           <w:sz w:val="21"/>
         </w:rPr>
         <w:t/>
       </w:r>
-      <m:oMathPara>
-        <m:oMathParaPr>
-          <m:jc m:val="left"/>
-        </m:oMathParaPr>
-        <m:oMath>
-          <m:r>
-            <w:rPr>
-              <w:rFonts w:ascii="Times New Roman" w:eastAsia="宋体" w:hAnsi="Times New Roman" w:cs="Cambria Math"/>
-            </w:rPr>
-            <m:t>C</m:t>
-          </m:r>
-          <m:r>
-            <w:rPr>
-              <w:rFonts w:ascii="Times New Roman" w:eastAsia="宋体" w:hAnsi="Times New Roman" w:cs="Cambria Math"/>
-            </w:rPr>
-            <m:t>M</m:t>
-          </m:r>
-        </m:oMath>
-      </m:oMathPara>
       <w:r>
         <w:rPr>
           <w:sz w:val="21"/>
         </w:rPr>
         <w:t/>
       </w:r>
-      <m:oMathPara>
-        <m:oMathParaPr>
-          <m:jc m:val="left"/>
-        </m:oMathParaPr>
-        <m:oMath>
-          <m:r>
-            <w:rPr>
-              <w:rFonts w:ascii="Times New Roman" w:eastAsia="宋体" w:hAnsi="Times New Roman" w:cs="Cambria Math"/>
-            </w:rPr>
-            <m:t>B</m:t>
-          </m:r>
-          <m:r>
-            <w:rPr>
-              <w:rFonts w:ascii="Times New Roman" w:eastAsia="宋体" w:hAnsi="Times New Roman" w:cs="Cambria Math"/>
-            </w:rPr>
-            <m:t>N</m:t>
-          </m:r>
-        </m:oMath>
-      </m:oMathPara>
       <w:r>
         <w:rPr>
           <w:sz w:val="21"/>
         </w:rPr>
         <w:t/>
       </w:r>
-      <m:oMathPara>
-        <m:oMathParaPr>
-          <m:jc m:val="left"/>
-        </m:oMathParaPr>
-        <m:oMath>
-          <m:r>
-            <w:rPr>
-              <w:rFonts w:ascii="Times New Roman" w:eastAsia="宋体" w:hAnsi="Times New Roman" w:cs="Cambria Math"/>
-            </w:rPr>
-            <m:t>B</m:t>
-          </m:r>
-          <m:r>
-            <w:rPr>
-              <w:rFonts w:ascii="Times New Roman" w:eastAsia="宋体" w:hAnsi="Times New Roman" w:cs="Cambria Math"/>
-            </w:rPr>
-            <m:t>C</m:t>
-          </m:r>
-          <m:r>
-            <w:rPr>
-              <w:rFonts w:ascii="Times New Roman" w:eastAsia="宋体" w:hAnsi="Times New Roman" w:cs="Cambria Math"/>
-            </w:rPr>
-            <m:t>=</m:t>
-          </m:r>
-          <m:r>
-            <w:rPr>
-              <w:rFonts w:ascii="Times New Roman" w:eastAsia="宋体" w:hAnsi="Times New Roman" w:cs="Cambria Math"/>
-            </w:rPr>
-            <m:t>2</m:t>
-          </m:r>
-        </m:oMath>
-      </m:oMathPara>
       <w:r>
         <w:rPr>
           <w:sz w:val="21"/>
         </w:rPr>
         <w:t/>
       </w:r>
-      <m:oMathPara>
-        <m:oMathParaPr>
-          <m:jc m:val="left"/>
-        </m:oMathParaPr>
-        <m:oMath>
-          <m:r>
-            <w:rPr>
-              <w:rFonts w:ascii="Times New Roman" w:eastAsia="宋体" w:hAnsi="Times New Roman" w:cs="Cambria Math"/>
-            </w:rPr>
-            <m:t>B</m:t>
-          </m:r>
-          <m:r>
-            <w:rPr>
-              <w:rFonts w:ascii="Times New Roman" w:eastAsia="宋体" w:hAnsi="Times New Roman" w:cs="Cambria Math"/>
-            </w:rPr>
-            <m:t>N</m:t>
-          </m:r>
-        </m:oMath>
-      </m:oMathPara>
       <w:r>
         <w:rPr>
           <w:sz w:val="21"/>
@@ -49071,203 +49258,215 @@
         <w:rPr>
           <w:sz w:val="21"/>
         </w:rPr>
-        <w:t>29．锐角中，，、、分别是它的外心、内心，垂心，已知，求证：</w:t>
-      </w:r>
-      <m:oMathPara>
-        <m:oMathParaPr>
-          <m:jc m:val="left"/>
-        </m:oMathParaPr>
-        <m:oMath>
-          <m:r>
-            <m:rPr>
-              <m:sty m:val="p"/>
-            </m:rPr>
-            <w:rPr>
-              <w:rFonts w:ascii="Times New Roman" w:eastAsia="宋体" w:hAnsi="Times New Roman" w:cs="Cambria Math"/>
-            </w:rPr>
-            <m:t>Δ</m:t>
-          </m:r>
-          <m:r>
-            <w:rPr>
-              <w:rFonts w:ascii="Times New Roman" w:eastAsia="宋体" w:hAnsi="Times New Roman" w:cs="Cambria Math"/>
-            </w:rPr>
-            <m:t>A</m:t>
-          </m:r>
-          <m:r>
-            <w:rPr>
-              <w:rFonts w:ascii="Times New Roman" w:eastAsia="宋体" w:hAnsi="Times New Roman" w:cs="Cambria Math"/>
-            </w:rPr>
-            <m:t>B</m:t>
-          </m:r>
-          <m:r>
-            <w:rPr>
-              <w:rFonts w:ascii="Times New Roman" w:eastAsia="宋体" w:hAnsi="Times New Roman" w:cs="Cambria Math"/>
-            </w:rPr>
-            <m:t>C</m:t>
-          </m:r>
-        </m:oMath>
-      </m:oMathPara>
+        <w:t>29．</w:t>
+      </w:r>
+      <w:r>
+        <w:rPr>
+          <w:sz w:val="21"/>
+        </w:rPr>
+        <w:t>锐角</w:t>
+      </w:r>
+      <m:oMath>
+        <m:r>
+          <m:rPr>
+            <m:sty m:val="p"/>
+          </m:rPr>
+          <w:rPr>
+            <w:rFonts w:ascii="Times New Roman" w:eastAsia="宋体" w:hAnsi="Times New Roman" w:cs="Cambria Math"/>
+          </w:rPr>
+          <m:t>Δ</m:t>
+        </m:r>
+        <m:r>
+          <w:rPr>
+            <w:rFonts w:ascii="Times New Roman" w:eastAsia="宋体" w:hAnsi="Times New Roman" w:cs="Cambria Math"/>
+          </w:rPr>
+          <m:t>A</m:t>
+        </m:r>
+        <m:r>
+          <w:rPr>
+            <w:rFonts w:ascii="Times New Roman" w:eastAsia="宋体" w:hAnsi="Times New Roman" w:cs="Cambria Math"/>
+          </w:rPr>
+          <m:t>B</m:t>
+        </m:r>
+        <m:r>
+          <w:rPr>
+            <w:rFonts w:ascii="Times New Roman" w:eastAsia="宋体" w:hAnsi="Times New Roman" w:cs="Cambria Math"/>
+          </w:rPr>
+          <m:t>C</m:t>
+        </m:r>
+      </m:oMath>
+      <w:r>
+        <w:rPr>
+          <w:sz w:val="21"/>
+        </w:rPr>
+        <w:t>中，</w:t>
+      </w:r>
+      <m:oMath>
+        <m:r>
+          <w:rPr>
+            <w:rFonts w:ascii="Times New Roman" w:eastAsia="宋体" w:hAnsi="Times New Roman" w:cs="Cambria Math"/>
+          </w:rPr>
+          <m:t>A</m:t>
+        </m:r>
+        <m:r>
+          <w:rPr>
+            <w:rFonts w:ascii="Times New Roman" w:eastAsia="宋体" w:hAnsi="Times New Roman" w:cs="Cambria Math"/>
+          </w:rPr>
+          <m:t>B</m:t>
+        </m:r>
+        <m:r>
+          <w:rPr>
+            <w:rFonts w:ascii="Times New Roman" w:eastAsia="宋体" w:hAnsi="Times New Roman" w:cs="Cambria Math"/>
+          </w:rPr>
+          <m:t>&gt;</m:t>
+        </m:r>
+        <m:r>
+          <w:rPr>
+            <w:rFonts w:ascii="Times New Roman" w:eastAsia="宋体" w:hAnsi="Times New Roman" w:cs="Cambria Math"/>
+          </w:rPr>
+          <m:t>B</m:t>
+        </m:r>
+        <m:r>
+          <w:rPr>
+            <w:rFonts w:ascii="Times New Roman" w:eastAsia="宋体" w:hAnsi="Times New Roman" w:cs="Cambria Math"/>
+          </w:rPr>
+          <m:t>C</m:t>
+        </m:r>
+        <m:r>
+          <w:rPr>
+            <w:rFonts w:ascii="Times New Roman" w:eastAsia="宋体" w:hAnsi="Times New Roman" w:cs="Cambria Math"/>
+          </w:rPr>
+          <m:t>&gt;</m:t>
+        </m:r>
+        <m:r>
+          <w:rPr>
+            <w:rFonts w:ascii="Times New Roman" w:eastAsia="宋体" w:hAnsi="Times New Roman" w:cs="Cambria Math"/>
+          </w:rPr>
+          <m:t>C</m:t>
+        </m:r>
+        <m:r>
+          <w:rPr>
+            <w:rFonts w:ascii="Times New Roman" w:eastAsia="宋体" w:hAnsi="Times New Roman" w:cs="Cambria Math"/>
+          </w:rPr>
+          <m:t>A</m:t>
+        </m:r>
+      </m:oMath>
+      <w:r>
+        <w:rPr>
+          <w:sz w:val="21"/>
+        </w:rPr>
+        <w:t>，</w:t>
+      </w:r>
+      <m:oMath>
+        <m:r>
+          <w:rPr>
+            <w:rFonts w:ascii="Times New Roman" w:eastAsia="宋体" w:hAnsi="Times New Roman" w:cs="Cambria Math"/>
+          </w:rPr>
+          <m:t>O</m:t>
+        </m:r>
+      </m:oMath>
+      <w:r>
+        <w:rPr>
+          <w:sz w:val="21"/>
+        </w:rPr>
+        <w:t>、</w:t>
+      </w:r>
+      <m:oMath>
+        <m:r>
+          <w:rPr>
+            <w:rFonts w:ascii="Times New Roman" w:eastAsia="宋体" w:hAnsi="Times New Roman" w:cs="Cambria Math"/>
+          </w:rPr>
+          <m:t>I</m:t>
+        </m:r>
+      </m:oMath>
+      <w:r>
+        <w:rPr>
+          <w:sz w:val="21"/>
+        </w:rPr>
+        <w:t>、</w:t>
+      </w:r>
+      <m:oMath>
+        <m:r>
+          <w:rPr>
+            <w:rFonts w:ascii="Times New Roman" w:eastAsia="宋体" w:hAnsi="Times New Roman" w:cs="Cambria Math"/>
+          </w:rPr>
+          <m:t>H</m:t>
+        </m:r>
+      </m:oMath>
+      <w:r>
+        <w:rPr>
+          <w:sz w:val="21"/>
+        </w:rPr>
+        <w:t>分别是它的外心、内心，垂心，已知</w:t>
+      </w:r>
+      <m:oMath>
+        <m:r>
+          <w:rPr>
+            <w:rFonts w:ascii="Times New Roman" w:eastAsia="宋体" w:hAnsi="Times New Roman" w:cs="Cambria Math"/>
+          </w:rPr>
+          <m:t>∠</m:t>
+        </m:r>
+        <m:r>
+          <w:rPr>
+            <w:rFonts w:ascii="Times New Roman" w:eastAsia="宋体" w:hAnsi="Times New Roman" w:cs="Cambria Math"/>
+          </w:rPr>
+          <m:t>A</m:t>
+        </m:r>
+        <m:r>
+          <w:rPr>
+            <w:rFonts w:ascii="Times New Roman" w:eastAsia="宋体" w:hAnsi="Times New Roman" w:cs="Cambria Math"/>
+          </w:rPr>
+          <m:t>=</m:t>
+        </m:r>
+        <m:r>
+          <w:rPr>
+            <w:rFonts w:ascii="Times New Roman" w:eastAsia="宋体" w:hAnsi="Times New Roman" w:cs="Cambria Math"/>
+          </w:rPr>
+          <m:t>60</m:t>
+        </m:r>
+        <m:r>
+          <w:rPr>
+            <w:rFonts w:ascii="Times New Roman" w:eastAsia="宋体" w:hAnsi="Times New Roman" w:cs="Cambria Math"/>
+          </w:rPr>
+          <m:t>°</m:t>
+        </m:r>
+      </m:oMath>
+      <w:r>
+        <w:rPr>
+          <w:sz w:val="21"/>
+        </w:rPr>
+        <w:t>，求证：</w:t>
+      </w:r>
       <w:r>
         <w:rPr>
           <w:sz w:val="21"/>
         </w:rPr>
         <w:t/>
       </w:r>
-      <m:oMathPara>
-        <m:oMathParaPr>
-          <m:jc m:val="left"/>
-        </m:oMathParaPr>
-        <m:oMath>
-          <m:r>
-            <w:rPr>
-              <w:rFonts w:ascii="Times New Roman" w:eastAsia="宋体" w:hAnsi="Times New Roman" w:cs="Cambria Math"/>
-            </w:rPr>
-            <m:t>A</m:t>
-          </m:r>
-          <m:r>
-            <w:rPr>
-              <w:rFonts w:ascii="Times New Roman" w:eastAsia="宋体" w:hAnsi="Times New Roman" w:cs="Cambria Math"/>
-            </w:rPr>
-            <m:t>B</m:t>
-          </m:r>
-          <m:r>
-            <w:rPr>
-              <w:rFonts w:ascii="Times New Roman" w:eastAsia="宋体" w:hAnsi="Times New Roman" w:cs="Cambria Math"/>
-            </w:rPr>
-            <m:t>&gt;</m:t>
-          </m:r>
-          <m:r>
-            <w:rPr>
-              <w:rFonts w:ascii="Times New Roman" w:eastAsia="宋体" w:hAnsi="Times New Roman" w:cs="Cambria Math"/>
-            </w:rPr>
-            <m:t>B</m:t>
-          </m:r>
-          <m:r>
-            <w:rPr>
-              <w:rFonts w:ascii="Times New Roman" w:eastAsia="宋体" w:hAnsi="Times New Roman" w:cs="Cambria Math"/>
-            </w:rPr>
-            <m:t>C</m:t>
-          </m:r>
-          <m:r>
-            <w:rPr>
-              <w:rFonts w:ascii="Times New Roman" w:eastAsia="宋体" w:hAnsi="Times New Roman" w:cs="Cambria Math"/>
-            </w:rPr>
-            <m:t>&gt;</m:t>
-          </m:r>
-          <m:r>
-            <w:rPr>
-              <w:rFonts w:ascii="Times New Roman" w:eastAsia="宋体" w:hAnsi="Times New Roman" w:cs="Cambria Math"/>
-            </w:rPr>
-            <m:t>C</m:t>
-          </m:r>
-          <m:r>
-            <w:rPr>
-              <w:rFonts w:ascii="Times New Roman" w:eastAsia="宋体" w:hAnsi="Times New Roman" w:cs="Cambria Math"/>
-            </w:rPr>
-            <m:t>A</m:t>
-          </m:r>
-        </m:oMath>
-      </m:oMathPara>
       <w:r>
         <w:rPr>
           <w:sz w:val="21"/>
         </w:rPr>
         <w:t/>
       </w:r>
-      <m:oMathPara>
-        <m:oMathParaPr>
-          <m:jc m:val="left"/>
-        </m:oMathParaPr>
-        <m:oMath>
-          <m:r>
-            <w:rPr>
-              <w:rFonts w:ascii="Times New Roman" w:eastAsia="宋体" w:hAnsi="Times New Roman" w:cs="Cambria Math"/>
-            </w:rPr>
-            <m:t>O</m:t>
-          </m:r>
-        </m:oMath>
-      </m:oMathPara>
       <w:r>
         <w:rPr>
           <w:sz w:val="21"/>
         </w:rPr>
         <w:t/>
       </w:r>
-      <m:oMathPara>
-        <m:oMathParaPr>
-          <m:jc m:val="left"/>
-        </m:oMathParaPr>
-        <m:oMath>
-          <m:r>
-            <w:rPr>
-              <w:rFonts w:ascii="Times New Roman" w:eastAsia="宋体" w:hAnsi="Times New Roman" w:cs="Cambria Math"/>
-            </w:rPr>
-            <m:t>I</m:t>
-          </m:r>
-        </m:oMath>
-      </m:oMathPara>
       <w:r>
         <w:rPr>
           <w:sz w:val="21"/>
         </w:rPr>
         <w:t/>
       </w:r>
-      <m:oMathPara>
-        <m:oMathParaPr>
-          <m:jc m:val="left"/>
-        </m:oMathParaPr>
-        <m:oMath>
-          <m:r>
-            <w:rPr>
-              <w:rFonts w:ascii="Times New Roman" w:eastAsia="宋体" w:hAnsi="Times New Roman" w:cs="Cambria Math"/>
-            </w:rPr>
-            <m:t>H</m:t>
-          </m:r>
-        </m:oMath>
-      </m:oMathPara>
       <w:r>
         <w:rPr>
           <w:sz w:val="21"/>
         </w:rPr>
         <w:t/>
       </w:r>
-      <m:oMathPara>
-        <m:oMathParaPr>
-          <m:jc m:val="left"/>
-        </m:oMathParaPr>
-        <m:oMath>
-          <m:r>
-            <w:rPr>
-              <w:rFonts w:ascii="Times New Roman" w:eastAsia="宋体" w:hAnsi="Times New Roman" w:cs="Cambria Math"/>
-            </w:rPr>
-            <m:t>∠</m:t>
-          </m:r>
-          <m:r>
-            <w:rPr>
-              <w:rFonts w:ascii="Times New Roman" w:eastAsia="宋体" w:hAnsi="Times New Roman" w:cs="Cambria Math"/>
-            </w:rPr>
-            <m:t>A</m:t>
-          </m:r>
-          <m:r>
-            <w:rPr>
-              <w:rFonts w:ascii="Times New Roman" w:eastAsia="宋体" w:hAnsi="Times New Roman" w:cs="Cambria Math"/>
-            </w:rPr>
-            <m:t>=</m:t>
-          </m:r>
-          <m:r>
-            <w:rPr>
-              <w:rFonts w:ascii="Times New Roman" w:eastAsia="宋体" w:hAnsi="Times New Roman" w:cs="Cambria Math"/>
-            </w:rPr>
-            <m:t>60</m:t>
-          </m:r>
-          <m:r>
-            <w:rPr>
-              <w:rFonts w:ascii="Times New Roman" w:eastAsia="宋体" w:hAnsi="Times New Roman" w:cs="Cambria Math"/>
-            </w:rPr>
-            <m:t>°</m:t>
-          </m:r>
-        </m:oMath>
-      </m:oMathPara>
       <w:r>
         <w:rPr>
           <w:sz w:val="21"/>

--- a/高中数学/高中数学同步/人教B版选必1 第1章 空间向量与立体几何·衔接件（29题）.docx
+++ b/高中数学/高中数学同步/人教B版选必1 第1章 空间向量与立体几何·衔接件（29题）.docx
@@ -29,44 +29,6 @@
       <w:pPr>
         <w:spacing w:before="0" w:after="0" w:line="300" w:lineRule="auto"/>
       </w:pPr>
-      <w:r>
-        <w:drawing>
-          <wp:inline>
-            <wp:extent cx="12700" cy="12700"/>
-            <wp:docPr id="100001" name=""/>
-            <wp:cNvGraphicFramePr>
-              <a:graphicFrameLocks xmlns:a="http://schemas.openxmlformats.org/drawingml/2006/main" noChangeAspect="1"/>
-            </wp:cNvGraphicFramePr>
-            <a:graphic xmlns:a="http://schemas.openxmlformats.org/drawingml/2006/main">
-              <a:graphicData uri="http://schemas.openxmlformats.org/drawingml/2006/picture">
-                <pic:pic xmlns:pic="http://schemas.openxmlformats.org/drawingml/2006/picture">
-                  <pic:nvPicPr>
-                    <pic:cNvPr id="100001" name=""/>
-                    <pic:cNvPicPr>
-                      <a:picLocks noChangeAspect="1"/>
-                    </pic:cNvPicPr>
-                  </pic:nvPicPr>
-                  <pic:blipFill>
-                    <a:blip r:embed="rId5"/>
-                    <a:stretch>
-                      <a:fillRect/>
-                    </a:stretch>
-                  </pic:blipFill>
-                  <pic:spPr>
-                    <a:xfrm>
-                      <a:off x="0" y="0"/>
-                      <a:ext cx="12700" cy="12700"/>
-                    </a:xfrm>
-                    <a:prstGeom prst="rect">
-                      <a:avLst/>
-                    </a:prstGeom>
-                  </pic:spPr>
-                </pic:pic>
-              </a:graphicData>
-            </a:graphic>
-          </wp:inline>
-        </w:drawing>
-      </w:r>
       <w:bookmarkStart w:id="0" w:name="_GoBack"/>
       <w:bookmarkEnd w:id="0"/>
     </w:p>
@@ -3053,7 +3015,6 @@
       <w:pPr>
         <w:shd w:val="clear" w:color="auto" w:fill="auto"/>
         <w:spacing w:line="300" w:lineRule="auto" w:before="0" w:after="0"/>
-        <w:ind w:left="360"/>
         <w:jc w:val="left"/>
       </w:pPr>
       <w:r>
@@ -9985,7 +9946,6 @@
       <w:pPr>
         <w:shd w:val="clear" w:color="auto" w:fill="auto"/>
         <w:spacing w:line="300" w:lineRule="auto" w:before="0" w:after="0"/>
-        <w:ind w:firstLine="560"/>
         <w:jc w:val="left"/>
         <w:rPr>
           <w:sz w:val="21"/>
@@ -14334,7 +14294,6 @@
       <w:pPr>
         <w:shd w:val="clear" w:color="auto" w:fill="auto"/>
         <w:spacing w:line="300" w:lineRule="auto" w:before="0" w:after="0"/>
-        <w:ind w:firstLine="560"/>
         <w:jc w:val="left"/>
         <w:rPr>
           <w:sz w:val="21"/>
@@ -24892,44 +24851,6 @@
       <w:pPr>
         <w:spacing w:before="0" w:after="0" w:line="300" w:lineRule="auto"/>
       </w:pPr>
-      <w:r>
-        <w:drawing>
-          <wp:inline>
-            <wp:extent cx="12700" cy="12700"/>
-            <wp:docPr id="100001" name=""/>
-            <wp:cNvGraphicFramePr>
-              <a:graphicFrameLocks xmlns:a="http://schemas.openxmlformats.org/drawingml/2006/main" noChangeAspect="1"/>
-            </wp:cNvGraphicFramePr>
-            <a:graphic xmlns:a="http://schemas.openxmlformats.org/drawingml/2006/main">
-              <a:graphicData uri="http://schemas.openxmlformats.org/drawingml/2006/picture">
-                <pic:pic xmlns:pic="http://schemas.openxmlformats.org/drawingml/2006/picture">
-                  <pic:nvPicPr>
-                    <pic:cNvPr id="100001" name=""/>
-                    <pic:cNvPicPr>
-                      <a:picLocks noChangeAspect="1"/>
-                    </pic:cNvPicPr>
-                  </pic:nvPicPr>
-                  <pic:blipFill>
-                    <a:blip r:embed="rId44"/>
-                    <a:stretch>
-                      <a:fillRect/>
-                    </a:stretch>
-                  </pic:blipFill>
-                  <pic:spPr>
-                    <a:xfrm>
-                      <a:off x="0" y="0"/>
-                      <a:ext cx="12700" cy="12700"/>
-                    </a:xfrm>
-                    <a:prstGeom prst="rect">
-                      <a:avLst/>
-                    </a:prstGeom>
-                  </pic:spPr>
-                </pic:pic>
-              </a:graphicData>
-            </a:graphic>
-          </wp:inline>
-        </w:drawing>
-      </w:r>
       <w:bookmarkStart w:id="0" w:name="_GoBack"/>
       <w:bookmarkEnd w:id="0"/>
     </w:p>

--- a/高中数学/高中数学同步/人教B版选必1 第1章 空间向量与立体几何·衔接件（29题）.docx
+++ b/高中数学/高中数学同步/人教B版选必1 第1章 空间向量与立体几何·衔接件（29题）.docx
@@ -52724,7 +52724,7 @@
         <w:sz w:val="21"/>
         <w:szCs w:val="21"/>
       </w:rPr>
-      <w:t>页（共</w:t>
+      <w:t>页（全册共</w:t>
     </w:r>
     <w:r>
       <w:rPr>
@@ -52732,39 +52732,7 @@
         <w:sz w:val="21"/>
         <w:szCs w:val="21"/>
       </w:rPr>
-      <w:fldChar w:fldCharType="begin"/>
-    </w:r>
-    <w:r>
-      <w:rPr>
-        <w:rFonts w:ascii="Times New Roman" w:hAnsi="Times New Roman" w:eastAsia="宋体" w:cs="Times New Roman"/>
-        <w:sz w:val="21"/>
-        <w:szCs w:val="21"/>
-      </w:rPr>
-      <w:instrText xml:space="preserve"> NUMPAGES </w:instrText>
-    </w:r>
-    <w:r>
-      <w:rPr>
-        <w:rFonts w:ascii="Times New Roman" w:hAnsi="Times New Roman" w:eastAsia="宋体" w:cs="Times New Roman"/>
-        <w:sz w:val="21"/>
-        <w:szCs w:val="21"/>
-      </w:rPr>
-      <w:fldChar w:fldCharType="separate"/>
-    </w:r>
-    <w:r>
-      <w:rPr>
-        <w:rFonts w:ascii="Times New Roman" w:hAnsi="Times New Roman" w:eastAsia="宋体" w:cs="Times New Roman"/>
-        <w:sz w:val="21"/>
-        <w:szCs w:val="21"/>
-      </w:rPr>
-      <w:t>22</w:t>
-    </w:r>
-    <w:r>
-      <w:rPr>
-        <w:rFonts w:ascii="Times New Roman" w:hAnsi="Times New Roman" w:eastAsia="宋体" w:cs="Times New Roman"/>
-        <w:sz w:val="21"/>
-        <w:szCs w:val="21"/>
-      </w:rPr>
-      <w:fldChar w:fldCharType="end"/>
+      <w:t>170</w:t>
     </w:r>
     <w:r>
       <w:rPr>

--- a/高中数学/高中数学同步/人教B版选必1 第1章 空间向量与立体几何·衔接件（29题）.docx
+++ b/高中数学/高中数学同步/人教B版选必1 第1章 空间向量与立体几何·衔接件（29题）.docx
@@ -52660,7 +52660,7 @@
 <w:ftr xmlns:w="http://schemas.openxmlformats.org/wordprocessingml/2006/main">
   <w:p xmlns:w="http://schemas.openxmlformats.org/wordprocessingml/2006/main">
     <w:pPr>
-      <w:jc w:val="center"/>
+      <w:jc w:val="left"/>
     </w:pPr>
     <w:r>
       <w:rPr>

--- a/高中数学/高中数学同步/人教B版选必1 第1章 空间向量与立体几何·衔接件（29题）.docx
+++ b/高中数学/高中数学同步/人教B版选必1 第1章 空间向量与立体几何·衔接件（29题）.docx
@@ -52741,6 +52741,14 @@
         <w:szCs w:val="21"/>
       </w:rPr>
       <w:t>页）</w:t>
+    </w:r>
+    <w:r>
+      <w:rPr>
+        <w:rFonts w:ascii="Times New Roman" w:hAnsi="Times New Roman" w:eastAsia="宋体" w:cs="Times New Roman"/>
+        <w:sz w:val="21"/>
+        <w:szCs w:val="21"/>
+      </w:rPr>
+      <w:t>·本部第1–22页（共22页）</w:t>
     </w:r>
   </w:p>
 </w:ftr>

--- a/高中数学/高中数学同步/人教B版选必1 第1章 空间向量与立体几何·衔接件（29题）.docx
+++ b/高中数学/高中数学同步/人教B版选必1 第1章 空间向量与立体几何·衔接件（29题）.docx
@@ -428,7 +428,7 @@
         <w:rPr>
           <w:sz w:val="21"/>
         </w:rPr>
-        <w:t>1.</w:t>
+        <w:t>1．</w:t>
       </w:r>
       <w:r>
         <w:rPr>
@@ -965,7 +965,7 @@
         <w:rPr>
           <w:sz w:val="21"/>
         </w:rPr>
-        <w:t>2.</w:t>
+        <w:t>2．</w:t>
       </w:r>
       <w:r>
         <w:rPr>
@@ -1197,7 +1197,7 @@
         <w:rPr>
           <w:sz w:val="21"/>
         </w:rPr>
-        <w:t>3.</w:t>
+        <w:t>3．</w:t>
       </w:r>
       <w:r>
         <w:rPr>
@@ -2482,7 +2482,7 @@
         <w:rPr>
           <w:sz w:val="21"/>
         </w:rPr>
-        <w:t>4.</w:t>
+        <w:t>4．</w:t>
       </w:r>
       <w:r>
         <w:rPr>
@@ -3453,13 +3453,6 @@
       <w:r>
         <w:rPr>
           <w:sz w:val="21"/>
-          <w:shd w:val="clear" w:color="auto" w:fill="A6A6A6"/>
-        </w:rPr>
-        <w:t xml:space="preserve"/>
-      </w:r>
-      <w:r>
-        <w:rPr>
-          <w:sz w:val="21"/>
         </w:rPr>
         <w:t/>
       </w:r>
@@ -4400,7 +4393,7 @@
         <w:rPr>
           <w:sz w:val="21"/>
         </w:rPr>
-        <w:t>1.</w:t>
+        <w:t>①</w:t>
       </w:r>
       <w:r>
         <w:rPr>
@@ -4460,7 +4453,7 @@
         <w:rPr>
           <w:sz w:val="21"/>
         </w:rPr>
-        <w:t>2.</w:t>
+        <w:t>②</w:t>
       </w:r>
       <w:r>
         <w:rPr>
@@ -5160,13 +5153,6 @@
           <w:sz w:val="21"/>
         </w:rPr>
         <w:t/>
-      </w:r>
-      <w:r>
-        <w:rPr>
-          <w:sz w:val="21"/>
-          <w:shd w:val="clear" w:color="auto" w:fill="A6A6A6"/>
-        </w:rPr>
-        <w:t xml:space="preserve"/>
       </w:r>
       <w:r>
         <w:rPr>
@@ -6888,7 +6874,7 @@
         <w:rPr>
           <w:sz w:val="21"/>
         </w:rPr>
-        <w:t>1.</w:t>
+        <w:t>①</w:t>
       </w:r>
       <w:r>
         <w:rPr>
@@ -6910,7 +6896,7 @@
         <w:rPr>
           <w:sz w:val="21"/>
         </w:rPr>
-        <w:t>2.</w:t>
+        <w:t>②</w:t>
       </w:r>
       <w:r>
         <w:rPr>
@@ -11415,22 +11401,8 @@
       <w:r>
         <w:rPr>
           <w:sz w:val="21"/>
-          <w:shd w:val="clear" w:color="auto" w:fill="A6A6A6"/>
-        </w:rPr>
-        <w:t xml:space="preserve"/>
-      </w:r>
-      <w:r>
-        <w:rPr>
-          <w:sz w:val="21"/>
         </w:rPr>
         <w:t/>
-      </w:r>
-      <w:r>
-        <w:rPr>
-          <w:sz w:val="21"/>
-          <w:shd w:val="clear" w:color="auto" w:fill="A6A6A6"/>
-        </w:rPr>
-        <w:t xml:space="preserve"/>
       </w:r>
       <w:r>
         <w:rPr>
@@ -25121,7 +25093,7 @@
         <w:rPr>
           <w:sz w:val="21"/>
         </w:rPr>
-        <w:t>1.</w:t>
+        <w:t>1．</w:t>
       </w:r>
       <w:r>
         <w:rPr>
@@ -25509,7 +25481,7 @@
         <w:rPr>
           <w:sz w:val="21"/>
         </w:rPr>
-        <w:t>2.</w:t>
+        <w:t>2．</w:t>
       </w:r>
       <w:r>
         <w:rPr>
@@ -25825,7 +25797,7 @@
         <w:rPr>
           <w:sz w:val="21"/>
         </w:rPr>
-        <w:t>3.</w:t>
+        <w:t>3．</w:t>
       </w:r>
       <w:r>
         <w:rPr>
@@ -26008,7 +25980,7 @@
         <w:rPr>
           <w:sz w:val="21"/>
         </w:rPr>
-        <w:t>4.</w:t>
+        <w:t>4．</w:t>
       </w:r>
       <w:r>
         <w:rPr>
@@ -26351,7 +26323,7 @@
         <w:rPr>
           <w:sz w:val="21"/>
         </w:rPr>
-        <w:t>5.</w:t>
+        <w:t>5．</w:t>
       </w:r>
       <w:r>
         <w:rPr>

--- a/高中数学/高中数学同步/人教B版选必1 第1章 空间向量与立体几何·衔接件（29题）.docx
+++ b/高中数学/高中数学同步/人教B版选必1 第1章 空间向量与立体几何·衔接件（29题）.docx
@@ -31,57 +31,6 @@
       </w:pPr>
       <w:bookmarkStart w:id="0" w:name="_GoBack"/>
       <w:bookmarkEnd w:id="0"/>
-    </w:p>
-    <w:p>
-      <w:pPr>
-        <w:shd w:val="clear" w:color="auto" w:fill="auto"/>
-        <w:spacing w:line="300" w:lineRule="auto" w:before="0" w:after="0"/>
-        <w:jc w:val="left"/>
-      </w:pPr>
-      <w:r>
-        <w:rPr>
-          <w:rFonts w:ascii="Times New Roman" w:eastAsia="宋体" w:hAnsi="Times New Roman" w:cs="Times New Roman"/>
-          <w:kern w:val="0"/>
-          <w:sz w:val="21"/>
-          <w:szCs w:val="21"/>
-        </w:rPr>
-        <w:drawing>
-          <wp:inline>
-            <wp:extent cx="5238750" cy="495300"/>
-            <wp:docPr id="100003" name="" descr="@@@c0b299902a944140a95888ca0702ef77"/>
-            <wp:cNvGraphicFramePr>
-              <a:graphicFrameLocks xmlns:a="http://schemas.openxmlformats.org/drawingml/2006/main" noChangeAspect="1"/>
-            </wp:cNvGraphicFramePr>
-            <a:graphic xmlns:a="http://schemas.openxmlformats.org/drawingml/2006/main">
-              <a:graphicData uri="http://schemas.openxmlformats.org/drawingml/2006/picture">
-                <pic:pic xmlns:pic="http://schemas.openxmlformats.org/drawingml/2006/picture">
-                  <pic:nvPicPr>
-                    <pic:cNvPr id="100003" name=""/>
-                    <pic:cNvPicPr>
-                      <a:picLocks noChangeAspect="1"/>
-                    </pic:cNvPicPr>
-                  </pic:nvPicPr>
-                  <pic:blipFill>
-                    <a:blip r:embed="rId6"/>
-                    <a:stretch>
-                      <a:fillRect/>
-                    </a:stretch>
-                  </pic:blipFill>
-                  <pic:spPr>
-                    <a:xfrm>
-                      <a:off x="0" y="0"/>
-                      <a:ext cx="5238750" cy="495300"/>
-                    </a:xfrm>
-                    <a:prstGeom prst="rect">
-                      <a:avLst/>
-                    </a:prstGeom>
-                  </pic:spPr>
-                </pic:pic>
-              </a:graphicData>
-            </a:graphic>
-          </wp:inline>
-        </w:drawing>
-      </w:r>
     </w:p>
     <w:tbl>
       <w:tblPr>
@@ -375,57 +324,6 @@
       </w:pPr>
       <w:r>
         <w:rPr>
-          <w:rFonts w:ascii="Times New Roman" w:eastAsia="宋体" w:hAnsi="Times New Roman" w:cs="Times New Roman"/>
-          <w:kern w:val="0"/>
-          <w:sz w:val="21"/>
-          <w:szCs w:val="21"/>
-        </w:rPr>
-        <w:drawing>
-          <wp:inline>
-            <wp:extent cx="5238750" cy="361950"/>
-            <wp:docPr id="100005" name="" descr="@@@6fd03fd1ca2446d88f8a2bcd521cb026"/>
-            <wp:cNvGraphicFramePr>
-              <a:graphicFrameLocks xmlns:a="http://schemas.openxmlformats.org/drawingml/2006/main" noChangeAspect="1"/>
-            </wp:cNvGraphicFramePr>
-            <a:graphic xmlns:a="http://schemas.openxmlformats.org/drawingml/2006/main">
-              <a:graphicData uri="http://schemas.openxmlformats.org/drawingml/2006/picture">
-                <pic:pic xmlns:pic="http://schemas.openxmlformats.org/drawingml/2006/picture">
-                  <pic:nvPicPr>
-                    <pic:cNvPr id="100005" name=""/>
-                    <pic:cNvPicPr>
-                      <a:picLocks noChangeAspect="1"/>
-                    </pic:cNvPicPr>
-                  </pic:nvPicPr>
-                  <pic:blipFill>
-                    <a:blip r:embed="rId7"/>
-                    <a:stretch>
-                      <a:fillRect/>
-                    </a:stretch>
-                  </pic:blipFill>
-                  <pic:spPr>
-                    <a:xfrm>
-                      <a:off x="0" y="0"/>
-                      <a:ext cx="5238750" cy="361950"/>
-                    </a:xfrm>
-                    <a:prstGeom prst="rect">
-                      <a:avLst/>
-                    </a:prstGeom>
-                  </pic:spPr>
-                </pic:pic>
-              </a:graphicData>
-            </a:graphic>
-          </wp:inline>
-        </w:drawing>
-      </w:r>
-    </w:p>
-    <w:p>
-      <w:pPr>
-        <w:shd w:val="clear" w:color="auto" w:fill="auto"/>
-        <w:spacing w:line="300" w:lineRule="auto" w:before="0" w:after="0"/>
-        <w:jc w:val="left"/>
-      </w:pPr>
-      <w:r>
-        <w:rPr>
           <w:sz w:val="21"/>
         </w:rPr>
         <w:t>1．</w:t>
@@ -2507,7 +2405,7 @@
         <w:rPr>
           <w:sz w:val="21"/>
         </w:rPr>
-        <w:t>三角形内角平分定理：三角形任意两边之比等于它们夹角的平分线分对边</w:t>
+        <w:t>三角形内角平分定理：三角形任意两边之比等于它们夹角的平分线分对边所成两条线段的比</w:t>
       </w:r>
       <w:r>
         <w:rPr>
@@ -3064,57 +2962,6 @@
     </w:p>
     <w:p>
       <w:pPr>
-        <w:shd w:val="clear" w:color="auto" w:fill="auto"/>
-        <w:spacing w:line="300" w:lineRule="auto" w:before="0" w:after="0"/>
-        <w:jc w:val="left"/>
-      </w:pPr>
-      <w:r>
-        <w:rPr>
-          <w:rFonts w:ascii="Times New Roman" w:eastAsia="宋体" w:hAnsi="Times New Roman" w:cs="Times New Roman"/>
-          <w:kern w:val="0"/>
-          <w:sz w:val="21"/>
-          <w:szCs w:val="21"/>
-        </w:rPr>
-        <w:drawing>
-          <wp:inline>
-            <wp:extent cx="5238750" cy="371475"/>
-            <wp:docPr id="100021" name="" descr="@@@a89f21ac1a2c4d7984c726d7e6596648"/>
-            <wp:cNvGraphicFramePr>
-              <a:graphicFrameLocks xmlns:a="http://schemas.openxmlformats.org/drawingml/2006/main" noChangeAspect="1"/>
-            </wp:cNvGraphicFramePr>
-            <a:graphic xmlns:a="http://schemas.openxmlformats.org/drawingml/2006/main">
-              <a:graphicData uri="http://schemas.openxmlformats.org/drawingml/2006/picture">
-                <pic:pic xmlns:pic="http://schemas.openxmlformats.org/drawingml/2006/picture">
-                  <pic:nvPicPr>
-                    <pic:cNvPr id="100021" name=""/>
-                    <pic:cNvPicPr>
-                      <a:picLocks noChangeAspect="1"/>
-                    </pic:cNvPicPr>
-                  </pic:nvPicPr>
-                  <pic:blipFill>
-                    <a:blip r:embed="rId15"/>
-                    <a:stretch>
-                      <a:fillRect/>
-                    </a:stretch>
-                  </pic:blipFill>
-                  <pic:spPr>
-                    <a:xfrm>
-                      <a:off x="0" y="0"/>
-                      <a:ext cx="5238750" cy="371475"/>
-                    </a:xfrm>
-                    <a:prstGeom prst="rect">
-                      <a:avLst/>
-                    </a:prstGeom>
-                  </pic:spPr>
-                </pic:pic>
-              </a:graphicData>
-            </a:graphic>
-          </wp:inline>
-        </w:drawing>
-      </w:r>
-    </w:p>
-    <w:p>
-      <w:pPr>
         <w:spacing w:before="0" w:after="0" w:line="300" w:lineRule="auto"/>
         <w:jc w:val="left"/>
       </w:pPr>
@@ -4941,7 +4788,177 @@
         <w:rPr>
           <w:sz w:val="21"/>
         </w:rPr>
-        <w:t>2．如图，已知为的边的中点，交于点，则图中阴影部分的面积与面积的比是 .</w:t>
+        <w:t>2．</w:t>
+      </w:r>
+      <w:r>
+        <w:rPr>
+          <w:sz w:val="21"/>
+        </w:rPr>
+        <w:t>如图，已知</w:t>
+      </w:r>
+      <m:oMath>
+        <m:r>
+          <w:rPr>
+            <w:rFonts w:ascii="Times New Roman" w:eastAsia="宋体" w:hAnsi="Times New Roman" w:cs="Cambria Math"/>
+          </w:rPr>
+          <m:t>M</m:t>
+        </m:r>
+      </m:oMath>
+      <w:r>
+        <w:rPr>
+          <w:sz w:val="21"/>
+        </w:rPr>
+        <w:t>为</w:t>
+      </w:r>
+      <m:oMath>
+        <m:r>
+          <w:rPr>
+            <w:rFonts w:ascii="Times New Roman" w:eastAsia="宋体" w:hAnsi="Times New Roman" w:cs="Cambria Math"/>
+          </w:rPr>
+          <m:t>▭</m:t>
+        </m:r>
+        <m:r>
+          <w:rPr>
+            <w:rFonts w:ascii="Times New Roman" w:eastAsia="宋体" w:hAnsi="Times New Roman" w:cs="Cambria Math"/>
+          </w:rPr>
+          <m:t>A</m:t>
+        </m:r>
+        <m:r>
+          <w:rPr>
+            <w:rFonts w:ascii="Times New Roman" w:eastAsia="宋体" w:hAnsi="Times New Roman" w:cs="Cambria Math"/>
+          </w:rPr>
+          <m:t>B</m:t>
+        </m:r>
+        <m:r>
+          <w:rPr>
+            <w:rFonts w:ascii="Times New Roman" w:eastAsia="宋体" w:hAnsi="Times New Roman" w:cs="Cambria Math"/>
+          </w:rPr>
+          <m:t>C</m:t>
+        </m:r>
+        <m:r>
+          <w:rPr>
+            <w:rFonts w:ascii="Times New Roman" w:eastAsia="宋体" w:hAnsi="Times New Roman" w:cs="Cambria Math"/>
+          </w:rPr>
+          <m:t>D</m:t>
+        </m:r>
+      </m:oMath>
+      <w:r>
+        <w:rPr>
+          <w:sz w:val="21"/>
+        </w:rPr>
+        <w:t>的边</w:t>
+      </w:r>
+      <m:oMath>
+        <m:r>
+          <w:rPr>
+            <w:rFonts w:ascii="Times New Roman" w:eastAsia="宋体" w:hAnsi="Times New Roman" w:cs="Cambria Math"/>
+          </w:rPr>
+          <m:t>A</m:t>
+        </m:r>
+        <m:r>
+          <w:rPr>
+            <w:rFonts w:ascii="Times New Roman" w:eastAsia="宋体" w:hAnsi="Times New Roman" w:cs="Cambria Math"/>
+          </w:rPr>
+          <m:t>B</m:t>
+        </m:r>
+      </m:oMath>
+      <w:r>
+        <w:rPr>
+          <w:sz w:val="21"/>
+        </w:rPr>
+        <w:t>的中点，</w:t>
+      </w:r>
+      <m:oMath>
+        <m:r>
+          <w:rPr>
+            <w:rFonts w:ascii="Times New Roman" w:eastAsia="宋体" w:hAnsi="Times New Roman" w:cs="Cambria Math"/>
+          </w:rPr>
+          <m:t>C</m:t>
+        </m:r>
+        <m:r>
+          <w:rPr>
+            <w:rFonts w:ascii="Times New Roman" w:eastAsia="宋体" w:hAnsi="Times New Roman" w:cs="Cambria Math"/>
+          </w:rPr>
+          <m:t>M</m:t>
+        </m:r>
+      </m:oMath>
+      <w:r>
+        <w:rPr>
+          <w:sz w:val="21"/>
+        </w:rPr>
+        <w:t>交</w:t>
+      </w:r>
+      <m:oMath>
+        <m:r>
+          <w:rPr>
+            <w:rFonts w:ascii="Times New Roman" w:eastAsia="宋体" w:hAnsi="Times New Roman" w:cs="Cambria Math"/>
+          </w:rPr>
+          <m:t>B</m:t>
+        </m:r>
+        <m:r>
+          <w:rPr>
+            <w:rFonts w:ascii="Times New Roman" w:eastAsia="宋体" w:hAnsi="Times New Roman" w:cs="Cambria Math"/>
+          </w:rPr>
+          <m:t>D</m:t>
+        </m:r>
+      </m:oMath>
+      <w:r>
+        <w:rPr>
+          <w:sz w:val="21"/>
+        </w:rPr>
+        <w:t>于点</w:t>
+      </w:r>
+      <m:oMath>
+        <m:r>
+          <w:rPr>
+            <w:rFonts w:ascii="Times New Roman" w:eastAsia="宋体" w:hAnsi="Times New Roman" w:cs="Cambria Math"/>
+          </w:rPr>
+          <m:t>E</m:t>
+        </m:r>
+      </m:oMath>
+      <w:r>
+        <w:rPr>
+          <w:sz w:val="21"/>
+        </w:rPr>
+        <w:t>，则图中阴影部分的面积与</w:t>
+      </w:r>
+      <m:oMath>
+        <m:r>
+          <w:rPr>
+            <w:rFonts w:ascii="Times New Roman" w:eastAsia="宋体" w:hAnsi="Times New Roman" w:cs="Cambria Math"/>
+          </w:rPr>
+          <m:t>▭</m:t>
+        </m:r>
+        <m:r>
+          <w:rPr>
+            <w:rFonts w:ascii="Times New Roman" w:eastAsia="宋体" w:hAnsi="Times New Roman" w:cs="Cambria Math"/>
+          </w:rPr>
+          <m:t>A</m:t>
+        </m:r>
+        <m:r>
+          <w:rPr>
+            <w:rFonts w:ascii="Times New Roman" w:eastAsia="宋体" w:hAnsi="Times New Roman" w:cs="Cambria Math"/>
+          </w:rPr>
+          <m:t>B</m:t>
+        </m:r>
+        <m:r>
+          <w:rPr>
+            <w:rFonts w:ascii="Times New Roman" w:eastAsia="宋体" w:hAnsi="Times New Roman" w:cs="Cambria Math"/>
+          </w:rPr>
+          <m:t>C</m:t>
+        </m:r>
+        <m:r>
+          <w:rPr>
+            <w:rFonts w:ascii="Times New Roman" w:eastAsia="宋体" w:hAnsi="Times New Roman" w:cs="Cambria Math"/>
+          </w:rPr>
+          <m:t>D</m:t>
+        </m:r>
+      </m:oMath>
+      <w:r>
+        <w:rPr>
+          <w:sz w:val="21"/>
+        </w:rPr>
+        <w:t>面积的比是 .</w:t>
       </w:r>
       <w:r>
         <w:rPr>
@@ -4955,199 +4972,42 @@
         </w:rPr>
         <w:t/>
       </w:r>
-      <m:oMathPara>
-        <m:oMathParaPr>
-          <m:jc m:val="left"/>
-        </m:oMathParaPr>
-        <m:oMath>
-          <m:r>
-            <w:rPr>
-              <w:rFonts w:ascii="Times New Roman" w:eastAsia="宋体" w:hAnsi="Times New Roman" w:cs="Cambria Math"/>
-            </w:rPr>
-            <m:t>M</m:t>
-          </m:r>
-        </m:oMath>
-      </m:oMathPara>
       <w:r>
         <w:rPr>
           <w:sz w:val="21"/>
         </w:rPr>
         <w:t/>
       </w:r>
-      <m:oMathPara>
-        <m:oMathParaPr>
-          <m:jc m:val="left"/>
-        </m:oMathParaPr>
-        <m:oMath>
-          <m:r>
-            <w:rPr>
-              <w:rFonts w:ascii="Times New Roman" w:eastAsia="宋体" w:hAnsi="Times New Roman" w:cs="Cambria Math"/>
-            </w:rPr>
-            <m:t>▭</m:t>
-          </m:r>
-          <m:r>
-            <w:rPr>
-              <w:rFonts w:ascii="Times New Roman" w:eastAsia="宋体" w:hAnsi="Times New Roman" w:cs="Cambria Math"/>
-            </w:rPr>
-            <m:t>A</m:t>
-          </m:r>
-          <m:r>
-            <w:rPr>
-              <w:rFonts w:ascii="Times New Roman" w:eastAsia="宋体" w:hAnsi="Times New Roman" w:cs="Cambria Math"/>
-            </w:rPr>
-            <m:t>B</m:t>
-          </m:r>
-          <m:r>
-            <w:rPr>
-              <w:rFonts w:ascii="Times New Roman" w:eastAsia="宋体" w:hAnsi="Times New Roman" w:cs="Cambria Math"/>
-            </w:rPr>
-            <m:t>C</m:t>
-          </m:r>
-          <m:r>
-            <w:rPr>
-              <w:rFonts w:ascii="Times New Roman" w:eastAsia="宋体" w:hAnsi="Times New Roman" w:cs="Cambria Math"/>
-            </w:rPr>
-            <m:t>D</m:t>
-          </m:r>
-        </m:oMath>
-      </m:oMathPara>
       <w:r>
         <w:rPr>
           <w:sz w:val="21"/>
         </w:rPr>
         <w:t/>
       </w:r>
-      <m:oMathPara>
-        <m:oMathParaPr>
-          <m:jc m:val="left"/>
-        </m:oMathParaPr>
-        <m:oMath>
-          <m:r>
-            <w:rPr>
-              <w:rFonts w:ascii="Times New Roman" w:eastAsia="宋体" w:hAnsi="Times New Roman" w:cs="Cambria Math"/>
-            </w:rPr>
-            <m:t>A</m:t>
-          </m:r>
-          <m:r>
-            <w:rPr>
-              <w:rFonts w:ascii="Times New Roman" w:eastAsia="宋体" w:hAnsi="Times New Roman" w:cs="Cambria Math"/>
-            </w:rPr>
-            <m:t>B</m:t>
-          </m:r>
-        </m:oMath>
-      </m:oMathPara>
       <w:r>
         <w:rPr>
           <w:sz w:val="21"/>
         </w:rPr>
         <w:t/>
       </w:r>
-      <m:oMathPara>
-        <m:oMathParaPr>
-          <m:jc m:val="left"/>
-        </m:oMathParaPr>
-        <m:oMath>
-          <m:r>
-            <w:rPr>
-              <w:rFonts w:ascii="Times New Roman" w:eastAsia="宋体" w:hAnsi="Times New Roman" w:cs="Cambria Math"/>
-            </w:rPr>
-            <m:t>C</m:t>
-          </m:r>
-          <m:r>
-            <w:rPr>
-              <w:rFonts w:ascii="Times New Roman" w:eastAsia="宋体" w:hAnsi="Times New Roman" w:cs="Cambria Math"/>
-            </w:rPr>
-            <m:t>M</m:t>
-          </m:r>
-        </m:oMath>
-      </m:oMathPara>
       <w:r>
         <w:rPr>
           <w:sz w:val="21"/>
         </w:rPr>
         <w:t/>
       </w:r>
-      <m:oMathPara>
-        <m:oMathParaPr>
-          <m:jc m:val="left"/>
-        </m:oMathParaPr>
-        <m:oMath>
-          <m:r>
-            <w:rPr>
-              <w:rFonts w:ascii="Times New Roman" w:eastAsia="宋体" w:hAnsi="Times New Roman" w:cs="Cambria Math"/>
-            </w:rPr>
-            <m:t>B</m:t>
-          </m:r>
-          <m:r>
-            <w:rPr>
-              <w:rFonts w:ascii="Times New Roman" w:eastAsia="宋体" w:hAnsi="Times New Roman" w:cs="Cambria Math"/>
-            </w:rPr>
-            <m:t>D</m:t>
-          </m:r>
-        </m:oMath>
-      </m:oMathPara>
       <w:r>
         <w:rPr>
           <w:sz w:val="21"/>
         </w:rPr>
         <w:t/>
       </w:r>
-      <m:oMathPara>
-        <m:oMathParaPr>
-          <m:jc m:val="left"/>
-        </m:oMathParaPr>
-        <m:oMath>
-          <m:r>
-            <w:rPr>
-              <w:rFonts w:ascii="Times New Roman" w:eastAsia="宋体" w:hAnsi="Times New Roman" w:cs="Cambria Math"/>
-            </w:rPr>
-            <m:t>E</m:t>
-          </m:r>
-        </m:oMath>
-      </m:oMathPara>
       <w:r>
         <w:rPr>
           <w:sz w:val="21"/>
         </w:rPr>
         <w:t/>
       </w:r>
-      <m:oMathPara>
-        <m:oMathParaPr>
-          <m:jc m:val="left"/>
-        </m:oMathParaPr>
-        <m:oMath>
-          <m:r>
-            <w:rPr>
-              <w:rFonts w:ascii="Times New Roman" w:eastAsia="宋体" w:hAnsi="Times New Roman" w:cs="Cambria Math"/>
-            </w:rPr>
-            <m:t>▭</m:t>
-          </m:r>
-          <m:r>
-            <w:rPr>
-              <w:rFonts w:ascii="Times New Roman" w:eastAsia="宋体" w:hAnsi="Times New Roman" w:cs="Cambria Math"/>
-            </w:rPr>
-            <m:t>A</m:t>
-          </m:r>
-          <m:r>
-            <w:rPr>
-              <w:rFonts w:ascii="Times New Roman" w:eastAsia="宋体" w:hAnsi="Times New Roman" w:cs="Cambria Math"/>
-            </w:rPr>
-            <m:t>B</m:t>
-          </m:r>
-          <m:r>
-            <w:rPr>
-              <w:rFonts w:ascii="Times New Roman" w:eastAsia="宋体" w:hAnsi="Times New Roman" w:cs="Cambria Math"/>
-            </w:rPr>
-            <m:t>C</m:t>
-          </m:r>
-          <m:r>
-            <w:rPr>
-              <w:rFonts w:ascii="Times New Roman" w:eastAsia="宋体" w:hAnsi="Times New Roman" w:cs="Cambria Math"/>
-            </w:rPr>
-            <m:t>D</m:t>
-          </m:r>
-        </m:oMath>
-      </m:oMathPara>
       <w:r>
         <w:rPr>
           <w:sz w:val="21"/>
@@ -6930,125 +6790,134 @@
         <w:rPr>
           <w:sz w:val="21"/>
         </w:rPr>
-        <w:t>3．如图，分别为边的中点，则的值________.</w:t>
-      </w:r>
-      <m:oMathPara>
-        <m:oMathParaPr>
-          <m:jc m:val="left"/>
-        </m:oMathParaPr>
-        <m:oMath>
-          <m:r>
-            <w:rPr>
-              <w:rFonts w:ascii="Times New Roman" w:eastAsia="宋体" w:hAnsi="Times New Roman" w:cs="Cambria Math"/>
-            </w:rPr>
-            <m:t>D</m:t>
-          </m:r>
-          <m:r>
-            <m:rPr>
-              <m:sty m:val="p"/>
-            </m:rPr>
-            <w:rPr>
-              <w:rFonts w:ascii="Times New Roman" w:eastAsia="宋体" w:hAnsi="Times New Roman" w:cs="Cambria Math"/>
-            </w:rPr>
-            <m:t>，</m:t>
-          </m:r>
-          <m:r>
-            <w:rPr>
-              <w:rFonts w:ascii="Times New Roman" w:eastAsia="宋体" w:hAnsi="Times New Roman" w:cs="Cambria Math"/>
-            </w:rPr>
-            <m:t>E</m:t>
-          </m:r>
-        </m:oMath>
-      </m:oMathPara>
+        <w:t>3．</w:t>
+      </w:r>
+      <w:r>
+        <w:rPr>
+          <w:sz w:val="21"/>
+        </w:rPr>
+        <w:t>如图，</w:t>
+      </w:r>
+      <m:oMath>
+        <m:r>
+          <w:rPr>
+            <w:rFonts w:ascii="Times New Roman" w:eastAsia="宋体" w:hAnsi="Times New Roman" w:cs="Cambria Math"/>
+          </w:rPr>
+          <m:t>D</m:t>
+        </m:r>
+        <m:r>
+          <m:rPr>
+            <m:sty m:val="p"/>
+          </m:rPr>
+          <w:rPr>
+            <w:rFonts w:ascii="Times New Roman" w:eastAsia="宋体" w:hAnsi="Times New Roman" w:cs="Cambria Math"/>
+          </w:rPr>
+          <m:t>，</m:t>
+        </m:r>
+        <m:r>
+          <w:rPr>
+            <w:rFonts w:ascii="Times New Roman" w:eastAsia="宋体" w:hAnsi="Times New Roman" w:cs="Cambria Math"/>
+          </w:rPr>
+          <m:t>E</m:t>
+        </m:r>
+      </m:oMath>
+      <w:r>
+        <w:rPr>
+          <w:sz w:val="21"/>
+        </w:rPr>
+        <w:t>分别为边</w:t>
+      </w:r>
+      <m:oMath>
+        <m:r>
+          <w:rPr>
+            <w:rFonts w:ascii="Times New Roman" w:eastAsia="宋体" w:hAnsi="Times New Roman" w:cs="Cambria Math"/>
+          </w:rPr>
+          <m:t>A</m:t>
+        </m:r>
+        <m:r>
+          <w:rPr>
+            <w:rFonts w:ascii="Times New Roman" w:eastAsia="宋体" w:hAnsi="Times New Roman" w:cs="Cambria Math"/>
+          </w:rPr>
+          <m:t>B</m:t>
+        </m:r>
+        <m:r>
+          <m:rPr>
+            <m:sty m:val="p"/>
+          </m:rPr>
+          <w:rPr>
+            <w:rFonts w:ascii="Times New Roman" w:eastAsia="宋体" w:hAnsi="Times New Roman" w:cs="Cambria Math"/>
+          </w:rPr>
+          <m:t>，</m:t>
+        </m:r>
+        <m:r>
+          <w:rPr>
+            <w:rFonts w:ascii="Times New Roman" w:eastAsia="宋体" w:hAnsi="Times New Roman" w:cs="Cambria Math"/>
+          </w:rPr>
+          <m:t>A</m:t>
+        </m:r>
+        <m:r>
+          <w:rPr>
+            <w:rFonts w:ascii="Times New Roman" w:eastAsia="宋体" w:hAnsi="Times New Roman" w:cs="Cambria Math"/>
+          </w:rPr>
+          <m:t>C</m:t>
+        </m:r>
+      </m:oMath>
+      <w:r>
+        <w:rPr>
+          <w:sz w:val="21"/>
+        </w:rPr>
+        <w:t>的中点，则</w:t>
+      </w:r>
+      <m:oMath>
+        <m:f>
+          <m:num>
+            <m:r>
+              <w:rPr>
+                <w:rFonts w:ascii="Times New Roman" w:eastAsia="宋体" w:hAnsi="Times New Roman" w:cs="Cambria Math"/>
+              </w:rPr>
+              <m:t>B</m:t>
+            </m:r>
+            <m:r>
+              <w:rPr>
+                <w:rFonts w:ascii="Times New Roman" w:eastAsia="宋体" w:hAnsi="Times New Roman" w:cs="Cambria Math"/>
+              </w:rPr>
+              <m:t>P</m:t>
+            </m:r>
+          </m:num>
+          <m:den>
+            <m:r>
+              <w:rPr>
+                <w:rFonts w:ascii="Times New Roman" w:eastAsia="宋体" w:hAnsi="Times New Roman" w:cs="Cambria Math"/>
+              </w:rPr>
+              <m:t>B</m:t>
+            </m:r>
+            <m:r>
+              <w:rPr>
+                <w:rFonts w:ascii="Times New Roman" w:eastAsia="宋体" w:hAnsi="Times New Roman" w:cs="Cambria Math"/>
+              </w:rPr>
+              <m:t>E</m:t>
+            </m:r>
+          </m:den>
+        </m:f>
+      </m:oMath>
+      <w:r>
+        <w:rPr>
+          <w:sz w:val="21"/>
+        </w:rPr>
+        <w:t>的值________.</w:t>
+      </w:r>
       <w:r>
         <w:rPr>
           <w:sz w:val="21"/>
         </w:rPr>
         <w:t/>
       </w:r>
-      <m:oMathPara>
-        <m:oMathParaPr>
-          <m:jc m:val="left"/>
-        </m:oMathParaPr>
-        <m:oMath>
-          <m:r>
-            <w:rPr>
-              <w:rFonts w:ascii="Times New Roman" w:eastAsia="宋体" w:hAnsi="Times New Roman" w:cs="Cambria Math"/>
-            </w:rPr>
-            <m:t>A</m:t>
-          </m:r>
-          <m:r>
-            <w:rPr>
-              <w:rFonts w:ascii="Times New Roman" w:eastAsia="宋体" w:hAnsi="Times New Roman" w:cs="Cambria Math"/>
-            </w:rPr>
-            <m:t>B</m:t>
-          </m:r>
-          <m:r>
-            <m:rPr>
-              <m:sty m:val="p"/>
-            </m:rPr>
-            <w:rPr>
-              <w:rFonts w:ascii="Times New Roman" w:eastAsia="宋体" w:hAnsi="Times New Roman" w:cs="Cambria Math"/>
-            </w:rPr>
-            <m:t>，</m:t>
-          </m:r>
-          <m:r>
-            <w:rPr>
-              <w:rFonts w:ascii="Times New Roman" w:eastAsia="宋体" w:hAnsi="Times New Roman" w:cs="Cambria Math"/>
-            </w:rPr>
-            <m:t>A</m:t>
-          </m:r>
-          <m:r>
-            <w:rPr>
-              <w:rFonts w:ascii="Times New Roman" w:eastAsia="宋体" w:hAnsi="Times New Roman" w:cs="Cambria Math"/>
-            </w:rPr>
-            <m:t>C</m:t>
-          </m:r>
-        </m:oMath>
-      </m:oMathPara>
       <w:r>
         <w:rPr>
           <w:sz w:val="21"/>
         </w:rPr>
         <w:t/>
       </w:r>
-      <m:oMathPara>
-        <m:oMathParaPr>
-          <m:jc m:val="left"/>
-        </m:oMathParaPr>
-        <m:oMath>
-          <m:f>
-            <m:num>
-              <m:r>
-                <w:rPr>
-                  <w:rFonts w:ascii="Times New Roman" w:eastAsia="宋体" w:hAnsi="Times New Roman" w:cs="Cambria Math"/>
-                </w:rPr>
-                <m:t>B</m:t>
-              </m:r>
-              <m:r>
-                <w:rPr>
-                  <w:rFonts w:ascii="Times New Roman" w:eastAsia="宋体" w:hAnsi="Times New Roman" w:cs="Cambria Math"/>
-                </w:rPr>
-                <m:t>P</m:t>
-              </m:r>
-            </m:num>
-            <m:den>
-              <m:r>
-                <w:rPr>
-                  <w:rFonts w:ascii="Times New Roman" w:eastAsia="宋体" w:hAnsi="Times New Roman" w:cs="Cambria Math"/>
-                </w:rPr>
-                <m:t>B</m:t>
-              </m:r>
-              <m:r>
-                <w:rPr>
-                  <w:rFonts w:ascii="Times New Roman" w:eastAsia="宋体" w:hAnsi="Times New Roman" w:cs="Cambria Math"/>
-                </w:rPr>
-                <m:t>E</m:t>
-              </m:r>
-            </m:den>
-          </m:f>
-        </m:oMath>
-      </m:oMathPara>
       <w:r>
         <w:rPr>
           <w:sz w:val="21"/>
@@ -7945,199 +7814,210 @@
         <w:rPr>
           <w:sz w:val="21"/>
         </w:rPr>
-        <w:t>4．如图，是的中线，分别是的中点，则等于______.</w:t>
-      </w:r>
-      <m:oMathPara>
-        <m:oMathParaPr>
-          <m:jc m:val="left"/>
-        </m:oMathParaPr>
-        <m:oMath>
-          <m:r>
-            <w:rPr>
-              <w:rFonts w:ascii="Times New Roman" w:eastAsia="宋体" w:hAnsi="Times New Roman" w:cs="Cambria Math"/>
-            </w:rPr>
-            <m:t>B</m:t>
-          </m:r>
-          <m:r>
-            <w:rPr>
-              <w:rFonts w:ascii="Times New Roman" w:eastAsia="宋体" w:hAnsi="Times New Roman" w:cs="Cambria Math"/>
-            </w:rPr>
-            <m:t>D</m:t>
-          </m:r>
-          <m:r>
-            <w:rPr>
-              <w:rFonts w:ascii="Times New Roman" w:eastAsia="宋体" w:hAnsi="Times New Roman" w:cs="Cambria Math"/>
-            </w:rPr>
-            <m:t>、</m:t>
-          </m:r>
-          <m:r>
-            <w:rPr>
-              <w:rFonts w:ascii="Times New Roman" w:eastAsia="宋体" w:hAnsi="Times New Roman" w:cs="Cambria Math"/>
-            </w:rPr>
-            <m:t>C</m:t>
-          </m:r>
-          <m:r>
-            <w:rPr>
-              <w:rFonts w:ascii="Times New Roman" w:eastAsia="宋体" w:hAnsi="Times New Roman" w:cs="Cambria Math"/>
-            </w:rPr>
-            <m:t>E</m:t>
-          </m:r>
-        </m:oMath>
-      </m:oMathPara>
+        <w:t>4．</w:t>
+      </w:r>
+      <w:r>
+        <w:rPr>
+          <w:sz w:val="21"/>
+        </w:rPr>
+        <w:t>如图，</w:t>
+      </w:r>
+      <m:oMath>
+        <m:r>
+          <w:rPr>
+            <w:rFonts w:ascii="Times New Roman" w:eastAsia="宋体" w:hAnsi="Times New Roman" w:cs="Cambria Math"/>
+          </w:rPr>
+          <m:t>B</m:t>
+        </m:r>
+        <m:r>
+          <w:rPr>
+            <w:rFonts w:ascii="Times New Roman" w:eastAsia="宋体" w:hAnsi="Times New Roman" w:cs="Cambria Math"/>
+          </w:rPr>
+          <m:t>D</m:t>
+        </m:r>
+        <m:r>
+          <w:rPr>
+            <w:rFonts w:ascii="Times New Roman" w:eastAsia="宋体" w:hAnsi="Times New Roman" w:cs="Cambria Math"/>
+          </w:rPr>
+          <m:t>、</m:t>
+        </m:r>
+        <m:r>
+          <w:rPr>
+            <w:rFonts w:ascii="Times New Roman" w:eastAsia="宋体" w:hAnsi="Times New Roman" w:cs="Cambria Math"/>
+          </w:rPr>
+          <m:t>C</m:t>
+        </m:r>
+        <m:r>
+          <w:rPr>
+            <w:rFonts w:ascii="Times New Roman" w:eastAsia="宋体" w:hAnsi="Times New Roman" w:cs="Cambria Math"/>
+          </w:rPr>
+          <m:t>E</m:t>
+        </m:r>
+      </m:oMath>
+      <w:r>
+        <w:rPr>
+          <w:sz w:val="21"/>
+        </w:rPr>
+        <w:t>是</w:t>
+      </w:r>
+      <m:oMath>
+        <m:r>
+          <w:rPr>
+            <w:rFonts w:ascii="Times New Roman" w:eastAsia="宋体" w:hAnsi="Times New Roman" w:cs="Cambria Math"/>
+          </w:rPr>
+          <m:t>△</m:t>
+        </m:r>
+        <m:r>
+          <w:rPr>
+            <w:rFonts w:ascii="Times New Roman" w:eastAsia="宋体" w:hAnsi="Times New Roman" w:cs="Cambria Math"/>
+          </w:rPr>
+          <m:t>A</m:t>
+        </m:r>
+        <m:r>
+          <w:rPr>
+            <w:rFonts w:ascii="Times New Roman" w:eastAsia="宋体" w:hAnsi="Times New Roman" w:cs="Cambria Math"/>
+          </w:rPr>
+          <m:t>B</m:t>
+        </m:r>
+        <m:r>
+          <w:rPr>
+            <w:rFonts w:ascii="Times New Roman" w:eastAsia="宋体" w:hAnsi="Times New Roman" w:cs="Cambria Math"/>
+          </w:rPr>
+          <m:t>C</m:t>
+        </m:r>
+      </m:oMath>
+      <w:r>
+        <w:rPr>
+          <w:sz w:val="21"/>
+        </w:rPr>
+        <w:t>的中线，</w:t>
+      </w:r>
+      <m:oMath>
+        <m:r>
+          <w:rPr>
+            <w:rFonts w:ascii="Times New Roman" w:eastAsia="宋体" w:hAnsi="Times New Roman" w:cs="Cambria Math"/>
+          </w:rPr>
+          <m:t>P</m:t>
+        </m:r>
+        <m:r>
+          <w:rPr>
+            <w:rFonts w:ascii="Times New Roman" w:eastAsia="宋体" w:hAnsi="Times New Roman" w:cs="Cambria Math"/>
+          </w:rPr>
+          <m:t>、</m:t>
+        </m:r>
+        <m:r>
+          <w:rPr>
+            <w:rFonts w:ascii="Times New Roman" w:eastAsia="宋体" w:hAnsi="Times New Roman" w:cs="Cambria Math"/>
+          </w:rPr>
+          <m:t>Q</m:t>
+        </m:r>
+      </m:oMath>
+      <w:r>
+        <w:rPr>
+          <w:sz w:val="21"/>
+        </w:rPr>
+        <w:t>分别是</w:t>
+      </w:r>
+      <m:oMath>
+        <m:r>
+          <w:rPr>
+            <w:rFonts w:ascii="Times New Roman" w:eastAsia="宋体" w:hAnsi="Times New Roman" w:cs="Cambria Math"/>
+          </w:rPr>
+          <m:t>B</m:t>
+        </m:r>
+        <m:r>
+          <w:rPr>
+            <w:rFonts w:ascii="Times New Roman" w:eastAsia="宋体" w:hAnsi="Times New Roman" w:cs="Cambria Math"/>
+          </w:rPr>
+          <m:t>D</m:t>
+        </m:r>
+        <m:r>
+          <w:rPr>
+            <w:rFonts w:ascii="Times New Roman" w:eastAsia="宋体" w:hAnsi="Times New Roman" w:cs="Cambria Math"/>
+          </w:rPr>
+          <m:t>、</m:t>
+        </m:r>
+        <m:r>
+          <w:rPr>
+            <w:rFonts w:ascii="Times New Roman" w:eastAsia="宋体" w:hAnsi="Times New Roman" w:cs="Cambria Math"/>
+          </w:rPr>
+          <m:t>C</m:t>
+        </m:r>
+        <m:r>
+          <w:rPr>
+            <w:rFonts w:ascii="Times New Roman" w:eastAsia="宋体" w:hAnsi="Times New Roman" w:cs="Cambria Math"/>
+          </w:rPr>
+          <m:t>E</m:t>
+        </m:r>
+      </m:oMath>
+      <w:r>
+        <w:rPr>
+          <w:sz w:val="21"/>
+        </w:rPr>
+        <w:t>的中点，则</w:t>
+      </w:r>
+      <m:oMath>
+        <m:r>
+          <w:rPr>
+            <w:rFonts w:ascii="Times New Roman" w:eastAsia="宋体" w:hAnsi="Times New Roman" w:cs="Cambria Math"/>
+          </w:rPr>
+          <m:t>P</m:t>
+        </m:r>
+        <m:r>
+          <w:rPr>
+            <w:rFonts w:ascii="Times New Roman" w:eastAsia="宋体" w:hAnsi="Times New Roman" w:cs="Cambria Math"/>
+          </w:rPr>
+          <m:t>Q</m:t>
+        </m:r>
+        <m:r>
+          <w:rPr>
+            <w:rFonts w:ascii="Times New Roman" w:eastAsia="宋体" w:hAnsi="Times New Roman" w:cs="Cambria Math"/>
+          </w:rPr>
+          <m:t>:</m:t>
+        </m:r>
+        <m:r>
+          <w:rPr>
+            <w:rFonts w:ascii="Times New Roman" w:eastAsia="宋体" w:hAnsi="Times New Roman" w:cs="Cambria Math"/>
+          </w:rPr>
+          <m:t>B</m:t>
+        </m:r>
+        <m:r>
+          <w:rPr>
+            <w:rFonts w:ascii="Times New Roman" w:eastAsia="宋体" w:hAnsi="Times New Roman" w:cs="Cambria Math"/>
+          </w:rPr>
+          <m:t>C</m:t>
+        </m:r>
+      </m:oMath>
+      <w:r>
+        <w:rPr>
+          <w:sz w:val="21"/>
+        </w:rPr>
+        <w:t>等于______.</w:t>
+      </w:r>
       <w:r>
         <w:rPr>
           <w:sz w:val="21"/>
         </w:rPr>
         <w:t/>
       </w:r>
-      <m:oMathPara>
-        <m:oMathParaPr>
-          <m:jc m:val="left"/>
-        </m:oMathParaPr>
-        <m:oMath>
-          <m:r>
-            <w:rPr>
-              <w:rFonts w:ascii="Times New Roman" w:eastAsia="宋体" w:hAnsi="Times New Roman" w:cs="Cambria Math"/>
-            </w:rPr>
-            <m:t>△</m:t>
-          </m:r>
-          <m:r>
-            <w:rPr>
-              <w:rFonts w:ascii="Times New Roman" w:eastAsia="宋体" w:hAnsi="Times New Roman" w:cs="Cambria Math"/>
-            </w:rPr>
-            <m:t>A</m:t>
-          </m:r>
-          <m:r>
-            <w:rPr>
-              <w:rFonts w:ascii="Times New Roman" w:eastAsia="宋体" w:hAnsi="Times New Roman" w:cs="Cambria Math"/>
-            </w:rPr>
-            <m:t>B</m:t>
-          </m:r>
-          <m:r>
-            <w:rPr>
-              <w:rFonts w:ascii="Times New Roman" w:eastAsia="宋体" w:hAnsi="Times New Roman" w:cs="Cambria Math"/>
-            </w:rPr>
-            <m:t>C</m:t>
-          </m:r>
-        </m:oMath>
-      </m:oMathPara>
       <w:r>
         <w:rPr>
           <w:sz w:val="21"/>
         </w:rPr>
         <w:t/>
       </w:r>
-      <m:oMathPara>
-        <m:oMathParaPr>
-          <m:jc m:val="left"/>
-        </m:oMathParaPr>
-        <m:oMath>
-          <m:r>
-            <w:rPr>
-              <w:rFonts w:ascii="Times New Roman" w:eastAsia="宋体" w:hAnsi="Times New Roman" w:cs="Cambria Math"/>
-            </w:rPr>
-            <m:t>P</m:t>
-          </m:r>
-          <m:r>
-            <w:rPr>
-              <w:rFonts w:ascii="Times New Roman" w:eastAsia="宋体" w:hAnsi="Times New Roman" w:cs="Cambria Math"/>
-            </w:rPr>
-            <m:t>、</m:t>
-          </m:r>
-          <m:r>
-            <w:rPr>
-              <w:rFonts w:ascii="Times New Roman" w:eastAsia="宋体" w:hAnsi="Times New Roman" w:cs="Cambria Math"/>
-            </w:rPr>
-            <m:t>Q</m:t>
-          </m:r>
-        </m:oMath>
-      </m:oMathPara>
       <w:r>
         <w:rPr>
           <w:sz w:val="21"/>
         </w:rPr>
         <w:t/>
       </w:r>
-      <m:oMathPara>
-        <m:oMathParaPr>
-          <m:jc m:val="left"/>
-        </m:oMathParaPr>
-        <m:oMath>
-          <m:r>
-            <w:rPr>
-              <w:rFonts w:ascii="Times New Roman" w:eastAsia="宋体" w:hAnsi="Times New Roman" w:cs="Cambria Math"/>
-            </w:rPr>
-            <m:t>B</m:t>
-          </m:r>
-          <m:r>
-            <w:rPr>
-              <w:rFonts w:ascii="Times New Roman" w:eastAsia="宋体" w:hAnsi="Times New Roman" w:cs="Cambria Math"/>
-            </w:rPr>
-            <m:t>D</m:t>
-          </m:r>
-          <m:r>
-            <w:rPr>
-              <w:rFonts w:ascii="Times New Roman" w:eastAsia="宋体" w:hAnsi="Times New Roman" w:cs="Cambria Math"/>
-            </w:rPr>
-            <m:t>、</m:t>
-          </m:r>
-          <m:r>
-            <w:rPr>
-              <w:rFonts w:ascii="Times New Roman" w:eastAsia="宋体" w:hAnsi="Times New Roman" w:cs="Cambria Math"/>
-            </w:rPr>
-            <m:t>C</m:t>
-          </m:r>
-          <m:r>
-            <w:rPr>
-              <w:rFonts w:ascii="Times New Roman" w:eastAsia="宋体" w:hAnsi="Times New Roman" w:cs="Cambria Math"/>
-            </w:rPr>
-            <m:t>E</m:t>
-          </m:r>
-        </m:oMath>
-      </m:oMathPara>
       <w:r>
         <w:rPr>
           <w:sz w:val="21"/>
         </w:rPr>
         <w:t/>
       </w:r>
-      <m:oMathPara>
-        <m:oMathParaPr>
-          <m:jc m:val="left"/>
-        </m:oMathParaPr>
-        <m:oMath>
-          <m:r>
-            <w:rPr>
-              <w:rFonts w:ascii="Times New Roman" w:eastAsia="宋体" w:hAnsi="Times New Roman" w:cs="Cambria Math"/>
-            </w:rPr>
-            <m:t>P</m:t>
-          </m:r>
-          <m:r>
-            <w:rPr>
-              <w:rFonts w:ascii="Times New Roman" w:eastAsia="宋体" w:hAnsi="Times New Roman" w:cs="Cambria Math"/>
-            </w:rPr>
-            <m:t>Q</m:t>
-          </m:r>
-          <m:r>
-            <w:rPr>
-              <w:rFonts w:ascii="Times New Roman" w:eastAsia="宋体" w:hAnsi="Times New Roman" w:cs="Cambria Math"/>
-            </w:rPr>
-            <m:t>:</m:t>
-          </m:r>
-          <m:r>
-            <w:rPr>
-              <w:rFonts w:ascii="Times New Roman" w:eastAsia="宋体" w:hAnsi="Times New Roman" w:cs="Cambria Math"/>
-            </w:rPr>
-            <m:t>B</m:t>
-          </m:r>
-          <m:r>
-            <w:rPr>
-              <w:rFonts w:ascii="Times New Roman" w:eastAsia="宋体" w:hAnsi="Times New Roman" w:cs="Cambria Math"/>
-            </w:rPr>
-            <m:t>C</m:t>
-          </m:r>
-        </m:oMath>
-      </m:oMathPara>
       <w:r>
         <w:rPr>
           <w:sz w:val="21"/>
@@ -15947,33 +15827,40 @@
         <w:rPr>
           <w:sz w:val="21"/>
         </w:rPr>
-        <w:t>10．已知直角三角形周长为，一锐角平分线分对边为3:5两部分．</w:t>
-      </w:r>
-      <m:oMathPara>
-        <m:oMathParaPr>
-          <m:jc m:val="left"/>
-        </m:oMathParaPr>
-        <m:oMath>
-          <m:r>
-            <w:rPr>
-              <w:rFonts w:ascii="Times New Roman" w:eastAsia="宋体" w:hAnsi="Times New Roman" w:cs="Cambria Math"/>
-            </w:rPr>
-            <m:t>48</m:t>
-          </m:r>
-          <m:r>
-            <w:rPr>
-              <w:rFonts w:ascii="Times New Roman" w:eastAsia="宋体" w:hAnsi="Times New Roman" w:cs="Cambria Math"/>
-            </w:rPr>
-            <m:t>c</m:t>
-          </m:r>
-          <m:r>
-            <w:rPr>
-              <w:rFonts w:ascii="Times New Roman" w:eastAsia="宋体" w:hAnsi="Times New Roman" w:cs="Cambria Math"/>
-            </w:rPr>
-            <m:t>m</m:t>
-          </m:r>
-        </m:oMath>
-      </m:oMathPara>
+        <w:t>10．</w:t>
+      </w:r>
+      <w:r>
+        <w:rPr>
+          <w:sz w:val="21"/>
+        </w:rPr>
+        <w:t>已知直角三角形周长为</w:t>
+      </w:r>
+      <m:oMath>
+        <m:r>
+          <w:rPr>
+            <w:rFonts w:ascii="Times New Roman" w:eastAsia="宋体" w:hAnsi="Times New Roman" w:cs="Cambria Math"/>
+          </w:rPr>
+          <m:t>48</m:t>
+        </m:r>
+        <m:r>
+          <w:rPr>
+            <w:rFonts w:ascii="Times New Roman" w:eastAsia="宋体" w:hAnsi="Times New Roman" w:cs="Cambria Math"/>
+          </w:rPr>
+          <m:t>c</m:t>
+        </m:r>
+        <m:r>
+          <w:rPr>
+            <w:rFonts w:ascii="Times New Roman" w:eastAsia="宋体" w:hAnsi="Times New Roman" w:cs="Cambria Math"/>
+          </w:rPr>
+          <m:t>m</m:t>
+        </m:r>
+      </m:oMath>
+      <w:r>
+        <w:rPr>
+          <w:sz w:val="21"/>
+        </w:rPr>
+        <w:t>，一锐角平分线分对边为3:5两部分．</w:t>
+      </w:r>
       <w:r>
         <w:rPr>
           <w:sz w:val="21"/>
@@ -19804,7 +19691,171 @@
         <w:rPr>
           <w:sz w:val="21"/>
         </w:rPr>
-        <w:t>12．已知，如图所示，是的内角的平分线，求证：.</w:t>
+        <w:t>12．</w:t>
+      </w:r>
+      <w:r>
+        <w:rPr>
+          <w:sz w:val="21"/>
+        </w:rPr>
+        <w:t>已知，如图所示，</w:t>
+      </w:r>
+      <m:oMath>
+        <m:r>
+          <w:rPr>
+            <w:rFonts w:ascii="Times New Roman" w:eastAsia="宋体" w:hAnsi="Times New Roman" w:cs="Cambria Math"/>
+          </w:rPr>
+          <m:t>A</m:t>
+        </m:r>
+        <m:r>
+          <w:rPr>
+            <w:rFonts w:ascii="Times New Roman" w:eastAsia="宋体" w:hAnsi="Times New Roman" w:cs="Cambria Math"/>
+          </w:rPr>
+          <m:t>D</m:t>
+        </m:r>
+      </m:oMath>
+      <w:r>
+        <w:rPr>
+          <w:sz w:val="21"/>
+        </w:rPr>
+        <w:t>是</w:t>
+      </w:r>
+      <m:oMath>
+        <m:r>
+          <w:rPr>
+            <w:rFonts w:ascii="Times New Roman" w:eastAsia="宋体" w:hAnsi="Times New Roman" w:cs="Cambria Math"/>
+          </w:rPr>
+          <m:t>△</m:t>
+        </m:r>
+        <m:r>
+          <w:rPr>
+            <w:rFonts w:ascii="Times New Roman" w:eastAsia="宋体" w:hAnsi="Times New Roman" w:cs="Cambria Math"/>
+          </w:rPr>
+          <m:t>A</m:t>
+        </m:r>
+        <m:r>
+          <w:rPr>
+            <w:rFonts w:ascii="Times New Roman" w:eastAsia="宋体" w:hAnsi="Times New Roman" w:cs="Cambria Math"/>
+          </w:rPr>
+          <m:t>B</m:t>
+        </m:r>
+        <m:r>
+          <w:rPr>
+            <w:rFonts w:ascii="Times New Roman" w:eastAsia="宋体" w:hAnsi="Times New Roman" w:cs="Cambria Math"/>
+          </w:rPr>
+          <m:t>C</m:t>
+        </m:r>
+      </m:oMath>
+      <w:r>
+        <w:rPr>
+          <w:sz w:val="21"/>
+        </w:rPr>
+        <w:t>的内角</w:t>
+      </w:r>
+      <m:oMath>
+        <m:r>
+          <w:rPr>
+            <w:rFonts w:ascii="Times New Roman" w:eastAsia="宋体" w:hAnsi="Times New Roman" w:cs="Cambria Math"/>
+          </w:rPr>
+          <m:t>∠</m:t>
+        </m:r>
+        <m:r>
+          <w:rPr>
+            <w:rFonts w:ascii="Times New Roman" w:eastAsia="宋体" w:hAnsi="Times New Roman" w:cs="Cambria Math"/>
+          </w:rPr>
+          <m:t>B</m:t>
+        </m:r>
+        <m:r>
+          <w:rPr>
+            <w:rFonts w:ascii="Times New Roman" w:eastAsia="宋体" w:hAnsi="Times New Roman" w:cs="Cambria Math"/>
+          </w:rPr>
+          <m:t>A</m:t>
+        </m:r>
+        <m:r>
+          <w:rPr>
+            <w:rFonts w:ascii="Times New Roman" w:eastAsia="宋体" w:hAnsi="Times New Roman" w:cs="Cambria Math"/>
+          </w:rPr>
+          <m:t>C</m:t>
+        </m:r>
+      </m:oMath>
+      <w:r>
+        <w:rPr>
+          <w:sz w:val="21"/>
+        </w:rPr>
+        <w:t>的平分线，求证：</w:t>
+      </w:r>
+      <m:oMath>
+        <m:f>
+          <m:num>
+            <m:r>
+              <w:rPr>
+                <w:rFonts w:ascii="Times New Roman" w:eastAsia="宋体" w:hAnsi="Times New Roman" w:cs="Cambria Math"/>
+              </w:rPr>
+              <m:t>B</m:t>
+            </m:r>
+            <m:r>
+              <w:rPr>
+                <w:rFonts w:ascii="Times New Roman" w:eastAsia="宋体" w:hAnsi="Times New Roman" w:cs="Cambria Math"/>
+              </w:rPr>
+              <m:t>A</m:t>
+            </m:r>
+          </m:num>
+          <m:den>
+            <m:r>
+              <w:rPr>
+                <w:rFonts w:ascii="Times New Roman" w:eastAsia="宋体" w:hAnsi="Times New Roman" w:cs="Cambria Math"/>
+              </w:rPr>
+              <m:t>A</m:t>
+            </m:r>
+            <m:r>
+              <w:rPr>
+                <w:rFonts w:ascii="Times New Roman" w:eastAsia="宋体" w:hAnsi="Times New Roman" w:cs="Cambria Math"/>
+              </w:rPr>
+              <m:t>C</m:t>
+            </m:r>
+          </m:den>
+        </m:f>
+        <m:r>
+          <w:rPr>
+            <w:rFonts w:ascii="Times New Roman" w:eastAsia="宋体" w:hAnsi="Times New Roman" w:cs="Cambria Math"/>
+          </w:rPr>
+          <m:t>=</m:t>
+        </m:r>
+        <m:f>
+          <m:num>
+            <m:r>
+              <w:rPr>
+                <w:rFonts w:ascii="Times New Roman" w:eastAsia="宋体" w:hAnsi="Times New Roman" w:cs="Cambria Math"/>
+              </w:rPr>
+              <m:t>B</m:t>
+            </m:r>
+            <m:r>
+              <w:rPr>
+                <w:rFonts w:ascii="Times New Roman" w:eastAsia="宋体" w:hAnsi="Times New Roman" w:cs="Cambria Math"/>
+              </w:rPr>
+              <m:t>D</m:t>
+            </m:r>
+          </m:num>
+          <m:den>
+            <m:r>
+              <w:rPr>
+                <w:rFonts w:ascii="Times New Roman" w:eastAsia="宋体" w:hAnsi="Times New Roman" w:cs="Cambria Math"/>
+              </w:rPr>
+              <m:t>D</m:t>
+            </m:r>
+            <m:r>
+              <w:rPr>
+                <w:rFonts w:ascii="Times New Roman" w:eastAsia="宋体" w:hAnsi="Times New Roman" w:cs="Cambria Math"/>
+              </w:rPr>
+              <m:t>C</m:t>
+            </m:r>
+          </m:den>
+        </m:f>
+      </m:oMath>
+      <w:r>
+        <w:rPr>
+          <w:sz w:val="21"/>
+        </w:rPr>
+        <w:t>.</w:t>
       </w:r>
       <w:r>
         <w:rPr>
@@ -19818,178 +19869,24 @@
         </w:rPr>
         <w:t/>
       </w:r>
-      <m:oMathPara>
-        <m:oMathParaPr>
-          <m:jc m:val="left"/>
-        </m:oMathParaPr>
-        <m:oMath>
-          <m:r>
-            <w:rPr>
-              <w:rFonts w:ascii="Times New Roman" w:eastAsia="宋体" w:hAnsi="Times New Roman" w:cs="Cambria Math"/>
-            </w:rPr>
-            <m:t>A</m:t>
-          </m:r>
-          <m:r>
-            <w:rPr>
-              <w:rFonts w:ascii="Times New Roman" w:eastAsia="宋体" w:hAnsi="Times New Roman" w:cs="Cambria Math"/>
-            </w:rPr>
-            <m:t>D</m:t>
-          </m:r>
-        </m:oMath>
-      </m:oMathPara>
       <w:r>
         <w:rPr>
           <w:sz w:val="21"/>
         </w:rPr>
         <w:t/>
       </w:r>
-      <m:oMathPara>
-        <m:oMathParaPr>
-          <m:jc m:val="left"/>
-        </m:oMathParaPr>
-        <m:oMath>
-          <m:r>
-            <w:rPr>
-              <w:rFonts w:ascii="Times New Roman" w:eastAsia="宋体" w:hAnsi="Times New Roman" w:cs="Cambria Math"/>
-            </w:rPr>
-            <m:t>△</m:t>
-          </m:r>
-          <m:r>
-            <w:rPr>
-              <w:rFonts w:ascii="Times New Roman" w:eastAsia="宋体" w:hAnsi="Times New Roman" w:cs="Cambria Math"/>
-            </w:rPr>
-            <m:t>A</m:t>
-          </m:r>
-          <m:r>
-            <w:rPr>
-              <w:rFonts w:ascii="Times New Roman" w:eastAsia="宋体" w:hAnsi="Times New Roman" w:cs="Cambria Math"/>
-            </w:rPr>
-            <m:t>B</m:t>
-          </m:r>
-          <m:r>
-            <w:rPr>
-              <w:rFonts w:ascii="Times New Roman" w:eastAsia="宋体" w:hAnsi="Times New Roman" w:cs="Cambria Math"/>
-            </w:rPr>
-            <m:t>C</m:t>
-          </m:r>
-        </m:oMath>
-      </m:oMathPara>
       <w:r>
         <w:rPr>
           <w:sz w:val="21"/>
         </w:rPr>
         <w:t/>
       </w:r>
-      <m:oMathPara>
-        <m:oMathParaPr>
-          <m:jc m:val="left"/>
-        </m:oMathParaPr>
-        <m:oMath>
-          <m:r>
-            <w:rPr>
-              <w:rFonts w:ascii="Times New Roman" w:eastAsia="宋体" w:hAnsi="Times New Roman" w:cs="Cambria Math"/>
-            </w:rPr>
-            <m:t>∠</m:t>
-          </m:r>
-          <m:r>
-            <w:rPr>
-              <w:rFonts w:ascii="Times New Roman" w:eastAsia="宋体" w:hAnsi="Times New Roman" w:cs="Cambria Math"/>
-            </w:rPr>
-            <m:t>B</m:t>
-          </m:r>
-          <m:r>
-            <w:rPr>
-              <w:rFonts w:ascii="Times New Roman" w:eastAsia="宋体" w:hAnsi="Times New Roman" w:cs="Cambria Math"/>
-            </w:rPr>
-            <m:t>A</m:t>
-          </m:r>
-          <m:r>
-            <w:rPr>
-              <w:rFonts w:ascii="Times New Roman" w:eastAsia="宋体" w:hAnsi="Times New Roman" w:cs="Cambria Math"/>
-            </w:rPr>
-            <m:t>C</m:t>
-          </m:r>
-        </m:oMath>
-      </m:oMathPara>
       <w:r>
         <w:rPr>
           <w:sz w:val="21"/>
         </w:rPr>
         <w:t/>
       </w:r>
-      <m:oMathPara>
-        <m:oMathParaPr>
-          <m:jc m:val="left"/>
-        </m:oMathParaPr>
-        <m:oMath>
-          <m:f>
-            <m:num>
-              <m:r>
-                <w:rPr>
-                  <w:rFonts w:ascii="Times New Roman" w:eastAsia="宋体" w:hAnsi="Times New Roman" w:cs="Cambria Math"/>
-                </w:rPr>
-                <m:t>B</m:t>
-              </m:r>
-              <m:r>
-                <w:rPr>
-                  <w:rFonts w:ascii="Times New Roman" w:eastAsia="宋体" w:hAnsi="Times New Roman" w:cs="Cambria Math"/>
-                </w:rPr>
-                <m:t>A</m:t>
-              </m:r>
-            </m:num>
-            <m:den>
-              <m:r>
-                <w:rPr>
-                  <w:rFonts w:ascii="Times New Roman" w:eastAsia="宋体" w:hAnsi="Times New Roman" w:cs="Cambria Math"/>
-                </w:rPr>
-                <m:t>A</m:t>
-              </m:r>
-              <m:r>
-                <w:rPr>
-                  <w:rFonts w:ascii="Times New Roman" w:eastAsia="宋体" w:hAnsi="Times New Roman" w:cs="Cambria Math"/>
-                </w:rPr>
-                <m:t>C</m:t>
-              </m:r>
-            </m:den>
-          </m:f>
-          <m:r>
-            <w:rPr>
-              <w:rFonts w:ascii="Times New Roman" w:eastAsia="宋体" w:hAnsi="Times New Roman" w:cs="Cambria Math"/>
-            </w:rPr>
-            <m:t>=</m:t>
-          </m:r>
-          <m:f>
-            <m:num>
-              <m:r>
-                <w:rPr>
-                  <w:rFonts w:ascii="Times New Roman" w:eastAsia="宋体" w:hAnsi="Times New Roman" w:cs="Cambria Math"/>
-                </w:rPr>
-                <m:t>B</m:t>
-              </m:r>
-              <m:r>
-                <w:rPr>
-                  <w:rFonts w:ascii="Times New Roman" w:eastAsia="宋体" w:hAnsi="Times New Roman" w:cs="Cambria Math"/>
-                </w:rPr>
-                <m:t>D</m:t>
-              </m:r>
-            </m:num>
-            <m:den>
-              <m:r>
-                <w:rPr>
-                  <w:rFonts w:ascii="Times New Roman" w:eastAsia="宋体" w:hAnsi="Times New Roman" w:cs="Cambria Math"/>
-                </w:rPr>
-                <m:t>D</m:t>
-              </m:r>
-              <m:r>
-                <w:rPr>
-                  <w:rFonts w:ascii="Times New Roman" w:eastAsia="宋体" w:hAnsi="Times New Roman" w:cs="Cambria Math"/>
-                </w:rPr>
-                <m:t>C</m:t>
-              </m:r>
-            </m:den>
-          </m:f>
-        </m:oMath>
-      </m:oMathPara>
       <w:r>
         <w:rPr>
           <w:sz w:val="21"/>
@@ -22419,223 +22316,234 @@
         <w:rPr>
           <w:sz w:val="21"/>
         </w:rPr>
-        <w:t>14．已知，如图所示，是中的外角的平分线，求证：.</w:t>
-      </w:r>
-      <m:oMathPara>
-        <m:oMathParaPr>
-          <m:jc m:val="left"/>
-        </m:oMathParaPr>
-        <m:oMath>
-          <m:r>
-            <w:rPr>
-              <w:rFonts w:ascii="Times New Roman" w:eastAsia="宋体" w:hAnsi="Times New Roman" w:cs="Cambria Math"/>
-            </w:rPr>
-            <m:t>A</m:t>
-          </m:r>
-          <m:r>
-            <w:rPr>
-              <w:rFonts w:ascii="Times New Roman" w:eastAsia="宋体" w:hAnsi="Times New Roman" w:cs="Cambria Math"/>
-            </w:rPr>
-            <m:t>D</m:t>
-          </m:r>
-        </m:oMath>
-      </m:oMathPara>
+        <w:t>14．</w:t>
+      </w:r>
+      <w:r>
+        <w:rPr>
+          <w:sz w:val="21"/>
+        </w:rPr>
+        <w:t>已知，如图所示，</w:t>
+      </w:r>
+      <m:oMath>
+        <m:r>
+          <w:rPr>
+            <w:rFonts w:ascii="Times New Roman" w:eastAsia="宋体" w:hAnsi="Times New Roman" w:cs="Cambria Math"/>
+          </w:rPr>
+          <m:t>A</m:t>
+        </m:r>
+        <m:r>
+          <w:rPr>
+            <w:rFonts w:ascii="Times New Roman" w:eastAsia="宋体" w:hAnsi="Times New Roman" w:cs="Cambria Math"/>
+          </w:rPr>
+          <m:t>D</m:t>
+        </m:r>
+      </m:oMath>
+      <w:r>
+        <w:rPr>
+          <w:sz w:val="21"/>
+        </w:rPr>
+        <w:t>是</w:t>
+      </w:r>
+      <m:oMath>
+        <m:r>
+          <w:rPr>
+            <w:rFonts w:ascii="Times New Roman" w:eastAsia="宋体" w:hAnsi="Times New Roman" w:cs="Cambria Math"/>
+          </w:rPr>
+          <m:t>△</m:t>
+        </m:r>
+        <m:r>
+          <w:rPr>
+            <w:rFonts w:ascii="Times New Roman" w:eastAsia="宋体" w:hAnsi="Times New Roman" w:cs="Cambria Math"/>
+          </w:rPr>
+          <m:t>A</m:t>
+        </m:r>
+        <m:r>
+          <w:rPr>
+            <w:rFonts w:ascii="Times New Roman" w:eastAsia="宋体" w:hAnsi="Times New Roman" w:cs="Cambria Math"/>
+          </w:rPr>
+          <m:t>B</m:t>
+        </m:r>
+        <m:r>
+          <w:rPr>
+            <w:rFonts w:ascii="Times New Roman" w:eastAsia="宋体" w:hAnsi="Times New Roman" w:cs="Cambria Math"/>
+          </w:rPr>
+          <m:t>C</m:t>
+        </m:r>
+      </m:oMath>
+      <w:r>
+        <w:rPr>
+          <w:sz w:val="21"/>
+        </w:rPr>
+        <w:t>中</w:t>
+      </w:r>
+      <m:oMath>
+        <m:r>
+          <m:rPr>
+            <m:sty m:val="p"/>
+          </m:rPr>
+          <w:rPr>
+            <w:rFonts w:ascii="Times New Roman" w:eastAsia="宋体" w:hAnsi="Times New Roman" w:cs="Cambria Math"/>
+          </w:rPr>
+          <m:t>∠</m:t>
+        </m:r>
+        <m:r>
+          <w:rPr>
+            <w:rFonts w:ascii="Times New Roman" w:eastAsia="宋体" w:hAnsi="Times New Roman" w:cs="Cambria Math"/>
+          </w:rPr>
+          <m:t>B</m:t>
+        </m:r>
+        <m:r>
+          <w:rPr>
+            <w:rFonts w:ascii="Times New Roman" w:eastAsia="宋体" w:hAnsi="Times New Roman" w:cs="Cambria Math"/>
+          </w:rPr>
+          <m:t>A</m:t>
+        </m:r>
+        <m:r>
+          <w:rPr>
+            <w:rFonts w:ascii="Times New Roman" w:eastAsia="宋体" w:hAnsi="Times New Roman" w:cs="Cambria Math"/>
+          </w:rPr>
+          <m:t>C</m:t>
+        </m:r>
+      </m:oMath>
+      <w:r>
+        <w:rPr>
+          <w:sz w:val="21"/>
+        </w:rPr>
+        <w:t>的外角</w:t>
+      </w:r>
+      <m:oMath>
+        <m:r>
+          <m:rPr>
+            <m:sty m:val="p"/>
+          </m:rPr>
+          <w:rPr>
+            <w:rFonts w:ascii="Times New Roman" w:eastAsia="宋体" w:hAnsi="Times New Roman" w:cs="Cambria Math"/>
+          </w:rPr>
+          <m:t>∠</m:t>
+        </m:r>
+        <m:r>
+          <w:rPr>
+            <w:rFonts w:ascii="Times New Roman" w:eastAsia="宋体" w:hAnsi="Times New Roman" w:cs="Cambria Math"/>
+          </w:rPr>
+          <m:t>C</m:t>
+        </m:r>
+        <m:r>
+          <w:rPr>
+            <w:rFonts w:ascii="Times New Roman" w:eastAsia="宋体" w:hAnsi="Times New Roman" w:cs="Cambria Math"/>
+          </w:rPr>
+          <m:t>A</m:t>
+        </m:r>
+        <m:r>
+          <w:rPr>
+            <w:rFonts w:ascii="Times New Roman" w:eastAsia="宋体" w:hAnsi="Times New Roman" w:cs="Cambria Math"/>
+          </w:rPr>
+          <m:t>F</m:t>
+        </m:r>
+      </m:oMath>
+      <w:r>
+        <w:rPr>
+          <w:sz w:val="21"/>
+        </w:rPr>
+        <w:t>的平分线，求证：</w:t>
+      </w:r>
+      <m:oMath>
+        <m:f>
+          <m:num>
+            <m:r>
+              <w:rPr>
+                <w:rFonts w:ascii="Times New Roman" w:eastAsia="宋体" w:hAnsi="Times New Roman" w:cs="Cambria Math"/>
+              </w:rPr>
+              <m:t>B</m:t>
+            </m:r>
+            <m:r>
+              <w:rPr>
+                <w:rFonts w:ascii="Times New Roman" w:eastAsia="宋体" w:hAnsi="Times New Roman" w:cs="Cambria Math"/>
+              </w:rPr>
+              <m:t>A</m:t>
+            </m:r>
+          </m:num>
+          <m:den>
+            <m:r>
+              <w:rPr>
+                <w:rFonts w:ascii="Times New Roman" w:eastAsia="宋体" w:hAnsi="Times New Roman" w:cs="Cambria Math"/>
+              </w:rPr>
+              <m:t>A</m:t>
+            </m:r>
+            <m:r>
+              <w:rPr>
+                <w:rFonts w:ascii="Times New Roman" w:eastAsia="宋体" w:hAnsi="Times New Roman" w:cs="Cambria Math"/>
+              </w:rPr>
+              <m:t>C</m:t>
+            </m:r>
+          </m:den>
+        </m:f>
+        <m:r>
+          <w:rPr>
+            <w:rFonts w:ascii="Times New Roman" w:eastAsia="宋体" w:hAnsi="Times New Roman" w:cs="Cambria Math"/>
+          </w:rPr>
+          <m:t>=</m:t>
+        </m:r>
+        <m:f>
+          <m:num>
+            <m:r>
+              <w:rPr>
+                <w:rFonts w:ascii="Times New Roman" w:eastAsia="宋体" w:hAnsi="Times New Roman" w:cs="Cambria Math"/>
+              </w:rPr>
+              <m:t>B</m:t>
+            </m:r>
+            <m:r>
+              <w:rPr>
+                <w:rFonts w:ascii="Times New Roman" w:eastAsia="宋体" w:hAnsi="Times New Roman" w:cs="Cambria Math"/>
+              </w:rPr>
+              <m:t>D</m:t>
+            </m:r>
+          </m:num>
+          <m:den>
+            <m:r>
+              <w:rPr>
+                <w:rFonts w:ascii="Times New Roman" w:eastAsia="宋体" w:hAnsi="Times New Roman" w:cs="Cambria Math"/>
+              </w:rPr>
+              <m:t>D</m:t>
+            </m:r>
+            <m:r>
+              <w:rPr>
+                <w:rFonts w:ascii="Times New Roman" w:eastAsia="宋体" w:hAnsi="Times New Roman" w:cs="Cambria Math"/>
+              </w:rPr>
+              <m:t>C</m:t>
+            </m:r>
+          </m:den>
+        </m:f>
+      </m:oMath>
+      <w:r>
+        <w:rPr>
+          <w:sz w:val="21"/>
+        </w:rPr>
+        <w:t>.</w:t>
+      </w:r>
       <w:r>
         <w:rPr>
           <w:sz w:val="21"/>
         </w:rPr>
         <w:t/>
       </w:r>
-      <m:oMathPara>
-        <m:oMathParaPr>
-          <m:jc m:val="left"/>
-        </m:oMathParaPr>
-        <m:oMath>
-          <m:r>
-            <w:rPr>
-              <w:rFonts w:ascii="Times New Roman" w:eastAsia="宋体" w:hAnsi="Times New Roman" w:cs="Cambria Math"/>
-            </w:rPr>
-            <m:t>△</m:t>
-          </m:r>
-          <m:r>
-            <w:rPr>
-              <w:rFonts w:ascii="Times New Roman" w:eastAsia="宋体" w:hAnsi="Times New Roman" w:cs="Cambria Math"/>
-            </w:rPr>
-            <m:t>A</m:t>
-          </m:r>
-          <m:r>
-            <w:rPr>
-              <w:rFonts w:ascii="Times New Roman" w:eastAsia="宋体" w:hAnsi="Times New Roman" w:cs="Cambria Math"/>
-            </w:rPr>
-            <m:t>B</m:t>
-          </m:r>
-          <m:r>
-            <w:rPr>
-              <w:rFonts w:ascii="Times New Roman" w:eastAsia="宋体" w:hAnsi="Times New Roman" w:cs="Cambria Math"/>
-            </w:rPr>
-            <m:t>C</m:t>
-          </m:r>
-        </m:oMath>
-      </m:oMathPara>
       <w:r>
         <w:rPr>
           <w:sz w:val="21"/>
         </w:rPr>
         <w:t/>
       </w:r>
-      <m:oMathPara>
-        <m:oMathParaPr>
-          <m:jc m:val="left"/>
-        </m:oMathParaPr>
-        <m:oMath>
-          <m:r>
-            <m:rPr>
-              <m:sty m:val="p"/>
-            </m:rPr>
-            <w:rPr>
-              <w:rFonts w:ascii="Times New Roman" w:eastAsia="宋体" w:hAnsi="Times New Roman" w:cs="Cambria Math"/>
-            </w:rPr>
-            <m:t>∠</m:t>
-          </m:r>
-          <m:r>
-            <w:rPr>
-              <w:rFonts w:ascii="Times New Roman" w:eastAsia="宋体" w:hAnsi="Times New Roman" w:cs="Cambria Math"/>
-            </w:rPr>
-            <m:t>B</m:t>
-          </m:r>
-          <m:r>
-            <w:rPr>
-              <w:rFonts w:ascii="Times New Roman" w:eastAsia="宋体" w:hAnsi="Times New Roman" w:cs="Cambria Math"/>
-            </w:rPr>
-            <m:t>A</m:t>
-          </m:r>
-          <m:r>
-            <w:rPr>
-              <w:rFonts w:ascii="Times New Roman" w:eastAsia="宋体" w:hAnsi="Times New Roman" w:cs="Cambria Math"/>
-            </w:rPr>
-            <m:t>C</m:t>
-          </m:r>
-        </m:oMath>
-      </m:oMathPara>
       <w:r>
         <w:rPr>
           <w:sz w:val="21"/>
         </w:rPr>
         <w:t/>
       </w:r>
-      <m:oMathPara>
-        <m:oMathParaPr>
-          <m:jc m:val="left"/>
-        </m:oMathParaPr>
-        <m:oMath>
-          <m:r>
-            <m:rPr>
-              <m:sty m:val="p"/>
-            </m:rPr>
-            <w:rPr>
-              <w:rFonts w:ascii="Times New Roman" w:eastAsia="宋体" w:hAnsi="Times New Roman" w:cs="Cambria Math"/>
-            </w:rPr>
-            <m:t>∠</m:t>
-          </m:r>
-          <m:r>
-            <w:rPr>
-              <w:rFonts w:ascii="Times New Roman" w:eastAsia="宋体" w:hAnsi="Times New Roman" w:cs="Cambria Math"/>
-            </w:rPr>
-            <m:t>C</m:t>
-          </m:r>
-          <m:r>
-            <w:rPr>
-              <w:rFonts w:ascii="Times New Roman" w:eastAsia="宋体" w:hAnsi="Times New Roman" w:cs="Cambria Math"/>
-            </w:rPr>
-            <m:t>A</m:t>
-          </m:r>
-          <m:r>
-            <w:rPr>
-              <w:rFonts w:ascii="Times New Roman" w:eastAsia="宋体" w:hAnsi="Times New Roman" w:cs="Cambria Math"/>
-            </w:rPr>
-            <m:t>F</m:t>
-          </m:r>
-        </m:oMath>
-      </m:oMathPara>
       <w:r>
         <w:rPr>
           <w:sz w:val="21"/>
         </w:rPr>
         <w:t/>
       </w:r>
-      <m:oMathPara>
-        <m:oMathParaPr>
-          <m:jc m:val="left"/>
-        </m:oMathParaPr>
-        <m:oMath>
-          <m:f>
-            <m:num>
-              <m:r>
-                <w:rPr>
-                  <w:rFonts w:ascii="Times New Roman" w:eastAsia="宋体" w:hAnsi="Times New Roman" w:cs="Cambria Math"/>
-                </w:rPr>
-                <m:t>B</m:t>
-              </m:r>
-              <m:r>
-                <w:rPr>
-                  <w:rFonts w:ascii="Times New Roman" w:eastAsia="宋体" w:hAnsi="Times New Roman" w:cs="Cambria Math"/>
-                </w:rPr>
-                <m:t>A</m:t>
-              </m:r>
-            </m:num>
-            <m:den>
-              <m:r>
-                <w:rPr>
-                  <w:rFonts w:ascii="Times New Roman" w:eastAsia="宋体" w:hAnsi="Times New Roman" w:cs="Cambria Math"/>
-                </w:rPr>
-                <m:t>A</m:t>
-              </m:r>
-              <m:r>
-                <w:rPr>
-                  <w:rFonts w:ascii="Times New Roman" w:eastAsia="宋体" w:hAnsi="Times New Roman" w:cs="Cambria Math"/>
-                </w:rPr>
-                <m:t>C</m:t>
-              </m:r>
-            </m:den>
-          </m:f>
-          <m:r>
-            <w:rPr>
-              <w:rFonts w:ascii="Times New Roman" w:eastAsia="宋体" w:hAnsi="Times New Roman" w:cs="Cambria Math"/>
-            </w:rPr>
-            <m:t>=</m:t>
-          </m:r>
-          <m:f>
-            <m:num>
-              <m:r>
-                <w:rPr>
-                  <w:rFonts w:ascii="Times New Roman" w:eastAsia="宋体" w:hAnsi="Times New Roman" w:cs="Cambria Math"/>
-                </w:rPr>
-                <m:t>B</m:t>
-              </m:r>
-              <m:r>
-                <w:rPr>
-                  <w:rFonts w:ascii="Times New Roman" w:eastAsia="宋体" w:hAnsi="Times New Roman" w:cs="Cambria Math"/>
-                </w:rPr>
-                <m:t>D</m:t>
-              </m:r>
-            </m:num>
-            <m:den>
-              <m:r>
-                <w:rPr>
-                  <w:rFonts w:ascii="Times New Roman" w:eastAsia="宋体" w:hAnsi="Times New Roman" w:cs="Cambria Math"/>
-                </w:rPr>
-                <m:t>D</m:t>
-              </m:r>
-              <m:r>
-                <w:rPr>
-                  <w:rFonts w:ascii="Times New Roman" w:eastAsia="宋体" w:hAnsi="Times New Roman" w:cs="Cambria Math"/>
-                </w:rPr>
-                <m:t>C</m:t>
-              </m:r>
-            </m:den>
-          </m:f>
-        </m:oMath>
-      </m:oMathPara>
       <w:r>
         <w:rPr>
           <w:sz w:val="21"/>
@@ -24750,60 +24658,6 @@
     </w:p>
     <w:p>
       <w:pPr>
-        <w:shd w:val="clear" w:color="auto" w:fill="auto"/>
-        <w:spacing w:line="300" w:lineRule="auto" w:before="0" w:after="0"/>
-        <w:jc w:val="left"/>
-        <w:rPr>
-          <w:sz w:val="21"/>
-        </w:rPr>
-      </w:pPr>
-      <w:r>
-        <w:rPr>
-          <w:rFonts w:ascii="Times New Roman" w:eastAsia="宋体" w:hAnsi="Times New Roman" w:cs="Times New Roman"/>
-          <w:kern w:val="0"/>
-          <w:sz w:val="21"/>
-          <w:szCs w:val="21"/>
-        </w:rPr>
-        <w:drawing>
-          <wp:inline>
-            <wp:extent cx="5238750" cy="371475"/>
-            <wp:docPr id="100061" name="" descr="@@@fc8046b34be64940bd1bba5abbedcabc"/>
-            <wp:cNvGraphicFramePr>
-              <a:graphicFrameLocks xmlns:a="http://schemas.openxmlformats.org/drawingml/2006/main" noChangeAspect="1"/>
-            </wp:cNvGraphicFramePr>
-            <a:graphic xmlns:a="http://schemas.openxmlformats.org/drawingml/2006/main">
-              <a:graphicData uri="http://schemas.openxmlformats.org/drawingml/2006/picture">
-                <pic:pic xmlns:pic="http://schemas.openxmlformats.org/drawingml/2006/picture">
-                  <pic:nvPicPr>
-                    <pic:cNvPr id="100061" name=""/>
-                    <pic:cNvPicPr>
-                      <a:picLocks noChangeAspect="1"/>
-                    </pic:cNvPicPr>
-                  </pic:nvPicPr>
-                  <pic:blipFill>
-                    <a:blip r:embed="rId15"/>
-                    <a:stretch>
-                      <a:fillRect/>
-                    </a:stretch>
-                  </pic:blipFill>
-                  <pic:spPr>
-                    <a:xfrm>
-                      <a:off x="0" y="0"/>
-                      <a:ext cx="5238750" cy="371475"/>
-                    </a:xfrm>
-                    <a:prstGeom prst="rect">
-                      <a:avLst/>
-                    </a:prstGeom>
-                  </pic:spPr>
-                </pic:pic>
-              </a:graphicData>
-            </a:graphic>
-          </wp:inline>
-        </w:drawing>
-      </w:r>
-    </w:p>
-    <w:p>
-      <w:pPr>
         <w:spacing w:before="0" w:after="0" w:line="300" w:lineRule="auto"/>
         <w:jc w:val="left"/>
       </w:pPr>
@@ -24825,57 +24679,6 @@
       </w:pPr>
       <w:bookmarkStart w:id="0" w:name="_GoBack"/>
       <w:bookmarkEnd w:id="0"/>
-    </w:p>
-    <w:p>
-      <w:pPr>
-        <w:shd w:val="clear" w:color="auto" w:fill="auto"/>
-        <w:spacing w:line="300" w:lineRule="auto" w:before="0" w:after="0"/>
-        <w:jc w:val="left"/>
-      </w:pPr>
-      <w:r>
-        <w:rPr>
-          <w:rFonts w:ascii="Times New Roman" w:eastAsia="宋体" w:hAnsi="Times New Roman" w:cs="Times New Roman"/>
-          <w:kern w:val="0"/>
-          <w:sz w:val="21"/>
-          <w:szCs w:val="21"/>
-        </w:rPr>
-        <w:drawing>
-          <wp:inline>
-            <wp:extent cx="5276800" cy="500305"/>
-            <wp:docPr id="100003" name="" descr="@@@1f99ff883ca545c8abdda48811240ba4"/>
-            <wp:cNvGraphicFramePr>
-              <a:graphicFrameLocks xmlns:a="http://schemas.openxmlformats.org/drawingml/2006/main" noChangeAspect="1"/>
-            </wp:cNvGraphicFramePr>
-            <a:graphic xmlns:a="http://schemas.openxmlformats.org/drawingml/2006/main">
-              <a:graphicData uri="http://schemas.openxmlformats.org/drawingml/2006/picture">
-                <pic:pic xmlns:pic="http://schemas.openxmlformats.org/drawingml/2006/picture">
-                  <pic:nvPicPr>
-                    <pic:cNvPr id="100003" name=""/>
-                    <pic:cNvPicPr>
-                      <a:picLocks noChangeAspect="1"/>
-                    </pic:cNvPicPr>
-                  </pic:nvPicPr>
-                  <pic:blipFill>
-                    <a:blip r:embed="rId41"/>
-                    <a:stretch>
-                      <a:fillRect/>
-                    </a:stretch>
-                  </pic:blipFill>
-                  <pic:spPr>
-                    <a:xfrm>
-                      <a:off x="0" y="0"/>
-                      <a:ext cx="5276800" cy="500305"/>
-                    </a:xfrm>
-                    <a:prstGeom prst="rect">
-                      <a:avLst/>
-                    </a:prstGeom>
-                  </pic:spPr>
-                </pic:pic>
-              </a:graphicData>
-            </a:graphic>
-          </wp:inline>
-        </w:drawing>
-      </w:r>
     </w:p>
     <w:tbl>
       <w:tblPr>
@@ -25040,57 +24843,6 @@
       </w:pPr>
       <w:r>
         <w:rPr>
-          <w:rFonts w:ascii="Times New Roman" w:eastAsia="宋体" w:hAnsi="Times New Roman" w:cs="Times New Roman"/>
-          <w:kern w:val="0"/>
-          <w:sz w:val="21"/>
-          <w:szCs w:val="21"/>
-        </w:rPr>
-        <w:drawing>
-          <wp:inline>
-            <wp:extent cx="5276800" cy="371472"/>
-            <wp:docPr id="100005" name="" descr="@@@f68086421c774f60b3f1c799d74b7f16"/>
-            <wp:cNvGraphicFramePr>
-              <a:graphicFrameLocks xmlns:a="http://schemas.openxmlformats.org/drawingml/2006/main" noChangeAspect="1"/>
-            </wp:cNvGraphicFramePr>
-            <a:graphic xmlns:a="http://schemas.openxmlformats.org/drawingml/2006/main">
-              <a:graphicData uri="http://schemas.openxmlformats.org/drawingml/2006/picture">
-                <pic:pic xmlns:pic="http://schemas.openxmlformats.org/drawingml/2006/picture">
-                  <pic:nvPicPr>
-                    <pic:cNvPr id="100005" name=""/>
-                    <pic:cNvPicPr>
-                      <a:picLocks noChangeAspect="1"/>
-                    </pic:cNvPicPr>
-                  </pic:nvPicPr>
-                  <pic:blipFill>
-                    <a:blip r:embed="rId40"/>
-                    <a:stretch>
-                      <a:fillRect/>
-                    </a:stretch>
-                  </pic:blipFill>
-                  <pic:spPr>
-                    <a:xfrm>
-                      <a:off x="0" y="0"/>
-                      <a:ext cx="5276800" cy="371472"/>
-                    </a:xfrm>
-                    <a:prstGeom prst="rect">
-                      <a:avLst/>
-                    </a:prstGeom>
-                  </pic:spPr>
-                </pic:pic>
-              </a:graphicData>
-            </a:graphic>
-          </wp:inline>
-        </w:drawing>
-      </w:r>
-    </w:p>
-    <w:p>
-      <w:pPr>
-        <w:shd w:val="clear" w:color="auto" w:fill="auto"/>
-        <w:spacing w:line="300" w:lineRule="auto" w:before="0" w:after="0"/>
-        <w:jc w:val="left"/>
-      </w:pPr>
-      <w:r>
-        <w:rPr>
           <w:sz w:val="21"/>
         </w:rPr>
         <w:t>1．</w:t>
@@ -26478,57 +26230,6 @@
     </w:p>
     <w:p>
       <w:pPr>
-        <w:shd w:val="clear" w:color="auto" w:fill="auto"/>
-        <w:spacing w:line="300" w:lineRule="auto" w:before="0" w:after="0"/>
-        <w:jc w:val="left"/>
-      </w:pPr>
-      <w:r>
-        <w:rPr>
-          <w:rFonts w:ascii="Times New Roman" w:eastAsia="宋体" w:hAnsi="Times New Roman" w:cs="Times New Roman"/>
-          <w:kern w:val="0"/>
-          <w:sz w:val="21"/>
-          <w:szCs w:val="21"/>
-        </w:rPr>
-        <w:drawing>
-          <wp:inline>
-            <wp:extent cx="5276800" cy="380996"/>
-            <wp:docPr id="100021" name="" descr="@@@9fbff61b82084c30b06ecc7c4b1a0b61"/>
-            <wp:cNvGraphicFramePr>
-              <a:graphicFrameLocks xmlns:a="http://schemas.openxmlformats.org/drawingml/2006/main" noChangeAspect="1"/>
-            </wp:cNvGraphicFramePr>
-            <a:graphic xmlns:a="http://schemas.openxmlformats.org/drawingml/2006/main">
-              <a:graphicData uri="http://schemas.openxmlformats.org/drawingml/2006/picture">
-                <pic:pic xmlns:pic="http://schemas.openxmlformats.org/drawingml/2006/picture">
-                  <pic:nvPicPr>
-                    <pic:cNvPr id="100021" name=""/>
-                    <pic:cNvPicPr>
-                      <a:picLocks noChangeAspect="1"/>
-                    </pic:cNvPicPr>
-                  </pic:nvPicPr>
-                  <pic:blipFill>
-                    <a:blip r:embed="rId43"/>
-                    <a:stretch>
-                      <a:fillRect/>
-                    </a:stretch>
-                  </pic:blipFill>
-                  <pic:spPr>
-                    <a:xfrm>
-                      <a:off x="0" y="0"/>
-                      <a:ext cx="5276800" cy="380996"/>
-                    </a:xfrm>
-                    <a:prstGeom prst="rect">
-                      <a:avLst/>
-                    </a:prstGeom>
-                  </pic:spPr>
-                </pic:pic>
-              </a:graphicData>
-            </a:graphic>
-          </wp:inline>
-        </w:drawing>
-      </w:r>
-    </w:p>
-    <w:p>
-      <w:pPr>
         <w:spacing w:before="0" w:after="0" w:line="300" w:lineRule="auto"/>
         <w:jc w:val="left"/>
       </w:pPr>
@@ -26555,13 +26256,248 @@
           <w:b/>
           <w:sz w:val="21"/>
         </w:rPr>
-        <w:t>16．求证分别为三边的中点，交于一点，且都被该点分成.</w:t>
+        <w:t>16．</w:t>
       </w:r>
       <w:r>
         <w:rPr>
           <w:b/>
           <w:sz w:val="21"/>
         </w:rPr>
+        <w:t>求证</w:t>
+      </w:r>
+      <m:oMath>
+        <m:r>
+          <w:rPr>
+            <w:rFonts w:ascii="Times New Roman" w:eastAsia="宋体" w:hAnsi="Times New Roman" w:cs="Cambria Math"/>
+          </w:rPr>
+          <m:t>D</m:t>
+        </m:r>
+        <m:r>
+          <w:rPr>
+            <w:rFonts w:ascii="Times New Roman" w:eastAsia="宋体" w:hAnsi="Times New Roman" w:cs="Cambria Math"/>
+          </w:rPr>
+          <m:t>、</m:t>
+        </m:r>
+        <m:r>
+          <w:rPr>
+            <w:rFonts w:ascii="Times New Roman" w:eastAsia="宋体" w:hAnsi="Times New Roman" w:cs="Cambria Math"/>
+          </w:rPr>
+          <m:t>E</m:t>
+        </m:r>
+        <m:r>
+          <w:rPr>
+            <w:rFonts w:ascii="Times New Roman" w:eastAsia="宋体" w:hAnsi="Times New Roman" w:cs="Cambria Math"/>
+          </w:rPr>
+          <m:t>、</m:t>
+        </m:r>
+        <m:r>
+          <w:rPr>
+            <w:rFonts w:ascii="Times New Roman" w:eastAsia="宋体" w:hAnsi="Times New Roman" w:cs="Cambria Math"/>
+          </w:rPr>
+          <m:t>F</m:t>
+        </m:r>
+      </m:oMath>
+      <w:r>
+        <w:rPr>
+          <w:b/>
+          <w:sz w:val="21"/>
+        </w:rPr>
+        <w:t>分别为</w:t>
+      </w:r>
+      <m:oMath>
+        <m:r>
+          <w:rPr>
+            <w:rFonts w:ascii="Times New Roman" w:eastAsia="宋体" w:hAnsi="Times New Roman" w:cs="Cambria Math"/>
+          </w:rPr>
+          <m:t>△</m:t>
+        </m:r>
+        <m:r>
+          <w:rPr>
+            <w:rFonts w:ascii="Times New Roman" w:eastAsia="宋体" w:hAnsi="Times New Roman" w:cs="Cambria Math"/>
+          </w:rPr>
+          <m:t>A</m:t>
+        </m:r>
+        <m:r>
+          <w:rPr>
+            <w:rFonts w:ascii="Times New Roman" w:eastAsia="宋体" w:hAnsi="Times New Roman" w:cs="Cambria Math"/>
+          </w:rPr>
+          <m:t>B</m:t>
+        </m:r>
+        <m:r>
+          <w:rPr>
+            <w:rFonts w:ascii="Times New Roman" w:eastAsia="宋体" w:hAnsi="Times New Roman" w:cs="Cambria Math"/>
+          </w:rPr>
+          <m:t>C</m:t>
+        </m:r>
+      </m:oMath>
+      <w:r>
+        <w:rPr>
+          <w:b/>
+          <w:sz w:val="21"/>
+        </w:rPr>
+        <w:t>三边</w:t>
+      </w:r>
+      <m:oMath>
+        <m:r>
+          <w:rPr>
+            <w:rFonts w:ascii="Times New Roman" w:eastAsia="宋体" w:hAnsi="Times New Roman" w:cs="Cambria Math"/>
+          </w:rPr>
+          <m:t>B</m:t>
+        </m:r>
+        <m:r>
+          <w:rPr>
+            <w:rFonts w:ascii="Times New Roman" w:eastAsia="宋体" w:hAnsi="Times New Roman" w:cs="Cambria Math"/>
+          </w:rPr>
+          <m:t>C</m:t>
+        </m:r>
+        <m:r>
+          <w:rPr>
+            <w:rFonts w:ascii="Times New Roman" w:eastAsia="宋体" w:hAnsi="Times New Roman" w:cs="Cambria Math"/>
+          </w:rPr>
+          <m:t>、</m:t>
+        </m:r>
+        <m:r>
+          <w:rPr>
+            <w:rFonts w:ascii="Times New Roman" w:eastAsia="宋体" w:hAnsi="Times New Roman" w:cs="Cambria Math"/>
+          </w:rPr>
+          <m:t>C</m:t>
+        </m:r>
+        <m:r>
+          <w:rPr>
+            <w:rFonts w:ascii="Times New Roman" w:eastAsia="宋体" w:hAnsi="Times New Roman" w:cs="Cambria Math"/>
+          </w:rPr>
+          <m:t>A</m:t>
+        </m:r>
+        <m:r>
+          <w:rPr>
+            <w:rFonts w:ascii="Times New Roman" w:eastAsia="宋体" w:hAnsi="Times New Roman" w:cs="Cambria Math"/>
+          </w:rPr>
+          <m:t>、</m:t>
+        </m:r>
+        <m:r>
+          <w:rPr>
+            <w:rFonts w:ascii="Times New Roman" w:eastAsia="宋体" w:hAnsi="Times New Roman" w:cs="Cambria Math"/>
+          </w:rPr>
+          <m:t>A</m:t>
+        </m:r>
+        <m:r>
+          <w:rPr>
+            <w:rFonts w:ascii="Times New Roman" w:eastAsia="宋体" w:hAnsi="Times New Roman" w:cs="Cambria Math"/>
+          </w:rPr>
+          <m:t>B</m:t>
+        </m:r>
+      </m:oMath>
+      <w:r>
+        <w:rPr>
+          <w:b/>
+          <w:sz w:val="21"/>
+        </w:rPr>
+        <w:t>的中点，</w:t>
+      </w:r>
+      <m:oMath>
+        <m:r>
+          <w:rPr>
+            <w:rFonts w:ascii="Times New Roman" w:eastAsia="宋体" w:hAnsi="Times New Roman" w:cs="Cambria Math"/>
+          </w:rPr>
+          <m:t>A</m:t>
+        </m:r>
+        <m:r>
+          <w:rPr>
+            <w:rFonts w:ascii="Times New Roman" w:eastAsia="宋体" w:hAnsi="Times New Roman" w:cs="Cambria Math"/>
+          </w:rPr>
+          <m:t>D</m:t>
+        </m:r>
+        <m:r>
+          <w:rPr>
+            <w:rFonts w:ascii="Times New Roman" w:eastAsia="宋体" w:hAnsi="Times New Roman" w:cs="Cambria Math"/>
+          </w:rPr>
+          <m:t>、</m:t>
+        </m:r>
+        <m:r>
+          <w:rPr>
+            <w:rFonts w:ascii="Times New Roman" w:eastAsia="宋体" w:hAnsi="Times New Roman" w:cs="Cambria Math"/>
+          </w:rPr>
+          <m:t>B</m:t>
+        </m:r>
+        <m:r>
+          <w:rPr>
+            <w:rFonts w:ascii="Times New Roman" w:eastAsia="宋体" w:hAnsi="Times New Roman" w:cs="Cambria Math"/>
+          </w:rPr>
+          <m:t>E</m:t>
+        </m:r>
+        <m:r>
+          <w:rPr>
+            <w:rFonts w:ascii="Times New Roman" w:eastAsia="宋体" w:hAnsi="Times New Roman" w:cs="Cambria Math"/>
+          </w:rPr>
+          <m:t>、</m:t>
+        </m:r>
+        <m:r>
+          <w:rPr>
+            <w:rFonts w:ascii="Times New Roman" w:eastAsia="宋体" w:hAnsi="Times New Roman" w:cs="Cambria Math"/>
+          </w:rPr>
+          <m:t>C</m:t>
+        </m:r>
+        <m:r>
+          <w:rPr>
+            <w:rFonts w:ascii="Times New Roman" w:eastAsia="宋体" w:hAnsi="Times New Roman" w:cs="Cambria Math"/>
+          </w:rPr>
+          <m:t>F</m:t>
+        </m:r>
+      </m:oMath>
+      <w:r>
+        <w:rPr>
+          <w:b/>
+          <w:sz w:val="21"/>
+        </w:rPr>
+        <w:t>交于一点，且</w:t>
+      </w:r>
+      <m:oMath>
+        <m:r>
+          <w:rPr>
+            <w:rFonts w:ascii="Times New Roman" w:eastAsia="宋体" w:hAnsi="Times New Roman" w:cs="Cambria Math"/>
+          </w:rPr>
+          <m:t>A</m:t>
+        </m:r>
+      </m:oMath>
+      <w:r>
+        <w:rPr>
+          <w:b/>
+          <w:sz w:val="21"/>
+        </w:rPr>
+        <w:t>都被该点分成</w:t>
+      </w:r>
+      <m:oMath>
+        <m:r>
+          <w:rPr>
+            <w:rFonts w:ascii="Times New Roman" w:eastAsia="宋体" w:hAnsi="Times New Roman" w:cs="Cambria Math"/>
+          </w:rPr>
+          <m:t>2</m:t>
+        </m:r>
+        <m:r>
+          <w:rPr>
+            <w:rFonts w:ascii="Times New Roman" w:eastAsia="宋体" w:hAnsi="Times New Roman" w:cs="Cambria Math"/>
+          </w:rPr>
+          <m:t>:</m:t>
+        </m:r>
+        <m:r>
+          <w:rPr>
+            <w:rFonts w:ascii="Times New Roman" w:eastAsia="宋体" w:hAnsi="Times New Roman" w:cs="Cambria Math"/>
+          </w:rPr>
+          <m:t>1</m:t>
+        </m:r>
+      </m:oMath>
+      <w:r>
+        <w:rPr>
+          <w:b/>
+          <w:sz w:val="21"/>
+        </w:rPr>
+        <w:t>.</w:t>
+      </w:r>
+      <w:r>
+        <w:rPr>
+          <w:b/>
+          <w:sz w:val="21"/>
+        </w:rPr>
         <w:t/>
       </w:r>
       <w:r>
@@ -26577,252 +26513,36 @@
         </w:rPr>
         <w:t/>
       </w:r>
-      <m:oMathPara>
-        <m:oMathParaPr>
-          <m:jc m:val="left"/>
-        </m:oMathParaPr>
-        <m:oMath>
-          <m:r>
-            <w:rPr>
-              <w:rFonts w:ascii="Times New Roman" w:eastAsia="宋体" w:hAnsi="Times New Roman" w:cs="Cambria Math"/>
-            </w:rPr>
-            <m:t>D</m:t>
-          </m:r>
-          <m:r>
-            <w:rPr>
-              <w:rFonts w:ascii="Times New Roman" w:eastAsia="宋体" w:hAnsi="Times New Roman" w:cs="Cambria Math"/>
-            </w:rPr>
-            <m:t>、</m:t>
-          </m:r>
-          <m:r>
-            <w:rPr>
-              <w:rFonts w:ascii="Times New Roman" w:eastAsia="宋体" w:hAnsi="Times New Roman" w:cs="Cambria Math"/>
-            </w:rPr>
-            <m:t>E</m:t>
-          </m:r>
-          <m:r>
-            <w:rPr>
-              <w:rFonts w:ascii="Times New Roman" w:eastAsia="宋体" w:hAnsi="Times New Roman" w:cs="Cambria Math"/>
-            </w:rPr>
-            <m:t>、</m:t>
-          </m:r>
-          <m:r>
-            <w:rPr>
-              <w:rFonts w:ascii="Times New Roman" w:eastAsia="宋体" w:hAnsi="Times New Roman" w:cs="Cambria Math"/>
-            </w:rPr>
-            <m:t>F</m:t>
-          </m:r>
-        </m:oMath>
-      </m:oMathPara>
       <w:r>
         <w:rPr>
           <w:sz w:val="21"/>
         </w:rPr>
         <w:t/>
       </w:r>
-      <m:oMathPara>
-        <m:oMathParaPr>
-          <m:jc m:val="left"/>
-        </m:oMathParaPr>
-        <m:oMath>
-          <m:r>
-            <w:rPr>
-              <w:rFonts w:ascii="Times New Roman" w:eastAsia="宋体" w:hAnsi="Times New Roman" w:cs="Cambria Math"/>
-            </w:rPr>
-            <m:t>△</m:t>
-          </m:r>
-          <m:r>
-            <w:rPr>
-              <w:rFonts w:ascii="Times New Roman" w:eastAsia="宋体" w:hAnsi="Times New Roman" w:cs="Cambria Math"/>
-            </w:rPr>
-            <m:t>A</m:t>
-          </m:r>
-          <m:r>
-            <w:rPr>
-              <w:rFonts w:ascii="Times New Roman" w:eastAsia="宋体" w:hAnsi="Times New Roman" w:cs="Cambria Math"/>
-            </w:rPr>
-            <m:t>B</m:t>
-          </m:r>
-          <m:r>
-            <w:rPr>
-              <w:rFonts w:ascii="Times New Roman" w:eastAsia="宋体" w:hAnsi="Times New Roman" w:cs="Cambria Math"/>
-            </w:rPr>
-            <m:t>C</m:t>
-          </m:r>
-        </m:oMath>
-      </m:oMathPara>
       <w:r>
         <w:rPr>
           <w:sz w:val="21"/>
         </w:rPr>
         <w:t/>
       </w:r>
-      <m:oMathPara>
-        <m:oMathParaPr>
-          <m:jc m:val="left"/>
-        </m:oMathParaPr>
-        <m:oMath>
-          <m:r>
-            <w:rPr>
-              <w:rFonts w:ascii="Times New Roman" w:eastAsia="宋体" w:hAnsi="Times New Roman" w:cs="Cambria Math"/>
-            </w:rPr>
-            <m:t>B</m:t>
-          </m:r>
-          <m:r>
-            <w:rPr>
-              <w:rFonts w:ascii="Times New Roman" w:eastAsia="宋体" w:hAnsi="Times New Roman" w:cs="Cambria Math"/>
-            </w:rPr>
-            <m:t>C</m:t>
-          </m:r>
-          <m:r>
-            <w:rPr>
-              <w:rFonts w:ascii="Times New Roman" w:eastAsia="宋体" w:hAnsi="Times New Roman" w:cs="Cambria Math"/>
-            </w:rPr>
-            <m:t>、</m:t>
-          </m:r>
-          <m:r>
-            <w:rPr>
-              <w:rFonts w:ascii="Times New Roman" w:eastAsia="宋体" w:hAnsi="Times New Roman" w:cs="Cambria Math"/>
-            </w:rPr>
-            <m:t>C</m:t>
-          </m:r>
-          <m:r>
-            <w:rPr>
-              <w:rFonts w:ascii="Times New Roman" w:eastAsia="宋体" w:hAnsi="Times New Roman" w:cs="Cambria Math"/>
-            </w:rPr>
-            <m:t>A</m:t>
-          </m:r>
-          <m:r>
-            <w:rPr>
-              <w:rFonts w:ascii="Times New Roman" w:eastAsia="宋体" w:hAnsi="Times New Roman" w:cs="Cambria Math"/>
-            </w:rPr>
-            <m:t>、</m:t>
-          </m:r>
-          <m:r>
-            <w:rPr>
-              <w:rFonts w:ascii="Times New Roman" w:eastAsia="宋体" w:hAnsi="Times New Roman" w:cs="Cambria Math"/>
-            </w:rPr>
-            <m:t>A</m:t>
-          </m:r>
-          <m:r>
-            <w:rPr>
-              <w:rFonts w:ascii="Times New Roman" w:eastAsia="宋体" w:hAnsi="Times New Roman" w:cs="Cambria Math"/>
-            </w:rPr>
-            <m:t>B</m:t>
-          </m:r>
-        </m:oMath>
-      </m:oMathPara>
       <w:r>
         <w:rPr>
           <w:sz w:val="21"/>
         </w:rPr>
         <w:t/>
       </w:r>
-      <m:oMathPara>
-        <m:oMathParaPr>
-          <m:jc m:val="left"/>
-        </m:oMathParaPr>
-        <m:oMath>
-          <m:r>
-            <w:rPr>
-              <w:rFonts w:ascii="Times New Roman" w:eastAsia="宋体" w:hAnsi="Times New Roman" w:cs="Cambria Math"/>
-            </w:rPr>
-            <m:t>A</m:t>
-          </m:r>
-          <m:r>
-            <w:rPr>
-              <w:rFonts w:ascii="Times New Roman" w:eastAsia="宋体" w:hAnsi="Times New Roman" w:cs="Cambria Math"/>
-            </w:rPr>
-            <m:t>D</m:t>
-          </m:r>
-          <m:r>
-            <w:rPr>
-              <w:rFonts w:ascii="Times New Roman" w:eastAsia="宋体" w:hAnsi="Times New Roman" w:cs="Cambria Math"/>
-            </w:rPr>
-            <m:t>、</m:t>
-          </m:r>
-          <m:r>
-            <w:rPr>
-              <w:rFonts w:ascii="Times New Roman" w:eastAsia="宋体" w:hAnsi="Times New Roman" w:cs="Cambria Math"/>
-            </w:rPr>
-            <m:t>B</m:t>
-          </m:r>
-          <m:r>
-            <w:rPr>
-              <w:rFonts w:ascii="Times New Roman" w:eastAsia="宋体" w:hAnsi="Times New Roman" w:cs="Cambria Math"/>
-            </w:rPr>
-            <m:t>E</m:t>
-          </m:r>
-          <m:r>
-            <w:rPr>
-              <w:rFonts w:ascii="Times New Roman" w:eastAsia="宋体" w:hAnsi="Times New Roman" w:cs="Cambria Math"/>
-            </w:rPr>
-            <m:t>、</m:t>
-          </m:r>
-          <m:r>
-            <w:rPr>
-              <w:rFonts w:ascii="Times New Roman" w:eastAsia="宋体" w:hAnsi="Times New Roman" w:cs="Cambria Math"/>
-            </w:rPr>
-            <m:t>C</m:t>
-          </m:r>
-          <m:r>
-            <w:rPr>
-              <w:rFonts w:ascii="Times New Roman" w:eastAsia="宋体" w:hAnsi="Times New Roman" w:cs="Cambria Math"/>
-            </w:rPr>
-            <m:t>F</m:t>
-          </m:r>
-        </m:oMath>
-      </m:oMathPara>
       <w:r>
         <w:rPr>
           <w:sz w:val="21"/>
         </w:rPr>
         <w:t/>
       </w:r>
-      <m:oMathPara>
-        <m:oMathParaPr>
-          <m:jc m:val="left"/>
-        </m:oMathParaPr>
-        <m:oMath>
-          <m:r>
-            <w:rPr>
-              <w:rFonts w:ascii="Times New Roman" w:eastAsia="宋体" w:hAnsi="Times New Roman" w:cs="Cambria Math"/>
-            </w:rPr>
-            <m:t>A</m:t>
-          </m:r>
-        </m:oMath>
-      </m:oMathPara>
       <w:r>
         <w:rPr>
           <w:sz w:val="21"/>
         </w:rPr>
         <w:t/>
       </w:r>
-      <m:oMathPara>
-        <m:oMathParaPr>
-          <m:jc m:val="left"/>
-        </m:oMathParaPr>
-        <m:oMath>
-          <m:r>
-            <w:rPr>
-              <w:rFonts w:ascii="Times New Roman" w:eastAsia="宋体" w:hAnsi="Times New Roman" w:cs="Cambria Math"/>
-            </w:rPr>
-            <m:t>2</m:t>
-          </m:r>
-          <m:r>
-            <w:rPr>
-              <w:rFonts w:ascii="Times New Roman" w:eastAsia="宋体" w:hAnsi="Times New Roman" w:cs="Cambria Math"/>
-            </w:rPr>
-            <m:t>:</m:t>
-          </m:r>
-          <m:r>
-            <w:rPr>
-              <w:rFonts w:ascii="Times New Roman" w:eastAsia="宋体" w:hAnsi="Times New Roman" w:cs="Cambria Math"/>
-            </w:rPr>
-            <m:t>1</m:t>
-          </m:r>
-        </m:oMath>
-      </m:oMathPara>
       <w:r>
         <w:rPr>
           <w:sz w:val="21"/>
@@ -27868,13 +27588,257 @@
           <w:b/>
           <w:sz w:val="21"/>
         </w:rPr>
-        <w:t>17．已知中，于，于，与交于点，求证.</w:t>
+        <w:t>17．</w:t>
       </w:r>
       <w:r>
         <w:rPr>
           <w:b/>
           <w:sz w:val="21"/>
         </w:rPr>
+        <w:t>已知</w:t>
+      </w:r>
+      <m:oMath>
+        <m:r>
+          <w:rPr>
+            <w:rFonts w:ascii="Times New Roman" w:eastAsia="宋体" w:hAnsi="Times New Roman" w:cs="Cambria Math"/>
+          </w:rPr>
+          <m:t>△</m:t>
+        </m:r>
+        <m:r>
+          <w:rPr>
+            <w:rFonts w:ascii="Times New Roman" w:eastAsia="宋体" w:hAnsi="Times New Roman" w:cs="Cambria Math"/>
+          </w:rPr>
+          <m:t>A</m:t>
+        </m:r>
+        <m:r>
+          <w:rPr>
+            <w:rFonts w:ascii="Times New Roman" w:eastAsia="宋体" w:hAnsi="Times New Roman" w:cs="Cambria Math"/>
+          </w:rPr>
+          <m:t>B</m:t>
+        </m:r>
+        <m:r>
+          <w:rPr>
+            <w:rFonts w:ascii="Times New Roman" w:eastAsia="宋体" w:hAnsi="Times New Roman" w:cs="Cambria Math"/>
+          </w:rPr>
+          <m:t>C</m:t>
+        </m:r>
+      </m:oMath>
+      <w:r>
+        <w:rPr>
+          <w:b/>
+          <w:sz w:val="21"/>
+        </w:rPr>
+        <w:t>中，</w:t>
+      </w:r>
+      <m:oMath>
+        <m:r>
+          <w:rPr>
+            <w:rFonts w:ascii="Times New Roman" w:eastAsia="宋体" w:hAnsi="Times New Roman" w:cs="Cambria Math"/>
+          </w:rPr>
+          <m:t>A</m:t>
+        </m:r>
+        <m:r>
+          <w:rPr>
+            <w:rFonts w:ascii="Times New Roman" w:eastAsia="宋体" w:hAnsi="Times New Roman" w:cs="Cambria Math"/>
+          </w:rPr>
+          <m:t>D</m:t>
+        </m:r>
+        <m:r>
+          <w:rPr>
+            <w:rFonts w:ascii="Times New Roman" w:eastAsia="宋体" w:hAnsi="Times New Roman" w:cs="Cambria Math"/>
+          </w:rPr>
+          <m:t>⊥</m:t>
+        </m:r>
+        <m:r>
+          <w:rPr>
+            <w:rFonts w:ascii="Times New Roman" w:eastAsia="宋体" w:hAnsi="Times New Roman" w:cs="Cambria Math"/>
+          </w:rPr>
+          <m:t>B</m:t>
+        </m:r>
+        <m:r>
+          <w:rPr>
+            <w:rFonts w:ascii="Times New Roman" w:eastAsia="宋体" w:hAnsi="Times New Roman" w:cs="Cambria Math"/>
+          </w:rPr>
+          <m:t>C</m:t>
+        </m:r>
+      </m:oMath>
+      <w:r>
+        <w:rPr>
+          <w:b/>
+          <w:sz w:val="21"/>
+        </w:rPr>
+        <w:t>于</w:t>
+      </w:r>
+      <m:oMath>
+        <m:r>
+          <w:rPr>
+            <w:rFonts w:ascii="Times New Roman" w:eastAsia="宋体" w:hAnsi="Times New Roman" w:cs="Cambria Math"/>
+          </w:rPr>
+          <m:t>D</m:t>
+        </m:r>
+      </m:oMath>
+      <w:r>
+        <w:rPr>
+          <w:b/>
+          <w:sz w:val="21"/>
+        </w:rPr>
+        <w:t>，</w:t>
+      </w:r>
+      <m:oMath>
+        <m:r>
+          <w:rPr>
+            <w:rFonts w:ascii="Times New Roman" w:eastAsia="宋体" w:hAnsi="Times New Roman" w:cs="Cambria Math"/>
+          </w:rPr>
+          <m:t>B</m:t>
+        </m:r>
+        <m:r>
+          <w:rPr>
+            <w:rFonts w:ascii="Times New Roman" w:eastAsia="宋体" w:hAnsi="Times New Roman" w:cs="Cambria Math"/>
+          </w:rPr>
+          <m:t>E</m:t>
+        </m:r>
+        <m:r>
+          <w:rPr>
+            <w:rFonts w:ascii="Times New Roman" w:eastAsia="宋体" w:hAnsi="Times New Roman" w:cs="Cambria Math"/>
+          </w:rPr>
+          <m:t>⊥</m:t>
+        </m:r>
+        <m:r>
+          <w:rPr>
+            <w:rFonts w:ascii="Times New Roman" w:eastAsia="宋体" w:hAnsi="Times New Roman" w:cs="Cambria Math"/>
+          </w:rPr>
+          <m:t>A</m:t>
+        </m:r>
+        <m:r>
+          <w:rPr>
+            <w:rFonts w:ascii="Times New Roman" w:eastAsia="宋体" w:hAnsi="Times New Roman" w:cs="Cambria Math"/>
+          </w:rPr>
+          <m:t>C</m:t>
+        </m:r>
+      </m:oMath>
+      <w:r>
+        <w:rPr>
+          <w:b/>
+          <w:sz w:val="21"/>
+        </w:rPr>
+        <w:t>于</w:t>
+      </w:r>
+      <m:oMath>
+        <m:r>
+          <w:rPr>
+            <w:rFonts w:ascii="Times New Roman" w:eastAsia="宋体" w:hAnsi="Times New Roman" w:cs="Cambria Math"/>
+          </w:rPr>
+          <m:t>E</m:t>
+        </m:r>
+      </m:oMath>
+      <w:r>
+        <w:rPr>
+          <w:b/>
+          <w:sz w:val="21"/>
+        </w:rPr>
+        <w:t>，</w:t>
+      </w:r>
+      <m:oMath>
+        <m:r>
+          <w:rPr>
+            <w:rFonts w:ascii="Times New Roman" w:eastAsia="宋体" w:hAnsi="Times New Roman" w:cs="Cambria Math"/>
+          </w:rPr>
+          <m:t>A</m:t>
+        </m:r>
+        <m:r>
+          <w:rPr>
+            <w:rFonts w:ascii="Times New Roman" w:eastAsia="宋体" w:hAnsi="Times New Roman" w:cs="Cambria Math"/>
+          </w:rPr>
+          <m:t>D</m:t>
+        </m:r>
+      </m:oMath>
+      <w:r>
+        <w:rPr>
+          <w:b/>
+          <w:sz w:val="21"/>
+        </w:rPr>
+        <w:t>与</w:t>
+      </w:r>
+      <m:oMath>
+        <m:r>
+          <w:rPr>
+            <w:rFonts w:ascii="Times New Roman" w:eastAsia="宋体" w:hAnsi="Times New Roman" w:cs="Cambria Math"/>
+          </w:rPr>
+          <m:t>B</m:t>
+        </m:r>
+        <m:r>
+          <w:rPr>
+            <w:rFonts w:ascii="Times New Roman" w:eastAsia="宋体" w:hAnsi="Times New Roman" w:cs="Cambria Math"/>
+          </w:rPr>
+          <m:t>E</m:t>
+        </m:r>
+      </m:oMath>
+      <w:r>
+        <w:rPr>
+          <w:b/>
+          <w:sz w:val="21"/>
+        </w:rPr>
+        <w:t>交于</w:t>
+      </w:r>
+      <m:oMath>
+        <m:r>
+          <w:rPr>
+            <w:rFonts w:ascii="Times New Roman" w:eastAsia="宋体" w:hAnsi="Times New Roman" w:cs="Cambria Math"/>
+          </w:rPr>
+          <m:t>H</m:t>
+        </m:r>
+      </m:oMath>
+      <w:r>
+        <w:rPr>
+          <w:b/>
+          <w:sz w:val="21"/>
+        </w:rPr>
+        <w:t>点，求证</w:t>
+      </w:r>
+      <m:oMath>
+        <m:r>
+          <w:rPr>
+            <w:rFonts w:ascii="Times New Roman" w:eastAsia="宋体" w:hAnsi="Times New Roman" w:cs="Cambria Math"/>
+          </w:rPr>
+          <m:t>C</m:t>
+        </m:r>
+        <m:r>
+          <w:rPr>
+            <w:rFonts w:ascii="Times New Roman" w:eastAsia="宋体" w:hAnsi="Times New Roman" w:cs="Cambria Math"/>
+          </w:rPr>
+          <m:t>H</m:t>
+        </m:r>
+        <m:r>
+          <w:rPr>
+            <w:rFonts w:ascii="Times New Roman" w:eastAsia="宋体" w:hAnsi="Times New Roman" w:cs="Cambria Math"/>
+          </w:rPr>
+          <m:t>⊥</m:t>
+        </m:r>
+        <m:r>
+          <w:rPr>
+            <w:rFonts w:ascii="Times New Roman" w:eastAsia="宋体" w:hAnsi="Times New Roman" w:cs="Cambria Math"/>
+          </w:rPr>
+          <m:t>A</m:t>
+        </m:r>
+        <m:r>
+          <w:rPr>
+            <w:rFonts w:ascii="Times New Roman" w:eastAsia="宋体" w:hAnsi="Times New Roman" w:cs="Cambria Math"/>
+          </w:rPr>
+          <m:t>B</m:t>
+        </m:r>
+      </m:oMath>
+      <w:r>
+        <w:rPr>
+          <w:b/>
+          <w:sz w:val="21"/>
+        </w:rPr>
+        <w:t>.</w:t>
+      </w:r>
+      <w:r>
+        <w:rPr>
+          <w:b/>
+          <w:sz w:val="21"/>
+        </w:rPr>
         <w:t/>
       </w:r>
       <w:r>
@@ -27890,273 +27854,54 @@
         </w:rPr>
         <w:t/>
       </w:r>
-      <m:oMathPara>
-        <m:oMathParaPr>
-          <m:jc m:val="left"/>
-        </m:oMathParaPr>
-        <m:oMath>
-          <m:r>
-            <w:rPr>
-              <w:rFonts w:ascii="Times New Roman" w:eastAsia="宋体" w:hAnsi="Times New Roman" w:cs="Cambria Math"/>
-            </w:rPr>
-            <m:t>△</m:t>
-          </m:r>
-          <m:r>
-            <w:rPr>
-              <w:rFonts w:ascii="Times New Roman" w:eastAsia="宋体" w:hAnsi="Times New Roman" w:cs="Cambria Math"/>
-            </w:rPr>
-            <m:t>A</m:t>
-          </m:r>
-          <m:r>
-            <w:rPr>
-              <w:rFonts w:ascii="Times New Roman" w:eastAsia="宋体" w:hAnsi="Times New Roman" w:cs="Cambria Math"/>
-            </w:rPr>
-            <m:t>B</m:t>
-          </m:r>
-          <m:r>
-            <w:rPr>
-              <w:rFonts w:ascii="Times New Roman" w:eastAsia="宋体" w:hAnsi="Times New Roman" w:cs="Cambria Math"/>
-            </w:rPr>
-            <m:t>C</m:t>
-          </m:r>
-        </m:oMath>
-      </m:oMathPara>
       <w:r>
         <w:rPr>
           <w:sz w:val="21"/>
         </w:rPr>
         <w:t/>
       </w:r>
-      <m:oMathPara>
-        <m:oMathParaPr>
-          <m:jc m:val="left"/>
-        </m:oMathParaPr>
-        <m:oMath>
-          <m:r>
-            <w:rPr>
-              <w:rFonts w:ascii="Times New Roman" w:eastAsia="宋体" w:hAnsi="Times New Roman" w:cs="Cambria Math"/>
-            </w:rPr>
-            <m:t>A</m:t>
-          </m:r>
-          <m:r>
-            <w:rPr>
-              <w:rFonts w:ascii="Times New Roman" w:eastAsia="宋体" w:hAnsi="Times New Roman" w:cs="Cambria Math"/>
-            </w:rPr>
-            <m:t>D</m:t>
-          </m:r>
-          <m:r>
-            <w:rPr>
-              <w:rFonts w:ascii="Times New Roman" w:eastAsia="宋体" w:hAnsi="Times New Roman" w:cs="Cambria Math"/>
-            </w:rPr>
-            <m:t>⊥</m:t>
-          </m:r>
-          <m:r>
-            <w:rPr>
-              <w:rFonts w:ascii="Times New Roman" w:eastAsia="宋体" w:hAnsi="Times New Roman" w:cs="Cambria Math"/>
-            </w:rPr>
-            <m:t>B</m:t>
-          </m:r>
-          <m:r>
-            <w:rPr>
-              <w:rFonts w:ascii="Times New Roman" w:eastAsia="宋体" w:hAnsi="Times New Roman" w:cs="Cambria Math"/>
-            </w:rPr>
-            <m:t>C</m:t>
-          </m:r>
-        </m:oMath>
-      </m:oMathPara>
       <w:r>
         <w:rPr>
           <w:sz w:val="21"/>
         </w:rPr>
         <w:t/>
       </w:r>
-      <m:oMathPara>
-        <m:oMathParaPr>
-          <m:jc m:val="left"/>
-        </m:oMathParaPr>
-        <m:oMath>
-          <m:r>
-            <w:rPr>
-              <w:rFonts w:ascii="Times New Roman" w:eastAsia="宋体" w:hAnsi="Times New Roman" w:cs="Cambria Math"/>
-            </w:rPr>
-            <m:t>D</m:t>
-          </m:r>
-        </m:oMath>
-      </m:oMathPara>
       <w:r>
         <w:rPr>
           <w:sz w:val="21"/>
         </w:rPr>
         <w:t/>
       </w:r>
-      <m:oMathPara>
-        <m:oMathParaPr>
-          <m:jc m:val="left"/>
-        </m:oMathParaPr>
-        <m:oMath>
-          <m:r>
-            <w:rPr>
-              <w:rFonts w:ascii="Times New Roman" w:eastAsia="宋体" w:hAnsi="Times New Roman" w:cs="Cambria Math"/>
-            </w:rPr>
-            <m:t>B</m:t>
-          </m:r>
-          <m:r>
-            <w:rPr>
-              <w:rFonts w:ascii="Times New Roman" w:eastAsia="宋体" w:hAnsi="Times New Roman" w:cs="Cambria Math"/>
-            </w:rPr>
-            <m:t>E</m:t>
-          </m:r>
-          <m:r>
-            <w:rPr>
-              <w:rFonts w:ascii="Times New Roman" w:eastAsia="宋体" w:hAnsi="Times New Roman" w:cs="Cambria Math"/>
-            </w:rPr>
-            <m:t>⊥</m:t>
-          </m:r>
-          <m:r>
-            <w:rPr>
-              <w:rFonts w:ascii="Times New Roman" w:eastAsia="宋体" w:hAnsi="Times New Roman" w:cs="Cambria Math"/>
-            </w:rPr>
-            <m:t>A</m:t>
-          </m:r>
-          <m:r>
-            <w:rPr>
-              <w:rFonts w:ascii="Times New Roman" w:eastAsia="宋体" w:hAnsi="Times New Roman" w:cs="Cambria Math"/>
-            </w:rPr>
-            <m:t>C</m:t>
-          </m:r>
-        </m:oMath>
-      </m:oMathPara>
       <w:r>
         <w:rPr>
           <w:sz w:val="21"/>
         </w:rPr>
         <w:t/>
       </w:r>
-      <m:oMathPara>
-        <m:oMathParaPr>
-          <m:jc m:val="left"/>
-        </m:oMathParaPr>
-        <m:oMath>
-          <m:r>
-            <w:rPr>
-              <w:rFonts w:ascii="Times New Roman" w:eastAsia="宋体" w:hAnsi="Times New Roman" w:cs="Cambria Math"/>
-            </w:rPr>
-            <m:t>E</m:t>
-          </m:r>
-        </m:oMath>
-      </m:oMathPara>
       <w:r>
         <w:rPr>
           <w:sz w:val="21"/>
         </w:rPr>
         <w:t/>
       </w:r>
-      <m:oMathPara>
-        <m:oMathParaPr>
-          <m:jc m:val="left"/>
-        </m:oMathParaPr>
-        <m:oMath>
-          <m:r>
-            <w:rPr>
-              <w:rFonts w:ascii="Times New Roman" w:eastAsia="宋体" w:hAnsi="Times New Roman" w:cs="Cambria Math"/>
-            </w:rPr>
-            <m:t>A</m:t>
-          </m:r>
-          <m:r>
-            <w:rPr>
-              <w:rFonts w:ascii="Times New Roman" w:eastAsia="宋体" w:hAnsi="Times New Roman" w:cs="Cambria Math"/>
-            </w:rPr>
-            <m:t>D</m:t>
-          </m:r>
-        </m:oMath>
-      </m:oMathPara>
       <w:r>
         <w:rPr>
           <w:sz w:val="21"/>
         </w:rPr>
         <w:t/>
       </w:r>
-      <m:oMathPara>
-        <m:oMathParaPr>
-          <m:jc m:val="left"/>
-        </m:oMathParaPr>
-        <m:oMath>
-          <m:r>
-            <w:rPr>
-              <w:rFonts w:ascii="Times New Roman" w:eastAsia="宋体" w:hAnsi="Times New Roman" w:cs="Cambria Math"/>
-            </w:rPr>
-            <m:t>B</m:t>
-          </m:r>
-          <m:r>
-            <w:rPr>
-              <w:rFonts w:ascii="Times New Roman" w:eastAsia="宋体" w:hAnsi="Times New Roman" w:cs="Cambria Math"/>
-            </w:rPr>
-            <m:t>E</m:t>
-          </m:r>
-        </m:oMath>
-      </m:oMathPara>
       <w:r>
         <w:rPr>
           <w:sz w:val="21"/>
         </w:rPr>
         <w:t/>
       </w:r>
-      <m:oMathPara>
-        <m:oMathParaPr>
-          <m:jc m:val="left"/>
-        </m:oMathParaPr>
-        <m:oMath>
-          <m:r>
-            <w:rPr>
-              <w:rFonts w:ascii="Times New Roman" w:eastAsia="宋体" w:hAnsi="Times New Roman" w:cs="Cambria Math"/>
-            </w:rPr>
-            <m:t>H</m:t>
-          </m:r>
-        </m:oMath>
-      </m:oMathPara>
       <w:r>
         <w:rPr>
           <w:sz w:val="21"/>
         </w:rPr>
         <w:t/>
       </w:r>
-      <m:oMathPara>
-        <m:oMathParaPr>
-          <m:jc m:val="left"/>
-        </m:oMathParaPr>
-        <m:oMath>
-          <m:r>
-            <w:rPr>
-              <w:rFonts w:ascii="Times New Roman" w:eastAsia="宋体" w:hAnsi="Times New Roman" w:cs="Cambria Math"/>
-            </w:rPr>
-            <m:t>C</m:t>
-          </m:r>
-          <m:r>
-            <w:rPr>
-              <w:rFonts w:ascii="Times New Roman" w:eastAsia="宋体" w:hAnsi="Times New Roman" w:cs="Cambria Math"/>
-            </w:rPr>
-            <m:t>H</m:t>
-          </m:r>
-          <m:r>
-            <w:rPr>
-              <w:rFonts w:ascii="Times New Roman" w:eastAsia="宋体" w:hAnsi="Times New Roman" w:cs="Cambria Math"/>
-            </w:rPr>
-            <m:t>⊥</m:t>
-          </m:r>
-          <m:r>
-            <w:rPr>
-              <w:rFonts w:ascii="Times New Roman" w:eastAsia="宋体" w:hAnsi="Times New Roman" w:cs="Cambria Math"/>
-            </w:rPr>
-            <m:t>A</m:t>
-          </m:r>
-          <m:r>
-            <w:rPr>
-              <w:rFonts w:ascii="Times New Roman" w:eastAsia="宋体" w:hAnsi="Times New Roman" w:cs="Cambria Math"/>
-            </w:rPr>
-            <m:t>B</m:t>
-          </m:r>
-        </m:oMath>
-      </m:oMathPara>
       <w:r>
         <w:rPr>
           <w:sz w:val="21"/>
@@ -29244,77 +28989,86 @@
         <w:rPr>
           <w:sz w:val="21"/>
         </w:rPr>
-        <w:t>18．已知：是三边都不相等的三角形，点和点是这个三角形内部两点．</w:t>
-      </w:r>
-      <m:oMathPara>
-        <m:oMathParaPr>
-          <m:jc m:val="left"/>
-        </m:oMathParaPr>
-        <m:oMath>
-          <m:r>
-            <w:rPr>
-              <w:rFonts w:ascii="Times New Roman" w:eastAsia="宋体" w:hAnsi="Times New Roman" w:cs="Cambria Math"/>
-            </w:rPr>
-            <m:t>△</m:t>
-          </m:r>
-          <m:r>
-            <w:rPr>
-              <w:rFonts w:ascii="Times New Roman" w:eastAsia="宋体" w:hAnsi="Times New Roman" w:cs="Cambria Math"/>
-            </w:rPr>
-            <m:t>A</m:t>
-          </m:r>
-          <m:r>
-            <w:rPr>
-              <w:rFonts w:ascii="Times New Roman" w:eastAsia="宋体" w:hAnsi="Times New Roman" w:cs="Cambria Math"/>
-            </w:rPr>
-            <m:t>B</m:t>
-          </m:r>
-          <m:r>
-            <w:rPr>
-              <w:rFonts w:ascii="Times New Roman" w:eastAsia="宋体" w:hAnsi="Times New Roman" w:cs="Cambria Math"/>
-            </w:rPr>
-            <m:t>C</m:t>
-          </m:r>
-        </m:oMath>
-      </m:oMathPara>
+        <w:t>18．</w:t>
+      </w:r>
+      <w:r>
+        <w:rPr>
+          <w:sz w:val="21"/>
+        </w:rPr>
+        <w:t>已知：</w:t>
+      </w:r>
+      <m:oMath>
+        <m:r>
+          <w:rPr>
+            <w:rFonts w:ascii="Times New Roman" w:eastAsia="宋体" w:hAnsi="Times New Roman" w:cs="Cambria Math"/>
+          </w:rPr>
+          <m:t>△</m:t>
+        </m:r>
+        <m:r>
+          <w:rPr>
+            <w:rFonts w:ascii="Times New Roman" w:eastAsia="宋体" w:hAnsi="Times New Roman" w:cs="Cambria Math"/>
+          </w:rPr>
+          <m:t>A</m:t>
+        </m:r>
+        <m:r>
+          <w:rPr>
+            <w:rFonts w:ascii="Times New Roman" w:eastAsia="宋体" w:hAnsi="Times New Roman" w:cs="Cambria Math"/>
+          </w:rPr>
+          <m:t>B</m:t>
+        </m:r>
+        <m:r>
+          <w:rPr>
+            <w:rFonts w:ascii="Times New Roman" w:eastAsia="宋体" w:hAnsi="Times New Roman" w:cs="Cambria Math"/>
+          </w:rPr>
+          <m:t>C</m:t>
+        </m:r>
+      </m:oMath>
+      <w:r>
+        <w:rPr>
+          <w:sz w:val="21"/>
+        </w:rPr>
+        <w:t>是三边都不相等的三角形，点</w:t>
+      </w:r>
+      <m:oMath>
+        <m:r>
+          <w:rPr>
+            <w:rFonts w:ascii="Times New Roman" w:eastAsia="宋体" w:hAnsi="Times New Roman" w:cs="Cambria Math"/>
+          </w:rPr>
+          <m:t>O</m:t>
+        </m:r>
+      </m:oMath>
+      <w:r>
+        <w:rPr>
+          <w:sz w:val="21"/>
+        </w:rPr>
+        <w:t>和点</w:t>
+      </w:r>
+      <m:oMath>
+        <m:r>
+          <w:rPr>
+            <w:rFonts w:ascii="Times New Roman" w:eastAsia="宋体" w:hAnsi="Times New Roman" w:cs="Cambria Math"/>
+          </w:rPr>
+          <m:t>P</m:t>
+        </m:r>
+      </m:oMath>
+      <w:r>
+        <w:rPr>
+          <w:sz w:val="21"/>
+        </w:rPr>
+        <w:t>是这个三角形内部两点．</w:t>
+      </w:r>
       <w:r>
         <w:rPr>
           <w:sz w:val="21"/>
         </w:rPr>
         <w:t/>
       </w:r>
-      <m:oMathPara>
-        <m:oMathParaPr>
-          <m:jc m:val="left"/>
-        </m:oMathParaPr>
-        <m:oMath>
-          <m:r>
-            <w:rPr>
-              <w:rFonts w:ascii="Times New Roman" w:eastAsia="宋体" w:hAnsi="Times New Roman" w:cs="Cambria Math"/>
-            </w:rPr>
-            <m:t>O</m:t>
-          </m:r>
-        </m:oMath>
-      </m:oMathPara>
       <w:r>
         <w:rPr>
           <w:sz w:val="21"/>
         </w:rPr>
         <w:t/>
       </w:r>
-      <m:oMathPara>
-        <m:oMathParaPr>
-          <m:jc m:val="left"/>
-        </m:oMathParaPr>
-        <m:oMath>
-          <m:r>
-            <w:rPr>
-              <w:rFonts w:ascii="Times New Roman" w:eastAsia="宋体" w:hAnsi="Times New Roman" w:cs="Cambria Math"/>
-            </w:rPr>
-            <m:t>P</m:t>
-          </m:r>
-        </m:oMath>
-      </m:oMathPara>
       <w:r>
         <w:rPr>
           <w:sz w:val="21"/>
@@ -32857,443 +32611,458 @@
         <w:rPr>
           <w:sz w:val="21"/>
         </w:rPr>
-        <w:t>19．已知的三边长分别为，为的内心，且在的边上的射影分别为，求证：.</w:t>
-      </w:r>
-      <m:oMathPara>
-        <m:oMathParaPr>
-          <m:jc m:val="left"/>
-        </m:oMathParaPr>
-        <m:oMath>
-          <m:r>
-            <w:rPr>
-              <w:rFonts w:ascii="Times New Roman" w:eastAsia="宋体" w:hAnsi="Times New Roman" w:cs="Cambria Math"/>
-            </w:rPr>
-            <m:t>△</m:t>
-          </m:r>
-          <m:r>
-            <w:rPr>
-              <w:rFonts w:ascii="Times New Roman" w:eastAsia="宋体" w:hAnsi="Times New Roman" w:cs="Cambria Math"/>
-            </w:rPr>
-            <m:t>A</m:t>
-          </m:r>
-          <m:r>
-            <w:rPr>
-              <w:rFonts w:ascii="Times New Roman" w:eastAsia="宋体" w:hAnsi="Times New Roman" w:cs="Cambria Math"/>
-            </w:rPr>
-            <m:t>B</m:t>
-          </m:r>
-          <m:r>
-            <w:rPr>
-              <w:rFonts w:ascii="Times New Roman" w:eastAsia="宋体" w:hAnsi="Times New Roman" w:cs="Cambria Math"/>
-            </w:rPr>
-            <m:t>C</m:t>
-          </m:r>
-        </m:oMath>
-      </m:oMathPara>
+        <w:t>19．</w:t>
+      </w:r>
+      <w:r>
+        <w:rPr>
+          <w:sz w:val="21"/>
+        </w:rPr>
+        <w:t>已知</w:t>
+      </w:r>
+      <m:oMath>
+        <m:r>
+          <w:rPr>
+            <w:rFonts w:ascii="Times New Roman" w:eastAsia="宋体" w:hAnsi="Times New Roman" w:cs="Cambria Math"/>
+          </w:rPr>
+          <m:t>△</m:t>
+        </m:r>
+        <m:r>
+          <w:rPr>
+            <w:rFonts w:ascii="Times New Roman" w:eastAsia="宋体" w:hAnsi="Times New Roman" w:cs="Cambria Math"/>
+          </w:rPr>
+          <m:t>A</m:t>
+        </m:r>
+        <m:r>
+          <w:rPr>
+            <w:rFonts w:ascii="Times New Roman" w:eastAsia="宋体" w:hAnsi="Times New Roman" w:cs="Cambria Math"/>
+          </w:rPr>
+          <m:t>B</m:t>
+        </m:r>
+        <m:r>
+          <w:rPr>
+            <w:rFonts w:ascii="Times New Roman" w:eastAsia="宋体" w:hAnsi="Times New Roman" w:cs="Cambria Math"/>
+          </w:rPr>
+          <m:t>C</m:t>
+        </m:r>
+      </m:oMath>
+      <w:r>
+        <w:rPr>
+          <w:sz w:val="21"/>
+        </w:rPr>
+        <w:t>的三边长分别为</w:t>
+      </w:r>
+      <m:oMath>
+        <m:r>
+          <w:rPr>
+            <w:rFonts w:ascii="Times New Roman" w:eastAsia="宋体" w:hAnsi="Times New Roman" w:cs="Cambria Math"/>
+          </w:rPr>
+          <m:t>B</m:t>
+        </m:r>
+        <m:r>
+          <w:rPr>
+            <w:rFonts w:ascii="Times New Roman" w:eastAsia="宋体" w:hAnsi="Times New Roman" w:cs="Cambria Math"/>
+          </w:rPr>
+          <m:t>C</m:t>
+        </m:r>
+        <m:r>
+          <w:rPr>
+            <w:rFonts w:ascii="Times New Roman" w:eastAsia="宋体" w:hAnsi="Times New Roman" w:cs="Cambria Math"/>
+          </w:rPr>
+          <m:t>=</m:t>
+        </m:r>
+        <m:r>
+          <w:rPr>
+            <w:rFonts w:ascii="Times New Roman" w:eastAsia="宋体" w:hAnsi="Times New Roman" w:cs="Cambria Math"/>
+          </w:rPr>
+          <m:t>a</m:t>
+        </m:r>
+        <m:r>
+          <w:rPr>
+            <w:rFonts w:ascii="Times New Roman" w:eastAsia="宋体" w:hAnsi="Times New Roman" w:cs="Cambria Math"/>
+          </w:rPr>
+          <m:t>,</m:t>
+        </m:r>
+        <m:r>
+          <w:rPr>
+            <w:rFonts w:ascii="Times New Roman" w:eastAsia="宋体" w:hAnsi="Times New Roman" w:cs="Cambria Math"/>
+          </w:rPr>
+          <m:t>A</m:t>
+        </m:r>
+        <m:r>
+          <w:rPr>
+            <w:rFonts w:ascii="Times New Roman" w:eastAsia="宋体" w:hAnsi="Times New Roman" w:cs="Cambria Math"/>
+          </w:rPr>
+          <m:t>C</m:t>
+        </m:r>
+        <m:r>
+          <w:rPr>
+            <w:rFonts w:ascii="Times New Roman" w:eastAsia="宋体" w:hAnsi="Times New Roman" w:cs="Cambria Math"/>
+          </w:rPr>
+          <m:t>=</m:t>
+        </m:r>
+        <m:r>
+          <w:rPr>
+            <w:rFonts w:ascii="Times New Roman" w:eastAsia="宋体" w:hAnsi="Times New Roman" w:cs="Cambria Math"/>
+          </w:rPr>
+          <m:t>b</m:t>
+        </m:r>
+        <m:r>
+          <w:rPr>
+            <w:rFonts w:ascii="Times New Roman" w:eastAsia="宋体" w:hAnsi="Times New Roman" w:cs="Cambria Math"/>
+          </w:rPr>
+          <m:t>,</m:t>
+        </m:r>
+        <m:r>
+          <w:rPr>
+            <w:rFonts w:ascii="Times New Roman" w:eastAsia="宋体" w:hAnsi="Times New Roman" w:cs="Cambria Math"/>
+          </w:rPr>
+          <m:t>A</m:t>
+        </m:r>
+        <m:r>
+          <w:rPr>
+            <w:rFonts w:ascii="Times New Roman" w:eastAsia="宋体" w:hAnsi="Times New Roman" w:cs="Cambria Math"/>
+          </w:rPr>
+          <m:t>B</m:t>
+        </m:r>
+        <m:r>
+          <w:rPr>
+            <w:rFonts w:ascii="Times New Roman" w:eastAsia="宋体" w:hAnsi="Times New Roman" w:cs="Cambria Math"/>
+          </w:rPr>
+          <m:t>=</m:t>
+        </m:r>
+        <m:r>
+          <w:rPr>
+            <w:rFonts w:ascii="Times New Roman" w:eastAsia="宋体" w:hAnsi="Times New Roman" w:cs="Cambria Math"/>
+          </w:rPr>
+          <m:t>c</m:t>
+        </m:r>
+      </m:oMath>
+      <w:r>
+        <w:rPr>
+          <w:sz w:val="21"/>
+        </w:rPr>
+        <w:t>，</w:t>
+      </w:r>
+      <m:oMath>
+        <m:r>
+          <w:rPr>
+            <w:rFonts w:ascii="Times New Roman" w:eastAsia="宋体" w:hAnsi="Times New Roman" w:cs="Cambria Math"/>
+          </w:rPr>
+          <m:t>I</m:t>
+        </m:r>
+      </m:oMath>
+      <w:r>
+        <w:rPr>
+          <w:sz w:val="21"/>
+        </w:rPr>
+        <w:t>为</w:t>
+      </w:r>
+      <m:oMath>
+        <m:r>
+          <w:rPr>
+            <w:rFonts w:ascii="Times New Roman" w:eastAsia="宋体" w:hAnsi="Times New Roman" w:cs="Cambria Math"/>
+          </w:rPr>
+          <m:t>△</m:t>
+        </m:r>
+        <m:r>
+          <w:rPr>
+            <w:rFonts w:ascii="Times New Roman" w:eastAsia="宋体" w:hAnsi="Times New Roman" w:cs="Cambria Math"/>
+          </w:rPr>
+          <m:t>A</m:t>
+        </m:r>
+        <m:r>
+          <w:rPr>
+            <w:rFonts w:ascii="Times New Roman" w:eastAsia="宋体" w:hAnsi="Times New Roman" w:cs="Cambria Math"/>
+          </w:rPr>
+          <m:t>B</m:t>
+        </m:r>
+        <m:r>
+          <w:rPr>
+            <w:rFonts w:ascii="Times New Roman" w:eastAsia="宋体" w:hAnsi="Times New Roman" w:cs="Cambria Math"/>
+          </w:rPr>
+          <m:t>C</m:t>
+        </m:r>
+      </m:oMath>
+      <w:r>
+        <w:rPr>
+          <w:sz w:val="21"/>
+        </w:rPr>
+        <w:t>的内心，且</w:t>
+      </w:r>
+      <m:oMath>
+        <m:r>
+          <w:rPr>
+            <w:rFonts w:ascii="Times New Roman" w:eastAsia="宋体" w:hAnsi="Times New Roman" w:cs="Cambria Math"/>
+          </w:rPr>
+          <m:t>I</m:t>
+        </m:r>
+      </m:oMath>
+      <w:r>
+        <w:rPr>
+          <w:sz w:val="21"/>
+        </w:rPr>
+        <w:t>在</w:t>
+      </w:r>
+      <m:oMath>
+        <m:r>
+          <w:rPr>
+            <w:rFonts w:ascii="Times New Roman" w:eastAsia="宋体" w:hAnsi="Times New Roman" w:cs="Cambria Math"/>
+          </w:rPr>
+          <m:t>△</m:t>
+        </m:r>
+        <m:r>
+          <w:rPr>
+            <w:rFonts w:ascii="Times New Roman" w:eastAsia="宋体" w:hAnsi="Times New Roman" w:cs="Cambria Math"/>
+          </w:rPr>
+          <m:t>A</m:t>
+        </m:r>
+        <m:r>
+          <w:rPr>
+            <w:rFonts w:ascii="Times New Roman" w:eastAsia="宋体" w:hAnsi="Times New Roman" w:cs="Cambria Math"/>
+          </w:rPr>
+          <m:t>B</m:t>
+        </m:r>
+        <m:r>
+          <w:rPr>
+            <w:rFonts w:ascii="Times New Roman" w:eastAsia="宋体" w:hAnsi="Times New Roman" w:cs="Cambria Math"/>
+          </w:rPr>
+          <m:t>C</m:t>
+        </m:r>
+      </m:oMath>
+      <w:r>
+        <w:rPr>
+          <w:sz w:val="21"/>
+        </w:rPr>
+        <w:t>的边</w:t>
+      </w:r>
+      <m:oMath>
+        <m:r>
+          <w:rPr>
+            <w:rFonts w:ascii="Times New Roman" w:eastAsia="宋体" w:hAnsi="Times New Roman" w:cs="Cambria Math"/>
+          </w:rPr>
+          <m:t>B</m:t>
+        </m:r>
+        <m:r>
+          <w:rPr>
+            <w:rFonts w:ascii="Times New Roman" w:eastAsia="宋体" w:hAnsi="Times New Roman" w:cs="Cambria Math"/>
+          </w:rPr>
+          <m:t>C</m:t>
+        </m:r>
+        <m:r>
+          <w:rPr>
+            <w:rFonts w:ascii="Times New Roman" w:eastAsia="宋体" w:hAnsi="Times New Roman" w:cs="Cambria Math"/>
+          </w:rPr>
+          <m:t>,</m:t>
+        </m:r>
+        <m:r>
+          <w:rPr>
+            <w:rFonts w:ascii="Times New Roman" w:eastAsia="宋体" w:hAnsi="Times New Roman" w:cs="Cambria Math"/>
+          </w:rPr>
+          <m:t>A</m:t>
+        </m:r>
+        <m:r>
+          <w:rPr>
+            <w:rFonts w:ascii="Times New Roman" w:eastAsia="宋体" w:hAnsi="Times New Roman" w:cs="Cambria Math"/>
+          </w:rPr>
+          <m:t>C</m:t>
+        </m:r>
+        <m:r>
+          <w:rPr>
+            <w:rFonts w:ascii="Times New Roman" w:eastAsia="宋体" w:hAnsi="Times New Roman" w:cs="Cambria Math"/>
+          </w:rPr>
+          <m:t>,</m:t>
+        </m:r>
+        <m:r>
+          <w:rPr>
+            <w:rFonts w:ascii="Times New Roman" w:eastAsia="宋体" w:hAnsi="Times New Roman" w:cs="Cambria Math"/>
+          </w:rPr>
+          <m:t>A</m:t>
+        </m:r>
+        <m:r>
+          <w:rPr>
+            <w:rFonts w:ascii="Times New Roman" w:eastAsia="宋体" w:hAnsi="Times New Roman" w:cs="Cambria Math"/>
+          </w:rPr>
+          <m:t>B</m:t>
+        </m:r>
+      </m:oMath>
+      <w:r>
+        <w:rPr>
+          <w:sz w:val="21"/>
+        </w:rPr>
+        <w:t>上的射影分别为</w:t>
+      </w:r>
+      <m:oMath>
+        <m:r>
+          <w:rPr>
+            <w:rFonts w:ascii="Times New Roman" w:eastAsia="宋体" w:hAnsi="Times New Roman" w:cs="Cambria Math"/>
+          </w:rPr>
+          <m:t>D</m:t>
+        </m:r>
+        <m:r>
+          <w:rPr>
+            <w:rFonts w:ascii="Times New Roman" w:eastAsia="宋体" w:hAnsi="Times New Roman" w:cs="Cambria Math"/>
+          </w:rPr>
+          <m:t>,</m:t>
+        </m:r>
+        <m:r>
+          <w:rPr>
+            <w:rFonts w:ascii="Times New Roman" w:eastAsia="宋体" w:hAnsi="Times New Roman" w:cs="Cambria Math"/>
+          </w:rPr>
+          <m:t>E</m:t>
+        </m:r>
+        <m:r>
+          <w:rPr>
+            <w:rFonts w:ascii="Times New Roman" w:eastAsia="宋体" w:hAnsi="Times New Roman" w:cs="Cambria Math"/>
+          </w:rPr>
+          <m:t>,</m:t>
+        </m:r>
+        <m:r>
+          <w:rPr>
+            <w:rFonts w:ascii="Times New Roman" w:eastAsia="宋体" w:hAnsi="Times New Roman" w:cs="Cambria Math"/>
+          </w:rPr>
+          <m:t>F</m:t>
+        </m:r>
+      </m:oMath>
+      <w:r>
+        <w:rPr>
+          <w:sz w:val="21"/>
+        </w:rPr>
+        <w:t>，求证：</w:t>
+      </w:r>
+      <m:oMath>
+        <m:r>
+          <w:rPr>
+            <w:rFonts w:ascii="Times New Roman" w:eastAsia="宋体" w:hAnsi="Times New Roman" w:cs="Cambria Math"/>
+          </w:rPr>
+          <m:t>A</m:t>
+        </m:r>
+        <m:r>
+          <w:rPr>
+            <w:rFonts w:ascii="Times New Roman" w:eastAsia="宋体" w:hAnsi="Times New Roman" w:cs="Cambria Math"/>
+          </w:rPr>
+          <m:t>E</m:t>
+        </m:r>
+        <m:r>
+          <w:rPr>
+            <w:rFonts w:ascii="Times New Roman" w:eastAsia="宋体" w:hAnsi="Times New Roman" w:cs="Cambria Math"/>
+          </w:rPr>
+          <m:t>=</m:t>
+        </m:r>
+        <m:r>
+          <w:rPr>
+            <w:rFonts w:ascii="Times New Roman" w:eastAsia="宋体" w:hAnsi="Times New Roman" w:cs="Cambria Math"/>
+          </w:rPr>
+          <m:t>A</m:t>
+        </m:r>
+        <m:r>
+          <w:rPr>
+            <w:rFonts w:ascii="Times New Roman" w:eastAsia="宋体" w:hAnsi="Times New Roman" w:cs="Cambria Math"/>
+          </w:rPr>
+          <m:t>F</m:t>
+        </m:r>
+        <m:r>
+          <w:rPr>
+            <w:rFonts w:ascii="Times New Roman" w:eastAsia="宋体" w:hAnsi="Times New Roman" w:cs="Cambria Math"/>
+          </w:rPr>
+          <m:t>=</m:t>
+        </m:r>
+        <m:f>
+          <m:num>
+            <m:r>
+              <w:rPr>
+                <w:rFonts w:ascii="Times New Roman" w:eastAsia="宋体" w:hAnsi="Times New Roman" w:cs="Cambria Math"/>
+              </w:rPr>
+              <m:t>b</m:t>
+            </m:r>
+            <m:r>
+              <w:rPr>
+                <w:rFonts w:ascii="Times New Roman" w:eastAsia="宋体" w:hAnsi="Times New Roman" w:cs="Cambria Math"/>
+              </w:rPr>
+              <m:t>+</m:t>
+            </m:r>
+            <m:r>
+              <w:rPr>
+                <w:rFonts w:ascii="Times New Roman" w:eastAsia="宋体" w:hAnsi="Times New Roman" w:cs="Cambria Math"/>
+              </w:rPr>
+              <m:t>c</m:t>
+            </m:r>
+            <m:r>
+              <w:rPr>
+                <w:rFonts w:ascii="Times New Roman" w:eastAsia="宋体" w:hAnsi="Times New Roman" w:cs="Cambria Math"/>
+              </w:rPr>
+              <m:t>−</m:t>
+            </m:r>
+            <m:r>
+              <w:rPr>
+                <w:rFonts w:ascii="Times New Roman" w:eastAsia="宋体" w:hAnsi="Times New Roman" w:cs="Cambria Math"/>
+              </w:rPr>
+              <m:t>a</m:t>
+            </m:r>
+          </m:num>
+          <m:den>
+            <m:r>
+              <w:rPr>
+                <w:rFonts w:ascii="Times New Roman" w:eastAsia="宋体" w:hAnsi="Times New Roman" w:cs="Cambria Math"/>
+              </w:rPr>
+              <m:t>2</m:t>
+            </m:r>
+          </m:den>
+        </m:f>
+      </m:oMath>
+      <w:r>
+        <w:rPr>
+          <w:sz w:val="21"/>
+        </w:rPr>
+        <w:t>.</w:t>
+      </w:r>
       <w:r>
         <w:rPr>
           <w:sz w:val="21"/>
         </w:rPr>
         <w:t/>
       </w:r>
-      <m:oMathPara>
-        <m:oMathParaPr>
-          <m:jc m:val="left"/>
-        </m:oMathParaPr>
-        <m:oMath>
-          <m:r>
-            <w:rPr>
-              <w:rFonts w:ascii="Times New Roman" w:eastAsia="宋体" w:hAnsi="Times New Roman" w:cs="Cambria Math"/>
-            </w:rPr>
-            <m:t>B</m:t>
-          </m:r>
-          <m:r>
-            <w:rPr>
-              <w:rFonts w:ascii="Times New Roman" w:eastAsia="宋体" w:hAnsi="Times New Roman" w:cs="Cambria Math"/>
-            </w:rPr>
-            <m:t>C</m:t>
-          </m:r>
-          <m:r>
-            <w:rPr>
-              <w:rFonts w:ascii="Times New Roman" w:eastAsia="宋体" w:hAnsi="Times New Roman" w:cs="Cambria Math"/>
-            </w:rPr>
-            <m:t>=</m:t>
-          </m:r>
-          <m:r>
-            <w:rPr>
-              <w:rFonts w:ascii="Times New Roman" w:eastAsia="宋体" w:hAnsi="Times New Roman" w:cs="Cambria Math"/>
-            </w:rPr>
-            <m:t>a</m:t>
-          </m:r>
-          <m:r>
-            <w:rPr>
-              <w:rFonts w:ascii="Times New Roman" w:eastAsia="宋体" w:hAnsi="Times New Roman" w:cs="Cambria Math"/>
-            </w:rPr>
-            <m:t>,</m:t>
-          </m:r>
-          <m:r>
-            <w:rPr>
-              <w:rFonts w:ascii="Times New Roman" w:eastAsia="宋体" w:hAnsi="Times New Roman" w:cs="Cambria Math"/>
-            </w:rPr>
-            <m:t>A</m:t>
-          </m:r>
-          <m:r>
-            <w:rPr>
-              <w:rFonts w:ascii="Times New Roman" w:eastAsia="宋体" w:hAnsi="Times New Roman" w:cs="Cambria Math"/>
-            </w:rPr>
-            <m:t>C</m:t>
-          </m:r>
-          <m:r>
-            <w:rPr>
-              <w:rFonts w:ascii="Times New Roman" w:eastAsia="宋体" w:hAnsi="Times New Roman" w:cs="Cambria Math"/>
-            </w:rPr>
-            <m:t>=</m:t>
-          </m:r>
-          <m:r>
-            <w:rPr>
-              <w:rFonts w:ascii="Times New Roman" w:eastAsia="宋体" w:hAnsi="Times New Roman" w:cs="Cambria Math"/>
-            </w:rPr>
-            <m:t>b</m:t>
-          </m:r>
-          <m:r>
-            <w:rPr>
-              <w:rFonts w:ascii="Times New Roman" w:eastAsia="宋体" w:hAnsi="Times New Roman" w:cs="Cambria Math"/>
-            </w:rPr>
-            <m:t>,</m:t>
-          </m:r>
-          <m:r>
-            <w:rPr>
-              <w:rFonts w:ascii="Times New Roman" w:eastAsia="宋体" w:hAnsi="Times New Roman" w:cs="Cambria Math"/>
-            </w:rPr>
-            <m:t>A</m:t>
-          </m:r>
-          <m:r>
-            <w:rPr>
-              <w:rFonts w:ascii="Times New Roman" w:eastAsia="宋体" w:hAnsi="Times New Roman" w:cs="Cambria Math"/>
-            </w:rPr>
-            <m:t>B</m:t>
-          </m:r>
-          <m:r>
-            <w:rPr>
-              <w:rFonts w:ascii="Times New Roman" w:eastAsia="宋体" w:hAnsi="Times New Roman" w:cs="Cambria Math"/>
-            </w:rPr>
-            <m:t>=</m:t>
-          </m:r>
-          <m:r>
-            <w:rPr>
-              <w:rFonts w:ascii="Times New Roman" w:eastAsia="宋体" w:hAnsi="Times New Roman" w:cs="Cambria Math"/>
-            </w:rPr>
-            <m:t>c</m:t>
-          </m:r>
-        </m:oMath>
-      </m:oMathPara>
       <w:r>
         <w:rPr>
           <w:sz w:val="21"/>
         </w:rPr>
         <w:t/>
       </w:r>
-      <m:oMathPara>
-        <m:oMathParaPr>
-          <m:jc m:val="left"/>
-        </m:oMathParaPr>
-        <m:oMath>
-          <m:r>
-            <w:rPr>
-              <w:rFonts w:ascii="Times New Roman" w:eastAsia="宋体" w:hAnsi="Times New Roman" w:cs="Cambria Math"/>
-            </w:rPr>
-            <m:t>I</m:t>
-          </m:r>
-        </m:oMath>
-      </m:oMathPara>
       <w:r>
         <w:rPr>
           <w:sz w:val="21"/>
         </w:rPr>
         <w:t/>
       </w:r>
-      <m:oMathPara>
-        <m:oMathParaPr>
-          <m:jc m:val="left"/>
-        </m:oMathParaPr>
-        <m:oMath>
-          <m:r>
-            <w:rPr>
-              <w:rFonts w:ascii="Times New Roman" w:eastAsia="宋体" w:hAnsi="Times New Roman" w:cs="Cambria Math"/>
-            </w:rPr>
-            <m:t>△</m:t>
-          </m:r>
-          <m:r>
-            <w:rPr>
-              <w:rFonts w:ascii="Times New Roman" w:eastAsia="宋体" w:hAnsi="Times New Roman" w:cs="Cambria Math"/>
-            </w:rPr>
-            <m:t>A</m:t>
-          </m:r>
-          <m:r>
-            <w:rPr>
-              <w:rFonts w:ascii="Times New Roman" w:eastAsia="宋体" w:hAnsi="Times New Roman" w:cs="Cambria Math"/>
-            </w:rPr>
-            <m:t>B</m:t>
-          </m:r>
-          <m:r>
-            <w:rPr>
-              <w:rFonts w:ascii="Times New Roman" w:eastAsia="宋体" w:hAnsi="Times New Roman" w:cs="Cambria Math"/>
-            </w:rPr>
-            <m:t>C</m:t>
-          </m:r>
-        </m:oMath>
-      </m:oMathPara>
       <w:r>
         <w:rPr>
           <w:sz w:val="21"/>
         </w:rPr>
         <w:t/>
       </w:r>
-      <m:oMathPara>
-        <m:oMathParaPr>
-          <m:jc m:val="left"/>
-        </m:oMathParaPr>
-        <m:oMath>
-          <m:r>
-            <w:rPr>
-              <w:rFonts w:ascii="Times New Roman" w:eastAsia="宋体" w:hAnsi="Times New Roman" w:cs="Cambria Math"/>
-            </w:rPr>
-            <m:t>I</m:t>
-          </m:r>
-        </m:oMath>
-      </m:oMathPara>
       <w:r>
         <w:rPr>
           <w:sz w:val="21"/>
         </w:rPr>
         <w:t/>
       </w:r>
-      <m:oMathPara>
-        <m:oMathParaPr>
-          <m:jc m:val="left"/>
-        </m:oMathParaPr>
-        <m:oMath>
-          <m:r>
-            <w:rPr>
-              <w:rFonts w:ascii="Times New Roman" w:eastAsia="宋体" w:hAnsi="Times New Roman" w:cs="Cambria Math"/>
-            </w:rPr>
-            <m:t>△</m:t>
-          </m:r>
-          <m:r>
-            <w:rPr>
-              <w:rFonts w:ascii="Times New Roman" w:eastAsia="宋体" w:hAnsi="Times New Roman" w:cs="Cambria Math"/>
-            </w:rPr>
-            <m:t>A</m:t>
-          </m:r>
-          <m:r>
-            <w:rPr>
-              <w:rFonts w:ascii="Times New Roman" w:eastAsia="宋体" w:hAnsi="Times New Roman" w:cs="Cambria Math"/>
-            </w:rPr>
-            <m:t>B</m:t>
-          </m:r>
-          <m:r>
-            <w:rPr>
-              <w:rFonts w:ascii="Times New Roman" w:eastAsia="宋体" w:hAnsi="Times New Roman" w:cs="Cambria Math"/>
-            </w:rPr>
-            <m:t>C</m:t>
-          </m:r>
-        </m:oMath>
-      </m:oMathPara>
       <w:r>
         <w:rPr>
           <w:sz w:val="21"/>
         </w:rPr>
         <w:t/>
       </w:r>
-      <m:oMathPara>
-        <m:oMathParaPr>
-          <m:jc m:val="left"/>
-        </m:oMathParaPr>
-        <m:oMath>
-          <m:r>
-            <w:rPr>
-              <w:rFonts w:ascii="Times New Roman" w:eastAsia="宋体" w:hAnsi="Times New Roman" w:cs="Cambria Math"/>
-            </w:rPr>
-            <m:t>B</m:t>
-          </m:r>
-          <m:r>
-            <w:rPr>
-              <w:rFonts w:ascii="Times New Roman" w:eastAsia="宋体" w:hAnsi="Times New Roman" w:cs="Cambria Math"/>
-            </w:rPr>
-            <m:t>C</m:t>
-          </m:r>
-          <m:r>
-            <w:rPr>
-              <w:rFonts w:ascii="Times New Roman" w:eastAsia="宋体" w:hAnsi="Times New Roman" w:cs="Cambria Math"/>
-            </w:rPr>
-            <m:t>,</m:t>
-          </m:r>
-          <m:r>
-            <w:rPr>
-              <w:rFonts w:ascii="Times New Roman" w:eastAsia="宋体" w:hAnsi="Times New Roman" w:cs="Cambria Math"/>
-            </w:rPr>
-            <m:t>A</m:t>
-          </m:r>
-          <m:r>
-            <w:rPr>
-              <w:rFonts w:ascii="Times New Roman" w:eastAsia="宋体" w:hAnsi="Times New Roman" w:cs="Cambria Math"/>
-            </w:rPr>
-            <m:t>C</m:t>
-          </m:r>
-          <m:r>
-            <w:rPr>
-              <w:rFonts w:ascii="Times New Roman" w:eastAsia="宋体" w:hAnsi="Times New Roman" w:cs="Cambria Math"/>
-            </w:rPr>
-            <m:t>,</m:t>
-          </m:r>
-          <m:r>
-            <w:rPr>
-              <w:rFonts w:ascii="Times New Roman" w:eastAsia="宋体" w:hAnsi="Times New Roman" w:cs="Cambria Math"/>
-            </w:rPr>
-            <m:t>A</m:t>
-          </m:r>
-          <m:r>
-            <w:rPr>
-              <w:rFonts w:ascii="Times New Roman" w:eastAsia="宋体" w:hAnsi="Times New Roman" w:cs="Cambria Math"/>
-            </w:rPr>
-            <m:t>B</m:t>
-          </m:r>
-        </m:oMath>
-      </m:oMathPara>
       <w:r>
         <w:rPr>
           <w:sz w:val="21"/>
         </w:rPr>
         <w:t/>
       </w:r>
-      <m:oMathPara>
-        <m:oMathParaPr>
-          <m:jc m:val="left"/>
-        </m:oMathParaPr>
-        <m:oMath>
-          <m:r>
-            <w:rPr>
-              <w:rFonts w:ascii="Times New Roman" w:eastAsia="宋体" w:hAnsi="Times New Roman" w:cs="Cambria Math"/>
-            </w:rPr>
-            <m:t>D</m:t>
-          </m:r>
-          <m:r>
-            <w:rPr>
-              <w:rFonts w:ascii="Times New Roman" w:eastAsia="宋体" w:hAnsi="Times New Roman" w:cs="Cambria Math"/>
-            </w:rPr>
-            <m:t>,</m:t>
-          </m:r>
-          <m:r>
-            <w:rPr>
-              <w:rFonts w:ascii="Times New Roman" w:eastAsia="宋体" w:hAnsi="Times New Roman" w:cs="Cambria Math"/>
-            </w:rPr>
-            <m:t>E</m:t>
-          </m:r>
-          <m:r>
-            <w:rPr>
-              <w:rFonts w:ascii="Times New Roman" w:eastAsia="宋体" w:hAnsi="Times New Roman" w:cs="Cambria Math"/>
-            </w:rPr>
-            <m:t>,</m:t>
-          </m:r>
-          <m:r>
-            <w:rPr>
-              <w:rFonts w:ascii="Times New Roman" w:eastAsia="宋体" w:hAnsi="Times New Roman" w:cs="Cambria Math"/>
-            </w:rPr>
-            <m:t>F</m:t>
-          </m:r>
-        </m:oMath>
-      </m:oMathPara>
       <w:r>
         <w:rPr>
           <w:sz w:val="21"/>
         </w:rPr>
         <w:t/>
       </w:r>
-      <m:oMathPara>
-        <m:oMathParaPr>
-          <m:jc m:val="left"/>
-        </m:oMathParaPr>
-        <m:oMath>
-          <m:r>
-            <w:rPr>
-              <w:rFonts w:ascii="Times New Roman" w:eastAsia="宋体" w:hAnsi="Times New Roman" w:cs="Cambria Math"/>
-            </w:rPr>
-            <m:t>A</m:t>
-          </m:r>
-          <m:r>
-            <w:rPr>
-              <w:rFonts w:ascii="Times New Roman" w:eastAsia="宋体" w:hAnsi="Times New Roman" w:cs="Cambria Math"/>
-            </w:rPr>
-            <m:t>E</m:t>
-          </m:r>
-          <m:r>
-            <w:rPr>
-              <w:rFonts w:ascii="Times New Roman" w:eastAsia="宋体" w:hAnsi="Times New Roman" w:cs="Cambria Math"/>
-            </w:rPr>
-            <m:t>=</m:t>
-          </m:r>
-          <m:r>
-            <w:rPr>
-              <w:rFonts w:ascii="Times New Roman" w:eastAsia="宋体" w:hAnsi="Times New Roman" w:cs="Cambria Math"/>
-            </w:rPr>
-            <m:t>A</m:t>
-          </m:r>
-          <m:r>
-            <w:rPr>
-              <w:rFonts w:ascii="Times New Roman" w:eastAsia="宋体" w:hAnsi="Times New Roman" w:cs="Cambria Math"/>
-            </w:rPr>
-            <m:t>F</m:t>
-          </m:r>
-          <m:r>
-            <w:rPr>
-              <w:rFonts w:ascii="Times New Roman" w:eastAsia="宋体" w:hAnsi="Times New Roman" w:cs="Cambria Math"/>
-            </w:rPr>
-            <m:t>=</m:t>
-          </m:r>
-          <m:f>
-            <m:num>
-              <m:r>
-                <w:rPr>
-                  <w:rFonts w:ascii="Times New Roman" w:eastAsia="宋体" w:hAnsi="Times New Roman" w:cs="Cambria Math"/>
-                </w:rPr>
-                <m:t>b</m:t>
-              </m:r>
-              <m:r>
-                <w:rPr>
-                  <w:rFonts w:ascii="Times New Roman" w:eastAsia="宋体" w:hAnsi="Times New Roman" w:cs="Cambria Math"/>
-                </w:rPr>
-                <m:t>+</m:t>
-              </m:r>
-              <m:r>
-                <w:rPr>
-                  <w:rFonts w:ascii="Times New Roman" w:eastAsia="宋体" w:hAnsi="Times New Roman" w:cs="Cambria Math"/>
-                </w:rPr>
-                <m:t>c</m:t>
-              </m:r>
-              <m:r>
-                <w:rPr>
-                  <w:rFonts w:ascii="Times New Roman" w:eastAsia="宋体" w:hAnsi="Times New Roman" w:cs="Cambria Math"/>
-                </w:rPr>
-                <m:t>−</m:t>
-              </m:r>
-              <m:r>
-                <w:rPr>
-                  <w:rFonts w:ascii="Times New Roman" w:eastAsia="宋体" w:hAnsi="Times New Roman" w:cs="Cambria Math"/>
-                </w:rPr>
-                <m:t>a</m:t>
-              </m:r>
-            </m:num>
-            <m:den>
-              <m:r>
-                <w:rPr>
-                  <w:rFonts w:ascii="Times New Roman" w:eastAsia="宋体" w:hAnsi="Times New Roman" w:cs="Cambria Math"/>
-                </w:rPr>
-                <m:t>2</m:t>
-              </m:r>
-            </m:den>
-          </m:f>
-        </m:oMath>
-      </m:oMathPara>
       <w:r>
         <w:rPr>
           <w:sz w:val="21"/>
@@ -34245,95 +34014,104 @@
         <w:rPr>
           <w:sz w:val="21"/>
         </w:rPr>
-        <w:t>20．若三角形的面积为，且三边长分别为，求三角形的内切圆的半径.</w:t>
-      </w:r>
-      <m:oMathPara>
-        <m:oMathParaPr>
-          <m:jc m:val="left"/>
-        </m:oMathParaPr>
-        <m:oMath>
-          <m:r>
-            <w:rPr>
-              <w:rFonts w:ascii="Times New Roman" w:eastAsia="宋体" w:hAnsi="Times New Roman" w:cs="Cambria Math"/>
-            </w:rPr>
-            <m:t>A</m:t>
-          </m:r>
-          <m:r>
-            <w:rPr>
-              <w:rFonts w:ascii="Times New Roman" w:eastAsia="宋体" w:hAnsi="Times New Roman" w:cs="Cambria Math"/>
-            </w:rPr>
-            <m:t>B</m:t>
-          </m:r>
-          <m:r>
-            <w:rPr>
-              <w:rFonts w:ascii="Times New Roman" w:eastAsia="宋体" w:hAnsi="Times New Roman" w:cs="Cambria Math"/>
-            </w:rPr>
-            <m:t>C</m:t>
-          </m:r>
-        </m:oMath>
-      </m:oMathPara>
+        <w:t>20．</w:t>
+      </w:r>
+      <w:r>
+        <w:rPr>
+          <w:sz w:val="21"/>
+        </w:rPr>
+        <w:t>若三角形</w:t>
+      </w:r>
+      <m:oMath>
+        <m:r>
+          <w:rPr>
+            <w:rFonts w:ascii="Times New Roman" w:eastAsia="宋体" w:hAnsi="Times New Roman" w:cs="Cambria Math"/>
+          </w:rPr>
+          <m:t>A</m:t>
+        </m:r>
+        <m:r>
+          <w:rPr>
+            <w:rFonts w:ascii="Times New Roman" w:eastAsia="宋体" w:hAnsi="Times New Roman" w:cs="Cambria Math"/>
+          </w:rPr>
+          <m:t>B</m:t>
+        </m:r>
+        <m:r>
+          <w:rPr>
+            <w:rFonts w:ascii="Times New Roman" w:eastAsia="宋体" w:hAnsi="Times New Roman" w:cs="Cambria Math"/>
+          </w:rPr>
+          <m:t>C</m:t>
+        </m:r>
+      </m:oMath>
+      <w:r>
+        <w:rPr>
+          <w:sz w:val="21"/>
+        </w:rPr>
+        <w:t>的面积为</w:t>
+      </w:r>
+      <m:oMath>
+        <m:r>
+          <w:rPr>
+            <w:rFonts w:ascii="Times New Roman" w:eastAsia="宋体" w:hAnsi="Times New Roman" w:cs="Cambria Math"/>
+          </w:rPr>
+          <m:t>S</m:t>
+        </m:r>
+      </m:oMath>
+      <w:r>
+        <w:rPr>
+          <w:sz w:val="21"/>
+        </w:rPr>
+        <w:t>，且三边长分别为</w:t>
+      </w:r>
+      <m:oMath>
+        <m:r>
+          <w:rPr>
+            <w:rFonts w:ascii="Times New Roman" w:eastAsia="宋体" w:hAnsi="Times New Roman" w:cs="Cambria Math"/>
+          </w:rPr>
+          <m:t>a</m:t>
+        </m:r>
+        <m:r>
+          <w:rPr>
+            <w:rFonts w:ascii="Times New Roman" w:eastAsia="宋体" w:hAnsi="Times New Roman" w:cs="Cambria Math"/>
+          </w:rPr>
+          <m:t>、</m:t>
+        </m:r>
+        <m:r>
+          <w:rPr>
+            <w:rFonts w:ascii="Times New Roman" w:eastAsia="宋体" w:hAnsi="Times New Roman" w:cs="Cambria Math"/>
+          </w:rPr>
+          <m:t>b</m:t>
+        </m:r>
+        <m:r>
+          <w:rPr>
+            <w:rFonts w:ascii="Times New Roman" w:eastAsia="宋体" w:hAnsi="Times New Roman" w:cs="Cambria Math"/>
+          </w:rPr>
+          <m:t>、</m:t>
+        </m:r>
+        <m:r>
+          <w:rPr>
+            <w:rFonts w:ascii="Times New Roman" w:eastAsia="宋体" w:hAnsi="Times New Roman" w:cs="Cambria Math"/>
+          </w:rPr>
+          <m:t>c</m:t>
+        </m:r>
+      </m:oMath>
+      <w:r>
+        <w:rPr>
+          <w:sz w:val="21"/>
+        </w:rPr>
+        <w:t>，求三角形的内切圆的半径.</w:t>
+      </w:r>
       <w:r>
         <w:rPr>
           <w:sz w:val="21"/>
         </w:rPr>
         <w:t/>
       </w:r>
-      <m:oMathPara>
-        <m:oMathParaPr>
-          <m:jc m:val="left"/>
-        </m:oMathParaPr>
-        <m:oMath>
-          <m:r>
-            <w:rPr>
-              <w:rFonts w:ascii="Times New Roman" w:eastAsia="宋体" w:hAnsi="Times New Roman" w:cs="Cambria Math"/>
-            </w:rPr>
-            <m:t>S</m:t>
-          </m:r>
-        </m:oMath>
-      </m:oMathPara>
       <w:r>
         <w:rPr>
           <w:sz w:val="21"/>
         </w:rPr>
         <w:t/>
       </w:r>
-      <m:oMathPara>
-        <m:oMathParaPr>
-          <m:jc m:val="left"/>
-        </m:oMathParaPr>
-        <m:oMath>
-          <m:r>
-            <w:rPr>
-              <w:rFonts w:ascii="Times New Roman" w:eastAsia="宋体" w:hAnsi="Times New Roman" w:cs="Cambria Math"/>
-            </w:rPr>
-            <m:t>a</m:t>
-          </m:r>
-          <m:r>
-            <w:rPr>
-              <w:rFonts w:ascii="Times New Roman" w:eastAsia="宋体" w:hAnsi="Times New Roman" w:cs="Cambria Math"/>
-            </w:rPr>
-            <m:t>、</m:t>
-          </m:r>
-          <m:r>
-            <w:rPr>
-              <w:rFonts w:ascii="Times New Roman" w:eastAsia="宋体" w:hAnsi="Times New Roman" w:cs="Cambria Math"/>
-            </w:rPr>
-            <m:t>b</m:t>
-          </m:r>
-          <m:r>
-            <w:rPr>
-              <w:rFonts w:ascii="Times New Roman" w:eastAsia="宋体" w:hAnsi="Times New Roman" w:cs="Cambria Math"/>
-            </w:rPr>
-            <m:t>、</m:t>
-          </m:r>
-          <m:r>
-            <w:rPr>
-              <w:rFonts w:ascii="Times New Roman" w:eastAsia="宋体" w:hAnsi="Times New Roman" w:cs="Cambria Math"/>
-            </w:rPr>
-            <m:t>c</m:t>
-          </m:r>
-        </m:oMath>
-      </m:oMathPara>
       <w:r>
         <w:rPr>
           <w:sz w:val="21"/>
@@ -35379,13 +35157,89 @@
           <w:b/>
           <w:sz w:val="21"/>
         </w:rPr>
-        <w:t>21． 若已知为三角形的重心和内心，求证三角形为等边三角形.</w:t>
+        <w:t>21． </w:t>
       </w:r>
       <w:r>
         <w:rPr>
           <w:b/>
           <w:sz w:val="21"/>
         </w:rPr>
+        <w:t>若已知</w:t>
+      </w:r>
+      <m:oMath>
+        <m:r>
+          <w:rPr>
+            <w:rFonts w:ascii="Times New Roman" w:eastAsia="宋体" w:hAnsi="Times New Roman" w:cs="Cambria Math"/>
+          </w:rPr>
+          <m:t>O</m:t>
+        </m:r>
+      </m:oMath>
+      <w:r>
+        <w:rPr>
+          <w:b/>
+          <w:sz w:val="21"/>
+        </w:rPr>
+        <w:t>为三角形</w:t>
+      </w:r>
+      <m:oMath>
+        <m:r>
+          <w:rPr>
+            <w:rFonts w:ascii="Times New Roman" w:eastAsia="宋体" w:hAnsi="Times New Roman" w:cs="Cambria Math"/>
+          </w:rPr>
+          <m:t>A</m:t>
+        </m:r>
+        <m:r>
+          <w:rPr>
+            <w:rFonts w:ascii="Times New Roman" w:eastAsia="宋体" w:hAnsi="Times New Roman" w:cs="Cambria Math"/>
+          </w:rPr>
+          <m:t>B</m:t>
+        </m:r>
+        <m:r>
+          <w:rPr>
+            <w:rFonts w:ascii="Times New Roman" w:eastAsia="宋体" w:hAnsi="Times New Roman" w:cs="Cambria Math"/>
+          </w:rPr>
+          <m:t>C</m:t>
+        </m:r>
+      </m:oMath>
+      <w:r>
+        <w:rPr>
+          <w:b/>
+          <w:sz w:val="21"/>
+        </w:rPr>
+        <w:t>的重心和内心，求证三角形</w:t>
+      </w:r>
+      <m:oMath>
+        <m:r>
+          <w:rPr>
+            <w:rFonts w:ascii="Times New Roman" w:eastAsia="宋体" w:hAnsi="Times New Roman" w:cs="Cambria Math"/>
+          </w:rPr>
+          <m:t>A</m:t>
+        </m:r>
+        <m:r>
+          <w:rPr>
+            <w:rFonts w:ascii="Times New Roman" w:eastAsia="宋体" w:hAnsi="Times New Roman" w:cs="Cambria Math"/>
+          </w:rPr>
+          <m:t>B</m:t>
+        </m:r>
+        <m:r>
+          <w:rPr>
+            <w:rFonts w:ascii="Times New Roman" w:eastAsia="宋体" w:hAnsi="Times New Roman" w:cs="Cambria Math"/>
+          </w:rPr>
+          <m:t>C</m:t>
+        </m:r>
+      </m:oMath>
+      <w:r>
+        <w:rPr>
+          <w:b/>
+          <w:sz w:val="21"/>
+        </w:rPr>
+        <w:t>为等边三角形.</w:t>
+      </w:r>
+      <w:r>
+        <w:rPr>
+          <w:b/>
+          <w:sz w:val="21"/>
+        </w:rPr>
         <w:t/>
       </w:r>
       <w:r>
@@ -35407,81 +35261,18 @@
         </w:rPr>
         <w:t/>
       </w:r>
-      <m:oMathPara>
-        <m:oMathParaPr>
-          <m:jc m:val="left"/>
-        </m:oMathParaPr>
-        <m:oMath>
-          <m:r>
-            <w:rPr>
-              <w:rFonts w:ascii="Times New Roman" w:eastAsia="宋体" w:hAnsi="Times New Roman" w:cs="Cambria Math"/>
-            </w:rPr>
-            <m:t>O</m:t>
-          </m:r>
-        </m:oMath>
-      </m:oMathPara>
       <w:r>
         <w:rPr>
           <w:sz w:val="21"/>
         </w:rPr>
         <w:t/>
       </w:r>
-      <m:oMathPara>
-        <m:oMathParaPr>
-          <m:jc m:val="left"/>
-        </m:oMathParaPr>
-        <m:oMath>
-          <m:r>
-            <w:rPr>
-              <w:rFonts w:ascii="Times New Roman" w:eastAsia="宋体" w:hAnsi="Times New Roman" w:cs="Cambria Math"/>
-            </w:rPr>
-            <m:t>A</m:t>
-          </m:r>
-          <m:r>
-            <w:rPr>
-              <w:rFonts w:ascii="Times New Roman" w:eastAsia="宋体" w:hAnsi="Times New Roman" w:cs="Cambria Math"/>
-            </w:rPr>
-            <m:t>B</m:t>
-          </m:r>
-          <m:r>
-            <w:rPr>
-              <w:rFonts w:ascii="Times New Roman" w:eastAsia="宋体" w:hAnsi="Times New Roman" w:cs="Cambria Math"/>
-            </w:rPr>
-            <m:t>C</m:t>
-          </m:r>
-        </m:oMath>
-      </m:oMathPara>
       <w:r>
         <w:rPr>
           <w:sz w:val="21"/>
         </w:rPr>
         <w:t/>
       </w:r>
-      <m:oMathPara>
-        <m:oMathParaPr>
-          <m:jc m:val="left"/>
-        </m:oMathParaPr>
-        <m:oMath>
-          <m:r>
-            <w:rPr>
-              <w:rFonts w:ascii="Times New Roman" w:eastAsia="宋体" w:hAnsi="Times New Roman" w:cs="Cambria Math"/>
-            </w:rPr>
-            <m:t>A</m:t>
-          </m:r>
-          <m:r>
-            <w:rPr>
-              <w:rFonts w:ascii="Times New Roman" w:eastAsia="宋体" w:hAnsi="Times New Roman" w:cs="Cambria Math"/>
-            </w:rPr>
-            <m:t>B</m:t>
-          </m:r>
-          <m:r>
-            <w:rPr>
-              <w:rFonts w:ascii="Times New Roman" w:eastAsia="宋体" w:hAnsi="Times New Roman" w:cs="Cambria Math"/>
-            </w:rPr>
-            <m:t>C</m:t>
-          </m:r>
-        </m:oMath>
-      </m:oMathPara>
       <w:r>
         <w:rPr>
           <w:sz w:val="21"/>
@@ -49290,7 +49081,7 @@
         <w:rPr>
           <w:sz w:val="21"/>
         </w:rPr>
-        <w:t>分别是它的外心、内心，垂心，已知</w:t>
+        <w:t>分别是它的外心、内心、垂心，已知</w:t>
       </w:r>
       <m:oMath>
         <m:r>

--- a/高中数学/高中数学同步/人教B版选必1 第1章 空间向量与立体几何·衔接件（29题）.docx
+++ b/高中数学/高中数学同步/人教B版选必1 第1章 空间向量与立体几何·衔接件（29题）.docx
@@ -51106,7 +51106,7 @@
         <w:sz w:val="21"/>
         <w:szCs w:val="21"/>
       </w:rPr>
-      <w:t>170</w:t>
+      <w:t>136</w:t>
     </w:r>
     <w:r>
       <w:rPr>
@@ -51122,7 +51122,7 @@
         <w:sz w:val="21"/>
         <w:szCs w:val="21"/>
       </w:rPr>
-      <w:t>·本部第1–22页（共22页）</w:t>
+      <w:t>·本部第1–15页（共15页）</w:t>
     </w:r>
   </w:p>
 </w:ftr>

--- a/高中数学/高中数学同步/人教B版选必1 第1章 空间向量与立体几何·衔接件（29题）.docx
+++ b/高中数学/高中数学同步/人教B版选必1 第1章 空间向量与立体几何·衔接件（29题）.docx
@@ -21,8 +21,16 @@
       <w:r>
         <w:rPr>
           <w:b/>
-        </w:rPr>
-        <w:t>1.2.1 空间中的点、直线与空间向量</w:t>
+          <w:bCs/>
+          <w:shd w:val="clear" w:color="auto" w:fill="A6A6A6"/>
+        </w:rPr>
+        <w:t xml:space="preserve">1.2.1</w:t>
+      </w:r>
+      <w:r>
+        <w:rPr>
+          <w:b/>
+        </w:rPr>
+        <w:t xml:space="preserve"> 空间中的点、直线与空间向量</w:t>
       </w:r>
     </w:p>
     <w:tbl>
@@ -3401,16 +3409,6 @@
         </w:rPr>
         <w:t xml:space="preserve">平行线分线段成比例定理、相似三角形的判定与性质</w:t>
       </w:r>
-    </w:p>
-    <w:p>
-      <w:pPr>
-        <w:shd w:val="clear" w:color="auto" w:fill="auto"/>
-        <w:spacing w:line="288" w:lineRule="auto" w:before="0" w:after="0"/>
-        <w:jc w:val="left"/>
-        <w:rPr>
-          <w:sz w:val="21"/>
-        </w:rPr>
-      </w:pPr>
       <w:r>
         <w:rPr>
           <w:b/>
@@ -4196,16 +4194,6 @@
         </w:rPr>
         <w:t xml:space="preserve"> </w:t>
       </w:r>
-    </w:p>
-    <w:p>
-      <w:pPr>
-        <w:shd w:val="clear" w:color="auto" w:fill="auto"/>
-        <w:spacing w:line="288" w:lineRule="auto" w:before="0" w:after="0"/>
-        <w:jc w:val="left"/>
-        <w:rPr>
-          <w:sz w:val="21"/>
-        </w:rPr>
-      </w:pPr>
       <w:r>
         <w:rPr>
           <w:sz w:val="21"/>
@@ -5095,16 +5083,6 @@
         </w:rPr>
         <w:t xml:space="preserve">相似三角形的性质、平行四边形的性质</w:t>
       </w:r>
-    </w:p>
-    <w:p>
-      <w:pPr>
-        <w:shd w:val="clear" w:color="auto" w:fill="auto"/>
-        <w:spacing w:line="288" w:lineRule="auto" w:before="0" w:after="0"/>
-        <w:jc w:val="left"/>
-        <w:rPr>
-          <w:sz w:val="21"/>
-        </w:rPr>
-      </w:pPr>
       <w:r>
         <w:rPr>
           <w:b/>
@@ -7111,16 +7089,6 @@
         </w:rPr>
         <w:t>，</w:t>
       </w:r>
-    </w:p>
-    <w:p>
-      <w:pPr>
-        <w:shd w:val="clear" w:color="auto" w:fill="auto"/>
-        <w:spacing w:line="288" w:lineRule="auto" w:before="0" w:after="0"/>
-        <w:jc w:val="left"/>
-        <w:rPr>
-          <w:sz w:val="21"/>
-        </w:rPr>
-      </w:pPr>
       <m:oMathPara>
         <m:oMathParaPr>
           <m:jc m:val="left"/>
@@ -10263,16 +10231,6 @@
         </w:rPr>
         <w:t>，</w:t>
       </w:r>
-    </w:p>
-    <w:p>
-      <w:pPr>
-        <w:shd w:val="clear" w:color="auto" w:fill="auto"/>
-        <w:spacing w:line="288" w:lineRule="auto" w:before="0" w:after="0"/>
-        <w:jc w:val="left"/>
-        <w:rPr>
-          <w:sz w:val="21"/>
-        </w:rPr>
-      </w:pPr>
       <m:oMathPara>
         <m:oMathParaPr>
           <m:jc m:val="left"/>
@@ -11236,16 +11194,6 @@
         </w:rPr>
         <w:t xml:space="preserve">射影定理</w:t>
       </w:r>
-    </w:p>
-    <w:p>
-      <w:pPr>
-        <w:shd w:val="clear" w:color="auto" w:fill="auto"/>
-        <w:spacing w:line="288" w:lineRule="auto" w:before="0" w:after="0"/>
-        <w:jc w:val="left"/>
-        <w:rPr>
-          <w:sz w:val="21"/>
-        </w:rPr>
-      </w:pPr>
       <w:r>
         <w:rPr>
           <w:b/>
@@ -13717,16 +13665,6 @@
         </w:rPr>
         <w:t>，</w:t>
       </w:r>
-    </w:p>
-    <w:p>
-      <w:pPr>
-        <w:shd w:val="clear" w:color="auto" w:fill="auto"/>
-        <w:spacing w:line="288" w:lineRule="auto" w:before="0" w:after="0"/>
-        <w:jc w:val="left"/>
-        <w:rPr>
-          <w:sz w:val="21"/>
-        </w:rPr>
-      </w:pPr>
       <w:r>
         <w:rPr>
           <w:sz w:val="21"/>
@@ -15885,16 +15823,6 @@
         </w:rPr>
         <w:t>试题解析：</w:t>
       </w:r>
-    </w:p>
-    <w:p>
-      <w:pPr>
-        <w:shd w:val="clear" w:color="auto" w:fill="auto"/>
-        <w:spacing w:line="288" w:lineRule="auto" w:before="0" w:after="0"/>
-        <w:jc w:val="left"/>
-        <w:rPr>
-          <w:sz w:val="21"/>
-        </w:rPr>
-      </w:pPr>
       <w:r>
         <w:rPr>
           <w:sz w:val="21"/>
@@ -16603,16 +16531,6 @@
         </w:rPr>
         <w:t>，</w:t>
       </w:r>
-    </w:p>
-    <w:p>
-      <w:pPr>
-        <w:shd w:val="clear" w:color="auto" w:fill="auto"/>
-        <w:spacing w:line="288" w:lineRule="auto" w:before="0" w:after="0"/>
-        <w:jc w:val="left"/>
-        <w:rPr>
-          <w:sz w:val="21"/>
-        </w:rPr>
-      </w:pPr>
       <w:r>
         <w:rPr>
           <w:sz w:val="21"/>
@@ -16822,16 +16740,6 @@
         </w:rPr>
         <w:t>，</w:t>
       </w:r>
-    </w:p>
-    <w:p>
-      <w:pPr>
-        <w:shd w:val="clear" w:color="auto" w:fill="auto"/>
-        <w:spacing w:line="288" w:lineRule="auto" w:before="0" w:after="0"/>
-        <w:jc w:val="left"/>
-        <w:rPr>
-          <w:sz w:val="21"/>
-        </w:rPr>
-      </w:pPr>
       <m:oMathPara>
         <m:oMathParaPr>
           <m:jc m:val="left"/>
@@ -17481,16 +17389,6 @@
         </w:rPr>
         <w:t>．</w:t>
       </w:r>
-    </w:p>
-    <w:p>
-      <w:pPr>
-        <w:shd w:val="clear" w:color="auto" w:fill="auto"/>
-        <w:spacing w:line="288" w:lineRule="auto" w:before="0" w:after="0"/>
-        <w:jc w:val="left"/>
-        <w:rPr>
-          <w:sz w:val="21"/>
-        </w:rPr>
-      </w:pPr>
       <m:oMathPara>
         <m:oMathParaPr>
           <m:jc m:val="left"/>
@@ -18527,16 +18425,6 @@
         </w:rPr>
         <w:t>，</w:t>
       </w:r>
-    </w:p>
-    <w:p>
-      <w:pPr>
-        <w:shd w:val="clear" w:color="auto" w:fill="auto"/>
-        <w:spacing w:line="288" w:lineRule="auto" w:before="0" w:after="0"/>
-        <w:jc w:val="left"/>
-        <w:rPr>
-          <w:sz w:val="21"/>
-        </w:rPr>
-      </w:pPr>
       <w:r>
         <w:rPr>
           <w:sz w:val="21"/>
@@ -18662,16 +18550,6 @@
         </w:rPr>
         <w:t>，</w:t>
       </w:r>
-    </w:p>
-    <w:p>
-      <w:pPr>
-        <w:shd w:val="clear" w:color="auto" w:fill="auto"/>
-        <w:spacing w:line="288" w:lineRule="auto" w:before="0" w:after="0"/>
-        <w:jc w:val="left"/>
-        <w:rPr>
-          <w:sz w:val="21"/>
-        </w:rPr>
-      </w:pPr>
       <w:r>
         <w:rPr>
           <w:sz w:val="21"/>
@@ -19561,16 +19439,6 @@
         </w:rPr>
         <w:t xml:space="preserve">角平分线的性质定理</w:t>
       </w:r>
-    </w:p>
-    <w:p>
-      <w:pPr>
-        <w:shd w:val="clear" w:color="auto" w:fill="auto"/>
-        <w:spacing w:line="288" w:lineRule="auto" w:before="0" w:after="0"/>
-        <w:jc w:val="left"/>
-        <w:rPr>
-          <w:sz w:val="21"/>
-        </w:rPr>
-      </w:pPr>
       <w:r>
         <w:rPr>
           <w:b/>
@@ -21465,16 +21333,6 @@
         </w:rPr>
         <w:t xml:space="preserve">角平分线的性质定理</w:t>
       </w:r>
-    </w:p>
-    <w:p>
-      <w:pPr>
-        <w:shd w:val="clear" w:color="auto" w:fill="auto"/>
-        <w:spacing w:line="288" w:lineRule="auto" w:before="0" w:after="0"/>
-        <w:jc w:val="left"/>
-        <w:rPr>
-          <w:sz w:val="21"/>
-        </w:rPr>
-      </w:pPr>
       <w:r>
         <w:rPr>
           <w:b/>
@@ -24092,8 +23950,16 @@
       <w:r>
         <w:rPr>
           <w:b/>
-        </w:rPr>
-        <w:t>1.2.5 空间中的距离</w:t>
+          <w:bCs/>
+          <w:shd w:val="clear" w:color="auto" w:fill="A6A6A6"/>
+        </w:rPr>
+        <w:t xml:space="preserve">1.2.5</w:t>
+      </w:r>
+      <w:r>
+        <w:rPr>
+          <w:b/>
+        </w:rPr>
+        <w:t xml:space="preserve"> 空间中的距离</w:t>
       </w:r>
     </w:p>
     <w:tbl>
@@ -26176,13 +26042,6 @@
         </w:rPr>
         <w:t>，</w:t>
       </w:r>
-    </w:p>
-    <w:p>
-      <w:pPr>
-        <w:shd w:val="clear" w:color="auto" w:fill="auto"/>
-        <w:spacing w:line="288" w:lineRule="auto" w:before="0" w:after="0"/>
-        <w:jc w:val="left"/>
-      </w:pPr>
       <m:oMathPara>
         <m:oMathParaPr>
           <m:jc m:val="left"/>
@@ -26574,13 +26433,6 @@
         </w:rPr>
         <w:t>.</w:t>
       </w:r>
-    </w:p>
-    <w:p>
-      <w:pPr>
-        <w:shd w:val="clear" w:color="auto" w:fill="auto"/>
-        <w:spacing w:line="288" w:lineRule="auto" w:before="0" w:after="0"/>
-        <w:jc w:val="left"/>
-      </w:pPr>
       <w:r>
         <w:rPr>
           <w:sz w:val="21"/>
@@ -26856,13 +26708,6 @@
         </w:rPr>
         <w:t>重合，</w:t>
       </w:r>
-    </w:p>
-    <w:p>
-      <w:pPr>
-        <w:shd w:val="clear" w:color="auto" w:fill="auto"/>
-        <w:spacing w:line="288" w:lineRule="auto" w:before="0" w:after="0"/>
-        <w:jc w:val="left"/>
-      </w:pPr>
       <m:oMathPara>
         <m:oMathParaPr>
           <m:jc m:val="left"/>
@@ -27674,13 +27519,6 @@
         </w:rPr>
         <w:t>，</w:t>
       </w:r>
-    </w:p>
-    <w:p>
-      <w:pPr>
-        <w:shd w:val="clear" w:color="auto" w:fill="auto"/>
-        <w:spacing w:line="288" w:lineRule="auto" w:before="0" w:after="0"/>
-        <w:jc w:val="left"/>
-      </w:pPr>
       <m:oMathPara>
         <m:oMathParaPr>
           <m:jc m:val="left"/>
@@ -30217,16 +30055,6 @@
         </w:rPr>
         <w:t>．</w:t>
       </w:r>
-    </w:p>
-    <w:p>
-      <w:pPr>
-        <w:shd w:val="clear" w:color="auto" w:fill="auto"/>
-        <w:spacing w:line="288" w:lineRule="auto" w:before="0" w:after="0"/>
-        <w:jc w:val="left"/>
-        <w:rPr>
-          <w:sz w:val="21"/>
-        </w:rPr>
-      </w:pPr>
       <w:r>
         <w:rPr>
           <w:rFonts w:ascii="Times New Roman" w:eastAsia="宋体" w:hAnsi="Times New Roman" w:cs="Times New Roman"/>
@@ -31394,16 +31222,6 @@
           </m:r>
         </m:oMath>
       </m:oMathPara>
-    </w:p>
-    <w:p>
-      <w:pPr>
-        <w:shd w:val="clear" w:color="auto" w:fill="auto"/>
-        <w:spacing w:line="288" w:lineRule="auto" w:before="0" w:after="0"/>
-        <w:jc w:val="left"/>
-        <w:rPr>
-          <w:sz w:val="21"/>
-        </w:rPr>
-      </w:pPr>
       <m:oMathPara>
         <m:oMathParaPr>
           <m:jc m:val="left"/>
@@ -32591,16 +32409,6 @@
         </w:rPr>
         <w:t>分别为内切圆在三边上的切点，</w:t>
       </w:r>
-    </w:p>
-    <w:p>
-      <w:pPr>
-        <w:shd w:val="clear" w:color="auto" w:fill="auto"/>
-        <w:spacing w:line="288" w:lineRule="auto" w:before="0" w:after="0"/>
-        <w:jc w:val="left"/>
-        <w:rPr>
-          <w:sz w:val="21"/>
-        </w:rPr>
-      </w:pPr>
       <m:oMathPara>
         <m:oMathParaPr>
           <m:jc m:val="left"/>
@@ -34649,6 +34457,178 @@
         </w:rPr>
         <w:t>.</w:t>
       </w:r>
+      <m:oMathPara>
+        <m:oMathParaPr>
+          <m:jc m:val="left"/>
+        </m:oMathParaPr>
+        <m:oMath>
+          <m:r>
+            <w:rPr>
+              <w:rFonts w:ascii="Times New Roman" w:eastAsia="宋体" w:hAnsi="Times New Roman" w:cs="Cambria Math"/>
+            </w:rPr>
+            <m:t>∵</m:t>
+          </m:r>
+          <m:r>
+            <w:rPr>
+              <w:rFonts w:ascii="Times New Roman" w:eastAsia="宋体" w:hAnsi="Times New Roman" w:cs="Cambria Math"/>
+            </w:rPr>
+            <m:t>O</m:t>
+          </m:r>
+        </m:oMath>
+      </m:oMathPara>
+      <w:r>
+        <w:rPr>
+          <w:sz w:val="21"/>
+        </w:rPr>
+        <w:t>为三角形的内心，故</w:t>
+      </w:r>
+      <m:oMathPara>
+        <m:oMathParaPr>
+          <m:jc m:val="left"/>
+        </m:oMathParaPr>
+        <m:oMath>
+          <m:r>
+            <w:rPr>
+              <w:rFonts w:ascii="Times New Roman" w:eastAsia="宋体" w:hAnsi="Times New Roman" w:cs="Cambria Math"/>
+            </w:rPr>
+            <m:t>A</m:t>
+          </m:r>
+          <m:r>
+            <w:rPr>
+              <w:rFonts w:ascii="Times New Roman" w:eastAsia="宋体" w:hAnsi="Times New Roman" w:cs="Cambria Math"/>
+            </w:rPr>
+            <m:t>D</m:t>
+          </m:r>
+        </m:oMath>
+      </m:oMathPara>
+      <w:r>
+        <w:rPr>
+          <w:sz w:val="21"/>
+        </w:rPr>
+        <w:t>平分</w:t>
+      </w:r>
+      <m:oMathPara>
+        <m:oMathParaPr>
+          <m:jc m:val="left"/>
+        </m:oMathParaPr>
+        <m:oMath>
+          <m:r>
+            <w:rPr>
+              <w:rFonts w:ascii="Times New Roman" w:eastAsia="宋体" w:hAnsi="Times New Roman" w:cs="Cambria Math"/>
+            </w:rPr>
+            <m:t>∠</m:t>
+          </m:r>
+          <m:r>
+            <w:rPr>
+              <w:rFonts w:ascii="Times New Roman" w:eastAsia="宋体" w:hAnsi="Times New Roman" w:cs="Cambria Math"/>
+            </w:rPr>
+            <m:t>B</m:t>
+          </m:r>
+          <m:r>
+            <w:rPr>
+              <w:rFonts w:ascii="Times New Roman" w:eastAsia="宋体" w:hAnsi="Times New Roman" w:cs="Cambria Math"/>
+            </w:rPr>
+            <m:t>A</m:t>
+          </m:r>
+          <m:r>
+            <w:rPr>
+              <w:rFonts w:ascii="Times New Roman" w:eastAsia="宋体" w:hAnsi="Times New Roman" w:cs="Cambria Math"/>
+            </w:rPr>
+            <m:t>C</m:t>
+          </m:r>
+        </m:oMath>
+      </m:oMathPara>
+      <w:r>
+        <w:rPr>
+          <w:sz w:val="21"/>
+        </w:rPr>
+        <w:t>，</w:t>
+      </w:r>
+      <m:oMathPara>
+        <m:oMathParaPr>
+          <m:jc m:val="left"/>
+        </m:oMathParaPr>
+        <m:oMath>
+          <m:r>
+            <w:rPr>
+              <w:rFonts w:ascii="Times New Roman" w:eastAsia="宋体" w:hAnsi="Times New Roman" w:cs="Cambria Math"/>
+            </w:rPr>
+            <m:t>∴</m:t>
+          </m:r>
+          <m:f>
+            <m:num>
+              <m:r>
+                <w:rPr>
+                  <w:rFonts w:ascii="Times New Roman" w:eastAsia="宋体" w:hAnsi="Times New Roman" w:cs="Cambria Math"/>
+                </w:rPr>
+                <m:t>A</m:t>
+              </m:r>
+              <m:r>
+                <w:rPr>
+                  <w:rFonts w:ascii="Times New Roman" w:eastAsia="宋体" w:hAnsi="Times New Roman" w:cs="Cambria Math"/>
+                </w:rPr>
+                <m:t>B</m:t>
+              </m:r>
+            </m:num>
+            <m:den>
+              <m:r>
+                <w:rPr>
+                  <w:rFonts w:ascii="Times New Roman" w:eastAsia="宋体" w:hAnsi="Times New Roman" w:cs="Cambria Math"/>
+                </w:rPr>
+                <m:t>A</m:t>
+              </m:r>
+              <m:r>
+                <w:rPr>
+                  <w:rFonts w:ascii="Times New Roman" w:eastAsia="宋体" w:hAnsi="Times New Roman" w:cs="Cambria Math"/>
+                </w:rPr>
+                <m:t>C</m:t>
+              </m:r>
+            </m:den>
+          </m:f>
+          <m:r>
+            <w:rPr>
+              <w:rFonts w:ascii="Times New Roman" w:eastAsia="宋体" w:hAnsi="Times New Roman" w:cs="Cambria Math"/>
+            </w:rPr>
+            <m:t>=</m:t>
+          </m:r>
+          <m:f>
+            <m:num>
+              <m:r>
+                <w:rPr>
+                  <w:rFonts w:ascii="Times New Roman" w:eastAsia="宋体" w:hAnsi="Times New Roman" w:cs="Cambria Math"/>
+                </w:rPr>
+                <m:t>B</m:t>
+              </m:r>
+              <m:r>
+                <w:rPr>
+                  <w:rFonts w:ascii="Times New Roman" w:eastAsia="宋体" w:hAnsi="Times New Roman" w:cs="Cambria Math"/>
+                </w:rPr>
+                <m:t>D</m:t>
+              </m:r>
+            </m:num>
+            <m:den>
+              <m:r>
+                <w:rPr>
+                  <w:rFonts w:ascii="Times New Roman" w:eastAsia="宋体" w:hAnsi="Times New Roman" w:cs="Cambria Math"/>
+                </w:rPr>
+                <m:t>D</m:t>
+              </m:r>
+              <m:r>
+                <w:rPr>
+                  <w:rFonts w:ascii="Times New Roman" w:eastAsia="宋体" w:hAnsi="Times New Roman" w:cs="Cambria Math"/>
+                </w:rPr>
+                <m:t>C</m:t>
+              </m:r>
+            </m:den>
+          </m:f>
+        </m:oMath>
+      </m:oMathPara>
+      <w:r>
+        <w:rPr>
+          <w:sz w:val="21"/>
+        </w:rPr>
+        <w:t>（角平分线性质定理）</w:t>
+      </w:r>
     </w:p>
     <w:p>
       <w:pPr>
@@ -34682,7 +34662,155 @@
         <w:rPr>
           <w:sz w:val="21"/>
         </w:rPr>
-        <w:t>为三角形的内心，故</w:t>
+        <w:t>为三角形的重心，</w:t>
+      </w:r>
+      <m:oMathPara>
+        <m:oMathParaPr>
+          <m:jc m:val="left"/>
+        </m:oMathParaPr>
+        <m:oMath>
+          <m:r>
+            <w:rPr>
+              <w:rFonts w:ascii="Times New Roman" w:eastAsia="宋体" w:hAnsi="Times New Roman" w:cs="Cambria Math"/>
+            </w:rPr>
+            <m:t>D</m:t>
+          </m:r>
+        </m:oMath>
+      </m:oMathPara>
+      <w:r>
+        <w:rPr>
+          <w:sz w:val="21"/>
+        </w:rPr>
+        <w:t>为</w:t>
+      </w:r>
+      <m:oMathPara>
+        <m:oMathParaPr>
+          <m:jc m:val="left"/>
+        </m:oMathParaPr>
+        <m:oMath>
+          <m:r>
+            <w:rPr>
+              <w:rFonts w:ascii="Times New Roman" w:eastAsia="宋体" w:hAnsi="Times New Roman" w:cs="Cambria Math"/>
+            </w:rPr>
+            <m:t>B</m:t>
+          </m:r>
+          <m:r>
+            <w:rPr>
+              <w:rFonts w:ascii="Times New Roman" w:eastAsia="宋体" w:hAnsi="Times New Roman" w:cs="Cambria Math"/>
+            </w:rPr>
+            <m:t>C</m:t>
+          </m:r>
+        </m:oMath>
+      </m:oMathPara>
+      <w:r>
+        <w:rPr>
+          <w:sz w:val="21"/>
+        </w:rPr>
+        <w:t>的中点，即</w:t>
+      </w:r>
+      <m:oMathPara>
+        <m:oMathParaPr>
+          <m:jc m:val="left"/>
+        </m:oMathParaPr>
+        <m:oMath>
+          <m:r>
+            <w:rPr>
+              <w:rFonts w:ascii="Times New Roman" w:eastAsia="宋体" w:hAnsi="Times New Roman" w:cs="Cambria Math"/>
+            </w:rPr>
+            <m:t>B</m:t>
+          </m:r>
+          <m:r>
+            <w:rPr>
+              <w:rFonts w:ascii="Times New Roman" w:eastAsia="宋体" w:hAnsi="Times New Roman" w:cs="Cambria Math"/>
+            </w:rPr>
+            <m:t>D</m:t>
+          </m:r>
+          <m:r>
+            <w:rPr>
+              <w:rFonts w:ascii="Times New Roman" w:eastAsia="宋体" w:hAnsi="Times New Roman" w:cs="Cambria Math"/>
+            </w:rPr>
+            <m:t>=</m:t>
+          </m:r>
+          <m:r>
+            <w:rPr>
+              <w:rFonts w:ascii="Times New Roman" w:eastAsia="宋体" w:hAnsi="Times New Roman" w:cs="Cambria Math"/>
+            </w:rPr>
+            <m:t>D</m:t>
+          </m:r>
+          <m:r>
+            <w:rPr>
+              <w:rFonts w:ascii="Times New Roman" w:eastAsia="宋体" w:hAnsi="Times New Roman" w:cs="Cambria Math"/>
+            </w:rPr>
+            <m:t>C</m:t>
+          </m:r>
+        </m:oMath>
+      </m:oMathPara>
+      <w:r>
+        <w:rPr>
+          <w:sz w:val="21"/>
+        </w:rPr>
+        <w:t>.</w:t>
+      </w:r>
+      <m:oMathPara>
+        <m:oMathParaPr>
+          <m:jc m:val="left"/>
+        </m:oMathParaPr>
+        <m:oMath>
+          <m:r>
+            <w:rPr>
+              <w:rFonts w:ascii="Times New Roman" w:eastAsia="宋体" w:hAnsi="Times New Roman" w:cs="Cambria Math"/>
+            </w:rPr>
+            <m:t>∴</m:t>
+          </m:r>
+          <m:f>
+            <m:num>
+              <m:r>
+                <w:rPr>
+                  <w:rFonts w:ascii="Times New Roman" w:eastAsia="宋体" w:hAnsi="Times New Roman" w:cs="Cambria Math"/>
+                </w:rPr>
+                <m:t>A</m:t>
+              </m:r>
+              <m:r>
+                <w:rPr>
+                  <w:rFonts w:ascii="Times New Roman" w:eastAsia="宋体" w:hAnsi="Times New Roman" w:cs="Cambria Math"/>
+                </w:rPr>
+                <m:t>B</m:t>
+              </m:r>
+            </m:num>
+            <m:den>
+              <m:r>
+                <w:rPr>
+                  <w:rFonts w:ascii="Times New Roman" w:eastAsia="宋体" w:hAnsi="Times New Roman" w:cs="Cambria Math"/>
+                </w:rPr>
+                <m:t>A</m:t>
+              </m:r>
+              <m:r>
+                <w:rPr>
+                  <w:rFonts w:ascii="Times New Roman" w:eastAsia="宋体" w:hAnsi="Times New Roman" w:cs="Cambria Math"/>
+                </w:rPr>
+                <m:t>C</m:t>
+              </m:r>
+            </m:den>
+          </m:f>
+          <m:r>
+            <w:rPr>
+              <w:rFonts w:ascii="Times New Roman" w:eastAsia="宋体" w:hAnsi="Times New Roman" w:cs="Cambria Math"/>
+            </w:rPr>
+            <m:t>=</m:t>
+          </m:r>
+          <m:r>
+            <w:rPr>
+              <w:rFonts w:ascii="Times New Roman" w:eastAsia="宋体" w:hAnsi="Times New Roman" w:cs="Cambria Math"/>
+            </w:rPr>
+            <m:t>1</m:t>
+          </m:r>
+        </m:oMath>
+      </m:oMathPara>
+      <w:r>
+        <w:rPr>
+          <w:sz w:val="21"/>
+        </w:rPr>
+        <w:t>，即</w:t>
       </w:r>
       <m:oMathPara>
         <m:oMathParaPr>
@@ -34699,37 +34827,18 @@
             <w:rPr>
               <w:rFonts w:ascii="Times New Roman" w:eastAsia="宋体" w:hAnsi="Times New Roman" w:cs="Cambria Math"/>
             </w:rPr>
-            <m:t>D</m:t>
-          </m:r>
-        </m:oMath>
-      </m:oMathPara>
-      <w:r>
-        <w:rPr>
-          <w:sz w:val="21"/>
-        </w:rPr>
-        <w:t>平分</w:t>
-      </w:r>
-      <m:oMathPara>
-        <m:oMathParaPr>
-          <m:jc m:val="left"/>
-        </m:oMathParaPr>
-        <m:oMath>
-          <m:r>
-            <w:rPr>
-              <w:rFonts w:ascii="Times New Roman" w:eastAsia="宋体" w:hAnsi="Times New Roman" w:cs="Cambria Math"/>
-            </w:rPr>
-            <m:t>∠</m:t>
-          </m:r>
-          <m:r>
-            <w:rPr>
-              <w:rFonts w:ascii="Times New Roman" w:eastAsia="宋体" w:hAnsi="Times New Roman" w:cs="Cambria Math"/>
-            </w:rPr>
             <m:t>B</m:t>
           </m:r>
           <m:r>
             <w:rPr>
               <w:rFonts w:ascii="Times New Roman" w:eastAsia="宋体" w:hAnsi="Times New Roman" w:cs="Cambria Math"/>
             </w:rPr>
+            <m:t>=</m:t>
+          </m:r>
+          <m:r>
+            <w:rPr>
+              <w:rFonts w:ascii="Times New Roman" w:eastAsia="宋体" w:hAnsi="Times New Roman" w:cs="Cambria Math"/>
+            </w:rPr>
             <m:t>A</m:t>
           </m:r>
           <m:r>
@@ -34744,7 +34853,105 @@
         <w:rPr>
           <w:sz w:val="21"/>
         </w:rPr>
-        <w:t>，</w:t>
+        <w:t>.</w:t>
+      </w:r>
+      <w:r>
+        <w:rPr>
+          <w:sz w:val="21"/>
+        </w:rPr>
+        <w:t>同理可得，</w:t>
+      </w:r>
+      <m:oMathPara>
+        <m:oMathParaPr>
+          <m:jc m:val="left"/>
+        </m:oMathParaPr>
+        <m:oMath>
+          <m:r>
+            <w:rPr>
+              <w:rFonts w:ascii="Times New Roman" w:eastAsia="宋体" w:hAnsi="Times New Roman" w:cs="Cambria Math"/>
+            </w:rPr>
+            <m:t>A</m:t>
+          </m:r>
+          <m:r>
+            <w:rPr>
+              <w:rFonts w:ascii="Times New Roman" w:eastAsia="宋体" w:hAnsi="Times New Roman" w:cs="Cambria Math"/>
+            </w:rPr>
+            <m:t>B</m:t>
+          </m:r>
+          <m:r>
+            <w:rPr>
+              <w:rFonts w:ascii="Times New Roman" w:eastAsia="宋体" w:hAnsi="Times New Roman" w:cs="Cambria Math"/>
+            </w:rPr>
+            <m:t>=</m:t>
+          </m:r>
+          <m:r>
+            <w:rPr>
+              <w:rFonts w:ascii="Times New Roman" w:eastAsia="宋体" w:hAnsi="Times New Roman" w:cs="Cambria Math"/>
+            </w:rPr>
+            <m:t>B</m:t>
+          </m:r>
+          <m:r>
+            <w:rPr>
+              <w:rFonts w:ascii="Times New Roman" w:eastAsia="宋体" w:hAnsi="Times New Roman" w:cs="Cambria Math"/>
+            </w:rPr>
+            <m:t>C</m:t>
+          </m:r>
+          <m:r>
+            <w:rPr>
+              <w:rFonts w:ascii="Times New Roman" w:eastAsia="宋体" w:hAnsi="Times New Roman" w:cs="Cambria Math"/>
+            </w:rPr>
+            <m:t>.</m:t>
+          </m:r>
+        </m:oMath>
+      </m:oMathPara>
+      <m:oMathPara>
+        <m:oMathParaPr>
+          <m:jc m:val="left"/>
+        </m:oMathParaPr>
+        <m:oMath>
+          <m:r>
+            <w:rPr>
+              <w:rFonts w:ascii="Times New Roman" w:eastAsia="宋体" w:hAnsi="Times New Roman" w:cs="Cambria Math"/>
+            </w:rPr>
+            <m:t>∴</m:t>
+          </m:r>
+          <m:r>
+            <w:rPr>
+              <w:rFonts w:ascii="Times New Roman" w:eastAsia="宋体" w:hAnsi="Times New Roman" w:cs="Cambria Math"/>
+            </w:rPr>
+            <m:t>△</m:t>
+          </m:r>
+          <m:r>
+            <w:rPr>
+              <w:rFonts w:ascii="Times New Roman" w:eastAsia="宋体" w:hAnsi="Times New Roman" w:cs="Cambria Math"/>
+            </w:rPr>
+            <m:t>A</m:t>
+          </m:r>
+          <m:r>
+            <w:rPr>
+              <w:rFonts w:ascii="Times New Roman" w:eastAsia="宋体" w:hAnsi="Times New Roman" w:cs="Cambria Math"/>
+            </w:rPr>
+            <m:t>B</m:t>
+          </m:r>
+          <m:r>
+            <w:rPr>
+              <w:rFonts w:ascii="Times New Roman" w:eastAsia="宋体" w:hAnsi="Times New Roman" w:cs="Cambria Math"/>
+            </w:rPr>
+            <m:t>C</m:t>
+          </m:r>
+        </m:oMath>
+      </m:oMathPara>
+      <w:r>
+        <w:rPr>
+          <w:sz w:val="21"/>
+        </w:rPr>
+        <w:t>为等边三角形</w:t>
+      </w:r>
+      <w:r>
+        <w:rPr>
+          <w:sz w:val="21"/>
+        </w:rPr>
+        <w:t>.</w:t>
       </w:r>
     </w:p>
     <w:p>
@@ -34756,90 +34963,176 @@
           <w:sz w:val="21"/>
         </w:rPr>
       </w:pPr>
-      <m:oMathPara>
-        <m:oMathParaPr>
-          <m:jc m:val="left"/>
-        </m:oMathParaPr>
-        <m:oMath>
-          <m:r>
-            <w:rPr>
-              <w:rFonts w:ascii="Times New Roman" w:eastAsia="宋体" w:hAnsi="Times New Roman" w:cs="Cambria Math"/>
-            </w:rPr>
-            <m:t>∴</m:t>
-          </m:r>
-          <m:f>
-            <m:num>
-              <m:r>
-                <w:rPr>
-                  <w:rFonts w:ascii="Times New Roman" w:eastAsia="宋体" w:hAnsi="Times New Roman" w:cs="Cambria Math"/>
-                </w:rPr>
-                <m:t>A</m:t>
-              </m:r>
-              <m:r>
-                <w:rPr>
-                  <w:rFonts w:ascii="Times New Roman" w:eastAsia="宋体" w:hAnsi="Times New Roman" w:cs="Cambria Math"/>
-                </w:rPr>
-                <m:t>B</m:t>
-              </m:r>
-            </m:num>
-            <m:den>
-              <m:r>
-                <w:rPr>
-                  <w:rFonts w:ascii="Times New Roman" w:eastAsia="宋体" w:hAnsi="Times New Roman" w:cs="Cambria Math"/>
-                </w:rPr>
-                <m:t>A</m:t>
-              </m:r>
-              <m:r>
-                <w:rPr>
-                  <w:rFonts w:ascii="Times New Roman" w:eastAsia="宋体" w:hAnsi="Times New Roman" w:cs="Cambria Math"/>
-                </w:rPr>
-                <m:t>C</m:t>
-              </m:r>
-            </m:den>
-          </m:f>
-          <m:r>
-            <w:rPr>
-              <w:rFonts w:ascii="Times New Roman" w:eastAsia="宋体" w:hAnsi="Times New Roman" w:cs="Cambria Math"/>
-            </w:rPr>
-            <m:t>=</m:t>
-          </m:r>
-          <m:f>
-            <m:num>
-              <m:r>
-                <w:rPr>
-                  <w:rFonts w:ascii="Times New Roman" w:eastAsia="宋体" w:hAnsi="Times New Roman" w:cs="Cambria Math"/>
-                </w:rPr>
-                <m:t>B</m:t>
-              </m:r>
-              <m:r>
-                <w:rPr>
-                  <w:rFonts w:ascii="Times New Roman" w:eastAsia="宋体" w:hAnsi="Times New Roman" w:cs="Cambria Math"/>
-                </w:rPr>
-                <m:t>D</m:t>
-              </m:r>
-            </m:num>
-            <m:den>
-              <m:r>
-                <w:rPr>
-                  <w:rFonts w:ascii="Times New Roman" w:eastAsia="宋体" w:hAnsi="Times New Roman" w:cs="Cambria Math"/>
-                </w:rPr>
-                <m:t>D</m:t>
-              </m:r>
-              <m:r>
-                <w:rPr>
-                  <w:rFonts w:ascii="Times New Roman" w:eastAsia="宋体" w:hAnsi="Times New Roman" w:cs="Cambria Math"/>
-                </w:rPr>
-                <m:t>C</m:t>
-              </m:r>
-            </m:den>
-          </m:f>
-        </m:oMath>
-      </m:oMathPara>
-      <w:r>
-        <w:rPr>
-          <w:sz w:val="21"/>
-        </w:rPr>
-        <w:t>（角平分线性质定理）</w:t>
+      <w:r>
+        <w:rPr>
+          <w:b/>
+          <w:sz w:val="21"/>
+          <w:bCs/>
+          <w:shd w:val="clear" w:color="auto" w:fill="A6A6A6"/>
+        </w:rPr>
+        <w:t>22．</w:t>
+      </w:r>
+      <w:r>
+        <w:rPr>
+          <w:b/>
+          <w:sz w:val="21"/>
+        </w:rPr>
+        <w:t>在</w:t>
+      </w:r>
+      <m:oMath>
+        <m:r>
+          <w:rPr>
+            <w:rFonts w:ascii="Times New Roman" w:eastAsia="宋体" w:hAnsi="Times New Roman" w:cs="Cambria Math"/>
+          </w:rPr>
+          <m:t>△</m:t>
+        </m:r>
+        <m:r>
+          <w:rPr>
+            <w:rFonts w:ascii="Times New Roman" w:eastAsia="宋体" w:hAnsi="Times New Roman" w:cs="Cambria Math"/>
+          </w:rPr>
+          <m:t>A</m:t>
+        </m:r>
+        <m:r>
+          <w:rPr>
+            <w:rFonts w:ascii="Times New Roman" w:eastAsia="宋体" w:hAnsi="Times New Roman" w:cs="Cambria Math"/>
+          </w:rPr>
+          <m:t>B</m:t>
+        </m:r>
+        <m:r>
+          <w:rPr>
+            <w:rFonts w:ascii="Times New Roman" w:eastAsia="宋体" w:hAnsi="Times New Roman" w:cs="Cambria Math"/>
+          </w:rPr>
+          <m:t>C</m:t>
+        </m:r>
+      </m:oMath>
+      <w:r>
+        <w:rPr>
+          <w:b/>
+          <w:sz w:val="21"/>
+        </w:rPr>
+        <w:t>中，</w:t>
+      </w:r>
+      <m:oMath>
+        <m:r>
+          <w:rPr>
+            <w:rFonts w:ascii="Times New Roman" w:eastAsia="宋体" w:hAnsi="Times New Roman" w:cs="Cambria Math"/>
+          </w:rPr>
+          <m:t>A</m:t>
+        </m:r>
+        <m:r>
+          <w:rPr>
+            <w:rFonts w:ascii="Times New Roman" w:eastAsia="宋体" w:hAnsi="Times New Roman" w:cs="Cambria Math"/>
+          </w:rPr>
+          <m:t>B</m:t>
+        </m:r>
+        <m:r>
+          <w:rPr>
+            <w:rFonts w:ascii="Times New Roman" w:eastAsia="宋体" w:hAnsi="Times New Roman" w:cs="Cambria Math"/>
+          </w:rPr>
+          <m:t>=</m:t>
+        </m:r>
+        <m:r>
+          <w:rPr>
+            <w:rFonts w:ascii="Times New Roman" w:eastAsia="宋体" w:hAnsi="Times New Roman" w:cs="Cambria Math"/>
+          </w:rPr>
+          <m:t>A</m:t>
+        </m:r>
+        <m:r>
+          <w:rPr>
+            <w:rFonts w:ascii="Times New Roman" w:eastAsia="宋体" w:hAnsi="Times New Roman" w:cs="Cambria Math"/>
+          </w:rPr>
+          <m:t>C</m:t>
+        </m:r>
+        <m:r>
+          <w:rPr>
+            <w:rFonts w:ascii="Times New Roman" w:eastAsia="宋体" w:hAnsi="Times New Roman" w:cs="Cambria Math"/>
+          </w:rPr>
+          <m:t>=</m:t>
+        </m:r>
+        <m:r>
+          <w:rPr>
+            <w:rFonts w:ascii="Times New Roman" w:eastAsia="宋体" w:hAnsi="Times New Roman" w:cs="Cambria Math"/>
+          </w:rPr>
+          <m:t>3</m:t>
+        </m:r>
+      </m:oMath>
+      <w:r>
+        <w:rPr>
+          <w:b/>
+          <w:sz w:val="21"/>
+        </w:rPr>
+        <w:t>，</w:t>
+      </w:r>
+      <m:oMath>
+        <m:r>
+          <w:rPr>
+            <w:rFonts w:ascii="Times New Roman" w:eastAsia="宋体" w:hAnsi="Times New Roman" w:cs="Cambria Math"/>
+          </w:rPr>
+          <m:t>B</m:t>
+        </m:r>
+        <m:r>
+          <w:rPr>
+            <w:rFonts w:ascii="Times New Roman" w:eastAsia="宋体" w:hAnsi="Times New Roman" w:cs="Cambria Math"/>
+          </w:rPr>
+          <m:t>C</m:t>
+        </m:r>
+        <m:r>
+          <w:rPr>
+            <w:rFonts w:ascii="Times New Roman" w:eastAsia="宋体" w:hAnsi="Times New Roman" w:cs="Cambria Math"/>
+          </w:rPr>
+          <m:t>=</m:t>
+        </m:r>
+        <m:r>
+          <w:rPr>
+            <w:rFonts w:ascii="Times New Roman" w:eastAsia="宋体" w:hAnsi="Times New Roman" w:cs="Cambria Math"/>
+          </w:rPr>
+          <m:t>2</m:t>
+        </m:r>
+      </m:oMath>
+      <w:r>
+        <w:rPr>
+          <w:b/>
+          <w:sz w:val="21"/>
+        </w:rPr>
+        <w:t>，求</w:t>
+      </w:r>
+      <w:r>
+        <w:rPr>
+          <w:b/>
+          <w:sz w:val="21"/>
+        </w:rPr>
+        <w:t/>
+      </w:r>
+      <w:r>
+        <w:rPr>
+          <w:b/>
+          <w:sz w:val="21"/>
+        </w:rPr>
+        <w:t/>
+      </w:r>
+      <w:r>
+        <w:rPr>
+          <w:sz w:val="21"/>
+        </w:rPr>
+        <w:t/>
+      </w:r>
+      <w:r>
+        <w:rPr>
+          <w:sz w:val="21"/>
+        </w:rPr>
+        <w:t/>
+      </w:r>
+      <w:r>
+        <w:rPr>
+          <w:sz w:val="21"/>
+        </w:rPr>
+        <w:t/>
+      </w:r>
+      <w:r>
+        <w:rPr>
+          <w:sz w:val="21"/>
+        </w:rPr>
+        <w:t/>
       </w:r>
     </w:p>
     <w:p>
@@ -34851,55 +35144,41 @@
           <w:sz w:val="21"/>
         </w:rPr>
       </w:pPr>
-      <m:oMathPara>
-        <m:oMathParaPr>
-          <m:jc m:val="left"/>
-        </m:oMathParaPr>
-        <m:oMath>
-          <m:r>
-            <w:rPr>
-              <w:rFonts w:ascii="Times New Roman" w:eastAsia="宋体" w:hAnsi="Times New Roman" w:cs="Cambria Math"/>
-            </w:rPr>
-            <m:t>∵</m:t>
-          </m:r>
-          <m:r>
-            <w:rPr>
-              <w:rFonts w:ascii="Times New Roman" w:eastAsia="宋体" w:hAnsi="Times New Roman" w:cs="Cambria Math"/>
-            </w:rPr>
-            <m:t>O</m:t>
-          </m:r>
-        </m:oMath>
-      </m:oMathPara>
-      <w:r>
-        <w:rPr>
-          <w:sz w:val="21"/>
-        </w:rPr>
-        <w:t>为三角形的重心，</w:t>
-      </w:r>
-      <m:oMathPara>
-        <m:oMathParaPr>
-          <m:jc m:val="left"/>
-        </m:oMathParaPr>
-        <m:oMath>
-          <m:r>
-            <w:rPr>
-              <w:rFonts w:ascii="Times New Roman" w:eastAsia="宋体" w:hAnsi="Times New Roman" w:cs="Cambria Math"/>
-            </w:rPr>
-            <m:t>D</m:t>
-          </m:r>
-        </m:oMath>
-      </m:oMathPara>
-      <w:r>
-        <w:rPr>
-          <w:sz w:val="21"/>
-        </w:rPr>
-        <w:t>为</w:t>
-      </w:r>
-      <m:oMathPara>
-        <m:oMathParaPr>
-          <m:jc m:val="left"/>
-        </m:oMathParaPr>
-        <m:oMath>
+      <w:r>
+        <w:rPr>
+          <w:sz w:val="21"/>
+        </w:rPr>
+        <w:t>（</w:t>
+      </w:r>
+      <w:r>
+        <w:rPr>
+          <w:sz w:val="21"/>
+        </w:rPr>
+        <w:t>1</w:t>
+      </w:r>
+      <w:r>
+        <w:rPr>
+          <w:sz w:val="21"/>
+        </w:rPr>
+        <w:t>）</w:t>
+      </w:r>
+      <m:oMathPara>
+        <m:oMathParaPr>
+          <m:jc m:val="left"/>
+        </m:oMathParaPr>
+        <m:oMath>
+          <m:r>
+            <w:rPr>
+              <w:rFonts w:ascii="Times New Roman" w:eastAsia="宋体" w:hAnsi="Times New Roman" w:cs="Cambria Math"/>
+            </w:rPr>
+            <m:t>△</m:t>
+          </m:r>
+          <m:r>
+            <w:rPr>
+              <w:rFonts w:ascii="Times New Roman" w:eastAsia="宋体" w:hAnsi="Times New Roman" w:cs="Cambria Math"/>
+            </w:rPr>
+            <m:t>A</m:t>
+          </m:r>
           <m:r>
             <w:rPr>
               <w:rFonts w:ascii="Times New Roman" w:eastAsia="宋体" w:hAnsi="Times New Roman" w:cs="Cambria Math"/>
@@ -34918,7 +35197,81 @@
         <w:rPr>
           <w:sz w:val="21"/>
         </w:rPr>
-        <w:t>的中点，即</w:t>
+        <w:t>的面积</w:t>
+      </w:r>
+      <m:oMathPara>
+        <m:oMathParaPr>
+          <m:jc m:val="left"/>
+        </m:oMathParaPr>
+        <m:oMath>
+          <m:sSub>
+            <m:e>
+              <m:r>
+                <w:rPr>
+                  <w:rFonts w:ascii="Times New Roman" w:eastAsia="宋体" w:hAnsi="Times New Roman" w:cs="Cambria Math"/>
+                </w:rPr>
+                <m:t>S</m:t>
+              </m:r>
+            </m:e>
+            <m:sub>
+              <m:r>
+                <w:rPr>
+                  <w:rFonts w:ascii="Times New Roman" w:eastAsia="宋体" w:hAnsi="Times New Roman" w:cs="Cambria Math"/>
+                </w:rPr>
+                <m:t>△</m:t>
+              </m:r>
+              <m:r>
+                <w:rPr>
+                  <w:rFonts w:ascii="Times New Roman" w:eastAsia="宋体" w:hAnsi="Times New Roman" w:cs="Cambria Math"/>
+                </w:rPr>
+                <m:t>A</m:t>
+              </m:r>
+              <m:r>
+                <w:rPr>
+                  <w:rFonts w:ascii="Times New Roman" w:eastAsia="宋体" w:hAnsi="Times New Roman" w:cs="Cambria Math"/>
+                </w:rPr>
+                <m:t>B</m:t>
+              </m:r>
+              <m:r>
+                <w:rPr>
+                  <w:rFonts w:ascii="Times New Roman" w:eastAsia="宋体" w:hAnsi="Times New Roman" w:cs="Cambria Math"/>
+                </w:rPr>
+                <m:t>C</m:t>
+              </m:r>
+            </m:sub>
+          </m:sSub>
+        </m:oMath>
+      </m:oMathPara>
+      <w:r>
+        <w:rPr>
+          <w:sz w:val="21"/>
+        </w:rPr>
+        <w:t>及</w:t>
+      </w:r>
+      <m:oMathPara>
+        <m:oMathParaPr>
+          <m:jc m:val="left"/>
+        </m:oMathParaPr>
+        <m:oMath>
+          <m:r>
+            <w:rPr>
+              <w:rFonts w:ascii="Times New Roman" w:eastAsia="宋体" w:hAnsi="Times New Roman" w:cs="Cambria Math"/>
+            </w:rPr>
+            <m:t>A</m:t>
+          </m:r>
+          <m:r>
+            <w:rPr>
+              <w:rFonts w:ascii="Times New Roman" w:eastAsia="宋体" w:hAnsi="Times New Roman" w:cs="Cambria Math"/>
+            </w:rPr>
+            <m:t>C</m:t>
+          </m:r>
+        </m:oMath>
+      </m:oMathPara>
+      <w:r>
+        <w:rPr>
+          <w:sz w:val="21"/>
+        </w:rPr>
+        <w:t>边上的高</w:t>
       </w:r>
       <m:oMathPara>
         <m:oMathParaPr>
@@ -34935,235 +35288,15 @@
             <w:rPr>
               <w:rFonts w:ascii="Times New Roman" w:eastAsia="宋体" w:hAnsi="Times New Roman" w:cs="Cambria Math"/>
             </w:rPr>
-            <m:t>D</m:t>
-          </m:r>
-          <m:r>
-            <w:rPr>
-              <w:rFonts w:ascii="Times New Roman" w:eastAsia="宋体" w:hAnsi="Times New Roman" w:cs="Cambria Math"/>
-            </w:rPr>
-            <m:t>=</m:t>
-          </m:r>
-          <m:r>
-            <w:rPr>
-              <w:rFonts w:ascii="Times New Roman" w:eastAsia="宋体" w:hAnsi="Times New Roman" w:cs="Cambria Math"/>
-            </w:rPr>
-            <m:t>D</m:t>
-          </m:r>
-          <m:r>
-            <w:rPr>
-              <w:rFonts w:ascii="Times New Roman" w:eastAsia="宋体" w:hAnsi="Times New Roman" w:cs="Cambria Math"/>
-            </w:rPr>
-            <m:t>C</m:t>
-          </m:r>
-        </m:oMath>
-      </m:oMathPara>
-      <w:r>
-        <w:rPr>
-          <w:sz w:val="21"/>
-        </w:rPr>
-        <w:t>.</w:t>
-      </w:r>
-      <m:oMathPara>
-        <m:oMathParaPr>
-          <m:jc m:val="left"/>
-        </m:oMathParaPr>
-        <m:oMath>
-          <m:r>
-            <w:rPr>
-              <w:rFonts w:ascii="Times New Roman" w:eastAsia="宋体" w:hAnsi="Times New Roman" w:cs="Cambria Math"/>
-            </w:rPr>
-            <m:t>∴</m:t>
-          </m:r>
-          <m:f>
-            <m:num>
-              <m:r>
-                <w:rPr>
-                  <w:rFonts w:ascii="Times New Roman" w:eastAsia="宋体" w:hAnsi="Times New Roman" w:cs="Cambria Math"/>
-                </w:rPr>
-                <m:t>A</m:t>
-              </m:r>
-              <m:r>
-                <w:rPr>
-                  <w:rFonts w:ascii="Times New Roman" w:eastAsia="宋体" w:hAnsi="Times New Roman" w:cs="Cambria Math"/>
-                </w:rPr>
-                <m:t>B</m:t>
-              </m:r>
-            </m:num>
-            <m:den>
-              <m:r>
-                <w:rPr>
-                  <w:rFonts w:ascii="Times New Roman" w:eastAsia="宋体" w:hAnsi="Times New Roman" w:cs="Cambria Math"/>
-                </w:rPr>
-                <m:t>A</m:t>
-              </m:r>
-              <m:r>
-                <w:rPr>
-                  <w:rFonts w:ascii="Times New Roman" w:eastAsia="宋体" w:hAnsi="Times New Roman" w:cs="Cambria Math"/>
-                </w:rPr>
-                <m:t>C</m:t>
-              </m:r>
-            </m:den>
-          </m:f>
-          <m:r>
-            <w:rPr>
-              <w:rFonts w:ascii="Times New Roman" w:eastAsia="宋体" w:hAnsi="Times New Roman" w:cs="Cambria Math"/>
-            </w:rPr>
-            <m:t>=</m:t>
-          </m:r>
-          <m:r>
-            <w:rPr>
-              <w:rFonts w:ascii="Times New Roman" w:eastAsia="宋体" w:hAnsi="Times New Roman" w:cs="Cambria Math"/>
-            </w:rPr>
-            <m:t>1</m:t>
-          </m:r>
-        </m:oMath>
-      </m:oMathPara>
-      <w:r>
-        <w:rPr>
-          <w:sz w:val="21"/>
-        </w:rPr>
-        <w:t>，即</w:t>
-      </w:r>
-      <m:oMathPara>
-        <m:oMathParaPr>
-          <m:jc m:val="left"/>
-        </m:oMathParaPr>
-        <m:oMath>
-          <m:r>
-            <w:rPr>
-              <w:rFonts w:ascii="Times New Roman" w:eastAsia="宋体" w:hAnsi="Times New Roman" w:cs="Cambria Math"/>
-            </w:rPr>
-            <m:t>A</m:t>
-          </m:r>
-          <m:r>
-            <w:rPr>
-              <w:rFonts w:ascii="Times New Roman" w:eastAsia="宋体" w:hAnsi="Times New Roman" w:cs="Cambria Math"/>
-            </w:rPr>
-            <m:t>B</m:t>
-          </m:r>
-          <m:r>
-            <w:rPr>
-              <w:rFonts w:ascii="Times New Roman" w:eastAsia="宋体" w:hAnsi="Times New Roman" w:cs="Cambria Math"/>
-            </w:rPr>
-            <m:t>=</m:t>
-          </m:r>
-          <m:r>
-            <w:rPr>
-              <w:rFonts w:ascii="Times New Roman" w:eastAsia="宋体" w:hAnsi="Times New Roman" w:cs="Cambria Math"/>
-            </w:rPr>
-            <m:t>A</m:t>
-          </m:r>
-          <m:r>
-            <w:rPr>
-              <w:rFonts w:ascii="Times New Roman" w:eastAsia="宋体" w:hAnsi="Times New Roman" w:cs="Cambria Math"/>
-            </w:rPr>
-            <m:t>C</m:t>
-          </m:r>
-        </m:oMath>
-      </m:oMathPara>
-      <w:r>
-        <w:rPr>
-          <w:sz w:val="21"/>
-        </w:rPr>
-        <w:t>.</w:t>
-      </w:r>
-      <w:r>
-        <w:rPr>
-          <w:sz w:val="21"/>
-        </w:rPr>
-        <w:t>同理可得，</w:t>
-      </w:r>
-      <m:oMathPara>
-        <m:oMathParaPr>
-          <m:jc m:val="left"/>
-        </m:oMathParaPr>
-        <m:oMath>
-          <m:r>
-            <w:rPr>
-              <w:rFonts w:ascii="Times New Roman" w:eastAsia="宋体" w:hAnsi="Times New Roman" w:cs="Cambria Math"/>
-            </w:rPr>
-            <m:t>A</m:t>
-          </m:r>
-          <m:r>
-            <w:rPr>
-              <w:rFonts w:ascii="Times New Roman" w:eastAsia="宋体" w:hAnsi="Times New Roman" w:cs="Cambria Math"/>
-            </w:rPr>
-            <m:t>B</m:t>
-          </m:r>
-          <m:r>
-            <w:rPr>
-              <w:rFonts w:ascii="Times New Roman" w:eastAsia="宋体" w:hAnsi="Times New Roman" w:cs="Cambria Math"/>
-            </w:rPr>
-            <m:t>=</m:t>
-          </m:r>
-          <m:r>
-            <w:rPr>
-              <w:rFonts w:ascii="Times New Roman" w:eastAsia="宋体" w:hAnsi="Times New Roman" w:cs="Cambria Math"/>
-            </w:rPr>
-            <m:t>B</m:t>
-          </m:r>
-          <m:r>
-            <w:rPr>
-              <w:rFonts w:ascii="Times New Roman" w:eastAsia="宋体" w:hAnsi="Times New Roman" w:cs="Cambria Math"/>
-            </w:rPr>
-            <m:t>C</m:t>
-          </m:r>
-          <m:r>
-            <w:rPr>
-              <w:rFonts w:ascii="Times New Roman" w:eastAsia="宋体" w:hAnsi="Times New Roman" w:cs="Cambria Math"/>
-            </w:rPr>
-            <m:t>.</m:t>
-          </m:r>
-        </m:oMath>
-      </m:oMathPara>
-      <m:oMathPara>
-        <m:oMathParaPr>
-          <m:jc m:val="left"/>
-        </m:oMathParaPr>
-        <m:oMath>
-          <m:r>
-            <w:rPr>
-              <w:rFonts w:ascii="Times New Roman" w:eastAsia="宋体" w:hAnsi="Times New Roman" w:cs="Cambria Math"/>
-            </w:rPr>
-            <m:t>∴</m:t>
-          </m:r>
-          <m:r>
-            <w:rPr>
-              <w:rFonts w:ascii="Times New Roman" w:eastAsia="宋体" w:hAnsi="Times New Roman" w:cs="Cambria Math"/>
-            </w:rPr>
-            <m:t>△</m:t>
-          </m:r>
-          <m:r>
-            <w:rPr>
-              <w:rFonts w:ascii="Times New Roman" w:eastAsia="宋体" w:hAnsi="Times New Roman" w:cs="Cambria Math"/>
-            </w:rPr>
-            <m:t>A</m:t>
-          </m:r>
-          <m:r>
-            <w:rPr>
-              <w:rFonts w:ascii="Times New Roman" w:eastAsia="宋体" w:hAnsi="Times New Roman" w:cs="Cambria Math"/>
-            </w:rPr>
-            <m:t>B</m:t>
-          </m:r>
-          <m:r>
-            <w:rPr>
-              <w:rFonts w:ascii="Times New Roman" w:eastAsia="宋体" w:hAnsi="Times New Roman" w:cs="Cambria Math"/>
-            </w:rPr>
-            <m:t>C</m:t>
-          </m:r>
-        </m:oMath>
-      </m:oMathPara>
-      <w:r>
-        <w:rPr>
-          <w:sz w:val="21"/>
-        </w:rPr>
-        <w:t>为等边三角形</w:t>
-      </w:r>
-      <w:r>
-        <w:rPr>
-          <w:sz w:val="21"/>
-        </w:rPr>
-        <w:t>.</w:t>
+            <m:t>E</m:t>
+          </m:r>
+        </m:oMath>
+      </m:oMathPara>
+      <w:r>
+        <w:rPr>
+          <w:sz w:val="21"/>
+        </w:rPr>
+        <w:t>；</w:t>
       </w:r>
     </w:p>
     <w:p>
@@ -35177,174 +35310,77 @@
       </w:pPr>
       <w:r>
         <w:rPr>
-          <w:b/>
-          <w:sz w:val="21"/>
-          <w:bCs/>
-          <w:shd w:val="clear" w:color="auto" w:fill="A6A6A6"/>
-        </w:rPr>
-        <w:t>22．</w:t>
-      </w:r>
-      <w:r>
-        <w:rPr>
-          <w:b/>
-          <w:sz w:val="21"/>
-        </w:rPr>
-        <w:t>在</w:t>
-      </w:r>
-      <m:oMath>
-        <m:r>
-          <w:rPr>
-            <w:rFonts w:ascii="Times New Roman" w:eastAsia="宋体" w:hAnsi="Times New Roman" w:cs="Cambria Math"/>
-          </w:rPr>
-          <m:t>△</m:t>
-        </m:r>
-        <m:r>
-          <w:rPr>
-            <w:rFonts w:ascii="Times New Roman" w:eastAsia="宋体" w:hAnsi="Times New Roman" w:cs="Cambria Math"/>
-          </w:rPr>
-          <m:t>A</m:t>
-        </m:r>
-        <m:r>
-          <w:rPr>
-            <w:rFonts w:ascii="Times New Roman" w:eastAsia="宋体" w:hAnsi="Times New Roman" w:cs="Cambria Math"/>
-          </w:rPr>
-          <m:t>B</m:t>
-        </m:r>
-        <m:r>
-          <w:rPr>
-            <w:rFonts w:ascii="Times New Roman" w:eastAsia="宋体" w:hAnsi="Times New Roman" w:cs="Cambria Math"/>
-          </w:rPr>
-          <m:t>C</m:t>
-        </m:r>
-      </m:oMath>
-      <w:r>
-        <w:rPr>
-          <w:b/>
-          <w:sz w:val="21"/>
-        </w:rPr>
-        <w:t>中，</w:t>
-      </w:r>
-      <m:oMath>
-        <m:r>
-          <w:rPr>
-            <w:rFonts w:ascii="Times New Roman" w:eastAsia="宋体" w:hAnsi="Times New Roman" w:cs="Cambria Math"/>
-          </w:rPr>
-          <m:t>A</m:t>
-        </m:r>
-        <m:r>
-          <w:rPr>
-            <w:rFonts w:ascii="Times New Roman" w:eastAsia="宋体" w:hAnsi="Times New Roman" w:cs="Cambria Math"/>
-          </w:rPr>
-          <m:t>B</m:t>
-        </m:r>
-        <m:r>
-          <w:rPr>
-            <w:rFonts w:ascii="Times New Roman" w:eastAsia="宋体" w:hAnsi="Times New Roman" w:cs="Cambria Math"/>
-          </w:rPr>
-          <m:t>=</m:t>
-        </m:r>
-        <m:r>
-          <w:rPr>
-            <w:rFonts w:ascii="Times New Roman" w:eastAsia="宋体" w:hAnsi="Times New Roman" w:cs="Cambria Math"/>
-          </w:rPr>
-          <m:t>A</m:t>
-        </m:r>
-        <m:r>
-          <w:rPr>
-            <w:rFonts w:ascii="Times New Roman" w:eastAsia="宋体" w:hAnsi="Times New Roman" w:cs="Cambria Math"/>
-          </w:rPr>
-          <m:t>C</m:t>
-        </m:r>
-        <m:r>
-          <w:rPr>
-            <w:rFonts w:ascii="Times New Roman" w:eastAsia="宋体" w:hAnsi="Times New Roman" w:cs="Cambria Math"/>
-          </w:rPr>
-          <m:t>=</m:t>
-        </m:r>
-        <m:r>
-          <w:rPr>
-            <w:rFonts w:ascii="Times New Roman" w:eastAsia="宋体" w:hAnsi="Times New Roman" w:cs="Cambria Math"/>
-          </w:rPr>
-          <m:t>3</m:t>
-        </m:r>
-      </m:oMath>
-      <w:r>
-        <w:rPr>
-          <w:b/>
-          <w:sz w:val="21"/>
-        </w:rPr>
-        <w:t>，</w:t>
-      </w:r>
-      <m:oMath>
-        <m:r>
-          <w:rPr>
-            <w:rFonts w:ascii="Times New Roman" w:eastAsia="宋体" w:hAnsi="Times New Roman" w:cs="Cambria Math"/>
-          </w:rPr>
-          <m:t>B</m:t>
-        </m:r>
-        <m:r>
-          <w:rPr>
-            <w:rFonts w:ascii="Times New Roman" w:eastAsia="宋体" w:hAnsi="Times New Roman" w:cs="Cambria Math"/>
-          </w:rPr>
-          <m:t>C</m:t>
-        </m:r>
-        <m:r>
-          <w:rPr>
-            <w:rFonts w:ascii="Times New Roman" w:eastAsia="宋体" w:hAnsi="Times New Roman" w:cs="Cambria Math"/>
-          </w:rPr>
-          <m:t>=</m:t>
-        </m:r>
-        <m:r>
-          <w:rPr>
-            <w:rFonts w:ascii="Times New Roman" w:eastAsia="宋体" w:hAnsi="Times New Roman" w:cs="Cambria Math"/>
-          </w:rPr>
-          <m:t>2</m:t>
-        </m:r>
-      </m:oMath>
-      <w:r>
-        <w:rPr>
-          <w:b/>
-          <w:sz w:val="21"/>
-        </w:rPr>
-        <w:t>，求</w:t>
-      </w:r>
-      <w:r>
-        <w:rPr>
-          <w:b/>
-          <w:sz w:val="21"/>
-        </w:rPr>
-        <w:t/>
-      </w:r>
-      <w:r>
-        <w:rPr>
-          <w:b/>
-          <w:sz w:val="21"/>
-        </w:rPr>
-        <w:t/>
-      </w:r>
-      <w:r>
-        <w:rPr>
-          <w:sz w:val="21"/>
-        </w:rPr>
-        <w:t/>
-      </w:r>
-      <w:r>
-        <w:rPr>
-          <w:sz w:val="21"/>
-        </w:rPr>
-        <w:t/>
-      </w:r>
-      <w:r>
-        <w:rPr>
-          <w:sz w:val="21"/>
-        </w:rPr>
-        <w:t/>
-      </w:r>
-      <w:r>
-        <w:rPr>
-          <w:sz w:val="21"/>
-        </w:rPr>
-        <w:t/>
+          <w:sz w:val="21"/>
+        </w:rPr>
+        <w:t>（</w:t>
+      </w:r>
+      <w:r>
+        <w:rPr>
+          <w:sz w:val="21"/>
+        </w:rPr>
+        <w:t>2</w:t>
+      </w:r>
+      <w:r>
+        <w:rPr>
+          <w:sz w:val="21"/>
+        </w:rPr>
+        <w:t>）</w:t>
+      </w:r>
+      <m:oMathPara>
+        <m:oMathParaPr>
+          <m:jc m:val="left"/>
+        </m:oMathParaPr>
+        <m:oMath>
+          <m:r>
+            <w:rPr>
+              <w:rFonts w:ascii="Times New Roman" w:eastAsia="宋体" w:hAnsi="Times New Roman" w:cs="Cambria Math"/>
+            </w:rPr>
+            <m:t>△</m:t>
+          </m:r>
+          <m:r>
+            <w:rPr>
+              <w:rFonts w:ascii="Times New Roman" w:eastAsia="宋体" w:hAnsi="Times New Roman" w:cs="Cambria Math"/>
+            </w:rPr>
+            <m:t>A</m:t>
+          </m:r>
+          <m:r>
+            <w:rPr>
+              <w:rFonts w:ascii="Times New Roman" w:eastAsia="宋体" w:hAnsi="Times New Roman" w:cs="Cambria Math"/>
+            </w:rPr>
+            <m:t>B</m:t>
+          </m:r>
+          <m:r>
+            <w:rPr>
+              <w:rFonts w:ascii="Times New Roman" w:eastAsia="宋体" w:hAnsi="Times New Roman" w:cs="Cambria Math"/>
+            </w:rPr>
+            <m:t>C</m:t>
+          </m:r>
+        </m:oMath>
+      </m:oMathPara>
+      <w:r>
+        <w:rPr>
+          <w:sz w:val="21"/>
+        </w:rPr>
+        <w:t>的内切圆的半径</w:t>
+      </w:r>
+      <m:oMathPara>
+        <m:oMathParaPr>
+          <m:jc m:val="left"/>
+        </m:oMathParaPr>
+        <m:oMath>
+          <m:r>
+            <w:rPr>
+              <w:rFonts w:ascii="Times New Roman" w:eastAsia="宋体" w:hAnsi="Times New Roman" w:cs="Cambria Math"/>
+            </w:rPr>
+            <m:t>r</m:t>
+          </m:r>
+        </m:oMath>
+      </m:oMathPara>
+      <w:r>
+        <w:rPr>
+          <w:sz w:val="21"/>
+        </w:rPr>
+        <w:t>；</w:t>
       </w:r>
     </w:p>
     <w:p>
@@ -35366,254 +35402,6 @@
         <w:rPr>
           <w:sz w:val="21"/>
         </w:rPr>
-        <w:t>1</w:t>
-      </w:r>
-      <w:r>
-        <w:rPr>
-          <w:sz w:val="21"/>
-        </w:rPr>
-        <w:t>）</w:t>
-      </w:r>
-      <m:oMathPara>
-        <m:oMathParaPr>
-          <m:jc m:val="left"/>
-        </m:oMathParaPr>
-        <m:oMath>
-          <m:r>
-            <w:rPr>
-              <w:rFonts w:ascii="Times New Roman" w:eastAsia="宋体" w:hAnsi="Times New Roman" w:cs="Cambria Math"/>
-            </w:rPr>
-            <m:t>△</m:t>
-          </m:r>
-          <m:r>
-            <w:rPr>
-              <w:rFonts w:ascii="Times New Roman" w:eastAsia="宋体" w:hAnsi="Times New Roman" w:cs="Cambria Math"/>
-            </w:rPr>
-            <m:t>A</m:t>
-          </m:r>
-          <m:r>
-            <w:rPr>
-              <w:rFonts w:ascii="Times New Roman" w:eastAsia="宋体" w:hAnsi="Times New Roman" w:cs="Cambria Math"/>
-            </w:rPr>
-            <m:t>B</m:t>
-          </m:r>
-          <m:r>
-            <w:rPr>
-              <w:rFonts w:ascii="Times New Roman" w:eastAsia="宋体" w:hAnsi="Times New Roman" w:cs="Cambria Math"/>
-            </w:rPr>
-            <m:t>C</m:t>
-          </m:r>
-        </m:oMath>
-      </m:oMathPara>
-      <w:r>
-        <w:rPr>
-          <w:sz w:val="21"/>
-        </w:rPr>
-        <w:t>的面积</w:t>
-      </w:r>
-      <m:oMathPara>
-        <m:oMathParaPr>
-          <m:jc m:val="left"/>
-        </m:oMathParaPr>
-        <m:oMath>
-          <m:sSub>
-            <m:e>
-              <m:r>
-                <w:rPr>
-                  <w:rFonts w:ascii="Times New Roman" w:eastAsia="宋体" w:hAnsi="Times New Roman" w:cs="Cambria Math"/>
-                </w:rPr>
-                <m:t>S</m:t>
-              </m:r>
-            </m:e>
-            <m:sub>
-              <m:r>
-                <w:rPr>
-                  <w:rFonts w:ascii="Times New Roman" w:eastAsia="宋体" w:hAnsi="Times New Roman" w:cs="Cambria Math"/>
-                </w:rPr>
-                <m:t>△</m:t>
-              </m:r>
-              <m:r>
-                <w:rPr>
-                  <w:rFonts w:ascii="Times New Roman" w:eastAsia="宋体" w:hAnsi="Times New Roman" w:cs="Cambria Math"/>
-                </w:rPr>
-                <m:t>A</m:t>
-              </m:r>
-              <m:r>
-                <w:rPr>
-                  <w:rFonts w:ascii="Times New Roman" w:eastAsia="宋体" w:hAnsi="Times New Roman" w:cs="Cambria Math"/>
-                </w:rPr>
-                <m:t>B</m:t>
-              </m:r>
-              <m:r>
-                <w:rPr>
-                  <w:rFonts w:ascii="Times New Roman" w:eastAsia="宋体" w:hAnsi="Times New Roman" w:cs="Cambria Math"/>
-                </w:rPr>
-                <m:t>C</m:t>
-              </m:r>
-            </m:sub>
-          </m:sSub>
-        </m:oMath>
-      </m:oMathPara>
-      <w:r>
-        <w:rPr>
-          <w:sz w:val="21"/>
-        </w:rPr>
-        <w:t>及</w:t>
-      </w:r>
-      <m:oMathPara>
-        <m:oMathParaPr>
-          <m:jc m:val="left"/>
-        </m:oMathParaPr>
-        <m:oMath>
-          <m:r>
-            <w:rPr>
-              <w:rFonts w:ascii="Times New Roman" w:eastAsia="宋体" w:hAnsi="Times New Roman" w:cs="Cambria Math"/>
-            </w:rPr>
-            <m:t>A</m:t>
-          </m:r>
-          <m:r>
-            <w:rPr>
-              <w:rFonts w:ascii="Times New Roman" w:eastAsia="宋体" w:hAnsi="Times New Roman" w:cs="Cambria Math"/>
-            </w:rPr>
-            <m:t>C</m:t>
-          </m:r>
-        </m:oMath>
-      </m:oMathPara>
-      <w:r>
-        <w:rPr>
-          <w:sz w:val="21"/>
-        </w:rPr>
-        <w:t>边上的高</w:t>
-      </w:r>
-      <m:oMathPara>
-        <m:oMathParaPr>
-          <m:jc m:val="left"/>
-        </m:oMathParaPr>
-        <m:oMath>
-          <m:r>
-            <w:rPr>
-              <w:rFonts w:ascii="Times New Roman" w:eastAsia="宋体" w:hAnsi="Times New Roman" w:cs="Cambria Math"/>
-            </w:rPr>
-            <m:t>B</m:t>
-          </m:r>
-          <m:r>
-            <w:rPr>
-              <w:rFonts w:ascii="Times New Roman" w:eastAsia="宋体" w:hAnsi="Times New Roman" w:cs="Cambria Math"/>
-            </w:rPr>
-            <m:t>E</m:t>
-          </m:r>
-        </m:oMath>
-      </m:oMathPara>
-      <w:r>
-        <w:rPr>
-          <w:sz w:val="21"/>
-        </w:rPr>
-        <w:t>；</w:t>
-      </w:r>
-    </w:p>
-    <w:p>
-      <w:pPr>
-        <w:shd w:val="clear" w:color="auto" w:fill="auto"/>
-        <w:spacing w:line="288" w:lineRule="auto" w:before="0" w:after="0"/>
-        <w:jc w:val="left"/>
-        <w:rPr>
-          <w:sz w:val="21"/>
-        </w:rPr>
-      </w:pPr>
-      <w:r>
-        <w:rPr>
-          <w:sz w:val="21"/>
-        </w:rPr>
-        <w:t>（</w:t>
-      </w:r>
-      <w:r>
-        <w:rPr>
-          <w:sz w:val="21"/>
-        </w:rPr>
-        <w:t>2</w:t>
-      </w:r>
-      <w:r>
-        <w:rPr>
-          <w:sz w:val="21"/>
-        </w:rPr>
-        <w:t>）</w:t>
-      </w:r>
-      <m:oMathPara>
-        <m:oMathParaPr>
-          <m:jc m:val="left"/>
-        </m:oMathParaPr>
-        <m:oMath>
-          <m:r>
-            <w:rPr>
-              <w:rFonts w:ascii="Times New Roman" w:eastAsia="宋体" w:hAnsi="Times New Roman" w:cs="Cambria Math"/>
-            </w:rPr>
-            <m:t>△</m:t>
-          </m:r>
-          <m:r>
-            <w:rPr>
-              <w:rFonts w:ascii="Times New Roman" w:eastAsia="宋体" w:hAnsi="Times New Roman" w:cs="Cambria Math"/>
-            </w:rPr>
-            <m:t>A</m:t>
-          </m:r>
-          <m:r>
-            <w:rPr>
-              <w:rFonts w:ascii="Times New Roman" w:eastAsia="宋体" w:hAnsi="Times New Roman" w:cs="Cambria Math"/>
-            </w:rPr>
-            <m:t>B</m:t>
-          </m:r>
-          <m:r>
-            <w:rPr>
-              <w:rFonts w:ascii="Times New Roman" w:eastAsia="宋体" w:hAnsi="Times New Roman" w:cs="Cambria Math"/>
-            </w:rPr>
-            <m:t>C</m:t>
-          </m:r>
-        </m:oMath>
-      </m:oMathPara>
-      <w:r>
-        <w:rPr>
-          <w:sz w:val="21"/>
-        </w:rPr>
-        <w:t>的内切圆的半径</w:t>
-      </w:r>
-      <m:oMathPara>
-        <m:oMathParaPr>
-          <m:jc m:val="left"/>
-        </m:oMathParaPr>
-        <m:oMath>
-          <m:r>
-            <w:rPr>
-              <w:rFonts w:ascii="Times New Roman" w:eastAsia="宋体" w:hAnsi="Times New Roman" w:cs="Cambria Math"/>
-            </w:rPr>
-            <m:t>r</m:t>
-          </m:r>
-        </m:oMath>
-      </m:oMathPara>
-      <w:r>
-        <w:rPr>
-          <w:sz w:val="21"/>
-        </w:rPr>
-        <w:t>；</w:t>
-      </w:r>
-    </w:p>
-    <w:p>
-      <w:pPr>
-        <w:shd w:val="clear" w:color="auto" w:fill="auto"/>
-        <w:spacing w:line="288" w:lineRule="auto" w:before="0" w:after="0"/>
-        <w:jc w:val="left"/>
-        <w:rPr>
-          <w:sz w:val="21"/>
-        </w:rPr>
-      </w:pPr>
-      <w:r>
-        <w:rPr>
-          <w:sz w:val="21"/>
-        </w:rPr>
-        <w:t>（</w:t>
-      </w:r>
-      <w:r>
-        <w:rPr>
-          <w:sz w:val="21"/>
-        </w:rPr>
         <w:t>3</w:t>
       </w:r>
       <w:r>
@@ -35735,16 +35523,6 @@
         </w:rPr>
         <w:t xml:space="preserve">三角形的内心与外心</w:t>
       </w:r>
-    </w:p>
-    <w:p>
-      <w:pPr>
-        <w:shd w:val="clear" w:color="auto" w:fill="auto"/>
-        <w:spacing w:line="288" w:lineRule="auto" w:before="0" w:after="0"/>
-        <w:jc w:val="left"/>
-        <w:rPr>
-          <w:sz w:val="21"/>
-        </w:rPr>
-      </w:pPr>
       <w:r>
         <w:rPr>
           <w:b/>
@@ -38263,16 +38041,6 @@
         </w:rPr>
         <w:t>，</w:t>
       </w:r>
-    </w:p>
-    <w:p>
-      <w:pPr>
-        <w:shd w:val="clear" w:color="auto" w:fill="auto"/>
-        <w:spacing w:line="288" w:lineRule="auto" w:before="0" w:after="0"/>
-        <w:jc w:val="left"/>
-        <w:rPr>
-          <w:sz w:val="21"/>
-        </w:rPr>
-      </w:pPr>
       <w:r>
         <w:rPr>
           <w:sz w:val="21"/>
@@ -38386,16 +38154,6 @@
         </w:rPr>
         <w:t>轴建立坐标系．</w:t>
       </w:r>
-    </w:p>
-    <w:p>
-      <w:pPr>
-        <w:shd w:val="clear" w:color="auto" w:fill="auto"/>
-        <w:spacing w:line="288" w:lineRule="auto" w:before="0" w:after="0"/>
-        <w:jc w:val="left"/>
-        <w:rPr>
-          <w:sz w:val="21"/>
-        </w:rPr>
-      </w:pPr>
       <w:r>
         <w:rPr>
           <w:sz w:val="21"/>
@@ -42937,16 +42695,6 @@
         </w:rPr>
         <w:t>是垂心，</w:t>
       </w:r>
-    </w:p>
-    <w:p>
-      <w:pPr>
-        <w:shd w:val="clear" w:color="auto" w:fill="auto"/>
-        <w:spacing w:line="288" w:lineRule="auto" w:before="0" w:after="0"/>
-        <w:jc w:val="left"/>
-        <w:rPr>
-          <w:sz w:val="21"/>
-        </w:rPr>
-      </w:pPr>
       <m:oMathPara>
         <m:oMathParaPr>
           <m:jc m:val="left"/>
@@ -43600,16 +43348,6 @@
         </w:rPr>
         <w:t>，</w:t>
       </w:r>
-    </w:p>
-    <w:p>
-      <w:pPr>
-        <w:shd w:val="clear" w:color="auto" w:fill="auto"/>
-        <w:spacing w:line="288" w:lineRule="auto" w:before="0" w:after="0"/>
-        <w:jc w:val="left"/>
-        <w:rPr>
-          <w:sz w:val="21"/>
-        </w:rPr>
-      </w:pPr>
       <w:r>
         <w:rPr>
           <w:sz w:val="21"/>
@@ -45672,16 +45410,6 @@
         </w:rPr>
         <w:t>，</w:t>
       </w:r>
-    </w:p>
-    <w:p>
-      <w:pPr>
-        <w:shd w:val="clear" w:color="auto" w:fill="auto"/>
-        <w:spacing w:line="288" w:lineRule="auto" w:before="0" w:after="0"/>
-        <w:jc w:val="left"/>
-        <w:rPr>
-          <w:sz w:val="21"/>
-        </w:rPr>
-      </w:pPr>
       <w:r>
         <w:rPr>
           <w:sz w:val="21"/>
@@ -46578,16 +46306,6 @@
         </w:rPr>
         <w:t>,</w:t>
       </w:r>
-    </w:p>
-    <w:p>
-      <w:pPr>
-        <w:shd w:val="clear" w:color="auto" w:fill="auto"/>
-        <w:spacing w:line="288" w:lineRule="auto" w:before="0" w:after="0"/>
-        <w:jc w:val="left"/>
-        <w:rPr>
-          <w:sz w:val="21"/>
-        </w:rPr>
-      </w:pPr>
       <w:r>
         <w:rPr>
           <w:sz w:val="21"/>

--- a/高中数学/高中数学同步/人教B版选必1 第1章 空间向量与立体几何·衔接件（29题）.docx
+++ b/高中数学/高中数学同步/人教B版选必1 第1章 空间向量与立体几何·衔接件（29题）.docx
@@ -15566,7 +15566,7 @@
         <w:rPr>
           <w:sz w:val="21"/>
         </w:rPr>
-        <w:t>（1）求直角三角形的三边长；</w:t>
+        <w:t>(1)求直角三角形的三边长；</w:t>
       </w:r>
     </w:p>
     <w:p>
@@ -15582,7 +15582,7 @@
         <w:rPr>
           <w:sz w:val="21"/>
         </w:rPr>
-        <w:t>（2）求两直角边在斜边上的射影的长．</w:t>
+        <w:t>(2)求两直角边在斜边上的射影的长．</w:t>
       </w:r>
     </w:p>
     <w:p>
@@ -15827,7 +15827,7 @@
         <w:rPr>
           <w:sz w:val="21"/>
         </w:rPr>
-        <w:t>（1）设</w:t>
+        <w:t>(1)设</w:t>
       </w:r>
       <m:oMathPara>
         <m:oMathParaPr>
@@ -16920,7 +16920,7 @@
         <w:rPr>
           <w:sz w:val="21"/>
         </w:rPr>
-        <w:t>（2）作</w:t>
+        <w:t>(2)作</w:t>
       </w:r>
       <m:oMathPara>
         <m:oMathParaPr>
@@ -18079,7 +18079,7 @@
         <w:rPr>
           <w:sz w:val="21"/>
         </w:rPr>
-        <w:t>【分析】（1）由射影定理得</w:t>
+        <w:t>【分析】(1)由射影定理得</w:t>
       </w:r>
       <m:oMathPara>
         <m:oMathParaPr>
@@ -18241,7 +18241,7 @@
         <w:rPr>
           <w:sz w:val="21"/>
         </w:rPr>
-        <w:t>（2）利用</w:t>
+        <w:t>(2)利用</w:t>
       </w:r>
       <m:oMathPara>
         <m:oMathParaPr>
@@ -18288,7 +18288,7 @@
         <w:rPr>
           <w:sz w:val="21"/>
         </w:rPr>
-        <w:t>【详解】（1）</w:t>
+        <w:t>【详解】(1)</w:t>
       </w:r>
       <m:oMathPara>
         <m:oMathParaPr>
@@ -18774,7 +18774,7 @@
         <w:rPr>
           <w:sz w:val="21"/>
         </w:rPr>
-        <w:t>（2）</w:t>
+        <w:t>(2)</w:t>
       </w:r>
       <m:oMathPara>
         <m:oMathParaPr>
@@ -29049,7 +29049,7 @@
         <w:rPr>
           <w:sz w:val="21"/>
         </w:rPr>
-        <w:t>【分析】（1）利用角平分线的性质以及三角形内角和为</w:t>
+        <w:t>【分析】(1)利用角平分线的性质以及三角形内角和为</w:t>
       </w:r>
       <m:oMathPara>
         <m:oMathParaPr>
@@ -29090,7 +29090,7 @@
         <w:rPr>
           <w:sz w:val="21"/>
         </w:rPr>
-        <w:t>（2）利用外心的性质以及周角为</w:t>
+        <w:t>(2)利用外心的性质以及周角为</w:t>
       </w:r>
       <m:oMathPara>
         <m:oMathParaPr>
@@ -29131,7 +29131,7 @@
         <w:rPr>
           <w:sz w:val="21"/>
         </w:rPr>
-        <w:t>（3）利用第(1)问和第(2)问的结论.</w:t>
+        <w:t>(3)利用第(1)问和第(2)问的结论.</w:t>
       </w:r>
     </w:p>
     <w:p>
@@ -29147,7 +29147,7 @@
         <w:rPr>
           <w:sz w:val="21"/>
         </w:rPr>
-        <w:t>【详解】（1）</w:t>
+        <w:t>【详解】(1)</w:t>
       </w:r>
       <m:oMathPara>
         <m:oMathParaPr>
@@ -30028,7 +30028,7 @@
         <w:rPr>
           <w:sz w:val="21"/>
         </w:rPr>
-        <w:t>（2）如图，连接</w:t>
+        <w:t>(2)如图，连接</w:t>
       </w:r>
       <m:oMathPara>
         <m:oMathParaPr>
@@ -30993,7 +30993,7 @@
         <w:rPr>
           <w:sz w:val="21"/>
         </w:rPr>
-        <w:t>（3）</w:t>
+        <w:t>(3)</w:t>
       </w:r>
       <m:oMathPara>
         <m:oMathParaPr>
@@ -35148,7 +35148,7 @@
         <w:rPr>
           <w:sz w:val="21"/>
         </w:rPr>
-        <w:t>（</w:t>
+        <w:t>(</w:t>
       </w:r>
       <w:r>
         <w:rPr>
@@ -35160,7 +35160,7 @@
         <w:rPr>
           <w:sz w:val="21"/>
         </w:rPr>
-        <w:t>）</w:t>
+        <w:t>)</w:t>
       </w:r>
       <m:oMathPara>
         <m:oMathParaPr>
@@ -35312,7 +35312,7 @@
         <w:rPr>
           <w:sz w:val="21"/>
         </w:rPr>
-        <w:t>（</w:t>
+        <w:t>(</w:t>
       </w:r>
       <w:r>
         <w:rPr>
@@ -35324,7 +35324,7 @@
         <w:rPr>
           <w:sz w:val="21"/>
         </w:rPr>
-        <w:t>）</w:t>
+        <w:t>)</w:t>
       </w:r>
       <m:oMathPara>
         <m:oMathParaPr>
@@ -35396,7 +35396,7 @@
         <w:rPr>
           <w:sz w:val="21"/>
         </w:rPr>
-        <w:t>（</w:t>
+        <w:t>(</w:t>
       </w:r>
       <w:r>
         <w:rPr>
@@ -35408,7 +35408,7 @@
         <w:rPr>
           <w:sz w:val="21"/>
         </w:rPr>
-        <w:t>）</w:t>
+        <w:t>)</w:t>
       </w:r>
       <m:oMathPara>
         <m:oMathParaPr>
@@ -35534,7 +35534,7 @@
         <w:rPr>
           <w:sz w:val="21"/>
         </w:rPr>
-        <w:t>：（</w:t>
+        <w:t>：(</w:t>
       </w:r>
       <w:r>
         <w:rPr>
@@ -35546,7 +35546,7 @@
         <w:rPr>
           <w:sz w:val="21"/>
         </w:rPr>
-        <w:t>）如图，作</w:t>
+        <w:t>)如图，作</w:t>
       </w:r>
       <m:oMathPara>
         <m:oMathParaPr>
@@ -36220,7 +36220,7 @@
         <w:rPr>
           <w:sz w:val="21"/>
         </w:rPr>
-        <w:t>（</w:t>
+        <w:t>(</w:t>
       </w:r>
       <w:r>
         <w:rPr>
@@ -36232,7 +36232,7 @@
         <w:rPr>
           <w:sz w:val="21"/>
         </w:rPr>
-        <w:t>）如图，</w:t>
+        <w:t>)如图，</w:t>
       </w:r>
       <m:oMathPara>
         <m:oMathParaPr>
@@ -36851,7 +36851,7 @@
         <w:rPr>
           <w:sz w:val="21"/>
         </w:rPr>
-        <w:t>（</w:t>
+        <w:t>(</w:t>
       </w:r>
       <w:r>
         <w:rPr>
@@ -36863,7 +36863,7 @@
         <w:rPr>
           <w:sz w:val="21"/>
         </w:rPr>
-        <w:t>）</w:t>
+        <w:t>)</w:t>
       </w:r>
       <m:oMathPara>
         <m:oMathParaPr>
@@ -47844,7 +47844,7 @@
         <w:rPr>
           <w:sz w:val="21"/>
         </w:rPr>
-        <w:t>【分析】（1）连接</w:t>
+        <w:t>【分析】(1)连接</w:t>
       </w:r>
       <m:oMathPara>
         <m:oMathParaPr>
@@ -48276,7 +48276,7 @@
         <w:rPr>
           <w:sz w:val="21"/>
         </w:rPr>
-        <w:t>（2）</w:t>
+        <w:t>(2)</w:t>
       </w:r>
       <m:oMathPara>
         <m:oMathParaPr>
@@ -48461,7 +48461,7 @@
         <w:rPr>
           <w:sz w:val="21"/>
         </w:rPr>
-        <w:t>【详解】（1）证明：连接</w:t>
+        <w:t>【详解】(1)证明：连接</w:t>
       </w:r>
       <m:oMathPara>
         <m:oMathParaPr>
@@ -50437,7 +50437,7 @@
         <w:rPr>
           <w:sz w:val="21"/>
         </w:rPr>
-        <w:t>（2）</w:t>
+        <w:t>(2)</w:t>
       </w:r>
       <m:oMathPara>
         <m:oMathParaPr>

--- a/高中数学/高中数学同步/人教B版选必1 第1章 空间向量与立体几何·衔接件（29题）.docx
+++ b/高中数学/高中数学同步/人教B版选必1 第1章 空间向量与立体几何·衔接件（29题）.docx
@@ -50824,7 +50824,7 @@
         <w:sz w:val="21"/>
         <w:szCs w:val="21"/>
       </w:rPr>
-      <w:t>136</w:t>
+      <w:t>340</w:t>
     </w:r>
     <w:r>
       <w:rPr>

--- a/高中数学/高中数学同步/人教B版选必1 第1章 空间向量与立体几何·衔接件（29题）.docx
+++ b/高中数学/高中数学同步/人教B版选必1 第1章 空间向量与立体几何·衔接件（29题）.docx
@@ -14253,7 +14253,7 @@
         <w:rPr>
           <w:sz w:val="21"/>
         </w:rPr>
-        <w:t>##</w:t>
+        <w:t>；</w:t>
       </w:r>
       <m:oMathPara>
         <m:oMathParaPr>
@@ -23380,7 +23380,7 @@
         <w:rPr>
           <w:sz w:val="21"/>
         </w:rPr>
-        <w:t>##</w:t>
+        <w:t>；</w:t>
       </w:r>
       <m:oMathPara>
         <m:oMathParaPr>
@@ -42303,7 +42303,7 @@
         <w:rPr>
           <w:sz w:val="21"/>
         </w:rPr>
-        <w:t>##</w:t>
+        <w:t>；</w:t>
       </w:r>
       <m:oMathPara>
         <m:oMathParaPr>

--- a/高中数学/高中数学同步/人教B版选必1 第1章 空间向量与立体几何·衔接件（29题）.docx
+++ b/高中数学/高中数学同步/人教B版选必1 第1章 空间向量与立体几何·衔接件（29题）.docx
@@ -50824,7 +50824,7 @@
         <w:sz w:val="21"/>
         <w:szCs w:val="21"/>
       </w:rPr>
-      <w:t>340</w:t>
+      <w:t>339</w:t>
     </w:r>
     <w:r>
       <w:rPr>

--- a/高中数学/高中数学同步/人教B版选必1 第1章 空间向量与立体几何·衔接件（29题）.docx
+++ b/高中数学/高中数学同步/人教B版选必1 第1章 空间向量与立体几何·衔接件（29题）.docx
@@ -6,78 +6,104 @@
       <w:r>
         <w:rPr>
           <w:b/>
+          <w:sz w:val="28"/>
+          <w:szCs w:val="28"/>
         </w:rPr>
         <w:t>人教</w:t>
       </w:r>
       <w:r>
         <w:rPr>
           <w:b/>
+          <w:sz w:val="28"/>
+          <w:szCs w:val="28"/>
         </w:rPr>
         <w:t>B</w:t>
       </w:r>
       <w:r>
         <w:rPr>
           <w:b/>
+          <w:sz w:val="28"/>
+          <w:szCs w:val="28"/>
         </w:rPr>
         <w:t>版选必</w:t>
       </w:r>
       <w:r>
         <w:rPr>
           <w:b/>
+          <w:sz w:val="28"/>
+          <w:szCs w:val="28"/>
         </w:rPr>
         <w:t xml:space="preserve">1 </w:t>
       </w:r>
       <w:r>
         <w:rPr>
           <w:b/>
+          <w:sz w:val="28"/>
+          <w:szCs w:val="28"/>
         </w:rPr>
         <w:t>第</w:t>
       </w:r>
       <w:r>
         <w:rPr>
           <w:b/>
+          <w:sz w:val="28"/>
+          <w:szCs w:val="28"/>
         </w:rPr>
         <w:t>1</w:t>
       </w:r>
       <w:r>
         <w:rPr>
           <w:b/>
+          <w:sz w:val="28"/>
+          <w:szCs w:val="28"/>
         </w:rPr>
         <w:t>章</w:t>
       </w:r>
       <w:r>
         <w:rPr>
           <w:b/>
+          <w:sz w:val="28"/>
+          <w:szCs w:val="28"/>
         </w:rPr>
         <w:t xml:space="preserve"> </w:t>
       </w:r>
       <w:r>
         <w:rPr>
           <w:b/>
+          <w:sz w:val="28"/>
+          <w:szCs w:val="28"/>
         </w:rPr>
         <w:t>空间向量与立体几何</w:t>
       </w:r>
       <w:r>
         <w:rPr>
           <w:b/>
+          <w:sz w:val="28"/>
+          <w:szCs w:val="28"/>
         </w:rPr>
         <w:t>·</w:t>
       </w:r>
       <w:r>
         <w:rPr>
           <w:b/>
+          <w:sz w:val="28"/>
+          <w:szCs w:val="28"/>
         </w:rPr>
         <w:t>衔接件（</w:t>
       </w:r>
       <w:r>
         <w:rPr>
           <w:b/>
+          <w:sz w:val="28"/>
+          <w:szCs w:val="28"/>
         </w:rPr>
         <w:t>29</w:t>
       </w:r>
       <w:r>
         <w:rPr>
           <w:b/>
+          <w:sz w:val="28"/>
+          <w:szCs w:val="28"/>
         </w:rPr>
         <w:t>题）</w:t>
       </w:r>
@@ -87,19 +113,25 @@
         <w:rPr>
           <w:b/>
           <w:bCs/>
-          <w:shd w:val="clear" w:color="auto" w:fill="A6A6A6"/>
+          <w:shd w:val="clear" w:color="auto" w:fill="C9C9C9"/>
+          <w:sz w:val="24"/>
+          <w:szCs w:val="24"/>
         </w:rPr>
         <w:t>1.2.1</w:t>
       </w:r>
       <w:r>
         <w:rPr>
           <w:b/>
+          <w:sz w:val="24"/>
+          <w:szCs w:val="24"/>
         </w:rPr>
         <w:t xml:space="preserve"> </w:t>
       </w:r>
       <w:r>
         <w:rPr>
           <w:b/>
+          <w:sz w:val="24"/>
+          <w:szCs w:val="24"/>
         </w:rPr>
         <w:t>空间中的点、直线与空间向量</w:t>
       </w:r>
@@ -1835,12 +1867,16 @@
       <w:r>
         <w:rPr>
           <w:b/>
+          <w:sz w:val="21"/>
+          <w:szCs w:val="21"/>
         </w:rPr>
         <w:t xml:space="preserve">1.2.1 </w:t>
       </w:r>
       <w:r>
         <w:rPr>
           <w:b/>
+          <w:sz w:val="21"/>
+          <w:szCs w:val="21"/>
         </w:rPr>
         <w:t>空间中的点、直线与空间向量：平行线分线段成比例定理</w:t>
       </w:r>
@@ -1853,17 +1889,9 @@
         <w:rPr>
           <w:b/>
           <w:bCs/>
-          <w:shd w:val="clear" w:color="auto" w:fill="A6A6A6"/>
-        </w:rPr>
-        <w:t>1</w:t>
-      </w:r>
-      <w:r>
-        <w:rPr>
-          <w:b/>
-          <w:bCs/>
-          <w:shd w:val="clear" w:color="auto" w:fill="A6A6A6"/>
-        </w:rPr>
-        <w:t>．</w:t>
+          <w:shd w:val="clear" w:color="auto" w:fill="C9C9C9"/>
+        </w:rPr>
+        <w:t xml:space="preserve">1．（简单）</w:t>
       </w:r>
       <w:r>
         <w:t>如图，在</w:t>
@@ -2124,39 +2152,184 @@
       </w:pPr>
       <w:r>
         <w:rPr>
-          <w:b/>
+          <w:shd w:val="clear" w:color="auto" w:fill="C9C9C9"/>
         </w:rPr>
         <w:t>【答案】</w:t>
       </w:r>
       <w:r>
-        <w:t>3/7</w:t>
-      </w:r>
-      <w:r>
-        <w:rPr>
-          <w:b/>
-        </w:rPr>
-        <w:t xml:space="preserve">　【难度】</w:t>
-      </w:r>
-      <w:r>
-        <w:t>0.85</w:t>
-      </w:r>
-      <w:r>
-        <w:rPr>
-          <w:b/>
-        </w:rPr>
-        <w:t xml:space="preserve">　【知识点】</w:t>
+        <w:t xml:space="preserve"> </w:t>
+      </w:r>
+      <w:r>
+        <w:rPr>
+          <w:shd w:val="clear" w:color="auto" w:fill="C9C9C9"/>
+        </w:rPr>
+        <w:t xml:space="preserve">3/7</w:t>
+      </w:r>
+      <w:r>
+        <w:rPr/>
+        <w:t xml:space="preserve">　</w:t>
+      </w:r>
+      <w:r>
+        <w:rPr>
+          <w:shd w:val="clear" w:color="auto" w:fill="C9C9C9"/>
+        </w:rPr>
+        <w:t xml:space="preserve">【知识点】</w:t>
+      </w:r>
+      <w:r>
+        <w:rPr/>
+        <w:t xml:space="preserve">1.2.1 </w:t>
       </w:r>
       <w:r>
         <w:t>平行线分线段成比例定理、相似三角形的判定与性质</w:t>
       </w:r>
-      <w:r>
-        <w:rPr>
-          <w:b/>
-        </w:rPr>
-        <w:t>解析</w:t>
-      </w:r>
-      <w:r>
-        <w:t xml:space="preserve"> </w:t>
+    </w:p>
+    <w:p>
+      <w:pPr>
+        <w:jc w:val="left"/>
+      </w:pPr>
+      <w:r>
+        <w:rPr>
+          <w:shd w:val="clear" w:color="auto" w:fill="C9C9C9"/>
+        </w:rPr>
+        <w:t>【分析】</w:t>
+      </w:r>
+      <w:r>
+        <w:t xml:space="preserve">【编注】</w:t>
+      </w:r>
+      <w:r>
+        <w:t xml:space="preserve">过点</w:t>
+      </w:r>
+      <m:oMath>
+        <m:r>
+          <w:rPr>
+            <w:rFonts w:cs="Cambria Math"/>
+          </w:rPr>
+          <m:t>D</m:t>
+        </m:r>
+      </m:oMath>
+      <w:r>
+        <w:t xml:space="preserve">作</w:t>
+      </w:r>
+      <m:oMath>
+        <m:r>
+          <w:rPr>
+            <w:rFonts w:cs="Cambria Math"/>
+          </w:rPr>
+          <m:t>DG//AC</m:t>
+        </m:r>
+      </m:oMath>
+      <w:r>
+        <w:t xml:space="preserve">交</w:t>
+      </w:r>
+      <m:oMath>
+        <m:r>
+          <w:rPr>
+            <w:rFonts w:cs="Cambria Math"/>
+          </w:rPr>
+          <m:t>BE</m:t>
+        </m:r>
+      </m:oMath>
+      <w:r>
+        <w:t xml:space="preserve">于</w:t>
+      </w:r>
+      <m:oMath>
+        <m:r>
+          <w:rPr>
+            <w:rFonts w:cs="Cambria Math"/>
+          </w:rPr>
+          <m:t>G</m:t>
+        </m:r>
+      </m:oMath>
+      <w:r>
+        <w:t xml:space="preserve">，由平行线分线段成比例把</w:t>
+      </w:r>
+      <m:oMath>
+        <m:r>
+          <w:rPr>
+            <w:rFonts w:cs="Cambria Math"/>
+          </w:rPr>
+          <m:t>DF</m:t>
+        </m:r>
+      </m:oMath>
+      <w:r>
+        <w:t xml:space="preserve">与</w:t>
+      </w:r>
+      <m:oMath>
+        <m:r>
+          <w:rPr>
+            <w:rFonts w:cs="Cambria Math"/>
+          </w:rPr>
+          <m:t>FC</m:t>
+        </m:r>
+      </m:oMath>
+      <w:r>
+        <w:t xml:space="preserve">的比转化为</w:t>
+      </w:r>
+      <m:oMath>
+        <m:r>
+          <w:rPr>
+            <w:rFonts w:cs="Cambria Math"/>
+          </w:rPr>
+          <m:t>DG</m:t>
+        </m:r>
+      </m:oMath>
+      <w:r>
+        <w:t xml:space="preserve">与</w:t>
+      </w:r>
+      <m:oMath>
+        <m:r>
+          <w:rPr>
+            <w:rFonts w:cs="Cambria Math"/>
+          </w:rPr>
+          <m:t>EC</m:t>
+        </m:r>
+      </m:oMath>
+      <w:r>
+        <w:t xml:space="preserve">的比，再由</w:t>
+      </w:r>
+      <m:oMath>
+        <m:r>
+          <w:rPr>
+            <w:rFonts w:cs="Cambria Math"/>
+          </w:rPr>
+          <m:t>AE=EC</m:t>
+        </m:r>
+      </m:oMath>
+      <w:r>
+        <w:t xml:space="preserve">求出</w:t>
+      </w:r>
+      <m:oMath>
+        <m:r>
+          <w:rPr>
+            <w:rFonts w:cs="Cambria Math"/>
+          </w:rPr>
+          <m:t>DF</m:t>
+        </m:r>
+      </m:oMath>
+      <w:r>
+        <w:t xml:space="preserve">与</w:t>
+      </w:r>
+      <m:oMath>
+        <m:r>
+          <w:rPr>
+            <w:rFonts w:cs="Cambria Math"/>
+          </w:rPr>
+          <m:t>DC</m:t>
+        </m:r>
+      </m:oMath>
+      <w:r>
+        <w:t xml:space="preserve">的比。</w:t>
+      </w:r>
+    </w:p>
+    <w:p>
+      <w:pPr>
+        <w:jc w:val="left"/>
+      </w:pPr>
+      <w:r>
+        <w:rPr>
+          <w:shd w:val="clear" w:color="auto" w:fill="C9C9C9"/>
+        </w:rPr>
+        <w:t xml:space="preserve">【详解】</w:t>
       </w:r>
       <w:r>
         <w:t>过点</w:t>
@@ -3069,17 +3242,9 @@
         <w:rPr>
           <w:b/>
           <w:bCs/>
-          <w:shd w:val="clear" w:color="auto" w:fill="A6A6A6"/>
-        </w:rPr>
-        <w:t>2</w:t>
-      </w:r>
-      <w:r>
-        <w:rPr>
-          <w:b/>
-          <w:bCs/>
-          <w:shd w:val="clear" w:color="auto" w:fill="A6A6A6"/>
-        </w:rPr>
-        <w:t>．</w:t>
+          <w:shd w:val="clear" w:color="auto" w:fill="C9C9C9"/>
+        </w:rPr>
+        <w:t xml:space="preserve">2．（简单）</w:t>
       </w:r>
       <w:r>
         <w:t>如图，已知</w:t>
@@ -3219,39 +3384,118 @@
       </w:pPr>
       <w:r>
         <w:rPr>
-          <w:b/>
+          <w:shd w:val="clear" w:color="auto" w:fill="C9C9C9"/>
         </w:rPr>
         <w:t>【答案】</w:t>
       </w:r>
       <w:r>
-        <w:t>1:3</w:t>
-      </w:r>
-      <w:r>
-        <w:rPr>
-          <w:b/>
-        </w:rPr>
-        <w:t xml:space="preserve">　【难度】</w:t>
-      </w:r>
-      <w:r>
-        <w:t>0.85</w:t>
-      </w:r>
-      <w:r>
-        <w:rPr>
-          <w:b/>
-        </w:rPr>
-        <w:t xml:space="preserve">　【知识点】</w:t>
+        <w:t xml:space="preserve"> </w:t>
+      </w:r>
+      <w:r>
+        <w:rPr>
+          <w:shd w:val="clear" w:color="auto" w:fill="C9C9C9"/>
+        </w:rPr>
+        <w:t xml:space="preserve">1:3</w:t>
+      </w:r>
+      <w:r>
+        <w:rPr/>
+        <w:t xml:space="preserve">　</w:t>
+      </w:r>
+      <w:r>
+        <w:rPr>
+          <w:shd w:val="clear" w:color="auto" w:fill="C9C9C9"/>
+        </w:rPr>
+        <w:t xml:space="preserve">【知识点】</w:t>
+      </w:r>
+      <w:r>
+        <w:rPr/>
+        <w:t xml:space="preserve">1.2.1 </w:t>
       </w:r>
       <w:r>
         <w:t>相似三角形的性质、平行四边形的性质</w:t>
       </w:r>
-      <w:r>
-        <w:rPr>
-          <w:b/>
-        </w:rPr>
-        <w:t>解析</w:t>
-      </w:r>
-      <w:r>
-        <w:t xml:space="preserve"> </w:t>
+    </w:p>
+    <w:p>
+      <w:pPr>
+        <w:jc w:val="left"/>
+      </w:pPr>
+      <w:r>
+        <w:rPr>
+          <w:shd w:val="clear" w:color="auto" w:fill="C9C9C9"/>
+        </w:rPr>
+        <w:t>【分析】</w:t>
+      </w:r>
+      <w:r>
+        <w:t xml:space="preserve">【编注】</w:t>
+      </w:r>
+      <w:r>
+        <w:t xml:space="preserve">由</w:t>
+      </w:r>
+      <m:oMath>
+        <m:r>
+          <w:rPr>
+            <w:rFonts w:cs="Cambria Math"/>
+          </w:rPr>
+          <m:t>BM//CD</m:t>
+        </m:r>
+      </m:oMath>
+      <w:r>
+        <w:t xml:space="preserve">得</w:t>
+      </w:r>
+      <m:oMath>
+        <m:r>
+          <w:rPr>
+            <w:rFonts w:cs="Cambria Math"/>
+          </w:rPr>
+          <m:t>△BEM∽△DEC</m:t>
+        </m:r>
+      </m:oMath>
+      <w:r>
+        <w:t xml:space="preserve">（相似比</w:t>
+      </w:r>
+      <m:oMath>
+        <m:r>
+          <w:rPr>
+            <w:rFonts w:cs="Cambria Math"/>
+          </w:rPr>
+          <m:t>1:2</m:t>
+        </m:r>
+      </m:oMath>
+      <w:r>
+        <w:t xml:space="preserve">），设</w:t>
+      </w:r>
+      <m:oMath>
+        <m:r>
+          <w:rPr>
+            <w:rFonts w:cs="Cambria Math"/>
+          </w:rPr>
+          <m:t>△BEM</m:t>
+        </m:r>
+      </m:oMath>
+      <w:r>
+        <w:t xml:space="preserve">的面积为</w:t>
+      </w:r>
+      <m:oMath>
+        <m:r>
+          <w:rPr>
+            <w:rFonts w:cs="Cambria Math"/>
+          </w:rPr>
+          <m:t>a</m:t>
+        </m:r>
+      </m:oMath>
+      <w:r>
+        <w:t xml:space="preserve">，用同高三角形面积之比等于底之比逐一表示各部分面积，再求阴影部分与平行四边形面积的比。</w:t>
+      </w:r>
+    </w:p>
+    <w:p>
+      <w:pPr>
+        <w:jc w:val="left"/>
+      </w:pPr>
+      <w:r>
+        <w:rPr>
+          <w:shd w:val="clear" w:color="auto" w:fill="C9C9C9"/>
+        </w:rPr>
+        <w:t xml:space="preserve">【详解】</w:t>
       </w:r>
       <m:oMath>
         <m:r>
@@ -4079,22 +4323,13 @@
         <w:jc w:val="left"/>
       </w:pPr>
       <w:r>
-        <w:rPr>
-          <w:b/>
-        </w:rPr>
+        <w:rPr/>
         <w:t>点拨</w:t>
       </w:r>
       <w:r>
-        <w:rPr>
-          <w:b/>
-        </w:rPr>
+        <w:rPr/>
         <w:t xml:space="preserve"> </w:t>
       </w:r>
-    </w:p>
-    <w:p>
-      <w:pPr>
-        <w:jc w:val="left"/>
-      </w:pPr>
       <w:r>
         <w:t>①</w:t>
       </w:r>
@@ -4124,17 +4359,9 @@
         <w:rPr>
           <w:b/>
           <w:bCs/>
-          <w:shd w:val="clear" w:color="auto" w:fill="A6A6A6"/>
-        </w:rPr>
-        <w:t>3</w:t>
-      </w:r>
-      <w:r>
-        <w:rPr>
-          <w:b/>
-          <w:bCs/>
-          <w:shd w:val="clear" w:color="auto" w:fill="A6A6A6"/>
-        </w:rPr>
-        <w:t>．</w:t>
+          <w:shd w:val="clear" w:color="auto" w:fill="C9C9C9"/>
+        </w:rPr>
+        <w:t xml:space="preserve">3．（简单）</w:t>
       </w:r>
       <w:r>
         <w:t>如图，</w:t>
@@ -4277,7 +4504,13 @@
         <w:jc w:val="left"/>
       </w:pPr>
       <w:r>
+        <w:rPr>
+          <w:shd w:val="clear" w:color="auto" w:fill="C9C9C9"/>
+        </w:rPr>
         <w:t>【答案】</w:t>
+      </w:r>
+      <w:r>
+        <w:t xml:space="preserve"> </w:t>
       </w:r>
       <m:oMath>
         <m:f>
@@ -4285,6 +4518,7 @@
             <m:ctrlPr>
               <w:rPr>
                 <w:rFonts w:ascii="Cambria Math" w:hAnsi="Cambria Math"/>
+                <w:shd w:val="clear" w:color="auto" w:fill="C9C9C9"/>
               </w:rPr>
             </m:ctrlPr>
           </m:fPr>
@@ -4292,6 +4526,7 @@
             <m:r>
               <w:rPr>
                 <w:rFonts w:cs="Cambria Math"/>
+                <w:shd w:val="clear" w:color="auto" w:fill="C9C9C9"/>
               </w:rPr>
               <m:t>2</m:t>
             </m:r>
@@ -4300,6 +4535,7 @@
             <m:r>
               <w:rPr>
                 <w:rFonts w:cs="Cambria Math"/>
+                <w:shd w:val="clear" w:color="auto" w:fill="C9C9C9"/>
               </w:rPr>
               <m:t>3</m:t>
             </m:r>
@@ -4307,13 +4543,16 @@
         </m:f>
       </m:oMath>
       <w:r>
-        <w:t>【难度】</w:t>
-      </w:r>
-      <w:r>
-        <w:t>0.85</w:t>
-      </w:r>
-      <w:r>
-        <w:t>【知识点】图形的性质</w:t>
+        <w:t xml:space="preserve"> </w:t>
+      </w:r>
+      <w:r>
+        <w:rPr>
+          <w:shd w:val="clear" w:color="auto" w:fill="C9C9C9"/>
+        </w:rPr>
+        <w:t xml:space="preserve">【知识点】</w:t>
+      </w:r>
+      <w:r>
+        <w:t xml:space="preserve">1.2.1 图形的性质</w:t>
       </w:r>
     </w:p>
     <w:p>
@@ -4321,7 +4560,13 @@
         <w:jc w:val="left"/>
       </w:pPr>
       <w:r>
-        <w:t>【分析】过点</w:t>
+        <w:rPr>
+          <w:shd w:val="clear" w:color="auto" w:fill="C9C9C9"/>
+        </w:rPr>
+        <w:t xml:space="preserve">【分析】</w:t>
+      </w:r>
+      <w:r>
+        <w:t xml:space="preserve">过点</w:t>
       </w:r>
       <m:oMath>
         <m:r>
@@ -4366,7 +4611,13 @@
         <w:jc w:val="left"/>
       </w:pPr>
       <w:r>
-        <w:t>【详解】解：如图过点</w:t>
+        <w:rPr>
+          <w:shd w:val="clear" w:color="auto" w:fill="C9C9C9"/>
+        </w:rPr>
+        <w:t xml:space="preserve">【详解】</w:t>
+      </w:r>
+      <w:r>
+        <w:t xml:space="preserve">解：如图过点</w:t>
       </w:r>
       <m:oMath>
         <m:r>
@@ -4781,17 +5032,9 @@
         <w:rPr>
           <w:b/>
           <w:bCs/>
-          <w:shd w:val="clear" w:color="auto" w:fill="A6A6A6"/>
-        </w:rPr>
-        <w:t>4</w:t>
-      </w:r>
-      <w:r>
-        <w:rPr>
-          <w:b/>
-          <w:bCs/>
-          <w:shd w:val="clear" w:color="auto" w:fill="A6A6A6"/>
-        </w:rPr>
-        <w:t>．</w:t>
+          <w:shd w:val="clear" w:color="auto" w:fill="C9C9C9"/>
+        </w:rPr>
+        <w:t xml:space="preserve">4．（中档）</w:t>
       </w:r>
       <w:r>
         <w:t>如图，</w:t>
@@ -4944,24 +5187,34 @@
         <w:jc w:val="left"/>
       </w:pPr>
       <w:r>
+        <w:rPr>
+          <w:shd w:val="clear" w:color="auto" w:fill="C9C9C9"/>
+        </w:rPr>
         <w:t>【答案】</w:t>
       </w:r>
-      <m:oMath>
-        <m:r>
-          <w:rPr>
-            <w:rFonts w:cs="Cambria Math"/>
+      <w:r>
+        <w:t xml:space="preserve"> </w:t>
+      </w:r>
+      <m:oMath>
+        <m:r>
+          <w:rPr>
+            <w:rFonts w:cs="Cambria Math"/>
+            <w:shd w:val="clear" w:color="auto" w:fill="C9C9C9"/>
           </w:rPr>
           <m:t>1:4</m:t>
         </m:r>
       </m:oMath>
       <w:r>
-        <w:t>【难度】</w:t>
-      </w:r>
-      <w:r>
-        <w:t>0.65</w:t>
-      </w:r>
-      <w:r>
-        <w:t>【知识点】图形的性质</w:t>
+        <w:t xml:space="preserve"> </w:t>
+      </w:r>
+      <w:r>
+        <w:rPr>
+          <w:shd w:val="clear" w:color="auto" w:fill="C9C9C9"/>
+        </w:rPr>
+        <w:t xml:space="preserve">【知识点】</w:t>
+      </w:r>
+      <w:r>
+        <w:t xml:space="preserve">1.2.1 图形的性质</w:t>
       </w:r>
     </w:p>
     <w:p>
@@ -4969,7 +5222,13 @@
         <w:jc w:val="left"/>
       </w:pPr>
       <w:r>
-        <w:t>【分析】连接</w:t>
+        <w:rPr>
+          <w:shd w:val="clear" w:color="auto" w:fill="C9C9C9"/>
+        </w:rPr>
+        <w:t xml:space="preserve">【分析】</w:t>
+      </w:r>
+      <w:r>
+        <w:t xml:space="preserve">连接</w:t>
       </w:r>
       <m:oMath>
         <m:r>
@@ -5024,7 +5283,13 @@
         <w:jc w:val="left"/>
       </w:pPr>
       <w:r>
-        <w:t>【详解】如图，连接</w:t>
+        <w:rPr>
+          <w:shd w:val="clear" w:color="auto" w:fill="C9C9C9"/>
+        </w:rPr>
+        <w:t xml:space="preserve">【详解】</w:t>
+      </w:r>
+      <w:r>
+        <w:t xml:space="preserve">如图，连接</w:t>
       </w:r>
       <m:oMath>
         <m:r>
@@ -5615,17 +5880,9 @@
         <w:rPr>
           <w:b/>
           <w:bCs/>
-          <w:shd w:val="clear" w:color="auto" w:fill="A6A6A6"/>
-        </w:rPr>
-        <w:t>5</w:t>
-      </w:r>
-      <w:r>
-        <w:rPr>
-          <w:b/>
-          <w:bCs/>
-          <w:shd w:val="clear" w:color="auto" w:fill="A6A6A6"/>
-        </w:rPr>
-        <w:t>．</w:t>
+          <w:shd w:val="clear" w:color="auto" w:fill="C9C9C9"/>
+        </w:rPr>
+        <w:t xml:space="preserve">5．（简单）</w:t>
       </w:r>
       <w:r>
         <w:t>如图，四边形</w:t>
@@ -5727,13 +5984,31 @@
         <w:jc w:val="left"/>
       </w:pPr>
       <w:r>
-        <w:t>【答案】证明见解析【难度】</w:t>
-      </w:r>
-      <w:r>
-        <w:t>0.85</w:t>
-      </w:r>
-      <w:r>
-        <w:t>【知识点】图形的性质</w:t>
+        <w:rPr>
+          <w:shd w:val="clear" w:color="auto" w:fill="C9C9C9"/>
+        </w:rPr>
+        <w:t xml:space="preserve">【答案】</w:t>
+      </w:r>
+      <w:r>
+        <w:t xml:space="preserve"> </w:t>
+      </w:r>
+      <w:r>
+        <w:rPr>
+          <w:shd w:val="clear" w:color="auto" w:fill="C9C9C9"/>
+        </w:rPr>
+        <w:t xml:space="preserve">证明见解析</w:t>
+      </w:r>
+      <w:r>
+        <w:t xml:space="preserve"> </w:t>
+      </w:r>
+      <w:r>
+        <w:rPr>
+          <w:shd w:val="clear" w:color="auto" w:fill="C9C9C9"/>
+        </w:rPr>
+        <w:t xml:space="preserve">【知识点】</w:t>
+      </w:r>
+      <w:r>
+        <w:t xml:space="preserve">1.2.1 图形的性质</w:t>
       </w:r>
     </w:p>
     <w:p>
@@ -5741,7 +6016,13 @@
         <w:jc w:val="left"/>
       </w:pPr>
       <w:r>
-        <w:t>【分析】由</w:t>
+        <w:rPr>
+          <w:shd w:val="clear" w:color="auto" w:fill="C9C9C9"/>
+        </w:rPr>
+        <w:t xml:space="preserve">【分析】</w:t>
+      </w:r>
+      <w:r>
+        <w:t xml:space="preserve">由</w:t>
       </w:r>
       <m:oMath>
         <m:r>
@@ -5835,7 +6116,13 @@
         <w:jc w:val="left"/>
       </w:pPr>
       <w:r>
-        <w:t>【详解】在</w:t>
+        <w:rPr>
+          <w:shd w:val="clear" w:color="auto" w:fill="C9C9C9"/>
+        </w:rPr>
+        <w:t xml:space="preserve">【详解】</w:t>
+      </w:r>
+      <w:r>
+        <w:t xml:space="preserve">在</w:t>
       </w:r>
       <m:oMath>
         <m:r>
@@ -6080,12 +6367,16 @@
       <w:r>
         <w:rPr>
           <w:b/>
+          <w:sz w:val="21"/>
+          <w:szCs w:val="21"/>
         </w:rPr>
         <w:t xml:space="preserve">1.2.1 </w:t>
       </w:r>
       <w:r>
         <w:rPr>
           <w:b/>
+          <w:sz w:val="21"/>
+          <w:szCs w:val="21"/>
         </w:rPr>
         <w:t>空间中的点、直线与空间向量：射影定理</w:t>
       </w:r>
@@ -6098,17 +6389,9 @@
         <w:rPr>
           <w:b/>
           <w:bCs/>
-          <w:shd w:val="clear" w:color="auto" w:fill="A6A6A6"/>
-        </w:rPr>
-        <w:t>6</w:t>
-      </w:r>
-      <w:r>
-        <w:rPr>
-          <w:b/>
-          <w:bCs/>
-          <w:shd w:val="clear" w:color="auto" w:fill="A6A6A6"/>
-        </w:rPr>
-        <w:t>．</w:t>
+          <w:shd w:val="clear" w:color="auto" w:fill="C9C9C9"/>
+        </w:rPr>
+        <w:t xml:space="preserve">6．（简单）</w:t>
       </w:r>
       <w:r>
         <w:t>在</w:t>
@@ -6378,45 +6661,138 @@
       </w:pPr>
       <w:r>
         <w:rPr>
-          <w:b/>
+          <w:shd w:val="clear" w:color="auto" w:fill="C9C9C9"/>
         </w:rPr>
         <w:t>【答案】</w:t>
       </w:r>
       <w:r>
-        <w:t>4/5</w:t>
+        <w:t xml:space="preserve"> </w:t>
+      </w:r>
+      <w:r>
+        <w:rPr>
+          <w:shd w:val="clear" w:color="auto" w:fill="C9C9C9"/>
+        </w:rPr>
+        <w:t xml:space="preserve">4/5</w:t>
       </w:r>
       <w:r>
         <w:t>；</w:t>
       </w:r>
       <w:r>
+        <w:rPr>
+          <w:shd w:val="clear" w:color="auto" w:fill="C9C9C9"/>
+        </w:rPr>
         <w:t>16/9</w:t>
       </w:r>
       <w:r>
-        <w:rPr>
-          <w:b/>
-        </w:rPr>
-        <w:t xml:space="preserve">　【难度】</w:t>
-      </w:r>
-      <w:r>
-        <w:t>0.85</w:t>
-      </w:r>
-      <w:r>
-        <w:rPr>
-          <w:b/>
-        </w:rPr>
-        <w:t xml:space="preserve">　【知识点】</w:t>
+        <w:rPr/>
+        <w:t xml:space="preserve">　</w:t>
+      </w:r>
+      <w:r>
+        <w:rPr>
+          <w:shd w:val="clear" w:color="auto" w:fill="C9C9C9"/>
+        </w:rPr>
+        <w:t xml:space="preserve">【知识点】</w:t>
+      </w:r>
+      <w:r>
+        <w:rPr/>
+        <w:t xml:space="preserve">1.2.1 </w:t>
       </w:r>
       <w:r>
         <w:t>射影定理</w:t>
       </w:r>
-      <w:r>
-        <w:rPr>
-          <w:b/>
-        </w:rPr>
-        <w:t>解析</w:t>
-      </w:r>
-      <w:r>
-        <w:t xml:space="preserve"> </w:t>
+    </w:p>
+    <w:p>
+      <w:pPr>
+        <w:jc w:val="left"/>
+      </w:pPr>
+      <w:r>
+        <w:rPr>
+          <w:shd w:val="clear" w:color="auto" w:fill="C9C9C9"/>
+        </w:rPr>
+        <w:t>【分析】</w:t>
+      </w:r>
+      <w:r>
+        <w:t xml:space="preserve">【编注】</w:t>
+      </w:r>
+      <w:r>
+        <w:t xml:space="preserve">设</w:t>
+      </w:r>
+      <m:oMath>
+        <m:r>
+          <w:rPr>
+            <w:rFonts w:cs="Cambria Math"/>
+          </w:rPr>
+          <m:t>AC=3</m:t>
+        </m:r>
+      </m:oMath>
+      <w:r>
+        <w:t xml:space="preserve">、</w:t>
+      </w:r>
+      <m:oMath>
+        <m:r>
+          <w:rPr>
+            <w:rFonts w:cs="Cambria Math"/>
+          </w:rPr>
+          <m:t>AB=4</m:t>
+        </m:r>
+      </m:oMath>
+      <w:r>
+        <w:t xml:space="preserve">，则</w:t>
+      </w:r>
+      <m:oMath>
+        <m:r>
+          <w:rPr>
+            <w:rFonts w:cs="Cambria Math"/>
+          </w:rPr>
+          <m:t>BC=5</m:t>
+        </m:r>
+      </m:oMath>
+      <w:r>
+        <w:t xml:space="preserve">；先用等积法求斜边上的高</w:t>
+      </w:r>
+      <m:oMath>
+        <m:r>
+          <w:rPr>
+            <w:rFonts w:cs="Cambria Math"/>
+          </w:rPr>
+          <m:t>AD</m:t>
+        </m:r>
+      </m:oMath>
+      <w:r>
+        <w:t xml:space="preserve">，再用射影定理求</w:t>
+      </w:r>
+      <m:oMath>
+        <m:r>
+          <w:rPr>
+            <w:rFonts w:cs="Cambria Math"/>
+          </w:rPr>
+          <m:t>BD</m:t>
+        </m:r>
+      </m:oMath>
+      <w:r>
+        <w:t xml:space="preserve">、</w:t>
+      </w:r>
+      <m:oMath>
+        <m:r>
+          <w:rPr>
+            <w:rFonts w:cs="Cambria Math"/>
+          </w:rPr>
+          <m:t>CD</m:t>
+        </m:r>
+      </m:oMath>
+      <w:r>
+        <w:t xml:space="preserve">。</w:t>
+      </w:r>
+    </w:p>
+    <w:p>
+      <w:pPr>
+        <w:jc w:val="left"/>
+      </w:pPr>
+      <w:r>
+        <w:rPr>
+          <w:shd w:val="clear" w:color="auto" w:fill="C9C9C9"/>
+        </w:rPr>
+        <w:t xml:space="preserve">【详解】</w:t>
       </w:r>
       <w:r>
         <w:t>依题意可设</w:t>
@@ -6885,15 +7261,11 @@
         <w:jc w:val="left"/>
       </w:pPr>
       <w:r>
-        <w:rPr>
-          <w:b/>
-        </w:rPr>
+        <w:rPr/>
         <w:t>点拨</w:t>
       </w:r>
       <w:r>
-        <w:rPr>
-          <w:b/>
-        </w:rPr>
+        <w:rPr/>
         <w:t xml:space="preserve"> </w:t>
       </w:r>
       <w:r>
@@ -6922,18 +7294,10 @@
         <w:rPr>
           <w:b/>
           <w:bCs/>
-          <w:shd w:val="clear" w:color="auto" w:fill="A6A6A6"/>
+          <w:shd w:val="clear" w:color="auto" w:fill="C9C9C9"/>
         </w:rPr>
         <w:lastRenderedPageBreak/>
-        <w:t>7</w:t>
-      </w:r>
-      <w:r>
-        <w:rPr>
-          <w:b/>
-          <w:bCs/>
-          <w:shd w:val="clear" w:color="auto" w:fill="A6A6A6"/>
-        </w:rPr>
-        <w:t>．</w:t>
+        <w:t xml:space="preserve">7．（简单）</w:t>
       </w:r>
       <w:r>
         <w:t>如图，在</w:t>
@@ -7124,42 +7488,158 @@
       </w:pPr>
       <w:r>
         <w:rPr>
-          <w:b/>
+          <w:shd w:val="clear" w:color="auto" w:fill="C9C9C9"/>
         </w:rPr>
         <w:t>【答案】</w:t>
       </w:r>
       <w:r>
-        <w:t>(1)30°</w:t>
+        <w:t xml:space="preserve"> </w:t>
+      </w:r>
+      <w:r>
+        <w:rPr>
+          <w:shd w:val="clear" w:color="auto" w:fill="C9C9C9"/>
+        </w:rPr>
+        <w:t xml:space="preserve">(1)30°</w:t>
       </w:r>
       <w:r>
         <w:t>；</w:t>
       </w:r>
       <w:r>
+        <w:rPr>
+          <w:shd w:val="clear" w:color="auto" w:fill="C9C9C9"/>
+        </w:rPr>
         <w:t>(2)8√3</w:t>
       </w:r>
       <w:r>
-        <w:rPr>
-          <w:b/>
-        </w:rPr>
-        <w:t xml:space="preserve">　【难度】</w:t>
-      </w:r>
-      <w:r>
-        <w:t>0.85</w:t>
-      </w:r>
-      <w:r>
-        <w:rPr>
-          <w:b/>
-        </w:rPr>
-        <w:t xml:space="preserve">　【知识点】</w:t>
+        <w:rPr/>
+        <w:t xml:space="preserve">　</w:t>
+      </w:r>
+      <w:r>
+        <w:rPr>
+          <w:shd w:val="clear" w:color="auto" w:fill="C9C9C9"/>
+        </w:rPr>
+        <w:t xml:space="preserve">【知识点】</w:t>
+      </w:r>
+      <w:r>
+        <w:rPr/>
+        <w:t xml:space="preserve">1.2.1 </w:t>
       </w:r>
       <w:r>
         <w:t>射影定理</w:t>
       </w:r>
-      <w:r>
-        <w:rPr>
-          <w:b/>
-        </w:rPr>
-        <w:t>解析</w:t>
+    </w:p>
+    <w:p>
+      <w:pPr>
+        <w:jc w:val="left"/>
+      </w:pPr>
+      <w:r>
+        <w:rPr>
+          <w:shd w:val="clear" w:color="auto" w:fill="C9C9C9"/>
+        </w:rPr>
+        <w:t>【分析】</w:t>
+      </w:r>
+      <w:r>
+        <w:t xml:space="preserve">【编注】</w:t>
+      </w:r>
+      <w:r>
+        <w:t xml:space="preserve">(1）在</w:t>
+      </w:r>
+      <m:oMath>
+        <m:r>
+          <w:rPr>
+            <w:rFonts w:cs="Cambria Math"/>
+          </w:rPr>
+          <m:t>Rt△ACD</m:t>
+        </m:r>
+      </m:oMath>
+      <w:r>
+        <w:t xml:space="preserve">中用正切定义求</w:t>
+      </w:r>
+      <m:oMath>
+        <m:r>
+          <w:rPr>
+            <w:rFonts w:cs="Cambria Math"/>
+          </w:rPr>
+          <m:t>∠A</m:t>
+        </m:r>
+      </m:oMath>
+      <w:r>
+        <w:t xml:space="preserve">；(2）用射影定理</w:t>
+      </w:r>
+      <m:oMath>
+        <m:r>
+          <w:rPr>
+            <w:rFonts w:cs="Cambria Math"/>
+          </w:rPr>
+          <m:t>C</m:t>
+        </m:r>
+        <m:sSup>
+          <m:sSupPr>
+            <m:ctrlPr>
+              <w:rPr>
+                <w:rFonts w:ascii="Cambria Math" w:hAnsi="Cambria Math"/>
+              </w:rPr>
+            </m:ctrlPr>
+          </m:sSupPr>
+          <m:e>
+            <m:r>
+              <w:rPr>
+                <w:rFonts w:cs="Cambria Math"/>
+              </w:rPr>
+              <m:t>D</m:t>
+            </m:r>
+          </m:e>
+          <m:sup>
+            <m:r>
+              <w:rPr>
+                <w:rFonts w:cs="Cambria Math"/>
+              </w:rPr>
+              <m:t>2</m:t>
+            </m:r>
+          </m:sup>
+        </m:sSup>
+        <m:r>
+          <w:rPr>
+            <w:rFonts w:cs="Cambria Math"/>
+          </w:rPr>
+          <m:t>=AD⋅BD</m:t>
+        </m:r>
+      </m:oMath>
+      <w:r>
+        <w:t xml:space="preserve">求</w:t>
+      </w:r>
+      <m:oMath>
+        <m:r>
+          <w:rPr>
+            <w:rFonts w:cs="Cambria Math"/>
+          </w:rPr>
+          <m:t>BD</m:t>
+        </m:r>
+      </m:oMath>
+      <w:r>
+        <w:t xml:space="preserve">，再求</w:t>
+      </w:r>
+      <m:oMath>
+        <m:r>
+          <w:rPr>
+            <w:rFonts w:cs="Cambria Math"/>
+          </w:rPr>
+          <m:t>AB</m:t>
+        </m:r>
+      </m:oMath>
+      <w:r>
+        <w:t xml:space="preserve">与面积。</w:t>
+      </w:r>
+    </w:p>
+    <w:p>
+      <w:pPr>
+        <w:jc w:val="left"/>
+      </w:pPr>
+      <w:r>
+        <w:rPr>
+          <w:shd w:val="clear" w:color="auto" w:fill="C9C9C9"/>
+        </w:rPr>
+        <w:t xml:space="preserve">【详解】</w:t>
       </w:r>
       <w:r>
         <w:t>  (1)</w:t>
@@ -7761,17 +8241,9 @@
         <w:rPr>
           <w:b/>
           <w:bCs/>
-          <w:shd w:val="clear" w:color="auto" w:fill="A6A6A6"/>
-        </w:rPr>
-        <w:t>8</w:t>
-      </w:r>
-      <w:r>
-        <w:rPr>
-          <w:b/>
-          <w:bCs/>
-          <w:shd w:val="clear" w:color="auto" w:fill="A6A6A6"/>
-        </w:rPr>
-        <w:t>．</w:t>
+          <w:shd w:val="clear" w:color="auto" w:fill="C9C9C9"/>
+        </w:rPr>
+        <w:t xml:space="preserve">8．（简单）</w:t>
       </w:r>
       <w:r>
         <w:t>一个直角三角形的一条直角边为</w:t>
@@ -7859,19 +8331,31 @@
         <w:jc w:val="left"/>
       </w:pPr>
       <w:r>
+        <w:rPr>
+          <w:shd w:val="clear" w:color="auto" w:fill="C9C9C9"/>
+        </w:rPr>
         <w:t>【答案】</w:t>
       </w:r>
       <w:r>
-        <w:t>B</w:t>
-      </w:r>
-      <w:r>
-        <w:t>【难度】</w:t>
-      </w:r>
-      <w:r>
-        <w:t>0.94</w:t>
-      </w:r>
-      <w:r>
-        <w:t>【知识点】图形的性质</w:t>
+        <w:t xml:space="preserve"> </w:t>
+      </w:r>
+      <w:r>
+        <w:rPr>
+          <w:shd w:val="clear" w:color="auto" w:fill="C9C9C9"/>
+        </w:rPr>
+        <w:t xml:space="preserve">B</w:t>
+      </w:r>
+      <w:r>
+        <w:t xml:space="preserve"> </w:t>
+      </w:r>
+      <w:r>
+        <w:rPr>
+          <w:shd w:val="clear" w:color="auto" w:fill="C9C9C9"/>
+        </w:rPr>
+        <w:t xml:space="preserve">【知识点】</w:t>
+      </w:r>
+      <w:r>
+        <w:t xml:space="preserve">1.2.1 图形的性质</w:t>
       </w:r>
     </w:p>
     <w:p>
@@ -7879,7 +8363,13 @@
         <w:jc w:val="left"/>
       </w:pPr>
       <w:r>
-        <w:t>【分析】利用勾股定理求得长为</w:t>
+        <w:rPr>
+          <w:shd w:val="clear" w:color="auto" w:fill="C9C9C9"/>
+        </w:rPr>
+        <w:t xml:space="preserve">【分析】</w:t>
+      </w:r>
+      <w:r>
+        <w:t xml:space="preserve">利用勾股定理求得长为</w:t>
       </w:r>
       <m:oMath>
         <m:r>
@@ -7901,7 +8391,13 @@
         <w:jc w:val="left"/>
       </w:pPr>
       <w:r>
-        <w:t>【详解】解：长为</w:t>
+        <w:rPr>
+          <w:shd w:val="clear" w:color="auto" w:fill="C9C9C9"/>
+        </w:rPr>
+        <w:t xml:space="preserve">【详解】</w:t>
+      </w:r>
+      <w:r>
+        <w:t xml:space="preserve">解：长为</w:t>
       </w:r>
       <m:oMath>
         <m:r>
@@ -8155,17 +8651,9 @@
         <w:rPr>
           <w:b/>
           <w:bCs/>
-          <w:shd w:val="clear" w:color="auto" w:fill="A6A6A6"/>
-        </w:rPr>
-        <w:t>9</w:t>
-      </w:r>
-      <w:r>
-        <w:rPr>
-          <w:b/>
-          <w:bCs/>
-          <w:shd w:val="clear" w:color="auto" w:fill="A6A6A6"/>
-        </w:rPr>
-        <w:t>．</w:t>
+          <w:shd w:val="clear" w:color="auto" w:fill="C9C9C9"/>
+        </w:rPr>
+        <w:t xml:space="preserve">9．（中档）</w:t>
       </w:r>
       <w:r>
         <w:t>已知在梯形</w:t>
@@ -8335,12 +8823,19 @@
         <w:jc w:val="left"/>
       </w:pPr>
       <w:r>
+        <w:rPr>
+          <w:shd w:val="clear" w:color="auto" w:fill="C9C9C9"/>
+        </w:rPr>
         <w:t>【答案】</w:t>
       </w:r>
-      <m:oMath>
-        <m:r>
-          <w:rPr>
-            <w:rFonts w:cs="Cambria Math"/>
+      <w:r>
+        <w:t xml:space="preserve"> </w:t>
+      </w:r>
+      <m:oMath>
+        <m:r>
+          <w:rPr>
+            <w:rFonts w:cs="Cambria Math"/>
+            <w:shd w:val="clear" w:color="auto" w:fill="C9C9C9"/>
           </w:rPr>
           <m:t>32.64</m:t>
         </m:r>
@@ -8354,6 +8849,7 @@
             <m:ctrlPr>
               <w:rPr>
                 <w:rFonts w:ascii="Cambria Math" w:hAnsi="Cambria Math"/>
+                <w:shd w:val="clear" w:color="auto" w:fill="C9C9C9"/>
               </w:rPr>
             </m:ctrlPr>
           </m:fPr>
@@ -8361,6 +8857,7 @@
             <m:r>
               <w:rPr>
                 <w:rFonts w:cs="Cambria Math"/>
+                <w:shd w:val="clear" w:color="auto" w:fill="C9C9C9"/>
               </w:rPr>
               <m:t>816</m:t>
             </m:r>
@@ -8369,6 +8866,7 @@
             <m:r>
               <w:rPr>
                 <w:rFonts w:cs="Cambria Math"/>
+                <w:shd w:val="clear" w:color="auto" w:fill="C9C9C9"/>
               </w:rPr>
               <m:t>25</m:t>
             </m:r>
@@ -8376,13 +8874,16 @@
         </m:f>
       </m:oMath>
       <w:r>
-        <w:t>【难度】</w:t>
-      </w:r>
-      <w:r>
-        <w:t>0.65</w:t>
-      </w:r>
-      <w:r>
-        <w:t>【知识点】图形的性质</w:t>
+        <w:t xml:space="preserve"> </w:t>
+      </w:r>
+      <w:r>
+        <w:rPr>
+          <w:shd w:val="clear" w:color="auto" w:fill="C9C9C9"/>
+        </w:rPr>
+        <w:t xml:space="preserve">【知识点】</w:t>
+      </w:r>
+      <w:r>
+        <w:t xml:space="preserve">1.2.1 图形的性质</w:t>
       </w:r>
     </w:p>
     <w:p>
@@ -8390,7 +8891,13 @@
         <w:jc w:val="left"/>
       </w:pPr>
       <w:r>
-        <w:t>【分析】推导出</w:t>
+        <w:rPr>
+          <w:shd w:val="clear" w:color="auto" w:fill="C9C9C9"/>
+        </w:rPr>
+        <w:t xml:space="preserve">【分析】</w:t>
+      </w:r>
+      <w:r>
+        <w:t xml:space="preserve">推导出</w:t>
       </w:r>
       <m:oMath>
         <m:r>
@@ -8458,7 +8965,13 @@
         <w:jc w:val="left"/>
       </w:pPr>
       <w:r>
-        <w:t>【详解】在</w:t>
+        <w:rPr>
+          <w:shd w:val="clear" w:color="auto" w:fill="C9C9C9"/>
+        </w:rPr>
+        <w:t xml:space="preserve">【详解】</w:t>
+      </w:r>
+      <w:r>
+        <w:t xml:space="preserve">在</w:t>
       </w:r>
       <m:oMath>
         <m:r>
@@ -9057,17 +9570,9 @@
         <w:rPr>
           <w:b/>
           <w:bCs/>
-          <w:shd w:val="clear" w:color="auto" w:fill="A6A6A6"/>
-        </w:rPr>
-        <w:t>10</w:t>
-      </w:r>
-      <w:r>
-        <w:rPr>
-          <w:b/>
-          <w:bCs/>
-          <w:shd w:val="clear" w:color="auto" w:fill="A6A6A6"/>
-        </w:rPr>
-        <w:t>．</w:t>
+          <w:shd w:val="clear" w:color="auto" w:fill="C9C9C9"/>
+        </w:rPr>
+        <w:t xml:space="preserve">10．（简单）</w:t>
       </w:r>
       <w:r>
         <w:t>已知直角三角形周长为</w:t>
@@ -9164,37 +9669,55 @@
         <w:jc w:val="left"/>
       </w:pPr>
       <w:r>
+        <w:rPr>
+          <w:shd w:val="clear" w:color="auto" w:fill="C9C9C9"/>
+        </w:rPr>
         <w:t>【答案】</w:t>
       </w:r>
       <w:r>
-        <w:t>(1)</w:t>
-      </w:r>
-      <m:oMath>
-        <m:r>
-          <w:rPr>
-            <w:rFonts w:cs="Cambria Math"/>
+        <w:t xml:space="preserve"> </w:t>
+      </w:r>
+      <w:r>
+        <w:rPr>
+          <w:shd w:val="clear" w:color="auto" w:fill="C9C9C9"/>
+        </w:rPr>
+        <w:t xml:space="preserve">(1)</w:t>
+      </w:r>
+      <m:oMath>
+        <m:r>
+          <w:rPr>
+            <w:rFonts w:cs="Cambria Math"/>
+            <w:shd w:val="clear" w:color="auto" w:fill="C9C9C9"/>
           </w:rPr>
           <m:t>20cm</m:t>
         </m:r>
       </m:oMath>
       <w:r>
+        <w:rPr>
+          <w:shd w:val="clear" w:color="auto" w:fill="C9C9C9"/>
+        </w:rPr>
         <w:t>，</w:t>
       </w:r>
       <m:oMath>
         <m:r>
           <w:rPr>
             <w:rFonts w:cs="Cambria Math"/>
+            <w:shd w:val="clear" w:color="auto" w:fill="C9C9C9"/>
           </w:rPr>
           <m:t>12cm</m:t>
         </m:r>
       </m:oMath>
       <w:r>
+        <w:rPr>
+          <w:shd w:val="clear" w:color="auto" w:fill="C9C9C9"/>
+        </w:rPr>
         <w:t>，</w:t>
       </w:r>
       <m:oMath>
         <m:r>
           <w:rPr>
             <w:rFonts w:cs="Cambria Math"/>
+            <w:shd w:val="clear" w:color="auto" w:fill="C9C9C9"/>
           </w:rPr>
           <m:t>16cm</m:t>
         </m:r>
@@ -9203,6 +9726,9 @@
         <w:t>；</w:t>
       </w:r>
       <w:r>
+        <w:rPr>
+          <w:shd w:val="clear" w:color="auto" w:fill="C9C9C9"/>
+        </w:rPr>
         <w:t>(2)</w:t>
       </w:r>
       <m:oMath>
@@ -9211,6 +9737,7 @@
             <m:ctrlPr>
               <w:rPr>
                 <w:rFonts w:ascii="Cambria Math" w:hAnsi="Cambria Math"/>
+                <w:shd w:val="clear" w:color="auto" w:fill="C9C9C9"/>
               </w:rPr>
             </m:ctrlPr>
           </m:fPr>
@@ -9218,6 +9745,7 @@
             <m:r>
               <w:rPr>
                 <w:rFonts w:cs="Cambria Math"/>
+                <w:shd w:val="clear" w:color="auto" w:fill="C9C9C9"/>
               </w:rPr>
               <m:t>36</m:t>
             </m:r>
@@ -9226,6 +9754,7 @@
             <m:r>
               <w:rPr>
                 <w:rFonts w:cs="Cambria Math"/>
+                <w:shd w:val="clear" w:color="auto" w:fill="C9C9C9"/>
               </w:rPr>
               <m:t>5</m:t>
             </m:r>
@@ -9234,11 +9763,15 @@
         <m:r>
           <w:rPr>
             <w:rFonts w:cs="Cambria Math"/>
+            <w:shd w:val="clear" w:color="auto" w:fill="C9C9C9"/>
           </w:rPr>
           <m:t>cm</m:t>
         </m:r>
       </m:oMath>
       <w:r>
+        <w:rPr>
+          <w:shd w:val="clear" w:color="auto" w:fill="C9C9C9"/>
+        </w:rPr>
         <w:t>，</w:t>
       </w:r>
       <m:oMath>
@@ -9247,6 +9780,7 @@
             <m:ctrlPr>
               <w:rPr>
                 <w:rFonts w:ascii="Cambria Math" w:hAnsi="Cambria Math"/>
+                <w:shd w:val="clear" w:color="auto" w:fill="C9C9C9"/>
               </w:rPr>
             </m:ctrlPr>
           </m:fPr>
@@ -9254,6 +9788,7 @@
             <m:r>
               <w:rPr>
                 <w:rFonts w:cs="Cambria Math"/>
+                <w:shd w:val="clear" w:color="auto" w:fill="C9C9C9"/>
               </w:rPr>
               <m:t>64</m:t>
             </m:r>
@@ -9262,6 +9797,7 @@
             <m:r>
               <w:rPr>
                 <w:rFonts w:cs="Cambria Math"/>
+                <w:shd w:val="clear" w:color="auto" w:fill="C9C9C9"/>
               </w:rPr>
               <m:t>5</m:t>
             </m:r>
@@ -9270,18 +9806,25 @@
         <m:r>
           <w:rPr>
             <w:rFonts w:cs="Cambria Math"/>
+            <w:shd w:val="clear" w:color="auto" w:fill="C9C9C9"/>
           </w:rPr>
           <m:t>cm</m:t>
         </m:r>
       </m:oMath>
       <w:r>
-        <w:t>．【难度】</w:t>
-      </w:r>
-      <w:r>
-        <w:t>0.85</w:t>
-      </w:r>
-      <w:r>
-        <w:t>【知识点】几何证明选讲</w:t>
+        <w:t>．</w:t>
+      </w:r>
+      <w:r>
+        <w:t xml:space="preserve"> </w:t>
+      </w:r>
+      <w:r>
+        <w:rPr>
+          <w:shd w:val="clear" w:color="auto" w:fill="C9C9C9"/>
+        </w:rPr>
+        <w:t xml:space="preserve">【知识点】</w:t>
+      </w:r>
+      <w:r>
+        <w:t xml:space="preserve">1.2.1 几何证明选讲</w:t>
       </w:r>
     </w:p>
     <w:p>
@@ -9289,7 +9832,124 @@
         <w:jc w:val="left"/>
       </w:pPr>
       <w:r>
-        <w:t>【详解】试题分析：</w:t>
+        <w:rPr>
+          <w:shd w:val="clear" w:color="auto" w:fill="C9C9C9"/>
+        </w:rPr>
+        <w:t>【分析】</w:t>
+      </w:r>
+      <w:r>
+        <w:t xml:space="preserve">【编注】</w:t>
+      </w:r>
+      <w:r>
+        <w:t xml:space="preserve">设</w:t>
+      </w:r>
+      <m:oMath>
+        <m:r>
+          <w:rPr>
+            <w:rFonts w:cs="Cambria Math"/>
+          </w:rPr>
+          <m:t>CD=3x</m:t>
+        </m:r>
+      </m:oMath>
+      <w:r>
+        <w:t xml:space="preserve">、</w:t>
+      </w:r>
+      <m:oMath>
+        <m:r>
+          <w:rPr>
+            <w:rFonts w:cs="Cambria Math"/>
+          </w:rPr>
+          <m:t>BD=5x</m:t>
+        </m:r>
+      </m:oMath>
+      <w:r>
+        <w:t xml:space="preserve">，由角平分线上的点到角两边距离相等得</w:t>
+      </w:r>
+      <m:oMath>
+        <m:r>
+          <w:rPr>
+            <w:rFonts w:cs="Cambria Math"/>
+          </w:rPr>
+          <m:t>DE=CD</m:t>
+        </m:r>
+      </m:oMath>
+      <w:r>
+        <w:t xml:space="preserve">、</w:t>
+      </w:r>
+      <m:oMath>
+        <m:r>
+          <w:rPr>
+            <w:rFonts w:cs="Cambria Math"/>
+          </w:rPr>
+          <m:t>AE=AC</m:t>
+        </m:r>
+      </m:oMath>
+      <w:r>
+        <w:t xml:space="preserve">，用</w:t>
+      </w:r>
+      <m:oMath>
+        <m:r>
+          <w:rPr>
+            <w:rFonts w:cs="Cambria Math"/>
+          </w:rPr>
+          <m:t>x</m:t>
+        </m:r>
+      </m:oMath>
+      <w:r>
+        <w:t xml:space="preserve">表示三边后由周长列方程求解；射影长用射影定理</w:t>
+      </w:r>
+      <m:oMath>
+        <m:r>
+          <w:rPr>
+            <w:rFonts w:cs="Cambria Math"/>
+          </w:rPr>
+          <m:t>A</m:t>
+        </m:r>
+        <m:sSup>
+          <m:sSupPr>
+            <m:ctrlPr>
+              <w:rPr>
+                <w:rFonts w:ascii="Cambria Math" w:hAnsi="Cambria Math"/>
+              </w:rPr>
+            </m:ctrlPr>
+          </m:sSupPr>
+          <m:e>
+            <m:r>
+              <w:rPr>
+                <w:rFonts w:cs="Cambria Math"/>
+              </w:rPr>
+              <m:t>C</m:t>
+            </m:r>
+          </m:e>
+          <m:sup>
+            <m:r>
+              <w:rPr>
+                <w:rFonts w:cs="Cambria Math"/>
+              </w:rPr>
+              <m:t>2</m:t>
+            </m:r>
+          </m:sup>
+        </m:sSup>
+        <m:r>
+          <w:rPr>
+            <w:rFonts w:cs="Cambria Math"/>
+          </w:rPr>
+          <m:t>=AF⋅AB</m:t>
+        </m:r>
+      </m:oMath>
+      <w:r>
+        <w:t xml:space="preserve">求。</w:t>
+      </w:r>
+    </w:p>
+    <w:p>
+      <w:pPr>
+        <w:jc w:val="left"/>
+      </w:pPr>
+      <w:r>
+        <w:rPr>
+          <w:shd w:val="clear" w:color="auto" w:fill="C9C9C9"/>
+        </w:rPr>
+        <w:t xml:space="preserve">【详解】</w:t>
       </w:r>
       <w:r>
         <w:t>(1)</w:t>
@@ -9312,9 +9972,6 @@
       <w:pPr>
         <w:jc w:val="left"/>
       </w:pPr>
-      <w:r>
-        <w:t>试题解析：</w:t>
-      </w:r>
       <w:r>
         <w:t>(1)</w:t>
       </w:r>
@@ -10239,17 +10896,9 @@
         <w:rPr>
           <w:b/>
           <w:bCs/>
-          <w:shd w:val="clear" w:color="auto" w:fill="A6A6A6"/>
-        </w:rPr>
-        <w:t>11</w:t>
-      </w:r>
-      <w:r>
-        <w:rPr>
-          <w:b/>
-          <w:bCs/>
-          <w:shd w:val="clear" w:color="auto" w:fill="A6A6A6"/>
-        </w:rPr>
-        <w:t>．</w:t>
+          <w:shd w:val="clear" w:color="auto" w:fill="C9C9C9"/>
+        </w:rPr>
+        <w:t xml:space="preserve">11．（简单）</w:t>
       </w:r>
       <w:r>
         <w:t>如图，在</w:t>
@@ -10428,25 +11077,49 @@
         <w:jc w:val="left"/>
       </w:pPr>
       <w:r>
+        <w:rPr>
+          <w:shd w:val="clear" w:color="auto" w:fill="C9C9C9"/>
+        </w:rPr>
         <w:t>【答案】</w:t>
       </w:r>
       <w:r>
-        <w:t>(1)</w:t>
-      </w:r>
-      <w:r>
+        <w:t xml:space="preserve"> </w:t>
+      </w:r>
+      <w:r>
+        <w:rPr>
+          <w:shd w:val="clear" w:color="auto" w:fill="C9C9C9"/>
+        </w:rPr>
+        <w:t xml:space="preserve">(1)</w:t>
+      </w:r>
+      <w:r>
+        <w:rPr>
+          <w:shd w:val="clear" w:color="auto" w:fill="C9C9C9"/>
+        </w:rPr>
         <w:t>证明见解析</w:t>
       </w:r>
       <w:r>
+        <w:rPr>
+          <w:shd w:val="clear" w:color="auto" w:fill="C9C9C9"/>
+        </w:rPr>
         <w:t>(2)</w:t>
       </w:r>
       <w:r>
-        <w:t>证明见解析【难度】</w:t>
-      </w:r>
-      <w:r>
-        <w:t>0.85</w:t>
-      </w:r>
-      <w:r>
-        <w:t>【知识点】图形的性质</w:t>
+        <w:rPr>
+          <w:shd w:val="clear" w:color="auto" w:fill="C9C9C9"/>
+        </w:rPr>
+        <w:t>证明见解析</w:t>
+      </w:r>
+      <w:r>
+        <w:t xml:space="preserve"> </w:t>
+      </w:r>
+      <w:r>
+        <w:rPr>
+          <w:shd w:val="clear" w:color="auto" w:fill="C9C9C9"/>
+        </w:rPr>
+        <w:t xml:space="preserve">【知识点】</w:t>
+      </w:r>
+      <w:r>
+        <w:t xml:space="preserve">1.2.1 图形的性质</w:t>
       </w:r>
     </w:p>
     <w:p>
@@ -10454,6 +11127,9 @@
         <w:jc w:val="left"/>
       </w:pPr>
       <w:r>
+        <w:rPr>
+          <w:shd w:val="clear" w:color="auto" w:fill="C9C9C9"/>
+        </w:rPr>
         <w:t>【分析】</w:t>
       </w:r>
       <w:r>
@@ -10572,6 +11248,9 @@
         <w:jc w:val="left"/>
       </w:pPr>
       <w:r>
+        <w:rPr>
+          <w:shd w:val="clear" w:color="auto" w:fill="C9C9C9"/>
+        </w:rPr>
         <w:t>【详解】</w:t>
       </w:r>
       <w:r>
@@ -10858,12 +11537,16 @@
       <w:r>
         <w:rPr>
           <w:b/>
+          <w:sz w:val="21"/>
+          <w:szCs w:val="21"/>
         </w:rPr>
         <w:t xml:space="preserve">1.2.1 </w:t>
       </w:r>
       <w:r>
         <w:rPr>
           <w:b/>
+          <w:sz w:val="21"/>
+          <w:szCs w:val="21"/>
         </w:rPr>
         <w:t>空间中的点、直线与空间向量：三角形的内角与外角平分线定理</w:t>
       </w:r>
@@ -10876,17 +11559,9 @@
         <w:rPr>
           <w:b/>
           <w:bCs/>
-          <w:shd w:val="clear" w:color="auto" w:fill="A6A6A6"/>
-        </w:rPr>
-        <w:t>12</w:t>
-      </w:r>
-      <w:r>
-        <w:rPr>
-          <w:b/>
-          <w:bCs/>
-          <w:shd w:val="clear" w:color="auto" w:fill="A6A6A6"/>
-        </w:rPr>
-        <w:t>．</w:t>
+          <w:shd w:val="clear" w:color="auto" w:fill="C9C9C9"/>
+        </w:rPr>
+        <w:t xml:space="preserve">12．（简单）</w:t>
       </w:r>
       <w:r>
         <w:t>已知，如图所示，</w:t>
@@ -11039,42 +11714,137 @@
       </w:pPr>
       <w:r>
         <w:rPr>
-          <w:b/>
+          <w:shd w:val="clear" w:color="auto" w:fill="C9C9C9"/>
         </w:rPr>
         <w:t>【答案】</w:t>
       </w:r>
       <w:r>
-        <w:t>证明见解析</w:t>
-      </w:r>
-      <w:r>
-        <w:rPr>
-          <w:b/>
-        </w:rPr>
-        <w:t xml:space="preserve">　【难度】</w:t>
-      </w:r>
-      <w:r>
-        <w:t>0.85</w:t>
-      </w:r>
-      <w:r>
-        <w:rPr>
-          <w:b/>
-        </w:rPr>
-        <w:t xml:space="preserve">　【知识点】</w:t>
+        <w:t xml:space="preserve"> </w:t>
+      </w:r>
+      <w:r>
+        <w:rPr>
+          <w:shd w:val="clear" w:color="auto" w:fill="C9C9C9"/>
+        </w:rPr>
+        <w:t xml:space="preserve">证明见解析</w:t>
+      </w:r>
+      <w:r>
+        <w:rPr/>
+        <w:t xml:space="preserve">　</w:t>
+      </w:r>
+      <w:r>
+        <w:rPr>
+          <w:shd w:val="clear" w:color="auto" w:fill="C9C9C9"/>
+        </w:rPr>
+        <w:t xml:space="preserve">【知识点】</w:t>
+      </w:r>
+      <w:r>
+        <w:rPr/>
+        <w:t xml:space="preserve">1.2.1 </w:t>
       </w:r>
       <w:r>
         <w:t>角平分线的性质定理</w:t>
       </w:r>
       <w:r>
-        <w:rPr>
-          <w:b/>
-        </w:rPr>
+        <w:rPr/>
         <w:t>证明</w:t>
       </w:r>
       <w:r>
-        <w:rPr>
-          <w:b/>
-        </w:rPr>
+        <w:rPr/>
         <w:t xml:space="preserve"> </w:t>
+      </w:r>
+    </w:p>
+    <w:p>
+      <w:pPr>
+        <w:jc w:val="left"/>
+      </w:pPr>
+      <w:r>
+        <w:rPr>
+          <w:shd w:val="clear" w:color="auto" w:fill="C9C9C9"/>
+        </w:rPr>
+        <w:t>【分析】</w:t>
+      </w:r>
+      <w:r>
+        <w:t xml:space="preserve">【编注】</w:t>
+      </w:r>
+      <w:r>
+        <w:t xml:space="preserve">过</w:t>
+      </w:r>
+      <m:oMath>
+        <m:r>
+          <w:rPr>
+            <w:rFonts w:cs="Cambria Math"/>
+          </w:rPr>
+          <m:t>C</m:t>
+        </m:r>
+      </m:oMath>
+      <w:r>
+        <w:t xml:space="preserve">作</w:t>
+      </w:r>
+      <m:oMath>
+        <m:r>
+          <w:rPr>
+            <w:rFonts w:cs="Cambria Math"/>
+          </w:rPr>
+          <m:t>CE//DA</m:t>
+        </m:r>
+      </m:oMath>
+      <w:r>
+        <w:t xml:space="preserve">交</w:t>
+      </w:r>
+      <m:oMath>
+        <m:r>
+          <w:rPr>
+            <w:rFonts w:cs="Cambria Math"/>
+          </w:rPr>
+          <m:t>BA</m:t>
+        </m:r>
+      </m:oMath>
+      <w:r>
+        <w:t xml:space="preserve">的延长线于</w:t>
+      </w:r>
+      <m:oMath>
+        <m:r>
+          <w:rPr>
+            <w:rFonts w:cs="Cambria Math"/>
+          </w:rPr>
+          <m:t>E</m:t>
+        </m:r>
+      </m:oMath>
+      <w:r>
+        <w:t xml:space="preserve">，由平行线分线段成比例得</w:t>
+      </w:r>
+      <m:oMath>
+        <m:r>
+          <w:rPr>
+            <w:rFonts w:cs="Cambria Math"/>
+          </w:rPr>
+          <m:t>BA:AE=BD:DC</m:t>
+        </m:r>
+      </m:oMath>
+      <w:r>
+        <w:t xml:space="preserve">，再证</w:t>
+      </w:r>
+      <m:oMath>
+        <m:r>
+          <w:rPr>
+            <w:rFonts w:cs="Cambria Math"/>
+          </w:rPr>
+          <m:t>AE=AC</m:t>
+        </m:r>
+      </m:oMath>
+      <w:r>
+        <w:t xml:space="preserve">即得结论。</w:t>
+      </w:r>
+    </w:p>
+    <w:p>
+      <w:pPr>
+        <w:jc w:val="left"/>
+      </w:pPr>
+      <w:r>
+        <w:rPr>
+          <w:shd w:val="clear" w:color="auto" w:fill="C9C9C9"/>
+        </w:rPr>
+        <w:t xml:space="preserve">【详解】</w:t>
       </w:r>
       <w:r>
         <w:t>方法</w:t>
@@ -11808,15 +12578,11 @@
         <w:jc w:val="left"/>
       </w:pPr>
       <w:r>
-        <w:rPr>
-          <w:b/>
-        </w:rPr>
+        <w:rPr/>
         <w:t>点拨</w:t>
       </w:r>
       <w:r>
-        <w:rPr>
-          <w:b/>
-        </w:rPr>
+        <w:rPr/>
         <w:t xml:space="preserve"> </w:t>
       </w:r>
       <w:r>
@@ -11834,17 +12600,9 @@
         <w:rPr>
           <w:b/>
           <w:bCs/>
-          <w:shd w:val="clear" w:color="auto" w:fill="A6A6A6"/>
-        </w:rPr>
-        <w:t>13</w:t>
-      </w:r>
-      <w:r>
-        <w:rPr>
-          <w:b/>
-          <w:bCs/>
-          <w:shd w:val="clear" w:color="auto" w:fill="A6A6A6"/>
-        </w:rPr>
-        <w:t>．</w:t>
+          <w:shd w:val="clear" w:color="auto" w:fill="C9C9C9"/>
+        </w:rPr>
+        <w:t xml:space="preserve">13．（简单）</w:t>
       </w:r>
       <w:r>
         <w:t xml:space="preserve"> </w:t>
@@ -11986,39 +12744,96 @@
       </w:pPr>
       <w:r>
         <w:rPr>
-          <w:b/>
+          <w:shd w:val="clear" w:color="auto" w:fill="C9C9C9"/>
         </w:rPr>
         <w:t>【答案】</w:t>
       </w:r>
       <w:r>
-        <w:t>35/9</w:t>
-      </w:r>
-      <w:r>
-        <w:rPr>
-          <w:b/>
-        </w:rPr>
-        <w:t xml:space="preserve">　【难度】</w:t>
-      </w:r>
-      <w:r>
-        <w:t>0.85</w:t>
-      </w:r>
-      <w:r>
-        <w:rPr>
-          <w:b/>
-        </w:rPr>
-        <w:t xml:space="preserve">　【知识点】</w:t>
+        <w:t xml:space="preserve"> </w:t>
+      </w:r>
+      <w:r>
+        <w:rPr>
+          <w:shd w:val="clear" w:color="auto" w:fill="C9C9C9"/>
+        </w:rPr>
+        <w:t xml:space="preserve">35/9</w:t>
+      </w:r>
+      <w:r>
+        <w:rPr/>
+        <w:t xml:space="preserve">　</w:t>
+      </w:r>
+      <w:r>
+        <w:rPr>
+          <w:shd w:val="clear" w:color="auto" w:fill="C9C9C9"/>
+        </w:rPr>
+        <w:t xml:space="preserve">【知识点】</w:t>
+      </w:r>
+      <w:r>
+        <w:rPr/>
+        <w:t xml:space="preserve">1.2.1 </w:t>
       </w:r>
       <w:r>
         <w:t>角平分线的性质定理</w:t>
       </w:r>
-      <w:r>
-        <w:rPr>
-          <w:b/>
-        </w:rPr>
-        <w:t>解析</w:t>
-      </w:r>
-      <w:r>
-        <w:t xml:space="preserve">  </w:t>
+    </w:p>
+    <w:p>
+      <w:pPr>
+        <w:jc w:val="left"/>
+      </w:pPr>
+      <w:r>
+        <w:rPr>
+          <w:shd w:val="clear" w:color="auto" w:fill="C9C9C9"/>
+        </w:rPr>
+        <w:t>【分析】</w:t>
+      </w:r>
+      <w:r>
+        <w:t xml:space="preserve">【编注】</w:t>
+      </w:r>
+      <w:r>
+        <w:t xml:space="preserve">由三角形内角平分线定理得</w:t>
+      </w:r>
+      <m:oMath>
+        <m:r>
+          <w:rPr>
+            <w:rFonts w:cs="Cambria Math"/>
+          </w:rPr>
+          <m:t>BD:CD=AB:AC=5:4</m:t>
+        </m:r>
+      </m:oMath>
+      <w:r>
+        <w:t xml:space="preserve">，再结合</w:t>
+      </w:r>
+      <m:oMath>
+        <m:r>
+          <w:rPr>
+            <w:rFonts w:cs="Cambria Math"/>
+          </w:rPr>
+          <m:t>BD+CD=7</m:t>
+        </m:r>
+      </m:oMath>
+      <w:r>
+        <w:t xml:space="preserve">求出</w:t>
+      </w:r>
+      <m:oMath>
+        <m:r>
+          <w:rPr>
+            <w:rFonts w:cs="Cambria Math"/>
+          </w:rPr>
+          <m:t>BD</m:t>
+        </m:r>
+      </m:oMath>
+      <w:r>
+        <w:t xml:space="preserve">。</w:t>
+      </w:r>
+    </w:p>
+    <w:p>
+      <w:pPr>
+        <w:jc w:val="left"/>
+      </w:pPr>
+      <w:r>
+        <w:rPr>
+          <w:shd w:val="clear" w:color="auto" w:fill="C9C9C9"/>
+        </w:rPr>
+        <w:t xml:space="preserve">【详解】</w:t>
       </w:r>
       <m:oMath>
         <m:r>
@@ -12205,17 +13020,9 @@
         <w:rPr>
           <w:b/>
           <w:bCs/>
-          <w:shd w:val="clear" w:color="auto" w:fill="A6A6A6"/>
-        </w:rPr>
-        <w:t>14</w:t>
-      </w:r>
-      <w:r>
-        <w:rPr>
-          <w:b/>
-          <w:bCs/>
-          <w:shd w:val="clear" w:color="auto" w:fill="A6A6A6"/>
-        </w:rPr>
-        <w:t>．</w:t>
+          <w:shd w:val="clear" w:color="auto" w:fill="C9C9C9"/>
+        </w:rPr>
+        <w:t xml:space="preserve">14．（简单）</w:t>
       </w:r>
       <w:r>
         <w:t>已知，如图所示，</w:t>
@@ -12396,13 +13203,31 @@
         <w:jc w:val="left"/>
       </w:pPr>
       <w:r>
-        <w:t>【答案】证明见解析【难度】</w:t>
-      </w:r>
-      <w:r>
-        <w:t>0.85</w:t>
-      </w:r>
-      <w:r>
-        <w:t>【知识点】图形的性质</w:t>
+        <w:rPr>
+          <w:shd w:val="clear" w:color="auto" w:fill="C9C9C9"/>
+        </w:rPr>
+        <w:t xml:space="preserve">【答案】</w:t>
+      </w:r>
+      <w:r>
+        <w:t xml:space="preserve"> </w:t>
+      </w:r>
+      <w:r>
+        <w:rPr>
+          <w:shd w:val="clear" w:color="auto" w:fill="C9C9C9"/>
+        </w:rPr>
+        <w:t xml:space="preserve">证明见解析</w:t>
+      </w:r>
+      <w:r>
+        <w:t xml:space="preserve"> </w:t>
+      </w:r>
+      <w:r>
+        <w:rPr>
+          <w:shd w:val="clear" w:color="auto" w:fill="C9C9C9"/>
+        </w:rPr>
+        <w:t xml:space="preserve">【知识点】</w:t>
+      </w:r>
+      <w:r>
+        <w:t xml:space="preserve">1.2.1 图形的性质</w:t>
       </w:r>
     </w:p>
     <w:p>
@@ -12410,7 +13235,13 @@
         <w:jc w:val="left"/>
       </w:pPr>
       <w:r>
-        <w:t>【分析】过</w:t>
+        <w:rPr>
+          <w:shd w:val="clear" w:color="auto" w:fill="C9C9C9"/>
+        </w:rPr>
+        <w:t xml:space="preserve">【分析】</w:t>
+      </w:r>
+      <w:r>
+        <w:t xml:space="preserve">过</w:t>
       </w:r>
       <m:oMath>
         <m:r>
@@ -12563,7 +13394,13 @@
         <w:jc w:val="left"/>
       </w:pPr>
       <w:r>
-        <w:t>【详解】过</w:t>
+        <w:rPr>
+          <w:shd w:val="clear" w:color="auto" w:fill="C9C9C9"/>
+        </w:rPr>
+        <w:t xml:space="preserve">【详解】</w:t>
+      </w:r>
+      <w:r>
+        <w:t xml:space="preserve">过</w:t>
       </w:r>
       <m:oMath>
         <m:r>
@@ -12861,17 +13698,9 @@
         <w:rPr>
           <w:b/>
           <w:bCs/>
-          <w:shd w:val="clear" w:color="auto" w:fill="A6A6A6"/>
-        </w:rPr>
-        <w:t>15</w:t>
-      </w:r>
-      <w:r>
-        <w:rPr>
-          <w:b/>
-          <w:bCs/>
-          <w:shd w:val="clear" w:color="auto" w:fill="A6A6A6"/>
-        </w:rPr>
-        <w:t>．</w:t>
+          <w:shd w:val="clear" w:color="auto" w:fill="C9C9C9"/>
+        </w:rPr>
+        <w:t xml:space="preserve">15．（简单）</w:t>
       </w:r>
       <w:r>
         <w:t>在</w:t>
@@ -13006,7 +13835,13 @@
         <w:jc w:val="left"/>
       </w:pPr>
       <w:r>
+        <w:rPr>
+          <w:shd w:val="clear" w:color="auto" w:fill="C9C9C9"/>
+        </w:rPr>
         <w:t>【答案】</w:t>
+      </w:r>
+      <w:r>
+        <w:t xml:space="preserve"> </w:t>
       </w:r>
       <m:oMath>
         <m:f>
@@ -13014,6 +13849,7 @@
             <m:ctrlPr>
               <w:rPr>
                 <w:rFonts w:ascii="Cambria Math" w:hAnsi="Cambria Math"/>
+                <w:shd w:val="clear" w:color="auto" w:fill="C9C9C9"/>
               </w:rPr>
             </m:ctrlPr>
           </m:fPr>
@@ -13021,6 +13857,7 @@
             <m:r>
               <w:rPr>
                 <w:rFonts w:cs="Cambria Math"/>
+                <w:shd w:val="clear" w:color="auto" w:fill="C9C9C9"/>
               </w:rPr>
               <m:t>55</m:t>
             </m:r>
@@ -13029,6 +13866,7 @@
             <m:r>
               <w:rPr>
                 <w:rFonts w:cs="Cambria Math"/>
+                <w:shd w:val="clear" w:color="auto" w:fill="C9C9C9"/>
               </w:rPr>
               <m:t>3</m:t>
             </m:r>
@@ -13042,6 +13880,7 @@
         <m:r>
           <w:rPr>
             <w:rFonts w:cs="Cambria Math"/>
+            <w:shd w:val="clear" w:color="auto" w:fill="C9C9C9"/>
           </w:rPr>
           <m:t>18</m:t>
         </m:r>
@@ -13050,6 +13889,7 @@
             <m:ctrlPr>
               <w:rPr>
                 <w:rFonts w:ascii="Cambria Math" w:hAnsi="Cambria Math"/>
+                <w:shd w:val="clear" w:color="auto" w:fill="C9C9C9"/>
               </w:rPr>
             </m:ctrlPr>
           </m:fPr>
@@ -13057,6 +13897,7 @@
             <m:r>
               <w:rPr>
                 <w:rFonts w:cs="Cambria Math"/>
+                <w:shd w:val="clear" w:color="auto" w:fill="C9C9C9"/>
               </w:rPr>
               <m:t>1</m:t>
             </m:r>
@@ -13065,6 +13906,7 @@
             <m:r>
               <w:rPr>
                 <w:rFonts w:cs="Cambria Math"/>
+                <w:shd w:val="clear" w:color="auto" w:fill="C9C9C9"/>
               </w:rPr>
               <m:t>3</m:t>
             </m:r>
@@ -13072,13 +13914,16 @@
         </m:f>
       </m:oMath>
       <w:r>
-        <w:t>【难度】</w:t>
-      </w:r>
-      <w:r>
-        <w:t>0.85</w:t>
-      </w:r>
-      <w:r>
-        <w:t>【知识点】图形的性质</w:t>
+        <w:t xml:space="preserve"> </w:t>
+      </w:r>
+      <w:r>
+        <w:rPr>
+          <w:shd w:val="clear" w:color="auto" w:fill="C9C9C9"/>
+        </w:rPr>
+        <w:t xml:space="preserve">【知识点】</w:t>
+      </w:r>
+      <w:r>
+        <w:t xml:space="preserve">1.2.1 图形的性质</w:t>
       </w:r>
     </w:p>
     <w:p>
@@ -13086,8 +13931,15 @@
         <w:jc w:val="left"/>
       </w:pPr>
       <w:r>
+        <w:rPr>
+          <w:shd w:val="clear" w:color="auto" w:fill="C9C9C9"/>
+        </w:rPr>
         <w:lastRenderedPageBreak/>
-        <w:t>【分析】利用角平分线定理得到边长的比例关系，代入题中的等量关系即可</w:t>
+        <w:t xml:space="preserve">【分析】</w:t>
+      </w:r>
+      <w:r>
+        <w:lastRenderedPageBreak/>
+        <w:t xml:space="preserve">利用角平分线定理得到边长的比例关系，代入题中的等量关系即可</w:t>
       </w:r>
       <w:r>
         <w:t>.</w:t>
@@ -13098,6 +13950,9 @@
         <w:jc w:val="left"/>
       </w:pPr>
       <w:r>
+        <w:rPr>
+          <w:shd w:val="clear" w:color="auto" w:fill="C9C9C9"/>
+        </w:rPr>
         <w:t>【详解】</w:t>
       </w:r>
       <m:oMath>
@@ -13348,19 +14203,25 @@
         <w:rPr>
           <w:b/>
           <w:bCs/>
-          <w:shd w:val="clear" w:color="auto" w:fill="A6A6A6"/>
+          <w:shd w:val="clear" w:color="auto" w:fill="C9C9C9"/>
+          <w:sz w:val="24"/>
+          <w:szCs w:val="24"/>
         </w:rPr>
         <w:t>1.2.5</w:t>
       </w:r>
       <w:r>
         <w:rPr>
           <w:b/>
+          <w:sz w:val="24"/>
+          <w:szCs w:val="24"/>
         </w:rPr>
         <w:t xml:space="preserve"> </w:t>
       </w:r>
       <w:r>
         <w:rPr>
           <w:b/>
+          <w:sz w:val="24"/>
+          <w:szCs w:val="24"/>
         </w:rPr>
         <w:t>空间中的距离</w:t>
       </w:r>
@@ -14362,36 +15223,48 @@
       <w:r>
         <w:rPr>
           <w:b/>
+          <w:sz w:val="21"/>
+          <w:szCs w:val="21"/>
         </w:rPr>
         <w:t xml:space="preserve">1.2.5 </w:t>
       </w:r>
       <w:r>
         <w:rPr>
           <w:b/>
+          <w:sz w:val="21"/>
+          <w:szCs w:val="21"/>
         </w:rPr>
         <w:t>空间中的距离：三角形的</w:t>
       </w:r>
       <w:r>
         <w:rPr>
           <w:b/>
+          <w:sz w:val="21"/>
+          <w:szCs w:val="21"/>
         </w:rPr>
         <w:t>“</w:t>
       </w:r>
       <w:r>
         <w:rPr>
           <w:b/>
+          <w:sz w:val="21"/>
+          <w:szCs w:val="21"/>
         </w:rPr>
         <w:t>四心</w:t>
       </w:r>
       <w:r>
         <w:rPr>
           <w:b/>
+          <w:sz w:val="21"/>
+          <w:szCs w:val="21"/>
         </w:rPr>
         <w:t>”</w:t>
       </w:r>
       <w:r>
         <w:rPr>
           <w:b/>
+          <w:sz w:val="21"/>
+          <w:szCs w:val="21"/>
         </w:rPr>
         <w:t>的性质证明</w:t>
       </w:r>
@@ -14404,22 +15277,12 @@
         <w:rPr>
           <w:b/>
           <w:bCs/>
-          <w:shd w:val="clear" w:color="auto" w:fill="A6A6A6"/>
-        </w:rPr>
-        <w:t>16</w:t>
-      </w:r>
-      <w:r>
-        <w:rPr>
-          <w:b/>
-          <w:bCs/>
-          <w:shd w:val="clear" w:color="auto" w:fill="A6A6A6"/>
-        </w:rPr>
-        <w:t>．</w:t>
-      </w:r>
-      <w:r>
-        <w:rPr>
-          <w:b/>
-        </w:rPr>
+          <w:shd w:val="clear" w:color="auto" w:fill="C9C9C9"/>
+        </w:rPr>
+        <w:t xml:space="preserve">16．（简单）</w:t>
+      </w:r>
+      <w:r>
+        <w:rPr/>
         <w:t>求证</w:t>
       </w:r>
       <m:oMath>
@@ -14455,9 +15318,7 @@
         </m:r>
       </m:oMath>
       <w:r>
-        <w:rPr>
-          <w:b/>
-        </w:rPr>
+        <w:rPr/>
         <w:t>分别为</w:t>
       </w:r>
       <m:oMath>
@@ -14469,9 +15330,7 @@
         </m:r>
       </m:oMath>
       <w:r>
-        <w:rPr>
-          <w:b/>
-        </w:rPr>
+        <w:rPr/>
         <w:t>三边</w:t>
       </w:r>
       <m:oMath>
@@ -14507,9 +15366,7 @@
         </m:r>
       </m:oMath>
       <w:r>
-        <w:rPr>
-          <w:b/>
-        </w:rPr>
+        <w:rPr/>
         <w:t>的中点，</w:t>
       </w:r>
       <m:oMath>
@@ -14545,9 +15402,7 @@
         </m:r>
       </m:oMath>
       <w:r>
-        <w:rPr>
-          <w:b/>
-        </w:rPr>
+        <w:rPr/>
         <w:t>交于一点，且</w:t>
       </w:r>
       <m:oMath>
@@ -14559,9 +15414,7 @@
         </m:r>
       </m:oMath>
       <w:r>
-        <w:rPr>
-          <w:b/>
-        </w:rPr>
+        <w:rPr/>
         <w:t>都被该点分成</w:t>
       </w:r>
       <m:oMath>
@@ -14573,9 +15426,7 @@
         </m:r>
       </m:oMath>
       <w:r>
-        <w:rPr>
-          <w:b/>
-        </w:rPr>
+        <w:rPr/>
         <w:t>.</w:t>
       </w:r>
     </w:p>
@@ -14632,27 +15483,32 @@
       </w:pPr>
       <w:r>
         <w:rPr>
-          <w:b/>
+          <w:shd w:val="clear" w:color="auto" w:fill="C9C9C9"/>
         </w:rPr>
         <w:t>【答案】</w:t>
       </w:r>
       <w:r>
-        <w:t>证明见解析</w:t>
-      </w:r>
-      <w:r>
-        <w:rPr>
-          <w:b/>
-        </w:rPr>
-        <w:t xml:space="preserve">　【难度】</w:t>
-      </w:r>
-      <w:r>
-        <w:t>0.85</w:t>
-      </w:r>
-      <w:r>
-        <w:rPr>
-          <w:b/>
-        </w:rPr>
-        <w:t xml:space="preserve">　【知识点】</w:t>
+        <w:t xml:space="preserve"> </w:t>
+      </w:r>
+      <w:r>
+        <w:rPr>
+          <w:shd w:val="clear" w:color="auto" w:fill="C9C9C9"/>
+        </w:rPr>
+        <w:t xml:space="preserve">证明见解析</w:t>
+      </w:r>
+      <w:r>
+        <w:rPr/>
+        <w:t xml:space="preserve">　</w:t>
+      </w:r>
+      <w:r>
+        <w:rPr>
+          <w:shd w:val="clear" w:color="auto" w:fill="C9C9C9"/>
+        </w:rPr>
+        <w:t xml:space="preserve">【知识点】</w:t>
+      </w:r>
+      <w:r>
+        <w:rPr/>
+        <w:t xml:space="preserve">1.2.5 </w:t>
       </w:r>
       <w:r>
         <w:t>三角形的重心</w:t>
@@ -14664,8 +15520,95 @@
       </w:pPr>
       <w:r>
         <w:rPr>
-          <w:b/>
-        </w:rPr>
+          <w:shd w:val="clear" w:color="auto" w:fill="C9C9C9"/>
+        </w:rPr>
+        <w:t>【分析】</w:t>
+      </w:r>
+      <w:r>
+        <w:t xml:space="preserve">【编注】</w:t>
+      </w:r>
+      <w:r>
+        <w:t xml:space="preserve">连结两边中点</w:t>
+      </w:r>
+      <m:oMath>
+        <m:r>
+          <w:rPr>
+            <w:rFonts w:cs="Cambria Math"/>
+          </w:rPr>
+          <m:t>D</m:t>
+        </m:r>
+      </m:oMath>
+      <w:r>
+        <w:t xml:space="preserve">、</w:t>
+      </w:r>
+      <m:oMath>
+        <m:r>
+          <w:rPr>
+            <w:rFonts w:cs="Cambria Math"/>
+          </w:rPr>
+          <m:t>E</m:t>
+        </m:r>
+      </m:oMath>
+      <w:r>
+        <w:t xml:space="preserve">得</w:t>
+      </w:r>
+      <m:oMath>
+        <m:r>
+          <w:rPr>
+            <w:rFonts w:cs="Cambria Math"/>
+          </w:rPr>
+          <m:t>DE//AB</m:t>
+        </m:r>
+      </m:oMath>
+      <w:r>
+        <w:t xml:space="preserve">且</w:t>
+      </w:r>
+      <m:oMath>
+        <m:r>
+          <w:rPr>
+            <w:rFonts w:cs="Cambria Math"/>
+          </w:rPr>
+          <m:t>DE:AB=1:2</m:t>
+        </m:r>
+      </m:oMath>
+      <w:r>
+        <w:t xml:space="preserve">，由</w:t>
+      </w:r>
+      <m:oMath>
+        <m:r>
+          <w:rPr>
+            <w:rFonts w:cs="Cambria Math"/>
+          </w:rPr>
+          <m:t>△GDE∽△GAB</m:t>
+        </m:r>
+      </m:oMath>
+      <w:r>
+        <w:t xml:space="preserve">得</w:t>
+      </w:r>
+      <m:oMath>
+        <m:r>
+          <w:rPr>
+            <w:rFonts w:cs="Cambria Math"/>
+          </w:rPr>
+          <m:t>AG=2GD</m:t>
+        </m:r>
+      </m:oMath>
+      <w:r>
+        <w:t xml:space="preserve">；同理处理另一条中线，说明两个交点重合即三条中线共点。</w:t>
+      </w:r>
+    </w:p>
+    <w:p>
+      <w:pPr>
+        <w:jc w:val="left"/>
+      </w:pPr>
+      <w:r>
+        <w:rPr>
+          <w:shd w:val="clear" w:color="auto" w:fill="C9C9C9"/>
+        </w:rPr>
+        <w:t xml:space="preserve">【详解】</w:t>
+      </w:r>
+      <w:r>
+        <w:rPr/>
         <w:t>证明</w:t>
       </w:r>
       <w:r>
@@ -15135,22 +16078,12 @@
         <w:rPr>
           <w:b/>
           <w:bCs/>
-          <w:shd w:val="clear" w:color="auto" w:fill="A6A6A6"/>
-        </w:rPr>
-        <w:t>17</w:t>
-      </w:r>
-      <w:r>
-        <w:rPr>
-          <w:b/>
-          <w:bCs/>
-          <w:shd w:val="clear" w:color="auto" w:fill="A6A6A6"/>
-        </w:rPr>
-        <w:t>．</w:t>
-      </w:r>
-      <w:r>
-        <w:rPr>
-          <w:b/>
-        </w:rPr>
+          <w:shd w:val="clear" w:color="auto" w:fill="C9C9C9"/>
+        </w:rPr>
+        <w:t xml:space="preserve">17．（中档）</w:t>
+      </w:r>
+      <w:r>
+        <w:rPr/>
         <w:t>已知</w:t>
       </w:r>
       <m:oMath>
@@ -15162,9 +16095,7 @@
         </m:r>
       </m:oMath>
       <w:r>
-        <w:rPr>
-          <w:b/>
-        </w:rPr>
+        <w:rPr/>
         <w:t>中，</w:t>
       </w:r>
       <m:oMath>
@@ -15176,9 +16107,7 @@
         </m:r>
       </m:oMath>
       <w:r>
-        <w:rPr>
-          <w:b/>
-        </w:rPr>
+        <w:rPr/>
         <w:t>于</w:t>
       </w:r>
       <m:oMath>
@@ -15190,9 +16119,7 @@
         </m:r>
       </m:oMath>
       <w:r>
-        <w:rPr>
-          <w:b/>
-        </w:rPr>
+        <w:rPr/>
         <w:t>，</w:t>
       </w:r>
       <m:oMath>
@@ -15204,9 +16131,7 @@
         </m:r>
       </m:oMath>
       <w:r>
-        <w:rPr>
-          <w:b/>
-        </w:rPr>
+        <w:rPr/>
         <w:t>于</w:t>
       </w:r>
       <m:oMath>
@@ -15218,9 +16143,7 @@
         </m:r>
       </m:oMath>
       <w:r>
-        <w:rPr>
-          <w:b/>
-        </w:rPr>
+        <w:rPr/>
         <w:t>，</w:t>
       </w:r>
       <m:oMath>
@@ -15232,9 +16155,7 @@
         </m:r>
       </m:oMath>
       <w:r>
-        <w:rPr>
-          <w:b/>
-        </w:rPr>
+        <w:rPr/>
         <w:t>与</w:t>
       </w:r>
       <m:oMath>
@@ -15246,9 +16167,7 @@
         </m:r>
       </m:oMath>
       <w:r>
-        <w:rPr>
-          <w:b/>
-        </w:rPr>
+        <w:rPr/>
         <w:t>交于</w:t>
       </w:r>
       <m:oMath>
@@ -15260,9 +16179,7 @@
         </m:r>
       </m:oMath>
       <w:r>
-        <w:rPr>
-          <w:b/>
-        </w:rPr>
+        <w:rPr/>
         <w:t>点，求证</w:t>
       </w:r>
       <m:oMath>
@@ -15274,9 +16191,7 @@
         </m:r>
       </m:oMath>
       <w:r>
-        <w:rPr>
-          <w:b/>
-        </w:rPr>
+        <w:rPr/>
         <w:t>.</w:t>
       </w:r>
     </w:p>
@@ -15333,27 +16248,32 @@
       </w:pPr>
       <w:r>
         <w:rPr>
-          <w:b/>
+          <w:shd w:val="clear" w:color="auto" w:fill="C9C9C9"/>
         </w:rPr>
         <w:t>【答案】</w:t>
       </w:r>
       <w:r>
-        <w:t>证明见解析</w:t>
-      </w:r>
-      <w:r>
-        <w:rPr>
-          <w:b/>
-        </w:rPr>
-        <w:t xml:space="preserve">　【难度】</w:t>
-      </w:r>
-      <w:r>
-        <w:t>0.65</w:t>
-      </w:r>
-      <w:r>
-        <w:rPr>
-          <w:b/>
-        </w:rPr>
-        <w:t xml:space="preserve">　【知识点】</w:t>
+        <w:t xml:space="preserve"> </w:t>
+      </w:r>
+      <w:r>
+        <w:rPr>
+          <w:shd w:val="clear" w:color="auto" w:fill="C9C9C9"/>
+        </w:rPr>
+        <w:t xml:space="preserve">证明见解析</w:t>
+      </w:r>
+      <w:r>
+        <w:rPr/>
+        <w:t xml:space="preserve">　</w:t>
+      </w:r>
+      <w:r>
+        <w:rPr>
+          <w:shd w:val="clear" w:color="auto" w:fill="C9C9C9"/>
+        </w:rPr>
+        <w:t xml:space="preserve">【知识点】</w:t>
+      </w:r>
+      <w:r>
+        <w:rPr/>
+        <w:t xml:space="preserve">1.2.5 </w:t>
       </w:r>
       <w:r>
         <w:t>三角形的垂心</w:t>
@@ -15365,12 +16285,15 @@
       </w:pPr>
       <w:r>
         <w:rPr>
-          <w:b/>
-        </w:rPr>
-        <w:t>证明：</w:t>
-      </w:r>
-      <w:r>
-        <w:t>延长</w:t>
+          <w:shd w:val="clear" w:color="auto" w:fill="C9C9C9"/>
+        </w:rPr>
+        <w:t>【分析】</w:t>
+      </w:r>
+      <w:r>
+        <w:t xml:space="preserve">【编注】</w:t>
+      </w:r>
+      <w:r>
+        <w:t xml:space="preserve">延长</w:t>
       </w:r>
       <m:oMath>
         <m:r>
@@ -15381,7 +16304,7 @@
         </m:r>
       </m:oMath>
       <w:r>
-        <w:t>交</w:t>
+        <w:t xml:space="preserve">交</w:t>
       </w:r>
       <m:oMath>
         <m:r>
@@ -15392,7 +16315,7 @@
         </m:r>
       </m:oMath>
       <w:r>
-        <w:t>于</w:t>
+        <w:t xml:space="preserve">于</w:t>
       </w:r>
       <m:oMath>
         <m:r>
@@ -15403,25 +16326,124 @@
         </m:r>
       </m:oMath>
       <w:r>
-        <w:t>，</w:t>
-      </w:r>
-      <m:oMath>
-        <m:r>
-          <w:rPr>
-            <w:rFonts w:cs="Cambria Math"/>
-          </w:rPr>
-          <m:t>∵AD⊥BC,BE⊥AC</m:t>
-        </m:r>
-      </m:oMath>
-      <w:r>
-        <w:t>，</w:t>
-      </w:r>
-      <m:oMath>
-        <m:r>
-          <w:rPr>
-            <w:rFonts w:cs="Cambria Math"/>
-          </w:rPr>
-          <m:t>∴∠HDC=∠HEC=</m:t>
+        <w:t xml:space="preserve">，由</w:t>
+      </w:r>
+      <m:oMath>
+        <m:r>
+          <w:rPr>
+            <w:rFonts w:cs="Cambria Math"/>
+          </w:rPr>
+          <m:t>D</m:t>
+        </m:r>
+      </m:oMath>
+      <w:r>
+        <w:t xml:space="preserve">、</w:t>
+      </w:r>
+      <m:oMath>
+        <m:r>
+          <w:rPr>
+            <w:rFonts w:cs="Cambria Math"/>
+          </w:rPr>
+          <m:t>E</m:t>
+        </m:r>
+      </m:oMath>
+      <w:r>
+        <w:t xml:space="preserve">同在以</w:t>
+      </w:r>
+      <m:oMath>
+        <m:r>
+          <w:rPr>
+            <w:rFonts w:cs="Cambria Math"/>
+          </w:rPr>
+          <m:t>CH</m:t>
+        </m:r>
+      </m:oMath>
+      <w:r>
+        <w:t xml:space="preserve">为直径的圆上得</w:t>
+      </w:r>
+      <m:oMath>
+        <m:r>
+          <w:rPr>
+            <w:rFonts w:cs="Cambria Math"/>
+          </w:rPr>
+          <m:t>∠FCB=∠DEH</m:t>
+        </m:r>
+      </m:oMath>
+      <w:r>
+        <w:t xml:space="preserve">，再由</w:t>
+      </w:r>
+      <m:oMath>
+        <m:r>
+          <w:rPr>
+            <w:rFonts w:cs="Cambria Math"/>
+          </w:rPr>
+          <m:t>E</m:t>
+        </m:r>
+      </m:oMath>
+      <w:r>
+        <w:t xml:space="preserve">、</w:t>
+      </w:r>
+      <m:oMath>
+        <m:r>
+          <w:rPr>
+            <w:rFonts w:cs="Cambria Math"/>
+          </w:rPr>
+          <m:t>D</m:t>
+        </m:r>
+      </m:oMath>
+      <w:r>
+        <w:t xml:space="preserve">同在以</w:t>
+      </w:r>
+      <m:oMath>
+        <m:r>
+          <w:rPr>
+            <w:rFonts w:cs="Cambria Math"/>
+          </w:rPr>
+          <m:t>AB</m:t>
+        </m:r>
+      </m:oMath>
+      <w:r>
+        <w:t xml:space="preserve">为直径的圆上得</w:t>
+      </w:r>
+      <m:oMath>
+        <m:r>
+          <w:rPr>
+            <w:rFonts w:cs="Cambria Math"/>
+          </w:rPr>
+          <m:t>∠BED=∠BAD</m:t>
+        </m:r>
+      </m:oMath>
+      <w:r>
+        <w:t xml:space="preserve">，于是</w:t>
+      </w:r>
+      <m:oMath>
+        <m:r>
+          <w:rPr>
+            <w:rFonts w:cs="Cambria Math"/>
+          </w:rPr>
+          <m:t>∠FCB=∠BAD</m:t>
+        </m:r>
+      </m:oMath>
+      <w:r>
+        <w:t xml:space="preserve">，由公共角</w:t>
+      </w:r>
+      <m:oMath>
+        <m:r>
+          <w:rPr>
+            <w:rFonts w:cs="Cambria Math"/>
+          </w:rPr>
+          <m:t>∠ABC</m:t>
+        </m:r>
+      </m:oMath>
+      <w:r>
+        <w:t xml:space="preserve">得</w:t>
+      </w:r>
+      <m:oMath>
+        <m:r>
+          <w:rPr>
+            <w:rFonts w:cs="Cambria Math"/>
+          </w:rPr>
+          <m:t>∠CFB=∠ADB=9</m:t>
         </m:r>
         <m:sSup>
           <m:sSupPr>
@@ -15436,7 +16458,7 @@
               <w:rPr>
                 <w:rFonts w:cs="Cambria Math"/>
               </w:rPr>
-              <m:t>90</m:t>
+              <m:t>0</m:t>
             </m:r>
           </m:e>
           <m:sup>
@@ -15450,6 +16472,68 @@
         </m:sSup>
       </m:oMath>
       <w:r>
+        <w:t xml:space="preserve">即</w:t>
+      </w:r>
+      <m:oMath>
+        <m:r>
+          <w:rPr>
+            <w:rFonts w:cs="Cambria Math"/>
+          </w:rPr>
+          <m:t>CH⊥AB</m:t>
+        </m:r>
+      </m:oMath>
+      <w:r>
+        <w:t xml:space="preserve">。</w:t>
+      </w:r>
+    </w:p>
+    <w:p>
+      <w:pPr>
+        <w:jc w:val="left"/>
+      </w:pPr>
+      <w:r>
+        <w:rPr>
+          <w:shd w:val="clear" w:color="auto" w:fill="C9C9C9"/>
+        </w:rPr>
+        <w:t xml:space="preserve">【详解】</w:t>
+      </w:r>
+      <w:r>
+        <w:rPr/>
+        <w:t>证明：</w:t>
+      </w:r>
+      <w:r>
+        <w:t>延长</w:t>
+      </w:r>
+      <m:oMath>
+        <m:r>
+          <w:rPr>
+            <w:rFonts w:cs="Cambria Math"/>
+          </w:rPr>
+          <m:t>CH</m:t>
+        </m:r>
+      </m:oMath>
+      <w:r>
+        <w:t>交</w:t>
+      </w:r>
+      <m:oMath>
+        <m:r>
+          <w:rPr>
+            <w:rFonts w:cs="Cambria Math"/>
+          </w:rPr>
+          <m:t>AB</m:t>
+        </m:r>
+      </m:oMath>
+      <w:r>
+        <w:t>于</w:t>
+      </w:r>
+      <m:oMath>
+        <m:r>
+          <w:rPr>
+            <w:rFonts w:cs="Cambria Math"/>
+          </w:rPr>
+          <m:t>F</m:t>
+        </m:r>
+      </m:oMath>
+      <w:r>
         <w:t>，</w:t>
       </w:r>
       <m:oMath>
@@ -15457,126 +16541,7 @@
           <w:rPr>
             <w:rFonts w:cs="Cambria Math"/>
           </w:rPr>
-          <m:t>∴D,E</m:t>
-        </m:r>
-      </m:oMath>
-      <w:r>
-        <w:t>在以</w:t>
-      </w:r>
-      <m:oMath>
-        <m:r>
-          <w:rPr>
-            <w:rFonts w:cs="Cambria Math"/>
-          </w:rPr>
-          <m:t>CH</m:t>
-        </m:r>
-      </m:oMath>
-      <w:r>
-        <w:t>为直径的圆上，</w:t>
-      </w:r>
-      <m:oMath>
-        <m:r>
-          <w:rPr>
-            <w:rFonts w:cs="Cambria Math"/>
-          </w:rPr>
-          <m:t>∴∠FCB=∠DEH</m:t>
-        </m:r>
-      </m:oMath>
-      <w:r>
-        <w:t>.</w:t>
-      </w:r>
-    </w:p>
-    <w:p>
-      <w:pPr>
-        <w:jc w:val="left"/>
-      </w:pPr>
-      <w:r>
-        <w:t>同理，</w:t>
-      </w:r>
-      <m:oMath>
-        <m:r>
-          <w:rPr>
-            <w:rFonts w:cs="Cambria Math"/>
-          </w:rPr>
-          <m:t>E</m:t>
-        </m:r>
-        <m:r>
-          <w:rPr>
-            <w:rFonts w:cs="Cambria Math"/>
-          </w:rPr>
-          <m:t>、</m:t>
-        </m:r>
-        <m:r>
-          <w:rPr>
-            <w:rFonts w:cs="Cambria Math"/>
-          </w:rPr>
-          <m:t>D</m:t>
-        </m:r>
-      </m:oMath>
-      <w:r>
-        <w:t>在以</w:t>
-      </w:r>
-      <m:oMath>
-        <m:r>
-          <w:rPr>
-            <w:rFonts w:cs="Cambria Math"/>
-          </w:rPr>
-          <m:t>AB</m:t>
-        </m:r>
-      </m:oMath>
-      <w:r>
-        <w:t>为直径的圆上，可得</w:t>
-      </w:r>
-      <m:oMath>
-        <m:r>
-          <w:rPr>
-            <w:rFonts w:cs="Cambria Math"/>
-          </w:rPr>
-          <m:t>∠BED=∠BAD</m:t>
-        </m:r>
-      </m:oMath>
-      <w:r>
-        <w:t>.</w:t>
-      </w:r>
-      <m:oMath>
-        <m:r>
-          <w:rPr>
-            <w:rFonts w:cs="Cambria Math"/>
-          </w:rPr>
-          <m:t>∴∠BCH=∠BAD</m:t>
-        </m:r>
-      </m:oMath>
-      <w:r>
-        <w:t>，又</w:t>
-      </w:r>
-      <m:oMath>
-        <m:r>
-          <w:rPr>
-            <w:rFonts w:cs="Cambria Math"/>
-          </w:rPr>
-          <m:t>△ABD</m:t>
-        </m:r>
-      </m:oMath>
-      <w:r>
-        <w:t>与</w:t>
-      </w:r>
-      <m:oMath>
-        <m:r>
-          <w:rPr>
-            <w:rFonts w:cs="Cambria Math"/>
-          </w:rPr>
-          <m:t>△CBF</m:t>
-        </m:r>
-      </m:oMath>
-      <w:r>
-        <w:t>有公共角</w:t>
-      </w:r>
-      <m:oMath>
-        <m:r>
-          <w:rPr>
-            <w:rFonts w:cs="Cambria Math"/>
-          </w:rPr>
-          <m:t>∠ABC</m:t>
+          <m:t>∵AD⊥BC,BE⊥AC</m:t>
         </m:r>
       </m:oMath>
       <w:r>
@@ -15587,7 +16552,7 @@
           <w:rPr>
             <w:rFonts w:cs="Cambria Math"/>
           </w:rPr>
-          <m:t>∴∠CFB=∠ADB=</m:t>
+          <m:t>∴∠HDC=∠HEC=</m:t>
         </m:r>
         <m:sSup>
           <m:sSupPr>
@@ -15616,6 +16581,172 @@
         </m:sSup>
       </m:oMath>
       <w:r>
+        <w:t>，</w:t>
+      </w:r>
+      <m:oMath>
+        <m:r>
+          <w:rPr>
+            <w:rFonts w:cs="Cambria Math"/>
+          </w:rPr>
+          <m:t>∴D,E</m:t>
+        </m:r>
+      </m:oMath>
+      <w:r>
+        <w:t>在以</w:t>
+      </w:r>
+      <m:oMath>
+        <m:r>
+          <w:rPr>
+            <w:rFonts w:cs="Cambria Math"/>
+          </w:rPr>
+          <m:t>CH</m:t>
+        </m:r>
+      </m:oMath>
+      <w:r>
+        <w:t>为直径的圆上，</w:t>
+      </w:r>
+      <m:oMath>
+        <m:r>
+          <w:rPr>
+            <w:rFonts w:cs="Cambria Math"/>
+          </w:rPr>
+          <m:t>∴∠FCB=∠DEH</m:t>
+        </m:r>
+      </m:oMath>
+      <w:r>
+        <w:t>.</w:t>
+      </w:r>
+    </w:p>
+    <w:p>
+      <w:pPr>
+        <w:jc w:val="left"/>
+      </w:pPr>
+      <w:r>
+        <w:t>同理，</w:t>
+      </w:r>
+      <m:oMath>
+        <m:r>
+          <w:rPr>
+            <w:rFonts w:cs="Cambria Math"/>
+          </w:rPr>
+          <m:t>E</m:t>
+        </m:r>
+        <m:r>
+          <w:rPr>
+            <w:rFonts w:cs="Cambria Math"/>
+          </w:rPr>
+          <m:t>、</m:t>
+        </m:r>
+        <m:r>
+          <w:rPr>
+            <w:rFonts w:cs="Cambria Math"/>
+          </w:rPr>
+          <m:t>D</m:t>
+        </m:r>
+      </m:oMath>
+      <w:r>
+        <w:t>在以</w:t>
+      </w:r>
+      <m:oMath>
+        <m:r>
+          <w:rPr>
+            <w:rFonts w:cs="Cambria Math"/>
+          </w:rPr>
+          <m:t>AB</m:t>
+        </m:r>
+      </m:oMath>
+      <w:r>
+        <w:t>为直径的圆上，可得</w:t>
+      </w:r>
+      <m:oMath>
+        <m:r>
+          <w:rPr>
+            <w:rFonts w:cs="Cambria Math"/>
+          </w:rPr>
+          <m:t>∠BED=∠BAD</m:t>
+        </m:r>
+      </m:oMath>
+      <w:r>
+        <w:t>.</w:t>
+      </w:r>
+      <m:oMath>
+        <m:r>
+          <w:rPr>
+            <w:rFonts w:cs="Cambria Math"/>
+          </w:rPr>
+          <m:t>∴∠BCH=∠BAD</m:t>
+        </m:r>
+      </m:oMath>
+      <w:r>
+        <w:t>，又</w:t>
+      </w:r>
+      <m:oMath>
+        <m:r>
+          <w:rPr>
+            <w:rFonts w:cs="Cambria Math"/>
+          </w:rPr>
+          <m:t>△ABD</m:t>
+        </m:r>
+      </m:oMath>
+      <w:r>
+        <w:t>与</w:t>
+      </w:r>
+      <m:oMath>
+        <m:r>
+          <w:rPr>
+            <w:rFonts w:cs="Cambria Math"/>
+          </w:rPr>
+          <m:t>△CBF</m:t>
+        </m:r>
+      </m:oMath>
+      <w:r>
+        <w:t>有公共角</w:t>
+      </w:r>
+      <m:oMath>
+        <m:r>
+          <w:rPr>
+            <w:rFonts w:cs="Cambria Math"/>
+          </w:rPr>
+          <m:t>∠ABC</m:t>
+        </m:r>
+      </m:oMath>
+      <w:r>
+        <w:t>，</w:t>
+      </w:r>
+      <m:oMath>
+        <m:r>
+          <w:rPr>
+            <w:rFonts w:cs="Cambria Math"/>
+          </w:rPr>
+          <m:t>∴∠CFB=∠ADB=</m:t>
+        </m:r>
+        <m:sSup>
+          <m:sSupPr>
+            <m:ctrlPr>
+              <w:rPr>
+                <w:rFonts w:ascii="Cambria Math" w:hAnsi="Cambria Math"/>
+              </w:rPr>
+            </m:ctrlPr>
+          </m:sSupPr>
+          <m:e>
+            <m:r>
+              <w:rPr>
+                <w:rFonts w:cs="Cambria Math"/>
+              </w:rPr>
+              <m:t>90</m:t>
+            </m:r>
+          </m:e>
+          <m:sup>
+            <m:r>
+              <w:rPr>
+                <w:rFonts w:cs="Cambria Math"/>
+              </w:rPr>
+              <m:t>∘</m:t>
+            </m:r>
+          </m:sup>
+        </m:sSup>
+      </m:oMath>
+      <w:r>
         <w:t>，即</w:t>
       </w:r>
       <m:oMath>
@@ -15635,15 +16766,11 @@
         <w:jc w:val="left"/>
       </w:pPr>
       <w:r>
-        <w:rPr>
-          <w:b/>
-        </w:rPr>
+        <w:rPr/>
         <w:t>点拨</w:t>
       </w:r>
       <w:r>
-        <w:rPr>
-          <w:b/>
-        </w:rPr>
+        <w:rPr/>
         <w:t xml:space="preserve"> </w:t>
       </w:r>
       <w:r>
@@ -15664,17 +16791,9 @@
         <w:rPr>
           <w:b/>
           <w:bCs/>
-          <w:shd w:val="clear" w:color="auto" w:fill="A6A6A6"/>
-        </w:rPr>
-        <w:t>18</w:t>
-      </w:r>
-      <w:r>
-        <w:rPr>
-          <w:b/>
-          <w:bCs/>
-          <w:shd w:val="clear" w:color="auto" w:fill="A6A6A6"/>
-        </w:rPr>
-        <w:t>．</w:t>
+          <w:shd w:val="clear" w:color="auto" w:fill="C9C9C9"/>
+        </w:rPr>
+        <w:t xml:space="preserve">18．（中档）</w:t>
       </w:r>
       <w:r>
         <w:t>已知：</w:t>
@@ -15947,15 +17066,25 @@
         <w:jc w:val="left"/>
       </w:pPr>
       <w:r>
+        <w:rPr>
+          <w:shd w:val="clear" w:color="auto" w:fill="C9C9C9"/>
+        </w:rPr>
         <w:t>【答案】</w:t>
       </w:r>
       <w:r>
-        <w:t>(1)</w:t>
-      </w:r>
-      <m:oMath>
-        <m:r>
-          <w:rPr>
-            <w:rFonts w:cs="Cambria Math"/>
+        <w:t xml:space="preserve"> </w:t>
+      </w:r>
+      <w:r>
+        <w:rPr>
+          <w:shd w:val="clear" w:color="auto" w:fill="C9C9C9"/>
+        </w:rPr>
+        <w:t xml:space="preserve">(1)</w:t>
+      </w:r>
+      <m:oMath>
+        <m:r>
+          <w:rPr>
+            <w:rFonts w:cs="Cambria Math"/>
+            <w:shd w:val="clear" w:color="auto" w:fill="C9C9C9"/>
           </w:rPr>
           <m:t>∠BPC=</m:t>
         </m:r>
@@ -15964,6 +17093,7 @@
             <m:ctrlPr>
               <w:rPr>
                 <w:rFonts w:ascii="Cambria Math" w:hAnsi="Cambria Math"/>
+                <w:shd w:val="clear" w:color="auto" w:fill="C9C9C9"/>
               </w:rPr>
             </m:ctrlPr>
           </m:sSupPr>
@@ -15971,6 +17101,7 @@
             <m:r>
               <w:rPr>
                 <w:rFonts w:cs="Cambria Math"/>
+                <w:shd w:val="clear" w:color="auto" w:fill="C9C9C9"/>
               </w:rPr>
               <m:t>90</m:t>
             </m:r>
@@ -15979,6 +17110,7 @@
             <m:r>
               <w:rPr>
                 <w:rFonts w:cs="Cambria Math"/>
+                <w:shd w:val="clear" w:color="auto" w:fill="C9C9C9"/>
               </w:rPr>
               <m:t>∘</m:t>
             </m:r>
@@ -15987,6 +17119,7 @@
         <m:r>
           <w:rPr>
             <w:rFonts w:cs="Cambria Math"/>
+            <w:shd w:val="clear" w:color="auto" w:fill="C9C9C9"/>
           </w:rPr>
           <m:t>+</m:t>
         </m:r>
@@ -15995,6 +17128,7 @@
             <m:ctrlPr>
               <w:rPr>
                 <w:rFonts w:ascii="Cambria Math" w:hAnsi="Cambria Math"/>
+                <w:shd w:val="clear" w:color="auto" w:fill="C9C9C9"/>
               </w:rPr>
             </m:ctrlPr>
           </m:fPr>
@@ -16002,6 +17136,7 @@
             <m:r>
               <w:rPr>
                 <w:rFonts w:cs="Cambria Math"/>
+                <w:shd w:val="clear" w:color="auto" w:fill="C9C9C9"/>
               </w:rPr>
               <m:t>1</m:t>
             </m:r>
@@ -16010,6 +17145,7 @@
             <m:r>
               <w:rPr>
                 <w:rFonts w:cs="Cambria Math"/>
+                <w:shd w:val="clear" w:color="auto" w:fill="C9C9C9"/>
               </w:rPr>
               <m:t>2</m:t>
             </m:r>
@@ -16018,11 +17154,15 @@
         <m:r>
           <w:rPr>
             <w:rFonts w:cs="Cambria Math"/>
+            <w:shd w:val="clear" w:color="auto" w:fill="C9C9C9"/>
           </w:rPr>
           <m:t>∠BAC</m:t>
         </m:r>
       </m:oMath>
       <w:r>
+        <w:rPr>
+          <w:shd w:val="clear" w:color="auto" w:fill="C9C9C9"/>
+        </w:rPr>
         <w:t>，理由见解析</w:t>
       </w:r>
     </w:p>
@@ -16031,17 +17171,24 @@
         <w:jc w:val="left"/>
       </w:pPr>
       <w:r>
+        <w:rPr>
+          <w:shd w:val="clear" w:color="auto" w:fill="C9C9C9"/>
+        </w:rPr>
         <w:t>(2)</w:t>
       </w:r>
       <m:oMath>
         <m:r>
           <w:rPr>
             <w:rFonts w:cs="Cambria Math"/>
+            <w:shd w:val="clear" w:color="auto" w:fill="C9C9C9"/>
           </w:rPr>
           <m:t>∠BOC=2∠BAC</m:t>
         </m:r>
       </m:oMath>
       <w:r>
+        <w:rPr>
+          <w:shd w:val="clear" w:color="auto" w:fill="C9C9C9"/>
+        </w:rPr>
         <w:t>，理由见解析</w:t>
       </w:r>
     </w:p>
@@ -16050,12 +17197,16 @@
         <w:jc w:val="left"/>
       </w:pPr>
       <w:r>
+        <w:rPr>
+          <w:shd w:val="clear" w:color="auto" w:fill="C9C9C9"/>
+        </w:rPr>
         <w:t>(3)</w:t>
       </w:r>
       <m:oMath>
         <m:r>
           <w:rPr>
             <w:rFonts w:cs="Cambria Math"/>
+            <w:shd w:val="clear" w:color="auto" w:fill="C9C9C9"/>
           </w:rPr>
           <m:t>4∠BPC-∠BOC=</m:t>
         </m:r>
@@ -16064,6 +17215,7 @@
             <m:ctrlPr>
               <w:rPr>
                 <w:rFonts w:ascii="Cambria Math" w:hAnsi="Cambria Math"/>
+                <w:shd w:val="clear" w:color="auto" w:fill="C9C9C9"/>
               </w:rPr>
             </m:ctrlPr>
           </m:sSupPr>
@@ -16071,6 +17223,7 @@
             <m:r>
               <w:rPr>
                 <w:rFonts w:cs="Cambria Math"/>
+                <w:shd w:val="clear" w:color="auto" w:fill="C9C9C9"/>
               </w:rPr>
               <m:t>360</m:t>
             </m:r>
@@ -16079,6 +17232,7 @@
             <m:r>
               <w:rPr>
                 <w:rFonts w:cs="Cambria Math"/>
+                <w:shd w:val="clear" w:color="auto" w:fill="C9C9C9"/>
               </w:rPr>
               <m:t>∘</m:t>
             </m:r>
@@ -16086,13 +17240,16 @@
         </m:sSup>
       </m:oMath>
       <w:r>
-        <w:t>【难度】</w:t>
-      </w:r>
-      <w:r>
-        <w:t>0.65</w:t>
-      </w:r>
-      <w:r>
-        <w:t>【知识点】几何证明选讲</w:t>
+        <w:t xml:space="preserve"> </w:t>
+      </w:r>
+      <w:r>
+        <w:rPr>
+          <w:shd w:val="clear" w:color="auto" w:fill="C9C9C9"/>
+        </w:rPr>
+        <w:t xml:space="preserve">【知识点】</w:t>
+      </w:r>
+      <w:r>
+        <w:t xml:space="preserve">1.2.5 几何证明选讲</w:t>
       </w:r>
     </w:p>
     <w:p>
@@ -16100,6 +17257,9 @@
         <w:jc w:val="left"/>
       </w:pPr>
       <w:r>
+        <w:rPr>
+          <w:shd w:val="clear" w:color="auto" w:fill="C9C9C9"/>
+        </w:rPr>
         <w:t>【分析】</w:t>
       </w:r>
       <w:r>
@@ -16173,6 +17333,9 @@
         <w:jc w:val="left"/>
       </w:pPr>
       <w:r>
+        <w:rPr>
+          <w:shd w:val="clear" w:color="auto" w:fill="C9C9C9"/>
+        </w:rPr>
         <w:t>【详解】</w:t>
       </w:r>
       <w:r>
@@ -16812,17 +17975,9 @@
         <w:rPr>
           <w:b/>
           <w:bCs/>
-          <w:shd w:val="clear" w:color="auto" w:fill="A6A6A6"/>
-        </w:rPr>
-        <w:t>19</w:t>
-      </w:r>
-      <w:r>
-        <w:rPr>
-          <w:b/>
-          <w:bCs/>
-          <w:shd w:val="clear" w:color="auto" w:fill="A6A6A6"/>
-        </w:rPr>
-        <w:t>．</w:t>
+          <w:shd w:val="clear" w:color="auto" w:fill="C9C9C9"/>
+        </w:rPr>
+        <w:t xml:space="preserve">19．（简单）</w:t>
       </w:r>
       <w:r>
         <w:t>已知</w:t>
@@ -17004,14 +18159,34 @@
         <w:jc w:val="left"/>
       </w:pPr>
       <w:r>
+        <w:rPr>
+          <w:shd w:val="clear" w:color="auto" w:fill="C9C9C9"/>
+        </w:rPr>
         <w:lastRenderedPageBreak/>
-        <w:t>【答案】证明见解析【难度】</w:t>
-      </w:r>
-      <w:r>
-        <w:t>0.94</w:t>
-      </w:r>
-      <w:r>
-        <w:t>【知识点】图形的性质</w:t>
+        <w:t xml:space="preserve">【答案】</w:t>
+      </w:r>
+      <w:r>
+        <w:lastRenderedPageBreak/>
+        <w:t xml:space="preserve"> </w:t>
+      </w:r>
+      <w:r>
+        <w:rPr>
+          <w:shd w:val="clear" w:color="auto" w:fill="C9C9C9"/>
+        </w:rPr>
+        <w:lastRenderedPageBreak/>
+        <w:t xml:space="preserve">证明见解析</w:t>
+      </w:r>
+      <w:r>
+        <w:t xml:space="preserve"> </w:t>
+      </w:r>
+      <w:r>
+        <w:rPr>
+          <w:shd w:val="clear" w:color="auto" w:fill="C9C9C9"/>
+        </w:rPr>
+        <w:t xml:space="preserve">【知识点】</w:t>
+      </w:r>
+      <w:r>
+        <w:t xml:space="preserve">1.2.5 图形的性质</w:t>
       </w:r>
     </w:p>
     <w:p>
@@ -17019,7 +18194,13 @@
         <w:jc w:val="left"/>
       </w:pPr>
       <w:r>
-        <w:t>【分析】根据三角形内心的性质可得</w:t>
+        <w:rPr>
+          <w:shd w:val="clear" w:color="auto" w:fill="C9C9C9"/>
+        </w:rPr>
+        <w:t xml:space="preserve">【分析】</w:t>
+      </w:r>
+      <w:r>
+        <w:t xml:space="preserve">根据三角形内心的性质可得</w:t>
       </w:r>
       <m:oMath>
         <m:r>
@@ -17052,7 +18233,13 @@
         <w:jc w:val="left"/>
       </w:pPr>
       <w:r>
-        <w:t>【详解】证明：作</w:t>
+        <w:rPr>
+          <w:shd w:val="clear" w:color="auto" w:fill="C9C9C9"/>
+        </w:rPr>
+        <w:t xml:space="preserve">【详解】</w:t>
+      </w:r>
+      <w:r>
+        <w:t xml:space="preserve">证明：作</w:t>
       </w:r>
       <m:oMath>
         <m:r>
@@ -17228,17 +18415,9 @@
         <w:rPr>
           <w:b/>
           <w:bCs/>
-          <w:shd w:val="clear" w:color="auto" w:fill="A6A6A6"/>
-        </w:rPr>
-        <w:t>20</w:t>
-      </w:r>
-      <w:r>
-        <w:rPr>
-          <w:b/>
-          <w:bCs/>
-          <w:shd w:val="clear" w:color="auto" w:fill="A6A6A6"/>
-        </w:rPr>
-        <w:t>．</w:t>
+          <w:shd w:val="clear" w:color="auto" w:fill="C9C9C9"/>
+        </w:rPr>
+        <w:t xml:space="preserve">20．（简单）</w:t>
       </w:r>
       <w:r>
         <w:t>若三角形</w:t>
@@ -17309,12 +18488,19 @@
         <w:jc w:val="left"/>
       </w:pPr>
       <w:r>
+        <w:rPr>
+          <w:shd w:val="clear" w:color="auto" w:fill="C9C9C9"/>
+        </w:rPr>
         <w:t>【答案】</w:t>
       </w:r>
-      <m:oMath>
-        <m:r>
-          <w:rPr>
-            <w:rFonts w:cs="Cambria Math"/>
+      <w:r>
+        <w:t xml:space="preserve"> </w:t>
+      </w:r>
+      <m:oMath>
+        <m:r>
+          <w:rPr>
+            <w:rFonts w:cs="Cambria Math"/>
+            <w:shd w:val="clear" w:color="auto" w:fill="C9C9C9"/>
           </w:rPr>
           <m:t>r=</m:t>
         </m:r>
@@ -17323,6 +18509,7 @@
             <m:ctrlPr>
               <w:rPr>
                 <w:rFonts w:ascii="Cambria Math" w:hAnsi="Cambria Math"/>
+                <w:shd w:val="clear" w:color="auto" w:fill="C9C9C9"/>
               </w:rPr>
             </m:ctrlPr>
           </m:fPr>
@@ -17330,6 +18517,7 @@
             <m:r>
               <w:rPr>
                 <w:rFonts w:cs="Cambria Math"/>
+                <w:shd w:val="clear" w:color="auto" w:fill="C9C9C9"/>
               </w:rPr>
               <m:t>2S</m:t>
             </m:r>
@@ -17338,6 +18526,7 @@
             <m:r>
               <w:rPr>
                 <w:rFonts w:cs="Cambria Math"/>
+                <w:shd w:val="clear" w:color="auto" w:fill="C9C9C9"/>
               </w:rPr>
               <m:t>a+b+c</m:t>
             </m:r>
@@ -17345,13 +18534,16 @@
         </m:f>
       </m:oMath>
       <w:r>
-        <w:t>【难度】</w:t>
-      </w:r>
-      <w:r>
-        <w:t>0.85</w:t>
-      </w:r>
-      <w:r>
-        <w:t>【知识点】图形的性质</w:t>
+        <w:t xml:space="preserve"> </w:t>
+      </w:r>
+      <w:r>
+        <w:rPr>
+          <w:shd w:val="clear" w:color="auto" w:fill="C9C9C9"/>
+        </w:rPr>
+        <w:t xml:space="preserve">【知识点】</w:t>
+      </w:r>
+      <w:r>
+        <w:t xml:space="preserve">1.2.5 图形的性质</w:t>
       </w:r>
     </w:p>
     <w:p>
@@ -17359,7 +18551,13 @@
         <w:jc w:val="left"/>
       </w:pPr>
       <w:r>
-        <w:t>【分析】如图，设内切圆</w:t>
+        <w:rPr>
+          <w:shd w:val="clear" w:color="auto" w:fill="C9C9C9"/>
+        </w:rPr>
+        <w:t xml:space="preserve">【分析】</w:t>
+      </w:r>
+      <w:r>
+        <w:t xml:space="preserve">如图，设内切圆</w:t>
       </w:r>
       <m:oMath>
         <m:r>
@@ -17518,7 +18716,13 @@
         <w:jc w:val="left"/>
       </w:pPr>
       <w:r>
-        <w:t>【详解】如图，设内切圆</w:t>
+        <w:rPr>
+          <w:shd w:val="clear" w:color="auto" w:fill="C9C9C9"/>
+        </w:rPr>
+        <w:t xml:space="preserve">【详解】</w:t>
+      </w:r>
+      <w:r>
+        <w:t xml:space="preserve">如图，设内切圆</w:t>
       </w:r>
       <m:oMath>
         <m:r>
@@ -17960,36 +19164,48 @@
       <w:r>
         <w:rPr>
           <w:b/>
+          <w:sz w:val="21"/>
+          <w:szCs w:val="21"/>
         </w:rPr>
         <w:t xml:space="preserve">1.2.5 </w:t>
       </w:r>
       <w:r>
         <w:rPr>
           <w:b/>
+          <w:sz w:val="21"/>
+          <w:szCs w:val="21"/>
         </w:rPr>
         <w:t>空间中的距离：三角形的</w:t>
       </w:r>
       <w:r>
         <w:rPr>
           <w:b/>
+          <w:sz w:val="21"/>
+          <w:szCs w:val="21"/>
         </w:rPr>
         <w:t>“</w:t>
       </w:r>
       <w:r>
         <w:rPr>
           <w:b/>
+          <w:sz w:val="21"/>
+          <w:szCs w:val="21"/>
         </w:rPr>
         <w:t>四心</w:t>
       </w:r>
       <w:r>
         <w:rPr>
           <w:b/>
+          <w:sz w:val="21"/>
+          <w:szCs w:val="21"/>
         </w:rPr>
         <w:t>”</w:t>
       </w:r>
       <w:r>
         <w:rPr>
           <w:b/>
+          <w:sz w:val="21"/>
+          <w:szCs w:val="21"/>
         </w:rPr>
         <w:t>的运用</w:t>
       </w:r>
@@ -18002,28 +19218,16 @@
         <w:rPr>
           <w:b/>
           <w:bCs/>
-          <w:shd w:val="clear" w:color="auto" w:fill="A6A6A6"/>
-        </w:rPr>
-        <w:t>21</w:t>
-      </w:r>
-      <w:r>
-        <w:rPr>
-          <w:b/>
-          <w:bCs/>
-          <w:shd w:val="clear" w:color="auto" w:fill="A6A6A6"/>
-        </w:rPr>
-        <w:t>．</w:t>
-      </w:r>
-      <w:r>
-        <w:rPr>
-          <w:b/>
-        </w:rPr>
+          <w:shd w:val="clear" w:color="auto" w:fill="C9C9C9"/>
+        </w:rPr>
+        <w:t xml:space="preserve">21．（简单）</w:t>
+      </w:r>
+      <w:r>
+        <w:rPr/>
         <w:t xml:space="preserve"> </w:t>
       </w:r>
       <w:r>
-        <w:rPr>
-          <w:b/>
-        </w:rPr>
+        <w:rPr/>
         <w:t>若已知</w:t>
       </w:r>
       <m:oMath>
@@ -18035,9 +19239,7 @@
         </m:r>
       </m:oMath>
       <w:r>
-        <w:rPr>
-          <w:b/>
-        </w:rPr>
+        <w:rPr/>
         <w:t>为三角形</w:t>
       </w:r>
       <m:oMath>
@@ -18049,9 +19251,7 @@
         </m:r>
       </m:oMath>
       <w:r>
-        <w:rPr>
-          <w:b/>
-        </w:rPr>
+        <w:rPr/>
         <w:t>的重心和内心，求证三角形</w:t>
       </w:r>
       <m:oMath>
@@ -18063,15 +19263,11 @@
         </m:r>
       </m:oMath>
       <w:r>
-        <w:rPr>
-          <w:b/>
-        </w:rPr>
+        <w:rPr/>
         <w:t>为等边三角形</w:t>
       </w:r>
       <w:r>
-        <w:rPr>
-          <w:b/>
-        </w:rPr>
+        <w:rPr/>
         <w:t>.</w:t>
       </w:r>
     </w:p>
@@ -18128,27 +19324,32 @@
       </w:pPr>
       <w:r>
         <w:rPr>
-          <w:b/>
+          <w:shd w:val="clear" w:color="auto" w:fill="C9C9C9"/>
         </w:rPr>
         <w:t>【答案】</w:t>
       </w:r>
       <w:r>
-        <w:t>证明见解析</w:t>
-      </w:r>
-      <w:r>
-        <w:rPr>
-          <w:b/>
-        </w:rPr>
-        <w:t xml:space="preserve">　【难度】</w:t>
-      </w:r>
-      <w:r>
-        <w:t>0.85</w:t>
-      </w:r>
-      <w:r>
-        <w:rPr>
-          <w:b/>
-        </w:rPr>
-        <w:t xml:space="preserve">　【知识点】</w:t>
+        <w:t xml:space="preserve"> </w:t>
+      </w:r>
+      <w:r>
+        <w:rPr>
+          <w:shd w:val="clear" w:color="auto" w:fill="C9C9C9"/>
+        </w:rPr>
+        <w:t xml:space="preserve">证明见解析</w:t>
+      </w:r>
+      <w:r>
+        <w:rPr/>
+        <w:t xml:space="preserve">　</w:t>
+      </w:r>
+      <w:r>
+        <w:rPr>
+          <w:shd w:val="clear" w:color="auto" w:fill="C9C9C9"/>
+        </w:rPr>
+        <w:t xml:space="preserve">【知识点】</w:t>
+      </w:r>
+      <w:r>
+        <w:rPr/>
+        <w:t xml:space="preserve">1.2.5 </w:t>
       </w:r>
       <w:r>
         <w:t>三角形的重心、三角形的内心</w:t>
@@ -18160,8 +19361,128 @@
       </w:pPr>
       <w:r>
         <w:rPr>
-          <w:b/>
-        </w:rPr>
+          <w:shd w:val="clear" w:color="auto" w:fill="C9C9C9"/>
+        </w:rPr>
+        <w:t>【分析】</w:t>
+      </w:r>
+      <w:r>
+        <w:t xml:space="preserve">【编注】</w:t>
+      </w:r>
+      <w:r>
+        <w:t xml:space="preserve">连</w:t>
+      </w:r>
+      <m:oMath>
+        <m:r>
+          <w:rPr>
+            <w:rFonts w:cs="Cambria Math"/>
+          </w:rPr>
+          <m:t>AO</m:t>
+        </m:r>
+      </m:oMath>
+      <w:r>
+        <w:t xml:space="preserve">并延长交</w:t>
+      </w:r>
+      <m:oMath>
+        <m:r>
+          <w:rPr>
+            <w:rFonts w:cs="Cambria Math"/>
+          </w:rPr>
+          <m:t>BC</m:t>
+        </m:r>
+      </m:oMath>
+      <w:r>
+        <w:t xml:space="preserve">于</w:t>
+      </w:r>
+      <m:oMath>
+        <m:r>
+          <w:rPr>
+            <w:rFonts w:cs="Cambria Math"/>
+          </w:rPr>
+          <m:t>D</m:t>
+        </m:r>
+      </m:oMath>
+      <w:r>
+        <w:t xml:space="preserve">，由内心得</w:t>
+      </w:r>
+      <m:oMath>
+        <m:r>
+          <w:rPr>
+            <w:rFonts w:cs="Cambria Math"/>
+          </w:rPr>
+          <m:t>AD</m:t>
+        </m:r>
+      </m:oMath>
+      <w:r>
+        <w:t xml:space="preserve">平分</w:t>
+      </w:r>
+      <m:oMath>
+        <m:r>
+          <w:rPr>
+            <w:rFonts w:cs="Cambria Math"/>
+          </w:rPr>
+          <m:t>∠BAC</m:t>
+        </m:r>
+      </m:oMath>
+      <w:r>
+        <w:t xml:space="preserve">、由重心得</w:t>
+      </w:r>
+      <m:oMath>
+        <m:r>
+          <w:rPr>
+            <w:rFonts w:cs="Cambria Math"/>
+          </w:rPr>
+          <m:t>D</m:t>
+        </m:r>
+      </m:oMath>
+      <w:r>
+        <w:t xml:space="preserve">为</w:t>
+      </w:r>
+      <m:oMath>
+        <m:r>
+          <w:rPr>
+            <w:rFonts w:cs="Cambria Math"/>
+          </w:rPr>
+          <m:t>BC</m:t>
+        </m:r>
+      </m:oMath>
+      <w:r>
+        <w:t xml:space="preserve">中点，用角平分线性质定理得</w:t>
+      </w:r>
+      <m:oMath>
+        <m:r>
+          <w:rPr>
+            <w:rFonts w:cs="Cambria Math"/>
+          </w:rPr>
+          <m:t>AB=AC</m:t>
+        </m:r>
+      </m:oMath>
+      <w:r>
+        <w:t xml:space="preserve">，同理得</w:t>
+      </w:r>
+      <m:oMath>
+        <m:r>
+          <w:rPr>
+            <w:rFonts w:cs="Cambria Math"/>
+          </w:rPr>
+          <m:t>AB=BC</m:t>
+        </m:r>
+      </m:oMath>
+      <w:r>
+        <w:t xml:space="preserve">。</w:t>
+      </w:r>
+    </w:p>
+    <w:p>
+      <w:pPr>
+        <w:jc w:val="left"/>
+      </w:pPr>
+      <w:r>
+        <w:rPr>
+          <w:shd w:val="clear" w:color="auto" w:fill="C9C9C9"/>
+        </w:rPr>
+        <w:t xml:space="preserve">【详解】</w:t>
+      </w:r>
+      <w:r>
+        <w:rPr/>
         <w:t>证明</w:t>
       </w:r>
       <w:r>
@@ -18428,22 +19749,12 @@
         <w:rPr>
           <w:b/>
           <w:bCs/>
-          <w:shd w:val="clear" w:color="auto" w:fill="A6A6A6"/>
-        </w:rPr>
-        <w:t>22</w:t>
-      </w:r>
-      <w:r>
-        <w:rPr>
-          <w:b/>
-          <w:bCs/>
-          <w:shd w:val="clear" w:color="auto" w:fill="A6A6A6"/>
-        </w:rPr>
-        <w:t>．</w:t>
-      </w:r>
-      <w:r>
-        <w:rPr>
-          <w:b/>
-        </w:rPr>
+          <w:shd w:val="clear" w:color="auto" w:fill="C9C9C9"/>
+        </w:rPr>
+        <w:t xml:space="preserve">22．（简单）</w:t>
+      </w:r>
+      <w:r>
+        <w:rPr/>
         <w:t>在</w:t>
       </w:r>
       <m:oMath>
@@ -18455,9 +19766,7 @@
         </m:r>
       </m:oMath>
       <w:r>
-        <w:rPr>
-          <w:b/>
-        </w:rPr>
+        <w:rPr/>
         <w:t>中，</w:t>
       </w:r>
       <m:oMath>
@@ -18469,9 +19778,7 @@
         </m:r>
       </m:oMath>
       <w:r>
-        <w:rPr>
-          <w:b/>
-        </w:rPr>
+        <w:rPr/>
         <w:t>，</w:t>
       </w:r>
       <m:oMath>
@@ -18483,9 +19790,7 @@
         </m:r>
       </m:oMath>
       <w:r>
-        <w:rPr>
-          <w:b/>
-        </w:rPr>
+        <w:rPr/>
         <w:t>，求</w:t>
       </w:r>
     </w:p>
@@ -18626,57 +19931,312 @@
       </w:pPr>
       <w:r>
         <w:rPr>
-          <w:b/>
+          <w:shd w:val="clear" w:color="auto" w:fill="C9C9C9"/>
         </w:rPr>
         <w:t>【答案】</w:t>
       </w:r>
       <w:r>
-        <w:t>(1)S=2√2</w:t>
-      </w:r>
-      <w:r>
+        <w:t xml:space="preserve"> </w:t>
+      </w:r>
+      <w:r>
+        <w:rPr>
+          <w:shd w:val="clear" w:color="auto" w:fill="C9C9C9"/>
+        </w:rPr>
+        <w:t xml:space="preserve">(1)S=2√2</w:t>
+      </w:r>
+      <w:r>
+        <w:rPr>
+          <w:shd w:val="clear" w:color="auto" w:fill="C9C9C9"/>
+        </w:rPr>
         <w:t>，高</w:t>
       </w:r>
       <w:r>
+        <w:rPr>
+          <w:shd w:val="clear" w:color="auto" w:fill="C9C9C9"/>
+        </w:rPr>
         <w:t>=4√2/3</w:t>
       </w:r>
       <w:r>
         <w:t>；</w:t>
       </w:r>
       <w:r>
+        <w:rPr>
+          <w:shd w:val="clear" w:color="auto" w:fill="C9C9C9"/>
+        </w:rPr>
         <w:t>(2)r=√2/2</w:t>
       </w:r>
       <w:r>
         <w:t>；</w:t>
       </w:r>
       <w:r>
+        <w:rPr>
+          <w:shd w:val="clear" w:color="auto" w:fill="C9C9C9"/>
+        </w:rPr>
         <w:t>(3)R=9√2/8</w:t>
       </w:r>
       <w:r>
-        <w:rPr>
-          <w:b/>
-        </w:rPr>
-        <w:t xml:space="preserve">　【难度】</w:t>
-      </w:r>
-      <w:r>
-        <w:t>0.85</w:t>
-      </w:r>
-      <w:r>
-        <w:rPr>
-          <w:b/>
-        </w:rPr>
-        <w:t xml:space="preserve">　【知识点】</w:t>
+        <w:rPr/>
+        <w:t xml:space="preserve">　</w:t>
+      </w:r>
+      <w:r>
+        <w:rPr>
+          <w:shd w:val="clear" w:color="auto" w:fill="C9C9C9"/>
+        </w:rPr>
+        <w:t xml:space="preserve">【知识点】</w:t>
+      </w:r>
+      <w:r>
+        <w:rPr/>
+        <w:t xml:space="preserve">1.2.5 </w:t>
       </w:r>
       <w:r>
         <w:t>三角形的内心与外心</w:t>
       </w:r>
-      <w:r>
-        <w:rPr>
-          <w:b/>
-        </w:rPr>
-        <w:t>解析</w:t>
-      </w:r>
-      <w:r>
-        <w:t>：</w:t>
+    </w:p>
+    <w:p>
+      <w:pPr>
+        <w:jc w:val="left"/>
+      </w:pPr>
+      <w:r>
+        <w:rPr>
+          <w:shd w:val="clear" w:color="auto" w:fill="C9C9C9"/>
+        </w:rPr>
+        <w:t>【分析】</w:t>
+      </w:r>
+      <w:r>
+        <w:t xml:space="preserve">【编注】</w:t>
+      </w:r>
+      <w:r>
+        <w:t xml:space="preserve">(1）作</w:t>
+      </w:r>
+      <m:oMath>
+        <m:r>
+          <w:rPr>
+            <w:rFonts w:cs="Cambria Math"/>
+          </w:rPr>
+          <m:t>BC</m:t>
+        </m:r>
+      </m:oMath>
+      <w:r>
+        <w:t xml:space="preserve">边上的高</w:t>
+      </w:r>
+      <m:oMath>
+        <m:r>
+          <w:rPr>
+            <w:rFonts w:cs="Cambria Math"/>
+          </w:rPr>
+          <m:t>AD</m:t>
+        </m:r>
+      </m:oMath>
+      <w:r>
+        <w:t xml:space="preserve">，由勾股定理求</w:t>
+      </w:r>
+      <m:oMath>
+        <m:r>
+          <w:rPr>
+            <w:rFonts w:cs="Cambria Math"/>
+          </w:rPr>
+          <m:t>AD</m:t>
+        </m:r>
+      </m:oMath>
+      <w:r>
+        <w:t xml:space="preserve">及面积，再用等积法求</w:t>
+      </w:r>
+      <m:oMath>
+        <m:r>
+          <w:rPr>
+            <w:rFonts w:cs="Cambria Math"/>
+          </w:rPr>
+          <m:t>AC</m:t>
+        </m:r>
+      </m:oMath>
+      <w:r>
+        <w:t xml:space="preserve">边上的高</w:t>
+      </w:r>
+      <m:oMath>
+        <m:r>
+          <w:rPr>
+            <w:rFonts w:cs="Cambria Math"/>
+          </w:rPr>
+          <m:t>BE</m:t>
+        </m:r>
+      </m:oMath>
+      <w:r>
+        <w:t xml:space="preserve">；(2）把三角形面积拆成以</w:t>
+      </w:r>
+      <m:oMath>
+        <m:r>
+          <w:rPr>
+            <w:rFonts w:cs="Cambria Math"/>
+          </w:rPr>
+          <m:t>I</m:t>
+        </m:r>
+      </m:oMath>
+      <w:r>
+        <w:t xml:space="preserve">为顶点、以三边为底的三个小三角形面积之和求内切圆半径</w:t>
+      </w:r>
+      <m:oMath>
+        <m:r>
+          <w:rPr>
+            <w:rFonts w:cs="Cambria Math"/>
+          </w:rPr>
+          <m:t>r</m:t>
+        </m:r>
+      </m:oMath>
+      <w:r>
+        <w:t xml:space="preserve">；(3）外心</w:t>
+      </w:r>
+      <m:oMath>
+        <m:r>
+          <w:rPr>
+            <w:rFonts w:cs="Cambria Math"/>
+          </w:rPr>
+          <m:t>O</m:t>
+        </m:r>
+      </m:oMath>
+      <w:r>
+        <w:t xml:space="preserve">在</w:t>
+      </w:r>
+      <m:oMath>
+        <m:r>
+          <w:rPr>
+            <w:rFonts w:cs="Cambria Math"/>
+          </w:rPr>
+          <m:t>AD</m:t>
+        </m:r>
+      </m:oMath>
+      <w:r>
+        <w:t xml:space="preserve">上，在</w:t>
+      </w:r>
+      <m:oMath>
+        <m:r>
+          <w:rPr>
+            <w:rFonts w:cs="Cambria Math"/>
+          </w:rPr>
+          <m:t>Rt△OBD</m:t>
+        </m:r>
+      </m:oMath>
+      <w:r>
+        <w:t xml:space="preserve">中用</w:t>
+      </w:r>
+      <m:oMath>
+        <m:r>
+          <w:rPr>
+            <w:rFonts w:cs="Cambria Math"/>
+          </w:rPr>
+          <m:t>O</m:t>
+        </m:r>
+        <m:sSup>
+          <m:sSupPr>
+            <m:ctrlPr>
+              <w:rPr>
+                <w:rFonts w:ascii="Cambria Math" w:hAnsi="Cambria Math"/>
+              </w:rPr>
+            </m:ctrlPr>
+          </m:sSupPr>
+          <m:e>
+            <m:r>
+              <w:rPr>
+                <w:rFonts w:cs="Cambria Math"/>
+              </w:rPr>
+              <m:t>B</m:t>
+            </m:r>
+          </m:e>
+          <m:sup>
+            <m:r>
+              <w:rPr>
+                <w:rFonts w:cs="Cambria Math"/>
+              </w:rPr>
+              <m:t>2</m:t>
+            </m:r>
+          </m:sup>
+        </m:sSup>
+        <m:r>
+          <w:rPr>
+            <w:rFonts w:cs="Cambria Math"/>
+          </w:rPr>
+          <m:t>=B</m:t>
+        </m:r>
+        <m:sSup>
+          <m:sSupPr>
+            <m:ctrlPr>
+              <w:rPr>
+                <w:rFonts w:ascii="Cambria Math" w:hAnsi="Cambria Math"/>
+              </w:rPr>
+            </m:ctrlPr>
+          </m:sSupPr>
+          <m:e>
+            <m:r>
+              <w:rPr>
+                <w:rFonts w:cs="Cambria Math"/>
+              </w:rPr>
+              <m:t>D</m:t>
+            </m:r>
+          </m:e>
+          <m:sup>
+            <m:r>
+              <w:rPr>
+                <w:rFonts w:cs="Cambria Math"/>
+              </w:rPr>
+              <m:t>2</m:t>
+            </m:r>
+          </m:sup>
+        </m:sSup>
+        <m:r>
+          <w:rPr>
+            <w:rFonts w:cs="Cambria Math"/>
+          </w:rPr>
+          <m:t>+O</m:t>
+        </m:r>
+        <m:sSup>
+          <m:sSupPr>
+            <m:ctrlPr>
+              <w:rPr>
+                <w:rFonts w:ascii="Cambria Math" w:hAnsi="Cambria Math"/>
+              </w:rPr>
+            </m:ctrlPr>
+          </m:sSupPr>
+          <m:e>
+            <m:r>
+              <w:rPr>
+                <w:rFonts w:cs="Cambria Math"/>
+              </w:rPr>
+              <m:t>D</m:t>
+            </m:r>
+          </m:e>
+          <m:sup>
+            <m:r>
+              <w:rPr>
+                <w:rFonts w:cs="Cambria Math"/>
+              </w:rPr>
+              <m:t>2</m:t>
+            </m:r>
+          </m:sup>
+        </m:sSup>
+      </m:oMath>
+      <w:r>
+        <w:t xml:space="preserve">列方程求</w:t>
+      </w:r>
+      <m:oMath>
+        <m:r>
+          <w:rPr>
+            <w:rFonts w:cs="Cambria Math"/>
+          </w:rPr>
+          <m:t>R</m:t>
+        </m:r>
+      </m:oMath>
+      <w:r>
+        <w:t xml:space="preserve">。</w:t>
+      </w:r>
+    </w:p>
+    <w:p>
+      <w:pPr>
+        <w:jc w:val="left"/>
+      </w:pPr>
+      <w:r>
+        <w:rPr>
+          <w:shd w:val="clear" w:color="auto" w:fill="C9C9C9"/>
+        </w:rPr>
+        <w:t xml:space="preserve">【详解】</w:t>
       </w:r>
       <w:r>
         <w:t>(1)</w:t>
@@ -19169,7 +20729,7 @@
           <w:rPr>
             <w:rFonts w:cs="Cambria Math"/>
           </w:rPr>
-          <m:t>F</m:t>
+          <m:t>r</m:t>
         </m:r>
       </m:oMath>
       <w:r>
@@ -19972,22 +21532,12 @@
         <w:rPr>
           <w:b/>
           <w:bCs/>
-          <w:shd w:val="clear" w:color="auto" w:fill="A6A6A6"/>
-        </w:rPr>
-        <w:t>23</w:t>
-      </w:r>
-      <w:r>
-        <w:rPr>
-          <w:b/>
-          <w:bCs/>
-          <w:shd w:val="clear" w:color="auto" w:fill="A6A6A6"/>
-        </w:rPr>
-        <w:t>．</w:t>
-      </w:r>
-      <w:r>
-        <w:rPr>
-          <w:b/>
-        </w:rPr>
+          <w:shd w:val="clear" w:color="auto" w:fill="C9C9C9"/>
+        </w:rPr>
+        <w:t xml:space="preserve">23．（中档）</w:t>
+      </w:r>
+      <w:r>
+        <w:rPr/>
         <w:t>在</w:t>
       </w:r>
       <m:oMath>
@@ -20008,9 +21558,7 @@
         </m:r>
       </m:oMath>
       <w:r>
-        <w:rPr>
-          <w:b/>
-        </w:rPr>
+        <w:rPr/>
         <w:t>中，</w:t>
       </w:r>
       <m:oMath>
@@ -20022,9 +21570,7 @@
         </m:r>
       </m:oMath>
       <w:r>
-        <w:rPr>
-          <w:b/>
-        </w:rPr>
+        <w:rPr/>
         <w:t>，</w:t>
       </w:r>
       <m:oMath>
@@ -20036,9 +21582,7 @@
         </m:r>
       </m:oMath>
       <w:r>
-        <w:rPr>
-          <w:b/>
-        </w:rPr>
+        <w:rPr/>
         <w:t>是</w:t>
       </w:r>
       <m:oMath>
@@ -20050,9 +21594,7 @@
         </m:r>
       </m:oMath>
       <w:r>
-        <w:rPr>
-          <w:b/>
-        </w:rPr>
+        <w:rPr/>
         <w:t>边上的高，已知</w:t>
       </w:r>
       <m:oMath>
@@ -20064,9 +21606,7 @@
         </m:r>
       </m:oMath>
       <w:r>
-        <w:rPr>
-          <w:b/>
-        </w:rPr>
+        <w:rPr/>
         <w:t>，点</w:t>
       </w:r>
       <m:oMath>
@@ -20078,9 +21618,7 @@
         </m:r>
       </m:oMath>
       <w:r>
-        <w:rPr>
-          <w:b/>
-        </w:rPr>
+        <w:rPr/>
         <w:t>、</w:t>
       </w:r>
       <m:oMath>
@@ -20092,9 +21630,7 @@
         </m:r>
       </m:oMath>
       <w:r>
-        <w:rPr>
-          <w:b/>
-        </w:rPr>
+        <w:rPr/>
         <w:t>分别是</w:t>
       </w:r>
       <m:oMath>
@@ -20115,9 +21651,7 @@
         </m:r>
       </m:oMath>
       <w:r>
-        <w:rPr>
-          <w:b/>
-        </w:rPr>
+        <w:rPr/>
         <w:t>的垂心和外心，则</w:t>
       </w:r>
       <m:oMath>
@@ -20129,21 +21663,15 @@
         </m:r>
       </m:oMath>
       <w:r>
-        <w:rPr>
-          <w:b/>
-        </w:rPr>
+        <w:rPr/>
         <w:t>的最小长度为</w:t>
       </w:r>
       <w:r>
-        <w:rPr>
-          <w:b/>
-        </w:rPr>
+        <w:rPr/>
         <w:t>_____</w:t>
       </w:r>
       <w:r>
-        <w:rPr>
-          <w:b/>
-        </w:rPr>
+        <w:rPr/>
         <w:t>．</w:t>
       </w:r>
     </w:p>
@@ -20200,36 +21728,198 @@
       </w:pPr>
       <w:r>
         <w:rPr>
-          <w:b/>
+          <w:shd w:val="clear" w:color="auto" w:fill="C9C9C9"/>
         </w:rPr>
         <w:t>【答案】</w:t>
       </w:r>
       <w:r>
-        <w:t>√5</w:t>
-      </w:r>
-      <w:r>
-        <w:rPr>
-          <w:b/>
-        </w:rPr>
-        <w:t xml:space="preserve">　【难度】</w:t>
-      </w:r>
-      <w:r>
-        <w:t>0.65</w:t>
-      </w:r>
-      <w:r>
-        <w:rPr>
-          <w:b/>
-        </w:rPr>
-        <w:t xml:space="preserve">　【知识点】</w:t>
+        <w:t xml:space="preserve"> </w:t>
+      </w:r>
+      <w:r>
+        <w:rPr>
+          <w:shd w:val="clear" w:color="auto" w:fill="C9C9C9"/>
+        </w:rPr>
+        <w:t xml:space="preserve">√5</w:t>
+      </w:r>
+      <w:r>
+        <w:rPr/>
+        <w:t xml:space="preserve">　</w:t>
+      </w:r>
+      <w:r>
+        <w:rPr>
+          <w:shd w:val="clear" w:color="auto" w:fill="C9C9C9"/>
+        </w:rPr>
+        <w:t xml:space="preserve">【知识点】</w:t>
+      </w:r>
+      <w:r>
+        <w:rPr/>
+        <w:t xml:space="preserve">1.2.5 </w:t>
       </w:r>
       <w:r>
         <w:t>三角形的垂心与外心</w:t>
       </w:r>
-      <w:r>
-        <w:rPr>
-          <w:b/>
-        </w:rPr>
-        <w:t>解析：</w:t>
+    </w:p>
+    <w:p>
+      <w:pPr>
+        <w:jc w:val="left"/>
+      </w:pPr>
+      <w:r>
+        <w:rPr>
+          <w:shd w:val="clear" w:color="auto" w:fill="C9C9C9"/>
+        </w:rPr>
+        <w:t>【分析】</w:t>
+      </w:r>
+      <w:r>
+        <w:t xml:space="preserve">【编注】</w:t>
+      </w:r>
+      <w:r>
+        <w:t xml:space="preserve">以</w:t>
+      </w:r>
+      <m:oMath>
+        <m:r>
+          <w:rPr>
+            <w:rFonts w:cs="Cambria Math"/>
+          </w:rPr>
+          <m:t>D</m:t>
+        </m:r>
+      </m:oMath>
+      <w:r>
+        <w:t xml:space="preserve">为原点、</w:t>
+      </w:r>
+      <m:oMath>
+        <m:r>
+          <w:rPr>
+            <w:rFonts w:cs="Cambria Math"/>
+          </w:rPr>
+          <m:t>DB</m:t>
+        </m:r>
+      </m:oMath>
+      <w:r>
+        <w:t xml:space="preserve">所在直线为</w:t>
+      </w:r>
+      <m:oMath>
+        <m:r>
+          <w:rPr>
+            <w:rFonts w:cs="Cambria Math"/>
+          </w:rPr>
+          <m:t>x</m:t>
+        </m:r>
+      </m:oMath>
+      <w:r>
+        <w:t xml:space="preserve">轴建立坐标系，由</w:t>
+      </w:r>
+      <m:oMath>
+        <m:r>
+          <w:rPr>
+            <w:rFonts w:cs="Cambria Math"/>
+          </w:rPr>
+          <m:t>△ADC≅△BDH</m:t>
+        </m:r>
+      </m:oMath>
+      <w:r>
+        <w:t xml:space="preserve">得</w:t>
+      </w:r>
+      <m:oMath>
+        <m:r>
+          <w:rPr>
+            <w:rFonts w:cs="Cambria Math"/>
+          </w:rPr>
+          <m:t>CD=DH</m:t>
+        </m:r>
+      </m:oMath>
+      <w:r>
+        <w:t xml:space="preserve">，设</w:t>
+      </w:r>
+      <m:oMath>
+        <m:r>
+          <w:rPr>
+            <w:rFonts w:cs="Cambria Math"/>
+          </w:rPr>
+          <m:t>C(m,0)</m:t>
+        </m:r>
+      </m:oMath>
+      <w:r>
+        <w:t xml:space="preserve">表示出</w:t>
+      </w:r>
+      <m:oMath>
+        <m:r>
+          <w:rPr>
+            <w:rFonts w:cs="Cambria Math"/>
+          </w:rPr>
+          <m:t>H</m:t>
+        </m:r>
+      </m:oMath>
+      <w:r>
+        <w:t xml:space="preserve">与外心</w:t>
+      </w:r>
+      <m:oMath>
+        <m:r>
+          <w:rPr>
+            <w:rFonts w:cs="Cambria Math"/>
+          </w:rPr>
+          <m:t>O</m:t>
+        </m:r>
+      </m:oMath>
+      <w:r>
+        <w:t xml:space="preserve">的坐标，把</w:t>
+      </w:r>
+      <m:oMath>
+        <m:r>
+          <w:rPr>
+            <w:rFonts w:cs="Cambria Math"/>
+          </w:rPr>
+          <m:t>O</m:t>
+        </m:r>
+        <m:sSup>
+          <m:sSupPr>
+            <m:ctrlPr>
+              <w:rPr>
+                <w:rFonts w:ascii="Cambria Math" w:hAnsi="Cambria Math"/>
+              </w:rPr>
+            </m:ctrlPr>
+          </m:sSupPr>
+          <m:e>
+            <m:r>
+              <w:rPr>
+                <w:rFonts w:cs="Cambria Math"/>
+              </w:rPr>
+              <m:t>H</m:t>
+            </m:r>
+          </m:e>
+          <m:sup>
+            <m:r>
+              <w:rPr>
+                <w:rFonts w:cs="Cambria Math"/>
+              </w:rPr>
+              <m:t>2</m:t>
+            </m:r>
+          </m:sup>
+        </m:sSup>
+      </m:oMath>
+      <w:r>
+        <w:t xml:space="preserve">化为</w:t>
+      </w:r>
+      <m:oMath>
+        <m:r>
+          <w:rPr>
+            <w:rFonts w:cs="Cambria Math"/>
+          </w:rPr>
+          <m:t>m</m:t>
+        </m:r>
+      </m:oMath>
+      <w:r>
+        <w:t xml:space="preserve">的二次函数求最小值。</w:t>
+      </w:r>
+    </w:p>
+    <w:p>
+      <w:pPr>
+        <w:jc w:val="left"/>
+      </w:pPr>
+      <w:r>
+        <w:rPr>
+          <w:shd w:val="clear" w:color="auto" w:fill="C9C9C9"/>
+        </w:rPr>
+        <w:t xml:space="preserve">【详解】</w:t>
       </w:r>
       <m:oMath>
         <m:r>
@@ -20273,7 +21963,7 @@
         </m:r>
       </m:oMath>
       <w:r>
-        <w:t>所以在直线为</w:t>
+        <w:t>所在直线为</w:t>
       </w:r>
       <m:oMath>
         <m:r>
@@ -21513,9 +23203,7 @@
         <w:jc w:val="left"/>
       </w:pPr>
       <w:r>
-        <w:rPr>
-          <w:b/>
-        </w:rPr>
+        <w:rPr/>
         <w:lastRenderedPageBreak/>
         <w:t>点拨</w:t>
       </w:r>
@@ -21634,97 +23322,96 @@
         <w:rPr>
           <w:b/>
           <w:bCs/>
-          <w:shd w:val="clear" w:color="auto" w:fill="A6A6A6"/>
-        </w:rPr>
-        <w:t>24</w:t>
-      </w:r>
-      <w:r>
-        <w:rPr>
-          <w:b/>
-          <w:bCs/>
-          <w:shd w:val="clear" w:color="auto" w:fill="A6A6A6"/>
-        </w:rPr>
+          <w:shd w:val="clear" w:color="auto" w:fill="C9C9C9"/>
+        </w:rPr>
+        <w:t xml:space="preserve">24．（简单）</w:t>
+      </w:r>
+      <m:oMath>
+        <m:r>
+          <w:rPr>
+            <w:rFonts w:cs="Cambria Math"/>
+          </w:rPr>
+          <m:t>O</m:t>
+        </m:r>
+      </m:oMath>
+      <w:r>
+        <w:t>是</w:t>
+      </w:r>
+      <m:oMath>
+        <m:r>
+          <w:rPr>
+            <w:rFonts w:cs="Cambria Math"/>
+          </w:rPr>
+          <m:t>△ABC</m:t>
+        </m:r>
+      </m:oMath>
+      <w:r>
+        <w:t>的内切圆圆心，</w:t>
+      </w:r>
+      <m:oMath>
+        <m:r>
+          <w:rPr>
+            <w:rFonts w:cs="Cambria Math"/>
+          </w:rPr>
+          <m:t>∠C=90°</m:t>
+        </m:r>
+      </m:oMath>
+      <w:r>
+        <w:t>，</w:t>
+      </w:r>
+      <m:oMath>
+        <m:r>
+          <w:rPr>
+            <w:rFonts w:cs="Cambria Math"/>
+          </w:rPr>
+          <m:t>∠BOC=105°</m:t>
+        </m:r>
+      </m:oMath>
+      <w:r>
+        <w:t>，</w:t>
+      </w:r>
+      <w:r>
+        <w:t>BC=20cm</w:t>
+      </w:r>
+      <w:r>
+        <w:t>，则</w:t>
+      </w:r>
+      <m:oMath>
+        <m:r>
+          <w:rPr>
+            <w:rFonts w:cs="Cambria Math"/>
+          </w:rPr>
+          <m:t>AC</m:t>
+        </m:r>
+      </m:oMath>
+      <w:r>
+        <w:t>长为</w:t>
+      </w:r>
+      <w:r>
+        <w:t>____cm</w:t>
+      </w:r>
+      <w:r>
         <w:t>．</w:t>
       </w:r>
-      <m:oMath>
-        <m:r>
-          <w:rPr>
-            <w:rFonts w:cs="Cambria Math"/>
-          </w:rPr>
-          <m:t>O</m:t>
-        </m:r>
-      </m:oMath>
-      <w:r>
-        <w:t>是</w:t>
-      </w:r>
-      <m:oMath>
-        <m:r>
-          <w:rPr>
-            <w:rFonts w:cs="Cambria Math"/>
-          </w:rPr>
-          <m:t>△ABC</m:t>
-        </m:r>
-      </m:oMath>
-      <w:r>
-        <w:t>的内切圆圆心，</w:t>
-      </w:r>
-      <m:oMath>
-        <m:r>
-          <w:rPr>
-            <w:rFonts w:cs="Cambria Math"/>
-          </w:rPr>
-          <m:t>∠C=90°</m:t>
-        </m:r>
-      </m:oMath>
-      <w:r>
-        <w:t>，</w:t>
-      </w:r>
-      <m:oMath>
-        <m:r>
-          <w:rPr>
-            <w:rFonts w:cs="Cambria Math"/>
-          </w:rPr>
-          <m:t>∠BOC=105°</m:t>
-        </m:r>
-      </m:oMath>
-      <w:r>
-        <w:t>，</w:t>
-      </w:r>
-      <w:r>
-        <w:t>BC=20cm</w:t>
-      </w:r>
-      <w:r>
-        <w:t>，则</w:t>
-      </w:r>
-      <m:oMath>
-        <m:r>
-          <w:rPr>
-            <w:rFonts w:cs="Cambria Math"/>
-          </w:rPr>
-          <m:t>AC</m:t>
-        </m:r>
-      </m:oMath>
-      <w:r>
-        <w:t>长为</w:t>
-      </w:r>
-      <w:r>
-        <w:t>____cm</w:t>
-      </w:r>
-      <w:r>
-        <w:t>．</w:t>
-      </w:r>
     </w:p>
     <w:p>
       <w:pPr>
         <w:jc w:val="left"/>
       </w:pPr>
       <w:r>
+        <w:rPr>
+          <w:shd w:val="clear" w:color="auto" w:fill="C9C9C9"/>
+        </w:rPr>
         <w:t>【答案】</w:t>
       </w:r>
-      <m:oMath>
-        <m:r>
-          <w:rPr>
-            <w:rFonts w:cs="Cambria Math"/>
+      <w:r>
+        <w:t xml:space="preserve"> </w:t>
+      </w:r>
+      <m:oMath>
+        <m:r>
+          <w:rPr>
+            <w:rFonts w:cs="Cambria Math"/>
+            <w:shd w:val="clear" w:color="auto" w:fill="C9C9C9"/>
           </w:rPr>
           <m:t>20</m:t>
         </m:r>
@@ -21734,6 +23421,7 @@
             <m:ctrlPr>
               <w:rPr>
                 <w:rFonts w:ascii="Cambria Math" w:hAnsi="Cambria Math"/>
+                <w:shd w:val="clear" w:color="auto" w:fill="C9C9C9"/>
               </w:rPr>
             </m:ctrlPr>
           </m:radPr>
@@ -21742,6 +23430,7 @@
             <m:r>
               <w:rPr>
                 <w:rFonts w:cs="Cambria Math"/>
+                <w:shd w:val="clear" w:color="auto" w:fill="C9C9C9"/>
               </w:rPr>
               <m:t>3</m:t>
             </m:r>
@@ -21749,13 +23438,16 @@
         </m:rad>
       </m:oMath>
       <w:r>
-        <w:t>【难度】</w:t>
-      </w:r>
-      <w:r>
-        <w:t>0.85</w:t>
-      </w:r>
-      <w:r>
-        <w:t>【知识点】图形的性质</w:t>
+        <w:t xml:space="preserve"> </w:t>
+      </w:r>
+      <w:r>
+        <w:rPr>
+          <w:shd w:val="clear" w:color="auto" w:fill="C9C9C9"/>
+        </w:rPr>
+        <w:t xml:space="preserve">【知识点】</w:t>
+      </w:r>
+      <w:r>
+        <w:t xml:space="preserve">1.2.5 图形的性质</w:t>
       </w:r>
     </w:p>
     <w:p>
@@ -21763,7 +23455,13 @@
         <w:jc w:val="left"/>
       </w:pPr>
       <w:r>
-        <w:t>【分析】由内切圆性质求得</w:t>
+        <w:rPr>
+          <w:shd w:val="clear" w:color="auto" w:fill="C9C9C9"/>
+        </w:rPr>
+        <w:t xml:space="preserve">【分析】</w:t>
+      </w:r>
+      <w:r>
+        <w:t xml:space="preserve">由内切圆性质求得</w:t>
       </w:r>
       <m:oMath>
         <m:r>
@@ -21815,6 +23513,9 @@
         <w:jc w:val="left"/>
       </w:pPr>
       <w:r>
+        <w:rPr>
+          <w:shd w:val="clear" w:color="auto" w:fill="C9C9C9"/>
+        </w:rPr>
         <w:t>【详解】</w:t>
       </w:r>
       <m:oMath>
@@ -22115,17 +23816,9 @@
         <w:rPr>
           <w:b/>
           <w:bCs/>
-          <w:shd w:val="clear" w:color="auto" w:fill="A6A6A6"/>
-        </w:rPr>
-        <w:t>25</w:t>
-      </w:r>
-      <w:r>
-        <w:rPr>
-          <w:b/>
-          <w:bCs/>
-          <w:shd w:val="clear" w:color="auto" w:fill="A6A6A6"/>
-        </w:rPr>
-        <w:t>．</w:t>
+          <w:shd w:val="clear" w:color="auto" w:fill="C9C9C9"/>
+        </w:rPr>
+        <w:t xml:space="preserve">25．（简单）</w:t>
       </w:r>
       <w:r>
         <w:t>在</w:t>
@@ -22191,12 +23884,19 @@
         <w:jc w:val="left"/>
       </w:pPr>
       <w:r>
+        <w:rPr>
+          <w:shd w:val="clear" w:color="auto" w:fill="C9C9C9"/>
+        </w:rPr>
         <w:t>【答案】</w:t>
       </w:r>
-      <m:oMath>
-        <m:r>
-          <w:rPr>
-            <w:rFonts w:cs="Cambria Math"/>
+      <w:r>
+        <w:t xml:space="preserve"> </w:t>
+      </w:r>
+      <m:oMath>
+        <m:r>
+          <w:rPr>
+            <w:rFonts w:cs="Cambria Math"/>
+            <w:shd w:val="clear" w:color="auto" w:fill="C9C9C9"/>
           </w:rPr>
           <m:t>45°</m:t>
         </m:r>
@@ -22210,6 +23910,7 @@
             <m:ctrlPr>
               <w:rPr>
                 <w:rFonts w:ascii="Cambria Math" w:hAnsi="Cambria Math"/>
+                <w:shd w:val="clear" w:color="auto" w:fill="C9C9C9"/>
               </w:rPr>
             </m:ctrlPr>
           </m:fPr>
@@ -22217,6 +23918,7 @@
             <m:r>
               <w:rPr>
                 <w:rFonts w:cs="Cambria Math"/>
+                <w:shd w:val="clear" w:color="auto" w:fill="C9C9C9"/>
               </w:rPr>
               <m:t>π</m:t>
             </m:r>
@@ -22225,6 +23927,7 @@
             <m:r>
               <w:rPr>
                 <w:rFonts w:cs="Cambria Math"/>
+                <w:shd w:val="clear" w:color="auto" w:fill="C9C9C9"/>
               </w:rPr>
               <m:t>4</m:t>
             </m:r>
@@ -22232,13 +23935,16 @@
         </m:f>
       </m:oMath>
       <w:r>
-        <w:t>【难度】</w:t>
-      </w:r>
-      <w:r>
-        <w:t>0.94</w:t>
-      </w:r>
-      <w:r>
-        <w:t>【知识点】图形的性质</w:t>
+        <w:t xml:space="preserve"> </w:t>
+      </w:r>
+      <w:r>
+        <w:rPr>
+          <w:shd w:val="clear" w:color="auto" w:fill="C9C9C9"/>
+        </w:rPr>
+        <w:t xml:space="preserve">【知识点】</w:t>
+      </w:r>
+      <w:r>
+        <w:t xml:space="preserve">1.2.5 图形的性质</w:t>
       </w:r>
     </w:p>
     <w:p>
@@ -22246,7 +23952,13 @@
         <w:jc w:val="left"/>
       </w:pPr>
       <w:r>
-        <w:t>【分析】利用三角形的垂心可得</w:t>
+        <w:rPr>
+          <w:shd w:val="clear" w:color="auto" w:fill="C9C9C9"/>
+        </w:rPr>
+        <w:t xml:space="preserve">【分析】</w:t>
+      </w:r>
+      <w:r>
+        <w:t xml:space="preserve">利用三角形的垂心可得</w:t>
       </w:r>
       <m:oMath>
         <m:r>
@@ -22290,7 +24002,10 @@
         <w:jc w:val="left"/>
       </w:pPr>
       <w:r>
-        <w:t>【详解】解析：</w:t>
+        <w:rPr>
+          <w:shd w:val="clear" w:color="auto" w:fill="C9C9C9"/>
+        </w:rPr>
+        <w:t xml:space="preserve">【详解】</w:t>
       </w:r>
       <m:oMath>
         <m:r>
@@ -22625,9 +24340,6 @@
           </wp:inline>
         </w:drawing>
       </w:r>
-      <w:r>
-        <w:t>【点睛】</w:t>
-      </w:r>
     </w:p>
     <w:p>
       <w:pPr>
@@ -22637,17 +24349,9 @@
         <w:rPr>
           <w:b/>
           <w:bCs/>
-          <w:shd w:val="clear" w:color="auto" w:fill="A6A6A6"/>
-        </w:rPr>
-        <w:t>26</w:t>
-      </w:r>
-      <w:r>
-        <w:rPr>
-          <w:b/>
-          <w:bCs/>
-          <w:shd w:val="clear" w:color="auto" w:fill="A6A6A6"/>
-        </w:rPr>
-        <w:t>．</w:t>
+          <w:shd w:val="clear" w:color="auto" w:fill="C9C9C9"/>
+        </w:rPr>
+        <w:t xml:space="preserve">26．（中档）</w:t>
       </w:r>
       <w:r>
         <w:t>在</w:t>
@@ -22738,24 +24442,34 @@
         <w:jc w:val="left"/>
       </w:pPr>
       <w:r>
+        <w:rPr>
+          <w:shd w:val="clear" w:color="auto" w:fill="C9C9C9"/>
+        </w:rPr>
         <w:t>【答案】</w:t>
       </w:r>
-      <m:oMath>
-        <m:r>
-          <w:rPr>
-            <w:rFonts w:cs="Cambria Math"/>
+      <w:r>
+        <w:t xml:space="preserve"> </w:t>
+      </w:r>
+      <m:oMath>
+        <m:r>
+          <w:rPr>
+            <w:rFonts w:cs="Cambria Math"/>
+            <w:shd w:val="clear" w:color="auto" w:fill="C9C9C9"/>
           </w:rPr>
           <m:t>75°</m:t>
         </m:r>
       </m:oMath>
       <w:r>
-        <w:t>【难度】</w:t>
-      </w:r>
-      <w:r>
-        <w:t>0.65</w:t>
-      </w:r>
-      <w:r>
-        <w:t>【知识点】图形的性质</w:t>
+        <w:t xml:space="preserve"> </w:t>
+      </w:r>
+      <w:r>
+        <w:rPr>
+          <w:shd w:val="clear" w:color="auto" w:fill="C9C9C9"/>
+        </w:rPr>
+        <w:t xml:space="preserve">【知识点】</w:t>
+      </w:r>
+      <w:r>
+        <w:t xml:space="preserve">1.2.5 图形的性质</w:t>
       </w:r>
     </w:p>
     <w:p>
@@ -22763,7 +24477,13 @@
         <w:jc w:val="left"/>
       </w:pPr>
       <w:r>
-        <w:t>【分析】由点</w:t>
+        <w:rPr>
+          <w:shd w:val="clear" w:color="auto" w:fill="C9C9C9"/>
+        </w:rPr>
+        <w:t xml:space="preserve">【分析】</w:t>
+      </w:r>
+      <w:r>
+        <w:t xml:space="preserve">由点</w:t>
       </w:r>
       <m:oMath>
         <m:r>
@@ -22895,6 +24615,9 @@
         <w:jc w:val="left"/>
       </w:pPr>
       <w:r>
+        <w:rPr>
+          <w:shd w:val="clear" w:color="auto" w:fill="C9C9C9"/>
+        </w:rPr>
         <w:t>【详解】</w:t>
       </w:r>
       <m:oMath>
@@ -23299,17 +25022,9 @@
         <w:rPr>
           <w:b/>
           <w:bCs/>
-          <w:shd w:val="clear" w:color="auto" w:fill="A6A6A6"/>
-        </w:rPr>
-        <w:t>27</w:t>
-      </w:r>
-      <w:r>
-        <w:rPr>
-          <w:b/>
-          <w:bCs/>
-          <w:shd w:val="clear" w:color="auto" w:fill="A6A6A6"/>
-        </w:rPr>
-        <w:t>．</w:t>
+          <w:shd w:val="clear" w:color="auto" w:fill="C9C9C9"/>
+        </w:rPr>
+        <w:t xml:space="preserve">27．（简单）</w:t>
       </w:r>
       <w:r>
         <w:t>如图，在</w:t>
@@ -23464,7 +25179,13 @@
         <w:jc w:val="left"/>
       </w:pPr>
       <w:r>
+        <w:rPr>
+          <w:shd w:val="clear" w:color="auto" w:fill="C9C9C9"/>
+        </w:rPr>
         <w:t>【答案】</w:t>
+      </w:r>
+      <w:r>
+        <w:t xml:space="preserve"> </w:t>
       </w:r>
       <m:oMath>
         <m:rad>
@@ -23473,6 +25194,7 @@
             <m:ctrlPr>
               <w:rPr>
                 <w:rFonts w:ascii="Cambria Math" w:hAnsi="Cambria Math"/>
+                <w:shd w:val="clear" w:color="auto" w:fill="C9C9C9"/>
               </w:rPr>
             </m:ctrlPr>
           </m:radPr>
@@ -23481,6 +25203,7 @@
             <m:r>
               <w:rPr>
                 <w:rFonts w:cs="Cambria Math"/>
+                <w:shd w:val="clear" w:color="auto" w:fill="C9C9C9"/>
               </w:rPr>
               <m:t>6</m:t>
             </m:r>
@@ -23488,13 +25211,16 @@
         </m:rad>
       </m:oMath>
       <w:r>
-        <w:t>【难度】</w:t>
-      </w:r>
-      <w:r>
-        <w:t>0.94</w:t>
-      </w:r>
-      <w:r>
-        <w:t>【知识点】图形的性质</w:t>
+        <w:t xml:space="preserve"> </w:t>
+      </w:r>
+      <w:r>
+        <w:rPr>
+          <w:shd w:val="clear" w:color="auto" w:fill="C9C9C9"/>
+        </w:rPr>
+        <w:t xml:space="preserve">【知识点】</w:t>
+      </w:r>
+      <w:r>
+        <w:t xml:space="preserve">1.2.5 图形的性质</w:t>
       </w:r>
     </w:p>
     <w:p>
@@ -23502,7 +25228,13 @@
         <w:jc w:val="left"/>
       </w:pPr>
       <w:r>
-        <w:t>【分析】由题可知</w:t>
+        <w:rPr>
+          <w:shd w:val="clear" w:color="auto" w:fill="C9C9C9"/>
+        </w:rPr>
+        <w:t xml:space="preserve">【分析】</w:t>
+      </w:r>
+      <w:r>
+        <w:t xml:space="preserve">由题可知</w:t>
       </w:r>
       <m:oMath>
         <m:r>
@@ -23565,7 +25297,13 @@
         <w:jc w:val="left"/>
       </w:pPr>
       <w:r>
-        <w:t>【详解】解：连接</w:t>
+        <w:rPr>
+          <w:shd w:val="clear" w:color="auto" w:fill="C9C9C9"/>
+        </w:rPr>
+        <w:t xml:space="preserve">【详解】</w:t>
+      </w:r>
+      <w:r>
+        <w:t xml:space="preserve">解：连接</w:t>
       </w:r>
       <m:oMath>
         <m:r>
@@ -23917,17 +25655,9 @@
         <w:rPr>
           <w:b/>
           <w:bCs/>
-          <w:shd w:val="clear" w:color="auto" w:fill="A6A6A6"/>
-        </w:rPr>
-        <w:t>28</w:t>
-      </w:r>
-      <w:r>
-        <w:rPr>
-          <w:b/>
-          <w:bCs/>
-          <w:shd w:val="clear" w:color="auto" w:fill="A6A6A6"/>
-        </w:rPr>
-        <w:t>．</w:t>
+          <w:shd w:val="clear" w:color="auto" w:fill="C9C9C9"/>
+        </w:rPr>
+        <w:t xml:space="preserve">28．（简单）</w:t>
       </w:r>
       <w:r>
         <w:t>求证：若三角形的垂心和重心重合，求证：该三角形为正三角形．</w:t>
@@ -23938,13 +25668,31 @@
         <w:jc w:val="left"/>
       </w:pPr>
       <w:r>
-        <w:t>【答案】证明见解析【难度】</w:t>
-      </w:r>
-      <w:r>
-        <w:t>0.85</w:t>
-      </w:r>
-      <w:r>
-        <w:t>【知识点】图形的性质</w:t>
+        <w:rPr>
+          <w:shd w:val="clear" w:color="auto" w:fill="C9C9C9"/>
+        </w:rPr>
+        <w:t xml:space="preserve">【答案】</w:t>
+      </w:r>
+      <w:r>
+        <w:t xml:space="preserve"> </w:t>
+      </w:r>
+      <w:r>
+        <w:rPr>
+          <w:shd w:val="clear" w:color="auto" w:fill="C9C9C9"/>
+        </w:rPr>
+        <w:t xml:space="preserve">证明见解析</w:t>
+      </w:r>
+      <w:r>
+        <w:t xml:space="preserve"> </w:t>
+      </w:r>
+      <w:r>
+        <w:rPr>
+          <w:shd w:val="clear" w:color="auto" w:fill="C9C9C9"/>
+        </w:rPr>
+        <w:t xml:space="preserve">【知识点】</w:t>
+      </w:r>
+      <w:r>
+        <w:t xml:space="preserve">1.2.5 图形的性质</w:t>
       </w:r>
     </w:p>
     <w:p>
@@ -23952,7 +25700,13 @@
         <w:jc w:val="left"/>
       </w:pPr>
       <w:r>
-        <w:t>【分析】根据重心、垂心的定义及三角形全等证明即可；</w:t>
+        <w:rPr>
+          <w:shd w:val="clear" w:color="auto" w:fill="C9C9C9"/>
+        </w:rPr>
+        <w:t xml:space="preserve">【分析】</w:t>
+      </w:r>
+      <w:r>
+        <w:t xml:space="preserve">根据重心、垂心的定义及三角形全等证明即可；</w:t>
       </w:r>
     </w:p>
     <w:p>
@@ -23960,7 +25714,13 @@
         <w:jc w:val="left"/>
       </w:pPr>
       <w:r>
-        <w:t>【详解】证明：如图</w:t>
+        <w:rPr>
+          <w:shd w:val="clear" w:color="auto" w:fill="C9C9C9"/>
+        </w:rPr>
+        <w:t xml:space="preserve">【详解】</w:t>
+      </w:r>
+      <w:r>
+        <w:t xml:space="preserve">证明：如图</w:t>
       </w:r>
     </w:p>
     <w:p>
@@ -24103,17 +25863,9 @@
         <w:rPr>
           <w:b/>
           <w:bCs/>
-          <w:shd w:val="clear" w:color="auto" w:fill="A6A6A6"/>
-        </w:rPr>
-        <w:t>29</w:t>
-      </w:r>
-      <w:r>
-        <w:rPr>
-          <w:b/>
-          <w:bCs/>
-          <w:shd w:val="clear" w:color="auto" w:fill="A6A6A6"/>
-        </w:rPr>
-        <w:t>．</w:t>
+          <w:shd w:val="clear" w:color="auto" w:fill="C9C9C9"/>
+        </w:rPr>
+        <w:t xml:space="preserve">29．（中档）</w:t>
       </w:r>
       <w:r>
         <w:t>锐角</w:t>
@@ -24285,13 +26037,228 @@
         <w:jc w:val="left"/>
       </w:pPr>
       <w:r>
+        <w:rPr>
+          <w:shd w:val="clear" w:color="auto" w:fill="C9C9C9"/>
+        </w:rPr>
         <w:t>【答案】</w:t>
       </w:r>
       <w:r>
+        <w:t xml:space="preserve"> </w:t>
+      </w:r>
+      <w:r>
+        <w:rPr>
+          <w:shd w:val="clear" w:color="auto" w:fill="C9C9C9"/>
+        </w:rPr>
+        <w:t xml:space="preserve">(1)</w:t>
+      </w:r>
+      <w:r>
+        <w:rPr>
+          <w:shd w:val="clear" w:color="auto" w:fill="C9C9C9"/>
+        </w:rPr>
+        <w:t>证明见解析</w:t>
+      </w:r>
+    </w:p>
+    <w:p>
+      <w:pPr>
+        <w:jc w:val="left"/>
+      </w:pPr>
+      <w:r>
+        <w:rPr>
+          <w:shd w:val="clear" w:color="auto" w:fill="C9C9C9"/>
+        </w:rPr>
+        <w:t>(2)</w:t>
+      </w:r>
+      <w:r>
+        <w:rPr>
+          <w:shd w:val="clear" w:color="auto" w:fill="C9C9C9"/>
+        </w:rPr>
+        <w:t>证明见解析</w:t>
+      </w:r>
+      <w:r>
+        <w:t xml:space="preserve"> </w:t>
+      </w:r>
+      <w:r>
+        <w:rPr>
+          <w:shd w:val="clear" w:color="auto" w:fill="C9C9C9"/>
+        </w:rPr>
+        <w:t xml:space="preserve">【知识点】</w:t>
+      </w:r>
+      <w:r>
+        <w:t xml:space="preserve">1.2.5 图形的性质</w:t>
+      </w:r>
+    </w:p>
+    <w:p>
+      <w:pPr>
+        <w:jc w:val="left"/>
+      </w:pPr>
+      <w:r>
+        <w:rPr>
+          <w:shd w:val="clear" w:color="auto" w:fill="C9C9C9"/>
+        </w:rPr>
+        <w:t>【分析】</w:t>
+      </w:r>
+      <w:r>
         <w:t>(1)</w:t>
       </w:r>
       <w:r>
-        <w:t>证明见解析</w:t>
+        <w:t>连接</w:t>
+      </w:r>
+      <m:oMath>
+        <m:r>
+          <w:rPr>
+            <w:rFonts w:cs="Cambria Math"/>
+          </w:rPr>
+          <m:t>BH</m:t>
+        </m:r>
+      </m:oMath>
+      <w:r>
+        <w:t>并延长交</w:t>
+      </w:r>
+      <m:oMath>
+        <m:r>
+          <w:rPr>
+            <w:rFonts w:cs="Cambria Math"/>
+          </w:rPr>
+          <m:t>AC</m:t>
+        </m:r>
+      </m:oMath>
+      <w:r>
+        <w:t>于</w:t>
+      </w:r>
+      <m:oMath>
+        <m:r>
+          <w:rPr>
+            <w:rFonts w:cs="Cambria Math"/>
+          </w:rPr>
+          <m:t>E</m:t>
+        </m:r>
+      </m:oMath>
+      <w:r>
+        <w:t>，连接</w:t>
+      </w:r>
+      <m:oMath>
+        <m:r>
+          <w:rPr>
+            <w:rFonts w:cs="Cambria Math"/>
+          </w:rPr>
+          <m:t>CH</m:t>
+        </m:r>
+      </m:oMath>
+      <w:r>
+        <w:t>并延长交</w:t>
+      </w:r>
+      <m:oMath>
+        <m:r>
+          <w:rPr>
+            <w:rFonts w:cs="Cambria Math"/>
+          </w:rPr>
+          <m:t>AB</m:t>
+        </m:r>
+      </m:oMath>
+      <w:r>
+        <w:t>于</w:t>
+      </w:r>
+      <m:oMath>
+        <m:r>
+          <w:rPr>
+            <w:rFonts w:cs="Cambria Math"/>
+          </w:rPr>
+          <m:t>F</m:t>
+        </m:r>
+      </m:oMath>
+      <w:r>
+        <w:t>，作</w:t>
+      </w:r>
+      <m:oMath>
+        <m:r>
+          <w:rPr>
+            <w:rFonts w:cs="Cambria Math"/>
+          </w:rPr>
+          <m:t>OD⊥AB</m:t>
+        </m:r>
+      </m:oMath>
+      <w:r>
+        <w:t>于</w:t>
+      </w:r>
+      <m:oMath>
+        <m:r>
+          <w:rPr>
+            <w:rFonts w:cs="Cambria Math"/>
+          </w:rPr>
+          <m:t>D</m:t>
+        </m:r>
+      </m:oMath>
+      <w:r>
+        <w:t>，连接</w:t>
+      </w:r>
+      <m:oMath>
+        <m:r>
+          <w:rPr>
+            <w:rFonts w:cs="Cambria Math"/>
+          </w:rPr>
+          <m:t>OB</m:t>
+        </m:r>
+      </m:oMath>
+      <w:r>
+        <w:t>、</w:t>
+      </w:r>
+      <m:oMath>
+        <m:r>
+          <w:rPr>
+            <w:rFonts w:cs="Cambria Math"/>
+          </w:rPr>
+          <m:t>OC</m:t>
+        </m:r>
+      </m:oMath>
+      <w:r>
+        <w:t>、</w:t>
+      </w:r>
+      <m:oMath>
+        <m:r>
+          <w:rPr>
+            <w:rFonts w:cs="Cambria Math"/>
+          </w:rPr>
+          <m:t>OI</m:t>
+        </m:r>
+      </m:oMath>
+      <w:r>
+        <w:t>、</w:t>
+      </w:r>
+      <m:oMath>
+        <m:r>
+          <w:rPr>
+            <w:rFonts w:cs="Cambria Math"/>
+          </w:rPr>
+          <m:t>IH</m:t>
+        </m:r>
+      </m:oMath>
+      <w:r>
+        <w:t>，设</w:t>
+      </w:r>
+      <m:oMath>
+        <m:r>
+          <w:rPr>
+            <w:rFonts w:cs="Cambria Math"/>
+          </w:rPr>
+          <m:t>∠CBE=α</m:t>
+        </m:r>
+      </m:oMath>
+      <w:r>
+        <w:t>，则</w:t>
+      </w:r>
+      <m:oMath>
+        <m:r>
+          <w:rPr>
+            <w:rFonts w:cs="Cambria Math"/>
+          </w:rPr>
+          <m:t>∠ACB=90°-α</m:t>
+        </m:r>
+      </m:oMath>
+      <w:r>
+        <w:t>，由圆周角定理结合题意可证明</w:t>
+      </w:r>
+      <w:r>
+        <w:t>.</w:t>
       </w:r>
     </w:p>
     <w:p>
@@ -24301,14 +26268,19 @@
       <w:r>
         <w:t>(2)</w:t>
       </w:r>
-      <w:r>
-        <w:t>证明见解析【难度】</w:t>
-      </w:r>
-      <w:r>
-        <w:t>0.65</w:t>
-      </w:r>
-      <w:r>
-        <w:t>【知识点】图形的性质</w:t>
+      <m:oMath>
+        <m:r>
+          <w:rPr>
+            <w:rFonts w:cs="Cambria Math"/>
+          </w:rPr>
+          <m:t>∠OIH+∠ACB=(150°+α)+(90°-α)=240°</m:t>
+        </m:r>
+      </m:oMath>
+      <w:r>
+        <w:t>，即可证明</w:t>
+      </w:r>
+      <w:r>
+        <w:t>.</w:t>
       </w:r>
     </w:p>
     <w:p>
@@ -24316,199 +26288,9 @@
         <w:jc w:val="left"/>
       </w:pPr>
       <w:r>
-        <w:t>【分析】</w:t>
-      </w:r>
-      <w:r>
-        <w:t>(1)</w:t>
-      </w:r>
-      <w:r>
-        <w:t>连接</w:t>
-      </w:r>
-      <m:oMath>
-        <m:r>
-          <w:rPr>
-            <w:rFonts w:cs="Cambria Math"/>
-          </w:rPr>
-          <m:t>BH</m:t>
-        </m:r>
-      </m:oMath>
-      <w:r>
-        <w:t>并延长交</w:t>
-      </w:r>
-      <m:oMath>
-        <m:r>
-          <w:rPr>
-            <w:rFonts w:cs="Cambria Math"/>
-          </w:rPr>
-          <m:t>AC</m:t>
-        </m:r>
-      </m:oMath>
-      <w:r>
-        <w:t>于</w:t>
-      </w:r>
-      <m:oMath>
-        <m:r>
-          <w:rPr>
-            <w:rFonts w:cs="Cambria Math"/>
-          </w:rPr>
-          <m:t>E</m:t>
-        </m:r>
-      </m:oMath>
-      <w:r>
-        <w:t>，连接</w:t>
-      </w:r>
-      <m:oMath>
-        <m:r>
-          <w:rPr>
-            <w:rFonts w:cs="Cambria Math"/>
-          </w:rPr>
-          <m:t>CH</m:t>
-        </m:r>
-      </m:oMath>
-      <w:r>
-        <w:t>并延长交</w:t>
-      </w:r>
-      <m:oMath>
-        <m:r>
-          <w:rPr>
-            <w:rFonts w:cs="Cambria Math"/>
-          </w:rPr>
-          <m:t>AB</m:t>
-        </m:r>
-      </m:oMath>
-      <w:r>
-        <w:t>于</w:t>
-      </w:r>
-      <m:oMath>
-        <m:r>
-          <w:rPr>
-            <w:rFonts w:cs="Cambria Math"/>
-          </w:rPr>
-          <m:t>F</m:t>
-        </m:r>
-      </m:oMath>
-      <w:r>
-        <w:t>，作</w:t>
-      </w:r>
-      <m:oMath>
-        <m:r>
-          <w:rPr>
-            <w:rFonts w:cs="Cambria Math"/>
-          </w:rPr>
-          <m:t>OD⊥AB</m:t>
-        </m:r>
-      </m:oMath>
-      <w:r>
-        <w:t>于</w:t>
-      </w:r>
-      <m:oMath>
-        <m:r>
-          <w:rPr>
-            <w:rFonts w:cs="Cambria Math"/>
-          </w:rPr>
-          <m:t>D</m:t>
-        </m:r>
-      </m:oMath>
-      <w:r>
-        <w:t>，连接</w:t>
-      </w:r>
-      <m:oMath>
-        <m:r>
-          <w:rPr>
-            <w:rFonts w:cs="Cambria Math"/>
-          </w:rPr>
-          <m:t>OB</m:t>
-        </m:r>
-      </m:oMath>
-      <w:r>
-        <w:t>、</w:t>
-      </w:r>
-      <m:oMath>
-        <m:r>
-          <w:rPr>
-            <w:rFonts w:cs="Cambria Math"/>
-          </w:rPr>
-          <m:t>OC</m:t>
-        </m:r>
-      </m:oMath>
-      <w:r>
-        <w:t>、</w:t>
-      </w:r>
-      <m:oMath>
-        <m:r>
-          <w:rPr>
-            <w:rFonts w:cs="Cambria Math"/>
-          </w:rPr>
-          <m:t>OI</m:t>
-        </m:r>
-      </m:oMath>
-      <w:r>
-        <w:t>、</w:t>
-      </w:r>
-      <m:oMath>
-        <m:r>
-          <w:rPr>
-            <w:rFonts w:cs="Cambria Math"/>
-          </w:rPr>
-          <m:t>IH</m:t>
-        </m:r>
-      </m:oMath>
-      <w:r>
-        <w:t>，设</w:t>
-      </w:r>
-      <m:oMath>
-        <m:r>
-          <w:rPr>
-            <w:rFonts w:cs="Cambria Math"/>
-          </w:rPr>
-          <m:t>∠CBE=α</m:t>
-        </m:r>
-      </m:oMath>
-      <w:r>
-        <w:t>，则</w:t>
-      </w:r>
-      <m:oMath>
-        <m:r>
-          <w:rPr>
-            <w:rFonts w:cs="Cambria Math"/>
-          </w:rPr>
-          <m:t>∠ACB=90°-α</m:t>
-        </m:r>
-      </m:oMath>
-      <w:r>
-        <w:t>，由圆周角定理结合题意可证明</w:t>
-      </w:r>
-      <w:r>
-        <w:t>.</w:t>
-      </w:r>
-    </w:p>
-    <w:p>
-      <w:pPr>
-        <w:jc w:val="left"/>
-      </w:pPr>
-      <w:r>
-        <w:t>(2)</w:t>
-      </w:r>
-      <m:oMath>
-        <m:r>
-          <w:rPr>
-            <w:rFonts w:cs="Cambria Math"/>
-          </w:rPr>
-          <m:t>∠OIH+∠ACB=(150°+α)+(90°-α)=240°</m:t>
-        </m:r>
-      </m:oMath>
-      <w:r>
-        <w:t>，即可证明</w:t>
-      </w:r>
-      <w:r>
-        <w:t>.</w:t>
-      </w:r>
-    </w:p>
-    <w:p>
-      <w:pPr>
-        <w:jc w:val="left"/>
-      </w:pPr>
-      <w:r>
+        <w:rPr>
+          <w:shd w:val="clear" w:color="auto" w:fill="C9C9C9"/>
+        </w:rPr>
         <w:t>【详解】</w:t>
       </w:r>
       <w:r>
@@ -24992,9 +26774,10 @@
       </w:r>
     </w:p>
     <w:sectPr>
+      <w:headerReference w:type="default" r:id="rId65"/>
       <w:footerReference w:type="default" r:id="rId62"/>
       <w:pgSz w:w="11906" w:h="16838"/>
-      <w:pgMar w:top="850" w:right="850" w:bottom="850" w:left="850" w:header="850" w:footer="850" w:gutter="0"/>
+      <w:pgMar w:top="850" w:right="850" w:bottom="850" w:left="850" w:header="283" w:footer="850" w:gutter="0"/>
       <w:pgNumType w:start="1"/>
       <w:cols w:sep="1" w:space="425"/>
       <w:docGrid w:linePitch="312"/>
@@ -25118,6 +26901,24 @@
     </w:p>
   </w:footnote>
 </w:footnotes>
+</file>
+
+<file path=word/header1.xml><?xml version="1.0" encoding="utf-8"?>
+<w:hdr xmlns:w="http://schemas.openxmlformats.org/wordprocessingml/2006/main">
+  <w:p>
+    <w:pPr>
+      <w:jc w:val="left"/>
+    </w:pPr>
+    <w:r>
+      <w:rPr>
+        <w:rFonts w:ascii="Times New Roman" w:hAnsi="Times New Roman" w:eastAsia="宋体" w:cs="Times New Roman"/>
+        <w:sz w:val="18"/>
+        <w:szCs w:val="18"/>
+      </w:rPr>
+      <w:t xml:space="preserve">羿郭工作室·人教B版选必1 第1章 空间向量与立体几何</w:t>
+    </w:r>
+  </w:p>
+</w:hdr>
 </file>
 
 <file path=word/styles.xml><?xml version="1.0" encoding="utf-8"?>

--- a/高中数学/高中数学同步/人教B版选必1 第1章 空间向量与立体几何·衔接件（29题）.docx
+++ b/高中数学/高中数学同步/人教B版选必1 第1章 空间向量与立体几何·衔接件（29题）.docx
@@ -10853,7 +10853,7 @@
         <w:jc w:val="left"/>
       </w:pPr>
       <w:r>
-        <w:t>考点：直角三角形的性质及相似三角形的性质等有关知识的综合运用．</w:t>
+        <w:t xml:space="preserve">直角三角形的性质及相似三角形的性质等有关知识的综合运用．</w:t>
       </w:r>
     </w:p>
     <w:p>
@@ -10861,7 +10861,18 @@
         <w:jc w:val="left"/>
       </w:pPr>
       <w:r>
-        <w:t>【易错点晴】解直角三角形相似三角形及直角三角形中的勾股定理等知识不仅是高中数学的重要知识和内容</w:t>
+        <w:rPr>
+          <w:shd w:val="clear" w:color="auto" w:fill="C9C9C9"/>
+        </w:rPr>
+        <w:t xml:space="preserve">【点睛】</w:t>
+      </w:r>
+      <w:r>
+        <w:rPr/>
+        <w:t xml:space="preserve"> </w:t>
+      </w:r>
+      <w:r>
+        <w:rPr/>
+        <w:t xml:space="preserve">解直角三角形相似三角形及直角三角形中的勾股定理等知识不仅是高中数学的重要知识和内容</w:t>
       </w:r>
       <w:r>
         <w:t>,</w:t>

--- a/高中数学/高中数学同步/人教B版选必1 第1章 空间向量与立体几何·衔接件（29题）.docx
+++ b/高中数学/高中数学同步/人教B版选必1 第1章 空间向量与立体几何·衔接件（29题）.docx
@@ -26862,28 +26862,23 @@
       <w:t>页（全册共</w:t>
     </w:r>
     <w:r>
-      <w:t>339</w:t>
+      <w:rPr>
+        <w:rFonts w:ascii="Times New Roman" w:hAnsi="Times New Roman" w:eastAsia="宋体" w:cs="Times New Roman"/>
+        <w:sz w:val="21"/>
+        <w:szCs w:val="21"/>
+      </w:rPr>
+      <w:t>358</w:t>
     </w:r>
     <w:r>
       <w:t>页）</w:t>
     </w:r>
     <w:r>
-      <w:t>·</w:t>
-    </w:r>
-    <w:r>
-      <w:t>本部第</w:t>
-    </w:r>
-    <w:r>
-      <w:t>1–15</w:t>
-    </w:r>
-    <w:r>
-      <w:t>页（共</w:t>
-    </w:r>
-    <w:r>
-      <w:t>15</w:t>
-    </w:r>
-    <w:r>
-      <w:t>页）</w:t>
+      <w:rPr>
+        <w:rFonts w:ascii="Times New Roman" w:hAnsi="Times New Roman" w:eastAsia="宋体" w:cs="Times New Roman"/>
+        <w:sz w:val="21"/>
+        <w:szCs w:val="21"/>
+      </w:rPr>
+      <w:t>·本部位于第1–15页（共15页）</w:t>
     </w:r>
   </w:p>
 </w:ftr>

--- a/高中数学/高中数学同步/人教B版选必1 第1章 空间向量与立体几何·衔接件（29题）.docx
+++ b/高中数学/高中数学同步/人教B版选必1 第1章 空间向量与立体几何·衔接件（29题）.docx
@@ -26867,7 +26867,7 @@
         <w:sz w:val="21"/>
         <w:szCs w:val="21"/>
       </w:rPr>
-      <w:t>358</w:t>
+      <w:t>357</w:t>
     </w:r>
     <w:r>
       <w:t>页）</w:t>
@@ -26935,12 +26935,11 @@
         <w:rFonts w:ascii="Times New Roman" w:eastAsia="宋体" w:hAnsi="Times New Roman" w:cs="Times New Roman"/>
         <w:sz w:val="21"/>
         <w:szCs w:val="21"/>
-        <w:lang w:val="en-US" w:eastAsia="zh-CN" w:bidi="ar-SA"/>
       </w:rPr>
     </w:rPrDefault>
     <w:pPrDefault>
       <w:pPr>
-        <w:spacing w:line="288" w:lineRule="auto"/>
+        <w:spacing w:line="288" w:lineRule="auto" w:before="0" w:after="0"/>
       </w:pPr>
     </w:pPrDefault>
   </w:docDefaults>

--- a/高中数学/高中数学同步/人教B版选必1 第1章 空间向量与立体几何·衔接件（29题）.docx
+++ b/高中数学/高中数学同步/人教B版选必1 第1章 空间向量与立体几何·衔接件（29题）.docx
@@ -117,15 +117,7 @@
           <w:sz w:val="24"/>
           <w:szCs w:val="24"/>
         </w:rPr>
-        <w:t>1.2.1</w:t>
-      </w:r>
-      <w:r>
-        <w:rPr>
-          <w:b/>
-          <w:sz w:val="24"/>
-          <w:szCs w:val="24"/>
-        </w:rPr>
-        <w:t xml:space="preserve"> </w:t>
+        <w:t xml:space="preserve">1.2.1 </w:t>
       </w:r>
       <w:r>
         <w:rPr>
@@ -329,10 +321,13 @@
         <w:jc w:val="left"/>
       </w:pPr>
       <w:r>
-        <w:t>1</w:t>
-      </w:r>
-      <w:r>
-        <w:t>．平行线分线段成比例定理</w:t>
+        <w:rPr>
+          <w:shd w:val="clear" w:color="auto" w:fill="C9C9C9"/>
+        </w:rPr>
+        <w:t>1．</w:t>
+      </w:r>
+      <w:r>
+        <w:t>平行线分线段成比例定理</w:t>
       </w:r>
     </w:p>
     <w:p>
@@ -340,7 +335,10 @@
         <w:jc w:val="left"/>
       </w:pPr>
       <w:r>
-        <w:t>(1)</w:t>
+        <w:rPr>
+          <w:shd w:val="clear" w:color="auto" w:fill="C9C9C9"/>
+        </w:rPr>
+        <w:t>（1）</w:t>
       </w:r>
       <w:r>
         <w:t>平行线分线段成比例定理</w:t>
@@ -568,7 +566,10 @@
         <w:jc w:val="left"/>
       </w:pPr>
       <w:r>
-        <w:t>(2)</w:t>
+        <w:rPr>
+          <w:shd w:val="clear" w:color="auto" w:fill="C9C9C9"/>
+        </w:rPr>
+        <w:t>（2）</w:t>
       </w:r>
       <w:r>
         <w:t>变形</w:t>
@@ -721,10 +722,13 @@
         <w:jc w:val="left"/>
       </w:pPr>
       <w:r>
-        <w:t>2</w:t>
-      </w:r>
-      <w:r>
-        <w:t>．相似</w:t>
+        <w:rPr>
+          <w:shd w:val="clear" w:color="auto" w:fill="C9C9C9"/>
+        </w:rPr>
+        <w:t>2．</w:t>
+      </w:r>
+      <w:r>
+        <w:t>相似</w:t>
       </w:r>
     </w:p>
     <w:p>
@@ -732,7 +736,13 @@
         <w:jc w:val="left"/>
       </w:pPr>
       <w:r>
-        <w:t xml:space="preserve">(1) </w:t>
+        <w:rPr>
+          <w:shd w:val="clear" w:color="auto" w:fill="C9C9C9"/>
+        </w:rPr>
+        <w:t>（1）</w:t>
+      </w:r>
+      <w:r>
+        <w:t xml:space="preserve"> </w:t>
       </w:r>
       <w:r>
         <w:t>相似三角形的判定方法</w:t>
@@ -776,7 +786,13 @@
         <w:jc w:val="left"/>
       </w:pPr>
       <w:r>
-        <w:t xml:space="preserve">(2) </w:t>
+        <w:rPr>
+          <w:shd w:val="clear" w:color="auto" w:fill="C9C9C9"/>
+        </w:rPr>
+        <w:t>（2）</w:t>
+      </w:r>
+      <w:r>
+        <w:t xml:space="preserve"> </w:t>
       </w:r>
       <w:r>
         <w:t>相似比</w:t>
@@ -831,10 +847,13 @@
         <w:jc w:val="left"/>
       </w:pPr>
       <w:r>
-        <w:t>3</w:t>
-      </w:r>
-      <w:r>
-        <w:t>．射影定理</w:t>
+        <w:rPr>
+          <w:shd w:val="clear" w:color="auto" w:fill="C9C9C9"/>
+        </w:rPr>
+        <w:t>3．</w:t>
+      </w:r>
+      <w:r>
+        <w:t>射影定理</w:t>
       </w:r>
     </w:p>
     <w:p>
@@ -889,7 +908,13 @@
         <w:jc w:val="left"/>
       </w:pPr>
       <w:r>
-        <w:t xml:space="preserve">(1) </w:t>
+        <w:rPr>
+          <w:shd w:val="clear" w:color="auto" w:fill="C9C9C9"/>
+        </w:rPr>
+        <w:t>（1）</w:t>
+      </w:r>
+      <w:r>
+        <w:t xml:space="preserve"> </w:t>
       </w:r>
       <w:r>
         <w:t>内容</w:t>
@@ -1133,7 +1158,13 @@
         <w:jc w:val="left"/>
       </w:pPr>
       <w:r>
-        <w:t xml:space="preserve">(2) </w:t>
+        <w:rPr>
+          <w:shd w:val="clear" w:color="auto" w:fill="C9C9C9"/>
+        </w:rPr>
+        <w:t>（2）</w:t>
+      </w:r>
+      <w:r>
+        <w:t xml:space="preserve"> </w:t>
       </w:r>
       <w:r>
         <w:t>证明方法</w:t>
@@ -1314,7 +1345,13 @@
         <w:jc w:val="left"/>
       </w:pPr>
       <w:r>
-        <w:t xml:space="preserve">(3) </w:t>
+        <w:rPr>
+          <w:shd w:val="clear" w:color="auto" w:fill="C9C9C9"/>
+        </w:rPr>
+        <w:t>（3）</w:t>
+      </w:r>
+      <w:r>
+        <w:t xml:space="preserve"> </w:t>
       </w:r>
       <w:r>
         <w:t>记忆</w:t>
@@ -1520,10 +1557,13 @@
         <w:jc w:val="left"/>
       </w:pPr>
       <w:r>
-        <w:t>4</w:t>
-      </w:r>
-      <w:r>
-        <w:t>．三角形内角和外角平分线定理</w:t>
+        <w:rPr>
+          <w:shd w:val="clear" w:color="auto" w:fill="C9C9C9"/>
+        </w:rPr>
+        <w:t>4．</w:t>
+      </w:r>
+      <w:r>
+        <w:t>三角形内角和外角平分线定理</w:t>
       </w:r>
     </w:p>
     <w:p>
@@ -1531,7 +1571,10 @@
         <w:jc w:val="left"/>
       </w:pPr>
       <w:r>
-        <w:t>(1)</w:t>
+        <w:rPr>
+          <w:shd w:val="clear" w:color="auto" w:fill="C9C9C9"/>
+        </w:rPr>
+        <w:t>（1）</w:t>
       </w:r>
       <w:r>
         <w:t>三角形内角平分定理：三角形任意两边之比等于它们夹角的平分线分对边所成两条线段的比</w:t>
@@ -1694,7 +1737,10 @@
         <w:jc w:val="left"/>
       </w:pPr>
       <w:r>
-        <w:t>(2)</w:t>
+        <w:rPr>
+          <w:shd w:val="clear" w:color="auto" w:fill="C9C9C9"/>
+        </w:rPr>
+        <w:t>（2）</w:t>
       </w:r>
       <w:r>
         <w:t>三角形外角平分线定理：如果三角形的外角平分线外分对边成两条线段，那么这两条线段和相邻的两边应成比例</w:t>
@@ -1864,13 +1910,17 @@
       </w:r>
     </w:p>
     <w:p>
+      <w:pPr>
+        <w:ind w:leftChars="200"/>
+      </w:pPr>
       <w:r>
         <w:rPr>
           <w:b/>
           <w:sz w:val="21"/>
           <w:szCs w:val="21"/>
-        </w:rPr>
-        <w:t xml:space="preserve">1.2.1 </w:t>
+          <w:shd w:val="clear" w:color="auto" w:fill="C9C9C9"/>
+        </w:rPr>
+        <w:t xml:space="preserve">1.2.1.1 </w:t>
       </w:r>
       <w:r>
         <w:rPr>
@@ -2194,6 +2244,9 @@
         <w:t>【分析】</w:t>
       </w:r>
       <w:r>
+        <w:rPr>
+          <w:shd w:val="clear" w:color="auto" w:fill="C9C9C9"/>
+        </w:rPr>
         <w:t xml:space="preserve">【编注】</w:t>
       </w:r>
       <w:r>
@@ -3426,6 +3479,9 @@
         <w:t>【分析】</w:t>
       </w:r>
       <w:r>
+        <w:rPr>
+          <w:shd w:val="clear" w:color="auto" w:fill="C9C9C9"/>
+        </w:rPr>
         <w:t xml:space="preserve">【编注】</w:t>
       </w:r>
       <w:r>
@@ -6364,13 +6420,17 @@
       </w:r>
     </w:p>
     <w:p>
+      <w:pPr>
+        <w:ind w:leftChars="200"/>
+      </w:pPr>
       <w:r>
         <w:rPr>
           <w:b/>
           <w:sz w:val="21"/>
           <w:szCs w:val="21"/>
-        </w:rPr>
-        <w:t xml:space="preserve">1.2.1 </w:t>
+          <w:shd w:val="clear" w:color="auto" w:fill="C9C9C9"/>
+        </w:rPr>
+        <w:t xml:space="preserve">1.2.1.2 </w:t>
       </w:r>
       <w:r>
         <w:rPr>
@@ -6712,6 +6772,9 @@
         <w:t>【分析】</w:t>
       </w:r>
       <w:r>
+        <w:rPr>
+          <w:shd w:val="clear" w:color="auto" w:fill="C9C9C9"/>
+        </w:rPr>
         <w:t xml:space="preserve">【编注】</w:t>
       </w:r>
       <w:r>
@@ -7539,6 +7602,9 @@
         <w:t>【分析】</w:t>
       </w:r>
       <w:r>
+        <w:rPr>
+          <w:shd w:val="clear" w:color="auto" w:fill="C9C9C9"/>
+        </w:rPr>
         <w:t xml:space="preserve">【编注】</w:t>
       </w:r>
       <w:r>
@@ -9838,6 +9904,9 @@
         <w:t>【分析】</w:t>
       </w:r>
       <w:r>
+        <w:rPr>
+          <w:shd w:val="clear" w:color="auto" w:fill="C9C9C9"/>
+        </w:rPr>
         <w:t xml:space="preserve">【编注】</w:t>
       </w:r>
       <w:r>
@@ -11545,13 +11614,17 @@
       </w:r>
     </w:p>
     <w:p>
+      <w:pPr>
+        <w:ind w:leftChars="200"/>
+      </w:pPr>
       <w:r>
         <w:rPr>
           <w:b/>
           <w:sz w:val="21"/>
           <w:szCs w:val="21"/>
-        </w:rPr>
-        <w:t xml:space="preserve">1.2.1 </w:t>
+          <w:shd w:val="clear" w:color="auto" w:fill="C9C9C9"/>
+        </w:rPr>
+        <w:t xml:space="preserve">1.2.1.3 </w:t>
       </w:r>
       <w:r>
         <w:rPr>
@@ -11775,6 +11848,9 @@
         <w:t>【分析】</w:t>
       </w:r>
       <w:r>
+        <w:rPr>
+          <w:shd w:val="clear" w:color="auto" w:fill="C9C9C9"/>
+        </w:rPr>
         <w:t xml:space="preserve">【编注】</w:t>
       </w:r>
       <w:r>
@@ -12797,6 +12873,9 @@
         <w:t>【分析】</w:t>
       </w:r>
       <w:r>
+        <w:rPr>
+          <w:shd w:val="clear" w:color="auto" w:fill="C9C9C9"/>
+        </w:rPr>
         <w:t xml:space="preserve">【编注】</w:t>
       </w:r>
       <w:r>
@@ -14218,15 +14297,7 @@
           <w:sz w:val="24"/>
           <w:szCs w:val="24"/>
         </w:rPr>
-        <w:t>1.2.5</w:t>
-      </w:r>
-      <w:r>
-        <w:rPr>
-          <w:b/>
-          <w:sz w:val="24"/>
-          <w:szCs w:val="24"/>
-        </w:rPr>
-        <w:t xml:space="preserve"> </w:t>
+        <w:t xml:space="preserve">1.2.5 </w:t>
       </w:r>
       <w:r>
         <w:rPr>
@@ -14369,10 +14440,13 @@
         <w:jc w:val="left"/>
       </w:pPr>
       <w:r>
-        <w:t>1</w:t>
-      </w:r>
-      <w:r>
-        <w:t>．三角形的重心</w:t>
+        <w:rPr>
+          <w:shd w:val="clear" w:color="auto" w:fill="C9C9C9"/>
+        </w:rPr>
+        <w:t>1．</w:t>
+      </w:r>
+      <w:r>
+        <w:t>三角形的重心</w:t>
       </w:r>
     </w:p>
     <w:p>
@@ -14380,13 +14454,13 @@
         <w:jc w:val="left"/>
       </w:pPr>
       <w:r>
-        <w:t>（</w:t>
-      </w:r>
-      <w:r>
-        <w:t>1</w:t>
-      </w:r>
-      <w:r>
-        <w:t>）三角形的三条中线相交于一点，这个交点称为三角形的重心．</w:t>
+        <w:rPr>
+          <w:shd w:val="clear" w:color="auto" w:fill="C9C9C9"/>
+        </w:rPr>
+        <w:t>（1）</w:t>
+      </w:r>
+      <w:r>
+        <w:t>三角形的三条中线相交于一点，这个交点称为三角形的重心．</w:t>
       </w:r>
     </w:p>
     <w:p>
@@ -14518,13 +14592,13 @@
         <w:jc w:val="left"/>
       </w:pPr>
       <w:r>
-        <w:t>（</w:t>
-      </w:r>
-      <w:r>
-        <w:t>2</w:t>
-      </w:r>
-      <w:r>
-        <w:t>）三角形的重心在三角形的内部，恰好是每条中线的三等分点．如上图，</w:t>
+        <w:rPr>
+          <w:shd w:val="clear" w:color="auto" w:fill="C9C9C9"/>
+        </w:rPr>
+        <w:t>（2）</w:t>
+      </w:r>
+      <w:r>
+        <w:t>三角形的重心在三角形的内部，恰好是每条中线的三等分点．如上图，</w:t>
       </w:r>
       <m:oMath>
         <m:r>
@@ -14565,10 +14639,13 @@
         <w:jc w:val="left"/>
       </w:pPr>
       <w:r>
-        <w:t>2</w:t>
-      </w:r>
-      <w:r>
-        <w:t>．三角形的内心</w:t>
+        <w:rPr>
+          <w:shd w:val="clear" w:color="auto" w:fill="C9C9C9"/>
+        </w:rPr>
+        <w:t>2．</w:t>
+      </w:r>
+      <w:r>
+        <w:t>三角形的内心</w:t>
       </w:r>
     </w:p>
     <w:p>
@@ -14576,13 +14653,13 @@
         <w:jc w:val="left"/>
       </w:pPr>
       <w:r>
-        <w:t>（</w:t>
-      </w:r>
-      <w:r>
-        <w:t>1</w:t>
-      </w:r>
-      <w:r>
-        <w:t>）三角形的三条角平分线相交于一点，是三角形的内心</w:t>
+        <w:rPr>
+          <w:shd w:val="clear" w:color="auto" w:fill="C9C9C9"/>
+        </w:rPr>
+        <w:t>（1）</w:t>
+      </w:r>
+      <w:r>
+        <w:t>三角形的三条角平分线相交于一点，是三角形的内心</w:t>
       </w:r>
       <w:r>
         <w:t xml:space="preserve">. </w:t>
@@ -14714,13 +14791,13 @@
         <w:jc w:val="left"/>
       </w:pPr>
       <w:r>
-        <w:t>（</w:t>
-      </w:r>
-      <w:r>
-        <w:t>2</w:t>
-      </w:r>
-      <w:r>
-        <w:t>）三角形的内心在三角形的内部，它到三角形的三边的距离相等</w:t>
+        <w:rPr>
+          <w:shd w:val="clear" w:color="auto" w:fill="C9C9C9"/>
+        </w:rPr>
+        <w:t>（2）</w:t>
+      </w:r>
+      <w:r>
+        <w:t>三角形的内心在三角形的内部，它到三角形的三边的距离相等</w:t>
       </w:r>
       <w:r>
         <w:t>.</w:t>
@@ -14778,10 +14855,13 @@
         <w:jc w:val="left"/>
       </w:pPr>
       <w:r>
-        <w:t>3</w:t>
-      </w:r>
-      <w:r>
-        <w:t>．三角形的垂心</w:t>
+        <w:rPr>
+          <w:shd w:val="clear" w:color="auto" w:fill="C9C9C9"/>
+        </w:rPr>
+        <w:t>3．</w:t>
+      </w:r>
+      <w:r>
+        <w:t>三角形的垂心</w:t>
       </w:r>
     </w:p>
     <w:p>
@@ -14789,13 +14869,13 @@
         <w:jc w:val="left"/>
       </w:pPr>
       <w:r>
-        <w:t>（</w:t>
-      </w:r>
-      <w:r>
-        <w:t>1</w:t>
-      </w:r>
-      <w:r>
-        <w:t>）三角形的三条高所在直线相交于一点，该点称为三角形的垂心</w:t>
+        <w:rPr>
+          <w:shd w:val="clear" w:color="auto" w:fill="C9C9C9"/>
+        </w:rPr>
+        <w:t>（1）</w:t>
+      </w:r>
+      <w:r>
+        <w:t>三角形的三条高所在直线相交于一点，该点称为三角形的垂心</w:t>
       </w:r>
       <w:r>
         <w:t>.</w:t>
@@ -14853,13 +14933,13 @@
         <w:jc w:val="left"/>
       </w:pPr>
       <w:r>
-        <w:t>（</w:t>
-      </w:r>
-      <w:r>
-        <w:t>2</w:t>
-      </w:r>
-      <w:r>
-        <w:t>）锐角三角形的垂心一定在三角形的内部，直角三角形的垂心为他的直角顶点，钝角三角形的垂心在三角形的外部</w:t>
+        <w:rPr>
+          <w:shd w:val="clear" w:color="auto" w:fill="C9C9C9"/>
+        </w:rPr>
+        <w:t>（2）</w:t>
+      </w:r>
+      <w:r>
+        <w:t>锐角三角形的垂心一定在三角形的内部，直角三角形的垂心为他的直角顶点，钝角三角形的垂心在三角形的外部</w:t>
       </w:r>
       <w:r>
         <w:t xml:space="preserve">. </w:t>
@@ -14917,10 +14997,13 @@
         <w:jc w:val="left"/>
       </w:pPr>
       <w:r>
-        <w:t>4</w:t>
-      </w:r>
-      <w:r>
-        <w:t>．三角形的外心</w:t>
+        <w:rPr>
+          <w:shd w:val="clear" w:color="auto" w:fill="C9C9C9"/>
+        </w:rPr>
+        <w:t>4．</w:t>
+      </w:r>
+      <w:r>
+        <w:t>三角形的外心</w:t>
       </w:r>
     </w:p>
     <w:p>
@@ -14928,13 +15011,13 @@
         <w:jc w:val="left"/>
       </w:pPr>
       <w:r>
-        <w:t>（</w:t>
-      </w:r>
-      <w:r>
-        <w:t>1</w:t>
-      </w:r>
-      <w:r>
-        <w:t>）三角形三边的垂直平分线所在直线相交于一点，该点称为三角形的外心</w:t>
+        <w:rPr>
+          <w:shd w:val="clear" w:color="auto" w:fill="C9C9C9"/>
+        </w:rPr>
+        <w:t>（1）</w:t>
+      </w:r>
+      <w:r>
+        <w:t>三角形三边的垂直平分线所在直线相交于一点，该点称为三角形的外心</w:t>
       </w:r>
       <w:r>
         <w:t>.</w:t>
@@ -15082,13 +15165,13 @@
         <w:jc w:val="left"/>
       </w:pPr>
       <w:r>
-        <w:t>（</w:t>
-      </w:r>
-      <w:r>
-        <w:t>2</w:t>
-      </w:r>
-      <w:r>
-        <w:t>）三角形的外心到三个顶点的距离相等</w:t>
+        <w:rPr>
+          <w:shd w:val="clear" w:color="auto" w:fill="C9C9C9"/>
+        </w:rPr>
+        <w:t>（2）</w:t>
+      </w:r>
+      <w:r>
+        <w:t>三角形的外心到三个顶点的距离相等</w:t>
       </w:r>
       <w:r>
         <w:t xml:space="preserve">. </w:t>
@@ -15149,10 +15232,13 @@
         <w:jc w:val="left"/>
       </w:pPr>
       <w:r>
-        <w:t>5</w:t>
-      </w:r>
-      <w:r>
-        <w:t>．拓展</w:t>
+        <w:rPr>
+          <w:shd w:val="clear" w:color="auto" w:fill="C9C9C9"/>
+        </w:rPr>
+        <w:t>5．</w:t>
+      </w:r>
+      <w:r>
+        <w:t>拓展</w:t>
       </w:r>
     </w:p>
     <w:p>
@@ -15160,13 +15246,13 @@
         <w:jc w:val="left"/>
       </w:pPr>
       <w:r>
-        <w:t>（</w:t>
-      </w:r>
-      <w:r>
-        <w:t>1</w:t>
-      </w:r>
-      <w:r>
-        <w:t>）等腰三角形底边上三线（角平分线、中线、高线）合一．因而在等腰三角形</w:t>
+        <w:rPr>
+          <w:shd w:val="clear" w:color="auto" w:fill="C9C9C9"/>
+        </w:rPr>
+        <w:t>（1）</w:t>
+      </w:r>
+      <w:r>
+        <w:t>等腰三角形底边上三线（角平分线、中线、高线）合一．因而在等腰三角形</w:t>
       </w:r>
       <m:oMath>
         <m:r>
@@ -15218,26 +15304,30 @@
         <w:jc w:val="left"/>
       </w:pPr>
       <w:r>
-        <w:t>（</w:t>
-      </w:r>
-      <w:r>
-        <w:t>2</w:t>
-      </w:r>
-      <w:r>
-        <w:t>）正三角形三条边长相等，三个角相等，且四心（内心、重心、垂心、外心）合一，该点称为正三角形的中心</w:t>
+        <w:rPr>
+          <w:shd w:val="clear" w:color="auto" w:fill="C9C9C9"/>
+        </w:rPr>
+        <w:t>（2）</w:t>
+      </w:r>
+      <w:r>
+        <w:t>正三角形三条边长相等，三个角相等，且四心（内心、重心、垂心、外心）合一，该点称为正三角形的中心</w:t>
       </w:r>
       <w:r>
         <w:t>.</w:t>
       </w:r>
     </w:p>
     <w:p>
+      <w:pPr>
+        <w:ind w:leftChars="200"/>
+      </w:pPr>
       <w:r>
         <w:rPr>
           <w:b/>
           <w:sz w:val="21"/>
           <w:szCs w:val="21"/>
-        </w:rPr>
-        <w:t xml:space="preserve">1.2.5 </w:t>
+          <w:shd w:val="clear" w:color="auto" w:fill="C9C9C9"/>
+        </w:rPr>
+        <w:t xml:space="preserve">1.2.5.1 </w:t>
       </w:r>
       <w:r>
         <w:rPr>
@@ -15536,6 +15626,9 @@
         <w:t>【分析】</w:t>
       </w:r>
       <w:r>
+        <w:rPr>
+          <w:shd w:val="clear" w:color="auto" w:fill="C9C9C9"/>
+        </w:rPr>
         <w:t xml:space="preserve">【编注】</w:t>
       </w:r>
       <w:r>
@@ -16301,6 +16394,9 @@
         <w:t>【分析】</w:t>
       </w:r>
       <w:r>
+        <w:rPr>
+          <w:shd w:val="clear" w:color="auto" w:fill="C9C9C9"/>
+        </w:rPr>
         <w:t xml:space="preserve">【编注】</w:t>
       </w:r>
       <w:r>
@@ -19172,13 +19268,17 @@
       </w:r>
     </w:p>
     <w:p>
+      <w:pPr>
+        <w:ind w:leftChars="200"/>
+      </w:pPr>
       <w:r>
         <w:rPr>
           <w:b/>
           <w:sz w:val="21"/>
           <w:szCs w:val="21"/>
-        </w:rPr>
-        <w:t xml:space="preserve">1.2.5 </w:t>
+          <w:shd w:val="clear" w:color="auto" w:fill="C9C9C9"/>
+        </w:rPr>
+        <w:t xml:space="preserve">1.2.5.2 </w:t>
       </w:r>
       <w:r>
         <w:rPr>
@@ -19377,6 +19477,9 @@
         <w:t>【分析】</w:t>
       </w:r>
       <w:r>
+        <w:rPr>
+          <w:shd w:val="clear" w:color="auto" w:fill="C9C9C9"/>
+        </w:rPr>
         <w:t xml:space="preserve">【编注】</w:t>
       </w:r>
       <w:r>
@@ -20014,6 +20117,9 @@
         <w:t>【分析】</w:t>
       </w:r>
       <w:r>
+        <w:rPr>
+          <w:shd w:val="clear" w:color="auto" w:fill="C9C9C9"/>
+        </w:rPr>
         <w:t xml:space="preserve">【编注】</w:t>
       </w:r>
       <w:r>
@@ -21781,6 +21887,9 @@
         <w:t>【分析】</w:t>
       </w:r>
       <w:r>
+        <w:rPr>
+          <w:shd w:val="clear" w:color="auto" w:fill="C9C9C9"/>
+        </w:rPr>
         <w:t xml:space="preserve">【编注】</w:t>
       </w:r>
       <w:r>
@@ -26921,7 +27030,7 @@
         <w:sz w:val="18"/>
         <w:szCs w:val="18"/>
       </w:rPr>
-      <w:t xml:space="preserve">羿郭工作室·人教B版选必1 第1章 空间向量与立体几何</w:t>
+      <w:t xml:space="preserve">羿郭工作室·人教B版选必1 第1章 空间向量与立体几何·衔接</w:t>
     </w:r>
   </w:p>
 </w:hdr>

--- a/高中数学/高中数学同步/人教B版选必1 第1章 空间向量与立体几何·衔接件（29题）.docx
+++ b/高中数学/高中数学同步/人教B版选必1 第1章 空间向量与立体几何·衔接件（29题）.docx
@@ -26933,42 +26933,17 @@
 
 <file path=word/footer1.xml><?xml version="1.0" encoding="utf-8"?>
 <w:ftr xmlns:wpc="http://schemas.microsoft.com/office/word/2010/wordprocessingCanvas" xmlns:cx="http://schemas.microsoft.com/office/drawing/2014/chartex" xmlns:cx1="http://schemas.microsoft.com/office/drawing/2015/9/8/chartex" xmlns:cx2="http://schemas.microsoft.com/office/drawing/2015/10/21/chartex" xmlns:cx3="http://schemas.microsoft.com/office/drawing/2016/5/9/chartex" xmlns:cx4="http://schemas.microsoft.com/office/drawing/2016/5/10/chartex" xmlns:cx5="http://schemas.microsoft.com/office/drawing/2016/5/11/chartex" xmlns:cx6="http://schemas.microsoft.com/office/drawing/2016/5/12/chartex" xmlns:cx7="http://schemas.microsoft.com/office/drawing/2016/5/13/chartex" xmlns:cx8="http://schemas.microsoft.com/office/drawing/2016/5/14/chartex" xmlns:mc="http://schemas.openxmlformats.org/markup-compatibility/2006" xmlns:aink="http://schemas.microsoft.com/office/drawing/2016/ink" xmlns:am3d="http://schemas.microsoft.com/office/drawing/2017/model3d" xmlns:o="urn:schemas-microsoft-com:office:office" xmlns:oel="http://schemas.microsoft.com/office/2019/extlst" xmlns:r="http://schemas.openxmlformats.org/officeDocument/2006/relationships" xmlns:m="http://schemas.openxmlformats.org/officeDocument/2006/math" xmlns:v="urn:schemas-microsoft-com:vml" xmlns:wp14="http://schemas.microsoft.com/office/word/2010/wordprocessingDrawing" xmlns:wp="http://schemas.openxmlformats.org/drawingml/2006/wordprocessingDrawing" xmlns:w10="urn:schemas-microsoft-com:office:word" xmlns:w="http://schemas.openxmlformats.org/wordprocessingml/2006/main" xmlns:w14="http://schemas.microsoft.com/office/word/2010/wordml" xmlns:w15="http://schemas.microsoft.com/office/word/2012/wordml" xmlns:w16cex="http://schemas.microsoft.com/office/word/2018/wordml/cex" xmlns:w16cid="http://schemas.microsoft.com/office/word/2016/wordml/cid" xmlns:w16="http://schemas.microsoft.com/office/word/2018/wordml" xmlns:w16sdtdh="http://schemas.microsoft.com/office/word/2020/wordml/sdtdatahash" xmlns:w16se="http://schemas.microsoft.com/office/word/2015/wordml/symex" xmlns:wpg="http://schemas.microsoft.com/office/word/2010/wordprocessingGroup" xmlns:wpi="http://schemas.microsoft.com/office/word/2010/wordprocessingInk" xmlns:wne="http://schemas.microsoft.com/office/word/2006/wordml" xmlns:wps="http://schemas.microsoft.com/office/word/2010/wordprocessingShape" mc:Ignorable="w14 w15 w16se w16cid w16 w16cex w16sdtdh wp14">
-  <w:p>
+  <w:p xmlns:w="http://schemas.openxmlformats.org/wordprocessingml/2006/main">
     <w:pPr>
       <w:jc w:val="left"/>
     </w:pPr>
     <w:r>
-      <w:t>第</w:t>
-    </w:r>
-    <w:r>
-      <w:t>1</w:t>
-    </w:r>
-    <w:r>
-      <w:t>章</w:t>
-    </w:r>
-    <w:r>
-      <w:t>·</w:t>
-    </w:r>
-    <w:r>
-      <w:t>衔接　第</w:t>
-    </w:r>
-    <w:r>
-      <w:fldChar w:fldCharType="begin"/>
-    </w:r>
-    <w:r>
-      <w:instrText xml:space="preserve"> PAGE </w:instrText>
-    </w:r>
-    <w:r>
-      <w:fldChar w:fldCharType="separate"/>
-    </w:r>
-    <w:r>
-      <w:t>1</w:t>
-    </w:r>
-    <w:r>
-      <w:fldChar w:fldCharType="end"/>
-    </w:r>
-    <w:r>
-      <w:t>页（全册共</w:t>
+      <w:rPr>
+        <w:rFonts w:ascii="Times New Roman" w:hAnsi="Times New Roman" w:eastAsia="宋体" w:cs="Times New Roman"/>
+        <w:sz w:val="21"/>
+        <w:szCs w:val="21"/>
+      </w:rPr>
+      <w:t xml:space="preserve">全册第</w:t>
     </w:r>
     <w:r>
       <w:rPr>
@@ -26976,10 +26951,7 @@
         <w:sz w:val="21"/>
         <w:szCs w:val="21"/>
       </w:rPr>
-      <w:t>357</w:t>
-    </w:r>
-    <w:r>
-      <w:t>页）</w:t>
+      <w:fldChar w:fldCharType="begin"/>
     </w:r>
     <w:r>
       <w:rPr>
@@ -26987,7 +26959,63 @@
         <w:sz w:val="21"/>
         <w:szCs w:val="21"/>
       </w:rPr>
-      <w:t>·本部位于第1–15页（共15页）</w:t>
+      <w:instrText xml:space="preserve"> PAGE </w:instrText>
+    </w:r>
+    <w:r>
+      <w:rPr>
+        <w:rFonts w:ascii="Times New Roman" w:hAnsi="Times New Roman" w:eastAsia="宋体" w:cs="Times New Roman"/>
+        <w:sz w:val="21"/>
+        <w:szCs w:val="21"/>
+      </w:rPr>
+      <w:fldChar w:fldCharType="separate"/>
+    </w:r>
+    <w:r>
+      <w:rPr>
+        <w:rFonts w:ascii="Times New Roman" w:hAnsi="Times New Roman" w:eastAsia="宋体" w:cs="Times New Roman"/>
+        <w:sz w:val="21"/>
+        <w:szCs w:val="21"/>
+      </w:rPr>
+      <w:t>1</w:t>
+    </w:r>
+    <w:r>
+      <w:rPr>
+        <w:rFonts w:ascii="Times New Roman" w:hAnsi="Times New Roman" w:eastAsia="宋体" w:cs="Times New Roman"/>
+        <w:sz w:val="21"/>
+        <w:szCs w:val="21"/>
+      </w:rPr>
+      <w:fldChar w:fldCharType="end"/>
+    </w:r>
+    <w:r>
+      <w:rPr>
+        <w:rFonts w:ascii="Times New Roman" w:hAnsi="Times New Roman" w:eastAsia="宋体" w:cs="Times New Roman"/>
+        <w:sz w:val="21"/>
+        <w:szCs w:val="21"/>
+      </w:rPr>
+      <w:t xml:space="preserve">/356页</w:t>
+    </w:r>
+    <w:r>
+      <w:rPr>
+        <w:rFonts w:ascii="Times New Roman" w:hAnsi="Times New Roman" w:eastAsia="宋体" w:cs="Times New Roman"/>
+        <w:sz w:val="21"/>
+        <w:szCs w:val="21"/>
+      </w:rPr>
+      <w:t xml:space="preserve">　</w:t>
+    </w:r>
+    <w:r>
+      <w:rPr>
+        <w:rFonts w:ascii="Times New Roman" w:hAnsi="Times New Roman" w:eastAsia="宋体" w:cs="Times New Roman"/>
+        <w:sz w:val="21"/>
+        <w:szCs w:val="21"/>
+      </w:rPr>
+      <w:t xml:space="preserve">第1章·衔接</w:t>
+    </w:r>
+    <w:r>
+      <w:rPr>
+        <w:rFonts w:ascii="Times New Roman" w:hAnsi="Times New Roman" w:eastAsia="宋体" w:cs="Times New Roman"/>
+        <w:sz w:val="21"/>
+        <w:szCs w:val="21"/>
+      </w:rPr>
+      <w:t xml:space="preserve">（位于1–15页·共15页）</w:t>
     </w:r>
   </w:p>
 </w:ftr>

--- a/高中数学/高中数学同步/人教B版选必1 第1章 空间向量与立体几何·衔接件（29题）.docx
+++ b/高中数学/高中数学同步/人教B版选必1 第1章 空间向量与立体几何·衔接件（29题）.docx
@@ -26991,7 +26991,7 @@
         <w:sz w:val="21"/>
         <w:szCs w:val="21"/>
       </w:rPr>
-      <w:t xml:space="preserve">/356页</w:t>
+      <w:t xml:space="preserve">/357页</w:t>
     </w:r>
     <w:r>
       <w:rPr>

--- a/高中数学/高中数学同步/人教B版选必1 第1章 空间向量与立体几何·衔接件（29题）.docx
+++ b/高中数学/高中数学同步/人教B版选必1 第1章 空间向量与立体几何·衔接件（29题）.docx
@@ -12692,9 +12692,6 @@
         <w:t xml:space="preserve">13．（简单）</w:t>
       </w:r>
       <w:r>
-        <w:t xml:space="preserve"> </w:t>
-      </w:r>
-      <w:r>
         <w:t>如图，在</w:t>
       </w:r>
       <m:oMath>
@@ -19332,10 +19329,6 @@
           <w:shd w:val="clear" w:color="auto" w:fill="C9C9C9"/>
         </w:rPr>
         <w:t xml:space="preserve">21．（简单）</w:t>
-      </w:r>
-      <w:r>
-        <w:rPr/>
-        <w:t xml:space="preserve"> </w:t>
       </w:r>
       <w:r>
         <w:rPr/>

--- a/高中数学/高中数学同步/人教B版选必1 第1章 空间向量与立体几何·衔接件（29题）.docx
+++ b/高中数学/高中数学同步/人教B版选必1 第1章 空间向量与立体几何·衔接件（29题）.docx
@@ -109,6 +109,9 @@
       </w:r>
     </w:p>
     <w:p>
+      <w:pPr>
+        <w:ind w:leftChars="200"/>
+      </w:pPr>
       <w:r>
         <w:rPr>
           <w:b/>
@@ -1911,7 +1914,7 @@
     </w:p>
     <w:p>
       <w:pPr>
-        <w:ind w:leftChars="200"/>
+        <w:ind w:leftChars="400"/>
       </w:pPr>
       <w:r>
         <w:rPr>
@@ -1941,7 +1944,7 @@
           <w:bCs/>
           <w:shd w:val="clear" w:color="auto" w:fill="C9C9C9"/>
         </w:rPr>
-        <w:t xml:space="preserve">1．（简单）</w:t>
+        <w:t xml:space="preserve">1．（简单·保60%·卡壳看答案）</w:t>
       </w:r>
       <w:r>
         <w:t>如图，在</w:t>
@@ -3297,7 +3300,7 @@
           <w:bCs/>
           <w:shd w:val="clear" w:color="auto" w:fill="C9C9C9"/>
         </w:rPr>
-        <w:t xml:space="preserve">2．（简单）</w:t>
+        <w:t xml:space="preserve">2．（简单·保60%·卡壳看答案）</w:t>
       </w:r>
       <w:r>
         <w:t>如图，已知</w:t>
@@ -4417,7 +4420,7 @@
           <w:bCs/>
           <w:shd w:val="clear" w:color="auto" w:fill="C9C9C9"/>
         </w:rPr>
-        <w:t xml:space="preserve">3．（简单）</w:t>
+        <w:t xml:space="preserve">3．（简单·保60%·卡壳看答案）</w:t>
       </w:r>
       <w:r>
         <w:t>如图，</w:t>
@@ -5090,7 +5093,7 @@
           <w:bCs/>
           <w:shd w:val="clear" w:color="auto" w:fill="C9C9C9"/>
         </w:rPr>
-        <w:t xml:space="preserve">4．（中档）</w:t>
+        <w:t xml:space="preserve">4．（中档·保80%·卡壳看答案）</w:t>
       </w:r>
       <w:r>
         <w:t>如图，</w:t>
@@ -5938,7 +5941,7 @@
           <w:bCs/>
           <w:shd w:val="clear" w:color="auto" w:fill="C9C9C9"/>
         </w:rPr>
-        <w:t xml:space="preserve">5．（简单）</w:t>
+        <w:t xml:space="preserve">5．（简单·保60%·卡壳看答案）</w:t>
       </w:r>
       <w:r>
         <w:t>如图，四边形</w:t>
@@ -6421,7 +6424,7 @@
     </w:p>
     <w:p>
       <w:pPr>
-        <w:ind w:leftChars="200"/>
+        <w:ind w:leftChars="400"/>
       </w:pPr>
       <w:r>
         <w:rPr>
@@ -6451,7 +6454,7 @@
           <w:bCs/>
           <w:shd w:val="clear" w:color="auto" w:fill="C9C9C9"/>
         </w:rPr>
-        <w:t xml:space="preserve">6．（简单）</w:t>
+        <w:t xml:space="preserve">6．（简单·保60%·卡壳看答案）</w:t>
       </w:r>
       <w:r>
         <w:t>在</w:t>
@@ -7360,7 +7363,7 @@
           <w:shd w:val="clear" w:color="auto" w:fill="C9C9C9"/>
         </w:rPr>
         <w:lastRenderedPageBreak/>
-        <w:t xml:space="preserve">7．（简单）</w:t>
+        <w:t xml:space="preserve">7．（简单·保60%·卡壳看答案）</w:t>
       </w:r>
       <w:r>
         <w:t>如图，在</w:t>
@@ -8309,7 +8312,7 @@
           <w:bCs/>
           <w:shd w:val="clear" w:color="auto" w:fill="C9C9C9"/>
         </w:rPr>
-        <w:t xml:space="preserve">8．（简单）</w:t>
+        <w:t xml:space="preserve">8．（简单·保60%·卡壳看答案）</w:t>
       </w:r>
       <w:r>
         <w:t>一个直角三角形的一条直角边为</w:t>
@@ -8719,7 +8722,7 @@
           <w:bCs/>
           <w:shd w:val="clear" w:color="auto" w:fill="C9C9C9"/>
         </w:rPr>
-        <w:t xml:space="preserve">9．（中档）</w:t>
+        <w:t xml:space="preserve">9．（中档·保80%·卡壳看答案）</w:t>
       </w:r>
       <w:r>
         <w:t>已知在梯形</w:t>
@@ -9638,7 +9641,7 @@
           <w:bCs/>
           <w:shd w:val="clear" w:color="auto" w:fill="C9C9C9"/>
         </w:rPr>
-        <w:t xml:space="preserve">10．（简单）</w:t>
+        <w:t xml:space="preserve">10．（简单·保60%·卡壳看答案）</w:t>
       </w:r>
       <w:r>
         <w:t>已知直角三角形周长为</w:t>
@@ -10978,7 +10981,7 @@
           <w:bCs/>
           <w:shd w:val="clear" w:color="auto" w:fill="C9C9C9"/>
         </w:rPr>
-        <w:t xml:space="preserve">11．（简单）</w:t>
+        <w:t xml:space="preserve">11．（简单·保60%·卡壳看答案）</w:t>
       </w:r>
       <w:r>
         <w:t>如图，在</w:t>
@@ -11615,7 +11618,7 @@
     </w:p>
     <w:p>
       <w:pPr>
-        <w:ind w:leftChars="200"/>
+        <w:ind w:leftChars="400"/>
       </w:pPr>
       <w:r>
         <w:rPr>
@@ -11645,7 +11648,7 @@
           <w:bCs/>
           <w:shd w:val="clear" w:color="auto" w:fill="C9C9C9"/>
         </w:rPr>
-        <w:t xml:space="preserve">12．（简单）</w:t>
+        <w:t xml:space="preserve">12．（简单·保60%·卡壳看答案）</w:t>
       </w:r>
       <w:r>
         <w:t>已知，如图所示，</w:t>
@@ -12689,7 +12692,7 @@
           <w:bCs/>
           <w:shd w:val="clear" w:color="auto" w:fill="C9C9C9"/>
         </w:rPr>
-        <w:t xml:space="preserve">13．（简单）</w:t>
+        <w:t xml:space="preserve">13．（简单·保60%·卡壳看答案）</w:t>
       </w:r>
       <w:r>
         <w:t>如图，在</w:t>
@@ -13109,7 +13112,7 @@
           <w:bCs/>
           <w:shd w:val="clear" w:color="auto" w:fill="C9C9C9"/>
         </w:rPr>
-        <w:t xml:space="preserve">14．（简单）</w:t>
+        <w:t xml:space="preserve">14．（简单·保60%·卡壳看答案）</w:t>
       </w:r>
       <w:r>
         <w:t>已知，如图所示，</w:t>
@@ -13787,7 +13790,7 @@
           <w:bCs/>
           <w:shd w:val="clear" w:color="auto" w:fill="C9C9C9"/>
         </w:rPr>
-        <w:t xml:space="preserve">15．（简单）</w:t>
+        <w:t xml:space="preserve">15．（简单·保60%·卡壳看答案）</w:t>
       </w:r>
       <w:r>
         <w:t>在</w:t>
@@ -14286,6 +14289,9 @@
       </w:r>
     </w:p>
     <w:p>
+      <w:pPr>
+        <w:ind w:leftChars="200"/>
+      </w:pPr>
       <w:r>
         <w:rPr>
           <w:b/>
@@ -15315,7 +15321,7 @@
     </w:p>
     <w:p>
       <w:pPr>
-        <w:ind w:leftChars="200"/>
+        <w:ind w:leftChars="400"/>
       </w:pPr>
       <w:r>
         <w:rPr>
@@ -15377,7 +15383,7 @@
           <w:bCs/>
           <w:shd w:val="clear" w:color="auto" w:fill="C9C9C9"/>
         </w:rPr>
-        <w:t xml:space="preserve">16．（简单）</w:t>
+        <w:t xml:space="preserve">16．（简单·保60%·卡壳看答案）</w:t>
       </w:r>
       <w:r>
         <w:rPr/>
@@ -16181,7 +16187,7 @@
           <w:bCs/>
           <w:shd w:val="clear" w:color="auto" w:fill="C9C9C9"/>
         </w:rPr>
-        <w:t xml:space="preserve">17．（中档）</w:t>
+        <w:t xml:space="preserve">17．（中档·保80%·卡壳看答案）</w:t>
       </w:r>
       <w:r>
         <w:rPr/>
@@ -16897,7 +16903,7 @@
           <w:bCs/>
           <w:shd w:val="clear" w:color="auto" w:fill="C9C9C9"/>
         </w:rPr>
-        <w:t xml:space="preserve">18．（中档）</w:t>
+        <w:t xml:space="preserve">18．（中档·保80%·卡壳看答案）</w:t>
       </w:r>
       <w:r>
         <w:t>已知：</w:t>
@@ -18081,7 +18087,7 @@
           <w:bCs/>
           <w:shd w:val="clear" w:color="auto" w:fill="C9C9C9"/>
         </w:rPr>
-        <w:t xml:space="preserve">19．（简单）</w:t>
+        <w:t xml:space="preserve">19．（简单·保60%·卡壳看答案）</w:t>
       </w:r>
       <w:r>
         <w:t>已知</w:t>
@@ -18521,7 +18527,7 @@
           <w:bCs/>
           <w:shd w:val="clear" w:color="auto" w:fill="C9C9C9"/>
         </w:rPr>
-        <w:t xml:space="preserve">20．（简单）</w:t>
+        <w:t xml:space="preserve">20．（简单·保60%·卡壳看答案）</w:t>
       </w:r>
       <w:r>
         <w:t>若三角形</w:t>
@@ -19266,7 +19272,7 @@
     </w:p>
     <w:p>
       <w:pPr>
-        <w:ind w:leftChars="200"/>
+        <w:ind w:leftChars="400"/>
       </w:pPr>
       <w:r>
         <w:rPr>
@@ -19328,7 +19334,7 @@
           <w:bCs/>
           <w:shd w:val="clear" w:color="auto" w:fill="C9C9C9"/>
         </w:rPr>
-        <w:t xml:space="preserve">21．（简单）</w:t>
+        <w:t xml:space="preserve">21．（简单·保60%·卡壳看答案）</w:t>
       </w:r>
       <w:r>
         <w:rPr/>
@@ -19858,7 +19864,7 @@
           <w:bCs/>
           <w:shd w:val="clear" w:color="auto" w:fill="C9C9C9"/>
         </w:rPr>
-        <w:t xml:space="preserve">22．（简单）</w:t>
+        <w:t xml:space="preserve">22．（简单·保60%·卡壳看答案）</w:t>
       </w:r>
       <w:r>
         <w:rPr/>
@@ -21644,7 +21650,7 @@
           <w:bCs/>
           <w:shd w:val="clear" w:color="auto" w:fill="C9C9C9"/>
         </w:rPr>
-        <w:t xml:space="preserve">23．（中档）</w:t>
+        <w:t xml:space="preserve">23．（中档·保80%·卡壳看答案）</w:t>
       </w:r>
       <w:r>
         <w:rPr/>
@@ -23437,7 +23443,7 @@
           <w:bCs/>
           <w:shd w:val="clear" w:color="auto" w:fill="C9C9C9"/>
         </w:rPr>
-        <w:t xml:space="preserve">24．（简单）</w:t>
+        <w:t xml:space="preserve">24．（简单·保60%·卡壳看答案）</w:t>
       </w:r>
       <m:oMath>
         <m:r>
@@ -23931,7 +23937,7 @@
           <w:bCs/>
           <w:shd w:val="clear" w:color="auto" w:fill="C9C9C9"/>
         </w:rPr>
-        <w:t xml:space="preserve">25．（简单）</w:t>
+        <w:t xml:space="preserve">25．（简单·保60%·卡壳看答案）</w:t>
       </w:r>
       <w:r>
         <w:t>在</w:t>
@@ -24464,7 +24470,7 @@
           <w:bCs/>
           <w:shd w:val="clear" w:color="auto" w:fill="C9C9C9"/>
         </w:rPr>
-        <w:t xml:space="preserve">26．（中档）</w:t>
+        <w:t xml:space="preserve">26．（中档·保80%·卡壳看答案）</w:t>
       </w:r>
       <w:r>
         <w:t>在</w:t>
@@ -25137,7 +25143,7 @@
           <w:bCs/>
           <w:shd w:val="clear" w:color="auto" w:fill="C9C9C9"/>
         </w:rPr>
-        <w:t xml:space="preserve">27．（简单）</w:t>
+        <w:t xml:space="preserve">27．（简单·保60%·卡壳看答案）</w:t>
       </w:r>
       <w:r>
         <w:t>如图，在</w:t>
@@ -25770,7 +25776,7 @@
           <w:bCs/>
           <w:shd w:val="clear" w:color="auto" w:fill="C9C9C9"/>
         </w:rPr>
-        <w:t xml:space="preserve">28．（简单）</w:t>
+        <w:t xml:space="preserve">28．（简单·保60%·卡壳看答案）</w:t>
       </w:r>
       <w:r>
         <w:t>求证：若三角形的垂心和重心重合，求证：该三角形为正三角形．</w:t>
@@ -25978,7 +25984,7 @@
           <w:bCs/>
           <w:shd w:val="clear" w:color="auto" w:fill="C9C9C9"/>
         </w:rPr>
-        <w:t xml:space="preserve">29．（中档）</w:t>
+        <w:t xml:space="preserve">29．（中档·保80%·卡壳看答案）</w:t>
       </w:r>
       <w:r>
         <w:t>锐角</w:t>

--- a/高中数学/高中数学同步/人教B版选必1 第1章 空间向量与立体几何·衔接件（29题）.docx
+++ b/高中数学/高中数学同步/人教B版选必1 第1章 空间向量与立体几何·衔接件（29题）.docx
@@ -109,9 +109,7 @@
       </w:r>
     </w:p>
     <w:p>
-      <w:pPr>
-        <w:ind w:leftChars="200"/>
-      </w:pPr>
+      <w:pPr/>
       <w:r>
         <w:rPr>
           <w:b/>
@@ -1913,9 +1911,7 @@
       </w:r>
     </w:p>
     <w:p>
-      <w:pPr>
-        <w:ind w:leftChars="400"/>
-      </w:pPr>
+      <w:pPr/>
       <w:r>
         <w:rPr>
           <w:b/>
@@ -6423,9 +6419,7 @@
       </w:r>
     </w:p>
     <w:p>
-      <w:pPr>
-        <w:ind w:leftChars="400"/>
-      </w:pPr>
+      <w:pPr/>
       <w:r>
         <w:rPr>
           <w:b/>
@@ -11617,9 +11611,7 @@
       </w:r>
     </w:p>
     <w:p>
-      <w:pPr>
-        <w:ind w:leftChars="400"/>
-      </w:pPr>
+      <w:pPr/>
       <w:r>
         <w:rPr>
           <w:b/>
@@ -14289,9 +14281,7 @@
       </w:r>
     </w:p>
     <w:p>
-      <w:pPr>
-        <w:ind w:leftChars="200"/>
-      </w:pPr>
+      <w:pPr/>
       <w:r>
         <w:rPr>
           <w:b/>
@@ -15320,9 +15310,7 @@
       </w:r>
     </w:p>
     <w:p>
-      <w:pPr>
-        <w:ind w:leftChars="400"/>
-      </w:pPr>
+      <w:pPr/>
       <w:r>
         <w:rPr>
           <w:b/>
@@ -19271,9 +19259,7 @@
       </w:r>
     </w:p>
     <w:p>
-      <w:pPr>
-        <w:ind w:leftChars="400"/>
-      </w:pPr>
+      <w:pPr/>
       <w:r>
         <w:rPr>
           <w:b/>

--- a/高中数学/高中数学同步/人教B版选必1 第1章 空间向量与立体几何·衔接件（29题）.docx
+++ b/高中数学/高中数学同步/人教B版选必1 第1章 空间向量与立体几何·衔接件（29题）.docx
@@ -26976,7 +26976,7 @@
         <w:sz w:val="21"/>
         <w:szCs w:val="21"/>
       </w:rPr>
-      <w:t xml:space="preserve">/357页</w:t>
+      <w:t xml:space="preserve">/365页</w:t>
     </w:r>
     <w:r>
       <w:rPr>
@@ -27000,7 +27000,7 @@
         <w:sz w:val="21"/>
         <w:szCs w:val="21"/>
       </w:rPr>
-      <w:t xml:space="preserve">（位于1–15页·共15页）</w:t>
+      <w:t xml:space="preserve">（位于1–16页·共16页）</w:t>
     </w:r>
   </w:p>
 </w:ftr>

--- a/高中数学/高中数学同步/人教B版选必1 第1章 空间向量与立体几何·衔接件（29题）.docx
+++ b/高中数学/高中数学同步/人教B版选必1 第1章 空间向量与立体几何·衔接件（29题）.docx
@@ -109,7 +109,9 @@
       </w:r>
     </w:p>
     <w:p>
-      <w:pPr/>
+      <w:pPr>
+        <w:ind w:leftChars="200"/>
+      </w:pPr>
       <w:r>
         <w:rPr>
           <w:b/>
@@ -1911,7 +1913,9 @@
       </w:r>
     </w:p>
     <w:p>
-      <w:pPr/>
+      <w:pPr>
+        <w:ind w:leftChars="400"/>
+      </w:pPr>
       <w:r>
         <w:rPr>
           <w:b/>
@@ -2240,13 +2244,13 @@
         <w:rPr>
           <w:shd w:val="clear" w:color="auto" w:fill="C9C9C9"/>
         </w:rPr>
+        <w:t xml:space="preserve">【编注】</w:t>
+      </w:r>
+      <w:r>
+        <w:rPr>
+          <w:shd w:val="clear" w:color="auto" w:fill="C9C9C9"/>
+        </w:rPr>
         <w:t>【分析】</w:t>
-      </w:r>
-      <w:r>
-        <w:rPr>
-          <w:shd w:val="clear" w:color="auto" w:fill="C9C9C9"/>
-        </w:rPr>
-        <w:t xml:space="preserve">【编注】</w:t>
       </w:r>
       <w:r>
         <w:t xml:space="preserve">过点</w:t>
@@ -3475,13 +3479,13 @@
         <w:rPr>
           <w:shd w:val="clear" w:color="auto" w:fill="C9C9C9"/>
         </w:rPr>
+        <w:t xml:space="preserve">【编注】</w:t>
+      </w:r>
+      <w:r>
+        <w:rPr>
+          <w:shd w:val="clear" w:color="auto" w:fill="C9C9C9"/>
+        </w:rPr>
         <w:t>【分析】</w:t>
-      </w:r>
-      <w:r>
-        <w:rPr>
-          <w:shd w:val="clear" w:color="auto" w:fill="C9C9C9"/>
-        </w:rPr>
-        <w:t xml:space="preserve">【编注】</w:t>
       </w:r>
       <w:r>
         <w:t xml:space="preserve">由</w:t>
@@ -6419,7 +6423,9 @@
       </w:r>
     </w:p>
     <w:p>
-      <w:pPr/>
+      <w:pPr>
+        <w:ind w:leftChars="400"/>
+      </w:pPr>
       <w:r>
         <w:rPr>
           <w:b/>
@@ -6766,13 +6772,13 @@
         <w:rPr>
           <w:shd w:val="clear" w:color="auto" w:fill="C9C9C9"/>
         </w:rPr>
+        <w:t xml:space="preserve">【编注】</w:t>
+      </w:r>
+      <w:r>
+        <w:rPr>
+          <w:shd w:val="clear" w:color="auto" w:fill="C9C9C9"/>
+        </w:rPr>
         <w:t>【分析】</w:t>
-      </w:r>
-      <w:r>
-        <w:rPr>
-          <w:shd w:val="clear" w:color="auto" w:fill="C9C9C9"/>
-        </w:rPr>
-        <w:t xml:space="preserve">【编注】</w:t>
       </w:r>
       <w:r>
         <w:t xml:space="preserve">设</w:t>
@@ -7596,13 +7602,13 @@
         <w:rPr>
           <w:shd w:val="clear" w:color="auto" w:fill="C9C9C9"/>
         </w:rPr>
+        <w:t xml:space="preserve">【编注】</w:t>
+      </w:r>
+      <w:r>
+        <w:rPr>
+          <w:shd w:val="clear" w:color="auto" w:fill="C9C9C9"/>
+        </w:rPr>
         <w:t>【分析】</w:t>
-      </w:r>
-      <w:r>
-        <w:rPr>
-          <w:shd w:val="clear" w:color="auto" w:fill="C9C9C9"/>
-        </w:rPr>
-        <w:t xml:space="preserve">【编注】</w:t>
       </w:r>
       <w:r>
         <w:t xml:space="preserve">(1）在</w:t>
@@ -9898,13 +9904,13 @@
         <w:rPr>
           <w:shd w:val="clear" w:color="auto" w:fill="C9C9C9"/>
         </w:rPr>
+        <w:t xml:space="preserve">【编注】</w:t>
+      </w:r>
+      <w:r>
+        <w:rPr>
+          <w:shd w:val="clear" w:color="auto" w:fill="C9C9C9"/>
+        </w:rPr>
         <w:t>【分析】</w:t>
-      </w:r>
-      <w:r>
-        <w:rPr>
-          <w:shd w:val="clear" w:color="auto" w:fill="C9C9C9"/>
-        </w:rPr>
-        <w:t xml:space="preserve">【编注】</w:t>
       </w:r>
       <w:r>
         <w:t xml:space="preserve">设</w:t>
@@ -11611,7 +11617,9 @@
       </w:r>
     </w:p>
     <w:p>
-      <w:pPr/>
+      <w:pPr>
+        <w:ind w:leftChars="400"/>
+      </w:pPr>
       <w:r>
         <w:rPr>
           <w:b/>
@@ -11840,13 +11848,13 @@
         <w:rPr>
           <w:shd w:val="clear" w:color="auto" w:fill="C9C9C9"/>
         </w:rPr>
+        <w:t xml:space="preserve">【编注】</w:t>
+      </w:r>
+      <w:r>
+        <w:rPr>
+          <w:shd w:val="clear" w:color="auto" w:fill="C9C9C9"/>
+        </w:rPr>
         <w:t>【分析】</w:t>
-      </w:r>
-      <w:r>
-        <w:rPr>
-          <w:shd w:val="clear" w:color="auto" w:fill="C9C9C9"/>
-        </w:rPr>
-        <w:t xml:space="preserve">【编注】</w:t>
       </w:r>
       <w:r>
         <w:t xml:space="preserve">过</w:t>
@@ -12862,13 +12870,13 @@
         <w:rPr>
           <w:shd w:val="clear" w:color="auto" w:fill="C9C9C9"/>
         </w:rPr>
+        <w:t xml:space="preserve">【编注】</w:t>
+      </w:r>
+      <w:r>
+        <w:rPr>
+          <w:shd w:val="clear" w:color="auto" w:fill="C9C9C9"/>
+        </w:rPr>
         <w:t>【分析】</w:t>
-      </w:r>
-      <w:r>
-        <w:rPr>
-          <w:shd w:val="clear" w:color="auto" w:fill="C9C9C9"/>
-        </w:rPr>
-        <w:t xml:space="preserve">【编注】</w:t>
       </w:r>
       <w:r>
         <w:t xml:space="preserve">由三角形内角平分线定理得</w:t>
@@ -14281,7 +14289,9 @@
       </w:r>
     </w:p>
     <w:p>
-      <w:pPr/>
+      <w:pPr>
+        <w:ind w:leftChars="200"/>
+      </w:pPr>
       <w:r>
         <w:rPr>
           <w:b/>
@@ -15310,7 +15320,9 @@
       </w:r>
     </w:p>
     <w:p>
-      <w:pPr/>
+      <w:pPr>
+        <w:ind w:leftChars="400"/>
+      </w:pPr>
       <w:r>
         <w:rPr>
           <w:b/>
@@ -15614,13 +15626,13 @@
         <w:rPr>
           <w:shd w:val="clear" w:color="auto" w:fill="C9C9C9"/>
         </w:rPr>
+        <w:t xml:space="preserve">【编注】</w:t>
+      </w:r>
+      <w:r>
+        <w:rPr>
+          <w:shd w:val="clear" w:color="auto" w:fill="C9C9C9"/>
+        </w:rPr>
         <w:t>【分析】</w:t>
-      </w:r>
-      <w:r>
-        <w:rPr>
-          <w:shd w:val="clear" w:color="auto" w:fill="C9C9C9"/>
-        </w:rPr>
-        <w:t xml:space="preserve">【编注】</w:t>
       </w:r>
       <w:r>
         <w:t xml:space="preserve">连结两边中点</w:t>
@@ -16382,13 +16394,13 @@
         <w:rPr>
           <w:shd w:val="clear" w:color="auto" w:fill="C9C9C9"/>
         </w:rPr>
+        <w:t xml:space="preserve">【编注】</w:t>
+      </w:r>
+      <w:r>
+        <w:rPr>
+          <w:shd w:val="clear" w:color="auto" w:fill="C9C9C9"/>
+        </w:rPr>
         <w:t>【分析】</w:t>
-      </w:r>
-      <w:r>
-        <w:rPr>
-          <w:shd w:val="clear" w:color="auto" w:fill="C9C9C9"/>
-        </w:rPr>
-        <w:t xml:space="preserve">【编注】</w:t>
       </w:r>
       <w:r>
         <w:t xml:space="preserve">延长</w:t>
@@ -19259,7 +19271,9 @@
       </w:r>
     </w:p>
     <w:p>
-      <w:pPr/>
+      <w:pPr>
+        <w:ind w:leftChars="400"/>
+      </w:pPr>
       <w:r>
         <w:rPr>
           <w:b/>
@@ -19459,13 +19473,13 @@
         <w:rPr>
           <w:shd w:val="clear" w:color="auto" w:fill="C9C9C9"/>
         </w:rPr>
+        <w:t xml:space="preserve">【编注】</w:t>
+      </w:r>
+      <w:r>
+        <w:rPr>
+          <w:shd w:val="clear" w:color="auto" w:fill="C9C9C9"/>
+        </w:rPr>
         <w:t>【分析】</w:t>
-      </w:r>
-      <w:r>
-        <w:rPr>
-          <w:shd w:val="clear" w:color="auto" w:fill="C9C9C9"/>
-        </w:rPr>
-        <w:t xml:space="preserve">【编注】</w:t>
       </w:r>
       <w:r>
         <w:t xml:space="preserve">连</w:t>
@@ -20099,13 +20113,13 @@
         <w:rPr>
           <w:shd w:val="clear" w:color="auto" w:fill="C9C9C9"/>
         </w:rPr>
+        <w:t xml:space="preserve">【编注】</w:t>
+      </w:r>
+      <w:r>
+        <w:rPr>
+          <w:shd w:val="clear" w:color="auto" w:fill="C9C9C9"/>
+        </w:rPr>
         <w:t>【分析】</w:t>
-      </w:r>
-      <w:r>
-        <w:rPr>
-          <w:shd w:val="clear" w:color="auto" w:fill="C9C9C9"/>
-        </w:rPr>
-        <w:t xml:space="preserve">【编注】</w:t>
       </w:r>
       <w:r>
         <w:t xml:space="preserve">(1）作</w:t>
@@ -21869,13 +21883,13 @@
         <w:rPr>
           <w:shd w:val="clear" w:color="auto" w:fill="C9C9C9"/>
         </w:rPr>
+        <w:t xml:space="preserve">【编注】</w:t>
+      </w:r>
+      <w:r>
+        <w:rPr>
+          <w:shd w:val="clear" w:color="auto" w:fill="C9C9C9"/>
+        </w:rPr>
         <w:t>【分析】</w:t>
-      </w:r>
-      <w:r>
-        <w:rPr>
-          <w:shd w:val="clear" w:color="auto" w:fill="C9C9C9"/>
-        </w:rPr>
-        <w:t xml:space="preserve">【编注】</w:t>
       </w:r>
       <w:r>
         <w:t xml:space="preserve">以</w:t>

--- a/高中数学/高中数学同步/人教B版选必1 第1章 空间向量与立体几何·衔接件（29题）.docx
+++ b/高中数学/高中数学同步/人教B版选必1 第1章 空间向量与立体几何·衔接件（29题）.docx
@@ -350,7 +350,17 @@
         <w:t xml:space="preserve">: </w:t>
       </w:r>
       <w:r>
-        <w:t>三条平行线截两条直线，截得的对应线段成比例</w:t>
+        <w:t>三条平行线截两条直线，截得的对应线段</w:t>
+      </w:r>
+      <w:r>
+        <w:rPr/>
+        <w:t xml:space="preserve">＿＿</w:t>
+      </w:r>
+      <w:r>
+        <w:rPr>
+          <w:shd w:val="clear" w:color="auto" w:fill="C9C9C9"/>
+        </w:rPr>
+        <w:t>成比例</w:t>
       </w:r>
     </w:p>
     <w:p>
@@ -831,7 +841,20 @@
         <w:t xml:space="preserve">③ </w:t>
       </w:r>
       <w:r>
-        <w:t>相似三角形周长的比等于相似比；</w:t>
+        <w:t>相似三角形周长的比等于</w:t>
+      </w:r>
+      <w:r>
+        <w:rPr/>
+        <w:t xml:space="preserve">＿＿</w:t>
+      </w:r>
+      <w:r>
+        <w:rPr>
+          <w:shd w:val="clear" w:color="auto" w:fill="C9C9C9"/>
+        </w:rPr>
+        <w:t>相似比</w:t>
+      </w:r>
+      <w:r>
+        <w:t>；</w:t>
       </w:r>
     </w:p>
     <w:p>
@@ -842,7 +865,20 @@
         <w:t xml:space="preserve">④ </w:t>
       </w:r>
       <w:r>
-        <w:t>相似三角形面积的比等于相似比的平方．</w:t>
+        <w:t>相似三角形面积的比等于相似比的</w:t>
+      </w:r>
+      <w:r>
+        <w:rPr/>
+        <w:t xml:space="preserve">＿＿</w:t>
+      </w:r>
+      <w:r>
+        <w:rPr>
+          <w:shd w:val="clear" w:color="auto" w:fill="C9C9C9"/>
+        </w:rPr>
+        <w:t>平方</w:t>
+      </w:r>
+      <w:r>
+        <w:t>．</w:t>
       </w:r>
     </w:p>
     <w:p>
@@ -1017,10 +1053,19 @@
       <w:r>
         <w:t xml:space="preserve">② </w:t>
       </w:r>
-      <m:oMath>
-        <m:r>
-          <w:rPr>
-            <w:rFonts w:cs="Cambria Math"/>
+      <w:r>
+        <w:rPr>
+          <w:rFonts w:ascii="Times New Roman" w:hAnsi="Times New Roman" w:eastAsia="宋体"/>
+          <w:sz w:val="21"/>
+          <w:szCs w:val="21"/>
+        </w:rPr>
+        <w:t xml:space="preserve">＿＿</w:t>
+      </w:r>
+      <m:oMath>
+        <m:r>
+          <w:rPr>
+            <w:rFonts w:cs="Cambria Math"/>
+            <w:shd w:val="clear" w:color="auto" w:fill="C9C9C9"/>
           </w:rPr>
           <m:t>B</m:t>
         </m:r>
@@ -1029,6 +1074,7 @@
             <m:ctrlPr>
               <w:rPr>
                 <w:rFonts w:ascii="Cambria Math" w:hAnsi="Cambria Math"/>
+                <w:shd w:val="clear" w:color="auto" w:fill="C9C9C9"/>
               </w:rPr>
             </m:ctrlPr>
           </m:sSupPr>
@@ -1036,6 +1082,7 @@
             <m:r>
               <w:rPr>
                 <w:rFonts w:cs="Cambria Math"/>
+                <w:shd w:val="clear" w:color="auto" w:fill="C9C9C9"/>
               </w:rPr>
               <m:t>A</m:t>
             </m:r>
@@ -1044,6 +1091,7 @@
             <m:r>
               <w:rPr>
                 <w:rFonts w:cs="Cambria Math"/>
+                <w:shd w:val="clear" w:color="auto" w:fill="C9C9C9"/>
               </w:rPr>
               <m:t>2</m:t>
             </m:r>
@@ -1052,6 +1100,7 @@
         <m:r>
           <w:rPr>
             <w:rFonts w:cs="Cambria Math"/>
+            <w:shd w:val="clear" w:color="auto" w:fill="C9C9C9"/>
           </w:rPr>
           <m:t>=BD⋅BC</m:t>
         </m:r>
@@ -1065,10 +1114,19 @@
         </w:rPr>
         <w:t xml:space="preserve"> </w:t>
       </w:r>
-      <m:oMath>
-        <m:r>
-          <w:rPr>
-            <w:rFonts w:cs="Cambria Math"/>
+      <w:r>
+        <w:rPr>
+          <w:rFonts w:ascii="Times New Roman" w:hAnsi="Times New Roman" w:eastAsia="宋体"/>
+          <w:sz w:val="21"/>
+          <w:szCs w:val="21"/>
+        </w:rPr>
+        <w:t xml:space="preserve">＿＿</w:t>
+      </w:r>
+      <m:oMath>
+        <m:r>
+          <w:rPr>
+            <w:rFonts w:cs="Cambria Math"/>
+            <w:shd w:val="clear" w:color="auto" w:fill="C9C9C9"/>
           </w:rPr>
           <m:t>C</m:t>
         </m:r>
@@ -1077,6 +1135,7 @@
             <m:ctrlPr>
               <w:rPr>
                 <w:rFonts w:ascii="Cambria Math" w:hAnsi="Cambria Math"/>
+                <w:shd w:val="clear" w:color="auto" w:fill="C9C9C9"/>
               </w:rPr>
             </m:ctrlPr>
           </m:sSupPr>
@@ -1084,6 +1143,7 @@
             <m:r>
               <w:rPr>
                 <w:rFonts w:cs="Cambria Math"/>
+                <w:shd w:val="clear" w:color="auto" w:fill="C9C9C9"/>
               </w:rPr>
               <m:t>A</m:t>
             </m:r>
@@ -1092,6 +1152,7 @@
             <m:r>
               <w:rPr>
                 <w:rFonts w:cs="Cambria Math"/>
+                <w:shd w:val="clear" w:color="auto" w:fill="C9C9C9"/>
               </w:rPr>
               <m:t>2</m:t>
             </m:r>
@@ -1100,6 +1161,7 @@
         <m:r>
           <w:rPr>
             <w:rFonts w:cs="Cambria Math"/>
+            <w:shd w:val="clear" w:color="auto" w:fill="C9C9C9"/>
           </w:rPr>
           <m:t>=CD⋅CB</m:t>
         </m:r>
@@ -1113,10 +1175,19 @@
         </w:rPr>
         <w:t xml:space="preserve"> </w:t>
       </w:r>
-      <m:oMath>
-        <m:r>
-          <w:rPr>
-            <w:rFonts w:cs="Cambria Math"/>
+      <w:r>
+        <w:rPr>
+          <w:rFonts w:ascii="Times New Roman" w:hAnsi="Times New Roman" w:eastAsia="宋体"/>
+          <w:sz w:val="21"/>
+          <w:szCs w:val="21"/>
+        </w:rPr>
+        <w:t xml:space="preserve">＿＿</w:t>
+      </w:r>
+      <m:oMath>
+        <m:r>
+          <w:rPr>
+            <w:rFonts w:cs="Cambria Math"/>
+            <w:shd w:val="clear" w:color="auto" w:fill="C9C9C9"/>
           </w:rPr>
           <m:t>D</m:t>
         </m:r>
@@ -1125,6 +1196,7 @@
             <m:ctrlPr>
               <w:rPr>
                 <w:rFonts w:ascii="Cambria Math" w:hAnsi="Cambria Math"/>
+                <w:shd w:val="clear" w:color="auto" w:fill="C9C9C9"/>
               </w:rPr>
             </m:ctrlPr>
           </m:sSupPr>
@@ -1132,6 +1204,7 @@
             <m:r>
               <w:rPr>
                 <w:rFonts w:cs="Cambria Math"/>
+                <w:shd w:val="clear" w:color="auto" w:fill="C9C9C9"/>
               </w:rPr>
               <m:t>A</m:t>
             </m:r>
@@ -1140,6 +1213,7 @@
             <m:r>
               <w:rPr>
                 <w:rFonts w:cs="Cambria Math"/>
+                <w:shd w:val="clear" w:color="auto" w:fill="C9C9C9"/>
               </w:rPr>
               <m:t>2</m:t>
             </m:r>
@@ -1148,6 +1222,7 @@
         <m:r>
           <w:rPr>
             <w:rFonts w:cs="Cambria Math"/>
+            <w:shd w:val="clear" w:color="auto" w:fill="C9C9C9"/>
           </w:rPr>
           <m:t>=DB⋅DC</m:t>
         </m:r>
@@ -1626,12 +1701,21 @@
       <w:r>
         <w:t>的平分线，则</w:t>
       </w:r>
+      <w:r>
+        <w:rPr>
+          <w:rFonts w:ascii="Times New Roman" w:hAnsi="Times New Roman" w:eastAsia="宋体"/>
+          <w:sz w:val="21"/>
+          <w:szCs w:val="21"/>
+        </w:rPr>
+        <w:t xml:space="preserve">＿＿</w:t>
+      </w:r>
       <m:oMath>
         <m:f>
           <m:fPr>
             <m:ctrlPr>
               <w:rPr>
                 <w:rFonts w:ascii="Cambria Math" w:hAnsi="Cambria Math"/>
+                <w:shd w:val="clear" w:color="auto" w:fill="C9C9C9"/>
               </w:rPr>
             </m:ctrlPr>
           </m:fPr>
@@ -1639,6 +1723,7 @@
             <m:r>
               <w:rPr>
                 <w:rFonts w:cs="Cambria Math"/>
+                <w:shd w:val="clear" w:color="auto" w:fill="C9C9C9"/>
               </w:rPr>
               <m:t>BA</m:t>
             </m:r>
@@ -1647,6 +1732,7 @@
             <m:r>
               <w:rPr>
                 <w:rFonts w:cs="Cambria Math"/>
+                <w:shd w:val="clear" w:color="auto" w:fill="C9C9C9"/>
               </w:rPr>
               <m:t>AC</m:t>
             </m:r>
@@ -1655,6 +1741,7 @@
         <m:r>
           <w:rPr>
             <w:rFonts w:cs="Cambria Math"/>
+            <w:shd w:val="clear" w:color="auto" w:fill="C9C9C9"/>
           </w:rPr>
           <m:t>=</m:t>
         </m:r>
@@ -1663,6 +1750,7 @@
             <m:ctrlPr>
               <w:rPr>
                 <w:rFonts w:ascii="Cambria Math" w:hAnsi="Cambria Math"/>
+                <w:shd w:val="clear" w:color="auto" w:fill="C9C9C9"/>
               </w:rPr>
             </m:ctrlPr>
           </m:fPr>
@@ -1670,6 +1758,7 @@
             <m:r>
               <w:rPr>
                 <w:rFonts w:cs="Cambria Math"/>
+                <w:shd w:val="clear" w:color="auto" w:fill="C9C9C9"/>
               </w:rPr>
               <m:t>BD</m:t>
             </m:r>
@@ -1678,6 +1767,7 @@
             <m:r>
               <w:rPr>
                 <w:rFonts w:cs="Cambria Math"/>
+                <w:shd w:val="clear" w:color="auto" w:fill="C9C9C9"/>
               </w:rPr>
               <m:t>DC</m:t>
             </m:r>
@@ -1803,12 +1893,21 @@
       <w:r>
         <w:t>的平分线，则</w:t>
       </w:r>
+      <w:r>
+        <w:rPr>
+          <w:rFonts w:ascii="Times New Roman" w:hAnsi="Times New Roman" w:eastAsia="宋体"/>
+          <w:sz w:val="21"/>
+          <w:szCs w:val="21"/>
+        </w:rPr>
+        <w:t xml:space="preserve">＿＿</w:t>
+      </w:r>
       <m:oMath>
         <m:f>
           <m:fPr>
             <m:ctrlPr>
               <w:rPr>
                 <w:rFonts w:ascii="Cambria Math" w:hAnsi="Cambria Math"/>
+                <w:shd w:val="clear" w:color="auto" w:fill="C9C9C9"/>
               </w:rPr>
             </m:ctrlPr>
           </m:fPr>
@@ -1816,6 +1915,7 @@
             <m:r>
               <w:rPr>
                 <w:rFonts w:cs="Cambria Math"/>
+                <w:shd w:val="clear" w:color="auto" w:fill="C9C9C9"/>
               </w:rPr>
               <m:t>BA</m:t>
             </m:r>
@@ -1824,6 +1924,7 @@
             <m:r>
               <w:rPr>
                 <w:rFonts w:cs="Cambria Math"/>
+                <w:shd w:val="clear" w:color="auto" w:fill="C9C9C9"/>
               </w:rPr>
               <m:t>AC</m:t>
             </m:r>
@@ -1832,6 +1933,7 @@
         <m:r>
           <w:rPr>
             <w:rFonts w:cs="Cambria Math"/>
+            <w:shd w:val="clear" w:color="auto" w:fill="C9C9C9"/>
           </w:rPr>
           <m:t>=</m:t>
         </m:r>
@@ -1840,6 +1942,7 @@
             <m:ctrlPr>
               <w:rPr>
                 <w:rFonts w:ascii="Cambria Math" w:hAnsi="Cambria Math"/>
+                <w:shd w:val="clear" w:color="auto" w:fill="C9C9C9"/>
               </w:rPr>
             </m:ctrlPr>
           </m:fPr>
@@ -1847,6 +1950,7 @@
             <m:r>
               <w:rPr>
                 <w:rFonts w:cs="Cambria Math"/>
+                <w:shd w:val="clear" w:color="auto" w:fill="C9C9C9"/>
               </w:rPr>
               <m:t>BD</m:t>
             </m:r>
@@ -1855,6 +1959,7 @@
             <m:r>
               <w:rPr>
                 <w:rFonts w:cs="Cambria Math"/>
+                <w:shd w:val="clear" w:color="auto" w:fill="C9C9C9"/>
               </w:rPr>
               <m:t>DC</m:t>
             </m:r>
@@ -14463,7 +14568,20 @@
         <w:t>（1）</w:t>
       </w:r>
       <w:r>
-        <w:t>三角形的三条中线相交于一点，这个交点称为三角形的重心．</w:t>
+        <w:t>三角形的三条</w:t>
+      </w:r>
+      <w:r>
+        <w:rPr/>
+        <w:t xml:space="preserve">＿＿</w:t>
+      </w:r>
+      <w:r>
+        <w:rPr>
+          <w:shd w:val="clear" w:color="auto" w:fill="C9C9C9"/>
+        </w:rPr>
+        <w:t>中线</w:t>
+      </w:r>
+      <w:r>
+        <w:t>相交于一点，这个交点称为三角形的重心．</w:t>
       </w:r>
     </w:p>
     <w:p>
@@ -14601,7 +14719,20 @@
         <w:t>（2）</w:t>
       </w:r>
       <w:r>
-        <w:t>三角形的重心在三角形的内部，恰好是每条中线的三等分点．如上图，</w:t>
+        <w:t>三角形的重心在三角形的内部，恰好是每条中线的</w:t>
+      </w:r>
+      <w:r>
+        <w:rPr/>
+        <w:t xml:space="preserve">＿＿</w:t>
+      </w:r>
+      <w:r>
+        <w:rPr>
+          <w:shd w:val="clear" w:color="auto" w:fill="C9C9C9"/>
+        </w:rPr>
+        <w:t>三等分点</w:t>
+      </w:r>
+      <w:r>
+        <w:t>．如上图，</w:t>
       </w:r>
       <m:oMath>
         <m:r>
@@ -14630,7 +14761,7 @@
           <w:rPr>
             <w:rFonts w:cs="Cambria Math"/>
           </w:rPr>
-          <m:t>BO=2DF</m:t>
+          <m:t>BO=2OF</m:t>
         </m:r>
       </m:oMath>
       <w:r>
@@ -14662,7 +14793,20 @@
         <w:t>（1）</w:t>
       </w:r>
       <w:r>
-        <w:t>三角形的三条角平分线相交于一点，是三角形的内心</w:t>
+        <w:t>三角形的三条</w:t>
+      </w:r>
+      <w:r>
+        <w:rPr/>
+        <w:t xml:space="preserve">＿＿</w:t>
+      </w:r>
+      <w:r>
+        <w:rPr>
+          <w:shd w:val="clear" w:color="auto" w:fill="C9C9C9"/>
+        </w:rPr>
+        <w:t>角平分线</w:t>
+      </w:r>
+      <w:r>
+        <w:t>相交于一点，是三角形的内心</w:t>
       </w:r>
       <w:r>
         <w:t xml:space="preserve">. </w:t>
@@ -14800,7 +14944,20 @@
         <w:t>（2）</w:t>
       </w:r>
       <w:r>
-        <w:t>三角形的内心在三角形的内部，它到三角形的三边的距离相等</w:t>
+        <w:t>三角形的内心在三角形的内部，它到三角形的</w:t>
+      </w:r>
+      <w:r>
+        <w:rPr/>
+        <w:t xml:space="preserve">＿＿</w:t>
+      </w:r>
+      <w:r>
+        <w:rPr>
+          <w:shd w:val="clear" w:color="auto" w:fill="C9C9C9"/>
+        </w:rPr>
+        <w:t>三边</w:t>
+      </w:r>
+      <w:r>
+        <w:t>的距离相等</w:t>
       </w:r>
       <w:r>
         <w:t>.</w:t>
@@ -14878,7 +15035,20 @@
         <w:t>（1）</w:t>
       </w:r>
       <w:r>
-        <w:t>三角形的三条高所在直线相交于一点，该点称为三角形的垂心</w:t>
+        <w:t>三角形的三条</w:t>
+      </w:r>
+      <w:r>
+        <w:rPr/>
+        <w:t xml:space="preserve">＿＿</w:t>
+      </w:r>
+      <w:r>
+        <w:rPr>
+          <w:shd w:val="clear" w:color="auto" w:fill="C9C9C9"/>
+        </w:rPr>
+        <w:t>高</w:t>
+      </w:r>
+      <w:r>
+        <w:t>所在直线相交于一点，该点称为三角形的垂心</w:t>
       </w:r>
       <w:r>
         <w:t>.</w:t>
@@ -14942,7 +15112,20 @@
         <w:t>（2）</w:t>
       </w:r>
       <w:r>
-        <w:t>锐角三角形的垂心一定在三角形的内部，直角三角形的垂心为他的直角顶点，钝角三角形的垂心在三角形的外部</w:t>
+        <w:t>锐角三角形的垂心一定在三角形的</w:t>
+      </w:r>
+      <w:r>
+        <w:rPr/>
+        <w:t xml:space="preserve">＿＿</w:t>
+      </w:r>
+      <w:r>
+        <w:rPr>
+          <w:shd w:val="clear" w:color="auto" w:fill="C9C9C9"/>
+        </w:rPr>
+        <w:t>内部</w:t>
+      </w:r>
+      <w:r>
+        <w:t>，直角三角形的垂心为他的直角顶点，钝角三角形的垂心在三角形的外部</w:t>
       </w:r>
       <w:r>
         <w:t xml:space="preserve">. </w:t>
@@ -15020,7 +15203,20 @@
         <w:t>（1）</w:t>
       </w:r>
       <w:r>
-        <w:t>三角形三边的垂直平分线所在直线相交于一点，该点称为三角形的外心</w:t>
+        <w:t>三角形三边的</w:t>
+      </w:r>
+      <w:r>
+        <w:rPr/>
+        <w:t xml:space="preserve">＿＿</w:t>
+      </w:r>
+      <w:r>
+        <w:rPr>
+          <w:shd w:val="clear" w:color="auto" w:fill="C9C9C9"/>
+        </w:rPr>
+        <w:t>垂直平分线</w:t>
+      </w:r>
+      <w:r>
+        <w:t>所在直线相交于一点，该点称为三角形的外心</w:t>
       </w:r>
       <w:r>
         <w:t>.</w:t>
@@ -15174,7 +15370,20 @@
         <w:t>（2）</w:t>
       </w:r>
       <w:r>
-        <w:t>三角形的外心到三个顶点的距离相等</w:t>
+        <w:t>三角形的外心到</w:t>
+      </w:r>
+      <w:r>
+        <w:rPr/>
+        <w:t xml:space="preserve">＿＿</w:t>
+      </w:r>
+      <w:r>
+        <w:rPr>
+          <w:shd w:val="clear" w:color="auto" w:fill="C9C9C9"/>
+        </w:rPr>
+        <w:t>三个顶点</w:t>
+      </w:r>
+      <w:r>
+        <w:t>的距离相等</w:t>
       </w:r>
       <w:r>
         <w:t xml:space="preserve">. </w:t>
@@ -15255,7 +15464,20 @@
         <w:t>（1）</w:t>
       </w:r>
       <w:r>
-        <w:t>等腰三角形底边上三线（角平分线、中线、高线）合一．因而在等腰三角形</w:t>
+        <w:t>等腰三角形底边上三线（角平分线、中线、高线）</w:t>
+      </w:r>
+      <w:r>
+        <w:rPr/>
+        <w:t xml:space="preserve">＿＿</w:t>
+      </w:r>
+      <w:r>
+        <w:rPr>
+          <w:shd w:val="clear" w:color="auto" w:fill="C9C9C9"/>
+        </w:rPr>
+        <w:t>合一</w:t>
+      </w:r>
+      <w:r>
+        <w:t>．因而在等腰三角形</w:t>
       </w:r>
       <m:oMath>
         <m:r>
@@ -15313,7 +15535,17 @@
         <w:t>（2）</w:t>
       </w:r>
       <w:r>
-        <w:t>正三角形三条边长相等，三个角相等，且四心（内心、重心、垂心、外心）合一，该点称为正三角形的中心</w:t>
+        <w:t>正三角形三条边长相等，三个角相等，且四心（内心、重心、垂心、外心）合一，该点称为正三角形的</w:t>
+      </w:r>
+      <w:r>
+        <w:rPr/>
+        <w:t xml:space="preserve">＿＿</w:t>
+      </w:r>
+      <w:r>
+        <w:rPr>
+          <w:shd w:val="clear" w:color="auto" w:fill="C9C9C9"/>
+        </w:rPr>
+        <w:t>中心</w:t>
       </w:r>
       <w:r>
         <w:t>.</w:t>

--- a/高中数学/高中数学同步/人教B版选必1 第1章 空间向量与立体几何·衔接件（29题）.docx
+++ b/高中数学/高中数学同步/人教B版选必1 第1章 空间向量与立体几何·衔接件（29题）.docx
@@ -376,7 +376,7 @@
         </w:rPr>
         <w:drawing>
           <wp:inline distT="0" distB="0" distL="0" distR="0" wp14:anchorId="6A5F900A" wp14:editId="6F25D274">
-            <wp:extent cx="923925" cy="609600"/>
+            <wp:extent cx="2621063" cy="1729361"/>
             <wp:effectExtent l="0" t="0" r="0" b="0"/>
             <wp:docPr id="100007" name="图片 100007" descr="@@@834b256e85474a66b13842734c447117"/>
             <wp:cNvGraphicFramePr>
@@ -400,7 +400,7 @@
                   <pic:spPr>
                     <a:xfrm>
                       <a:off x="0" y="0"/>
-                      <a:ext cx="923925" cy="609600"/>
+                      <a:ext cx="2621063" cy="1729361"/>
                     </a:xfrm>
                     <a:prstGeom prst="rect">
                       <a:avLst/>
@@ -598,7 +598,7 @@
         </w:rPr>
         <w:drawing>
           <wp:inline distT="0" distB="0" distL="0" distR="0" wp14:anchorId="1907B1E4" wp14:editId="57403425">
-            <wp:extent cx="771525" cy="800100"/>
+            <wp:extent cx="1773789" cy="1839485"/>
             <wp:effectExtent l="0" t="0" r="0" b="0"/>
             <wp:docPr id="100009" name="图片 100009" descr="@@@6717bef1bbe845d9b9e9e7e14f9a99c5"/>
             <wp:cNvGraphicFramePr>
@@ -622,7 +622,7 @@
                   <pic:spPr>
                     <a:xfrm>
                       <a:off x="0" y="0"/>
-                      <a:ext cx="771525" cy="800100"/>
+                      <a:ext cx="1773789" cy="1839485"/>
                     </a:xfrm>
                     <a:prstGeom prst="rect">
                       <a:avLst/>
@@ -657,7 +657,7 @@
         </w:rPr>
         <w:drawing>
           <wp:inline distT="0" distB="0" distL="0" distR="0" wp14:anchorId="551D51BF" wp14:editId="60D5F236">
-            <wp:extent cx="866775" cy="866775"/>
+            <wp:extent cx="1761598" cy="1761598"/>
             <wp:effectExtent l="0" t="0" r="0" b="0"/>
             <wp:docPr id="100011" name="图片 100011" descr="@@@0464980d062140a5b1e79884fc3e112d"/>
             <wp:cNvGraphicFramePr>
@@ -681,7 +681,7 @@
                   <pic:spPr>
                     <a:xfrm>
                       <a:off x="0" y="0"/>
-                      <a:ext cx="866775" cy="866775"/>
+                      <a:ext cx="1761598" cy="1761598"/>
                     </a:xfrm>
                     <a:prstGeom prst="rect">
                       <a:avLst/>
@@ -905,7 +905,7 @@
         </w:rPr>
         <w:drawing>
           <wp:inline distT="0" distB="0" distL="0" distR="0" wp14:anchorId="0AB9FC0E" wp14:editId="1C0750EC">
-            <wp:extent cx="1200150" cy="638175"/>
+            <wp:extent cx="2950220" cy="1568768"/>
             <wp:effectExtent l="0" t="0" r="0" b="0"/>
             <wp:docPr id="100013" name="图片 100013" descr="@@@572db87b763145cb94b5d8d88d6dd812"/>
             <wp:cNvGraphicFramePr>
@@ -929,7 +929,7 @@
                   <pic:spPr>
                     <a:xfrm>
                       <a:off x="0" y="0"/>
-                      <a:ext cx="1200150" cy="638175"/>
+                      <a:ext cx="2950220" cy="1568768"/>
                     </a:xfrm>
                     <a:prstGeom prst="rect">
                       <a:avLst/>
@@ -1381,7 +1381,7 @@
         <w:lastRenderedPageBreak/>
         <w:drawing>
           <wp:inline distT="0" distB="0" distL="0" distR="0" wp14:anchorId="5FB82B2D" wp14:editId="375D3517">
-            <wp:extent cx="1343025" cy="962025"/>
+            <wp:extent cx="1926176" cy="1379743"/>
             <wp:effectExtent l="0" t="0" r="0" b="0"/>
             <wp:docPr id="100015" name="图片 100015" descr="@@@46abbb4a12524858a4707bf405196049"/>
             <wp:cNvGraphicFramePr>
@@ -1405,7 +1405,7 @@
                   <pic:spPr>
                     <a:xfrm>
                       <a:off x="0" y="0"/>
-                      <a:ext cx="1343025" cy="962025"/>
+                      <a:ext cx="1926176" cy="1379743"/>
                     </a:xfrm>
                     <a:prstGeom prst="rect">
                       <a:avLst/>
@@ -1788,7 +1788,7 @@
         </w:rPr>
         <w:drawing>
           <wp:inline distT="0" distB="0" distL="0" distR="0" wp14:anchorId="0DCA81BC" wp14:editId="2CDFBCA0">
-            <wp:extent cx="1419225" cy="809625"/>
+            <wp:extent cx="2279715" cy="1300509"/>
             <wp:effectExtent l="0" t="0" r="0" b="0"/>
             <wp:docPr id="100017" name="图片 100017" descr="@@@0228796bd21648f8b4f5b4d3d2ed5270"/>
             <wp:cNvGraphicFramePr>
@@ -1812,7 +1812,7 @@
                   <pic:spPr>
                     <a:xfrm>
                       <a:off x="0" y="0"/>
-                      <a:ext cx="1419225" cy="809625"/>
+                      <a:ext cx="2279715" cy="1300509"/>
                     </a:xfrm>
                     <a:prstGeom prst="rect">
                       <a:avLst/>
@@ -1980,7 +1980,7 @@
         </w:rPr>
         <w:drawing>
           <wp:inline distT="0" distB="0" distL="0" distR="0" wp14:anchorId="1E5409DD" wp14:editId="190B1E8E">
-            <wp:extent cx="1581150" cy="895350"/>
+            <wp:extent cx="2870978" cy="1625735"/>
             <wp:effectExtent l="0" t="0" r="0" b="0"/>
             <wp:docPr id="100019" name="图片 100019" descr="@@@214fc1ec56814fe4a97f9b0f23a8103b"/>
             <wp:cNvGraphicFramePr>
@@ -2004,7 +2004,7 @@
                   <pic:spPr>
                     <a:xfrm>
                       <a:off x="0" y="0"/>
-                      <a:ext cx="1581150" cy="895350"/>
+                      <a:ext cx="2870978" cy="1625735"/>
                     </a:xfrm>
                     <a:prstGeom prst="rect">
                       <a:avLst/>
@@ -2267,7 +2267,7 @@
         </w:rPr>
         <w:drawing>
           <wp:inline distT="0" distB="0" distL="0" distR="0" wp14:anchorId="5A9FFB0F" wp14:editId="466F679C">
-            <wp:extent cx="1590675" cy="1085850"/>
+            <wp:extent cx="2102946" cy="1435544"/>
             <wp:effectExtent l="0" t="0" r="0" b="0"/>
             <wp:docPr id="100023" name="图片 100023" descr="@@@45e56e6fe81d46c5857d131494ef309e"/>
             <wp:cNvGraphicFramePr>
@@ -2291,7 +2291,7 @@
                   <pic:spPr>
                     <a:xfrm>
                       <a:off x="0" y="0"/>
-                      <a:ext cx="1590675" cy="1085850"/>
+                      <a:ext cx="2102946" cy="1435544"/>
                     </a:xfrm>
                     <a:prstGeom prst="rect">
                       <a:avLst/>
@@ -2550,7 +2550,7 @@
         </w:rPr>
         <w:drawing>
           <wp:inline distT="0" distB="0" distL="0" distR="0" wp14:anchorId="3AE69A7F" wp14:editId="3BC1D746">
-            <wp:extent cx="1514475" cy="1057275"/>
+            <wp:extent cx="2115137" cy="1476605"/>
             <wp:effectExtent l="0" t="0" r="0" b="0"/>
             <wp:docPr id="100065" name="图片 100065" descr="@@@689f0ae7fea146e8ac95e51f0e0de5cf"/>
             <wp:cNvGraphicFramePr>
@@ -2574,7 +2574,7 @@
                   <pic:spPr>
                     <a:xfrm>
                       <a:off x="0" y="0"/>
-                      <a:ext cx="1514475" cy="1057275"/>
+                      <a:ext cx="2115137" cy="1476605"/>
                     </a:xfrm>
                     <a:prstGeom prst="rect">
                       <a:avLst/>
@@ -3502,7 +3502,7 @@
         <w:lastRenderedPageBreak/>
         <w:drawing>
           <wp:inline distT="0" distB="0" distL="0" distR="0" wp14:anchorId="166C69CE" wp14:editId="5823C15A">
-            <wp:extent cx="1781175" cy="904875"/>
+            <wp:extent cx="1773789" cy="901123"/>
             <wp:effectExtent l="0" t="0" r="0" b="0"/>
             <wp:docPr id="100025" name="图片 100025" descr="@@@2b49c8e22cc641a6afa5a8f890352d08"/>
             <wp:cNvGraphicFramePr>
@@ -3526,7 +3526,7 @@
                   <pic:spPr>
                     <a:xfrm>
                       <a:off x="0" y="0"/>
-                      <a:ext cx="1781175" cy="904875"/>
+                      <a:ext cx="1773789" cy="901123"/>
                     </a:xfrm>
                     <a:prstGeom prst="rect">
                       <a:avLst/>
@@ -4626,7 +4626,7 @@
         </w:rPr>
         <w:drawing>
           <wp:inline distT="0" distB="0" distL="0" distR="0" wp14:anchorId="6EBD7867" wp14:editId="75C0F808">
-            <wp:extent cx="3095625" cy="2143125"/>
+            <wp:extent cx="4617000" cy="3196385"/>
             <wp:effectExtent l="0" t="0" r="0" b="0"/>
             <wp:docPr id="100027" name="图片 100027" descr="@@@5ab6a5363d8c4e3ebd055ede4da39e44"/>
             <wp:cNvGraphicFramePr>
@@ -4650,7 +4650,7 @@
                   <pic:spPr>
                     <a:xfrm>
                       <a:off x="0" y="0"/>
-                      <a:ext cx="3095625" cy="2143125"/>
+                      <a:ext cx="4617000" cy="3196385"/>
                     </a:xfrm>
                     <a:prstGeom prst="rect">
                       <a:avLst/>
@@ -5116,7 +5116,7 @@
         </w:rPr>
         <w:drawing>
           <wp:inline distT="0" distB="0" distL="0" distR="0" wp14:anchorId="06F84B69" wp14:editId="7E71C266">
-            <wp:extent cx="3533775" cy="2447925"/>
+            <wp:extent cx="4614840" cy="3196803"/>
             <wp:effectExtent l="0" t="0" r="0" b="0"/>
             <wp:docPr id="100029" name="图片 100029" descr="@@@2462068cafbe43e89f4545d14643f29b"/>
             <wp:cNvGraphicFramePr>
@@ -5140,7 +5140,7 @@
                   <pic:spPr>
                     <a:xfrm>
                       <a:off x="0" y="0"/>
-                      <a:ext cx="3533775" cy="2447925"/>
+                      <a:ext cx="4614840" cy="3196803"/>
                     </a:xfrm>
                     <a:prstGeom prst="rect">
                       <a:avLst/>
@@ -5309,7 +5309,7 @@
         <w:lastRenderedPageBreak/>
         <w:drawing>
           <wp:inline distT="0" distB="0" distL="0" distR="0" wp14:anchorId="6D3BB94A" wp14:editId="27403E00">
-            <wp:extent cx="1590675" cy="1571625"/>
+            <wp:extent cx="1935720" cy="1912538"/>
             <wp:effectExtent l="0" t="0" r="0" b="0"/>
             <wp:docPr id="100031" name="图片 100031" descr="@@@71a2a6f0-fde3-474d-af12-10aae52d416e"/>
             <wp:cNvGraphicFramePr>
@@ -5333,7 +5333,7 @@
                   <pic:spPr>
                     <a:xfrm>
                       <a:off x="0" y="0"/>
-                      <a:ext cx="1590675" cy="1571625"/>
+                      <a:ext cx="1935720" cy="1912538"/>
                     </a:xfrm>
                     <a:prstGeom prst="rect">
                       <a:avLst/>
@@ -5554,7 +5554,7 @@
         </w:rPr>
         <w:drawing>
           <wp:inline distT="0" distB="0" distL="0" distR="0" wp14:anchorId="6697520D" wp14:editId="5633A492">
-            <wp:extent cx="1581150" cy="1562100"/>
+            <wp:extent cx="1935000" cy="1911687"/>
             <wp:effectExtent l="0" t="0" r="0" b="0"/>
             <wp:docPr id="100033" name="图片 100033" descr="@@@5dda58f3-d72b-4a14-be1f-e2e556ff0438"/>
             <wp:cNvGraphicFramePr>
@@ -5578,7 +5578,7 @@
                   <pic:spPr>
                     <a:xfrm>
                       <a:off x="0" y="0"/>
-                      <a:ext cx="1581150" cy="1562100"/>
+                      <a:ext cx="1935000" cy="1911687"/>
                     </a:xfrm>
                     <a:prstGeom prst="rect">
                       <a:avLst/>
@@ -6106,7 +6106,7 @@
         </w:rPr>
         <w:drawing>
           <wp:inline distT="0" distB="0" distL="0" distR="0" wp14:anchorId="163D6BCE" wp14:editId="4D5D6D7D">
-            <wp:extent cx="1162050" cy="1047750"/>
+            <wp:extent cx="2276640" cy="2052708"/>
             <wp:effectExtent l="0" t="0" r="0" b="0"/>
             <wp:docPr id="100035" name="图片 100035" descr="@@@1aaa4577-0639-4b30-8328-5643a32283f6"/>
             <wp:cNvGraphicFramePr>
@@ -6130,7 +6130,7 @@
                   <pic:spPr>
                     <a:xfrm>
                       <a:off x="0" y="0"/>
-                      <a:ext cx="1162050" cy="1047750"/>
+                      <a:ext cx="2276640" cy="2052708"/>
                     </a:xfrm>
                     <a:prstGeom prst="rect">
                       <a:avLst/>
@@ -6786,7 +6786,7 @@
         </w:rPr>
         <w:drawing>
           <wp:inline distT="0" distB="0" distL="0" distR="0" wp14:anchorId="143E4255" wp14:editId="33837C43">
-            <wp:extent cx="1743075" cy="990600"/>
+            <wp:extent cx="2140560" cy="1216493"/>
             <wp:effectExtent l="0" t="0" r="0" b="0"/>
             <wp:docPr id="100037" name="图片 100037" descr="@@@d8028864ac684c30b36f772a76a60e98"/>
             <wp:cNvGraphicFramePr>
@@ -6810,7 +6810,7 @@
                   <pic:spPr>
                     <a:xfrm>
                       <a:off x="0" y="0"/>
-                      <a:ext cx="1743075" cy="990600"/>
+                      <a:ext cx="2140560" cy="1216493"/>
                     </a:xfrm>
                     <a:prstGeom prst="rect">
                       <a:avLst/>
@@ -7616,7 +7616,7 @@
         </w:rPr>
         <w:drawing>
           <wp:inline distT="0" distB="0" distL="0" distR="0" wp14:anchorId="5642F7D2" wp14:editId="622A1931">
-            <wp:extent cx="1504950" cy="781050"/>
+            <wp:extent cx="1907890" cy="990171"/>
             <wp:effectExtent l="0" t="0" r="0" b="0"/>
             <wp:docPr id="100039" name="图片 100039" descr="@@@7f1472488ef44e2aa19124e6d541fa51"/>
             <wp:cNvGraphicFramePr>
@@ -7640,7 +7640,7 @@
                   <pic:spPr>
                     <a:xfrm>
                       <a:off x="0" y="0"/>
-                      <a:ext cx="1504950" cy="781050"/>
+                      <a:ext cx="1907890" cy="990171"/>
                     </a:xfrm>
                     <a:prstGeom prst="rect">
                       <a:avLst/>
@@ -8780,7 +8780,7 @@
         </w:rPr>
         <w:drawing>
           <wp:inline distT="0" distB="0" distL="0" distR="0" wp14:anchorId="041547D8" wp14:editId="3F71D12E">
-            <wp:extent cx="1190625" cy="752475"/>
+            <wp:extent cx="1629720" cy="1029983"/>
             <wp:effectExtent l="0" t="0" r="0" b="0"/>
             <wp:docPr id="100041" name="图片 100041" descr="@@@afd1e70b22364cd7848e7bc370e06ee3"/>
             <wp:cNvGraphicFramePr>
@@ -8804,7 +8804,7 @@
                   <pic:spPr>
                     <a:xfrm>
                       <a:off x="0" y="0"/>
-                      <a:ext cx="1190625" cy="752475"/>
+                      <a:ext cx="1629720" cy="1029983"/>
                     </a:xfrm>
                     <a:prstGeom prst="rect">
                       <a:avLst/>
@@ -8955,7 +8955,7 @@
         </w:rPr>
         <w:drawing>
           <wp:inline distT="0" distB="0" distL="0" distR="0" wp14:anchorId="0C72B5E5" wp14:editId="27B8C00D">
-            <wp:extent cx="1390650" cy="857250"/>
+            <wp:extent cx="1916280" cy="1181268"/>
             <wp:effectExtent l="0" t="0" r="0" b="0"/>
             <wp:docPr id="100043" name="图片 100043" descr="@@@a624c3ed5e124ae4b4227d1cf2c38433"/>
             <wp:cNvGraphicFramePr>
@@ -8979,7 +8979,7 @@
                   <pic:spPr>
                     <a:xfrm>
                       <a:off x="0" y="0"/>
-                      <a:ext cx="1390650" cy="857250"/>
+                      <a:ext cx="1916280" cy="1181268"/>
                     </a:xfrm>
                     <a:prstGeom prst="rect">
                       <a:avLst/>
@@ -9779,7 +9779,7 @@
         </w:rPr>
         <w:drawing>
           <wp:inline distT="0" distB="0" distL="0" distR="0" wp14:anchorId="75AC6C7D" wp14:editId="72CAF955">
-            <wp:extent cx="1219200" cy="1619250"/>
+            <wp:extent cx="1836720" cy="2439394"/>
             <wp:effectExtent l="0" t="0" r="0" b="0"/>
             <wp:docPr id="100045" name="图片 100045" descr="@@@15819737-6aa9-4c81-ac40-9cf2e8d0f6a7"/>
             <wp:cNvGraphicFramePr>
@@ -9803,7 +9803,7 @@
                   <pic:spPr>
                     <a:xfrm>
                       <a:off x="0" y="0"/>
-                      <a:ext cx="1219200" cy="1619250"/>
+                      <a:ext cx="1836720" cy="2439394"/>
                     </a:xfrm>
                     <a:prstGeom prst="rect">
                       <a:avLst/>
@@ -10534,7 +10534,7 @@
         </w:rPr>
         <w:drawing>
           <wp:inline distT="0" distB="0" distL="0" distR="0" wp14:anchorId="6FCC30E1" wp14:editId="077C2373">
-            <wp:extent cx="1266825" cy="1676400"/>
+            <wp:extent cx="1832040" cy="2424354"/>
             <wp:effectExtent l="0" t="0" r="0" b="0"/>
             <wp:docPr id="100047" name="图片 100047" descr="@@@a0675394-4b52-4ce5-87e5-bab077f11459"/>
             <wp:cNvGraphicFramePr>
@@ -10558,7 +10558,7 @@
                   <pic:spPr>
                     <a:xfrm>
                       <a:off x="0" y="0"/>
-                      <a:ext cx="1266825" cy="1676400"/>
+                      <a:ext cx="1832040" cy="2424354"/>
                     </a:xfrm>
                     <a:prstGeom prst="rect">
                       <a:avLst/>
@@ -11190,7 +11190,7 @@
         </w:rPr>
         <w:drawing>
           <wp:inline distT="0" distB="0" distL="0" distR="0" wp14:anchorId="4068A20F" wp14:editId="091DE488">
-            <wp:extent cx="1333500" cy="1162050"/>
+            <wp:extent cx="1834920" cy="1599002"/>
             <wp:effectExtent l="0" t="0" r="0" b="0"/>
             <wp:docPr id="100049" name="图片 100049" descr="@@@a8ce4a0ee0d54fc790ce21c25257f43e"/>
             <wp:cNvGraphicFramePr>
@@ -11214,7 +11214,7 @@
                   <pic:spPr>
                     <a:xfrm>
                       <a:off x="0" y="0"/>
-                      <a:ext cx="1333500" cy="1162050"/>
+                      <a:ext cx="1834920" cy="1599002"/>
                     </a:xfrm>
                     <a:prstGeom prst="rect">
                       <a:avLst/>
@@ -11863,7 +11863,7 @@
         </w:rPr>
         <w:drawing>
           <wp:inline distT="0" distB="0" distL="0" distR="0" wp14:anchorId="5AD4E908" wp14:editId="34FCB784">
-            <wp:extent cx="1485900" cy="847725"/>
+            <wp:extent cx="2279715" cy="1300607"/>
             <wp:effectExtent l="0" t="0" r="0" b="0"/>
             <wp:docPr id="100051" name="图片 100051" descr="@@@9bc8fbcd9f274719982d158c4c132784"/>
             <wp:cNvGraphicFramePr>
@@ -11887,7 +11887,7 @@
                   <pic:spPr>
                     <a:xfrm>
                       <a:off x="0" y="0"/>
-                      <a:ext cx="1485900" cy="847725"/>
+                      <a:ext cx="2279715" cy="1300607"/>
                     </a:xfrm>
                     <a:prstGeom prst="rect">
                       <a:avLst/>
@@ -12173,7 +12173,7 @@
         <w:lastRenderedPageBreak/>
         <w:drawing>
           <wp:inline distT="0" distB="0" distL="0" distR="0" wp14:anchorId="5E191419" wp14:editId="0324F86C">
-            <wp:extent cx="1228725" cy="800100"/>
+            <wp:extent cx="2535726" cy="1651170"/>
             <wp:effectExtent l="0" t="0" r="0" b="0"/>
             <wp:docPr id="100075" name="图片 100075" descr="@@@a095bd61dc904203bce21ac3b740deb1"/>
             <wp:cNvGraphicFramePr>
@@ -12197,7 +12197,7 @@
                   <pic:spPr>
                     <a:xfrm>
                       <a:off x="0" y="0"/>
-                      <a:ext cx="1228725" cy="800100"/>
+                      <a:ext cx="2535726" cy="1651170"/>
                     </a:xfrm>
                     <a:prstGeom prst="rect">
                       <a:avLst/>
@@ -12430,7 +12430,7 @@
         </w:rPr>
         <w:drawing>
           <wp:inline distT="0" distB="0" distL="0" distR="0" wp14:anchorId="3C5B0BF2" wp14:editId="0BE60C0D">
-            <wp:extent cx="1685925" cy="923925"/>
+            <wp:extent cx="2712495" cy="1486509"/>
             <wp:effectExtent l="0" t="0" r="0" b="0"/>
             <wp:docPr id="100077" name="图片 100077" descr="@@@375fb5006269439f92c94d3eee862ef9"/>
             <wp:cNvGraphicFramePr>
@@ -12454,7 +12454,7 @@
                   <pic:spPr>
                     <a:xfrm>
                       <a:off x="0" y="0"/>
-                      <a:ext cx="1685925" cy="923925"/>
+                      <a:ext cx="2712495" cy="1486509"/>
                     </a:xfrm>
                     <a:prstGeom prst="rect">
                       <a:avLst/>
@@ -12893,7 +12893,7 @@
         </w:rPr>
         <w:drawing>
           <wp:inline distT="0" distB="0" distL="0" distR="0" wp14:anchorId="1368FDA1" wp14:editId="3DD6D817">
-            <wp:extent cx="1504950" cy="628650"/>
+            <wp:extent cx="2066373" cy="863168"/>
             <wp:effectExtent l="0" t="0" r="0" b="0"/>
             <wp:docPr id="100053" name="图片 100053" descr="@@@57c79224d85a4a5fa99cd0d54df0869e"/>
             <wp:cNvGraphicFramePr>
@@ -12917,7 +12917,7 @@
                   <pic:spPr>
                     <a:xfrm>
                       <a:off x="0" y="0"/>
-                      <a:ext cx="1504950" cy="628650"/>
+                      <a:ext cx="2066373" cy="863168"/>
                     </a:xfrm>
                     <a:prstGeom prst="rect">
                       <a:avLst/>
@@ -13356,7 +13356,7 @@
         </w:rPr>
         <w:drawing>
           <wp:inline distT="0" distB="0" distL="0" distR="0" wp14:anchorId="762CB295" wp14:editId="2BCC023B">
-            <wp:extent cx="1857375" cy="1047750"/>
+            <wp:extent cx="2870978" cy="1619526"/>
             <wp:effectExtent l="0" t="0" r="0" b="0"/>
             <wp:docPr id="100055" name="图片 100055" descr="@@@0ab171f7a9bf43afa71d9e8d4d489b8e"/>
             <wp:cNvGraphicFramePr>
@@ -13380,7 +13380,7 @@
                   <pic:spPr>
                     <a:xfrm>
                       <a:off x="0" y="0"/>
-                      <a:ext cx="1857375" cy="1047750"/>
+                      <a:ext cx="2870978" cy="1619526"/>
                     </a:xfrm>
                     <a:prstGeom prst="rect">
                       <a:avLst/>
@@ -13723,7 +13723,7 @@
         </w:rPr>
         <w:drawing>
           <wp:inline distT="0" distB="0" distL="0" distR="0" wp14:anchorId="4C7E4DE6" wp14:editId="247F60CD">
-            <wp:extent cx="2143125" cy="1190625"/>
+            <wp:extent cx="2870978" cy="1594988"/>
             <wp:effectExtent l="0" t="0" r="0" b="0"/>
             <wp:docPr id="100057" name="图片 100057" descr="@@@97d8d5870c79447eb1f491d76de0900c"/>
             <wp:cNvGraphicFramePr>
@@ -13747,7 +13747,7 @@
                   <pic:spPr>
                     <a:xfrm>
                       <a:off x="0" y="0"/>
-                      <a:ext cx="2143125" cy="1190625"/>
+                      <a:ext cx="2870978" cy="1594988"/>
                     </a:xfrm>
                     <a:prstGeom prst="rect">
                       <a:avLst/>
@@ -13988,7 +13988,7 @@
         </w:rPr>
         <w:drawing>
           <wp:inline distT="0" distB="0" distL="0" distR="0" wp14:anchorId="45B14FB2" wp14:editId="3E4B347C">
-            <wp:extent cx="2085975" cy="1152525"/>
+            <wp:extent cx="2350080" cy="1298446"/>
             <wp:effectExtent l="0" t="0" r="0" b="0"/>
             <wp:docPr id="100059" name="图片 100059" descr="@@@56131ac2-f723-40d5-b28a-7bb5923db707"/>
             <wp:cNvGraphicFramePr>
@@ -14012,7 +14012,7 @@
                   <pic:spPr>
                     <a:xfrm>
                       <a:off x="0" y="0"/>
-                      <a:ext cx="2085975" cy="1152525"/>
+                      <a:ext cx="2350080" cy="1298446"/>
                     </a:xfrm>
                     <a:prstGeom prst="rect">
                       <a:avLst/>
@@ -14594,7 +14594,7 @@
         </w:rPr>
         <w:drawing>
           <wp:inline distT="0" distB="0" distL="0" distR="0" wp14:anchorId="66294433" wp14:editId="582A397C">
-            <wp:extent cx="1276350" cy="733425"/>
+            <wp:extent cx="2724686" cy="1565678"/>
             <wp:effectExtent l="0" t="0" r="0" b="0"/>
             <wp:docPr id="1" name="图片 1" descr="@@@bb8052b6ebba4ab2addbdadf36d147b5"/>
             <wp:cNvGraphicFramePr>
@@ -14618,7 +14618,7 @@
                   <pic:spPr>
                     <a:xfrm>
                       <a:off x="0" y="0"/>
-                      <a:ext cx="1276350" cy="733425"/>
+                      <a:ext cx="2724686" cy="1565678"/>
                     </a:xfrm>
                     <a:prstGeom prst="rect">
                       <a:avLst/>
@@ -14822,7 +14822,7 @@
         </w:rPr>
         <w:drawing>
           <wp:inline distT="0" distB="0" distL="0" distR="0" wp14:anchorId="66EC2588" wp14:editId="0C68CA4C">
-            <wp:extent cx="1314450" cy="752475"/>
+            <wp:extent cx="2657636" cy="1521400"/>
             <wp:effectExtent l="0" t="0" r="0" b="0"/>
             <wp:docPr id="2" name="图片 2" descr="@@@557f39e5ca054a8caf73dec7de4825e5"/>
             <wp:cNvGraphicFramePr>
@@ -14846,7 +14846,7 @@
                   <pic:spPr>
                     <a:xfrm>
                       <a:off x="0" y="0"/>
-                      <a:ext cx="1314450" cy="752475"/>
+                      <a:ext cx="2657636" cy="1521400"/>
                     </a:xfrm>
                     <a:prstGeom prst="rect">
                       <a:avLst/>
@@ -14973,7 +14973,7 @@
         </w:rPr>
         <w:drawing>
           <wp:inline distT="0" distB="0" distL="0" distR="0" wp14:anchorId="2B256AB3" wp14:editId="557B2B7E">
-            <wp:extent cx="1466850" cy="809625"/>
+            <wp:extent cx="3194039" cy="1762944"/>
             <wp:effectExtent l="0" t="0" r="0" b="0"/>
             <wp:docPr id="3" name="图片 3" descr="@@@20d80dd05f864481b45add50fa8c4888"/>
             <wp:cNvGraphicFramePr>
@@ -14997,7 +14997,7 @@
                   <pic:spPr>
                     <a:xfrm>
                       <a:off x="0" y="0"/>
-                      <a:ext cx="1466850" cy="809625"/>
+                      <a:ext cx="3194039" cy="1762944"/>
                     </a:xfrm>
                     <a:prstGeom prst="rect">
                       <a:avLst/>
@@ -15064,7 +15064,7 @@
         </w:rPr>
         <w:drawing>
           <wp:inline distT="0" distB="0" distL="0" distR="0" wp14:anchorId="71407223" wp14:editId="5067A219">
-            <wp:extent cx="1133475" cy="742950"/>
+            <wp:extent cx="2267280" cy="1486116"/>
             <wp:effectExtent l="0" t="0" r="0" b="0"/>
             <wp:docPr id="4" name="图片 4" descr="@@@775d56703e6447b5a2b59aa94d2c1e39"/>
             <wp:cNvGraphicFramePr>
@@ -15088,7 +15088,7 @@
                   <pic:spPr>
                     <a:xfrm>
                       <a:off x="0" y="0"/>
-                      <a:ext cx="1133475" cy="742950"/>
+                      <a:ext cx="2267280" cy="1486116"/>
                     </a:xfrm>
                     <a:prstGeom prst="rect">
                       <a:avLst/>
@@ -15141,7 +15141,7 @@
         </w:rPr>
         <w:drawing>
           <wp:inline distT="0" distB="0" distL="0" distR="0" wp14:anchorId="32C27CD0" wp14:editId="6A3B0855">
-            <wp:extent cx="4219575" cy="981075"/>
+            <wp:extent cx="6381984" cy="1483847"/>
             <wp:effectExtent l="0" t="0" r="0" b="0"/>
             <wp:docPr id="5" name="图片 5" descr="@@@7914b09d5d30449fa8a90b02e3596808"/>
             <wp:cNvGraphicFramePr>
@@ -15165,7 +15165,7 @@
                   <pic:spPr>
                     <a:xfrm>
                       <a:off x="0" y="0"/>
-                      <a:ext cx="4219575" cy="981075"/>
+                      <a:ext cx="6381984" cy="1483847"/>
                     </a:xfrm>
                     <a:prstGeom prst="rect">
                       <a:avLst/>
@@ -15233,7 +15233,7 @@
         <w:lastRenderedPageBreak/>
         <w:drawing>
           <wp:inline distT="0" distB="0" distL="0" distR="0" wp14:anchorId="75BB9DBC" wp14:editId="399F34FA">
-            <wp:extent cx="1666875" cy="971550"/>
+            <wp:extent cx="3120894" cy="1819035"/>
             <wp:effectExtent l="0" t="0" r="0" b="0"/>
             <wp:docPr id="6" name="图片 6" descr="@@@ee6fc865f63d4a128c4fa3d9b9ef0c00"/>
             <wp:cNvGraphicFramePr>
@@ -15257,7 +15257,7 @@
                   <pic:spPr>
                     <a:xfrm>
                       <a:off x="0" y="0"/>
-                      <a:ext cx="1666875" cy="971550"/>
+                      <a:ext cx="3120894" cy="1819035"/>
                     </a:xfrm>
                     <a:prstGeom prst="rect">
                       <a:avLst/>
@@ -15402,7 +15402,7 @@
         </w:rPr>
         <w:drawing>
           <wp:inline distT="0" distB="0" distL="0" distR="0" wp14:anchorId="2BC02214" wp14:editId="04E82925">
-            <wp:extent cx="1333500" cy="1200150"/>
+            <wp:extent cx="2974602" cy="2677142"/>
             <wp:effectExtent l="0" t="0" r="0" b="0"/>
             <wp:docPr id="7" name="图片 7" descr="@@@9c7a4338ba8444b1abb31c327e56ec05"/>
             <wp:cNvGraphicFramePr>
@@ -15426,7 +15426,7 @@
                   <pic:spPr>
                     <a:xfrm>
                       <a:off x="0" y="0"/>
-                      <a:ext cx="1333500" cy="1200150"/>
+                      <a:ext cx="2974602" cy="2677142"/>
                     </a:xfrm>
                     <a:prstGeom prst="rect">
                       <a:avLst/>
@@ -15776,7 +15776,7 @@
         </w:rPr>
         <w:drawing>
           <wp:inline distT="0" distB="0" distL="0" distR="0" wp14:anchorId="597F15AE" wp14:editId="7B6F989D">
-            <wp:extent cx="1476375" cy="876300"/>
+            <wp:extent cx="2925838" cy="1736626"/>
             <wp:effectExtent l="0" t="0" r="0" b="0"/>
             <wp:docPr id="8" name="图片 8" descr="@@@c581d998e8564530a64cdf270be6cf2f"/>
             <wp:cNvGraphicFramePr>
@@ -15800,7 +15800,7 @@
                   <pic:spPr>
                     <a:xfrm>
                       <a:off x="0" y="0"/>
-                      <a:ext cx="1476375" cy="876300"/>
+                      <a:ext cx="2925838" cy="1736626"/>
                     </a:xfrm>
                     <a:prstGeom prst="rect">
                       <a:avLst/>
@@ -16544,7 +16544,7 @@
         </w:rPr>
         <w:drawing>
           <wp:inline distT="0" distB="0" distL="0" distR="0" wp14:anchorId="033EA82A" wp14:editId="15C600BE">
-            <wp:extent cx="1466850" cy="1019175"/>
+            <wp:extent cx="2901456" cy="2015947"/>
             <wp:effectExtent l="0" t="0" r="0" b="0"/>
             <wp:docPr id="9" name="图片 9" descr="@@@32ddae7717264f9f8af237e62703c1a6"/>
             <wp:cNvGraphicFramePr>
@@ -16568,7 +16568,7 @@
                   <pic:spPr>
                     <a:xfrm>
                       <a:off x="0" y="0"/>
-                      <a:ext cx="1466850" cy="1019175"/>
+                      <a:ext cx="2901456" cy="2015947"/>
                     </a:xfrm>
                     <a:prstGeom prst="rect">
                       <a:avLst/>
@@ -17366,7 +17366,7 @@
         </w:rPr>
         <w:drawing>
           <wp:inline distT="0" distB="0" distL="0" distR="0" wp14:anchorId="68173651" wp14:editId="5D8BA23B">
-            <wp:extent cx="5276800" cy="1516878"/>
+            <wp:extent cx="6480000" cy="1862752"/>
             <wp:effectExtent l="0" t="0" r="0" b="0"/>
             <wp:docPr id="10" name="图片 10" descr="@@@ff4806f7-09ed-4708-b581-171f96f09269"/>
             <wp:cNvGraphicFramePr>
@@ -17390,7 +17390,7 @@
                   <pic:spPr>
                     <a:xfrm>
                       <a:off x="0" y="0"/>
-                      <a:ext cx="5276800" cy="1516878"/>
+                      <a:ext cx="6480000" cy="1862752"/>
                     </a:xfrm>
                     <a:prstGeom prst="rect">
                       <a:avLst/>
@@ -18027,7 +18027,7 @@
         </w:rPr>
         <w:drawing>
           <wp:inline distT="0" distB="0" distL="0" distR="0" wp14:anchorId="50DBA559" wp14:editId="15632119">
-            <wp:extent cx="2076450" cy="1838325"/>
+            <wp:extent cx="2403720" cy="2128064"/>
             <wp:effectExtent l="0" t="0" r="0" b="0"/>
             <wp:docPr id="11" name="图片 11" descr="@@@aad5c365-54b3-4fbf-ad3b-a15f6ede8eae"/>
             <wp:cNvGraphicFramePr>
@@ -18051,7 +18051,7 @@
                   <pic:spPr>
                     <a:xfrm>
                       <a:off x="0" y="0"/>
-                      <a:ext cx="2076450" cy="1838325"/>
+                      <a:ext cx="2403720" cy="2128064"/>
                     </a:xfrm>
                     <a:prstGeom prst="rect">
                       <a:avLst/>
@@ -18459,7 +18459,7 @@
         </w:rPr>
         <w:drawing>
           <wp:inline distT="0" distB="0" distL="0" distR="0" wp14:anchorId="16F986CA" wp14:editId="7DB4AA87">
-            <wp:extent cx="2133600" cy="1504950"/>
+            <wp:extent cx="3073320" cy="2167788"/>
             <wp:effectExtent l="0" t="0" r="0" b="0"/>
             <wp:docPr id="12" name="图片 12" descr="@@@c6277d5d-a697-4746-8a77-dbe0fe7b0ed9"/>
             <wp:cNvGraphicFramePr>
@@ -18483,7 +18483,7 @@
                   <pic:spPr>
                     <a:xfrm>
                       <a:off x="0" y="0"/>
-                      <a:ext cx="2133600" cy="1504950"/>
+                      <a:ext cx="3073320" cy="2167788"/>
                     </a:xfrm>
                     <a:prstGeom prst="rect">
                       <a:avLst/>
@@ -18712,7 +18712,7 @@
         </w:rPr>
         <w:drawing>
           <wp:inline distT="0" distB="0" distL="0" distR="0" wp14:anchorId="16FEF142" wp14:editId="4D7A4053">
-            <wp:extent cx="2133600" cy="1524000"/>
+            <wp:extent cx="3048120" cy="2177229"/>
             <wp:effectExtent l="0" t="0" r="0" b="0"/>
             <wp:docPr id="13" name="图片 13" descr="@@@9befcd5d-f758-461c-a807-bad97be1d6b1"/>
             <wp:cNvGraphicFramePr>
@@ -18736,7 +18736,7 @@
                   <pic:spPr>
                     <a:xfrm>
                       <a:off x="0" y="0"/>
-                      <a:ext cx="2133600" cy="1524000"/>
+                      <a:ext cx="3048120" cy="2177229"/>
                     </a:xfrm>
                     <a:prstGeom prst="rect">
                       <a:avLst/>
@@ -19465,7 +19465,7 @@
         </w:rPr>
         <w:drawing>
           <wp:inline distT="0" distB="0" distL="0" distR="0" wp14:anchorId="660297B4" wp14:editId="0C82AF48">
-            <wp:extent cx="1790700" cy="1047750"/>
+            <wp:extent cx="3097439" cy="1812331"/>
             <wp:effectExtent l="0" t="0" r="0" b="0"/>
             <wp:docPr id="14" name="图片 14" descr="@@@0a6ebc0b-0e27-47a2-895f-c7e6f3e315e8"/>
             <wp:cNvGraphicFramePr>
@@ -19489,7 +19489,7 @@
                   <pic:spPr>
                     <a:xfrm>
                       <a:off x="0" y="0"/>
-                      <a:ext cx="1790700" cy="1047750"/>
+                      <a:ext cx="3097439" cy="1812331"/>
                     </a:xfrm>
                     <a:prstGeom prst="rect">
                       <a:avLst/>
@@ -19623,7 +19623,7 @@
         </w:rPr>
         <w:drawing>
           <wp:inline distT="0" distB="0" distL="0" distR="0" wp14:anchorId="0C8B1D4C" wp14:editId="4FEFB2AB">
-            <wp:extent cx="1400175" cy="990600"/>
+            <wp:extent cx="2005418" cy="1418799"/>
             <wp:effectExtent l="0" t="0" r="0" b="0"/>
             <wp:docPr id="15" name="图片 15" descr="@@@e765ac82e6ae408c9ff2a12b530d7102"/>
             <wp:cNvGraphicFramePr>
@@ -19647,7 +19647,7 @@
                   <pic:spPr>
                     <a:xfrm>
                       <a:off x="0" y="0"/>
-                      <a:ext cx="1400175" cy="990600"/>
+                      <a:ext cx="2005418" cy="1418799"/>
                     </a:xfrm>
                     <a:prstGeom prst="rect">
                       <a:avLst/>
@@ -20626,7 +20626,7 @@
         <w:lastRenderedPageBreak/>
         <w:drawing>
           <wp:inline distT="0" distB="0" distL="0" distR="0" wp14:anchorId="39A61D98" wp14:editId="34CA1108">
-            <wp:extent cx="800100" cy="914400"/>
+            <wp:extent cx="1548256" cy="1769435"/>
             <wp:effectExtent l="0" t="0" r="0" b="0"/>
             <wp:docPr id="16" name="图片 16" descr="@@@ce40ef62305348458807e22f7b98cd36"/>
             <wp:cNvGraphicFramePr>
@@ -20650,7 +20650,7 @@
                   <pic:spPr>
                     <a:xfrm>
                       <a:off x="0" y="0"/>
-                      <a:ext cx="800100" cy="914400"/>
+                      <a:ext cx="1548256" cy="1769435"/>
                     </a:xfrm>
                     <a:prstGeom prst="rect">
                       <a:avLst/>
@@ -21094,7 +21094,7 @@
         </w:rPr>
         <w:drawing>
           <wp:inline distT="0" distB="0" distL="0" distR="0" wp14:anchorId="46FC3E51" wp14:editId="55EF7E2B">
-            <wp:extent cx="742950" cy="847725"/>
+            <wp:extent cx="1523874" cy="1738779"/>
             <wp:effectExtent l="0" t="0" r="0" b="0"/>
             <wp:docPr id="17" name="图片 17" descr="@@@acf3fc154c2842578c7bbe2b05bfe912"/>
             <wp:cNvGraphicFramePr>
@@ -21118,7 +21118,7 @@
                   <pic:spPr>
                     <a:xfrm>
                       <a:off x="0" y="0"/>
-                      <a:ext cx="742950" cy="847725"/>
+                      <a:ext cx="1523874" cy="1738779"/>
                     </a:xfrm>
                     <a:prstGeom prst="rect">
                       <a:avLst/>
@@ -21835,7 +21835,7 @@
         </w:rPr>
         <w:drawing>
           <wp:inline distT="0" distB="0" distL="0" distR="0" wp14:anchorId="5FC8222B" wp14:editId="1BD3B0B4">
-            <wp:extent cx="742950" cy="838200"/>
+            <wp:extent cx="1529969" cy="1726119"/>
             <wp:effectExtent l="0" t="0" r="0" b="0"/>
             <wp:docPr id="18" name="图片 18" descr="@@@4c6dff9f75f84fbe96998ae3c2f59cd1"/>
             <wp:cNvGraphicFramePr>
@@ -21859,7 +21859,7 @@
                   <pic:spPr>
                     <a:xfrm>
                       <a:off x="0" y="0"/>
-                      <a:ext cx="742950" cy="838200"/>
+                      <a:ext cx="1529969" cy="1726119"/>
                     </a:xfrm>
                     <a:prstGeom prst="rect">
                       <a:avLst/>
@@ -22033,7 +22033,7 @@
         </w:rPr>
         <w:drawing>
           <wp:inline distT="0" distB="0" distL="0" distR="0" wp14:anchorId="232E9E24" wp14:editId="4E75A01F">
-            <wp:extent cx="1304925" cy="1219200"/>
+            <wp:extent cx="2206569" cy="2061612"/>
             <wp:effectExtent l="0" t="0" r="0" b="0"/>
             <wp:docPr id="19" name="图片 19" descr="@@@56ab3e3cd0744dc98deae3b986b76ae8"/>
             <wp:cNvGraphicFramePr>
@@ -22057,7 +22057,7 @@
                   <pic:spPr>
                     <a:xfrm>
                       <a:off x="0" y="0"/>
-                      <a:ext cx="1304925" cy="1219200"/>
+                      <a:ext cx="2206569" cy="2061612"/>
                     </a:xfrm>
                     <a:prstGeom prst="rect">
                       <a:avLst/>
@@ -22393,7 +22393,7 @@
         </w:rPr>
         <w:drawing>
           <wp:inline distT="0" distB="0" distL="0" distR="0" wp14:anchorId="118CA553" wp14:editId="5BAF0F62">
-            <wp:extent cx="1514475" cy="1485900"/>
+            <wp:extent cx="2077920" cy="2038714"/>
             <wp:effectExtent l="0" t="0" r="0" b="0"/>
             <wp:docPr id="20" name="图片 20" descr="@@@08ba86e54f754ef3beeefcee60e84784"/>
             <wp:cNvGraphicFramePr>
@@ -22417,7 +22417,7 @@
                   <pic:spPr>
                     <a:xfrm>
                       <a:off x="0" y="0"/>
-                      <a:ext cx="1514475" cy="1485900"/>
+                      <a:ext cx="2077920" cy="2038714"/>
                     </a:xfrm>
                     <a:prstGeom prst="rect">
                       <a:avLst/>
@@ -24655,7 +24655,7 @@
         </w:rPr>
         <w:drawing>
           <wp:inline distT="0" distB="0" distL="0" distR="0" wp14:anchorId="0E8B7C8E" wp14:editId="18360976">
-            <wp:extent cx="2266950" cy="1571625"/>
+            <wp:extent cx="2450389" cy="1698799"/>
             <wp:effectExtent l="0" t="0" r="0" b="0"/>
             <wp:docPr id="22" name="图片 22" descr="@@@b07398299f2e4b3fbd810c102933e7b2"/>
             <wp:cNvGraphicFramePr>
@@ -24679,7 +24679,7 @@
                   <pic:spPr>
                     <a:xfrm>
                       <a:off x="0" y="0"/>
-                      <a:ext cx="2266950" cy="1571625"/>
+                      <a:ext cx="2450389" cy="1698799"/>
                     </a:xfrm>
                     <a:prstGeom prst="rect">
                       <a:avLst/>
@@ -25328,7 +25328,7 @@
         </w:rPr>
         <w:drawing>
           <wp:inline distT="0" distB="0" distL="0" distR="0" wp14:anchorId="6C15BE58" wp14:editId="193424F1">
-            <wp:extent cx="2524125" cy="1981200"/>
+            <wp:extent cx="3296160" cy="2587175"/>
             <wp:effectExtent l="0" t="0" r="0" b="0"/>
             <wp:docPr id="23" name="图片 23" descr="@@@6244bf629bf646dfb285a57a65f29c85"/>
             <wp:cNvGraphicFramePr>
@@ -25352,7 +25352,7 @@
                   <pic:spPr>
                     <a:xfrm>
                       <a:off x="0" y="0"/>
-                      <a:ext cx="2524125" cy="1981200"/>
+                      <a:ext cx="3296160" cy="2587175"/>
                     </a:xfrm>
                     <a:prstGeom prst="rect">
                       <a:avLst/>
@@ -25488,7 +25488,7 @@
         </w:rPr>
         <w:drawing>
           <wp:inline distT="0" distB="0" distL="0" distR="0" wp14:anchorId="0079E57B" wp14:editId="5F654E70">
-            <wp:extent cx="1952625" cy="1104900"/>
+            <wp:extent cx="2719080" cy="1538601"/>
             <wp:effectExtent l="0" t="0" r="0" b="0"/>
             <wp:docPr id="24" name="图片 24" descr="@@@b129ab97-afb4-4c43-a89a-2689ca060d7b"/>
             <wp:cNvGraphicFramePr>
@@ -25512,7 +25512,7 @@
                   <pic:spPr>
                     <a:xfrm>
                       <a:off x="0" y="0"/>
-                      <a:ext cx="1952625" cy="1104900"/>
+                      <a:ext cx="2719080" cy="1538601"/>
                     </a:xfrm>
                     <a:prstGeom prst="rect">
                       <a:avLst/>
@@ -25961,7 +25961,7 @@
         </w:rPr>
         <w:drawing>
           <wp:inline distT="0" distB="0" distL="0" distR="0" wp14:anchorId="4C7F05B7" wp14:editId="400B196B">
-            <wp:extent cx="1952625" cy="1104900"/>
+            <wp:extent cx="2719080" cy="1538601"/>
             <wp:effectExtent l="0" t="0" r="0" b="0"/>
             <wp:docPr id="25" name="图片 25" descr="@@@2655f1ca-1afd-43cf-a8c6-f7c8e3371641"/>
             <wp:cNvGraphicFramePr>
@@ -25985,7 +25985,7 @@
                   <pic:spPr>
                     <a:xfrm>
                       <a:off x="0" y="0"/>
-                      <a:ext cx="1952625" cy="1104900"/>
+                      <a:ext cx="2719080" cy="1538601"/>
                     </a:xfrm>
                     <a:prstGeom prst="rect">
                       <a:avLst/>
@@ -26084,7 +26084,7 @@
         </w:rPr>
         <w:drawing>
           <wp:inline distT="0" distB="0" distL="0" distR="0" wp14:anchorId="04DAF2D8" wp14:editId="5EA2FB32">
-            <wp:extent cx="1276350" cy="895350"/>
+            <wp:extent cx="2267524" cy="1590651"/>
             <wp:effectExtent l="0" t="0" r="0" b="0"/>
             <wp:docPr id="26" name="图片 26" descr="@@@6bb8610b158b407181f21b7a5f288de2"/>
             <wp:cNvGraphicFramePr>
@@ -26108,7 +26108,7 @@
                   <pic:spPr>
                     <a:xfrm>
                       <a:off x="0" y="0"/>
-                      <a:ext cx="1276350" cy="895350"/>
+                      <a:ext cx="2267524" cy="1590651"/>
                     </a:xfrm>
                     <a:prstGeom prst="rect">
                       <a:avLst/>
@@ -26346,7 +26346,7 @@
         <w:lastRenderedPageBreak/>
         <w:drawing>
           <wp:inline distT="0" distB="0" distL="0" distR="0" wp14:anchorId="2D8B85E1" wp14:editId="5C9BE4F9">
-            <wp:extent cx="1476375" cy="1438275"/>
+            <wp:extent cx="2230560" cy="2172997"/>
             <wp:effectExtent l="0" t="0" r="0" b="0"/>
             <wp:docPr id="100061" name="图片 100061" descr="@@@fcea4581-d1a6-4587-917c-a16ae3755db6"/>
             <wp:cNvGraphicFramePr>
@@ -26370,7 +26370,7 @@
                   <pic:spPr>
                     <a:xfrm>
                       <a:off x="0" y="0"/>
-                      <a:ext cx="1476375" cy="1438275"/>
+                      <a:ext cx="2230560" cy="2172997"/>
                     </a:xfrm>
                     <a:prstGeom prst="rect">
                       <a:avLst/>
@@ -27087,7 +27087,7 @@
         </w:rPr>
         <w:drawing>
           <wp:inline distT="0" distB="0" distL="0" distR="0" wp14:anchorId="63AC154C" wp14:editId="5BB9F394">
-            <wp:extent cx="1581150" cy="1609725"/>
+            <wp:extent cx="5876058" cy="5982252"/>
             <wp:effectExtent l="0" t="0" r="0" b="0"/>
             <wp:docPr id="100063" name="图片 100063" descr="@@@f460cdd7-4b09-437d-9d57-d31abd4373ee"/>
             <wp:cNvGraphicFramePr>
@@ -27111,7 +27111,7 @@
                   <pic:spPr>
                     <a:xfrm>
                       <a:off x="0" y="0"/>
-                      <a:ext cx="1581150" cy="1609725"/>
+                      <a:ext cx="5876058" cy="5982252"/>
                     </a:xfrm>
                     <a:prstGeom prst="rect">
                       <a:avLst/>

--- a/高中数学/高中数学同步/人教B版选必1 第1章 空间向量与立体几何·衔接件（29题）.docx
+++ b/高中数学/高中数学同步/人教B版选必1 第1章 空间向量与立体几何·衔接件（29题）.docx
@@ -110,6 +110,7 @@
     </w:p>
     <w:p>
       <w:pPr>
+        <w:pStyle w:val="Heading3"/>
         <w:ind w:leftChars="200"/>
       </w:pPr>
       <w:r>
@@ -14395,6 +14396,7 @@
     </w:p>
     <w:p>
       <w:pPr>
+        <w:pStyle w:val="Heading3"/>
         <w:ind w:leftChars="200"/>
       </w:pPr>
       <w:r>
@@ -27281,6 +27283,9 @@
 <w:hdr xmlns:w="http://schemas.openxmlformats.org/wordprocessingml/2006/main">
   <w:p>
     <w:pPr>
+      <w:tabs>
+        <w:tab w:val="right" w:pos="10206"/>
+      </w:tabs>
       <w:jc w:val="left"/>
     </w:pPr>
     <w:r>
@@ -27290,6 +27295,54 @@
         <w:szCs w:val="18"/>
       </w:rPr>
       <w:t xml:space="preserve">羿郭工作室·人教B版选必1 第1章 空间向量与立体几何·衔接</w:t>
+    </w:r>
+    <w:r>
+      <w:rPr>
+        <w:rFonts w:ascii="Times New Roman" w:hAnsi="Times New Roman" w:eastAsia="宋体" w:cs="Times New Roman"/>
+        <w:sz w:val="18"/>
+        <w:szCs w:val="18"/>
+      </w:rPr>
+      <w:tab/>
+    </w:r>
+    <w:r>
+      <w:rPr>
+        <w:rFonts w:ascii="Times New Roman" w:hAnsi="Times New Roman" w:eastAsia="宋体" w:cs="Times New Roman"/>
+        <w:sz w:val="18"/>
+        <w:szCs w:val="18"/>
+      </w:rPr>
+      <w:fldChar w:fldCharType="begin"/>
+    </w:r>
+    <w:r>
+      <w:rPr>
+        <w:rFonts w:ascii="Times New Roman" w:hAnsi="Times New Roman" w:eastAsia="宋体" w:cs="Times New Roman"/>
+        <w:sz w:val="18"/>
+        <w:szCs w:val="18"/>
+      </w:rPr>
+      <w:instrText xml:space="preserve"> STYLEREF "标题 3" </w:instrText>
+    </w:r>
+    <w:r>
+      <w:rPr>
+        <w:rFonts w:ascii="Times New Roman" w:hAnsi="Times New Roman" w:eastAsia="宋体" w:cs="Times New Roman"/>
+        <w:sz w:val="18"/>
+        <w:szCs w:val="18"/>
+      </w:rPr>
+      <w:fldChar w:fldCharType="separate"/>
+    </w:r>
+    <w:r>
+      <w:rPr>
+        <w:rFonts w:ascii="Times New Roman" w:hAnsi="Times New Roman" w:eastAsia="宋体" w:cs="Times New Roman"/>
+        <w:sz w:val="18"/>
+        <w:szCs w:val="18"/>
+      </w:rPr>
+      <w:t xml:space="preserve">1.2.1 空间中的点、直线与空间向量</w:t>
+    </w:r>
+    <w:r>
+      <w:rPr>
+        <w:rFonts w:ascii="Times New Roman" w:hAnsi="Times New Roman" w:eastAsia="宋体" w:cs="Times New Roman"/>
+        <w:sz w:val="18"/>
+        <w:szCs w:val="18"/>
+      </w:rPr>
+      <w:fldChar w:fldCharType="end"/>
     </w:r>
   </w:p>
 </w:hdr>
@@ -27789,6 +27842,19 @@
       <w:szCs w:val="18"/>
     </w:rPr>
   </w:style>
+  <w:style w:type="paragraph" w:styleId="Heading3">
+    <w:name w:val="heading 3"/>
+    <w:basedOn w:val="a"/>
+    <w:qFormat/>
+    <w:pPr>
+      <w:outlineLvl w:val="2"/>
+    </w:pPr>
+    <w:rPr>
+      <w:rFonts w:ascii="Times New Roman" w:hAnsi="Times New Roman" w:eastAsia="宋体" w:cs="Times New Roman"/>
+      <w:b/>
+      <w:sz w:val="24"/>
+    </w:rPr>
+  </w:style>
 </w:styles>
 </file>
 

--- a/高中数学/高中数学同步/人教B版选必1 第1章 空间向量与立体几何·衔接件（29题）.docx
+++ b/高中数学/高中数学同步/人教B版选必1 第1章 空间向量与立体几何·衔接件（29题）.docx
@@ -27224,7 +27224,7 @@
         <w:sz w:val="21"/>
         <w:szCs w:val="21"/>
       </w:rPr>
-      <w:t xml:space="preserve">/365页</w:t>
+      <w:t xml:space="preserve">/433页</w:t>
     </w:r>
     <w:r>
       <w:rPr>
@@ -27248,7 +27248,7 @@
         <w:sz w:val="21"/>
         <w:szCs w:val="21"/>
       </w:rPr>
-      <w:t xml:space="preserve">（位于1–16页·共16页）</w:t>
+      <w:t xml:space="preserve">（位于1–20页·共20页）</w:t>
     </w:r>
   </w:p>
 </w:ftr>

--- a/高中数学/高中数学同步/人教B版选必1 第1章 空间向量与立体几何·衔接件（29题）.docx
+++ b/高中数学/高中数学同步/人教B版选必1 第1章 空间向量与立体几何·衔接件（29题）.docx
@@ -34125,129 +34125,10 @@
     <w:r>
       <w:rPr>
         <w:rFonts w:ascii="Times New Roman" w:hAnsi="Times New Roman" w:eastAsia="宋体" w:cs="Times New Roman"/>
-        <w:sz w:val="21"/>
-        <w:szCs w:val="21"/>
-      </w:rPr>
-      <w:t xml:space="preserve">全册第</w:t>
-    </w:r>
-    <w:r>
-      <w:rPr>
-        <w:rFonts w:ascii="Times New Roman" w:hAnsi="Times New Roman" w:eastAsia="宋体" w:cs="Times New Roman"/>
-        <w:sz w:val="21"/>
-        <w:szCs w:val="21"/>
-      </w:rPr>
-      <w:fldChar w:fldCharType="begin"/>
-    </w:r>
-    <w:r>
-      <w:rPr>
-        <w:rFonts w:ascii="Times New Roman" w:hAnsi="Times New Roman" w:eastAsia="宋体" w:cs="Times New Roman"/>
-        <w:sz w:val="21"/>
-        <w:szCs w:val="21"/>
-      </w:rPr>
-      <w:instrText xml:space="preserve"> PAGE </w:instrText>
-    </w:r>
-    <w:r>
-      <w:rPr>
-        <w:rFonts w:ascii="Times New Roman" w:hAnsi="Times New Roman" w:eastAsia="宋体" w:cs="Times New Roman"/>
-        <w:sz w:val="21"/>
-        <w:szCs w:val="21"/>
-      </w:rPr>
-      <w:fldChar w:fldCharType="separate"/>
-    </w:r>
-    <w:r>
-      <w:rPr>
-        <w:rFonts w:ascii="Times New Roman" w:hAnsi="Times New Roman" w:eastAsia="宋体" w:cs="Times New Roman"/>
-        <w:sz w:val="21"/>
-        <w:szCs w:val="21"/>
-      </w:rPr>
-      <w:t>1</w:t>
-    </w:r>
-    <w:r>
-      <w:rPr>
-        <w:rFonts w:ascii="Times New Roman" w:hAnsi="Times New Roman" w:eastAsia="宋体" w:cs="Times New Roman"/>
-        <w:sz w:val="21"/>
-        <w:szCs w:val="21"/>
-      </w:rPr>
-      <w:fldChar w:fldCharType="end"/>
-    </w:r>
-    <w:r>
-      <w:rPr>
-        <w:rFonts w:ascii="Times New Roman" w:hAnsi="Times New Roman" w:eastAsia="宋体" w:cs="Times New Roman"/>
-        <w:sz w:val="21"/>
-        <w:szCs w:val="21"/>
-      </w:rPr>
-      <w:t xml:space="preserve">/433页</w:t>
-    </w:r>
-    <w:r>
-      <w:rPr>
-        <w:rFonts w:ascii="Times New Roman" w:hAnsi="Times New Roman" w:eastAsia="宋体" w:cs="Times New Roman"/>
-        <w:sz w:val="21"/>
-        <w:szCs w:val="21"/>
-      </w:rPr>
-      <w:t xml:space="preserve">　</w:t>
-    </w:r>
-    <w:r>
-      <w:rPr>
-        <w:rFonts w:ascii="Times New Roman" w:hAnsi="Times New Roman" w:eastAsia="宋体" w:cs="Times New Roman"/>
-        <w:sz w:val="21"/>
-        <w:szCs w:val="21"/>
-      </w:rPr>
-      <w:t xml:space="preserve">第1章·衔接</w:t>
-    </w:r>
-    <w:r>
-      <w:rPr>
-        <w:rFonts w:ascii="Times New Roman" w:hAnsi="Times New Roman" w:eastAsia="宋体" w:cs="Times New Roman"/>
-        <w:sz w:val="21"/>
-        <w:szCs w:val="21"/>
-      </w:rPr>
-      <w:t xml:space="preserve">（位于1–20页·共20页）</w:t>
-    </w:r>
-  </w:p>
-</w:ftr>
-</file>
-
-<file path=word/footnotes.xml><?xml version="1.0" encoding="utf-8"?>
-<w:footnotes xmlns:wpc="http://schemas.microsoft.com/office/word/2010/wordprocessingCanvas" xmlns:cx="http://schemas.microsoft.com/office/drawing/2014/chartex" xmlns:cx1="http://schemas.microsoft.com/office/drawing/2015/9/8/chartex" xmlns:cx2="http://schemas.microsoft.com/office/drawing/2015/10/21/chartex" xmlns:cx3="http://schemas.microsoft.com/office/drawing/2016/5/9/chartex" xmlns:cx4="http://schemas.microsoft.com/office/drawing/2016/5/10/chartex" xmlns:cx5="http://schemas.microsoft.com/office/drawing/2016/5/11/chartex" xmlns:cx6="http://schemas.microsoft.com/office/drawing/2016/5/12/chartex" xmlns:cx7="http://schemas.microsoft.com/office/drawing/2016/5/13/chartex" xmlns:cx8="http://schemas.microsoft.com/office/drawing/2016/5/14/chartex" xmlns:mc="http://schemas.openxmlformats.org/markup-compatibility/2006" xmlns:aink="http://schemas.microsoft.com/office/drawing/2016/ink" xmlns:am3d="http://schemas.microsoft.com/office/drawing/2017/model3d" xmlns:o="urn:schemas-microsoft-com:office:office" xmlns:oel="http://schemas.microsoft.com/office/2019/extlst" xmlns:r="http://schemas.openxmlformats.org/officeDocument/2006/relationships" xmlns:m="http://schemas.openxmlformats.org/officeDocument/2006/math" xmlns:v="urn:schemas-microsoft-com:vml" xmlns:wp14="http://schemas.microsoft.com/office/word/2010/wordprocessingDrawing" xmlns:wp="http://schemas.openxmlformats.org/drawingml/2006/wordprocessingDrawing" xmlns:w10="urn:schemas-microsoft-com:office:word" xmlns:w="http://schemas.openxmlformats.org/wordprocessingml/2006/main" xmlns:w14="http://schemas.microsoft.com/office/word/2010/wordml" xmlns:w15="http://schemas.microsoft.com/office/word/2012/wordml" xmlns:w16cex="http://schemas.microsoft.com/office/word/2018/wordml/cex" xmlns:w16cid="http://schemas.microsoft.com/office/word/2016/wordml/cid" xmlns:w16="http://schemas.microsoft.com/office/word/2018/wordml" xmlns:w16sdtdh="http://schemas.microsoft.com/office/word/2020/wordml/sdtdatahash" xmlns:w16se="http://schemas.microsoft.com/office/word/2015/wordml/symex" xmlns:wpg="http://schemas.microsoft.com/office/word/2010/wordprocessingGroup" xmlns:wpi="http://schemas.microsoft.com/office/word/2010/wordprocessingInk" xmlns:wne="http://schemas.microsoft.com/office/word/2006/wordml" xmlns:wps="http://schemas.microsoft.com/office/word/2010/wordprocessingShape" mc:Ignorable="w14 w15 w16se w16cid w16 w16cex w16sdtdh wp14">
-  <w:footnote w:type="separator" w:id="-1">
-    <w:p>
-      <w:pPr>
-        <w:spacing w:line="240" w:lineRule="auto"/>
-      </w:pPr>
-      <w:r>
-        <w:separator/>
-      </w:r>
-    </w:p>
-  </w:footnote>
-  <w:footnote w:type="continuationSeparator" w:id="0">
-    <w:p>
-      <w:pPr>
-        <w:spacing w:line="240" w:lineRule="auto"/>
-      </w:pPr>
-      <w:r>
-        <w:continuationSeparator/>
-      </w:r>
-    </w:p>
-  </w:footnote>
-</w:footnotes>
-</file>
-
-<file path=word/header1.xml><?xml version="1.0" encoding="utf-8"?>
-<w:hdr xmlns:w="http://schemas.openxmlformats.org/wordprocessingml/2006/main">
-  <w:p>
-    <w:pPr>
-      <w:tabs>
-        <w:tab w:val="right" w:pos="10206"/>
-      </w:tabs>
-      <w:spacing w:before="0" w:after="0" w:line="288" w:lineRule="auto"/>
-      <w:jc w:val="left"/>
-    </w:pPr>
-    <w:r>
-      <w:rPr>
-        <w:rFonts w:ascii="Times New Roman" w:hAnsi="Times New Roman" w:eastAsia="宋体" w:cs="Times New Roman"/>
         <w:sz w:val="18"/>
         <w:szCs w:val="18"/>
       </w:rPr>
-      <w:t xml:space="preserve">羿郭工作室·人教B版选必1 第1章 空间向量与立体几何·衔接</w:t>
+      <w:t xml:space="preserve">第1章·衔接（共20页）</w:t>
     </w:r>
     <w:r>
       <w:rPr>
@@ -34255,7 +34136,15 @@
         <w:sz w:val="18"/>
         <w:szCs w:val="18"/>
       </w:rPr>
-      <w:tab/>
+      <w:t xml:space="preserve">　</w:t>
+    </w:r>
+    <w:r>
+      <w:rPr>
+        <w:rFonts w:ascii="Times New Roman" w:hAnsi="Times New Roman" w:eastAsia="宋体" w:cs="Times New Roman"/>
+        <w:sz w:val="18"/>
+        <w:szCs w:val="18"/>
+      </w:rPr>
+      <w:t xml:space="preserve">第</w:t>
     </w:r>
     <w:r>
       <w:rPr>
@@ -34271,7 +34160,7 @@
         <w:sz w:val="18"/>
         <w:szCs w:val="18"/>
       </w:rPr>
-      <w:instrText xml:space="preserve"> STYLEREF "标题 3" </w:instrText>
+      <w:instrText xml:space="preserve"> PAGE </w:instrText>
     </w:r>
     <w:r>
       <w:rPr>
@@ -34287,7 +34176,7 @@
         <w:sz w:val="18"/>
         <w:szCs w:val="18"/>
       </w:rPr>
-      <w:t xml:space="preserve">1.2.1 空间中的点、直线与空间向量</w:t>
+      <w:t xml:space="preserve">1</w:t>
     </w:r>
     <w:r>
       <w:rPr>
@@ -34296,6 +34185,58 @@
         <w:szCs w:val="18"/>
       </w:rPr>
       <w:fldChar w:fldCharType="end"/>
+    </w:r>
+    <w:r>
+      <w:rPr>
+        <w:rFonts w:ascii="Times New Roman" w:hAnsi="Times New Roman" w:eastAsia="宋体" w:cs="Times New Roman"/>
+        <w:sz w:val="18"/>
+        <w:szCs w:val="18"/>
+      </w:rPr>
+      <w:t xml:space="preserve">页</w:t>
+    </w:r>
+  </w:p>
+</w:ftr>
+</file>
+
+<file path=word/footnotes.xml><?xml version="1.0" encoding="utf-8"?>
+<w:footnotes xmlns:wpc="http://schemas.microsoft.com/office/word/2010/wordprocessingCanvas" xmlns:cx="http://schemas.microsoft.com/office/drawing/2014/chartex" xmlns:cx1="http://schemas.microsoft.com/office/drawing/2015/9/8/chartex" xmlns:cx2="http://schemas.microsoft.com/office/drawing/2015/10/21/chartex" xmlns:cx3="http://schemas.microsoft.com/office/drawing/2016/5/9/chartex" xmlns:cx4="http://schemas.microsoft.com/office/drawing/2016/5/10/chartex" xmlns:cx5="http://schemas.microsoft.com/office/drawing/2016/5/11/chartex" xmlns:cx6="http://schemas.microsoft.com/office/drawing/2016/5/12/chartex" xmlns:cx7="http://schemas.microsoft.com/office/drawing/2016/5/13/chartex" xmlns:cx8="http://schemas.microsoft.com/office/drawing/2016/5/14/chartex" xmlns:mc="http://schemas.openxmlformats.org/markup-compatibility/2006" xmlns:aink="http://schemas.microsoft.com/office/drawing/2016/ink" xmlns:am3d="http://schemas.microsoft.com/office/drawing/2017/model3d" xmlns:o="urn:schemas-microsoft-com:office:office" xmlns:oel="http://schemas.microsoft.com/office/2019/extlst" xmlns:r="http://schemas.openxmlformats.org/officeDocument/2006/relationships" xmlns:m="http://schemas.openxmlformats.org/officeDocument/2006/math" xmlns:v="urn:schemas-microsoft-com:vml" xmlns:wp14="http://schemas.microsoft.com/office/word/2010/wordprocessingDrawing" xmlns:wp="http://schemas.openxmlformats.org/drawingml/2006/wordprocessingDrawing" xmlns:w10="urn:schemas-microsoft-com:office:word" xmlns:w="http://schemas.openxmlformats.org/wordprocessingml/2006/main" xmlns:w14="http://schemas.microsoft.com/office/word/2010/wordml" xmlns:w15="http://schemas.microsoft.com/office/word/2012/wordml" xmlns:w16cex="http://schemas.microsoft.com/office/word/2018/wordml/cex" xmlns:w16cid="http://schemas.microsoft.com/office/word/2016/wordml/cid" xmlns:w16="http://schemas.microsoft.com/office/word/2018/wordml" xmlns:w16sdtdh="http://schemas.microsoft.com/office/word/2020/wordml/sdtdatahash" xmlns:w16se="http://schemas.microsoft.com/office/word/2015/wordml/symex" xmlns:wpg="http://schemas.microsoft.com/office/word/2010/wordprocessingGroup" xmlns:wpi="http://schemas.microsoft.com/office/word/2010/wordprocessingInk" xmlns:wne="http://schemas.microsoft.com/office/word/2006/wordml" xmlns:wps="http://schemas.microsoft.com/office/word/2010/wordprocessingShape" mc:Ignorable="w14 w15 w16se w16cid w16 w16cex w16sdtdh wp14">
+  <w:footnote w:type="separator" w:id="-1">
+    <w:p>
+      <w:pPr>
+        <w:spacing w:line="240" w:lineRule="auto"/>
+      </w:pPr>
+      <w:r>
+        <w:separator/>
+      </w:r>
+    </w:p>
+  </w:footnote>
+  <w:footnote w:type="continuationSeparator" w:id="0">
+    <w:p>
+      <w:pPr>
+        <w:spacing w:line="240" w:lineRule="auto"/>
+      </w:pPr>
+      <w:r>
+        <w:continuationSeparator/>
+      </w:r>
+    </w:p>
+  </w:footnote>
+</w:footnotes>
+</file>
+
+<file path=word/header1.xml><?xml version="1.0" encoding="utf-8"?>
+<w:hdr xmlns:w="http://schemas.openxmlformats.org/wordprocessingml/2006/main">
+  <w:p>
+    <w:pPr>
+      <w:spacing w:before="0" w:after="0" w:line="288" w:lineRule="auto"/>
+      <w:jc w:val="left"/>
+    </w:pPr>
+    <w:r>
+      <w:rPr>
+        <w:rFonts w:ascii="Times New Roman" w:hAnsi="Times New Roman" w:eastAsia="宋体" w:cs="Times New Roman"/>
+        <w:sz w:val="18"/>
+        <w:szCs w:val="18"/>
+      </w:rPr>
+      <w:t xml:space="preserve">羿郭工作室·人教B版选必1 第1章 空间向量与立体几何·衔接</w:t>
     </w:r>
   </w:p>
 </w:hdr>

--- a/高中数学/高中数学同步/人教B版选必1 第1章 空间向量与立体几何·衔接件（29题）.docx
+++ b/高中数学/高中数学同步/人教B版选必1 第1章 空间向量与立体几何·衔接件（29题）.docx
@@ -521,7 +521,7 @@
           <w:noProof/>
         </w:rPr>
         <w:drawing>
-          <wp:anchor distT="36000" distB="36000" distL="36000" distR="36000" simplePos="0" relativeHeight="1001" behindDoc="0" locked="0" layoutInCell="1" allowOverlap="1">
+          <wp:anchor distT="36000" distB="36000" distL="36000" distR="36000" simplePos="0" relativeHeight="1001" behindDoc="0" locked="0" layoutInCell="1" allowOverlap="0">
             <wp:simplePos x="0" y="0"/>
             <wp:positionH relativeFrom="column">
               <wp:posOffset>0</wp:posOffset>
@@ -1161,7 +1161,7 @@
           <w:noProof/>
         </w:rPr>
         <w:drawing>
-          <wp:anchor distT="36000" distB="36000" distL="36000" distR="36000" simplePos="0" relativeHeight="1002" behindDoc="0" locked="0" layoutInCell="1" allowOverlap="1">
+          <wp:anchor distT="36000" distB="36000" distL="36000" distR="36000" simplePos="0" relativeHeight="1002" behindDoc="0" locked="0" layoutInCell="1" allowOverlap="0">
             <wp:simplePos x="0" y="0"/>
             <wp:positionH relativeFrom="column">
               <wp:posOffset>0</wp:posOffset>
@@ -1724,7 +1724,7 @@
         </w:rPr>
         <w:lastRenderedPageBreak/>
         <w:drawing>
-          <wp:anchor distT="36000" distB="36000" distL="36000" distR="36000" simplePos="0" relativeHeight="1003" behindDoc="0" locked="0" layoutInCell="1" allowOverlap="1">
+          <wp:anchor distT="36000" distB="36000" distL="36000" distR="36000" simplePos="0" relativeHeight="1003" behindDoc="0" locked="0" layoutInCell="1" allowOverlap="0">
             <wp:simplePos x="0" y="0"/>
             <wp:positionH relativeFrom="column">
               <wp:posOffset>0</wp:posOffset>
@@ -2215,7 +2215,7 @@
           <w:noProof/>
         </w:rPr>
         <w:drawing>
-          <wp:anchor distT="36000" distB="36000" distL="36000" distR="36000" simplePos="0" relativeHeight="1004" behindDoc="0" locked="0" layoutInCell="1" allowOverlap="1">
+          <wp:anchor distT="36000" distB="36000" distL="36000" distR="36000" simplePos="0" relativeHeight="1004" behindDoc="0" locked="0" layoutInCell="1" allowOverlap="0">
             <wp:simplePos x="0" y="0"/>
             <wp:positionH relativeFrom="column">
               <wp:posOffset>0</wp:posOffset>
@@ -2438,7 +2438,7 @@
           <w:noProof/>
         </w:rPr>
         <w:drawing>
-          <wp:anchor distT="36000" distB="36000" distL="36000" distR="36000" simplePos="0" relativeHeight="1005" behindDoc="0" locked="0" layoutInCell="1" allowOverlap="1">
+          <wp:anchor distT="36000" distB="36000" distL="36000" distR="36000" simplePos="0" relativeHeight="1005" behindDoc="0" locked="0" layoutInCell="1" allowOverlap="0">
             <wp:simplePos x="0" y="0"/>
             <wp:positionH relativeFrom="column">
               <wp:posOffset>0</wp:posOffset>
@@ -2775,7 +2775,7 @@
           <w:noProof/>
         </w:rPr>
         <w:drawing>
-          <wp:anchor distT="36000" distB="36000" distL="36000" distR="36000" simplePos="0" relativeHeight="1006" behindDoc="0" locked="0" layoutInCell="1" allowOverlap="1">
+          <wp:anchor distT="36000" distB="36000" distL="36000" distR="36000" simplePos="0" relativeHeight="1006" behindDoc="0" locked="0" layoutInCell="1" allowOverlap="0">
             <wp:simplePos x="0" y="0"/>
             <wp:positionH relativeFrom="column">
               <wp:posOffset>0</wp:posOffset>
@@ -5604,7 +5604,7 @@
           <w:noProof/>
         </w:rPr>
         <w:drawing>
-          <wp:anchor distT="36000" distB="36000" distL="36000" distR="36000" simplePos="0" relativeHeight="1007" behindDoc="0" locked="0" layoutInCell="1" allowOverlap="1">
+          <wp:anchor distT="36000" distB="36000" distL="36000" distR="36000" simplePos="0" relativeHeight="1007" behindDoc="0" locked="0" layoutInCell="1" allowOverlap="0">
             <wp:simplePos x="0" y="0"/>
             <wp:positionH relativeFrom="column">
               <wp:posOffset>0</wp:posOffset>
@@ -6184,7 +6184,7 @@
           <w:noProof/>
         </w:rPr>
         <w:drawing>
-          <wp:anchor distT="36000" distB="36000" distL="36000" distR="36000" simplePos="0" relativeHeight="1008" behindDoc="0" locked="0" layoutInCell="1" allowOverlap="1">
+          <wp:anchor distT="36000" distB="36000" distL="36000" distR="36000" simplePos="0" relativeHeight="1008" behindDoc="0" locked="0" layoutInCell="1" allowOverlap="0">
             <wp:simplePos x="0" y="0"/>
             <wp:positionH relativeFrom="column">
               <wp:posOffset>0</wp:posOffset>
@@ -6430,7 +6430,7 @@
         </w:rPr>
         <w:lastRenderedPageBreak/>
         <w:drawing>
-          <wp:anchor distT="36000" distB="36000" distL="36000" distR="36000" simplePos="0" relativeHeight="1009" behindDoc="0" locked="0" layoutInCell="1" allowOverlap="1">
+          <wp:anchor distT="36000" distB="36000" distL="36000" distR="36000" simplePos="0" relativeHeight="1009" behindDoc="0" locked="0" layoutInCell="1" allowOverlap="0">
             <wp:simplePos x="0" y="0"/>
             <wp:positionH relativeFrom="column">
               <wp:posOffset>0</wp:posOffset>
@@ -6776,7 +6776,7 @@
           <w:noProof/>
         </w:rPr>
         <w:drawing>
-          <wp:anchor distT="36000" distB="36000" distL="36000" distR="36000" simplePos="0" relativeHeight="1010" behindDoc="0" locked="0" layoutInCell="1" allowOverlap="1">
+          <wp:anchor distT="36000" distB="36000" distL="36000" distR="36000" simplePos="0" relativeHeight="1010" behindDoc="0" locked="0" layoutInCell="1" allowOverlap="0">
             <wp:simplePos x="0" y="0"/>
             <wp:positionH relativeFrom="column">
               <wp:posOffset>0</wp:posOffset>
@@ -7471,7 +7471,7 @@
           <w:noProof/>
         </w:rPr>
         <w:drawing>
-          <wp:anchor distT="36000" distB="36000" distL="36000" distR="36000" simplePos="0" relativeHeight="1011" behindDoc="0" locked="0" layoutInCell="1" allowOverlap="1">
+          <wp:anchor distT="36000" distB="36000" distL="36000" distR="36000" simplePos="0" relativeHeight="1011" behindDoc="0" locked="0" layoutInCell="1" allowOverlap="0">
             <wp:simplePos x="0" y="0"/>
             <wp:positionH relativeFrom="column">
               <wp:posOffset>0</wp:posOffset>
@@ -8314,7 +8314,7 @@
           <w:noProof/>
         </w:rPr>
         <w:drawing>
-          <wp:anchor distT="36000" distB="36000" distL="36000" distR="36000" simplePos="0" relativeHeight="1012" behindDoc="0" locked="0" layoutInCell="1" allowOverlap="1">
+          <wp:anchor distT="36000" distB="36000" distL="36000" distR="36000" simplePos="0" relativeHeight="1012" behindDoc="0" locked="0" layoutInCell="1" allowOverlap="0">
             <wp:simplePos x="0" y="0"/>
             <wp:positionH relativeFrom="column">
               <wp:posOffset>0</wp:posOffset>
@@ -9316,7 +9316,7 @@
           <w:noProof/>
         </w:rPr>
         <w:drawing>
-          <wp:anchor distT="36000" distB="36000" distL="36000" distR="36000" simplePos="0" relativeHeight="1013" behindDoc="0" locked="0" layoutInCell="1" allowOverlap="1">
+          <wp:anchor distT="36000" distB="36000" distL="36000" distR="36000" simplePos="0" relativeHeight="1013" behindDoc="0" locked="0" layoutInCell="1" allowOverlap="0">
             <wp:simplePos x="0" y="0"/>
             <wp:positionH relativeFrom="column">
               <wp:posOffset>0</wp:posOffset>
@@ -10823,7 +10823,7 @@
           <w:noProof/>
         </w:rPr>
         <w:drawing>
-          <wp:anchor distT="36000" distB="36000" distL="36000" distR="36000" simplePos="0" relativeHeight="1014" behindDoc="0" locked="0" layoutInCell="1" allowOverlap="1">
+          <wp:anchor distT="36000" distB="36000" distL="36000" distR="36000" simplePos="0" relativeHeight="1014" behindDoc="0" locked="0" layoutInCell="1" allowOverlap="0">
             <wp:simplePos x="0" y="0"/>
             <wp:positionH relativeFrom="column">
               <wp:posOffset>0</wp:posOffset>
@@ -11049,7 +11049,7 @@
           <w:noProof/>
         </w:rPr>
         <w:drawing>
-          <wp:anchor distT="36000" distB="36000" distL="36000" distR="36000" simplePos="0" relativeHeight="1015" behindDoc="0" locked="0" layoutInCell="1" allowOverlap="1">
+          <wp:anchor distT="36000" distB="36000" distL="36000" distR="36000" simplePos="0" relativeHeight="1015" behindDoc="0" locked="0" layoutInCell="1" allowOverlap="0">
             <wp:simplePos x="0" y="0"/>
             <wp:positionH relativeFrom="column">
               <wp:posOffset>0</wp:posOffset>
@@ -12026,7 +12026,7 @@
           <w:noProof/>
         </w:rPr>
         <w:drawing>
-          <wp:anchor distT="36000" distB="36000" distL="36000" distR="36000" simplePos="0" relativeHeight="1016" behindDoc="0" locked="0" layoutInCell="1" allowOverlap="1">
+          <wp:anchor distT="36000" distB="36000" distL="36000" distR="36000" simplePos="0" relativeHeight="1016" behindDoc="0" locked="0" layoutInCell="1" allowOverlap="0">
             <wp:simplePos x="0" y="0"/>
             <wp:positionH relativeFrom="column">
               <wp:posOffset>0</wp:posOffset>
@@ -13001,7 +13001,7 @@
           <w:noProof/>
         </w:rPr>
         <w:drawing>
-          <wp:anchor distT="36000" distB="36000" distL="36000" distR="36000" simplePos="0" relativeHeight="1017" behindDoc="0" locked="0" layoutInCell="1" allowOverlap="1">
+          <wp:anchor distT="36000" distB="36000" distL="36000" distR="36000" simplePos="0" relativeHeight="1017" behindDoc="0" locked="0" layoutInCell="1" allowOverlap="0">
             <wp:simplePos x="0" y="0"/>
             <wp:positionH relativeFrom="column">
               <wp:posOffset>0</wp:posOffset>
@@ -13810,7 +13810,7 @@
           <w:noProof/>
         </w:rPr>
         <w:drawing>
-          <wp:anchor distT="36000" distB="36000" distL="36000" distR="36000" simplePos="0" relativeHeight="1018" behindDoc="0" locked="0" layoutInCell="1" allowOverlap="1">
+          <wp:anchor distT="36000" distB="36000" distL="36000" distR="36000" simplePos="0" relativeHeight="1018" behindDoc="0" locked="0" layoutInCell="1" allowOverlap="0">
             <wp:simplePos x="0" y="0"/>
             <wp:positionH relativeFrom="column">
               <wp:posOffset>0</wp:posOffset>
@@ -14655,7 +14655,7 @@
           <w:noProof/>
         </w:rPr>
         <w:drawing>
-          <wp:anchor distT="36000" distB="36000" distL="36000" distR="36000" simplePos="0" relativeHeight="1019" behindDoc="0" locked="0" layoutInCell="1" allowOverlap="1">
+          <wp:anchor distT="36000" distB="36000" distL="36000" distR="36000" simplePos="0" relativeHeight="1019" behindDoc="0" locked="0" layoutInCell="1" allowOverlap="0">
             <wp:simplePos x="0" y="0"/>
             <wp:positionH relativeFrom="column">
               <wp:posOffset>0</wp:posOffset>
@@ -15087,7 +15087,7 @@
         </w:rPr>
         <w:lastRenderedPageBreak/>
         <w:drawing>
-          <wp:anchor distT="36000" distB="36000" distL="36000" distR="36000" simplePos="0" relativeHeight="1020" behindDoc="0" locked="0" layoutInCell="1" allowOverlap="1">
+          <wp:anchor distT="36000" distB="36000" distL="36000" distR="36000" simplePos="0" relativeHeight="1020" behindDoc="0" locked="0" layoutInCell="1" allowOverlap="0">
             <wp:simplePos x="0" y="0"/>
             <wp:positionH relativeFrom="column">
               <wp:posOffset>0</wp:posOffset>
@@ -16563,7 +16563,7 @@
           <w:noProof/>
         </w:rPr>
         <w:drawing>
-          <wp:anchor distT="36000" distB="36000" distL="36000" distR="36000" simplePos="0" relativeHeight="1021" behindDoc="0" locked="0" layoutInCell="1" allowOverlap="1">
+          <wp:anchor distT="36000" distB="36000" distL="36000" distR="36000" simplePos="0" relativeHeight="1021" behindDoc="0" locked="0" layoutInCell="1" allowOverlap="0">
             <wp:simplePos x="0" y="0"/>
             <wp:positionH relativeFrom="column">
               <wp:posOffset>0</wp:posOffset>
@@ -17371,7 +17371,7 @@
           <w:noProof/>
         </w:rPr>
         <w:drawing>
-          <wp:anchor distT="36000" distB="36000" distL="36000" distR="36000" simplePos="0" relativeHeight="1022" behindDoc="0" locked="0" layoutInCell="1" allowOverlap="1">
+          <wp:anchor distT="36000" distB="36000" distL="36000" distR="36000" simplePos="0" relativeHeight="1022" behindDoc="0" locked="0" layoutInCell="1" allowOverlap="0">
             <wp:simplePos x="0" y="0"/>
             <wp:positionH relativeFrom="column">
               <wp:posOffset>0</wp:posOffset>
@@ -18135,7 +18135,7 @@
           <w:noProof/>
         </w:rPr>
         <w:drawing>
-          <wp:anchor distT="36000" distB="36000" distL="36000" distR="36000" simplePos="0" relativeHeight="1023" behindDoc="0" locked="0" layoutInCell="1" allowOverlap="1">
+          <wp:anchor distT="36000" distB="36000" distL="36000" distR="36000" simplePos="0" relativeHeight="1023" behindDoc="0" locked="0" layoutInCell="1" allowOverlap="0">
             <wp:simplePos x="0" y="0"/>
             <wp:positionH relativeFrom="column">
               <wp:posOffset>0</wp:posOffset>
@@ -18430,7 +18430,7 @@
           <w:noProof/>
         </w:rPr>
         <w:drawing>
-          <wp:anchor distT="36000" distB="36000" distL="36000" distR="36000" simplePos="0" relativeHeight="1024" behindDoc="0" locked="0" layoutInCell="1" allowOverlap="1">
+          <wp:anchor distT="36000" distB="36000" distL="36000" distR="36000" simplePos="0" relativeHeight="1024" behindDoc="0" locked="0" layoutInCell="1" allowOverlap="0">
             <wp:simplePos x="0" y="0"/>
             <wp:positionH relativeFrom="column">
               <wp:posOffset>0</wp:posOffset>
@@ -18615,7 +18615,7 @@
           <w:noProof/>
         </w:rPr>
         <w:drawing>
-          <wp:anchor distT="36000" distB="36000" distL="36000" distR="36000" simplePos="0" relativeHeight="1025" behindDoc="0" locked="0" layoutInCell="1" allowOverlap="1">
+          <wp:anchor distT="36000" distB="36000" distL="36000" distR="36000" simplePos="0" relativeHeight="1025" behindDoc="0" locked="0" layoutInCell="1" allowOverlap="0">
             <wp:simplePos x="0" y="0"/>
             <wp:positionH relativeFrom="column">
               <wp:posOffset>0</wp:posOffset>
@@ -18730,7 +18730,7 @@
           <w:noProof/>
         </w:rPr>
         <w:drawing>
-          <wp:anchor distT="36000" distB="36000" distL="36000" distR="36000" simplePos="0" relativeHeight="1026" behindDoc="0" locked="0" layoutInCell="1" allowOverlap="1">
+          <wp:anchor distT="36000" distB="36000" distL="36000" distR="36000" simplePos="0" relativeHeight="1026" behindDoc="0" locked="0" layoutInCell="1" allowOverlap="0">
             <wp:simplePos x="0" y="0"/>
             <wp:positionH relativeFrom="column">
               <wp:posOffset>0</wp:posOffset>
@@ -18938,7 +18938,7 @@
         </w:rPr>
         <w:lastRenderedPageBreak/>
         <w:drawing>
-          <wp:anchor distT="36000" distB="36000" distL="36000" distR="36000" simplePos="0" relativeHeight="1027" behindDoc="0" locked="0" layoutInCell="1" allowOverlap="1">
+          <wp:anchor distT="36000" distB="36000" distL="36000" distR="36000" simplePos="0" relativeHeight="1027" behindDoc="0" locked="0" layoutInCell="1" allowOverlap="0">
             <wp:simplePos x="0" y="0"/>
             <wp:positionH relativeFrom="column">
               <wp:posOffset>0</wp:posOffset>
@@ -19138,7 +19138,7 @@
           <w:noProof/>
         </w:rPr>
         <w:drawing>
-          <wp:anchor distT="36000" distB="36000" distL="36000" distR="36000" simplePos="0" relativeHeight="1028" behindDoc="0" locked="0" layoutInCell="1" allowOverlap="1">
+          <wp:anchor distT="36000" distB="36000" distL="36000" distR="36000" simplePos="0" relativeHeight="1028" behindDoc="0" locked="0" layoutInCell="1" allowOverlap="0">
             <wp:simplePos x="0" y="0"/>
             <wp:positionH relativeFrom="column">
               <wp:posOffset>0</wp:posOffset>
@@ -19598,7 +19598,7 @@
           <w:noProof/>
         </w:rPr>
         <w:drawing>
-          <wp:anchor distT="36000" distB="36000" distL="36000" distR="36000" simplePos="0" relativeHeight="1029" behindDoc="0" locked="0" layoutInCell="1" allowOverlap="1">
+          <wp:anchor distT="36000" distB="36000" distL="36000" distR="36000" simplePos="0" relativeHeight="1029" behindDoc="0" locked="0" layoutInCell="1" allowOverlap="0">
             <wp:simplePos x="0" y="0"/>
             <wp:positionH relativeFrom="column">
               <wp:posOffset>0</wp:posOffset>
@@ -20563,7 +20563,7 @@
           <w:noProof/>
         </w:rPr>
         <w:drawing>
-          <wp:anchor distT="36000" distB="36000" distL="36000" distR="36000" simplePos="0" relativeHeight="1030" behindDoc="0" locked="0" layoutInCell="1" allowOverlap="1">
+          <wp:anchor distT="36000" distB="36000" distL="36000" distR="36000" simplePos="0" relativeHeight="1030" behindDoc="0" locked="0" layoutInCell="1" allowOverlap="0">
             <wp:simplePos x="0" y="0"/>
             <wp:positionH relativeFrom="column">
               <wp:posOffset>0</wp:posOffset>
@@ -23828,7 +23828,7 @@
           <w:noProof/>
         </w:rPr>
         <w:drawing>
-          <wp:anchor distT="36000" distB="36000" distL="36000" distR="36000" simplePos="0" relativeHeight="1031" behindDoc="0" locked="0" layoutInCell="1" allowOverlap="1">
+          <wp:anchor distT="36000" distB="36000" distL="36000" distR="36000" simplePos="0" relativeHeight="1031" behindDoc="0" locked="0" layoutInCell="1" allowOverlap="0">
             <wp:simplePos x="0" y="0"/>
             <wp:positionH relativeFrom="column">
               <wp:posOffset>0</wp:posOffset>
@@ -24308,7 +24308,7 @@
           <w:noProof/>
         </w:rPr>
         <w:drawing>
-          <wp:anchor distT="36000" distB="36000" distL="36000" distR="36000" simplePos="0" relativeHeight="1032" behindDoc="0" locked="0" layoutInCell="1" allowOverlap="1">
+          <wp:anchor distT="36000" distB="36000" distL="36000" distR="36000" simplePos="0" relativeHeight="1032" behindDoc="0" locked="0" layoutInCell="1" allowOverlap="0">
             <wp:simplePos x="0" y="0"/>
             <wp:positionH relativeFrom="column">
               <wp:posOffset>0</wp:posOffset>
@@ -24930,7 +24930,7 @@
           <w:noProof/>
         </w:rPr>
         <w:drawing>
-          <wp:anchor distT="36000" distB="36000" distL="36000" distR="36000" simplePos="0" relativeHeight="1033" behindDoc="0" locked="0" layoutInCell="1" allowOverlap="1">
+          <wp:anchor distT="36000" distB="36000" distL="36000" distR="36000" simplePos="0" relativeHeight="1033" behindDoc="0" locked="0" layoutInCell="1" allowOverlap="0">
             <wp:simplePos x="0" y="0"/>
             <wp:positionH relativeFrom="column">
               <wp:posOffset>0</wp:posOffset>
@@ -25845,7 +25845,7 @@
         </w:rPr>
         <w:lastRenderedPageBreak/>
         <w:drawing>
-          <wp:anchor distT="36000" distB="36000" distL="36000" distR="36000" simplePos="0" relativeHeight="1034" behindDoc="0" locked="0" layoutInCell="1" allowOverlap="1">
+          <wp:anchor distT="36000" distB="36000" distL="36000" distR="36000" simplePos="0" relativeHeight="1034" behindDoc="0" locked="0" layoutInCell="1" allowOverlap="0">
             <wp:simplePos x="0" y="0"/>
             <wp:positionH relativeFrom="column">
               <wp:posOffset>0</wp:posOffset>
@@ -26372,7 +26372,7 @@
           <w:noProof/>
         </w:rPr>
         <w:drawing>
-          <wp:anchor distT="36000" distB="36000" distL="36000" distR="36000" simplePos="0" relativeHeight="1035" behindDoc="0" locked="0" layoutInCell="1" allowOverlap="1">
+          <wp:anchor distT="36000" distB="36000" distL="36000" distR="36000" simplePos="0" relativeHeight="1035" behindDoc="0" locked="0" layoutInCell="1" allowOverlap="0">
             <wp:simplePos x="0" y="0"/>
             <wp:positionH relativeFrom="column">
               <wp:posOffset>0</wp:posOffset>
@@ -27192,7 +27192,7 @@
           <w:noProof/>
         </w:rPr>
         <w:drawing>
-          <wp:anchor distT="36000" distB="36000" distL="36000" distR="36000" simplePos="0" relativeHeight="1036" behindDoc="0" locked="0" layoutInCell="1" allowOverlap="1">
+          <wp:anchor distT="36000" distB="36000" distL="36000" distR="36000" simplePos="0" relativeHeight="1036" behindDoc="0" locked="0" layoutInCell="1" allowOverlap="0">
             <wp:simplePos x="0" y="0"/>
             <wp:positionH relativeFrom="column">
               <wp:posOffset>0</wp:posOffset>
@@ -30047,7 +30047,7 @@
           <w:noProof/>
         </w:rPr>
         <w:drawing>
-          <wp:anchor distT="36000" distB="36000" distL="36000" distR="36000" simplePos="0" relativeHeight="1037" behindDoc="0" locked="0" layoutInCell="1" allowOverlap="1">
+          <wp:anchor distT="36000" distB="36000" distL="36000" distR="36000" simplePos="0" relativeHeight="1037" behindDoc="0" locked="0" layoutInCell="1" allowOverlap="0">
             <wp:simplePos x="0" y="0"/>
             <wp:positionH relativeFrom="column">
               <wp:posOffset>0</wp:posOffset>
@@ -30785,7 +30785,7 @@
           <w:noProof/>
         </w:rPr>
         <w:drawing>
-          <wp:anchor distT="36000" distB="36000" distL="36000" distR="36000" simplePos="0" relativeHeight="1038" behindDoc="0" locked="0" layoutInCell="1" allowOverlap="1">
+          <wp:anchor distT="36000" distB="36000" distL="36000" distR="36000" simplePos="0" relativeHeight="1038" behindDoc="0" locked="0" layoutInCell="1" allowOverlap="0">
             <wp:simplePos x="0" y="0"/>
             <wp:positionH relativeFrom="column">
               <wp:posOffset>0</wp:posOffset>
@@ -32485,7 +32485,7 @@
           <w:noProof/>
         </w:rPr>
         <w:drawing>
-          <wp:anchor distT="36000" distB="36000" distL="36000" distR="36000" simplePos="0" relativeHeight="1039" behindDoc="0" locked="0" layoutInCell="1" allowOverlap="1">
+          <wp:anchor distT="36000" distB="36000" distL="36000" distR="36000" simplePos="0" relativeHeight="1039" behindDoc="0" locked="0" layoutInCell="1" allowOverlap="0">
             <wp:simplePos x="0" y="0"/>
             <wp:positionH relativeFrom="column">
               <wp:posOffset>0</wp:posOffset>
@@ -32676,7 +32676,7 @@
           <w:noProof/>
         </w:rPr>
         <w:drawing>
-          <wp:anchor distT="36000" distB="36000" distL="36000" distR="36000" simplePos="0" relativeHeight="1040" behindDoc="0" locked="0" layoutInCell="1" allowOverlap="1">
+          <wp:anchor distT="36000" distB="36000" distL="36000" distR="36000" simplePos="0" relativeHeight="1040" behindDoc="0" locked="0" layoutInCell="1" allowOverlap="0">
             <wp:simplePos x="0" y="0"/>
             <wp:positionH relativeFrom="column">
               <wp:posOffset>0</wp:posOffset>
@@ -33031,7 +33031,7 @@
         </w:rPr>
         <w:lastRenderedPageBreak/>
         <w:drawing>
-          <wp:anchor distT="36000" distB="36000" distL="36000" distR="36000" simplePos="0" relativeHeight="1041" behindDoc="0" locked="0" layoutInCell="1" allowOverlap="1">
+          <wp:anchor distT="36000" distB="36000" distL="36000" distR="36000" simplePos="0" relativeHeight="1041" behindDoc="0" locked="0" layoutInCell="1" allowOverlap="0">
             <wp:simplePos x="0" y="0"/>
             <wp:positionH relativeFrom="column">
               <wp:posOffset>0</wp:posOffset>
@@ -34027,7 +34027,7 @@
           <w:noProof/>
         </w:rPr>
         <w:drawing>
-          <wp:anchor distT="36000" distB="36000" distL="36000" distR="36000" simplePos="0" relativeHeight="1042" behindDoc="0" locked="0" layoutInCell="1" allowOverlap="1">
+          <wp:anchor distT="36000" distB="36000" distL="36000" distR="36000" simplePos="0" relativeHeight="1042" behindDoc="0" locked="0" layoutInCell="1" allowOverlap="0">
             <wp:simplePos x="0" y="0"/>
             <wp:positionH relativeFrom="column">
               <wp:posOffset>0</wp:posOffset>
@@ -34131,7 +34131,7 @@
         <w:sz w:val="18"/>
         <w:szCs w:val="18"/>
       </w:rPr>
-      <w:t xml:space="preserve">（共N页）</w:t>
+      <w:t xml:space="preserve">（共16页）</w:t>
     </w:r>
     <w:r>
       <w:rPr>
@@ -34286,7 +34286,7 @@
         <w:sz w:val="18"/>
         <w:szCs w:val="18"/>
       </w:rPr>
-      <w:t xml:space="preserve">（共N页）</w:t>
+      <w:t xml:space="preserve">（共16页）</w:t>
     </w:r>
     <w:r>
       <w:rPr>

--- a/高中数学/高中数学同步/人教B版选必1 第1章 空间向量与立体几何·衔接件（29题）.docx
+++ b/高中数学/高中数学同步/人教B版选必1 第1章 空间向量与立体几何·衔接件（29题）.docx
@@ -6424,23 +6424,20 @@
         </w:rPr>
         <w:t>______.</w:t>
       </w:r>
+    </w:p>
+    <w:p>
+      <w:pPr>
+        <w:spacing w:before="0" w:after="0" w:line="410" w:lineRule="atLeast"/>
+        <w:jc w:val="left"/>
+      </w:pPr>
       <w:r>
         <w:rPr>
           <w:noProof/>
         </w:rPr>
-        <w:lastRenderedPageBreak/>
         <w:drawing>
-          <wp:anchor distT="36000" distB="36000" distL="36000" distR="36000" simplePos="0" relativeHeight="1009" behindDoc="0" locked="0" layoutInCell="1" allowOverlap="0">
-            <wp:simplePos x="0" y="0"/>
-            <wp:positionH relativeFrom="column">
-              <wp:posOffset>0</wp:posOffset>
-            </wp:positionH>
-            <wp:positionV relativeFrom="paragraph">
-              <wp:posOffset>-386080</wp:posOffset>
-            </wp:positionV>
+          <wp:inline>
             <wp:extent cx="2415600" cy="2390633"/>
             <wp:effectExtent l="0" t="0" r="0" b="0"/>
-            <wp:wrapSquare wrapText="bothSides"/>
             <wp:docPr id="100031" name="图片 100031" descr="@@@71a2a6f0-fde3-474d-af12-10aae52d416e"/>
             <wp:cNvGraphicFramePr>
               <a:graphicFrameLocks xmlns:a="http://schemas.openxmlformats.org/drawingml/2006/main" noChangeAspect="1"/>
@@ -6472,7 +6469,7 @@
                 </pic:pic>
               </a:graphicData>
             </a:graphic>
-          </wp:anchor>
+          </wp:inline>
         </w:drawing>
       </w:r>
     </w:p>
@@ -12021,22 +12018,20 @@
         </w:rPr>
         <w:t>两部分．</w:t>
       </w:r>
+    </w:p>
+    <w:p>
+      <w:pPr>
+        <w:spacing w:before="0" w:after="0" w:line="410" w:lineRule="atLeast"/>
+        <w:jc w:val="left"/>
+      </w:pPr>
       <w:r>
         <w:rPr>
           <w:noProof/>
         </w:rPr>
         <w:drawing>
-          <wp:anchor distT="36000" distB="36000" distL="36000" distR="36000" simplePos="0" relativeHeight="1016" behindDoc="0" locked="0" layoutInCell="1" allowOverlap="0">
-            <wp:simplePos x="0" y="0"/>
-            <wp:positionH relativeFrom="column">
-              <wp:posOffset>0</wp:posOffset>
-            </wp:positionH>
-            <wp:positionV relativeFrom="paragraph">
-              <wp:posOffset>-175260</wp:posOffset>
-            </wp:positionV>
+          <wp:inline>
             <wp:extent cx="1476000" cy="1962044"/>
             <wp:effectExtent l="0" t="0" r="0" b="0"/>
-            <wp:wrapSquare wrapText="bothSides"/>
             <wp:docPr id="100045" name="图片 100045" descr="@@@15819737-6aa9-4c81-ac40-9cf2e8d0f6a7"/>
             <wp:cNvGraphicFramePr>
               <a:graphicFrameLocks xmlns:a="http://schemas.openxmlformats.org/drawingml/2006/main" noChangeAspect="1"/>
@@ -12068,7 +12063,7 @@
                 </pic:pic>
               </a:graphicData>
             </a:graphic>
-          </wp:anchor>
+          </wp:inline>
         </w:drawing>
       </w:r>
     </w:p>
@@ -34131,7 +34126,7 @@
         <w:sz w:val="18"/>
         <w:szCs w:val="18"/>
       </w:rPr>
-      <w:t xml:space="preserve">（共16页）</w:t>
+      <w:t xml:space="preserve">（共17页）</w:t>
     </w:r>
     <w:r>
       <w:rPr>
@@ -34286,7 +34281,7 @@
         <w:sz w:val="18"/>
         <w:szCs w:val="18"/>
       </w:rPr>
-      <w:t xml:space="preserve">（共16页）</w:t>
+      <w:t xml:space="preserve">（共17页）</w:t>
     </w:r>
     <w:r>
       <w:rPr>

--- a/高中数学/高中数学同步/人教B版选必1 第1章 空间向量与立体几何·衔接件（29题）.docx
+++ b/高中数学/高中数学同步/人教B版选必1 第1章 空间向量与立体几何·衔接件（29题）.docx
@@ -16,6 +16,7 @@
           <w:type w:val="continuous"/>
           <w:pgSz w:w="11906" w:h="16838"/>
           <w:pgMar w:top="850" w:right="850" w:bottom="850" w:left="850" w:header="283" w:footer="850" w:gutter="0"/>
+          <w:pgNumType w:start="1"/>
           <w:cols w:num="1"/>
         </w:sectPr>
       </w:pPr>
@@ -33561,7 +33562,6 @@
     <w:sectPr>
       <w:pgSz w:w="11906" w:h="16838"/>
       <w:pgMar w:top="850" w:right="850" w:bottom="850" w:left="850" w:header="283" w:footer="850" w:gutter="0"/>
-      <w:pgNumType w:start="1"/>
       <w:cols w:sep="1" w:space="425" w:num="2"/>
       <w:docGrid w:linePitch="312"/>
     </w:sectPr>
@@ -33606,7 +33606,7 @@
         <w:sz w:val="18"/>
         <w:szCs w:val="18"/>
       </w:rPr>
-      <w:t xml:space="preserve">羿郭工作室·人教B版选必1 第1章 空间向量与立体几何·衔接</w:t>
+      <w:t xml:space="preserve">人教B版选必1 第1章 空间向量与立体几何·衔接</w:t>
     </w:r>
     <w:r>
       <w:rPr>
@@ -33614,7 +33614,7 @@
         <w:sz w:val="18"/>
         <w:szCs w:val="18"/>
       </w:rPr>
-      <w:t xml:space="preserve">（共17页）</w:t>
+      <w:t xml:space="preserve">（共16页）·本1/共6本</w:t>
     </w:r>
     <w:r>
       <w:rPr>
@@ -33761,7 +33761,7 @@
         <w:sz w:val="18"/>
         <w:szCs w:val="18"/>
       </w:rPr>
-      <w:t xml:space="preserve">羿郭工作室·人教B版选必1 第1章 空间向量与立体几何·衔接</w:t>
+      <w:t xml:space="preserve">人教B版选必1 第1章 空间向量与立体几何·衔接</w:t>
     </w:r>
     <w:r>
       <w:rPr>
@@ -33769,7 +33769,7 @@
         <w:sz w:val="18"/>
         <w:szCs w:val="18"/>
       </w:rPr>
-      <w:t xml:space="preserve">（共17页）</w:t>
+      <w:t xml:space="preserve">（共16页）·本1/共6本</w:t>
     </w:r>
     <w:r>
       <w:rPr>

--- a/高中数学/高中数学同步/人教B版选必1 第1章 空间向量与立体几何·衔接件（29题）.docx
+++ b/高中数学/高中数学同步/人教B版选必1 第1章 空间向量与立体几何·衔接件（29题）.docx
@@ -177,6 +177,23 @@
           <w:szCs w:val="28"/>
         </w:rPr>
         <w:t>空间中的点、直线与空间向量</w:t>
+      </w:r>
+      <w:r>
+        <w:rPr>
+          <w:b/>
+          <w:bCs/>
+          <w:sz w:val="28"/>
+          <w:szCs w:val="28"/>
+        </w:rPr>
+        <w:t>　</w:t>
+      </w:r>
+      <w:r>
+        <w:rPr>
+          <w:rFonts w:ascii="Times New Roman" w:hAnsi="Times New Roman" w:eastAsia="宋体" w:cs="Times New Roman"/>
+          <w:sz w:val="24"/>
+          <w:szCs w:val="24"/>
+        </w:rPr>
+        <w:t>本节15题</w:t>
       </w:r>
     </w:p>
     <w:p>
@@ -10075,11 +10092,6 @@
     <w:p>
       <w:pPr>
         <w:shd w:val="clear" w:color="auto" w:fill="E0E0E0"/>
-        <w:tabs>
-          <w:tab w:val="left" w:pos="2078"/>
-          <w:tab w:val="left" w:pos="4156"/>
-          <w:tab w:val="left" w:pos="6234"/>
-        </w:tabs>
         <w:spacing w:before="0" w:after="0" w:line="410" w:lineRule="atLeast"/>
         <w:jc w:val="left"/>
       </w:pPr>
@@ -10109,7 +10121,7 @@
           <w:sz w:val="24"/>
           <w:szCs w:val="24"/>
         </w:rPr>
-        <w:tab/>
+        <w:t>；</w:t>
         <w:t>B</w:t>
       </w:r>
       <w:r>
@@ -10131,7 +10143,7 @@
           <w:sz w:val="24"/>
           <w:szCs w:val="24"/>
         </w:rPr>
-        <w:tab/>
+        <w:t>；</w:t>
         <w:t>C</w:t>
       </w:r>
       <w:r>
@@ -10153,7 +10165,7 @@
           <w:sz w:val="24"/>
           <w:szCs w:val="24"/>
         </w:rPr>
-        <w:tab/>
+        <w:t>；</w:t>
         <w:t>D</w:t>
       </w:r>
       <w:r>
@@ -14466,7 +14478,7 @@
           <w:sz w:val="24"/>
           <w:szCs w:val="24"/>
         </w:rPr>
-        <w:t xml:space="preserve"> </w:t>
+        <w:t xml:space="preserve"/>
       </w:r>
     </w:p>
     <w:p>
@@ -14767,7 +14779,7 @@
           <w:sz w:val="24"/>
           <w:szCs w:val="24"/>
         </w:rPr>
-        <w:t xml:space="preserve">; </w:t>
+        <w:t xml:space="preserve">;</w:t>
       </w:r>
       <w:r>
         <w:rPr>
@@ -15475,7 +15487,7 @@
           <w:sz w:val="24"/>
           <w:szCs w:val="24"/>
         </w:rPr>
-        <w:t xml:space="preserve"> </w:t>
+        <w:t xml:space="preserve"/>
       </w:r>
     </w:p>
     <w:p>
@@ -17593,6 +17605,23 @@
         </w:rPr>
         <w:t>空间中的距离</w:t>
       </w:r>
+      <w:r>
+        <w:rPr>
+          <w:b/>
+          <w:bCs/>
+          <w:sz w:val="28"/>
+          <w:szCs w:val="28"/>
+        </w:rPr>
+        <w:t>　</w:t>
+      </w:r>
+      <w:r>
+        <w:rPr>
+          <w:rFonts w:ascii="Times New Roman" w:hAnsi="Times New Roman" w:eastAsia="宋体" w:cs="Times New Roman"/>
+          <w:sz w:val="24"/>
+          <w:szCs w:val="24"/>
+        </w:rPr>
+        <w:t>本节14题</w:t>
+      </w:r>
     </w:p>
     <w:p>
       <w:pPr>
@@ -17940,7 +17969,7 @@
           <w:sz w:val="24"/>
           <w:szCs w:val="24"/>
         </w:rPr>
-        <w:t xml:space="preserve">. </w:t>
+        <w:t xml:space="preserve">.</w:t>
       </w:r>
       <w:r>
         <w:rPr>
@@ -18328,7 +18357,7 @@
           <w:sz w:val="24"/>
           <w:szCs w:val="24"/>
         </w:rPr>
-        <w:t xml:space="preserve">. </w:t>
+        <w:t xml:space="preserve">.</w:t>
       </w:r>
     </w:p>
     <w:p>
@@ -18639,7 +18668,7 @@
           <w:sz w:val="24"/>
           <w:szCs w:val="24"/>
         </w:rPr>
-        <w:t xml:space="preserve">. </w:t>
+        <w:t xml:space="preserve">.</w:t>
       </w:r>
       <w:r>
         <w:rPr>
@@ -31199,7 +31228,7 @@
           <w:szCs w:val="24"/>
         </w:rPr>
         <w:lastRenderedPageBreak/>
-        <w:t xml:space="preserve"> </w:t>
+        <w:t xml:space="preserve"/>
       </w:r>
       <w:r>
         <w:rPr>

--- a/高中数学/高中数学同步/人教B版选必1 第1章 空间向量与立体几何·衔接件（29题）.docx
+++ b/高中数学/高中数学同步/人教B版选必1 第1章 空间向量与立体几何·衔接件（29题）.docx
@@ -33644,7 +33644,7 @@
         <w:sz w:val="18"/>
         <w:szCs w:val="18"/>
       </w:rPr>
-      <w:t xml:space="preserve">（共16页）·本1/共6本</w:t>
+      <w:t xml:space="preserve">（共14页）·本1/共6本</w:t>
     </w:r>
     <w:r>
       <w:rPr>
@@ -33799,7 +33799,7 @@
         <w:sz w:val="18"/>
         <w:szCs w:val="18"/>
       </w:rPr>
-      <w:t xml:space="preserve">（共16页）·本1/共6本</w:t>
+      <w:t xml:space="preserve">（共14页）·本1/共6本</w:t>
     </w:r>
     <w:r>
       <w:rPr>

--- a/高中数学/高中数学同步/人教B版选必1 第1章 空间向量与立体几何·衔接件（29题）.docx
+++ b/高中数学/高中数学同步/人教B版选必1 第1章 空间向量与立体几何·衔接件（29题）.docx
@@ -156,6 +156,7 @@
     <w:p>
       <w:pPr>
         <w:pStyle w:val="Heading3"/>
+        <w:keepLines/>
         <w:shd w:val="clear" w:color="auto" w:fill="ADC2DA"/>
         <w:spacing w:before="0" w:after="0" w:line="410" w:lineRule="atLeast"/>
         <w:jc w:val="left"/>
@@ -178,22 +179,10 @@
         </w:rPr>
         <w:t>空间中的点、直线与空间向量</w:t>
       </w:r>
-      <w:r>
-        <w:rPr>
-          <w:b/>
-          <w:bCs/>
-          <w:sz w:val="28"/>
-          <w:szCs w:val="28"/>
-        </w:rPr>
-        <w:t>　</w:t>
-      </w:r>
-      <w:r>
-        <w:rPr>
-          <w:rFonts w:ascii="Times New Roman" w:hAnsi="Times New Roman" w:eastAsia="宋体" w:cs="Times New Roman"/>
-          <w:sz w:val="24"/>
-          <w:szCs w:val="24"/>
-        </w:rPr>
-        <w:t>本节15题</w:t>
+    </w:p>
+    <w:p>
+      <w:r>
+        <w:t xml:space="preserve">本节15题</w:t>
       </w:r>
     </w:p>
     <w:p>
@@ -311,6 +300,7 @@
     </w:p>
     <w:p>
       <w:pPr>
+        <w:keepLines/>
         <w:spacing w:before="0" w:after="0" w:line="410" w:lineRule="atLeast"/>
         <w:jc w:val="left"/>
       </w:pPr>
@@ -506,6 +496,7 @@
     </w:p>
     <w:p>
       <w:pPr>
+        <w:keepLines/>
         <w:spacing w:before="0" w:after="0" w:line="410" w:lineRule="atLeast"/>
         <w:jc w:val="left"/>
       </w:pPr>
@@ -654,6 +645,7 @@
     </w:p>
     <w:p>
       <w:pPr>
+        <w:keepLines/>
         <w:spacing w:before="0" w:after="0" w:line="410" w:lineRule="atLeast"/>
         <w:jc w:val="left"/>
       </w:pPr>
@@ -997,6 +989,7 @@
     </w:p>
     <w:p>
       <w:pPr>
+        <w:keepLines/>
         <w:spacing w:before="0" w:after="0" w:line="410" w:lineRule="atLeast"/>
         <w:jc w:val="left"/>
       </w:pPr>
@@ -1312,6 +1305,7 @@
     </w:p>
     <w:p>
       <w:pPr>
+        <w:keepLines/>
         <w:spacing w:before="0" w:after="0" w:line="410" w:lineRule="atLeast"/>
         <w:jc w:val="left"/>
       </w:pPr>
@@ -1371,6 +1365,7 @@
     </w:p>
     <w:p>
       <w:pPr>
+        <w:keepLines/>
         <w:spacing w:before="0" w:after="0" w:line="410" w:lineRule="atLeast"/>
         <w:jc w:val="left"/>
       </w:pPr>
@@ -1538,6 +1533,7 @@
     </w:p>
     <w:p>
       <w:pPr>
+        <w:keepLines/>
         <w:spacing w:before="0" w:after="0" w:line="410" w:lineRule="atLeast"/>
         <w:jc w:val="left"/>
       </w:pPr>
@@ -1821,6 +1817,7 @@
     </w:p>
     <w:p>
       <w:pPr>
+        <w:keepLines/>
         <w:spacing w:before="0" w:after="0" w:line="410" w:lineRule="atLeast"/>
         <w:jc w:val="left"/>
       </w:pPr>
@@ -2028,6 +2025,7 @@
     </w:p>
     <w:p>
       <w:pPr>
+        <w:keepLines/>
         <w:spacing w:before="0" w:after="0" w:line="410" w:lineRule="atLeast"/>
         <w:jc w:val="left"/>
       </w:pPr>
@@ -2222,7 +2220,10 @@
     </w:p>
     <w:p>
       <w:pPr>
-        <w:shd w:val="clear" w:color="auto" w:fill="C6D4E3"/>
+        <w:keepLines/>
+        <w:pBdr>
+          <w:left w:val="single" w:sz="18" w:space="3" w:color="auto"/>
+        </w:pBdr>
         <w:spacing w:before="0" w:after="0" w:line="410" w:lineRule="atLeast"/>
         <w:jc w:val="left"/>
       </w:pPr>
@@ -2242,21 +2243,18 @@
           <w:sz w:val="24"/>
           <w:szCs w:val="24"/>
         </w:rPr>
-        <w:t>空间中的点、直线与空间向量：平行线分线段成比例定理</w:t>
-      </w:r>
-      <w:r>
-        <w:rPr>
-          <w:b/>
-          <w:bCs/>
-          <w:sz w:val="24"/>
-          <w:szCs w:val="24"/>
-        </w:rPr>
-        <w:t xml:space="preserve">　5题：1.2.1.1-1～1.2.1.1-5</w:t>
+        <w:t xml:space="preserve">平行线分线段成比例定理</w:t>
+      </w:r>
+    </w:p>
+    <w:p>
+      <w:r>
+        <w:t xml:space="preserve">5题：-1～5</w:t>
       </w:r>
     </w:p>
     <w:p>
       <w:pPr>
-        <w:shd w:val="clear" w:color="auto" w:fill="E0E0E0"/>
+        <w:keepLines/>
+        <w:shd w:val="clear" w:color="auto" w:fill="F2F2F2"/>
         <w:spacing w:before="0" w:after="0" w:line="410" w:lineRule="atLeast"/>
         <w:jc w:val="left"/>
       </w:pPr>
@@ -2277,7 +2275,7 @@
           <w:sz w:val="24"/>
           <w:szCs w:val="24"/>
         </w:rPr>
-        <w:t xml:space="preserve">（衔接必会·卡壳看答案）</w:t>
+        <w:t xml:space="preserve">（衔接必会）</w:t>
       </w:r>
       <w:r>
         <w:rPr>
@@ -2581,51 +2579,7 @@
           <w:szCs w:val="24"/>
           <w:shd w:val="clear" w:color="auto" w:fill="C9C9C9"/>
         </w:rPr>
-        <w:t>【答案】</w:t>
-      </w:r>
-      <w:r>
-        <w:rPr>
-          <w:sz w:val="24"/>
-          <w:szCs w:val="24"/>
-        </w:rPr>
-        <w:t xml:space="preserve"> </w:t>
-      </w:r>
-      <w:r>
-        <w:rPr>
-          <w:sz w:val="24"/>
-          <w:szCs w:val="24"/>
-          <w:shd w:val="clear" w:color="auto" w:fill="C9C9C9"/>
-        </w:rPr>
-        <w:t xml:space="preserve">3/7</w:t>
-      </w:r>
-      <w:r>
-        <w:rPr>
-          <w:sz w:val="24"/>
-          <w:szCs w:val="24"/>
-        </w:rPr>
-        <w:t xml:space="preserve">　</w:t>
-      </w:r>
-      <w:r>
-        <w:rPr>
-          <w:sz w:val="24"/>
-          <w:szCs w:val="24"/>
-          <w:shd w:val="clear" w:color="auto" w:fill="C9C9C9"/>
-        </w:rPr>
-        <w:t xml:space="preserve">【知识点】</w:t>
-      </w:r>
-      <w:r>
-        <w:rPr>
-          <w:sz w:val="24"/>
-          <w:szCs w:val="24"/>
-        </w:rPr>
-        <w:t xml:space="preserve">1.2.1 </w:t>
-      </w:r>
-      <w:r>
-        <w:rPr>
-          <w:sz w:val="24"/>
-          <w:szCs w:val="24"/>
-        </w:rPr>
-        <w:t>平行线分线段成比例定理、相似三角形的判定与性质</w:t>
+        <w:t xml:space="preserve">【⁠答⁠案⁠】</w:t>
       </w:r>
     </w:p>
     <w:p>
@@ -2641,189 +2595,23 @@
         <w:rPr>
           <w:sz w:val="24"/>
           <w:szCs w:val="24"/>
+        </w:rPr>
+        <w:t xml:space="preserve"> </w:t>
+      </w:r>
+      <w:r>
+        <w:rPr>
+          <w:sz w:val="24"/>
+          <w:szCs w:val="24"/>
           <w:shd w:val="clear" w:color="auto" w:fill="C9C9C9"/>
         </w:rPr>
-        <w:t xml:space="preserve">【编注】</w:t>
-      </w:r>
-      <w:r>
-        <w:rPr>
-          <w:sz w:val="24"/>
-          <w:szCs w:val="24"/>
-          <w:shd w:val="clear" w:color="auto" w:fill="C9C9C9"/>
-        </w:rPr>
-        <w:t>【分析】</w:t>
-      </w:r>
-      <w:r>
-        <w:rPr>
-          <w:sz w:val="24"/>
-          <w:szCs w:val="24"/>
-        </w:rPr>
-        <w:t xml:space="preserve">过点</w:t>
-      </w:r>
-      <m:oMath>
-        <m:r>
-          <w:rPr>
-            <w:rFonts w:cs="Cambria Math"/>
-          </w:rPr>
-          <m:t>D</m:t>
-        </m:r>
-      </m:oMath>
-      <w:r>
-        <w:rPr>
-          <w:sz w:val="24"/>
-          <w:szCs w:val="24"/>
-        </w:rPr>
-        <w:t xml:space="preserve">作</w:t>
-      </w:r>
-      <m:oMath>
-        <m:r>
-          <w:rPr>
-            <w:rFonts w:cs="Cambria Math"/>
-          </w:rPr>
-          <m:t>DG//AC</m:t>
-        </m:r>
-      </m:oMath>
-      <w:r>
-        <w:rPr>
-          <w:sz w:val="24"/>
-          <w:szCs w:val="24"/>
-        </w:rPr>
-        <w:t xml:space="preserve">交</w:t>
-      </w:r>
-      <m:oMath>
-        <m:r>
-          <w:rPr>
-            <w:rFonts w:cs="Cambria Math"/>
-          </w:rPr>
-          <m:t>BE</m:t>
-        </m:r>
-      </m:oMath>
-      <w:r>
-        <w:rPr>
-          <w:sz w:val="24"/>
-          <w:szCs w:val="24"/>
-        </w:rPr>
-        <w:t xml:space="preserve">于</w:t>
-      </w:r>
-      <m:oMath>
-        <m:r>
-          <w:rPr>
-            <w:rFonts w:cs="Cambria Math"/>
-          </w:rPr>
-          <m:t>G</m:t>
-        </m:r>
-      </m:oMath>
-      <w:r>
-        <w:rPr>
-          <w:sz w:val="24"/>
-          <w:szCs w:val="24"/>
-        </w:rPr>
-        <w:t xml:space="preserve">，由平行线分线段成比例把</w:t>
-      </w:r>
-      <m:oMath>
-        <m:r>
-          <w:rPr>
-            <w:rFonts w:cs="Cambria Math"/>
-          </w:rPr>
-          <m:t>DF</m:t>
-        </m:r>
-      </m:oMath>
-      <w:r>
-        <w:rPr>
-          <w:sz w:val="24"/>
-          <w:szCs w:val="24"/>
-        </w:rPr>
-        <w:t xml:space="preserve">与</w:t>
-      </w:r>
-      <m:oMath>
-        <m:r>
-          <w:rPr>
-            <w:rFonts w:cs="Cambria Math"/>
-          </w:rPr>
-          <m:t>FC</m:t>
-        </m:r>
-      </m:oMath>
-      <w:r>
-        <w:rPr>
-          <w:sz w:val="24"/>
-          <w:szCs w:val="24"/>
-        </w:rPr>
-        <w:t xml:space="preserve">的比转化为</w:t>
-      </w:r>
-      <m:oMath>
-        <m:r>
-          <w:rPr>
-            <w:rFonts w:cs="Cambria Math"/>
-          </w:rPr>
-          <m:t>DG</m:t>
-        </m:r>
-      </m:oMath>
-      <w:r>
-        <w:rPr>
-          <w:sz w:val="24"/>
-          <w:szCs w:val="24"/>
-        </w:rPr>
-        <w:t xml:space="preserve">与</w:t>
-      </w:r>
-      <m:oMath>
-        <m:r>
-          <w:rPr>
-            <w:rFonts w:cs="Cambria Math"/>
-          </w:rPr>
-          <m:t>EC</m:t>
-        </m:r>
-      </m:oMath>
-      <w:r>
-        <w:rPr>
-          <w:sz w:val="24"/>
-          <w:szCs w:val="24"/>
-        </w:rPr>
-        <w:t xml:space="preserve">的比，再由</w:t>
-      </w:r>
-      <m:oMath>
-        <m:r>
-          <w:rPr>
-            <w:rFonts w:cs="Cambria Math"/>
-          </w:rPr>
-          <m:t>AE=EC</m:t>
-        </m:r>
-      </m:oMath>
-      <w:r>
-        <w:rPr>
-          <w:sz w:val="24"/>
-          <w:szCs w:val="24"/>
-        </w:rPr>
-        <w:t xml:space="preserve">求出</w:t>
-      </w:r>
-      <m:oMath>
-        <m:r>
-          <w:rPr>
-            <w:rFonts w:cs="Cambria Math"/>
-          </w:rPr>
-          <m:t>DF</m:t>
-        </m:r>
-      </m:oMath>
-      <w:r>
-        <w:rPr>
-          <w:sz w:val="24"/>
-          <w:szCs w:val="24"/>
-        </w:rPr>
-        <w:t xml:space="preserve">与</w:t>
-      </w:r>
-      <m:oMath>
-        <m:r>
-          <w:rPr>
-            <w:rFonts w:cs="Cambria Math"/>
-          </w:rPr>
-          <m:t>DC</m:t>
-        </m:r>
-      </m:oMath>
-      <w:r>
-        <w:rPr>
-          <w:sz w:val="24"/>
-          <w:szCs w:val="24"/>
-        </w:rPr>
-        <w:t xml:space="preserve">的比。</w:t>
+        <w:t xml:space="preserve">3/7</w:t>
+      </w:r>
+      <w:r>
+        <w:rPr>
+          <w:sz w:val="24"/>
+          <w:szCs w:val="24"/>
+        </w:rPr>
+        <w:t xml:space="preserve">　</w:t>
       </w:r>
     </w:p>
     <w:p>
@@ -2841,7 +2629,246 @@
           <w:szCs w:val="24"/>
           <w:shd w:val="clear" w:color="auto" w:fill="C9C9C9"/>
         </w:rPr>
-        <w:t xml:space="preserve">【详解】</w:t>
+        <w:t xml:space="preserve">【⁠知⁠识⁠点⁠】</w:t>
+      </w:r>
+    </w:p>
+    <w:p>
+      <w:pPr>
+        <w:spacing w:before="0" w:after="0" w:line="410" w:lineRule="atLeast"/>
+        <w:jc w:val="left"/>
+        <w:rPr>
+          <w:sz w:val="24"/>
+          <w:szCs w:val="24"/>
+        </w:rPr>
+      </w:pPr>
+      <w:r>
+        <w:rPr>
+          <w:sz w:val="24"/>
+          <w:szCs w:val="24"/>
+        </w:rPr>
+        <w:t xml:space="preserve">1.2.1 </w:t>
+      </w:r>
+      <w:r>
+        <w:rPr>
+          <w:sz w:val="24"/>
+          <w:szCs w:val="24"/>
+        </w:rPr>
+        <w:t xml:space="preserve">平行线分线段成比例定理、相似三角形的判定与性质</w:t>
+      </w:r>
+    </w:p>
+    <w:p>
+      <w:pPr>
+        <w:keepLines/>
+        <w:spacing w:before="0" w:after="0" w:line="410" w:lineRule="atLeast"/>
+        <w:jc w:val="left"/>
+        <w:rPr>
+          <w:sz w:val="24"/>
+          <w:szCs w:val="24"/>
+        </w:rPr>
+      </w:pPr>
+      <w:r>
+        <w:rPr>
+          <w:sz w:val="24"/>
+          <w:szCs w:val="24"/>
+        </w:rPr>
+        <w:t xml:space="preserve">【⁠编⁠注⁠】</w:t>
+      </w:r>
+      <w:r>
+        <w:rPr>
+          <w:sz w:val="24"/>
+          <w:szCs w:val="24"/>
+        </w:rPr>
+        <w:t xml:space="preserve">【⁠分⁠析⁠】</w:t>
+      </w:r>
+      <w:r>
+        <w:rPr>
+          <w:sz w:val="24"/>
+          <w:szCs w:val="24"/>
+        </w:rPr>
+        <w:t xml:space="preserve">过点</w:t>
+      </w:r>
+      <m:oMath>
+        <m:r>
+          <w:rPr>
+            <w:rFonts w:cs="Cambria Math"/>
+          </w:rPr>
+          <m:t>D</m:t>
+        </m:r>
+      </m:oMath>
+      <w:r>
+        <w:rPr>
+          <w:sz w:val="24"/>
+          <w:szCs w:val="24"/>
+        </w:rPr>
+        <w:t xml:space="preserve">作</w:t>
+      </w:r>
+      <m:oMath>
+        <m:r>
+          <w:rPr>
+            <w:rFonts w:cs="Cambria Math"/>
+          </w:rPr>
+          <m:t>DG//AC</m:t>
+        </m:r>
+      </m:oMath>
+      <w:r>
+        <w:rPr>
+          <w:sz w:val="24"/>
+          <w:szCs w:val="24"/>
+        </w:rPr>
+        <w:t xml:space="preserve">交</w:t>
+      </w:r>
+      <m:oMath>
+        <m:r>
+          <w:rPr>
+            <w:rFonts w:cs="Cambria Math"/>
+          </w:rPr>
+          <m:t>BE</m:t>
+        </m:r>
+      </m:oMath>
+      <w:r>
+        <w:rPr>
+          <w:sz w:val="24"/>
+          <w:szCs w:val="24"/>
+        </w:rPr>
+        <w:t xml:space="preserve">于</w:t>
+      </w:r>
+      <m:oMath>
+        <m:r>
+          <w:rPr>
+            <w:rFonts w:cs="Cambria Math"/>
+          </w:rPr>
+          <m:t>G</m:t>
+        </m:r>
+      </m:oMath>
+      <w:r>
+        <w:rPr>
+          <w:sz w:val="24"/>
+          <w:szCs w:val="24"/>
+        </w:rPr>
+        <w:t xml:space="preserve">，由平行线分线段成比例把</w:t>
+      </w:r>
+      <m:oMath>
+        <m:r>
+          <w:rPr>
+            <w:rFonts w:cs="Cambria Math"/>
+          </w:rPr>
+          <m:t>DF</m:t>
+        </m:r>
+      </m:oMath>
+      <w:r>
+        <w:rPr>
+          <w:sz w:val="24"/>
+          <w:szCs w:val="24"/>
+        </w:rPr>
+        <w:t xml:space="preserve">与</w:t>
+      </w:r>
+      <m:oMath>
+        <m:r>
+          <w:rPr>
+            <w:rFonts w:cs="Cambria Math"/>
+          </w:rPr>
+          <m:t>FC</m:t>
+        </m:r>
+      </m:oMath>
+      <w:r>
+        <w:rPr>
+          <w:sz w:val="24"/>
+          <w:szCs w:val="24"/>
+        </w:rPr>
+        <w:t xml:space="preserve">的比转化为</w:t>
+      </w:r>
+      <m:oMath>
+        <m:r>
+          <w:rPr>
+            <w:rFonts w:cs="Cambria Math"/>
+          </w:rPr>
+          <m:t>DG</m:t>
+        </m:r>
+      </m:oMath>
+      <w:r>
+        <w:rPr>
+          <w:sz w:val="24"/>
+          <w:szCs w:val="24"/>
+        </w:rPr>
+        <w:t xml:space="preserve">与</w:t>
+      </w:r>
+      <m:oMath>
+        <m:r>
+          <w:rPr>
+            <w:rFonts w:cs="Cambria Math"/>
+          </w:rPr>
+          <m:t>EC</m:t>
+        </m:r>
+      </m:oMath>
+      <w:r>
+        <w:rPr>
+          <w:sz w:val="24"/>
+          <w:szCs w:val="24"/>
+        </w:rPr>
+        <w:t xml:space="preserve">的比，再由</w:t>
+      </w:r>
+      <m:oMath>
+        <m:r>
+          <w:rPr>
+            <w:rFonts w:cs="Cambria Math"/>
+          </w:rPr>
+          <m:t>AE=EC</m:t>
+        </m:r>
+      </m:oMath>
+      <w:r>
+        <w:rPr>
+          <w:sz w:val="24"/>
+          <w:szCs w:val="24"/>
+        </w:rPr>
+        <w:t xml:space="preserve">求出</w:t>
+      </w:r>
+      <m:oMath>
+        <m:r>
+          <w:rPr>
+            <w:rFonts w:cs="Cambria Math"/>
+          </w:rPr>
+          <m:t>DF</m:t>
+        </m:r>
+      </m:oMath>
+      <w:r>
+        <w:rPr>
+          <w:sz w:val="24"/>
+          <w:szCs w:val="24"/>
+        </w:rPr>
+        <w:t xml:space="preserve">与</w:t>
+      </w:r>
+      <m:oMath>
+        <m:r>
+          <w:rPr>
+            <w:rFonts w:cs="Cambria Math"/>
+          </w:rPr>
+          <m:t>DC</m:t>
+        </m:r>
+      </m:oMath>
+      <w:r>
+        <w:rPr>
+          <w:sz w:val="24"/>
+          <w:szCs w:val="24"/>
+        </w:rPr>
+        <w:t xml:space="preserve">的比。</w:t>
+      </w:r>
+    </w:p>
+    <w:p>
+      <w:pPr>
+        <w:keepLines/>
+        <w:spacing w:before="0" w:after="0" w:line="410" w:lineRule="atLeast"/>
+        <w:jc w:val="left"/>
+        <w:rPr>
+          <w:sz w:val="24"/>
+          <w:szCs w:val="24"/>
+        </w:rPr>
+      </w:pPr>
+      <w:r>
+        <w:rPr>
+          <w:sz w:val="24"/>
+          <w:szCs w:val="24"/>
+        </w:rPr>
+        <w:t xml:space="preserve">【⁠详⁠解⁠】</w:t>
       </w:r>
       <w:r>
         <w:rPr>
@@ -2965,6 +2992,7 @@
     </w:p>
     <w:p>
       <w:pPr>
+        <w:keepLines/>
         <w:spacing w:before="0" w:after="0" w:line="410" w:lineRule="atLeast"/>
         <w:jc w:val="left"/>
         <w:rPr>
@@ -3495,6 +3523,7 @@
     </w:p>
     <w:p>
       <w:pPr>
+        <w:keepLines/>
         <w:spacing w:before="0" w:after="0" w:line="410" w:lineRule="atLeast"/>
         <w:jc w:val="left"/>
         <w:rPr>
@@ -3868,7 +3897,8 @@
     </w:p>
     <w:p>
       <w:pPr>
-        <w:shd w:val="clear" w:color="auto" w:fill="E0E0E0"/>
+        <w:keepLines/>
+        <w:shd w:val="clear" w:color="auto" w:fill="F2F2F2"/>
         <w:spacing w:before="0" w:after="0" w:line="410" w:lineRule="atLeast"/>
         <w:jc w:val="left"/>
       </w:pPr>
@@ -3889,7 +3919,7 @@
           <w:sz w:val="24"/>
           <w:szCs w:val="24"/>
         </w:rPr>
-        <w:t xml:space="preserve">（衔接必会·卡壳看答案）</w:t>
+        <w:t xml:space="preserve">（衔接必会）</w:t>
       </w:r>
       <w:r>
         <w:rPr>
@@ -4075,51 +4105,7 @@
           <w:szCs w:val="24"/>
           <w:shd w:val="clear" w:color="auto" w:fill="C9C9C9"/>
         </w:rPr>
-        <w:t>【答案】</w:t>
-      </w:r>
-      <w:r>
-        <w:rPr>
-          <w:sz w:val="24"/>
-          <w:szCs w:val="24"/>
-        </w:rPr>
-        <w:t xml:space="preserve"> </w:t>
-      </w:r>
-      <w:r>
-        <w:rPr>
-          <w:sz w:val="24"/>
-          <w:szCs w:val="24"/>
-          <w:shd w:val="clear" w:color="auto" w:fill="C9C9C9"/>
-        </w:rPr>
-        <w:t xml:space="preserve">1:3</w:t>
-      </w:r>
-      <w:r>
-        <w:rPr>
-          <w:sz w:val="24"/>
-          <w:szCs w:val="24"/>
-        </w:rPr>
-        <w:t xml:space="preserve">　</w:t>
-      </w:r>
-      <w:r>
-        <w:rPr>
-          <w:sz w:val="24"/>
-          <w:szCs w:val="24"/>
-          <w:shd w:val="clear" w:color="auto" w:fill="C9C9C9"/>
-        </w:rPr>
-        <w:t xml:space="preserve">【知识点】</w:t>
-      </w:r>
-      <w:r>
-        <w:rPr>
-          <w:sz w:val="24"/>
-          <w:szCs w:val="24"/>
-        </w:rPr>
-        <w:t xml:space="preserve">1.2.1 </w:t>
-      </w:r>
-      <w:r>
-        <w:rPr>
-          <w:sz w:val="24"/>
-          <w:szCs w:val="24"/>
-        </w:rPr>
-        <w:t>相似三角形的性质、平行四边形的性质</w:t>
+        <w:t xml:space="preserve">【⁠答⁠案⁠】</w:t>
       </w:r>
     </w:p>
     <w:p>
@@ -4135,99 +4121,23 @@
         <w:rPr>
           <w:sz w:val="24"/>
           <w:szCs w:val="24"/>
+        </w:rPr>
+        <w:t xml:space="preserve"> </w:t>
+      </w:r>
+      <w:r>
+        <w:rPr>
+          <w:sz w:val="24"/>
+          <w:szCs w:val="24"/>
           <w:shd w:val="clear" w:color="auto" w:fill="C9C9C9"/>
         </w:rPr>
-        <w:t xml:space="preserve">【编注】</w:t>
-      </w:r>
-      <w:r>
-        <w:rPr>
-          <w:sz w:val="24"/>
-          <w:szCs w:val="24"/>
-          <w:shd w:val="clear" w:color="auto" w:fill="C9C9C9"/>
-        </w:rPr>
-        <w:t>【分析】</w:t>
-      </w:r>
-      <w:r>
-        <w:rPr>
-          <w:sz w:val="24"/>
-          <w:szCs w:val="24"/>
-        </w:rPr>
-        <w:t xml:space="preserve">由</w:t>
-      </w:r>
-      <m:oMath>
-        <m:r>
-          <w:rPr>
-            <w:rFonts w:cs="Cambria Math"/>
-          </w:rPr>
-          <m:t>BM//CD</m:t>
-        </m:r>
-      </m:oMath>
-      <w:r>
-        <w:rPr>
-          <w:sz w:val="24"/>
-          <w:szCs w:val="24"/>
-        </w:rPr>
-        <w:t xml:space="preserve">得</w:t>
-      </w:r>
-      <m:oMath>
-        <m:r>
-          <w:rPr>
-            <w:rFonts w:cs="Cambria Math"/>
-          </w:rPr>
-          <m:t>△BEM∽△DEC</m:t>
-        </m:r>
-      </m:oMath>
-      <w:r>
-        <w:rPr>
-          <w:sz w:val="24"/>
-          <w:szCs w:val="24"/>
-        </w:rPr>
-        <w:t xml:space="preserve">（相似比</w:t>
-      </w:r>
-      <m:oMath>
-        <m:r>
-          <w:rPr>
-            <w:rFonts w:cs="Cambria Math"/>
-          </w:rPr>
-          <m:t>1:2</m:t>
-        </m:r>
-      </m:oMath>
-      <w:r>
-        <w:rPr>
-          <w:sz w:val="24"/>
-          <w:szCs w:val="24"/>
-        </w:rPr>
-        <w:t xml:space="preserve">），设</w:t>
-      </w:r>
-      <m:oMath>
-        <m:r>
-          <w:rPr>
-            <w:rFonts w:cs="Cambria Math"/>
-          </w:rPr>
-          <m:t>△BEM</m:t>
-        </m:r>
-      </m:oMath>
-      <w:r>
-        <w:rPr>
-          <w:sz w:val="24"/>
-          <w:szCs w:val="24"/>
-        </w:rPr>
-        <w:t xml:space="preserve">的面积为</w:t>
-      </w:r>
-      <m:oMath>
-        <m:r>
-          <w:rPr>
-            <w:rFonts w:cs="Cambria Math"/>
-          </w:rPr>
-          <m:t>a</m:t>
-        </m:r>
-      </m:oMath>
-      <w:r>
-        <w:rPr>
-          <w:sz w:val="24"/>
-          <w:szCs w:val="24"/>
-        </w:rPr>
-        <w:t xml:space="preserve">，用同高三角形面积之比等于底之比逐一表示各部分面积，再求阴影部分与平行四边形面积的比。</w:t>
+        <w:t xml:space="preserve">1:3</w:t>
+      </w:r>
+      <w:r>
+        <w:rPr>
+          <w:sz w:val="24"/>
+          <w:szCs w:val="24"/>
+        </w:rPr>
+        <w:t xml:space="preserve">　</w:t>
       </w:r>
     </w:p>
     <w:p>
@@ -4245,7 +4155,155 @@
           <w:szCs w:val="24"/>
           <w:shd w:val="clear" w:color="auto" w:fill="C9C9C9"/>
         </w:rPr>
-        <w:t xml:space="preserve">【详解】</w:t>
+        <w:t xml:space="preserve">【⁠知⁠识⁠点⁠】</w:t>
+      </w:r>
+    </w:p>
+    <w:p>
+      <w:pPr>
+        <w:spacing w:before="0" w:after="0" w:line="410" w:lineRule="atLeast"/>
+        <w:jc w:val="left"/>
+        <w:rPr>
+          <w:sz w:val="24"/>
+          <w:szCs w:val="24"/>
+        </w:rPr>
+      </w:pPr>
+      <w:r>
+        <w:rPr>
+          <w:sz w:val="24"/>
+          <w:szCs w:val="24"/>
+        </w:rPr>
+        <w:t xml:space="preserve">1.2.1 </w:t>
+      </w:r>
+      <w:r>
+        <w:rPr>
+          <w:sz w:val="24"/>
+          <w:szCs w:val="24"/>
+        </w:rPr>
+        <w:t xml:space="preserve">相似三角形的性质、平行四边形的性质</w:t>
+      </w:r>
+    </w:p>
+    <w:p>
+      <w:pPr>
+        <w:spacing w:before="0" w:after="0" w:line="410" w:lineRule="atLeast"/>
+        <w:jc w:val="left"/>
+        <w:rPr>
+          <w:sz w:val="24"/>
+          <w:szCs w:val="24"/>
+        </w:rPr>
+      </w:pPr>
+      <w:r>
+        <w:rPr>
+          <w:sz w:val="24"/>
+          <w:szCs w:val="24"/>
+        </w:rPr>
+        <w:t xml:space="preserve">【⁠编⁠注⁠】</w:t>
+      </w:r>
+      <w:r>
+        <w:rPr>
+          <w:sz w:val="24"/>
+          <w:szCs w:val="24"/>
+        </w:rPr>
+        <w:t xml:space="preserve">【⁠分⁠析⁠】</w:t>
+      </w:r>
+      <w:r>
+        <w:rPr>
+          <w:sz w:val="24"/>
+          <w:szCs w:val="24"/>
+        </w:rPr>
+        <w:t xml:space="preserve">由</w:t>
+      </w:r>
+      <m:oMath>
+        <m:r>
+          <w:rPr>
+            <w:rFonts w:cs="Cambria Math"/>
+          </w:rPr>
+          <m:t>BM//CD</m:t>
+        </m:r>
+      </m:oMath>
+      <w:r>
+        <w:rPr>
+          <w:sz w:val="24"/>
+          <w:szCs w:val="24"/>
+        </w:rPr>
+        <w:t xml:space="preserve">得</w:t>
+      </w:r>
+      <m:oMath>
+        <m:r>
+          <w:rPr>
+            <w:rFonts w:cs="Cambria Math"/>
+          </w:rPr>
+          <m:t>△BEM∽△DEC</m:t>
+        </m:r>
+      </m:oMath>
+      <w:r>
+        <w:rPr>
+          <w:sz w:val="24"/>
+          <w:szCs w:val="24"/>
+        </w:rPr>
+        <w:t xml:space="preserve">（相似比</w:t>
+      </w:r>
+      <m:oMath>
+        <m:r>
+          <w:rPr>
+            <w:rFonts w:cs="Cambria Math"/>
+          </w:rPr>
+          <m:t>1:2</m:t>
+        </m:r>
+      </m:oMath>
+      <w:r>
+        <w:rPr>
+          <w:sz w:val="24"/>
+          <w:szCs w:val="24"/>
+        </w:rPr>
+        <w:t xml:space="preserve">），设</w:t>
+      </w:r>
+      <m:oMath>
+        <m:r>
+          <w:rPr>
+            <w:rFonts w:cs="Cambria Math"/>
+          </w:rPr>
+          <m:t>△BEM</m:t>
+        </m:r>
+      </m:oMath>
+      <w:r>
+        <w:rPr>
+          <w:sz w:val="24"/>
+          <w:szCs w:val="24"/>
+        </w:rPr>
+        <w:t xml:space="preserve">的面积为</w:t>
+      </w:r>
+      <m:oMath>
+        <m:r>
+          <w:rPr>
+            <w:rFonts w:cs="Cambria Math"/>
+          </w:rPr>
+          <m:t>a</m:t>
+        </m:r>
+      </m:oMath>
+      <w:r>
+        <w:rPr>
+          <w:sz w:val="24"/>
+          <w:szCs w:val="24"/>
+        </w:rPr>
+        <w:t xml:space="preserve">，用同高三角形面积之比等于底之比逐一表示各部分面积，再求阴影部分与平行四边形面积的比。</w:t>
+      </w:r>
+    </w:p>
+    <w:p>
+      <w:pPr>
+        <w:keepLines/>
+        <w:spacing w:before="0" w:after="0" w:line="410" w:lineRule="atLeast"/>
+        <w:jc w:val="left"/>
+        <w:rPr>
+          <w:sz w:val="24"/>
+          <w:szCs w:val="24"/>
+        </w:rPr>
+      </w:pPr>
+      <w:r>
+        <w:rPr>
+          <w:sz w:val="24"/>
+          <w:szCs w:val="24"/>
+        </w:rPr>
+        <w:t xml:space="preserve">【⁠详⁠解⁠】</w:t>
       </w:r>
       <m:oMath>
         <m:r>
@@ -4387,6 +4445,7 @@
     </w:p>
     <w:p>
       <w:pPr>
+        <w:keepLines/>
         <w:spacing w:before="0" w:after="0" w:line="410" w:lineRule="atLeast"/>
         <w:jc w:val="left"/>
         <w:rPr>
@@ -5202,7 +5261,8 @@
     </w:p>
     <w:p>
       <w:pPr>
-        <w:shd w:val="clear" w:color="auto" w:fill="E0E0E0"/>
+        <w:keepLines/>
+        <w:shd w:val="clear" w:color="auto" w:fill="F2F2F2"/>
         <w:spacing w:before="0" w:after="0" w:line="410" w:lineRule="atLeast"/>
         <w:jc w:val="left"/>
       </w:pPr>
@@ -5223,7 +5283,7 @@
           <w:sz w:val="24"/>
           <w:szCs w:val="24"/>
         </w:rPr>
-        <w:t xml:space="preserve">（衔接必会·卡壳看答案）</w:t>
+        <w:t xml:space="preserve">（衔接必会）</w:t>
       </w:r>
       <w:r>
         <w:rPr>
@@ -5385,6 +5445,7 @@
     </w:p>
     <w:p>
       <w:pPr>
+        <w:keepLines/>
         <w:spacing w:before="0" w:after="0" w:line="410" w:lineRule="atLeast"/>
         <w:jc w:val="left"/>
         <w:rPr>
@@ -5398,14 +5459,7 @@
           <w:szCs w:val="24"/>
           <w:shd w:val="clear" w:color="auto" w:fill="C9C9C9"/>
         </w:rPr>
-        <w:t>【答案】</w:t>
-      </w:r>
-      <w:r>
-        <w:rPr>
-          <w:sz w:val="24"/>
-          <w:szCs w:val="24"/>
-        </w:rPr>
-        <w:t xml:space="preserve"> </w:t>
+        <w:t xml:space="preserve">【⁠答⁠案⁠】</w:t>
       </w:r>
       <m:oMath>
         <m:f>
@@ -5437,28 +5491,6 @@
           </m:den>
         </m:f>
       </m:oMath>
-      <w:r>
-        <w:rPr>
-          <w:sz w:val="24"/>
-          <w:szCs w:val="24"/>
-        </w:rPr>
-        <w:t xml:space="preserve"> </w:t>
-      </w:r>
-      <w:r>
-        <w:rPr>
-          <w:sz w:val="24"/>
-          <w:szCs w:val="24"/>
-          <w:shd w:val="clear" w:color="auto" w:fill="C9C9C9"/>
-        </w:rPr>
-        <w:t xml:space="preserve">【知识点】</w:t>
-      </w:r>
-      <w:r>
-        <w:rPr>
-          <w:sz w:val="24"/>
-          <w:szCs w:val="24"/>
-        </w:rPr>
-        <w:t xml:space="preserve">1.2.1 图形的性质</w:t>
-      </w:r>
     </w:p>
     <w:p>
       <w:pPr>
@@ -5475,7 +5507,42 @@
           <w:szCs w:val="24"/>
           <w:shd w:val="clear" w:color="auto" w:fill="C9C9C9"/>
         </w:rPr>
-        <w:t xml:space="preserve">【分析】</w:t>
+        <w:t xml:space="preserve">【⁠知⁠识⁠点⁠】</w:t>
+      </w:r>
+    </w:p>
+    <w:p>
+      <w:pPr>
+        <w:spacing w:before="0" w:after="0" w:line="410" w:lineRule="atLeast"/>
+        <w:jc w:val="left"/>
+        <w:rPr>
+          <w:sz w:val="24"/>
+          <w:szCs w:val="24"/>
+        </w:rPr>
+      </w:pPr>
+      <w:r>
+        <w:rPr>
+          <w:sz w:val="24"/>
+          <w:szCs w:val="24"/>
+        </w:rPr>
+        <w:t xml:space="preserve">1.2.1 图形的性质</w:t>
+      </w:r>
+    </w:p>
+    <w:p>
+      <w:pPr>
+        <w:keepLines/>
+        <w:spacing w:before="0" w:after="0" w:line="410" w:lineRule="atLeast"/>
+        <w:jc w:val="left"/>
+        <w:rPr>
+          <w:sz w:val="24"/>
+          <w:szCs w:val="24"/>
+        </w:rPr>
+      </w:pPr>
+      <w:r>
+        <w:rPr>
+          <w:sz w:val="24"/>
+          <w:szCs w:val="24"/>
+        </w:rPr>
+        <w:t xml:space="preserve">【⁠分⁠析⁠】</w:t>
       </w:r>
       <w:r>
         <w:rPr>
@@ -5532,6 +5599,7 @@
     </w:p>
     <w:p>
       <w:pPr>
+        <w:keepLines/>
         <w:spacing w:before="0" w:after="0" w:line="410" w:lineRule="atLeast"/>
         <w:jc w:val="left"/>
         <w:rPr>
@@ -5543,9 +5611,8 @@
         <w:rPr>
           <w:sz w:val="24"/>
           <w:szCs w:val="24"/>
-          <w:shd w:val="clear" w:color="auto" w:fill="C9C9C9"/>
-        </w:rPr>
-        <w:t xml:space="preserve">【详解】</w:t>
+        </w:rPr>
+        <w:t xml:space="preserve">【⁠详⁠解⁠】</w:t>
       </w:r>
       <w:r>
         <w:rPr>
@@ -5961,6 +6028,7 @@
     </w:p>
     <w:p>
       <w:pPr>
+        <w:keepLines/>
         <w:spacing w:before="0" w:after="0" w:line="410" w:lineRule="atLeast"/>
         <w:jc w:val="left"/>
         <w:rPr>
@@ -6005,7 +6073,8 @@
     </w:p>
     <w:p>
       <w:pPr>
-        <w:shd w:val="clear" w:color="auto" w:fill="E0E0E0"/>
+        <w:keepLines/>
+        <w:shd w:val="clear" w:color="auto" w:fill="F2F2F2"/>
         <w:spacing w:before="0" w:after="0" w:line="410" w:lineRule="atLeast"/>
         <w:jc w:val="left"/>
       </w:pPr>
@@ -6026,7 +6095,7 @@
           <w:sz w:val="24"/>
           <w:szCs w:val="24"/>
         </w:rPr>
-        <w:t xml:space="preserve">（衔接必会·卡壳看答案）</w:t>
+        <w:t xml:space="preserve">（衔接必会）</w:t>
       </w:r>
       <w:r>
         <w:rPr>
@@ -6204,6 +6273,7 @@
     </w:p>
     <w:p>
       <w:pPr>
+        <w:keepLines/>
         <w:spacing w:before="0" w:after="0" w:line="410" w:lineRule="atLeast"/>
         <w:jc w:val="left"/>
         <w:rPr>
@@ -6217,14 +6287,7 @@
           <w:szCs w:val="24"/>
           <w:shd w:val="clear" w:color="auto" w:fill="C9C9C9"/>
         </w:rPr>
-        <w:t>【答案】</w:t>
-      </w:r>
-      <w:r>
-        <w:rPr>
-          <w:sz w:val="24"/>
-          <w:szCs w:val="24"/>
-        </w:rPr>
-        <w:t xml:space="preserve"> </w:t>
+        <w:t xml:space="preserve">【⁠答⁠案⁠】</w:t>
       </w:r>
       <m:oMath>
         <m:r>
@@ -6235,28 +6298,6 @@
           <m:t>1:4</m:t>
         </m:r>
       </m:oMath>
-      <w:r>
-        <w:rPr>
-          <w:sz w:val="24"/>
-          <w:szCs w:val="24"/>
-        </w:rPr>
-        <w:t xml:space="preserve"> </w:t>
-      </w:r>
-      <w:r>
-        <w:rPr>
-          <w:sz w:val="24"/>
-          <w:szCs w:val="24"/>
-          <w:shd w:val="clear" w:color="auto" w:fill="C9C9C9"/>
-        </w:rPr>
-        <w:t xml:space="preserve">【知识点】</w:t>
-      </w:r>
-      <w:r>
-        <w:rPr>
-          <w:sz w:val="24"/>
-          <w:szCs w:val="24"/>
-        </w:rPr>
-        <w:t xml:space="preserve">1.2.1 图形的性质</w:t>
-      </w:r>
     </w:p>
     <w:p>
       <w:pPr>
@@ -6273,81 +6314,7 @@
           <w:szCs w:val="24"/>
           <w:shd w:val="clear" w:color="auto" w:fill="C9C9C9"/>
         </w:rPr>
-        <w:t xml:space="preserve">【分析】</w:t>
-      </w:r>
-      <w:r>
-        <w:rPr>
-          <w:sz w:val="24"/>
-          <w:szCs w:val="24"/>
-        </w:rPr>
-        <w:t xml:space="preserve">连接</w:t>
-      </w:r>
-      <m:oMath>
-        <m:r>
-          <w:rPr>
-            <w:rFonts w:cs="Cambria Math"/>
-          </w:rPr>
-          <m:t>ED</m:t>
-        </m:r>
-      </m:oMath>
-      <w:r>
-        <w:rPr>
-          <w:sz w:val="24"/>
-          <w:szCs w:val="24"/>
-        </w:rPr>
-        <w:t>，取</w:t>
-      </w:r>
-      <m:oMath>
-        <m:r>
-          <w:rPr>
-            <w:rFonts w:cs="Cambria Math"/>
-          </w:rPr>
-          <m:t>BE</m:t>
-        </m:r>
-      </m:oMath>
-      <w:r>
-        <w:rPr>
-          <w:sz w:val="24"/>
-          <w:szCs w:val="24"/>
-        </w:rPr>
-        <w:t>中点</w:t>
-      </w:r>
-      <m:oMath>
-        <m:r>
-          <w:rPr>
-            <w:rFonts w:cs="Cambria Math"/>
-          </w:rPr>
-          <m:t>F</m:t>
-        </m:r>
-      </m:oMath>
-      <w:r>
-        <w:rPr>
-          <w:sz w:val="24"/>
-          <w:szCs w:val="24"/>
-        </w:rPr>
-        <w:t>，连接</w:t>
-      </w:r>
-      <m:oMath>
-        <m:r>
-          <w:rPr>
-            <w:rFonts w:cs="Cambria Math"/>
-          </w:rPr>
-          <m:t>PF,QF</m:t>
-        </m:r>
-      </m:oMath>
-      <w:r>
-        <w:rPr>
-          <w:sz w:val="24"/>
-          <w:szCs w:val="24"/>
-        </w:rPr>
-        <w:t>，利用三角形中位线定理推理、计算作答</w:t>
-      </w:r>
-      <w:r>
-        <w:rPr>
-          <w:sz w:val="24"/>
-          <w:szCs w:val="24"/>
-        </w:rPr>
-        <w:t>.</w:t>
+        <w:t xml:space="preserve">【⁠知⁠识⁠点⁠】</w:t>
       </w:r>
     </w:p>
     <w:p>
@@ -6363,9 +6330,118 @@
         <w:rPr>
           <w:sz w:val="24"/>
           <w:szCs w:val="24"/>
-          <w:shd w:val="clear" w:color="auto" w:fill="C9C9C9"/>
-        </w:rPr>
-        <w:t xml:space="preserve">【详解】</w:t>
+        </w:rPr>
+        <w:t xml:space="preserve">1.2.1 图形的性质</w:t>
+      </w:r>
+    </w:p>
+    <w:p>
+      <w:pPr>
+        <w:keepLines/>
+        <w:spacing w:before="0" w:after="0" w:line="410" w:lineRule="atLeast"/>
+        <w:jc w:val="left"/>
+        <w:rPr>
+          <w:sz w:val="24"/>
+          <w:szCs w:val="24"/>
+        </w:rPr>
+      </w:pPr>
+      <w:r>
+        <w:rPr>
+          <w:sz w:val="24"/>
+          <w:szCs w:val="24"/>
+        </w:rPr>
+        <w:t xml:space="preserve">【⁠分⁠析⁠】</w:t>
+      </w:r>
+      <w:r>
+        <w:rPr>
+          <w:sz w:val="24"/>
+          <w:szCs w:val="24"/>
+        </w:rPr>
+        <w:t xml:space="preserve">连接</w:t>
+      </w:r>
+      <m:oMath>
+        <m:r>
+          <w:rPr>
+            <w:rFonts w:cs="Cambria Math"/>
+          </w:rPr>
+          <m:t>ED</m:t>
+        </m:r>
+      </m:oMath>
+      <w:r>
+        <w:rPr>
+          <w:sz w:val="24"/>
+          <w:szCs w:val="24"/>
+        </w:rPr>
+        <w:t>，取</w:t>
+      </w:r>
+      <m:oMath>
+        <m:r>
+          <w:rPr>
+            <w:rFonts w:cs="Cambria Math"/>
+          </w:rPr>
+          <m:t>BE</m:t>
+        </m:r>
+      </m:oMath>
+      <w:r>
+        <w:rPr>
+          <w:sz w:val="24"/>
+          <w:szCs w:val="24"/>
+        </w:rPr>
+        <w:t>中点</w:t>
+      </w:r>
+      <m:oMath>
+        <m:r>
+          <w:rPr>
+            <w:rFonts w:cs="Cambria Math"/>
+          </w:rPr>
+          <m:t>F</m:t>
+        </m:r>
+      </m:oMath>
+      <w:r>
+        <w:rPr>
+          <w:sz w:val="24"/>
+          <w:szCs w:val="24"/>
+        </w:rPr>
+        <w:t>，连接</w:t>
+      </w:r>
+      <m:oMath>
+        <m:r>
+          <w:rPr>
+            <w:rFonts w:cs="Cambria Math"/>
+          </w:rPr>
+          <m:t>PF,QF</m:t>
+        </m:r>
+      </m:oMath>
+      <w:r>
+        <w:rPr>
+          <w:sz w:val="24"/>
+          <w:szCs w:val="24"/>
+        </w:rPr>
+        <w:t>，利用三角形中位线定理推理、计算作答</w:t>
+      </w:r>
+      <w:r>
+        <w:rPr>
+          <w:sz w:val="24"/>
+          <w:szCs w:val="24"/>
+        </w:rPr>
+        <w:t>.</w:t>
+      </w:r>
+    </w:p>
+    <w:p>
+      <w:pPr>
+        <w:keepLines/>
+        <w:spacing w:before="0" w:after="0" w:line="410" w:lineRule="atLeast"/>
+        <w:jc w:val="left"/>
+        <w:rPr>
+          <w:sz w:val="24"/>
+          <w:szCs w:val="24"/>
+        </w:rPr>
+      </w:pPr>
+      <w:r>
+        <w:rPr>
+          <w:sz w:val="24"/>
+          <w:szCs w:val="24"/>
+        </w:rPr>
+        <w:t xml:space="preserve">【⁠详⁠解⁠】</w:t>
       </w:r>
       <w:r>
         <w:rPr>
@@ -6546,6 +6622,7 @@
     </w:p>
     <w:p>
       <w:pPr>
+        <w:keepLines/>
         <w:spacing w:before="0" w:after="0" w:line="410" w:lineRule="atLeast"/>
         <w:jc w:val="left"/>
         <w:rPr>
@@ -6761,6 +6838,7 @@
     </w:p>
     <w:p>
       <w:pPr>
+        <w:keepLines/>
         <w:spacing w:before="0" w:after="0" w:line="410" w:lineRule="atLeast"/>
         <w:jc w:val="left"/>
         <w:rPr>
@@ -7097,7 +7175,8 @@
     </w:p>
     <w:p>
       <w:pPr>
-        <w:shd w:val="clear" w:color="auto" w:fill="E0E0E0"/>
+        <w:keepLines/>
+        <w:shd w:val="clear" w:color="auto" w:fill="F2F2F2"/>
         <w:spacing w:before="0" w:after="0" w:line="410" w:lineRule="atLeast"/>
         <w:jc w:val="left"/>
       </w:pPr>
@@ -7118,7 +7197,7 @@
           <w:sz w:val="24"/>
           <w:szCs w:val="24"/>
         </w:rPr>
-        <w:t xml:space="preserve">（衔接必会·卡壳看答案）</w:t>
+        <w:t xml:space="preserve">（衔接必会）</w:t>
       </w:r>
       <w:r>
         <w:rPr>
@@ -7252,44 +7331,7 @@
           <w:szCs w:val="24"/>
           <w:shd w:val="clear" w:color="auto" w:fill="C9C9C9"/>
         </w:rPr>
-        <w:t xml:space="preserve">【答案】</w:t>
-      </w:r>
-      <w:r>
-        <w:rPr>
-          <w:sz w:val="24"/>
-          <w:szCs w:val="24"/>
-        </w:rPr>
-        <w:t xml:space="preserve"> </w:t>
-      </w:r>
-      <w:r>
-        <w:rPr>
-          <w:sz w:val="24"/>
-          <w:szCs w:val="24"/>
-          <w:shd w:val="clear" w:color="auto" w:fill="C9C9C9"/>
-        </w:rPr>
-        <w:t xml:space="preserve">证明见解析</w:t>
-      </w:r>
-      <w:r>
-        <w:rPr>
-          <w:sz w:val="24"/>
-          <w:szCs w:val="24"/>
-        </w:rPr>
-        <w:t xml:space="preserve"> </w:t>
-      </w:r>
-      <w:r>
-        <w:rPr>
-          <w:sz w:val="24"/>
-          <w:szCs w:val="24"/>
-          <w:shd w:val="clear" w:color="auto" w:fill="C9C9C9"/>
-        </w:rPr>
-        <w:t xml:space="preserve">【知识点】</w:t>
-      </w:r>
-      <w:r>
-        <w:rPr>
-          <w:sz w:val="24"/>
-          <w:szCs w:val="24"/>
-        </w:rPr>
-        <w:t xml:space="preserve">1.2.1 图形的性质</w:t>
+        <w:t xml:space="preserve">【⁠答⁠案⁠】</w:t>
       </w:r>
     </w:p>
     <w:p>
@@ -7305,9 +7347,76 @@
         <w:rPr>
           <w:sz w:val="24"/>
           <w:szCs w:val="24"/>
+        </w:rPr>
+        <w:t xml:space="preserve"> </w:t>
+      </w:r>
+      <w:r>
+        <w:rPr>
+          <w:sz w:val="24"/>
+          <w:szCs w:val="24"/>
           <w:shd w:val="clear" w:color="auto" w:fill="C9C9C9"/>
         </w:rPr>
-        <w:t xml:space="preserve">【分析】</w:t>
+        <w:t xml:space="preserve">证明见解析</w:t>
+      </w:r>
+      <w:r>
+        <w:rPr>
+          <w:sz w:val="24"/>
+          <w:szCs w:val="24"/>
+        </w:rPr>
+        <w:t xml:space="preserve"> </w:t>
+      </w:r>
+    </w:p>
+    <w:p>
+      <w:pPr>
+        <w:spacing w:before="0" w:after="0" w:line="410" w:lineRule="atLeast"/>
+        <w:jc w:val="left"/>
+        <w:rPr>
+          <w:sz w:val="24"/>
+          <w:szCs w:val="24"/>
+        </w:rPr>
+      </w:pPr>
+      <w:r>
+        <w:rPr>
+          <w:sz w:val="24"/>
+          <w:szCs w:val="24"/>
+          <w:shd w:val="clear" w:color="auto" w:fill="C9C9C9"/>
+        </w:rPr>
+        <w:t xml:space="preserve">【⁠知⁠识⁠点⁠】</w:t>
+      </w:r>
+    </w:p>
+    <w:p>
+      <w:pPr>
+        <w:spacing w:before="0" w:after="0" w:line="410" w:lineRule="atLeast"/>
+        <w:jc w:val="left"/>
+        <w:rPr>
+          <w:sz w:val="24"/>
+          <w:szCs w:val="24"/>
+        </w:rPr>
+      </w:pPr>
+      <w:r>
+        <w:rPr>
+          <w:sz w:val="24"/>
+          <w:szCs w:val="24"/>
+        </w:rPr>
+        <w:t xml:space="preserve">1.2.1 图形的性质</w:t>
+      </w:r>
+    </w:p>
+    <w:p>
+      <w:pPr>
+        <w:keepLines/>
+        <w:spacing w:before="0" w:after="0" w:line="410" w:lineRule="atLeast"/>
+        <w:jc w:val="left"/>
+        <w:rPr>
+          <w:sz w:val="24"/>
+          <w:szCs w:val="24"/>
+        </w:rPr>
+      </w:pPr>
+      <w:r>
+        <w:rPr>
+          <w:sz w:val="24"/>
+          <w:szCs w:val="24"/>
+        </w:rPr>
+        <w:t xml:space="preserve">【⁠分⁠析⁠】</w:t>
       </w:r>
       <w:r>
         <w:rPr>
@@ -7421,6 +7530,7 @@
     </w:p>
     <w:p>
       <w:pPr>
+        <w:keepLines/>
         <w:spacing w:before="0" w:after="0" w:line="410" w:lineRule="atLeast"/>
         <w:jc w:val="left"/>
         <w:rPr>
@@ -7432,9 +7542,8 @@
         <w:rPr>
           <w:sz w:val="24"/>
           <w:szCs w:val="24"/>
-          <w:shd w:val="clear" w:color="auto" w:fill="C9C9C9"/>
-        </w:rPr>
-        <w:t xml:space="preserve">【详解】</w:t>
+        </w:rPr>
+        <w:t xml:space="preserve">【⁠详⁠解⁠】</w:t>
       </w:r>
       <w:r>
         <w:rPr>
@@ -7732,7 +7841,10 @@
     </w:p>
     <w:p>
       <w:pPr>
-        <w:shd w:val="clear" w:color="auto" w:fill="C6D4E3"/>
+        <w:keepLines/>
+        <w:pBdr>
+          <w:left w:val="single" w:sz="18" w:space="3" w:color="auto"/>
+        </w:pBdr>
         <w:spacing w:before="0" w:after="0" w:line="410" w:lineRule="atLeast"/>
         <w:jc w:val="left"/>
       </w:pPr>
@@ -7752,21 +7864,18 @@
           <w:sz w:val="24"/>
           <w:szCs w:val="24"/>
         </w:rPr>
-        <w:t>空间中的点、直线与空间向量：射影定理</w:t>
-      </w:r>
-      <w:r>
-        <w:rPr>
-          <w:b/>
-          <w:bCs/>
-          <w:sz w:val="24"/>
-          <w:szCs w:val="24"/>
-        </w:rPr>
-        <w:t xml:space="preserve">　6题：1.2.1.2-6～1.2.1.2-11</w:t>
+        <w:t xml:space="preserve">射影定理</w:t>
+      </w:r>
+    </w:p>
+    <w:p>
+      <w:r>
+        <w:t xml:space="preserve">6题：-6～11</w:t>
       </w:r>
     </w:p>
     <w:p>
       <w:pPr>
-        <w:shd w:val="clear" w:color="auto" w:fill="E0E0E0"/>
+        <w:keepLines/>
+        <w:shd w:val="clear" w:color="auto" w:fill="F2F2F2"/>
         <w:spacing w:before="0" w:after="0" w:line="410" w:lineRule="atLeast"/>
         <w:jc w:val="left"/>
       </w:pPr>
@@ -7787,7 +7896,7 @@
           <w:sz w:val="24"/>
           <w:szCs w:val="24"/>
         </w:rPr>
-        <w:t xml:space="preserve">（衔接必会·卡壳看答案）</w:t>
+        <w:t xml:space="preserve">（衔接必会）</w:t>
       </w:r>
       <w:r>
         <w:rPr>
@@ -8100,66 +8209,7 @@
           <w:szCs w:val="24"/>
           <w:shd w:val="clear" w:color="auto" w:fill="C9C9C9"/>
         </w:rPr>
-        <w:t>【答案】</w:t>
-      </w:r>
-      <w:r>
-        <w:rPr>
-          <w:sz w:val="24"/>
-          <w:szCs w:val="24"/>
-        </w:rPr>
-        <w:t xml:space="preserve"> </w:t>
-      </w:r>
-      <w:r>
-        <w:rPr>
-          <w:sz w:val="24"/>
-          <w:szCs w:val="24"/>
-          <w:shd w:val="clear" w:color="auto" w:fill="C9C9C9"/>
-        </w:rPr>
-        <w:t xml:space="preserve">4/5</w:t>
-      </w:r>
-      <w:r>
-        <w:rPr>
-          <w:sz w:val="24"/>
-          <w:szCs w:val="24"/>
-        </w:rPr>
-        <w:t>；</w:t>
-      </w:r>
-      <w:r>
-        <w:rPr>
-          <w:sz w:val="24"/>
-          <w:szCs w:val="24"/>
-          <w:shd w:val="clear" w:color="auto" w:fill="C9C9C9"/>
-        </w:rPr>
-        <w:t>16/9</w:t>
-      </w:r>
-      <w:r>
-        <w:rPr>
-          <w:sz w:val="24"/>
-          <w:szCs w:val="24"/>
-        </w:rPr>
-        <w:t xml:space="preserve">　</w:t>
-      </w:r>
-      <w:r>
-        <w:rPr>
-          <w:sz w:val="24"/>
-          <w:szCs w:val="24"/>
-          <w:shd w:val="clear" w:color="auto" w:fill="C9C9C9"/>
-        </w:rPr>
-        <w:t xml:space="preserve">【知识点】</w:t>
-      </w:r>
-      <w:r>
-        <w:rPr>
-          <w:sz w:val="24"/>
-          <w:szCs w:val="24"/>
-        </w:rPr>
-        <w:t xml:space="preserve">1.2.1 </w:t>
-      </w:r>
-      <w:r>
-        <w:rPr>
-          <w:sz w:val="24"/>
-          <w:szCs w:val="24"/>
-        </w:rPr>
-        <w:t>射影定理</w:t>
+        <w:t xml:space="preserve">【⁠答⁠案⁠】</w:t>
       </w:r>
     </w:p>
     <w:p>
@@ -8175,9 +8225,23 @@
         <w:rPr>
           <w:sz w:val="24"/>
           <w:szCs w:val="24"/>
+        </w:rPr>
+        <w:t xml:space="preserve"> </w:t>
+      </w:r>
+      <w:r>
+        <w:rPr>
+          <w:sz w:val="24"/>
+          <w:szCs w:val="24"/>
           <w:shd w:val="clear" w:color="auto" w:fill="C9C9C9"/>
         </w:rPr>
-        <w:t xml:space="preserve">【编注】</w:t>
+        <w:t xml:space="preserve">4/5</w:t>
+      </w:r>
+      <w:r>
+        <w:rPr>
+          <w:sz w:val="24"/>
+          <w:szCs w:val="24"/>
+        </w:rPr>
+        <w:t xml:space="preserve">；</w:t>
       </w:r>
       <w:r>
         <w:rPr>
@@ -8185,104 +8249,14 @@
           <w:szCs w:val="24"/>
           <w:shd w:val="clear" w:color="auto" w:fill="C9C9C9"/>
         </w:rPr>
-        <w:t>【分析】</w:t>
-      </w:r>
-      <w:r>
-        <w:rPr>
-          <w:sz w:val="24"/>
-          <w:szCs w:val="24"/>
-        </w:rPr>
-        <w:t xml:space="preserve">设</w:t>
-      </w:r>
-      <m:oMath>
-        <m:r>
-          <w:rPr>
-            <w:rFonts w:cs="Cambria Math"/>
-          </w:rPr>
-          <m:t>AC=3</m:t>
-        </m:r>
-      </m:oMath>
-      <w:r>
-        <w:rPr>
-          <w:sz w:val="24"/>
-          <w:szCs w:val="24"/>
-        </w:rPr>
-        <w:t xml:space="preserve">、</w:t>
-      </w:r>
-      <m:oMath>
-        <m:r>
-          <w:rPr>
-            <w:rFonts w:cs="Cambria Math"/>
-          </w:rPr>
-          <m:t>AB=4</m:t>
-        </m:r>
-      </m:oMath>
-      <w:r>
-        <w:rPr>
-          <w:sz w:val="24"/>
-          <w:szCs w:val="24"/>
-        </w:rPr>
-        <w:t xml:space="preserve">，则</w:t>
-      </w:r>
-      <m:oMath>
-        <m:r>
-          <w:rPr>
-            <w:rFonts w:cs="Cambria Math"/>
-          </w:rPr>
-          <m:t>BC=5</m:t>
-        </m:r>
-      </m:oMath>
-      <w:r>
-        <w:rPr>
-          <w:sz w:val="24"/>
-          <w:szCs w:val="24"/>
-        </w:rPr>
-        <w:t xml:space="preserve">；先用等积法求斜边上的高</w:t>
-      </w:r>
-      <m:oMath>
-        <m:r>
-          <w:rPr>
-            <w:rFonts w:cs="Cambria Math"/>
-          </w:rPr>
-          <m:t>AD</m:t>
-        </m:r>
-      </m:oMath>
-      <w:r>
-        <w:rPr>
-          <w:sz w:val="24"/>
-          <w:szCs w:val="24"/>
-        </w:rPr>
-        <w:t xml:space="preserve">，再用射影定理求</w:t>
-      </w:r>
-      <m:oMath>
-        <m:r>
-          <w:rPr>
-            <w:rFonts w:cs="Cambria Math"/>
-          </w:rPr>
-          <m:t>BD</m:t>
-        </m:r>
-      </m:oMath>
-      <w:r>
-        <w:rPr>
-          <w:sz w:val="24"/>
-          <w:szCs w:val="24"/>
-        </w:rPr>
-        <w:t xml:space="preserve">、</w:t>
-      </w:r>
-      <m:oMath>
-        <m:r>
-          <w:rPr>
-            <w:rFonts w:cs="Cambria Math"/>
-          </w:rPr>
-          <m:t>CD</m:t>
-        </m:r>
-      </m:oMath>
-      <w:r>
-        <w:rPr>
-          <w:sz w:val="24"/>
-          <w:szCs w:val="24"/>
-        </w:rPr>
-        <w:t xml:space="preserve">。</w:t>
+        <w:t xml:space="preserve">16/9</w:t>
+      </w:r>
+      <w:r>
+        <w:rPr>
+          <w:sz w:val="24"/>
+          <w:szCs w:val="24"/>
+        </w:rPr>
+        <w:t xml:space="preserve">　</w:t>
       </w:r>
     </w:p>
     <w:p>
@@ -8300,7 +8274,171 @@
           <w:szCs w:val="24"/>
           <w:shd w:val="clear" w:color="auto" w:fill="C9C9C9"/>
         </w:rPr>
-        <w:t xml:space="preserve">【详解】</w:t>
+        <w:t xml:space="preserve">【⁠知⁠识⁠点⁠】</w:t>
+      </w:r>
+    </w:p>
+    <w:p>
+      <w:pPr>
+        <w:spacing w:before="0" w:after="0" w:line="410" w:lineRule="atLeast"/>
+        <w:jc w:val="left"/>
+        <w:rPr>
+          <w:sz w:val="24"/>
+          <w:szCs w:val="24"/>
+        </w:rPr>
+      </w:pPr>
+      <w:r>
+        <w:rPr>
+          <w:sz w:val="24"/>
+          <w:szCs w:val="24"/>
+        </w:rPr>
+        <w:t xml:space="preserve">1.2.1 </w:t>
+      </w:r>
+      <w:r>
+        <w:rPr>
+          <w:sz w:val="24"/>
+          <w:szCs w:val="24"/>
+        </w:rPr>
+        <w:t xml:space="preserve">射影定理</w:t>
+      </w:r>
+    </w:p>
+    <w:p>
+      <w:pPr>
+        <w:keepLines/>
+        <w:spacing w:before="0" w:after="0" w:line="410" w:lineRule="atLeast"/>
+        <w:jc w:val="left"/>
+        <w:rPr>
+          <w:sz w:val="24"/>
+          <w:szCs w:val="24"/>
+        </w:rPr>
+      </w:pPr>
+      <w:r>
+        <w:rPr>
+          <w:sz w:val="24"/>
+          <w:szCs w:val="24"/>
+        </w:rPr>
+        <w:t xml:space="preserve">【⁠编⁠注⁠】</w:t>
+      </w:r>
+      <w:r>
+        <w:rPr>
+          <w:sz w:val="24"/>
+          <w:szCs w:val="24"/>
+        </w:rPr>
+        <w:t xml:space="preserve">【⁠分⁠析⁠】</w:t>
+      </w:r>
+      <w:r>
+        <w:rPr>
+          <w:sz w:val="24"/>
+          <w:szCs w:val="24"/>
+        </w:rPr>
+        <w:t xml:space="preserve">设</w:t>
+      </w:r>
+      <m:oMath>
+        <m:r>
+          <w:rPr>
+            <w:rFonts w:cs="Cambria Math"/>
+          </w:rPr>
+          <m:t>AC=3</m:t>
+        </m:r>
+      </m:oMath>
+      <w:r>
+        <w:rPr>
+          <w:sz w:val="24"/>
+          <w:szCs w:val="24"/>
+        </w:rPr>
+        <w:t xml:space="preserve">、</w:t>
+      </w:r>
+      <m:oMath>
+        <m:r>
+          <w:rPr>
+            <w:rFonts w:cs="Cambria Math"/>
+          </w:rPr>
+          <m:t>AB=4</m:t>
+        </m:r>
+      </m:oMath>
+      <w:r>
+        <w:rPr>
+          <w:sz w:val="24"/>
+          <w:szCs w:val="24"/>
+        </w:rPr>
+        <w:t xml:space="preserve">，则</w:t>
+      </w:r>
+      <m:oMath>
+        <m:r>
+          <w:rPr>
+            <w:rFonts w:cs="Cambria Math"/>
+          </w:rPr>
+          <m:t>BC=5</m:t>
+        </m:r>
+      </m:oMath>
+      <w:r>
+        <w:rPr>
+          <w:sz w:val="24"/>
+          <w:szCs w:val="24"/>
+        </w:rPr>
+        <w:t xml:space="preserve">；先用等积法求斜边上的高</w:t>
+      </w:r>
+      <m:oMath>
+        <m:r>
+          <w:rPr>
+            <w:rFonts w:cs="Cambria Math"/>
+          </w:rPr>
+          <m:t>AD</m:t>
+        </m:r>
+      </m:oMath>
+      <w:r>
+        <w:rPr>
+          <w:sz w:val="24"/>
+          <w:szCs w:val="24"/>
+        </w:rPr>
+        <w:t xml:space="preserve">，再用射影定理求</w:t>
+      </w:r>
+      <m:oMath>
+        <m:r>
+          <w:rPr>
+            <w:rFonts w:cs="Cambria Math"/>
+          </w:rPr>
+          <m:t>BD</m:t>
+        </m:r>
+      </m:oMath>
+      <w:r>
+        <w:rPr>
+          <w:sz w:val="24"/>
+          <w:szCs w:val="24"/>
+        </w:rPr>
+        <w:t xml:space="preserve">、</w:t>
+      </w:r>
+      <m:oMath>
+        <m:r>
+          <w:rPr>
+            <w:rFonts w:cs="Cambria Math"/>
+          </w:rPr>
+          <m:t>CD</m:t>
+        </m:r>
+      </m:oMath>
+      <w:r>
+        <w:rPr>
+          <w:sz w:val="24"/>
+          <w:szCs w:val="24"/>
+        </w:rPr>
+        <w:t xml:space="preserve">。</w:t>
+      </w:r>
+    </w:p>
+    <w:p>
+      <w:pPr>
+        <w:keepLines/>
+        <w:spacing w:before="0" w:after="0" w:line="410" w:lineRule="atLeast"/>
+        <w:jc w:val="left"/>
+        <w:rPr>
+          <w:sz w:val="24"/>
+          <w:szCs w:val="24"/>
+        </w:rPr>
+      </w:pPr>
+      <w:r>
+        <w:rPr>
+          <w:sz w:val="24"/>
+          <w:szCs w:val="24"/>
+        </w:rPr>
+        <w:t xml:space="preserve">【⁠详⁠解⁠】</w:t>
       </w:r>
       <w:r>
         <w:rPr>
@@ -8597,6 +8735,7 @@
     </w:p>
     <w:p>
       <w:pPr>
+        <w:keepLines/>
         <w:spacing w:before="0" w:after="0" w:line="410" w:lineRule="atLeast"/>
         <w:jc w:val="left"/>
         <w:rPr>
@@ -8827,6 +8966,7 @@
     </w:p>
     <w:p>
       <w:pPr>
+        <w:keepLines/>
         <w:spacing w:before="0" w:after="0" w:line="410" w:lineRule="atLeast"/>
         <w:jc w:val="left"/>
         <w:rPr>
@@ -8880,7 +9020,8 @@
     </w:p>
     <w:p>
       <w:pPr>
-        <w:shd w:val="clear" w:color="auto" w:fill="E0E0E0"/>
+        <w:keepLines/>
+        <w:shd w:val="clear" w:color="auto" w:fill="F2F2F2"/>
         <w:spacing w:before="0" w:after="0" w:line="410" w:lineRule="atLeast"/>
         <w:jc w:val="left"/>
       </w:pPr>
@@ -8902,7 +9043,7 @@
           <w:sz w:val="24"/>
           <w:szCs w:val="24"/>
         </w:rPr>
-        <w:t xml:space="preserve">（衔接必会·卡壳看答案）</w:t>
+        <w:t xml:space="preserve">（衔接必会）</w:t>
       </w:r>
       <w:r>
         <w:rPr>
@@ -9082,7 +9223,8 @@
     </w:p>
     <w:p>
       <w:pPr>
-        <w:shd w:val="clear" w:color="auto" w:fill="E0E0E0"/>
+        <w:keepLines/>
+        <w:shd w:val="clear" w:color="auto" w:fill="F2F2F2"/>
         <w:spacing w:before="0" w:after="0" w:line="410" w:lineRule="atLeast"/>
         <w:jc w:val="left"/>
       </w:pPr>
@@ -9146,8 +9288,19 @@
           <w:szCs w:val="24"/>
           <w:shd w:val="clear" w:color="auto" w:fill="C9C9C9"/>
         </w:rPr>
-        <w:t>【答案】</w:t>
-      </w:r>
+        <w:t xml:space="preserve">【⁠答⁠案⁠】</w:t>
+      </w:r>
+    </w:p>
+    <w:p>
+      <w:pPr>
+        <w:keepLines/>
+        <w:spacing w:before="0" w:after="0" w:line="410" w:lineRule="atLeast"/>
+        <w:jc w:val="left"/>
+        <w:rPr>
+          <w:sz w:val="24"/>
+          <w:szCs w:val="24"/>
+        </w:rPr>
+      </w:pPr>
       <w:r>
         <w:rPr>
           <w:sz w:val="24"/>
@@ -9168,7 +9321,7 @@
           <w:sz w:val="24"/>
           <w:szCs w:val="24"/>
         </w:rPr>
-        <w:t>；</w:t>
+        <w:t xml:space="preserve">；</w:t>
       </w:r>
       <w:r>
         <w:rPr>
@@ -9190,28 +9343,6 @@
         </w:rPr>
         <w:t xml:space="preserve">　</w:t>
       </w:r>
-      <w:r>
-        <w:rPr>
-          <w:sz w:val="24"/>
-          <w:szCs w:val="24"/>
-          <w:shd w:val="clear" w:color="auto" w:fill="C9C9C9"/>
-        </w:rPr>
-        <w:t xml:space="preserve">【知识点】</w:t>
-      </w:r>
-      <w:r>
-        <w:rPr>
-          <w:sz w:val="24"/>
-          <w:szCs w:val="24"/>
-        </w:rPr>
-        <w:t xml:space="preserve">1.2.1 </w:t>
-      </w:r>
-      <w:r>
-        <w:rPr>
-          <w:sz w:val="24"/>
-          <w:szCs w:val="24"/>
-        </w:rPr>
-        <w:t>射影定理</w:t>
-      </w:r>
     </w:p>
     <w:p>
       <w:pPr>
@@ -9228,15 +9359,56 @@
           <w:szCs w:val="24"/>
           <w:shd w:val="clear" w:color="auto" w:fill="C9C9C9"/>
         </w:rPr>
-        <w:t xml:space="preserve">【编注】</w:t>
-      </w:r>
-      <w:r>
-        <w:rPr>
-          <w:sz w:val="24"/>
-          <w:szCs w:val="24"/>
-          <w:shd w:val="clear" w:color="auto" w:fill="C9C9C9"/>
-        </w:rPr>
-        <w:t>【分析】</w:t>
+        <w:t xml:space="preserve">【⁠知⁠识⁠点⁠】</w:t>
+      </w:r>
+    </w:p>
+    <w:p>
+      <w:pPr>
+        <w:spacing w:before="0" w:after="0" w:line="410" w:lineRule="atLeast"/>
+        <w:jc w:val="left"/>
+        <w:rPr>
+          <w:sz w:val="24"/>
+          <w:szCs w:val="24"/>
+        </w:rPr>
+      </w:pPr>
+      <w:r>
+        <w:rPr>
+          <w:sz w:val="24"/>
+          <w:szCs w:val="24"/>
+        </w:rPr>
+        <w:t xml:space="preserve">1.2.1 </w:t>
+      </w:r>
+      <w:r>
+        <w:rPr>
+          <w:sz w:val="24"/>
+          <w:szCs w:val="24"/>
+        </w:rPr>
+        <w:t xml:space="preserve">射影定理</w:t>
+      </w:r>
+    </w:p>
+    <w:p>
+      <w:pPr>
+        <w:keepLines/>
+        <w:spacing w:before="0" w:after="0" w:line="410" w:lineRule="atLeast"/>
+        <w:jc w:val="left"/>
+        <w:rPr>
+          <w:sz w:val="24"/>
+          <w:szCs w:val="24"/>
+        </w:rPr>
+      </w:pPr>
+      <w:r>
+        <w:rPr>
+          <w:sz w:val="24"/>
+          <w:szCs w:val="24"/>
+        </w:rPr>
+        <w:t xml:space="preserve">【⁠编⁠注⁠】</w:t>
+      </w:r>
+      <w:r>
+        <w:rPr>
+          <w:sz w:val="24"/>
+          <w:szCs w:val="24"/>
+        </w:rPr>
+        <w:t xml:space="preserve">【⁠分⁠析⁠】</w:t>
       </w:r>
       <w:r>
         <w:rPr>
@@ -9354,6 +9526,7 @@
     </w:p>
     <w:p>
       <w:pPr>
+        <w:keepLines/>
         <w:spacing w:before="0" w:after="0" w:line="410" w:lineRule="atLeast"/>
         <w:jc w:val="left"/>
         <w:rPr>
@@ -9365,9 +9538,8 @@
         <w:rPr>
           <w:sz w:val="24"/>
           <w:szCs w:val="24"/>
-          <w:shd w:val="clear" w:color="auto" w:fill="C9C9C9"/>
-        </w:rPr>
-        <w:t xml:space="preserve">【详解】</w:t>
+        </w:rPr>
+        <w:t xml:space="preserve">【⁠详⁠解⁠】</w:t>
       </w:r>
       <w:r>
         <w:rPr>
@@ -9630,6 +9802,7 @@
     </w:p>
     <w:p>
       <w:pPr>
+        <w:keepLines/>
         <w:spacing w:before="0" w:after="0" w:line="410" w:lineRule="atLeast"/>
         <w:jc w:val="left"/>
         <w:rPr>
@@ -10014,7 +10187,8 @@
     </w:p>
     <w:p>
       <w:pPr>
-        <w:shd w:val="clear" w:color="auto" w:fill="E0E0E0"/>
+        <w:keepLines/>
+        <w:shd w:val="clear" w:color="auto" w:fill="F2F2F2"/>
         <w:spacing w:before="0" w:after="0" w:line="410" w:lineRule="atLeast"/>
         <w:jc w:val="left"/>
       </w:pPr>
@@ -10035,7 +10209,7 @@
           <w:sz w:val="24"/>
           <w:szCs w:val="24"/>
         </w:rPr>
-        <w:t xml:space="preserve">（衔接必会·卡壳看答案）</w:t>
+        <w:t xml:space="preserve">（衔接必会）</w:t>
       </w:r>
       <w:r>
         <w:rPr>
@@ -10091,7 +10265,7 @@
     </w:p>
     <w:p>
       <w:pPr>
-        <w:shd w:val="clear" w:color="auto" w:fill="E0E0E0"/>
+        <w:shd w:val="clear" w:color="auto" w:fill="F2F2F2"/>
         <w:spacing w:before="0" w:after="0" w:line="410" w:lineRule="atLeast"/>
         <w:jc w:val="left"/>
       </w:pPr>
@@ -10198,44 +10372,7 @@
           <w:szCs w:val="24"/>
           <w:shd w:val="clear" w:color="auto" w:fill="C9C9C9"/>
         </w:rPr>
-        <w:t>【答案】</w:t>
-      </w:r>
-      <w:r>
-        <w:rPr>
-          <w:sz w:val="24"/>
-          <w:szCs w:val="24"/>
-        </w:rPr>
-        <w:t xml:space="preserve"> </w:t>
-      </w:r>
-      <w:r>
-        <w:rPr>
-          <w:sz w:val="24"/>
-          <w:szCs w:val="24"/>
-          <w:shd w:val="clear" w:color="auto" w:fill="C9C9C9"/>
-        </w:rPr>
-        <w:t xml:space="preserve">B</w:t>
-      </w:r>
-      <w:r>
-        <w:rPr>
-          <w:sz w:val="24"/>
-          <w:szCs w:val="24"/>
-        </w:rPr>
-        <w:t xml:space="preserve"> </w:t>
-      </w:r>
-      <w:r>
-        <w:rPr>
-          <w:sz w:val="24"/>
-          <w:szCs w:val="24"/>
-          <w:shd w:val="clear" w:color="auto" w:fill="C9C9C9"/>
-        </w:rPr>
-        <w:t xml:space="preserve">【知识点】</w:t>
-      </w:r>
-      <w:r>
-        <w:rPr>
-          <w:sz w:val="24"/>
-          <w:szCs w:val="24"/>
-        </w:rPr>
-        <w:t xml:space="preserve">1.2.1 图形的性质</w:t>
+        <w:t xml:space="preserve">【⁠答⁠案⁠】</w:t>
       </w:r>
     </w:p>
     <w:p>
@@ -10251,38 +10388,23 @@
         <w:rPr>
           <w:sz w:val="24"/>
           <w:szCs w:val="24"/>
+        </w:rPr>
+        <w:t xml:space="preserve"> </w:t>
+      </w:r>
+      <w:r>
+        <w:rPr>
+          <w:sz w:val="24"/>
+          <w:szCs w:val="24"/>
           <w:shd w:val="clear" w:color="auto" w:fill="C9C9C9"/>
         </w:rPr>
-        <w:t xml:space="preserve">【分析】</w:t>
-      </w:r>
-      <w:r>
-        <w:rPr>
-          <w:sz w:val="24"/>
-          <w:szCs w:val="24"/>
-        </w:rPr>
-        <w:t xml:space="preserve">利用勾股定理求得长为</w:t>
-      </w:r>
-      <m:oMath>
-        <m:r>
-          <w:rPr>
-            <w:rFonts w:cs="Cambria Math"/>
-          </w:rPr>
-          <m:t>3</m:t>
-        </m:r>
-      </m:oMath>
-      <w:r>
-        <w:rPr>
-          <w:sz w:val="24"/>
-          <w:szCs w:val="24"/>
-        </w:rPr>
-        <w:t>的直角边在斜边上的射影，即可求解斜边的长度，可得三角形面积</w:t>
-      </w:r>
-      <w:r>
-        <w:rPr>
-          <w:sz w:val="24"/>
-          <w:szCs w:val="24"/>
-        </w:rPr>
-        <w:t>.</w:t>
+        <w:t xml:space="preserve">B</w:t>
+      </w:r>
+      <w:r>
+        <w:rPr>
+          <w:sz w:val="24"/>
+          <w:szCs w:val="24"/>
+        </w:rPr>
+        <w:t xml:space="preserve"> </w:t>
       </w:r>
     </w:p>
     <w:p>
@@ -10300,7 +10422,89 @@
           <w:szCs w:val="24"/>
           <w:shd w:val="clear" w:color="auto" w:fill="C9C9C9"/>
         </w:rPr>
-        <w:t xml:space="preserve">【详解】</w:t>
+        <w:t xml:space="preserve">【⁠知⁠识⁠点⁠】</w:t>
+      </w:r>
+    </w:p>
+    <w:p>
+      <w:pPr>
+        <w:spacing w:before="0" w:after="0" w:line="410" w:lineRule="atLeast"/>
+        <w:jc w:val="left"/>
+        <w:rPr>
+          <w:sz w:val="24"/>
+          <w:szCs w:val="24"/>
+        </w:rPr>
+      </w:pPr>
+      <w:r>
+        <w:rPr>
+          <w:sz w:val="24"/>
+          <w:szCs w:val="24"/>
+        </w:rPr>
+        <w:t xml:space="preserve">1.2.1 图形的性质</w:t>
+      </w:r>
+    </w:p>
+    <w:p>
+      <w:pPr>
+        <w:keepLines/>
+        <w:spacing w:before="0" w:after="0" w:line="410" w:lineRule="atLeast"/>
+        <w:jc w:val="left"/>
+        <w:rPr>
+          <w:sz w:val="24"/>
+          <w:szCs w:val="24"/>
+        </w:rPr>
+      </w:pPr>
+      <w:r>
+        <w:rPr>
+          <w:sz w:val="24"/>
+          <w:szCs w:val="24"/>
+        </w:rPr>
+        <w:t xml:space="preserve">【⁠分⁠析⁠】</w:t>
+      </w:r>
+      <w:r>
+        <w:rPr>
+          <w:sz w:val="24"/>
+          <w:szCs w:val="24"/>
+        </w:rPr>
+        <w:t xml:space="preserve">利用勾股定理求得长为</w:t>
+      </w:r>
+      <m:oMath>
+        <m:r>
+          <w:rPr>
+            <w:rFonts w:cs="Cambria Math"/>
+          </w:rPr>
+          <m:t>3</m:t>
+        </m:r>
+      </m:oMath>
+      <w:r>
+        <w:rPr>
+          <w:sz w:val="24"/>
+          <w:szCs w:val="24"/>
+        </w:rPr>
+        <w:t>的直角边在斜边上的射影，即可求解斜边的长度，可得三角形面积</w:t>
+      </w:r>
+      <w:r>
+        <w:rPr>
+          <w:sz w:val="24"/>
+          <w:szCs w:val="24"/>
+        </w:rPr>
+        <w:t>.</w:t>
+      </w:r>
+    </w:p>
+    <w:p>
+      <w:pPr>
+        <w:keepLines/>
+        <w:spacing w:before="0" w:after="0" w:line="410" w:lineRule="atLeast"/>
+        <w:jc w:val="left"/>
+        <w:rPr>
+          <w:sz w:val="24"/>
+          <w:szCs w:val="24"/>
+        </w:rPr>
+      </w:pPr>
+      <w:r>
+        <w:rPr>
+          <w:sz w:val="24"/>
+          <w:szCs w:val="24"/>
+        </w:rPr>
+        <w:t xml:space="preserve">【⁠详⁠解⁠】</w:t>
       </w:r>
       <w:r>
         <w:rPr>
@@ -10581,7 +10785,8 @@
     </w:p>
     <w:p>
       <w:pPr>
-        <w:shd w:val="clear" w:color="auto" w:fill="E0E0E0"/>
+        <w:keepLines/>
+        <w:shd w:val="clear" w:color="auto" w:fill="F2F2F2"/>
         <w:spacing w:before="0" w:after="0" w:line="410" w:lineRule="atLeast"/>
         <w:jc w:val="left"/>
       </w:pPr>
@@ -10602,7 +10807,7 @@
           <w:sz w:val="24"/>
           <w:szCs w:val="24"/>
         </w:rPr>
-        <w:t xml:space="preserve">（衔接必会·卡壳看答案）</w:t>
+        <w:t xml:space="preserve">（衔接必会）</w:t>
       </w:r>
       <w:r>
         <w:rPr>
@@ -10820,8 +11025,19 @@
           <w:szCs w:val="24"/>
           <w:shd w:val="clear" w:color="auto" w:fill="C9C9C9"/>
         </w:rPr>
-        <w:t>【答案】</w:t>
-      </w:r>
+        <w:t xml:space="preserve">【⁠答⁠案⁠】</w:t>
+      </w:r>
+    </w:p>
+    <w:p>
+      <w:pPr>
+        <w:keepLines/>
+        <w:spacing w:before="0" w:after="0" w:line="410" w:lineRule="atLeast"/>
+        <w:jc w:val="left"/>
+        <w:rPr>
+          <w:sz w:val="24"/>
+          <w:szCs w:val="24"/>
+        </w:rPr>
+      </w:pPr>
       <w:r>
         <w:rPr>
           <w:sz w:val="24"/>
@@ -10843,7 +11059,7 @@
           <w:sz w:val="24"/>
           <w:szCs w:val="24"/>
         </w:rPr>
-        <w:t>；</w:t>
+        <w:t xml:space="preserve">；</w:t>
       </w:r>
       <m:oMath>
         <m:f>
@@ -10882,21 +11098,6 @@
         </w:rPr>
         <w:t xml:space="preserve"> </w:t>
       </w:r>
-      <w:r>
-        <w:rPr>
-          <w:sz w:val="24"/>
-          <w:szCs w:val="24"/>
-          <w:shd w:val="clear" w:color="auto" w:fill="C9C9C9"/>
-        </w:rPr>
-        <w:t xml:space="preserve">【知识点】</w:t>
-      </w:r>
-      <w:r>
-        <w:rPr>
-          <w:sz w:val="24"/>
-          <w:szCs w:val="24"/>
-        </w:rPr>
-        <w:t xml:space="preserve">1.2.1 图形的性质</w:t>
-      </w:r>
     </w:p>
     <w:p>
       <w:pPr>
@@ -10913,7 +11114,42 @@
           <w:szCs w:val="24"/>
           <w:shd w:val="clear" w:color="auto" w:fill="C9C9C9"/>
         </w:rPr>
-        <w:t xml:space="preserve">【分析】</w:t>
+        <w:t xml:space="preserve">【⁠知⁠识⁠点⁠】</w:t>
+      </w:r>
+    </w:p>
+    <w:p>
+      <w:pPr>
+        <w:spacing w:before="0" w:after="0" w:line="410" w:lineRule="atLeast"/>
+        <w:jc w:val="left"/>
+        <w:rPr>
+          <w:sz w:val="24"/>
+          <w:szCs w:val="24"/>
+        </w:rPr>
+      </w:pPr>
+      <w:r>
+        <w:rPr>
+          <w:sz w:val="24"/>
+          <w:szCs w:val="24"/>
+        </w:rPr>
+        <w:t xml:space="preserve">1.2.1 图形的性质</w:t>
+      </w:r>
+    </w:p>
+    <w:p>
+      <w:pPr>
+        <w:keepLines/>
+        <w:spacing w:before="0" w:after="0" w:line="410" w:lineRule="atLeast"/>
+        <w:jc w:val="left"/>
+        <w:rPr>
+          <w:sz w:val="24"/>
+          <w:szCs w:val="24"/>
+        </w:rPr>
+      </w:pPr>
+      <w:r>
+        <w:rPr>
+          <w:sz w:val="24"/>
+          <w:szCs w:val="24"/>
+        </w:rPr>
+        <w:t xml:space="preserve">【⁠分⁠析⁠】</w:t>
       </w:r>
       <w:r>
         <w:rPr>
@@ -11001,6 +11237,7 @@
     </w:p>
     <w:p>
       <w:pPr>
+        <w:keepLines/>
         <w:spacing w:before="0" w:after="0" w:line="410" w:lineRule="atLeast"/>
         <w:jc w:val="left"/>
         <w:rPr>
@@ -11012,9 +11249,8 @@
         <w:rPr>
           <w:sz w:val="24"/>
           <w:szCs w:val="24"/>
-          <w:shd w:val="clear" w:color="auto" w:fill="C9C9C9"/>
-        </w:rPr>
-        <w:t xml:space="preserve">【详解】</w:t>
+        </w:rPr>
+        <w:t xml:space="preserve">【⁠详⁠解⁠】</w:t>
       </w:r>
       <w:r>
         <w:rPr>
@@ -11670,7 +11906,8 @@
     </w:p>
     <w:p>
       <w:pPr>
-        <w:shd w:val="clear" w:color="auto" w:fill="E0E0E0"/>
+        <w:keepLines/>
+        <w:shd w:val="clear" w:color="auto" w:fill="F2F2F2"/>
         <w:spacing w:before="0" w:after="0" w:line="410" w:lineRule="atLeast"/>
         <w:jc w:val="left"/>
       </w:pPr>
@@ -11691,7 +11928,7 @@
           <w:sz w:val="24"/>
           <w:szCs w:val="24"/>
         </w:rPr>
-        <w:t xml:space="preserve">（衔接必会·卡壳看答案）</w:t>
+        <w:t xml:space="preserve">（衔接必会）</w:t>
       </w:r>
       <w:r>
         <w:rPr>
@@ -11780,7 +12017,7 @@
     </w:p>
     <w:p>
       <w:pPr>
-        <w:shd w:val="clear" w:color="auto" w:fill="E0E0E0"/>
+        <w:shd w:val="clear" w:color="auto" w:fill="F2F2F2"/>
         <w:spacing w:before="0" w:after="0" w:line="410" w:lineRule="atLeast"/>
         <w:jc w:val="left"/>
       </w:pPr>
@@ -11828,8 +12065,19 @@
           <w:szCs w:val="24"/>
           <w:shd w:val="clear" w:color="auto" w:fill="C9C9C9"/>
         </w:rPr>
-        <w:t>【答案】</w:t>
-      </w:r>
+        <w:t xml:space="preserve">【⁠答⁠案⁠】</w:t>
+      </w:r>
+    </w:p>
+    <w:p>
+      <w:pPr>
+        <w:keepLines/>
+        <w:spacing w:before="0" w:after="0" w:line="410" w:lineRule="atLeast"/>
+        <w:jc w:val="left"/>
+        <w:rPr>
+          <w:sz w:val="24"/>
+          <w:szCs w:val="24"/>
+        </w:rPr>
+      </w:pPr>
       <w:r>
         <w:rPr>
           <w:sz w:val="24"/>
@@ -11860,7 +12108,7 @@
           <w:szCs w:val="24"/>
           <w:shd w:val="clear" w:color="auto" w:fill="C9C9C9"/>
         </w:rPr>
-        <w:t>，</w:t>
+        <w:t xml:space="preserve">，</w:t>
       </w:r>
       <m:oMath>
         <m:r>
@@ -11877,7 +12125,7 @@
           <w:szCs w:val="24"/>
           <w:shd w:val="clear" w:color="auto" w:fill="C9C9C9"/>
         </w:rPr>
-        <w:t>，</w:t>
+        <w:t xml:space="preserve">，</w:t>
       </w:r>
       <m:oMath>
         <m:r>
@@ -11893,7 +12141,7 @@
           <w:sz w:val="24"/>
           <w:szCs w:val="24"/>
         </w:rPr>
-        <w:t>；</w:t>
+        <w:t xml:space="preserve">；</w:t>
       </w:r>
       <w:r>
         <w:rPr>
@@ -11901,7 +12149,7 @@
           <w:szCs w:val="24"/>
           <w:shd w:val="clear" w:color="auto" w:fill="C9C9C9"/>
         </w:rPr>
-        <w:t>(2)</w:t>
+        <w:t xml:space="preserve">(2)</w:t>
       </w:r>
       <m:oMath>
         <m:f>
@@ -11946,7 +12194,7 @@
           <w:szCs w:val="24"/>
           <w:shd w:val="clear" w:color="auto" w:fill="C9C9C9"/>
         </w:rPr>
-        <w:t>，</w:t>
+        <w:t xml:space="preserve">，</w:t>
       </w:r>
       <m:oMath>
         <m:f>
@@ -11991,7 +12239,7 @@
           <w:szCs w:val="24"/>
           <w:shd w:val="clear" w:color="auto" w:fill="C9C9C9"/>
         </w:rPr>
-        <w:t>．</w:t>
+        <w:t xml:space="preserve">．</w:t>
       </w:r>
       <w:r>
         <w:rPr>
@@ -11999,21 +12247,6 @@
           <w:szCs w:val="24"/>
         </w:rPr>
         <w:t xml:space="preserve"> </w:t>
-      </w:r>
-      <w:r>
-        <w:rPr>
-          <w:sz w:val="24"/>
-          <w:szCs w:val="24"/>
-          <w:shd w:val="clear" w:color="auto" w:fill="C9C9C9"/>
-        </w:rPr>
-        <w:t xml:space="preserve">【知识点】</w:t>
-      </w:r>
-      <w:r>
-        <w:rPr>
-          <w:sz w:val="24"/>
-          <w:szCs w:val="24"/>
-        </w:rPr>
-        <w:t xml:space="preserve">1.2.1 几何证明选讲</w:t>
       </w:r>
     </w:p>
     <w:p>
@@ -12031,15 +12264,49 @@
           <w:szCs w:val="24"/>
           <w:shd w:val="clear" w:color="auto" w:fill="C9C9C9"/>
         </w:rPr>
-        <w:t xml:space="preserve">【编注】</w:t>
-      </w:r>
-      <w:r>
-        <w:rPr>
-          <w:sz w:val="24"/>
-          <w:szCs w:val="24"/>
-          <w:shd w:val="clear" w:color="auto" w:fill="C9C9C9"/>
-        </w:rPr>
-        <w:t>【分析】</w:t>
+        <w:t xml:space="preserve">【⁠知⁠识⁠点⁠】</w:t>
+      </w:r>
+    </w:p>
+    <w:p>
+      <w:pPr>
+        <w:spacing w:before="0" w:after="0" w:line="410" w:lineRule="atLeast"/>
+        <w:jc w:val="left"/>
+        <w:rPr>
+          <w:sz w:val="24"/>
+          <w:szCs w:val="24"/>
+        </w:rPr>
+      </w:pPr>
+      <w:r>
+        <w:rPr>
+          <w:sz w:val="24"/>
+          <w:szCs w:val="24"/>
+        </w:rPr>
+        <w:t xml:space="preserve">1.2.1 几何证明选讲</w:t>
+      </w:r>
+    </w:p>
+    <w:p>
+      <w:pPr>
+        <w:keepLines/>
+        <w:spacing w:before="0" w:after="0" w:line="410" w:lineRule="atLeast"/>
+        <w:jc w:val="left"/>
+        <w:rPr>
+          <w:sz w:val="24"/>
+          <w:szCs w:val="24"/>
+        </w:rPr>
+      </w:pPr>
+      <w:r>
+        <w:rPr>
+          <w:sz w:val="24"/>
+          <w:szCs w:val="24"/>
+        </w:rPr>
+        <w:t xml:space="preserve">【⁠编⁠注⁠】</w:t>
+      </w:r>
+      <w:r>
+        <w:rPr>
+          <w:sz w:val="24"/>
+          <w:szCs w:val="24"/>
+        </w:rPr>
+        <w:t xml:space="preserve">【⁠分⁠析⁠】</w:t>
       </w:r>
       <w:r>
         <w:rPr>
@@ -12183,9 +12450,8 @@
         <w:rPr>
           <w:sz w:val="24"/>
           <w:szCs w:val="24"/>
-          <w:shd w:val="clear" w:color="auto" w:fill="C9C9C9"/>
-        </w:rPr>
-        <w:t xml:space="preserve">【详解】</w:t>
+        </w:rPr>
+        <w:t xml:space="preserve">【⁠详⁠解⁠】</w:t>
       </w:r>
       <w:r>
         <w:rPr>
@@ -12226,6 +12492,7 @@
     </w:p>
     <w:p>
       <w:pPr>
+        <w:keepLines/>
         <w:spacing w:before="0" w:after="0" w:line="410" w:lineRule="atLeast"/>
         <w:jc w:val="left"/>
         <w:rPr>
@@ -12751,6 +13018,7 @@
     </w:p>
     <w:p>
       <w:pPr>
+        <w:keepLines/>
         <w:spacing w:before="0" w:after="0" w:line="410" w:lineRule="atLeast"/>
         <w:jc w:val="left"/>
         <w:rPr>
@@ -13278,9 +13546,8 @@
         <w:rPr>
           <w:sz w:val="24"/>
           <w:szCs w:val="24"/>
-          <w:shd w:val="clear" w:color="auto" w:fill="C9C9C9"/>
-        </w:rPr>
-        <w:t xml:space="preserve">【点睛】</w:t>
+        </w:rPr>
+        <w:t xml:space="preserve">【⁠点⁠睛⁠】</w:t>
       </w:r>
       <w:r>
         <w:rPr>
@@ -13355,7 +13622,8 @@
     </w:p>
     <w:p>
       <w:pPr>
-        <w:shd w:val="clear" w:color="auto" w:fill="E0E0E0"/>
+        <w:keepLines/>
+        <w:shd w:val="clear" w:color="auto" w:fill="F2F2F2"/>
         <w:spacing w:before="0" w:after="0" w:line="410" w:lineRule="atLeast"/>
         <w:jc w:val="left"/>
       </w:pPr>
@@ -13376,7 +13644,7 @@
           <w:sz w:val="24"/>
           <w:szCs w:val="24"/>
         </w:rPr>
-        <w:t xml:space="preserve">（衔接必会·卡壳看答案）</w:t>
+        <w:t xml:space="preserve">（衔接必会）</w:t>
       </w:r>
       <w:r>
         <w:rPr>
@@ -13557,7 +13825,8 @@
     </w:p>
     <w:p>
       <w:pPr>
-        <w:shd w:val="clear" w:color="auto" w:fill="E0E0E0"/>
+        <w:keepLines/>
+        <w:shd w:val="clear" w:color="auto" w:fill="F2F2F2"/>
         <w:spacing w:before="0" w:after="0" w:line="410" w:lineRule="atLeast"/>
         <w:jc w:val="left"/>
       </w:pPr>
@@ -13621,44 +13890,7 @@
           <w:szCs w:val="24"/>
           <w:shd w:val="clear" w:color="auto" w:fill="C9C9C9"/>
         </w:rPr>
-        <w:t>【答案】</w:t>
-      </w:r>
-      <w:r>
-        <w:rPr>
-          <w:sz w:val="24"/>
-          <w:szCs w:val="24"/>
-        </w:rPr>
-        <w:t xml:space="preserve"> </w:t>
-      </w:r>
-      <w:r>
-        <w:rPr>
-          <w:sz w:val="24"/>
-          <w:szCs w:val="24"/>
-          <w:shd w:val="clear" w:color="auto" w:fill="C9C9C9"/>
-        </w:rPr>
-        <w:t xml:space="preserve">(1)证明见解析(2)证明见解析</w:t>
-      </w:r>
-      <w:r>
-        <w:rPr>
-          <w:sz w:val="24"/>
-          <w:szCs w:val="24"/>
-        </w:rPr>
-        <w:t xml:space="preserve"> </w:t>
-      </w:r>
-      <w:r>
-        <w:rPr>
-          <w:sz w:val="24"/>
-          <w:szCs w:val="24"/>
-          <w:shd w:val="clear" w:color="auto" w:fill="C9C9C9"/>
-        </w:rPr>
-        <w:t xml:space="preserve">【知识点】</w:t>
-      </w:r>
-      <w:r>
-        <w:rPr>
-          <w:sz w:val="24"/>
-          <w:szCs w:val="24"/>
-        </w:rPr>
-        <w:t xml:space="preserve">1.2.1 图形的性质</w:t>
+        <w:t xml:space="preserve">【⁠答⁠案⁠】</w:t>
       </w:r>
     </w:p>
     <w:p>
@@ -13674,9 +13906,76 @@
         <w:rPr>
           <w:sz w:val="24"/>
           <w:szCs w:val="24"/>
+        </w:rPr>
+        <w:t xml:space="preserve"> </w:t>
+      </w:r>
+      <w:r>
+        <w:rPr>
+          <w:sz w:val="24"/>
+          <w:szCs w:val="24"/>
           <w:shd w:val="clear" w:color="auto" w:fill="C9C9C9"/>
         </w:rPr>
-        <w:t>【分析】</w:t>
+        <w:t xml:space="preserve">(1)证明见解析(2)证明见解析</w:t>
+      </w:r>
+      <w:r>
+        <w:rPr>
+          <w:sz w:val="24"/>
+          <w:szCs w:val="24"/>
+        </w:rPr>
+        <w:t xml:space="preserve"> </w:t>
+      </w:r>
+    </w:p>
+    <w:p>
+      <w:pPr>
+        <w:spacing w:before="0" w:after="0" w:line="410" w:lineRule="atLeast"/>
+        <w:jc w:val="left"/>
+        <w:rPr>
+          <w:sz w:val="24"/>
+          <w:szCs w:val="24"/>
+        </w:rPr>
+      </w:pPr>
+      <w:r>
+        <w:rPr>
+          <w:sz w:val="24"/>
+          <w:szCs w:val="24"/>
+          <w:shd w:val="clear" w:color="auto" w:fill="C9C9C9"/>
+        </w:rPr>
+        <w:t xml:space="preserve">【⁠知⁠识⁠点⁠】</w:t>
+      </w:r>
+    </w:p>
+    <w:p>
+      <w:pPr>
+        <w:spacing w:before="0" w:after="0" w:line="410" w:lineRule="atLeast"/>
+        <w:jc w:val="left"/>
+        <w:rPr>
+          <w:sz w:val="24"/>
+          <w:szCs w:val="24"/>
+        </w:rPr>
+      </w:pPr>
+      <w:r>
+        <w:rPr>
+          <w:sz w:val="24"/>
+          <w:szCs w:val="24"/>
+        </w:rPr>
+        <w:t xml:space="preserve">1.2.1 图形的性质</w:t>
+      </w:r>
+    </w:p>
+    <w:p>
+      <w:pPr>
+        <w:keepLines/>
+        <w:spacing w:before="0" w:after="0" w:line="410" w:lineRule="atLeast"/>
+        <w:jc w:val="left"/>
+        <w:rPr>
+          <w:sz w:val="24"/>
+          <w:szCs w:val="24"/>
+        </w:rPr>
+      </w:pPr>
+      <w:r>
+        <w:rPr>
+          <w:sz w:val="24"/>
+          <w:szCs w:val="24"/>
+        </w:rPr>
+        <w:t xml:space="preserve">【⁠分⁠析⁠】</w:t>
       </w:r>
       <w:r>
         <w:rPr>
@@ -13823,6 +14122,7 @@
     </w:p>
     <w:p>
       <w:pPr>
+        <w:keepLines/>
         <w:spacing w:before="0" w:after="0" w:line="410" w:lineRule="atLeast"/>
         <w:jc w:val="left"/>
         <w:rPr>
@@ -13834,9 +14134,8 @@
         <w:rPr>
           <w:sz w:val="24"/>
           <w:szCs w:val="24"/>
-          <w:shd w:val="clear" w:color="auto" w:fill="C9C9C9"/>
-        </w:rPr>
-        <w:t>【详解】</w:t>
+        </w:rPr>
+        <w:t xml:space="preserve">【⁠详⁠解⁠】</w:t>
       </w:r>
       <w:r>
         <w:rPr>
@@ -14048,6 +14347,7 @@
     </w:p>
     <w:p>
       <w:pPr>
+        <w:keepLines/>
         <w:spacing w:before="0" w:after="0" w:line="410" w:lineRule="atLeast"/>
         <w:jc w:val="left"/>
         <w:rPr>
@@ -14181,7 +14481,10 @@
     </w:p>
     <w:p>
       <w:pPr>
-        <w:shd w:val="clear" w:color="auto" w:fill="C6D4E3"/>
+        <w:keepLines/>
+        <w:pBdr>
+          <w:left w:val="single" w:sz="18" w:space="3" w:color="auto"/>
+        </w:pBdr>
         <w:spacing w:before="0" w:after="0" w:line="410" w:lineRule="atLeast"/>
         <w:jc w:val="left"/>
       </w:pPr>
@@ -14201,21 +14504,18 @@
           <w:sz w:val="24"/>
           <w:szCs w:val="24"/>
         </w:rPr>
-        <w:t>空间中的点、直线与空间向量：三角形的内角与外角平分线定理</w:t>
-      </w:r>
-      <w:r>
-        <w:rPr>
-          <w:b/>
-          <w:bCs/>
-          <w:sz w:val="24"/>
-          <w:szCs w:val="24"/>
-        </w:rPr>
-        <w:t xml:space="preserve">　4题：1.2.1.3-12～1.2.1.3-15</w:t>
+        <w:t xml:space="preserve">三角形的内角与外角平分线定理</w:t>
+      </w:r>
+    </w:p>
+    <w:p>
+      <w:r>
+        <w:t xml:space="preserve">4题：-12～15</w:t>
       </w:r>
     </w:p>
     <w:p>
       <w:pPr>
-        <w:shd w:val="clear" w:color="auto" w:fill="E0E0E0"/>
+        <w:keepLines/>
+        <w:shd w:val="clear" w:color="auto" w:fill="F2F2F2"/>
         <w:spacing w:before="0" w:after="0" w:line="410" w:lineRule="atLeast"/>
         <w:jc w:val="left"/>
       </w:pPr>
@@ -14236,7 +14536,7 @@
           <w:sz w:val="24"/>
           <w:szCs w:val="24"/>
         </w:rPr>
-        <w:t xml:space="preserve">（衔接必会·卡壳看答案）</w:t>
+        <w:t xml:space="preserve">（衔接必会）</w:t>
       </w:r>
       <w:r>
         <w:rPr>
@@ -14420,65 +14720,7 @@
           <w:szCs w:val="24"/>
           <w:shd w:val="clear" w:color="auto" w:fill="C9C9C9"/>
         </w:rPr>
-        <w:t>【答案】</w:t>
-      </w:r>
-      <w:r>
-        <w:rPr>
-          <w:sz w:val="24"/>
-          <w:szCs w:val="24"/>
-        </w:rPr>
-        <w:t xml:space="preserve"> </w:t>
-      </w:r>
-      <w:r>
-        <w:rPr>
-          <w:sz w:val="24"/>
-          <w:szCs w:val="24"/>
-          <w:shd w:val="clear" w:color="auto" w:fill="C9C9C9"/>
-        </w:rPr>
-        <w:t xml:space="preserve">证明见解析</w:t>
-      </w:r>
-      <w:r>
-        <w:rPr>
-          <w:sz w:val="24"/>
-          <w:szCs w:val="24"/>
-        </w:rPr>
-        <w:t xml:space="preserve">　</w:t>
-      </w:r>
-      <w:r>
-        <w:rPr>
-          <w:sz w:val="24"/>
-          <w:szCs w:val="24"/>
-          <w:shd w:val="clear" w:color="auto" w:fill="C9C9C9"/>
-        </w:rPr>
-        <w:t xml:space="preserve">【知识点】</w:t>
-      </w:r>
-      <w:r>
-        <w:rPr>
-          <w:sz w:val="24"/>
-          <w:szCs w:val="24"/>
-        </w:rPr>
-        <w:t xml:space="preserve">1.2.1 </w:t>
-      </w:r>
-      <w:r>
-        <w:rPr>
-          <w:sz w:val="24"/>
-          <w:szCs w:val="24"/>
-        </w:rPr>
-        <w:t>角平分线的性质定理</w:t>
-      </w:r>
-      <w:r>
-        <w:rPr>
-          <w:sz w:val="24"/>
-          <w:szCs w:val="24"/>
-        </w:rPr>
-        <w:t>证明</w:t>
-      </w:r>
-      <w:r>
-        <w:rPr>
-          <w:sz w:val="24"/>
-          <w:szCs w:val="24"/>
-        </w:rPr>
-        <w:t xml:space="preserve"/>
+        <w:t xml:space="preserve">【⁠答⁠案⁠】</w:t>
       </w:r>
     </w:p>
     <w:p>
@@ -14494,114 +14736,23 @@
         <w:rPr>
           <w:sz w:val="24"/>
           <w:szCs w:val="24"/>
+        </w:rPr>
+        <w:t xml:space="preserve"> </w:t>
+      </w:r>
+      <w:r>
+        <w:rPr>
+          <w:sz w:val="24"/>
+          <w:szCs w:val="24"/>
           <w:shd w:val="clear" w:color="auto" w:fill="C9C9C9"/>
         </w:rPr>
-        <w:t xml:space="preserve">【编注】</w:t>
-      </w:r>
-      <w:r>
-        <w:rPr>
-          <w:sz w:val="24"/>
-          <w:szCs w:val="24"/>
-          <w:shd w:val="clear" w:color="auto" w:fill="C9C9C9"/>
-        </w:rPr>
-        <w:t>【分析】</w:t>
-      </w:r>
-      <w:r>
-        <w:rPr>
-          <w:sz w:val="24"/>
-          <w:szCs w:val="24"/>
-        </w:rPr>
-        <w:t xml:space="preserve">过</w:t>
-      </w:r>
-      <m:oMath>
-        <m:r>
-          <w:rPr>
-            <w:rFonts w:cs="Cambria Math"/>
-          </w:rPr>
-          <m:t>C</m:t>
-        </m:r>
-      </m:oMath>
-      <w:r>
-        <w:rPr>
-          <w:sz w:val="24"/>
-          <w:szCs w:val="24"/>
-        </w:rPr>
-        <w:t xml:space="preserve">作</w:t>
-      </w:r>
-      <m:oMath>
-        <m:r>
-          <w:rPr>
-            <w:rFonts w:cs="Cambria Math"/>
-          </w:rPr>
-          <m:t>CE//DA</m:t>
-        </m:r>
-      </m:oMath>
-      <w:r>
-        <w:rPr>
-          <w:sz w:val="24"/>
-          <w:szCs w:val="24"/>
-        </w:rPr>
-        <w:t xml:space="preserve">交</w:t>
-      </w:r>
-      <m:oMath>
-        <m:r>
-          <w:rPr>
-            <w:rFonts w:cs="Cambria Math"/>
-          </w:rPr>
-          <m:t>BA</m:t>
-        </m:r>
-      </m:oMath>
-      <w:r>
-        <w:rPr>
-          <w:sz w:val="24"/>
-          <w:szCs w:val="24"/>
-        </w:rPr>
-        <w:t xml:space="preserve">的延长线于</w:t>
-      </w:r>
-      <m:oMath>
-        <m:r>
-          <w:rPr>
-            <w:rFonts w:cs="Cambria Math"/>
-          </w:rPr>
-          <m:t>E</m:t>
-        </m:r>
-      </m:oMath>
-      <w:r>
-        <w:rPr>
-          <w:sz w:val="24"/>
-          <w:szCs w:val="24"/>
-        </w:rPr>
-        <w:t xml:space="preserve">，由平行线分线段成比例得</w:t>
-      </w:r>
-      <m:oMath>
-        <m:r>
-          <w:rPr>
-            <w:rFonts w:cs="Cambria Math"/>
-          </w:rPr>
-          <m:t>BA:AE=BD:DC</m:t>
-        </m:r>
-      </m:oMath>
-      <w:r>
-        <w:rPr>
-          <w:sz w:val="24"/>
-          <w:szCs w:val="24"/>
-        </w:rPr>
-        <w:t xml:space="preserve">，再证</w:t>
-      </w:r>
-      <m:oMath>
-        <m:r>
-          <w:rPr>
-            <w:rFonts w:cs="Cambria Math"/>
-          </w:rPr>
-          <m:t>AE=AC</m:t>
-        </m:r>
-      </m:oMath>
-      <w:r>
-        <w:rPr>
-          <w:sz w:val="24"/>
-          <w:szCs w:val="24"/>
-        </w:rPr>
-        <w:t xml:space="preserve">即得结论。</w:t>
+        <w:t xml:space="preserve">证明见解析</w:t>
+      </w:r>
+      <w:r>
+        <w:rPr>
+          <w:sz w:val="24"/>
+          <w:szCs w:val="24"/>
+        </w:rPr>
+        <w:t xml:space="preserve">　</w:t>
       </w:r>
     </w:p>
     <w:p>
@@ -14619,7 +14770,185 @@
           <w:szCs w:val="24"/>
           <w:shd w:val="clear" w:color="auto" w:fill="C9C9C9"/>
         </w:rPr>
-        <w:t xml:space="preserve">【详解】</w:t>
+        <w:t xml:space="preserve">【⁠知⁠识⁠点⁠】</w:t>
+      </w:r>
+    </w:p>
+    <w:p>
+      <w:pPr>
+        <w:spacing w:before="0" w:after="0" w:line="410" w:lineRule="atLeast"/>
+        <w:jc w:val="left"/>
+        <w:rPr>
+          <w:sz w:val="24"/>
+          <w:szCs w:val="24"/>
+        </w:rPr>
+      </w:pPr>
+      <w:r>
+        <w:rPr>
+          <w:sz w:val="24"/>
+          <w:szCs w:val="24"/>
+        </w:rPr>
+        <w:t xml:space="preserve">1.2.1 </w:t>
+      </w:r>
+      <w:r>
+        <w:rPr>
+          <w:sz w:val="24"/>
+          <w:szCs w:val="24"/>
+        </w:rPr>
+        <w:t xml:space="preserve">角平分线的性质定理</w:t>
+      </w:r>
+      <w:r>
+        <w:rPr>
+          <w:sz w:val="24"/>
+          <w:szCs w:val="24"/>
+        </w:rPr>
+        <w:t xml:space="preserve">证明</w:t>
+      </w:r>
+      <w:r>
+        <w:rPr>
+          <w:sz w:val="24"/>
+          <w:szCs w:val="24"/>
+        </w:rPr>
+        <w:t xml:space="preserve"/>
+      </w:r>
+    </w:p>
+    <w:p>
+      <w:pPr>
+        <w:keepLines/>
+        <w:spacing w:before="0" w:after="0" w:line="410" w:lineRule="atLeast"/>
+        <w:jc w:val="left"/>
+        <w:rPr>
+          <w:sz w:val="24"/>
+          <w:szCs w:val="24"/>
+        </w:rPr>
+      </w:pPr>
+      <w:r>
+        <w:rPr>
+          <w:sz w:val="24"/>
+          <w:szCs w:val="24"/>
+        </w:rPr>
+        <w:t xml:space="preserve">【⁠编⁠注⁠】</w:t>
+      </w:r>
+      <w:r>
+        <w:rPr>
+          <w:sz w:val="24"/>
+          <w:szCs w:val="24"/>
+        </w:rPr>
+        <w:t xml:space="preserve">【⁠分⁠析⁠】</w:t>
+      </w:r>
+      <w:r>
+        <w:rPr>
+          <w:sz w:val="24"/>
+          <w:szCs w:val="24"/>
+        </w:rPr>
+        <w:t xml:space="preserve">过</w:t>
+      </w:r>
+      <m:oMath>
+        <m:r>
+          <w:rPr>
+            <w:rFonts w:cs="Cambria Math"/>
+          </w:rPr>
+          <m:t>C</m:t>
+        </m:r>
+      </m:oMath>
+      <w:r>
+        <w:rPr>
+          <w:sz w:val="24"/>
+          <w:szCs w:val="24"/>
+        </w:rPr>
+        <w:t xml:space="preserve">作</w:t>
+      </w:r>
+      <m:oMath>
+        <m:r>
+          <w:rPr>
+            <w:rFonts w:cs="Cambria Math"/>
+          </w:rPr>
+          <m:t>CE//DA</m:t>
+        </m:r>
+      </m:oMath>
+      <w:r>
+        <w:rPr>
+          <w:sz w:val="24"/>
+          <w:szCs w:val="24"/>
+        </w:rPr>
+        <w:t xml:space="preserve">交</w:t>
+      </w:r>
+      <m:oMath>
+        <m:r>
+          <w:rPr>
+            <w:rFonts w:cs="Cambria Math"/>
+          </w:rPr>
+          <m:t>BA</m:t>
+        </m:r>
+      </m:oMath>
+      <w:r>
+        <w:rPr>
+          <w:sz w:val="24"/>
+          <w:szCs w:val="24"/>
+        </w:rPr>
+        <w:t xml:space="preserve">的延长线于</w:t>
+      </w:r>
+      <m:oMath>
+        <m:r>
+          <w:rPr>
+            <w:rFonts w:cs="Cambria Math"/>
+          </w:rPr>
+          <m:t>E</m:t>
+        </m:r>
+      </m:oMath>
+      <w:r>
+        <w:rPr>
+          <w:sz w:val="24"/>
+          <w:szCs w:val="24"/>
+        </w:rPr>
+        <w:t xml:space="preserve">，由平行线分线段成比例得</w:t>
+      </w:r>
+      <m:oMath>
+        <m:r>
+          <w:rPr>
+            <w:rFonts w:cs="Cambria Math"/>
+          </w:rPr>
+          <m:t>BA:AE=BD:DC</m:t>
+        </m:r>
+      </m:oMath>
+      <w:r>
+        <w:rPr>
+          <w:sz w:val="24"/>
+          <w:szCs w:val="24"/>
+        </w:rPr>
+        <w:t xml:space="preserve">，再证</w:t>
+      </w:r>
+      <m:oMath>
+        <m:r>
+          <w:rPr>
+            <w:rFonts w:cs="Cambria Math"/>
+          </w:rPr>
+          <m:t>AE=AC</m:t>
+        </m:r>
+      </m:oMath>
+      <w:r>
+        <w:rPr>
+          <w:sz w:val="24"/>
+          <w:szCs w:val="24"/>
+        </w:rPr>
+        <w:t xml:space="preserve">即得结论。</w:t>
+      </w:r>
+    </w:p>
+    <w:p>
+      <w:pPr>
+        <w:keepLines/>
+        <w:spacing w:before="0" w:after="0" w:line="410" w:lineRule="atLeast"/>
+        <w:jc w:val="left"/>
+        <w:rPr>
+          <w:sz w:val="24"/>
+          <w:szCs w:val="24"/>
+        </w:rPr>
+      </w:pPr>
+      <w:r>
+        <w:rPr>
+          <w:sz w:val="24"/>
+          <w:szCs w:val="24"/>
+        </w:rPr>
+        <w:t xml:space="preserve">【⁠详⁠解⁠】</w:t>
       </w:r>
       <w:r>
         <w:rPr>
@@ -14834,6 +15163,7 @@
     </w:p>
     <w:p>
       <w:pPr>
+        <w:keepLines/>
         <w:spacing w:before="0" w:after="0" w:line="410" w:lineRule="atLeast"/>
         <w:jc w:val="left"/>
         <w:rPr>
@@ -15004,6 +15334,7 @@
     </w:p>
     <w:p>
       <w:pPr>
+        <w:keepLines/>
         <w:spacing w:before="0" w:after="0" w:line="410" w:lineRule="atLeast"/>
         <w:jc w:val="left"/>
         <w:rPr>
@@ -15162,6 +15493,7 @@
     </w:p>
     <w:p>
       <w:pPr>
+        <w:keepLines/>
         <w:spacing w:before="0" w:after="0" w:line="410" w:lineRule="atLeast"/>
         <w:jc w:val="left"/>
         <w:rPr>
@@ -15530,7 +15862,8 @@
     </w:p>
     <w:p>
       <w:pPr>
-        <w:shd w:val="clear" w:color="auto" w:fill="E0E0E0"/>
+        <w:keepLines/>
+        <w:shd w:val="clear" w:color="auto" w:fill="F2F2F2"/>
         <w:spacing w:before="0" w:after="0" w:line="410" w:lineRule="atLeast"/>
         <w:jc w:val="left"/>
       </w:pPr>
@@ -15551,7 +15884,7 @@
           <w:sz w:val="24"/>
           <w:szCs w:val="24"/>
         </w:rPr>
-        <w:t xml:space="preserve">（衔接必会·卡壳看答案）</w:t>
+        <w:t xml:space="preserve">（衔接必会）</w:t>
       </w:r>
       <w:r>
         <w:rPr>
@@ -15736,51 +16069,7 @@
           <w:szCs w:val="24"/>
           <w:shd w:val="clear" w:color="auto" w:fill="C9C9C9"/>
         </w:rPr>
-        <w:t>【答案】</w:t>
-      </w:r>
-      <w:r>
-        <w:rPr>
-          <w:sz w:val="24"/>
-          <w:szCs w:val="24"/>
-        </w:rPr>
-        <w:t xml:space="preserve"> </w:t>
-      </w:r>
-      <w:r>
-        <w:rPr>
-          <w:sz w:val="24"/>
-          <w:szCs w:val="24"/>
-          <w:shd w:val="clear" w:color="auto" w:fill="C9C9C9"/>
-        </w:rPr>
-        <w:t xml:space="preserve">35/9</w:t>
-      </w:r>
-      <w:r>
-        <w:rPr>
-          <w:sz w:val="24"/>
-          <w:szCs w:val="24"/>
-        </w:rPr>
-        <w:t xml:space="preserve">　</w:t>
-      </w:r>
-      <w:r>
-        <w:rPr>
-          <w:sz w:val="24"/>
-          <w:szCs w:val="24"/>
-          <w:shd w:val="clear" w:color="auto" w:fill="C9C9C9"/>
-        </w:rPr>
-        <w:t xml:space="preserve">【知识点】</w:t>
-      </w:r>
-      <w:r>
-        <w:rPr>
-          <w:sz w:val="24"/>
-          <w:szCs w:val="24"/>
-        </w:rPr>
-        <w:t xml:space="preserve">1.2.1 </w:t>
-      </w:r>
-      <w:r>
-        <w:rPr>
-          <w:sz w:val="24"/>
-          <w:szCs w:val="24"/>
-        </w:rPr>
-        <w:t>角平分线的性质定理</w:t>
+        <w:t xml:space="preserve">【⁠答⁠案⁠】</w:t>
       </w:r>
     </w:p>
     <w:p>
@@ -15796,69 +16085,23 @@
         <w:rPr>
           <w:sz w:val="24"/>
           <w:szCs w:val="24"/>
+        </w:rPr>
+        <w:t xml:space="preserve"> </w:t>
+      </w:r>
+      <w:r>
+        <w:rPr>
+          <w:sz w:val="24"/>
+          <w:szCs w:val="24"/>
           <w:shd w:val="clear" w:color="auto" w:fill="C9C9C9"/>
         </w:rPr>
-        <w:t xml:space="preserve">【编注】</w:t>
-      </w:r>
-      <w:r>
-        <w:rPr>
-          <w:sz w:val="24"/>
-          <w:szCs w:val="24"/>
-          <w:shd w:val="clear" w:color="auto" w:fill="C9C9C9"/>
-        </w:rPr>
-        <w:t>【分析】</w:t>
-      </w:r>
-      <w:r>
-        <w:rPr>
-          <w:sz w:val="24"/>
-          <w:szCs w:val="24"/>
-        </w:rPr>
-        <w:t xml:space="preserve">由三角形内角平分线定理得</w:t>
-      </w:r>
-      <m:oMath>
-        <m:r>
-          <w:rPr>
-            <w:rFonts w:cs="Cambria Math"/>
-          </w:rPr>
-          <m:t>BD:CD=AB:AC=5:4</m:t>
-        </m:r>
-      </m:oMath>
-      <w:r>
-        <w:rPr>
-          <w:sz w:val="24"/>
-          <w:szCs w:val="24"/>
-        </w:rPr>
-        <w:t xml:space="preserve">，再结合</w:t>
-      </w:r>
-      <m:oMath>
-        <m:r>
-          <w:rPr>
-            <w:rFonts w:cs="Cambria Math"/>
-          </w:rPr>
-          <m:t>BD+CD=7</m:t>
-        </m:r>
-      </m:oMath>
-      <w:r>
-        <w:rPr>
-          <w:sz w:val="24"/>
-          <w:szCs w:val="24"/>
-        </w:rPr>
-        <w:t xml:space="preserve">求出</w:t>
-      </w:r>
-      <m:oMath>
-        <m:r>
-          <w:rPr>
-            <w:rFonts w:cs="Cambria Math"/>
-          </w:rPr>
-          <m:t>BD</m:t>
-        </m:r>
-      </m:oMath>
-      <w:r>
-        <w:rPr>
-          <w:sz w:val="24"/>
-          <w:szCs w:val="24"/>
-        </w:rPr>
-        <w:t xml:space="preserve">。</w:t>
+        <w:t xml:space="preserve">35/9</w:t>
+      </w:r>
+      <w:r>
+        <w:rPr>
+          <w:sz w:val="24"/>
+          <w:szCs w:val="24"/>
+        </w:rPr>
+        <w:t xml:space="preserve">　</w:t>
       </w:r>
     </w:p>
     <w:p>
@@ -15876,7 +16119,126 @@
           <w:szCs w:val="24"/>
           <w:shd w:val="clear" w:color="auto" w:fill="C9C9C9"/>
         </w:rPr>
-        <w:t xml:space="preserve">【详解】</w:t>
+        <w:t xml:space="preserve">【⁠知⁠识⁠点⁠】</w:t>
+      </w:r>
+    </w:p>
+    <w:p>
+      <w:pPr>
+        <w:spacing w:before="0" w:after="0" w:line="410" w:lineRule="atLeast"/>
+        <w:jc w:val="left"/>
+        <w:rPr>
+          <w:sz w:val="24"/>
+          <w:szCs w:val="24"/>
+        </w:rPr>
+      </w:pPr>
+      <w:r>
+        <w:rPr>
+          <w:sz w:val="24"/>
+          <w:szCs w:val="24"/>
+        </w:rPr>
+        <w:t xml:space="preserve">1.2.1 </w:t>
+      </w:r>
+      <w:r>
+        <w:rPr>
+          <w:sz w:val="24"/>
+          <w:szCs w:val="24"/>
+        </w:rPr>
+        <w:t xml:space="preserve">角平分线的性质定理</w:t>
+      </w:r>
+    </w:p>
+    <w:p>
+      <w:pPr>
+        <w:keepLines/>
+        <w:spacing w:before="0" w:after="0" w:line="410" w:lineRule="atLeast"/>
+        <w:jc w:val="left"/>
+        <w:rPr>
+          <w:sz w:val="24"/>
+          <w:szCs w:val="24"/>
+        </w:rPr>
+      </w:pPr>
+      <w:r>
+        <w:rPr>
+          <w:sz w:val="24"/>
+          <w:szCs w:val="24"/>
+        </w:rPr>
+        <w:t xml:space="preserve">【⁠编⁠注⁠】</w:t>
+      </w:r>
+      <w:r>
+        <w:rPr>
+          <w:sz w:val="24"/>
+          <w:szCs w:val="24"/>
+        </w:rPr>
+        <w:t xml:space="preserve">【⁠分⁠析⁠】</w:t>
+      </w:r>
+      <w:r>
+        <w:rPr>
+          <w:sz w:val="24"/>
+          <w:szCs w:val="24"/>
+        </w:rPr>
+        <w:t xml:space="preserve">由三角形内角平分线定理得</w:t>
+      </w:r>
+      <m:oMath>
+        <m:r>
+          <w:rPr>
+            <w:rFonts w:cs="Cambria Math"/>
+          </w:rPr>
+          <m:t>BD:CD=AB:AC=5:4</m:t>
+        </m:r>
+      </m:oMath>
+      <w:r>
+        <w:rPr>
+          <w:sz w:val="24"/>
+          <w:szCs w:val="24"/>
+        </w:rPr>
+        <w:t xml:space="preserve">，再结合</w:t>
+      </w:r>
+      <m:oMath>
+        <m:r>
+          <w:rPr>
+            <w:rFonts w:cs="Cambria Math"/>
+          </w:rPr>
+          <m:t>BD+CD=7</m:t>
+        </m:r>
+      </m:oMath>
+      <w:r>
+        <w:rPr>
+          <w:sz w:val="24"/>
+          <w:szCs w:val="24"/>
+        </w:rPr>
+        <w:t xml:space="preserve">求出</w:t>
+      </w:r>
+      <m:oMath>
+        <m:r>
+          <w:rPr>
+            <w:rFonts w:cs="Cambria Math"/>
+          </w:rPr>
+          <m:t>BD</m:t>
+        </m:r>
+      </m:oMath>
+      <w:r>
+        <w:rPr>
+          <w:sz w:val="24"/>
+          <w:szCs w:val="24"/>
+        </w:rPr>
+        <w:t xml:space="preserve">。</w:t>
+      </w:r>
+    </w:p>
+    <w:p>
+      <w:pPr>
+        <w:keepLines/>
+        <w:spacing w:before="0" w:after="0" w:line="410" w:lineRule="atLeast"/>
+        <w:jc w:val="left"/>
+        <w:rPr>
+          <w:sz w:val="24"/>
+          <w:szCs w:val="24"/>
+        </w:rPr>
+      </w:pPr>
+      <w:r>
+        <w:rPr>
+          <w:sz w:val="24"/>
+          <w:szCs w:val="24"/>
+        </w:rPr>
+        <w:t xml:space="preserve">【⁠详⁠解⁠】</w:t>
       </w:r>
       <m:oMath>
         <m:r>
@@ -16077,7 +16439,8 @@
     </w:p>
     <w:p>
       <w:pPr>
-        <w:shd w:val="clear" w:color="auto" w:fill="E0E0E0"/>
+        <w:keepLines/>
+        <w:shd w:val="clear" w:color="auto" w:fill="F2F2F2"/>
         <w:spacing w:before="0" w:after="0" w:line="410" w:lineRule="atLeast"/>
         <w:jc w:val="left"/>
       </w:pPr>
@@ -16098,7 +16461,7 @@
           <w:sz w:val="24"/>
           <w:szCs w:val="24"/>
         </w:rPr>
-        <w:t xml:space="preserve">（衔接必会·卡壳看答案）</w:t>
+        <w:t xml:space="preserve">（衔接必会）</w:t>
       </w:r>
       <w:r>
         <w:rPr>
@@ -16315,44 +16678,7 @@
           <w:szCs w:val="24"/>
           <w:shd w:val="clear" w:color="auto" w:fill="C9C9C9"/>
         </w:rPr>
-        <w:t xml:space="preserve">【答案】</w:t>
-      </w:r>
-      <w:r>
-        <w:rPr>
-          <w:sz w:val="24"/>
-          <w:szCs w:val="24"/>
-        </w:rPr>
-        <w:t xml:space="preserve"> </w:t>
-      </w:r>
-      <w:r>
-        <w:rPr>
-          <w:sz w:val="24"/>
-          <w:szCs w:val="24"/>
-          <w:shd w:val="clear" w:color="auto" w:fill="C9C9C9"/>
-        </w:rPr>
-        <w:t xml:space="preserve">证明见解析</w:t>
-      </w:r>
-      <w:r>
-        <w:rPr>
-          <w:sz w:val="24"/>
-          <w:szCs w:val="24"/>
-        </w:rPr>
-        <w:t xml:space="preserve"> </w:t>
-      </w:r>
-      <w:r>
-        <w:rPr>
-          <w:sz w:val="24"/>
-          <w:szCs w:val="24"/>
-          <w:shd w:val="clear" w:color="auto" w:fill="C9C9C9"/>
-        </w:rPr>
-        <w:t xml:space="preserve">【知识点】</w:t>
-      </w:r>
-      <w:r>
-        <w:rPr>
-          <w:sz w:val="24"/>
-          <w:szCs w:val="24"/>
-        </w:rPr>
-        <w:t xml:space="preserve">1.2.1 图形的性质</w:t>
+        <w:t xml:space="preserve">【⁠答⁠案⁠】</w:t>
       </w:r>
     </w:p>
     <w:p>
@@ -16368,9 +16694,76 @@
         <w:rPr>
           <w:sz w:val="24"/>
           <w:szCs w:val="24"/>
+        </w:rPr>
+        <w:t xml:space="preserve"> </w:t>
+      </w:r>
+      <w:r>
+        <w:rPr>
+          <w:sz w:val="24"/>
+          <w:szCs w:val="24"/>
           <w:shd w:val="clear" w:color="auto" w:fill="C9C9C9"/>
         </w:rPr>
-        <w:t xml:space="preserve">【分析】</w:t>
+        <w:t xml:space="preserve">证明见解析</w:t>
+      </w:r>
+      <w:r>
+        <w:rPr>
+          <w:sz w:val="24"/>
+          <w:szCs w:val="24"/>
+        </w:rPr>
+        <w:t xml:space="preserve"> </w:t>
+      </w:r>
+    </w:p>
+    <w:p>
+      <w:pPr>
+        <w:spacing w:before="0" w:after="0" w:line="410" w:lineRule="atLeast"/>
+        <w:jc w:val="left"/>
+        <w:rPr>
+          <w:sz w:val="24"/>
+          <w:szCs w:val="24"/>
+        </w:rPr>
+      </w:pPr>
+      <w:r>
+        <w:rPr>
+          <w:sz w:val="24"/>
+          <w:szCs w:val="24"/>
+          <w:shd w:val="clear" w:color="auto" w:fill="C9C9C9"/>
+        </w:rPr>
+        <w:t xml:space="preserve">【⁠知⁠识⁠点⁠】</w:t>
+      </w:r>
+    </w:p>
+    <w:p>
+      <w:pPr>
+        <w:spacing w:before="0" w:after="0" w:line="410" w:lineRule="atLeast"/>
+        <w:jc w:val="left"/>
+        <w:rPr>
+          <w:sz w:val="24"/>
+          <w:szCs w:val="24"/>
+        </w:rPr>
+      </w:pPr>
+      <w:r>
+        <w:rPr>
+          <w:sz w:val="24"/>
+          <w:szCs w:val="24"/>
+        </w:rPr>
+        <w:t xml:space="preserve">1.2.1 图形的性质</w:t>
+      </w:r>
+    </w:p>
+    <w:p>
+      <w:pPr>
+        <w:keepLines/>
+        <w:spacing w:before="0" w:after="0" w:line="410" w:lineRule="atLeast"/>
+        <w:jc w:val="left"/>
+        <w:rPr>
+          <w:sz w:val="24"/>
+          <w:szCs w:val="24"/>
+        </w:rPr>
+      </w:pPr>
+      <w:r>
+        <w:rPr>
+          <w:sz w:val="24"/>
+          <w:szCs w:val="24"/>
+        </w:rPr>
+        <w:t xml:space="preserve">【⁠分⁠析⁠】</w:t>
       </w:r>
       <w:r>
         <w:rPr>
@@ -16559,6 +16952,7 @@
     </w:p>
     <w:p>
       <w:pPr>
+        <w:keepLines/>
         <w:spacing w:before="0" w:after="0" w:line="410" w:lineRule="atLeast"/>
         <w:jc w:val="left"/>
         <w:rPr>
@@ -16570,9 +16964,8 @@
         <w:rPr>
           <w:sz w:val="24"/>
           <w:szCs w:val="24"/>
-          <w:shd w:val="clear" w:color="auto" w:fill="C9C9C9"/>
-        </w:rPr>
-        <w:t xml:space="preserve">【详解】</w:t>
+        </w:rPr>
+        <w:t xml:space="preserve">【⁠详⁠解⁠】</w:t>
       </w:r>
       <w:r>
         <w:rPr>
@@ -16919,7 +17312,8 @@
     </w:p>
     <w:p>
       <w:pPr>
-        <w:shd w:val="clear" w:color="auto" w:fill="E0E0E0"/>
+        <w:keepLines/>
+        <w:shd w:val="clear" w:color="auto" w:fill="F2F2F2"/>
         <w:spacing w:before="0" w:after="0" w:line="410" w:lineRule="atLeast"/>
         <w:jc w:val="left"/>
       </w:pPr>
@@ -16940,7 +17334,7 @@
           <w:sz w:val="24"/>
           <w:szCs w:val="24"/>
         </w:rPr>
-        <w:t xml:space="preserve">（衔接必会·卡壳看答案）</w:t>
+        <w:t xml:space="preserve">（衔接必会）</w:t>
       </w:r>
       <w:r>
         <w:rPr>
@@ -17119,8 +17513,19 @@
           <w:szCs w:val="24"/>
           <w:shd w:val="clear" w:color="auto" w:fill="C9C9C9"/>
         </w:rPr>
-        <w:t>【答案】</w:t>
-      </w:r>
+        <w:t xml:space="preserve">【⁠答⁠案⁠】</w:t>
+      </w:r>
+    </w:p>
+    <w:p>
+      <w:pPr>
+        <w:keepLines/>
+        <w:spacing w:before="0" w:after="0" w:line="410" w:lineRule="atLeast"/>
+        <w:jc w:val="left"/>
+        <w:rPr>
+          <w:sz w:val="24"/>
+          <w:szCs w:val="24"/>
+        </w:rPr>
+      </w:pPr>
       <w:r>
         <w:rPr>
           <w:sz w:val="24"/>
@@ -17163,7 +17568,7 @@
           <w:sz w:val="24"/>
           <w:szCs w:val="24"/>
         </w:rPr>
-        <w:t>；</w:t>
+        <w:t xml:space="preserve">；</w:t>
       </w:r>
       <m:oMath>
         <m:r>
@@ -17209,21 +17614,6 @@
         </w:rPr>
         <w:t xml:space="preserve"> </w:t>
       </w:r>
-      <w:r>
-        <w:rPr>
-          <w:sz w:val="24"/>
-          <w:szCs w:val="24"/>
-          <w:shd w:val="clear" w:color="auto" w:fill="C9C9C9"/>
-        </w:rPr>
-        <w:t xml:space="preserve">【知识点】</w:t>
-      </w:r>
-      <w:r>
-        <w:rPr>
-          <w:sz w:val="24"/>
-          <w:szCs w:val="24"/>
-        </w:rPr>
-        <w:t xml:space="preserve">1.2.1 图形的性质</w:t>
-      </w:r>
     </w:p>
     <w:p>
       <w:pPr>
@@ -17240,23 +17630,7 @@
           <w:szCs w:val="24"/>
           <w:shd w:val="clear" w:color="auto" w:fill="C9C9C9"/>
         </w:rPr>
-        <w:lastRenderedPageBreak/>
-        <w:t xml:space="preserve">【分析】</w:t>
-      </w:r>
-      <w:r>
-        <w:rPr>
-          <w:sz w:val="24"/>
-          <w:szCs w:val="24"/>
-        </w:rPr>
-        <w:lastRenderedPageBreak/>
-        <w:t xml:space="preserve">利用角平分线定理得到边长的比例关系，代入题中的等量关系即可</w:t>
-      </w:r>
-      <w:r>
-        <w:rPr>
-          <w:sz w:val="24"/>
-          <w:szCs w:val="24"/>
-        </w:rPr>
-        <w:t>.</w:t>
+        <w:t xml:space="preserve">【⁠知⁠识⁠点⁠】</w:t>
       </w:r>
     </w:p>
     <w:p>
@@ -17272,9 +17646,59 @@
         <w:rPr>
           <w:sz w:val="24"/>
           <w:szCs w:val="24"/>
-          <w:shd w:val="clear" w:color="auto" w:fill="C9C9C9"/>
-        </w:rPr>
-        <w:t>【详解】</w:t>
+        </w:rPr>
+        <w:t xml:space="preserve">1.2.1 图形的性质</w:t>
+      </w:r>
+    </w:p>
+    <w:p>
+      <w:pPr>
+        <w:spacing w:before="0" w:after="0" w:line="410" w:lineRule="atLeast"/>
+        <w:jc w:val="left"/>
+        <w:rPr>
+          <w:sz w:val="24"/>
+          <w:szCs w:val="24"/>
+        </w:rPr>
+      </w:pPr>
+      <w:r>
+        <w:rPr>
+          <w:sz w:val="24"/>
+          <w:szCs w:val="24"/>
+        </w:rPr>
+        <w:lastRenderedPageBreak/>
+        <w:t xml:space="preserve">【⁠分⁠析⁠】</w:t>
+      </w:r>
+      <w:r>
+        <w:rPr>
+          <w:sz w:val="24"/>
+          <w:szCs w:val="24"/>
+        </w:rPr>
+        <w:lastRenderedPageBreak/>
+        <w:t xml:space="preserve">利用角平分线定理得到边长的比例关系，代入题中的等量关系即可</w:t>
+      </w:r>
+      <w:r>
+        <w:rPr>
+          <w:sz w:val="24"/>
+          <w:szCs w:val="24"/>
+        </w:rPr>
+        <w:t>.</w:t>
+      </w:r>
+    </w:p>
+    <w:p>
+      <w:pPr>
+        <w:keepLines/>
+        <w:spacing w:before="0" w:after="0" w:line="410" w:lineRule="atLeast"/>
+        <w:jc w:val="left"/>
+        <w:rPr>
+          <w:sz w:val="24"/>
+          <w:szCs w:val="24"/>
+        </w:rPr>
+      </w:pPr>
+      <w:r>
+        <w:rPr>
+          <w:sz w:val="24"/>
+          <w:szCs w:val="24"/>
+        </w:rPr>
+        <w:t xml:space="preserve">【⁠详⁠解⁠】</w:t>
       </w:r>
       <m:oMath>
         <m:r>
@@ -17582,7 +18006,21 @@
     </w:p>
     <w:p>
       <w:pPr>
+        <w:snapToGrid w:val="0"/>
+        <w:spacing w:before="0" w:after="0" w:line="20" w:lineRule="exact"/>
+        <w:rPr>
+          <w:sz w:val="2"/>
+          <w:szCs w:val="2"/>
+        </w:rPr>
+      </w:pPr>
+      <w:r>
+        <w:br w:type="column"/>
+      </w:r>
+    </w:p>
+    <w:p>
+      <w:pPr>
         <w:pStyle w:val="Heading3"/>
+        <w:keepLines/>
         <w:shd w:val="clear" w:color="auto" w:fill="ADC2DA"/>
         <w:spacing w:before="0" w:after="0" w:line="410" w:lineRule="atLeast"/>
         <w:jc w:val="left"/>
@@ -17605,22 +18043,10 @@
         </w:rPr>
         <w:t>空间中的距离</w:t>
       </w:r>
-      <w:r>
-        <w:rPr>
-          <w:b/>
-          <w:bCs/>
-          <w:sz w:val="28"/>
-          <w:szCs w:val="28"/>
-        </w:rPr>
-        <w:t>　</w:t>
-      </w:r>
-      <w:r>
-        <w:rPr>
-          <w:rFonts w:ascii="Times New Roman" w:hAnsi="Times New Roman" w:eastAsia="宋体" w:cs="Times New Roman"/>
-          <w:sz w:val="24"/>
-          <w:szCs w:val="24"/>
-        </w:rPr>
-        <w:t>本节14题</w:t>
+    </w:p>
+    <w:p>
+      <w:r>
+        <w:t xml:space="preserve">本节14题</w:t>
       </w:r>
     </w:p>
     <w:p>
@@ -17731,6 +18157,7 @@
     </w:p>
     <w:p>
       <w:pPr>
+        <w:keepLines/>
         <w:spacing w:before="0" w:after="0" w:line="410" w:lineRule="atLeast"/>
         <w:jc w:val="left"/>
       </w:pPr>
@@ -17829,6 +18256,7 @@
     </w:p>
     <w:p>
       <w:pPr>
+        <w:keepLines/>
         <w:spacing w:before="0" w:after="0" w:line="410" w:lineRule="atLeast"/>
         <w:jc w:val="left"/>
       </w:pPr>
@@ -18023,6 +18451,7 @@
     </w:p>
     <w:p>
       <w:pPr>
+        <w:keepLines/>
         <w:spacing w:before="0" w:after="0" w:line="410" w:lineRule="atLeast"/>
         <w:jc w:val="left"/>
       </w:pPr>
@@ -18524,6 +18953,7 @@
     </w:p>
     <w:p>
       <w:pPr>
+        <w:keepLines/>
         <w:spacing w:before="0" w:after="0" w:line="410" w:lineRule="atLeast"/>
         <w:jc w:val="left"/>
       </w:pPr>
@@ -18743,6 +19173,7 @@
     </w:p>
     <w:p>
       <w:pPr>
+        <w:keepLines/>
         <w:spacing w:before="0" w:after="0" w:line="410" w:lineRule="atLeast"/>
         <w:jc w:val="left"/>
       </w:pPr>
@@ -18875,7 +19306,10 @@
     </w:p>
     <w:p>
       <w:pPr>
-        <w:shd w:val="clear" w:color="auto" w:fill="C6D4E3"/>
+        <w:keepLines/>
+        <w:pBdr>
+          <w:left w:val="single" w:sz="18" w:space="3" w:color="auto"/>
+        </w:pBdr>
         <w:spacing w:before="0" w:after="0" w:line="410" w:lineRule="atLeast"/>
         <w:jc w:val="left"/>
       </w:pPr>
@@ -18895,7 +19329,7 @@
           <w:sz w:val="24"/>
           <w:szCs w:val="24"/>
         </w:rPr>
-        <w:t>空间中的距离：三角形的</w:t>
+        <w:t xml:space="preserve">三角形的</w:t>
       </w:r>
       <w:r>
         <w:rPr>
@@ -18933,19 +19367,16 @@
         </w:rPr>
         <w:t>的性质证明</w:t>
       </w:r>
-      <w:r>
-        <w:rPr>
-          <w:b/>
-          <w:bCs/>
-          <w:sz w:val="24"/>
-          <w:szCs w:val="24"/>
-        </w:rPr>
-        <w:t xml:space="preserve">　5题：1.2.5.1-1～1.2.5.1-5</w:t>
+    </w:p>
+    <w:p>
+      <w:r>
+        <w:t xml:space="preserve">5题：-1～5</w:t>
       </w:r>
     </w:p>
     <w:p>
       <w:pPr>
-        <w:shd w:val="clear" w:color="auto" w:fill="E0E0E0"/>
+        <w:keepLines/>
+        <w:shd w:val="clear" w:color="auto" w:fill="F2F2F2"/>
         <w:spacing w:before="0" w:after="0" w:line="410" w:lineRule="atLeast"/>
         <w:jc w:val="left"/>
       </w:pPr>
@@ -18966,7 +19397,7 @@
           <w:sz w:val="24"/>
           <w:szCs w:val="24"/>
         </w:rPr>
-        <w:t xml:space="preserve">（衔接必会·卡壳看答案）</w:t>
+        <w:t xml:space="preserve">（衔接必会）</w:t>
       </w:r>
       <w:r>
         <w:rPr>
@@ -19202,51 +19633,7 @@
           <w:szCs w:val="24"/>
           <w:shd w:val="clear" w:color="auto" w:fill="C9C9C9"/>
         </w:rPr>
-        <w:t>【答案】</w:t>
-      </w:r>
-      <w:r>
-        <w:rPr>
-          <w:sz w:val="24"/>
-          <w:szCs w:val="24"/>
-        </w:rPr>
-        <w:t xml:space="preserve"> </w:t>
-      </w:r>
-      <w:r>
-        <w:rPr>
-          <w:sz w:val="24"/>
-          <w:szCs w:val="24"/>
-          <w:shd w:val="clear" w:color="auto" w:fill="C9C9C9"/>
-        </w:rPr>
-        <w:t xml:space="preserve">证明见解析</w:t>
-      </w:r>
-      <w:r>
-        <w:rPr>
-          <w:sz w:val="24"/>
-          <w:szCs w:val="24"/>
-        </w:rPr>
-        <w:t xml:space="preserve">　</w:t>
-      </w:r>
-      <w:r>
-        <w:rPr>
-          <w:sz w:val="24"/>
-          <w:szCs w:val="24"/>
-          <w:shd w:val="clear" w:color="auto" w:fill="C9C9C9"/>
-        </w:rPr>
-        <w:t xml:space="preserve">【知识点】</w:t>
-      </w:r>
-      <w:r>
-        <w:rPr>
-          <w:sz w:val="24"/>
-          <w:szCs w:val="24"/>
-        </w:rPr>
-        <w:t xml:space="preserve">1.2.5 </w:t>
-      </w:r>
-      <w:r>
-        <w:rPr>
-          <w:sz w:val="24"/>
-          <w:szCs w:val="24"/>
-        </w:rPr>
-        <w:t>三角形的重心</w:t>
+        <w:t xml:space="preserve">【⁠答⁠案⁠】</w:t>
       </w:r>
     </w:p>
     <w:p>
@@ -19262,114 +19649,23 @@
         <w:rPr>
           <w:sz w:val="24"/>
           <w:szCs w:val="24"/>
+        </w:rPr>
+        <w:t xml:space="preserve"> </w:t>
+      </w:r>
+      <w:r>
+        <w:rPr>
+          <w:sz w:val="24"/>
+          <w:szCs w:val="24"/>
           <w:shd w:val="clear" w:color="auto" w:fill="C9C9C9"/>
         </w:rPr>
-        <w:t xml:space="preserve">【编注】</w:t>
-      </w:r>
-      <w:r>
-        <w:rPr>
-          <w:sz w:val="24"/>
-          <w:szCs w:val="24"/>
-          <w:shd w:val="clear" w:color="auto" w:fill="C9C9C9"/>
-        </w:rPr>
-        <w:t>【分析】</w:t>
-      </w:r>
-      <w:r>
-        <w:rPr>
-          <w:sz w:val="24"/>
-          <w:szCs w:val="24"/>
-        </w:rPr>
-        <w:t xml:space="preserve">连结两边中点</w:t>
-      </w:r>
-      <m:oMath>
-        <m:r>
-          <w:rPr>
-            <w:rFonts w:cs="Cambria Math"/>
-          </w:rPr>
-          <m:t>D</m:t>
-        </m:r>
-      </m:oMath>
-      <w:r>
-        <w:rPr>
-          <w:sz w:val="24"/>
-          <w:szCs w:val="24"/>
-        </w:rPr>
-        <w:t xml:space="preserve">、</w:t>
-      </w:r>
-      <m:oMath>
-        <m:r>
-          <w:rPr>
-            <w:rFonts w:cs="Cambria Math"/>
-          </w:rPr>
-          <m:t>E</m:t>
-        </m:r>
-      </m:oMath>
-      <w:r>
-        <w:rPr>
-          <w:sz w:val="24"/>
-          <w:szCs w:val="24"/>
-        </w:rPr>
-        <w:t xml:space="preserve">得</w:t>
-      </w:r>
-      <m:oMath>
-        <m:r>
-          <w:rPr>
-            <w:rFonts w:cs="Cambria Math"/>
-          </w:rPr>
-          <m:t>DE//AB</m:t>
-        </m:r>
-      </m:oMath>
-      <w:r>
-        <w:rPr>
-          <w:sz w:val="24"/>
-          <w:szCs w:val="24"/>
-        </w:rPr>
-        <w:t xml:space="preserve">且</w:t>
-      </w:r>
-      <m:oMath>
-        <m:r>
-          <w:rPr>
-            <w:rFonts w:cs="Cambria Math"/>
-          </w:rPr>
-          <m:t>DE:AB=1:2</m:t>
-        </m:r>
-      </m:oMath>
-      <w:r>
-        <w:rPr>
-          <w:sz w:val="24"/>
-          <w:szCs w:val="24"/>
-        </w:rPr>
-        <w:t xml:space="preserve">，由</w:t>
-      </w:r>
-      <m:oMath>
-        <m:r>
-          <w:rPr>
-            <w:rFonts w:cs="Cambria Math"/>
-          </w:rPr>
-          <m:t>△GDE∽△GAB</m:t>
-        </m:r>
-      </m:oMath>
-      <w:r>
-        <w:rPr>
-          <w:sz w:val="24"/>
-          <w:szCs w:val="24"/>
-        </w:rPr>
-        <w:t xml:space="preserve">得</w:t>
-      </w:r>
-      <m:oMath>
-        <m:r>
-          <w:rPr>
-            <w:rFonts w:cs="Cambria Math"/>
-          </w:rPr>
-          <m:t>AG=2GD</m:t>
-        </m:r>
-      </m:oMath>
-      <w:r>
-        <w:rPr>
-          <w:sz w:val="24"/>
-          <w:szCs w:val="24"/>
-        </w:rPr>
-        <w:t xml:space="preserve">；同理处理另一条中线，说明两个交点重合即三条中线共点。</w:t>
+        <w:t xml:space="preserve">证明见解析</w:t>
+      </w:r>
+      <w:r>
+        <w:rPr>
+          <w:sz w:val="24"/>
+          <w:szCs w:val="24"/>
+        </w:rPr>
+        <w:t xml:space="preserve">　</w:t>
       </w:r>
     </w:p>
     <w:p>
@@ -19387,7 +19683,170 @@
           <w:szCs w:val="24"/>
           <w:shd w:val="clear" w:color="auto" w:fill="C9C9C9"/>
         </w:rPr>
-        <w:t xml:space="preserve">【详解】</w:t>
+        <w:t xml:space="preserve">【⁠知⁠识⁠点⁠】</w:t>
+      </w:r>
+    </w:p>
+    <w:p>
+      <w:pPr>
+        <w:spacing w:before="0" w:after="0" w:line="410" w:lineRule="atLeast"/>
+        <w:jc w:val="left"/>
+        <w:rPr>
+          <w:sz w:val="24"/>
+          <w:szCs w:val="24"/>
+        </w:rPr>
+      </w:pPr>
+      <w:r>
+        <w:rPr>
+          <w:sz w:val="24"/>
+          <w:szCs w:val="24"/>
+        </w:rPr>
+        <w:t xml:space="preserve">1.2.5 </w:t>
+      </w:r>
+      <w:r>
+        <w:rPr>
+          <w:sz w:val="24"/>
+          <w:szCs w:val="24"/>
+        </w:rPr>
+        <w:t xml:space="preserve">三角形的重心</w:t>
+      </w:r>
+    </w:p>
+    <w:p>
+      <w:pPr>
+        <w:keepLines/>
+        <w:spacing w:before="0" w:after="0" w:line="410" w:lineRule="atLeast"/>
+        <w:jc w:val="left"/>
+        <w:rPr>
+          <w:sz w:val="24"/>
+          <w:szCs w:val="24"/>
+        </w:rPr>
+      </w:pPr>
+      <w:r>
+        <w:rPr>
+          <w:sz w:val="24"/>
+          <w:szCs w:val="24"/>
+        </w:rPr>
+        <w:t xml:space="preserve">【⁠编⁠注⁠】</w:t>
+      </w:r>
+      <w:r>
+        <w:rPr>
+          <w:sz w:val="24"/>
+          <w:szCs w:val="24"/>
+        </w:rPr>
+        <w:t xml:space="preserve">【⁠分⁠析⁠】</w:t>
+      </w:r>
+      <w:r>
+        <w:rPr>
+          <w:sz w:val="24"/>
+          <w:szCs w:val="24"/>
+        </w:rPr>
+        <w:t xml:space="preserve">连结两边中点</w:t>
+      </w:r>
+      <m:oMath>
+        <m:r>
+          <w:rPr>
+            <w:rFonts w:cs="Cambria Math"/>
+          </w:rPr>
+          <m:t>D</m:t>
+        </m:r>
+      </m:oMath>
+      <w:r>
+        <w:rPr>
+          <w:sz w:val="24"/>
+          <w:szCs w:val="24"/>
+        </w:rPr>
+        <w:t xml:space="preserve">、</w:t>
+      </w:r>
+      <m:oMath>
+        <m:r>
+          <w:rPr>
+            <w:rFonts w:cs="Cambria Math"/>
+          </w:rPr>
+          <m:t>E</m:t>
+        </m:r>
+      </m:oMath>
+      <w:r>
+        <w:rPr>
+          <w:sz w:val="24"/>
+          <w:szCs w:val="24"/>
+        </w:rPr>
+        <w:t xml:space="preserve">得</w:t>
+      </w:r>
+      <m:oMath>
+        <m:r>
+          <w:rPr>
+            <w:rFonts w:cs="Cambria Math"/>
+          </w:rPr>
+          <m:t>DE//AB</m:t>
+        </m:r>
+      </m:oMath>
+      <w:r>
+        <w:rPr>
+          <w:sz w:val="24"/>
+          <w:szCs w:val="24"/>
+        </w:rPr>
+        <w:t xml:space="preserve">且</w:t>
+      </w:r>
+      <m:oMath>
+        <m:r>
+          <w:rPr>
+            <w:rFonts w:cs="Cambria Math"/>
+          </w:rPr>
+          <m:t>DE:AB=1:2</m:t>
+        </m:r>
+      </m:oMath>
+      <w:r>
+        <w:rPr>
+          <w:sz w:val="24"/>
+          <w:szCs w:val="24"/>
+        </w:rPr>
+        <w:t xml:space="preserve">，由</w:t>
+      </w:r>
+      <m:oMath>
+        <m:r>
+          <w:rPr>
+            <w:rFonts w:cs="Cambria Math"/>
+          </w:rPr>
+          <m:t>△GDE∽△GAB</m:t>
+        </m:r>
+      </m:oMath>
+      <w:r>
+        <w:rPr>
+          <w:sz w:val="24"/>
+          <w:szCs w:val="24"/>
+        </w:rPr>
+        <w:t xml:space="preserve">得</w:t>
+      </w:r>
+      <m:oMath>
+        <m:r>
+          <w:rPr>
+            <w:rFonts w:cs="Cambria Math"/>
+          </w:rPr>
+          <m:t>AG=2GD</m:t>
+        </m:r>
+      </m:oMath>
+      <w:r>
+        <w:rPr>
+          <w:sz w:val="24"/>
+          <w:szCs w:val="24"/>
+        </w:rPr>
+        <w:t xml:space="preserve">；同理处理另一条中线，说明两个交点重合即三条中线共点。</w:t>
+      </w:r>
+    </w:p>
+    <w:p>
+      <w:pPr>
+        <w:spacing w:before="0" w:after="0" w:line="410" w:lineRule="atLeast"/>
+        <w:jc w:val="left"/>
+        <w:rPr>
+          <w:sz w:val="24"/>
+          <w:szCs w:val="24"/>
+        </w:rPr>
+      </w:pPr>
+      <w:r>
+        <w:rPr>
+          <w:sz w:val="24"/>
+          <w:szCs w:val="24"/>
+        </w:rPr>
+        <w:t xml:space="preserve">【⁠详⁠解⁠】</w:t>
       </w:r>
       <w:r>
         <w:rPr>
@@ -19933,7 +20392,8 @@
     </w:p>
     <w:p>
       <w:pPr>
-        <w:shd w:val="clear" w:color="auto" w:fill="E0E0E0"/>
+        <w:keepLines/>
+        <w:shd w:val="clear" w:color="auto" w:fill="F2F2F2"/>
         <w:spacing w:before="0" w:after="0" w:line="410" w:lineRule="atLeast"/>
         <w:jc w:val="left"/>
       </w:pPr>
@@ -19954,7 +20414,7 @@
           <w:sz w:val="24"/>
           <w:szCs w:val="24"/>
         </w:rPr>
-        <w:t xml:space="preserve">（衔接必会·卡壳看答案）</w:t>
+        <w:t xml:space="preserve">（衔接必会）</w:t>
       </w:r>
       <w:r>
         <w:rPr>
@@ -20163,51 +20623,7 @@
           <w:szCs w:val="24"/>
           <w:shd w:val="clear" w:color="auto" w:fill="C9C9C9"/>
         </w:rPr>
-        <w:t>【答案】</w:t>
-      </w:r>
-      <w:r>
-        <w:rPr>
-          <w:sz w:val="24"/>
-          <w:szCs w:val="24"/>
-        </w:rPr>
-        <w:t xml:space="preserve"> </w:t>
-      </w:r>
-      <w:r>
-        <w:rPr>
-          <w:sz w:val="24"/>
-          <w:szCs w:val="24"/>
-          <w:shd w:val="clear" w:color="auto" w:fill="C9C9C9"/>
-        </w:rPr>
-        <w:t xml:space="preserve">证明见解析</w:t>
-      </w:r>
-      <w:r>
-        <w:rPr>
-          <w:sz w:val="24"/>
-          <w:szCs w:val="24"/>
-        </w:rPr>
-        <w:t xml:space="preserve">　</w:t>
-      </w:r>
-      <w:r>
-        <w:rPr>
-          <w:sz w:val="24"/>
-          <w:szCs w:val="24"/>
-          <w:shd w:val="clear" w:color="auto" w:fill="C9C9C9"/>
-        </w:rPr>
-        <w:t xml:space="preserve">【知识点】</w:t>
-      </w:r>
-      <w:r>
-        <w:rPr>
-          <w:sz w:val="24"/>
-          <w:szCs w:val="24"/>
-        </w:rPr>
-        <w:t xml:space="preserve">1.2.5 </w:t>
-      </w:r>
-      <w:r>
-        <w:rPr>
-          <w:sz w:val="24"/>
-          <w:szCs w:val="24"/>
-        </w:rPr>
-        <w:t>三角形的垂心</w:t>
+        <w:t xml:space="preserve">【⁠答⁠案⁠】</w:t>
       </w:r>
     </w:p>
     <w:p>
@@ -20223,17 +20639,90 @@
         <w:rPr>
           <w:sz w:val="24"/>
           <w:szCs w:val="24"/>
+        </w:rPr>
+        <w:t xml:space="preserve"> </w:t>
+      </w:r>
+      <w:r>
+        <w:rPr>
+          <w:sz w:val="24"/>
+          <w:szCs w:val="24"/>
           <w:shd w:val="clear" w:color="auto" w:fill="C9C9C9"/>
         </w:rPr>
-        <w:t xml:space="preserve">【编注】</w:t>
-      </w:r>
+        <w:t xml:space="preserve">证明见解析</w:t>
+      </w:r>
+      <w:r>
+        <w:rPr>
+          <w:sz w:val="24"/>
+          <w:szCs w:val="24"/>
+        </w:rPr>
+        <w:t xml:space="preserve">　</w:t>
+      </w:r>
+    </w:p>
+    <w:p>
+      <w:pPr>
+        <w:spacing w:before="0" w:after="0" w:line="410" w:lineRule="atLeast"/>
+        <w:jc w:val="left"/>
+        <w:rPr>
+          <w:sz w:val="24"/>
+          <w:szCs w:val="24"/>
+        </w:rPr>
+      </w:pPr>
       <w:r>
         <w:rPr>
           <w:sz w:val="24"/>
           <w:szCs w:val="24"/>
           <w:shd w:val="clear" w:color="auto" w:fill="C9C9C9"/>
         </w:rPr>
-        <w:t>【分析】</w:t>
+        <w:t xml:space="preserve">【⁠知⁠识⁠点⁠】</w:t>
+      </w:r>
+    </w:p>
+    <w:p>
+      <w:pPr>
+        <w:spacing w:before="0" w:after="0" w:line="410" w:lineRule="atLeast"/>
+        <w:jc w:val="left"/>
+        <w:rPr>
+          <w:sz w:val="24"/>
+          <w:szCs w:val="24"/>
+        </w:rPr>
+      </w:pPr>
+      <w:r>
+        <w:rPr>
+          <w:sz w:val="24"/>
+          <w:szCs w:val="24"/>
+        </w:rPr>
+        <w:t xml:space="preserve">1.2.5 </w:t>
+      </w:r>
+      <w:r>
+        <w:rPr>
+          <w:sz w:val="24"/>
+          <w:szCs w:val="24"/>
+        </w:rPr>
+        <w:t xml:space="preserve">三角形的垂心</w:t>
+      </w:r>
+    </w:p>
+    <w:p>
+      <w:pPr>
+        <w:keepLines/>
+        <w:spacing w:before="0" w:after="0" w:line="410" w:lineRule="atLeast"/>
+        <w:jc w:val="left"/>
+        <w:rPr>
+          <w:sz w:val="24"/>
+          <w:szCs w:val="24"/>
+        </w:rPr>
+      </w:pPr>
+      <w:r>
+        <w:rPr>
+          <w:sz w:val="24"/>
+          <w:szCs w:val="24"/>
+        </w:rPr>
+        <w:t xml:space="preserve">【⁠编⁠注⁠】</w:t>
+      </w:r>
+      <w:r>
+        <w:rPr>
+          <w:sz w:val="24"/>
+          <w:szCs w:val="24"/>
+        </w:rPr>
+        <w:t xml:space="preserve">【⁠分⁠析⁠】</w:t>
       </w:r>
       <w:r>
         <w:rPr>
@@ -20495,6 +20984,7 @@
     </w:p>
     <w:p>
       <w:pPr>
+        <w:keepLines/>
         <w:spacing w:before="0" w:after="0" w:line="410" w:lineRule="atLeast"/>
         <w:jc w:val="left"/>
         <w:rPr>
@@ -20506,9 +20996,8 @@
         <w:rPr>
           <w:sz w:val="24"/>
           <w:szCs w:val="24"/>
-          <w:shd w:val="clear" w:color="auto" w:fill="C9C9C9"/>
-        </w:rPr>
-        <w:t xml:space="preserve">【详解】</w:t>
+        </w:rPr>
+        <w:t xml:space="preserve">【⁠详⁠解⁠】</w:t>
       </w:r>
       <w:r>
         <w:rPr>
@@ -20672,6 +21161,7 @@
     </w:p>
     <w:p>
       <w:pPr>
+        <w:keepLines/>
         <w:spacing w:before="0" w:after="0" w:line="410" w:lineRule="atLeast"/>
         <w:jc w:val="left"/>
         <w:rPr>
@@ -20906,7 +21396,8 @@
     </w:p>
     <w:p>
       <w:pPr>
-        <w:shd w:val="clear" w:color="auto" w:fill="E0E0E0"/>
+        <w:keepLines/>
+        <w:shd w:val="clear" w:color="auto" w:fill="F2F2F2"/>
         <w:spacing w:before="0" w:after="0" w:line="410" w:lineRule="atLeast"/>
         <w:jc w:val="left"/>
       </w:pPr>
@@ -20927,7 +21418,7 @@
           <w:sz w:val="24"/>
           <w:szCs w:val="24"/>
         </w:rPr>
-        <w:t xml:space="preserve">（衔接必会·卡壳看答案）</w:t>
+        <w:t xml:space="preserve">（衔接必会）</w:t>
       </w:r>
       <w:r>
         <w:rPr>
@@ -20984,7 +21475,8 @@
     </w:p>
     <w:p>
       <w:pPr>
-        <w:shd w:val="clear" w:color="auto" w:fill="E0E0E0"/>
+        <w:keepLines/>
+        <w:shd w:val="clear" w:color="auto" w:fill="F2F2F2"/>
         <w:spacing w:before="0" w:after="0" w:line="410" w:lineRule="atLeast"/>
         <w:jc w:val="left"/>
       </w:pPr>
@@ -21064,7 +21556,8 @@
     </w:p>
     <w:p>
       <w:pPr>
-        <w:shd w:val="clear" w:color="auto" w:fill="E0E0E0"/>
+        <w:keepLines/>
+        <w:shd w:val="clear" w:color="auto" w:fill="F2F2F2"/>
         <w:spacing w:before="0" w:after="0" w:line="410" w:lineRule="atLeast"/>
         <w:jc w:val="left"/>
       </w:pPr>
@@ -21144,7 +21637,7 @@
     </w:p>
     <w:p>
       <w:pPr>
-        <w:shd w:val="clear" w:color="auto" w:fill="E0E0E0"/>
+        <w:shd w:val="clear" w:color="auto" w:fill="F2F2F2"/>
         <w:spacing w:before="0" w:after="0" w:line="410" w:lineRule="atLeast"/>
         <w:jc w:val="left"/>
       </w:pPr>
@@ -21325,8 +21818,19 @@
           <w:szCs w:val="24"/>
           <w:shd w:val="clear" w:color="auto" w:fill="C9C9C9"/>
         </w:rPr>
-        <w:t>【答案】</w:t>
-      </w:r>
+        <w:t xml:space="preserve">【⁠答⁠案⁠】</w:t>
+      </w:r>
+    </w:p>
+    <w:p>
+      <w:pPr>
+        <w:keepLines/>
+        <w:spacing w:before="0" w:after="0" w:line="410" w:lineRule="atLeast"/>
+        <w:jc w:val="left"/>
+        <w:rPr>
+          <w:sz w:val="24"/>
+          <w:szCs w:val="24"/>
+        </w:rPr>
+      </w:pPr>
       <w:r>
         <w:rPr>
           <w:sz w:val="24"/>
@@ -21427,7 +21931,7 @@
           <w:szCs w:val="24"/>
           <w:shd w:val="clear" w:color="auto" w:fill="C9C9C9"/>
         </w:rPr>
-        <w:t>，理由见解析</w:t>
+        <w:t xml:space="preserve">，理由见解析</w:t>
       </w:r>
       <w:r>
         <w:rPr>
@@ -21435,7 +21939,7 @@
           <w:szCs w:val="24"/>
           <w:shd w:val="clear" w:color="auto" w:fill="C9C9C9"/>
         </w:rPr>
-        <w:t>(2)</w:t>
+        <w:t xml:space="preserve">(2)</w:t>
       </w:r>
       <m:oMath>
         <m:r>
@@ -21452,7 +21956,7 @@
           <w:szCs w:val="24"/>
           <w:shd w:val="clear" w:color="auto" w:fill="C9C9C9"/>
         </w:rPr>
-        <w:t>，理由见解析</w:t>
+        <w:t xml:space="preserve">，理由见解析</w:t>
       </w:r>
       <w:r>
         <w:rPr>
@@ -21460,7 +21964,7 @@
           <w:szCs w:val="24"/>
           <w:shd w:val="clear" w:color="auto" w:fill="C9C9C9"/>
         </w:rPr>
-        <w:t>(3)</w:t>
+        <w:t xml:space="preserve">(3)</w:t>
       </w:r>
       <m:oMath>
         <m:r>
@@ -21506,21 +22010,6 @@
         </w:rPr>
         <w:t xml:space="preserve"> </w:t>
       </w:r>
-      <w:r>
-        <w:rPr>
-          <w:sz w:val="24"/>
-          <w:szCs w:val="24"/>
-          <w:shd w:val="clear" w:color="auto" w:fill="C9C9C9"/>
-        </w:rPr>
-        <w:t xml:space="preserve">【知识点】</w:t>
-      </w:r>
-      <w:r>
-        <w:rPr>
-          <w:sz w:val="24"/>
-          <w:szCs w:val="24"/>
-        </w:rPr>
-        <w:t xml:space="preserve">1.2.5 几何证明选讲</w:t>
-      </w:r>
     </w:p>
     <w:p>
       <w:pPr>
@@ -21537,114 +22026,7 @@
           <w:szCs w:val="24"/>
           <w:shd w:val="clear" w:color="auto" w:fill="C9C9C9"/>
         </w:rPr>
-        <w:t>【分析】</w:t>
-      </w:r>
-      <w:r>
-        <w:rPr>
-          <w:sz w:val="24"/>
-          <w:szCs w:val="24"/>
-        </w:rPr>
-        <w:t>(1)</w:t>
-      </w:r>
-      <w:r>
-        <w:rPr>
-          <w:sz w:val="24"/>
-          <w:szCs w:val="24"/>
-        </w:rPr>
-        <w:t>利用角平分线的性质以及三角形内角和为</w:t>
-      </w:r>
-      <m:oMath>
-        <m:r>
-          <w:rPr>
-            <w:rFonts w:cs="Cambria Math"/>
-          </w:rPr>
-          <m:t>180°</m:t>
-        </m:r>
-      </m:oMath>
-      <w:r>
-        <w:rPr>
-          <w:sz w:val="24"/>
-          <w:szCs w:val="24"/>
-        </w:rPr>
-        <w:t>；</w:t>
-      </w:r>
-      <w:r>
-        <w:rPr>
-          <w:sz w:val="24"/>
-          <w:szCs w:val="24"/>
-        </w:rPr>
-        <w:t>(2)</w:t>
-      </w:r>
-      <w:r>
-        <w:rPr>
-          <w:sz w:val="24"/>
-          <w:szCs w:val="24"/>
-        </w:rPr>
-        <w:t>利用外心的性质以及周角为</w:t>
-      </w:r>
-      <m:oMath>
-        <m:r>
-          <w:rPr>
-            <w:rFonts w:cs="Cambria Math"/>
-          </w:rPr>
-          <m:t>360°</m:t>
-        </m:r>
-      </m:oMath>
-      <w:r>
-        <w:rPr>
-          <w:sz w:val="24"/>
-          <w:szCs w:val="24"/>
-        </w:rPr>
-        <w:t>；</w:t>
-      </w:r>
-      <w:r>
-        <w:rPr>
-          <w:sz w:val="24"/>
-          <w:szCs w:val="24"/>
-        </w:rPr>
-        <w:t>(3)</w:t>
-      </w:r>
-      <w:r>
-        <w:rPr>
-          <w:sz w:val="24"/>
-          <w:szCs w:val="24"/>
-        </w:rPr>
-        <w:t>利用第</w:t>
-      </w:r>
-      <w:r>
-        <w:rPr>
-          <w:sz w:val="24"/>
-          <w:szCs w:val="24"/>
-        </w:rPr>
-        <w:t>(1)</w:t>
-      </w:r>
-      <w:r>
-        <w:rPr>
-          <w:sz w:val="24"/>
-          <w:szCs w:val="24"/>
-        </w:rPr>
-        <w:t>问和第</w:t>
-      </w:r>
-      <w:r>
-        <w:rPr>
-          <w:sz w:val="24"/>
-          <w:szCs w:val="24"/>
-        </w:rPr>
-        <w:t>(2)</w:t>
-      </w:r>
-      <w:r>
-        <w:rPr>
-          <w:sz w:val="24"/>
-          <w:szCs w:val="24"/>
-        </w:rPr>
-        <w:t>问的结论</w:t>
-      </w:r>
-      <w:r>
-        <w:rPr>
-          <w:sz w:val="24"/>
-          <w:szCs w:val="24"/>
-        </w:rPr>
-        <w:t>.</w:t>
+        <w:t xml:space="preserve">【⁠知⁠识⁠点⁠】</w:t>
       </w:r>
     </w:p>
     <w:p>
@@ -21660,9 +22042,151 @@
         <w:rPr>
           <w:sz w:val="24"/>
           <w:szCs w:val="24"/>
-          <w:shd w:val="clear" w:color="auto" w:fill="C9C9C9"/>
-        </w:rPr>
-        <w:t>【详解】</w:t>
+        </w:rPr>
+        <w:t xml:space="preserve">1.2.5 几何证明选讲</w:t>
+      </w:r>
+    </w:p>
+    <w:p>
+      <w:pPr>
+        <w:keepLines/>
+        <w:spacing w:before="0" w:after="0" w:line="410" w:lineRule="atLeast"/>
+        <w:jc w:val="left"/>
+        <w:rPr>
+          <w:sz w:val="24"/>
+          <w:szCs w:val="24"/>
+        </w:rPr>
+      </w:pPr>
+      <w:r>
+        <w:rPr>
+          <w:sz w:val="24"/>
+          <w:szCs w:val="24"/>
+        </w:rPr>
+        <w:t xml:space="preserve">【⁠分⁠析⁠】</w:t>
+      </w:r>
+      <w:r>
+        <w:rPr>
+          <w:sz w:val="24"/>
+          <w:szCs w:val="24"/>
+        </w:rPr>
+        <w:t>(1)</w:t>
+      </w:r>
+      <w:r>
+        <w:rPr>
+          <w:sz w:val="24"/>
+          <w:szCs w:val="24"/>
+        </w:rPr>
+        <w:t>利用角平分线的性质以及三角形内角和为</w:t>
+      </w:r>
+      <m:oMath>
+        <m:r>
+          <w:rPr>
+            <w:rFonts w:cs="Cambria Math"/>
+          </w:rPr>
+          <m:t>180°</m:t>
+        </m:r>
+      </m:oMath>
+      <w:r>
+        <w:rPr>
+          <w:sz w:val="24"/>
+          <w:szCs w:val="24"/>
+        </w:rPr>
+        <w:t>；</w:t>
+      </w:r>
+      <w:r>
+        <w:rPr>
+          <w:sz w:val="24"/>
+          <w:szCs w:val="24"/>
+        </w:rPr>
+        <w:t>(2)</w:t>
+      </w:r>
+      <w:r>
+        <w:rPr>
+          <w:sz w:val="24"/>
+          <w:szCs w:val="24"/>
+        </w:rPr>
+        <w:t>利用外心的性质以及周角为</w:t>
+      </w:r>
+      <m:oMath>
+        <m:r>
+          <w:rPr>
+            <w:rFonts w:cs="Cambria Math"/>
+          </w:rPr>
+          <m:t>360°</m:t>
+        </m:r>
+      </m:oMath>
+      <w:r>
+        <w:rPr>
+          <w:sz w:val="24"/>
+          <w:szCs w:val="24"/>
+        </w:rPr>
+        <w:t>；</w:t>
+      </w:r>
+      <w:r>
+        <w:rPr>
+          <w:sz w:val="24"/>
+          <w:szCs w:val="24"/>
+        </w:rPr>
+        <w:t>(3)</w:t>
+      </w:r>
+      <w:r>
+        <w:rPr>
+          <w:sz w:val="24"/>
+          <w:szCs w:val="24"/>
+        </w:rPr>
+        <w:t>利用第</w:t>
+      </w:r>
+      <w:r>
+        <w:rPr>
+          <w:sz w:val="24"/>
+          <w:szCs w:val="24"/>
+        </w:rPr>
+        <w:t>(1)</w:t>
+      </w:r>
+      <w:r>
+        <w:rPr>
+          <w:sz w:val="24"/>
+          <w:szCs w:val="24"/>
+        </w:rPr>
+        <w:t>问和第</w:t>
+      </w:r>
+      <w:r>
+        <w:rPr>
+          <w:sz w:val="24"/>
+          <w:szCs w:val="24"/>
+        </w:rPr>
+        <w:t>(2)</w:t>
+      </w:r>
+      <w:r>
+        <w:rPr>
+          <w:sz w:val="24"/>
+          <w:szCs w:val="24"/>
+        </w:rPr>
+        <w:t>问的结论</w:t>
+      </w:r>
+      <w:r>
+        <w:rPr>
+          <w:sz w:val="24"/>
+          <w:szCs w:val="24"/>
+        </w:rPr>
+        <w:t>.</w:t>
+      </w:r>
+    </w:p>
+    <w:p>
+      <w:pPr>
+        <w:keepLines/>
+        <w:spacing w:before="0" w:after="0" w:line="410" w:lineRule="atLeast"/>
+        <w:jc w:val="left"/>
+        <w:rPr>
+          <w:sz w:val="24"/>
+          <w:szCs w:val="24"/>
+        </w:rPr>
+      </w:pPr>
+      <w:r>
+        <w:rPr>
+          <w:sz w:val="24"/>
+          <w:szCs w:val="24"/>
+        </w:rPr>
+        <w:t xml:space="preserve">【⁠详⁠解⁠】</w:t>
       </w:r>
       <w:r>
         <w:rPr>
@@ -22026,6 +22550,7 @@
     </w:p>
     <w:p>
       <w:pPr>
+        <w:keepLines/>
         <w:spacing w:before="0" w:after="0" w:line="410" w:lineRule="atLeast"/>
         <w:jc w:val="left"/>
         <w:rPr>
@@ -22250,6 +22775,7 @@
     </w:p>
     <w:p>
       <w:pPr>
+        <w:keepLines/>
         <w:spacing w:before="0" w:after="0" w:line="410" w:lineRule="atLeast"/>
         <w:jc w:val="left"/>
         <w:rPr>
@@ -22433,7 +22959,8 @@
     </w:p>
     <w:p>
       <w:pPr>
-        <w:shd w:val="clear" w:color="auto" w:fill="E0E0E0"/>
+        <w:keepLines/>
+        <w:shd w:val="clear" w:color="auto" w:fill="F2F2F2"/>
         <w:spacing w:before="0" w:after="0" w:line="410" w:lineRule="atLeast"/>
         <w:jc w:val="left"/>
       </w:pPr>
@@ -22454,7 +22981,7 @@
           <w:sz w:val="24"/>
           <w:szCs w:val="24"/>
         </w:rPr>
-        <w:t xml:space="preserve">（衔接必会·卡壳看答案）</w:t>
+        <w:t xml:space="preserve">（衔接必会）</w:t>
       </w:r>
       <w:r>
         <w:rPr>
@@ -22688,46 +23215,7 @@
           <w:shd w:val="clear" w:color="auto" w:fill="C9C9C9"/>
         </w:rPr>
         <w:lastRenderedPageBreak/>
-        <w:t xml:space="preserve">【答案】</w:t>
-      </w:r>
-      <w:r>
-        <w:rPr>
-          <w:sz w:val="24"/>
-          <w:szCs w:val="24"/>
-        </w:rPr>
-        <w:lastRenderedPageBreak/>
-        <w:t xml:space="preserve"> </w:t>
-      </w:r>
-      <w:r>
-        <w:rPr>
-          <w:sz w:val="24"/>
-          <w:szCs w:val="24"/>
-          <w:shd w:val="clear" w:color="auto" w:fill="C9C9C9"/>
-        </w:rPr>
-        <w:lastRenderedPageBreak/>
-        <w:t xml:space="preserve">证明见解析</w:t>
-      </w:r>
-      <w:r>
-        <w:rPr>
-          <w:sz w:val="24"/>
-          <w:szCs w:val="24"/>
-        </w:rPr>
-        <w:t xml:space="preserve"> </w:t>
-      </w:r>
-      <w:r>
-        <w:rPr>
-          <w:sz w:val="24"/>
-          <w:szCs w:val="24"/>
-          <w:shd w:val="clear" w:color="auto" w:fill="C9C9C9"/>
-        </w:rPr>
-        <w:t xml:space="preserve">【知识点】</w:t>
-      </w:r>
-      <w:r>
-        <w:rPr>
-          <w:sz w:val="24"/>
-          <w:szCs w:val="24"/>
-        </w:rPr>
-        <w:t xml:space="preserve">1.2.5 图形的性质</w:t>
+        <w:t xml:space="preserve">【⁠答⁠案⁠】</w:t>
       </w:r>
     </w:p>
     <w:p>
@@ -22743,53 +23231,25 @@
         <w:rPr>
           <w:sz w:val="24"/>
           <w:szCs w:val="24"/>
+        </w:rPr>
+        <w:lastRenderedPageBreak/>
+        <w:t xml:space="preserve"> </w:t>
+      </w:r>
+      <w:r>
+        <w:rPr>
+          <w:sz w:val="24"/>
+          <w:szCs w:val="24"/>
           <w:shd w:val="clear" w:color="auto" w:fill="C9C9C9"/>
         </w:rPr>
-        <w:t xml:space="preserve">【分析】</w:t>
-      </w:r>
-      <w:r>
-        <w:rPr>
-          <w:sz w:val="24"/>
-          <w:szCs w:val="24"/>
-        </w:rPr>
-        <w:t xml:space="preserve">根据三角形内心的性质可得</w:t>
-      </w:r>
-      <m:oMath>
-        <m:r>
-          <w:rPr>
-            <w:rFonts w:cs="Cambria Math"/>
-          </w:rPr>
-          <m:t>AE=AF</m:t>
-        </m:r>
-      </m:oMath>
-      <w:r>
-        <w:rPr>
-          <w:sz w:val="24"/>
-          <w:szCs w:val="24"/>
-        </w:rPr>
-        <w:t>，</w:t>
-      </w:r>
-      <m:oMath>
-        <m:r>
-          <w:rPr>
-            <w:rFonts w:cs="Cambria Math"/>
-          </w:rPr>
-          <m:t>BD=BF,CD=CE</m:t>
-        </m:r>
-      </m:oMath>
-      <w:r>
-        <w:rPr>
-          <w:sz w:val="24"/>
-          <w:szCs w:val="24"/>
-        </w:rPr>
-        <w:t>，即可证明</w:t>
-      </w:r>
-      <w:r>
-        <w:rPr>
-          <w:sz w:val="24"/>
-          <w:szCs w:val="24"/>
-        </w:rPr>
-        <w:t>.</w:t>
+        <w:lastRenderedPageBreak/>
+        <w:t xml:space="preserve">证明见解析</w:t>
+      </w:r>
+      <w:r>
+        <w:rPr>
+          <w:sz w:val="24"/>
+          <w:szCs w:val="24"/>
+        </w:rPr>
+        <w:t xml:space="preserve"> </w:t>
       </w:r>
     </w:p>
     <w:p>
@@ -22807,7 +23267,104 @@
           <w:szCs w:val="24"/>
           <w:shd w:val="clear" w:color="auto" w:fill="C9C9C9"/>
         </w:rPr>
-        <w:t xml:space="preserve">【详解】</w:t>
+        <w:t xml:space="preserve">【⁠知⁠识⁠点⁠】</w:t>
+      </w:r>
+    </w:p>
+    <w:p>
+      <w:pPr>
+        <w:spacing w:before="0" w:after="0" w:line="410" w:lineRule="atLeast"/>
+        <w:jc w:val="left"/>
+        <w:rPr>
+          <w:sz w:val="24"/>
+          <w:szCs w:val="24"/>
+        </w:rPr>
+      </w:pPr>
+      <w:r>
+        <w:rPr>
+          <w:sz w:val="24"/>
+          <w:szCs w:val="24"/>
+        </w:rPr>
+        <w:t xml:space="preserve">1.2.5 图形的性质</w:t>
+      </w:r>
+    </w:p>
+    <w:p>
+      <w:pPr>
+        <w:keepLines/>
+        <w:spacing w:before="0" w:after="0" w:line="410" w:lineRule="atLeast"/>
+        <w:jc w:val="left"/>
+        <w:rPr>
+          <w:sz w:val="24"/>
+          <w:szCs w:val="24"/>
+        </w:rPr>
+      </w:pPr>
+      <w:r>
+        <w:rPr>
+          <w:sz w:val="24"/>
+          <w:szCs w:val="24"/>
+        </w:rPr>
+        <w:t xml:space="preserve">【⁠分⁠析⁠】</w:t>
+      </w:r>
+      <w:r>
+        <w:rPr>
+          <w:sz w:val="24"/>
+          <w:szCs w:val="24"/>
+        </w:rPr>
+        <w:t xml:space="preserve">根据三角形内心的性质可得</w:t>
+      </w:r>
+      <m:oMath>
+        <m:r>
+          <w:rPr>
+            <w:rFonts w:cs="Cambria Math"/>
+          </w:rPr>
+          <m:t>AE=AF</m:t>
+        </m:r>
+      </m:oMath>
+      <w:r>
+        <w:rPr>
+          <w:sz w:val="24"/>
+          <w:szCs w:val="24"/>
+        </w:rPr>
+        <w:t>，</w:t>
+      </w:r>
+      <m:oMath>
+        <m:r>
+          <w:rPr>
+            <w:rFonts w:cs="Cambria Math"/>
+          </w:rPr>
+          <m:t>BD=BF,CD=CE</m:t>
+        </m:r>
+      </m:oMath>
+      <w:r>
+        <w:rPr>
+          <w:sz w:val="24"/>
+          <w:szCs w:val="24"/>
+        </w:rPr>
+        <w:t>，即可证明</w:t>
+      </w:r>
+      <w:r>
+        <w:rPr>
+          <w:sz w:val="24"/>
+          <w:szCs w:val="24"/>
+        </w:rPr>
+        <w:t>.</w:t>
+      </w:r>
+    </w:p>
+    <w:p>
+      <w:pPr>
+        <w:keepLines/>
+        <w:spacing w:before="0" w:after="0" w:line="410" w:lineRule="atLeast"/>
+        <w:jc w:val="left"/>
+        <w:rPr>
+          <w:sz w:val="24"/>
+          <w:szCs w:val="24"/>
+        </w:rPr>
+      </w:pPr>
+      <w:r>
+        <w:rPr>
+          <w:sz w:val="24"/>
+          <w:szCs w:val="24"/>
+        </w:rPr>
+        <w:t xml:space="preserve">【⁠详⁠解⁠】</w:t>
       </w:r>
       <w:r>
         <w:rPr>
@@ -22965,7 +23522,8 @@
     </w:p>
     <w:p>
       <w:pPr>
-        <w:shd w:val="clear" w:color="auto" w:fill="E0E0E0"/>
+        <w:keepLines/>
+        <w:shd w:val="clear" w:color="auto" w:fill="F2F2F2"/>
         <w:spacing w:before="0" w:after="0" w:line="410" w:lineRule="atLeast"/>
         <w:jc w:val="left"/>
       </w:pPr>
@@ -22986,7 +23544,7 @@
           <w:sz w:val="24"/>
           <w:szCs w:val="24"/>
         </w:rPr>
-        <w:t xml:space="preserve">（衔接必会·卡壳看答案）</w:t>
+        <w:t xml:space="preserve">（衔接必会）</w:t>
       </w:r>
       <w:r>
         <w:rPr>
@@ -23071,6 +23629,62 @@
         </w:rPr>
         <w:t>.</w:t>
       </w:r>
+    </w:p>
+    <w:p>
+      <w:pPr>
+        <w:keepLines/>
+        <w:spacing w:before="0" w:after="0" w:line="410" w:lineRule="atLeast"/>
+        <w:jc w:val="left"/>
+        <w:rPr>
+          <w:sz w:val="24"/>
+          <w:szCs w:val="24"/>
+        </w:rPr>
+      </w:pPr>
+      <w:r>
+        <w:rPr>
+          <w:sz w:val="24"/>
+          <w:szCs w:val="24"/>
+          <w:shd w:val="clear" w:color="auto" w:fill="C9C9C9"/>
+        </w:rPr>
+        <w:t xml:space="preserve">【⁠答⁠案⁠】</w:t>
+      </w:r>
+      <m:oMath>
+        <m:r>
+          <w:rPr>
+            <w:rFonts w:cs="Cambria Math"/>
+            <w:shd w:val="clear" w:color="auto" w:fill="C9C9C9"/>
+          </w:rPr>
+          <m:t>r=</m:t>
+        </m:r>
+        <m:f>
+          <m:fPr>
+            <m:ctrlPr>
+              <w:rPr>
+                <w:rFonts w:ascii="Cambria Math" w:hAnsi="Cambria Math"/>
+                <w:shd w:val="clear" w:color="auto" w:fill="C9C9C9"/>
+              </w:rPr>
+            </m:ctrlPr>
+          </m:fPr>
+          <m:num>
+            <m:r>
+              <w:rPr>
+                <w:rFonts w:cs="Cambria Math"/>
+                <w:shd w:val="clear" w:color="auto" w:fill="C9C9C9"/>
+              </w:rPr>
+              <m:t>2S</m:t>
+            </m:r>
+          </m:num>
+          <m:den>
+            <m:r>
+              <w:rPr>
+                <w:rFonts w:cs="Cambria Math"/>
+                <w:shd w:val="clear" w:color="auto" w:fill="C9C9C9"/>
+              </w:rPr>
+              <m:t>a+b+c</m:t>
+            </m:r>
+          </m:den>
+        </m:f>
+      </m:oMath>
     </w:p>
     <w:p>
       <w:pPr>
@@ -23087,73 +23701,7 @@
           <w:szCs w:val="24"/>
           <w:shd w:val="clear" w:color="auto" w:fill="C9C9C9"/>
         </w:rPr>
-        <w:t>【答案】</w:t>
-      </w:r>
-      <w:r>
-        <w:rPr>
-          <w:sz w:val="24"/>
-          <w:szCs w:val="24"/>
-        </w:rPr>
-        <w:t xml:space="preserve"> </w:t>
-      </w:r>
-      <m:oMath>
-        <m:r>
-          <w:rPr>
-            <w:rFonts w:cs="Cambria Math"/>
-            <w:shd w:val="clear" w:color="auto" w:fill="C9C9C9"/>
-          </w:rPr>
-          <m:t>r=</m:t>
-        </m:r>
-        <m:f>
-          <m:fPr>
-            <m:ctrlPr>
-              <w:rPr>
-                <w:rFonts w:ascii="Cambria Math" w:hAnsi="Cambria Math"/>
-                <w:shd w:val="clear" w:color="auto" w:fill="C9C9C9"/>
-              </w:rPr>
-            </m:ctrlPr>
-          </m:fPr>
-          <m:num>
-            <m:r>
-              <w:rPr>
-                <w:rFonts w:cs="Cambria Math"/>
-                <w:shd w:val="clear" w:color="auto" w:fill="C9C9C9"/>
-              </w:rPr>
-              <m:t>2S</m:t>
-            </m:r>
-          </m:num>
-          <m:den>
-            <m:r>
-              <w:rPr>
-                <w:rFonts w:cs="Cambria Math"/>
-                <w:shd w:val="clear" w:color="auto" w:fill="C9C9C9"/>
-              </w:rPr>
-              <m:t>a+b+c</m:t>
-            </m:r>
-          </m:den>
-        </m:f>
-      </m:oMath>
-      <w:r>
-        <w:rPr>
-          <w:sz w:val="24"/>
-          <w:szCs w:val="24"/>
-        </w:rPr>
-        <w:t xml:space="preserve"> </w:t>
-      </w:r>
-      <w:r>
-        <w:rPr>
-          <w:sz w:val="24"/>
-          <w:szCs w:val="24"/>
-          <w:shd w:val="clear" w:color="auto" w:fill="C9C9C9"/>
-        </w:rPr>
-        <w:t xml:space="preserve">【知识点】</w:t>
-      </w:r>
-      <w:r>
-        <w:rPr>
-          <w:sz w:val="24"/>
-          <w:szCs w:val="24"/>
-        </w:rPr>
-        <w:t xml:space="preserve">1.2.5 图形的性质</w:t>
+        <w:t xml:space="preserve">【⁠知⁠识⁠点⁠】</w:t>
       </w:r>
     </w:p>
     <w:p>
@@ -23169,9 +23717,26 @@
         <w:rPr>
           <w:sz w:val="24"/>
           <w:szCs w:val="24"/>
-          <w:shd w:val="clear" w:color="auto" w:fill="C9C9C9"/>
-        </w:rPr>
-        <w:t xml:space="preserve">【分析】</w:t>
+        </w:rPr>
+        <w:t xml:space="preserve">1.2.5 图形的性质</w:t>
+      </w:r>
+    </w:p>
+    <w:p>
+      <w:pPr>
+        <w:keepLines/>
+        <w:spacing w:before="0" w:after="0" w:line="410" w:lineRule="atLeast"/>
+        <w:jc w:val="left"/>
+        <w:rPr>
+          <w:sz w:val="24"/>
+          <w:szCs w:val="24"/>
+        </w:rPr>
+      </w:pPr>
+      <w:r>
+        <w:rPr>
+          <w:sz w:val="24"/>
+          <w:szCs w:val="24"/>
+        </w:rPr>
+        <w:t xml:space="preserve">【⁠分⁠析⁠】</w:t>
       </w:r>
       <w:r>
         <w:rPr>
@@ -23403,6 +23968,7 @@
     </w:p>
     <w:p>
       <w:pPr>
+        <w:keepLines/>
         <w:spacing w:before="0" w:after="0" w:line="410" w:lineRule="atLeast"/>
         <w:jc w:val="left"/>
         <w:rPr>
@@ -23414,9 +23980,8 @@
         <w:rPr>
           <w:sz w:val="24"/>
           <w:szCs w:val="24"/>
-          <w:shd w:val="clear" w:color="auto" w:fill="C9C9C9"/>
-        </w:rPr>
-        <w:t xml:space="preserve">【详解】</w:t>
+        </w:rPr>
+        <w:t xml:space="preserve">【⁠详⁠解⁠】</w:t>
       </w:r>
       <w:r>
         <w:rPr>
@@ -23881,7 +24446,10 @@
     </w:p>
     <w:p>
       <w:pPr>
-        <w:shd w:val="clear" w:color="auto" w:fill="C6D4E3"/>
+        <w:keepLines/>
+        <w:pBdr>
+          <w:left w:val="single" w:sz="18" w:space="3" w:color="auto"/>
+        </w:pBdr>
         <w:spacing w:before="0" w:after="0" w:line="410" w:lineRule="atLeast"/>
         <w:jc w:val="left"/>
       </w:pPr>
@@ -23901,7 +24469,7 @@
           <w:sz w:val="24"/>
           <w:szCs w:val="24"/>
         </w:rPr>
-        <w:t>空间中的距离：三角形的</w:t>
+        <w:t xml:space="preserve">三角形的</w:t>
       </w:r>
       <w:r>
         <w:rPr>
@@ -23939,19 +24507,16 @@
         </w:rPr>
         <w:t>的运用</w:t>
       </w:r>
-      <w:r>
-        <w:rPr>
-          <w:b/>
-          <w:bCs/>
-          <w:sz w:val="24"/>
-          <w:szCs w:val="24"/>
-        </w:rPr>
-        <w:t xml:space="preserve">　9题：1.2.5.2-6～1.2.5.2-14</w:t>
+    </w:p>
+    <w:p>
+      <w:r>
+        <w:t xml:space="preserve">9题：-6～14</w:t>
       </w:r>
     </w:p>
     <w:p>
       <w:pPr>
-        <w:shd w:val="clear" w:color="auto" w:fill="E0E0E0"/>
+        <w:keepLines/>
+        <w:shd w:val="clear" w:color="auto" w:fill="F2F2F2"/>
         <w:spacing w:before="0" w:after="0" w:line="410" w:lineRule="atLeast"/>
         <w:jc w:val="left"/>
       </w:pPr>
@@ -23972,7 +24537,7 @@
           <w:sz w:val="24"/>
           <w:szCs w:val="24"/>
         </w:rPr>
-        <w:t xml:space="preserve">（衔接必会·卡壳看答案）</w:t>
+        <w:t xml:space="preserve">（衔接必会）</w:t>
       </w:r>
       <w:r>
         <w:rPr>
@@ -24049,51 +24614,7 @@
           <w:szCs w:val="24"/>
           <w:shd w:val="clear" w:color="auto" w:fill="C9C9C9"/>
         </w:rPr>
-        <w:t>【答案】</w:t>
-      </w:r>
-      <w:r>
-        <w:rPr>
-          <w:sz w:val="24"/>
-          <w:szCs w:val="24"/>
-        </w:rPr>
-        <w:t xml:space="preserve"> </w:t>
-      </w:r>
-      <w:r>
-        <w:rPr>
-          <w:sz w:val="24"/>
-          <w:szCs w:val="24"/>
-          <w:shd w:val="clear" w:color="auto" w:fill="C9C9C9"/>
-        </w:rPr>
-        <w:t xml:space="preserve">证明见解析</w:t>
-      </w:r>
-      <w:r>
-        <w:rPr>
-          <w:sz w:val="24"/>
-          <w:szCs w:val="24"/>
-        </w:rPr>
-        <w:t xml:space="preserve">　</w:t>
-      </w:r>
-      <w:r>
-        <w:rPr>
-          <w:sz w:val="24"/>
-          <w:szCs w:val="24"/>
-          <w:shd w:val="clear" w:color="auto" w:fill="C9C9C9"/>
-        </w:rPr>
-        <w:t xml:space="preserve">【知识点】</w:t>
-      </w:r>
-      <w:r>
-        <w:rPr>
-          <w:sz w:val="24"/>
-          <w:szCs w:val="24"/>
-        </w:rPr>
-        <w:t xml:space="preserve">1.2.5 </w:t>
-      </w:r>
-      <w:r>
-        <w:rPr>
-          <w:sz w:val="24"/>
-          <w:szCs w:val="24"/>
-        </w:rPr>
-        <w:t>三角形的重心、三角形的内心</w:t>
+        <w:t xml:space="preserve">【⁠答⁠案⁠】</w:t>
       </w:r>
     </w:p>
     <w:p>
@@ -24109,159 +24630,23 @@
         <w:rPr>
           <w:sz w:val="24"/>
           <w:szCs w:val="24"/>
+        </w:rPr>
+        <w:t xml:space="preserve"> </w:t>
+      </w:r>
+      <w:r>
+        <w:rPr>
+          <w:sz w:val="24"/>
+          <w:szCs w:val="24"/>
           <w:shd w:val="clear" w:color="auto" w:fill="C9C9C9"/>
         </w:rPr>
-        <w:t xml:space="preserve">【编注】</w:t>
-      </w:r>
-      <w:r>
-        <w:rPr>
-          <w:sz w:val="24"/>
-          <w:szCs w:val="24"/>
-          <w:shd w:val="clear" w:color="auto" w:fill="C9C9C9"/>
-        </w:rPr>
-        <w:t>【分析】</w:t>
-      </w:r>
-      <w:r>
-        <w:rPr>
-          <w:sz w:val="24"/>
-          <w:szCs w:val="24"/>
-        </w:rPr>
-        <w:t xml:space="preserve">连</w:t>
-      </w:r>
-      <m:oMath>
-        <m:r>
-          <w:rPr>
-            <w:rFonts w:cs="Cambria Math"/>
-          </w:rPr>
-          <m:t>AO</m:t>
-        </m:r>
-      </m:oMath>
-      <w:r>
-        <w:rPr>
-          <w:sz w:val="24"/>
-          <w:szCs w:val="24"/>
-        </w:rPr>
-        <w:t xml:space="preserve">并延长交</w:t>
-      </w:r>
-      <m:oMath>
-        <m:r>
-          <w:rPr>
-            <w:rFonts w:cs="Cambria Math"/>
-          </w:rPr>
-          <m:t>BC</m:t>
-        </m:r>
-      </m:oMath>
-      <w:r>
-        <w:rPr>
-          <w:sz w:val="24"/>
-          <w:szCs w:val="24"/>
-        </w:rPr>
-        <w:t xml:space="preserve">于</w:t>
-      </w:r>
-      <m:oMath>
-        <m:r>
-          <w:rPr>
-            <w:rFonts w:cs="Cambria Math"/>
-          </w:rPr>
-          <m:t>D</m:t>
-        </m:r>
-      </m:oMath>
-      <w:r>
-        <w:rPr>
-          <w:sz w:val="24"/>
-          <w:szCs w:val="24"/>
-        </w:rPr>
-        <w:t xml:space="preserve">，由内心得</w:t>
-      </w:r>
-      <m:oMath>
-        <m:r>
-          <w:rPr>
-            <w:rFonts w:cs="Cambria Math"/>
-          </w:rPr>
-          <m:t>AD</m:t>
-        </m:r>
-      </m:oMath>
-      <w:r>
-        <w:rPr>
-          <w:sz w:val="24"/>
-          <w:szCs w:val="24"/>
-        </w:rPr>
-        <w:t xml:space="preserve">平分</w:t>
-      </w:r>
-      <m:oMath>
-        <m:r>
-          <w:rPr>
-            <w:rFonts w:cs="Cambria Math"/>
-          </w:rPr>
-          <m:t>∠BAC</m:t>
-        </m:r>
-      </m:oMath>
-      <w:r>
-        <w:rPr>
-          <w:sz w:val="24"/>
-          <w:szCs w:val="24"/>
-        </w:rPr>
-        <w:t xml:space="preserve">、由重心得</w:t>
-      </w:r>
-      <m:oMath>
-        <m:r>
-          <w:rPr>
-            <w:rFonts w:cs="Cambria Math"/>
-          </w:rPr>
-          <m:t>D</m:t>
-        </m:r>
-      </m:oMath>
-      <w:r>
-        <w:rPr>
-          <w:sz w:val="24"/>
-          <w:szCs w:val="24"/>
-        </w:rPr>
-        <w:t xml:space="preserve">为</w:t>
-      </w:r>
-      <m:oMath>
-        <m:r>
-          <w:rPr>
-            <w:rFonts w:cs="Cambria Math"/>
-          </w:rPr>
-          <m:t>BC</m:t>
-        </m:r>
-      </m:oMath>
-      <w:r>
-        <w:rPr>
-          <w:sz w:val="24"/>
-          <w:szCs w:val="24"/>
-        </w:rPr>
-        <w:t xml:space="preserve">中点，用角平分线性质定理得</w:t>
-      </w:r>
-      <m:oMath>
-        <m:r>
-          <w:rPr>
-            <w:rFonts w:cs="Cambria Math"/>
-          </w:rPr>
-          <m:t>AB=AC</m:t>
-        </m:r>
-      </m:oMath>
-      <w:r>
-        <w:rPr>
-          <w:sz w:val="24"/>
-          <w:szCs w:val="24"/>
-        </w:rPr>
-        <w:t xml:space="preserve">，同理得</w:t>
-      </w:r>
-      <m:oMath>
-        <m:r>
-          <w:rPr>
-            <w:rFonts w:cs="Cambria Math"/>
-          </w:rPr>
-          <m:t>AB=BC</m:t>
-        </m:r>
-      </m:oMath>
-      <w:r>
-        <w:rPr>
-          <w:sz w:val="24"/>
-          <w:szCs w:val="24"/>
-        </w:rPr>
-        <w:t xml:space="preserve">。</w:t>
+        <w:t xml:space="preserve">证明见解析</w:t>
+      </w:r>
+      <w:r>
+        <w:rPr>
+          <w:sz w:val="24"/>
+          <w:szCs w:val="24"/>
+        </w:rPr>
+        <w:t xml:space="preserve">　</w:t>
       </w:r>
     </w:p>
     <w:p>
@@ -24279,7 +24664,216 @@
           <w:szCs w:val="24"/>
           <w:shd w:val="clear" w:color="auto" w:fill="C9C9C9"/>
         </w:rPr>
-        <w:t xml:space="preserve">【详解】</w:t>
+        <w:t xml:space="preserve">【⁠知⁠识⁠点⁠】</w:t>
+      </w:r>
+    </w:p>
+    <w:p>
+      <w:pPr>
+        <w:spacing w:before="0" w:after="0" w:line="410" w:lineRule="atLeast"/>
+        <w:jc w:val="left"/>
+        <w:rPr>
+          <w:sz w:val="24"/>
+          <w:szCs w:val="24"/>
+        </w:rPr>
+      </w:pPr>
+      <w:r>
+        <w:rPr>
+          <w:sz w:val="24"/>
+          <w:szCs w:val="24"/>
+        </w:rPr>
+        <w:t xml:space="preserve">1.2.5 </w:t>
+      </w:r>
+      <w:r>
+        <w:rPr>
+          <w:sz w:val="24"/>
+          <w:szCs w:val="24"/>
+        </w:rPr>
+        <w:t xml:space="preserve">三角形的重心、三角形的内心</w:t>
+      </w:r>
+    </w:p>
+    <w:p>
+      <w:pPr>
+        <w:keepLines/>
+        <w:spacing w:before="0" w:after="0" w:line="410" w:lineRule="atLeast"/>
+        <w:jc w:val="left"/>
+        <w:rPr>
+          <w:sz w:val="24"/>
+          <w:szCs w:val="24"/>
+        </w:rPr>
+      </w:pPr>
+      <w:r>
+        <w:rPr>
+          <w:sz w:val="24"/>
+          <w:szCs w:val="24"/>
+        </w:rPr>
+        <w:t xml:space="preserve">【⁠编⁠注⁠】</w:t>
+      </w:r>
+      <w:r>
+        <w:rPr>
+          <w:sz w:val="24"/>
+          <w:szCs w:val="24"/>
+        </w:rPr>
+        <w:t xml:space="preserve">【⁠分⁠析⁠】</w:t>
+      </w:r>
+      <w:r>
+        <w:rPr>
+          <w:sz w:val="24"/>
+          <w:szCs w:val="24"/>
+        </w:rPr>
+        <w:t xml:space="preserve">连</w:t>
+      </w:r>
+      <m:oMath>
+        <m:r>
+          <w:rPr>
+            <w:rFonts w:cs="Cambria Math"/>
+          </w:rPr>
+          <m:t>AO</m:t>
+        </m:r>
+      </m:oMath>
+      <w:r>
+        <w:rPr>
+          <w:sz w:val="24"/>
+          <w:szCs w:val="24"/>
+        </w:rPr>
+        <w:t xml:space="preserve">并延长交</w:t>
+      </w:r>
+      <m:oMath>
+        <m:r>
+          <w:rPr>
+            <w:rFonts w:cs="Cambria Math"/>
+          </w:rPr>
+          <m:t>BC</m:t>
+        </m:r>
+      </m:oMath>
+      <w:r>
+        <w:rPr>
+          <w:sz w:val="24"/>
+          <w:szCs w:val="24"/>
+        </w:rPr>
+        <w:t xml:space="preserve">于</w:t>
+      </w:r>
+      <m:oMath>
+        <m:r>
+          <w:rPr>
+            <w:rFonts w:cs="Cambria Math"/>
+          </w:rPr>
+          <m:t>D</m:t>
+        </m:r>
+      </m:oMath>
+      <w:r>
+        <w:rPr>
+          <w:sz w:val="24"/>
+          <w:szCs w:val="24"/>
+        </w:rPr>
+        <w:t xml:space="preserve">，由内心得</w:t>
+      </w:r>
+      <m:oMath>
+        <m:r>
+          <w:rPr>
+            <w:rFonts w:cs="Cambria Math"/>
+          </w:rPr>
+          <m:t>AD</m:t>
+        </m:r>
+      </m:oMath>
+      <w:r>
+        <w:rPr>
+          <w:sz w:val="24"/>
+          <w:szCs w:val="24"/>
+        </w:rPr>
+        <w:t xml:space="preserve">平分</w:t>
+      </w:r>
+      <m:oMath>
+        <m:r>
+          <w:rPr>
+            <w:rFonts w:cs="Cambria Math"/>
+          </w:rPr>
+          <m:t>∠BAC</m:t>
+        </m:r>
+      </m:oMath>
+      <w:r>
+        <w:rPr>
+          <w:sz w:val="24"/>
+          <w:szCs w:val="24"/>
+        </w:rPr>
+        <w:t xml:space="preserve">、由重心得</w:t>
+      </w:r>
+      <m:oMath>
+        <m:r>
+          <w:rPr>
+            <w:rFonts w:cs="Cambria Math"/>
+          </w:rPr>
+          <m:t>D</m:t>
+        </m:r>
+      </m:oMath>
+      <w:r>
+        <w:rPr>
+          <w:sz w:val="24"/>
+          <w:szCs w:val="24"/>
+        </w:rPr>
+        <w:t xml:space="preserve">为</w:t>
+      </w:r>
+      <m:oMath>
+        <m:r>
+          <w:rPr>
+            <w:rFonts w:cs="Cambria Math"/>
+          </w:rPr>
+          <m:t>BC</m:t>
+        </m:r>
+      </m:oMath>
+      <w:r>
+        <w:rPr>
+          <w:sz w:val="24"/>
+          <w:szCs w:val="24"/>
+        </w:rPr>
+        <w:t xml:space="preserve">中点，用角平分线性质定理得</w:t>
+      </w:r>
+      <m:oMath>
+        <m:r>
+          <w:rPr>
+            <w:rFonts w:cs="Cambria Math"/>
+          </w:rPr>
+          <m:t>AB=AC</m:t>
+        </m:r>
+      </m:oMath>
+      <w:r>
+        <w:rPr>
+          <w:sz w:val="24"/>
+          <w:szCs w:val="24"/>
+        </w:rPr>
+        <w:t xml:space="preserve">，同理得</w:t>
+      </w:r>
+      <m:oMath>
+        <m:r>
+          <w:rPr>
+            <w:rFonts w:cs="Cambria Math"/>
+          </w:rPr>
+          <m:t>AB=BC</m:t>
+        </m:r>
+      </m:oMath>
+      <w:r>
+        <w:rPr>
+          <w:sz w:val="24"/>
+          <w:szCs w:val="24"/>
+        </w:rPr>
+        <w:t xml:space="preserve">。</w:t>
+      </w:r>
+    </w:p>
+    <w:p>
+      <w:pPr>
+        <w:keepLines/>
+        <w:spacing w:before="0" w:after="0" w:line="410" w:lineRule="atLeast"/>
+        <w:jc w:val="left"/>
+        <w:rPr>
+          <w:sz w:val="24"/>
+          <w:szCs w:val="24"/>
+        </w:rPr>
+      </w:pPr>
+      <w:r>
+        <w:rPr>
+          <w:sz w:val="24"/>
+          <w:szCs w:val="24"/>
+        </w:rPr>
+        <w:t xml:space="preserve">【⁠详⁠解⁠】</w:t>
       </w:r>
       <w:r>
         <w:rPr>
@@ -24508,6 +25102,7 @@
     </w:p>
     <w:p>
       <w:pPr>
+        <w:keepLines/>
         <w:spacing w:before="0" w:after="0" w:line="410" w:lineRule="atLeast"/>
         <w:jc w:val="left"/>
         <w:rPr>
@@ -24668,7 +25263,8 @@
     </w:p>
     <w:p>
       <w:pPr>
-        <w:shd w:val="clear" w:color="auto" w:fill="E0E0E0"/>
+        <w:keepLines/>
+        <w:shd w:val="clear" w:color="auto" w:fill="F2F2F2"/>
         <w:spacing w:before="0" w:after="0" w:line="410" w:lineRule="atLeast"/>
         <w:jc w:val="left"/>
       </w:pPr>
@@ -24689,7 +25285,7 @@
           <w:sz w:val="24"/>
           <w:szCs w:val="24"/>
         </w:rPr>
-        <w:t xml:space="preserve">（衔接必会·卡壳看答案）</w:t>
+        <w:t xml:space="preserve">（衔接必会）</w:t>
       </w:r>
       <w:r>
         <w:rPr>
@@ -24746,7 +25342,8 @@
     </w:p>
     <w:p>
       <w:pPr>
-        <w:shd w:val="clear" w:color="auto" w:fill="E0E0E0"/>
+        <w:keepLines/>
+        <w:shd w:val="clear" w:color="auto" w:fill="F2F2F2"/>
         <w:spacing w:before="0" w:after="0" w:line="410" w:lineRule="atLeast"/>
         <w:jc w:val="left"/>
       </w:pPr>
@@ -24926,8 +25523,19 @@
           <w:szCs w:val="24"/>
           <w:shd w:val="clear" w:color="auto" w:fill="C9C9C9"/>
         </w:rPr>
-        <w:t>【答案】</w:t>
-      </w:r>
+        <w:t xml:space="preserve">【⁠答⁠案⁠】</w:t>
+      </w:r>
+    </w:p>
+    <w:p>
+      <w:pPr>
+        <w:keepLines/>
+        <w:spacing w:before="0" w:after="0" w:line="410" w:lineRule="atLeast"/>
+        <w:jc w:val="left"/>
+        <w:rPr>
+          <w:sz w:val="24"/>
+          <w:szCs w:val="24"/>
+        </w:rPr>
+      </w:pPr>
       <w:r>
         <w:rPr>
           <w:sz w:val="24"/>
@@ -24966,7 +25574,7 @@
           <w:sz w:val="24"/>
           <w:szCs w:val="24"/>
         </w:rPr>
-        <w:t>；</w:t>
+        <w:t xml:space="preserve">；</w:t>
       </w:r>
       <w:r>
         <w:rPr>
@@ -24986,7 +25594,7 @@
           <w:sz w:val="24"/>
           <w:szCs w:val="24"/>
         </w:rPr>
-        <w:t>；</w:t>
+        <w:t xml:space="preserve">；</w:t>
       </w:r>
       <w:r>
         <w:rPr>
@@ -25008,28 +25616,6 @@
         </w:rPr>
         <w:t xml:space="preserve">　</w:t>
       </w:r>
-      <w:r>
-        <w:rPr>
-          <w:sz w:val="24"/>
-          <w:szCs w:val="24"/>
-          <w:shd w:val="clear" w:color="auto" w:fill="C9C9C9"/>
-        </w:rPr>
-        <w:t xml:space="preserve">【知识点】</w:t>
-      </w:r>
-      <w:r>
-        <w:rPr>
-          <w:sz w:val="24"/>
-          <w:szCs w:val="24"/>
-        </w:rPr>
-        <w:t xml:space="preserve">1.2.5 </w:t>
-      </w:r>
-      <w:r>
-        <w:rPr>
-          <w:sz w:val="24"/>
-          <w:szCs w:val="24"/>
-        </w:rPr>
-        <w:t>三角形的内心与外心</w:t>
-      </w:r>
     </w:p>
     <w:p>
       <w:pPr>
@@ -25046,15 +25632,55 @@
           <w:szCs w:val="24"/>
           <w:shd w:val="clear" w:color="auto" w:fill="C9C9C9"/>
         </w:rPr>
-        <w:t xml:space="preserve">【编注】</w:t>
-      </w:r>
-      <w:r>
-        <w:rPr>
-          <w:sz w:val="24"/>
-          <w:szCs w:val="24"/>
-          <w:shd w:val="clear" w:color="auto" w:fill="C9C9C9"/>
-        </w:rPr>
-        <w:t>【分析】</w:t>
+        <w:t xml:space="preserve">【⁠知⁠识⁠点⁠】</w:t>
+      </w:r>
+    </w:p>
+    <w:p>
+      <w:pPr>
+        <w:spacing w:before="0" w:after="0" w:line="410" w:lineRule="atLeast"/>
+        <w:jc w:val="left"/>
+        <w:rPr>
+          <w:sz w:val="24"/>
+          <w:szCs w:val="24"/>
+        </w:rPr>
+      </w:pPr>
+      <w:r>
+        <w:rPr>
+          <w:sz w:val="24"/>
+          <w:szCs w:val="24"/>
+        </w:rPr>
+        <w:t xml:space="preserve">1.2.5 </w:t>
+      </w:r>
+      <w:r>
+        <w:rPr>
+          <w:sz w:val="24"/>
+          <w:szCs w:val="24"/>
+        </w:rPr>
+        <w:t xml:space="preserve">三角形的内心与外心</w:t>
+      </w:r>
+    </w:p>
+    <w:p>
+      <w:pPr>
+        <w:spacing w:before="0" w:after="0" w:line="410" w:lineRule="atLeast"/>
+        <w:jc w:val="left"/>
+        <w:rPr>
+          <w:sz w:val="24"/>
+          <w:szCs w:val="24"/>
+        </w:rPr>
+      </w:pPr>
+      <w:r>
+        <w:rPr>
+          <w:sz w:val="24"/>
+          <w:szCs w:val="24"/>
+        </w:rPr>
+        <w:t xml:space="preserve">【⁠编⁠注⁠】</w:t>
+      </w:r>
+      <w:r>
+        <w:rPr>
+          <w:sz w:val="24"/>
+          <w:szCs w:val="24"/>
+        </w:rPr>
+        <w:t xml:space="preserve">【⁠分⁠析⁠】</w:t>
       </w:r>
       <w:r>
         <w:rPr>
@@ -25333,6 +25959,7 @@
     </w:p>
     <w:p>
       <w:pPr>
+        <w:keepLines/>
         <w:spacing w:before="0" w:after="0" w:line="410" w:lineRule="atLeast"/>
         <w:jc w:val="left"/>
         <w:rPr>
@@ -25344,9 +25971,8 @@
         <w:rPr>
           <w:sz w:val="24"/>
           <w:szCs w:val="24"/>
-          <w:shd w:val="clear" w:color="auto" w:fill="C9C9C9"/>
-        </w:rPr>
-        <w:t xml:space="preserve">【详解】</w:t>
+        </w:rPr>
+        <w:t xml:space="preserve">【⁠详⁠解⁠】</w:t>
       </w:r>
       <w:r>
         <w:rPr>
@@ -25445,6 +26071,7 @@
     </w:p>
     <w:p>
       <w:pPr>
+        <w:keepLines/>
         <w:spacing w:before="0" w:after="0" w:line="410" w:lineRule="atLeast"/>
         <w:jc w:val="left"/>
         <w:rPr>
@@ -25851,6 +26478,7 @@
     </w:p>
     <w:p>
       <w:pPr>
+        <w:keepLines/>
         <w:spacing w:before="0" w:after="0" w:line="410" w:lineRule="atLeast"/>
         <w:jc w:val="left"/>
         <w:rPr>
@@ -25969,6 +26597,7 @@
     </w:p>
     <w:p>
       <w:pPr>
+        <w:keepLines/>
         <w:spacing w:before="0" w:after="0" w:line="410" w:lineRule="atLeast"/>
         <w:jc w:val="left"/>
         <w:rPr>
@@ -26321,6 +26950,7 @@
     </w:p>
     <w:p>
       <w:pPr>
+        <w:keepLines/>
         <w:spacing w:before="0" w:after="0" w:line="410" w:lineRule="atLeast"/>
         <w:jc w:val="left"/>
         <w:rPr>
@@ -26786,7 +27416,8 @@
     </w:p>
     <w:p>
       <w:pPr>
-        <w:shd w:val="clear" w:color="auto" w:fill="E0E0E0"/>
+        <w:keepLines/>
+        <w:shd w:val="clear" w:color="auto" w:fill="F2F2F2"/>
         <w:spacing w:before="0" w:after="0" w:line="410" w:lineRule="atLeast"/>
         <w:jc w:val="left"/>
       </w:pPr>
@@ -26807,7 +27438,7 @@
           <w:sz w:val="24"/>
           <w:szCs w:val="24"/>
         </w:rPr>
-        <w:t xml:space="preserve">（衔接必会·卡壳看答案）</w:t>
+        <w:t xml:space="preserve">（衔接必会）</w:t>
       </w:r>
       <w:r>
         <w:rPr>
@@ -27047,51 +27678,7 @@
           <w:szCs w:val="24"/>
           <w:shd w:val="clear" w:color="auto" w:fill="C9C9C9"/>
         </w:rPr>
-        <w:t>【答案】</w:t>
-      </w:r>
-      <w:r>
-        <w:rPr>
-          <w:sz w:val="24"/>
-          <w:szCs w:val="24"/>
-        </w:rPr>
-        <w:t xml:space="preserve"> </w:t>
-      </w:r>
-      <w:r>
-        <w:rPr>
-          <w:sz w:val="24"/>
-          <w:szCs w:val="24"/>
-          <w:shd w:val="clear" w:color="auto" w:fill="C9C9C9"/>
-        </w:rPr>
-        <w:t xml:space="preserve">√5</w:t>
-      </w:r>
-      <w:r>
-        <w:rPr>
-          <w:sz w:val="24"/>
-          <w:szCs w:val="24"/>
-        </w:rPr>
-        <w:t xml:space="preserve">　</w:t>
-      </w:r>
-      <w:r>
-        <w:rPr>
-          <w:sz w:val="24"/>
-          <w:szCs w:val="24"/>
-          <w:shd w:val="clear" w:color="auto" w:fill="C9C9C9"/>
-        </w:rPr>
-        <w:t xml:space="preserve">【知识点】</w:t>
-      </w:r>
-      <w:r>
-        <w:rPr>
-          <w:sz w:val="24"/>
-          <w:szCs w:val="24"/>
-        </w:rPr>
-        <w:t xml:space="preserve">1.2.5 </w:t>
-      </w:r>
-      <w:r>
-        <w:rPr>
-          <w:sz w:val="24"/>
-          <w:szCs w:val="24"/>
-        </w:rPr>
-        <w:t>三角形的垂心与外心</w:t>
+        <w:t xml:space="preserve">【⁠答⁠案⁠】</w:t>
       </w:r>
     </w:p>
     <w:p>
@@ -27107,17 +27694,90 @@
         <w:rPr>
           <w:sz w:val="24"/>
           <w:szCs w:val="24"/>
+        </w:rPr>
+        <w:t xml:space="preserve"> </w:t>
+      </w:r>
+      <w:r>
+        <w:rPr>
+          <w:sz w:val="24"/>
+          <w:szCs w:val="24"/>
           <w:shd w:val="clear" w:color="auto" w:fill="C9C9C9"/>
         </w:rPr>
-        <w:t xml:space="preserve">【编注】</w:t>
-      </w:r>
+        <w:t xml:space="preserve">√5</w:t>
+      </w:r>
+      <w:r>
+        <w:rPr>
+          <w:sz w:val="24"/>
+          <w:szCs w:val="24"/>
+        </w:rPr>
+        <w:t xml:space="preserve">　</w:t>
+      </w:r>
+    </w:p>
+    <w:p>
+      <w:pPr>
+        <w:spacing w:before="0" w:after="0" w:line="410" w:lineRule="atLeast"/>
+        <w:jc w:val="left"/>
+        <w:rPr>
+          <w:sz w:val="24"/>
+          <w:szCs w:val="24"/>
+        </w:rPr>
+      </w:pPr>
       <w:r>
         <w:rPr>
           <w:sz w:val="24"/>
           <w:szCs w:val="24"/>
           <w:shd w:val="clear" w:color="auto" w:fill="C9C9C9"/>
         </w:rPr>
-        <w:t>【分析】</w:t>
+        <w:t xml:space="preserve">【⁠知⁠识⁠点⁠】</w:t>
+      </w:r>
+    </w:p>
+    <w:p>
+      <w:pPr>
+        <w:spacing w:before="0" w:after="0" w:line="410" w:lineRule="atLeast"/>
+        <w:jc w:val="left"/>
+        <w:rPr>
+          <w:sz w:val="24"/>
+          <w:szCs w:val="24"/>
+        </w:rPr>
+      </w:pPr>
+      <w:r>
+        <w:rPr>
+          <w:sz w:val="24"/>
+          <w:szCs w:val="24"/>
+        </w:rPr>
+        <w:t xml:space="preserve">1.2.5 </w:t>
+      </w:r>
+      <w:r>
+        <w:rPr>
+          <w:sz w:val="24"/>
+          <w:szCs w:val="24"/>
+        </w:rPr>
+        <w:t xml:space="preserve">三角形的垂心与外心</w:t>
+      </w:r>
+    </w:p>
+    <w:p>
+      <w:pPr>
+        <w:keepLines/>
+        <w:spacing w:before="0" w:after="0" w:line="410" w:lineRule="atLeast"/>
+        <w:jc w:val="left"/>
+        <w:rPr>
+          <w:sz w:val="24"/>
+          <w:szCs w:val="24"/>
+        </w:rPr>
+      </w:pPr>
+      <w:r>
+        <w:rPr>
+          <w:sz w:val="24"/>
+          <w:szCs w:val="24"/>
+        </w:rPr>
+        <w:t xml:space="preserve">【⁠编⁠注⁠】</w:t>
+      </w:r>
+      <w:r>
+        <w:rPr>
+          <w:sz w:val="24"/>
+          <w:szCs w:val="24"/>
+        </w:rPr>
+        <w:t xml:space="preserve">【⁠分⁠析⁠】</w:t>
       </w:r>
       <w:r>
         <w:rPr>
@@ -27304,6 +27964,7 @@
     </w:p>
     <w:p>
       <w:pPr>
+        <w:keepLines/>
         <w:spacing w:before="0" w:after="0" w:line="410" w:lineRule="atLeast"/>
         <w:jc w:val="left"/>
         <w:rPr>
@@ -27315,9 +27976,8 @@
         <w:rPr>
           <w:sz w:val="24"/>
           <w:szCs w:val="24"/>
-          <w:shd w:val="clear" w:color="auto" w:fill="C9C9C9"/>
-        </w:rPr>
-        <w:t xml:space="preserve">【详解】</w:t>
+        </w:rPr>
+        <w:t xml:space="preserve">【⁠详⁠解⁠】</w:t>
       </w:r>
       <m:oMath>
         <m:r>
@@ -27524,6 +28184,7 @@
     </w:p>
     <w:p>
       <w:pPr>
+        <w:keepLines/>
         <w:spacing w:before="0" w:after="0" w:line="410" w:lineRule="atLeast"/>
         <w:jc w:val="left"/>
         <w:rPr>
@@ -28669,6 +29330,7 @@
     </w:p>
     <w:p>
       <w:pPr>
+        <w:keepLines/>
         <w:spacing w:before="0" w:after="0" w:line="410" w:lineRule="atLeast"/>
         <w:jc w:val="left"/>
         <w:rPr>
@@ -28817,6 +29479,7 @@
     </w:p>
     <w:p>
       <w:pPr>
+        <w:keepLines/>
         <w:spacing w:before="0" w:after="0" w:line="410" w:lineRule="atLeast"/>
         <w:jc w:val="left"/>
         <w:rPr>
@@ -28961,7 +29624,8 @@
     </w:p>
     <w:p>
       <w:pPr>
-        <w:shd w:val="clear" w:color="auto" w:fill="E0E0E0"/>
+        <w:keepLines/>
+        <w:shd w:val="clear" w:color="auto" w:fill="F2F2F2"/>
         <w:spacing w:before="0" w:after="0" w:line="410" w:lineRule="atLeast"/>
         <w:jc w:val="left"/>
       </w:pPr>
@@ -28982,7 +29646,7 @@
           <w:sz w:val="24"/>
           <w:szCs w:val="24"/>
         </w:rPr>
-        <w:t xml:space="preserve">（衔接必会·卡壳看答案）</w:t>
+        <w:t xml:space="preserve">（衔接必会）</w:t>
       </w:r>
       <m:oMath>
         <m:r>
@@ -29090,6 +29754,7 @@
     </w:p>
     <w:p>
       <w:pPr>
+        <w:keepLines/>
         <w:spacing w:before="0" w:after="0" w:line="410" w:lineRule="atLeast"/>
         <w:jc w:val="left"/>
         <w:rPr>
@@ -29103,14 +29768,7 @@
           <w:szCs w:val="24"/>
           <w:shd w:val="clear" w:color="auto" w:fill="C9C9C9"/>
         </w:rPr>
-        <w:t>【答案】</w:t>
-      </w:r>
-      <w:r>
-        <w:rPr>
-          <w:sz w:val="24"/>
-          <w:szCs w:val="24"/>
-        </w:rPr>
-        <w:t xml:space="preserve"> </w:t>
+        <w:t xml:space="preserve">【⁠答⁠案⁠】</w:t>
       </w:r>
       <m:oMath>
         <m:r>
@@ -29142,28 +29800,6 @@
           </m:e>
         </m:rad>
       </m:oMath>
-      <w:r>
-        <w:rPr>
-          <w:sz w:val="24"/>
-          <w:szCs w:val="24"/>
-        </w:rPr>
-        <w:t xml:space="preserve"> </w:t>
-      </w:r>
-      <w:r>
-        <w:rPr>
-          <w:sz w:val="24"/>
-          <w:szCs w:val="24"/>
-          <w:shd w:val="clear" w:color="auto" w:fill="C9C9C9"/>
-        </w:rPr>
-        <w:t xml:space="preserve">【知识点】</w:t>
-      </w:r>
-      <w:r>
-        <w:rPr>
-          <w:sz w:val="24"/>
-          <w:szCs w:val="24"/>
-        </w:rPr>
-        <w:t xml:space="preserve">1.2.5 图形的性质</w:t>
-      </w:r>
     </w:p>
     <w:p>
       <w:pPr>
@@ -29180,74 +29816,7 @@
           <w:szCs w:val="24"/>
           <w:shd w:val="clear" w:color="auto" w:fill="C9C9C9"/>
         </w:rPr>
-        <w:t xml:space="preserve">【分析】</w:t>
-      </w:r>
-      <w:r>
-        <w:rPr>
-          <w:sz w:val="24"/>
-          <w:szCs w:val="24"/>
-        </w:rPr>
-        <w:t xml:space="preserve">由内切圆性质求得</w:t>
-      </w:r>
-      <m:oMath>
-        <m:r>
-          <w:rPr>
-            <w:rFonts w:cs="Cambria Math"/>
-          </w:rPr>
-          <m:t>∠ACB+∠ABC</m:t>
-        </m:r>
-      </m:oMath>
-      <w:r>
-        <w:rPr>
-          <w:sz w:val="24"/>
-          <w:szCs w:val="24"/>
-        </w:rPr>
-        <w:t>，从而得</w:t>
-      </w:r>
-      <m:oMath>
-        <m:r>
-          <w:rPr>
-            <w:rFonts w:cs="Cambria Math"/>
-          </w:rPr>
-          <m:t>A</m:t>
-        </m:r>
-      </m:oMath>
-      <w:r>
-        <w:rPr>
-          <w:sz w:val="24"/>
-          <w:szCs w:val="24"/>
-        </w:rPr>
-        <w:t>角大小，再得出</w:t>
-      </w:r>
-      <m:oMath>
-        <m:r>
-          <w:rPr>
-            <w:rFonts w:cs="Cambria Math"/>
-          </w:rPr>
-          <m:t>B</m:t>
-        </m:r>
-      </m:oMath>
-      <w:r>
-        <w:rPr>
-          <w:sz w:val="24"/>
-          <w:szCs w:val="24"/>
-        </w:rPr>
-        <w:t>角，在直角三角形中得</w:t>
-      </w:r>
-      <m:oMath>
-        <m:r>
-          <w:rPr>
-            <w:rFonts w:cs="Cambria Math"/>
-          </w:rPr>
-          <m:t>AC</m:t>
-        </m:r>
-      </m:oMath>
-      <w:r>
-        <w:rPr>
-          <w:sz w:val="24"/>
-          <w:szCs w:val="24"/>
-        </w:rPr>
-        <w:t>长．</w:t>
+        <w:t xml:space="preserve">【⁠知⁠识⁠点⁠】</w:t>
       </w:r>
     </w:p>
     <w:p>
@@ -29263,9 +29832,111 @@
         <w:rPr>
           <w:sz w:val="24"/>
           <w:szCs w:val="24"/>
-          <w:shd w:val="clear" w:color="auto" w:fill="C9C9C9"/>
-        </w:rPr>
-        <w:t>【详解】</w:t>
+        </w:rPr>
+        <w:t xml:space="preserve">1.2.5 图形的性质</w:t>
+      </w:r>
+    </w:p>
+    <w:p>
+      <w:pPr>
+        <w:keepLines/>
+        <w:spacing w:before="0" w:after="0" w:line="410" w:lineRule="atLeast"/>
+        <w:jc w:val="left"/>
+        <w:rPr>
+          <w:sz w:val="24"/>
+          <w:szCs w:val="24"/>
+        </w:rPr>
+      </w:pPr>
+      <w:r>
+        <w:rPr>
+          <w:sz w:val="24"/>
+          <w:szCs w:val="24"/>
+        </w:rPr>
+        <w:t xml:space="preserve">【⁠分⁠析⁠】</w:t>
+      </w:r>
+      <w:r>
+        <w:rPr>
+          <w:sz w:val="24"/>
+          <w:szCs w:val="24"/>
+        </w:rPr>
+        <w:t xml:space="preserve">由内切圆性质求得</w:t>
+      </w:r>
+      <m:oMath>
+        <m:r>
+          <w:rPr>
+            <w:rFonts w:cs="Cambria Math"/>
+          </w:rPr>
+          <m:t>∠ACB+∠ABC</m:t>
+        </m:r>
+      </m:oMath>
+      <w:r>
+        <w:rPr>
+          <w:sz w:val="24"/>
+          <w:szCs w:val="24"/>
+        </w:rPr>
+        <w:t>，从而得</w:t>
+      </w:r>
+      <m:oMath>
+        <m:r>
+          <w:rPr>
+            <w:rFonts w:cs="Cambria Math"/>
+          </w:rPr>
+          <m:t>A</m:t>
+        </m:r>
+      </m:oMath>
+      <w:r>
+        <w:rPr>
+          <w:sz w:val="24"/>
+          <w:szCs w:val="24"/>
+        </w:rPr>
+        <w:t>角大小，再得出</w:t>
+      </w:r>
+      <m:oMath>
+        <m:r>
+          <w:rPr>
+            <w:rFonts w:cs="Cambria Math"/>
+          </w:rPr>
+          <m:t>B</m:t>
+        </m:r>
+      </m:oMath>
+      <w:r>
+        <w:rPr>
+          <w:sz w:val="24"/>
+          <w:szCs w:val="24"/>
+        </w:rPr>
+        <w:t>角，在直角三角形中得</w:t>
+      </w:r>
+      <m:oMath>
+        <m:r>
+          <w:rPr>
+            <w:rFonts w:cs="Cambria Math"/>
+          </w:rPr>
+          <m:t>AC</m:t>
+        </m:r>
+      </m:oMath>
+      <w:r>
+        <w:rPr>
+          <w:sz w:val="24"/>
+          <w:szCs w:val="24"/>
+        </w:rPr>
+        <w:t>长．</w:t>
+      </w:r>
+    </w:p>
+    <w:p>
+      <w:pPr>
+        <w:keepLines/>
+        <w:spacing w:before="0" w:after="0" w:line="410" w:lineRule="atLeast"/>
+        <w:jc w:val="left"/>
+        <w:rPr>
+          <w:sz w:val="24"/>
+          <w:szCs w:val="24"/>
+        </w:rPr>
+      </w:pPr>
+      <w:r>
+        <w:rPr>
+          <w:sz w:val="24"/>
+          <w:szCs w:val="24"/>
+        </w:rPr>
+        <w:t xml:space="preserve">【⁠详⁠解⁠】</w:t>
       </w:r>
       <m:oMath>
         <m:r>
@@ -29437,6 +30108,7 @@
     </w:p>
     <w:p>
       <w:pPr>
+        <w:keepLines/>
         <w:spacing w:before="0" w:after="0" w:line="410" w:lineRule="atLeast"/>
         <w:jc w:val="left"/>
         <w:rPr>
@@ -29630,7 +30302,8 @@
     </w:p>
     <w:p>
       <w:pPr>
-        <w:shd w:val="clear" w:color="auto" w:fill="E0E0E0"/>
+        <w:keepLines/>
+        <w:shd w:val="clear" w:color="auto" w:fill="F2F2F2"/>
         <w:spacing w:before="0" w:after="0" w:line="410" w:lineRule="atLeast"/>
         <w:jc w:val="left"/>
       </w:pPr>
@@ -29651,7 +30324,7 @@
           <w:sz w:val="24"/>
           <w:szCs w:val="24"/>
         </w:rPr>
-        <w:t xml:space="preserve">（衔接必会·卡壳看答案）</w:t>
+        <w:t xml:space="preserve">（衔接必会）</w:t>
       </w:r>
       <w:r>
         <w:rPr>
@@ -29751,8 +30424,19 @@
           <w:szCs w:val="24"/>
           <w:shd w:val="clear" w:color="auto" w:fill="C9C9C9"/>
         </w:rPr>
-        <w:t>【答案】</w:t>
-      </w:r>
+        <w:t xml:space="preserve">【⁠答⁠案⁠】</w:t>
+      </w:r>
+    </w:p>
+    <w:p>
+      <w:pPr>
+        <w:keepLines/>
+        <w:spacing w:before="0" w:after="0" w:line="410" w:lineRule="atLeast"/>
+        <w:jc w:val="left"/>
+        <w:rPr>
+          <w:sz w:val="24"/>
+          <w:szCs w:val="24"/>
+        </w:rPr>
+      </w:pPr>
       <w:r>
         <w:rPr>
           <w:sz w:val="24"/>
@@ -29774,7 +30458,7 @@
           <w:sz w:val="24"/>
           <w:szCs w:val="24"/>
         </w:rPr>
-        <w:t>；</w:t>
+        <w:t xml:space="preserve">；</w:t>
       </w:r>
       <m:oMath>
         <m:f>
@@ -29813,21 +30497,6 @@
         </w:rPr>
         <w:t xml:space="preserve"> </w:t>
       </w:r>
-      <w:r>
-        <w:rPr>
-          <w:sz w:val="24"/>
-          <w:szCs w:val="24"/>
-          <w:shd w:val="clear" w:color="auto" w:fill="C9C9C9"/>
-        </w:rPr>
-        <w:t xml:space="preserve">【知识点】</w:t>
-      </w:r>
-      <w:r>
-        <w:rPr>
-          <w:sz w:val="24"/>
-          <w:szCs w:val="24"/>
-        </w:rPr>
-        <w:t xml:space="preserve">1.2.5 图形的性质</w:t>
-      </w:r>
     </w:p>
     <w:p>
       <w:pPr>
@@ -29844,66 +30513,7 @@
           <w:szCs w:val="24"/>
           <w:shd w:val="clear" w:color="auto" w:fill="C9C9C9"/>
         </w:rPr>
-        <w:t xml:space="preserve">【分析】</w:t>
-      </w:r>
-      <w:r>
-        <w:rPr>
-          <w:sz w:val="24"/>
-          <w:szCs w:val="24"/>
-        </w:rPr>
-        <w:t xml:space="preserve">利用三角形的垂心可得</w:t>
-      </w:r>
-      <m:oMath>
-        <m:r>
-          <w:rPr>
-            <w:rFonts w:cs="Cambria Math"/>
-          </w:rPr>
-          <m:t>∠AHE=∠ABD</m:t>
-        </m:r>
-      </m:oMath>
-      <w:r>
-        <w:rPr>
-          <w:sz w:val="24"/>
-          <w:szCs w:val="24"/>
-        </w:rPr>
-        <w:t>，进而得到</w:t>
-      </w:r>
-      <m:oMath>
-        <m:r>
-          <w:rPr>
-            <w:rFonts w:cs="Cambria Math"/>
-          </w:rPr>
-          <m:t>△HAE≅△BCE</m:t>
-        </m:r>
-      </m:oMath>
-      <w:r>
-        <w:rPr>
-          <w:sz w:val="24"/>
-          <w:szCs w:val="24"/>
-        </w:rPr>
-        <w:t>，即可证明</w:t>
-      </w:r>
-      <m:oMath>
-        <m:r>
-          <w:rPr>
-            <w:rFonts w:cs="Cambria Math"/>
-          </w:rPr>
-          <m:t>△HEB</m:t>
-        </m:r>
-      </m:oMath>
-      <w:r>
-        <w:rPr>
-          <w:sz w:val="24"/>
-          <w:szCs w:val="24"/>
-        </w:rPr>
-        <w:t>为等腰直角三角形得出结论</w:t>
-      </w:r>
-      <w:r>
-        <w:rPr>
-          <w:sz w:val="24"/>
-          <w:szCs w:val="24"/>
-        </w:rPr>
-        <w:t>.</w:t>
+        <w:t xml:space="preserve">【⁠知⁠识⁠点⁠】</w:t>
       </w:r>
     </w:p>
     <w:p>
@@ -29919,9 +30529,103 @@
         <w:rPr>
           <w:sz w:val="24"/>
           <w:szCs w:val="24"/>
-          <w:shd w:val="clear" w:color="auto" w:fill="C9C9C9"/>
-        </w:rPr>
-        <w:t xml:space="preserve">【详解】</w:t>
+        </w:rPr>
+        <w:t xml:space="preserve">1.2.5 图形的性质</w:t>
+      </w:r>
+    </w:p>
+    <w:p>
+      <w:pPr>
+        <w:keepLines/>
+        <w:spacing w:before="0" w:after="0" w:line="410" w:lineRule="atLeast"/>
+        <w:jc w:val="left"/>
+        <w:rPr>
+          <w:sz w:val="24"/>
+          <w:szCs w:val="24"/>
+        </w:rPr>
+      </w:pPr>
+      <w:r>
+        <w:rPr>
+          <w:sz w:val="24"/>
+          <w:szCs w:val="24"/>
+        </w:rPr>
+        <w:t xml:space="preserve">【⁠分⁠析⁠】</w:t>
+      </w:r>
+      <w:r>
+        <w:rPr>
+          <w:sz w:val="24"/>
+          <w:szCs w:val="24"/>
+        </w:rPr>
+        <w:t xml:space="preserve">利用三角形的垂心可得</w:t>
+      </w:r>
+      <m:oMath>
+        <m:r>
+          <w:rPr>
+            <w:rFonts w:cs="Cambria Math"/>
+          </w:rPr>
+          <m:t>∠AHE=∠ABD</m:t>
+        </m:r>
+      </m:oMath>
+      <w:r>
+        <w:rPr>
+          <w:sz w:val="24"/>
+          <w:szCs w:val="24"/>
+        </w:rPr>
+        <w:t>，进而得到</w:t>
+      </w:r>
+      <m:oMath>
+        <m:r>
+          <w:rPr>
+            <w:rFonts w:cs="Cambria Math"/>
+          </w:rPr>
+          <m:t>△HAE≅△BCE</m:t>
+        </m:r>
+      </m:oMath>
+      <w:r>
+        <w:rPr>
+          <w:sz w:val="24"/>
+          <w:szCs w:val="24"/>
+        </w:rPr>
+        <w:t>，即可证明</w:t>
+      </w:r>
+      <m:oMath>
+        <m:r>
+          <w:rPr>
+            <w:rFonts w:cs="Cambria Math"/>
+          </w:rPr>
+          <m:t>△HEB</m:t>
+        </m:r>
+      </m:oMath>
+      <w:r>
+        <w:rPr>
+          <w:sz w:val="24"/>
+          <w:szCs w:val="24"/>
+        </w:rPr>
+        <w:t>为等腰直角三角形得出结论</w:t>
+      </w:r>
+      <w:r>
+        <w:rPr>
+          <w:sz w:val="24"/>
+          <w:szCs w:val="24"/>
+        </w:rPr>
+        <w:t>.</w:t>
+      </w:r>
+    </w:p>
+    <w:p>
+      <w:pPr>
+        <w:keepLines/>
+        <w:spacing w:before="0" w:after="0" w:line="410" w:lineRule="atLeast"/>
+        <w:jc w:val="left"/>
+        <w:rPr>
+          <w:sz w:val="24"/>
+          <w:szCs w:val="24"/>
+        </w:rPr>
+      </w:pPr>
+      <w:r>
+        <w:rPr>
+          <w:sz w:val="24"/>
+          <w:szCs w:val="24"/>
+        </w:rPr>
+        <w:t xml:space="preserve">【⁠详⁠解⁠】</w:t>
       </w:r>
       <m:oMath>
         <m:r>
@@ -30365,7 +31069,8 @@
     </w:p>
     <w:p>
       <w:pPr>
-        <w:shd w:val="clear" w:color="auto" w:fill="E0E0E0"/>
+        <w:keepLines/>
+        <w:shd w:val="clear" w:color="auto" w:fill="F2F2F2"/>
         <w:spacing w:before="0" w:after="0" w:line="410" w:lineRule="atLeast"/>
         <w:jc w:val="left"/>
       </w:pPr>
@@ -30386,7 +31091,7 @@
           <w:sz w:val="24"/>
           <w:szCs w:val="24"/>
         </w:rPr>
-        <w:t xml:space="preserve">（衔接必会·卡壳看答案）</w:t>
+        <w:t xml:space="preserve">（衔接必会）</w:t>
       </w:r>
       <w:r>
         <w:rPr>
@@ -30507,6 +31212,34 @@
         </w:rPr>
         <w:t>____.</w:t>
       </w:r>
+    </w:p>
+    <w:p>
+      <w:pPr>
+        <w:keepLines/>
+        <w:spacing w:before="0" w:after="0" w:line="410" w:lineRule="atLeast"/>
+        <w:jc w:val="left"/>
+        <w:rPr>
+          <w:sz w:val="24"/>
+          <w:szCs w:val="24"/>
+        </w:rPr>
+      </w:pPr>
+      <w:r>
+        <w:rPr>
+          <w:sz w:val="24"/>
+          <w:szCs w:val="24"/>
+          <w:shd w:val="clear" w:color="auto" w:fill="C9C9C9"/>
+        </w:rPr>
+        <w:t xml:space="preserve">【⁠答⁠案⁠】</w:t>
+      </w:r>
+      <m:oMath>
+        <m:r>
+          <w:rPr>
+            <w:rFonts w:cs="Cambria Math"/>
+            <w:shd w:val="clear" w:color="auto" w:fill="C9C9C9"/>
+          </w:rPr>
+          <m:t>75°</m:t>
+        </m:r>
+      </m:oMath>
     </w:p>
     <w:p>
       <w:pPr>
@@ -30523,45 +31256,7 @@
           <w:szCs w:val="24"/>
           <w:shd w:val="clear" w:color="auto" w:fill="C9C9C9"/>
         </w:rPr>
-        <w:t>【答案】</w:t>
-      </w:r>
-      <w:r>
-        <w:rPr>
-          <w:sz w:val="24"/>
-          <w:szCs w:val="24"/>
-        </w:rPr>
-        <w:t xml:space="preserve"> </w:t>
-      </w:r>
-      <m:oMath>
-        <m:r>
-          <w:rPr>
-            <w:rFonts w:cs="Cambria Math"/>
-            <w:shd w:val="clear" w:color="auto" w:fill="C9C9C9"/>
-          </w:rPr>
-          <m:t>75°</m:t>
-        </m:r>
-      </m:oMath>
-      <w:r>
-        <w:rPr>
-          <w:sz w:val="24"/>
-          <w:szCs w:val="24"/>
-        </w:rPr>
-        <w:t xml:space="preserve"> </w:t>
-      </w:r>
-      <w:r>
-        <w:rPr>
-          <w:sz w:val="24"/>
-          <w:szCs w:val="24"/>
-          <w:shd w:val="clear" w:color="auto" w:fill="C9C9C9"/>
-        </w:rPr>
-        <w:t xml:space="preserve">【知识点】</w:t>
-      </w:r>
-      <w:r>
-        <w:rPr>
-          <w:sz w:val="24"/>
-          <w:szCs w:val="24"/>
-        </w:rPr>
-        <w:t xml:space="preserve">1.2.5 图形的性质</w:t>
+        <w:t xml:space="preserve">【⁠知⁠识⁠点⁠】</w:t>
       </w:r>
     </w:p>
     <w:p>
@@ -30577,9 +31272,26 @@
         <w:rPr>
           <w:sz w:val="24"/>
           <w:szCs w:val="24"/>
-          <w:shd w:val="clear" w:color="auto" w:fill="C9C9C9"/>
-        </w:rPr>
-        <w:t xml:space="preserve">【分析】</w:t>
+        </w:rPr>
+        <w:t xml:space="preserve">1.2.5 图形的性质</w:t>
+      </w:r>
+    </w:p>
+    <w:p>
+      <w:pPr>
+        <w:keepLines/>
+        <w:spacing w:before="0" w:after="0" w:line="410" w:lineRule="atLeast"/>
+        <w:jc w:val="left"/>
+        <w:rPr>
+          <w:sz w:val="24"/>
+          <w:szCs w:val="24"/>
+        </w:rPr>
+      </w:pPr>
+      <w:r>
+        <w:rPr>
+          <w:sz w:val="24"/>
+          <w:szCs w:val="24"/>
+        </w:rPr>
+        <w:t xml:space="preserve">【⁠分⁠析⁠】</w:t>
       </w:r>
       <w:r>
         <w:rPr>
@@ -30751,6 +31463,7 @@
     </w:p>
     <w:p>
       <w:pPr>
+        <w:keepLines/>
         <w:spacing w:before="0" w:after="0" w:line="410" w:lineRule="atLeast"/>
         <w:jc w:val="left"/>
         <w:rPr>
@@ -30762,9 +31475,8 @@
         <w:rPr>
           <w:sz w:val="24"/>
           <w:szCs w:val="24"/>
-          <w:shd w:val="clear" w:color="auto" w:fill="C9C9C9"/>
-        </w:rPr>
-        <w:t>【详解】</w:t>
+        </w:rPr>
+        <w:t xml:space="preserve">【⁠详⁠解⁠】</w:t>
       </w:r>
       <m:oMath>
         <m:r>
@@ -31275,7 +31987,8 @@
     </w:p>
     <w:p>
       <w:pPr>
-        <w:shd w:val="clear" w:color="auto" w:fill="E0E0E0"/>
+        <w:keepLines/>
+        <w:shd w:val="clear" w:color="auto" w:fill="F2F2F2"/>
         <w:spacing w:before="0" w:after="0" w:line="410" w:lineRule="atLeast"/>
         <w:jc w:val="left"/>
       </w:pPr>
@@ -31296,7 +32009,7 @@
           <w:sz w:val="24"/>
           <w:szCs w:val="24"/>
         </w:rPr>
-        <w:t xml:space="preserve">（衔接必会·卡壳看答案）</w:t>
+        <w:t xml:space="preserve">（衔接必会）</w:t>
       </w:r>
       <w:r>
         <w:rPr>
@@ -31485,6 +32198,7 @@
     </w:p>
     <w:p>
       <w:pPr>
+        <w:keepLines/>
         <w:spacing w:before="0" w:after="0" w:line="410" w:lineRule="atLeast"/>
         <w:jc w:val="left"/>
         <w:rPr>
@@ -31498,14 +32212,7 @@
           <w:szCs w:val="24"/>
           <w:shd w:val="clear" w:color="auto" w:fill="C9C9C9"/>
         </w:rPr>
-        <w:t>【答案】</w:t>
-      </w:r>
-      <w:r>
-        <w:rPr>
-          <w:sz w:val="24"/>
-          <w:szCs w:val="24"/>
-        </w:rPr>
-        <w:t xml:space="preserve"> </w:t>
+        <w:t xml:space="preserve">【⁠答⁠案⁠】</w:t>
       </w:r>
       <m:oMath>
         <m:rad>
@@ -31530,28 +32237,6 @@
           </m:e>
         </m:rad>
       </m:oMath>
-      <w:r>
-        <w:rPr>
-          <w:sz w:val="24"/>
-          <w:szCs w:val="24"/>
-        </w:rPr>
-        <w:t xml:space="preserve"> </w:t>
-      </w:r>
-      <w:r>
-        <w:rPr>
-          <w:sz w:val="24"/>
-          <w:szCs w:val="24"/>
-          <w:shd w:val="clear" w:color="auto" w:fill="C9C9C9"/>
-        </w:rPr>
-        <w:t xml:space="preserve">【知识点】</w:t>
-      </w:r>
-      <w:r>
-        <w:rPr>
-          <w:sz w:val="24"/>
-          <w:szCs w:val="24"/>
-        </w:rPr>
-        <w:t xml:space="preserve">1.2.5 图形的性质</w:t>
-      </w:r>
     </w:p>
     <w:p>
       <w:pPr>
@@ -31568,7 +32253,42 @@
           <w:szCs w:val="24"/>
           <w:shd w:val="clear" w:color="auto" w:fill="C9C9C9"/>
         </w:rPr>
-        <w:t xml:space="preserve">【分析】</w:t>
+        <w:t xml:space="preserve">【⁠知⁠识⁠点⁠】</w:t>
+      </w:r>
+    </w:p>
+    <w:p>
+      <w:pPr>
+        <w:spacing w:before="0" w:after="0" w:line="410" w:lineRule="atLeast"/>
+        <w:jc w:val="left"/>
+        <w:rPr>
+          <w:sz w:val="24"/>
+          <w:szCs w:val="24"/>
+        </w:rPr>
+      </w:pPr>
+      <w:r>
+        <w:rPr>
+          <w:sz w:val="24"/>
+          <w:szCs w:val="24"/>
+        </w:rPr>
+        <w:t xml:space="preserve">1.2.5 图形的性质</w:t>
+      </w:r>
+    </w:p>
+    <w:p>
+      <w:pPr>
+        <w:keepLines/>
+        <w:spacing w:before="0" w:after="0" w:line="410" w:lineRule="atLeast"/>
+        <w:jc w:val="left"/>
+        <w:rPr>
+          <w:sz w:val="24"/>
+          <w:szCs w:val="24"/>
+        </w:rPr>
+      </w:pPr>
+      <w:r>
+        <w:rPr>
+          <w:sz w:val="24"/>
+          <w:szCs w:val="24"/>
+        </w:rPr>
+        <w:t xml:space="preserve">【⁠分⁠析⁠】</w:t>
       </w:r>
       <w:r>
         <w:rPr>
@@ -31651,6 +32371,7 @@
     </w:p>
     <w:p>
       <w:pPr>
+        <w:keepLines/>
         <w:spacing w:before="0" w:after="0" w:line="410" w:lineRule="atLeast"/>
         <w:jc w:val="left"/>
         <w:rPr>
@@ -31662,9 +32383,8 @@
         <w:rPr>
           <w:sz w:val="24"/>
           <w:szCs w:val="24"/>
-          <w:shd w:val="clear" w:color="auto" w:fill="C9C9C9"/>
-        </w:rPr>
-        <w:t xml:space="preserve">【详解】</w:t>
+        </w:rPr>
+        <w:t xml:space="preserve">【⁠详⁠解⁠】</w:t>
       </w:r>
       <w:r>
         <w:rPr>
@@ -32059,7 +32779,7 @@
     </w:p>
     <w:p>
       <w:pPr>
-        <w:shd w:val="clear" w:color="auto" w:fill="E0E0E0"/>
+        <w:shd w:val="clear" w:color="auto" w:fill="F2F2F2"/>
         <w:spacing w:before="0" w:after="0" w:line="410" w:lineRule="atLeast"/>
         <w:jc w:val="left"/>
       </w:pPr>
@@ -32080,7 +32800,7 @@
           <w:sz w:val="24"/>
           <w:szCs w:val="24"/>
         </w:rPr>
-        <w:t xml:space="preserve">（衔接必会·卡壳看答案）</w:t>
+        <w:t xml:space="preserve">（衔接必会）</w:t>
       </w:r>
       <w:r>
         <w:rPr>
@@ -32105,44 +32825,7 @@
           <w:szCs w:val="24"/>
           <w:shd w:val="clear" w:color="auto" w:fill="C9C9C9"/>
         </w:rPr>
-        <w:t xml:space="preserve">【答案】</w:t>
-      </w:r>
-      <w:r>
-        <w:rPr>
-          <w:sz w:val="24"/>
-          <w:szCs w:val="24"/>
-        </w:rPr>
-        <w:t xml:space="preserve"> </w:t>
-      </w:r>
-      <w:r>
-        <w:rPr>
-          <w:sz w:val="24"/>
-          <w:szCs w:val="24"/>
-          <w:shd w:val="clear" w:color="auto" w:fill="C9C9C9"/>
-        </w:rPr>
-        <w:t xml:space="preserve">证明见解析</w:t>
-      </w:r>
-      <w:r>
-        <w:rPr>
-          <w:sz w:val="24"/>
-          <w:szCs w:val="24"/>
-        </w:rPr>
-        <w:t xml:space="preserve"> </w:t>
-      </w:r>
-      <w:r>
-        <w:rPr>
-          <w:sz w:val="24"/>
-          <w:szCs w:val="24"/>
-          <w:shd w:val="clear" w:color="auto" w:fill="C9C9C9"/>
-        </w:rPr>
-        <w:t xml:space="preserve">【知识点】</w:t>
-      </w:r>
-      <w:r>
-        <w:rPr>
-          <w:sz w:val="24"/>
-          <w:szCs w:val="24"/>
-        </w:rPr>
-        <w:t xml:space="preserve">1.2.5 图形的性质</w:t>
+        <w:t xml:space="preserve">【⁠答⁠案⁠】</w:t>
       </w:r>
     </w:p>
     <w:p>
@@ -32158,16 +32841,23 @@
         <w:rPr>
           <w:sz w:val="24"/>
           <w:szCs w:val="24"/>
+        </w:rPr>
+        <w:t xml:space="preserve"> </w:t>
+      </w:r>
+      <w:r>
+        <w:rPr>
+          <w:sz w:val="24"/>
+          <w:szCs w:val="24"/>
           <w:shd w:val="clear" w:color="auto" w:fill="C9C9C9"/>
         </w:rPr>
-        <w:t xml:space="preserve">【分析】</w:t>
-      </w:r>
-      <w:r>
-        <w:rPr>
-          <w:sz w:val="24"/>
-          <w:szCs w:val="24"/>
-        </w:rPr>
-        <w:t xml:space="preserve">根据重心、垂心的定义及三角形全等证明即可；</w:t>
+        <w:t xml:space="preserve">证明见解析</w:t>
+      </w:r>
+      <w:r>
+        <w:rPr>
+          <w:sz w:val="24"/>
+          <w:szCs w:val="24"/>
+        </w:rPr>
+        <w:t xml:space="preserve"> </w:t>
       </w:r>
     </w:p>
     <w:p>
@@ -32185,7 +32875,65 @@
           <w:szCs w:val="24"/>
           <w:shd w:val="clear" w:color="auto" w:fill="C9C9C9"/>
         </w:rPr>
-        <w:t xml:space="preserve">【详解】</w:t>
+        <w:t xml:space="preserve">【⁠知⁠识⁠点⁠】</w:t>
+      </w:r>
+    </w:p>
+    <w:p>
+      <w:pPr>
+        <w:spacing w:before="0" w:after="0" w:line="410" w:lineRule="atLeast"/>
+        <w:jc w:val="left"/>
+        <w:rPr>
+          <w:sz w:val="24"/>
+          <w:szCs w:val="24"/>
+        </w:rPr>
+      </w:pPr>
+      <w:r>
+        <w:rPr>
+          <w:sz w:val="24"/>
+          <w:szCs w:val="24"/>
+        </w:rPr>
+        <w:t xml:space="preserve">1.2.5 图形的性质</w:t>
+      </w:r>
+    </w:p>
+    <w:p>
+      <w:pPr>
+        <w:spacing w:before="0" w:after="0" w:line="410" w:lineRule="atLeast"/>
+        <w:jc w:val="left"/>
+        <w:rPr>
+          <w:sz w:val="24"/>
+          <w:szCs w:val="24"/>
+        </w:rPr>
+      </w:pPr>
+      <w:r>
+        <w:rPr>
+          <w:sz w:val="24"/>
+          <w:szCs w:val="24"/>
+        </w:rPr>
+        <w:t xml:space="preserve">【⁠分⁠析⁠】</w:t>
+      </w:r>
+      <w:r>
+        <w:rPr>
+          <w:sz w:val="24"/>
+          <w:szCs w:val="24"/>
+        </w:rPr>
+        <w:t xml:space="preserve">根据重心、垂心的定义及三角形全等证明即可；</w:t>
+      </w:r>
+    </w:p>
+    <w:p>
+      <w:pPr>
+        <w:spacing w:before="0" w:after="0" w:line="410" w:lineRule="atLeast"/>
+        <w:jc w:val="left"/>
+        <w:rPr>
+          <w:sz w:val="24"/>
+          <w:szCs w:val="24"/>
+        </w:rPr>
+      </w:pPr>
+      <w:r>
+        <w:rPr>
+          <w:sz w:val="24"/>
+          <w:szCs w:val="24"/>
+        </w:rPr>
+        <w:t xml:space="preserve">【⁠详⁠解⁠】</w:t>
       </w:r>
       <w:r>
         <w:rPr>
@@ -32246,6 +32994,7 @@
     </w:p>
     <w:p>
       <w:pPr>
+        <w:keepLines/>
         <w:spacing w:before="0" w:after="0" w:line="410" w:lineRule="atLeast"/>
         <w:jc w:val="left"/>
         <w:rPr>
@@ -32368,7 +33117,8 @@
     </w:p>
     <w:p>
       <w:pPr>
-        <w:shd w:val="clear" w:color="auto" w:fill="E0E0E0"/>
+        <w:keepLines/>
+        <w:shd w:val="clear" w:color="auto" w:fill="F2F2F2"/>
         <w:spacing w:before="0" w:after="0" w:line="410" w:lineRule="atLeast"/>
         <w:jc w:val="left"/>
       </w:pPr>
@@ -32389,7 +33139,7 @@
           <w:sz w:val="24"/>
           <w:szCs w:val="24"/>
         </w:rPr>
-        <w:t xml:space="preserve">（衔接必会·卡壳看答案）</w:t>
+        <w:t xml:space="preserve">（衔接必会）</w:t>
       </w:r>
       <w:r>
         <w:rPr>
@@ -32500,7 +33250,8 @@
     </w:p>
     <w:p>
       <w:pPr>
-        <w:shd w:val="clear" w:color="auto" w:fill="E0E0E0"/>
+        <w:keepLines/>
+        <w:shd w:val="clear" w:color="auto" w:fill="F2F2F2"/>
         <w:spacing w:before="0" w:after="0" w:line="410" w:lineRule="atLeast"/>
         <w:jc w:val="left"/>
       </w:pPr>
@@ -32614,44 +33365,7 @@
           <w:szCs w:val="24"/>
           <w:shd w:val="clear" w:color="auto" w:fill="C9C9C9"/>
         </w:rPr>
-        <w:t>【答案】</w:t>
-      </w:r>
-      <w:r>
-        <w:rPr>
-          <w:sz w:val="24"/>
-          <w:szCs w:val="24"/>
-        </w:rPr>
-        <w:t xml:space="preserve"> </w:t>
-      </w:r>
-      <w:r>
-        <w:rPr>
-          <w:sz w:val="24"/>
-          <w:szCs w:val="24"/>
-          <w:shd w:val="clear" w:color="auto" w:fill="C9C9C9"/>
-        </w:rPr>
-        <w:t xml:space="preserve">(1)证明见解析(2)证明见解析</w:t>
-      </w:r>
-      <w:r>
-        <w:rPr>
-          <w:sz w:val="24"/>
-          <w:szCs w:val="24"/>
-        </w:rPr>
-        <w:t xml:space="preserve"> </w:t>
-      </w:r>
-      <w:r>
-        <w:rPr>
-          <w:sz w:val="24"/>
-          <w:szCs w:val="24"/>
-          <w:shd w:val="clear" w:color="auto" w:fill="C9C9C9"/>
-        </w:rPr>
-        <w:t xml:space="preserve">【知识点】</w:t>
-      </w:r>
-      <w:r>
-        <w:rPr>
-          <w:sz w:val="24"/>
-          <w:szCs w:val="24"/>
-        </w:rPr>
-        <w:t xml:space="preserve">1.2.5 图形的性质</w:t>
+        <w:t xml:space="preserve">【⁠答⁠案⁠】</w:t>
       </w:r>
     </w:p>
     <w:p>
@@ -32667,269 +33381,23 @@
         <w:rPr>
           <w:sz w:val="24"/>
           <w:szCs w:val="24"/>
+        </w:rPr>
+        <w:t xml:space="preserve"> </w:t>
+      </w:r>
+      <w:r>
+        <w:rPr>
+          <w:sz w:val="24"/>
+          <w:szCs w:val="24"/>
           <w:shd w:val="clear" w:color="auto" w:fill="C9C9C9"/>
         </w:rPr>
-        <w:t>【分析】</w:t>
-      </w:r>
-      <w:r>
-        <w:rPr>
-          <w:sz w:val="24"/>
-          <w:szCs w:val="24"/>
-        </w:rPr>
-        <w:t>(1)</w:t>
-      </w:r>
-      <w:r>
-        <w:rPr>
-          <w:sz w:val="24"/>
-          <w:szCs w:val="24"/>
-        </w:rPr>
-        <w:t>连接</w:t>
-      </w:r>
-      <m:oMath>
-        <m:r>
-          <w:rPr>
-            <w:rFonts w:cs="Cambria Math"/>
-          </w:rPr>
-          <m:t>BH</m:t>
-        </m:r>
-      </m:oMath>
-      <w:r>
-        <w:rPr>
-          <w:sz w:val="24"/>
-          <w:szCs w:val="24"/>
-        </w:rPr>
-        <w:t>并延长交</w:t>
-      </w:r>
-      <m:oMath>
-        <m:r>
-          <w:rPr>
-            <w:rFonts w:cs="Cambria Math"/>
-          </w:rPr>
-          <m:t>AC</m:t>
-        </m:r>
-      </m:oMath>
-      <w:r>
-        <w:rPr>
-          <w:sz w:val="24"/>
-          <w:szCs w:val="24"/>
-        </w:rPr>
-        <w:t>于</w:t>
-      </w:r>
-      <m:oMath>
-        <m:r>
-          <w:rPr>
-            <w:rFonts w:cs="Cambria Math"/>
-          </w:rPr>
-          <m:t>E</m:t>
-        </m:r>
-      </m:oMath>
-      <w:r>
-        <w:rPr>
-          <w:sz w:val="24"/>
-          <w:szCs w:val="24"/>
-        </w:rPr>
-        <w:t>，连接</w:t>
-      </w:r>
-      <m:oMath>
-        <m:r>
-          <w:rPr>
-            <w:rFonts w:cs="Cambria Math"/>
-          </w:rPr>
-          <m:t>CH</m:t>
-        </m:r>
-      </m:oMath>
-      <w:r>
-        <w:rPr>
-          <w:sz w:val="24"/>
-          <w:szCs w:val="24"/>
-        </w:rPr>
-        <w:t>并延长交</w:t>
-      </w:r>
-      <m:oMath>
-        <m:r>
-          <w:rPr>
-            <w:rFonts w:cs="Cambria Math"/>
-          </w:rPr>
-          <m:t>AB</m:t>
-        </m:r>
-      </m:oMath>
-      <w:r>
-        <w:rPr>
-          <w:sz w:val="24"/>
-          <w:szCs w:val="24"/>
-        </w:rPr>
-        <w:t>于</w:t>
-      </w:r>
-      <m:oMath>
-        <m:r>
-          <w:rPr>
-            <w:rFonts w:cs="Cambria Math"/>
-          </w:rPr>
-          <m:t>F</m:t>
-        </m:r>
-      </m:oMath>
-      <w:r>
-        <w:rPr>
-          <w:sz w:val="24"/>
-          <w:szCs w:val="24"/>
-        </w:rPr>
-        <w:t>，作</w:t>
-      </w:r>
-      <m:oMath>
-        <m:r>
-          <w:rPr>
-            <w:rFonts w:cs="Cambria Math"/>
-          </w:rPr>
-          <m:t>OD⊥AB</m:t>
-        </m:r>
-      </m:oMath>
-      <w:r>
-        <w:rPr>
-          <w:sz w:val="24"/>
-          <w:szCs w:val="24"/>
-        </w:rPr>
-        <w:t>于</w:t>
-      </w:r>
-      <m:oMath>
-        <m:r>
-          <w:rPr>
-            <w:rFonts w:cs="Cambria Math"/>
-          </w:rPr>
-          <m:t>D</m:t>
-        </m:r>
-      </m:oMath>
-      <w:r>
-        <w:rPr>
-          <w:sz w:val="24"/>
-          <w:szCs w:val="24"/>
-        </w:rPr>
-        <w:t>，连接</w:t>
-      </w:r>
-      <m:oMath>
-        <m:r>
-          <w:rPr>
-            <w:rFonts w:cs="Cambria Math"/>
-          </w:rPr>
-          <m:t>OB</m:t>
-        </m:r>
-      </m:oMath>
-      <w:r>
-        <w:rPr>
-          <w:sz w:val="24"/>
-          <w:szCs w:val="24"/>
-        </w:rPr>
-        <w:t>、</w:t>
-      </w:r>
-      <m:oMath>
-        <m:r>
-          <w:rPr>
-            <w:rFonts w:cs="Cambria Math"/>
-          </w:rPr>
-          <m:t>OC</m:t>
-        </m:r>
-      </m:oMath>
-      <w:r>
-        <w:rPr>
-          <w:sz w:val="24"/>
-          <w:szCs w:val="24"/>
-        </w:rPr>
-        <w:t>、</w:t>
-      </w:r>
-      <m:oMath>
-        <m:r>
-          <w:rPr>
-            <w:rFonts w:cs="Cambria Math"/>
-          </w:rPr>
-          <m:t>OI</m:t>
-        </m:r>
-      </m:oMath>
-      <w:r>
-        <w:rPr>
-          <w:sz w:val="24"/>
-          <w:szCs w:val="24"/>
-        </w:rPr>
-        <w:t>、</w:t>
-      </w:r>
-      <m:oMath>
-        <m:r>
-          <w:rPr>
-            <w:rFonts w:cs="Cambria Math"/>
-          </w:rPr>
-          <m:t>IH</m:t>
-        </m:r>
-      </m:oMath>
-      <w:r>
-        <w:rPr>
-          <w:sz w:val="24"/>
-          <w:szCs w:val="24"/>
-        </w:rPr>
-        <w:t>，设</w:t>
-      </w:r>
-      <m:oMath>
-        <m:r>
-          <w:rPr>
-            <w:rFonts w:cs="Cambria Math"/>
-          </w:rPr>
-          <m:t>∠CBE=α</m:t>
-        </m:r>
-      </m:oMath>
-      <w:r>
-        <w:rPr>
-          <w:sz w:val="24"/>
-          <w:szCs w:val="24"/>
-        </w:rPr>
-        <w:t>，则</w:t>
-      </w:r>
-      <m:oMath>
-        <m:r>
-          <w:rPr>
-            <w:rFonts w:cs="Cambria Math"/>
-          </w:rPr>
-          <m:t>∠ACB=90°-α</m:t>
-        </m:r>
-      </m:oMath>
-      <w:r>
-        <w:rPr>
-          <w:sz w:val="24"/>
-          <w:szCs w:val="24"/>
-        </w:rPr>
-        <w:t>，由圆周角定理结合题意可证明</w:t>
-      </w:r>
-      <w:r>
-        <w:rPr>
-          <w:sz w:val="24"/>
-          <w:szCs w:val="24"/>
-        </w:rPr>
-        <w:t>.</w:t>
-      </w:r>
-      <w:r>
-        <w:rPr>
-          <w:sz w:val="24"/>
-          <w:szCs w:val="24"/>
-        </w:rPr>
-        <w:t>(2)</w:t>
-      </w:r>
-      <m:oMath>
-        <m:r>
-          <w:rPr>
-            <w:rFonts w:cs="Cambria Math"/>
-          </w:rPr>
-          <m:t>∠OIH+∠ACB=(150°+α)+(90°-α)=240°</m:t>
-        </m:r>
-      </m:oMath>
-      <w:r>
-        <w:rPr>
-          <w:sz w:val="24"/>
-          <w:szCs w:val="24"/>
-        </w:rPr>
-        <w:t>，即可证明</w:t>
-      </w:r>
-      <w:r>
-        <w:rPr>
-          <w:sz w:val="24"/>
-          <w:szCs w:val="24"/>
-        </w:rPr>
-        <w:t>.</w:t>
+        <w:t xml:space="preserve">(1)证明见解析(2)证明见解析</w:t>
+      </w:r>
+      <w:r>
+        <w:rPr>
+          <w:sz w:val="24"/>
+          <w:szCs w:val="24"/>
+        </w:rPr>
+        <w:t xml:space="preserve"> </w:t>
       </w:r>
     </w:p>
     <w:p>
@@ -32947,231 +33415,7 @@
           <w:szCs w:val="24"/>
           <w:shd w:val="clear" w:color="auto" w:fill="C9C9C9"/>
         </w:rPr>
-        <w:t>【详解】</w:t>
-      </w:r>
-      <w:r>
-        <w:rPr>
-          <w:sz w:val="24"/>
-          <w:szCs w:val="24"/>
-        </w:rPr>
-        <w:t>(1)</w:t>
-      </w:r>
-      <w:r>
-        <w:rPr>
-          <w:sz w:val="24"/>
-          <w:szCs w:val="24"/>
-        </w:rPr>
-        <w:t>证明：连接</w:t>
-      </w:r>
-      <m:oMath>
-        <m:r>
-          <w:rPr>
-            <w:rFonts w:cs="Cambria Math"/>
-          </w:rPr>
-          <m:t>BH</m:t>
-        </m:r>
-      </m:oMath>
-      <w:r>
-        <w:rPr>
-          <w:sz w:val="24"/>
-          <w:szCs w:val="24"/>
-        </w:rPr>
-        <w:t>并延长交</w:t>
-      </w:r>
-      <m:oMath>
-        <m:r>
-          <w:rPr>
-            <w:rFonts w:cs="Cambria Math"/>
-          </w:rPr>
-          <m:t>AC</m:t>
-        </m:r>
-      </m:oMath>
-      <w:r>
-        <w:rPr>
-          <w:sz w:val="24"/>
-          <w:szCs w:val="24"/>
-        </w:rPr>
-        <w:t>于</w:t>
-      </w:r>
-      <m:oMath>
-        <m:r>
-          <w:rPr>
-            <w:rFonts w:cs="Cambria Math"/>
-          </w:rPr>
-          <m:t>E</m:t>
-        </m:r>
-      </m:oMath>
-      <w:r>
-        <w:rPr>
-          <w:sz w:val="24"/>
-          <w:szCs w:val="24"/>
-        </w:rPr>
-        <w:t>，连接</w:t>
-      </w:r>
-      <m:oMath>
-        <m:r>
-          <w:rPr>
-            <w:rFonts w:cs="Cambria Math"/>
-          </w:rPr>
-          <m:t>CH</m:t>
-        </m:r>
-      </m:oMath>
-      <w:r>
-        <w:rPr>
-          <w:sz w:val="24"/>
-          <w:szCs w:val="24"/>
-        </w:rPr>
-        <w:t>并延长交</w:t>
-      </w:r>
-      <m:oMath>
-        <m:r>
-          <w:rPr>
-            <w:rFonts w:cs="Cambria Math"/>
-          </w:rPr>
-          <m:t>AB</m:t>
-        </m:r>
-      </m:oMath>
-      <w:r>
-        <w:rPr>
-          <w:sz w:val="24"/>
-          <w:szCs w:val="24"/>
-        </w:rPr>
-        <w:t>于</w:t>
-      </w:r>
-      <m:oMath>
-        <m:r>
-          <w:rPr>
-            <w:rFonts w:cs="Cambria Math"/>
-          </w:rPr>
-          <m:t>F</m:t>
-        </m:r>
-      </m:oMath>
-      <w:r>
-        <w:rPr>
-          <w:sz w:val="24"/>
-          <w:szCs w:val="24"/>
-        </w:rPr>
-        <w:t>，作</w:t>
-      </w:r>
-      <m:oMath>
-        <m:r>
-          <w:rPr>
-            <w:rFonts w:cs="Cambria Math"/>
-          </w:rPr>
-          <m:t>OD⊥AB</m:t>
-        </m:r>
-      </m:oMath>
-      <w:r>
-        <w:rPr>
-          <w:sz w:val="24"/>
-          <w:szCs w:val="24"/>
-        </w:rPr>
-        <w:t>于</w:t>
-      </w:r>
-      <m:oMath>
-        <m:r>
-          <w:rPr>
-            <w:rFonts w:cs="Cambria Math"/>
-          </w:rPr>
-          <m:t>D</m:t>
-        </m:r>
-      </m:oMath>
-      <w:r>
-        <w:rPr>
-          <w:sz w:val="24"/>
-          <w:szCs w:val="24"/>
-        </w:rPr>
-        <w:t>，连接</w:t>
-      </w:r>
-      <m:oMath>
-        <m:r>
-          <w:rPr>
-            <w:rFonts w:cs="Cambria Math"/>
-          </w:rPr>
-          <m:t>OB</m:t>
-        </m:r>
-      </m:oMath>
-      <w:r>
-        <w:rPr>
-          <w:sz w:val="24"/>
-          <w:szCs w:val="24"/>
-        </w:rPr>
-        <w:t>、</w:t>
-      </w:r>
-      <m:oMath>
-        <m:r>
-          <w:rPr>
-            <w:rFonts w:cs="Cambria Math"/>
-          </w:rPr>
-          <m:t>OC</m:t>
-        </m:r>
-      </m:oMath>
-      <w:r>
-        <w:rPr>
-          <w:sz w:val="24"/>
-          <w:szCs w:val="24"/>
-        </w:rPr>
-        <w:t>、</w:t>
-      </w:r>
-      <m:oMath>
-        <m:r>
-          <w:rPr>
-            <w:rFonts w:cs="Cambria Math"/>
-          </w:rPr>
-          <m:t>OI</m:t>
-        </m:r>
-      </m:oMath>
-      <w:r>
-        <w:rPr>
-          <w:sz w:val="24"/>
-          <w:szCs w:val="24"/>
-        </w:rPr>
-        <w:t>、</w:t>
-      </w:r>
-      <m:oMath>
-        <m:r>
-          <w:rPr>
-            <w:rFonts w:cs="Cambria Math"/>
-          </w:rPr>
-          <m:t>IH</m:t>
-        </m:r>
-      </m:oMath>
-      <w:r>
-        <w:rPr>
-          <w:sz w:val="24"/>
-          <w:szCs w:val="24"/>
-        </w:rPr>
-        <w:t>，设</w:t>
-      </w:r>
-      <m:oMath>
-        <m:r>
-          <w:rPr>
-            <w:rFonts w:cs="Cambria Math"/>
-          </w:rPr>
-          <m:t>∠CBE=α</m:t>
-        </m:r>
-      </m:oMath>
-      <w:r>
-        <w:rPr>
-          <w:sz w:val="24"/>
-          <w:szCs w:val="24"/>
-        </w:rPr>
-        <w:t>，则</w:t>
-      </w:r>
-      <m:oMath>
-        <m:r>
-          <w:rPr>
-            <w:rFonts w:cs="Cambria Math"/>
-          </w:rPr>
-          <m:t>∠ACB=90°-α</m:t>
-        </m:r>
-      </m:oMath>
-      <w:r>
-        <w:rPr>
-          <w:sz w:val="24"/>
-          <w:szCs w:val="24"/>
-        </w:rPr>
-        <w:t>，</w:t>
+        <w:t xml:space="preserve">【⁠知⁠识⁠点⁠】</w:t>
       </w:r>
     </w:p>
     <w:p>
@@ -33188,6 +33432,544 @@
           <w:sz w:val="24"/>
           <w:szCs w:val="24"/>
         </w:rPr>
+        <w:t xml:space="preserve">1.2.5 图形的性质</w:t>
+      </w:r>
+    </w:p>
+    <w:p>
+      <w:pPr>
+        <w:keepLines/>
+        <w:spacing w:before="0" w:after="0" w:line="410" w:lineRule="atLeast"/>
+        <w:jc w:val="left"/>
+        <w:rPr>
+          <w:sz w:val="24"/>
+          <w:szCs w:val="24"/>
+        </w:rPr>
+      </w:pPr>
+      <w:r>
+        <w:rPr>
+          <w:sz w:val="24"/>
+          <w:szCs w:val="24"/>
+        </w:rPr>
+        <w:t xml:space="preserve">【⁠分⁠析⁠】</w:t>
+      </w:r>
+      <w:r>
+        <w:rPr>
+          <w:sz w:val="24"/>
+          <w:szCs w:val="24"/>
+        </w:rPr>
+        <w:t>(1)</w:t>
+      </w:r>
+      <w:r>
+        <w:rPr>
+          <w:sz w:val="24"/>
+          <w:szCs w:val="24"/>
+        </w:rPr>
+        <w:t>连接</w:t>
+      </w:r>
+      <m:oMath>
+        <m:r>
+          <w:rPr>
+            <w:rFonts w:cs="Cambria Math"/>
+          </w:rPr>
+          <m:t>BH</m:t>
+        </m:r>
+      </m:oMath>
+      <w:r>
+        <w:rPr>
+          <w:sz w:val="24"/>
+          <w:szCs w:val="24"/>
+        </w:rPr>
+        <w:t>并延长交</w:t>
+      </w:r>
+      <m:oMath>
+        <m:r>
+          <w:rPr>
+            <w:rFonts w:cs="Cambria Math"/>
+          </w:rPr>
+          <m:t>AC</m:t>
+        </m:r>
+      </m:oMath>
+      <w:r>
+        <w:rPr>
+          <w:sz w:val="24"/>
+          <w:szCs w:val="24"/>
+        </w:rPr>
+        <w:t>于</w:t>
+      </w:r>
+      <m:oMath>
+        <m:r>
+          <w:rPr>
+            <w:rFonts w:cs="Cambria Math"/>
+          </w:rPr>
+          <m:t>E</m:t>
+        </m:r>
+      </m:oMath>
+      <w:r>
+        <w:rPr>
+          <w:sz w:val="24"/>
+          <w:szCs w:val="24"/>
+        </w:rPr>
+        <w:t>，连接</w:t>
+      </w:r>
+      <m:oMath>
+        <m:r>
+          <w:rPr>
+            <w:rFonts w:cs="Cambria Math"/>
+          </w:rPr>
+          <m:t>CH</m:t>
+        </m:r>
+      </m:oMath>
+      <w:r>
+        <w:rPr>
+          <w:sz w:val="24"/>
+          <w:szCs w:val="24"/>
+        </w:rPr>
+        <w:t>并延长交</w:t>
+      </w:r>
+      <m:oMath>
+        <m:r>
+          <w:rPr>
+            <w:rFonts w:cs="Cambria Math"/>
+          </w:rPr>
+          <m:t>AB</m:t>
+        </m:r>
+      </m:oMath>
+      <w:r>
+        <w:rPr>
+          <w:sz w:val="24"/>
+          <w:szCs w:val="24"/>
+        </w:rPr>
+        <w:t>于</w:t>
+      </w:r>
+      <m:oMath>
+        <m:r>
+          <w:rPr>
+            <w:rFonts w:cs="Cambria Math"/>
+          </w:rPr>
+          <m:t>F</m:t>
+        </m:r>
+      </m:oMath>
+      <w:r>
+        <w:rPr>
+          <w:sz w:val="24"/>
+          <w:szCs w:val="24"/>
+        </w:rPr>
+        <w:t>，作</w:t>
+      </w:r>
+      <m:oMath>
+        <m:r>
+          <w:rPr>
+            <w:rFonts w:cs="Cambria Math"/>
+          </w:rPr>
+          <m:t>OD⊥AB</m:t>
+        </m:r>
+      </m:oMath>
+      <w:r>
+        <w:rPr>
+          <w:sz w:val="24"/>
+          <w:szCs w:val="24"/>
+        </w:rPr>
+        <w:t>于</w:t>
+      </w:r>
+      <m:oMath>
+        <m:r>
+          <w:rPr>
+            <w:rFonts w:cs="Cambria Math"/>
+          </w:rPr>
+          <m:t>D</m:t>
+        </m:r>
+      </m:oMath>
+      <w:r>
+        <w:rPr>
+          <w:sz w:val="24"/>
+          <w:szCs w:val="24"/>
+        </w:rPr>
+        <w:t>，连接</w:t>
+      </w:r>
+      <m:oMath>
+        <m:r>
+          <w:rPr>
+            <w:rFonts w:cs="Cambria Math"/>
+          </w:rPr>
+          <m:t>OB</m:t>
+        </m:r>
+      </m:oMath>
+      <w:r>
+        <w:rPr>
+          <w:sz w:val="24"/>
+          <w:szCs w:val="24"/>
+        </w:rPr>
+        <w:t>、</w:t>
+      </w:r>
+      <m:oMath>
+        <m:r>
+          <w:rPr>
+            <w:rFonts w:cs="Cambria Math"/>
+          </w:rPr>
+          <m:t>OC</m:t>
+        </m:r>
+      </m:oMath>
+      <w:r>
+        <w:rPr>
+          <w:sz w:val="24"/>
+          <w:szCs w:val="24"/>
+        </w:rPr>
+        <w:t>、</w:t>
+      </w:r>
+      <m:oMath>
+        <m:r>
+          <w:rPr>
+            <w:rFonts w:cs="Cambria Math"/>
+          </w:rPr>
+          <m:t>OI</m:t>
+        </m:r>
+      </m:oMath>
+      <w:r>
+        <w:rPr>
+          <w:sz w:val="24"/>
+          <w:szCs w:val="24"/>
+        </w:rPr>
+        <w:t>、</w:t>
+      </w:r>
+      <m:oMath>
+        <m:r>
+          <w:rPr>
+            <w:rFonts w:cs="Cambria Math"/>
+          </w:rPr>
+          <m:t>IH</m:t>
+        </m:r>
+      </m:oMath>
+      <w:r>
+        <w:rPr>
+          <w:sz w:val="24"/>
+          <w:szCs w:val="24"/>
+        </w:rPr>
+        <w:t>，设</w:t>
+      </w:r>
+      <m:oMath>
+        <m:r>
+          <w:rPr>
+            <w:rFonts w:cs="Cambria Math"/>
+          </w:rPr>
+          <m:t>∠CBE=α</m:t>
+        </m:r>
+      </m:oMath>
+      <w:r>
+        <w:rPr>
+          <w:sz w:val="24"/>
+          <w:szCs w:val="24"/>
+        </w:rPr>
+        <w:t>，则</w:t>
+      </w:r>
+      <m:oMath>
+        <m:r>
+          <w:rPr>
+            <w:rFonts w:cs="Cambria Math"/>
+          </w:rPr>
+          <m:t>∠ACB=90°-α</m:t>
+        </m:r>
+      </m:oMath>
+      <w:r>
+        <w:rPr>
+          <w:sz w:val="24"/>
+          <w:szCs w:val="24"/>
+        </w:rPr>
+        <w:t>，由圆周角定理结合题意可证明</w:t>
+      </w:r>
+      <w:r>
+        <w:rPr>
+          <w:sz w:val="24"/>
+          <w:szCs w:val="24"/>
+        </w:rPr>
+        <w:t>.</w:t>
+      </w:r>
+      <w:r>
+        <w:rPr>
+          <w:sz w:val="24"/>
+          <w:szCs w:val="24"/>
+        </w:rPr>
+        <w:t>(2)</w:t>
+      </w:r>
+      <m:oMath>
+        <m:r>
+          <w:rPr>
+            <w:rFonts w:cs="Cambria Math"/>
+          </w:rPr>
+          <m:t>∠OIH+∠ACB=(150°+α)+(90°-α)=240°</m:t>
+        </m:r>
+      </m:oMath>
+      <w:r>
+        <w:rPr>
+          <w:sz w:val="24"/>
+          <w:szCs w:val="24"/>
+        </w:rPr>
+        <w:t>，即可证明</w:t>
+      </w:r>
+      <w:r>
+        <w:rPr>
+          <w:sz w:val="24"/>
+          <w:szCs w:val="24"/>
+        </w:rPr>
+        <w:t>.</w:t>
+      </w:r>
+    </w:p>
+    <w:p>
+      <w:pPr>
+        <w:keepLines/>
+        <w:spacing w:before="0" w:after="0" w:line="410" w:lineRule="atLeast"/>
+        <w:jc w:val="left"/>
+        <w:rPr>
+          <w:sz w:val="24"/>
+          <w:szCs w:val="24"/>
+        </w:rPr>
+      </w:pPr>
+      <w:r>
+        <w:rPr>
+          <w:sz w:val="24"/>
+          <w:szCs w:val="24"/>
+        </w:rPr>
+        <w:t xml:space="preserve">【⁠详⁠解⁠】</w:t>
+      </w:r>
+      <w:r>
+        <w:rPr>
+          <w:sz w:val="24"/>
+          <w:szCs w:val="24"/>
+        </w:rPr>
+        <w:t>(1)</w:t>
+      </w:r>
+      <w:r>
+        <w:rPr>
+          <w:sz w:val="24"/>
+          <w:szCs w:val="24"/>
+        </w:rPr>
+        <w:t>证明：连接</w:t>
+      </w:r>
+      <m:oMath>
+        <m:r>
+          <w:rPr>
+            <w:rFonts w:cs="Cambria Math"/>
+          </w:rPr>
+          <m:t>BH</m:t>
+        </m:r>
+      </m:oMath>
+      <w:r>
+        <w:rPr>
+          <w:sz w:val="24"/>
+          <w:szCs w:val="24"/>
+        </w:rPr>
+        <w:t>并延长交</w:t>
+      </w:r>
+      <m:oMath>
+        <m:r>
+          <w:rPr>
+            <w:rFonts w:cs="Cambria Math"/>
+          </w:rPr>
+          <m:t>AC</m:t>
+        </m:r>
+      </m:oMath>
+      <w:r>
+        <w:rPr>
+          <w:sz w:val="24"/>
+          <w:szCs w:val="24"/>
+        </w:rPr>
+        <w:t>于</w:t>
+      </w:r>
+      <m:oMath>
+        <m:r>
+          <w:rPr>
+            <w:rFonts w:cs="Cambria Math"/>
+          </w:rPr>
+          <m:t>E</m:t>
+        </m:r>
+      </m:oMath>
+      <w:r>
+        <w:rPr>
+          <w:sz w:val="24"/>
+          <w:szCs w:val="24"/>
+        </w:rPr>
+        <w:t>，连接</w:t>
+      </w:r>
+      <m:oMath>
+        <m:r>
+          <w:rPr>
+            <w:rFonts w:cs="Cambria Math"/>
+          </w:rPr>
+          <m:t>CH</m:t>
+        </m:r>
+      </m:oMath>
+      <w:r>
+        <w:rPr>
+          <w:sz w:val="24"/>
+          <w:szCs w:val="24"/>
+        </w:rPr>
+        <w:t>并延长交</w:t>
+      </w:r>
+      <m:oMath>
+        <m:r>
+          <w:rPr>
+            <w:rFonts w:cs="Cambria Math"/>
+          </w:rPr>
+          <m:t>AB</m:t>
+        </m:r>
+      </m:oMath>
+      <w:r>
+        <w:rPr>
+          <w:sz w:val="24"/>
+          <w:szCs w:val="24"/>
+        </w:rPr>
+        <w:t>于</w:t>
+      </w:r>
+      <m:oMath>
+        <m:r>
+          <w:rPr>
+            <w:rFonts w:cs="Cambria Math"/>
+          </w:rPr>
+          <m:t>F</m:t>
+        </m:r>
+      </m:oMath>
+      <w:r>
+        <w:rPr>
+          <w:sz w:val="24"/>
+          <w:szCs w:val="24"/>
+        </w:rPr>
+        <w:t>，作</w:t>
+      </w:r>
+      <m:oMath>
+        <m:r>
+          <w:rPr>
+            <w:rFonts w:cs="Cambria Math"/>
+          </w:rPr>
+          <m:t>OD⊥AB</m:t>
+        </m:r>
+      </m:oMath>
+      <w:r>
+        <w:rPr>
+          <w:sz w:val="24"/>
+          <w:szCs w:val="24"/>
+        </w:rPr>
+        <w:t>于</w:t>
+      </w:r>
+      <m:oMath>
+        <m:r>
+          <w:rPr>
+            <w:rFonts w:cs="Cambria Math"/>
+          </w:rPr>
+          <m:t>D</m:t>
+        </m:r>
+      </m:oMath>
+      <w:r>
+        <w:rPr>
+          <w:sz w:val="24"/>
+          <w:szCs w:val="24"/>
+        </w:rPr>
+        <w:t>，连接</w:t>
+      </w:r>
+      <m:oMath>
+        <m:r>
+          <w:rPr>
+            <w:rFonts w:cs="Cambria Math"/>
+          </w:rPr>
+          <m:t>OB</m:t>
+        </m:r>
+      </m:oMath>
+      <w:r>
+        <w:rPr>
+          <w:sz w:val="24"/>
+          <w:szCs w:val="24"/>
+        </w:rPr>
+        <w:t>、</w:t>
+      </w:r>
+      <m:oMath>
+        <m:r>
+          <w:rPr>
+            <w:rFonts w:cs="Cambria Math"/>
+          </w:rPr>
+          <m:t>OC</m:t>
+        </m:r>
+      </m:oMath>
+      <w:r>
+        <w:rPr>
+          <w:sz w:val="24"/>
+          <w:szCs w:val="24"/>
+        </w:rPr>
+        <w:t>、</w:t>
+      </w:r>
+      <m:oMath>
+        <m:r>
+          <w:rPr>
+            <w:rFonts w:cs="Cambria Math"/>
+          </w:rPr>
+          <m:t>OI</m:t>
+        </m:r>
+      </m:oMath>
+      <w:r>
+        <w:rPr>
+          <w:sz w:val="24"/>
+          <w:szCs w:val="24"/>
+        </w:rPr>
+        <w:t>、</w:t>
+      </w:r>
+      <m:oMath>
+        <m:r>
+          <w:rPr>
+            <w:rFonts w:cs="Cambria Math"/>
+          </w:rPr>
+          <m:t>IH</m:t>
+        </m:r>
+      </m:oMath>
+      <w:r>
+        <w:rPr>
+          <w:sz w:val="24"/>
+          <w:szCs w:val="24"/>
+        </w:rPr>
+        <w:t>，设</w:t>
+      </w:r>
+      <m:oMath>
+        <m:r>
+          <w:rPr>
+            <w:rFonts w:cs="Cambria Math"/>
+          </w:rPr>
+          <m:t>∠CBE=α</m:t>
+        </m:r>
+      </m:oMath>
+      <w:r>
+        <w:rPr>
+          <w:sz w:val="24"/>
+          <w:szCs w:val="24"/>
+        </w:rPr>
+        <w:t>，则</w:t>
+      </w:r>
+      <m:oMath>
+        <m:r>
+          <w:rPr>
+            <w:rFonts w:cs="Cambria Math"/>
+          </w:rPr>
+          <m:t>∠ACB=90°-α</m:t>
+        </m:r>
+      </m:oMath>
+      <w:r>
+        <w:rPr>
+          <w:sz w:val="24"/>
+          <w:szCs w:val="24"/>
+        </w:rPr>
+        <w:t>，</w:t>
+      </w:r>
+    </w:p>
+    <w:p>
+      <w:pPr>
+        <w:keepLines/>
+        <w:spacing w:before="0" w:after="0" w:line="410" w:lineRule="atLeast"/>
+        <w:jc w:val="left"/>
+        <w:rPr>
+          <w:sz w:val="24"/>
+          <w:szCs w:val="24"/>
+        </w:rPr>
+      </w:pPr>
+      <w:r>
+        <w:rPr>
+          <w:sz w:val="24"/>
+          <w:szCs w:val="24"/>
+        </w:rPr>
         <w:t>由圆周角定理得：</w:t>
       </w:r>
       <m:oMath>
@@ -33314,6 +34096,7 @@
     </w:p>
     <w:p>
       <w:pPr>
+        <w:keepLines/>
         <w:spacing w:before="0" w:after="0" w:line="410" w:lineRule="atLeast"/>
         <w:jc w:val="left"/>
         <w:rPr>
@@ -33644,7 +34427,7 @@
         <w:sz w:val="18"/>
         <w:szCs w:val="18"/>
       </w:rPr>
-      <w:t xml:space="preserve">（共14页）·本1/共6本</w:t>
+      <w:t xml:space="preserve">（共15页）·本1/共6本</w:t>
     </w:r>
     <w:r>
       <w:rPr>
@@ -33799,7 +34582,7 @@
         <w:sz w:val="18"/>
         <w:szCs w:val="18"/>
       </w:rPr>
-      <w:t xml:space="preserve">（共14页）·本1/共6本</w:t>
+      <w:t xml:space="preserve">（共15页）·本1/共6本</w:t>
     </w:r>
     <w:r>
       <w:rPr>

--- a/高中数学/高中数学同步/人教B版选必1 第1章 空间向量与立体几何·衔接件（29题）.docx
+++ b/高中数学/高中数学同步/人教B版选必1 第1章 空间向量与立体几何·衔接件（29题）.docx
@@ -194,7 +194,7 @@
         <w:rPr>
           <w:sz w:val="24"/>
           <w:szCs w:val="24"/>
-          <w:shd w:val="clear" w:color="auto" w:fill="C9C9C9"/>
+          <w:shd w:val="clear" w:color="auto" w:fill="C7C7C7"/>
         </w:rPr>
         <w:t xml:space="preserve">1.2.1-1．</w:t>
       </w:r>
@@ -215,7 +215,7 @@
         <w:rPr>
           <w:sz w:val="24"/>
           <w:szCs w:val="24"/>
-          <w:shd w:val="clear" w:color="auto" w:fill="C9C9C9"/>
+          <w:shd w:val="clear" w:color="auto" w:fill="C7C7C7"/>
         </w:rPr>
         <w:t>（1）</w:t>
       </w:r>
@@ -244,7 +244,7 @@
         <w:rPr>
           <w:sz w:val="24"/>
           <w:szCs w:val="24"/>
-          <w:shd w:val="clear" w:color="auto" w:fill="C9C9C9"/>
+          <w:shd w:val="clear" w:color="auto" w:fill="C7C7C7"/>
         </w:rPr>
         <w:t>成比例</w:t>
       </w:r>
@@ -482,7 +482,7 @@
         <w:rPr>
           <w:sz w:val="24"/>
           <w:szCs w:val="24"/>
-          <w:shd w:val="clear" w:color="auto" w:fill="C9C9C9"/>
+          <w:shd w:val="clear" w:color="auto" w:fill="C7C7C7"/>
         </w:rPr>
         <w:t>（2）</w:t>
       </w:r>
@@ -681,7 +681,7 @@
         <w:rPr>
           <w:sz w:val="24"/>
           <w:szCs w:val="24"/>
-          <w:shd w:val="clear" w:color="auto" w:fill="C9C9C9"/>
+          <w:shd w:val="clear" w:color="auto" w:fill="C7C7C7"/>
         </w:rPr>
         <w:t xml:space="preserve">1.2.1-2．</w:t>
       </w:r>
@@ -702,7 +702,7 @@
         <w:rPr>
           <w:sz w:val="24"/>
           <w:szCs w:val="24"/>
-          <w:shd w:val="clear" w:color="auto" w:fill="C9C9C9"/>
+          <w:shd w:val="clear" w:color="auto" w:fill="C7C7C7"/>
         </w:rPr>
         <w:t>（1）</w:t>
       </w:r>
@@ -778,7 +778,7 @@
         <w:rPr>
           <w:sz w:val="24"/>
           <w:szCs w:val="24"/>
-          <w:shd w:val="clear" w:color="auto" w:fill="C9C9C9"/>
+          <w:shd w:val="clear" w:color="auto" w:fill="C7C7C7"/>
         </w:rPr>
         <w:t>（2）</w:t>
       </w:r>
@@ -848,7 +848,7 @@
         <w:rPr>
           <w:sz w:val="24"/>
           <w:szCs w:val="24"/>
-          <w:shd w:val="clear" w:color="auto" w:fill="C9C9C9"/>
+          <w:shd w:val="clear" w:color="auto" w:fill="C7C7C7"/>
         </w:rPr>
         <w:t>相似比</w:t>
       </w:r>
@@ -877,7 +877,7 @@
         <w:rPr>
           <w:sz w:val="24"/>
           <w:szCs w:val="24"/>
-          <w:shd w:val="clear" w:color="auto" w:fill="C9C9C9"/>
+          <w:shd w:val="clear" w:color="auto" w:fill="C7C7C7"/>
         </w:rPr>
         <w:t>平方</w:t>
       </w:r>
@@ -947,7 +947,7 @@
         <w:rPr>
           <w:sz w:val="24"/>
           <w:szCs w:val="24"/>
-          <w:shd w:val="clear" w:color="auto" w:fill="C9C9C9"/>
+          <w:shd w:val="clear" w:color="auto" w:fill="C7C7C7"/>
         </w:rPr>
         <w:t xml:space="preserve">1.2.1-3．</w:t>
       </w:r>
@@ -968,7 +968,7 @@
         <w:rPr>
           <w:sz w:val="24"/>
           <w:szCs w:val="24"/>
-          <w:shd w:val="clear" w:color="auto" w:fill="C9C9C9"/>
+          <w:shd w:val="clear" w:color="auto" w:fill="C7C7C7"/>
         </w:rPr>
         <w:t>（1）</w:t>
       </w:r>
@@ -1109,7 +1109,7 @@
         <m:r>
           <w:rPr>
             <w:rFonts w:cs="Cambria Math"/>
-            <w:shd w:val="clear" w:color="auto" w:fill="C9C9C9"/>
+            <w:shd w:val="clear" w:color="auto" w:fill="C7C7C7"/>
           </w:rPr>
           <m:t>B</m:t>
         </m:r>
@@ -1118,7 +1118,7 @@
             <m:ctrlPr>
               <w:rPr>
                 <w:rFonts w:ascii="Cambria Math" w:hAnsi="Cambria Math"/>
-                <w:shd w:val="clear" w:color="auto" w:fill="C9C9C9"/>
+                <w:shd w:val="clear" w:color="auto" w:fill="C7C7C7"/>
               </w:rPr>
             </m:ctrlPr>
           </m:sSupPr>
@@ -1126,7 +1126,7 @@
             <m:r>
               <w:rPr>
                 <w:rFonts w:cs="Cambria Math"/>
-                <w:shd w:val="clear" w:color="auto" w:fill="C9C9C9"/>
+                <w:shd w:val="clear" w:color="auto" w:fill="C7C7C7"/>
               </w:rPr>
               <m:t>A</m:t>
             </m:r>
@@ -1135,7 +1135,7 @@
             <m:r>
               <w:rPr>
                 <w:rFonts w:cs="Cambria Math"/>
-                <w:shd w:val="clear" w:color="auto" w:fill="C9C9C9"/>
+                <w:shd w:val="clear" w:color="auto" w:fill="C7C7C7"/>
               </w:rPr>
               <m:t>2</m:t>
             </m:r>
@@ -1144,7 +1144,7 @@
         <m:r>
           <w:rPr>
             <w:rFonts w:cs="Cambria Math"/>
-            <w:shd w:val="clear" w:color="auto" w:fill="C9C9C9"/>
+            <w:shd w:val="clear" w:color="auto" w:fill="C7C7C7"/>
           </w:rPr>
           <m:t>=BD⋅BC</m:t>
         </m:r>
@@ -1168,7 +1168,7 @@
         <m:r>
           <w:rPr>
             <w:rFonts w:cs="Cambria Math"/>
-            <w:shd w:val="clear" w:color="auto" w:fill="C9C9C9"/>
+            <w:shd w:val="clear" w:color="auto" w:fill="C7C7C7"/>
           </w:rPr>
           <m:t>C</m:t>
         </m:r>
@@ -1177,7 +1177,7 @@
             <m:ctrlPr>
               <w:rPr>
                 <w:rFonts w:ascii="Cambria Math" w:hAnsi="Cambria Math"/>
-                <w:shd w:val="clear" w:color="auto" w:fill="C9C9C9"/>
+                <w:shd w:val="clear" w:color="auto" w:fill="C7C7C7"/>
               </w:rPr>
             </m:ctrlPr>
           </m:sSupPr>
@@ -1185,7 +1185,7 @@
             <m:r>
               <w:rPr>
                 <w:rFonts w:cs="Cambria Math"/>
-                <w:shd w:val="clear" w:color="auto" w:fill="C9C9C9"/>
+                <w:shd w:val="clear" w:color="auto" w:fill="C7C7C7"/>
               </w:rPr>
               <m:t>A</m:t>
             </m:r>
@@ -1194,7 +1194,7 @@
             <m:r>
               <w:rPr>
                 <w:rFonts w:cs="Cambria Math"/>
-                <w:shd w:val="clear" w:color="auto" w:fill="C9C9C9"/>
+                <w:shd w:val="clear" w:color="auto" w:fill="C7C7C7"/>
               </w:rPr>
               <m:t>2</m:t>
             </m:r>
@@ -1203,7 +1203,7 @@
         <m:r>
           <w:rPr>
             <w:rFonts w:cs="Cambria Math"/>
-            <w:shd w:val="clear" w:color="auto" w:fill="C9C9C9"/>
+            <w:shd w:val="clear" w:color="auto" w:fill="C7C7C7"/>
           </w:rPr>
           <m:t>=CD⋅CB</m:t>
         </m:r>
@@ -1227,7 +1227,7 @@
         <m:r>
           <w:rPr>
             <w:rFonts w:cs="Cambria Math"/>
-            <w:shd w:val="clear" w:color="auto" w:fill="C9C9C9"/>
+            <w:shd w:val="clear" w:color="auto" w:fill="C7C7C7"/>
           </w:rPr>
           <m:t>D</m:t>
         </m:r>
@@ -1236,7 +1236,7 @@
             <m:ctrlPr>
               <w:rPr>
                 <w:rFonts w:ascii="Cambria Math" w:hAnsi="Cambria Math"/>
-                <w:shd w:val="clear" w:color="auto" w:fill="C9C9C9"/>
+                <w:shd w:val="clear" w:color="auto" w:fill="C7C7C7"/>
               </w:rPr>
             </m:ctrlPr>
           </m:sSupPr>
@@ -1244,7 +1244,7 @@
             <m:r>
               <w:rPr>
                 <w:rFonts w:cs="Cambria Math"/>
-                <w:shd w:val="clear" w:color="auto" w:fill="C9C9C9"/>
+                <w:shd w:val="clear" w:color="auto" w:fill="C7C7C7"/>
               </w:rPr>
               <m:t>A</m:t>
             </m:r>
@@ -1253,7 +1253,7 @@
             <m:r>
               <w:rPr>
                 <w:rFonts w:cs="Cambria Math"/>
-                <w:shd w:val="clear" w:color="auto" w:fill="C9C9C9"/>
+                <w:shd w:val="clear" w:color="auto" w:fill="C7C7C7"/>
               </w:rPr>
               <m:t>2</m:t>
             </m:r>
@@ -1262,7 +1262,7 @@
         <m:r>
           <w:rPr>
             <w:rFonts w:cs="Cambria Math"/>
-            <w:shd w:val="clear" w:color="auto" w:fill="C9C9C9"/>
+            <w:shd w:val="clear" w:color="auto" w:fill="C7C7C7"/>
           </w:rPr>
           <m:t>=DB⋅DC</m:t>
         </m:r>
@@ -1284,7 +1284,7 @@
         <w:rPr>
           <w:sz w:val="24"/>
           <w:szCs w:val="24"/>
-          <w:shd w:val="clear" w:color="auto" w:fill="C9C9C9"/>
+          <w:shd w:val="clear" w:color="auto" w:fill="C7C7C7"/>
         </w:rPr>
         <w:t>（2）</w:t>
       </w:r>
@@ -1512,7 +1512,7 @@
         <w:rPr>
           <w:sz w:val="24"/>
           <w:szCs w:val="24"/>
-          <w:shd w:val="clear" w:color="auto" w:fill="C9C9C9"/>
+          <w:shd w:val="clear" w:color="auto" w:fill="C7C7C7"/>
         </w:rPr>
         <w:t>（3）</w:t>
       </w:r>
@@ -1775,7 +1775,7 @@
         <w:rPr>
           <w:sz w:val="24"/>
           <w:szCs w:val="24"/>
-          <w:shd w:val="clear" w:color="auto" w:fill="C9C9C9"/>
+          <w:shd w:val="clear" w:color="auto" w:fill="C7C7C7"/>
         </w:rPr>
         <w:t xml:space="preserve">1.2.1-4．</w:t>
       </w:r>
@@ -1796,7 +1796,7 @@
         <w:rPr>
           <w:sz w:val="24"/>
           <w:szCs w:val="24"/>
-          <w:shd w:val="clear" w:color="auto" w:fill="C9C9C9"/>
+          <w:shd w:val="clear" w:color="auto" w:fill="C7C7C7"/>
         </w:rPr>
         <w:t>（1）</w:t>
       </w:r>
@@ -1879,7 +1879,7 @@
             <m:ctrlPr>
               <w:rPr>
                 <w:rFonts w:ascii="Cambria Math" w:hAnsi="Cambria Math"/>
-                <w:shd w:val="clear" w:color="auto" w:fill="C9C9C9"/>
+                <w:shd w:val="clear" w:color="auto" w:fill="C7C7C7"/>
               </w:rPr>
             </m:ctrlPr>
           </m:fPr>
@@ -1887,7 +1887,7 @@
             <m:r>
               <w:rPr>
                 <w:rFonts w:cs="Cambria Math"/>
-                <w:shd w:val="clear" w:color="auto" w:fill="C9C9C9"/>
+                <w:shd w:val="clear" w:color="auto" w:fill="C7C7C7"/>
               </w:rPr>
               <m:t>BA</m:t>
             </m:r>
@@ -1896,7 +1896,7 @@
             <m:r>
               <w:rPr>
                 <w:rFonts w:cs="Cambria Math"/>
-                <w:shd w:val="clear" w:color="auto" w:fill="C9C9C9"/>
+                <w:shd w:val="clear" w:color="auto" w:fill="C7C7C7"/>
               </w:rPr>
               <m:t>AC</m:t>
             </m:r>
@@ -1905,7 +1905,7 @@
         <m:r>
           <w:rPr>
             <w:rFonts w:cs="Cambria Math"/>
-            <w:shd w:val="clear" w:color="auto" w:fill="C9C9C9"/>
+            <w:shd w:val="clear" w:color="auto" w:fill="C7C7C7"/>
           </w:rPr>
           <m:t>=</m:t>
         </m:r>
@@ -1914,7 +1914,7 @@
             <m:ctrlPr>
               <w:rPr>
                 <w:rFonts w:ascii="Cambria Math" w:hAnsi="Cambria Math"/>
-                <w:shd w:val="clear" w:color="auto" w:fill="C9C9C9"/>
+                <w:shd w:val="clear" w:color="auto" w:fill="C7C7C7"/>
               </w:rPr>
             </m:ctrlPr>
           </m:fPr>
@@ -1922,7 +1922,7 @@
             <m:r>
               <w:rPr>
                 <w:rFonts w:cs="Cambria Math"/>
-                <w:shd w:val="clear" w:color="auto" w:fill="C9C9C9"/>
+                <w:shd w:val="clear" w:color="auto" w:fill="C7C7C7"/>
               </w:rPr>
               <m:t>BD</m:t>
             </m:r>
@@ -1931,7 +1931,7 @@
             <m:r>
               <w:rPr>
                 <w:rFonts w:cs="Cambria Math"/>
-                <w:shd w:val="clear" w:color="auto" w:fill="C9C9C9"/>
+                <w:shd w:val="clear" w:color="auto" w:fill="C7C7C7"/>
               </w:rPr>
               <m:t>DC</m:t>
             </m:r>
@@ -2004,7 +2004,7 @@
         <w:rPr>
           <w:sz w:val="24"/>
           <w:szCs w:val="24"/>
-          <w:shd w:val="clear" w:color="auto" w:fill="C9C9C9"/>
+          <w:shd w:val="clear" w:color="auto" w:fill="C7C7C7"/>
         </w:rPr>
         <w:t>（2）</w:t>
       </w:r>
@@ -2102,7 +2102,7 @@
             <m:ctrlPr>
               <w:rPr>
                 <w:rFonts w:ascii="Cambria Math" w:hAnsi="Cambria Math"/>
-                <w:shd w:val="clear" w:color="auto" w:fill="C9C9C9"/>
+                <w:shd w:val="clear" w:color="auto" w:fill="C7C7C7"/>
               </w:rPr>
             </m:ctrlPr>
           </m:fPr>
@@ -2110,7 +2110,7 @@
             <m:r>
               <w:rPr>
                 <w:rFonts w:cs="Cambria Math"/>
-                <w:shd w:val="clear" w:color="auto" w:fill="C9C9C9"/>
+                <w:shd w:val="clear" w:color="auto" w:fill="C7C7C7"/>
               </w:rPr>
               <m:t>BA</m:t>
             </m:r>
@@ -2119,7 +2119,7 @@
             <m:r>
               <w:rPr>
                 <w:rFonts w:cs="Cambria Math"/>
-                <w:shd w:val="clear" w:color="auto" w:fill="C9C9C9"/>
+                <w:shd w:val="clear" w:color="auto" w:fill="C7C7C7"/>
               </w:rPr>
               <m:t>AC</m:t>
             </m:r>
@@ -2128,7 +2128,7 @@
         <m:r>
           <w:rPr>
             <w:rFonts w:cs="Cambria Math"/>
-            <w:shd w:val="clear" w:color="auto" w:fill="C9C9C9"/>
+            <w:shd w:val="clear" w:color="auto" w:fill="C7C7C7"/>
           </w:rPr>
           <m:t>=</m:t>
         </m:r>
@@ -2137,7 +2137,7 @@
             <m:ctrlPr>
               <w:rPr>
                 <w:rFonts w:ascii="Cambria Math" w:hAnsi="Cambria Math"/>
-                <w:shd w:val="clear" w:color="auto" w:fill="C9C9C9"/>
+                <w:shd w:val="clear" w:color="auto" w:fill="C7C7C7"/>
               </w:rPr>
             </m:ctrlPr>
           </m:fPr>
@@ -2145,7 +2145,7 @@
             <m:r>
               <w:rPr>
                 <w:rFonts w:cs="Cambria Math"/>
-                <w:shd w:val="clear" w:color="auto" w:fill="C9C9C9"/>
+                <w:shd w:val="clear" w:color="auto" w:fill="C7C7C7"/>
               </w:rPr>
               <m:t>BD</m:t>
             </m:r>
@@ -2154,7 +2154,7 @@
             <m:r>
               <w:rPr>
                 <w:rFonts w:cs="Cambria Math"/>
-                <w:shd w:val="clear" w:color="auto" w:fill="C9C9C9"/>
+                <w:shd w:val="clear" w:color="auto" w:fill="C7C7C7"/>
               </w:rPr>
               <m:t>DC</m:t>
             </m:r>
@@ -2264,7 +2264,7 @@
           <w:bCs/>
           <w:sz w:val="24"/>
           <w:szCs w:val="24"/>
-          <w:shd w:val="clear" w:color="auto" w:fill="C9C9C9"/>
+          <w:shd w:val="clear" w:color="auto" w:fill="C7C7C7"/>
         </w:rPr>
         <w:t xml:space="preserve">1.2.1.1-1．</w:t>
       </w:r>
@@ -2577,7 +2577,7 @@
         <w:rPr>
           <w:sz w:val="24"/>
           <w:szCs w:val="24"/>
-          <w:shd w:val="clear" w:color="auto" w:fill="C9C9C9"/>
+          <w:shd w:val="clear" w:color="auto" w:fill="C7C7C7"/>
         </w:rPr>
         <w:t xml:space="preserve">【⁠答⁠案⁠】</w:t>
       </w:r>
@@ -2602,7 +2602,7 @@
         <w:rPr>
           <w:sz w:val="24"/>
           <w:szCs w:val="24"/>
-          <w:shd w:val="clear" w:color="auto" w:fill="C9C9C9"/>
+          <w:shd w:val="clear" w:color="auto" w:fill="C7C7C7"/>
         </w:rPr>
         <w:t xml:space="preserve">3/7</w:t>
       </w:r>
@@ -2627,7 +2627,7 @@
         <w:rPr>
           <w:sz w:val="24"/>
           <w:szCs w:val="24"/>
-          <w:shd w:val="clear" w:color="auto" w:fill="C9C9C9"/>
+          <w:shd w:val="clear" w:color="auto" w:fill="C7C7C7"/>
         </w:rPr>
         <w:t xml:space="preserve">【⁠知⁠识⁠点⁠】</w:t>
       </w:r>
@@ -3908,7 +3908,7 @@
           <w:bCs/>
           <w:sz w:val="24"/>
           <w:szCs w:val="24"/>
-          <w:shd w:val="clear" w:color="auto" w:fill="C9C9C9"/>
+          <w:shd w:val="clear" w:color="auto" w:fill="C7C7C7"/>
         </w:rPr>
         <w:t xml:space="preserve">1.2.1.1-2．</w:t>
       </w:r>
@@ -4103,7 +4103,7 @@
         <w:rPr>
           <w:sz w:val="24"/>
           <w:szCs w:val="24"/>
-          <w:shd w:val="clear" w:color="auto" w:fill="C9C9C9"/>
+          <w:shd w:val="clear" w:color="auto" w:fill="C7C7C7"/>
         </w:rPr>
         <w:t xml:space="preserve">【⁠答⁠案⁠】</w:t>
       </w:r>
@@ -4128,7 +4128,7 @@
         <w:rPr>
           <w:sz w:val="24"/>
           <w:szCs w:val="24"/>
-          <w:shd w:val="clear" w:color="auto" w:fill="C9C9C9"/>
+          <w:shd w:val="clear" w:color="auto" w:fill="C7C7C7"/>
         </w:rPr>
         <w:t xml:space="preserve">1:3</w:t>
       </w:r>
@@ -4153,7 +4153,7 @@
         <w:rPr>
           <w:sz w:val="24"/>
           <w:szCs w:val="24"/>
-          <w:shd w:val="clear" w:color="auto" w:fill="C9C9C9"/>
+          <w:shd w:val="clear" w:color="auto" w:fill="C7C7C7"/>
         </w:rPr>
         <w:t xml:space="preserve">【⁠知⁠识⁠点⁠】</w:t>
       </w:r>
@@ -5272,7 +5272,7 @@
           <w:bCs/>
           <w:sz w:val="24"/>
           <w:szCs w:val="24"/>
-          <w:shd w:val="clear" w:color="auto" w:fill="C9C9C9"/>
+          <w:shd w:val="clear" w:color="auto" w:fill="C7C7C7"/>
         </w:rPr>
         <w:t xml:space="preserve">1.2.1.1-3．</w:t>
       </w:r>
@@ -5457,7 +5457,7 @@
         <w:rPr>
           <w:sz w:val="24"/>
           <w:szCs w:val="24"/>
-          <w:shd w:val="clear" w:color="auto" w:fill="C9C9C9"/>
+          <w:shd w:val="clear" w:color="auto" w:fill="C7C7C7"/>
         </w:rPr>
         <w:t xml:space="preserve">【⁠答⁠案⁠】</w:t>
       </w:r>
@@ -5467,7 +5467,7 @@
             <m:ctrlPr>
               <w:rPr>
                 <w:rFonts w:ascii="Cambria Math" w:hAnsi="Cambria Math"/>
-                <w:shd w:val="clear" w:color="auto" w:fill="C9C9C9"/>
+                <w:shd w:val="clear" w:color="auto" w:fill="C7C7C7"/>
               </w:rPr>
             </m:ctrlPr>
           </m:fPr>
@@ -5475,7 +5475,7 @@
             <m:r>
               <w:rPr>
                 <w:rFonts w:cs="Cambria Math"/>
-                <w:shd w:val="clear" w:color="auto" w:fill="C9C9C9"/>
+                <w:shd w:val="clear" w:color="auto" w:fill="C7C7C7"/>
               </w:rPr>
               <m:t>2</m:t>
             </m:r>
@@ -5484,7 +5484,7 @@
             <m:r>
               <w:rPr>
                 <w:rFonts w:cs="Cambria Math"/>
-                <w:shd w:val="clear" w:color="auto" w:fill="C9C9C9"/>
+                <w:shd w:val="clear" w:color="auto" w:fill="C7C7C7"/>
               </w:rPr>
               <m:t>3</m:t>
             </m:r>
@@ -5505,7 +5505,7 @@
         <w:rPr>
           <w:sz w:val="24"/>
           <w:szCs w:val="24"/>
-          <w:shd w:val="clear" w:color="auto" w:fill="C9C9C9"/>
+          <w:shd w:val="clear" w:color="auto" w:fill="C7C7C7"/>
         </w:rPr>
         <w:t xml:space="preserve">【⁠知⁠识⁠点⁠】</w:t>
       </w:r>
@@ -6084,7 +6084,7 @@
           <w:bCs/>
           <w:sz w:val="24"/>
           <w:szCs w:val="24"/>
-          <w:shd w:val="clear" w:color="auto" w:fill="C9C9C9"/>
+          <w:shd w:val="clear" w:color="auto" w:fill="C7C7C7"/>
         </w:rPr>
         <w:t xml:space="preserve">1.2.1.1-4．</w:t>
       </w:r>
@@ -6285,7 +6285,7 @@
         <w:rPr>
           <w:sz w:val="24"/>
           <w:szCs w:val="24"/>
-          <w:shd w:val="clear" w:color="auto" w:fill="C9C9C9"/>
+          <w:shd w:val="clear" w:color="auto" w:fill="C7C7C7"/>
         </w:rPr>
         <w:t xml:space="preserve">【⁠答⁠案⁠】</w:t>
       </w:r>
@@ -6293,7 +6293,7 @@
         <m:r>
           <w:rPr>
             <w:rFonts w:cs="Cambria Math"/>
-            <w:shd w:val="clear" w:color="auto" w:fill="C9C9C9"/>
+            <w:shd w:val="clear" w:color="auto" w:fill="C7C7C7"/>
           </w:rPr>
           <m:t>1:4</m:t>
         </m:r>
@@ -6312,7 +6312,7 @@
         <w:rPr>
           <w:sz w:val="24"/>
           <w:szCs w:val="24"/>
-          <w:shd w:val="clear" w:color="auto" w:fill="C9C9C9"/>
+          <w:shd w:val="clear" w:color="auto" w:fill="C7C7C7"/>
         </w:rPr>
         <w:t xml:space="preserve">【⁠知⁠识⁠点⁠】</w:t>
       </w:r>
@@ -7186,7 +7186,7 @@
           <w:bCs/>
           <w:sz w:val="24"/>
           <w:szCs w:val="24"/>
-          <w:shd w:val="clear" w:color="auto" w:fill="C9C9C9"/>
+          <w:shd w:val="clear" w:color="auto" w:fill="C7C7C7"/>
         </w:rPr>
         <w:t xml:space="preserve">1.2.1.1-5．</w:t>
       </w:r>
@@ -7329,7 +7329,7 @@
         <w:rPr>
           <w:sz w:val="24"/>
           <w:szCs w:val="24"/>
-          <w:shd w:val="clear" w:color="auto" w:fill="C9C9C9"/>
+          <w:shd w:val="clear" w:color="auto" w:fill="C7C7C7"/>
         </w:rPr>
         <w:t xml:space="preserve">【⁠答⁠案⁠】</w:t>
       </w:r>
@@ -7354,7 +7354,7 @@
         <w:rPr>
           <w:sz w:val="24"/>
           <w:szCs w:val="24"/>
-          <w:shd w:val="clear" w:color="auto" w:fill="C9C9C9"/>
+          <w:shd w:val="clear" w:color="auto" w:fill="C7C7C7"/>
         </w:rPr>
         <w:t xml:space="preserve">证明见解析</w:t>
       </w:r>
@@ -7379,7 +7379,7 @@
         <w:rPr>
           <w:sz w:val="24"/>
           <w:szCs w:val="24"/>
-          <w:shd w:val="clear" w:color="auto" w:fill="C9C9C9"/>
+          <w:shd w:val="clear" w:color="auto" w:fill="C7C7C7"/>
         </w:rPr>
         <w:t xml:space="preserve">【⁠知⁠识⁠点⁠】</w:t>
       </w:r>
@@ -7885,7 +7885,7 @@
           <w:bCs/>
           <w:sz w:val="24"/>
           <w:szCs w:val="24"/>
-          <w:shd w:val="clear" w:color="auto" w:fill="C9C9C9"/>
+          <w:shd w:val="clear" w:color="auto" w:fill="C7C7C7"/>
         </w:rPr>
         <w:t xml:space="preserve">1.2.1.2-6．</w:t>
       </w:r>
@@ -8207,7 +8207,7 @@
         <w:rPr>
           <w:sz w:val="24"/>
           <w:szCs w:val="24"/>
-          <w:shd w:val="clear" w:color="auto" w:fill="C9C9C9"/>
+          <w:shd w:val="clear" w:color="auto" w:fill="C7C7C7"/>
         </w:rPr>
         <w:t xml:space="preserve">【⁠答⁠案⁠】</w:t>
       </w:r>
@@ -8232,7 +8232,7 @@
         <w:rPr>
           <w:sz w:val="24"/>
           <w:szCs w:val="24"/>
-          <w:shd w:val="clear" w:color="auto" w:fill="C9C9C9"/>
+          <w:shd w:val="clear" w:color="auto" w:fill="C7C7C7"/>
         </w:rPr>
         <w:t xml:space="preserve">4/5</w:t>
       </w:r>
@@ -8247,7 +8247,7 @@
         <w:rPr>
           <w:sz w:val="24"/>
           <w:szCs w:val="24"/>
-          <w:shd w:val="clear" w:color="auto" w:fill="C9C9C9"/>
+          <w:shd w:val="clear" w:color="auto" w:fill="C7C7C7"/>
         </w:rPr>
         <w:t xml:space="preserve">16/9</w:t>
       </w:r>
@@ -8272,7 +8272,7 @@
         <w:rPr>
           <w:sz w:val="24"/>
           <w:szCs w:val="24"/>
-          <w:shd w:val="clear" w:color="auto" w:fill="C9C9C9"/>
+          <w:shd w:val="clear" w:color="auto" w:fill="C7C7C7"/>
         </w:rPr>
         <w:t xml:space="preserve">【⁠知⁠识⁠点⁠】</w:t>
       </w:r>
@@ -9031,7 +9031,7 @@
           <w:bCs/>
           <w:sz w:val="24"/>
           <w:szCs w:val="24"/>
-          <w:shd w:val="clear" w:color="auto" w:fill="C9C9C9"/>
+          <w:shd w:val="clear" w:color="auto" w:fill="C7C7C7"/>
         </w:rPr>
         <w:lastRenderedPageBreak/>
         <w:t xml:space="preserve">1.2.1.2-7．</w:t>
@@ -9286,7 +9286,7 @@
         <w:rPr>
           <w:sz w:val="24"/>
           <w:szCs w:val="24"/>
-          <w:shd w:val="clear" w:color="auto" w:fill="C9C9C9"/>
+          <w:shd w:val="clear" w:color="auto" w:fill="C7C7C7"/>
         </w:rPr>
         <w:t xml:space="preserve">【⁠答⁠案⁠】</w:t>
       </w:r>
@@ -9312,7 +9312,7 @@
         <w:rPr>
           <w:sz w:val="24"/>
           <w:szCs w:val="24"/>
-          <w:shd w:val="clear" w:color="auto" w:fill="C9C9C9"/>
+          <w:shd w:val="clear" w:color="auto" w:fill="C7C7C7"/>
         </w:rPr>
         <w:t xml:space="preserve">(1)30°</w:t>
       </w:r>
@@ -9327,7 +9327,7 @@
         <w:rPr>
           <w:sz w:val="24"/>
           <w:szCs w:val="24"/>
-          <w:shd w:val="clear" w:color="auto" w:fill="C9C9C9"/>
+          <w:shd w:val="clear" w:color="auto" w:fill="C7C7C7"/>
         </w:rPr>
         <w:t/>
         <m:oMath>
@@ -9357,7 +9357,7 @@
         <w:rPr>
           <w:sz w:val="24"/>
           <w:szCs w:val="24"/>
-          <w:shd w:val="clear" w:color="auto" w:fill="C9C9C9"/>
+          <w:shd w:val="clear" w:color="auto" w:fill="C7C7C7"/>
         </w:rPr>
         <w:t xml:space="preserve">【⁠知⁠识⁠点⁠】</w:t>
       </w:r>
@@ -10198,7 +10198,7 @@
           <w:bCs/>
           <w:sz w:val="24"/>
           <w:szCs w:val="24"/>
-          <w:shd w:val="clear" w:color="auto" w:fill="C9C9C9"/>
+          <w:shd w:val="clear" w:color="auto" w:fill="C7C7C7"/>
         </w:rPr>
         <w:t xml:space="preserve">1.2.1.2-8．</w:t>
       </w:r>
@@ -10370,7 +10370,7 @@
         <w:rPr>
           <w:sz w:val="24"/>
           <w:szCs w:val="24"/>
-          <w:shd w:val="clear" w:color="auto" w:fill="C9C9C9"/>
+          <w:shd w:val="clear" w:color="auto" w:fill="C7C7C7"/>
         </w:rPr>
         <w:t xml:space="preserve">【⁠答⁠案⁠】</w:t>
       </w:r>
@@ -10395,7 +10395,7 @@
         <w:rPr>
           <w:sz w:val="24"/>
           <w:szCs w:val="24"/>
-          <w:shd w:val="clear" w:color="auto" w:fill="C9C9C9"/>
+          <w:shd w:val="clear" w:color="auto" w:fill="C7C7C7"/>
         </w:rPr>
         <w:t xml:space="preserve">B</w:t>
       </w:r>
@@ -10420,7 +10420,7 @@
         <w:rPr>
           <w:sz w:val="24"/>
           <w:szCs w:val="24"/>
-          <w:shd w:val="clear" w:color="auto" w:fill="C9C9C9"/>
+          <w:shd w:val="clear" w:color="auto" w:fill="C7C7C7"/>
         </w:rPr>
         <w:t xml:space="preserve">【⁠知⁠识⁠点⁠】</w:t>
       </w:r>
@@ -10796,7 +10796,7 @@
           <w:bCs/>
           <w:sz w:val="24"/>
           <w:szCs w:val="24"/>
-          <w:shd w:val="clear" w:color="auto" w:fill="C9C9C9"/>
+          <w:shd w:val="clear" w:color="auto" w:fill="C7C7C7"/>
         </w:rPr>
         <w:t xml:space="preserve">1.2.1.2-9．</w:t>
       </w:r>
@@ -11023,7 +11023,7 @@
         <w:rPr>
           <w:sz w:val="24"/>
           <w:szCs w:val="24"/>
-          <w:shd w:val="clear" w:color="auto" w:fill="C9C9C9"/>
+          <w:shd w:val="clear" w:color="auto" w:fill="C7C7C7"/>
         </w:rPr>
         <w:t xml:space="preserve">【⁠答⁠案⁠】</w:t>
       </w:r>
@@ -11049,7 +11049,7 @@
         <m:r>
           <w:rPr>
             <w:rFonts w:cs="Cambria Math"/>
-            <w:shd w:val="clear" w:color="auto" w:fill="C9C9C9"/>
+            <w:shd w:val="clear" w:color="auto" w:fill="C7C7C7"/>
           </w:rPr>
           <m:t>32.64</m:t>
         </m:r>
@@ -11067,7 +11067,7 @@
             <m:ctrlPr>
               <w:rPr>
                 <w:rFonts w:ascii="Cambria Math" w:hAnsi="Cambria Math"/>
-                <w:shd w:val="clear" w:color="auto" w:fill="C9C9C9"/>
+                <w:shd w:val="clear" w:color="auto" w:fill="C7C7C7"/>
               </w:rPr>
             </m:ctrlPr>
           </m:fPr>
@@ -11075,7 +11075,7 @@
             <m:r>
               <w:rPr>
                 <w:rFonts w:cs="Cambria Math"/>
-                <w:shd w:val="clear" w:color="auto" w:fill="C9C9C9"/>
+                <w:shd w:val="clear" w:color="auto" w:fill="C7C7C7"/>
               </w:rPr>
               <m:t>816</m:t>
             </m:r>
@@ -11084,7 +11084,7 @@
             <m:r>
               <w:rPr>
                 <w:rFonts w:cs="Cambria Math"/>
-                <w:shd w:val="clear" w:color="auto" w:fill="C9C9C9"/>
+                <w:shd w:val="clear" w:color="auto" w:fill="C7C7C7"/>
               </w:rPr>
               <m:t>25</m:t>
             </m:r>
@@ -11112,7 +11112,7 @@
         <w:rPr>
           <w:sz w:val="24"/>
           <w:szCs w:val="24"/>
-          <w:shd w:val="clear" w:color="auto" w:fill="C9C9C9"/>
+          <w:shd w:val="clear" w:color="auto" w:fill="C7C7C7"/>
         </w:rPr>
         <w:t xml:space="preserve">【⁠知⁠识⁠点⁠】</w:t>
       </w:r>
@@ -11917,7 +11917,7 @@
           <w:bCs/>
           <w:sz w:val="24"/>
           <w:szCs w:val="24"/>
-          <w:shd w:val="clear" w:color="auto" w:fill="C9C9C9"/>
+          <w:shd w:val="clear" w:color="auto" w:fill="C7C7C7"/>
         </w:rPr>
         <w:t xml:space="preserve">1.2.1.2-10．</w:t>
       </w:r>
@@ -12063,7 +12063,7 @@
         <w:rPr>
           <w:sz w:val="24"/>
           <w:szCs w:val="24"/>
-          <w:shd w:val="clear" w:color="auto" w:fill="C9C9C9"/>
+          <w:shd w:val="clear" w:color="auto" w:fill="C7C7C7"/>
         </w:rPr>
         <w:t xml:space="preserve">【⁠答⁠案⁠】</w:t>
       </w:r>
@@ -12089,7 +12089,7 @@
         <w:rPr>
           <w:sz w:val="24"/>
           <w:szCs w:val="24"/>
-          <w:shd w:val="clear" w:color="auto" w:fill="C9C9C9"/>
+          <w:shd w:val="clear" w:color="auto" w:fill="C7C7C7"/>
         </w:rPr>
         <w:t xml:space="preserve">(1)</w:t>
       </w:r>
@@ -12097,7 +12097,7 @@
         <m:r>
           <w:rPr>
             <w:rFonts w:cs="Cambria Math"/>
-            <w:shd w:val="clear" w:color="auto" w:fill="C9C9C9"/>
+            <w:shd w:val="clear" w:color="auto" w:fill="C7C7C7"/>
           </w:rPr>
           <m:t>20cm</m:t>
         </m:r>
@@ -12106,7 +12106,7 @@
         <w:rPr>
           <w:sz w:val="24"/>
           <w:szCs w:val="24"/>
-          <w:shd w:val="clear" w:color="auto" w:fill="C9C9C9"/>
+          <w:shd w:val="clear" w:color="auto" w:fill="C7C7C7"/>
         </w:rPr>
         <w:t xml:space="preserve">，</w:t>
       </w:r>
@@ -12114,7 +12114,7 @@
         <m:r>
           <w:rPr>
             <w:rFonts w:cs="Cambria Math"/>
-            <w:shd w:val="clear" w:color="auto" w:fill="C9C9C9"/>
+            <w:shd w:val="clear" w:color="auto" w:fill="C7C7C7"/>
           </w:rPr>
           <m:t>12cm</m:t>
         </m:r>
@@ -12123,7 +12123,7 @@
         <w:rPr>
           <w:sz w:val="24"/>
           <w:szCs w:val="24"/>
-          <w:shd w:val="clear" w:color="auto" w:fill="C9C9C9"/>
+          <w:shd w:val="clear" w:color="auto" w:fill="C7C7C7"/>
         </w:rPr>
         <w:t xml:space="preserve">，</w:t>
       </w:r>
@@ -12131,7 +12131,7 @@
         <m:r>
           <w:rPr>
             <w:rFonts w:cs="Cambria Math"/>
-            <w:shd w:val="clear" w:color="auto" w:fill="C9C9C9"/>
+            <w:shd w:val="clear" w:color="auto" w:fill="C7C7C7"/>
           </w:rPr>
           <m:t>16cm</m:t>
         </m:r>
@@ -12147,7 +12147,7 @@
         <w:rPr>
           <w:sz w:val="24"/>
           <w:szCs w:val="24"/>
-          <w:shd w:val="clear" w:color="auto" w:fill="C9C9C9"/>
+          <w:shd w:val="clear" w:color="auto" w:fill="C7C7C7"/>
         </w:rPr>
         <w:t xml:space="preserve">(2)</w:t>
       </w:r>
@@ -12157,7 +12157,7 @@
             <m:ctrlPr>
               <w:rPr>
                 <w:rFonts w:ascii="Cambria Math" w:hAnsi="Cambria Math"/>
-                <w:shd w:val="clear" w:color="auto" w:fill="C9C9C9"/>
+                <w:shd w:val="clear" w:color="auto" w:fill="C7C7C7"/>
               </w:rPr>
             </m:ctrlPr>
           </m:fPr>
@@ -12165,7 +12165,7 @@
             <m:r>
               <w:rPr>
                 <w:rFonts w:cs="Cambria Math"/>
-                <w:shd w:val="clear" w:color="auto" w:fill="C9C9C9"/>
+                <w:shd w:val="clear" w:color="auto" w:fill="C7C7C7"/>
               </w:rPr>
               <m:t>36</m:t>
             </m:r>
@@ -12174,7 +12174,7 @@
             <m:r>
               <w:rPr>
                 <w:rFonts w:cs="Cambria Math"/>
-                <w:shd w:val="clear" w:color="auto" w:fill="C9C9C9"/>
+                <w:shd w:val="clear" w:color="auto" w:fill="C7C7C7"/>
               </w:rPr>
               <m:t>5</m:t>
             </m:r>
@@ -12183,7 +12183,7 @@
         <m:r>
           <w:rPr>
             <w:rFonts w:cs="Cambria Math"/>
-            <w:shd w:val="clear" w:color="auto" w:fill="C9C9C9"/>
+            <w:shd w:val="clear" w:color="auto" w:fill="C7C7C7"/>
           </w:rPr>
           <m:t>cm</m:t>
         </m:r>
@@ -12192,7 +12192,7 @@
         <w:rPr>
           <w:sz w:val="24"/>
           <w:szCs w:val="24"/>
-          <w:shd w:val="clear" w:color="auto" w:fill="C9C9C9"/>
+          <w:shd w:val="clear" w:color="auto" w:fill="C7C7C7"/>
         </w:rPr>
         <w:t xml:space="preserve">，</w:t>
       </w:r>
@@ -12202,7 +12202,7 @@
             <m:ctrlPr>
               <w:rPr>
                 <w:rFonts w:ascii="Cambria Math" w:hAnsi="Cambria Math"/>
-                <w:shd w:val="clear" w:color="auto" w:fill="C9C9C9"/>
+                <w:shd w:val="clear" w:color="auto" w:fill="C7C7C7"/>
               </w:rPr>
             </m:ctrlPr>
           </m:fPr>
@@ -12210,7 +12210,7 @@
             <m:r>
               <w:rPr>
                 <w:rFonts w:cs="Cambria Math"/>
-                <w:shd w:val="clear" w:color="auto" w:fill="C9C9C9"/>
+                <w:shd w:val="clear" w:color="auto" w:fill="C7C7C7"/>
               </w:rPr>
               <m:t>64</m:t>
             </m:r>
@@ -12219,7 +12219,7 @@
             <m:r>
               <w:rPr>
                 <w:rFonts w:cs="Cambria Math"/>
-                <w:shd w:val="clear" w:color="auto" w:fill="C9C9C9"/>
+                <w:shd w:val="clear" w:color="auto" w:fill="C7C7C7"/>
               </w:rPr>
               <m:t>5</m:t>
             </m:r>
@@ -12228,7 +12228,7 @@
         <m:r>
           <w:rPr>
             <w:rFonts w:cs="Cambria Math"/>
-            <w:shd w:val="clear" w:color="auto" w:fill="C9C9C9"/>
+            <w:shd w:val="clear" w:color="auto" w:fill="C7C7C7"/>
           </w:rPr>
           <m:t>cm</m:t>
         </m:r>
@@ -12237,7 +12237,7 @@
         <w:rPr>
           <w:sz w:val="24"/>
           <w:szCs w:val="24"/>
-          <w:shd w:val="clear" w:color="auto" w:fill="C9C9C9"/>
+          <w:shd w:val="clear" w:color="auto" w:fill="C7C7C7"/>
         </w:rPr>
         <w:t xml:space="preserve">．</w:t>
       </w:r>
@@ -12262,7 +12262,7 @@
         <w:rPr>
           <w:sz w:val="24"/>
           <w:szCs w:val="24"/>
-          <w:shd w:val="clear" w:color="auto" w:fill="C9C9C9"/>
+          <w:shd w:val="clear" w:color="auto" w:fill="C7C7C7"/>
         </w:rPr>
         <w:t xml:space="preserve">【⁠知⁠识⁠点⁠】</w:t>
       </w:r>
@@ -13633,7 +13633,7 @@
           <w:bCs/>
           <w:sz w:val="24"/>
           <w:szCs w:val="24"/>
-          <w:shd w:val="clear" w:color="auto" w:fill="C9C9C9"/>
+          <w:shd w:val="clear" w:color="auto" w:fill="C7C7C7"/>
         </w:rPr>
         <w:t xml:space="preserve">1.2.1.2-11．</w:t>
       </w:r>
@@ -13888,7 +13888,7 @@
         <w:rPr>
           <w:sz w:val="24"/>
           <w:szCs w:val="24"/>
-          <w:shd w:val="clear" w:color="auto" w:fill="C9C9C9"/>
+          <w:shd w:val="clear" w:color="auto" w:fill="C7C7C7"/>
         </w:rPr>
         <w:t xml:space="preserve">【⁠答⁠案⁠】</w:t>
       </w:r>
@@ -13913,7 +13913,7 @@
         <w:rPr>
           <w:sz w:val="24"/>
           <w:szCs w:val="24"/>
-          <w:shd w:val="clear" w:color="auto" w:fill="C9C9C9"/>
+          <w:shd w:val="clear" w:color="auto" w:fill="C7C7C7"/>
         </w:rPr>
         <w:t xml:space="preserve">(1)证明见解析(2)证明见解析</w:t>
       </w:r>
@@ -13938,7 +13938,7 @@
         <w:rPr>
           <w:sz w:val="24"/>
           <w:szCs w:val="24"/>
-          <w:shd w:val="clear" w:color="auto" w:fill="C9C9C9"/>
+          <w:shd w:val="clear" w:color="auto" w:fill="C7C7C7"/>
         </w:rPr>
         <w:t xml:space="preserve">【⁠知⁠识⁠点⁠】</w:t>
       </w:r>
@@ -14525,7 +14525,7 @@
           <w:bCs/>
           <w:sz w:val="24"/>
           <w:szCs w:val="24"/>
-          <w:shd w:val="clear" w:color="auto" w:fill="C9C9C9"/>
+          <w:shd w:val="clear" w:color="auto" w:fill="C7C7C7"/>
         </w:rPr>
         <w:t xml:space="preserve">1.2.1.3-12．</w:t>
       </w:r>
@@ -14718,7 +14718,7 @@
         <w:rPr>
           <w:sz w:val="24"/>
           <w:szCs w:val="24"/>
-          <w:shd w:val="clear" w:color="auto" w:fill="C9C9C9"/>
+          <w:shd w:val="clear" w:color="auto" w:fill="C7C7C7"/>
         </w:rPr>
         <w:t xml:space="preserve">【⁠答⁠案⁠】</w:t>
       </w:r>
@@ -14743,7 +14743,7 @@
         <w:rPr>
           <w:sz w:val="24"/>
           <w:szCs w:val="24"/>
-          <w:shd w:val="clear" w:color="auto" w:fill="C9C9C9"/>
+          <w:shd w:val="clear" w:color="auto" w:fill="C7C7C7"/>
         </w:rPr>
         <w:t xml:space="preserve">证明见解析</w:t>
       </w:r>
@@ -14768,7 +14768,7 @@
         <w:rPr>
           <w:sz w:val="24"/>
           <w:szCs w:val="24"/>
-          <w:shd w:val="clear" w:color="auto" w:fill="C9C9C9"/>
+          <w:shd w:val="clear" w:color="auto" w:fill="C7C7C7"/>
         </w:rPr>
         <w:t xml:space="preserve">【⁠知⁠识⁠点⁠】</w:t>
       </w:r>
@@ -15873,7 +15873,7 @@
           <w:bCs/>
           <w:sz w:val="24"/>
           <w:szCs w:val="24"/>
-          <w:shd w:val="clear" w:color="auto" w:fill="C9C9C9"/>
+          <w:shd w:val="clear" w:color="auto" w:fill="C7C7C7"/>
         </w:rPr>
         <w:t xml:space="preserve">1.2.1.3-13．</w:t>
       </w:r>
@@ -16067,7 +16067,7 @@
         <w:rPr>
           <w:sz w:val="24"/>
           <w:szCs w:val="24"/>
-          <w:shd w:val="clear" w:color="auto" w:fill="C9C9C9"/>
+          <w:shd w:val="clear" w:color="auto" w:fill="C7C7C7"/>
         </w:rPr>
         <w:t xml:space="preserve">【⁠答⁠案⁠】</w:t>
       </w:r>
@@ -16092,7 +16092,7 @@
         <w:rPr>
           <w:sz w:val="24"/>
           <w:szCs w:val="24"/>
-          <w:shd w:val="clear" w:color="auto" w:fill="C9C9C9"/>
+          <w:shd w:val="clear" w:color="auto" w:fill="C7C7C7"/>
         </w:rPr>
         <w:t xml:space="preserve">35/9</w:t>
       </w:r>
@@ -16117,7 +16117,7 @@
         <w:rPr>
           <w:sz w:val="24"/>
           <w:szCs w:val="24"/>
-          <w:shd w:val="clear" w:color="auto" w:fill="C9C9C9"/>
+          <w:shd w:val="clear" w:color="auto" w:fill="C7C7C7"/>
         </w:rPr>
         <w:t xml:space="preserve">【⁠知⁠识⁠点⁠】</w:t>
       </w:r>
@@ -16450,7 +16450,7 @@
           <w:bCs/>
           <w:sz w:val="24"/>
           <w:szCs w:val="24"/>
-          <w:shd w:val="clear" w:color="auto" w:fill="C9C9C9"/>
+          <w:shd w:val="clear" w:color="auto" w:fill="C7C7C7"/>
         </w:rPr>
         <w:t xml:space="preserve">1.2.1.3-14．</w:t>
       </w:r>
@@ -16676,7 +16676,7 @@
         <w:rPr>
           <w:sz w:val="24"/>
           <w:szCs w:val="24"/>
-          <w:shd w:val="clear" w:color="auto" w:fill="C9C9C9"/>
+          <w:shd w:val="clear" w:color="auto" w:fill="C7C7C7"/>
         </w:rPr>
         <w:t xml:space="preserve">【⁠答⁠案⁠】</w:t>
       </w:r>
@@ -16701,7 +16701,7 @@
         <w:rPr>
           <w:sz w:val="24"/>
           <w:szCs w:val="24"/>
-          <w:shd w:val="clear" w:color="auto" w:fill="C9C9C9"/>
+          <w:shd w:val="clear" w:color="auto" w:fill="C7C7C7"/>
         </w:rPr>
         <w:t xml:space="preserve">证明见解析</w:t>
       </w:r>
@@ -16726,7 +16726,7 @@
         <w:rPr>
           <w:sz w:val="24"/>
           <w:szCs w:val="24"/>
-          <w:shd w:val="clear" w:color="auto" w:fill="C9C9C9"/>
+          <w:shd w:val="clear" w:color="auto" w:fill="C7C7C7"/>
         </w:rPr>
         <w:t xml:space="preserve">【⁠知⁠识⁠点⁠】</w:t>
       </w:r>
@@ -17323,7 +17323,7 @@
           <w:bCs/>
           <w:sz w:val="24"/>
           <w:szCs w:val="24"/>
-          <w:shd w:val="clear" w:color="auto" w:fill="C9C9C9"/>
+          <w:shd w:val="clear" w:color="auto" w:fill="C7C7C7"/>
         </w:rPr>
         <w:t xml:space="preserve">1.2.1.3-15．</w:t>
       </w:r>
@@ -17511,7 +17511,7 @@
         <w:rPr>
           <w:sz w:val="24"/>
           <w:szCs w:val="24"/>
-          <w:shd w:val="clear" w:color="auto" w:fill="C9C9C9"/>
+          <w:shd w:val="clear" w:color="auto" w:fill="C7C7C7"/>
         </w:rPr>
         <w:t xml:space="preserve">【⁠答⁠案⁠】</w:t>
       </w:r>
@@ -17539,7 +17539,7 @@
             <m:ctrlPr>
               <w:rPr>
                 <w:rFonts w:ascii="Cambria Math" w:hAnsi="Cambria Math"/>
-                <w:shd w:val="clear" w:color="auto" w:fill="C9C9C9"/>
+                <w:shd w:val="clear" w:color="auto" w:fill="C7C7C7"/>
               </w:rPr>
             </m:ctrlPr>
           </m:fPr>
@@ -17547,7 +17547,7 @@
             <m:r>
               <w:rPr>
                 <w:rFonts w:cs="Cambria Math"/>
-                <w:shd w:val="clear" w:color="auto" w:fill="C9C9C9"/>
+                <w:shd w:val="clear" w:color="auto" w:fill="C7C7C7"/>
               </w:rPr>
               <m:t>55</m:t>
             </m:r>
@@ -17556,7 +17556,7 @@
             <m:r>
               <w:rPr>
                 <w:rFonts w:cs="Cambria Math"/>
-                <w:shd w:val="clear" w:color="auto" w:fill="C9C9C9"/>
+                <w:shd w:val="clear" w:color="auto" w:fill="C7C7C7"/>
               </w:rPr>
               <m:t>3</m:t>
             </m:r>
@@ -17574,7 +17574,7 @@
         <m:r>
           <w:rPr>
             <w:rFonts w:cs="Cambria Math"/>
-            <w:shd w:val="clear" w:color="auto" w:fill="C9C9C9"/>
+            <w:shd w:val="clear" w:color="auto" w:fill="C7C7C7"/>
           </w:rPr>
           <m:t>18</m:t>
         </m:r>
@@ -17583,7 +17583,7 @@
             <m:ctrlPr>
               <w:rPr>
                 <w:rFonts w:ascii="Cambria Math" w:hAnsi="Cambria Math"/>
-                <w:shd w:val="clear" w:color="auto" w:fill="C9C9C9"/>
+                <w:shd w:val="clear" w:color="auto" w:fill="C7C7C7"/>
               </w:rPr>
             </m:ctrlPr>
           </m:fPr>
@@ -17591,7 +17591,7 @@
             <m:r>
               <w:rPr>
                 <w:rFonts w:cs="Cambria Math"/>
-                <w:shd w:val="clear" w:color="auto" w:fill="C9C9C9"/>
+                <w:shd w:val="clear" w:color="auto" w:fill="C7C7C7"/>
               </w:rPr>
               <m:t>1</m:t>
             </m:r>
@@ -17600,7 +17600,7 @@
             <m:r>
               <w:rPr>
                 <w:rFonts w:cs="Cambria Math"/>
-                <w:shd w:val="clear" w:color="auto" w:fill="C9C9C9"/>
+                <w:shd w:val="clear" w:color="auto" w:fill="C7C7C7"/>
               </w:rPr>
               <m:t>3</m:t>
             </m:r>
@@ -17628,7 +17628,7 @@
         <w:rPr>
           <w:sz w:val="24"/>
           <w:szCs w:val="24"/>
-          <w:shd w:val="clear" w:color="auto" w:fill="C9C9C9"/>
+          <w:shd w:val="clear" w:color="auto" w:fill="C7C7C7"/>
         </w:rPr>
         <w:t xml:space="preserve">【⁠知⁠识⁠点⁠】</w:t>
       </w:r>
@@ -18058,7 +18058,7 @@
         <w:rPr>
           <w:sz w:val="24"/>
           <w:szCs w:val="24"/>
-          <w:shd w:val="clear" w:color="auto" w:fill="C9C9C9"/>
+          <w:shd w:val="clear" w:color="auto" w:fill="C7C7C7"/>
         </w:rPr>
         <w:t xml:space="preserve">1.2.5-1．</w:t>
       </w:r>
@@ -18079,7 +18079,7 @@
         <w:rPr>
           <w:sz w:val="24"/>
           <w:szCs w:val="24"/>
-          <w:shd w:val="clear" w:color="auto" w:fill="C9C9C9"/>
+          <w:shd w:val="clear" w:color="auto" w:fill="C7C7C7"/>
         </w:rPr>
         <w:t>（1）</w:t>
       </w:r>
@@ -18094,7 +18094,7 @@
         <w:rPr>
           <w:sz w:val="24"/>
           <w:szCs w:val="24"/>
-          <w:shd w:val="clear" w:color="auto" w:fill="C9C9C9"/>
+          <w:shd w:val="clear" w:color="auto" w:fill="C7C7C7"/>
         </w:rPr>
         <w:t>中线</w:t>
       </w:r>
@@ -18264,7 +18264,7 @@
         <w:rPr>
           <w:sz w:val="24"/>
           <w:szCs w:val="24"/>
-          <w:shd w:val="clear" w:color="auto" w:fill="C9C9C9"/>
+          <w:shd w:val="clear" w:color="auto" w:fill="C7C7C7"/>
         </w:rPr>
         <w:t>（2）</w:t>
       </w:r>
@@ -18279,7 +18279,7 @@
         <w:rPr>
           <w:sz w:val="24"/>
           <w:szCs w:val="24"/>
-          <w:shd w:val="clear" w:color="auto" w:fill="C9C9C9"/>
+          <w:shd w:val="clear" w:color="auto" w:fill="C7C7C7"/>
         </w:rPr>
         <w:t>三等分点</w:t>
       </w:r>
@@ -18345,7 +18345,7 @@
         <w:rPr>
           <w:sz w:val="24"/>
           <w:szCs w:val="24"/>
-          <w:shd w:val="clear" w:color="auto" w:fill="C9C9C9"/>
+          <w:shd w:val="clear" w:color="auto" w:fill="C7C7C7"/>
         </w:rPr>
         <w:t xml:space="preserve">1.2.5-2．</w:t>
       </w:r>
@@ -18366,7 +18366,7 @@
         <w:rPr>
           <w:sz w:val="24"/>
           <w:szCs w:val="24"/>
-          <w:shd w:val="clear" w:color="auto" w:fill="C9C9C9"/>
+          <w:shd w:val="clear" w:color="auto" w:fill="C7C7C7"/>
         </w:rPr>
         <w:t>（1）</w:t>
       </w:r>
@@ -18381,7 +18381,7 @@
         <w:rPr>
           <w:sz w:val="24"/>
           <w:szCs w:val="24"/>
-          <w:shd w:val="clear" w:color="auto" w:fill="C9C9C9"/>
+          <w:shd w:val="clear" w:color="auto" w:fill="C7C7C7"/>
         </w:rPr>
         <w:t>角平分线</w:t>
       </w:r>
@@ -18550,7 +18550,7 @@
         <w:rPr>
           <w:sz w:val="24"/>
           <w:szCs w:val="24"/>
-          <w:shd w:val="clear" w:color="auto" w:fill="C9C9C9"/>
+          <w:shd w:val="clear" w:color="auto" w:fill="C7C7C7"/>
         </w:rPr>
         <w:t>（2）</w:t>
       </w:r>
@@ -18565,7 +18565,7 @@
         <w:rPr>
           <w:sz w:val="24"/>
           <w:szCs w:val="24"/>
-          <w:shd w:val="clear" w:color="auto" w:fill="C9C9C9"/>
+          <w:shd w:val="clear" w:color="auto" w:fill="C7C7C7"/>
         </w:rPr>
         <w:t>三边</w:t>
       </w:r>
@@ -18642,7 +18642,7 @@
         <w:rPr>
           <w:sz w:val="24"/>
           <w:szCs w:val="24"/>
-          <w:shd w:val="clear" w:color="auto" w:fill="C9C9C9"/>
+          <w:shd w:val="clear" w:color="auto" w:fill="C7C7C7"/>
         </w:rPr>
         <w:t xml:space="preserve">1.2.5-3．</w:t>
       </w:r>
@@ -18663,7 +18663,7 @@
         <w:rPr>
           <w:sz w:val="24"/>
           <w:szCs w:val="24"/>
-          <w:shd w:val="clear" w:color="auto" w:fill="C9C9C9"/>
+          <w:shd w:val="clear" w:color="auto" w:fill="C7C7C7"/>
         </w:rPr>
         <w:t>（1）</w:t>
       </w:r>
@@ -18678,7 +18678,7 @@
         <w:rPr>
           <w:sz w:val="24"/>
           <w:szCs w:val="24"/>
-          <w:shd w:val="clear" w:color="auto" w:fill="C9C9C9"/>
+          <w:shd w:val="clear" w:color="auto" w:fill="C7C7C7"/>
         </w:rPr>
         <w:t>高</w:t>
       </w:r>
@@ -18755,7 +18755,7 @@
         <w:rPr>
           <w:sz w:val="24"/>
           <w:szCs w:val="24"/>
-          <w:shd w:val="clear" w:color="auto" w:fill="C9C9C9"/>
+          <w:shd w:val="clear" w:color="auto" w:fill="C7C7C7"/>
         </w:rPr>
         <w:t>（2）</w:t>
       </w:r>
@@ -18770,7 +18770,7 @@
         <w:rPr>
           <w:sz w:val="24"/>
           <w:szCs w:val="24"/>
-          <w:shd w:val="clear" w:color="auto" w:fill="C9C9C9"/>
+          <w:shd w:val="clear" w:color="auto" w:fill="C7C7C7"/>
         </w:rPr>
         <w:t>内部</w:t>
       </w:r>
@@ -18846,7 +18846,7 @@
         <w:rPr>
           <w:sz w:val="24"/>
           <w:szCs w:val="24"/>
-          <w:shd w:val="clear" w:color="auto" w:fill="C9C9C9"/>
+          <w:shd w:val="clear" w:color="auto" w:fill="C7C7C7"/>
         </w:rPr>
         <w:t xml:space="preserve">1.2.5-4．</w:t>
       </w:r>
@@ -18867,7 +18867,7 @@
         <w:rPr>
           <w:sz w:val="24"/>
           <w:szCs w:val="24"/>
-          <w:shd w:val="clear" w:color="auto" w:fill="C9C9C9"/>
+          <w:shd w:val="clear" w:color="auto" w:fill="C7C7C7"/>
         </w:rPr>
         <w:t>（1）</w:t>
       </w:r>
@@ -18882,7 +18882,7 @@
         <w:rPr>
           <w:sz w:val="24"/>
           <w:szCs w:val="24"/>
-          <w:shd w:val="clear" w:color="auto" w:fill="C9C9C9"/>
+          <w:shd w:val="clear" w:color="auto" w:fill="C7C7C7"/>
         </w:rPr>
         <w:t>垂直平分线</w:t>
       </w:r>
@@ -19067,7 +19067,7 @@
         <w:rPr>
           <w:sz w:val="24"/>
           <w:szCs w:val="24"/>
-          <w:shd w:val="clear" w:color="auto" w:fill="C9C9C9"/>
+          <w:shd w:val="clear" w:color="auto" w:fill="C7C7C7"/>
         </w:rPr>
         <w:t>（2）</w:t>
       </w:r>
@@ -19082,7 +19082,7 @@
         <w:rPr>
           <w:sz w:val="24"/>
           <w:szCs w:val="24"/>
-          <w:shd w:val="clear" w:color="auto" w:fill="C9C9C9"/>
+          <w:shd w:val="clear" w:color="auto" w:fill="C7C7C7"/>
         </w:rPr>
         <w:t>三个顶点</w:t>
       </w:r>
@@ -19159,7 +19159,7 @@
         <w:rPr>
           <w:sz w:val="24"/>
           <w:szCs w:val="24"/>
-          <w:shd w:val="clear" w:color="auto" w:fill="C9C9C9"/>
+          <w:shd w:val="clear" w:color="auto" w:fill="C7C7C7"/>
         </w:rPr>
         <w:t xml:space="preserve">1.2.5-5．</w:t>
       </w:r>
@@ -19181,7 +19181,7 @@
         <w:rPr>
           <w:sz w:val="24"/>
           <w:szCs w:val="24"/>
-          <w:shd w:val="clear" w:color="auto" w:fill="C9C9C9"/>
+          <w:shd w:val="clear" w:color="auto" w:fill="C7C7C7"/>
         </w:rPr>
         <w:t>（1）</w:t>
       </w:r>
@@ -19196,7 +19196,7 @@
         <w:rPr>
           <w:sz w:val="24"/>
           <w:szCs w:val="24"/>
-          <w:shd w:val="clear" w:color="auto" w:fill="C9C9C9"/>
+          <w:shd w:val="clear" w:color="auto" w:fill="C7C7C7"/>
         </w:rPr>
         <w:t>合一</w:t>
       </w:r>
@@ -19277,7 +19277,7 @@
         <w:rPr>
           <w:sz w:val="24"/>
           <w:szCs w:val="24"/>
-          <w:shd w:val="clear" w:color="auto" w:fill="C9C9C9"/>
+          <w:shd w:val="clear" w:color="auto" w:fill="C7C7C7"/>
         </w:rPr>
         <w:t>（2）</w:t>
       </w:r>
@@ -19292,7 +19292,7 @@
         <w:rPr>
           <w:sz w:val="24"/>
           <w:szCs w:val="24"/>
-          <w:shd w:val="clear" w:color="auto" w:fill="C9C9C9"/>
+          <w:shd w:val="clear" w:color="auto" w:fill="C7C7C7"/>
         </w:rPr>
         <w:t>中心</w:t>
       </w:r>
@@ -19386,7 +19386,7 @@
           <w:bCs/>
           <w:sz w:val="24"/>
           <w:szCs w:val="24"/>
-          <w:shd w:val="clear" w:color="auto" w:fill="C9C9C9"/>
+          <w:shd w:val="clear" w:color="auto" w:fill="C7C7C7"/>
         </w:rPr>
         <w:t xml:space="preserve">1.2.5.1-1．</w:t>
       </w:r>
@@ -19631,7 +19631,7 @@
         <w:rPr>
           <w:sz w:val="24"/>
           <w:szCs w:val="24"/>
-          <w:shd w:val="clear" w:color="auto" w:fill="C9C9C9"/>
+          <w:shd w:val="clear" w:color="auto" w:fill="C7C7C7"/>
         </w:rPr>
         <w:t xml:space="preserve">【⁠答⁠案⁠】</w:t>
       </w:r>
@@ -19656,7 +19656,7 @@
         <w:rPr>
           <w:sz w:val="24"/>
           <w:szCs w:val="24"/>
-          <w:shd w:val="clear" w:color="auto" w:fill="C9C9C9"/>
+          <w:shd w:val="clear" w:color="auto" w:fill="C7C7C7"/>
         </w:rPr>
         <w:t xml:space="preserve">证明见解析</w:t>
       </w:r>
@@ -19681,7 +19681,7 @@
         <w:rPr>
           <w:sz w:val="24"/>
           <w:szCs w:val="24"/>
-          <w:shd w:val="clear" w:color="auto" w:fill="C9C9C9"/>
+          <w:shd w:val="clear" w:color="auto" w:fill="C7C7C7"/>
         </w:rPr>
         <w:t xml:space="preserve">【⁠知⁠识⁠点⁠】</w:t>
       </w:r>
@@ -20403,7 +20403,7 @@
           <w:bCs/>
           <w:sz w:val="24"/>
           <w:szCs w:val="24"/>
-          <w:shd w:val="clear" w:color="auto" w:fill="C9C9C9"/>
+          <w:shd w:val="clear" w:color="auto" w:fill="C7C7C7"/>
         </w:rPr>
         <w:t xml:space="preserve">1.2.5.1-2．</w:t>
       </w:r>
@@ -20621,7 +20621,7 @@
         <w:rPr>
           <w:sz w:val="24"/>
           <w:szCs w:val="24"/>
-          <w:shd w:val="clear" w:color="auto" w:fill="C9C9C9"/>
+          <w:shd w:val="clear" w:color="auto" w:fill="C7C7C7"/>
         </w:rPr>
         <w:t xml:space="preserve">【⁠答⁠案⁠】</w:t>
       </w:r>
@@ -20646,7 +20646,7 @@
         <w:rPr>
           <w:sz w:val="24"/>
           <w:szCs w:val="24"/>
-          <w:shd w:val="clear" w:color="auto" w:fill="C9C9C9"/>
+          <w:shd w:val="clear" w:color="auto" w:fill="C7C7C7"/>
         </w:rPr>
         <w:t xml:space="preserve">证明见解析</w:t>
       </w:r>
@@ -20671,7 +20671,7 @@
         <w:rPr>
           <w:sz w:val="24"/>
           <w:szCs w:val="24"/>
-          <w:shd w:val="clear" w:color="auto" w:fill="C9C9C9"/>
+          <w:shd w:val="clear" w:color="auto" w:fill="C7C7C7"/>
         </w:rPr>
         <w:t xml:space="preserve">【⁠知⁠识⁠点⁠】</w:t>
       </w:r>
@@ -21407,7 +21407,7 @@
           <w:bCs/>
           <w:sz w:val="24"/>
           <w:szCs w:val="24"/>
-          <w:shd w:val="clear" w:color="auto" w:fill="C9C9C9"/>
+          <w:shd w:val="clear" w:color="auto" w:fill="C7C7C7"/>
         </w:rPr>
         <w:t xml:space="preserve">1.2.5.1-3．</w:t>
       </w:r>
@@ -21816,7 +21816,7 @@
         <w:rPr>
           <w:sz w:val="24"/>
           <w:szCs w:val="24"/>
-          <w:shd w:val="clear" w:color="auto" w:fill="C9C9C9"/>
+          <w:shd w:val="clear" w:color="auto" w:fill="C7C7C7"/>
         </w:rPr>
         <w:t xml:space="preserve">【⁠答⁠案⁠】</w:t>
       </w:r>
@@ -21842,7 +21842,7 @@
         <w:rPr>
           <w:sz w:val="24"/>
           <w:szCs w:val="24"/>
-          <w:shd w:val="clear" w:color="auto" w:fill="C9C9C9"/>
+          <w:shd w:val="clear" w:color="auto" w:fill="C7C7C7"/>
         </w:rPr>
         <w:t xml:space="preserve">(1)</w:t>
       </w:r>
@@ -21850,7 +21850,7 @@
         <m:r>
           <w:rPr>
             <w:rFonts w:cs="Cambria Math"/>
-            <w:shd w:val="clear" w:color="auto" w:fill="C9C9C9"/>
+            <w:shd w:val="clear" w:color="auto" w:fill="C7C7C7"/>
           </w:rPr>
           <m:t>∠BPC=</m:t>
         </m:r>
@@ -21859,7 +21859,7 @@
             <m:ctrlPr>
               <w:rPr>
                 <w:rFonts w:ascii="Cambria Math" w:hAnsi="Cambria Math"/>
-                <w:shd w:val="clear" w:color="auto" w:fill="C9C9C9"/>
+                <w:shd w:val="clear" w:color="auto" w:fill="C7C7C7"/>
               </w:rPr>
             </m:ctrlPr>
           </m:sSupPr>
@@ -21867,7 +21867,7 @@
             <m:r>
               <w:rPr>
                 <w:rFonts w:cs="Cambria Math"/>
-                <w:shd w:val="clear" w:color="auto" w:fill="C9C9C9"/>
+                <w:shd w:val="clear" w:color="auto" w:fill="C7C7C7"/>
               </w:rPr>
               <m:t>90</m:t>
             </m:r>
@@ -21876,7 +21876,7 @@
             <m:r>
               <w:rPr>
                 <w:rFonts w:cs="Cambria Math"/>
-                <w:shd w:val="clear" w:color="auto" w:fill="C9C9C9"/>
+                <w:shd w:val="clear" w:color="auto" w:fill="C7C7C7"/>
               </w:rPr>
               <m:t>∘</m:t>
             </m:r>
@@ -21885,7 +21885,7 @@
         <m:r>
           <w:rPr>
             <w:rFonts w:cs="Cambria Math"/>
-            <w:shd w:val="clear" w:color="auto" w:fill="C9C9C9"/>
+            <w:shd w:val="clear" w:color="auto" w:fill="C7C7C7"/>
           </w:rPr>
           <m:t>+</m:t>
         </m:r>
@@ -21894,7 +21894,7 @@
             <m:ctrlPr>
               <w:rPr>
                 <w:rFonts w:ascii="Cambria Math" w:hAnsi="Cambria Math"/>
-                <w:shd w:val="clear" w:color="auto" w:fill="C9C9C9"/>
+                <w:shd w:val="clear" w:color="auto" w:fill="C7C7C7"/>
               </w:rPr>
             </m:ctrlPr>
           </m:fPr>
@@ -21902,7 +21902,7 @@
             <m:r>
               <w:rPr>
                 <w:rFonts w:cs="Cambria Math"/>
-                <w:shd w:val="clear" w:color="auto" w:fill="C9C9C9"/>
+                <w:shd w:val="clear" w:color="auto" w:fill="C7C7C7"/>
               </w:rPr>
               <m:t>1</m:t>
             </m:r>
@@ -21911,7 +21911,7 @@
             <m:r>
               <w:rPr>
                 <w:rFonts w:cs="Cambria Math"/>
-                <w:shd w:val="clear" w:color="auto" w:fill="C9C9C9"/>
+                <w:shd w:val="clear" w:color="auto" w:fill="C7C7C7"/>
               </w:rPr>
               <m:t>2</m:t>
             </m:r>
@@ -21920,7 +21920,7 @@
         <m:r>
           <w:rPr>
             <w:rFonts w:cs="Cambria Math"/>
-            <w:shd w:val="clear" w:color="auto" w:fill="C9C9C9"/>
+            <w:shd w:val="clear" w:color="auto" w:fill="C7C7C7"/>
           </w:rPr>
           <m:t>∠BAC</m:t>
         </m:r>
@@ -21929,7 +21929,7 @@
         <w:rPr>
           <w:sz w:val="24"/>
           <w:szCs w:val="24"/>
-          <w:shd w:val="clear" w:color="auto" w:fill="C9C9C9"/>
+          <w:shd w:val="clear" w:color="auto" w:fill="C7C7C7"/>
         </w:rPr>
         <w:t xml:space="preserve">，理由见解析</w:t>
       </w:r>
@@ -21937,7 +21937,7 @@
         <w:rPr>
           <w:sz w:val="24"/>
           <w:szCs w:val="24"/>
-          <w:shd w:val="clear" w:color="auto" w:fill="C9C9C9"/>
+          <w:shd w:val="clear" w:color="auto" w:fill="C7C7C7"/>
         </w:rPr>
         <w:t xml:space="preserve">(2)</w:t>
       </w:r>
@@ -21945,7 +21945,7 @@
         <m:r>
           <w:rPr>
             <w:rFonts w:cs="Cambria Math"/>
-            <w:shd w:val="clear" w:color="auto" w:fill="C9C9C9"/>
+            <w:shd w:val="clear" w:color="auto" w:fill="C7C7C7"/>
           </w:rPr>
           <m:t>∠BOC=2∠BAC</m:t>
         </m:r>
@@ -21954,7 +21954,7 @@
         <w:rPr>
           <w:sz w:val="24"/>
           <w:szCs w:val="24"/>
-          <w:shd w:val="clear" w:color="auto" w:fill="C9C9C9"/>
+          <w:shd w:val="clear" w:color="auto" w:fill="C7C7C7"/>
         </w:rPr>
         <w:t xml:space="preserve">，理由见解析</w:t>
       </w:r>
@@ -21962,7 +21962,7 @@
         <w:rPr>
           <w:sz w:val="24"/>
           <w:szCs w:val="24"/>
-          <w:shd w:val="clear" w:color="auto" w:fill="C9C9C9"/>
+          <w:shd w:val="clear" w:color="auto" w:fill="C7C7C7"/>
         </w:rPr>
         <w:t xml:space="preserve">(3)</w:t>
       </w:r>
@@ -21970,7 +21970,7 @@
         <m:r>
           <w:rPr>
             <w:rFonts w:cs="Cambria Math"/>
-            <w:shd w:val="clear" w:color="auto" w:fill="C9C9C9"/>
+            <w:shd w:val="clear" w:color="auto" w:fill="C7C7C7"/>
           </w:rPr>
           <m:t>4∠BPC-∠BOC=</m:t>
         </m:r>
@@ -21979,7 +21979,7 @@
             <m:ctrlPr>
               <w:rPr>
                 <w:rFonts w:ascii="Cambria Math" w:hAnsi="Cambria Math"/>
-                <w:shd w:val="clear" w:color="auto" w:fill="C9C9C9"/>
+                <w:shd w:val="clear" w:color="auto" w:fill="C7C7C7"/>
               </w:rPr>
             </m:ctrlPr>
           </m:sSupPr>
@@ -21987,7 +21987,7 @@
             <m:r>
               <w:rPr>
                 <w:rFonts w:cs="Cambria Math"/>
-                <w:shd w:val="clear" w:color="auto" w:fill="C9C9C9"/>
+                <w:shd w:val="clear" w:color="auto" w:fill="C7C7C7"/>
               </w:rPr>
               <m:t>360</m:t>
             </m:r>
@@ -21996,7 +21996,7 @@
             <m:r>
               <w:rPr>
                 <w:rFonts w:cs="Cambria Math"/>
-                <w:shd w:val="clear" w:color="auto" w:fill="C9C9C9"/>
+                <w:shd w:val="clear" w:color="auto" w:fill="C7C7C7"/>
               </w:rPr>
               <m:t>∘</m:t>
             </m:r>
@@ -22024,7 +22024,7 @@
         <w:rPr>
           <w:sz w:val="24"/>
           <w:szCs w:val="24"/>
-          <w:shd w:val="clear" w:color="auto" w:fill="C9C9C9"/>
+          <w:shd w:val="clear" w:color="auto" w:fill="C7C7C7"/>
         </w:rPr>
         <w:t xml:space="preserve">【⁠知⁠识⁠点⁠】</w:t>
       </w:r>
@@ -22970,7 +22970,7 @@
           <w:bCs/>
           <w:sz w:val="24"/>
           <w:szCs w:val="24"/>
-          <w:shd w:val="clear" w:color="auto" w:fill="C9C9C9"/>
+          <w:shd w:val="clear" w:color="auto" w:fill="C7C7C7"/>
         </w:rPr>
         <w:t xml:space="preserve">1.2.5.1-4．</w:t>
       </w:r>
@@ -23212,7 +23212,7 @@
         <w:rPr>
           <w:sz w:val="24"/>
           <w:szCs w:val="24"/>
-          <w:shd w:val="clear" w:color="auto" w:fill="C9C9C9"/>
+          <w:shd w:val="clear" w:color="auto" w:fill="C7C7C7"/>
         </w:rPr>
         <w:lastRenderedPageBreak/>
         <w:t xml:space="preserve">【⁠答⁠案⁠】</w:t>
@@ -23239,7 +23239,7 @@
         <w:rPr>
           <w:sz w:val="24"/>
           <w:szCs w:val="24"/>
-          <w:shd w:val="clear" w:color="auto" w:fill="C9C9C9"/>
+          <w:shd w:val="clear" w:color="auto" w:fill="C7C7C7"/>
         </w:rPr>
         <w:lastRenderedPageBreak/>
         <w:t xml:space="preserve">证明见解析</w:t>
@@ -23265,7 +23265,7 @@
         <w:rPr>
           <w:sz w:val="24"/>
           <w:szCs w:val="24"/>
-          <w:shd w:val="clear" w:color="auto" w:fill="C9C9C9"/>
+          <w:shd w:val="clear" w:color="auto" w:fill="C7C7C7"/>
         </w:rPr>
         <w:t xml:space="preserve">【⁠知⁠识⁠点⁠】</w:t>
       </w:r>
@@ -23533,7 +23533,7 @@
           <w:bCs/>
           <w:sz w:val="24"/>
           <w:szCs w:val="24"/>
-          <w:shd w:val="clear" w:color="auto" w:fill="C9C9C9"/>
+          <w:shd w:val="clear" w:color="auto" w:fill="C7C7C7"/>
         </w:rPr>
         <w:t xml:space="preserve">1.2.5.1-5．</w:t>
       </w:r>
@@ -23644,7 +23644,7 @@
         <w:rPr>
           <w:sz w:val="24"/>
           <w:szCs w:val="24"/>
-          <w:shd w:val="clear" w:color="auto" w:fill="C9C9C9"/>
+          <w:shd w:val="clear" w:color="auto" w:fill="C7C7C7"/>
         </w:rPr>
         <w:t xml:space="preserve">【⁠答⁠案⁠】</w:t>
       </w:r>
@@ -23652,7 +23652,7 @@
         <m:r>
           <w:rPr>
             <w:rFonts w:cs="Cambria Math"/>
-            <w:shd w:val="clear" w:color="auto" w:fill="C9C9C9"/>
+            <w:shd w:val="clear" w:color="auto" w:fill="C7C7C7"/>
           </w:rPr>
           <m:t>r=</m:t>
         </m:r>
@@ -23661,7 +23661,7 @@
             <m:ctrlPr>
               <w:rPr>
                 <w:rFonts w:ascii="Cambria Math" w:hAnsi="Cambria Math"/>
-                <w:shd w:val="clear" w:color="auto" w:fill="C9C9C9"/>
+                <w:shd w:val="clear" w:color="auto" w:fill="C7C7C7"/>
               </w:rPr>
             </m:ctrlPr>
           </m:fPr>
@@ -23669,7 +23669,7 @@
             <m:r>
               <w:rPr>
                 <w:rFonts w:cs="Cambria Math"/>
-                <w:shd w:val="clear" w:color="auto" w:fill="C9C9C9"/>
+                <w:shd w:val="clear" w:color="auto" w:fill="C7C7C7"/>
               </w:rPr>
               <m:t>2S</m:t>
             </m:r>
@@ -23678,7 +23678,7 @@
             <m:r>
               <w:rPr>
                 <w:rFonts w:cs="Cambria Math"/>
-                <w:shd w:val="clear" w:color="auto" w:fill="C9C9C9"/>
+                <w:shd w:val="clear" w:color="auto" w:fill="C7C7C7"/>
               </w:rPr>
               <m:t>a+b+c</m:t>
             </m:r>
@@ -23699,7 +23699,7 @@
         <w:rPr>
           <w:sz w:val="24"/>
           <w:szCs w:val="24"/>
-          <w:shd w:val="clear" w:color="auto" w:fill="C9C9C9"/>
+          <w:shd w:val="clear" w:color="auto" w:fill="C7C7C7"/>
         </w:rPr>
         <w:t xml:space="preserve">【⁠知⁠识⁠点⁠】</w:t>
       </w:r>
@@ -24526,7 +24526,7 @@
           <w:bCs/>
           <w:sz w:val="24"/>
           <w:szCs w:val="24"/>
-          <w:shd w:val="clear" w:color="auto" w:fill="C9C9C9"/>
+          <w:shd w:val="clear" w:color="auto" w:fill="C7C7C7"/>
         </w:rPr>
         <w:t xml:space="preserve">1.2.5.2-6．</w:t>
       </w:r>
@@ -24612,7 +24612,7 @@
         <w:rPr>
           <w:sz w:val="24"/>
           <w:szCs w:val="24"/>
-          <w:shd w:val="clear" w:color="auto" w:fill="C9C9C9"/>
+          <w:shd w:val="clear" w:color="auto" w:fill="C7C7C7"/>
         </w:rPr>
         <w:t xml:space="preserve">【⁠答⁠案⁠】</w:t>
       </w:r>
@@ -24637,7 +24637,7 @@
         <w:rPr>
           <w:sz w:val="24"/>
           <w:szCs w:val="24"/>
-          <w:shd w:val="clear" w:color="auto" w:fill="C9C9C9"/>
+          <w:shd w:val="clear" w:color="auto" w:fill="C7C7C7"/>
         </w:rPr>
         <w:t xml:space="preserve">证明见解析</w:t>
       </w:r>
@@ -24662,7 +24662,7 @@
         <w:rPr>
           <w:sz w:val="24"/>
           <w:szCs w:val="24"/>
-          <w:shd w:val="clear" w:color="auto" w:fill="C9C9C9"/>
+          <w:shd w:val="clear" w:color="auto" w:fill="C7C7C7"/>
         </w:rPr>
         <w:t xml:space="preserve">【⁠知⁠识⁠点⁠】</w:t>
       </w:r>
@@ -25274,7 +25274,7 @@
           <w:bCs/>
           <w:sz w:val="24"/>
           <w:szCs w:val="24"/>
-          <w:shd w:val="clear" w:color="auto" w:fill="C9C9C9"/>
+          <w:shd w:val="clear" w:color="auto" w:fill="C7C7C7"/>
         </w:rPr>
         <w:t xml:space="preserve">1.2.5.2-7．</w:t>
       </w:r>
@@ -25521,7 +25521,7 @@
         <w:rPr>
           <w:sz w:val="24"/>
           <w:szCs w:val="24"/>
-          <w:shd w:val="clear" w:color="auto" w:fill="C9C9C9"/>
+          <w:shd w:val="clear" w:color="auto" w:fill="C7C7C7"/>
         </w:rPr>
         <w:t xml:space="preserve">【⁠答⁠案⁠】</w:t>
       </w:r>
@@ -25547,7 +25547,7 @@
         <w:rPr>
           <w:sz w:val="24"/>
           <w:szCs w:val="24"/>
-          <w:shd w:val="clear" w:color="auto" w:fill="C9C9C9"/>
+          <w:shd w:val="clear" w:color="auto" w:fill="C7C7C7"/>
         </w:rPr>
         <w:t xml:space="preserve">，高</w:t>
         <m:oMath>
@@ -25564,7 +25564,7 @@
           <w:rPr>
             <w:sz w:val="24"/>
             <w:szCs w:val="24"/>
-            <w:shd w:val="clear" w:color="auto" w:fill="C9C9C9"/>
+            <w:shd w:val="clear" w:color="auto" w:fill="C7C7C7"/>
           </w:rPr>
           <w:t xml:space="preserve">/3</w:t>
         </w:r>
@@ -25580,7 +25580,7 @@
         <w:rPr>
           <w:sz w:val="24"/>
           <w:szCs w:val="24"/>
-          <w:shd w:val="clear" w:color="auto" w:fill="C9C9C9"/>
+          <w:shd w:val="clear" w:color="auto" w:fill="C7C7C7"/>
         </w:rPr>
         <w:t xml:space="preserve">/2</w:t>
         <m:oMath>
@@ -25600,7 +25600,7 @@
         <w:rPr>
           <w:sz w:val="24"/>
           <w:szCs w:val="24"/>
-          <w:shd w:val="clear" w:color="auto" w:fill="C9C9C9"/>
+          <w:shd w:val="clear" w:color="auto" w:fill="C7C7C7"/>
         </w:rPr>
         <w:t xml:space="preserve">/8</w:t>
         <m:oMath>
@@ -25630,7 +25630,7 @@
         <w:rPr>
           <w:sz w:val="24"/>
           <w:szCs w:val="24"/>
-          <w:shd w:val="clear" w:color="auto" w:fill="C9C9C9"/>
+          <w:shd w:val="clear" w:color="auto" w:fill="C7C7C7"/>
         </w:rPr>
         <w:t xml:space="preserve">【⁠知⁠识⁠点⁠】</w:t>
       </w:r>
@@ -27427,7 +27427,7 @@
           <w:bCs/>
           <w:sz w:val="24"/>
           <w:szCs w:val="24"/>
-          <w:shd w:val="clear" w:color="auto" w:fill="C9C9C9"/>
+          <w:shd w:val="clear" w:color="auto" w:fill="C7C7C7"/>
         </w:rPr>
         <w:t xml:space="preserve">1.2.5.2-8．</w:t>
       </w:r>
@@ -27676,7 +27676,7 @@
         <w:rPr>
           <w:sz w:val="24"/>
           <w:szCs w:val="24"/>
-          <w:shd w:val="clear" w:color="auto" w:fill="C9C9C9"/>
+          <w:shd w:val="clear" w:color="auto" w:fill="C7C7C7"/>
         </w:rPr>
         <w:t xml:space="preserve">【⁠答⁠案⁠】</w:t>
       </w:r>
@@ -27701,7 +27701,7 @@
         <w:rPr>
           <w:sz w:val="24"/>
           <w:szCs w:val="24"/>
-          <w:shd w:val="clear" w:color="auto" w:fill="C9C9C9"/>
+          <w:shd w:val="clear" w:color="auto" w:fill="C7C7C7"/>
         </w:rPr>
         <w:t xml:space="preserve">√5</w:t>
       </w:r>
@@ -27726,7 +27726,7 @@
         <w:rPr>
           <w:sz w:val="24"/>
           <w:szCs w:val="24"/>
-          <w:shd w:val="clear" w:color="auto" w:fill="C9C9C9"/>
+          <w:shd w:val="clear" w:color="auto" w:fill="C7C7C7"/>
         </w:rPr>
         <w:t xml:space="preserve">【⁠知⁠识⁠点⁠】</w:t>
       </w:r>
@@ -29635,7 +29635,7 @@
           <w:bCs/>
           <w:sz w:val="24"/>
           <w:szCs w:val="24"/>
-          <w:shd w:val="clear" w:color="auto" w:fill="C9C9C9"/>
+          <w:shd w:val="clear" w:color="auto" w:fill="C7C7C7"/>
         </w:rPr>
         <w:t xml:space="preserve">1.2.5.2-9．</w:t>
       </w:r>
@@ -29766,7 +29766,7 @@
         <w:rPr>
           <w:sz w:val="24"/>
           <w:szCs w:val="24"/>
-          <w:shd w:val="clear" w:color="auto" w:fill="C9C9C9"/>
+          <w:shd w:val="clear" w:color="auto" w:fill="C7C7C7"/>
         </w:rPr>
         <w:t xml:space="preserve">【⁠答⁠案⁠】</w:t>
       </w:r>
@@ -29774,7 +29774,7 @@
         <m:r>
           <w:rPr>
             <w:rFonts w:cs="Cambria Math"/>
-            <w:shd w:val="clear" w:color="auto" w:fill="C9C9C9"/>
+            <w:shd w:val="clear" w:color="auto" w:fill="C7C7C7"/>
           </w:rPr>
           <m:t>20</m:t>
         </m:r>
@@ -29784,7 +29784,7 @@
             <m:ctrlPr>
               <w:rPr>
                 <w:rFonts w:ascii="Cambria Math" w:hAnsi="Cambria Math"/>
-                <w:shd w:val="clear" w:color="auto" w:fill="C9C9C9"/>
+                <w:shd w:val="clear" w:color="auto" w:fill="C7C7C7"/>
               </w:rPr>
             </m:ctrlPr>
           </m:radPr>
@@ -29793,7 +29793,7 @@
             <m:r>
               <w:rPr>
                 <w:rFonts w:cs="Cambria Math"/>
-                <w:shd w:val="clear" w:color="auto" w:fill="C9C9C9"/>
+                <w:shd w:val="clear" w:color="auto" w:fill="C7C7C7"/>
               </w:rPr>
               <m:t>3</m:t>
             </m:r>
@@ -29814,7 +29814,7 @@
         <w:rPr>
           <w:sz w:val="24"/>
           <w:szCs w:val="24"/>
-          <w:shd w:val="clear" w:color="auto" w:fill="C9C9C9"/>
+          <w:shd w:val="clear" w:color="auto" w:fill="C7C7C7"/>
         </w:rPr>
         <w:t xml:space="preserve">【⁠知⁠识⁠点⁠】</w:t>
       </w:r>
@@ -30313,7 +30313,7 @@
           <w:bCs/>
           <w:sz w:val="24"/>
           <w:szCs w:val="24"/>
-          <w:shd w:val="clear" w:color="auto" w:fill="C9C9C9"/>
+          <w:shd w:val="clear" w:color="auto" w:fill="C7C7C7"/>
         </w:rPr>
         <w:t xml:space="preserve">1.2.5.2-10．</w:t>
       </w:r>
@@ -30422,7 +30422,7 @@
         <w:rPr>
           <w:sz w:val="24"/>
           <w:szCs w:val="24"/>
-          <w:shd w:val="clear" w:color="auto" w:fill="C9C9C9"/>
+          <w:shd w:val="clear" w:color="auto" w:fill="C7C7C7"/>
         </w:rPr>
         <w:t xml:space="preserve">【⁠答⁠案⁠】</w:t>
       </w:r>
@@ -30448,7 +30448,7 @@
         <m:r>
           <w:rPr>
             <w:rFonts w:cs="Cambria Math"/>
-            <w:shd w:val="clear" w:color="auto" w:fill="C9C9C9"/>
+            <w:shd w:val="clear" w:color="auto" w:fill="C7C7C7"/>
           </w:rPr>
           <m:t>45°</m:t>
         </m:r>
@@ -30466,7 +30466,7 @@
             <m:ctrlPr>
               <w:rPr>
                 <w:rFonts w:ascii="Cambria Math" w:hAnsi="Cambria Math"/>
-                <w:shd w:val="clear" w:color="auto" w:fill="C9C9C9"/>
+                <w:shd w:val="clear" w:color="auto" w:fill="C7C7C7"/>
               </w:rPr>
             </m:ctrlPr>
           </m:fPr>
@@ -30474,7 +30474,7 @@
             <m:r>
               <w:rPr>
                 <w:rFonts w:cs="Cambria Math"/>
-                <w:shd w:val="clear" w:color="auto" w:fill="C9C9C9"/>
+                <w:shd w:val="clear" w:color="auto" w:fill="C7C7C7"/>
               </w:rPr>
               <m:t>π</m:t>
             </m:r>
@@ -30483,7 +30483,7 @@
             <m:r>
               <w:rPr>
                 <w:rFonts w:cs="Cambria Math"/>
-                <w:shd w:val="clear" w:color="auto" w:fill="C9C9C9"/>
+                <w:shd w:val="clear" w:color="auto" w:fill="C7C7C7"/>
               </w:rPr>
               <m:t>4</m:t>
             </m:r>
@@ -30511,7 +30511,7 @@
         <w:rPr>
           <w:sz w:val="24"/>
           <w:szCs w:val="24"/>
-          <w:shd w:val="clear" w:color="auto" w:fill="C9C9C9"/>
+          <w:shd w:val="clear" w:color="auto" w:fill="C7C7C7"/>
         </w:rPr>
         <w:t xml:space="preserve">【⁠知⁠识⁠点⁠】</w:t>
       </w:r>
@@ -31080,7 +31080,7 @@
           <w:bCs/>
           <w:sz w:val="24"/>
           <w:szCs w:val="24"/>
-          <w:shd w:val="clear" w:color="auto" w:fill="C9C9C9"/>
+          <w:shd w:val="clear" w:color="auto" w:fill="C7C7C7"/>
         </w:rPr>
         <w:t xml:space="preserve">1.2.5.2-11．</w:t>
       </w:r>
@@ -31227,7 +31227,7 @@
         <w:rPr>
           <w:sz w:val="24"/>
           <w:szCs w:val="24"/>
-          <w:shd w:val="clear" w:color="auto" w:fill="C9C9C9"/>
+          <w:shd w:val="clear" w:color="auto" w:fill="C7C7C7"/>
         </w:rPr>
         <w:t xml:space="preserve">【⁠答⁠案⁠】</w:t>
       </w:r>
@@ -31235,7 +31235,7 @@
         <m:r>
           <w:rPr>
             <w:rFonts w:cs="Cambria Math"/>
-            <w:shd w:val="clear" w:color="auto" w:fill="C9C9C9"/>
+            <w:shd w:val="clear" w:color="auto" w:fill="C7C7C7"/>
           </w:rPr>
           <m:t>75°</m:t>
         </m:r>
@@ -31254,7 +31254,7 @@
         <w:rPr>
           <w:sz w:val="24"/>
           <w:szCs w:val="24"/>
-          <w:shd w:val="clear" w:color="auto" w:fill="C9C9C9"/>
+          <w:shd w:val="clear" w:color="auto" w:fill="C7C7C7"/>
         </w:rPr>
         <w:t xml:space="preserve">【⁠知⁠识⁠点⁠】</w:t>
       </w:r>
@@ -31998,7 +31998,7 @@
           <w:bCs/>
           <w:sz w:val="24"/>
           <w:szCs w:val="24"/>
-          <w:shd w:val="clear" w:color="auto" w:fill="C9C9C9"/>
+          <w:shd w:val="clear" w:color="auto" w:fill="C7C7C7"/>
         </w:rPr>
         <w:t xml:space="preserve">1.2.5.2-12．</w:t>
       </w:r>
@@ -32210,7 +32210,7 @@
         <w:rPr>
           <w:sz w:val="24"/>
           <w:szCs w:val="24"/>
-          <w:shd w:val="clear" w:color="auto" w:fill="C9C9C9"/>
+          <w:shd w:val="clear" w:color="auto" w:fill="C7C7C7"/>
         </w:rPr>
         <w:t xml:space="preserve">【⁠答⁠案⁠】</w:t>
       </w:r>
@@ -32221,7 +32221,7 @@
             <m:ctrlPr>
               <w:rPr>
                 <w:rFonts w:ascii="Cambria Math" w:hAnsi="Cambria Math"/>
-                <w:shd w:val="clear" w:color="auto" w:fill="C9C9C9"/>
+                <w:shd w:val="clear" w:color="auto" w:fill="C7C7C7"/>
               </w:rPr>
             </m:ctrlPr>
           </m:radPr>
@@ -32230,7 +32230,7 @@
             <m:r>
               <w:rPr>
                 <w:rFonts w:cs="Cambria Math"/>
-                <w:shd w:val="clear" w:color="auto" w:fill="C9C9C9"/>
+                <w:shd w:val="clear" w:color="auto" w:fill="C7C7C7"/>
               </w:rPr>
               <m:t>6</m:t>
             </m:r>
@@ -32251,7 +32251,7 @@
         <w:rPr>
           <w:sz w:val="24"/>
           <w:szCs w:val="24"/>
-          <w:shd w:val="clear" w:color="auto" w:fill="C9C9C9"/>
+          <w:shd w:val="clear" w:color="auto" w:fill="C7C7C7"/>
         </w:rPr>
         <w:t xml:space="preserve">【⁠知⁠识⁠点⁠】</w:t>
       </w:r>
@@ -32789,7 +32789,7 @@
           <w:bCs/>
           <w:sz w:val="24"/>
           <w:szCs w:val="24"/>
-          <w:shd w:val="clear" w:color="auto" w:fill="C9C9C9"/>
+          <w:shd w:val="clear" w:color="auto" w:fill="C7C7C7"/>
         </w:rPr>
         <w:t xml:space="preserve">1.2.5.2-13．</w:t>
       </w:r>
@@ -32823,7 +32823,7 @@
         <w:rPr>
           <w:sz w:val="24"/>
           <w:szCs w:val="24"/>
-          <w:shd w:val="clear" w:color="auto" w:fill="C9C9C9"/>
+          <w:shd w:val="clear" w:color="auto" w:fill="C7C7C7"/>
         </w:rPr>
         <w:t xml:space="preserve">【⁠答⁠案⁠】</w:t>
       </w:r>
@@ -32848,7 +32848,7 @@
         <w:rPr>
           <w:sz w:val="24"/>
           <w:szCs w:val="24"/>
-          <w:shd w:val="clear" w:color="auto" w:fill="C9C9C9"/>
+          <w:shd w:val="clear" w:color="auto" w:fill="C7C7C7"/>
         </w:rPr>
         <w:t xml:space="preserve">证明见解析</w:t>
       </w:r>
@@ -32873,7 +32873,7 @@
         <w:rPr>
           <w:sz w:val="24"/>
           <w:szCs w:val="24"/>
-          <w:shd w:val="clear" w:color="auto" w:fill="C9C9C9"/>
+          <w:shd w:val="clear" w:color="auto" w:fill="C7C7C7"/>
         </w:rPr>
         <w:t xml:space="preserve">【⁠知⁠识⁠点⁠】</w:t>
       </w:r>
@@ -33128,7 +33128,7 @@
           <w:bCs/>
           <w:sz w:val="24"/>
           <w:szCs w:val="24"/>
-          <w:shd w:val="clear" w:color="auto" w:fill="C9C9C9"/>
+          <w:shd w:val="clear" w:color="auto" w:fill="C7C7C7"/>
         </w:rPr>
         <w:t xml:space="preserve">1.2.5.2-14．</w:t>
       </w:r>
@@ -33363,7 +33363,7 @@
         <w:rPr>
           <w:sz w:val="24"/>
           <w:szCs w:val="24"/>
-          <w:shd w:val="clear" w:color="auto" w:fill="C9C9C9"/>
+          <w:shd w:val="clear" w:color="auto" w:fill="C7C7C7"/>
         </w:rPr>
         <w:t xml:space="preserve">【⁠答⁠案⁠】</w:t>
       </w:r>
@@ -33388,7 +33388,7 @@
         <w:rPr>
           <w:sz w:val="24"/>
           <w:szCs w:val="24"/>
-          <w:shd w:val="clear" w:color="auto" w:fill="C9C9C9"/>
+          <w:shd w:val="clear" w:color="auto" w:fill="C7C7C7"/>
         </w:rPr>
         <w:t xml:space="preserve">(1)证明见解析(2)证明见解析</w:t>
       </w:r>
@@ -33413,7 +33413,7 @@
         <w:rPr>
           <w:sz w:val="24"/>
           <w:szCs w:val="24"/>
-          <w:shd w:val="clear" w:color="auto" w:fill="C9C9C9"/>
+          <w:shd w:val="clear" w:color="auto" w:fill="C7C7C7"/>
         </w:rPr>
         <w:t xml:space="preserve">【⁠知⁠识⁠点⁠】</w:t>
       </w:r>
